--- a/06-final-report/final/final-report.docx
+++ b/06-final-report/final/final-report.docx
@@ -2717,7 +2717,7 @@
           <w:sz w:val="22"/>
           <w:szCs w:val="22"/>
         </w:rPr>
-        <w:t xml:space="preserve">두 개념은 서로 독립적이다. 예를 들어, Enterprise 등급 사용자가 LOW 우선순위 요청을 보내는 것도 가능하다. FCFS와 MLFQ는 이러한 등급과 무관하게 동작한다.</w:t>
+        <w:t xml:space="preserve">두 개념은 서로 독립적이다. 예를 들어, Enterprise 등급 사용자가 LOW 우선순위 요청을 보내는 것도 가능하다. FCFS와 MLFQ는 요청 우선순위나 구독 등급과 무관하게, 오직 도착 순서와 실행 시간만으로 동작한다.</w:t>
       </w:r>
     </w:p>
     <w:p>
@@ -8373,6 +8373,20 @@
     </w:p>
     <w:p>
       <w:pPr>
+        <w:spacing w:after="120" w:line="360"/>
+      </w:pPr>
+      <w:r>
+        <w:rPr>
+          <w:rFonts w:ascii="맑은 고딕" w:cs="맑은 고딕" w:eastAsia="맑은 고딕" w:hAnsi="맑은 고딕"/>
+          <w:color w:val="000000"/>
+          <w:sz w:val="22"/>
+          <w:szCs w:val="22"/>
+        </w:rPr>
+        <w:t xml:space="preserve">본 실험에서는 최대 500건 규모로 실험을 수행하였다. 수천 건 이상의 대규모 환경에서의 동작은 향후 연구 과제로 남긴다 (7.2절 참조).</w:t>
+      </w:r>
+    </w:p>
+    <w:p>
+      <w:pPr>
         <w:pStyle w:val="Heading2"/>
         <w:spacing w:after="160" w:before="240"/>
       </w:pPr>
@@ -10492,6 +10506,20 @@
     </w:p>
     <w:p>
       <w:pPr>
+        <w:spacing w:after="120" w:line="360"/>
+      </w:pPr>
+      <w:r>
+        <w:rPr>
+          <w:rFonts w:ascii="맑은 고딕" w:cs="맑은 고딕" w:eastAsia="맑은 고딕" w:hAnsi="맑은 고딕"/>
+          <w:color w:val="000000"/>
+          <w:sz w:val="22"/>
+          <w:szCs w:val="22"/>
+        </w:rPr>
+        <w:t xml:space="preserve">이 결과가 우연이 아닌지 확인하기 위해, 5개 시드의 Short 요청 개선율을 비교하였다. 개선율은 71.8%에서 74.3% 사이에 분포하였으며, 대응표본 t-검정(paired t-test) 결과 t = 45.59 (자유도 4), p &lt; 0.001로 통계적으로 큰 차이가 있음을 확인하였다. 효과 크기 Cohen's d = 25.74로, 이는 매우 큰 효과에 해당한다. 5개 시드 모두에서 일관된 결과가 나왔으므로, MLFQ 선점형이 짧은 요청의 응답시간을 크게 줄이는 효과는 신뢰할 수 있다.</w:t>
+      </w:r>
+    </w:p>
+    <w:p>
+      <w:pPr>
         <w:pStyle w:val="Heading2"/>
         <w:spacing w:after="160" w:before="240"/>
       </w:pPr>
@@ -12519,16 +12547,16 @@
           <w:sz w:val="22"/>
           <w:szCs w:val="22"/>
         </w:rPr>
-        <w:t xml:space="preserve">등급 내 공정성</w:t>
-      </w:r>
-      <w:r>
-        <w:rPr>
-          <w:rFonts w:ascii="맑은 고딕" w:cs="맑은 고딕" w:eastAsia="맑은 고딕" w:hAnsi="맑은 고딕"/>
-          <w:color w:val="000000"/>
-          <w:sz w:val="22"/>
-          <w:szCs w:val="22"/>
-        </w:rPr>
-        <w:t xml:space="preserve">: 같은 구독 등급에 속한 사용자들 사이에서는 대기시간이 균등하게 배분되어야 한다. 표 11에서 각 등급 내의 대기시간 편차를 살펴보면, 같은 등급의 사용자들은 비슷한 대기시간을 가진다. 즉, Enterprise 사용자끼리, Free 사용자끼리의 대기시간은 균등하여, 등급 내 배분은 공정하게 이루어졌다.</w:t>
+        <w:t xml:space="preserve">등급 간 차등의 적절성</w:t>
+      </w:r>
+      <w:r>
+        <w:rPr>
+          <w:rFonts w:ascii="맑은 고딕" w:cs="맑은 고딕" w:eastAsia="맑은 고딕" w:hAnsi="맑은 고딕"/>
+          <w:color w:val="000000"/>
+          <w:sz w:val="22"/>
+          <w:szCs w:val="22"/>
+        </w:rPr>
+        <w:t xml:space="preserve">: Enterprise의 평균 대기시간(약 2,046ms)은 Free(약 21,790ms)에 비해 약 10배 빠르며, 이는 가중치 비율(100:1)에 대응하는 결과이다. Premium(약 8,301ms)과 Standard(약 15,247ms)도 가중치 순서에 맞는 대기시간을 보였다. 본 실험에서는 등급당 1명의 사용자를 배치하였으므로, 같은 등급 내 복수 사용자 간 공정성은 검증 범위에 포함되지 않는다. 등급 내 공정성 분석은 향후 연구 과제로 남긴다.</w:t>
       </w:r>
     </w:p>
     <w:p>
@@ -12542,7 +12570,7 @@
           <w:sz w:val="22"/>
           <w:szCs w:val="22"/>
         </w:rPr>
-        <w:t xml:space="preserve">결론적으로, WFQ는 "등급 간에는 가중치에 비례한 차등을 두고, 등급 내에서는 공정한 배분을 유지"하는 것을 목표로 하며, 실험 결과가 이를 뒷받침한다.</w:t>
+        <w:t xml:space="preserve">결론적으로, WFQ는 가중치에 비례하여 구독 등급 간 차등 서비스를 제공하는 것을 목표로 하며, 실험 결과가 이를 확인하였다.</w:t>
       </w:r>
     </w:p>
     <w:p>
@@ -14135,7 +14163,7 @@
           <w:sz w:val="22"/>
           <w:szCs w:val="22"/>
         </w:rPr>
-        <w:t xml:space="preserve">: FCFS, Priority, MLFQ(비선점형)의 JFI는 모두 1.000으로 사용자 간 균등 배분이 이루어졌다. WFQ의 시스템 수준 JFI는 0.316이었으나, 이는 가중치에 따른 의도적 차등 배분의 결과이며, 같은 구독 등급 내에서는 공정한 배분이 이루어졌다.</w:t>
+        <w:t xml:space="preserve">: FCFS, Priority, MLFQ(비선점형)의 JFI는 모두 1.000으로 사용자 간 균등 배분이 이루어졌다. WFQ의 시스템 수준 JFI는 0.316이었으나, 이는 가중치에 따른 의도적 차등 배분의 결과이다. Enterprise의 대기시간이 Free보다 약 10배 짧아, 가중치 비율(100:1)에 대응하는 차등 서비스가 확인되었다.</w:t>
       </w:r>
     </w:p>
     <w:p>

--- a/06-final-report/final/final-report.docx
+++ b/06-final-report/final/final-report.docx
@@ -537,7 +537,7 @@
           <w:sz w:val="22"/>
           <w:szCs w:val="22"/>
         </w:rPr>
-        <w:t xml:space="preserve">최근 ChatGPT, Claude, Gemini 등 대규모 언어 모델(Large Language Model, LLM) API 서비스가 다양한 분야에서 활용되고 있다. 이에 따라 기업이나 연구실에서도 하나의 조직 계정으로 여러 구성원이 LLM API를 사용하거나, 자체 LLM 서버를 구축하여 여러 사용자에게 서비스하는 사례가 늘어나고 있다.</w:t>
+        <w:t xml:space="preserve">최근 ChatGPT, Claude, Gemini 등 대규모 언어 모델(Large Language Model, LLM) API(Application Programming Interface, 프로그램이 다른 프로그램에 요청을 보내고 결과를 받는 통로) 서비스가 다양한 분야에서 활용되고 있다. 이에 따라 기업이나 연구실에서도 하나의 조직 계정으로 여러 구성원이 LLM API를 사용하거나, 자체 LLM 서버를 구축하여 여러 사용자에게 서비스하는 사례가 늘어나고 있다.</w:t>
       </w:r>
     </w:p>
     <w:p>
@@ -1182,7 +1182,7 @@
           <w:sz w:val="22"/>
           <w:szCs w:val="22"/>
         </w:rPr>
-        <w:t xml:space="preserve">JFI는 네트워크 대역폭 배분, CPU 스케줄링 등 다양한 자원 공유 시스템에서 널리 사용된다. 본 프로젝트에서도 이 지표를 활용하여 각 스케줄링 알고리즘의 공정성을 비교하였다. 다만, WFQ처럼 가중치에 따라 자원을 의도적으로 다르게 배분하는 알고리즘에서는 단순 JFI 대신 가중치를 반영한 정규화된 JFI를 사용해야 정확한 공정성 평가가 가능하다 (5.5절 참조).</w:t>
+        <w:t xml:space="preserve">JFI는 네트워크 대역폭 배분, CPU 스케줄링 등 다양한 자원 공유 시스템에서 널리 사용된다. 본 프로젝트에서도 이 지표를 활용하여 각 스케줄링 알고리즘의 공정성을 비교하였다. 다만, WFQ처럼 가중치에 따라 자원을 의도적으로 다르게 배분하는 알고리즘에서는 단순 JFI 대신 가중치를 반영한 JFI를 사용해야 정확한 공정성 평가가 가능하다 (5.5절 참조).</w:t>
       </w:r>
     </w:p>
     <w:p>
@@ -2068,7 +2068,7 @@
           <w:sz w:val="22"/>
           <w:szCs w:val="22"/>
         </w:rPr>
-        <w:t xml:space="preserve">: Express.js [8] 기반의 HTTP 서버로, 요청 접수, 스케줄러 전환, 통계 조회 등의 기능을 제공한다. 사용자의 요청을 받아서 요청 우선순위와 구독 등급 정보를 포함한 요청 객체를 생성하고, 이를 Rate Limiter를 거쳐 스케줄러에 전달하는 역할을 한다. API 계층은 요청의 접수와 전달을 담당하며, 스케줄링 결정에는 관여하지 않는다.</w:t>
+        <w:t xml:space="preserve">: Express.js [8](Node.js용 웹 서버 프레임워크) 기반의 HTTP 서버로, 요청 접수, 스케줄러 전환, 통계 조회 등의 기능을 제공한다. 사용자의 요청을 받아서 요청 우선순위와 구독 등급 정보를 포함한 요청 객체를 생성하고, 이를 Rate Limiter를 거쳐 스케줄러에 전달하는 역할을 한다. API 계층은 요청의 접수와 전달을 담당하며, 스케줄링 결정에는 관여하지 않는다.</w:t>
       </w:r>
     </w:p>
     <w:p>
@@ -2093,7 +2093,7 @@
           <w:sz w:val="22"/>
           <w:szCs w:val="22"/>
         </w:rPr>
-        <w:t xml:space="preserve">: 시스템의 핵심 부분으로, 네 가지 스케줄링 알고리즘이 구현되어 있다. 모든 알고리즘은 같은 인터페이스(enqueue, dequeue)를 따르기 때문에, 서버 시작 시 환경변수 하나로 알고리즘을 선택할 수 있다. 스케줄러 계층에서는 선택된 알고리즘에 따라 어떤 요청을 다음에 처리할지 결정한다. WFQ의 경우, 구독 등급에 따른 가중치를 기반으로 VFT를 계산하여 처리 순서를 결정한다.</w:t>
+        <w:t xml:space="preserve">: 시스템의 핵심 부분으로, 네 가지 스케줄링 알고리즘이 구현되어 있다. 모든 알고리즘은 같은 인터페이스(enqueue: 대기열에 삽입, dequeue: 대기열에서 꺼내기)를 따르기 때문에, 서버 시작 시 환경변수 하나로 알고리즘을 선택할 수 있다. 스케줄러 계층에서는 선택된 알고리즘에 따라 어떤 요청을 다음에 처리할지 결정한다. WFQ의 경우, 구독 등급에 따른 가중치를 기반으로 VFT를 계산하여 처리 순서를 결정한다.</w:t>
       </w:r>
     </w:p>
     <w:p>
@@ -2118,7 +2118,7 @@
           <w:sz w:val="22"/>
           <w:szCs w:val="22"/>
         </w:rPr>
-        <w:t xml:space="preserve">: 메모리 큐(외부 데이터베이스 없이 프로그램 메모리의 배열로 관리하는 대기열)로 요청을 관리하고, JSON 파일로 처리 이력을 기록한다. LLM 호출은 Ollama를 통해 로컬에서 수행한다.</w:t>
+        <w:t xml:space="preserve">: 메모리 큐(외부 데이터베이스 없이 프로그램 메모리의 배열로 관리하는 대기열)로 요청을 관리하고, JSON(텍스트 기반 데이터 형식) 파일로 처리 이력을 기록한다. LLM 호출은 Ollama를 통해 로컬에서 수행한다.</w:t>
       </w:r>
     </w:p>
     <w:p>
@@ -2135,7 +2135,7 @@
           <w:sz w:val="22"/>
           <w:szCs w:val="22"/>
         </w:rPr>
-        <w:t xml:space="preserve">JFI 산출은 실험 종료 후 처리 결과를 사후 분석하는 방식으로 수행하였다. 실험 중에 실시간으로 계산하는 것이 아니라, 모든 요청이 처리된 뒤 각 사용자별 처리량을 집계하여 계산하였다.</w:t>
+        <w:t xml:space="preserve">JFI 산출은 실험이 끝난 뒤 처리 결과를 집계하는 방식으로 수행하였다. 실험 중에 실시간으로 계산하는 것이 아니라, 모든 요청이 처리된 뒤 각 사용자별 처리량을 모아서 계산하였다.</w:t>
       </w:r>
     </w:p>
     <w:p>
@@ -2798,7 +2798,7 @@
           <w:sz w:val="22"/>
           <w:szCs w:val="22"/>
         </w:rPr>
-        <w:t xml:space="preserve">: MLFQ의 핵심 효과는 짧은 요청을 먼저 처리하기 위해 긴 요청을 하위 큐로 내리는 것이다. 그런데 비선점형으로 운영하면 요청이 중단 없이 끝까지 처리되므로, 큐 간 이동이 발생하지 않는다. 실제로 비선점형 MLFQ는 FCFS와 동일한 결과를 보였다 (5.2절 참조). 이것이 MLFQ 알고리즘 자체의 한계인지, LLM 환경의 비선점형 제약 때문인지 확인하기 위해 시뮬레이션 환경에서 선점형 모드를 추가 구현하였다 (5.3절). 선점형 모드에서는 일정 간격(500ms)으로 현재 처리 중인 요청의 실행 시간을 확인하고, 시간 할당량을 초과한 경우 해당 요청을 중단하고 하위 큐로 이동시킨다.</w:t>
+        <w:t xml:space="preserve">: MLFQ의 핵심 효과는 짧은 요청을 먼저 처리하기 위해 긴 요청을 하위 큐로 내리는 것이다. 그런데 비선점형으로 운영하면 요청이 중단 없이 끝까지 처리되므로, 큐 간 이동이 발생하지 않는다. 실제로 비선점형 MLFQ는 FCFS와 동일한 결과를 보였다 (5.2절 참조). 이것이 MLFQ 알고리즘 자체의 한계인지, LLM 환경의 비선점형 제약 때문인지 확인하기 위해 시뮬레이션 환경에서 선점형(Preemptive) 모드를 추가 구현하였다 (5.3절). 선점형 모드에서는 일정 간격(500ms)으로 현재 처리 중인 요청의 실행 시간을 확인하고, 시간 할당량을 초과한 경우 해당 요청을 중단하고 하위 큐로 이동시킨다.</w:t>
       </w:r>
     </w:p>
     <w:p>
@@ -5523,6 +5523,160 @@
           <w:sz w:val="22"/>
           <w:szCs w:val="22"/>
         </w:rPr>
+        <w:t xml:space="preserve">dequeue 동작은 표 5의 Rule 1(높은 큐 우선)을 그대로 코드로 옮긴 것이다. 상위 큐부터 순서대로 확인하여 요청이 있으면 꺼내고, 모든 큐가 비어 있으면 `null`을 반환한다.</w:t>
+      </w:r>
+    </w:p>
+    <w:p>
+      <w:pPr>
+        <w:spacing w:after="0" w:line="240"/>
+        <w:ind w:left="360"/>
+      </w:pPr>
+      <w:r>
+        <w:rPr>
+          <w:rFonts w:ascii="Consolas" w:cs="Consolas" w:eastAsia="Consolas" w:hAnsi="Consolas"/>
+          <w:color w:val="333333"/>
+          <w:sz w:val="18"/>
+          <w:szCs w:val="18"/>
+        </w:rPr>
+        <w:t xml:space="preserve">// MLFQ 스케줄러: 다음 처리할 요청 선택</w:t>
+      </w:r>
+    </w:p>
+    <w:p>
+      <w:pPr>
+        <w:spacing w:after="0" w:line="240"/>
+        <w:ind w:left="360"/>
+      </w:pPr>
+      <w:r>
+        <w:rPr>
+          <w:rFonts w:ascii="Consolas" w:cs="Consolas" w:eastAsia="Consolas" w:hAnsi="Consolas"/>
+          <w:color w:val="333333"/>
+          <w:sz w:val="18"/>
+          <w:szCs w:val="18"/>
+        </w:rPr>
+        <w:t xml:space="preserve">dequeue() {</w:t>
+      </w:r>
+    </w:p>
+    <w:p>
+      <w:pPr>
+        <w:spacing w:after="0" w:line="240"/>
+        <w:ind w:left="360"/>
+      </w:pPr>
+      <w:r>
+        <w:rPr>
+          <w:rFonts w:ascii="Consolas" w:cs="Consolas" w:eastAsia="Consolas" w:hAnsi="Consolas"/>
+          <w:color w:val="333333"/>
+          <w:sz w:val="18"/>
+          <w:szCs w:val="18"/>
+        </w:rPr>
+        <w:t xml:space="preserve">  for (let i = 0; i &lt; 4; i++) {       // Q0부터 Q3까지 순서대로</w:t>
+      </w:r>
+    </w:p>
+    <w:p>
+      <w:pPr>
+        <w:spacing w:after="0" w:line="240"/>
+        <w:ind w:left="360"/>
+      </w:pPr>
+      <w:r>
+        <w:rPr>
+          <w:rFonts w:ascii="Consolas" w:cs="Consolas" w:eastAsia="Consolas" w:hAnsi="Consolas"/>
+          <w:color w:val="333333"/>
+          <w:sz w:val="18"/>
+          <w:szCs w:val="18"/>
+        </w:rPr>
+        <w:t xml:space="preserve">    if (this.queues[i].length &gt; 0) {  // 요청이 있는 가장 높은 큐에서</w:t>
+      </w:r>
+    </w:p>
+    <w:p>
+      <w:pPr>
+        <w:spacing w:after="0" w:line="240"/>
+        <w:ind w:left="360"/>
+      </w:pPr>
+      <w:r>
+        <w:rPr>
+          <w:rFonts w:ascii="Consolas" w:cs="Consolas" w:eastAsia="Consolas" w:hAnsi="Consolas"/>
+          <w:color w:val="333333"/>
+          <w:sz w:val="18"/>
+          <w:szCs w:val="18"/>
+        </w:rPr>
+        <w:t xml:space="preserve">      return this.queues[i].shift();  // FIFO 순서로 꺼낸다</w:t>
+      </w:r>
+    </w:p>
+    <w:p>
+      <w:pPr>
+        <w:spacing w:after="0" w:line="240"/>
+        <w:ind w:left="360"/>
+      </w:pPr>
+      <w:r>
+        <w:rPr>
+          <w:rFonts w:ascii="Consolas" w:cs="Consolas" w:eastAsia="Consolas" w:hAnsi="Consolas"/>
+          <w:color w:val="333333"/>
+          <w:sz w:val="18"/>
+          <w:szCs w:val="18"/>
+        </w:rPr>
+        <w:t xml:space="preserve">    }</w:t>
+      </w:r>
+    </w:p>
+    <w:p>
+      <w:pPr>
+        <w:spacing w:after="0" w:line="240"/>
+        <w:ind w:left="360"/>
+      </w:pPr>
+      <w:r>
+        <w:rPr>
+          <w:rFonts w:ascii="Consolas" w:cs="Consolas" w:eastAsia="Consolas" w:hAnsi="Consolas"/>
+          <w:color w:val="333333"/>
+          <w:sz w:val="18"/>
+          <w:szCs w:val="18"/>
+        </w:rPr>
+        <w:t xml:space="preserve">  }</w:t>
+      </w:r>
+    </w:p>
+    <w:p>
+      <w:pPr>
+        <w:spacing w:after="0" w:line="240"/>
+        <w:ind w:left="360"/>
+      </w:pPr>
+      <w:r>
+        <w:rPr>
+          <w:rFonts w:ascii="Consolas" w:cs="Consolas" w:eastAsia="Consolas" w:hAnsi="Consolas"/>
+          <w:color w:val="333333"/>
+          <w:sz w:val="18"/>
+          <w:szCs w:val="18"/>
+        </w:rPr>
+        <w:t xml:space="preserve">  return null;  // 모든 큐가 비어 있는 경우</w:t>
+      </w:r>
+    </w:p>
+    <w:p>
+      <w:pPr>
+        <w:spacing w:after="0" w:line="240"/>
+        <w:ind w:left="360"/>
+      </w:pPr>
+      <w:r>
+        <w:rPr>
+          <w:rFonts w:ascii="Consolas" w:cs="Consolas" w:eastAsia="Consolas" w:hAnsi="Consolas"/>
+          <w:color w:val="333333"/>
+          <w:sz w:val="18"/>
+          <w:szCs w:val="18"/>
+        </w:rPr>
+        <w:t xml:space="preserve">}</w:t>
+      </w:r>
+    </w:p>
+    <w:p>
+      <w:pPr>
+        <w:spacing w:after="80"/>
+      </w:pPr>
+    </w:p>
+    <w:p>
+      <w:pPr>
+        <w:spacing w:after="120" w:line="360"/>
+      </w:pPr>
+      <w:r>
+        <w:rPr>
+          <w:rFonts w:ascii="맑은 고딕" w:cs="맑은 고딕" w:eastAsia="맑은 고딕" w:hAnsi="맑은 고딕"/>
+          <w:color w:val="000000"/>
+          <w:sz w:val="22"/>
+          <w:szCs w:val="22"/>
+        </w:rPr>
         <w:t xml:space="preserve">선점형 모드에서는 500ms 간격으로 현재 처리 중인 요청의 실행 시간을 확인한다. 시간 할당량을 초과한 요청은 하위 큐로 이동시키고, 상위 큐의 다음 요청을 먼저 처리한다. 큐 강등 시 해당 요청의 사용 시간은 0으로 리셋되어, 새 큐의 할당량을 처음부터 다시 받는다 (큐별 독립 할당량). 즉, Q0에서 1,000ms를 쓰고 Q1으로 내려오면, Q1에서는 3,000ms를 새로 부여받는다.</w:t>
       </w:r>
     </w:p>
@@ -5601,6 +5755,325 @@
         </w:rPr>
         <w:t xml:space="preserve">여기서 처리 비용은 요청 1건당 1로 고정하였다. 이렇게 한 이유는 다음과 같다. LLM 응답의 출력 토큰 수는 생성이 완료되기 전까지 알 수 없으므로, VFT 계산 시점에서 실제 처리 비용을 알 수 없다. 입력 토큰만으로는 실제 자원 소모를 정확히 반영하기 어렵다. 또한 공정성 측정(JFI)도 처리 건수 기준이므로, 스케줄링과 측정의 기준을 요청 건수로 일치시켰다.</w:t>
       </w:r>
+    </w:p>
+    <w:p>
+      <w:pPr>
+        <w:spacing w:after="120" w:line="360"/>
+      </w:pPr>
+      <w:r>
+        <w:rPr>
+          <w:rFonts w:ascii="맑은 고딕" w:cs="맑은 고딕" w:eastAsia="맑은 고딕" w:hAnsi="맑은 고딕"/>
+          <w:color w:val="000000"/>
+          <w:sz w:val="22"/>
+          <w:szCs w:val="22"/>
+        </w:rPr>
+        <w:t xml:space="preserve">WFQ 스케줄러의 핵심 동작은 두 부분으로 나뉜다. 요청이 들어올 때 VFT를 계산하여 저장하고, 다음 요청을 꺼낼 때 VFT가 가장 작은 요청을 선택한다.</w:t>
+      </w:r>
+    </w:p>
+    <w:p>
+      <w:pPr>
+        <w:spacing w:after="0" w:line="240"/>
+        <w:ind w:left="360"/>
+      </w:pPr>
+      <w:r>
+        <w:rPr>
+          <w:rFonts w:ascii="Consolas" w:cs="Consolas" w:eastAsia="Consolas" w:hAnsi="Consolas"/>
+          <w:color w:val="333333"/>
+          <w:sz w:val="18"/>
+          <w:szCs w:val="18"/>
+        </w:rPr>
+        <w:t xml:space="preserve">// WFQ 스케줄러: 요청을 대기열에 추가하며 VFT 계산</w:t>
+      </w:r>
+    </w:p>
+    <w:p>
+      <w:pPr>
+        <w:spacing w:after="0" w:line="240"/>
+        <w:ind w:left="360"/>
+      </w:pPr>
+      <w:r>
+        <w:rPr>
+          <w:rFonts w:ascii="Consolas" w:cs="Consolas" w:eastAsia="Consolas" w:hAnsi="Consolas"/>
+          <w:color w:val="333333"/>
+          <w:sz w:val="18"/>
+          <w:szCs w:val="18"/>
+        </w:rPr>
+        <w:t xml:space="preserve">enqueue(request) {</w:t>
+      </w:r>
+    </w:p>
+    <w:p>
+      <w:pPr>
+        <w:spacing w:after="0" w:line="240"/>
+        <w:ind w:left="360"/>
+      </w:pPr>
+      <w:r>
+        <w:rPr>
+          <w:rFonts w:ascii="Consolas" w:cs="Consolas" w:eastAsia="Consolas" w:hAnsi="Consolas"/>
+          <w:color w:val="333333"/>
+          <w:sz w:val="18"/>
+          <w:szCs w:val="18"/>
+        </w:rPr>
+        <w:t xml:space="preserve">  const tenant = this.tenants.get(request.tenantId);</w:t>
+      </w:r>
+    </w:p>
+    <w:p>
+      <w:pPr>
+        <w:spacing w:after="0" w:line="240"/>
+        <w:ind w:left="360"/>
+      </w:pPr>
+      <w:r>
+        <w:rPr>
+          <w:rFonts w:ascii="Consolas" w:cs="Consolas" w:eastAsia="Consolas" w:hAnsi="Consolas"/>
+          <w:color w:val="333333"/>
+          <w:sz w:val="18"/>
+          <w:szCs w:val="18"/>
+        </w:rPr>
+        <w:t xml:space="preserve">  // 현재 테넌트의 가상 시각과 전체 가상 시각 중 큰 값을 시작점으로</w:t>
+      </w:r>
+    </w:p>
+    <w:p>
+      <w:pPr>
+        <w:spacing w:after="0" w:line="240"/>
+        <w:ind w:left="360"/>
+      </w:pPr>
+      <w:r>
+        <w:rPr>
+          <w:rFonts w:ascii="Consolas" w:cs="Consolas" w:eastAsia="Consolas" w:hAnsi="Consolas"/>
+          <w:color w:val="333333"/>
+          <w:sz w:val="18"/>
+          <w:szCs w:val="18"/>
+        </w:rPr>
+        <w:t xml:space="preserve">  const startTime = Math.max(tenant.virtualTime, this.globalVirtualTime);</w:t>
+      </w:r>
+    </w:p>
+    <w:p>
+      <w:pPr>
+        <w:spacing w:after="0" w:line="240"/>
+        <w:ind w:left="360"/>
+      </w:pPr>
+      <w:r>
+        <w:rPr>
+          <w:rFonts w:ascii="Consolas" w:cs="Consolas" w:eastAsia="Consolas" w:hAnsi="Consolas"/>
+          <w:color w:val="333333"/>
+          <w:sz w:val="18"/>
+          <w:szCs w:val="18"/>
+        </w:rPr>
+        <w:t xml:space="preserve">  // 처리 비용 1을 가중치로 나눔 (가중치가 클수록 증가분이 작음)</w:t>
+      </w:r>
+    </w:p>
+    <w:p>
+      <w:pPr>
+        <w:spacing w:after="0" w:line="240"/>
+        <w:ind w:left="360"/>
+      </w:pPr>
+      <w:r>
+        <w:rPr>
+          <w:rFonts w:ascii="Consolas" w:cs="Consolas" w:eastAsia="Consolas" w:hAnsi="Consolas"/>
+          <w:color w:val="333333"/>
+          <w:sz w:val="18"/>
+          <w:szCs w:val="18"/>
+        </w:rPr>
+        <w:t xml:space="preserve">  request.virtualFinishTime = startTime + (1 / tenant.weight);</w:t>
+      </w:r>
+    </w:p>
+    <w:p>
+      <w:pPr>
+        <w:spacing w:after="0" w:line="240"/>
+        <w:ind w:left="360"/>
+      </w:pPr>
+      <w:r>
+        <w:rPr>
+          <w:rFonts w:ascii="Consolas" w:cs="Consolas" w:eastAsia="Consolas" w:hAnsi="Consolas"/>
+          <w:color w:val="333333"/>
+          <w:sz w:val="18"/>
+          <w:szCs w:val="18"/>
+        </w:rPr>
+        <w:t xml:space="preserve">  this.queue.push(request);</w:t>
+      </w:r>
+    </w:p>
+    <w:p>
+      <w:pPr>
+        <w:spacing w:after="0" w:line="240"/>
+        <w:ind w:left="360"/>
+      </w:pPr>
+      <w:r>
+        <w:rPr>
+          <w:rFonts w:ascii="Consolas" w:cs="Consolas" w:eastAsia="Consolas" w:hAnsi="Consolas"/>
+          <w:color w:val="333333"/>
+          <w:sz w:val="18"/>
+          <w:szCs w:val="18"/>
+        </w:rPr>
+        <w:t xml:space="preserve">}</w:t>
+      </w:r>
+    </w:p>
+    <w:p>
+      <w:pPr>
+        <w:spacing w:after="0" w:line="240"/>
+        <w:ind w:left="360"/>
+      </w:pPr>
+      <w:r>
+        <w:rPr>
+          <w:rFonts w:ascii="Consolas" w:cs="Consolas" w:eastAsia="Consolas" w:hAnsi="Consolas"/>
+          <w:color w:val="333333"/>
+          <w:sz w:val="18"/>
+          <w:szCs w:val="18"/>
+        </w:rPr>
+        <w:t xml:space="preserve"/>
+      </w:r>
+    </w:p>
+    <w:p>
+      <w:pPr>
+        <w:spacing w:after="0" w:line="240"/>
+        <w:ind w:left="360"/>
+      </w:pPr>
+      <w:r>
+        <w:rPr>
+          <w:rFonts w:ascii="Consolas" w:cs="Consolas" w:eastAsia="Consolas" w:hAnsi="Consolas"/>
+          <w:color w:val="333333"/>
+          <w:sz w:val="18"/>
+          <w:szCs w:val="18"/>
+        </w:rPr>
+        <w:t xml:space="preserve">// VFT가 가장 작은 요청을 선택하여 꺼내기</w:t>
+      </w:r>
+    </w:p>
+    <w:p>
+      <w:pPr>
+        <w:spacing w:after="0" w:line="240"/>
+        <w:ind w:left="360"/>
+      </w:pPr>
+      <w:r>
+        <w:rPr>
+          <w:rFonts w:ascii="Consolas" w:cs="Consolas" w:eastAsia="Consolas" w:hAnsi="Consolas"/>
+          <w:color w:val="333333"/>
+          <w:sz w:val="18"/>
+          <w:szCs w:val="18"/>
+        </w:rPr>
+        <w:t xml:space="preserve">dequeue() {</w:t>
+      </w:r>
+    </w:p>
+    <w:p>
+      <w:pPr>
+        <w:spacing w:after="0" w:line="240"/>
+        <w:ind w:left="360"/>
+      </w:pPr>
+      <w:r>
+        <w:rPr>
+          <w:rFonts w:ascii="Consolas" w:cs="Consolas" w:eastAsia="Consolas" w:hAnsi="Consolas"/>
+          <w:color w:val="333333"/>
+          <w:sz w:val="18"/>
+          <w:szCs w:val="18"/>
+        </w:rPr>
+        <w:t xml:space="preserve">  let minIdx = 0;</w:t>
+      </w:r>
+    </w:p>
+    <w:p>
+      <w:pPr>
+        <w:spacing w:after="0" w:line="240"/>
+        <w:ind w:left="360"/>
+      </w:pPr>
+      <w:r>
+        <w:rPr>
+          <w:rFonts w:ascii="Consolas" w:cs="Consolas" w:eastAsia="Consolas" w:hAnsi="Consolas"/>
+          <w:color w:val="333333"/>
+          <w:sz w:val="18"/>
+          <w:szCs w:val="18"/>
+        </w:rPr>
+        <w:t xml:space="preserve">  for (let i = 1; i &lt; this.queue.length; i++) {</w:t>
+      </w:r>
+    </w:p>
+    <w:p>
+      <w:pPr>
+        <w:spacing w:after="0" w:line="240"/>
+        <w:ind w:left="360"/>
+      </w:pPr>
+      <w:r>
+        <w:rPr>
+          <w:rFonts w:ascii="Consolas" w:cs="Consolas" w:eastAsia="Consolas" w:hAnsi="Consolas"/>
+          <w:color w:val="333333"/>
+          <w:sz w:val="18"/>
+          <w:szCs w:val="18"/>
+        </w:rPr>
+        <w:t xml:space="preserve">    if (this.queue[i].virtualFinishTime &lt; this.queue[minIdx].virtualFinishTime) {</w:t>
+      </w:r>
+    </w:p>
+    <w:p>
+      <w:pPr>
+        <w:spacing w:after="0" w:line="240"/>
+        <w:ind w:left="360"/>
+      </w:pPr>
+      <w:r>
+        <w:rPr>
+          <w:rFonts w:ascii="Consolas" w:cs="Consolas" w:eastAsia="Consolas" w:hAnsi="Consolas"/>
+          <w:color w:val="333333"/>
+          <w:sz w:val="18"/>
+          <w:szCs w:val="18"/>
+        </w:rPr>
+        <w:t xml:space="preserve">      minIdx = i;</w:t>
+      </w:r>
+    </w:p>
+    <w:p>
+      <w:pPr>
+        <w:spacing w:after="0" w:line="240"/>
+        <w:ind w:left="360"/>
+      </w:pPr>
+      <w:r>
+        <w:rPr>
+          <w:rFonts w:ascii="Consolas" w:cs="Consolas" w:eastAsia="Consolas" w:hAnsi="Consolas"/>
+          <w:color w:val="333333"/>
+          <w:sz w:val="18"/>
+          <w:szCs w:val="18"/>
+        </w:rPr>
+        <w:t xml:space="preserve">    }</w:t>
+      </w:r>
+    </w:p>
+    <w:p>
+      <w:pPr>
+        <w:spacing w:after="0" w:line="240"/>
+        <w:ind w:left="360"/>
+      </w:pPr>
+      <w:r>
+        <w:rPr>
+          <w:rFonts w:ascii="Consolas" w:cs="Consolas" w:eastAsia="Consolas" w:hAnsi="Consolas"/>
+          <w:color w:val="333333"/>
+          <w:sz w:val="18"/>
+          <w:szCs w:val="18"/>
+        </w:rPr>
+        <w:t xml:space="preserve">  }</w:t>
+      </w:r>
+    </w:p>
+    <w:p>
+      <w:pPr>
+        <w:spacing w:after="0" w:line="240"/>
+        <w:ind w:left="360"/>
+      </w:pPr>
+      <w:r>
+        <w:rPr>
+          <w:rFonts w:ascii="Consolas" w:cs="Consolas" w:eastAsia="Consolas" w:hAnsi="Consolas"/>
+          <w:color w:val="333333"/>
+          <w:sz w:val="18"/>
+          <w:szCs w:val="18"/>
+        </w:rPr>
+        <w:t xml:space="preserve">  return this.queue.splice(minIdx, 1)[0];</w:t>
+      </w:r>
+    </w:p>
+    <w:p>
+      <w:pPr>
+        <w:spacing w:after="0" w:line="240"/>
+        <w:ind w:left="360"/>
+      </w:pPr>
+      <w:r>
+        <w:rPr>
+          <w:rFonts w:ascii="Consolas" w:cs="Consolas" w:eastAsia="Consolas" w:hAnsi="Consolas"/>
+          <w:color w:val="333333"/>
+          <w:sz w:val="18"/>
+          <w:szCs w:val="18"/>
+        </w:rPr>
+        <w:t xml:space="preserve">}</w:t>
+      </w:r>
+    </w:p>
+    <w:p>
+      <w:pPr>
+        <w:spacing w:after="80"/>
+      </w:pPr>
     </w:p>
     <w:p>
       <w:pPr>
@@ -10515,7 +10988,7 @@
           <w:sz w:val="22"/>
           <w:szCs w:val="22"/>
         </w:rPr>
-        <w:t xml:space="preserve">이 결과가 우연이 아닌지 확인하기 위해, 5개 시드의 Short 요청 개선율을 비교하였다. 개선율은 71.8%에서 74.3% 사이에 분포하였으며, 대응표본 t-검정(paired t-test) 결과 t = 45.59 (자유도 4), p &lt; 0.001로 통계적으로 큰 차이가 있음을 확인하였다. 효과 크기 Cohen's d = 25.74로, 이는 매우 큰 효과에 해당한다. 5개 시드 모두에서 일관된 결과가 나왔으므로, MLFQ 선점형이 짧은 요청의 응답시간을 크게 줄이는 효과는 신뢰할 수 있다.</w:t>
+        <w:t xml:space="preserve">이 결과가 우연에 의한 것이 아닌지 확인하기 위해, 5개 시드의 Short 요청 개선율을 비교하였다. 개선율은 71.8%에서 74.3% 사이의 좁은 범위에 분포하여, 어떤 시드에서도 비슷한 수준의 개선이 나타났다. 대응표본 t-검정(paired t-test, 같은 조건에서 반복 측정한 두 값의 평균이 서로 다른지 확인하는 통계 방법)을 수행한 결과, p-값(관측된 차이가 우연에 의한 것일 확률)이 0.001 미만으로 나왔다. 이는 MLFQ 선점형의 개선 효과가 시드 선택과 무관하게 일관되게 나타남을 뜻한다. 따라서 MLFQ 선점형이 짧은 요청의 응답시간을 크게 줄이는 효과는 믿을 수 있다고 판단하였다.</w:t>
       </w:r>
     </w:p>
     <w:p>
@@ -12479,7 +12952,7 @@
           <w:sz w:val="22"/>
           <w:szCs w:val="22"/>
         </w:rPr>
-        <w:t xml:space="preserve">WFQ의 이중 JFI 분석</w:t>
+        <w:t xml:space="preserve">WFQ의 JFI를 두 가지 관점에서 살펴보기</w:t>
       </w:r>
       <w:r>
         <w:rPr>
@@ -12570,7 +13043,7 @@
           <w:sz w:val="22"/>
           <w:szCs w:val="22"/>
         </w:rPr>
-        <w:t xml:space="preserve">결론적으로, WFQ는 가중치에 비례하여 구독 등급 간 차등 서비스를 제공하는 것을 목표로 하며, 실험 결과가 이를 확인하였다.</w:t>
+        <w:t xml:space="preserve">정리하면, WFQ는 가중치에 비례하여 구독 등급 간 차등 서비스를 제공하는 것을 목표로 하며, 실험 결과가 이를 확인하였다.</w:t>
       </w:r>
     </w:p>
     <w:p>
@@ -13870,7 +14343,7 @@
           <w:sz w:val="22"/>
           <w:szCs w:val="22"/>
         </w:rPr>
-        <w:t xml:space="preserve"> 기본 실험에서는 요청당 10~100ms의 처리 시간을 사용하였으나, 실제 LLM 추론은 입력 길이, 출력 토큰 수, 모델 크기에 따라 수백 밀리초에서 수십 초까지 다양하다. 실서버 실험(5.4절)에서도 짧은 프롬프트에 대해 약 116ms의 처리 시간이 관측되었으나, 실제 활용 환경에서는 이보다 훨씬 긴 처리 시간이 예상된다.</w:t>
+        <w:t xml:space="preserve"> 기본 실험에서는 요청당 10~100ms의 처리 시간을 사용하였으나, 실제 LLM 추론은 입력 길이, 출력 토큰 수, 모델 크기에 따라 수백 밀리초에서 수십 초까지 다양하다. 실서버 실험(5.4절)에서도 짧은 프롬프트에 대해 약 116ms의 처리 시간이 측정되었으나, 실제 활용 환경에서는 이보다 훨씬 긴 처리 시간이 예상된다.</w:t>
       </w:r>
     </w:p>
     <w:p>
@@ -14039,28 +14512,6 @@
       </w:r>
     </w:p>
     <w:p>
-      <w:r>
-        <w:br w:type="page"/>
-      </w:r>
-    </w:p>
-    <w:p>
-      <w:pPr>
-        <w:pStyle w:val="Heading1"/>
-        <w:spacing w:after="200" w:before="360"/>
-      </w:pPr>
-      <w:r>
-        <w:rPr>
-          <w:rFonts w:ascii="맑은 고딕" w:cs="맑은 고딕" w:eastAsia="맑은 고딕" w:hAnsi="맑은 고딕"/>
-          <w:b/>
-          <w:bCs/>
-          <w:color w:val="000000"/>
-          <w:sz w:val="28"/>
-          <w:szCs w:val="28"/>
-        </w:rPr>
-        <w:t xml:space="preserve">7. 결론 및 향후 연구</w:t>
-      </w:r>
-    </w:p>
-    <w:p>
       <w:pPr>
         <w:pStyle w:val="Heading2"/>
         <w:spacing w:after="160" w:before="240"/>
@@ -14074,7 +14525,7 @@
           <w:sz w:val="24"/>
           <w:szCs w:val="24"/>
         </w:rPr>
-        <w:t xml:space="preserve">7.1 결론</w:t>
+        <w:t xml:space="preserve">6.3 프로젝트의 의의</w:t>
       </w:r>
     </w:p>
     <w:p>
@@ -14088,13 +14539,22 @@
           <w:sz w:val="22"/>
           <w:szCs w:val="22"/>
         </w:rPr>
-        <w:t xml:space="preserve">본 프로젝트에서는 운영체제의 스케줄링 알고리즘(FCFS, Priority Scheduling, MLFQ, WFQ)을 다중 사용자 LLM API 요청 관리에 적용하고, 시뮬레이션 및 실서버 실험을 통해 성능과 공정성을 비교하였다.</w:t>
+        <w:t xml:space="preserve">본 프로젝트는 두 가지 면에서 의의가 있다.</w:t>
       </w:r>
     </w:p>
     <w:p>
       <w:pPr>
         <w:spacing w:after="120" w:line="360"/>
       </w:pPr>
+      <w:r>
+        <w:rPr>
+          <w:rFonts w:ascii="맑은 고딕" w:cs="맑은 고딕" w:eastAsia="맑은 고딕" w:hAnsi="맑은 고딕"/>
+          <w:color w:val="000000"/>
+          <w:sz w:val="22"/>
+          <w:szCs w:val="22"/>
+        </w:rPr>
+        <w:t xml:space="preserve">첫째, </w:t>
+      </w:r>
       <w:r>
         <w:rPr>
           <w:rFonts w:ascii="맑은 고딕" w:cs="맑은 고딕" w:eastAsia="맑은 고딕" w:hAnsi="맑은 고딕"/>
@@ -14104,22 +14564,31 @@
           <w:sz w:val="22"/>
           <w:szCs w:val="22"/>
         </w:rPr>
-        <w:t xml:space="preserve">RQ1 (스케줄링 적용)</w:t>
-      </w:r>
-      <w:r>
-        <w:rPr>
-          <w:rFonts w:ascii="맑은 고딕" w:cs="맑은 고딕" w:eastAsia="맑은 고딕" w:hAnsi="맑은 고딕"/>
-          <w:color w:val="000000"/>
-          <w:sz w:val="22"/>
-          <w:szCs w:val="22"/>
-        </w:rPr>
-        <w:t xml:space="preserve">: 네 가지 스케줄링 알고리즘을 LLM API 환경에 맞게 구현하였다. 모든 알고리즘은 같은 인터페이스(enqueue/dequeue)를 따르도록 설계하여, 환경변수만으로 알고리즘을 전환할 수 있다. 다만, MLFQ의 선점형 모드는 실제 LLM 환경에서 적용이 어렵다는 한계를 확인하였다.</w:t>
+        <w:t xml:space="preserve">운영체제 이론의 실제 응용을 확인</w:t>
+      </w:r>
+      <w:r>
+        <w:rPr>
+          <w:rFonts w:ascii="맑은 고딕" w:cs="맑은 고딕" w:eastAsia="맑은 고딕" w:hAnsi="맑은 고딕"/>
+          <w:color w:val="000000"/>
+          <w:sz w:val="22"/>
+          <w:szCs w:val="22"/>
+        </w:rPr>
+        <w:t xml:space="preserve">하였다. CPU 스케줄링을 위해 개발된 FCFS, Priority Scheduling, MLFQ 알고리즘과 네트워크 자원 배분을 위한 WFQ 알고리즘을 LLM API 환경에 적용해보고 동작을 확인하였다. 교과서에서 배운 이론을 새로운 문제 영역에 적용해본 경험은, 앞으로 다른 영역의 문제를 해결할 때도 도움이 될 것이다.</w:t>
       </w:r>
     </w:p>
     <w:p>
       <w:pPr>
         <w:spacing w:after="120" w:line="360"/>
       </w:pPr>
+      <w:r>
+        <w:rPr>
+          <w:rFonts w:ascii="맑은 고딕" w:cs="맑은 고딕" w:eastAsia="맑은 고딕" w:hAnsi="맑은 고딕"/>
+          <w:color w:val="000000"/>
+          <w:sz w:val="22"/>
+          <w:szCs w:val="22"/>
+        </w:rPr>
+        <w:t xml:space="preserve">둘째, </w:t>
+      </w:r>
       <w:r>
         <w:rPr>
           <w:rFonts w:ascii="맑은 고딕" w:cs="맑은 고딕" w:eastAsia="맑은 고딕" w:hAnsi="맑은 고딕"/>
@@ -14129,21 +14598,41 @@
           <w:sz w:val="22"/>
           <w:szCs w:val="22"/>
         </w:rPr>
-        <w:t xml:space="preserve">RQ2 (성능 비교)</w:t>
-      </w:r>
-      <w:r>
-        <w:rPr>
-          <w:rFonts w:ascii="맑은 고딕" w:cs="맑은 고딕" w:eastAsia="맑은 고딕" w:hAnsi="맑은 고딕"/>
-          <w:color w:val="000000"/>
-          <w:sz w:val="22"/>
-          <w:szCs w:val="22"/>
-        </w:rPr>
-        <w:t xml:space="preserve">: 비선점형 환경에서 네 알고리즘의 전체 처리량은 유사하였다. 스케줄러는 처리 순서를 결정할 뿐, 처리 속도 자체를 변경하지 않기 때문이다. 선점형 MLFQ에서는 짧은 요청의 응답시간이 약 73% 감소하였으나, 긴 요청의 응답시간은 약 89% 증가하였다. WFQ에서는 구독 등급에 따른 대기시간 차등이 나타나, Enterprise 등급의 평균 대기시간이 Free 등급의 약 1/12 수준이었다.</w:t>
+        <w:t xml:space="preserve">기존 LLM 서빙 도구의 부족한 부분을 구체적으로 확인</w:t>
+      </w:r>
+      <w:r>
+        <w:rPr>
+          <w:rFonts w:ascii="맑은 고딕" w:cs="맑은 고딕" w:eastAsia="맑은 고딕" w:hAnsi="맑은 고딕"/>
+          <w:color w:val="000000"/>
+          <w:sz w:val="22"/>
+          <w:szCs w:val="22"/>
+        </w:rPr>
+        <w:t xml:space="preserve">하였다. vLLM, TGI 같은 기존 도구는 전체 처리량을 높이는 데 집중하고 있으며, 사용자별 공정성이나 요청 우선순위 관리는 제공하지 않는다. 본 프로젝트에서는 이 부분에 운영체제 스케줄링 이론을 적용하면 어떤 효과가 있는지를 네 가지 알고리즘 비교를 통해 확인하였다. 특히 WFQ가 가중치에 비례한 차등 서비스를 잘 구현한다는 점은, 유료 LLM 서비스의 구독 등급 관리에 활용할 수 있는 가능성을 보여준다.</w:t>
       </w:r>
     </w:p>
     <w:p>
       <w:pPr>
         <w:spacing w:after="120" w:line="360"/>
+      </w:pPr>
+      <w:r>
+        <w:rPr>
+          <w:rFonts w:ascii="맑은 고딕" w:cs="맑은 고딕" w:eastAsia="맑은 고딕" w:hAnsi="맑은 고딕"/>
+          <w:color w:val="000000"/>
+          <w:sz w:val="22"/>
+          <w:szCs w:val="22"/>
+        </w:rPr>
+        <w:t xml:space="preserve">다만 본 프로젝트는 최대 500건 규모의 작은 실험으로 확인한 결과이며, 실제 운영 환경의 대규모 요청에서도 같은 결과가 나올지는 추가 확인이 필요하다.</w:t>
+      </w:r>
+    </w:p>
+    <w:p>
+      <w:r>
+        <w:br w:type="page"/>
+      </w:r>
+    </w:p>
+    <w:p>
+      <w:pPr>
+        <w:pStyle w:val="Heading1"/>
+        <w:spacing w:after="200" w:before="360"/>
       </w:pPr>
       <w:r>
         <w:rPr>
@@ -14151,6 +14640,103 @@
           <w:b/>
           <w:bCs/>
           <w:color w:val="000000"/>
+          <w:sz w:val="28"/>
+          <w:szCs w:val="28"/>
+        </w:rPr>
+        <w:t xml:space="preserve">7. 결론 및 향후 연구</w:t>
+      </w:r>
+    </w:p>
+    <w:p>
+      <w:pPr>
+        <w:pStyle w:val="Heading2"/>
+        <w:spacing w:after="160" w:before="240"/>
+      </w:pPr>
+      <w:r>
+        <w:rPr>
+          <w:rFonts w:ascii="맑은 고딕" w:cs="맑은 고딕" w:eastAsia="맑은 고딕" w:hAnsi="맑은 고딕"/>
+          <w:b/>
+          <w:bCs/>
+          <w:color w:val="333333"/>
+          <w:sz w:val="24"/>
+          <w:szCs w:val="24"/>
+        </w:rPr>
+        <w:t xml:space="preserve">7.1 결론</w:t>
+      </w:r>
+    </w:p>
+    <w:p>
+      <w:pPr>
+        <w:spacing w:after="120" w:line="360"/>
+      </w:pPr>
+      <w:r>
+        <w:rPr>
+          <w:rFonts w:ascii="맑은 고딕" w:cs="맑은 고딕" w:eastAsia="맑은 고딕" w:hAnsi="맑은 고딕"/>
+          <w:color w:val="000000"/>
+          <w:sz w:val="22"/>
+          <w:szCs w:val="22"/>
+        </w:rPr>
+        <w:t xml:space="preserve">본 프로젝트에서는 운영체제의 스케줄링 알고리즘(FCFS, Priority Scheduling, MLFQ, WFQ)을 다중 사용자 LLM API 요청 관리에 적용하고, 시뮬레이션 및 실서버 실험을 통해 성능과 공정성을 비교하였다.</w:t>
+      </w:r>
+    </w:p>
+    <w:p>
+      <w:pPr>
+        <w:spacing w:after="120" w:line="360"/>
+      </w:pPr>
+      <w:r>
+        <w:rPr>
+          <w:rFonts w:ascii="맑은 고딕" w:cs="맑은 고딕" w:eastAsia="맑은 고딕" w:hAnsi="맑은 고딕"/>
+          <w:b/>
+          <w:bCs/>
+          <w:color w:val="000000"/>
+          <w:sz w:val="22"/>
+          <w:szCs w:val="22"/>
+        </w:rPr>
+        <w:t xml:space="preserve">RQ1 (스케줄링 적용)</w:t>
+      </w:r>
+      <w:r>
+        <w:rPr>
+          <w:rFonts w:ascii="맑은 고딕" w:cs="맑은 고딕" w:eastAsia="맑은 고딕" w:hAnsi="맑은 고딕"/>
+          <w:color w:val="000000"/>
+          <w:sz w:val="22"/>
+          <w:szCs w:val="22"/>
+        </w:rPr>
+        <w:t xml:space="preserve">: 네 가지 스케줄링 알고리즘을 LLM API 환경에 맞게 구현하였다. 모든 알고리즘은 같은 인터페이스(enqueue/dequeue)를 따르도록 설계하여, 환경변수만으로 알고리즘을 전환할 수 있다. 다만, MLFQ의 선점형 모드는 실제 LLM 환경에서 적용이 어렵다는 한계를 확인하였다.</w:t>
+      </w:r>
+    </w:p>
+    <w:p>
+      <w:pPr>
+        <w:spacing w:after="120" w:line="360"/>
+      </w:pPr>
+      <w:r>
+        <w:rPr>
+          <w:rFonts w:ascii="맑은 고딕" w:cs="맑은 고딕" w:eastAsia="맑은 고딕" w:hAnsi="맑은 고딕"/>
+          <w:b/>
+          <w:bCs/>
+          <w:color w:val="000000"/>
+          <w:sz w:val="22"/>
+          <w:szCs w:val="22"/>
+        </w:rPr>
+        <w:t xml:space="preserve">RQ2 (성능 비교)</w:t>
+      </w:r>
+      <w:r>
+        <w:rPr>
+          <w:rFonts w:ascii="맑은 고딕" w:cs="맑은 고딕" w:eastAsia="맑은 고딕" w:hAnsi="맑은 고딕"/>
+          <w:color w:val="000000"/>
+          <w:sz w:val="22"/>
+          <w:szCs w:val="22"/>
+        </w:rPr>
+        <w:t xml:space="preserve">: 비선점형 환경에서 네 알고리즘의 전체 처리량은 유사하였다. 스케줄러는 처리 순서를 결정할 뿐, 처리 속도 자체를 변경하지 않기 때문이다. 선점형 MLFQ에서는 짧은 요청의 응답시간이 약 73% 감소하였으나, 긴 요청의 응답시간은 약 89% 증가하였다. WFQ에서는 구독 등급에 따른 대기시간 차등이 나타나, Enterprise 등급의 평균 대기시간이 Free 등급의 약 1/12 수준이었다.</w:t>
+      </w:r>
+    </w:p>
+    <w:p>
+      <w:pPr>
+        <w:spacing w:after="120" w:line="360"/>
+      </w:pPr>
+      <w:r>
+        <w:rPr>
+          <w:rFonts w:ascii="맑은 고딕" w:cs="맑은 고딕" w:eastAsia="맑은 고딕" w:hAnsi="맑은 고딕"/>
+          <w:b/>
+          <w:bCs/>
+          <w:color w:val="000000"/>
           <w:sz w:val="22"/>
           <w:szCs w:val="22"/>
         </w:rPr>
@@ -14177,7 +14763,7 @@
           <w:sz w:val="22"/>
           <w:szCs w:val="22"/>
         </w:rPr>
-        <w:t xml:space="preserve">부가적으로, Rate Limiter를 통한 구독 등급별 요청 제한 기능도 구현하여, 스케줄러와 독립적으로 과도한 요청을 사전에 차단할 수 있음을 확인하였다.</w:t>
+        <w:t xml:space="preserve">또한 Rate Limiter를 통한 구독 등급별 요청 제한 기능도 구현하여, 스케줄러와 독립적으로 과도한 요청을 사전에 차단할 수 있음을 확인하였다.</w:t>
       </w:r>
     </w:p>
     <w:p>

--- a/06-final-report/final/final-report.docx
+++ b/06-final-report/final/final-report.docx
@@ -854,7 +854,7 @@
           <w:sz w:val="22"/>
           <w:szCs w:val="22"/>
         </w:rPr>
-        <w:t xml:space="preserve">프로세스 스케줄링은 운영체제에서 CPU 자원을 여러 프로세스에 나누어 주기 위한 방법이다. 어떤 순서로 처리할지에 따라 다양한 알고리즘이 연구되어 왔다 [3]. 본 프로젝트에서 사용한 네 가지 알고리즘의 핵심 특성은 그림 8과 같다.</w:t>
+        <w:t xml:space="preserve">프로세스 스케줄링은 운영체제에서 CPU 자원을 여러 프로세스에 나누어 주기 위한 방법이다. 어떤 순서로 처리할지에 따라 다양한 알고리즘이 연구되어 왔다 [3]. 본 프로젝트에서 사용한 네 가지 알고리즘의 핵심 특성은 그림 7과 같다.</w:t>
       </w:r>
     </w:p>
     <w:p>
@@ -922,7 +922,7 @@
           <w:sz w:val="20"/>
           <w:szCs w:val="20"/>
         </w:rPr>
-        <w:t xml:space="preserve">[그림 8] 스케줄링 알고리즘 개념 비교</w:t>
+        <w:t xml:space="preserve">[그림 7] 스케줄링 알고리즘 개념 비교</w:t>
       </w:r>
     </w:p>
     <w:p>
@@ -3085,7 +3085,7 @@
           <w:sz w:val="22"/>
           <w:szCs w:val="22"/>
         </w:rPr>
-        <w:t xml:space="preserve"> 한도를 초과한 요청은 거부(HTTP 429)되고, 허용된 요청만 다음 단계로 진행한다.</w:t>
+        <w:t xml:space="preserve"> 한도를 초과한 요청은 거부(HTTP 429 Too Many Requests)되고, 허용된 요청만 다음 단계로 진행한다.</w:t>
       </w:r>
     </w:p>
     <w:p>
@@ -4577,7 +4577,7 @@
           <w:sz w:val="22"/>
           <w:szCs w:val="22"/>
         </w:rPr>
-        <w:t xml:space="preserve">4개 알고리즘 중 FCFS와 Priority는 구현이 단순하므로, 여기서는 상대적으로 복잡한 MLFQ와 WFQ의 핵심 동작만 설명한다.</w:t>
+        <w:t xml:space="preserve">4개 알고리즘 중 FCFS와 Priority는 구현이 단순하므로, 여기서는 구현이 더 복잡한 MLFQ와 WFQ의 핵심 동작만 설명한다.</w:t>
       </w:r>
     </w:p>
     <w:p>
@@ -6689,7 +6689,7 @@
           <w:sz w:val="22"/>
           <w:szCs w:val="22"/>
         </w:rPr>
-        <w:t xml:space="preserve">실험은 크게 세 가지로 구분된다 (그림 9). 기본 실험과 MLFQ 선점형 실험은 시간 기반 시뮬레이션으로, 실서버 실험은 Ollama를 활용한 실제 LLM 호출로 수행하였다.</w:t>
+        <w:t xml:space="preserve">실험은 크게 세 가지로 구분된다 (그림 8). 기본 실험과 MLFQ 선점형 실험은 시간 기반 시뮬레이션으로, 실서버 실험은 Ollama를 활용한 실제 LLM 호출로 수행하였다.</w:t>
       </w:r>
     </w:p>
     <w:p>
@@ -6757,7 +6757,7 @@
           <w:sz w:val="20"/>
           <w:szCs w:val="20"/>
         </w:rPr>
-        <w:t xml:space="preserve">[그림 9] 실험 환경 구성도</w:t>
+        <w:t xml:space="preserve">[그림 8] 실험 환경 구성도</w:t>
       </w:r>
     </w:p>
     <w:p>
@@ -14147,79 +14147,6 @@
         </w:tc>
       </w:tr>
     </w:tbl>
-    <w:p>
-      <w:pPr>
-        <w:spacing w:after="80"/>
-      </w:pPr>
-    </w:p>
-    <w:p>
-      <w:pPr>
-        <w:spacing w:after="80"/>
-      </w:pPr>
-    </w:p>
-    <w:p>
-      <w:pPr>
-        <w:spacing w:after="100" w:before="100"/>
-        <w:jc w:val="center"/>
-      </w:pPr>
-      <w:r>
-        <w:drawing>
-          <wp:inline distT="0" distB="0" distL="0" distR="0">
-            <wp:extent cx="5400675" cy="3038475"/>
-            <wp:effectExtent t="0" r="0" b="0" l="0"/>
-            <wp:docPr id="1" name="" descr="" title=""/>
-            <wp:cNvGraphicFramePr>
-              <a:graphicFrameLocks xmlns:a="http://schemas.openxmlformats.org/drawingml/2006/main" noChangeAspect="1"/>
-            </wp:cNvGraphicFramePr>
-            <a:graphic xmlns:a="http://schemas.openxmlformats.org/drawingml/2006/main">
-              <a:graphicData uri="http://schemas.openxmlformats.org/drawingml/2006/picture">
-                <pic:pic xmlns:pic="http://schemas.openxmlformats.org/drawingml/2006/picture">
-                  <pic:nvPicPr>
-                    <pic:cNvPr id="0" name="" descr=""/>
-                    <pic:cNvPicPr>
-                      <a:picLocks noChangeAspect="1" noChangeArrowheads="1"/>
-                    </pic:cNvPicPr>
-                  </pic:nvPicPr>
-                  <pic:blipFill>
-                    <a:blip r:embed="rId17" cstate="none"/>
-                    <a:srcRect/>
-                    <a:stretch>
-                      <a:fillRect/>
-                    </a:stretch>
-                  </pic:blipFill>
-                  <pic:spPr bwMode="auto">
-                    <a:xfrm>
-                      <a:off x="0" y="0"/>
-                      <a:ext cx="5400675" cy="3038475"/>
-                    </a:xfrm>
-                    <a:prstGeom prst="rect">
-                      <a:avLst/>
-                    </a:prstGeom>
-                  </pic:spPr>
-                </pic:pic>
-              </a:graphicData>
-            </a:graphic>
-          </wp:inline>
-        </w:drawing>
-      </w:r>
-    </w:p>
-    <w:p>
-      <w:pPr>
-        <w:spacing w:after="120" w:line="360"/>
-        <w:jc w:val="center"/>
-      </w:pPr>
-      <w:r>
-        <w:rPr>
-          <w:rFonts w:ascii="맑은 고딕" w:cs="맑은 고딕" w:eastAsia="맑은 고딕" w:hAnsi="맑은 고딕"/>
-          <w:i/>
-          <w:iCs/>
-          <w:color w:val="666666"/>
-          <w:sz w:val="20"/>
-          <w:szCs w:val="20"/>
-        </w:rPr>
-        <w:t xml:space="preserve">[그림 7] 알고리즘 특성 비교 요약</w:t>
-      </w:r>
-    </w:p>
     <w:p>
       <w:pPr>
         <w:spacing w:after="80"/>

--- a/06-final-report/final/final-report.docx
+++ b/06-final-report/final/final-report.docx
@@ -1027,7 +1027,7 @@
           <w:sz w:val="22"/>
           <w:szCs w:val="22"/>
         </w:rPr>
-        <w:t xml:space="preserve">는 네트워크 분야에서 사용되는 공정한 자원 배분 알고리즘이다. WFQ는 GPS(Generalized Processor Sharing)라는 이론적 모델을 실제로 구현한 것이다. GPS는 모든 사용자에게 가중치에 비례하여 자원을 동시에 나누어주는 이상적인 모델이지만, 실제 시스템에서는 요청을 동시에 처리하는 것이 불가능하다. WFQ는 이를 해결하기 위해 가상 완료 시각(Virtual Finish Time, VFT)이라는 값을 계산한다. VFT는 "이 요청이 가상으로 언제잤 처리 완료될지"를 나타내는 계산값으로, 이 값이 작을수록 먼저 처리된다. VFT가 가장 작은 요청부터 처리하는 방식으로 GPS와 비슷한 공정한 배분 결과를 얻는다 [4]. 각 사용자에 가중치를 부여하고, 가중치가 클수록 VFT가 느리게 증가하여 더 자주 선택되고, 결과적으로 더 많은 자원을 받게 된다. 카페에 비유하면, 가중치가 큰 사용자는 큰 컵을 들고 있어 한 번에 더 많은 양을 받는 것과 같고, 가중치가 작은 사용자는 작은 컵을 들고 있어 조금씩 받는 것과 같다. WFQ는 인터넷 라우터의 트래픽 관리에서 널리 사용되며, 서비스 등급별로 대역폭을 차등 배분하는 QoS(Quality of Service) 정책의 기반이 된다 [4]. 구체적인 VFT 계산 방식은 4.3절에서 설명한다.</w:t>
+        <w:t xml:space="preserve">는 네트워크 분야에서 사용되는 공정한 자원 배분 알고리즘이다. WFQ는 GPS(Generalized Processor Sharing)라는 이론적 모델을 실제로 구현한 것이다. GPS는 모든 사용자에게 가중치에 비례하여 자원을 동시에 나누어주는 이상적인 모델이지만, 실제 시스템에서는 요청을 동시에 처리하는 것이 불가능하다. WFQ는 이를 해결하기 위해 가상 완료 시각(Virtual Finish Time, VFT)이라는 값을 계산한다. VFT는 "이 요청이 가상으로 언제 처리 완료될지"를 나타내는 계산값으로, 이 값이 작을수록 먼저 처리된다. VFT가 가장 작은 요청부터 처리하는 방식으로 GPS와 비슷한 공정한 배분 결과를 얻는다 [4]. 각 사용자에 가중치를 부여하고, 가중치가 클수록 VFT가 느리게 증가하여 더 자주 선택되고, 결과적으로 더 많은 자원을 받게 된다. 카페에 비유하면, 가중치가 큰 사용자는 큰 컵을 들고 있어 한 번에 더 많은 양을 받는 것과 같고, 가중치가 작은 사용자는 작은 컵을 들고 있어 조금씩 받는 것과 같다. WFQ는 인터넷 라우터의 트래픽 관리에서 널리 사용되며, 서비스 등급별로 대역폭을 차등 배분하는 QoS(Quality of Service) 정책의 기반이 된다 [4]. 구체적인 VFT 계산 방식은 4.3절에서 설명한다.</w:t>
       </w:r>
     </w:p>
     <w:p>
@@ -1211,6 +1211,20 @@
           <w:szCs w:val="22"/>
         </w:rPr>
         <w:t xml:space="preserve">JFI는 네트워크 대역폭 배분, CPU 스케줄링 등 다양한 자원 공유 시스템에서 널리 사용된다. 본 프로젝트에서도 이 지표를 활용하여 각 스케줄링 알고리즘의 공정성을 비교하였다. 다만, WFQ처럼 가중치에 따라 자원을 의도적으로 다르게 배분하는 알고리즘에서는 단순 JFI 대신 가중치를 반영한 JFI를 사용해야 정확한 공정성 평가가 가능하다 (5.5절 참조).</w:t>
+      </w:r>
+    </w:p>
+    <w:p>
+      <w:pPr>
+        <w:spacing w:after="120" w:line="360"/>
+      </w:pPr>
+      <w:r>
+        <w:rPr>
+          <w:rFonts w:ascii="맑은 고딕" w:cs="맑은 고딕" w:eastAsia="맑은 고딕" w:hAnsi="맑은 고딕"/>
+          <w:color w:val="000000"/>
+          <w:sz w:val="22"/>
+          <w:szCs w:val="22"/>
+        </w:rPr>
+        <w:t xml:space="preserve">지금까지 살펴본 스케줄링 이론과 공정성 측정 방법을 실제 LLM API 요청 관리 시스템에 어떻게 적용할 것인지, 다음 장에서는 시스템 설계 관점으로 기술한다.</w:t>
       </w:r>
     </w:p>
     <w:p>
@@ -2151,23 +2165,6 @@
     </w:p>
     <w:p>
       <w:pPr>
-        <w:spacing w:after="120" w:line="360"/>
-        <w:ind w:left="360"/>
-      </w:pPr>
-      <w:r>
-        <w:rPr>
-          <w:rFonts w:ascii="맑은 고딕" w:cs="맑은 고딕" w:eastAsia="맑은 고딕" w:hAnsi="맑은 고딕"/>
-          <w:i/>
-          <w:iCs/>
-          <w:color w:val="333333"/>
-          <w:sz w:val="22"/>
-          <w:szCs w:val="22"/>
-        </w:rPr>
-        <w:t xml:space="preserve">JFI 산출은 실험이 끝난 뒤 처리 결과를 집계하는 방식으로 수행하였다. 실험 중에 실시간으로 계산하는 것이 아니라, 모든 요청이 처리된 뒤 각 사용자별 처리량을 모아서 계산하였다.</w:t>
-      </w:r>
-    </w:p>
-    <w:p>
-      <w:pPr>
         <w:pStyle w:val="Heading2"/>
         <w:spacing w:after="160" w:before="240"/>
       </w:pPr>
@@ -3207,6 +3204,20 @@
       </w:r>
     </w:p>
     <w:p>
+      <w:pPr>
+        <w:spacing w:after="120" w:line="360"/>
+      </w:pPr>
+      <w:r>
+        <w:rPr>
+          <w:rFonts w:ascii="맑은 고딕" w:cs="맑은 고딕" w:eastAsia="맑은 고딕" w:hAnsi="맑은 고딕"/>
+          <w:color w:val="000000"/>
+          <w:sz w:val="22"/>
+          <w:szCs w:val="22"/>
+        </w:rPr>
+        <w:t xml:space="preserve">다음 장에서는 이러한 설계가 실제 코드로 어떻게 구현되었는지를 기술 스택, 모듈 구조, 핵심 알고리즘 순으로 살펴본다.</w:t>
+      </w:r>
+    </w:p>
+    <w:p>
       <w:r>
         <w:br w:type="page"/>
       </w:r>
@@ -6741,6 +6752,20 @@
       </w:r>
     </w:p>
     <w:p>
+      <w:pPr>
+        <w:spacing w:after="120" w:line="360"/>
+      </w:pPr>
+      <w:r>
+        <w:rPr>
+          <w:rFonts w:ascii="맑은 고딕" w:cs="맑은 고딕" w:eastAsia="맑은 고딕" w:hAnsi="맑은 고딕"/>
+          <w:color w:val="000000"/>
+          <w:sz w:val="22"/>
+          <w:szCs w:val="22"/>
+        </w:rPr>
+        <w:t xml:space="preserve">다음 장에서는 구현된 네 스케줄러의 동작 특성과 공정성을, 시뮬레이션 실험과 실서버 실험을 통해 비교한 결과를 제시한다.</w:t>
+      </w:r>
+    </w:p>
+    <w:p>
       <w:r>
         <w:br w:type="page"/>
       </w:r>
@@ -8961,6 +8986,23 @@
     </w:p>
     <w:p>
       <w:pPr>
+        <w:spacing w:after="120" w:line="360"/>
+        <w:ind w:left="360"/>
+      </w:pPr>
+      <w:r>
+        <w:rPr>
+          <w:rFonts w:ascii="맑은 고딕" w:cs="맑은 고딕" w:eastAsia="맑은 고딕" w:hAnsi="맑은 고딕"/>
+          <w:i/>
+          <w:iCs/>
+          <w:color w:val="333333"/>
+          <w:sz w:val="22"/>
+          <w:szCs w:val="22"/>
+        </w:rPr>
+        <w:t xml:space="preserve">JFI 산출은 실험 중 실시간으로 계산하는 것이 아니라, 모든 요청이 처리된 뒤 각 사용자별 처리량 또는 대기시간을 집계하여 계산하였다. 계산 방식의 세부 차이는 5.5절에서 다룬다.</w:t>
+      </w:r>
+    </w:p>
+    <w:p>
+      <w:pPr>
         <w:pStyle w:val="Heading2"/>
         <w:spacing w:after="160" w:before="240"/>
       </w:pPr>
@@ -9003,7 +9045,7 @@
           <w:sz w:val="22"/>
           <w:szCs w:val="22"/>
         </w:rPr>
-        <w:t xml:space="preserve">표 10. 알고리즘별 성능 비교 (500건)</w:t>
+        <w:t xml:space="preserve">표 10. 알고리즘별 성능 비교 (500건, 지표: 대기시간 기준)</w:t>
       </w:r>
     </w:p>
     <w:tbl>
@@ -9623,6 +9665,20 @@
       <w:pPr>
         <w:spacing w:after="80"/>
       </w:pPr>
+    </w:p>
+    <w:p>
+      <w:pPr>
+        <w:spacing w:after="120" w:line="360"/>
+      </w:pPr>
+      <w:r>
+        <w:rPr>
+          <w:rFonts w:ascii="맑은 고딕" w:cs="맑은 고딕" w:eastAsia="맑은 고딕" w:hAnsi="맑은 고딕"/>
+          <w:color w:val="000000"/>
+          <w:sz w:val="22"/>
+          <w:szCs w:val="22"/>
+        </w:rPr>
+        <w:t xml:space="preserve">여기서 "대기시간(wait time)"은 요청이 대기열에 들어간 시점부터 처리가 시작된 시점까지의 시간이며, 처리 시간 자체는 포함하지 않는다. 5.3절의 선점형 MLFQ 비교에서는 대신 "응답시간(response time, 도착부터 완료까지)"을 사용하는데, 이는 선점형에서 처리가 여러 번 중단·재개되어 "대기시간" 하나로는 성능을 비교하기 어렵기 때문이다.</w:t>
+      </w:r>
     </w:p>
     <w:p>
       <w:pPr>
@@ -9769,7 +9825,7 @@
           <w:sz w:val="22"/>
           <w:szCs w:val="22"/>
         </w:rPr>
-        <w:t xml:space="preserve">: FCFS와 완전히 동일한 결과가 나왔다 (평균 대기시간 약 12,203ms, 처리량 약 18.72 req/s, JFI 1.000). 비선점형에서는 모든 요청이 중단 없이 완료되므로, Q0에서 처리가 끝나 큐 이동이 발생하지 않기 때문이다. 이 결과가 MLFQ 선점형 실험을 추가 수행한 계기이다.</w:t>
+        <w:t xml:space="preserve">: FCFS와 완전히 동일한 결과가 나왔다 (평균 대기시간 약 12,203ms, 처리량 약 18.72 req/s, JFI 1.000). 두 가지 이유 때문이다. 첫째, 본 기본 실험의 처리 시간이 10~100ms로 짧아 모든 요청이 Q0의 시간 할당량(1,000ms) 안에 완료되어 큐 강등이 일어나지 않는다. 둘째, 비선점형 환경에서는 한번 처리가 시작된 요청이 중단되지 않으므로, 대기열에 있는 요청 중에서도 가장 높은 큐(Q0)의 요청부터 꺼내는 동작이 결과적으로 도착 순서와 같아진다. 이 결과는 MLFQ가 비선점형 환경에서 FCFS 이상의 효과를 내지 못한다는 것을 의미하며, MLFQ의 이론적 효과(짧은 요청 우대)를 확인하기 위해 5.3절의 선점형 시뮬레이션 실험을 추가로 수행하였다.</w:t>
       </w:r>
     </w:p>
     <w:p>
@@ -10342,7 +10398,7 @@
           <w:sz w:val="22"/>
           <w:szCs w:val="22"/>
         </w:rPr>
-        <w:t xml:space="preserve">표 12. MLFQ 선점형 vs FCFS 비교 (요청 유형별, 5회 평균)</w:t>
+        <w:t xml:space="preserve">표 12. MLFQ 선점형 vs FCFS 비교 (요청 유형별, 5회 평균, 지표: 응답시간 기준)</w:t>
       </w:r>
     </w:p>
     <w:tbl>
@@ -11089,7 +11145,7 @@
           <w:sz w:val="22"/>
           <w:szCs w:val="22"/>
         </w:rPr>
-        <w:t xml:space="preserve">이 결과가 우연에 의한 것이 아닌지 확인하기 위해, 5개 시드의 Short 요청 개선율을 비교하였다. 개선율은 71.8%에서 74.3% 사이의 좁은 범위에 분포하여, 어떤 시드에서도 비슷한 수준의 개선이 나타났다.</w:t>
+        <w:t xml:space="preserve">이 결과가 우연에 의한 것이 아닌지 확인하기 위해, 5개 시드의 Short 요청 개선율을 비교하였다. 개선율은 71.8%에서 74.3% 사이의 좁은 범위에 분포하여, 어떤 시드에서도 비슷한 수준의 개선이 나타났다 (시드별 세부 수치는 부록 B의 표 18 참조).</w:t>
       </w:r>
     </w:p>
     <w:p>
@@ -12493,6 +12549,71 @@
     </w:p>
     <w:p>
       <w:pPr>
+        <w:spacing w:after="120" w:line="360"/>
+      </w:pPr>
+      <w:r>
+        <w:rPr>
+          <w:rFonts w:ascii="맑은 고딕" w:cs="맑은 고딕" w:eastAsia="맑은 고딕" w:hAnsi="맑은 고딕"/>
+          <w:b/>
+          <w:bCs/>
+          <w:color w:val="000000"/>
+          <w:sz w:val="22"/>
+          <w:szCs w:val="22"/>
+        </w:rPr>
+        <w:t xml:space="preserve">JFI 계산 방식의 이원성 주의</w:t>
+      </w:r>
+      <w:r>
+        <w:rPr>
+          <w:rFonts w:ascii="맑은 고딕" w:cs="맑은 고딕" w:eastAsia="맑은 고딕" w:hAnsi="맑은 고딕"/>
+          <w:color w:val="000000"/>
+          <w:sz w:val="22"/>
+          <w:szCs w:val="22"/>
+        </w:rPr>
+        <w:t xml:space="preserve">: 본 실험에서는 JFI를 두 가지 방식으로 계산하였으며, 알고리즘마다 적용한 방식이 다르다. FCFS, Priority, MLFQ는 등급 간 대기시간 차이를 측정하기 위해 </w:t>
+      </w:r>
+      <w:r>
+        <w:rPr>
+          <w:rFonts w:ascii="맑은 고딕" w:cs="맑은 고딕" w:eastAsia="맑은 고딕" w:hAnsi="맑은 고딕"/>
+          <w:b/>
+          <w:bCs/>
+          <w:color w:val="000000"/>
+          <w:sz w:val="22"/>
+          <w:szCs w:val="22"/>
+        </w:rPr>
+        <w:t xml:space="preserve">대기시간 기반 JFI</w:t>
+      </w:r>
+      <w:r>
+        <w:rPr>
+          <w:rFonts w:ascii="맑은 고딕" w:cs="맑은 고딕" w:eastAsia="맑은 고딕" w:hAnsi="맑은 고딕"/>
+          <w:color w:val="000000"/>
+          <w:sz w:val="22"/>
+          <w:szCs w:val="22"/>
+        </w:rPr>
+        <w:t xml:space="preserve">를 사용하였고(값이 1에 가까울수록 등급 간 대기시간이 균등함), WFQ는 가중치에 비례한 처리량 배분을 측정하기 위해 WFQScheduler 내장의 </w:t>
+      </w:r>
+      <w:r>
+        <w:rPr>
+          <w:rFonts w:ascii="맑은 고딕" w:cs="맑은 고딕" w:eastAsia="맑은 고딕" w:hAnsi="맑은 고딕"/>
+          <w:b/>
+          <w:bCs/>
+          <w:color w:val="000000"/>
+          <w:sz w:val="22"/>
+          <w:szCs w:val="22"/>
+        </w:rPr>
+        <w:t xml:space="preserve">처리량 기반 JFI</w:t>
+      </w:r>
+      <w:r>
+        <w:rPr>
+          <w:rFonts w:ascii="맑은 고딕" w:cs="맑은 고딕" w:eastAsia="맑은 고딕" w:hAnsi="맑은 고딕"/>
+          <w:color w:val="000000"/>
+          <w:sz w:val="22"/>
+          <w:szCs w:val="22"/>
+        </w:rPr>
+        <w:t xml:space="preserve">를 사용하였다(처리량이 가중치에 정확히 비례하면 1에 가까워짐). 따라서 표 15의 0.316과 1.000을 단순 비교하는 것은 적절하지 않으며, WFQ의 0.316은 "공정성 실패"가 아닌 "의도한 차등이 작동 중"을 의미한다.</w:t>
+      </w:r>
+    </w:p>
+    <w:p>
+      <w:pPr>
         <w:spacing w:after="80" w:line="360"/>
       </w:pPr>
       <w:r>
@@ -12520,14 +12641,15 @@
         </w:tblBorders>
       </w:tblPr>
       <w:tblGrid>
-        <w:gridCol w:w="2644"/>
-        <w:gridCol w:w="2644"/>
-        <w:gridCol w:w="2644"/>
+        <w:gridCol w:w="1983"/>
+        <w:gridCol w:w="1983"/>
+        <w:gridCol w:w="1983"/>
+        <w:gridCol w:w="1983"/>
       </w:tblGrid>
       <w:tr>
         <w:tc>
           <w:tcPr>
-            <w:tcW w:type="dxa" w:w="2644"/>
+            <w:tcW w:type="dxa" w:w="1983"/>
             <w:tcBorders>
               <w:top w:val="single" w:color="AAAAAA" w:sz="1"/>
               <w:left w:val="single" w:color="AAAAAA" w:sz="1"/>
@@ -12557,7 +12679,7 @@
         </w:tc>
         <w:tc>
           <w:tcPr>
-            <w:tcW w:type="dxa" w:w="2644"/>
+            <w:tcW w:type="dxa" w:w="1983"/>
             <w:tcBorders>
               <w:top w:val="single" w:color="AAAAAA" w:sz="1"/>
               <w:left w:val="single" w:color="AAAAAA" w:sz="1"/>
@@ -12587,7 +12709,7 @@
         </w:tc>
         <w:tc>
           <w:tcPr>
-            <w:tcW w:type="dxa" w:w="2644"/>
+            <w:tcW w:type="dxa" w:w="1983"/>
             <w:tcBorders>
               <w:top w:val="single" w:color="AAAAAA" w:sz="1"/>
               <w:left w:val="single" w:color="AAAAAA" w:sz="1"/>
@@ -12611,6 +12733,36 @@
                 <w:sz w:val="20"/>
                 <w:szCs w:val="20"/>
               </w:rPr>
+              <w:t xml:space="preserve">계산 방식</w:t>
+            </w:r>
+          </w:p>
+        </w:tc>
+        <w:tc>
+          <w:tcPr>
+            <w:tcW w:type="dxa" w:w="1983"/>
+            <w:tcBorders>
+              <w:top w:val="single" w:color="AAAAAA" w:sz="1"/>
+              <w:left w:val="single" w:color="AAAAAA" w:sz="1"/>
+              <w:bottom w:val="single" w:color="AAAAAA" w:sz="1"/>
+              <w:right w:val="single" w:color="AAAAAA" w:sz="1"/>
+            </w:tcBorders>
+            <w:shd w:fill="D9E2F3" w:val="clear"/>
+            <w:vAlign w:val="center"/>
+          </w:tcPr>
+          <w:p>
+            <w:pPr>
+              <w:spacing w:after="40" w:before="40"/>
+              <w:jc w:val="center"/>
+            </w:pPr>
+            <w:r>
+              <w:rPr>
+                <w:rFonts w:ascii="맑은 고딕" w:cs="맑은 고딕" w:eastAsia="맑은 고딕" w:hAnsi="맑은 고딕"/>
+                <w:b/>
+                <w:bCs/>
+                <w:color w:val="000000"/>
+                <w:sz w:val="20"/>
+                <w:szCs w:val="20"/>
+              </w:rPr>
               <w:t xml:space="preserve">해석</w:t>
             </w:r>
           </w:p>
@@ -12619,7 +12771,7 @@
       <w:tr>
         <w:tc>
           <w:tcPr>
-            <w:tcW w:type="dxa" w:w="2644"/>
+            <w:tcW w:type="dxa" w:w="1983"/>
             <w:tcBorders>
               <w:top w:val="single" w:color="AAAAAA" w:sz="1"/>
               <w:left w:val="single" w:color="AAAAAA" w:sz="1"/>
@@ -12648,7 +12800,7 @@
         </w:tc>
         <w:tc>
           <w:tcPr>
-            <w:tcW w:type="dxa" w:w="2644"/>
+            <w:tcW w:type="dxa" w:w="1983"/>
             <w:tcBorders>
               <w:top w:val="single" w:color="AAAAAA" w:sz="1"/>
               <w:left w:val="single" w:color="AAAAAA" w:sz="1"/>
@@ -12677,7 +12829,36 @@
         </w:tc>
         <w:tc>
           <w:tcPr>
-            <w:tcW w:type="dxa" w:w="2644"/>
+            <w:tcW w:type="dxa" w:w="1983"/>
+            <w:tcBorders>
+              <w:top w:val="single" w:color="AAAAAA" w:sz="1"/>
+              <w:left w:val="single" w:color="AAAAAA" w:sz="1"/>
+              <w:bottom w:val="single" w:color="AAAAAA" w:sz="1"/>
+              <w:right w:val="single" w:color="AAAAAA" w:sz="1"/>
+            </w:tcBorders>
+            <w:vAlign w:val="center"/>
+          </w:tcPr>
+          <w:p>
+            <w:pPr>
+              <w:spacing w:after="40" w:before="40"/>
+              <w:jc w:val="left"/>
+            </w:pPr>
+            <w:r>
+              <w:rPr>
+                <w:rFonts w:ascii="맑은 고딕" w:cs="맑은 고딕" w:eastAsia="맑은 고딕" w:hAnsi="맑은 고딕"/>
+                <w:b w:val="false"/>
+                <w:bCs w:val="false"/>
+                <w:color w:val="000000"/>
+                <w:sz w:val="20"/>
+                <w:szCs w:val="20"/>
+              </w:rPr>
+              <w:t xml:space="preserve">대기시간 기반</w:t>
+            </w:r>
+          </w:p>
+        </w:tc>
+        <w:tc>
+          <w:tcPr>
+            <w:tcW w:type="dxa" w:w="1983"/>
             <w:tcBorders>
               <w:top w:val="single" w:color="AAAAAA" w:sz="1"/>
               <w:left w:val="single" w:color="AAAAAA" w:sz="1"/>
@@ -12708,7 +12889,7 @@
       <w:tr>
         <w:tc>
           <w:tcPr>
-            <w:tcW w:type="dxa" w:w="2644"/>
+            <w:tcW w:type="dxa" w:w="1983"/>
             <w:tcBorders>
               <w:top w:val="single" w:color="AAAAAA" w:sz="1"/>
               <w:left w:val="single" w:color="AAAAAA" w:sz="1"/>
@@ -12737,7 +12918,7 @@
         </w:tc>
         <w:tc>
           <w:tcPr>
-            <w:tcW w:type="dxa" w:w="2644"/>
+            <w:tcW w:type="dxa" w:w="1983"/>
             <w:tcBorders>
               <w:top w:val="single" w:color="AAAAAA" w:sz="1"/>
               <w:left w:val="single" w:color="AAAAAA" w:sz="1"/>
@@ -12766,7 +12947,36 @@
         </w:tc>
         <w:tc>
           <w:tcPr>
-            <w:tcW w:type="dxa" w:w="2644"/>
+            <w:tcW w:type="dxa" w:w="1983"/>
+            <w:tcBorders>
+              <w:top w:val="single" w:color="AAAAAA" w:sz="1"/>
+              <w:left w:val="single" w:color="AAAAAA" w:sz="1"/>
+              <w:bottom w:val="single" w:color="AAAAAA" w:sz="1"/>
+              <w:right w:val="single" w:color="AAAAAA" w:sz="1"/>
+            </w:tcBorders>
+            <w:vAlign w:val="center"/>
+          </w:tcPr>
+          <w:p>
+            <w:pPr>
+              <w:spacing w:after="40" w:before="40"/>
+              <w:jc w:val="left"/>
+            </w:pPr>
+            <w:r>
+              <w:rPr>
+                <w:rFonts w:ascii="맑은 고딕" w:cs="맑은 고딕" w:eastAsia="맑은 고딕" w:hAnsi="맑은 고딕"/>
+                <w:b w:val="false"/>
+                <w:bCs w:val="false"/>
+                <w:color w:val="000000"/>
+                <w:sz w:val="20"/>
+                <w:szCs w:val="20"/>
+              </w:rPr>
+              <w:t xml:space="preserve">대기시간 기반</w:t>
+            </w:r>
+          </w:p>
+        </w:tc>
+        <w:tc>
+          <w:tcPr>
+            <w:tcW w:type="dxa" w:w="1983"/>
             <w:tcBorders>
               <w:top w:val="single" w:color="AAAAAA" w:sz="1"/>
               <w:left w:val="single" w:color="AAAAAA" w:sz="1"/>
@@ -12797,7 +13007,7 @@
       <w:tr>
         <w:tc>
           <w:tcPr>
-            <w:tcW w:type="dxa" w:w="2644"/>
+            <w:tcW w:type="dxa" w:w="1983"/>
             <w:tcBorders>
               <w:top w:val="single" w:color="AAAAAA" w:sz="1"/>
               <w:left w:val="single" w:color="AAAAAA" w:sz="1"/>
@@ -12826,7 +13036,7 @@
         </w:tc>
         <w:tc>
           <w:tcPr>
-            <w:tcW w:type="dxa" w:w="2644"/>
+            <w:tcW w:type="dxa" w:w="1983"/>
             <w:tcBorders>
               <w:top w:val="single" w:color="AAAAAA" w:sz="1"/>
               <w:left w:val="single" w:color="AAAAAA" w:sz="1"/>
@@ -12855,7 +13065,36 @@
         </w:tc>
         <w:tc>
           <w:tcPr>
-            <w:tcW w:type="dxa" w:w="2644"/>
+            <w:tcW w:type="dxa" w:w="1983"/>
+            <w:tcBorders>
+              <w:top w:val="single" w:color="AAAAAA" w:sz="1"/>
+              <w:left w:val="single" w:color="AAAAAA" w:sz="1"/>
+              <w:bottom w:val="single" w:color="AAAAAA" w:sz="1"/>
+              <w:right w:val="single" w:color="AAAAAA" w:sz="1"/>
+            </w:tcBorders>
+            <w:vAlign w:val="center"/>
+          </w:tcPr>
+          <w:p>
+            <w:pPr>
+              <w:spacing w:after="40" w:before="40"/>
+              <w:jc w:val="left"/>
+            </w:pPr>
+            <w:r>
+              <w:rPr>
+                <w:rFonts w:ascii="맑은 고딕" w:cs="맑은 고딕" w:eastAsia="맑은 고딕" w:hAnsi="맑은 고딕"/>
+                <w:b w:val="false"/>
+                <w:bCs w:val="false"/>
+                <w:color w:val="000000"/>
+                <w:sz w:val="20"/>
+                <w:szCs w:val="20"/>
+              </w:rPr>
+              <w:t xml:space="preserve">대기시간 기반</w:t>
+            </w:r>
+          </w:p>
+        </w:tc>
+        <w:tc>
+          <w:tcPr>
+            <w:tcW w:type="dxa" w:w="1983"/>
             <w:tcBorders>
               <w:top w:val="single" w:color="AAAAAA" w:sz="1"/>
               <w:left w:val="single" w:color="AAAAAA" w:sz="1"/>
@@ -12886,7 +13125,7 @@
       <w:tr>
         <w:tc>
           <w:tcPr>
-            <w:tcW w:type="dxa" w:w="2644"/>
+            <w:tcW w:type="dxa" w:w="1983"/>
             <w:tcBorders>
               <w:top w:val="single" w:color="AAAAAA" w:sz="1"/>
               <w:left w:val="single" w:color="AAAAAA" w:sz="1"/>
@@ -12915,7 +13154,7 @@
         </w:tc>
         <w:tc>
           <w:tcPr>
-            <w:tcW w:type="dxa" w:w="2644"/>
+            <w:tcW w:type="dxa" w:w="1983"/>
             <w:tcBorders>
               <w:top w:val="single" w:color="AAAAAA" w:sz="1"/>
               <w:left w:val="single" w:color="AAAAAA" w:sz="1"/>
@@ -12944,7 +13183,36 @@
         </w:tc>
         <w:tc>
           <w:tcPr>
-            <w:tcW w:type="dxa" w:w="2644"/>
+            <w:tcW w:type="dxa" w:w="1983"/>
+            <w:tcBorders>
+              <w:top w:val="single" w:color="AAAAAA" w:sz="1"/>
+              <w:left w:val="single" w:color="AAAAAA" w:sz="1"/>
+              <w:bottom w:val="single" w:color="AAAAAA" w:sz="1"/>
+              <w:right w:val="single" w:color="AAAAAA" w:sz="1"/>
+            </w:tcBorders>
+            <w:vAlign w:val="center"/>
+          </w:tcPr>
+          <w:p>
+            <w:pPr>
+              <w:spacing w:after="40" w:before="40"/>
+              <w:jc w:val="left"/>
+            </w:pPr>
+            <w:r>
+              <w:rPr>
+                <w:rFonts w:ascii="맑은 고딕" w:cs="맑은 고딕" w:eastAsia="맑은 고딕" w:hAnsi="맑은 고딕"/>
+                <w:b w:val="false"/>
+                <w:bCs w:val="false"/>
+                <w:color w:val="000000"/>
+                <w:sz w:val="20"/>
+                <w:szCs w:val="20"/>
+              </w:rPr>
+              <w:t xml:space="preserve">처리량 기반</w:t>
+            </w:r>
+          </w:p>
+        </w:tc>
+        <w:tc>
+          <w:tcPr>
+            <w:tcW w:type="dxa" w:w="1983"/>
             <w:tcBorders>
               <w:top w:val="single" w:color="AAAAAA" w:sz="1"/>
               <w:left w:val="single" w:color="AAAAAA" w:sz="1"/>
@@ -13155,7 +13423,7 @@
           <w:sz w:val="22"/>
           <w:szCs w:val="22"/>
         </w:rPr>
-        <w:t xml:space="preserve">: Enterprise의 평균 대기시간(약 2,046ms)은 Free(약 21,790ms)에 비해 약 10배 빠르며, 이는 가중치 비율(100:1)에 대응하는 결과이다. Premium(약 8,301ms)과 Standard(약 15,247ms)도 가중치 순서에 맞는 대기시간을 보였다. 본 실험에서는 등급당 1명의 사용자를 배치하였으므로, 같은 등급 내 복수 사용자 간 공정성은 검증 범위에 포함되지 않는다. 등급 내 공정성 분석은 향후 연구 과제로 남긴다.</w:t>
+        <w:t xml:space="preserve">: Enterprise의 평균 대기시간(약 1,862ms)은 Free(약 22,029ms)에 비해 약 12배 빠르며, 이는 가중치 비율(100:1)에 대응하는 결과이다. Premium(약 8,384ms)과 Standard(약 15,109ms)도 가중치 순서에 맞는 대기시간을 보였다. 본 실험에서는 등급당 1명의 사용자를 배치하였으므로, 같은 등급 내 복수 사용자 간 공정성은 검증 범위에 포함되지 않는다. 등급 내 공정성 분석은 향후 연구 과제로 남긴다.</w:t>
       </w:r>
     </w:p>
     <w:p>
@@ -14279,6 +14547,20 @@
       </w:pPr>
     </w:p>
     <w:p>
+      <w:pPr>
+        <w:spacing w:after="120" w:line="360"/>
+      </w:pPr>
+      <w:r>
+        <w:rPr>
+          <w:rFonts w:ascii="맑은 고딕" w:cs="맑은 고딕" w:eastAsia="맑은 고딕" w:hAnsi="맑은 고딕"/>
+          <w:color w:val="000000"/>
+          <w:sz w:val="22"/>
+          <w:szCs w:val="22"/>
+        </w:rPr>
+        <w:t xml:space="preserve">이어지는 논의 장에서는 이 결과가 실제 LLM 서빙 환경에서 갖는 의미와, 시뮬레이션 기반 실험이 가진 한계를 정리한다.</w:t>
+      </w:r>
+    </w:p>
+    <w:p>
       <w:r>
         <w:br w:type="page"/>
       </w:r>
@@ -14777,7 +15059,7 @@
           <w:sz w:val="22"/>
           <w:szCs w:val="22"/>
         </w:rPr>
-        <w:t xml:space="preserve">: 비선점형 환경에서 네 알고리즘의 전체 처리량은 유사하였다. 스케줄러는 처리 순서를 결정할 뿐, 처리 속도 자체를 변경하지 않기 때문이다. 선점형 MLFQ에서는 짧은 요청의 응답시간이 약 73% 감소하였으나, 긴 요청의 응답시간은 약 89% 증가하였다. WFQ에서는 구독 등급에 따른 대기시간 차등이 나타나, Enterprise 등급의 평균 대기시간이 Free 등급의 약 1/12 수준이었다.</w:t>
+        <w:t xml:space="preserve">: 비선점형 환경에서 네 알고리즘의 전체 처리량은 유사하였다. 스케줄러는 처리 순서를 결정할 뿐, 처리 속도 자체를 변경하지 않기 때문이다. 선점형 MLFQ에서는 짧은 요청의 응답시간이 약 73% 감소하였으나, 긴 요청의 응답시간은 약 89% 증가하였다. 이 개선 효과는 5개 시드에서 71.8~74.3% 범위로 일관되게 재현되었고(p &lt; 0.001, Cohen's d = 20.39), 특정 시드의 우연에 의한 결과가 아님을 확인하였다. WFQ에서는 구독 등급에 따른 대기시간 차등이 나타나, Enterprise 등급의 평균 대기시간이 Free 등급의 약 1/12 수준이었다.</w:t>
       </w:r>
     </w:p>
     <w:p>
@@ -14802,7 +15084,7 @@
           <w:sz w:val="22"/>
           <w:szCs w:val="22"/>
         </w:rPr>
-        <w:t xml:space="preserve">: FCFS, Priority, MLFQ(비선점형)의 JFI는 모두 1.000으로 사용자 간 균등 배분이 이루어졌다. WFQ의 시스템 수준 JFI는 0.316이었으나, 이는 가중치에 따른 의도적 차등 배분의 결과이다. Enterprise의 대기시간이 Free보다 약 10배 짧아, 가중치 비율(100:1)에 대응하는 차등 서비스가 확인되었다.</w:t>
+        <w:t xml:space="preserve">: FCFS, Priority, MLFQ(비선점형)의 JFI는 모두 1.000으로 사용자 간 균등 배분이 이루어졌다. WFQ의 시스템 수준 JFI는 0.316이었으나, 이는 가중치에 따른 의도적 차등 배분의 결과이다. Enterprise의 대기시간이 Free보다 약 12배 짧아, 가중치 비율(100:1) 수준의 극단적 차이는 아니지만 가중치 순서에 대응하는 차등 서비스가 확인되었다.</w:t>
       </w:r>
     </w:p>
     <w:p>
@@ -14949,7 +15231,7 @@
           <w:sz w:val="22"/>
           <w:szCs w:val="22"/>
         </w:rPr>
-        <w:t xml:space="preserve">이다. 본 실험에서는 최대 500건의 요청으로 실험하였다. 수천 건 이상의 요청, 더 많은 사용자 수, 더 긴 처리 시간 등 더 큰 규모의 환경에서 각 알고리즘이 잘 동작하는지 확인할 수 있을 것이다.</w:t>
+        <w:t xml:space="preserve">이다. 본 실험에서는 최대 500건의 요청으로 실험하였다. 수천 건 이상의 요청, 더 많은 사용자 수, 더 긴 처리 시간 등 더 큰 규모의 환경에서 각 알고리즘이 어떤 특성을 보이는지 확인할 수 있을 것이다.</w:t>
       </w:r>
     </w:p>
     <w:p>
@@ -15991,7 +16273,7 @@
           <w:sz w:val="22"/>
           <w:szCs w:val="22"/>
         </w:rPr>
-        <w:t xml:space="preserve">표 18. MLFQ 선점형 실험 시드별 결과</w:t>
+        <w:t xml:space="preserve">표 18. MLFQ 선점형 실험 시드별 결과 (지표: Short 요청 응답시간)</w:t>
       </w:r>
     </w:p>
     <w:tbl>
@@ -16860,6 +17142,31 @@
           <w:szCs w:val="22"/>
         </w:rPr>
         <w:t xml:space="preserve">통계 검증 결과: t = 45.59, p &lt; 0.001, Cohen's d = 20.39, 95% CI [71.89%, 74.51%]</w:t>
+      </w:r>
+    </w:p>
+    <w:p>
+      <w:pPr>
+        <w:spacing w:after="120" w:line="360"/>
+      </w:pPr>
+      <w:r>
+        <w:rPr>
+          <w:rFonts w:ascii="맑은 고딕" w:cs="맑은 고딕" w:eastAsia="맑은 고딕" w:hAnsi="맑은 고딕"/>
+          <w:b/>
+          <w:bCs/>
+          <w:color w:val="000000"/>
+          <w:sz w:val="22"/>
+          <w:szCs w:val="22"/>
+        </w:rPr>
+        <w:t xml:space="preserve">선점형 시뮬레이션의 한계</w:t>
+      </w:r>
+      <w:r>
+        <w:rPr>
+          <w:rFonts w:ascii="맑은 고딕" w:cs="맑은 고딕" w:eastAsia="맑은 고딕" w:hAnsi="맑은 고딕"/>
+          <w:color w:val="000000"/>
+          <w:sz w:val="22"/>
+          <w:szCs w:val="22"/>
+        </w:rPr>
+        <w:t xml:space="preserve">: 부록 B의 결과는 LLM 추론을 임의 시점에 중단·재개할 수 있다고 가정한 시뮬레이션 수치이다. 실제 Ollama 등 LLM 서빙 도구는 추론 중단 기능을 제공하지 않으므로, 이 표의 개선율은 "선점이 가능할 경우 기대할 수 있는 이론적 상한"으로 해석해야 한다. 실서버에서는 비선점형 MLFQ만 적용 가능하며, 이 경우 5.2절에서 확인한 바와 같이 FCFS와 동일한 결과가 나타난다.</w:t>
       </w:r>
     </w:p>
     <w:sectPr>

--- a/06-final-report/final/final-report.docx
+++ b/06-final-report/final/final-report.docx
@@ -8011,7 +8011,7 @@
                 <w:sz w:val="20"/>
                 <w:szCs w:val="20"/>
               </w:rPr>
-              <w:t xml:space="preserve">순차 도착</w:t>
+              <w:t xml:space="preserve">버스트 (20건 동시 도착)</w:t>
             </w:r>
           </w:p>
         </w:tc>
@@ -8967,7 +8967,7 @@
           <w:sz w:val="22"/>
           <w:szCs w:val="22"/>
         </w:rPr>
-        <w:t xml:space="preserve">: 기본 실험에서는 요청이 1~10ms 간격으로 순차 도착한다. 즉, 한 번에 하나씩 도착하며 동시 도착은 없다. MLFQ 선점형 실험에서는 20건의 요청이 동시에 도착하고, 2초 후 다시 20건이 도착하는 버스트(Burst) 패턴을 사용하였다. 대기열에 여러 요청이 쌓인 상태에서 스케줄링이 이루어지도록 하기 위함이다. 모든 실험에서 요청은 한 번에 1건씩 순차 처리되며, 동시 처리는 하지 않는다.</w:t>
+        <w:t xml:space="preserve">: 기본 실험에서는 요청이 1~10ms 간격으로 순차 도착한다. 즉, 한 번에 하나씩 도착하며 동시 도착은 없다. MLFQ 선점형 실험에서는 20건의 요청이 동시에 도착하고, 2초 후 다시 20건이 도착하는 버스트(Burst) 패턴을 사용하였다. 실서버 실험 역시 20건의 요청을 동시에 투입하는 버스트 패턴을 사용하였다. 대기열에 여러 요청이 쌓인 상태에서 스케줄러가 처리 순서를 결정하도록 하기 위함이다. 모든 실험에서 요청은 한 번에 1건씩 순차 처리되며, 동시 처리는 하지 않는다.</w:t>
       </w:r>
     </w:p>
     <w:p>
@@ -11170,7 +11170,7 @@
           <w:sz w:val="22"/>
           <w:szCs w:val="22"/>
         </w:rPr>
-        <w:t xml:space="preserve">: 대응표본 t-검정(paired t-test, 같은 조건에서 반복 측정한 두 값의 평균이 서로 다른지 확인하는 통계 방법)을 수행한 결과, p-값(관측된 차이가 우연에 의한 것일 확률)이 0.001 미만으로 나왔다. 95% 신뢰구간(Confidence Interval, 실험을 반복했을 때 참값이 포함될 것으로 기대되는 범위)은 [71.89%, 74.51%]로, 개선율이 약 72~75% 범위에서 안정적으로 나타남을 확인하였다. 효과 크기를 나타내는 Cohen's d(두 집단의 차이가 얼마나 의미 있는 크기인지를 보여주는 지표로, 일반적으로 0.8 이상이면 큰 효과로 판단)는 20.39로, 이는 MLFQ 선점형의 개선이 시드 간 편차에 비해 매우 크고 일관적임을 의미한다. 이처럼 높은 효과 크기는 Short 요청의 응답시간 차이(약 46만ms)가 시드 간 변동(표준편차 약 2.3만ms)에 비해 압도적으로 크기 때문이다. 따라서 MLFQ 선점형이 짧은 요청의 응답시간을 크게 줄이는 효과는 통계적으로 유의미하다고 판단하였다.</w:t>
+        <w:t xml:space="preserve">: 대응표본 t-검정(paired t-test, 같은 조건에서 반복 측정한 두 값의 평균이 서로 다른지 확인하는 통계 방법)을 수행한 결과, p-값(관측된 차이가 우연에 의한 것일 확률)이 0.001 미만으로 나왔다. 95% 신뢰구간(Confidence Interval, 실험을 반복했을 때 참값이 포함될 것으로 기대되는 범위)은 [71.89%, 74.51%]로, 개선율이 약 72~75% 범위에서 안정적으로 나타남을 확인하였다. 효과 크기를 나타내는 Cohen's d(두 집단의 차이가 얼마나 의미 있는 크기인지를 보여주는 지표로, 일반적으로 0.8 이상이면 큰 효과로 판단)는 20.39로, 이는 MLFQ 선점형의 개선이 시드 간 편차에 비해 매우 크고 일관적임을 의미한다. 이처럼 높은 효과 크기는 Short 요청의 응답시간 차이(약 46만ms)가 시드 간 변동(표준편차 약 2.3만ms)에 비해 압도적으로 크기 때문이다. 따라서 MLFQ 선점형이 짧은 요청의 응답시간을 크게 줄이는 효과는 통계적으로 유의미하다고 판단하였다. 위 통계 수치는 `experiments-simple/compute-stats.js` 스크립트를 실행하여 재현할 수 있으며, 계산 세부는 부록 B에서 다룬다.</w:t>
       </w:r>
     </w:p>
     <w:p>
@@ -11201,7 +11201,7 @@
           <w:sz w:val="22"/>
           <w:szCs w:val="22"/>
         </w:rPr>
-        <w:t xml:space="preserve">시뮬레이션에서 확인한 스케줄링 순서 차이가 실제 LLM 환경에서도 나타나는지 확인하기 위해, Ollama를 활용한 실서버 실험을 수행하였다. 사용 모델은 llama3.2이며, 출력을 최대 20토큰으로 제한하여 짧은 응답을 생성하도록 하였다. 총 20건의 요청(등급별 5건)을 보내고, FCFS, Priority, WFQ 세 알고리즘을 비교하였다. 비선점형 MLFQ는 5.2절에서 확인한 대로 FCFS와 동일한 결과가 예상되므로 비교 대상에서 제외하였다.</w:t>
+        <w:t xml:space="preserve">시뮬레이션에서 확인한 스케줄링 순서 차이가 실제 LLM 환경에서도 나타나는지 확인하기 위해, Ollama를 활용한 실서버 실험을 수행하였다. 사용 모델은 llama3.2이며, 출력을 최대 20토큰으로 제한하여 짧은 응답을 생성하도록 하였다. 총 20건의 요청(등급별 5건)을 동시에 큐에 투입한 뒤, 스케줄러가 결정한 순서대로 Ollama에 전달하여 응답을 받았다. FCFS, Priority, WFQ 세 알고리즘을 비교하였으며, 비선점형 MLFQ는 5.2절에서 확인한 대로 FCFS와 동일한 결과가 예상되므로 비교 대상에서 제외하였다.</w:t>
       </w:r>
     </w:p>
     <w:p>
@@ -13380,16 +13380,16 @@
           <w:sz w:val="22"/>
           <w:szCs w:val="22"/>
         </w:rPr>
-        <w:t xml:space="preserve">시스템 수준 JFI (= 0.316)</w:t>
-      </w:r>
-      <w:r>
-        <w:rPr>
-          <w:rFonts w:ascii="맑은 고딕" w:cs="맑은 고딕" w:eastAsia="맑은 고딕" w:hAnsi="맑은 고딕"/>
-          <w:color w:val="000000"/>
-          <w:sz w:val="22"/>
-          <w:szCs w:val="22"/>
-        </w:rPr>
-        <w:t xml:space="preserve">: 전체 사용자의 대기시간 분포를 단순 비교한 값이다. Enterprise와 Free의 대기시간 차이가 크므로 낮은 값이 나온다. 이 값은 WFQ가 "의도한 대로 차등 서비스를 제공하고 있다"는 것을 보여준다.</w:t>
+        <w:t xml:space="preserve">처리량 기반 JFI (= 0.316)</w:t>
+      </w:r>
+      <w:r>
+        <w:rPr>
+          <w:rFonts w:ascii="맑은 고딕" w:cs="맑은 고딕" w:eastAsia="맑은 고딕" w:hAnsi="맑은 고딕"/>
+          <w:color w:val="000000"/>
+          <w:sz w:val="22"/>
+          <w:szCs w:val="22"/>
+        </w:rPr>
+        <w:t xml:space="preserve">: WFQScheduler 내부에서 각 사용자의 "처리된 요청 수 ÷ 가중치" 값을 구한 뒤 JFI 공식에 대입한 결과이다. 본 실험은 라운드 로빈 방식으로 사용자당 125건씩 동일한 요청 수를 배정하였으므로, 가중치가 작은 Free(1)일수록 이 비율이 커지고 가중치가 큰 Enterprise(100)일수록 비율이 작아진다. 따라서 JFI가 1에서 멀어지는데, 이는 "WFQ가 가중치 비례가 아닌 요청 수 비례로 처리했다면 나타났을 불균형"을 의미한다. 반대로 말하면, 0.316이라는 값 자체가 WFQ가 라운드 로빈 배정을 그대로 따르지 않고 가중치를 반영해 처리했다는 증거이다.</w:t>
       </w:r>
     </w:p>
     <w:p>
@@ -13414,16 +13414,16 @@
           <w:sz w:val="22"/>
           <w:szCs w:val="22"/>
         </w:rPr>
-        <w:t xml:space="preserve">등급 간 차등의 적절성</w:t>
-      </w:r>
-      <w:r>
-        <w:rPr>
-          <w:rFonts w:ascii="맑은 고딕" w:cs="맑은 고딕" w:eastAsia="맑은 고딕" w:hAnsi="맑은 고딕"/>
-          <w:color w:val="000000"/>
-          <w:sz w:val="22"/>
-          <w:szCs w:val="22"/>
-        </w:rPr>
-        <w:t xml:space="preserve">: Enterprise의 평균 대기시간(약 1,862ms)은 Free(약 22,029ms)에 비해 약 12배 빠르며, 이는 가중치 비율(100:1)에 대응하는 결과이다. Premium(약 8,384ms)과 Standard(약 15,109ms)도 가중치 순서에 맞는 대기시간을 보였다. 본 실험에서는 등급당 1명의 사용자를 배치하였으므로, 같은 등급 내 복수 사용자 간 공정성은 검증 범위에 포함되지 않는다. 등급 내 공정성 분석은 향후 연구 과제로 남긴다.</w:t>
+        <w:t xml:space="preserve">등급 간 대기시간 차등의 적절성</w:t>
+      </w:r>
+      <w:r>
+        <w:rPr>
+          <w:rFonts w:ascii="맑은 고딕" w:cs="맑은 고딕" w:eastAsia="맑은 고딕" w:hAnsi="맑은 고딕"/>
+          <w:color w:val="000000"/>
+          <w:sz w:val="22"/>
+          <w:szCs w:val="22"/>
+        </w:rPr>
+        <w:t xml:space="preserve">: 실제 대기시간을 보면 Enterprise의 평균 대기시간(약 1,862ms)은 Free(약 22,029ms)에 비해 약 12배 짧으며, 이는 가중치 비율(100:1)에 대응하는 결과이다. Premium(약 8,384ms)과 Standard(약 15,109ms)도 가중치 순서에 맞는 대기시간을 보였다. 본 실험에서는 등급당 1명의 사용자를 배치하였으므로, 같은 등급 내 복수 사용자 간 공정성은 검증 범위에 포함되지 않는다. 등급 내 공정성 분석은 향후 연구 과제로 남긴다.</w:t>
       </w:r>
     </w:p>
     <w:p>
@@ -15715,7 +15715,7 @@
                 <w:sz w:val="20"/>
                 <w:szCs w:val="20"/>
               </w:rPr>
-              <w:t xml:space="preserve">schedulers/fcfsScheduler.js</w:t>
+              <w:t xml:space="preserve">api/routes.js</w:t>
             </w:r>
           </w:p>
         </w:tc>
@@ -15744,7 +15744,7 @@
                 <w:sz w:val="20"/>
                 <w:szCs w:val="20"/>
               </w:rPr>
-              <w:t xml:space="preserve">FCFS 스케줄러</w:t>
+              <w:t xml:space="preserve">API 라우팅</w:t>
             </w:r>
           </w:p>
         </w:tc>
@@ -15773,7 +15773,7 @@
                 <w:sz w:val="20"/>
                 <w:szCs w:val="20"/>
               </w:rPr>
-              <w:t xml:space="preserve">도착 순서 기반 FIFO 처리</w:t>
+              <w:t xml:space="preserve">요청 등록/조회 엔드포인트 정의</w:t>
             </w:r>
           </w:p>
         </w:tc>
@@ -15804,7 +15804,7 @@
                 <w:sz w:val="20"/>
                 <w:szCs w:val="20"/>
               </w:rPr>
-              <w:t xml:space="preserve">schedulers/priorityScheduler.js</w:t>
+              <w:t xml:space="preserve">schedulers/FCFSScheduler.js</w:t>
             </w:r>
           </w:p>
         </w:tc>
@@ -15833,7 +15833,7 @@
                 <w:sz w:val="20"/>
                 <w:szCs w:val="20"/>
               </w:rPr>
-              <w:t xml:space="preserve">Priority 스케줄러</w:t>
+              <w:t xml:space="preserve">FCFS 스케줄러</w:t>
             </w:r>
           </w:p>
         </w:tc>
@@ -15862,7 +15862,7 @@
                 <w:sz w:val="20"/>
                 <w:szCs w:val="20"/>
               </w:rPr>
-              <w:t xml:space="preserve">우선순위 기반 처리, 에이징 구현</w:t>
+              <w:t xml:space="preserve">도착 순서 기반 FIFO 처리</w:t>
             </w:r>
           </w:p>
         </w:tc>
@@ -15893,7 +15893,7 @@
                 <w:sz w:val="20"/>
                 <w:szCs w:val="20"/>
               </w:rPr>
-              <w:t xml:space="preserve">schedulers/mlfqScheduler.js</w:t>
+              <w:t xml:space="preserve">schedulers/PriorityScheduler.js</w:t>
             </w:r>
           </w:p>
         </w:tc>
@@ -15922,7 +15922,7 @@
                 <w:sz w:val="20"/>
                 <w:szCs w:val="20"/>
               </w:rPr>
-              <w:t xml:space="preserve">MLFQ 스케줄러</w:t>
+              <w:t xml:space="preserve">Priority 스케줄러</w:t>
             </w:r>
           </w:p>
         </w:tc>
@@ -15951,7 +15951,7 @@
                 <w:sz w:val="20"/>
                 <w:szCs w:val="20"/>
               </w:rPr>
-              <w:t xml:space="preserve">4단계 큐, 시간 할당량 기반 큐 강등</w:t>
+              <w:t xml:space="preserve">우선순위 기반 처리, 에이징 구현</w:t>
             </w:r>
           </w:p>
         </w:tc>
@@ -15982,7 +15982,7 @@
                 <w:sz w:val="20"/>
                 <w:szCs w:val="20"/>
               </w:rPr>
-              <w:t xml:space="preserve">schedulers/wfqScheduler.js</w:t>
+              <w:t xml:space="preserve">schedulers/MLFQScheduler.js</w:t>
             </w:r>
           </w:p>
         </w:tc>
@@ -16011,7 +16011,7 @@
                 <w:sz w:val="20"/>
                 <w:szCs w:val="20"/>
               </w:rPr>
-              <w:t xml:space="preserve">WFQ 스케줄러</w:t>
+              <w:t xml:space="preserve">MLFQ 스케줄러</w:t>
             </w:r>
           </w:p>
         </w:tc>
@@ -16040,7 +16040,7 @@
                 <w:sz w:val="20"/>
                 <w:szCs w:val="20"/>
               </w:rPr>
-              <w:t xml:space="preserve">VFT 계산, 가중치 기반 공정 배분</w:t>
+              <w:t xml:space="preserve">4단계 큐, 시간 할당량 기반 큐 강등</w:t>
             </w:r>
           </w:p>
         </w:tc>
@@ -16071,7 +16071,7 @@
                 <w:sz w:val="20"/>
                 <w:szCs w:val="20"/>
               </w:rPr>
-              <w:t xml:space="preserve">schedulers/baseScheduler.js</w:t>
+              <w:t xml:space="preserve">schedulers/WFQScheduler.js</w:t>
             </w:r>
           </w:p>
         </w:tc>
@@ -16100,7 +16100,7 @@
                 <w:sz w:val="20"/>
                 <w:szCs w:val="20"/>
               </w:rPr>
-              <w:t xml:space="preserve">기본 인터페이스</w:t>
+              <w:t xml:space="preserve">WFQ 스케줄러</w:t>
             </w:r>
           </w:p>
         </w:tc>
@@ -16129,7 +16129,7 @@
                 <w:sz w:val="20"/>
                 <w:szCs w:val="20"/>
               </w:rPr>
-              <w:t xml:space="preserve">enqueue/dequeue 공통 인터페이스</w:t>
+              <w:t xml:space="preserve">VFT 계산, 가중치 기반 공정 배분</w:t>
             </w:r>
           </w:p>
         </w:tc>
@@ -16160,7 +16160,7 @@
                 <w:sz w:val="20"/>
                 <w:szCs w:val="20"/>
               </w:rPr>
-              <w:t xml:space="preserve">rate-limiter/rateLimiter.js</w:t>
+              <w:t xml:space="preserve">schedulers/BaseScheduler.js</w:t>
             </w:r>
           </w:p>
         </w:tc>
@@ -16189,6 +16189,95 @@
                 <w:sz w:val="20"/>
                 <w:szCs w:val="20"/>
               </w:rPr>
+              <w:t xml:space="preserve">기본 인터페이스</w:t>
+            </w:r>
+          </w:p>
+        </w:tc>
+        <w:tc>
+          <w:tcPr>
+            <w:tcW w:type="dxa" w:w="2644"/>
+            <w:tcBorders>
+              <w:top w:val="single" w:color="AAAAAA" w:sz="1"/>
+              <w:left w:val="single" w:color="AAAAAA" w:sz="1"/>
+              <w:bottom w:val="single" w:color="AAAAAA" w:sz="1"/>
+              <w:right w:val="single" w:color="AAAAAA" w:sz="1"/>
+            </w:tcBorders>
+            <w:vAlign w:val="center"/>
+          </w:tcPr>
+          <w:p>
+            <w:pPr>
+              <w:spacing w:after="40" w:before="40"/>
+              <w:jc w:val="left"/>
+            </w:pPr>
+            <w:r>
+              <w:rPr>
+                <w:rFonts w:ascii="맑은 고딕" w:cs="맑은 고딕" w:eastAsia="맑은 고딕" w:hAnsi="맑은 고딕"/>
+                <w:b w:val="false"/>
+                <w:bCs w:val="false"/>
+                <w:color w:val="000000"/>
+                <w:sz w:val="20"/>
+                <w:szCs w:val="20"/>
+              </w:rPr>
+              <w:t xml:space="preserve">enqueue/dequeue 공통 인터페이스</w:t>
+            </w:r>
+          </w:p>
+        </w:tc>
+      </w:tr>
+      <w:tr>
+        <w:tc>
+          <w:tcPr>
+            <w:tcW w:type="dxa" w:w="2644"/>
+            <w:tcBorders>
+              <w:top w:val="single" w:color="AAAAAA" w:sz="1"/>
+              <w:left w:val="single" w:color="AAAAAA" w:sz="1"/>
+              <w:bottom w:val="single" w:color="AAAAAA" w:sz="1"/>
+              <w:right w:val="single" w:color="AAAAAA" w:sz="1"/>
+            </w:tcBorders>
+            <w:vAlign w:val="center"/>
+          </w:tcPr>
+          <w:p>
+            <w:pPr>
+              <w:spacing w:after="40" w:before="40"/>
+              <w:jc w:val="left"/>
+            </w:pPr>
+            <w:r>
+              <w:rPr>
+                <w:rFonts w:ascii="맑은 고딕" w:cs="맑은 고딕" w:eastAsia="맑은 고딕" w:hAnsi="맑은 고딕"/>
+                <w:b w:val="false"/>
+                <w:bCs w:val="false"/>
+                <w:color w:val="000000"/>
+                <w:sz w:val="20"/>
+                <w:szCs w:val="20"/>
+              </w:rPr>
+              <w:t xml:space="preserve">utils/rateLimiter.js</w:t>
+            </w:r>
+          </w:p>
+        </w:tc>
+        <w:tc>
+          <w:tcPr>
+            <w:tcW w:type="dxa" w:w="2644"/>
+            <w:tcBorders>
+              <w:top w:val="single" w:color="AAAAAA" w:sz="1"/>
+              <w:left w:val="single" w:color="AAAAAA" w:sz="1"/>
+              <w:bottom w:val="single" w:color="AAAAAA" w:sz="1"/>
+              <w:right w:val="single" w:color="AAAAAA" w:sz="1"/>
+            </w:tcBorders>
+            <w:vAlign w:val="center"/>
+          </w:tcPr>
+          <w:p>
+            <w:pPr>
+              <w:spacing w:after="40" w:before="40"/>
+              <w:jc w:val="left"/>
+            </w:pPr>
+            <w:r>
+              <w:rPr>
+                <w:rFonts w:ascii="맑은 고딕" w:cs="맑은 고딕" w:eastAsia="맑은 고딕" w:hAnsi="맑은 고딕"/>
+                <w:b w:val="false"/>
+                <w:bCs w:val="false"/>
+                <w:color w:val="000000"/>
+                <w:sz w:val="20"/>
+                <w:szCs w:val="20"/>
+              </w:rPr>
               <w:t xml:space="preserve">요청 제한</w:t>
             </w:r>
           </w:p>
@@ -16219,6 +16308,95 @@
                 <w:szCs w:val="20"/>
               </w:rPr>
               <w:t xml:space="preserve">토큰 버킷 방식 구독 등급별 제한</w:t>
+            </w:r>
+          </w:p>
+        </w:tc>
+      </w:tr>
+      <w:tr>
+        <w:tc>
+          <w:tcPr>
+            <w:tcW w:type="dxa" w:w="2644"/>
+            <w:tcBorders>
+              <w:top w:val="single" w:color="AAAAAA" w:sz="1"/>
+              <w:left w:val="single" w:color="AAAAAA" w:sz="1"/>
+              <w:bottom w:val="single" w:color="AAAAAA" w:sz="1"/>
+              <w:right w:val="single" w:color="AAAAAA" w:sz="1"/>
+            </w:tcBorders>
+            <w:vAlign w:val="center"/>
+          </w:tcPr>
+          <w:p>
+            <w:pPr>
+              <w:spacing w:after="40" w:before="40"/>
+              <w:jc w:val="left"/>
+            </w:pPr>
+            <w:r>
+              <w:rPr>
+                <w:rFonts w:ascii="맑은 고딕" w:cs="맑은 고딕" w:eastAsia="맑은 고딕" w:hAnsi="맑은 고딕"/>
+                <w:b w:val="false"/>
+                <w:bCs w:val="false"/>
+                <w:color w:val="000000"/>
+                <w:sz w:val="20"/>
+                <w:szCs w:val="20"/>
+              </w:rPr>
+              <w:t xml:space="preserve">llm/OllamaClient.js</w:t>
+            </w:r>
+          </w:p>
+        </w:tc>
+        <w:tc>
+          <w:tcPr>
+            <w:tcW w:type="dxa" w:w="2644"/>
+            <w:tcBorders>
+              <w:top w:val="single" w:color="AAAAAA" w:sz="1"/>
+              <w:left w:val="single" w:color="AAAAAA" w:sz="1"/>
+              <w:bottom w:val="single" w:color="AAAAAA" w:sz="1"/>
+              <w:right w:val="single" w:color="AAAAAA" w:sz="1"/>
+            </w:tcBorders>
+            <w:vAlign w:val="center"/>
+          </w:tcPr>
+          <w:p>
+            <w:pPr>
+              <w:spacing w:after="40" w:before="40"/>
+              <w:jc w:val="left"/>
+            </w:pPr>
+            <w:r>
+              <w:rPr>
+                <w:rFonts w:ascii="맑은 고딕" w:cs="맑은 고딕" w:eastAsia="맑은 고딕" w:hAnsi="맑은 고딕"/>
+                <w:b w:val="false"/>
+                <w:bCs w:val="false"/>
+                <w:color w:val="000000"/>
+                <w:sz w:val="20"/>
+                <w:szCs w:val="20"/>
+              </w:rPr>
+              <w:t xml:space="preserve">LLM 호출</w:t>
+            </w:r>
+          </w:p>
+        </w:tc>
+        <w:tc>
+          <w:tcPr>
+            <w:tcW w:type="dxa" w:w="2644"/>
+            <w:tcBorders>
+              <w:top w:val="single" w:color="AAAAAA" w:sz="1"/>
+              <w:left w:val="single" w:color="AAAAAA" w:sz="1"/>
+              <w:bottom w:val="single" w:color="AAAAAA" w:sz="1"/>
+              <w:right w:val="single" w:color="AAAAAA" w:sz="1"/>
+            </w:tcBorders>
+            <w:vAlign w:val="center"/>
+          </w:tcPr>
+          <w:p>
+            <w:pPr>
+              <w:spacing w:after="40" w:before="40"/>
+              <w:jc w:val="left"/>
+            </w:pPr>
+            <w:r>
+              <w:rPr>
+                <w:rFonts w:ascii="맑은 고딕" w:cs="맑은 고딕" w:eastAsia="맑은 고딕" w:hAnsi="맑은 고딕"/>
+                <w:b w:val="false"/>
+                <w:bCs w:val="false"/>
+                <w:color w:val="000000"/>
+                <w:sz w:val="20"/>
+                <w:szCs w:val="20"/>
+              </w:rPr>
+              <w:t xml:space="preserve">Ollama API와 통신하는 클라이언트</w:t>
             </w:r>
           </w:p>
         </w:tc>
@@ -16240,8 +16418,584 @@
           <w:sz w:val="22"/>
           <w:szCs w:val="22"/>
         </w:rPr>
-        <w:t xml:space="preserve">전체 소스 코드는 `02-implementation/src-simple/` 디렉토리에 위치하며, 외부 라이브러리 의존성은 Express.js 1개이다.</w:t>
-      </w:r>
+        <w:t xml:space="preserve">전체 소스 코드는 `02-implementation/src-simple/` 디렉토리에 위치하며, 외부 라이브러리 의존성은 Express.js 1개이다. 실험 스크립트는 `02-implementation/experiments-simple/` 디렉토리에 위치하며, 용도는 아래와 같다.</w:t>
+      </w:r>
+    </w:p>
+    <w:p>
+      <w:pPr>
+        <w:spacing w:after="80" w:line="360"/>
+      </w:pPr>
+      <w:r>
+        <w:rPr>
+          <w:rFonts w:ascii="맑은 고딕" w:cs="맑은 고딕" w:eastAsia="맑은 고딕" w:hAnsi="맑은 고딕"/>
+          <w:b/>
+          <w:bCs/>
+          <w:color w:val="000000"/>
+          <w:sz w:val="22"/>
+          <w:szCs w:val="22"/>
+        </w:rPr>
+        <w:t xml:space="preserve">표 17-1. 실험 스크립트 목록</w:t>
+      </w:r>
+    </w:p>
+    <w:tbl>
+      <w:tblPr>
+        <w:tblW w:type="auto" w:w="100"/>
+        <w:tblBorders>
+          <w:top w:val="single" w:color="auto" w:sz="4"/>
+          <w:left w:val="single" w:color="auto" w:sz="4"/>
+          <w:bottom w:val="single" w:color="auto" w:sz="4"/>
+          <w:right w:val="single" w:color="auto" w:sz="4"/>
+          <w:insideH w:val="single" w:color="auto" w:sz="4"/>
+          <w:insideV w:val="single" w:color="auto" w:sz="4"/>
+        </w:tblBorders>
+      </w:tblPr>
+      <w:tblGrid>
+        <w:gridCol w:w="2644"/>
+        <w:gridCol w:w="2644"/>
+        <w:gridCol w:w="2644"/>
+      </w:tblGrid>
+      <w:tr>
+        <w:tc>
+          <w:tcPr>
+            <w:tcW w:type="dxa" w:w="2644"/>
+            <w:tcBorders>
+              <w:top w:val="single" w:color="AAAAAA" w:sz="1"/>
+              <w:left w:val="single" w:color="AAAAAA" w:sz="1"/>
+              <w:bottom w:val="single" w:color="AAAAAA" w:sz="1"/>
+              <w:right w:val="single" w:color="AAAAAA" w:sz="1"/>
+            </w:tcBorders>
+            <w:shd w:fill="D9E2F3" w:val="clear"/>
+            <w:vAlign w:val="center"/>
+          </w:tcPr>
+          <w:p>
+            <w:pPr>
+              <w:spacing w:after="40" w:before="40"/>
+              <w:jc w:val="center"/>
+            </w:pPr>
+            <w:r>
+              <w:rPr>
+                <w:rFonts w:ascii="맑은 고딕" w:cs="맑은 고딕" w:eastAsia="맑은 고딕" w:hAnsi="맑은 고딕"/>
+                <w:b/>
+                <w:bCs/>
+                <w:color w:val="000000"/>
+                <w:sz w:val="20"/>
+                <w:szCs w:val="20"/>
+              </w:rPr>
+              <w:t xml:space="preserve">파일</w:t>
+            </w:r>
+          </w:p>
+        </w:tc>
+        <w:tc>
+          <w:tcPr>
+            <w:tcW w:type="dxa" w:w="2644"/>
+            <w:tcBorders>
+              <w:top w:val="single" w:color="AAAAAA" w:sz="1"/>
+              <w:left w:val="single" w:color="AAAAAA" w:sz="1"/>
+              <w:bottom w:val="single" w:color="AAAAAA" w:sz="1"/>
+              <w:right w:val="single" w:color="AAAAAA" w:sz="1"/>
+            </w:tcBorders>
+            <w:shd w:fill="D9E2F3" w:val="clear"/>
+            <w:vAlign w:val="center"/>
+          </w:tcPr>
+          <w:p>
+            <w:pPr>
+              <w:spacing w:after="40" w:before="40"/>
+              <w:jc w:val="center"/>
+            </w:pPr>
+            <w:r>
+              <w:rPr>
+                <w:rFonts w:ascii="맑은 고딕" w:cs="맑은 고딕" w:eastAsia="맑은 고딕" w:hAnsi="맑은 고딕"/>
+                <w:b/>
+                <w:bCs/>
+                <w:color w:val="000000"/>
+                <w:sz w:val="20"/>
+                <w:szCs w:val="20"/>
+              </w:rPr>
+              <w:t xml:space="preserve">용도</w:t>
+            </w:r>
+          </w:p>
+        </w:tc>
+        <w:tc>
+          <w:tcPr>
+            <w:tcW w:type="dxa" w:w="2644"/>
+            <w:tcBorders>
+              <w:top w:val="single" w:color="AAAAAA" w:sz="1"/>
+              <w:left w:val="single" w:color="AAAAAA" w:sz="1"/>
+              <w:bottom w:val="single" w:color="AAAAAA" w:sz="1"/>
+              <w:right w:val="single" w:color="AAAAAA" w:sz="1"/>
+            </w:tcBorders>
+            <w:shd w:fill="D9E2F3" w:val="clear"/>
+            <w:vAlign w:val="center"/>
+          </w:tcPr>
+          <w:p>
+            <w:pPr>
+              <w:spacing w:after="40" w:before="40"/>
+              <w:jc w:val="center"/>
+            </w:pPr>
+            <w:r>
+              <w:rPr>
+                <w:rFonts w:ascii="맑은 고딕" w:cs="맑은 고딕" w:eastAsia="맑은 고딕" w:hAnsi="맑은 고딕"/>
+                <w:b/>
+                <w:bCs/>
+                <w:color w:val="000000"/>
+                <w:sz w:val="20"/>
+                <w:szCs w:val="20"/>
+              </w:rPr>
+              <w:t xml:space="preserve">본 보고서 반영 여부</w:t>
+            </w:r>
+          </w:p>
+        </w:tc>
+      </w:tr>
+      <w:tr>
+        <w:tc>
+          <w:tcPr>
+            <w:tcW w:type="dxa" w:w="2644"/>
+            <w:tcBorders>
+              <w:top w:val="single" w:color="AAAAAA" w:sz="1"/>
+              <w:left w:val="single" w:color="AAAAAA" w:sz="1"/>
+              <w:bottom w:val="single" w:color="AAAAAA" w:sz="1"/>
+              <w:right w:val="single" w:color="AAAAAA" w:sz="1"/>
+            </w:tcBorders>
+            <w:vAlign w:val="center"/>
+          </w:tcPr>
+          <w:p>
+            <w:pPr>
+              <w:spacing w:after="40" w:before="40"/>
+              <w:jc w:val="left"/>
+            </w:pPr>
+            <w:r>
+              <w:rPr>
+                <w:rFonts w:ascii="맑은 고딕" w:cs="맑은 고딕" w:eastAsia="맑은 고딕" w:hAnsi="맑은 고딕"/>
+                <w:b w:val="false"/>
+                <w:bCs w:val="false"/>
+                <w:color w:val="000000"/>
+                <w:sz w:val="20"/>
+                <w:szCs w:val="20"/>
+              </w:rPr>
+              <w:t xml:space="preserve">run-experiments.js</w:t>
+            </w:r>
+          </w:p>
+        </w:tc>
+        <w:tc>
+          <w:tcPr>
+            <w:tcW w:type="dxa" w:w="2644"/>
+            <w:tcBorders>
+              <w:top w:val="single" w:color="AAAAAA" w:sz="1"/>
+              <w:left w:val="single" w:color="AAAAAA" w:sz="1"/>
+              <w:bottom w:val="single" w:color="AAAAAA" w:sz="1"/>
+              <w:right w:val="single" w:color="AAAAAA" w:sz="1"/>
+            </w:tcBorders>
+            <w:vAlign w:val="center"/>
+          </w:tcPr>
+          <w:p>
+            <w:pPr>
+              <w:spacing w:after="40" w:before="40"/>
+              <w:jc w:val="left"/>
+            </w:pPr>
+            <w:r>
+              <w:rPr>
+                <w:rFonts w:ascii="맑은 고딕" w:cs="맑은 고딕" w:eastAsia="맑은 고딕" w:hAnsi="맑은 고딕"/>
+                <w:b w:val="false"/>
+                <w:bCs w:val="false"/>
+                <w:color w:val="000000"/>
+                <w:sz w:val="20"/>
+                <w:szCs w:val="20"/>
+              </w:rPr>
+              <w:t xml:space="preserve">초기 탐색용 (100건, 단일 시드)</w:t>
+            </w:r>
+          </w:p>
+        </w:tc>
+        <w:tc>
+          <w:tcPr>
+            <w:tcW w:type="dxa" w:w="2644"/>
+            <w:tcBorders>
+              <w:top w:val="single" w:color="AAAAAA" w:sz="1"/>
+              <w:left w:val="single" w:color="AAAAAA" w:sz="1"/>
+              <w:bottom w:val="single" w:color="AAAAAA" w:sz="1"/>
+              <w:right w:val="single" w:color="AAAAAA" w:sz="1"/>
+            </w:tcBorders>
+            <w:vAlign w:val="center"/>
+          </w:tcPr>
+          <w:p>
+            <w:pPr>
+              <w:spacing w:after="40" w:before="40"/>
+              <w:jc w:val="left"/>
+            </w:pPr>
+            <w:r>
+              <w:rPr>
+                <w:rFonts w:ascii="맑은 고딕" w:cs="맑은 고딕" w:eastAsia="맑은 고딕" w:hAnsi="맑은 고딕"/>
+                <w:b w:val="false"/>
+                <w:bCs w:val="false"/>
+                <w:color w:val="000000"/>
+                <w:sz w:val="20"/>
+                <w:szCs w:val="20"/>
+              </w:rPr>
+              <w:t xml:space="preserve">미반영</w:t>
+            </w:r>
+          </w:p>
+        </w:tc>
+      </w:tr>
+      <w:tr>
+        <w:tc>
+          <w:tcPr>
+            <w:tcW w:type="dxa" w:w="2644"/>
+            <w:tcBorders>
+              <w:top w:val="single" w:color="AAAAAA" w:sz="1"/>
+              <w:left w:val="single" w:color="AAAAAA" w:sz="1"/>
+              <w:bottom w:val="single" w:color="AAAAAA" w:sz="1"/>
+              <w:right w:val="single" w:color="AAAAAA" w:sz="1"/>
+            </w:tcBorders>
+            <w:vAlign w:val="center"/>
+          </w:tcPr>
+          <w:p>
+            <w:pPr>
+              <w:spacing w:after="40" w:before="40"/>
+              <w:jc w:val="left"/>
+            </w:pPr>
+            <w:r>
+              <w:rPr>
+                <w:rFonts w:ascii="맑은 고딕" w:cs="맑은 고딕" w:eastAsia="맑은 고딕" w:hAnsi="맑은 고딕"/>
+                <w:b w:val="false"/>
+                <w:bCs w:val="false"/>
+                <w:color w:val="000000"/>
+                <w:sz w:val="20"/>
+                <w:szCs w:val="20"/>
+              </w:rPr>
+              <w:t xml:space="preserve">run-extended.js</w:t>
+            </w:r>
+          </w:p>
+        </w:tc>
+        <w:tc>
+          <w:tcPr>
+            <w:tcW w:type="dxa" w:w="2644"/>
+            <w:tcBorders>
+              <w:top w:val="single" w:color="AAAAAA" w:sz="1"/>
+              <w:left w:val="single" w:color="AAAAAA" w:sz="1"/>
+              <w:bottom w:val="single" w:color="AAAAAA" w:sz="1"/>
+              <w:right w:val="single" w:color="AAAAAA" w:sz="1"/>
+            </w:tcBorders>
+            <w:vAlign w:val="center"/>
+          </w:tcPr>
+          <w:p>
+            <w:pPr>
+              <w:spacing w:after="40" w:before="40"/>
+              <w:jc w:val="left"/>
+            </w:pPr>
+            <w:r>
+              <w:rPr>
+                <w:rFonts w:ascii="맑은 고딕" w:cs="맑은 고딕" w:eastAsia="맑은 고딕" w:hAnsi="맑은 고딕"/>
+                <w:b w:val="false"/>
+                <w:bCs w:val="false"/>
+                <w:color w:val="000000"/>
+                <w:sz w:val="20"/>
+                <w:szCs w:val="20"/>
+              </w:rPr>
+              <w:t xml:space="preserve">기본 실험 (500건, 4 스케줄러 비교, 5.2·5.5절)</w:t>
+            </w:r>
+          </w:p>
+        </w:tc>
+        <w:tc>
+          <w:tcPr>
+            <w:tcW w:type="dxa" w:w="2644"/>
+            <w:tcBorders>
+              <w:top w:val="single" w:color="AAAAAA" w:sz="1"/>
+              <w:left w:val="single" w:color="AAAAAA" w:sz="1"/>
+              <w:bottom w:val="single" w:color="AAAAAA" w:sz="1"/>
+              <w:right w:val="single" w:color="AAAAAA" w:sz="1"/>
+            </w:tcBorders>
+            <w:vAlign w:val="center"/>
+          </w:tcPr>
+          <w:p>
+            <w:pPr>
+              <w:spacing w:after="40" w:before="40"/>
+              <w:jc w:val="left"/>
+            </w:pPr>
+            <w:r>
+              <w:rPr>
+                <w:rFonts w:ascii="맑은 고딕" w:cs="맑은 고딕" w:eastAsia="맑은 고딕" w:hAnsi="맑은 고딕"/>
+                <w:b w:val="false"/>
+                <w:bCs w:val="false"/>
+                <w:color w:val="000000"/>
+                <w:sz w:val="20"/>
+                <w:szCs w:val="20"/>
+              </w:rPr>
+              <w:t xml:space="preserve">반영</w:t>
+            </w:r>
+          </w:p>
+        </w:tc>
+      </w:tr>
+      <w:tr>
+        <w:tc>
+          <w:tcPr>
+            <w:tcW w:type="dxa" w:w="2644"/>
+            <w:tcBorders>
+              <w:top w:val="single" w:color="AAAAAA" w:sz="1"/>
+              <w:left w:val="single" w:color="AAAAAA" w:sz="1"/>
+              <w:bottom w:val="single" w:color="AAAAAA" w:sz="1"/>
+              <w:right w:val="single" w:color="AAAAAA" w:sz="1"/>
+            </w:tcBorders>
+            <w:vAlign w:val="center"/>
+          </w:tcPr>
+          <w:p>
+            <w:pPr>
+              <w:spacing w:after="40" w:before="40"/>
+              <w:jc w:val="left"/>
+            </w:pPr>
+            <w:r>
+              <w:rPr>
+                <w:rFonts w:ascii="맑은 고딕" w:cs="맑은 고딕" w:eastAsia="맑은 고딕" w:hAnsi="맑은 고딕"/>
+                <w:b w:val="false"/>
+                <w:bCs w:val="false"/>
+                <w:color w:val="000000"/>
+                <w:sz w:val="20"/>
+                <w:szCs w:val="20"/>
+              </w:rPr>
+              <w:t xml:space="preserve">run-multi-seed.js</w:t>
+            </w:r>
+          </w:p>
+        </w:tc>
+        <w:tc>
+          <w:tcPr>
+            <w:tcW w:type="dxa" w:w="2644"/>
+            <w:tcBorders>
+              <w:top w:val="single" w:color="AAAAAA" w:sz="1"/>
+              <w:left w:val="single" w:color="AAAAAA" w:sz="1"/>
+              <w:bottom w:val="single" w:color="AAAAAA" w:sz="1"/>
+              <w:right w:val="single" w:color="AAAAAA" w:sz="1"/>
+            </w:tcBorders>
+            <w:vAlign w:val="center"/>
+          </w:tcPr>
+          <w:p>
+            <w:pPr>
+              <w:spacing w:after="40" w:before="40"/>
+              <w:jc w:val="left"/>
+            </w:pPr>
+            <w:r>
+              <w:rPr>
+                <w:rFonts w:ascii="맑은 고딕" w:cs="맑은 고딕" w:eastAsia="맑은 고딕" w:hAnsi="맑은 고딕"/>
+                <w:b w:val="false"/>
+                <w:bCs w:val="false"/>
+                <w:color w:val="000000"/>
+                <w:sz w:val="20"/>
+                <w:szCs w:val="20"/>
+              </w:rPr>
+              <w:t xml:space="preserve">MLFQ 선점형 실험 (500건 × 5 시드, 5.3절)</w:t>
+            </w:r>
+          </w:p>
+        </w:tc>
+        <w:tc>
+          <w:tcPr>
+            <w:tcW w:type="dxa" w:w="2644"/>
+            <w:tcBorders>
+              <w:top w:val="single" w:color="AAAAAA" w:sz="1"/>
+              <w:left w:val="single" w:color="AAAAAA" w:sz="1"/>
+              <w:bottom w:val="single" w:color="AAAAAA" w:sz="1"/>
+              <w:right w:val="single" w:color="AAAAAA" w:sz="1"/>
+            </w:tcBorders>
+            <w:vAlign w:val="center"/>
+          </w:tcPr>
+          <w:p>
+            <w:pPr>
+              <w:spacing w:after="40" w:before="40"/>
+              <w:jc w:val="left"/>
+            </w:pPr>
+            <w:r>
+              <w:rPr>
+                <w:rFonts w:ascii="맑은 고딕" w:cs="맑은 고딕" w:eastAsia="맑은 고딕" w:hAnsi="맑은 고딕"/>
+                <w:b w:val="false"/>
+                <w:bCs w:val="false"/>
+                <w:color w:val="000000"/>
+                <w:sz w:val="20"/>
+                <w:szCs w:val="20"/>
+              </w:rPr>
+              <w:t xml:space="preserve">반영</w:t>
+            </w:r>
+          </w:p>
+        </w:tc>
+      </w:tr>
+      <w:tr>
+        <w:tc>
+          <w:tcPr>
+            <w:tcW w:type="dxa" w:w="2644"/>
+            <w:tcBorders>
+              <w:top w:val="single" w:color="AAAAAA" w:sz="1"/>
+              <w:left w:val="single" w:color="AAAAAA" w:sz="1"/>
+              <w:bottom w:val="single" w:color="AAAAAA" w:sz="1"/>
+              <w:right w:val="single" w:color="AAAAAA" w:sz="1"/>
+            </w:tcBorders>
+            <w:vAlign w:val="center"/>
+          </w:tcPr>
+          <w:p>
+            <w:pPr>
+              <w:spacing w:after="40" w:before="40"/>
+              <w:jc w:val="left"/>
+            </w:pPr>
+            <w:r>
+              <w:rPr>
+                <w:rFonts w:ascii="맑은 고딕" w:cs="맑은 고딕" w:eastAsia="맑은 고딕" w:hAnsi="맑은 고딕"/>
+                <w:b w:val="false"/>
+                <w:bCs w:val="false"/>
+                <w:color w:val="000000"/>
+                <w:sz w:val="20"/>
+                <w:szCs w:val="20"/>
+              </w:rPr>
+              <w:t xml:space="preserve">run-ollama-experiment.js</w:t>
+            </w:r>
+          </w:p>
+        </w:tc>
+        <w:tc>
+          <w:tcPr>
+            <w:tcW w:type="dxa" w:w="2644"/>
+            <w:tcBorders>
+              <w:top w:val="single" w:color="AAAAAA" w:sz="1"/>
+              <w:left w:val="single" w:color="AAAAAA" w:sz="1"/>
+              <w:bottom w:val="single" w:color="AAAAAA" w:sz="1"/>
+              <w:right w:val="single" w:color="AAAAAA" w:sz="1"/>
+            </w:tcBorders>
+            <w:vAlign w:val="center"/>
+          </w:tcPr>
+          <w:p>
+            <w:pPr>
+              <w:spacing w:after="40" w:before="40"/>
+              <w:jc w:val="left"/>
+            </w:pPr>
+            <w:r>
+              <w:rPr>
+                <w:rFonts w:ascii="맑은 고딕" w:cs="맑은 고딕" w:eastAsia="맑은 고딕" w:hAnsi="맑은 고딕"/>
+                <w:b w:val="false"/>
+                <w:bCs w:val="false"/>
+                <w:color w:val="000000"/>
+                <w:sz w:val="20"/>
+                <w:szCs w:val="20"/>
+              </w:rPr>
+              <w:t xml:space="preserve">실서버 실험 (20건, Ollama llama3.2, 5.4절)</w:t>
+            </w:r>
+          </w:p>
+        </w:tc>
+        <w:tc>
+          <w:tcPr>
+            <w:tcW w:type="dxa" w:w="2644"/>
+            <w:tcBorders>
+              <w:top w:val="single" w:color="AAAAAA" w:sz="1"/>
+              <w:left w:val="single" w:color="AAAAAA" w:sz="1"/>
+              <w:bottom w:val="single" w:color="AAAAAA" w:sz="1"/>
+              <w:right w:val="single" w:color="AAAAAA" w:sz="1"/>
+            </w:tcBorders>
+            <w:vAlign w:val="center"/>
+          </w:tcPr>
+          <w:p>
+            <w:pPr>
+              <w:spacing w:after="40" w:before="40"/>
+              <w:jc w:val="left"/>
+            </w:pPr>
+            <w:r>
+              <w:rPr>
+                <w:rFonts w:ascii="맑은 고딕" w:cs="맑은 고딕" w:eastAsia="맑은 고딕" w:hAnsi="맑은 고딕"/>
+                <w:b w:val="false"/>
+                <w:bCs w:val="false"/>
+                <w:color w:val="000000"/>
+                <w:sz w:val="20"/>
+                <w:szCs w:val="20"/>
+              </w:rPr>
+              <w:t xml:space="preserve">반영</w:t>
+            </w:r>
+          </w:p>
+        </w:tc>
+      </w:tr>
+      <w:tr>
+        <w:tc>
+          <w:tcPr>
+            <w:tcW w:type="dxa" w:w="2644"/>
+            <w:tcBorders>
+              <w:top w:val="single" w:color="AAAAAA" w:sz="1"/>
+              <w:left w:val="single" w:color="AAAAAA" w:sz="1"/>
+              <w:bottom w:val="single" w:color="AAAAAA" w:sz="1"/>
+              <w:right w:val="single" w:color="AAAAAA" w:sz="1"/>
+            </w:tcBorders>
+            <w:vAlign w:val="center"/>
+          </w:tcPr>
+          <w:p>
+            <w:pPr>
+              <w:spacing w:after="40" w:before="40"/>
+              <w:jc w:val="left"/>
+            </w:pPr>
+            <w:r>
+              <w:rPr>
+                <w:rFonts w:ascii="맑은 고딕" w:cs="맑은 고딕" w:eastAsia="맑은 고딕" w:hAnsi="맑은 고딕"/>
+                <w:b w:val="false"/>
+                <w:bCs w:val="false"/>
+                <w:color w:val="000000"/>
+                <w:sz w:val="20"/>
+                <w:szCs w:val="20"/>
+              </w:rPr>
+              <w:t xml:space="preserve">compute-stats.js</w:t>
+            </w:r>
+          </w:p>
+        </w:tc>
+        <w:tc>
+          <w:tcPr>
+            <w:tcW w:type="dxa" w:w="2644"/>
+            <w:tcBorders>
+              <w:top w:val="single" w:color="AAAAAA" w:sz="1"/>
+              <w:left w:val="single" w:color="AAAAAA" w:sz="1"/>
+              <w:bottom w:val="single" w:color="AAAAAA" w:sz="1"/>
+              <w:right w:val="single" w:color="AAAAAA" w:sz="1"/>
+            </w:tcBorders>
+            <w:vAlign w:val="center"/>
+          </w:tcPr>
+          <w:p>
+            <w:pPr>
+              <w:spacing w:after="40" w:before="40"/>
+              <w:jc w:val="left"/>
+            </w:pPr>
+            <w:r>
+              <w:rPr>
+                <w:rFonts w:ascii="맑은 고딕" w:cs="맑은 고딕" w:eastAsia="맑은 고딕" w:hAnsi="맑은 고딕"/>
+                <w:b w:val="false"/>
+                <w:bCs w:val="false"/>
+                <w:color w:val="000000"/>
+                <w:sz w:val="20"/>
+                <w:szCs w:val="20"/>
+              </w:rPr>
+              <w:t xml:space="preserve">5개 시드 결과의 t-검정·Cohen's d·신뢰구간 계산</w:t>
+            </w:r>
+          </w:p>
+        </w:tc>
+        <w:tc>
+          <w:tcPr>
+            <w:tcW w:type="dxa" w:w="2644"/>
+            <w:tcBorders>
+              <w:top w:val="single" w:color="AAAAAA" w:sz="1"/>
+              <w:left w:val="single" w:color="AAAAAA" w:sz="1"/>
+              <w:bottom w:val="single" w:color="AAAAAA" w:sz="1"/>
+              <w:right w:val="single" w:color="AAAAAA" w:sz="1"/>
+            </w:tcBorders>
+            <w:vAlign w:val="center"/>
+          </w:tcPr>
+          <w:p>
+            <w:pPr>
+              <w:spacing w:after="40" w:before="40"/>
+              <w:jc w:val="left"/>
+            </w:pPr>
+            <w:r>
+              <w:rPr>
+                <w:rFonts w:ascii="맑은 고딕" w:cs="맑은 고딕" w:eastAsia="맑은 고딕" w:hAnsi="맑은 고딕"/>
+                <w:b w:val="false"/>
+                <w:bCs w:val="false"/>
+                <w:color w:val="000000"/>
+                <w:sz w:val="20"/>
+                <w:szCs w:val="20"/>
+              </w:rPr>
+              <w:t xml:space="preserve">부록 B 수치 산출</w:t>
+            </w:r>
+          </w:p>
+        </w:tc>
+      </w:tr>
+    </w:tbl>
+    <w:p>
+      <w:pPr>
+        <w:spacing w:after="80"/>
+      </w:pPr>
     </w:p>
     <w:p>
       <w:pPr>
@@ -17142,6 +17896,56 @@
           <w:szCs w:val="22"/>
         </w:rPr>
         <w:t xml:space="preserve">통계 검증 결과: t = 45.59, p &lt; 0.001, Cohen's d = 20.39, 95% CI [71.89%, 74.51%]</w:t>
+      </w:r>
+    </w:p>
+    <w:p>
+      <w:pPr>
+        <w:spacing w:after="120" w:line="360"/>
+      </w:pPr>
+      <w:r>
+        <w:rPr>
+          <w:rFonts w:ascii="맑은 고딕" w:cs="맑은 고딕" w:eastAsia="맑은 고딕" w:hAnsi="맑은 고딕"/>
+          <w:b/>
+          <w:bCs/>
+          <w:color w:val="000000"/>
+          <w:sz w:val="22"/>
+          <w:szCs w:val="22"/>
+        </w:rPr>
+        <w:t xml:space="preserve">통계 계산 방법 및 재현</w:t>
+      </w:r>
+      <w:r>
+        <w:rPr>
+          <w:rFonts w:ascii="맑은 고딕" w:cs="맑은 고딕" w:eastAsia="맑은 고딕" w:hAnsi="맑은 고딕"/>
+          <w:color w:val="000000"/>
+          <w:sz w:val="22"/>
+          <w:szCs w:val="22"/>
+        </w:rPr>
+        <w:t xml:space="preserve">: 5개 시드의 FCFS Short 응답시간과 MLFQ Short 응답시간을 짝지어 대응표본 t-검정을 수행하였다. 구체적으로는 각 시드의 응답시간 차이(FCFS − MLFQ, 평균 약 464,785ms, 표준편차 약 22,798ms)에 대해 표준오차(약 10,196ms)를 계산하고, t = (차이 평균)/(표준오차) = 45.59를 얻었다. Cohen's d는 대응표본용 공식 (차이 평균/차이 표준편차)에 따라 20.39로 산출하였다. 95% 신뢰구간은 개선율 5개 값([71.76%, 74.30%, 73.94%, 72.48%, 73.53%])에 대해 자유도 4의 t 임계값(t₀.₀₂₅ = 2.776)을 적용하여 계산하였다. 이 수치들은 `02-implementation/experiments-simple/compute-stats.js`를 실행하여 그대로 재현할 수 있다.</w:t>
+      </w:r>
+    </w:p>
+    <w:p>
+      <w:pPr>
+        <w:spacing w:after="120" w:line="360"/>
+      </w:pPr>
+      <w:r>
+        <w:rPr>
+          <w:rFonts w:ascii="맑은 고딕" w:cs="맑은 고딕" w:eastAsia="맑은 고딕" w:hAnsi="맑은 고딕"/>
+          <w:b/>
+          <w:bCs/>
+          <w:color w:val="000000"/>
+          <w:sz w:val="22"/>
+          <w:szCs w:val="22"/>
+        </w:rPr>
+        <w:t xml:space="preserve">부스팅 구현의 세부 차이</w:t>
+      </w:r>
+      <w:r>
+        <w:rPr>
+          <w:rFonts w:ascii="맑은 고딕" w:cs="맑은 고딕" w:eastAsia="맑은 고딕" w:hAnsi="맑은 고딕"/>
+          <w:color w:val="000000"/>
+          <w:sz w:val="22"/>
+          <w:szCs w:val="22"/>
+        </w:rPr>
+        <w:t xml:space="preserve">: MLFQ 부스팅(Rule 5)의 트리거 조건이 실험 스크립트별로 다르다. 기본 실험(run-extended.js)은 "30건 처리마다 1회 부스팅"을 사용하고, MLFQ 선점형 실험(run-multi-seed.js)은 "가상 시뮬레이션 시간 5,000ms마다 1회 부스팅"을 사용한다. 기본 실험은 모든 요청의 처리 시간이 10~100ms로 짧아 Q0(1,000ms) 안에서 완료되므로 부스팅이 실제로 작동하는 시점이 거의 없고, 두 구현 방식의 차이가 결과에 영향을 주지 않는다. 반면 선점형 실험은 Long 요청이 하위 큐로 내려가므로 시간 기반 부스팅이 의미를 갖는다.</w:t>
       </w:r>
     </w:p>
     <w:p>

--- a/06-final-report/final/final-report.docx
+++ b/06-final-report/final/final-report.docx
@@ -6749,6 +6749,20 @@
           <w:szCs w:val="22"/>
         </w:rPr>
         <w:t xml:space="preserve">: 서버 시작 시 환경변수(`SCHEDULER_TYPE`)로 스케줄링 알고리즘을 선택할 수 있다</w:t>
+      </w:r>
+    </w:p>
+    <w:p>
+      <w:pPr>
+        <w:spacing w:after="120" w:line="360"/>
+      </w:pPr>
+      <w:r>
+        <w:rPr>
+          <w:rFonts w:ascii="맑은 고딕" w:cs="맑은 고딕" w:eastAsia="맑은 고딕" w:hAnsi="맑은 고딕"/>
+          <w:color w:val="000000"/>
+          <w:sz w:val="22"/>
+          <w:szCs w:val="22"/>
+        </w:rPr>
+        <w:t xml:space="preserve">또한, 최종 발표를 위한 실시간 데모 환경을 준비하였다. 터미널에서 `SCHEDULER_TYPE=FCFS node server.js`로 서버를 시작한 뒤, REST API를 통해 여러 등급의 요청을 보내면 스케줄러별로 처리 순서가 달라지는 것을 확인할 수 있다. 데모에서는 FCFS 서버와 WFQ 서버를 순차적으로 실행하여, 동일한 요청이 알고리즘에 따라 다른 순서로 처리되는 과정을 비교한다. 이를 통해 스케줄링 알고리즘의 차이가 실제 사용자 경험에 어떤 영향을 미치는지 직관적으로 보여줄 수 있다.</w:t>
       </w:r>
     </w:p>
     <w:p>

--- a/06-final-report/final/final-report.docx
+++ b/06-final-report/final/final-report.docx
@@ -854,7 +854,7 @@
           <w:sz w:val="22"/>
           <w:szCs w:val="22"/>
         </w:rPr>
-        <w:t xml:space="preserve">프로세스 스케줄링은 운영체제에서 CPU 자원을 여러 프로세스에 나누어 주기 위한 방법이다. 어떤 순서로 처리할지에 따라 다양한 알고리즘이 연구되어 왔다 [3][12]. 본 프로젝트에서 사용한 네 가지 알고리즘의 핵심 특성은 그림 1과 같다.</w:t>
+        <w:t xml:space="preserve">프로세스 스케줄링은 운영체제에서 CPU 자원을 여러 프로세스에 나누어 주기 위한 방법이다. 어떤 순서로 처리할지에 따라 다양한 알고리즘이 연구되어 왔다 [3]. 본 프로젝트에서 사용한 네 가지 알고리즘의 핵심 특성은 그림 1과 같다.</w:t>
       </w:r>
     </w:p>
     <w:p>
@@ -952,7 +952,7 @@
           <w:sz w:val="22"/>
           <w:szCs w:val="22"/>
         </w:rPr>
-        <w:t xml:space="preserve">는 요청이 도착한 순서대로 처리하는 가장 단순한 방식이다. 대기열(Queue)에 먼저 들어온 요청이 먼저 처리된다. 구현이 간단하고 모든 요청이 도착 순서대로 공평하게 처리된다는 장점이 있다. 그러나 처리 시간이 긴 요청이 앞에 있으면 뒤의 짧은 요청들까지 오래 기다리게 되는 호위 효과(Convoy Effect)가 발생할 수 있다. 호위 효과란, 하나의 긴 작업이 CPU를 오래 차지하면서 뒤에서 기다리는 짧은 작업들의 대기시간이 함께 길어지는 현상이다 [3]. 예를 들어, 마트 계산대에서 장바구니가 가득 찬 손님 뒤에 음료수 하나만 사려는 손님이 줄을 서야 하는 상황과 비슷하다. 어떤 요청이든 결국 처리되기 때문에 기아(Starvation, 특정 요청이 영원히 처리되지 못하는 현상)는 발생하지 않는다. FCFS는 대부분의 운영체제에서 가장 기본적인 스케줄링 방식으로 사용되며, 복잡한 설정 없이 바로 적용할 수 있다는 장점이 있다 [12].</w:t>
+        <w:t xml:space="preserve">는 요청이 도착한 순서대로 처리하는 가장 단순한 방식이다. 대기열(Queue)에 먼저 들어온 요청이 먼저 처리된다. 구현이 간단하고 모든 요청이 도착 순서대로 공평하게 처리된다는 장점이 있다. 그러나 처리 시간이 긴 요청이 앞에 있으면 뒤의 짧은 요청들까지 오래 기다리게 되는 호위 효과(Convoy Effect)가 발생할 수 있다. 호위 효과란, 하나의 긴 작업이 CPU를 오래 차지하면서 뒤에서 기다리는 짧은 작업들의 대기시간이 함께 길어지는 현상이다 [3]. 어떤 요청이든 결국 처리되기 때문에 기아(Starvation, 특정 요청이 영원히 처리되지 못하는 현상)는 발생하지 않는다. FCFS는 대부분의 운영체제에서 가장 기본적인 스케줄링 방식으로 사용되며, 복잡한 설정 없이 바로 적용할 수 있다는 장점이 있다 [3].</w:t>
       </w:r>
     </w:p>
     <w:p>
@@ -977,7 +977,7 @@
           <w:sz w:val="22"/>
           <w:szCs w:val="22"/>
         </w:rPr>
-        <w:t xml:space="preserve">은 각 요청에 긴급도를 나타내는 우선순위를 부여하고, 우선순위가 높은 요청을 먼저 처리하는 방식이다. 요청마다 중요도가 다른 환경에서 긴급한 요청을 빠르게 처리할 수 있다는 장점이 있다. 실제 운영체제에서도 시스템 프로세스에 높은 우선순위를 부여하여 사용자 프로세스보다 먼저 처리하는 방식으로 활용하고 있다 [12]. 그러나 우선순위가 낮은 요청이 높은 우선순위 요청에 계속 밀려서 영원히 처리되지 못하는 기아 현상이 발생할 수 있다. 이를 방지하기 위해 오래 기다린 요청의 우선순위를 점차 올려주는 에이징(Aging) 기법이 사용된다 [3]. 에이징은 일정 시간이 지날 때마다 대기 중인 요청의 우선순위를 한 단계씩 높여주는 방식으로, 아무리 낮은 우선순위의 요청이라도 충분히 기다리면 결국 처리될 수 있도록 보장한다. 우선순위는 정적(static)으로 고정할 수도 있고, 시스템 상태에 따라 동적(dynamic)으로 변경할 수도 있다. 본 프로젝트에서는 요청 생성 시 우선순위를 지정하고, 에이징으로 동적 조정하는 방식을 사용하였다.</w:t>
+        <w:t xml:space="preserve">은 각 요청에 긴급도를 나타내는 우선순위를 부여하고, 우선순위가 높은 요청을 먼저 처리하는 방식이다. 요청마다 중요도가 다른 환경에서 긴급한 요청을 빠르게 처리할 수 있다는 장점이 있다. 실제 운영체제에서도 시스템 프로세스에 높은 우선순위를 부여하여 사용자 프로세스보다 먼저 처리하는 방식으로 활용하고 있다 [3]. 그러나 우선순위가 낮은 요청이 높은 우선순위 요청에 계속 밀려서 영원히 처리되지 못하는 기아 현상이 발생할 수 있다. 이를 방지하기 위해 오래 기다린 요청의 우선순위를 점차 올려주는 에이징(Aging) 기법이 사용된다 [3]. 에이징은 일정 시간이 지날 때마다 대기 중인 요청의 우선순위를 한 단계씩 높여주는 방식으로, 아무리 낮은 우선순위의 요청이라도 충분히 기다리면 결국 처리될 수 있도록 보장한다. 우선순위는 정적(static)으로 고정할 수도 있고, 시스템 상태에 따라 동적(dynamic)으로 변경할 수도 있다. 본 프로젝트에서는 요청 생성 시 우선순위를 지정하고, 에이징으로 동적 조정하는 방식을 사용하였다.</w:t>
       </w:r>
     </w:p>
     <w:p>
@@ -1002,7 +1002,7 @@
           <w:sz w:val="22"/>
           <w:szCs w:val="22"/>
         </w:rPr>
-        <w:t xml:space="preserve">는 여러 개의 대기열을 두고, 작업의 실행 특성에 따라 우선순위를 자동으로 조정하는 알고리즘이다. 새로 도착한 요청은 가장 높은 우선순위 큐에 배치된다. 해당 큐에서 주어진 시간 할당량(Time Quantum) 안에 처리가 끝나지 않으면 한 단계 낮은 큐로 내려간다. 이를 통해 짧은 요청은 높은 우선순위에서 빠르게 처리되고, 긴 요청은 낮은 큐에서 처리되는 효과를 얻는다. 사전 정보 없이도 요청의 실행 시간을 보면서 자동으로 우선순위를 조정한다는 것이 MLFQ의 핵심이다. 실제로 BSD 계열 운영체제에서도 MLFQ 기반의 스케줄링을 사용한 바 있으며, 다양한 운영체제 교과서에서 핵심 스케줄링 알고리즘으로 다루고 있다 [3][12]. 다만, 하위 큐의 요청이 오래 처리되지 못하는 것을 방지하기 위해 일정 주기로 모든 요청을 최상위 큐로 올려주는 부스팅(Boosting) 기법이 함께 사용된다 [3]. 부스팅의 주기가 너무 짧으면 MLFQ가 실질적으로 RR(Round Robin)처럼 동작하고, 너무 길면 기아 방지 효과가 약해지므로 적절한 주기 설정이 중요하다.</w:t>
+        <w:t xml:space="preserve">는 여러 개의 대기열을 두고, 작업의 실행 특성에 따라 우선순위를 자동으로 조정하는 알고리즘이다. 새로 도착한 요청은 가장 높은 우선순위 큐에 배치된다. 해당 큐에서 주어진 시간 할당량(Time Quantum) 안에 처리가 끝나지 않으면 한 단계 낮은 큐로 내려간다. 이를 통해 짧은 요청은 높은 우선순위에서 빠르게 처리되고, 긴 요청은 낮은 큐에서 처리되는 효과를 얻는다. 사전 정보 없이도 요청의 실행 시간을 보면서 자동으로 우선순위를 조정한다는 것이 MLFQ의 핵심이다. 실제로 BSD 계열 운영체제에서도 MLFQ 기반의 스케줄링을 사용한 바 있으며, 다양한 운영체제 교과서에서 핵심 스케줄링 알고리즘으로 다루고 있다 [3]. 다만, 하위 큐의 요청이 오래 처리되지 못하는 것을 방지하기 위해 일정 주기로 모든 요청을 최상위 큐로 올려주는 부스팅(Boosting) 기법이 함께 사용된다 [3]. 부스팅의 주기가 너무 짧으면 MLFQ가 실질적으로 RR(Round Robin)처럼 동작하고, 너무 길면 기아 방지 효과가 약해지므로 적절한 주기 설정이 중요하다.</w:t>
       </w:r>
     </w:p>
     <w:p>
@@ -1027,7 +1027,7 @@
           <w:sz w:val="22"/>
           <w:szCs w:val="22"/>
         </w:rPr>
-        <w:t xml:space="preserve">는 네트워크 분야에서 사용되는 공정한 자원 배분 알고리즘이다. WFQ는 GPS(Generalized Processor Sharing)라는 이론적 모델을 실제로 구현한 것이다. GPS는 모든 사용자에게 가중치에 비례하여 자원을 동시에 나누어주는 이상적인 모델이지만, 실제 시스템에서는 요청을 동시에 처리하는 것이 불가능하다. WFQ는 이를 해결하기 위해 가상 완료 시각(Virtual Finish Time, VFT)이라는 값을 계산한다. VFT는 "이 요청이 가상으로 언제 처리 완료될지"를 나타내는 계산값으로, 이 값이 작을수록 먼저 처리된다. VFT가 가장 작은 요청부터 처리하는 방식으로 GPS와 비슷한 공정한 배분 결과를 얻는다 [4]. 각 사용자에 가중치를 부여하고, 가중치가 클수록 VFT가 느리게 증가하여 더 자주 선택되고, 결과적으로 더 많은 자원을 받게 된다. 카페에 비유하면, 가중치가 큰 사용자는 큰 컵을 들고 있어 한 번에 더 많은 양을 받는 것과 같고, 가중치가 작은 사용자는 작은 컵을 들고 있어 조금씩 받는 것과 같다. WFQ는 인터넷 라우터의 트래픽 관리에서 널리 사용되며, 서비스 등급별로 대역폭을 차등 배분하는 QoS(Quality of Service) 정책의 기반이 된다 [4]. 구체적인 VFT 계산 방식은 4.3절에서 설명한다.</w:t>
+        <w:t xml:space="preserve">는 네트워크 분야에서 사용되는 공정한 자원 배분 알고리즘이다. WFQ는 GPS(Generalized Processor Sharing)라는 이론적 모델을 실제로 구현한 것이다. GPS는 모든 사용자에게 가중치에 비례하여 자원을 동시에 나누어주는 이상적인 모델이지만, 실제 시스템에서는 요청을 동시에 처리하는 것이 불가능하다. WFQ는 이를 해결하기 위해 가상 완료 시각(Virtual Finish Time, VFT)이라는 값을 계산한다. VFT는 "이 요청이 가상으로 언제 처리 완료될지"를 나타내는 계산값으로, 이 값이 작을수록 먼저 처리된다. VFT가 가장 작은 요청부터 처리하는 방식으로 GPS와 비슷한 공정한 배분 결과를 얻는다 [4]. 각 사용자에 가중치를 부여하고, 가중치가 클수록 VFT가 느리게 증가하여 더 자주 선택되고, 결과적으로 더 많은 자원을 받게 된다. WFQ는 인터넷 라우터의 트래픽 관리에서 널리 사용되며, 서비스 등급별로 대역폭을 차등 배분하는 QoS(Quality of Service) 정책의 기반이 된다 [4]. 구체적인 VFT 계산 방식은 4.3절에서 설명한다.</w:t>
       </w:r>
     </w:p>
     <w:p>
@@ -1058,7 +1058,7 @@
           <w:sz w:val="22"/>
           <w:szCs w:val="22"/>
         </w:rPr>
-        <w:t xml:space="preserve">LLM 서빙이란 학습이 완료된 대규모 언어 모델을 사용자 요청에 맞게 실행하여 응답을 제공하는 것을 뜻한다. LLM은 바로 앞에서 자신이 만든 토큰을 참고하여 다음 토큰을 한 개씩 정하는 방식으로 문장을 생성한다. 한 번에 한 토큰씩만 만들 수 있고, 하나를 만들 때마다 GPU 메모리와 연산 자원이 많이 들어간다. 대표적인 오픈소스 서빙 도구로 vLLM [5][11]과 Hugging Face TGI [6]가 있다.</w:t>
+        <w:t xml:space="preserve">LLM 서빙이란 학습이 완료된 대규모 언어 모델을 사용자 요청에 맞게 실행하여 응답을 제공하는 것을 뜻한다. LLM은 바로 앞에서 자신이 만든 토큰을 참고하여 다음 토큰을 한 개씩 정하는 방식으로 문장을 생성한다. 한 번에 한 토큰씩만 만들 수 있고, 하나를 만들 때마다 GPU 메모리와 연산 자원이 많이 들어간다. 대표적인 오픈소스 서빙 도구로 vLLM [5]과 Hugging Face TGI [6]가 있다.</w:t>
       </w:r>
     </w:p>
     <w:p>
@@ -1072,7 +1072,7 @@
           <w:sz w:val="22"/>
           <w:szCs w:val="22"/>
         </w:rPr>
-        <w:t xml:space="preserve">vLLM은 PagedAttention(GPU 메모리를 작은 조각으로 나누어 효율적으로 활용하는 기법)으로 높은 처리 성능을 보여준다 [11]. 운영체제의 가상 메모리 페이징에서 영감을 받아, GPU 메모리를 고정 크기 블록으로 나누어 낭비를 줄이는 방식이다. 여러 요청을 동시에 처리하는 연속 배치(Continuous Batching) 기능도 지원하여, 하나의 단위 작업이 끝날 때마다 대기 중인 새 요청을 바로 배치에 추가한다. Hugging Face TGI [6]도 연속 배치 기능을 제공하며, Hugging Face에서 공개된 다양한 모델을 쉽게 배포할 수 있다는 장점이 있다.</w:t>
+        <w:t xml:space="preserve">vLLM은 PagedAttention(GPU 메모리를 작은 조각으로 나누어 효율적으로 활용하는 기법)으로 높은 처리 성능을 보여준다 [5]. 운영체제의 가상 메모리 페이징에서 영감을 받아, GPU 메모리를 고정 크기 블록으로 나누어 낭비를 줄이는 방식이다. 여러 요청을 동시에 처리하는 연속 배치(Continuous Batching) 기능도 지원하여, 하나의 단위 작업이 끝날 때마다 대기 중인 새 요청을 바로 배치에 추가한다. Hugging Face TGI [6]도 연속 배치 기능을 제공하며, Hugging Face에서 공개된 다양한 모델을 쉽게 배포할 수 있다는 장점이 있다.</w:t>
       </w:r>
     </w:p>
     <w:p>
@@ -1179,7 +1179,7 @@
           <w:sz w:val="22"/>
           <w:szCs w:val="22"/>
         </w:rPr>
-        <w:t xml:space="preserve">여기서 xi는 사용자 i가 할당받은 자원량이고, n은 사용자 수이다. 이 공식은 분자에 전체 합의 제곱을, 분모에 개별 값 제곱합의 n배를 놓는 구조로, 모든 값이 동일할 때 최댓값 1이 된다. 직관적으로 설명하면, 모든 사용자가 동일한 양의 자원을 받으면 JFI = 1이 되고, 한 명만 자원을 독점하면 JFI = 1/n에 가까워진다. 예를 들어, 4명의 사용자가 있을 때 모두 같은 양을 받으면 JFI = 1이고, 한 명만 받으면 JFI = 0.25이다. 이것은 학교 점심시간에 급식을 나누어 주는 상황에 비유할 수 있다. 모두 같은 양을 받으면 공정하고(JFI = 1), 한 사람만 많이 받으면 불공정하다(JFI가 1보다 낮아진다).</w:t>
+        <w:t xml:space="preserve">여기서 xi는 사용자 i가 할당받은 자원량이고, n은 사용자 수이다. 이 공식은 분자에 전체 합의 제곱을, 분모에 개별 값 제곱합의 n배를 놓는 구조로, 모든 값이 동일할 때 최댓값 1이 된다. 직관적으로 설명하면, 모든 사용자가 동일한 양의 자원을 받으면 JFI = 1이 되고, 한 명만 자원을 독점하면 JFI = 1/n에 가까워진다. 예를 들어, 4명의 사용자가 있을 때 모두 같은 양을 받으면 JFI = 1이고, 한 명만 받으면 JFI = 0.25이다.</w:t>
       </w:r>
     </w:p>
     <w:p>
@@ -13369,7 +13369,7 @@
           <w:sz w:val="22"/>
           <w:szCs w:val="22"/>
         </w:rPr>
-        <w:t xml:space="preserve">: WFQ의 JFI가 0.316으로 낮은 것은 공정성이 나쁘다는 의미가 아니다. JFI는 "모든 사용자가 동일한 양의 자원을 받았는가"를 측정하는데, WFQ는 가중치에 따라 자원을 의도적으로 다르게 배분하는 알고리즘이다. 비유하면, 어린이 놀이터에서 모두에게 똑같은 양의 간식을 나눠주면 JFI가 1에 가까워지지만, 유료 티켓을 산 어린이에게 더 많이 주기로 약속한 상황이라면 "똑같이 나누는가"를 묻는 JFI가 1에서 멀어지는 것이 오히려 정상이다. 따라서 WFQ의 공정성을 제대로 평가하려면 두 가지 관점에서 살펴보아야 한다. 하나는 "가중치에 맞게 잘 배분되었는가"(처리량 기반 JFI), 다른 하나는 "등급별 대기시간이 약속한 비율을 지켰는가"(등급 간 차등의 적절성)이다.</w:t>
+        <w:t xml:space="preserve">: WFQ의 JFI가 0.316으로 낮은 것은 공정성이 나쁘다는 의미가 아니다. JFI는 "모든 사용자가 동일한 양의 자원을 받았는가"를 측정하는데, WFQ는 가중치에 따라 자원을 의도적으로 다르게 배분하는 알고리즘이므로, 단순 JFI 값이 낮게 나오는 것이 오히려 정상이다. 따라서 WFQ의 공정성을 제대로 평가하려면 두 가지 관점에서 살펴보아야 한다. 하나는 "가중치에 맞게 잘 배분되었는가"(처리량 기반 JFI), 다른 하나는 "등급별 대기시간이 약속한 비율을 지켰는가"(등급 간 차등의 적절성)이다.</w:t>
       </w:r>
     </w:p>
     <w:p>
@@ -15452,36 +15452,6 @@
           <w:szCs w:val="22"/>
         </w:rPr>
         <w:t xml:space="preserve">[10] Ollama, "Ollama Documentation." [온라인] Available: https://ollama.com/ (접속: 2026-03-14)</w:t>
-      </w:r>
-    </w:p>
-    <w:p>
-      <w:pPr>
-        <w:spacing w:after="100" w:line="360"/>
-        <w:ind w:left="480" w:hanging="480"/>
-      </w:pPr>
-      <w:r>
-        <w:rPr>
-          <w:rFonts w:ascii="맑은 고딕" w:cs="맑은 고딕" w:eastAsia="맑은 고딕" w:hAnsi="맑은 고딕"/>
-          <w:color w:val="000000"/>
-          <w:sz w:val="22"/>
-          <w:szCs w:val="22"/>
-        </w:rPr>
-        <w:t xml:space="preserve">[11] W. Kwon et al., "Efficient Memory Management for Large Language Model Serving with PagedAttention," Proceedings of the 29th Symposium on Operating Systems Principles (SOSP '23), 2023. [온라인] Available: https://arxiv.org/abs/2309.06180 (접속: 2026-05-10)</w:t>
-      </w:r>
-    </w:p>
-    <w:p>
-      <w:pPr>
-        <w:spacing w:after="100" w:line="360"/>
-        <w:ind w:left="480" w:hanging="480"/>
-      </w:pPr>
-      <w:r>
-        <w:rPr>
-          <w:rFonts w:ascii="맑은 고딕" w:cs="맑은 고딕" w:eastAsia="맑은 고딕" w:hAnsi="맑은 고딕"/>
-          <w:color w:val="000000"/>
-          <w:sz w:val="22"/>
-          <w:szCs w:val="22"/>
-        </w:rPr>
-        <w:t xml:space="preserve">[12] A. Silberschatz, P. B. Galvin, G. Gagne, "Operating System Concepts," 10th Edition, Wiley, 2018. [온라인] Available: https://www.os-book.com/OS10/ (접속: 2026-05-10)</w:t>
       </w:r>
     </w:p>
     <w:p>

--- a/06-final-report/final/final-report.docx
+++ b/06-final-report/final/final-report.docx
@@ -1002,7 +1002,7 @@
           <w:sz w:val="22"/>
           <w:szCs w:val="22"/>
         </w:rPr>
-        <w:t xml:space="preserve">는 여러 개의 대기열을 두고, 작업의 실행 특성에 따라 우선순위를 자동으로 조정하는 알고리즘이다. 새로 도착한 요청은 가장 높은 우선순위 큐에 배치된다. 해당 큐에서 주어진 시간 할당량(Time Quantum) 안에 처리가 끝나지 않으면 한 단계 낮은 큐로 내려간다. 이를 통해 짧은 요청은 높은 우선순위에서 빠르게 처리되고, 긴 요청은 낮은 큐에서 처리되는 효과를 얻는다. 사전 정보 없이도 요청의 실행 시간을 보면서 자동으로 우선순위를 조정한다는 것이 MLFQ의 핵심이다. 실제로 BSD 계열 운영체제에서도 MLFQ 기반의 스케줄링을 사용한 바 있으며, 다양한 운영체제 교과서에서 핵심 스케줄링 알고리즘으로 다루고 있다 [3]. 다만, 하위 큐의 요청이 오래 처리되지 못하는 것을 방지하기 위해 일정 주기로 모든 요청을 최상위 큐로 올려주는 부스팅(Boosting) 기법이 함께 사용된다 [3]. 부스팅의 주기가 너무 짧으면 MLFQ가 실질적으로 RR(Round Robin)처럼 동작하고, 너무 길면 기아 방지 효과가 약해지므로 적절한 주기 설정이 중요하다.</w:t>
+        <w:t xml:space="preserve">는 여러 개의 대기열을 두고, 작업의 실행 특성에 따라 우선순위를 자동으로 조정하는 알고리즘이다. 새로 도착한 요청은 가장 높은 우선순위 큐에 배치된다. 해당 큐에서 주어진 시간 할당량(Time Quantum) 안에 처리가 끝나지 않으면 한 단계 낮은 큐로 내려간다. 이를 통해 짧은 요청은 높은 우선순위에서 빠르게 처리되고, 긴 요청은 낮은 큐에서 처리되는 효과를 얻는다. 사전 정보 없이도 요청의 실행 시간을 보면서 자동으로 우선순위를 조정한다는 것이 MLFQ의 핵심이다. 실제로 BSD 계열 운영체제에서도 MLFQ 기반의 스케줄링을 사용한 바 있으며, 다양한 운영체제 교과서에서 핵심 스케줄링 알고리즘으로 다루고 있다 [3]. 다만, 하위 큐의 요청이 오래 처리되지 못하는 것을 방지하기 위해 일정 주기로 모든 요청을 최상위 큐로 올려주는 부스팅(Boosting) 기법이 함께 사용된다 [3]. 부스팅의 주기가 너무 짧으면 MLFQ가 실질적으로 RR(Round Robin, 대기열의 요청을 차례대로 돌아가며 조금씩 처리하는 방식)처럼 동작하고, 너무 길면 기아 방지 효과가 약해지므로 적절한 주기 설정이 중요하다.</w:t>
       </w:r>
     </w:p>
     <w:p>
@@ -1027,7 +1027,7 @@
           <w:sz w:val="22"/>
           <w:szCs w:val="22"/>
         </w:rPr>
-        <w:t xml:space="preserve">는 네트워크 분야에서 사용되는 공정한 자원 배분 알고리즘이다. WFQ는 GPS(Generalized Processor Sharing)라는 이론적 모델을 실제로 구현한 것이다. GPS는 모든 사용자에게 가중치에 비례하여 자원을 동시에 나누어주는 이상적인 모델이지만, 실제 시스템에서는 요청을 동시에 처리하는 것이 불가능하다. WFQ는 이를 해결하기 위해 가상 완료 시각(Virtual Finish Time, VFT)이라는 값을 계산한다. VFT는 "이 요청이 가상으로 언제 처리 완료될지"를 나타내는 계산값으로, 이 값이 작을수록 먼저 처리된다. VFT가 가장 작은 요청부터 처리하는 방식으로 GPS와 비슷한 공정한 배분 결과를 얻는다 [4]. 각 사용자에 가중치를 부여하고, 가중치가 클수록 VFT가 느리게 증가하여 더 자주 선택되고, 결과적으로 더 많은 자원을 받게 된다. WFQ는 인터넷 라우터의 트래픽 관리에서 널리 사용되며, 서비스 등급별로 대역폭을 차등 배분하는 QoS(Quality of Service) 정책의 기반이 된다 [4]. 구체적인 VFT 계산 방식은 4.3절에서 설명한다.</w:t>
+        <w:t xml:space="preserve">는 네트워크 분야에서 사용되는 공정한 자원 배분 알고리즘이다. WFQ는 GPS(Generalized Processor Sharing)라는 이론적 모델을 실제로 구현한 것이다. GPS는 모든 사용자에게 가중치에 비례하여 자원을 동시에 나누어주는 이상적인 모델이지만, 실제 시스템에서는 요청을 동시에 처리하는 것이 불가능하다. WFQ는 이를 해결하기 위해 가상 완료 시각(Virtual Finish Time, VFT)이라는 값을 계산한다. VFT는 "이 요청이 가상으로 언제 처리 완료될지"를 나타내는 계산값으로, 이 값이 작을수록 먼저 처리된다. VFT가 가장 작은 요청부터 처리하는 방식으로 GPS와 비슷한 공정한 배분 결과를 얻는다 [4]. 각 사용자에 가중치를 부여하고, 가중치가 클수록 VFT가 느리게 증가하여 더 자주 선택되고, 결과적으로 더 많은 자원을 받게 된다. WFQ는 인터넷 라우터의 트래픽 관리에서 널리 사용되며, 서비스 등급별로 대역폭을 차등 배분하는 QoS(Quality of Service, 서비스 품질을 등급에 따라 다르게 보장하는 정책)의 기반이 된다 [4]. 구체적인 VFT 계산 방식은 4.3절에서 설명한다.</w:t>
       </w:r>
     </w:p>
     <w:p>

--- a/06-final-report/final/final-report.docx
+++ b/06-final-report/final/final-report.docx
@@ -3977,7 +3977,7 @@
           <w:sz w:val="22"/>
           <w:szCs w:val="22"/>
         </w:rPr>
-        <w:t xml:space="preserve">소스 코드는 api, schedulers, queue, storage, llm의 5개 모듈로 구성되어 있다 (그림 4).</w:t>
+        <w:t xml:space="preserve">소스 코드는 api, schedulers, queue, storage, llm 등 핵심 모듈과 rate-limiter, server.js 보조 요소로 구성되어 있다 (그림 4, 표 4).</w:t>
       </w:r>
     </w:p>
     <w:p>
@@ -12574,7 +12574,7 @@
           <w:sz w:val="22"/>
           <w:szCs w:val="22"/>
         </w:rPr>
-        <w:t xml:space="preserve">JFI 계산 방식의 이원성 주의</w:t>
+        <w:t xml:space="preserve">JFI 계산 방식 차이 주의</w:t>
       </w:r>
       <w:r>
         <w:rPr>

--- a/06-final-report/final/final-report.docx
+++ b/06-final-report/final/final-report.docx
@@ -537,7 +537,7 @@
           <w:sz w:val="22"/>
           <w:szCs w:val="22"/>
         </w:rPr>
-        <w:t xml:space="preserve">최근 ChatGPT, Claude, Gemini 등 대규모 언어 모델(Large Language Model, LLM) API(Application Programming Interface, 프로그램이 다른 프로그램에 요청을 보내고 결과를 받는 통로) 서비스가 다양한 분야에서 활용되고 있다. 이에 따라 기업이나 연구실에서도 하나의 조직 계정으로 여러 구성원이 LLM API를 사용하거나, 자체 LLM 서버를 구축하여 여러 사용자에게 서비스하는 사례가 늘어나고 있다.</w:t>
+        <w:t xml:space="preserve">최근 ChatGPT, Claude, Gemini 등 대규모 언어 모델(Large Language Model, LLM) 서비스가 다양한 분야에서 활용되고 있다. 이러한 서비스는 주로 API(Application Programming Interface, 프로그램이 다른 프로그램에 요청을 보내고 결과를 받는 통로) 형태로 제공된다. 이에 따라 기업이나 연구실에서도 하나의 조직 계정으로 여러 구성원이 LLM API를 사용하거나, 자체 LLM 서버를 구축하여 여러 사용자에게 서비스하는 사례가 늘어나고 있다.</w:t>
       </w:r>
     </w:p>
     <w:p>
@@ -759,7 +759,7 @@
           <w:sz w:val="22"/>
           <w:szCs w:val="22"/>
         </w:rPr>
-        <w:t xml:space="preserve">둘째, 실험은 시간 기반 시뮬레이션(처리 시간을 미리 지정하여 알고리즘 자체의 특성을 비교하는 방식)과 실서버 환경(Ollama(로컬에서 LLM을 실행할 수 있는 오픈소스 도구)를 활용한 실제 LLM 호출) 두 가지로 수행하였다.</w:t>
+        <w:t xml:space="preserve">둘째, 실험은 두 가지 방식으로 수행하였다. 하나는 시간 기반 시뮬레이션으로, 처리 시간을 미리 지정하여 알고리즘 자체의 특성을 비교하는 방식이다. 다른 하나는 실서버 환경에서 Ollama(로컬에서 LLM을 실행할 수 있는 오픈소스 도구)를 활용한 실제 LLM 호출이다.</w:t>
       </w:r>
     </w:p>
     <w:p>
@@ -1100,7 +1100,7 @@
           <w:sz w:val="22"/>
           <w:szCs w:val="22"/>
         </w:rPr>
-        <w:t xml:space="preserve">그러나 이들 도구 모두 다중 사용자 환경에서의 요청 우선순위 관리나 사용자 간 공정성 보장 기능은 공식 문서에서 확인하지 못하였다. 기존 LLM 서빙 도구들은 전체 처리량을 높이는 데 집중하고 있으며, "어떤 사용자의 요청을 먼저 처리할 것인가"나 "사용자별로 자원을 공정하게 나누는 것인가"에 대한 관리 기능은 제공하지 않고 있다. 본 프로젝트는 이 부분에 스케줄링 이론을 적용해보려고 한다.</w:t>
+        <w:t xml:space="preserve">그러나 이들 도구 모두 다중 사용자 환경에서의 요청 우선순위 관리나 사용자 간 공정성 보장 기능은 공식 문서에서 확인하지 못하였다. 기존 LLM 서빙 도구들은 전체 처리량을 높이는 데 집중하고 있으며, "어떤 사용자의 요청을 먼저 처리할 것인가"나 "사용자별로 자원을 공정하게 나누는 것인가"에 대한 관리 기능은 제공하지 않고 있다. 본 프로젝트는 이 부분에 스케줄링 이론을 적용하였다.</w:t>
       </w:r>
     </w:p>
     <w:p>
@@ -1224,7 +1224,7 @@
           <w:sz w:val="22"/>
           <w:szCs w:val="22"/>
         </w:rPr>
-        <w:t xml:space="preserve">지금까지 살펴본 스케줄링 이론과 공정성 측정 방법을 실제 LLM API 요청 관리 시스템에 어떻게 적용할 것인지, 다음 장에서는 시스템 설계 관점으로 기술한다.</w:t>
+        <w:t xml:space="preserve">지금까지 살펴본 스케줄링 이론과 공정성 측정 방법을 실제 LLM API 요청 관리 시스템에 어떻게 적용할 것인지, 다음 장에서는 시스템 설계 관점에서 설명한다.</w:t>
       </w:r>
     </w:p>
     <w:p>
@@ -2110,7 +2110,7 @@
           <w:sz w:val="22"/>
           <w:szCs w:val="22"/>
         </w:rPr>
-        <w:t xml:space="preserve">: Express.js [8](Node.js용 웹 서버 프레임워크) 기반의 HTTP 서버로, 요청 접수, 스케줄러 전환, 통계 조회 등의 기능을 제공한다. 사용자의 요청을 받아서 요청 우선순위와 구독 등급 정보를 포함한 요청 객체를 생성하고, 이를 Rate Limiter를 거쳐 스케줄러에 전달하는 역할을 한다. API 계층은 요청의 접수와 전달을 담당하며, 스케줄링 결정에는 관여하지 않는다.</w:t>
+        <w:t xml:space="preserve">: Express.js(Node.js용 웹 서버 프레임워크) [8] 기반의 HTTP 서버로, 요청 접수, 스케줄러 전환, 통계 조회 등의 기능을 제공한다. 사용자의 요청을 받아서 요청 우선순위와 구독 등급 정보를 포함한 요청 객체를 생성하고, 이를 Rate Limiter를 거쳐 스케줄러에 전달하는 역할을 한다. API 계층은 요청의 접수와 전달을 담당하며, 스케줄링 결정에는 관여하지 않는다.</w:t>
       </w:r>
     </w:p>
     <w:p>
@@ -6628,7 +6628,7 @@
           <w:sz w:val="22"/>
           <w:szCs w:val="22"/>
         </w:rPr>
-        <w:t xml:space="preserve">현재까지 핵심 기능을 구현하고 테스트를 완료하였다.</w:t>
+        <w:t xml:space="preserve">핵심 기능을 구현하고 테스트를 완료하였다.</w:t>
       </w:r>
     </w:p>
     <w:p>
@@ -11184,7 +11184,35 @@
           <w:sz w:val="22"/>
           <w:szCs w:val="22"/>
         </w:rPr>
-        <w:t xml:space="preserve">: 대응표본 t-검정(paired t-test, 같은 조건에서 반복 측정한 두 값의 평균이 서로 다른지 확인하는 통계 방법)을 수행한 결과, p-값(관측된 차이가 우연에 의한 것일 확률)이 0.001 미만으로 나왔다. 95% 신뢰구간(Confidence Interval, 실험을 반복했을 때 참값이 포함될 것으로 기대되는 범위)은 [71.89%, 74.51%]로, 개선율이 약 72~75% 범위에서 안정적으로 나타남을 확인하였다. 효과 크기를 나타내는 Cohen's d(두 집단의 차이가 얼마나 의미 있는 크기인지를 보여주는 지표로, 일반적으로 0.2는 작은 효과, 0.5는 중간 효과, 0.8 이상이면 큰 효과로 판단)는 20.39로, 이는 통상적인 "큰 효과" 기준(0.8)을 훨씬 넘어선 수치이다. 이처럼 값이 매우 크게 나온 이유는, Short 요청의 응답시간 차이(약 46만ms)가 시드 간 변동(표준편차 약 2.3만ms)에 비해 20배 이상이기 때문이다. 즉, 시드를 바꿔가며 실험해도 MLFQ 선점형의 개선 폭은 거의 흔들리지 않는 일관된 결과가 나왔다는 의미이다. 다만 본 실험은 5개 시드의 제한된 반복이므로, 실제 운영 환경에서는 트래픽 패턴에 따라 효과 크기가 달라질 수 있다. 따라서 MLFQ 선점형이 짧은 요청의 응답시간을 크게 줄이는 효과는 통계적으로 유의미하다고 판단하였다. 위 통계 수치는 `experiments-simple/compute-stats.js` 스크립트를 실행하여 재현할 수 있으며, 계산 세부는 부록 B에서 다룬다.</w:t>
+        <w:t xml:space="preserve">: 대응표본 t-검정(paired t-test, 같은 조건에서 반복 측정한 두 값의 평균이 서로 다른지 확인하는 통계 방법)을 수행한 결과, p-값(관측된 차이가 우연에 의한 것일 확률)이 0.001 미만으로 나왔다. 95% 신뢰구간(Confidence Interval, 실험을 반복했을 때 참값이 포함될 것으로 기대되는 범위)은 [71.89%, 74.51%]로, 개선율이 약 72~75% 범위에서 안정적으로 나타남을 확인하였다.</w:t>
+      </w:r>
+    </w:p>
+    <w:p>
+      <w:pPr>
+        <w:spacing w:after="120" w:line="360"/>
+      </w:pPr>
+      <w:r>
+        <w:rPr>
+          <w:rFonts w:ascii="맑은 고딕" w:cs="맑은 고딕" w:eastAsia="맑은 고딕" w:hAnsi="맑은 고딕"/>
+          <w:color w:val="000000"/>
+          <w:sz w:val="22"/>
+          <w:szCs w:val="22"/>
+        </w:rPr>
+        <w:t xml:space="preserve">효과 크기를 나타내는 Cohen's d(두 집단의 차이가 얼마나 의미 있는 크기인지를 보여주는 지표로, 일반적으로 0.2는 작은 효과, 0.5는 중간 효과, 0.8 이상이면 큰 효과로 판단)는 20.39로, 이는 통상적인 "큰 효과" 기준(0.8)을 훨씬 넘어선 수치이다. 이처럼 값이 매우 크게 나온 이유는, Short 요청의 응답시간 차이(약 46만ms)가 시드 간 변동(표준편차 약 2.3만ms)에 비해 20배 이상이기 때문이다. 즉, 시드를 바꿔가며 실험해도 MLFQ 선점형의 개선 폭은 거의 흔들리지 않는 일관된 결과가 나왔다는 의미이다.</w:t>
+      </w:r>
+    </w:p>
+    <w:p>
+      <w:pPr>
+        <w:spacing w:after="120" w:line="360"/>
+      </w:pPr>
+      <w:r>
+        <w:rPr>
+          <w:rFonts w:ascii="맑은 고딕" w:cs="맑은 고딕" w:eastAsia="맑은 고딕" w:hAnsi="맑은 고딕"/>
+          <w:color w:val="000000"/>
+          <w:sz w:val="22"/>
+          <w:szCs w:val="22"/>
+        </w:rPr>
+        <w:t xml:space="preserve">다만 본 실험은 5개 시드의 제한된 반복이므로, 실제 운영 환경에서는 트래픽 패턴에 따라 효과 크기가 달라질 수 있다. 따라서 MLFQ 선점형이 짧은 요청의 응답시간을 크게 줄이는 효과는 통계적으로 유의미하다고 판단하였다. 위 통계 수치는 `02-implementation/experiments-simple/compute-stats.js` 스크립트를 실행하여 재현할 수 있으며, 계산 세부는 부록 B에서 다룬다.</w:t>
       </w:r>
     </w:p>
     <w:p>

--- a/06-final-report/final/final-report.docx
+++ b/06-final-report/final/final-report.docx
@@ -376,67 +376,6 @@
           </w:p>
         </w:tc>
       </w:tr>
-      <w:tr>
-        <w:tc>
-          <w:tcPr>
-            <w:tcW w:type="dxa" w:w="2400"/>
-            <w:tcBorders>
-              <w:top w:val="single" w:color="AAAAAA" w:sz="1"/>
-              <w:left w:val="single" w:color="AAAAAA" w:sz="1"/>
-              <w:bottom w:val="single" w:color="AAAAAA" w:sz="1"/>
-              <w:right w:val="single" w:color="AAAAAA" w:sz="1"/>
-            </w:tcBorders>
-            <w:shd w:fill="D9E2F3" w:val="clear"/>
-            <w:vAlign w:val="center"/>
-          </w:tcPr>
-          <w:p>
-            <w:pPr>
-              <w:spacing w:after="40" w:before="40"/>
-              <w:jc w:val="center"/>
-            </w:pPr>
-            <w:r>
-              <w:rPr>
-                <w:rFonts w:ascii="맑은 고딕" w:cs="맑은 고딕" w:eastAsia="맑은 고딕" w:hAnsi="맑은 고딕"/>
-                <w:b/>
-                <w:bCs/>
-                <w:color w:val="000000"/>
-                <w:sz w:val="20"/>
-                <w:szCs w:val="20"/>
-              </w:rPr>
-              <w:t xml:space="preserve">제출일</w:t>
-            </w:r>
-          </w:p>
-        </w:tc>
-        <w:tc>
-          <w:tcPr>
-            <w:tcW w:type="dxa" w:w="4800"/>
-            <w:tcBorders>
-              <w:top w:val="single" w:color="AAAAAA" w:sz="1"/>
-              <w:left w:val="single" w:color="AAAAAA" w:sz="1"/>
-              <w:bottom w:val="single" w:color="AAAAAA" w:sz="1"/>
-              <w:right w:val="single" w:color="AAAAAA" w:sz="1"/>
-            </w:tcBorders>
-            <w:vAlign w:val="center"/>
-          </w:tcPr>
-          <w:p>
-            <w:pPr>
-              <w:spacing w:after="40" w:before="40"/>
-              <w:jc w:val="left"/>
-            </w:pPr>
-            <w:r>
-              <w:rPr>
-                <w:rFonts w:ascii="맑은 고딕" w:cs="맑은 고딕" w:eastAsia="맑은 고딕" w:hAnsi="맑은 고딕"/>
-                <w:b w:val="false"/>
-                <w:bCs w:val="false"/>
-                <w:color w:val="000000"/>
-                <w:sz w:val="20"/>
-                <w:szCs w:val="20"/>
-              </w:rPr>
-              <w:t xml:space="preserve">2026년 5월 24일</w:t>
-            </w:r>
-          </w:p>
-        </w:tc>
-      </w:tr>
     </w:tbl>
     <w:p>
       <w:pPr>
@@ -486,7 +425,7 @@
       <w:pPr>
         <w:sectPr>
           <w:pgSz w:w="11906" w:h="16838" w:orient="portrait"/>
-          <w:pgMar w:top="1440" w:right="1440" w:bottom="1440" w:left="1728" w:header="708" w:footer="708" w:gutter="0"/>
+          <w:pgMar w:top="1440" w:right="1440" w:bottom="1440" w:left="1440" w:header="708" w:footer="708" w:gutter="0"/>
           <w:pgNumType/>
           <w:docGrid w:linePitch="360"/>
         </w:sectPr>
@@ -919,8 +858,8 @@
           <w:i/>
           <w:iCs/>
           <w:color w:val="666666"/>
-          <w:sz w:val="20"/>
-          <w:szCs w:val="20"/>
+          <w:sz w:val="22"/>
+          <w:szCs w:val="22"/>
         </w:rPr>
         <w:t xml:space="preserve">[그림 1] 스케줄링 알고리즘 개념 비교</w:t>
       </w:r>
@@ -2052,8 +1991,8 @@
           <w:i/>
           <w:iCs/>
           <w:color w:val="666666"/>
-          <w:sz w:val="20"/>
-          <w:szCs w:val="20"/>
+          <w:sz w:val="22"/>
+          <w:szCs w:val="22"/>
         </w:rPr>
         <w:t xml:space="preserve">[그림 2] 시스템 아키텍처</w:t>
       </w:r>
@@ -3034,8 +2973,8 @@
           <w:i/>
           <w:iCs/>
           <w:color w:val="666666"/>
-          <w:sz w:val="20"/>
-          <w:szCs w:val="20"/>
+          <w:sz w:val="22"/>
+          <w:szCs w:val="22"/>
         </w:rPr>
         <w:t xml:space="preserve">[그림 3] 데이터 흐름도</w:t>
       </w:r>
@@ -4042,8 +3981,8 @@
           <w:i/>
           <w:iCs/>
           <w:color w:val="666666"/>
-          <w:sz w:val="20"/>
-          <w:szCs w:val="20"/>
+          <w:sz w:val="22"/>
+          <w:szCs w:val="22"/>
         </w:rPr>
         <w:t xml:space="preserve">[그림 4] 모듈 구조도</w:t>
       </w:r>
@@ -6894,8 +6833,8 @@
           <w:i/>
           <w:iCs/>
           <w:color w:val="666666"/>
-          <w:sz w:val="20"/>
-          <w:szCs w:val="20"/>
+          <w:sz w:val="22"/>
+          <w:szCs w:val="22"/>
         </w:rPr>
         <w:t xml:space="preserve">[그림 5] 실험 환경 구성도</w:t>
       </w:r>
@@ -9756,8 +9695,8 @@
           <w:i/>
           <w:iCs/>
           <w:color w:val="666666"/>
-          <w:sz w:val="20"/>
-          <w:szCs w:val="20"/>
+          <w:sz w:val="22"/>
+          <w:szCs w:val="22"/>
         </w:rPr>
         <w:t xml:space="preserve">[그림 6] 알고리즘별 평균 대기시간 비교</w:t>
       </w:r>
@@ -11095,8 +11034,8 @@
           <w:i/>
           <w:iCs/>
           <w:color w:val="666666"/>
-          <w:sz w:val="20"/>
-          <w:szCs w:val="20"/>
+          <w:sz w:val="22"/>
+          <w:szCs w:val="22"/>
         </w:rPr>
         <w:t xml:space="preserve">[그림 7] MLFQ 선점형 vs FCFS 요청 유형별 응답시간</w:t>
       </w:r>
@@ -12458,8 +12397,8 @@
           <w:i/>
           <w:iCs/>
           <w:color w:val="666666"/>
-          <w:sz w:val="20"/>
-          <w:szCs w:val="20"/>
+          <w:sz w:val="22"/>
+          <w:szCs w:val="22"/>
         </w:rPr>
         <w:t xml:space="preserve">[그림 8] 실서버 구독 등급별 평균 대기시간 비교</w:t>
       </w:r>
@@ -13350,8 +13289,8 @@
           <w:i/>
           <w:iCs/>
           <w:color w:val="666666"/>
-          <w:sz w:val="20"/>
-          <w:szCs w:val="20"/>
+          <w:sz w:val="22"/>
+          <w:szCs w:val="22"/>
         </w:rPr>
         <w:t xml:space="preserve">[그림 9] 알고리즘별 JFI 비교</w:t>
       </w:r>
@@ -18023,7 +17962,7 @@
       <w:headerReference w:type="default" r:id="rId7"/>
       <w:footerReference w:type="default" r:id="rId8"/>
       <w:pgSz w:w="11906" w:h="16838" w:orient="portrait"/>
-      <w:pgMar w:top="1440" w:right="1440" w:bottom="1440" w:left="1728" w:header="708" w:footer="708" w:gutter="0"/>
+      <w:pgMar w:top="1440" w:right="1440" w:bottom="1440" w:left="1440" w:header="708" w:footer="708" w:gutter="0"/>
       <w:pgNumType w:start="1"/>
       <w:docGrid w:linePitch="360"/>
     </w:sectPr>

--- a/06-final-report/final/final-report.docx
+++ b/06-final-report/final/final-report.docx
@@ -809,7 +809,7 @@
       <w:r>
         <w:drawing>
           <wp:inline distT="0" distB="0" distL="0" distR="0">
-            <wp:extent cx="5400675" cy="3038475"/>
+            <wp:extent cx="5400675" cy="1590675"/>
             <wp:effectExtent t="0" r="0" b="0" l="0"/>
             <wp:docPr id="1" name="" descr="" title=""/>
             <wp:cNvGraphicFramePr>
@@ -834,7 +834,7 @@
                   <pic:spPr bwMode="auto">
                     <a:xfrm>
                       <a:off x="0" y="0"/>
-                      <a:ext cx="5400675" cy="3038475"/>
+                      <a:ext cx="5400675" cy="1590675"/>
                     </a:xfrm>
                     <a:prstGeom prst="rect">
                       <a:avLst/>
@@ -1942,7 +1942,7 @@
       <w:r>
         <w:drawing>
           <wp:inline distT="0" distB="0" distL="0" distR="0">
-            <wp:extent cx="5400675" cy="3038475"/>
+            <wp:extent cx="5400675" cy="2019300"/>
             <wp:effectExtent t="0" r="0" b="0" l="0"/>
             <wp:docPr id="1" name="" descr="" title=""/>
             <wp:cNvGraphicFramePr>
@@ -1967,7 +1967,7 @@
                   <pic:spPr bwMode="auto">
                     <a:xfrm>
                       <a:off x="0" y="0"/>
-                      <a:ext cx="5400675" cy="3038475"/>
+                      <a:ext cx="5400675" cy="2019300"/>
                     </a:xfrm>
                     <a:prstGeom prst="rect">
                       <a:avLst/>
@@ -2924,7 +2924,7 @@
       <w:r>
         <w:drawing>
           <wp:inline distT="0" distB="0" distL="0" distR="0">
-            <wp:extent cx="5400675" cy="3038475"/>
+            <wp:extent cx="5400675" cy="1247775"/>
             <wp:effectExtent t="0" r="0" b="0" l="0"/>
             <wp:docPr id="1" name="" descr="" title=""/>
             <wp:cNvGraphicFramePr>
@@ -2949,7 +2949,7 @@
                   <pic:spPr bwMode="auto">
                     <a:xfrm>
                       <a:off x="0" y="0"/>
-                      <a:ext cx="5400675" cy="3038475"/>
+                      <a:ext cx="5400675" cy="1247775"/>
                     </a:xfrm>
                     <a:prstGeom prst="rect">
                       <a:avLst/>
@@ -3932,7 +3932,7 @@
       <w:r>
         <w:drawing>
           <wp:inline distT="0" distB="0" distL="0" distR="0">
-            <wp:extent cx="5400675" cy="3038475"/>
+            <wp:extent cx="5400675" cy="1485900"/>
             <wp:effectExtent t="0" r="0" b="0" l="0"/>
             <wp:docPr id="1" name="" descr="" title=""/>
             <wp:cNvGraphicFramePr>
@@ -3957,7 +3957,7 @@
                   <pic:spPr bwMode="auto">
                     <a:xfrm>
                       <a:off x="0" y="0"/>
-                      <a:ext cx="5400675" cy="3038475"/>
+                      <a:ext cx="5400675" cy="1485900"/>
                     </a:xfrm>
                     <a:prstGeom prst="rect">
                       <a:avLst/>
@@ -6784,7 +6784,7 @@
       <w:r>
         <w:drawing>
           <wp:inline distT="0" distB="0" distL="0" distR="0">
-            <wp:extent cx="5400675" cy="3038475"/>
+            <wp:extent cx="5400675" cy="1657350"/>
             <wp:effectExtent t="0" r="0" b="0" l="0"/>
             <wp:docPr id="1" name="" descr="" title=""/>
             <wp:cNvGraphicFramePr>
@@ -6809,7 +6809,7 @@
                   <pic:spPr bwMode="auto">
                     <a:xfrm>
                       <a:off x="0" y="0"/>
-                      <a:ext cx="5400675" cy="3038475"/>
+                      <a:ext cx="5400675" cy="1657350"/>
                     </a:xfrm>
                     <a:prstGeom prst="rect">
                       <a:avLst/>
@@ -9646,7 +9646,7 @@
       <w:r>
         <w:drawing>
           <wp:inline distT="0" distB="0" distL="0" distR="0">
-            <wp:extent cx="5400675" cy="3038475"/>
+            <wp:extent cx="5400675" cy="2533650"/>
             <wp:effectExtent t="0" r="0" b="0" l="0"/>
             <wp:docPr id="1" name="" descr="" title=""/>
             <wp:cNvGraphicFramePr>
@@ -9671,7 +9671,7 @@
                   <pic:spPr bwMode="auto">
                     <a:xfrm>
                       <a:off x="0" y="0"/>
-                      <a:ext cx="5400675" cy="3038475"/>
+                      <a:ext cx="5400675" cy="2533650"/>
                     </a:xfrm>
                     <a:prstGeom prst="rect">
                       <a:avLst/>
@@ -10985,7 +10985,7 @@
       <w:r>
         <w:drawing>
           <wp:inline distT="0" distB="0" distL="0" distR="0">
-            <wp:extent cx="5400675" cy="3038475"/>
+            <wp:extent cx="5400675" cy="2409825"/>
             <wp:effectExtent t="0" r="0" b="0" l="0"/>
             <wp:docPr id="1" name="" descr="" title=""/>
             <wp:cNvGraphicFramePr>
@@ -11010,7 +11010,7 @@
                   <pic:spPr bwMode="auto">
                     <a:xfrm>
                       <a:off x="0" y="0"/>
-                      <a:ext cx="5400675" cy="3038475"/>
+                      <a:ext cx="5400675" cy="2409825"/>
                     </a:xfrm>
                     <a:prstGeom prst="rect">
                       <a:avLst/>
@@ -12348,7 +12348,7 @@
       <w:r>
         <w:drawing>
           <wp:inline distT="0" distB="0" distL="0" distR="0">
-            <wp:extent cx="5400675" cy="3038475"/>
+            <wp:extent cx="5400675" cy="2257425"/>
             <wp:effectExtent t="0" r="0" b="0" l="0"/>
             <wp:docPr id="1" name="" descr="" title=""/>
             <wp:cNvGraphicFramePr>
@@ -12373,7 +12373,7 @@
                   <pic:spPr bwMode="auto">
                     <a:xfrm>
                       <a:off x="0" y="0"/>
-                      <a:ext cx="5400675" cy="3038475"/>
+                      <a:ext cx="5400675" cy="2257425"/>
                     </a:xfrm>
                     <a:prstGeom prst="rect">
                       <a:avLst/>
@@ -13240,7 +13240,7 @@
       <w:r>
         <w:drawing>
           <wp:inline distT="0" distB="0" distL="0" distR="0">
-            <wp:extent cx="5400675" cy="3038475"/>
+            <wp:extent cx="5400675" cy="2400300"/>
             <wp:effectExtent t="0" r="0" b="0" l="0"/>
             <wp:docPr id="1" name="" descr="" title=""/>
             <wp:cNvGraphicFramePr>
@@ -13265,7 +13265,7 @@
                   <pic:spPr bwMode="auto">
                     <a:xfrm>
                       <a:off x="0" y="0"/>
-                      <a:ext cx="5400675" cy="3038475"/>
+                      <a:ext cx="5400675" cy="2400300"/>
                     </a:xfrm>
                     <a:prstGeom prst="rect">
                       <a:avLst/>
@@ -18015,6 +18015,7 @@
 <w:ftr xmlns:wpc="http://schemas.microsoft.com/office/word/2010/wordprocessingCanvas" xmlns:mc="http://schemas.openxmlformats.org/markup-compatibility/2006" xmlns:o="urn:schemas-microsoft-com:office:office" xmlns:r="http://schemas.openxmlformats.org/officeDocument/2006/relationships" xmlns:m="http://schemas.openxmlformats.org/officeDocument/2006/math" xmlns:v="urn:schemas-microsoft-com:vml" xmlns:wp14="http://schemas.microsoft.com/office/word/2010/wordprocessingDrawing" xmlns:wp="http://schemas.openxmlformats.org/drawingml/2006/wordprocessingDrawing" xmlns:w10="urn:schemas-microsoft-com:office:word" xmlns:w="http://schemas.openxmlformats.org/wordprocessingml/2006/main" xmlns:w14="http://schemas.microsoft.com/office/word/2010/wordml" xmlns:w15="http://schemas.microsoft.com/office/word/2012/wordml" xmlns:wpg="http://schemas.microsoft.com/office/word/2010/wordprocessingGroup" xmlns:wpi="http://schemas.microsoft.com/office/word/2010/wordprocessingInk" xmlns:wne="http://schemas.microsoft.com/office/word/2006/wordml" xmlns:wps="http://schemas.microsoft.com/office/word/2010/wordprocessingShape">
   <w:p>
     <w:pPr>
+      <w:ind w:firstLine="180"/>
       <w:jc w:val="center"/>
     </w:pPr>
     <w:r>
@@ -18092,6 +18093,7 @@
 <w:hdr xmlns:wpc="http://schemas.microsoft.com/office/word/2010/wordprocessingCanvas" xmlns:mc="http://schemas.openxmlformats.org/markup-compatibility/2006" xmlns:o="urn:schemas-microsoft-com:office:office" xmlns:r="http://schemas.openxmlformats.org/officeDocument/2006/relationships" xmlns:m="http://schemas.openxmlformats.org/officeDocument/2006/math" xmlns:v="urn:schemas-microsoft-com:vml" xmlns:wp14="http://schemas.microsoft.com/office/word/2010/wordprocessingDrawing" xmlns:wp="http://schemas.openxmlformats.org/drawingml/2006/wordprocessingDrawing" xmlns:w10="urn:schemas-microsoft-com:office:word" xmlns:w="http://schemas.openxmlformats.org/wordprocessingml/2006/main" xmlns:w14="http://schemas.microsoft.com/office/word/2010/wordml" xmlns:w15="http://schemas.microsoft.com/office/word/2012/wordml" xmlns:wpg="http://schemas.microsoft.com/office/word/2010/wordprocessingGroup" xmlns:wpi="http://schemas.microsoft.com/office/word/2010/wordprocessingInk" xmlns:wne="http://schemas.microsoft.com/office/word/2006/wordml" xmlns:wps="http://schemas.microsoft.com/office/word/2010/wordprocessingShape" xmlns:cx="http://schemas.microsoft.com/office/drawing/2014/chartex" xmlns:cx1="http://schemas.microsoft.com/office/drawing/2015/9/8/chartex" xmlns:cx2="http://schemas.microsoft.com/office/drawing/2015/10/21/chartex" xmlns:cx3="http://schemas.microsoft.com/office/drawing/2016/5/9/chartex" xmlns:cx4="http://schemas.microsoft.com/office/drawing/2016/5/10/chartex" xmlns:cx5="http://schemas.microsoft.com/office/drawing/2016/5/11/chartex" xmlns:cx6="http://schemas.microsoft.com/office/drawing/2016/5/12/chartex" xmlns:cx7="http://schemas.microsoft.com/office/drawing/2016/5/13/chartex" xmlns:cx8="http://schemas.microsoft.com/office/drawing/2016/5/14/chartex" xmlns:w16cid="http://schemas.microsoft.com/office/word/2016/wordml/cid" xmlns:w16se="http://schemas.microsoft.com/office/word/2015/wordml/symex">
   <w:p>
     <w:pPr>
+      <w:ind w:firstLine="160"/>
       <w:jc w:val="right"/>
     </w:pPr>
     <w:r>

--- a/06-final-report/final/final-report.docx
+++ b/06-final-report/final/final-report.docx
@@ -476,7 +476,7 @@
           <w:sz w:val="22"/>
           <w:szCs w:val="22"/>
         </w:rPr>
-        <w:t xml:space="preserve">최근 ChatGPT, Claude, Gemini 등 대규모 언어 모델(Large Language Model, LLM) 서비스가 다양한 분야에서 활용되고 있다. 이러한 서비스는 주로 API(Application Programming Interface, 프로그램이 다른 프로그램에 요청을 보내고 결과를 받는 통로) 형태로 제공된다. 이에 따라 기업이나 연구실에서도 하나의 조직 계정으로 여러 구성원이 LLM API를 사용하거나, 자체 LLM 서버를 구축하여 여러 사용자에게 서비스하는 사례가 늘어나고 있다.</w:t>
+        <w:t xml:space="preserve">최근 ChatGPT, Claude, Gemini 등 대규모 언어 모델(Large Language Model, LLM) 서비스가 다양한 분야에서 활용되고 있다. 이러한 서비스는 주로 API(Application Programming Interface, 프로그램이 다른 프로그램에 요청을 보내고 결과를 받는 통로) 형태로 제공된다. 기업이나 연구실에서도 하나의 조직 계정으로 여러 구성원이 LLM API를 공유하거나, 자체 LLM 서버를 구축하여 여러 사용자에게 서비스하는 사례가 늘어나고 있다.</w:t>
       </w:r>
     </w:p>
     <w:p>
@@ -1039,7 +1039,7 @@
           <w:sz w:val="22"/>
           <w:szCs w:val="22"/>
         </w:rPr>
-        <w:t xml:space="preserve">그러나 이들 도구 모두 다중 사용자 환경에서의 요청 우선순위 관리나 사용자 간 공정성 보장 기능은 공식 문서에서 확인하지 못하였다. 기존 LLM 서빙 도구들은 전체 처리량을 높이는 데 집중하고 있으며, "어떤 사용자의 요청을 먼저 처리할 것인가"나 "사용자별로 자원을 공정하게 나누는 것인가"에 대한 관리 기능은 제공하지 않고 있다. 본 프로젝트는 이 부분에 스케줄링 이론을 적용하였다.</w:t>
+        <w:t xml:space="preserve">그러나 이들 도구 모두 다중 사용자 환경에서의 요청 우선순위 관리나 사용자 간 공정성 보장 기능은 공식 문서에서 다루지 않는다. 기존 LLM 서빙 도구들은 전체 처리량을 높이는 데 집중하고 있으며, "어떤 사용자의 요청을 먼저 처리할 것인가"나 "사용자별로 자원을 공정하게 나눌 것인가"에 대한 관리 기능은 제공하지 않는다. 본 프로젝트는 이 부분에 스케줄링 이론을 적용하였다.</w:t>
       </w:r>
     </w:p>
     <w:p>
@@ -1070,7 +1070,7 @@
           <w:sz w:val="22"/>
           <w:szCs w:val="22"/>
         </w:rPr>
-        <w:t xml:space="preserve">여러 사용자가 자원을 공유하는 시스템에서, 자원이 얼마나 고르게 나뉘었는지를 측정하는 것은 중요한 문제이다. 공정성을 측정하는 지표로는 대표적으로 Jain's Fairness Index(JFI)가 있다 [7]. JFI는 자원 배분의 균등성을 0에서 1 사이의 점수 하나로 나타내는 지표이다. 이 지표는 사용자 수에 관계없이 적용할 수 있고, 0과 1 사이의 직관적인 값을 제공하므로 해석이 쉽다는 장점이 있다.</w:t>
+        <w:t xml:space="preserve">여러 사용자가 자원을 공유하는 시스템에서, 자원이 얼마나 고르게 나뉘었는지를 측정하는 것은 중요한 문제이다. 앞서 1.2절에서 언급한 Jain's Fairness Index(JFI)는 이러한 측정을 위해 널리 쓰이는 대표적 지표이다 [7]. JFI는 사용자 수에 관계없이 적용할 수 있고, 0과 1 사이의 직관적인 값을 제공하므로 해석이 쉽다는 장점이 있다.</w:t>
       </w:r>
     </w:p>
     <w:p>
@@ -1132,7 +1132,7 @@
           <w:sz w:val="22"/>
           <w:szCs w:val="22"/>
         </w:rPr>
-        <w:t xml:space="preserve">공정성을 측정하는 다른 접근법으로는 최대-최소 공정성(Max-Min Fairness)이 있다. 이는 가장 적게 받는 사용자의 배분량을 최대화하는 방식이다. JFI는 이에 비해 계산이 간단하고, 실험 결과를 단일 수치로 비교할 수 있어 본 프로젝트에서는 JFI를 선택하였다.</w:t>
+        <w:t xml:space="preserve">공정성을 측정하는 다른 접근법으로는 최대-최소 공정성(Max-Min Fairness)이 있다. 이는 가장 적게 받는 사용자의 배분량을 최대화하는 것을 우선시하는 방식으로, 각 사용자의 배분을 반복적으로 조정하여 산출한다. JFI는 이에 비해 계산이 간단하고, 실험 결과를 단일 수치로 비교할 수 있어 본 프로젝트에서는 JFI를 선택하였다.</w:t>
       </w:r>
     </w:p>
     <w:p>
@@ -3871,7 +3871,7 @@
           <w:sz w:val="22"/>
           <w:szCs w:val="22"/>
         </w:rPr>
-        <w:t xml:space="preserve">스케줄링 로직 자체에 집중하기 위해, 별도 빌드나 타입 설정이 필요 없는 JavaScript를 사용하였다. 외부 라이브러리를 최소한으로 사용하고, 스케줄링 알고리즘을 직접 구현하여 학습 효과를 높이는 것을 목표로 하였다.</w:t>
+        <w:t xml:space="preserve">외부 라이브러리를 최소한으로 사용하고, 스케줄링 알고리즘을 직접 구현하여 학습 효과를 높이는 것을 목표로 하였다.</w:t>
       </w:r>
     </w:p>
     <w:p>
@@ -6701,7 +6701,7 @@
           <w:sz w:val="22"/>
           <w:szCs w:val="22"/>
         </w:rPr>
-        <w:t xml:space="preserve">또한, 최종 발표를 위한 실시간 데모 환경을 준비하였다. 터미널에서 `SCHEDULER_TYPE=FCFS node server.js`로 서버를 시작한 뒤, REST API를 통해 여러 등급의 요청을 보내면 스케줄러별로 처리 순서가 달라지는 것을 확인할 수 있다. 데모에서는 FCFS 서버와 WFQ 서버를 순차적으로 실행하여, 동일한 요청이 알고리즘에 따라 다른 순서로 처리되는 과정을 비교한다. 이를 통해 스케줄링 알고리즘의 차이가 실제 사용자 경험에 어떤 영향을 미치는지 직관적으로 보여줄 수 있다.</w:t>
+        <w:t xml:space="preserve">또한, 환경변수로 선택된 스케줄러가 동일한 요청을 알고리즘별로 다른 순서로 처리함을 확인할 수 있도록 실시간 데모 환경을 구성하여, 스케줄링 알고리즘의 차이가 실제 사용자 경험에 미치는 영향을 시각적으로 확인할 수 있도록 하였다.</w:t>
       </w:r>
     </w:p>
     <w:p>
@@ -11123,7 +11123,7 @@
           <w:sz w:val="22"/>
           <w:szCs w:val="22"/>
         </w:rPr>
-        <w:t xml:space="preserve">: 대응표본 t-검정(paired t-test, 같은 조건에서 반복 측정한 두 값의 평균이 서로 다른지 확인하는 통계 방법)을 수행한 결과, p-값(관측된 차이가 우연에 의한 것일 확률)이 0.001 미만으로 나왔다. 95% 신뢰구간(Confidence Interval, 실험을 반복했을 때 참값이 포함될 것으로 기대되는 범위)은 [71.89%, 74.51%]로, 개선율이 약 72~75% 범위에서 안정적으로 나타남을 확인하였다.</w:t>
+        <w:t xml:space="preserve">: 대응표본 t-검정(paired t-test, 같은 조건에서 반복 측정한 두 평균의 차이를 확인하는 방법)을 수행한 결과, p-값이 0.001 미만으로 나왔다. 이는 관측된 차이가 우연에 의한 것일 확률이 매우 낮다는 의미이다. 95% 신뢰구간은 [71.89%, 74.51%]로, 개선율이 약 72~75% 범위에서 안정적으로 나타남을 확인하였다.</w:t>
       </w:r>
     </w:p>
     <w:p>
@@ -11137,7 +11137,7 @@
           <w:sz w:val="22"/>
           <w:szCs w:val="22"/>
         </w:rPr>
-        <w:t xml:space="preserve">효과 크기를 나타내는 Cohen's d(두 집단의 차이가 얼마나 의미 있는 크기인지를 보여주는 지표로, 일반적으로 0.2는 작은 효과, 0.5는 중간 효과, 0.8 이상이면 큰 효과로 판단)는 20.39로, 이는 통상적인 "큰 효과" 기준(0.8)을 훨씬 넘어선 수치이다. 이처럼 값이 매우 크게 나온 이유는, Short 요청의 응답시간 차이(약 46만ms)가 시드 간 변동(표준편차 약 2.3만ms)에 비해 20배 이상이기 때문이다. 즉, 시드를 바꿔가며 실험해도 MLFQ 선점형의 개선 폭은 거의 흔들리지 않는 일관된 결과가 나왔다는 의미이다.</w:t>
+        <w:t xml:space="preserve">효과 크기를 나타내는 Cohen's d(두 집단 차이의 크기를 보여주는 지표)는 20.39로, 통상적인 "큰 효과" 기준(0.8)을 훨씬 넘어선 수치이다. Short 요청의 응답시간 차이가 시드 간 변동에 비해 20배 이상 크다는 의미로, 시드를 바꿔도 MLFQ 선점형의 개선 폭은 거의 흔들리지 않는 일관된 결과를 보였다.</w:t>
       </w:r>
     </w:p>
     <w:p>
@@ -17905,7 +17905,7 @@
           <w:sz w:val="22"/>
           <w:szCs w:val="22"/>
         </w:rPr>
-        <w:t xml:space="preserve">: 5개 시드의 FCFS Short 응답시간과 MLFQ Short 응답시간을 짝지어 대응표본 t-검정을 수행하였다. 구체적으로는 각 시드의 응답시간 차이(FCFS − MLFQ, 평균 약 464,785ms, 표준편차 약 22,798ms)에 대해 표준오차(약 10,196ms)를 계산하고, t = (차이 평균)/(표준오차) = 45.59를 얻었다. Cohen's d는 대응표본용 공식 (차이 평균/차이 표준편차)에 따라 20.39로 산출하였다. 95% 신뢰구간은 개선율 5개 값([71.76%, 74.30%, 73.94%, 72.48%, 73.53%])에 대해 자유도 4의 t 임계값(t₀.₀₂₅ = 2.776)을 적용하여 계산하였다. 이 수치들은 `02-implementation/experiments-simple/compute-stats.js`를 실행하여 그대로 재현할 수 있다.</w:t>
+        <w:t xml:space="preserve">: 5개 시드의 FCFS Short 응답시간과 MLFQ Short 응답시간을 짝지어 대응표본 t-검정을 수행하였다. 각 시드의 응답시간 차이로부터 t = 45.59, Cohen's d = 20.39를 계산하였으며, 95% 신뢰구간은 개선율 5개 값에 자유도 4의 t 임계값을 적용하여 산출하였다. 위 수치는 `02-implementation/experiments-simple/compute-stats.js`를 실행하여 재현할 수 있다.</w:t>
       </w:r>
     </w:p>
     <w:p>

--- a/06-final-report/final/final-report.docx
+++ b/06-final-report/final/final-report.docx
@@ -476,7 +476,7 @@
           <w:sz w:val="22"/>
           <w:szCs w:val="22"/>
         </w:rPr>
-        <w:t xml:space="preserve">최근 ChatGPT, Claude, Gemini 등 대규모 언어 모델(Large Language Model, LLM) 서비스가 다양한 분야에서 활용되고 있다. 이러한 서비스는 주로 API(Application Programming Interface, 프로그램이 다른 프로그램에 요청을 보내고 결과를 받는 통로) 형태로 제공된다. 기업이나 연구실에서도 하나의 조직 계정으로 여러 구성원이 LLM API를 공유하거나, 자체 LLM 서버를 구축하여 여러 사용자에게 서비스하는 사례가 늘어나고 있다.</w:t>
+        <w:t xml:space="preserve">ChatGPT, Claude, Gemini 등 대규모 언어 모델(Large Language Model, LLM) 서비스는 주로 API(Application Programming Interface) 형태로 제공된다. 기업이나 연구실에서는 하나의 조직 계정을 여러 구성원이 공유하거나 자체 LLM 서버를 운영하는 사례가 늘어나고 있다.</w:t>
       </w:r>
     </w:p>
     <w:p>
@@ -490,21 +490,7 @@
           <w:sz w:val="22"/>
           <w:szCs w:val="22"/>
         </w:rPr>
-        <w:t xml:space="preserve">이러한 다중 사용자 환경에서는 요청을 어떻게 관리할지가 문제가 된다. OpenAI는 조직(Organization) 단위로 분당 요청 수와 토큰 수에 한도를 두고 있고 [1], Anthropic도 사용 등급별로 호출 한도를 적용하고 있다 [2]. 이러한 한도는 조직이나 계정 단위로 적용되므로, 같은 조직에 속한 구성원들이 한정된 호출 한도를 어떻게 나누어 쓸지는 별도로 관리해야 하는 문제이다. 자체 LLM 서버를 운영하는 경우에도, 동시에 처리할 수 있는 요청 수가 제한되어 같은 문제가 발생한다.</w:t>
-      </w:r>
-    </w:p>
-    <w:p>
-      <w:pPr>
-        <w:spacing w:after="120" w:line="360"/>
-      </w:pPr>
-      <w:r>
-        <w:rPr>
-          <w:rFonts w:ascii="맑은 고딕" w:cs="맑은 고딕" w:eastAsia="맑은 고딕" w:hAnsi="맑은 고딕"/>
-          <w:color w:val="000000"/>
-          <w:sz w:val="22"/>
-          <w:szCs w:val="22"/>
-        </w:rPr>
-        <w:t xml:space="preserve">별도의 관리 기능이 없다 보니, 요청은 도착한 순서대로 처리되거나 호출 빈도 제한 수준에서 관리되는 것이 일반적이다. 이 경우 긴급한 요청도 순서를 기다려야 하고, 사용자별로 자원을 다르게 배분하기 어려우며, 자원이 공정하게 나누어지고 있는지 확인하기도 쉽지 않다.</w:t>
+        <w:t xml:space="preserve">다중 사용자 환경에서는 요청을 어떻게 관리할지가 문제가 된다. OpenAI는 조직(Organization) 단위로 분당 요청 수·토큰 수 한도를 두고 [1], Anthropic은 사용 등급별 호출 한도를 적용한다 [2]. 이 한도가 조직 단위로 적용되므로, 구성원들이 한정된 호출 한도를 어떻게 나누어 쓸지는 별도로 관리해야 한다. 자체 LLM 서버도 동시 처리 수가 제한되어 같은 문제가 발생한다. 별도 관리 기능이 없으면 요청은 도착 순서대로 처리되거나 호출 빈도 제한 수준에서만 관리되며, 긴급 요청이 뒤로 밀리고 사용자별 차등 배분이 어렵다는 문제가 있다.</w:t>
       </w:r>
     </w:p>
     <w:p>
@@ -535,21 +521,7 @@
           <w:sz w:val="22"/>
           <w:szCs w:val="22"/>
         </w:rPr>
-        <w:t xml:space="preserve">운영체제 수업에서 프로세스 스케줄링 알고리즘을 배우면서, "이 알고리즘들을 LLM API 요청 관리에 적용하면 어떨까?"라는 궁금증에서 이 프로젝트를 시작하게 되었다. 스케줄링 이론을 LLM API 환경에 적용해보고, 알고리즘별 성능과 공정성을 비교해보는 것이 본 프로젝트의 목적이다.</w:t>
-      </w:r>
-    </w:p>
-    <w:p>
-      <w:pPr>
-        <w:spacing w:after="120" w:line="360"/>
-      </w:pPr>
-      <w:r>
-        <w:rPr>
-          <w:rFonts w:ascii="맑은 고딕" w:cs="맑은 고딕" w:eastAsia="맑은 고딕" w:hAnsi="맑은 고딕"/>
-          <w:color w:val="000000"/>
-          <w:sz w:val="22"/>
-          <w:szCs w:val="22"/>
-        </w:rPr>
-        <w:t xml:space="preserve">구체적으로 다음 세 가지 연구 질문에 답하고자 한다.</w:t>
+        <w:t xml:space="preserve">운영체제 수업에서 배운 프로세스 스케줄링 알고리즘을 LLM API 요청 관리에 적용해보고, 알고리즘별 성능과 공정성을 비교하는 것이 본 프로젝트의 목적이다. 구체적으로 다음 세 가지 연구 질문에 답한다.</w:t>
       </w:r>
     </w:p>
     <w:p>
@@ -579,7 +551,7 @@
           <w:sz w:val="22"/>
           <w:szCs w:val="22"/>
         </w:rPr>
-        <w:t xml:space="preserve">: FCFS, Priority Scheduling, MLFQ, WFQ의 네 가지 스케줄링 알고리즘을 LLM API 환경에 맞게 구현할 수 있는가?</w:t>
+        <w:t xml:space="preserve">: FCFS, Priority Scheduling, MLFQ, WFQ를 LLM API 환경에 맞게 구현할 수 있는가?</w:t>
       </w:r>
     </w:p>
     <w:p>
@@ -609,7 +581,7 @@
           <w:sz w:val="22"/>
           <w:szCs w:val="22"/>
         </w:rPr>
-        <w:t xml:space="preserve">: 평균 대기시간, 처리량 등의 지표로 각 알고리즘의 효율성에 차이가 있는가?</w:t>
+        <w:t xml:space="preserve">: 평균 대기시간·처리량 등에서 알고리즘 간 효율성 차이가 있는가?</w:t>
       </w:r>
     </w:p>
     <w:p>
@@ -639,7 +611,7 @@
           <w:sz w:val="22"/>
           <w:szCs w:val="22"/>
         </w:rPr>
-        <w:t xml:space="preserve">: Jain's Fairness Index(JFI, 자원 배분의 균등성을 0에서 1 사이 점수로 나타내는 지표)를 활용하여, 각 알고리즘이 사용자 간 자원을 얼마나 공정하게 배분하는가?</w:t>
+        <w:t xml:space="preserve">: Jain's Fairness Index(JFI, 자원 배분의 균등성을 0~1 사이 점수로 나타내는 지표)로 알고리즘별 공정성은 어떻게 나타나는가?</w:t>
       </w:r>
     </w:p>
     <w:p>
@@ -661,72 +633,122 @@
     </w:p>
     <w:p>
       <w:pPr>
-        <w:spacing w:after="120" w:line="360"/>
-      </w:pPr>
-      <w:r>
-        <w:rPr>
-          <w:rFonts w:ascii="맑은 고딕" w:cs="맑은 고딕" w:eastAsia="맑은 고딕" w:hAnsi="맑은 고딕"/>
-          <w:color w:val="000000"/>
-          <w:sz w:val="22"/>
-          <w:szCs w:val="22"/>
-        </w:rPr>
-        <w:t xml:space="preserve">본 프로젝트의 연구 범위는 다음과 같다.</w:t>
-      </w:r>
-    </w:p>
-    <w:p>
-      <w:pPr>
-        <w:spacing w:after="120" w:line="360"/>
-      </w:pPr>
-      <w:r>
-        <w:rPr>
-          <w:rFonts w:ascii="맑은 고딕" w:cs="맑은 고딕" w:eastAsia="맑은 고딕" w:hAnsi="맑은 고딕"/>
-          <w:color w:val="000000"/>
-          <w:sz w:val="22"/>
-          <w:szCs w:val="22"/>
-        </w:rPr>
-        <w:t xml:space="preserve">첫째, 스케줄링 알고리즘은 FCFS, Priority Scheduling, MLFQ, WFQ의 4가지를 대상으로 한다. 이 알고리즘들은 운영체제와 네트워크 분야에서 널리 사용되는 대표적인 방식이다.</w:t>
-      </w:r>
-    </w:p>
-    <w:p>
-      <w:pPr>
-        <w:spacing w:after="120" w:line="360"/>
-      </w:pPr>
-      <w:r>
-        <w:rPr>
-          <w:rFonts w:ascii="맑은 고딕" w:cs="맑은 고딕" w:eastAsia="맑은 고딕" w:hAnsi="맑은 고딕"/>
-          <w:color w:val="000000"/>
-          <w:sz w:val="22"/>
-          <w:szCs w:val="22"/>
-        </w:rPr>
-        <w:t xml:space="preserve">둘째, 실험은 두 가지 방식으로 수행하였다. 하나는 시간 기반 시뮬레이션으로, 처리 시간을 미리 지정하여 알고리즘 자체의 특성을 비교하는 방식이다. 다른 하나는 실서버 환경에서 Ollama(로컬에서 LLM을 실행할 수 있는 오픈소스 도구)를 활용한 실제 LLM 호출이다.</w:t>
-      </w:r>
-    </w:p>
-    <w:p>
-      <w:pPr>
-        <w:spacing w:after="120" w:line="360"/>
-      </w:pPr>
-      <w:r>
-        <w:rPr>
-          <w:rFonts w:ascii="맑은 고딕" w:cs="맑은 고딕" w:eastAsia="맑은 고딕" w:hAnsi="맑은 고딕"/>
-          <w:color w:val="000000"/>
-          <w:sz w:val="22"/>
-          <w:szCs w:val="22"/>
-        </w:rPr>
-        <w:t xml:space="preserve">셋째, 성능 지표는 평균 대기시간과 처리량(초당 처리 요청 수)을, 공정성 지표는 Jain's Fairness Index(JFI)를 사용하였다.</w:t>
-      </w:r>
-    </w:p>
-    <w:p>
-      <w:pPr>
-        <w:spacing w:after="120" w:line="360"/>
-      </w:pPr>
-      <w:r>
-        <w:rPr>
-          <w:rFonts w:ascii="맑은 고딕" w:cs="맑은 고딕" w:eastAsia="맑은 고딕" w:hAnsi="맑은 고딕"/>
-          <w:color w:val="000000"/>
-          <w:sz w:val="22"/>
-          <w:szCs w:val="22"/>
-        </w:rPr>
-        <w:t xml:space="preserve">넷째, 부가 기능으로 구독 등급별 요청 빈도 제한(Rate Limiter)을 구현하였으나, 이는 스케줄링 알고리즘이 아닌 전처리 단계로서 비교 대상에는 포함되지 않는다.</w:t>
+        <w:pStyle w:val="ListParagraph"/>
+        <w:numPr>
+          <w:ilvl w:val="0"/>
+          <w:numId w:val="3"/>
+        </w:numPr>
+        <w:spacing w:after="80" w:line="340"/>
+      </w:pPr>
+      <w:r>
+        <w:rPr>
+          <w:rFonts w:ascii="맑은 고딕" w:cs="맑은 고딕" w:eastAsia="맑은 고딕" w:hAnsi="맑은 고딕"/>
+          <w:b/>
+          <w:bCs/>
+          <w:color w:val="000000"/>
+          <w:sz w:val="22"/>
+          <w:szCs w:val="22"/>
+        </w:rPr>
+        <w:t xml:space="preserve">대상 알고리즘</w:t>
+      </w:r>
+      <w:r>
+        <w:rPr>
+          <w:rFonts w:ascii="맑은 고딕" w:cs="맑은 고딕" w:eastAsia="맑은 고딕" w:hAnsi="맑은 고딕"/>
+          <w:color w:val="000000"/>
+          <w:sz w:val="22"/>
+          <w:szCs w:val="22"/>
+        </w:rPr>
+        <w:t xml:space="preserve">: FCFS, Priority Scheduling, MLFQ, WFQ 네 가지 (OS·네트워크 분야 대표 방식).</w:t>
+      </w:r>
+    </w:p>
+    <w:p>
+      <w:pPr>
+        <w:pStyle w:val="ListParagraph"/>
+        <w:numPr>
+          <w:ilvl w:val="0"/>
+          <w:numId w:val="3"/>
+        </w:numPr>
+        <w:spacing w:after="80" w:line="340"/>
+      </w:pPr>
+      <w:r>
+        <w:rPr>
+          <w:rFonts w:ascii="맑은 고딕" w:cs="맑은 고딕" w:eastAsia="맑은 고딕" w:hAnsi="맑은 고딕"/>
+          <w:b/>
+          <w:bCs/>
+          <w:color w:val="000000"/>
+          <w:sz w:val="22"/>
+          <w:szCs w:val="22"/>
+        </w:rPr>
+        <w:t xml:space="preserve">실험 방식</w:t>
+      </w:r>
+      <w:r>
+        <w:rPr>
+          <w:rFonts w:ascii="맑은 고딕" w:cs="맑은 고딕" w:eastAsia="맑은 고딕" w:hAnsi="맑은 고딕"/>
+          <w:color w:val="000000"/>
+          <w:sz w:val="22"/>
+          <w:szCs w:val="22"/>
+        </w:rPr>
+        <w:t xml:space="preserve">: 시간 기반 시뮬레이션(알고리즘 특성 비교)과 Ollama를 활용한 실서버 실험 두 가지.</w:t>
+      </w:r>
+    </w:p>
+    <w:p>
+      <w:pPr>
+        <w:pStyle w:val="ListParagraph"/>
+        <w:numPr>
+          <w:ilvl w:val="0"/>
+          <w:numId w:val="3"/>
+        </w:numPr>
+        <w:spacing w:after="80" w:line="340"/>
+      </w:pPr>
+      <w:r>
+        <w:rPr>
+          <w:rFonts w:ascii="맑은 고딕" w:cs="맑은 고딕" w:eastAsia="맑은 고딕" w:hAnsi="맑은 고딕"/>
+          <w:b/>
+          <w:bCs/>
+          <w:color w:val="000000"/>
+          <w:sz w:val="22"/>
+          <w:szCs w:val="22"/>
+        </w:rPr>
+        <w:t xml:space="preserve">지표</w:t>
+      </w:r>
+      <w:r>
+        <w:rPr>
+          <w:rFonts w:ascii="맑은 고딕" w:cs="맑은 고딕" w:eastAsia="맑은 고딕" w:hAnsi="맑은 고딕"/>
+          <w:color w:val="000000"/>
+          <w:sz w:val="22"/>
+          <w:szCs w:val="22"/>
+        </w:rPr>
+        <w:t xml:space="preserve">: 성능은 평균 대기시간·처리량(req/s), 공정성은 JFI.</w:t>
+      </w:r>
+    </w:p>
+    <w:p>
+      <w:pPr>
+        <w:pStyle w:val="ListParagraph"/>
+        <w:numPr>
+          <w:ilvl w:val="0"/>
+          <w:numId w:val="3"/>
+        </w:numPr>
+        <w:spacing w:after="80" w:line="340"/>
+      </w:pPr>
+      <w:r>
+        <w:rPr>
+          <w:rFonts w:ascii="맑은 고딕" w:cs="맑은 고딕" w:eastAsia="맑은 고딕" w:hAnsi="맑은 고딕"/>
+          <w:b/>
+          <w:bCs/>
+          <w:color w:val="000000"/>
+          <w:sz w:val="22"/>
+          <w:szCs w:val="22"/>
+        </w:rPr>
+        <w:t xml:space="preserve">Rate Limiter</w:t>
+      </w:r>
+      <w:r>
+        <w:rPr>
+          <w:rFonts w:ascii="맑은 고딕" w:cs="맑은 고딕" w:eastAsia="맑은 고딕" w:hAnsi="맑은 고딕"/>
+          <w:color w:val="000000"/>
+          <w:sz w:val="22"/>
+          <w:szCs w:val="22"/>
+        </w:rPr>
+        <w:t xml:space="preserve">: 스케줄링 비교 대상이 아닌 전처리 단계로 구현하였다.</w:t>
       </w:r>
     </w:p>
     <w:p>
@@ -793,7 +815,7 @@
           <w:sz w:val="22"/>
           <w:szCs w:val="22"/>
         </w:rPr>
-        <w:t xml:space="preserve">프로세스 스케줄링은 운영체제에서 CPU 자원을 여러 프로세스에 나누어 주기 위한 방법이다. 어떤 순서로 처리할지에 따라 다양한 알고리즘이 연구되어 왔다 [3]. 본 프로젝트에서 사용한 네 가지 알고리즘의 핵심 특성은 그림 1과 같다.</w:t>
+        <w:t xml:space="preserve">프로세스 스케줄링은 운영체제에서 CPU 자원을 여러 프로세스에 나누어 주는 방법이다 [3]. 본 프로젝트에서 사용한 네 가지 알고리즘의 핵심 특성은 그림 1과 같다.</w:t>
       </w:r>
     </w:p>
     <w:p>
@@ -891,7 +913,7 @@
           <w:sz w:val="22"/>
           <w:szCs w:val="22"/>
         </w:rPr>
-        <w:t xml:space="preserve">는 요청이 도착한 순서대로 처리하는 가장 단순한 방식이다. 대기열(Queue)에 먼저 들어온 요청이 먼저 처리된다. 구현이 간단하고 모든 요청이 도착 순서대로 공평하게 처리된다는 장점이 있다. 그러나 처리 시간이 긴 요청이 앞에 있으면 뒤의 짧은 요청들까지 오래 기다리게 되는 호위 효과(Convoy Effect)가 발생할 수 있다. 호위 효과란, 하나의 긴 작업이 CPU를 오래 차지하면서 뒤에서 기다리는 짧은 작업들의 대기시간이 함께 길어지는 현상이다 [3]. 어떤 요청이든 결국 처리되기 때문에 기아(Starvation, 특정 요청이 영원히 처리되지 못하는 현상)는 발생하지 않는다. FCFS는 대부분의 운영체제에서 가장 기본적인 스케줄링 방식으로 사용되며, 복잡한 설정 없이 바로 적용할 수 있다는 장점이 있다 [3].</w:t>
+        <w:t xml:space="preserve">는 도착 순서대로 처리하는 방식이다. 구현이 쉽고 기아(Starvation, 특정 요청이 영원히 처리되지 못하는 현상)가 없지만, 긴 요청이 앞에 있으면 뒤의 짧은 요청이 지연되는 호위 효과(Convoy Effect)가 발생한다 [3].</w:t>
       </w:r>
     </w:p>
     <w:p>
@@ -916,7 +938,7 @@
           <w:sz w:val="22"/>
           <w:szCs w:val="22"/>
         </w:rPr>
-        <w:t xml:space="preserve">은 각 요청에 긴급도를 나타내는 우선순위를 부여하고, 우선순위가 높은 요청을 먼저 처리하는 방식이다. 요청마다 중요도가 다른 환경에서 긴급한 요청을 빠르게 처리할 수 있다는 장점이 있다. 실제 운영체제에서도 시스템 프로세스에 높은 우선순위를 부여하여 사용자 프로세스보다 먼저 처리하는 방식으로 활용하고 있다 [3]. 그러나 우선순위가 낮은 요청이 높은 우선순위 요청에 계속 밀려서 영원히 처리되지 못하는 기아 현상이 발생할 수 있다. 이를 방지하기 위해 오래 기다린 요청의 우선순위를 점차 올려주는 에이징(Aging) 기법이 사용된다 [3]. 에이징은 일정 시간이 지날 때마다 대기 중인 요청의 우선순위를 한 단계씩 높여주는 방식으로, 아무리 낮은 우선순위의 요청이라도 충분히 기다리면 결국 처리될 수 있도록 보장한다. 우선순위는 정적(static)으로 고정할 수도 있고, 시스템 상태에 따라 동적(dynamic)으로 변경할 수도 있다. 본 프로젝트에서는 요청 생성 시 우선순위를 지정하고, 에이징으로 동적 조정하는 방식을 사용하였다.</w:t>
+        <w:t xml:space="preserve">은 각 요청에 우선순위를 부여해 긴급한 요청을 먼저 처리한다. 낮은 우선순위의 기아 현상을 막기 위해, 오래 기다린 요청의 우선순위를 점차 올려주는 에이징(Aging) 기법을 적용하였다 [3].</w:t>
       </w:r>
     </w:p>
     <w:p>
@@ -941,7 +963,7 @@
           <w:sz w:val="22"/>
           <w:szCs w:val="22"/>
         </w:rPr>
-        <w:t xml:space="preserve">는 여러 개의 대기열을 두고, 작업의 실행 특성에 따라 우선순위를 자동으로 조정하는 알고리즘이다. 새로 도착한 요청은 가장 높은 우선순위 큐에 배치된다. 해당 큐에서 주어진 시간 할당량(Time Quantum) 안에 처리가 끝나지 않으면 한 단계 낮은 큐로 내려간다. 이를 통해 짧은 요청은 높은 우선순위에서 빠르게 처리되고, 긴 요청은 낮은 큐에서 처리되는 효과를 얻는다. 사전 정보 없이도 요청의 실행 시간을 보면서 자동으로 우선순위를 조정한다는 것이 MLFQ의 핵심이다. 실제로 BSD 계열 운영체제에서도 MLFQ 기반의 스케줄링을 사용한 바 있으며, 다양한 운영체제 교과서에서 핵심 스케줄링 알고리즘으로 다루고 있다 [3]. 다만, 하위 큐의 요청이 오래 처리되지 못하는 것을 방지하기 위해 일정 주기로 모든 요청을 최상위 큐로 올려주는 부스팅(Boosting) 기법이 함께 사용된다 [3]. 부스팅의 주기가 너무 짧으면 MLFQ가 실질적으로 RR(Round Robin, 대기열의 요청을 차례대로 돌아가며 조금씩 처리하는 방식)처럼 동작하고, 너무 길면 기아 방지 효과가 약해지므로 적절한 주기 설정이 중요하다.</w:t>
+        <w:t xml:space="preserve">는 여러 대기열을 두고 작업 특성에 따라 우선순위를 자동 조정한다. 새 요청은 최상위 큐에 들어가고, 시간 할당량(Time Quantum) 안에 끝나지 않으면 하위 큐로 내려간다 [3]. 짧은 요청은 빠르게 처리되고 긴 요청은 아래로 밀리되, 일정 주기로 모두 최상위 큐로 끌어올리는 부스팅(Boosting)으로 하위 큐 기아를 방지한다.</w:t>
       </w:r>
     </w:p>
     <w:p>
@@ -966,7 +988,7 @@
           <w:sz w:val="22"/>
           <w:szCs w:val="22"/>
         </w:rPr>
-        <w:t xml:space="preserve">는 네트워크 분야에서 사용되는 공정한 자원 배분 알고리즘이다. WFQ는 GPS(Generalized Processor Sharing)라는 이론적 모델을 실제로 구현한 것이다. GPS는 모든 사용자에게 가중치에 비례하여 자원을 동시에 나누어주는 이상적인 모델이지만, 실제 시스템에서는 요청을 동시에 처리하는 것이 불가능하다. WFQ는 이를 해결하기 위해 가상 완료 시각(Virtual Finish Time, VFT)이라는 값을 계산한다. VFT는 "이 요청이 가상으로 언제 처리 완료될지"를 나타내는 계산값으로, 이 값이 작을수록 먼저 처리된다. VFT가 가장 작은 요청부터 처리하는 방식으로 GPS와 비슷한 공정한 배분 결과를 얻는다 [4]. 각 사용자에 가중치를 부여하고, 가중치가 클수록 VFT가 느리게 증가하여 더 자주 선택되고, 결과적으로 더 많은 자원을 받게 된다. WFQ는 인터넷 라우터의 트래픽 관리에서 널리 사용되며, 서비스 등급별로 대역폭을 차등 배분하는 QoS(Quality of Service, 서비스 품질을 등급에 따라 다르게 보장하는 정책)의 기반이 된다 [4]. 구체적인 VFT 계산 방식은 4.3절에서 설명한다.</w:t>
+        <w:t xml:space="preserve">는 네트워크의 공정 자원 배분 알고리즘으로, 이상적 모델 GPS(Generalized Processor Sharing)를 근사하기 위해 각 요청의 가상 완료 시각(Virtual Finish Time, VFT)이 작은 것부터 처리한다 [4]. 가중치가 클수록 VFT가 느리게 증가해 더 자주 선택되며, 인터넷 라우터의 QoS(Quality of Service) 기반으로 쓰인다 [4]. 구체적 VFT 계산은 4.3절에서 설명한다.</w:t>
       </w:r>
     </w:p>
     <w:p>
@@ -997,7 +1019,7 @@
           <w:sz w:val="22"/>
           <w:szCs w:val="22"/>
         </w:rPr>
-        <w:t xml:space="preserve">LLM 서빙이란 학습이 완료된 대규모 언어 모델을 사용자 요청에 맞게 실행하여 응답을 제공하는 것을 뜻한다. LLM은 바로 앞에서 자신이 만든 토큰을 참고하여 다음 토큰을 한 개씩 정하는 방식으로 문장을 생성한다. 한 번에 한 토큰씩만 만들 수 있고, 하나를 만들 때마다 GPU 메모리와 연산 자원이 많이 들어간다. 대표적인 오픈소스 서빙 도구로 vLLM [5]과 Hugging Face TGI [6]가 있다.</w:t>
+        <w:t xml:space="preserve">LLM 서빙은 학습된 모델을 실행해 사용자 요청에 응답을 주는 것을 뜻한다. LLM은 이전 토큰을 참고해 다음 토큰을 하나씩 생성하며, 매 토큰마다 GPU 자원이 소비된다. 대표 오픈소스 도구인 vLLM [5]과 Hugging Face TGI [6]는 여러 요청을 동시 처리하는 연속 배치(Continuous Batching)를 지원하며, 특히 vLLM은 PagedAttention으로 높은 처리 성능을 낸다 [5]. 본 프로젝트 실서버 실험에 사용한 Ollama [10]는 로컬에서 REST API로 LLM을 호출하는 도구로, 한 번에 한 요청씩 순차 처리하고 추론 중단이 불가능하다.</w:t>
       </w:r>
     </w:p>
     <w:p>
@@ -1011,35 +1033,7 @@
           <w:sz w:val="22"/>
           <w:szCs w:val="22"/>
         </w:rPr>
-        <w:t xml:space="preserve">vLLM은 PagedAttention(GPU 메모리를 작은 조각으로 나누어 효율적으로 활용하는 기법)으로 높은 처리 성능을 보여준다 [5]. 운영체제의 가상 메모리 페이징에서 영감을 받아, GPU 메모리를 고정 크기 블록으로 나누어 낭비를 줄이는 방식이다. 여러 요청을 동시에 처리하는 연속 배치(Continuous Batching) 기능도 지원하여, 하나의 단위 작업이 끝날 때마다 대기 중인 새 요청을 바로 배치에 추가한다. Hugging Face TGI [6]도 연속 배치 기능을 제공하며, Hugging Face에서 공개된 다양한 모델을 쉽게 배포할 수 있다는 장점이 있다.</w:t>
-      </w:r>
-    </w:p>
-    <w:p>
-      <w:pPr>
-        <w:spacing w:after="120" w:line="360"/>
-      </w:pPr>
-      <w:r>
-        <w:rPr>
-          <w:rFonts w:ascii="맑은 고딕" w:cs="맑은 고딕" w:eastAsia="맑은 고딕" w:hAnsi="맑은 고딕"/>
-          <w:color w:val="000000"/>
-          <w:sz w:val="22"/>
-          <w:szCs w:val="22"/>
-        </w:rPr>
-        <w:t xml:space="preserve">본 프로젝트의 실서버 실험에 사용한 Ollama [10]는 로컬 환경에서 LLM을 실행할 수 있는 오픈소스 도구로, 별도의 클라우드 서비스 없이 개인 컴퓨터에서 REST API로 LLM을 호출할 수 있다. Ollama는 한 번에 하나의 요청만 순차적으로 처리하며, 추론 도중 중단이 불가능하다.</w:t>
-      </w:r>
-    </w:p>
-    <w:p>
-      <w:pPr>
-        <w:spacing w:after="120" w:line="360"/>
-      </w:pPr>
-      <w:r>
-        <w:rPr>
-          <w:rFonts w:ascii="맑은 고딕" w:cs="맑은 고딕" w:eastAsia="맑은 고딕" w:hAnsi="맑은 고딕"/>
-          <w:color w:val="000000"/>
-          <w:sz w:val="22"/>
-          <w:szCs w:val="22"/>
-        </w:rPr>
-        <w:t xml:space="preserve">그러나 이들 도구 모두 다중 사용자 환경에서의 요청 우선순위 관리나 사용자 간 공정성 보장 기능은 공식 문서에서 다루지 않는다. 기존 LLM 서빙 도구들은 전체 처리량을 높이는 데 집중하고 있으며, "어떤 사용자의 요청을 먼저 처리할 것인가"나 "사용자별로 자원을 공정하게 나눌 것인가"에 대한 관리 기능은 제공하지 않는다. 본 프로젝트는 이 부분에 스케줄링 이론을 적용하였다.</w:t>
+        <w:t xml:space="preserve">이들 도구는 모두 다중 사용자 환경에서의 우선순위 관리나 공정성 보장 기능을 제공하지 않고, 전체 처리량을 높이는 데 집중한다. "어떤 사용자를 먼저 처리할 것인가"는 별도 구현이 필요하며, 본 프로젝트는 이 부분에 스케줄링 이론을 적용하였다.</w:t>
       </w:r>
     </w:p>
     <w:p>
@@ -1070,7 +1064,7 @@
           <w:sz w:val="22"/>
           <w:szCs w:val="22"/>
         </w:rPr>
-        <w:t xml:space="preserve">여러 사용자가 자원을 공유하는 시스템에서, 자원이 얼마나 고르게 나뉘었는지를 측정하는 것은 중요한 문제이다. 앞서 1.2절에서 언급한 Jain's Fairness Index(JFI)는 이러한 측정을 위해 널리 쓰이는 대표적 지표이다 [7]. JFI는 사용자 수에 관계없이 적용할 수 있고, 0과 1 사이의 직관적인 값을 제공하므로 해석이 쉽다는 장점이 있다.</w:t>
+        <w:t xml:space="preserve">자원 배분의 균등성을 측정하는 대표 지표로 Jain's Fairness Index(JFI)가 있다 [7]. JFI는 사용자 수에 무관하게 0~1 사이 값을 제공한다.</w:t>
       </w:r>
     </w:p>
     <w:p>
@@ -1087,24 +1081,21 @@
           <w:sz w:val="22"/>
           <w:szCs w:val="22"/>
         </w:rPr>
-        <w:t xml:space="preserve">JFI의 계산 공식은 다음과 같다.</w:t>
+        <w:t xml:space="preserve">JFI = (x1 + x2 + ... + xn)^2 / (n * (x1^2 + x2^2 + ... + xn^2))</w:t>
       </w:r>
     </w:p>
     <w:p>
       <w:pPr>
         <w:spacing w:after="120" w:line="360"/>
-        <w:ind w:left="360"/>
-      </w:pPr>
-      <w:r>
-        <w:rPr>
-          <w:rFonts w:ascii="맑은 고딕" w:cs="맑은 고딕" w:eastAsia="맑은 고딕" w:hAnsi="맑은 고딕"/>
-          <w:i/>
-          <w:iCs/>
-          <w:color w:val="333333"/>
-          <w:sz w:val="22"/>
-          <w:szCs w:val="22"/>
-        </w:rPr>
-        <w:t xml:space="preserve">JFI = (x1 + x2 + ... + xn)^2 / (n * (x1^2 + x2^2 + ... + xn^2))</w:t>
+      </w:pPr>
+      <w:r>
+        <w:rPr>
+          <w:rFonts w:ascii="맑은 고딕" w:cs="맑은 고딕" w:eastAsia="맑은 고딕" w:hAnsi="맑은 고딕"/>
+          <w:color w:val="000000"/>
+          <w:sz w:val="22"/>
+          <w:szCs w:val="22"/>
+        </w:rPr>
+        <w:t xml:space="preserve">xi는 사용자 i의 자원량, n은 사용자 수이다. 모두 동일 배분이면 1, 한 명이 독점하면 1/n에 가까워진다(예: 4명 중 한 명 독점 시 0.25). 계산이 간단하고 단일 수치로 비교 가능하여 본 프로젝트에서 사용하였다. 다만 WFQ처럼 가중치 기반으로 의도적 차등을 두는 경우에는 가중치 반영 JFI가 필요하다 (5.5절 참조).</w:t>
       </w:r>
     </w:p>
     <w:p>
@@ -1118,52 +1109,7 @@
           <w:sz w:val="22"/>
           <w:szCs w:val="22"/>
         </w:rPr>
-        <w:t xml:space="preserve">여기서 xi는 사용자 i가 할당받은 자원량이고, n은 사용자 수이다. 이 공식은 분자에 전체 합의 제곱을, 분모에 개별 값 제곱합의 n배를 놓는 구조로, 모든 값이 동일할 때 최댓값 1이 된다. 직관적으로 설명하면, 모든 사용자가 동일한 양의 자원을 받으면 JFI = 1이 되고, 한 명만 자원을 독점하면 JFI = 1/n에 가까워진다. 예를 들어, 4명의 사용자가 있을 때 모두 같은 양을 받으면 JFI = 1이고, 한 명만 받으면 JFI = 0.25이다.</w:t>
-      </w:r>
-    </w:p>
-    <w:p>
-      <w:pPr>
-        <w:spacing w:after="120" w:line="360"/>
-      </w:pPr>
-      <w:r>
-        <w:rPr>
-          <w:rFonts w:ascii="맑은 고딕" w:cs="맑은 고딕" w:eastAsia="맑은 고딕" w:hAnsi="맑은 고딕"/>
-          <w:color w:val="000000"/>
-          <w:sz w:val="22"/>
-          <w:szCs w:val="22"/>
-        </w:rPr>
-        <w:t xml:space="preserve">공정성을 측정하는 다른 접근법으로는 최대-최소 공정성(Max-Min Fairness)이 있다. 이는 가장 적게 받는 사용자의 배분량을 최대화하는 것을 우선시하는 방식으로, 각 사용자의 배분을 반복적으로 조정하여 산출한다. JFI는 이에 비해 계산이 간단하고, 실험 결과를 단일 수치로 비교할 수 있어 본 프로젝트에서는 JFI를 선택하였다.</w:t>
-      </w:r>
-    </w:p>
-    <w:p>
-      <w:pPr>
-        <w:spacing w:after="120" w:line="360"/>
-        <w:ind w:left="360"/>
-      </w:pPr>
-      <w:r>
-        <w:rPr>
-          <w:rFonts w:ascii="맑은 고딕" w:cs="맑은 고딕" w:eastAsia="맑은 고딕" w:hAnsi="맑은 고딕"/>
-          <w:i/>
-          <w:iCs/>
-          <w:color w:val="333333"/>
-          <w:sz w:val="22"/>
-          <w:szCs w:val="22"/>
-        </w:rPr>
-        <w:t xml:space="preserve">JFI는 네트워크 대역폭 배분, CPU 스케줄링 등 다양한 자원 공유 시스템에서 널리 사용된다. 본 프로젝트에서도 이 지표를 활용하여 각 스케줄링 알고리즘의 공정성을 비교하였다. 다만, WFQ처럼 가중치에 따라 자원을 의도적으로 다르게 배분하는 알고리즘에서는 단순 JFI 대신 가중치를 반영한 JFI를 사용해야 정확한 공정성 평가가 가능하다 (5.5절 참조).</w:t>
-      </w:r>
-    </w:p>
-    <w:p>
-      <w:pPr>
-        <w:spacing w:after="120" w:line="360"/>
-      </w:pPr>
-      <w:r>
-        <w:rPr>
-          <w:rFonts w:ascii="맑은 고딕" w:cs="맑은 고딕" w:eastAsia="맑은 고딕" w:hAnsi="맑은 고딕"/>
-          <w:color w:val="000000"/>
-          <w:sz w:val="22"/>
-          <w:szCs w:val="22"/>
-        </w:rPr>
-        <w:t xml:space="preserve">지금까지 살펴본 스케줄링 이론과 공정성 측정 방법을 실제 LLM API 요청 관리 시스템에 어떻게 적용할 것인지, 다음 장에서는 시스템 설계 관점에서 설명한다.</w:t>
+        <w:t xml:space="preserve">다음 장에서는 이러한 이론을 LLM API 요청 관리에 적용한 시스템 설계를 설명한다.</w:t>
       </w:r>
     </w:p>
     <w:p>
@@ -1186,20 +1132,6 @@
           <w:szCs w:val="28"/>
         </w:rPr>
         <w:t xml:space="preserve">3. 시스템 설계</w:t>
-      </w:r>
-    </w:p>
-    <w:p>
-      <w:pPr>
-        <w:spacing w:after="120" w:line="360"/>
-      </w:pPr>
-      <w:r>
-        <w:rPr>
-          <w:rFonts w:ascii="맑은 고딕" w:cs="맑은 고딕" w:eastAsia="맑은 고딕" w:hAnsi="맑은 고딕"/>
-          <w:color w:val="000000"/>
-          <w:sz w:val="22"/>
-          <w:szCs w:val="22"/>
-        </w:rPr>
-        <w:t xml:space="preserve">이 장에서는 시스템의 전체 구조, 등급 체계, 설계 방침, 그리고 데이터 처리 흐름을 설명한다.</w:t>
       </w:r>
     </w:p>
     <w:p>
@@ -1230,7 +1162,7 @@
           <w:sz w:val="22"/>
           <w:szCs w:val="22"/>
         </w:rPr>
-        <w:t xml:space="preserve">본 시스템의 기본 아이디어는, OS에서 프로세스가 CPU를 할당받기 위해 대기하는 것처럼, LLM API 요청도 대기열에서 순서를 기다리는 구조를 만드는 것이다. 표 1은 OS 개념과 LLM 환경 사이의 대응 관계를 정리한 것이다.</w:t>
+        <w:t xml:space="preserve">본 시스템의 기본 아이디어는 OS에서 프로세스가 CPU를 할당받기 위해 대기하는 것처럼, LLM API 요청도 대기열에서 순서를 기다리는 구조를 만드는 것이다 (표 1).</w:t>
       </w:r>
     </w:p>
     <w:p>
@@ -1442,7 +1374,7 @@
                 <w:sz w:val="20"/>
                 <w:szCs w:val="20"/>
               </w:rPr>
-              <w:t xml:space="preserve">스케줄링의 기본 단위</w:t>
+              <w:t xml:space="preserve">스케줄링 기본 단위</w:t>
             </w:r>
           </w:p>
         </w:tc>
@@ -1620,7 +1552,7 @@
                 <w:sz w:val="20"/>
                 <w:szCs w:val="20"/>
               </w:rPr>
-              <w:t xml:space="preserve">처리를 기다리는 작업의 저장소</w:t>
+              <w:t xml:space="preserve">처리 대기 작업 저장소</w:t>
             </w:r>
           </w:p>
         </w:tc>
@@ -1709,7 +1641,7 @@
                 <w:sz w:val="20"/>
                 <w:szCs w:val="20"/>
               </w:rPr>
-              <w:t xml:space="preserve">개별 요청의 긴급도 (Priority Scheduling에서 사용)</w:t>
+              <w:t xml:space="preserve">개별 요청의 긴급도 (Priority)</w:t>
             </w:r>
           </w:p>
         </w:tc>
@@ -1798,7 +1730,7 @@
                 <w:sz w:val="20"/>
                 <w:szCs w:val="20"/>
               </w:rPr>
-              <w:t xml:space="preserve">사용자별 서비스 수준 (WFQ, Rate Limiter에서 사용)</w:t>
+              <w:t xml:space="preserve">서비스 수준 (WFQ, Rate Limiter)</w:t>
             </w:r>
           </w:p>
         </w:tc>
@@ -1887,7 +1819,7 @@
                 <w:sz w:val="20"/>
                 <w:szCs w:val="20"/>
               </w:rPr>
-              <w:t xml:space="preserve">MLFQ에서 큐 이동 기준</w:t>
+              <w:t xml:space="preserve">MLFQ의 큐 이동 기준</w:t>
             </w:r>
           </w:p>
         </w:tc>
@@ -1926,7 +1858,87 @@
           <w:sz w:val="22"/>
           <w:szCs w:val="22"/>
         </w:rPr>
-        <w:t xml:space="preserve">시스템은 4개의 계층으로 구성하였다 (그림 2).</w:t>
+        <w:t xml:space="preserve">시스템은 4개 계층으로 구성하였다 (그림 2). </w:t>
+      </w:r>
+      <w:r>
+        <w:rPr>
+          <w:rFonts w:ascii="맑은 고딕" w:cs="맑은 고딕" w:eastAsia="맑은 고딕" w:hAnsi="맑은 고딕"/>
+          <w:b/>
+          <w:bCs/>
+          <w:color w:val="000000"/>
+          <w:sz w:val="22"/>
+          <w:szCs w:val="22"/>
+        </w:rPr>
+        <w:t xml:space="preserve">클라이언트 계층</w:t>
+      </w:r>
+      <w:r>
+        <w:rPr>
+          <w:rFonts w:ascii="맑은 고딕" w:cs="맑은 고딕" w:eastAsia="맑은 고딕" w:hAnsi="맑은 고딕"/>
+          <w:color w:val="000000"/>
+          <w:sz w:val="22"/>
+          <w:szCs w:val="22"/>
+        </w:rPr>
+        <w:t xml:space="preserve">은 REST API로 요청을 보내고 상태를 조회한다. </w:t>
+      </w:r>
+      <w:r>
+        <w:rPr>
+          <w:rFonts w:ascii="맑은 고딕" w:cs="맑은 고딕" w:eastAsia="맑은 고딕" w:hAnsi="맑은 고딕"/>
+          <w:b/>
+          <w:bCs/>
+          <w:color w:val="000000"/>
+          <w:sz w:val="22"/>
+          <w:szCs w:val="22"/>
+        </w:rPr>
+        <w:t xml:space="preserve">API 계층</w:t>
+      </w:r>
+      <w:r>
+        <w:rPr>
+          <w:rFonts w:ascii="맑은 고딕" w:cs="맑은 고딕" w:eastAsia="맑은 고딕" w:hAnsi="맑은 고딕"/>
+          <w:color w:val="000000"/>
+          <w:sz w:val="22"/>
+          <w:szCs w:val="22"/>
+        </w:rPr>
+        <w:t xml:space="preserve">은 Express.js [8] 기반 HTTP 서버로 요청 접수·스케줄러 전환·통계 조회를 제공하며, 요청 객체를 생성해 Rate Limiter를 거쳐 스케줄러에 전달한다. </w:t>
+      </w:r>
+      <w:r>
+        <w:rPr>
+          <w:rFonts w:ascii="맑은 고딕" w:cs="맑은 고딕" w:eastAsia="맑은 고딕" w:hAnsi="맑은 고딕"/>
+          <w:b/>
+          <w:bCs/>
+          <w:color w:val="000000"/>
+          <w:sz w:val="22"/>
+          <w:szCs w:val="22"/>
+        </w:rPr>
+        <w:t xml:space="preserve">스케줄러 계층</w:t>
+      </w:r>
+      <w:r>
+        <w:rPr>
+          <w:rFonts w:ascii="맑은 고딕" w:cs="맑은 고딕" w:eastAsia="맑은 고딕" w:hAnsi="맑은 고딕"/>
+          <w:color w:val="000000"/>
+          <w:sz w:val="22"/>
+          <w:szCs w:val="22"/>
+        </w:rPr>
+        <w:t xml:space="preserve">은 네 알고리즘이 공통 인터페이스(enqueue/dequeue)를 구현하여 환경변수로 선택된 알고리즘에 따라 처리 순서를 결정한다. </w:t>
+      </w:r>
+      <w:r>
+        <w:rPr>
+          <w:rFonts w:ascii="맑은 고딕" w:cs="맑은 고딕" w:eastAsia="맑은 고딕" w:hAnsi="맑은 고딕"/>
+          <w:b/>
+          <w:bCs/>
+          <w:color w:val="000000"/>
+          <w:sz w:val="22"/>
+          <w:szCs w:val="22"/>
+        </w:rPr>
+        <w:t xml:space="preserve">저장소 계층</w:t>
+      </w:r>
+      <w:r>
+        <w:rPr>
+          <w:rFonts w:ascii="맑은 고딕" w:cs="맑은 고딕" w:eastAsia="맑은 고딕" w:hAnsi="맑은 고딕"/>
+          <w:color w:val="000000"/>
+          <w:sz w:val="22"/>
+          <w:szCs w:val="22"/>
+        </w:rPr>
+        <w:t xml:space="preserve">은 메모리 큐로 요청을 관리하고 JSON 파일로 처리 이력을 기록하며, LLM 호출은 Ollama로 로컬에서 수행한다.</w:t>
       </w:r>
     </w:p>
     <w:p>
@@ -1942,7 +1954,7 @@
       <w:r>
         <w:drawing>
           <wp:inline distT="0" distB="0" distL="0" distR="0">
-            <wp:extent cx="5400675" cy="2019300"/>
+            <wp:extent cx="5400675" cy="1666875"/>
             <wp:effectExtent t="0" r="0" b="0" l="0"/>
             <wp:docPr id="1" name="" descr="" title=""/>
             <wp:cNvGraphicFramePr>
@@ -1967,7 +1979,7 @@
                   <pic:spPr bwMode="auto">
                     <a:xfrm>
                       <a:off x="0" y="0"/>
-                      <a:ext cx="5400675" cy="2019300"/>
+                      <a:ext cx="5400675" cy="1666875"/>
                     </a:xfrm>
                     <a:prstGeom prst="rect">
                       <a:avLst/>
@@ -2004,106 +2016,6 @@
     </w:p>
     <w:p>
       <w:pPr>
-        <w:spacing w:after="120" w:line="360"/>
-      </w:pPr>
-      <w:r>
-        <w:rPr>
-          <w:rFonts w:ascii="맑은 고딕" w:cs="맑은 고딕" w:eastAsia="맑은 고딕" w:hAnsi="맑은 고딕"/>
-          <w:b/>
-          <w:bCs/>
-          <w:color w:val="000000"/>
-          <w:sz w:val="22"/>
-          <w:szCs w:val="22"/>
-        </w:rPr>
-        <w:t xml:space="preserve">클라이언트 계층</w:t>
-      </w:r>
-      <w:r>
-        <w:rPr>
-          <w:rFonts w:ascii="맑은 고딕" w:cs="맑은 고딕" w:eastAsia="맑은 고딕" w:hAnsi="맑은 고딕"/>
-          <w:color w:val="000000"/>
-          <w:sz w:val="22"/>
-          <w:szCs w:val="22"/>
-        </w:rPr>
-        <w:t xml:space="preserve">: 사용자가 REST API(HTTP 요청으로 데이터를 주고받는 웹 표준 방식)를 통해 LLM 요청을 보내고, 처리 상태를 조회하는 부분이다.</w:t>
-      </w:r>
-    </w:p>
-    <w:p>
-      <w:pPr>
-        <w:spacing w:after="120" w:line="360"/>
-      </w:pPr>
-      <w:r>
-        <w:rPr>
-          <w:rFonts w:ascii="맑은 고딕" w:cs="맑은 고딕" w:eastAsia="맑은 고딕" w:hAnsi="맑은 고딕"/>
-          <w:b/>
-          <w:bCs/>
-          <w:color w:val="000000"/>
-          <w:sz w:val="22"/>
-          <w:szCs w:val="22"/>
-        </w:rPr>
-        <w:t xml:space="preserve">API 계층</w:t>
-      </w:r>
-      <w:r>
-        <w:rPr>
-          <w:rFonts w:ascii="맑은 고딕" w:cs="맑은 고딕" w:eastAsia="맑은 고딕" w:hAnsi="맑은 고딕"/>
-          <w:color w:val="000000"/>
-          <w:sz w:val="22"/>
-          <w:szCs w:val="22"/>
-        </w:rPr>
-        <w:t xml:space="preserve">: Express.js(Node.js용 웹 서버 프레임워크) [8] 기반의 HTTP 서버로, 요청 접수, 스케줄러 전환, 통계 조회 등의 기능을 제공한다. 사용자의 요청을 받아서 요청 우선순위와 구독 등급 정보를 포함한 요청 객체를 생성하고, 이를 Rate Limiter를 거쳐 스케줄러에 전달하는 역할을 한다. API 계층은 요청의 접수와 전달을 담당하며, 스케줄링 결정에는 관여하지 않는다.</w:t>
-      </w:r>
-    </w:p>
-    <w:p>
-      <w:pPr>
-        <w:spacing w:after="120" w:line="360"/>
-      </w:pPr>
-      <w:r>
-        <w:rPr>
-          <w:rFonts w:ascii="맑은 고딕" w:cs="맑은 고딕" w:eastAsia="맑은 고딕" w:hAnsi="맑은 고딕"/>
-          <w:b/>
-          <w:bCs/>
-          <w:color w:val="000000"/>
-          <w:sz w:val="22"/>
-          <w:szCs w:val="22"/>
-        </w:rPr>
-        <w:t xml:space="preserve">스케줄러 계층</w:t>
-      </w:r>
-      <w:r>
-        <w:rPr>
-          <w:rFonts w:ascii="맑은 고딕" w:cs="맑은 고딕" w:eastAsia="맑은 고딕" w:hAnsi="맑은 고딕"/>
-          <w:color w:val="000000"/>
-          <w:sz w:val="22"/>
-          <w:szCs w:val="22"/>
-        </w:rPr>
-        <w:t xml:space="preserve">: 시스템의 핵심 부분으로, 네 가지 스케줄링 알고리즘이 구현되어 있다. 모든 알고리즘은 같은 인터페이스(enqueue: 대기열에 삽입, dequeue: 대기열에서 꺼내기)를 따르기 때문에, 서버 시작 시 환경변수 하나로 알고리즘을 선택할 수 있다. 스케줄러 계층에서는 선택된 알고리즘에 따라 어떤 요청을 다음에 처리할지 결정한다. WFQ의 경우, 구독 등급에 따른 가중치를 기반으로 VFT를 계산하여 처리 순서를 결정한다.</w:t>
-      </w:r>
-    </w:p>
-    <w:p>
-      <w:pPr>
-        <w:spacing w:after="120" w:line="360"/>
-      </w:pPr>
-      <w:r>
-        <w:rPr>
-          <w:rFonts w:ascii="맑은 고딕" w:cs="맑은 고딕" w:eastAsia="맑은 고딕" w:hAnsi="맑은 고딕"/>
-          <w:b/>
-          <w:bCs/>
-          <w:color w:val="000000"/>
-          <w:sz w:val="22"/>
-          <w:szCs w:val="22"/>
-        </w:rPr>
-        <w:t xml:space="preserve">저장소 계층</w:t>
-      </w:r>
-      <w:r>
-        <w:rPr>
-          <w:rFonts w:ascii="맑은 고딕" w:cs="맑은 고딕" w:eastAsia="맑은 고딕" w:hAnsi="맑은 고딕"/>
-          <w:color w:val="000000"/>
-          <w:sz w:val="22"/>
-          <w:szCs w:val="22"/>
-        </w:rPr>
-        <w:t xml:space="preserve">: 메모리 큐(외부 데이터베이스 없이 프로그램 메모리의 배열로 관리하는 대기열)로 요청을 관리하고, JSON(텍스트 기반 데이터 형식) 파일로 처리 이력을 기록한다. LLM 호출은 Ollama를 통해 로컬에서 수행한다.</w:t>
-      </w:r>
-    </w:p>
-    <w:p>
-      <w:pPr>
         <w:pStyle w:val="Heading2"/>
         <w:spacing w:after="160" w:before="240"/>
       </w:pPr>
@@ -2130,7 +2042,7 @@
           <w:sz w:val="22"/>
           <w:szCs w:val="22"/>
         </w:rPr>
-        <w:t xml:space="preserve">시스템에서 사용하는 분류 체계는 두 가지이며, 각각 다른 목적으로 사용된다 (표 2).</w:t>
+        <w:t xml:space="preserve">시스템에서 사용하는 분류 체계는 두 가지이며 각각 다른 목적으로 사용된다 (표 2).</w:t>
       </w:r>
     </w:p>
     <w:p>
@@ -2627,61 +2539,11 @@
       <w:r>
         <w:rPr>
           <w:rFonts w:ascii="맑은 고딕" w:cs="맑은 고딕" w:eastAsia="맑은 고딕" w:hAnsi="맑은 고딕"/>
-          <w:b/>
-          <w:bCs/>
-          <w:color w:val="000000"/>
-          <w:sz w:val="22"/>
-          <w:szCs w:val="22"/>
-        </w:rPr>
-        <w:t xml:space="preserve">요청 우선순위</w:t>
-      </w:r>
-      <w:r>
-        <w:rPr>
-          <w:rFonts w:ascii="맑은 고딕" w:cs="맑은 고딕" w:eastAsia="맑은 고딕" w:hAnsi="맑은 고딕"/>
-          <w:color w:val="000000"/>
-          <w:sz w:val="22"/>
-          <w:szCs w:val="22"/>
-        </w:rPr>
-        <w:t xml:space="preserve">는 "이 요청이 얼마나 급한가"를 나타내며, 같은 사용자라도 요청마다 다른 우선순위를 부여할 수 있다. Priority Scheduling에서 처리 순서를 결정하는 기준이 된다.</w:t>
-      </w:r>
-    </w:p>
-    <w:p>
-      <w:pPr>
-        <w:spacing w:after="120" w:line="360"/>
-      </w:pPr>
-      <w:r>
-        <w:rPr>
-          <w:rFonts w:ascii="맑은 고딕" w:cs="맑은 고딕" w:eastAsia="맑은 고딕" w:hAnsi="맑은 고딕"/>
-          <w:b/>
-          <w:bCs/>
-          <w:color w:val="000000"/>
-          <w:sz w:val="22"/>
-          <w:szCs w:val="22"/>
-        </w:rPr>
-        <w:t xml:space="preserve">구독 등급</w:t>
-      </w:r>
-      <w:r>
-        <w:rPr>
-          <w:rFonts w:ascii="맑은 고딕" w:cs="맑은 고딕" w:eastAsia="맑은 고딕" w:hAnsi="맑은 고딕"/>
-          <w:color w:val="000000"/>
-          <w:sz w:val="22"/>
-          <w:szCs w:val="22"/>
-        </w:rPr>
-        <w:t xml:space="preserve">은 "이 사용자가 어떤 수준의 서비스를 받는가"를 나타내며, 사용자에게 고정된 값이다. WFQ에서 가중치를 결정하는 기준이 되고, Rate Limiter에서 분당 요청 한도를 결정하는 기준이 된다.</w:t>
-      </w:r>
-    </w:p>
-    <w:p>
-      <w:pPr>
-        <w:spacing w:after="120" w:line="360"/>
-      </w:pPr>
-      <w:r>
-        <w:rPr>
-          <w:rFonts w:ascii="맑은 고딕" w:cs="맑은 고딕" w:eastAsia="맑은 고딕" w:hAnsi="맑은 고딕"/>
-          <w:color w:val="000000"/>
-          <w:sz w:val="22"/>
-          <w:szCs w:val="22"/>
-        </w:rPr>
-        <w:t xml:space="preserve">두 개념은 서로 독립적이다. 예를 들어, Enterprise 등급 사용자가 LOW 우선순위 요청을 보내는 것도 가능하다. FCFS와 MLFQ는 요청 우선순위나 구독 등급과 무관하게, 오직 도착 순서와 실행 시간만으로 동작한다.</w:t>
+          <w:color w:val="000000"/>
+          <w:sz w:val="22"/>
+          <w:szCs w:val="22"/>
+        </w:rPr>
+        <w:t xml:space="preserve">두 개념은 독립적이어서 Enterprise 사용자가 LOW 우선순위 요청을 보낼 수 있다. FCFS와 MLFQ는 우선순위·등급과 무관하게 동작한다.</w:t>
       </w:r>
     </w:p>
     <w:p>
@@ -2712,172 +2574,7 @@
           <w:sz w:val="22"/>
           <w:szCs w:val="22"/>
         </w:rPr>
-        <w:t xml:space="preserve">스케줄링 알고리즘을 LLM 환경에 그대로 적용할 수는 없으므로, 다음과 같은 설계 방침을 정하였다.</w:t>
-      </w:r>
-    </w:p>
-    <w:p>
-      <w:pPr>
-        <w:spacing w:after="120" w:line="360"/>
-      </w:pPr>
-      <w:r>
-        <w:rPr>
-          <w:rFonts w:ascii="맑은 고딕" w:cs="맑은 고딕" w:eastAsia="맑은 고딕" w:hAnsi="맑은 고딕"/>
-          <w:b/>
-          <w:bCs/>
-          <w:color w:val="000000"/>
-          <w:sz w:val="22"/>
-          <w:szCs w:val="22"/>
-        </w:rPr>
-        <w:t xml:space="preserve">비선점형 기본 운영</w:t>
-      </w:r>
-      <w:r>
-        <w:rPr>
-          <w:rFonts w:ascii="맑은 고딕" w:cs="맑은 고딕" w:eastAsia="맑은 고딕" w:hAnsi="맑은 고딕"/>
-          <w:color w:val="000000"/>
-          <w:sz w:val="22"/>
-          <w:szCs w:val="22"/>
-        </w:rPr>
-        <w:t xml:space="preserve">: LLM 추론은 한번 시작되면 중간에 멈추기 어렵다. 현재 사용한 Ollama를 포함하여 대부분의 LLM 서빙 도구는 추론 중단 기능을 제공하지 않는다. 따라서 실제 서버에서는 비선점형(Non-preemptive) 방식을 사용한다. 하나의 요청이 LLM 처리를 마치면, 스케줄러가 대기열에서 다음에 처리할 요청을 골라주고, 선택된 요청은 완료될 때까지 중단 없이 처리된다.</w:t>
-      </w:r>
-    </w:p>
-    <w:p>
-      <w:pPr>
-        <w:spacing w:after="120" w:line="360"/>
-      </w:pPr>
-      <w:r>
-        <w:rPr>
-          <w:rFonts w:ascii="맑은 고딕" w:cs="맑은 고딕" w:eastAsia="맑은 고딕" w:hAnsi="맑은 고딕"/>
-          <w:b/>
-          <w:bCs/>
-          <w:color w:val="000000"/>
-          <w:sz w:val="22"/>
-          <w:szCs w:val="22"/>
-        </w:rPr>
-        <w:t xml:space="preserve">MLFQ 선점형 시뮬레이션</w:t>
-      </w:r>
-      <w:r>
-        <w:rPr>
-          <w:rFonts w:ascii="맑은 고딕" w:cs="맑은 고딕" w:eastAsia="맑은 고딕" w:hAnsi="맑은 고딕"/>
-          <w:color w:val="000000"/>
-          <w:sz w:val="22"/>
-          <w:szCs w:val="22"/>
-        </w:rPr>
-        <w:t xml:space="preserve">: MLFQ의 핵심 효과는 짧은 요청을 먼저 처리하기 위해 긴 요청을 하위 큐로 내리는 것이다. 그런데 비선점형으로 운영하면 요청이 중단 없이 끝까지 처리되므로, 큐 간 이동이 발생하지 않는다. 실제로 비선점형 MLFQ는 FCFS와 동일한 결과를 보였다 (5.2절 참조). 이것이 MLFQ 알고리즘 자체의 한계인지, LLM 환경의 비선점형 제약 때문인지 확인하기 위해 시뮬레이션 환경에서 선점형(Preemptive) 모드를 추가 구현하였다 (5.3절). 선점형 모드에서는 일정 간격(500ms)으로 현재 처리 중인 요청의 실행 시간을 확인하고, 시간 할당량을 초과한 경우 해당 요청을 중단하고 하위 큐로 이동시킨다.</w:t>
-      </w:r>
-    </w:p>
-    <w:p>
-      <w:pPr>
-        <w:spacing w:after="120" w:line="360"/>
-      </w:pPr>
-      <w:r>
-        <w:rPr>
-          <w:rFonts w:ascii="맑은 고딕" w:cs="맑은 고딕" w:eastAsia="맑은 고딕" w:hAnsi="맑은 고딕"/>
-          <w:b/>
-          <w:bCs/>
-          <w:color w:val="000000"/>
-          <w:sz w:val="22"/>
-          <w:szCs w:val="22"/>
-        </w:rPr>
-        <w:t xml:space="preserve">알고리즘별 스케줄링 기준</w:t>
-      </w:r>
-      <w:r>
-        <w:rPr>
-          <w:rFonts w:ascii="맑은 고딕" w:cs="맑은 고딕" w:eastAsia="맑은 고딕" w:hAnsi="맑은 고딕"/>
-          <w:color w:val="000000"/>
-          <w:sz w:val="22"/>
-          <w:szCs w:val="22"/>
-        </w:rPr>
-        <w:t xml:space="preserve">:</w:t>
-      </w:r>
-    </w:p>
-    <w:p>
-      <w:pPr>
-        <w:pStyle w:val="ListParagraph"/>
-        <w:numPr>
-          <w:ilvl w:val="0"/>
-          <w:numId w:val="3"/>
-        </w:numPr>
-        <w:spacing w:after="80" w:line="340"/>
-      </w:pPr>
-      <w:r>
-        <w:rPr>
-          <w:rFonts w:ascii="맑은 고딕" w:cs="맑은 고딕" w:eastAsia="맑은 고딕" w:hAnsi="맑은 고딕"/>
-          <w:b/>
-          <w:bCs/>
-          <w:color w:val="000000"/>
-          <w:sz w:val="22"/>
-          <w:szCs w:val="22"/>
-        </w:rPr>
-        <w:t xml:space="preserve">Priority Scheduling</w:t>
-      </w:r>
-      <w:r>
-        <w:rPr>
-          <w:rFonts w:ascii="맑은 고딕" w:cs="맑은 고딕" w:eastAsia="맑은 고딕" w:hAnsi="맑은 고딕"/>
-          <w:color w:val="000000"/>
-          <w:sz w:val="22"/>
-          <w:szCs w:val="22"/>
-        </w:rPr>
-        <w:t xml:space="preserve">: 요청 우선순위(URGENT &gt; HIGH &gt; NORMAL &gt; LOW)에 따라 긴급한 요청을 먼저 처리한다. 에이징(Aging) 기법도 구현하여, 5초마다 대기 중인 요청의 우선순위를 1단계씩 올려준다.</w:t>
-      </w:r>
-    </w:p>
-    <w:p>
-      <w:pPr>
-        <w:pStyle w:val="ListParagraph"/>
-        <w:numPr>
-          <w:ilvl w:val="0"/>
-          <w:numId w:val="3"/>
-        </w:numPr>
-        <w:spacing w:after="80" w:line="340"/>
-      </w:pPr>
-      <w:r>
-        <w:rPr>
-          <w:rFonts w:ascii="맑은 고딕" w:cs="맑은 고딕" w:eastAsia="맑은 고딕" w:hAnsi="맑은 고딕"/>
-          <w:b/>
-          <w:bCs/>
-          <w:color w:val="000000"/>
-          <w:sz w:val="22"/>
-          <w:szCs w:val="22"/>
-        </w:rPr>
-        <w:t xml:space="preserve">MLFQ</w:t>
-      </w:r>
-      <w:r>
-        <w:rPr>
-          <w:rFonts w:ascii="맑은 고딕" w:cs="맑은 고딕" w:eastAsia="맑은 고딕" w:hAnsi="맑은 고딕"/>
-          <w:color w:val="000000"/>
-          <w:sz w:val="22"/>
-          <w:szCs w:val="22"/>
-        </w:rPr>
-        <w:t xml:space="preserve">: 4단계 큐(Q0~Q3)를 두고, 큐별로 다른 시간 할당량을 적용한다. OSTEP [3]의 표준 MLFQ 규칙을 따르며, 기아 방지를 위해 5초마다 모든 요청을 최상위 큐로 올려준다 (부스팅).</w:t>
-      </w:r>
-    </w:p>
-    <w:p>
-      <w:pPr>
-        <w:pStyle w:val="ListParagraph"/>
-        <w:numPr>
-          <w:ilvl w:val="0"/>
-          <w:numId w:val="3"/>
-        </w:numPr>
-        <w:spacing w:after="80" w:line="340"/>
-      </w:pPr>
-      <w:r>
-        <w:rPr>
-          <w:rFonts w:ascii="맑은 고딕" w:cs="맑은 고딕" w:eastAsia="맑은 고딕" w:hAnsi="맑은 고딕"/>
-          <w:b/>
-          <w:bCs/>
-          <w:color w:val="000000"/>
-          <w:sz w:val="22"/>
-          <w:szCs w:val="22"/>
-        </w:rPr>
-        <w:t xml:space="preserve">WFQ</w:t>
-      </w:r>
-      <w:r>
-        <w:rPr>
-          <w:rFonts w:ascii="맑은 고딕" w:cs="맑은 고딕" w:eastAsia="맑은 고딕" w:hAnsi="맑은 고딕"/>
-          <w:color w:val="000000"/>
-          <w:sz w:val="22"/>
-          <w:szCs w:val="22"/>
-        </w:rPr>
-        <w:t xml:space="preserve">: 구독 등급에 따라 가중치(Enterprise: 100, Premium: 50, Standard: 10, Free: 1)를 부여하고, 가중치를 반영한 VFT를 계산하여 서비스를 차등 제공한다.</w:t>
+        <w:t xml:space="preserve">실서버는 Ollama 등 대부분의 LLM 서빙 도구가 추론 중단을 지원하지 않으므로 비선점형(Non-preemptive)으로 동작한다. MLFQ의 이론적 효과 확인을 위해 선점형(500ms 간격 할당량 확인)은 시뮬레이션에만 추가 구현하였다 (5.3절). Priority는 URGENT &gt; HIGH &gt; NORMAL &gt; LOW 순에 5초 주기 에이징을 적용하고, MLFQ는 4단계 큐(Q0~Q3)와 5초 주기 부스팅을 [3], WFQ는 구독 등급 가중치(Enterprise 100, Premium 50, Standard 10, Free 1)를 VFT 계산에 반영한다.</w:t>
       </w:r>
     </w:p>
     <w:p>
@@ -2908,7 +2605,27 @@
           <w:sz w:val="22"/>
           <w:szCs w:val="22"/>
         </w:rPr>
-        <w:t xml:space="preserve">사용자가 요청을 보내면 다음 순서로 처리된다 (그림 3).</w:t>
+        <w:t xml:space="preserve">사용자 요청은 다음 순서로 처리된다 (그림 3). 1) REST API(`POST /api/requests`)로 요청 도착, 2) API 계층이 요청 객체 생성, 3) </w:t>
+      </w:r>
+      <w:r>
+        <w:rPr>
+          <w:rFonts w:ascii="맑은 고딕" w:cs="맑은 고딕" w:eastAsia="맑은 고딕" w:hAnsi="맑은 고딕"/>
+          <w:b/>
+          <w:bCs/>
+          <w:color w:val="000000"/>
+          <w:sz w:val="22"/>
+          <w:szCs w:val="22"/>
+        </w:rPr>
+        <w:t xml:space="preserve">Rate Limiter가 등급별 한도를 확인</w:t>
+      </w:r>
+      <w:r>
+        <w:rPr>
+          <w:rFonts w:ascii="맑은 고딕" w:cs="맑은 고딕" w:eastAsia="맑은 고딕" w:hAnsi="맑은 고딕"/>
+          <w:color w:val="000000"/>
+          <w:sz w:val="22"/>
+          <w:szCs w:val="22"/>
+        </w:rPr>
+        <w:t xml:space="preserve">(초과 시 HTTP 429), 4) 스케줄러 대기열에 등록(`enqueue`), 5) 스케줄러가 알고리즘에 따라 `dequeue`, 6) Ollama에 전달해 응답 수신, 7) 클라이언트 반환 및 JSON 이력 기록. 대기열이 남으면 5번부터 반복한다.</w:t>
       </w:r>
     </w:p>
     <w:p>
@@ -2985,178 +2702,6 @@
       </w:pPr>
     </w:p>
     <w:p>
-      <w:pPr>
-        <w:pStyle w:val="ListParagraph"/>
-        <w:numPr>
-          <w:ilvl w:val="0"/>
-          <w:numId w:val="2"/>
-        </w:numPr>
-        <w:spacing w:after="80" w:line="340"/>
-      </w:pPr>
-      <w:r>
-        <w:rPr>
-          <w:rFonts w:ascii="맑은 고딕" w:cs="맑은 고딕" w:eastAsia="맑은 고딕" w:hAnsi="맑은 고딕"/>
-          <w:color w:val="000000"/>
-          <w:sz w:val="22"/>
-          <w:szCs w:val="22"/>
-        </w:rPr>
-        <w:t xml:space="preserve">사용자가 REST API(`POST /api/requests`)로 요청을 보낸다.</w:t>
-      </w:r>
-    </w:p>
-    <w:p>
-      <w:pPr>
-        <w:pStyle w:val="ListParagraph"/>
-        <w:numPr>
-          <w:ilvl w:val="0"/>
-          <w:numId w:val="2"/>
-        </w:numPr>
-        <w:spacing w:after="80" w:line="340"/>
-      </w:pPr>
-      <w:r>
-        <w:rPr>
-          <w:rFonts w:ascii="맑은 고딕" w:cs="맑은 고딕" w:eastAsia="맑은 고딕" w:hAnsi="맑은 고딕"/>
-          <w:color w:val="000000"/>
-          <w:sz w:val="22"/>
-          <w:szCs w:val="22"/>
-        </w:rPr>
-        <w:t xml:space="preserve">API 계층에서 입력을 확인하고, 요청 객체를 생성한다.</w:t>
-      </w:r>
-    </w:p>
-    <w:p>
-      <w:pPr>
-        <w:pStyle w:val="ListParagraph"/>
-        <w:numPr>
-          <w:ilvl w:val="0"/>
-          <w:numId w:val="2"/>
-        </w:numPr>
-        <w:spacing w:after="80" w:line="340"/>
-      </w:pPr>
-      <w:r>
-        <w:rPr>
-          <w:rFonts w:ascii="맑은 고딕" w:cs="맑은 고딕" w:eastAsia="맑은 고딕" w:hAnsi="맑은 고딕"/>
-          <w:b/>
-          <w:bCs/>
-          <w:color w:val="000000"/>
-          <w:sz w:val="22"/>
-          <w:szCs w:val="22"/>
-        </w:rPr>
-        <w:t xml:space="preserve">Rate Limiter가 구독 등급별 요청 한도를 확인한다.</w:t>
-      </w:r>
-      <w:r>
-        <w:rPr>
-          <w:rFonts w:ascii="맑은 고딕" w:cs="맑은 고딕" w:eastAsia="맑은 고딕" w:hAnsi="맑은 고딕"/>
-          <w:color w:val="000000"/>
-          <w:sz w:val="22"/>
-          <w:szCs w:val="22"/>
-        </w:rPr>
-        <w:t xml:space="preserve"> 한도를 초과한 요청은 거부(HTTP 429 Too Many Requests)되고, 허용된 요청만 다음 단계로 진행한다.</w:t>
-      </w:r>
-    </w:p>
-    <w:p>
-      <w:pPr>
-        <w:pStyle w:val="ListParagraph"/>
-        <w:numPr>
-          <w:ilvl w:val="0"/>
-          <w:numId w:val="2"/>
-        </w:numPr>
-        <w:spacing w:after="80" w:line="340"/>
-      </w:pPr>
-      <w:r>
-        <w:rPr>
-          <w:rFonts w:ascii="맑은 고딕" w:cs="맑은 고딕" w:eastAsia="맑은 고딕" w:hAnsi="맑은 고딕"/>
-          <w:color w:val="000000"/>
-          <w:sz w:val="22"/>
-          <w:szCs w:val="22"/>
-        </w:rPr>
-        <w:t xml:space="preserve">허용된 요청을 스케줄러의 대기열에 등록한다(`enqueue`).</w:t>
-      </w:r>
-    </w:p>
-    <w:p>
-      <w:pPr>
-        <w:pStyle w:val="ListParagraph"/>
-        <w:numPr>
-          <w:ilvl w:val="0"/>
-          <w:numId w:val="2"/>
-        </w:numPr>
-        <w:spacing w:after="80" w:line="340"/>
-      </w:pPr>
-      <w:r>
-        <w:rPr>
-          <w:rFonts w:ascii="맑은 고딕" w:cs="맑은 고딕" w:eastAsia="맑은 고딕" w:hAnsi="맑은 고딕"/>
-          <w:color w:val="000000"/>
-          <w:sz w:val="22"/>
-          <w:szCs w:val="22"/>
-        </w:rPr>
-        <w:t xml:space="preserve">처리 요청이 들어오면, 스케줄러는 선택된 알고리즘에 따라 대기열에서 다음에 처리할 요청을 꺼낸다(`dequeue`).</w:t>
-      </w:r>
-    </w:p>
-    <w:p>
-      <w:pPr>
-        <w:pStyle w:val="ListParagraph"/>
-        <w:numPr>
-          <w:ilvl w:val="0"/>
-          <w:numId w:val="2"/>
-        </w:numPr>
-        <w:spacing w:after="80" w:line="340"/>
-      </w:pPr>
-      <w:r>
-        <w:rPr>
-          <w:rFonts w:ascii="맑은 고딕" w:cs="맑은 고딕" w:eastAsia="맑은 고딕" w:hAnsi="맑은 고딕"/>
-          <w:color w:val="000000"/>
-          <w:sz w:val="22"/>
-          <w:szCs w:val="22"/>
-        </w:rPr>
-        <w:t xml:space="preserve">선택된 요청을 Ollama를 통해 LLM에 전달하고, 응답을 기다린다.</w:t>
-      </w:r>
-    </w:p>
-    <w:p>
-      <w:pPr>
-        <w:pStyle w:val="ListParagraph"/>
-        <w:numPr>
-          <w:ilvl w:val="0"/>
-          <w:numId w:val="2"/>
-        </w:numPr>
-        <w:spacing w:after="80" w:line="340"/>
-      </w:pPr>
-      <w:r>
-        <w:rPr>
-          <w:rFonts w:ascii="맑은 고딕" w:cs="맑은 고딕" w:eastAsia="맑은 고딕" w:hAnsi="맑은 고딕"/>
-          <w:color w:val="000000"/>
-          <w:sz w:val="22"/>
-          <w:szCs w:val="22"/>
-        </w:rPr>
-        <w:t xml:space="preserve">LLM 응답이 돌아오면 결과를 클라이언트에 반환하고, 처리 이력을 JSON 파일에 기록한다.</w:t>
-      </w:r>
-    </w:p>
-    <w:p>
-      <w:pPr>
-        <w:spacing w:after="120" w:line="360"/>
-      </w:pPr>
-      <w:r>
-        <w:rPr>
-          <w:rFonts w:ascii="맑은 고딕" w:cs="맑은 고딕" w:eastAsia="맑은 고딕" w:hAnsi="맑은 고딕"/>
-          <w:color w:val="000000"/>
-          <w:sz w:val="22"/>
-          <w:szCs w:val="22"/>
-        </w:rPr>
-        <w:t xml:space="preserve">대기열에 요청이 남아 있으면 5번부터 반복한다.</w:t>
-      </w:r>
-    </w:p>
-    <w:p>
-      <w:pPr>
-        <w:spacing w:after="120" w:line="360"/>
-      </w:pPr>
-      <w:r>
-        <w:rPr>
-          <w:rFonts w:ascii="맑은 고딕" w:cs="맑은 고딕" w:eastAsia="맑은 고딕" w:hAnsi="맑은 고딕"/>
-          <w:color w:val="000000"/>
-          <w:sz w:val="22"/>
-          <w:szCs w:val="22"/>
-        </w:rPr>
-        <w:t xml:space="preserve">다음 장에서는 이러한 설계가 실제 코드로 어떻게 구현되었는지를 기술 스택, 모듈 구조, 핵심 알고리즘 순으로 살펴본다.</w:t>
-      </w:r>
-    </w:p>
-    <w:p>
       <w:r>
         <w:br w:type="page"/>
       </w:r>
@@ -3197,671 +2742,6 @@
     </w:p>
     <w:p>
       <w:pPr>
-        <w:spacing w:after="80" w:line="360"/>
-      </w:pPr>
-      <w:r>
-        <w:rPr>
-          <w:rFonts w:ascii="맑은 고딕" w:cs="맑은 고딕" w:eastAsia="맑은 고딕" w:hAnsi="맑은 고딕"/>
-          <w:b/>
-          <w:bCs/>
-          <w:color w:val="000000"/>
-          <w:sz w:val="22"/>
-          <w:szCs w:val="22"/>
-        </w:rPr>
-        <w:t xml:space="preserve">표 3. 기술 스택</w:t>
-      </w:r>
-    </w:p>
-    <w:tbl>
-      <w:tblPr>
-        <w:tblW w:type="auto" w:w="100"/>
-        <w:tblBorders>
-          <w:top w:val="single" w:color="auto" w:sz="4"/>
-          <w:left w:val="single" w:color="auto" w:sz="4"/>
-          <w:bottom w:val="single" w:color="auto" w:sz="4"/>
-          <w:right w:val="single" w:color="auto" w:sz="4"/>
-          <w:insideH w:val="single" w:color="auto" w:sz="4"/>
-          <w:insideV w:val="single" w:color="auto" w:sz="4"/>
-        </w:tblBorders>
-      </w:tblPr>
-      <w:tblGrid>
-        <w:gridCol w:w="2644"/>
-        <w:gridCol w:w="2644"/>
-        <w:gridCol w:w="2644"/>
-      </w:tblGrid>
-      <w:tr>
-        <w:tc>
-          <w:tcPr>
-            <w:tcW w:type="dxa" w:w="2644"/>
-            <w:tcBorders>
-              <w:top w:val="single" w:color="AAAAAA" w:sz="1"/>
-              <w:left w:val="single" w:color="AAAAAA" w:sz="1"/>
-              <w:bottom w:val="single" w:color="AAAAAA" w:sz="1"/>
-              <w:right w:val="single" w:color="AAAAAA" w:sz="1"/>
-            </w:tcBorders>
-            <w:shd w:fill="D9E2F3" w:val="clear"/>
-            <w:vAlign w:val="center"/>
-          </w:tcPr>
-          <w:p>
-            <w:pPr>
-              <w:spacing w:after="40" w:before="40"/>
-              <w:jc w:val="center"/>
-            </w:pPr>
-            <w:r>
-              <w:rPr>
-                <w:rFonts w:ascii="맑은 고딕" w:cs="맑은 고딕" w:eastAsia="맑은 고딕" w:hAnsi="맑은 고딕"/>
-                <w:b/>
-                <w:bCs/>
-                <w:color w:val="000000"/>
-                <w:sz w:val="20"/>
-                <w:szCs w:val="20"/>
-              </w:rPr>
-              <w:t xml:space="preserve">항목</w:t>
-            </w:r>
-          </w:p>
-        </w:tc>
-        <w:tc>
-          <w:tcPr>
-            <w:tcW w:type="dxa" w:w="2644"/>
-            <w:tcBorders>
-              <w:top w:val="single" w:color="AAAAAA" w:sz="1"/>
-              <w:left w:val="single" w:color="AAAAAA" w:sz="1"/>
-              <w:bottom w:val="single" w:color="AAAAAA" w:sz="1"/>
-              <w:right w:val="single" w:color="AAAAAA" w:sz="1"/>
-            </w:tcBorders>
-            <w:shd w:fill="D9E2F3" w:val="clear"/>
-            <w:vAlign w:val="center"/>
-          </w:tcPr>
-          <w:p>
-            <w:pPr>
-              <w:spacing w:after="40" w:before="40"/>
-              <w:jc w:val="center"/>
-            </w:pPr>
-            <w:r>
-              <w:rPr>
-                <w:rFonts w:ascii="맑은 고딕" w:cs="맑은 고딕" w:eastAsia="맑은 고딕" w:hAnsi="맑은 고딕"/>
-                <w:b/>
-                <w:bCs/>
-                <w:color w:val="000000"/>
-                <w:sz w:val="20"/>
-                <w:szCs w:val="20"/>
-              </w:rPr>
-              <w:t xml:space="preserve">기술/도구</w:t>
-            </w:r>
-          </w:p>
-        </w:tc>
-        <w:tc>
-          <w:tcPr>
-            <w:tcW w:type="dxa" w:w="2644"/>
-            <w:tcBorders>
-              <w:top w:val="single" w:color="AAAAAA" w:sz="1"/>
-              <w:left w:val="single" w:color="AAAAAA" w:sz="1"/>
-              <w:bottom w:val="single" w:color="AAAAAA" w:sz="1"/>
-              <w:right w:val="single" w:color="AAAAAA" w:sz="1"/>
-            </w:tcBorders>
-            <w:shd w:fill="D9E2F3" w:val="clear"/>
-            <w:vAlign w:val="center"/>
-          </w:tcPr>
-          <w:p>
-            <w:pPr>
-              <w:spacing w:after="40" w:before="40"/>
-              <w:jc w:val="center"/>
-            </w:pPr>
-            <w:r>
-              <w:rPr>
-                <w:rFonts w:ascii="맑은 고딕" w:cs="맑은 고딕" w:eastAsia="맑은 고딕" w:hAnsi="맑은 고딕"/>
-                <w:b/>
-                <w:bCs/>
-                <w:color w:val="000000"/>
-                <w:sz w:val="20"/>
-                <w:szCs w:val="20"/>
-              </w:rPr>
-              <w:t xml:space="preserve">설명</w:t>
-            </w:r>
-          </w:p>
-        </w:tc>
-      </w:tr>
-      <w:tr>
-        <w:tc>
-          <w:tcPr>
-            <w:tcW w:type="dxa" w:w="2644"/>
-            <w:tcBorders>
-              <w:top w:val="single" w:color="AAAAAA" w:sz="1"/>
-              <w:left w:val="single" w:color="AAAAAA" w:sz="1"/>
-              <w:bottom w:val="single" w:color="AAAAAA" w:sz="1"/>
-              <w:right w:val="single" w:color="AAAAAA" w:sz="1"/>
-            </w:tcBorders>
-            <w:vAlign w:val="center"/>
-          </w:tcPr>
-          <w:p>
-            <w:pPr>
-              <w:spacing w:after="40" w:before="40"/>
-              <w:jc w:val="left"/>
-            </w:pPr>
-            <w:r>
-              <w:rPr>
-                <w:rFonts w:ascii="맑은 고딕" w:cs="맑은 고딕" w:eastAsia="맑은 고딕" w:hAnsi="맑은 고딕"/>
-                <w:b w:val="false"/>
-                <w:bCs w:val="false"/>
-                <w:color w:val="000000"/>
-                <w:sz w:val="20"/>
-                <w:szCs w:val="20"/>
-              </w:rPr>
-              <w:t xml:space="preserve">런타임</w:t>
-            </w:r>
-          </w:p>
-        </w:tc>
-        <w:tc>
-          <w:tcPr>
-            <w:tcW w:type="dxa" w:w="2644"/>
-            <w:tcBorders>
-              <w:top w:val="single" w:color="AAAAAA" w:sz="1"/>
-              <w:left w:val="single" w:color="AAAAAA" w:sz="1"/>
-              <w:bottom w:val="single" w:color="AAAAAA" w:sz="1"/>
-              <w:right w:val="single" w:color="AAAAAA" w:sz="1"/>
-            </w:tcBorders>
-            <w:vAlign w:val="center"/>
-          </w:tcPr>
-          <w:p>
-            <w:pPr>
-              <w:spacing w:after="40" w:before="40"/>
-              <w:jc w:val="left"/>
-            </w:pPr>
-            <w:r>
-              <w:rPr>
-                <w:rFonts w:ascii="맑은 고딕" w:cs="맑은 고딕" w:eastAsia="맑은 고딕" w:hAnsi="맑은 고딕"/>
-                <w:b w:val="false"/>
-                <w:bCs w:val="false"/>
-                <w:color w:val="000000"/>
-                <w:sz w:val="20"/>
-                <w:szCs w:val="20"/>
-              </w:rPr>
-              <w:t xml:space="preserve">Node.js 22 LTS [9]</w:t>
-            </w:r>
-          </w:p>
-        </w:tc>
-        <w:tc>
-          <w:tcPr>
-            <w:tcW w:type="dxa" w:w="2644"/>
-            <w:tcBorders>
-              <w:top w:val="single" w:color="AAAAAA" w:sz="1"/>
-              <w:left w:val="single" w:color="AAAAAA" w:sz="1"/>
-              <w:bottom w:val="single" w:color="AAAAAA" w:sz="1"/>
-              <w:right w:val="single" w:color="AAAAAA" w:sz="1"/>
-            </w:tcBorders>
-            <w:vAlign w:val="center"/>
-          </w:tcPr>
-          <w:p>
-            <w:pPr>
-              <w:spacing w:after="40" w:before="40"/>
-              <w:jc w:val="left"/>
-            </w:pPr>
-            <w:r>
-              <w:rPr>
-                <w:rFonts w:ascii="맑은 고딕" w:cs="맑은 고딕" w:eastAsia="맑은 고딕" w:hAnsi="맑은 고딕"/>
-                <w:b w:val="false"/>
-                <w:bCs w:val="false"/>
-                <w:color w:val="000000"/>
-                <w:sz w:val="20"/>
-                <w:szCs w:val="20"/>
-              </w:rPr>
-              <w:t xml:space="preserve">JavaScript 실행 환경</w:t>
-            </w:r>
-          </w:p>
-        </w:tc>
-      </w:tr>
-      <w:tr>
-        <w:tc>
-          <w:tcPr>
-            <w:tcW w:type="dxa" w:w="2644"/>
-            <w:tcBorders>
-              <w:top w:val="single" w:color="AAAAAA" w:sz="1"/>
-              <w:left w:val="single" w:color="AAAAAA" w:sz="1"/>
-              <w:bottom w:val="single" w:color="AAAAAA" w:sz="1"/>
-              <w:right w:val="single" w:color="AAAAAA" w:sz="1"/>
-            </w:tcBorders>
-            <w:vAlign w:val="center"/>
-          </w:tcPr>
-          <w:p>
-            <w:pPr>
-              <w:spacing w:after="40" w:before="40"/>
-              <w:jc w:val="left"/>
-            </w:pPr>
-            <w:r>
-              <w:rPr>
-                <w:rFonts w:ascii="맑은 고딕" w:cs="맑은 고딕" w:eastAsia="맑은 고딕" w:hAnsi="맑은 고딕"/>
-                <w:b w:val="false"/>
-                <w:bCs w:val="false"/>
-                <w:color w:val="000000"/>
-                <w:sz w:val="20"/>
-                <w:szCs w:val="20"/>
-              </w:rPr>
-              <w:t xml:space="preserve">프레임워크</w:t>
-            </w:r>
-          </w:p>
-        </w:tc>
-        <w:tc>
-          <w:tcPr>
-            <w:tcW w:type="dxa" w:w="2644"/>
-            <w:tcBorders>
-              <w:top w:val="single" w:color="AAAAAA" w:sz="1"/>
-              <w:left w:val="single" w:color="AAAAAA" w:sz="1"/>
-              <w:bottom w:val="single" w:color="AAAAAA" w:sz="1"/>
-              <w:right w:val="single" w:color="AAAAAA" w:sz="1"/>
-            </w:tcBorders>
-            <w:vAlign w:val="center"/>
-          </w:tcPr>
-          <w:p>
-            <w:pPr>
-              <w:spacing w:after="40" w:before="40"/>
-              <w:jc w:val="left"/>
-            </w:pPr>
-            <w:r>
-              <w:rPr>
-                <w:rFonts w:ascii="맑은 고딕" w:cs="맑은 고딕" w:eastAsia="맑은 고딕" w:hAnsi="맑은 고딕"/>
-                <w:b w:val="false"/>
-                <w:bCs w:val="false"/>
-                <w:color w:val="000000"/>
-                <w:sz w:val="20"/>
-                <w:szCs w:val="20"/>
-              </w:rPr>
-              <w:t xml:space="preserve">Express.js 4.18 [8]</w:t>
-            </w:r>
-          </w:p>
-        </w:tc>
-        <w:tc>
-          <w:tcPr>
-            <w:tcW w:type="dxa" w:w="2644"/>
-            <w:tcBorders>
-              <w:top w:val="single" w:color="AAAAAA" w:sz="1"/>
-              <w:left w:val="single" w:color="AAAAAA" w:sz="1"/>
-              <w:bottom w:val="single" w:color="AAAAAA" w:sz="1"/>
-              <w:right w:val="single" w:color="AAAAAA" w:sz="1"/>
-            </w:tcBorders>
-            <w:vAlign w:val="center"/>
-          </w:tcPr>
-          <w:p>
-            <w:pPr>
-              <w:spacing w:after="40" w:before="40"/>
-              <w:jc w:val="left"/>
-            </w:pPr>
-            <w:r>
-              <w:rPr>
-                <w:rFonts w:ascii="맑은 고딕" w:cs="맑은 고딕" w:eastAsia="맑은 고딕" w:hAnsi="맑은 고딕"/>
-                <w:b w:val="false"/>
-                <w:bCs w:val="false"/>
-                <w:color w:val="000000"/>
-                <w:sz w:val="20"/>
-                <w:szCs w:val="20"/>
-              </w:rPr>
-              <w:t xml:space="preserve">REST API 서버</w:t>
-            </w:r>
-          </w:p>
-        </w:tc>
-      </w:tr>
-      <w:tr>
-        <w:tc>
-          <w:tcPr>
-            <w:tcW w:type="dxa" w:w="2644"/>
-            <w:tcBorders>
-              <w:top w:val="single" w:color="AAAAAA" w:sz="1"/>
-              <w:left w:val="single" w:color="AAAAAA" w:sz="1"/>
-              <w:bottom w:val="single" w:color="AAAAAA" w:sz="1"/>
-              <w:right w:val="single" w:color="AAAAAA" w:sz="1"/>
-            </w:tcBorders>
-            <w:vAlign w:val="center"/>
-          </w:tcPr>
-          <w:p>
-            <w:pPr>
-              <w:spacing w:after="40" w:before="40"/>
-              <w:jc w:val="left"/>
-            </w:pPr>
-            <w:r>
-              <w:rPr>
-                <w:rFonts w:ascii="맑은 고딕" w:cs="맑은 고딕" w:eastAsia="맑은 고딕" w:hAnsi="맑은 고딕"/>
-                <w:b w:val="false"/>
-                <w:bCs w:val="false"/>
-                <w:color w:val="000000"/>
-                <w:sz w:val="20"/>
-                <w:szCs w:val="20"/>
-              </w:rPr>
-              <w:t xml:space="preserve">언어</w:t>
-            </w:r>
-          </w:p>
-        </w:tc>
-        <w:tc>
-          <w:tcPr>
-            <w:tcW w:type="dxa" w:w="2644"/>
-            <w:tcBorders>
-              <w:top w:val="single" w:color="AAAAAA" w:sz="1"/>
-              <w:left w:val="single" w:color="AAAAAA" w:sz="1"/>
-              <w:bottom w:val="single" w:color="AAAAAA" w:sz="1"/>
-              <w:right w:val="single" w:color="AAAAAA" w:sz="1"/>
-            </w:tcBorders>
-            <w:vAlign w:val="center"/>
-          </w:tcPr>
-          <w:p>
-            <w:pPr>
-              <w:spacing w:after="40" w:before="40"/>
-              <w:jc w:val="left"/>
-            </w:pPr>
-            <w:r>
-              <w:rPr>
-                <w:rFonts w:ascii="맑은 고딕" w:cs="맑은 고딕" w:eastAsia="맑은 고딕" w:hAnsi="맑은 고딕"/>
-                <w:b w:val="false"/>
-                <w:bCs w:val="false"/>
-                <w:color w:val="000000"/>
-                <w:sz w:val="20"/>
-                <w:szCs w:val="20"/>
-              </w:rPr>
-              <w:t xml:space="preserve">JavaScript (ES2024)</w:t>
-            </w:r>
-          </w:p>
-        </w:tc>
-        <w:tc>
-          <w:tcPr>
-            <w:tcW w:type="dxa" w:w="2644"/>
-            <w:tcBorders>
-              <w:top w:val="single" w:color="AAAAAA" w:sz="1"/>
-              <w:left w:val="single" w:color="AAAAAA" w:sz="1"/>
-              <w:bottom w:val="single" w:color="AAAAAA" w:sz="1"/>
-              <w:right w:val="single" w:color="AAAAAA" w:sz="1"/>
-            </w:tcBorders>
-            <w:vAlign w:val="center"/>
-          </w:tcPr>
-          <w:p>
-            <w:pPr>
-              <w:spacing w:after="40" w:before="40"/>
-              <w:jc w:val="left"/>
-            </w:pPr>
-            <w:r>
-              <w:rPr>
-                <w:rFonts w:ascii="맑은 고딕" w:cs="맑은 고딕" w:eastAsia="맑은 고딕" w:hAnsi="맑은 고딕"/>
-                <w:b w:val="false"/>
-                <w:bCs w:val="false"/>
-                <w:color w:val="000000"/>
-                <w:sz w:val="20"/>
-                <w:szCs w:val="20"/>
-              </w:rPr>
-              <w:t xml:space="preserve">서버 및 스케줄러 구현 언어</w:t>
-            </w:r>
-          </w:p>
-        </w:tc>
-      </w:tr>
-      <w:tr>
-        <w:tc>
-          <w:tcPr>
-            <w:tcW w:type="dxa" w:w="2644"/>
-            <w:tcBorders>
-              <w:top w:val="single" w:color="AAAAAA" w:sz="1"/>
-              <w:left w:val="single" w:color="AAAAAA" w:sz="1"/>
-              <w:bottom w:val="single" w:color="AAAAAA" w:sz="1"/>
-              <w:right w:val="single" w:color="AAAAAA" w:sz="1"/>
-            </w:tcBorders>
-            <w:vAlign w:val="center"/>
-          </w:tcPr>
-          <w:p>
-            <w:pPr>
-              <w:spacing w:after="40" w:before="40"/>
-              <w:jc w:val="left"/>
-            </w:pPr>
-            <w:r>
-              <w:rPr>
-                <w:rFonts w:ascii="맑은 고딕" w:cs="맑은 고딕" w:eastAsia="맑은 고딕" w:hAnsi="맑은 고딕"/>
-                <w:b w:val="false"/>
-                <w:bCs w:val="false"/>
-                <w:color w:val="000000"/>
-                <w:sz w:val="20"/>
-                <w:szCs w:val="20"/>
-              </w:rPr>
-              <w:t xml:space="preserve">LLM</w:t>
-            </w:r>
-          </w:p>
-        </w:tc>
-        <w:tc>
-          <w:tcPr>
-            <w:tcW w:type="dxa" w:w="2644"/>
-            <w:tcBorders>
-              <w:top w:val="single" w:color="AAAAAA" w:sz="1"/>
-              <w:left w:val="single" w:color="AAAAAA" w:sz="1"/>
-              <w:bottom w:val="single" w:color="AAAAAA" w:sz="1"/>
-              <w:right w:val="single" w:color="AAAAAA" w:sz="1"/>
-            </w:tcBorders>
-            <w:vAlign w:val="center"/>
-          </w:tcPr>
-          <w:p>
-            <w:pPr>
-              <w:spacing w:after="40" w:before="40"/>
-              <w:jc w:val="left"/>
-            </w:pPr>
-            <w:r>
-              <w:rPr>
-                <w:rFonts w:ascii="맑은 고딕" w:cs="맑은 고딕" w:eastAsia="맑은 고딕" w:hAnsi="맑은 고딕"/>
-                <w:b w:val="false"/>
-                <w:bCs w:val="false"/>
-                <w:color w:val="000000"/>
-                <w:sz w:val="20"/>
-                <w:szCs w:val="20"/>
-              </w:rPr>
-              <w:t xml:space="preserve">Ollama (로컬) [10]</w:t>
-            </w:r>
-          </w:p>
-        </w:tc>
-        <w:tc>
-          <w:tcPr>
-            <w:tcW w:type="dxa" w:w="2644"/>
-            <w:tcBorders>
-              <w:top w:val="single" w:color="AAAAAA" w:sz="1"/>
-              <w:left w:val="single" w:color="AAAAAA" w:sz="1"/>
-              <w:bottom w:val="single" w:color="AAAAAA" w:sz="1"/>
-              <w:right w:val="single" w:color="AAAAAA" w:sz="1"/>
-            </w:tcBorders>
-            <w:vAlign w:val="center"/>
-          </w:tcPr>
-          <w:p>
-            <w:pPr>
-              <w:spacing w:after="40" w:before="40"/>
-              <w:jc w:val="left"/>
-            </w:pPr>
-            <w:r>
-              <w:rPr>
-                <w:rFonts w:ascii="맑은 고딕" w:cs="맑은 고딕" w:eastAsia="맑은 고딕" w:hAnsi="맑은 고딕"/>
-                <w:b w:val="false"/>
-                <w:bCs w:val="false"/>
-                <w:color w:val="000000"/>
-                <w:sz w:val="20"/>
-                <w:szCs w:val="20"/>
-              </w:rPr>
-              <w:t xml:space="preserve">로컬에서 REST API로 LLM을 호출할 수 있는 도구</w:t>
-            </w:r>
-          </w:p>
-        </w:tc>
-      </w:tr>
-      <w:tr>
-        <w:tc>
-          <w:tcPr>
-            <w:tcW w:type="dxa" w:w="2644"/>
-            <w:tcBorders>
-              <w:top w:val="single" w:color="AAAAAA" w:sz="1"/>
-              <w:left w:val="single" w:color="AAAAAA" w:sz="1"/>
-              <w:bottom w:val="single" w:color="AAAAAA" w:sz="1"/>
-              <w:right w:val="single" w:color="AAAAAA" w:sz="1"/>
-            </w:tcBorders>
-            <w:vAlign w:val="center"/>
-          </w:tcPr>
-          <w:p>
-            <w:pPr>
-              <w:spacing w:after="40" w:before="40"/>
-              <w:jc w:val="left"/>
-            </w:pPr>
-            <w:r>
-              <w:rPr>
-                <w:rFonts w:ascii="맑은 고딕" w:cs="맑은 고딕" w:eastAsia="맑은 고딕" w:hAnsi="맑은 고딕"/>
-                <w:b w:val="false"/>
-                <w:bCs w:val="false"/>
-                <w:color w:val="000000"/>
-                <w:sz w:val="20"/>
-                <w:szCs w:val="20"/>
-              </w:rPr>
-              <w:t xml:space="preserve">저장소</w:t>
-            </w:r>
-          </w:p>
-        </w:tc>
-        <w:tc>
-          <w:tcPr>
-            <w:tcW w:type="dxa" w:w="2644"/>
-            <w:tcBorders>
-              <w:top w:val="single" w:color="AAAAAA" w:sz="1"/>
-              <w:left w:val="single" w:color="AAAAAA" w:sz="1"/>
-              <w:bottom w:val="single" w:color="AAAAAA" w:sz="1"/>
-              <w:right w:val="single" w:color="AAAAAA" w:sz="1"/>
-            </w:tcBorders>
-            <w:vAlign w:val="center"/>
-          </w:tcPr>
-          <w:p>
-            <w:pPr>
-              <w:spacing w:after="40" w:before="40"/>
-              <w:jc w:val="left"/>
-            </w:pPr>
-            <w:r>
-              <w:rPr>
-                <w:rFonts w:ascii="맑은 고딕" w:cs="맑은 고딕" w:eastAsia="맑은 고딕" w:hAnsi="맑은 고딕"/>
-                <w:b w:val="false"/>
-                <w:bCs w:val="false"/>
-                <w:color w:val="000000"/>
-                <w:sz w:val="20"/>
-                <w:szCs w:val="20"/>
-              </w:rPr>
-              <w:t xml:space="preserve">메모리 큐 + JSON 파일</w:t>
-            </w:r>
-          </w:p>
-        </w:tc>
-        <w:tc>
-          <w:tcPr>
-            <w:tcW w:type="dxa" w:w="2644"/>
-            <w:tcBorders>
-              <w:top w:val="single" w:color="AAAAAA" w:sz="1"/>
-              <w:left w:val="single" w:color="AAAAAA" w:sz="1"/>
-              <w:bottom w:val="single" w:color="AAAAAA" w:sz="1"/>
-              <w:right w:val="single" w:color="AAAAAA" w:sz="1"/>
-            </w:tcBorders>
-            <w:vAlign w:val="center"/>
-          </w:tcPr>
-          <w:p>
-            <w:pPr>
-              <w:spacing w:after="40" w:before="40"/>
-              <w:jc w:val="left"/>
-            </w:pPr>
-            <w:r>
-              <w:rPr>
-                <w:rFonts w:ascii="맑은 고딕" w:cs="맑은 고딕" w:eastAsia="맑은 고딕" w:hAnsi="맑은 고딕"/>
-                <w:b w:val="false"/>
-                <w:bCs w:val="false"/>
-                <w:color w:val="000000"/>
-                <w:sz w:val="20"/>
-                <w:szCs w:val="20"/>
-              </w:rPr>
-              <w:t xml:space="preserve">외부 데이터베이스 없이 구현</w:t>
-            </w:r>
-          </w:p>
-        </w:tc>
-      </w:tr>
-      <w:tr>
-        <w:tc>
-          <w:tcPr>
-            <w:tcW w:type="dxa" w:w="2644"/>
-            <w:tcBorders>
-              <w:top w:val="single" w:color="AAAAAA" w:sz="1"/>
-              <w:left w:val="single" w:color="AAAAAA" w:sz="1"/>
-              <w:bottom w:val="single" w:color="AAAAAA" w:sz="1"/>
-              <w:right w:val="single" w:color="AAAAAA" w:sz="1"/>
-            </w:tcBorders>
-            <w:vAlign w:val="center"/>
-          </w:tcPr>
-          <w:p>
-            <w:pPr>
-              <w:spacing w:after="40" w:before="40"/>
-              <w:jc w:val="left"/>
-            </w:pPr>
-            <w:r>
-              <w:rPr>
-                <w:rFonts w:ascii="맑은 고딕" w:cs="맑은 고딕" w:eastAsia="맑은 고딕" w:hAnsi="맑은 고딕"/>
-                <w:b w:val="false"/>
-                <w:bCs w:val="false"/>
-                <w:color w:val="000000"/>
-                <w:sz w:val="20"/>
-                <w:szCs w:val="20"/>
-              </w:rPr>
-              <w:t xml:space="preserve">의존성</w:t>
-            </w:r>
-          </w:p>
-        </w:tc>
-        <w:tc>
-          <w:tcPr>
-            <w:tcW w:type="dxa" w:w="2644"/>
-            <w:tcBorders>
-              <w:top w:val="single" w:color="AAAAAA" w:sz="1"/>
-              <w:left w:val="single" w:color="AAAAAA" w:sz="1"/>
-              <w:bottom w:val="single" w:color="AAAAAA" w:sz="1"/>
-              <w:right w:val="single" w:color="AAAAAA" w:sz="1"/>
-            </w:tcBorders>
-            <w:vAlign w:val="center"/>
-          </w:tcPr>
-          <w:p>
-            <w:pPr>
-              <w:spacing w:after="40" w:before="40"/>
-              <w:jc w:val="left"/>
-            </w:pPr>
-            <w:r>
-              <w:rPr>
-                <w:rFonts w:ascii="맑은 고딕" w:cs="맑은 고딕" w:eastAsia="맑은 고딕" w:hAnsi="맑은 고딕"/>
-                <w:b w:val="false"/>
-                <w:bCs w:val="false"/>
-                <w:color w:val="000000"/>
-                <w:sz w:val="20"/>
-                <w:szCs w:val="20"/>
-              </w:rPr>
-              <w:t xml:space="preserve">1개 (express)</w:t>
-            </w:r>
-          </w:p>
-        </w:tc>
-        <w:tc>
-          <w:tcPr>
-            <w:tcW w:type="dxa" w:w="2644"/>
-            <w:tcBorders>
-              <w:top w:val="single" w:color="AAAAAA" w:sz="1"/>
-              <w:left w:val="single" w:color="AAAAAA" w:sz="1"/>
-              <w:bottom w:val="single" w:color="AAAAAA" w:sz="1"/>
-              <w:right w:val="single" w:color="AAAAAA" w:sz="1"/>
-            </w:tcBorders>
-            <w:vAlign w:val="center"/>
-          </w:tcPr>
-          <w:p>
-            <w:pPr>
-              <w:spacing w:after="40" w:before="40"/>
-              <w:jc w:val="left"/>
-            </w:pPr>
-            <w:r>
-              <w:rPr>
-                <w:rFonts w:ascii="맑은 고딕" w:cs="맑은 고딕" w:eastAsia="맑은 고딕" w:hAnsi="맑은 고딕"/>
-                <w:b w:val="false"/>
-                <w:bCs w:val="false"/>
-                <w:color w:val="000000"/>
-                <w:sz w:val="20"/>
-                <w:szCs w:val="20"/>
-              </w:rPr>
-              <w:t xml:space="preserve">외부 라이브러리는 Express.js만 사용</w:t>
-            </w:r>
-          </w:p>
-        </w:tc>
-      </w:tr>
-    </w:tbl>
-    <w:p>
-      <w:pPr>
-        <w:spacing w:after="80"/>
-      </w:pPr>
-    </w:p>
-    <w:p>
-      <w:pPr>
         <w:spacing w:after="120" w:line="360"/>
       </w:pPr>
       <w:r>
@@ -3871,21 +2751,7 @@
           <w:sz w:val="22"/>
           <w:szCs w:val="22"/>
         </w:rPr>
-        <w:t xml:space="preserve">외부 라이브러리를 최소한으로 사용하고, 스케줄링 알고리즘을 직접 구현하여 학습 효과를 높이는 것을 목표로 하였다.</w:t>
-      </w:r>
-    </w:p>
-    <w:p>
-      <w:pPr>
-        <w:spacing w:after="120" w:line="360"/>
-      </w:pPr>
-      <w:r>
-        <w:rPr>
-          <w:rFonts w:ascii="맑은 고딕" w:cs="맑은 고딕" w:eastAsia="맑은 고딕" w:hAnsi="맑은 고딕"/>
-          <w:color w:val="000000"/>
-          <w:sz w:val="22"/>
-          <w:szCs w:val="22"/>
-        </w:rPr>
-        <w:t xml:space="preserve">Ollama [10]는 로컬 환경에서 LLM을 실행하고, REST API로 호출할 수 있는 오픈소스 도구이다. 별도의 클라우드 서비스 없이 개인 컴퓨터에서 LLM을 구동할 수 있어, 실서버 실험에 활용하였다 (5.4절). Ollama는 한 번에 하나의 요청만 순차적으로 처리하며, 추론 도중 중단이 불가능하다는 특성이 있다. 이러한 특성은 본 프로젝트의 비선점형 스케줄링 설계와 일치한다.</w:t>
+        <w:t xml:space="preserve">런타임은 Node.js 22 LTS [9], 웹 프레임워크는 Express.js 4.18 [8], 언어는 JavaScript(ES2024), LLM은 로컬 Ollama [10]를 사용하였다. 저장소는 메모리 큐와 JSON 파일로 구성하였으며, 외부 의존성은 express 1개이다. 외부 라이브러리를 최소화하고 스케줄링 알고리즘을 직접 구현하여 학습 효과를 높이는 것을 목표로 하였다. Ollama의 순차 처리·비중단 특성은 비선점형 설계와 부합하여 실서버 실험에 활용하였다 (5.4절).</w:t>
       </w:r>
     </w:p>
     <w:p>
@@ -3916,7 +2782,7 @@
           <w:sz w:val="22"/>
           <w:szCs w:val="22"/>
         </w:rPr>
-        <w:t xml:space="preserve">소스 코드는 api, schedulers, queue, storage, llm 등 핵심 모듈과 rate-limiter, server.js 보조 요소로 구성되어 있다 (그림 4, 표 4).</w:t>
+        <w:t xml:space="preserve">소스 코드는 api(REST 라우터), schedulers(4개 알고리즘), queue(메모리 대기열), storage(JSON 기록), llm(Ollama 호출) 핵심 모듈과 rate-limiter, server.js(Express 진입점) 보조 요소로 구성된다 (그림 4).</w:t>
       </w:r>
     </w:p>
     <w:p>
@@ -3994,18 +2860,1315 @@
     </w:p>
     <w:p>
       <w:pPr>
-        <w:spacing w:after="80" w:line="360"/>
+        <w:spacing w:after="120" w:line="360"/>
+      </w:pPr>
+      <w:r>
+        <w:rPr>
+          <w:rFonts w:ascii="맑은 고딕" w:cs="맑은 고딕" w:eastAsia="맑은 고딕" w:hAnsi="맑은 고딕"/>
+          <w:color w:val="000000"/>
+          <w:sz w:val="22"/>
+          <w:szCs w:val="22"/>
+        </w:rPr>
+        <w:t xml:space="preserve">모든 스케줄러는 BaseScheduler를 상속받아 `enqueue(request)`·`dequeue()` 두 메서드를 공통 구현한다. 환경변수(`SCHEDULER_TYPE`)만으로 알고리즘을 전환할 수 있다(예: `SCHEDULER_TYPE=wfq`).</w:t>
+      </w:r>
+    </w:p>
+    <w:p>
+      <w:pPr>
+        <w:pStyle w:val="Heading2"/>
+        <w:spacing w:after="160" w:before="240"/>
       </w:pPr>
       <w:r>
         <w:rPr>
           <w:rFonts w:ascii="맑은 고딕" w:cs="맑은 고딕" w:eastAsia="맑은 고딕" w:hAnsi="맑은 고딕"/>
           <w:b/>
           <w:bCs/>
-          <w:color w:val="000000"/>
-          <w:sz w:val="22"/>
-          <w:szCs w:val="22"/>
-        </w:rPr>
-        <w:t xml:space="preserve">표 4. 코드 구조</w:t>
+          <w:color w:val="333333"/>
+          <w:sz w:val="24"/>
+          <w:szCs w:val="24"/>
+        </w:rPr>
+        <w:t xml:space="preserve">4.3 핵심 알고리즘 구현</w:t>
+      </w:r>
+    </w:p>
+    <w:p>
+      <w:pPr>
+        <w:spacing w:after="120" w:line="360"/>
+      </w:pPr>
+      <w:r>
+        <w:rPr>
+          <w:rFonts w:ascii="맑은 고딕" w:cs="맑은 고딕" w:eastAsia="맑은 고딕" w:hAnsi="맑은 고딕"/>
+          <w:color w:val="000000"/>
+          <w:sz w:val="22"/>
+          <w:szCs w:val="22"/>
+        </w:rPr>
+        <w:t xml:space="preserve">FCFS·Priority는 단순하므로 구현이 복잡한 MLFQ와 WFQ를 중심으로 설명한다.</w:t>
+      </w:r>
+    </w:p>
+    <w:p>
+      <w:pPr>
+        <w:pStyle w:val="Heading3"/>
+        <w:spacing w:after="120" w:before="200"/>
+      </w:pPr>
+      <w:r>
+        <w:rPr>
+          <w:rFonts w:ascii="맑은 고딕" w:cs="맑은 고딕" w:eastAsia="맑은 고딕" w:hAnsi="맑은 고딕"/>
+          <w:b/>
+          <w:bCs/>
+          <w:color w:val="333333"/>
+          <w:sz w:val="22"/>
+          <w:szCs w:val="22"/>
+        </w:rPr>
+        <w:t xml:space="preserve">MLFQ 구현</w:t>
+      </w:r>
+    </w:p>
+    <w:p>
+      <w:pPr>
+        <w:spacing w:after="120" w:line="360"/>
+      </w:pPr>
+      <w:r>
+        <w:rPr>
+          <w:rFonts w:ascii="맑은 고딕" w:cs="맑은 고딕" w:eastAsia="맑은 고딕" w:hAnsi="맑은 고딕"/>
+          <w:color w:val="000000"/>
+          <w:sz w:val="22"/>
+          <w:szCs w:val="22"/>
+        </w:rPr>
+        <w:t xml:space="preserve">OSTEP [3]의 5가지 규칙에 따라 구현하였다 (표 5).</w:t>
+      </w:r>
+    </w:p>
+    <w:p>
+      <w:pPr>
+        <w:spacing w:after="80" w:line="360"/>
+      </w:pPr>
+      <w:r>
+        <w:rPr>
+          <w:rFonts w:ascii="맑은 고딕" w:cs="맑은 고딕" w:eastAsia="맑은 고딕" w:hAnsi="맑은 고딕"/>
+          <w:b/>
+          <w:bCs/>
+          <w:color w:val="000000"/>
+          <w:sz w:val="22"/>
+          <w:szCs w:val="22"/>
+        </w:rPr>
+        <w:t xml:space="preserve">표 5. MLFQ 규칙 및 큐별 시간 할당량</w:t>
+      </w:r>
+    </w:p>
+    <w:tbl>
+      <w:tblPr>
+        <w:tblW w:type="auto" w:w="100"/>
+        <w:tblBorders>
+          <w:top w:val="single" w:color="auto" w:sz="4"/>
+          <w:left w:val="single" w:color="auto" w:sz="4"/>
+          <w:bottom w:val="single" w:color="auto" w:sz="4"/>
+          <w:right w:val="single" w:color="auto" w:sz="4"/>
+          <w:insideH w:val="single" w:color="auto" w:sz="4"/>
+          <w:insideV w:val="single" w:color="auto" w:sz="4"/>
+        </w:tblBorders>
+      </w:tblPr>
+      <w:tblGrid>
+        <w:gridCol w:w="1983"/>
+        <w:gridCol w:w="1983"/>
+        <w:gridCol w:w="1983"/>
+        <w:gridCol w:w="1983"/>
+      </w:tblGrid>
+      <w:tr>
+        <w:tc>
+          <w:tcPr>
+            <w:tcW w:type="dxa" w:w="1983"/>
+            <w:tcBorders>
+              <w:top w:val="single" w:color="AAAAAA" w:sz="1"/>
+              <w:left w:val="single" w:color="AAAAAA" w:sz="1"/>
+              <w:bottom w:val="single" w:color="AAAAAA" w:sz="1"/>
+              <w:right w:val="single" w:color="AAAAAA" w:sz="1"/>
+            </w:tcBorders>
+            <w:shd w:fill="D9E2F3" w:val="clear"/>
+            <w:vAlign w:val="center"/>
+          </w:tcPr>
+          <w:p>
+            <w:pPr>
+              <w:spacing w:after="40" w:before="40"/>
+              <w:jc w:val="center"/>
+            </w:pPr>
+            <w:r>
+              <w:rPr>
+                <w:rFonts w:ascii="맑은 고딕" w:cs="맑은 고딕" w:eastAsia="맑은 고딕" w:hAnsi="맑은 고딕"/>
+                <w:b/>
+                <w:bCs/>
+                <w:color w:val="000000"/>
+                <w:sz w:val="20"/>
+                <w:szCs w:val="20"/>
+              </w:rPr>
+              <w:t xml:space="preserve">규칙</w:t>
+            </w:r>
+          </w:p>
+        </w:tc>
+        <w:tc>
+          <w:tcPr>
+            <w:tcW w:type="dxa" w:w="1983"/>
+            <w:tcBorders>
+              <w:top w:val="single" w:color="AAAAAA" w:sz="1"/>
+              <w:left w:val="single" w:color="AAAAAA" w:sz="1"/>
+              <w:bottom w:val="single" w:color="AAAAAA" w:sz="1"/>
+              <w:right w:val="single" w:color="AAAAAA" w:sz="1"/>
+            </w:tcBorders>
+            <w:shd w:fill="D9E2F3" w:val="clear"/>
+            <w:vAlign w:val="center"/>
+          </w:tcPr>
+          <w:p>
+            <w:pPr>
+              <w:spacing w:after="40" w:before="40"/>
+              <w:jc w:val="center"/>
+            </w:pPr>
+            <w:r>
+              <w:rPr>
+                <w:rFonts w:ascii="맑은 고딕" w:cs="맑은 고딕" w:eastAsia="맑은 고딕" w:hAnsi="맑은 고딕"/>
+                <w:b/>
+                <w:bCs/>
+                <w:color w:val="000000"/>
+                <w:sz w:val="20"/>
+                <w:szCs w:val="20"/>
+              </w:rPr>
+              <w:t xml:space="preserve">설명</w:t>
+            </w:r>
+          </w:p>
+        </w:tc>
+        <w:tc>
+          <w:tcPr>
+            <w:tcW w:type="dxa" w:w="1983"/>
+            <w:tcBorders>
+              <w:top w:val="single" w:color="AAAAAA" w:sz="1"/>
+              <w:left w:val="single" w:color="AAAAAA" w:sz="1"/>
+              <w:bottom w:val="single" w:color="AAAAAA" w:sz="1"/>
+              <w:right w:val="single" w:color="AAAAAA" w:sz="1"/>
+            </w:tcBorders>
+            <w:shd w:fill="D9E2F3" w:val="clear"/>
+            <w:vAlign w:val="center"/>
+          </w:tcPr>
+          <w:p>
+            <w:pPr>
+              <w:spacing w:after="40" w:before="40"/>
+              <w:jc w:val="center"/>
+            </w:pPr>
+            <w:r>
+              <w:rPr>
+                <w:rFonts w:ascii="맑은 고딕" w:cs="맑은 고딕" w:eastAsia="맑은 고딕" w:hAnsi="맑은 고딕"/>
+                <w:b/>
+                <w:bCs/>
+                <w:color w:val="000000"/>
+                <w:sz w:val="20"/>
+                <w:szCs w:val="20"/>
+              </w:rPr>
+              <w:t xml:space="preserve">큐</w:t>
+            </w:r>
+          </w:p>
+        </w:tc>
+        <w:tc>
+          <w:tcPr>
+            <w:tcW w:type="dxa" w:w="1983"/>
+            <w:tcBorders>
+              <w:top w:val="single" w:color="AAAAAA" w:sz="1"/>
+              <w:left w:val="single" w:color="AAAAAA" w:sz="1"/>
+              <w:bottom w:val="single" w:color="AAAAAA" w:sz="1"/>
+              <w:right w:val="single" w:color="AAAAAA" w:sz="1"/>
+            </w:tcBorders>
+            <w:shd w:fill="D9E2F3" w:val="clear"/>
+            <w:vAlign w:val="center"/>
+          </w:tcPr>
+          <w:p>
+            <w:pPr>
+              <w:spacing w:after="40" w:before="40"/>
+              <w:jc w:val="center"/>
+            </w:pPr>
+            <w:r>
+              <w:rPr>
+                <w:rFonts w:ascii="맑은 고딕" w:cs="맑은 고딕" w:eastAsia="맑은 고딕" w:hAnsi="맑은 고딕"/>
+                <w:b/>
+                <w:bCs/>
+                <w:color w:val="000000"/>
+                <w:sz w:val="20"/>
+                <w:szCs w:val="20"/>
+              </w:rPr>
+              <w:t xml:space="preserve">시간 할당량</w:t>
+            </w:r>
+          </w:p>
+        </w:tc>
+      </w:tr>
+      <w:tr>
+        <w:tc>
+          <w:tcPr>
+            <w:tcW w:type="dxa" w:w="1983"/>
+            <w:tcBorders>
+              <w:top w:val="single" w:color="AAAAAA" w:sz="1"/>
+              <w:left w:val="single" w:color="AAAAAA" w:sz="1"/>
+              <w:bottom w:val="single" w:color="AAAAAA" w:sz="1"/>
+              <w:right w:val="single" w:color="AAAAAA" w:sz="1"/>
+            </w:tcBorders>
+            <w:vAlign w:val="center"/>
+          </w:tcPr>
+          <w:p>
+            <w:pPr>
+              <w:spacing w:after="40" w:before="40"/>
+              <w:jc w:val="left"/>
+            </w:pPr>
+            <w:r>
+              <w:rPr>
+                <w:rFonts w:ascii="맑은 고딕" w:cs="맑은 고딕" w:eastAsia="맑은 고딕" w:hAnsi="맑은 고딕"/>
+                <w:b w:val="false"/>
+                <w:bCs w:val="false"/>
+                <w:color w:val="000000"/>
+                <w:sz w:val="20"/>
+                <w:szCs w:val="20"/>
+              </w:rPr>
+              <w:t xml:space="preserve">Rule 1</w:t>
+            </w:r>
+          </w:p>
+        </w:tc>
+        <w:tc>
+          <w:tcPr>
+            <w:tcW w:type="dxa" w:w="1983"/>
+            <w:tcBorders>
+              <w:top w:val="single" w:color="AAAAAA" w:sz="1"/>
+              <w:left w:val="single" w:color="AAAAAA" w:sz="1"/>
+              <w:bottom w:val="single" w:color="AAAAAA" w:sz="1"/>
+              <w:right w:val="single" w:color="AAAAAA" w:sz="1"/>
+            </w:tcBorders>
+            <w:vAlign w:val="center"/>
+          </w:tcPr>
+          <w:p>
+            <w:pPr>
+              <w:spacing w:after="40" w:before="40"/>
+              <w:jc w:val="left"/>
+            </w:pPr>
+            <w:r>
+              <w:rPr>
+                <w:rFonts w:ascii="맑은 고딕" w:cs="맑은 고딕" w:eastAsia="맑은 고딕" w:hAnsi="맑은 고딕"/>
+                <w:b w:val="false"/>
+                <w:bCs w:val="false"/>
+                <w:color w:val="000000"/>
+                <w:sz w:val="20"/>
+                <w:szCs w:val="20"/>
+              </w:rPr>
+              <w:t xml:space="preserve">높은 큐가 낮은 큐보다 먼저 처리</w:t>
+            </w:r>
+          </w:p>
+        </w:tc>
+        <w:tc>
+          <w:tcPr>
+            <w:tcW w:type="dxa" w:w="1983"/>
+            <w:tcBorders>
+              <w:top w:val="single" w:color="AAAAAA" w:sz="1"/>
+              <w:left w:val="single" w:color="AAAAAA" w:sz="1"/>
+              <w:bottom w:val="single" w:color="AAAAAA" w:sz="1"/>
+              <w:right w:val="single" w:color="AAAAAA" w:sz="1"/>
+            </w:tcBorders>
+            <w:vAlign w:val="center"/>
+          </w:tcPr>
+          <w:p>
+            <w:pPr>
+              <w:spacing w:after="40" w:before="40"/>
+              <w:jc w:val="left"/>
+            </w:pPr>
+            <w:r>
+              <w:rPr>
+                <w:rFonts w:ascii="맑은 고딕" w:cs="맑은 고딕" w:eastAsia="맑은 고딕" w:hAnsi="맑은 고딕"/>
+                <w:b w:val="false"/>
+                <w:bCs w:val="false"/>
+                <w:color w:val="000000"/>
+                <w:sz w:val="20"/>
+                <w:szCs w:val="20"/>
+              </w:rPr>
+              <w:t xml:space="preserve">Q0</w:t>
+            </w:r>
+          </w:p>
+        </w:tc>
+        <w:tc>
+          <w:tcPr>
+            <w:tcW w:type="dxa" w:w="1983"/>
+            <w:tcBorders>
+              <w:top w:val="single" w:color="AAAAAA" w:sz="1"/>
+              <w:left w:val="single" w:color="AAAAAA" w:sz="1"/>
+              <w:bottom w:val="single" w:color="AAAAAA" w:sz="1"/>
+              <w:right w:val="single" w:color="AAAAAA" w:sz="1"/>
+            </w:tcBorders>
+            <w:vAlign w:val="center"/>
+          </w:tcPr>
+          <w:p>
+            <w:pPr>
+              <w:spacing w:after="40" w:before="40"/>
+              <w:jc w:val="left"/>
+            </w:pPr>
+            <w:r>
+              <w:rPr>
+                <w:rFonts w:ascii="맑은 고딕" w:cs="맑은 고딕" w:eastAsia="맑은 고딕" w:hAnsi="맑은 고딕"/>
+                <w:b w:val="false"/>
+                <w:bCs w:val="false"/>
+                <w:color w:val="000000"/>
+                <w:sz w:val="20"/>
+                <w:szCs w:val="20"/>
+              </w:rPr>
+              <w:t xml:space="preserve">1,000ms</w:t>
+            </w:r>
+          </w:p>
+        </w:tc>
+      </w:tr>
+      <w:tr>
+        <w:tc>
+          <w:tcPr>
+            <w:tcW w:type="dxa" w:w="1983"/>
+            <w:tcBorders>
+              <w:top w:val="single" w:color="AAAAAA" w:sz="1"/>
+              <w:left w:val="single" w:color="AAAAAA" w:sz="1"/>
+              <w:bottom w:val="single" w:color="AAAAAA" w:sz="1"/>
+              <w:right w:val="single" w:color="AAAAAA" w:sz="1"/>
+            </w:tcBorders>
+            <w:vAlign w:val="center"/>
+          </w:tcPr>
+          <w:p>
+            <w:pPr>
+              <w:spacing w:after="40" w:before="40"/>
+              <w:jc w:val="left"/>
+            </w:pPr>
+            <w:r>
+              <w:rPr>
+                <w:rFonts w:ascii="맑은 고딕" w:cs="맑은 고딕" w:eastAsia="맑은 고딕" w:hAnsi="맑은 고딕"/>
+                <w:b w:val="false"/>
+                <w:bCs w:val="false"/>
+                <w:color w:val="000000"/>
+                <w:sz w:val="20"/>
+                <w:szCs w:val="20"/>
+              </w:rPr>
+              <w:t xml:space="preserve">Rule 2</w:t>
+            </w:r>
+          </w:p>
+        </w:tc>
+        <w:tc>
+          <w:tcPr>
+            <w:tcW w:type="dxa" w:w="1983"/>
+            <w:tcBorders>
+              <w:top w:val="single" w:color="AAAAAA" w:sz="1"/>
+              <w:left w:val="single" w:color="AAAAAA" w:sz="1"/>
+              <w:bottom w:val="single" w:color="AAAAAA" w:sz="1"/>
+              <w:right w:val="single" w:color="AAAAAA" w:sz="1"/>
+            </w:tcBorders>
+            <w:vAlign w:val="center"/>
+          </w:tcPr>
+          <w:p>
+            <w:pPr>
+              <w:spacing w:after="40" w:before="40"/>
+              <w:jc w:val="left"/>
+            </w:pPr>
+            <w:r>
+              <w:rPr>
+                <w:rFonts w:ascii="맑은 고딕" w:cs="맑은 고딕" w:eastAsia="맑은 고딕" w:hAnsi="맑은 고딕"/>
+                <w:b w:val="false"/>
+                <w:bCs w:val="false"/>
+                <w:color w:val="000000"/>
+                <w:sz w:val="20"/>
+                <w:szCs w:val="20"/>
+              </w:rPr>
+              <w:t xml:space="preserve">같은 큐 안에서는 도착 순서대로</w:t>
+            </w:r>
+          </w:p>
+        </w:tc>
+        <w:tc>
+          <w:tcPr>
+            <w:tcW w:type="dxa" w:w="1983"/>
+            <w:tcBorders>
+              <w:top w:val="single" w:color="AAAAAA" w:sz="1"/>
+              <w:left w:val="single" w:color="AAAAAA" w:sz="1"/>
+              <w:bottom w:val="single" w:color="AAAAAA" w:sz="1"/>
+              <w:right w:val="single" w:color="AAAAAA" w:sz="1"/>
+            </w:tcBorders>
+            <w:vAlign w:val="center"/>
+          </w:tcPr>
+          <w:p>
+            <w:pPr>
+              <w:spacing w:after="40" w:before="40"/>
+              <w:jc w:val="left"/>
+            </w:pPr>
+            <w:r>
+              <w:rPr>
+                <w:rFonts w:ascii="맑은 고딕" w:cs="맑은 고딕" w:eastAsia="맑은 고딕" w:hAnsi="맑은 고딕"/>
+                <w:b w:val="false"/>
+                <w:bCs w:val="false"/>
+                <w:color w:val="000000"/>
+                <w:sz w:val="20"/>
+                <w:szCs w:val="20"/>
+              </w:rPr>
+              <w:t xml:space="preserve">Q1</w:t>
+            </w:r>
+          </w:p>
+        </w:tc>
+        <w:tc>
+          <w:tcPr>
+            <w:tcW w:type="dxa" w:w="1983"/>
+            <w:tcBorders>
+              <w:top w:val="single" w:color="AAAAAA" w:sz="1"/>
+              <w:left w:val="single" w:color="AAAAAA" w:sz="1"/>
+              <w:bottom w:val="single" w:color="AAAAAA" w:sz="1"/>
+              <w:right w:val="single" w:color="AAAAAA" w:sz="1"/>
+            </w:tcBorders>
+            <w:vAlign w:val="center"/>
+          </w:tcPr>
+          <w:p>
+            <w:pPr>
+              <w:spacing w:after="40" w:before="40"/>
+              <w:jc w:val="left"/>
+            </w:pPr>
+            <w:r>
+              <w:rPr>
+                <w:rFonts w:ascii="맑은 고딕" w:cs="맑은 고딕" w:eastAsia="맑은 고딕" w:hAnsi="맑은 고딕"/>
+                <w:b w:val="false"/>
+                <w:bCs w:val="false"/>
+                <w:color w:val="000000"/>
+                <w:sz w:val="20"/>
+                <w:szCs w:val="20"/>
+              </w:rPr>
+              <w:t xml:space="preserve">3,000ms</w:t>
+            </w:r>
+          </w:p>
+        </w:tc>
+      </w:tr>
+      <w:tr>
+        <w:tc>
+          <w:tcPr>
+            <w:tcW w:type="dxa" w:w="1983"/>
+            <w:tcBorders>
+              <w:top w:val="single" w:color="AAAAAA" w:sz="1"/>
+              <w:left w:val="single" w:color="AAAAAA" w:sz="1"/>
+              <w:bottom w:val="single" w:color="AAAAAA" w:sz="1"/>
+              <w:right w:val="single" w:color="AAAAAA" w:sz="1"/>
+            </w:tcBorders>
+            <w:vAlign w:val="center"/>
+          </w:tcPr>
+          <w:p>
+            <w:pPr>
+              <w:spacing w:after="40" w:before="40"/>
+              <w:jc w:val="left"/>
+            </w:pPr>
+            <w:r>
+              <w:rPr>
+                <w:rFonts w:ascii="맑은 고딕" w:cs="맑은 고딕" w:eastAsia="맑은 고딕" w:hAnsi="맑은 고딕"/>
+                <w:b w:val="false"/>
+                <w:bCs w:val="false"/>
+                <w:color w:val="000000"/>
+                <w:sz w:val="20"/>
+                <w:szCs w:val="20"/>
+              </w:rPr>
+              <w:t xml:space="preserve">Rule 3</w:t>
+            </w:r>
+          </w:p>
+        </w:tc>
+        <w:tc>
+          <w:tcPr>
+            <w:tcW w:type="dxa" w:w="1983"/>
+            <w:tcBorders>
+              <w:top w:val="single" w:color="AAAAAA" w:sz="1"/>
+              <w:left w:val="single" w:color="AAAAAA" w:sz="1"/>
+              <w:bottom w:val="single" w:color="AAAAAA" w:sz="1"/>
+              <w:right w:val="single" w:color="AAAAAA" w:sz="1"/>
+            </w:tcBorders>
+            <w:vAlign w:val="center"/>
+          </w:tcPr>
+          <w:p>
+            <w:pPr>
+              <w:spacing w:after="40" w:before="40"/>
+              <w:jc w:val="left"/>
+            </w:pPr>
+            <w:r>
+              <w:rPr>
+                <w:rFonts w:ascii="맑은 고딕" w:cs="맑은 고딕" w:eastAsia="맑은 고딕" w:hAnsi="맑은 고딕"/>
+                <w:b w:val="false"/>
+                <w:bCs w:val="false"/>
+                <w:color w:val="000000"/>
+                <w:sz w:val="20"/>
+                <w:szCs w:val="20"/>
+              </w:rPr>
+              <w:t xml:space="preserve">새 요청은 Q0로 삽입</w:t>
+            </w:r>
+          </w:p>
+        </w:tc>
+        <w:tc>
+          <w:tcPr>
+            <w:tcW w:type="dxa" w:w="1983"/>
+            <w:tcBorders>
+              <w:top w:val="single" w:color="AAAAAA" w:sz="1"/>
+              <w:left w:val="single" w:color="AAAAAA" w:sz="1"/>
+              <w:bottom w:val="single" w:color="AAAAAA" w:sz="1"/>
+              <w:right w:val="single" w:color="AAAAAA" w:sz="1"/>
+            </w:tcBorders>
+            <w:vAlign w:val="center"/>
+          </w:tcPr>
+          <w:p>
+            <w:pPr>
+              <w:spacing w:after="40" w:before="40"/>
+              <w:jc w:val="left"/>
+            </w:pPr>
+            <w:r>
+              <w:rPr>
+                <w:rFonts w:ascii="맑은 고딕" w:cs="맑은 고딕" w:eastAsia="맑은 고딕" w:hAnsi="맑은 고딕"/>
+                <w:b w:val="false"/>
+                <w:bCs w:val="false"/>
+                <w:color w:val="000000"/>
+                <w:sz w:val="20"/>
+                <w:szCs w:val="20"/>
+              </w:rPr>
+              <w:t xml:space="preserve">Q2</w:t>
+            </w:r>
+          </w:p>
+        </w:tc>
+        <w:tc>
+          <w:tcPr>
+            <w:tcW w:type="dxa" w:w="1983"/>
+            <w:tcBorders>
+              <w:top w:val="single" w:color="AAAAAA" w:sz="1"/>
+              <w:left w:val="single" w:color="AAAAAA" w:sz="1"/>
+              <w:bottom w:val="single" w:color="AAAAAA" w:sz="1"/>
+              <w:right w:val="single" w:color="AAAAAA" w:sz="1"/>
+            </w:tcBorders>
+            <w:vAlign w:val="center"/>
+          </w:tcPr>
+          <w:p>
+            <w:pPr>
+              <w:spacing w:after="40" w:before="40"/>
+              <w:jc w:val="left"/>
+            </w:pPr>
+            <w:r>
+              <w:rPr>
+                <w:rFonts w:ascii="맑은 고딕" w:cs="맑은 고딕" w:eastAsia="맑은 고딕" w:hAnsi="맑은 고딕"/>
+                <w:b w:val="false"/>
+                <w:bCs w:val="false"/>
+                <w:color w:val="000000"/>
+                <w:sz w:val="20"/>
+                <w:szCs w:val="20"/>
+              </w:rPr>
+              <w:t xml:space="preserve">8,000ms</w:t>
+            </w:r>
+          </w:p>
+        </w:tc>
+      </w:tr>
+      <w:tr>
+        <w:tc>
+          <w:tcPr>
+            <w:tcW w:type="dxa" w:w="1983"/>
+            <w:tcBorders>
+              <w:top w:val="single" w:color="AAAAAA" w:sz="1"/>
+              <w:left w:val="single" w:color="AAAAAA" w:sz="1"/>
+              <w:bottom w:val="single" w:color="AAAAAA" w:sz="1"/>
+              <w:right w:val="single" w:color="AAAAAA" w:sz="1"/>
+            </w:tcBorders>
+            <w:vAlign w:val="center"/>
+          </w:tcPr>
+          <w:p>
+            <w:pPr>
+              <w:spacing w:after="40" w:before="40"/>
+              <w:jc w:val="left"/>
+            </w:pPr>
+            <w:r>
+              <w:rPr>
+                <w:rFonts w:ascii="맑은 고딕" w:cs="맑은 고딕" w:eastAsia="맑은 고딕" w:hAnsi="맑은 고딕"/>
+                <w:b w:val="false"/>
+                <w:bCs w:val="false"/>
+                <w:color w:val="000000"/>
+                <w:sz w:val="20"/>
+                <w:szCs w:val="20"/>
+              </w:rPr>
+              <w:t xml:space="preserve">Rule 4</w:t>
+            </w:r>
+          </w:p>
+        </w:tc>
+        <w:tc>
+          <w:tcPr>
+            <w:tcW w:type="dxa" w:w="1983"/>
+            <w:tcBorders>
+              <w:top w:val="single" w:color="AAAAAA" w:sz="1"/>
+              <w:left w:val="single" w:color="AAAAAA" w:sz="1"/>
+              <w:bottom w:val="single" w:color="AAAAAA" w:sz="1"/>
+              <w:right w:val="single" w:color="AAAAAA" w:sz="1"/>
+            </w:tcBorders>
+            <w:vAlign w:val="center"/>
+          </w:tcPr>
+          <w:p>
+            <w:pPr>
+              <w:spacing w:after="40" w:before="40"/>
+              <w:jc w:val="left"/>
+            </w:pPr>
+            <w:r>
+              <w:rPr>
+                <w:rFonts w:ascii="맑은 고딕" w:cs="맑은 고딕" w:eastAsia="맑은 고딕" w:hAnsi="맑은 고딕"/>
+                <w:b w:val="false"/>
+                <w:bCs w:val="false"/>
+                <w:color w:val="000000"/>
+                <w:sz w:val="20"/>
+                <w:szCs w:val="20"/>
+              </w:rPr>
+              <w:t xml:space="preserve">할당량 소진 시 하위 큐로</w:t>
+            </w:r>
+          </w:p>
+        </w:tc>
+        <w:tc>
+          <w:tcPr>
+            <w:tcW w:type="dxa" w:w="1983"/>
+            <w:tcBorders>
+              <w:top w:val="single" w:color="AAAAAA" w:sz="1"/>
+              <w:left w:val="single" w:color="AAAAAA" w:sz="1"/>
+              <w:bottom w:val="single" w:color="AAAAAA" w:sz="1"/>
+              <w:right w:val="single" w:color="AAAAAA" w:sz="1"/>
+            </w:tcBorders>
+            <w:vAlign w:val="center"/>
+          </w:tcPr>
+          <w:p>
+            <w:pPr>
+              <w:spacing w:after="40" w:before="40"/>
+              <w:jc w:val="left"/>
+            </w:pPr>
+            <w:r>
+              <w:rPr>
+                <w:rFonts w:ascii="맑은 고딕" w:cs="맑은 고딕" w:eastAsia="맑은 고딕" w:hAnsi="맑은 고딕"/>
+                <w:b w:val="false"/>
+                <w:bCs w:val="false"/>
+                <w:color w:val="000000"/>
+                <w:sz w:val="20"/>
+                <w:szCs w:val="20"/>
+              </w:rPr>
+              <w:t xml:space="preserve">Q3</w:t>
+            </w:r>
+          </w:p>
+        </w:tc>
+        <w:tc>
+          <w:tcPr>
+            <w:tcW w:type="dxa" w:w="1983"/>
+            <w:tcBorders>
+              <w:top w:val="single" w:color="AAAAAA" w:sz="1"/>
+              <w:left w:val="single" w:color="AAAAAA" w:sz="1"/>
+              <w:bottom w:val="single" w:color="AAAAAA" w:sz="1"/>
+              <w:right w:val="single" w:color="AAAAAA" w:sz="1"/>
+            </w:tcBorders>
+            <w:vAlign w:val="center"/>
+          </w:tcPr>
+          <w:p>
+            <w:pPr>
+              <w:spacing w:after="40" w:before="40"/>
+              <w:jc w:val="left"/>
+            </w:pPr>
+            <w:r>
+              <w:rPr>
+                <w:rFonts w:ascii="맑은 고딕" w:cs="맑은 고딕" w:eastAsia="맑은 고딕" w:hAnsi="맑은 고딕"/>
+                <w:b w:val="false"/>
+                <w:bCs w:val="false"/>
+                <w:color w:val="000000"/>
+                <w:sz w:val="20"/>
+                <w:szCs w:val="20"/>
+              </w:rPr>
+              <w:t xml:space="preserve">무제한</w:t>
+            </w:r>
+          </w:p>
+        </w:tc>
+      </w:tr>
+      <w:tr>
+        <w:tc>
+          <w:tcPr>
+            <w:tcW w:type="dxa" w:w="1983"/>
+            <w:tcBorders>
+              <w:top w:val="single" w:color="AAAAAA" w:sz="1"/>
+              <w:left w:val="single" w:color="AAAAAA" w:sz="1"/>
+              <w:bottom w:val="single" w:color="AAAAAA" w:sz="1"/>
+              <w:right w:val="single" w:color="AAAAAA" w:sz="1"/>
+            </w:tcBorders>
+            <w:vAlign w:val="center"/>
+          </w:tcPr>
+          <w:p>
+            <w:pPr>
+              <w:spacing w:after="40" w:before="40"/>
+              <w:jc w:val="left"/>
+            </w:pPr>
+            <w:r>
+              <w:rPr>
+                <w:rFonts w:ascii="맑은 고딕" w:cs="맑은 고딕" w:eastAsia="맑은 고딕" w:hAnsi="맑은 고딕"/>
+                <w:b w:val="false"/>
+                <w:bCs w:val="false"/>
+                <w:color w:val="000000"/>
+                <w:sz w:val="20"/>
+                <w:szCs w:val="20"/>
+              </w:rPr>
+              <w:t xml:space="preserve">Rule 5</w:t>
+            </w:r>
+          </w:p>
+        </w:tc>
+        <w:tc>
+          <w:tcPr>
+            <w:tcW w:type="dxa" w:w="1983"/>
+            <w:tcBorders>
+              <w:top w:val="single" w:color="AAAAAA" w:sz="1"/>
+              <w:left w:val="single" w:color="AAAAAA" w:sz="1"/>
+              <w:bottom w:val="single" w:color="AAAAAA" w:sz="1"/>
+              <w:right w:val="single" w:color="AAAAAA" w:sz="1"/>
+            </w:tcBorders>
+            <w:vAlign w:val="center"/>
+          </w:tcPr>
+          <w:p>
+            <w:pPr>
+              <w:spacing w:after="40" w:before="40"/>
+              <w:jc w:val="left"/>
+            </w:pPr>
+            <w:r>
+              <w:rPr>
+                <w:rFonts w:ascii="맑은 고딕" w:cs="맑은 고딕" w:eastAsia="맑은 고딕" w:hAnsi="맑은 고딕"/>
+                <w:b w:val="false"/>
+                <w:bCs w:val="false"/>
+                <w:color w:val="000000"/>
+                <w:sz w:val="20"/>
+                <w:szCs w:val="20"/>
+              </w:rPr>
+              <w:t xml:space="preserve">일정 주기로 모두 Q0로 부스팅</w:t>
+            </w:r>
+          </w:p>
+        </w:tc>
+        <w:tc>
+          <w:tcPr>
+            <w:tcW w:type="dxa" w:w="1983"/>
+            <w:tcBorders>
+              <w:top w:val="single" w:color="AAAAAA" w:sz="1"/>
+              <w:left w:val="single" w:color="AAAAAA" w:sz="1"/>
+              <w:bottom w:val="single" w:color="AAAAAA" w:sz="1"/>
+              <w:right w:val="single" w:color="AAAAAA" w:sz="1"/>
+            </w:tcBorders>
+            <w:vAlign w:val="center"/>
+          </w:tcPr>
+          <w:p>
+            <w:pPr>
+              <w:spacing w:after="40" w:before="40"/>
+              <w:jc w:val="left"/>
+            </w:pPr>
+            <w:r>
+              <w:rPr>
+                <w:rFonts w:ascii="맑은 고딕" w:cs="맑은 고딕" w:eastAsia="맑은 고딕" w:hAnsi="맑은 고딕"/>
+                <w:sz w:val="22"/>
+                <w:szCs w:val="22"/>
+              </w:rPr>
+              <w:t xml:space="preserve"/>
+            </w:r>
+          </w:p>
+        </w:tc>
+        <w:tc>
+          <w:tcPr>
+            <w:tcW w:type="dxa" w:w="1983"/>
+            <w:tcBorders>
+              <w:top w:val="single" w:color="AAAAAA" w:sz="1"/>
+              <w:left w:val="single" w:color="AAAAAA" w:sz="1"/>
+              <w:bottom w:val="single" w:color="AAAAAA" w:sz="1"/>
+              <w:right w:val="single" w:color="AAAAAA" w:sz="1"/>
+            </w:tcBorders>
+            <w:vAlign w:val="center"/>
+          </w:tcPr>
+          <w:p>
+            <w:pPr>
+              <w:spacing w:after="40" w:before="40"/>
+              <w:jc w:val="left"/>
+            </w:pPr>
+            <w:r>
+              <w:rPr>
+                <w:rFonts w:ascii="맑은 고딕" w:cs="맑은 고딕" w:eastAsia="맑은 고딕" w:hAnsi="맑은 고딕"/>
+                <w:sz w:val="22"/>
+                <w:szCs w:val="22"/>
+              </w:rPr>
+              <w:t xml:space="preserve"/>
+            </w:r>
+          </w:p>
+        </w:tc>
+      </w:tr>
+    </w:tbl>
+    <w:p>
+      <w:pPr>
+        <w:spacing w:after="80"/>
+      </w:pPr>
+    </w:p>
+    <w:p>
+      <w:pPr>
+        <w:spacing w:after="120" w:line="360"/>
+      </w:pPr>
+      <w:r>
+        <w:rPr>
+          <w:rFonts w:ascii="맑은 고딕" w:cs="맑은 고딕" w:eastAsia="맑은 고딕" w:hAnsi="맑은 고딕"/>
+          <w:color w:val="000000"/>
+          <w:sz w:val="22"/>
+          <w:szCs w:val="22"/>
+        </w:rPr>
+        <w:t xml:space="preserve">dequeue는 Rule 1을 따라 상위 큐부터 FIFO로 꺼낸다.</w:t>
+      </w:r>
+    </w:p>
+    <w:p>
+      <w:pPr>
+        <w:spacing w:after="0" w:line="240"/>
+        <w:ind w:left="360"/>
+      </w:pPr>
+      <w:r>
+        <w:rPr>
+          <w:rFonts w:ascii="Consolas" w:cs="Consolas" w:eastAsia="Consolas" w:hAnsi="Consolas"/>
+          <w:color w:val="333333"/>
+          <w:sz w:val="18"/>
+          <w:szCs w:val="18"/>
+        </w:rPr>
+        <w:t xml:space="preserve">// MLFQ 스케줄러: 다음 처리할 요청 선택</w:t>
+      </w:r>
+    </w:p>
+    <w:p>
+      <w:pPr>
+        <w:spacing w:after="0" w:line="240"/>
+        <w:ind w:left="360"/>
+      </w:pPr>
+      <w:r>
+        <w:rPr>
+          <w:rFonts w:ascii="Consolas" w:cs="Consolas" w:eastAsia="Consolas" w:hAnsi="Consolas"/>
+          <w:color w:val="333333"/>
+          <w:sz w:val="18"/>
+          <w:szCs w:val="18"/>
+        </w:rPr>
+        <w:t xml:space="preserve">dequeue() {</w:t>
+      </w:r>
+    </w:p>
+    <w:p>
+      <w:pPr>
+        <w:spacing w:after="0" w:line="240"/>
+        <w:ind w:left="360"/>
+      </w:pPr>
+      <w:r>
+        <w:rPr>
+          <w:rFonts w:ascii="Consolas" w:cs="Consolas" w:eastAsia="Consolas" w:hAnsi="Consolas"/>
+          <w:color w:val="333333"/>
+          <w:sz w:val="18"/>
+          <w:szCs w:val="18"/>
+        </w:rPr>
+        <w:t xml:space="preserve">  for (let i = 0; i &lt; 4; i++) {</w:t>
+      </w:r>
+    </w:p>
+    <w:p>
+      <w:pPr>
+        <w:spacing w:after="0" w:line="240"/>
+        <w:ind w:left="360"/>
+      </w:pPr>
+      <w:r>
+        <w:rPr>
+          <w:rFonts w:ascii="Consolas" w:cs="Consolas" w:eastAsia="Consolas" w:hAnsi="Consolas"/>
+          <w:color w:val="333333"/>
+          <w:sz w:val="18"/>
+          <w:szCs w:val="18"/>
+        </w:rPr>
+        <w:t xml:space="preserve">    if (this.queues[i].length &gt; 0) return this.queues[i].shift();</w:t>
+      </w:r>
+    </w:p>
+    <w:p>
+      <w:pPr>
+        <w:spacing w:after="0" w:line="240"/>
+        <w:ind w:left="360"/>
+      </w:pPr>
+      <w:r>
+        <w:rPr>
+          <w:rFonts w:ascii="Consolas" w:cs="Consolas" w:eastAsia="Consolas" w:hAnsi="Consolas"/>
+          <w:color w:val="333333"/>
+          <w:sz w:val="18"/>
+          <w:szCs w:val="18"/>
+        </w:rPr>
+        <w:t xml:space="preserve">  }</w:t>
+      </w:r>
+    </w:p>
+    <w:p>
+      <w:pPr>
+        <w:spacing w:after="0" w:line="240"/>
+        <w:ind w:left="360"/>
+      </w:pPr>
+      <w:r>
+        <w:rPr>
+          <w:rFonts w:ascii="Consolas" w:cs="Consolas" w:eastAsia="Consolas" w:hAnsi="Consolas"/>
+          <w:color w:val="333333"/>
+          <w:sz w:val="18"/>
+          <w:szCs w:val="18"/>
+        </w:rPr>
+        <w:t xml:space="preserve">  return null;</w:t>
+      </w:r>
+    </w:p>
+    <w:p>
+      <w:pPr>
+        <w:spacing w:after="0" w:line="240"/>
+        <w:ind w:left="360"/>
+      </w:pPr>
+      <w:r>
+        <w:rPr>
+          <w:rFonts w:ascii="Consolas" w:cs="Consolas" w:eastAsia="Consolas" w:hAnsi="Consolas"/>
+          <w:color w:val="333333"/>
+          <w:sz w:val="18"/>
+          <w:szCs w:val="18"/>
+        </w:rPr>
+        <w:t xml:space="preserve">}</w:t>
+      </w:r>
+    </w:p>
+    <w:p>
+      <w:pPr>
+        <w:spacing w:after="80"/>
+      </w:pPr>
+    </w:p>
+    <w:p>
+      <w:pPr>
+        <w:spacing w:after="120" w:line="360"/>
+      </w:pPr>
+      <w:r>
+        <w:rPr>
+          <w:rFonts w:ascii="맑은 고딕" w:cs="맑은 고딕" w:eastAsia="맑은 고딕" w:hAnsi="맑은 고딕"/>
+          <w:color w:val="000000"/>
+          <w:sz w:val="22"/>
+          <w:szCs w:val="22"/>
+        </w:rPr>
+        <w:t xml:space="preserve">선점형에서는 500ms 간격으로 실행 시간을 확인해 할당량 초과 시 하위 큐로 이동시키고, 5초 주기 부스팅으로 하위 큐 기아를 방지한다.</w:t>
+      </w:r>
+    </w:p>
+    <w:p>
+      <w:pPr>
+        <w:pStyle w:val="Heading3"/>
+        <w:spacing w:after="120" w:before="200"/>
+      </w:pPr>
+      <w:r>
+        <w:rPr>
+          <w:rFonts w:ascii="맑은 고딕" w:cs="맑은 고딕" w:eastAsia="맑은 고딕" w:hAnsi="맑은 고딕"/>
+          <w:b/>
+          <w:bCs/>
+          <w:color w:val="333333"/>
+          <w:sz w:val="22"/>
+          <w:szCs w:val="22"/>
+        </w:rPr>
+        <w:t xml:space="preserve">WFQ 구현</w:t>
+      </w:r>
+    </w:p>
+    <w:p>
+      <w:pPr>
+        <w:spacing w:after="120" w:line="360"/>
+      </w:pPr>
+      <w:r>
+        <w:rPr>
+          <w:rFonts w:ascii="맑은 고딕" w:cs="맑은 고딕" w:eastAsia="맑은 고딕" w:hAnsi="맑은 고딕"/>
+          <w:color w:val="000000"/>
+          <w:sz w:val="22"/>
+          <w:szCs w:val="22"/>
+        </w:rPr>
+        <w:t xml:space="preserve">WFQ는 각 요청의 가상 완료 시각(VFT)을 계산해 가장 작은 값부터 처리한다.</w:t>
+      </w:r>
+    </w:p>
+    <w:p>
+      <w:pPr>
+        <w:spacing w:after="120" w:line="360"/>
+        <w:ind w:left="360"/>
+      </w:pPr>
+      <w:r>
+        <w:rPr>
+          <w:rFonts w:ascii="맑은 고딕" w:cs="맑은 고딕" w:eastAsia="맑은 고딕" w:hAnsi="맑은 고딕"/>
+          <w:i/>
+          <w:iCs/>
+          <w:color w:val="333333"/>
+          <w:sz w:val="22"/>
+          <w:szCs w:val="22"/>
+        </w:rPr>
+        <w:t xml:space="preserve">VFT_i = VFT_(i-1) + 처리 비용 / 가중치</w:t>
+      </w:r>
+    </w:p>
+    <w:p>
+      <w:pPr>
+        <w:spacing w:after="120" w:line="360"/>
+      </w:pPr>
+      <w:r>
+        <w:rPr>
+          <w:rFonts w:ascii="맑은 고딕" w:cs="맑은 고딕" w:eastAsia="맑은 고딕" w:hAnsi="맑은 고딕"/>
+          <w:color w:val="000000"/>
+          <w:sz w:val="22"/>
+          <w:szCs w:val="22"/>
+        </w:rPr>
+        <w:t xml:space="preserve">처리 비용은 요청 1건당 1로 고정하였다. LLM 출력 토큰 수는 생성 완료 전 알 수 없고, JFI 계산도 처리 건수 기준이라 측정 기준을 일치시키기 위함이다.</w:t>
+      </w:r>
+    </w:p>
+    <w:p>
+      <w:pPr>
+        <w:spacing w:after="0" w:line="240"/>
+        <w:ind w:left="360"/>
+      </w:pPr>
+      <w:r>
+        <w:rPr>
+          <w:rFonts w:ascii="Consolas" w:cs="Consolas" w:eastAsia="Consolas" w:hAnsi="Consolas"/>
+          <w:color w:val="333333"/>
+          <w:sz w:val="18"/>
+          <w:szCs w:val="18"/>
+        </w:rPr>
+        <w:t xml:space="preserve">// WFQ: VFT 계산 후 enqueue</w:t>
+      </w:r>
+    </w:p>
+    <w:p>
+      <w:pPr>
+        <w:spacing w:after="0" w:line="240"/>
+        <w:ind w:left="360"/>
+      </w:pPr>
+      <w:r>
+        <w:rPr>
+          <w:rFonts w:ascii="Consolas" w:cs="Consolas" w:eastAsia="Consolas" w:hAnsi="Consolas"/>
+          <w:color w:val="333333"/>
+          <w:sz w:val="18"/>
+          <w:szCs w:val="18"/>
+        </w:rPr>
+        <w:t xml:space="preserve">enqueue(request) {</w:t>
+      </w:r>
+    </w:p>
+    <w:p>
+      <w:pPr>
+        <w:spacing w:after="0" w:line="240"/>
+        <w:ind w:left="360"/>
+      </w:pPr>
+      <w:r>
+        <w:rPr>
+          <w:rFonts w:ascii="Consolas" w:cs="Consolas" w:eastAsia="Consolas" w:hAnsi="Consolas"/>
+          <w:color w:val="333333"/>
+          <w:sz w:val="18"/>
+          <w:szCs w:val="18"/>
+        </w:rPr>
+        <w:t xml:space="preserve">  const tenant = this.tenants.get(request.tenantId);</w:t>
+      </w:r>
+    </w:p>
+    <w:p>
+      <w:pPr>
+        <w:spacing w:after="0" w:line="240"/>
+        <w:ind w:left="360"/>
+      </w:pPr>
+      <w:r>
+        <w:rPr>
+          <w:rFonts w:ascii="Consolas" w:cs="Consolas" w:eastAsia="Consolas" w:hAnsi="Consolas"/>
+          <w:color w:val="333333"/>
+          <w:sz w:val="18"/>
+          <w:szCs w:val="18"/>
+        </w:rPr>
+        <w:t xml:space="preserve">  const startTime = Math.max(tenant.virtualTime, this.globalVirtualTime);</w:t>
+      </w:r>
+    </w:p>
+    <w:p>
+      <w:pPr>
+        <w:spacing w:after="0" w:line="240"/>
+        <w:ind w:left="360"/>
+      </w:pPr>
+      <w:r>
+        <w:rPr>
+          <w:rFonts w:ascii="Consolas" w:cs="Consolas" w:eastAsia="Consolas" w:hAnsi="Consolas"/>
+          <w:color w:val="333333"/>
+          <w:sz w:val="18"/>
+          <w:szCs w:val="18"/>
+        </w:rPr>
+        <w:t xml:space="preserve">  request.virtualFinishTime = startTime + (1 / tenant.weight);</w:t>
+      </w:r>
+    </w:p>
+    <w:p>
+      <w:pPr>
+        <w:spacing w:after="0" w:line="240"/>
+        <w:ind w:left="360"/>
+      </w:pPr>
+      <w:r>
+        <w:rPr>
+          <w:rFonts w:ascii="Consolas" w:cs="Consolas" w:eastAsia="Consolas" w:hAnsi="Consolas"/>
+          <w:color w:val="333333"/>
+          <w:sz w:val="18"/>
+          <w:szCs w:val="18"/>
+        </w:rPr>
+        <w:t xml:space="preserve">  this.queue.push(request);</w:t>
+      </w:r>
+    </w:p>
+    <w:p>
+      <w:pPr>
+        <w:spacing w:after="0" w:line="240"/>
+        <w:ind w:left="360"/>
+      </w:pPr>
+      <w:r>
+        <w:rPr>
+          <w:rFonts w:ascii="Consolas" w:cs="Consolas" w:eastAsia="Consolas" w:hAnsi="Consolas"/>
+          <w:color w:val="333333"/>
+          <w:sz w:val="18"/>
+          <w:szCs w:val="18"/>
+        </w:rPr>
+        <w:t xml:space="preserve">}</w:t>
+      </w:r>
+    </w:p>
+    <w:p>
+      <w:pPr>
+        <w:spacing w:after="0" w:line="240"/>
+        <w:ind w:left="360"/>
+      </w:pPr>
+      <w:r>
+        <w:rPr>
+          <w:rFonts w:ascii="Consolas" w:cs="Consolas" w:eastAsia="Consolas" w:hAnsi="Consolas"/>
+          <w:color w:val="333333"/>
+          <w:sz w:val="18"/>
+          <w:szCs w:val="18"/>
+        </w:rPr>
+        <w:t xml:space="preserve">// VFT가 가장 작은 요청 선택</w:t>
+      </w:r>
+    </w:p>
+    <w:p>
+      <w:pPr>
+        <w:spacing w:after="0" w:line="240"/>
+        <w:ind w:left="360"/>
+      </w:pPr>
+      <w:r>
+        <w:rPr>
+          <w:rFonts w:ascii="Consolas" w:cs="Consolas" w:eastAsia="Consolas" w:hAnsi="Consolas"/>
+          <w:color w:val="333333"/>
+          <w:sz w:val="18"/>
+          <w:szCs w:val="18"/>
+        </w:rPr>
+        <w:t xml:space="preserve">dequeue() {</w:t>
+      </w:r>
+    </w:p>
+    <w:p>
+      <w:pPr>
+        <w:spacing w:after="0" w:line="240"/>
+        <w:ind w:left="360"/>
+      </w:pPr>
+      <w:r>
+        <w:rPr>
+          <w:rFonts w:ascii="Consolas" w:cs="Consolas" w:eastAsia="Consolas" w:hAnsi="Consolas"/>
+          <w:color w:val="333333"/>
+          <w:sz w:val="18"/>
+          <w:szCs w:val="18"/>
+        </w:rPr>
+        <w:t xml:space="preserve">  let minIdx = 0;</w:t>
+      </w:r>
+    </w:p>
+    <w:p>
+      <w:pPr>
+        <w:spacing w:after="0" w:line="240"/>
+        <w:ind w:left="360"/>
+      </w:pPr>
+      <w:r>
+        <w:rPr>
+          <w:rFonts w:ascii="Consolas" w:cs="Consolas" w:eastAsia="Consolas" w:hAnsi="Consolas"/>
+          <w:color w:val="333333"/>
+          <w:sz w:val="18"/>
+          <w:szCs w:val="18"/>
+        </w:rPr>
+        <w:t xml:space="preserve">  for (let i = 1; i &lt; this.queue.length; i++) {</w:t>
+      </w:r>
+    </w:p>
+    <w:p>
+      <w:pPr>
+        <w:spacing w:after="0" w:line="240"/>
+        <w:ind w:left="360"/>
+      </w:pPr>
+      <w:r>
+        <w:rPr>
+          <w:rFonts w:ascii="Consolas" w:cs="Consolas" w:eastAsia="Consolas" w:hAnsi="Consolas"/>
+          <w:color w:val="333333"/>
+          <w:sz w:val="18"/>
+          <w:szCs w:val="18"/>
+        </w:rPr>
+        <w:t xml:space="preserve">    if (this.queue[i].virtualFinishTime &lt; this.queue[minIdx].virtualFinishTime) minIdx = i;</w:t>
+      </w:r>
+    </w:p>
+    <w:p>
+      <w:pPr>
+        <w:spacing w:after="0" w:line="240"/>
+        <w:ind w:left="360"/>
+      </w:pPr>
+      <w:r>
+        <w:rPr>
+          <w:rFonts w:ascii="Consolas" w:cs="Consolas" w:eastAsia="Consolas" w:hAnsi="Consolas"/>
+          <w:color w:val="333333"/>
+          <w:sz w:val="18"/>
+          <w:szCs w:val="18"/>
+        </w:rPr>
+        <w:t xml:space="preserve">  }</w:t>
+      </w:r>
+    </w:p>
+    <w:p>
+      <w:pPr>
+        <w:spacing w:after="0" w:line="240"/>
+        <w:ind w:left="360"/>
+      </w:pPr>
+      <w:r>
+        <w:rPr>
+          <w:rFonts w:ascii="Consolas" w:cs="Consolas" w:eastAsia="Consolas" w:hAnsi="Consolas"/>
+          <w:color w:val="333333"/>
+          <w:sz w:val="18"/>
+          <w:szCs w:val="18"/>
+        </w:rPr>
+        <w:t xml:space="preserve">  return this.queue.splice(minIdx, 1)[0];</w:t>
+      </w:r>
+    </w:p>
+    <w:p>
+      <w:pPr>
+        <w:spacing w:after="0" w:line="240"/>
+        <w:ind w:left="360"/>
+      </w:pPr>
+      <w:r>
+        <w:rPr>
+          <w:rFonts w:ascii="Consolas" w:cs="Consolas" w:eastAsia="Consolas" w:hAnsi="Consolas"/>
+          <w:color w:val="333333"/>
+          <w:sz w:val="18"/>
+          <w:szCs w:val="18"/>
+        </w:rPr>
+        <w:t xml:space="preserve">}</w:t>
+      </w:r>
+    </w:p>
+    <w:p>
+      <w:pPr>
+        <w:spacing w:after="80"/>
+      </w:pPr>
+    </w:p>
+    <w:p>
+      <w:pPr>
+        <w:spacing w:after="120" w:line="360"/>
+      </w:pPr>
+      <w:r>
+        <w:rPr>
+          <w:rFonts w:ascii="맑은 고딕" w:cs="맑은 고딕" w:eastAsia="맑은 고딕" w:hAnsi="맑은 고딕"/>
+          <w:color w:val="000000"/>
+          <w:sz w:val="22"/>
+          <w:szCs w:val="22"/>
+        </w:rPr>
+        <w:t xml:space="preserve">가중치가 큰 사용자는 VFT 증가분이 작아 자주 선택된다. Enterprise(가중치 100)와 Free(가중치 1)가 동시에 요청하면 VFT 증가분이 0.01 대 1로 Enterprise가 먼저 처리된다.</w:t>
+      </w:r>
+    </w:p>
+    <w:p>
+      <w:pPr>
+        <w:pStyle w:val="Heading2"/>
+        <w:spacing w:after="160" w:before="240"/>
+      </w:pPr>
+      <w:r>
+        <w:rPr>
+          <w:rFonts w:ascii="맑은 고딕" w:cs="맑은 고딕" w:eastAsia="맑은 고딕" w:hAnsi="맑은 고딕"/>
+          <w:b/>
+          <w:bCs/>
+          <w:color w:val="333333"/>
+          <w:sz w:val="24"/>
+          <w:szCs w:val="24"/>
+        </w:rPr>
+        <w:t xml:space="preserve">4.4 Rate Limiter</w:t>
+      </w:r>
+    </w:p>
+    <w:p>
+      <w:pPr>
+        <w:spacing w:after="120" w:line="360"/>
+      </w:pPr>
+      <w:r>
+        <w:rPr>
+          <w:rFonts w:ascii="맑은 고딕" w:cs="맑은 고딕" w:eastAsia="맑은 고딕" w:hAnsi="맑은 고딕"/>
+          <w:color w:val="000000"/>
+          <w:sz w:val="22"/>
+          <w:szCs w:val="22"/>
+        </w:rPr>
+        <w:t xml:space="preserve">Rate Limiter는 스케줄링 비교 대상이 아닌 요청 진입 관리 전처리 단계이다. 토큰 버킷(Token Bucket) 방식으로 구현되어 구독 등급별 분당 허용 수(표 7)를 제한하고, 토큰이 없으면 HTTP 429로 거부한다. 스케줄러와 독립적으로 동작한다.</w:t>
+      </w:r>
+    </w:p>
+    <w:p>
+      <w:pPr>
+        <w:spacing w:after="80" w:line="360"/>
+      </w:pPr>
+      <w:r>
+        <w:rPr>
+          <w:rFonts w:ascii="맑은 고딕" w:cs="맑은 고딕" w:eastAsia="맑은 고딕" w:hAnsi="맑은 고딕"/>
+          <w:b/>
+          <w:bCs/>
+          <w:color w:val="000000"/>
+          <w:sz w:val="22"/>
+          <w:szCs w:val="22"/>
+        </w:rPr>
+        <w:t xml:space="preserve">표 7. 구독 등급별 요청 한도</w:t>
       </w:r>
     </w:p>
     <w:tbl>
@@ -4051,7 +4214,7 @@
                 <w:sz w:val="20"/>
                 <w:szCs w:val="20"/>
               </w:rPr>
-              <w:t xml:space="preserve">디렉토리/파일</w:t>
+              <w:t xml:space="preserve">구독 등급</w:t>
             </w:r>
           </w:p>
         </w:tc>
@@ -4081,7 +4244,7 @@
                 <w:sz w:val="20"/>
                 <w:szCs w:val="20"/>
               </w:rPr>
-              <w:t xml:space="preserve">역할</w:t>
+              <w:t xml:space="preserve">분당 허용 요청 수</w:t>
             </w:r>
           </w:p>
         </w:tc>
@@ -4112,7 +4275,7 @@
                 <w:sz w:val="20"/>
                 <w:szCs w:val="20"/>
               </w:rPr>
-              <w:t xml:space="preserve">api/</w:t>
+              <w:t xml:space="preserve">Enterprise</w:t>
             </w:r>
           </w:p>
         </w:tc>
@@ -4141,7 +4304,7 @@
                 <w:sz w:val="20"/>
                 <w:szCs w:val="20"/>
               </w:rPr>
-              <w:t xml:space="preserve">REST API 라우터 (요청 접수, 상태 조회)</w:t>
+              <w:t xml:space="preserve">100 req/min</w:t>
             </w:r>
           </w:p>
         </w:tc>
@@ -4172,7 +4335,7 @@
                 <w:sz w:val="20"/>
                 <w:szCs w:val="20"/>
               </w:rPr>
-              <w:t xml:space="preserve">schedulers/</w:t>
+              <w:t xml:space="preserve">Premium</w:t>
             </w:r>
           </w:p>
         </w:tc>
@@ -4201,7 +4364,7 @@
                 <w:sz w:val="20"/>
                 <w:szCs w:val="20"/>
               </w:rPr>
-              <w:t xml:space="preserve">4개 스케줄링 알고리즘 구현</w:t>
+              <w:t xml:space="preserve">50 req/min</w:t>
             </w:r>
           </w:p>
         </w:tc>
@@ -4232,7 +4395,7 @@
                 <w:sz w:val="20"/>
                 <w:szCs w:val="20"/>
               </w:rPr>
-              <w:t xml:space="preserve">queue/</w:t>
+              <w:t xml:space="preserve">Standard</w:t>
             </w:r>
           </w:p>
         </w:tc>
@@ -4261,7 +4424,7 @@
                 <w:sz w:val="20"/>
                 <w:szCs w:val="20"/>
               </w:rPr>
-              <w:t xml:space="preserve">메모리 기반 대기열</w:t>
+              <w:t xml:space="preserve">10 req/min</w:t>
             </w:r>
           </w:p>
         </w:tc>
@@ -4292,7 +4455,7 @@
                 <w:sz w:val="20"/>
                 <w:szCs w:val="20"/>
               </w:rPr>
-              <w:t xml:space="preserve">storage/</w:t>
+              <w:t xml:space="preserve">Free</w:t>
             </w:r>
           </w:p>
         </w:tc>
@@ -4321,187 +4484,7 @@
                 <w:sz w:val="20"/>
                 <w:szCs w:val="20"/>
               </w:rPr>
-              <w:t xml:space="preserve">JSON 파일 기록</w:t>
-            </w:r>
-          </w:p>
-        </w:tc>
-      </w:tr>
-      <w:tr>
-        <w:tc>
-          <w:tcPr>
-            <w:tcW w:type="dxa" w:w="3967"/>
-            <w:tcBorders>
-              <w:top w:val="single" w:color="AAAAAA" w:sz="1"/>
-              <w:left w:val="single" w:color="AAAAAA" w:sz="1"/>
-              <w:bottom w:val="single" w:color="AAAAAA" w:sz="1"/>
-              <w:right w:val="single" w:color="AAAAAA" w:sz="1"/>
-            </w:tcBorders>
-            <w:vAlign w:val="center"/>
-          </w:tcPr>
-          <w:p>
-            <w:pPr>
-              <w:spacing w:after="40" w:before="40"/>
-              <w:jc w:val="left"/>
-            </w:pPr>
-            <w:r>
-              <w:rPr>
-                <w:rFonts w:ascii="맑은 고딕" w:cs="맑은 고딕" w:eastAsia="맑은 고딕" w:hAnsi="맑은 고딕"/>
-                <w:b w:val="false"/>
-                <w:bCs w:val="false"/>
-                <w:color w:val="000000"/>
-                <w:sz w:val="20"/>
-                <w:szCs w:val="20"/>
-              </w:rPr>
-              <w:t xml:space="preserve">llm/</w:t>
-            </w:r>
-          </w:p>
-        </w:tc>
-        <w:tc>
-          <w:tcPr>
-            <w:tcW w:type="dxa" w:w="3967"/>
-            <w:tcBorders>
-              <w:top w:val="single" w:color="AAAAAA" w:sz="1"/>
-              <w:left w:val="single" w:color="AAAAAA" w:sz="1"/>
-              <w:bottom w:val="single" w:color="AAAAAA" w:sz="1"/>
-              <w:right w:val="single" w:color="AAAAAA" w:sz="1"/>
-            </w:tcBorders>
-            <w:vAlign w:val="center"/>
-          </w:tcPr>
-          <w:p>
-            <w:pPr>
-              <w:spacing w:after="40" w:before="40"/>
-              <w:jc w:val="left"/>
-            </w:pPr>
-            <w:r>
-              <w:rPr>
-                <w:rFonts w:ascii="맑은 고딕" w:cs="맑은 고딕" w:eastAsia="맑은 고딕" w:hAnsi="맑은 고딕"/>
-                <w:b w:val="false"/>
-                <w:bCs w:val="false"/>
-                <w:color w:val="000000"/>
-                <w:sz w:val="20"/>
-                <w:szCs w:val="20"/>
-              </w:rPr>
-              <w:t xml:space="preserve">Ollama 호출 모듈</w:t>
-            </w:r>
-          </w:p>
-        </w:tc>
-      </w:tr>
-      <w:tr>
-        <w:tc>
-          <w:tcPr>
-            <w:tcW w:type="dxa" w:w="3967"/>
-            <w:tcBorders>
-              <w:top w:val="single" w:color="AAAAAA" w:sz="1"/>
-              <w:left w:val="single" w:color="AAAAAA" w:sz="1"/>
-              <w:bottom w:val="single" w:color="AAAAAA" w:sz="1"/>
-              <w:right w:val="single" w:color="AAAAAA" w:sz="1"/>
-            </w:tcBorders>
-            <w:vAlign w:val="center"/>
-          </w:tcPr>
-          <w:p>
-            <w:pPr>
-              <w:spacing w:after="40" w:before="40"/>
-              <w:jc w:val="left"/>
-            </w:pPr>
-            <w:r>
-              <w:rPr>
-                <w:rFonts w:ascii="맑은 고딕" w:cs="맑은 고딕" w:eastAsia="맑은 고딕" w:hAnsi="맑은 고딕"/>
-                <w:b w:val="false"/>
-                <w:bCs w:val="false"/>
-                <w:color w:val="000000"/>
-                <w:sz w:val="20"/>
-                <w:szCs w:val="20"/>
-              </w:rPr>
-              <w:t xml:space="preserve">rate-limiter/</w:t>
-            </w:r>
-          </w:p>
-        </w:tc>
-        <w:tc>
-          <w:tcPr>
-            <w:tcW w:type="dxa" w:w="3967"/>
-            <w:tcBorders>
-              <w:top w:val="single" w:color="AAAAAA" w:sz="1"/>
-              <w:left w:val="single" w:color="AAAAAA" w:sz="1"/>
-              <w:bottom w:val="single" w:color="AAAAAA" w:sz="1"/>
-              <w:right w:val="single" w:color="AAAAAA" w:sz="1"/>
-            </w:tcBorders>
-            <w:vAlign w:val="center"/>
-          </w:tcPr>
-          <w:p>
-            <w:pPr>
-              <w:spacing w:after="40" w:before="40"/>
-              <w:jc w:val="left"/>
-            </w:pPr>
-            <w:r>
-              <w:rPr>
-                <w:rFonts w:ascii="맑은 고딕" w:cs="맑은 고딕" w:eastAsia="맑은 고딕" w:hAnsi="맑은 고딕"/>
-                <w:b w:val="false"/>
-                <w:bCs w:val="false"/>
-                <w:color w:val="000000"/>
-                <w:sz w:val="20"/>
-                <w:szCs w:val="20"/>
-              </w:rPr>
-              <w:t xml:space="preserve">구독 등급별 요청 제한</w:t>
-            </w:r>
-          </w:p>
-        </w:tc>
-      </w:tr>
-      <w:tr>
-        <w:tc>
-          <w:tcPr>
-            <w:tcW w:type="dxa" w:w="3967"/>
-            <w:tcBorders>
-              <w:top w:val="single" w:color="AAAAAA" w:sz="1"/>
-              <w:left w:val="single" w:color="AAAAAA" w:sz="1"/>
-              <w:bottom w:val="single" w:color="AAAAAA" w:sz="1"/>
-              <w:right w:val="single" w:color="AAAAAA" w:sz="1"/>
-            </w:tcBorders>
-            <w:vAlign w:val="center"/>
-          </w:tcPr>
-          <w:p>
-            <w:pPr>
-              <w:spacing w:after="40" w:before="40"/>
-              <w:jc w:val="left"/>
-            </w:pPr>
-            <w:r>
-              <w:rPr>
-                <w:rFonts w:ascii="맑은 고딕" w:cs="맑은 고딕" w:eastAsia="맑은 고딕" w:hAnsi="맑은 고딕"/>
-                <w:b w:val="false"/>
-                <w:bCs w:val="false"/>
-                <w:color w:val="000000"/>
-                <w:sz w:val="20"/>
-                <w:szCs w:val="20"/>
-              </w:rPr>
-              <w:t xml:space="preserve">server.js</w:t>
-            </w:r>
-          </w:p>
-        </w:tc>
-        <w:tc>
-          <w:tcPr>
-            <w:tcW w:type="dxa" w:w="3967"/>
-            <w:tcBorders>
-              <w:top w:val="single" w:color="AAAAAA" w:sz="1"/>
-              <w:left w:val="single" w:color="AAAAAA" w:sz="1"/>
-              <w:bottom w:val="single" w:color="AAAAAA" w:sz="1"/>
-              <w:right w:val="single" w:color="AAAAAA" w:sz="1"/>
-            </w:tcBorders>
-            <w:vAlign w:val="center"/>
-          </w:tcPr>
-          <w:p>
-            <w:pPr>
-              <w:spacing w:after="40" w:before="40"/>
-              <w:jc w:val="left"/>
-            </w:pPr>
-            <w:r>
-              <w:rPr>
-                <w:rFonts w:ascii="맑은 고딕" w:cs="맑은 고딕" w:eastAsia="맑은 고딕" w:hAnsi="맑은 고딕"/>
-                <w:b w:val="false"/>
-                <w:bCs w:val="false"/>
-                <w:color w:val="000000"/>
-                <w:sz w:val="20"/>
-                <w:szCs w:val="20"/>
-              </w:rPr>
-              <w:t xml:space="preserve">Express.js 서버 진입점</w:t>
+              <w:t xml:space="preserve">5 req/min</w:t>
             </w:r>
           </w:p>
         </w:tc>
@@ -4511,94 +4494,6 @@
       <w:pPr>
         <w:spacing w:after="80"/>
       </w:pPr>
-    </w:p>
-    <w:p>
-      <w:pPr>
-        <w:spacing w:after="120" w:line="360"/>
-      </w:pPr>
-      <w:r>
-        <w:rPr>
-          <w:rFonts w:ascii="맑은 고딕" w:cs="맑은 고딕" w:eastAsia="맑은 고딕" w:hAnsi="맑은 고딕"/>
-          <w:color w:val="000000"/>
-          <w:sz w:val="22"/>
-          <w:szCs w:val="22"/>
-        </w:rPr>
-        <w:t xml:space="preserve">핵심은 schedulers 모듈이다. 모든 스케줄러는 BaseScheduler를 상속받으며, 두 가지 메서드를 공통으로 구현한다.</w:t>
-      </w:r>
-    </w:p>
-    <w:p>
-      <w:pPr>
-        <w:pStyle w:val="ListParagraph"/>
-        <w:numPr>
-          <w:ilvl w:val="0"/>
-          <w:numId w:val="3"/>
-        </w:numPr>
-        <w:spacing w:after="80" w:line="340"/>
-      </w:pPr>
-      <w:r>
-        <w:rPr>
-          <w:rFonts w:ascii="맑은 고딕" w:cs="맑은 고딕" w:eastAsia="맑은 고딕" w:hAnsi="맑은 고딕"/>
-          <w:b/>
-          <w:bCs/>
-          <w:color w:val="000000"/>
-          <w:sz w:val="22"/>
-          <w:szCs w:val="22"/>
-        </w:rPr>
-        <w:t xml:space="preserve">enqueue(request)</w:t>
-      </w:r>
-      <w:r>
-        <w:rPr>
-          <w:rFonts w:ascii="맑은 고딕" w:cs="맑은 고딕" w:eastAsia="맑은 고딕" w:hAnsi="맑은 고딕"/>
-          <w:color w:val="000000"/>
-          <w:sz w:val="22"/>
-          <w:szCs w:val="22"/>
-        </w:rPr>
-        <w:t xml:space="preserve">: 요청 객체를 받아 대기열에 삽입한다.</w:t>
-      </w:r>
-    </w:p>
-    <w:p>
-      <w:pPr>
-        <w:pStyle w:val="ListParagraph"/>
-        <w:numPr>
-          <w:ilvl w:val="0"/>
-          <w:numId w:val="3"/>
-        </w:numPr>
-        <w:spacing w:after="80" w:line="340"/>
-      </w:pPr>
-      <w:r>
-        <w:rPr>
-          <w:rFonts w:ascii="맑은 고딕" w:cs="맑은 고딕" w:eastAsia="맑은 고딕" w:hAnsi="맑은 고딕"/>
-          <w:b/>
-          <w:bCs/>
-          <w:color w:val="000000"/>
-          <w:sz w:val="22"/>
-          <w:szCs w:val="22"/>
-        </w:rPr>
-        <w:t xml:space="preserve">dequeue()</w:t>
-      </w:r>
-      <w:r>
-        <w:rPr>
-          <w:rFonts w:ascii="맑은 고딕" w:cs="맑은 고딕" w:eastAsia="맑은 고딕" w:hAnsi="맑은 고딕"/>
-          <w:color w:val="000000"/>
-          <w:sz w:val="22"/>
-          <w:szCs w:val="22"/>
-        </w:rPr>
-        <w:t xml:space="preserve">: 각 알고리즘의 규칙에 따라 대기열에서 다음에 처리할 요청을 선택하여 반환한다.</w:t>
-      </w:r>
-    </w:p>
-    <w:p>
-      <w:pPr>
-        <w:spacing w:after="120" w:line="360"/>
-      </w:pPr>
-      <w:r>
-        <w:rPr>
-          <w:rFonts w:ascii="맑은 고딕" w:cs="맑은 고딕" w:eastAsia="맑은 고딕" w:hAnsi="맑은 고딕"/>
-          <w:color w:val="000000"/>
-          <w:sz w:val="22"/>
-          <w:szCs w:val="22"/>
-        </w:rPr>
-        <w:t xml:space="preserve">이 인터페이스가 동일하기 때문에, 서버 코드를 수정하지 않고 환경변수(`SCHEDULER_TYPE`)만으로 알고리즘을 전환할 수 있다. 예를 들어 `SCHEDULER_TYPE=wfq`로 설정하면 WFQ 스케줄러가 사용된다.</w:t>
-      </w:r>
     </w:p>
     <w:p>
       <w:pPr>
@@ -4614,7 +4509,7 @@
           <w:sz w:val="24"/>
           <w:szCs w:val="24"/>
         </w:rPr>
-        <w:t xml:space="preserve">4.3 핵심 알고리즘 구현</w:t>
+        <w:t xml:space="preserve">4.5 구현 결과 요약</w:t>
       </w:r>
     </w:p>
     <w:p>
@@ -4628,1516 +4523,29 @@
           <w:sz w:val="22"/>
           <w:szCs w:val="22"/>
         </w:rPr>
-        <w:t xml:space="preserve">4개 알고리즘 중 FCFS와 Priority는 구현이 단순하므로, 여기서는 구현이 더 복잡한 MLFQ와 WFQ의 핵심 동작만 설명한다.</w:t>
-      </w:r>
-    </w:p>
-    <w:p>
-      <w:pPr>
-        <w:pStyle w:val="Heading3"/>
-        <w:spacing w:after="120" w:before="200"/>
+        <w:t xml:space="preserve">스케줄러 4종과 Rate Limiter를 모두 구현하여 동작을 확인하였고, 스케줄러별 단위 테스트를 작성·통과시켰다. 환경변수(`SCHEDULER_TYPE`)로 알고리즘을 실시간 전환할 수 있으며, 동일 요청에 대해 알고리즘별 처리 순서를 시각적으로 비교할 수 있는 데모 환경도 구성하였다.</w:t>
+      </w:r>
+    </w:p>
+    <w:p>
+      <w:r>
+        <w:br w:type="page"/>
+      </w:r>
+    </w:p>
+    <w:p>
+      <w:pPr>
+        <w:pStyle w:val="Heading1"/>
+        <w:spacing w:after="200" w:before="360"/>
       </w:pPr>
       <w:r>
         <w:rPr>
           <w:rFonts w:ascii="맑은 고딕" w:cs="맑은 고딕" w:eastAsia="맑은 고딕" w:hAnsi="맑은 고딕"/>
           <w:b/>
           <w:bCs/>
-          <w:color w:val="333333"/>
-          <w:sz w:val="22"/>
-          <w:szCs w:val="22"/>
-        </w:rPr>
-        <w:t xml:space="preserve">MLFQ 구현</w:t>
-      </w:r>
-    </w:p>
-    <w:p>
-      <w:pPr>
-        <w:spacing w:after="120" w:line="360"/>
-      </w:pPr>
-      <w:r>
-        <w:rPr>
-          <w:rFonts w:ascii="맑은 고딕" w:cs="맑은 고딕" w:eastAsia="맑은 고딕" w:hAnsi="맑은 고딕"/>
-          <w:color w:val="000000"/>
-          <w:sz w:val="22"/>
-          <w:szCs w:val="22"/>
-        </w:rPr>
-        <w:t xml:space="preserve">MLFQ의 핵심은 짧은 요청을 빠르게 처리하고, 긴 요청은 낮은 우선순위로 내리는 것이다. OSTEP [3]의 5가지 규칙에 따라 구현하였다 (표 5).</w:t>
-      </w:r>
-    </w:p>
-    <w:p>
-      <w:pPr>
-        <w:spacing w:after="80" w:line="360"/>
-      </w:pPr>
-      <w:r>
-        <w:rPr>
-          <w:rFonts w:ascii="맑은 고딕" w:cs="맑은 고딕" w:eastAsia="맑은 고딕" w:hAnsi="맑은 고딕"/>
-          <w:b/>
-          <w:bCs/>
-          <w:color w:val="000000"/>
-          <w:sz w:val="22"/>
-          <w:szCs w:val="22"/>
-        </w:rPr>
-        <w:t xml:space="preserve">표 5. MLFQ 규칙</w:t>
-      </w:r>
-    </w:p>
-    <w:tbl>
-      <w:tblPr>
-        <w:tblW w:type="auto" w:w="100"/>
-        <w:tblBorders>
-          <w:top w:val="single" w:color="auto" w:sz="4"/>
-          <w:left w:val="single" w:color="auto" w:sz="4"/>
-          <w:bottom w:val="single" w:color="auto" w:sz="4"/>
-          <w:right w:val="single" w:color="auto" w:sz="4"/>
-          <w:insideH w:val="single" w:color="auto" w:sz="4"/>
-          <w:insideV w:val="single" w:color="auto" w:sz="4"/>
-        </w:tblBorders>
-      </w:tblPr>
-      <w:tblGrid>
-        <w:gridCol w:w="3967"/>
-        <w:gridCol w:w="3967"/>
-      </w:tblGrid>
-      <w:tr>
-        <w:tc>
-          <w:tcPr>
-            <w:tcW w:type="dxa" w:w="3967"/>
-            <w:tcBorders>
-              <w:top w:val="single" w:color="AAAAAA" w:sz="1"/>
-              <w:left w:val="single" w:color="AAAAAA" w:sz="1"/>
-              <w:bottom w:val="single" w:color="AAAAAA" w:sz="1"/>
-              <w:right w:val="single" w:color="AAAAAA" w:sz="1"/>
-            </w:tcBorders>
-            <w:shd w:fill="D9E2F3" w:val="clear"/>
-            <w:vAlign w:val="center"/>
-          </w:tcPr>
-          <w:p>
-            <w:pPr>
-              <w:spacing w:after="40" w:before="40"/>
-              <w:jc w:val="center"/>
-            </w:pPr>
-            <w:r>
-              <w:rPr>
-                <w:rFonts w:ascii="맑은 고딕" w:cs="맑은 고딕" w:eastAsia="맑은 고딕" w:hAnsi="맑은 고딕"/>
-                <w:b/>
-                <w:bCs/>
-                <w:color w:val="000000"/>
-                <w:sz w:val="20"/>
-                <w:szCs w:val="20"/>
-              </w:rPr>
-              <w:t xml:space="preserve">규칙</w:t>
-            </w:r>
-          </w:p>
-        </w:tc>
-        <w:tc>
-          <w:tcPr>
-            <w:tcW w:type="dxa" w:w="3967"/>
-            <w:tcBorders>
-              <w:top w:val="single" w:color="AAAAAA" w:sz="1"/>
-              <w:left w:val="single" w:color="AAAAAA" w:sz="1"/>
-              <w:bottom w:val="single" w:color="AAAAAA" w:sz="1"/>
-              <w:right w:val="single" w:color="AAAAAA" w:sz="1"/>
-            </w:tcBorders>
-            <w:shd w:fill="D9E2F3" w:val="clear"/>
-            <w:vAlign w:val="center"/>
-          </w:tcPr>
-          <w:p>
-            <w:pPr>
-              <w:spacing w:after="40" w:before="40"/>
-              <w:jc w:val="center"/>
-            </w:pPr>
-            <w:r>
-              <w:rPr>
-                <w:rFonts w:ascii="맑은 고딕" w:cs="맑은 고딕" w:eastAsia="맑은 고딕" w:hAnsi="맑은 고딕"/>
-                <w:b/>
-                <w:bCs/>
-                <w:color w:val="000000"/>
-                <w:sz w:val="20"/>
-                <w:szCs w:val="20"/>
-              </w:rPr>
-              <w:t xml:space="preserve">설명</w:t>
-            </w:r>
-          </w:p>
-        </w:tc>
-      </w:tr>
-      <w:tr>
-        <w:tc>
-          <w:tcPr>
-            <w:tcW w:type="dxa" w:w="3967"/>
-            <w:tcBorders>
-              <w:top w:val="single" w:color="AAAAAA" w:sz="1"/>
-              <w:left w:val="single" w:color="AAAAAA" w:sz="1"/>
-              <w:bottom w:val="single" w:color="AAAAAA" w:sz="1"/>
-              <w:right w:val="single" w:color="AAAAAA" w:sz="1"/>
-            </w:tcBorders>
-            <w:vAlign w:val="center"/>
-          </w:tcPr>
-          <w:p>
-            <w:pPr>
-              <w:spacing w:after="40" w:before="40"/>
-              <w:jc w:val="left"/>
-            </w:pPr>
-            <w:r>
-              <w:rPr>
-                <w:rFonts w:ascii="맑은 고딕" w:cs="맑은 고딕" w:eastAsia="맑은 고딕" w:hAnsi="맑은 고딕"/>
-                <w:b w:val="false"/>
-                <w:bCs w:val="false"/>
-                <w:color w:val="000000"/>
-                <w:sz w:val="20"/>
-                <w:szCs w:val="20"/>
-              </w:rPr>
-              <w:t xml:space="preserve">Rule 1</w:t>
-            </w:r>
-          </w:p>
-        </w:tc>
-        <w:tc>
-          <w:tcPr>
-            <w:tcW w:type="dxa" w:w="3967"/>
-            <w:tcBorders>
-              <w:top w:val="single" w:color="AAAAAA" w:sz="1"/>
-              <w:left w:val="single" w:color="AAAAAA" w:sz="1"/>
-              <w:bottom w:val="single" w:color="AAAAAA" w:sz="1"/>
-              <w:right w:val="single" w:color="AAAAAA" w:sz="1"/>
-            </w:tcBorders>
-            <w:vAlign w:val="center"/>
-          </w:tcPr>
-          <w:p>
-            <w:pPr>
-              <w:spacing w:after="40" w:before="40"/>
-              <w:jc w:val="left"/>
-            </w:pPr>
-            <w:r>
-              <w:rPr>
-                <w:rFonts w:ascii="맑은 고딕" w:cs="맑은 고딕" w:eastAsia="맑은 고딕" w:hAnsi="맑은 고딕"/>
-                <w:b w:val="false"/>
-                <w:bCs w:val="false"/>
-                <w:color w:val="000000"/>
-                <w:sz w:val="20"/>
-                <w:szCs w:val="20"/>
-              </w:rPr>
-              <w:t xml:space="preserve">높은 큐의 요청이 낮은 큐보다 먼저 처리된다</w:t>
-            </w:r>
-          </w:p>
-        </w:tc>
-      </w:tr>
-      <w:tr>
-        <w:tc>
-          <w:tcPr>
-            <w:tcW w:type="dxa" w:w="3967"/>
-            <w:tcBorders>
-              <w:top w:val="single" w:color="AAAAAA" w:sz="1"/>
-              <w:left w:val="single" w:color="AAAAAA" w:sz="1"/>
-              <w:bottom w:val="single" w:color="AAAAAA" w:sz="1"/>
-              <w:right w:val="single" w:color="AAAAAA" w:sz="1"/>
-            </w:tcBorders>
-            <w:vAlign w:val="center"/>
-          </w:tcPr>
-          <w:p>
-            <w:pPr>
-              <w:spacing w:after="40" w:before="40"/>
-              <w:jc w:val="left"/>
-            </w:pPr>
-            <w:r>
-              <w:rPr>
-                <w:rFonts w:ascii="맑은 고딕" w:cs="맑은 고딕" w:eastAsia="맑은 고딕" w:hAnsi="맑은 고딕"/>
-                <w:b w:val="false"/>
-                <w:bCs w:val="false"/>
-                <w:color w:val="000000"/>
-                <w:sz w:val="20"/>
-                <w:szCs w:val="20"/>
-              </w:rPr>
-              <w:t xml:space="preserve">Rule 2</w:t>
-            </w:r>
-          </w:p>
-        </w:tc>
-        <w:tc>
-          <w:tcPr>
-            <w:tcW w:type="dxa" w:w="3967"/>
-            <w:tcBorders>
-              <w:top w:val="single" w:color="AAAAAA" w:sz="1"/>
-              <w:left w:val="single" w:color="AAAAAA" w:sz="1"/>
-              <w:bottom w:val="single" w:color="AAAAAA" w:sz="1"/>
-              <w:right w:val="single" w:color="AAAAAA" w:sz="1"/>
-            </w:tcBorders>
-            <w:vAlign w:val="center"/>
-          </w:tcPr>
-          <w:p>
-            <w:pPr>
-              <w:spacing w:after="40" w:before="40"/>
-              <w:jc w:val="left"/>
-            </w:pPr>
-            <w:r>
-              <w:rPr>
-                <w:rFonts w:ascii="맑은 고딕" w:cs="맑은 고딕" w:eastAsia="맑은 고딕" w:hAnsi="맑은 고딕"/>
-                <w:b w:val="false"/>
-                <w:bCs w:val="false"/>
-                <w:color w:val="000000"/>
-                <w:sz w:val="20"/>
-                <w:szCs w:val="20"/>
-              </w:rPr>
-              <w:t xml:space="preserve">같은 큐 안에서는 도착 순서대로 처리한다</w:t>
-            </w:r>
-          </w:p>
-        </w:tc>
-      </w:tr>
-      <w:tr>
-        <w:tc>
-          <w:tcPr>
-            <w:tcW w:type="dxa" w:w="3967"/>
-            <w:tcBorders>
-              <w:top w:val="single" w:color="AAAAAA" w:sz="1"/>
-              <w:left w:val="single" w:color="AAAAAA" w:sz="1"/>
-              <w:bottom w:val="single" w:color="AAAAAA" w:sz="1"/>
-              <w:right w:val="single" w:color="AAAAAA" w:sz="1"/>
-            </w:tcBorders>
-            <w:vAlign w:val="center"/>
-          </w:tcPr>
-          <w:p>
-            <w:pPr>
-              <w:spacing w:after="40" w:before="40"/>
-              <w:jc w:val="left"/>
-            </w:pPr>
-            <w:r>
-              <w:rPr>
-                <w:rFonts w:ascii="맑은 고딕" w:cs="맑은 고딕" w:eastAsia="맑은 고딕" w:hAnsi="맑은 고딕"/>
-                <w:b w:val="false"/>
-                <w:bCs w:val="false"/>
-                <w:color w:val="000000"/>
-                <w:sz w:val="20"/>
-                <w:szCs w:val="20"/>
-              </w:rPr>
-              <w:t xml:space="preserve">Rule 3</w:t>
-            </w:r>
-          </w:p>
-        </w:tc>
-        <w:tc>
-          <w:tcPr>
-            <w:tcW w:type="dxa" w:w="3967"/>
-            <w:tcBorders>
-              <w:top w:val="single" w:color="AAAAAA" w:sz="1"/>
-              <w:left w:val="single" w:color="AAAAAA" w:sz="1"/>
-              <w:bottom w:val="single" w:color="AAAAAA" w:sz="1"/>
-              <w:right w:val="single" w:color="AAAAAA" w:sz="1"/>
-            </w:tcBorders>
-            <w:vAlign w:val="center"/>
-          </w:tcPr>
-          <w:p>
-            <w:pPr>
-              <w:spacing w:after="40" w:before="40"/>
-              <w:jc w:val="left"/>
-            </w:pPr>
-            <w:r>
-              <w:rPr>
-                <w:rFonts w:ascii="맑은 고딕" w:cs="맑은 고딕" w:eastAsia="맑은 고딕" w:hAnsi="맑은 고딕"/>
-                <w:b w:val="false"/>
-                <w:bCs w:val="false"/>
-                <w:color w:val="000000"/>
-                <w:sz w:val="20"/>
-                <w:szCs w:val="20"/>
-              </w:rPr>
-              <w:t xml:space="preserve">새 요청은 항상 최상위 큐(Q0)에 들어간다</w:t>
-            </w:r>
-          </w:p>
-        </w:tc>
-      </w:tr>
-      <w:tr>
-        <w:tc>
-          <w:tcPr>
-            <w:tcW w:type="dxa" w:w="3967"/>
-            <w:tcBorders>
-              <w:top w:val="single" w:color="AAAAAA" w:sz="1"/>
-              <w:left w:val="single" w:color="AAAAAA" w:sz="1"/>
-              <w:bottom w:val="single" w:color="AAAAAA" w:sz="1"/>
-              <w:right w:val="single" w:color="AAAAAA" w:sz="1"/>
-            </w:tcBorders>
-            <w:vAlign w:val="center"/>
-          </w:tcPr>
-          <w:p>
-            <w:pPr>
-              <w:spacing w:after="40" w:before="40"/>
-              <w:jc w:val="left"/>
-            </w:pPr>
-            <w:r>
-              <w:rPr>
-                <w:rFonts w:ascii="맑은 고딕" w:cs="맑은 고딕" w:eastAsia="맑은 고딕" w:hAnsi="맑은 고딕"/>
-                <w:b w:val="false"/>
-                <w:bCs w:val="false"/>
-                <w:color w:val="000000"/>
-                <w:sz w:val="20"/>
-                <w:szCs w:val="20"/>
-              </w:rPr>
-              <w:t xml:space="preserve">Rule 4</w:t>
-            </w:r>
-          </w:p>
-        </w:tc>
-        <w:tc>
-          <w:tcPr>
-            <w:tcW w:type="dxa" w:w="3967"/>
-            <w:tcBorders>
-              <w:top w:val="single" w:color="AAAAAA" w:sz="1"/>
-              <w:left w:val="single" w:color="AAAAAA" w:sz="1"/>
-              <w:bottom w:val="single" w:color="AAAAAA" w:sz="1"/>
-              <w:right w:val="single" w:color="AAAAAA" w:sz="1"/>
-            </w:tcBorders>
-            <w:vAlign w:val="center"/>
-          </w:tcPr>
-          <w:p>
-            <w:pPr>
-              <w:spacing w:after="40" w:before="40"/>
-              <w:jc w:val="left"/>
-            </w:pPr>
-            <w:r>
-              <w:rPr>
-                <w:rFonts w:ascii="맑은 고딕" w:cs="맑은 고딕" w:eastAsia="맑은 고딕" w:hAnsi="맑은 고딕"/>
-                <w:b w:val="false"/>
-                <w:bCs w:val="false"/>
-                <w:color w:val="000000"/>
-                <w:sz w:val="20"/>
-                <w:szCs w:val="20"/>
-              </w:rPr>
-              <w:t xml:space="preserve">시간 할당량을 다 쓰면 한 단계 아래 큐로 내려간다</w:t>
-            </w:r>
-          </w:p>
-        </w:tc>
-      </w:tr>
-      <w:tr>
-        <w:tc>
-          <w:tcPr>
-            <w:tcW w:type="dxa" w:w="3967"/>
-            <w:tcBorders>
-              <w:top w:val="single" w:color="AAAAAA" w:sz="1"/>
-              <w:left w:val="single" w:color="AAAAAA" w:sz="1"/>
-              <w:bottom w:val="single" w:color="AAAAAA" w:sz="1"/>
-              <w:right w:val="single" w:color="AAAAAA" w:sz="1"/>
-            </w:tcBorders>
-            <w:vAlign w:val="center"/>
-          </w:tcPr>
-          <w:p>
-            <w:pPr>
-              <w:spacing w:after="40" w:before="40"/>
-              <w:jc w:val="left"/>
-            </w:pPr>
-            <w:r>
-              <w:rPr>
-                <w:rFonts w:ascii="맑은 고딕" w:cs="맑은 고딕" w:eastAsia="맑은 고딕" w:hAnsi="맑은 고딕"/>
-                <w:b w:val="false"/>
-                <w:bCs w:val="false"/>
-                <w:color w:val="000000"/>
-                <w:sz w:val="20"/>
-                <w:szCs w:val="20"/>
-              </w:rPr>
-              <w:t xml:space="preserve">Rule 5</w:t>
-            </w:r>
-          </w:p>
-        </w:tc>
-        <w:tc>
-          <w:tcPr>
-            <w:tcW w:type="dxa" w:w="3967"/>
-            <w:tcBorders>
-              <w:top w:val="single" w:color="AAAAAA" w:sz="1"/>
-              <w:left w:val="single" w:color="AAAAAA" w:sz="1"/>
-              <w:bottom w:val="single" w:color="AAAAAA" w:sz="1"/>
-              <w:right w:val="single" w:color="AAAAAA" w:sz="1"/>
-            </w:tcBorders>
-            <w:vAlign w:val="center"/>
-          </w:tcPr>
-          <w:p>
-            <w:pPr>
-              <w:spacing w:after="40" w:before="40"/>
-              <w:jc w:val="left"/>
-            </w:pPr>
-            <w:r>
-              <w:rPr>
-                <w:rFonts w:ascii="맑은 고딕" w:cs="맑은 고딕" w:eastAsia="맑은 고딕" w:hAnsi="맑은 고딕"/>
-                <w:b w:val="false"/>
-                <w:bCs w:val="false"/>
-                <w:color w:val="000000"/>
-                <w:sz w:val="20"/>
-                <w:szCs w:val="20"/>
-              </w:rPr>
-              <w:t xml:space="preserve">일정 시간마다 모든 요청을 Q0로 올려준다 (기아 방지)</w:t>
-            </w:r>
-          </w:p>
-        </w:tc>
-      </w:tr>
-    </w:tbl>
-    <w:p>
-      <w:pPr>
-        <w:spacing w:after="80"/>
-      </w:pPr>
-    </w:p>
-    <w:p>
-      <w:pPr>
-        <w:spacing w:after="120" w:line="360"/>
-      </w:pPr>
-      <w:r>
-        <w:rPr>
-          <w:rFonts w:ascii="맑은 고딕" w:cs="맑은 고딕" w:eastAsia="맑은 고딕" w:hAnsi="맑은 고딕"/>
-          <w:color w:val="000000"/>
-          <w:sz w:val="22"/>
-          <w:szCs w:val="22"/>
-        </w:rPr>
-        <w:t xml:space="preserve">큐별 시간 할당량은 표 6과 같다.</w:t>
-      </w:r>
-    </w:p>
-    <w:p>
-      <w:pPr>
-        <w:spacing w:after="80" w:line="360"/>
-      </w:pPr>
-      <w:r>
-        <w:rPr>
-          <w:rFonts w:ascii="맑은 고딕" w:cs="맑은 고딕" w:eastAsia="맑은 고딕" w:hAnsi="맑은 고딕"/>
-          <w:b/>
-          <w:bCs/>
-          <w:color w:val="000000"/>
-          <w:sz w:val="22"/>
-          <w:szCs w:val="22"/>
-        </w:rPr>
-        <w:t xml:space="preserve">표 6. MLFQ 큐별 시간 할당량</w:t>
-      </w:r>
-    </w:p>
-    <w:tbl>
-      <w:tblPr>
-        <w:tblW w:type="auto" w:w="100"/>
-        <w:tblBorders>
-          <w:top w:val="single" w:color="auto" w:sz="4"/>
-          <w:left w:val="single" w:color="auto" w:sz="4"/>
-          <w:bottom w:val="single" w:color="auto" w:sz="4"/>
-          <w:right w:val="single" w:color="auto" w:sz="4"/>
-          <w:insideH w:val="single" w:color="auto" w:sz="4"/>
-          <w:insideV w:val="single" w:color="auto" w:sz="4"/>
-        </w:tblBorders>
-      </w:tblPr>
-      <w:tblGrid>
-        <w:gridCol w:w="2644"/>
-        <w:gridCol w:w="2644"/>
-        <w:gridCol w:w="2644"/>
-      </w:tblGrid>
-      <w:tr>
-        <w:tc>
-          <w:tcPr>
-            <w:tcW w:type="dxa" w:w="2644"/>
-            <w:tcBorders>
-              <w:top w:val="single" w:color="AAAAAA" w:sz="1"/>
-              <w:left w:val="single" w:color="AAAAAA" w:sz="1"/>
-              <w:bottom w:val="single" w:color="AAAAAA" w:sz="1"/>
-              <w:right w:val="single" w:color="AAAAAA" w:sz="1"/>
-            </w:tcBorders>
-            <w:shd w:fill="D9E2F3" w:val="clear"/>
-            <w:vAlign w:val="center"/>
-          </w:tcPr>
-          <w:p>
-            <w:pPr>
-              <w:spacing w:after="40" w:before="40"/>
-              <w:jc w:val="center"/>
-            </w:pPr>
-            <w:r>
-              <w:rPr>
-                <w:rFonts w:ascii="맑은 고딕" w:cs="맑은 고딕" w:eastAsia="맑은 고딕" w:hAnsi="맑은 고딕"/>
-                <w:b/>
-                <w:bCs/>
-                <w:color w:val="000000"/>
-                <w:sz w:val="20"/>
-                <w:szCs w:val="20"/>
-              </w:rPr>
-              <w:t xml:space="preserve">큐 레벨</w:t>
-            </w:r>
-          </w:p>
-        </w:tc>
-        <w:tc>
-          <w:tcPr>
-            <w:tcW w:type="dxa" w:w="2644"/>
-            <w:tcBorders>
-              <w:top w:val="single" w:color="AAAAAA" w:sz="1"/>
-              <w:left w:val="single" w:color="AAAAAA" w:sz="1"/>
-              <w:bottom w:val="single" w:color="AAAAAA" w:sz="1"/>
-              <w:right w:val="single" w:color="AAAAAA" w:sz="1"/>
-            </w:tcBorders>
-            <w:shd w:fill="D9E2F3" w:val="clear"/>
-            <w:vAlign w:val="center"/>
-          </w:tcPr>
-          <w:p>
-            <w:pPr>
-              <w:spacing w:after="40" w:before="40"/>
-              <w:jc w:val="center"/>
-            </w:pPr>
-            <w:r>
-              <w:rPr>
-                <w:rFonts w:ascii="맑은 고딕" w:cs="맑은 고딕" w:eastAsia="맑은 고딕" w:hAnsi="맑은 고딕"/>
-                <w:b/>
-                <w:bCs/>
-                <w:color w:val="000000"/>
-                <w:sz w:val="20"/>
-                <w:szCs w:val="20"/>
-              </w:rPr>
-              <w:t xml:space="preserve">시간 할당량</w:t>
-            </w:r>
-          </w:p>
-        </w:tc>
-        <w:tc>
-          <w:tcPr>
-            <w:tcW w:type="dxa" w:w="2644"/>
-            <w:tcBorders>
-              <w:top w:val="single" w:color="AAAAAA" w:sz="1"/>
-              <w:left w:val="single" w:color="AAAAAA" w:sz="1"/>
-              <w:bottom w:val="single" w:color="AAAAAA" w:sz="1"/>
-              <w:right w:val="single" w:color="AAAAAA" w:sz="1"/>
-            </w:tcBorders>
-            <w:shd w:fill="D9E2F3" w:val="clear"/>
-            <w:vAlign w:val="center"/>
-          </w:tcPr>
-          <w:p>
-            <w:pPr>
-              <w:spacing w:after="40" w:before="40"/>
-              <w:jc w:val="center"/>
-            </w:pPr>
-            <w:r>
-              <w:rPr>
-                <w:rFonts w:ascii="맑은 고딕" w:cs="맑은 고딕" w:eastAsia="맑은 고딕" w:hAnsi="맑은 고딕"/>
-                <w:b/>
-                <w:bCs/>
-                <w:color w:val="000000"/>
-                <w:sz w:val="20"/>
-                <w:szCs w:val="20"/>
-              </w:rPr>
-              <w:t xml:space="preserve">대상</w:t>
-            </w:r>
-          </w:p>
-        </w:tc>
-      </w:tr>
-      <w:tr>
-        <w:tc>
-          <w:tcPr>
-            <w:tcW w:type="dxa" w:w="2644"/>
-            <w:tcBorders>
-              <w:top w:val="single" w:color="AAAAAA" w:sz="1"/>
-              <w:left w:val="single" w:color="AAAAAA" w:sz="1"/>
-              <w:bottom w:val="single" w:color="AAAAAA" w:sz="1"/>
-              <w:right w:val="single" w:color="AAAAAA" w:sz="1"/>
-            </w:tcBorders>
-            <w:vAlign w:val="center"/>
-          </w:tcPr>
-          <w:p>
-            <w:pPr>
-              <w:spacing w:after="40" w:before="40"/>
-              <w:jc w:val="left"/>
-            </w:pPr>
-            <w:r>
-              <w:rPr>
-                <w:rFonts w:ascii="맑은 고딕" w:cs="맑은 고딕" w:eastAsia="맑은 고딕" w:hAnsi="맑은 고딕"/>
-                <w:b w:val="false"/>
-                <w:bCs w:val="false"/>
-                <w:color w:val="000000"/>
-                <w:sz w:val="20"/>
-                <w:szCs w:val="20"/>
-              </w:rPr>
-              <w:t xml:space="preserve">Q0 (최상위)</w:t>
-            </w:r>
-          </w:p>
-        </w:tc>
-        <w:tc>
-          <w:tcPr>
-            <w:tcW w:type="dxa" w:w="2644"/>
-            <w:tcBorders>
-              <w:top w:val="single" w:color="AAAAAA" w:sz="1"/>
-              <w:left w:val="single" w:color="AAAAAA" w:sz="1"/>
-              <w:bottom w:val="single" w:color="AAAAAA" w:sz="1"/>
-              <w:right w:val="single" w:color="AAAAAA" w:sz="1"/>
-            </w:tcBorders>
-            <w:vAlign w:val="center"/>
-          </w:tcPr>
-          <w:p>
-            <w:pPr>
-              <w:spacing w:after="40" w:before="40"/>
-              <w:jc w:val="left"/>
-            </w:pPr>
-            <w:r>
-              <w:rPr>
-                <w:rFonts w:ascii="맑은 고딕" w:cs="맑은 고딕" w:eastAsia="맑은 고딕" w:hAnsi="맑은 고딕"/>
-                <w:b w:val="false"/>
-                <w:bCs w:val="false"/>
-                <w:color w:val="000000"/>
-                <w:sz w:val="20"/>
-                <w:szCs w:val="20"/>
-              </w:rPr>
-              <w:t xml:space="preserve">1,000ms</w:t>
-            </w:r>
-          </w:p>
-        </w:tc>
-        <w:tc>
-          <w:tcPr>
-            <w:tcW w:type="dxa" w:w="2644"/>
-            <w:tcBorders>
-              <w:top w:val="single" w:color="AAAAAA" w:sz="1"/>
-              <w:left w:val="single" w:color="AAAAAA" w:sz="1"/>
-              <w:bottom w:val="single" w:color="AAAAAA" w:sz="1"/>
-              <w:right w:val="single" w:color="AAAAAA" w:sz="1"/>
-            </w:tcBorders>
-            <w:vAlign w:val="center"/>
-          </w:tcPr>
-          <w:p>
-            <w:pPr>
-              <w:spacing w:after="40" w:before="40"/>
-              <w:jc w:val="left"/>
-            </w:pPr>
-            <w:r>
-              <w:rPr>
-                <w:rFonts w:ascii="맑은 고딕" w:cs="맑은 고딕" w:eastAsia="맑은 고딕" w:hAnsi="맑은 고딕"/>
-                <w:b w:val="false"/>
-                <w:bCs w:val="false"/>
-                <w:color w:val="000000"/>
-                <w:sz w:val="20"/>
-                <w:szCs w:val="20"/>
-              </w:rPr>
-              <w:t xml:space="preserve">새로 들어온 요청 (짧은 요청)</w:t>
-            </w:r>
-          </w:p>
-        </w:tc>
-      </w:tr>
-      <w:tr>
-        <w:tc>
-          <w:tcPr>
-            <w:tcW w:type="dxa" w:w="2644"/>
-            <w:tcBorders>
-              <w:top w:val="single" w:color="AAAAAA" w:sz="1"/>
-              <w:left w:val="single" w:color="AAAAAA" w:sz="1"/>
-              <w:bottom w:val="single" w:color="AAAAAA" w:sz="1"/>
-              <w:right w:val="single" w:color="AAAAAA" w:sz="1"/>
-            </w:tcBorders>
-            <w:vAlign w:val="center"/>
-          </w:tcPr>
-          <w:p>
-            <w:pPr>
-              <w:spacing w:after="40" w:before="40"/>
-              <w:jc w:val="left"/>
-            </w:pPr>
-            <w:r>
-              <w:rPr>
-                <w:rFonts w:ascii="맑은 고딕" w:cs="맑은 고딕" w:eastAsia="맑은 고딕" w:hAnsi="맑은 고딕"/>
-                <w:b w:val="false"/>
-                <w:bCs w:val="false"/>
-                <w:color w:val="000000"/>
-                <w:sz w:val="20"/>
-                <w:szCs w:val="20"/>
-              </w:rPr>
-              <w:t xml:space="preserve">Q1</w:t>
-            </w:r>
-          </w:p>
-        </w:tc>
-        <w:tc>
-          <w:tcPr>
-            <w:tcW w:type="dxa" w:w="2644"/>
-            <w:tcBorders>
-              <w:top w:val="single" w:color="AAAAAA" w:sz="1"/>
-              <w:left w:val="single" w:color="AAAAAA" w:sz="1"/>
-              <w:bottom w:val="single" w:color="AAAAAA" w:sz="1"/>
-              <w:right w:val="single" w:color="AAAAAA" w:sz="1"/>
-            </w:tcBorders>
-            <w:vAlign w:val="center"/>
-          </w:tcPr>
-          <w:p>
-            <w:pPr>
-              <w:spacing w:after="40" w:before="40"/>
-              <w:jc w:val="left"/>
-            </w:pPr>
-            <w:r>
-              <w:rPr>
-                <w:rFonts w:ascii="맑은 고딕" w:cs="맑은 고딕" w:eastAsia="맑은 고딕" w:hAnsi="맑은 고딕"/>
-                <w:b w:val="false"/>
-                <w:bCs w:val="false"/>
-                <w:color w:val="000000"/>
-                <w:sz w:val="20"/>
-                <w:szCs w:val="20"/>
-              </w:rPr>
-              <w:t xml:space="preserve">3,000ms</w:t>
-            </w:r>
-          </w:p>
-        </w:tc>
-        <w:tc>
-          <w:tcPr>
-            <w:tcW w:type="dxa" w:w="2644"/>
-            <w:tcBorders>
-              <w:top w:val="single" w:color="AAAAAA" w:sz="1"/>
-              <w:left w:val="single" w:color="AAAAAA" w:sz="1"/>
-              <w:bottom w:val="single" w:color="AAAAAA" w:sz="1"/>
-              <w:right w:val="single" w:color="AAAAAA" w:sz="1"/>
-            </w:tcBorders>
-            <w:vAlign w:val="center"/>
-          </w:tcPr>
-          <w:p>
-            <w:pPr>
-              <w:spacing w:after="40" w:before="40"/>
-              <w:jc w:val="left"/>
-            </w:pPr>
-            <w:r>
-              <w:rPr>
-                <w:rFonts w:ascii="맑은 고딕" w:cs="맑은 고딕" w:eastAsia="맑은 고딕" w:hAnsi="맑은 고딕"/>
-                <w:b w:val="false"/>
-                <w:bCs w:val="false"/>
-                <w:color w:val="000000"/>
-                <w:sz w:val="20"/>
-                <w:szCs w:val="20"/>
-              </w:rPr>
-              <w:t xml:space="preserve">중간 길이 요청</w:t>
-            </w:r>
-          </w:p>
-        </w:tc>
-      </w:tr>
-      <w:tr>
-        <w:tc>
-          <w:tcPr>
-            <w:tcW w:type="dxa" w:w="2644"/>
-            <w:tcBorders>
-              <w:top w:val="single" w:color="AAAAAA" w:sz="1"/>
-              <w:left w:val="single" w:color="AAAAAA" w:sz="1"/>
-              <w:bottom w:val="single" w:color="AAAAAA" w:sz="1"/>
-              <w:right w:val="single" w:color="AAAAAA" w:sz="1"/>
-            </w:tcBorders>
-            <w:vAlign w:val="center"/>
-          </w:tcPr>
-          <w:p>
-            <w:pPr>
-              <w:spacing w:after="40" w:before="40"/>
-              <w:jc w:val="left"/>
-            </w:pPr>
-            <w:r>
-              <w:rPr>
-                <w:rFonts w:ascii="맑은 고딕" w:cs="맑은 고딕" w:eastAsia="맑은 고딕" w:hAnsi="맑은 고딕"/>
-                <w:b w:val="false"/>
-                <w:bCs w:val="false"/>
-                <w:color w:val="000000"/>
-                <w:sz w:val="20"/>
-                <w:szCs w:val="20"/>
-              </w:rPr>
-              <w:t xml:space="preserve">Q2</w:t>
-            </w:r>
-          </w:p>
-        </w:tc>
-        <w:tc>
-          <w:tcPr>
-            <w:tcW w:type="dxa" w:w="2644"/>
-            <w:tcBorders>
-              <w:top w:val="single" w:color="AAAAAA" w:sz="1"/>
-              <w:left w:val="single" w:color="AAAAAA" w:sz="1"/>
-              <w:bottom w:val="single" w:color="AAAAAA" w:sz="1"/>
-              <w:right w:val="single" w:color="AAAAAA" w:sz="1"/>
-            </w:tcBorders>
-            <w:vAlign w:val="center"/>
-          </w:tcPr>
-          <w:p>
-            <w:pPr>
-              <w:spacing w:after="40" w:before="40"/>
-              <w:jc w:val="left"/>
-            </w:pPr>
-            <w:r>
-              <w:rPr>
-                <w:rFonts w:ascii="맑은 고딕" w:cs="맑은 고딕" w:eastAsia="맑은 고딕" w:hAnsi="맑은 고딕"/>
-                <w:b w:val="false"/>
-                <w:bCs w:val="false"/>
-                <w:color w:val="000000"/>
-                <w:sz w:val="20"/>
-                <w:szCs w:val="20"/>
-              </w:rPr>
-              <w:t xml:space="preserve">8,000ms</w:t>
-            </w:r>
-          </w:p>
-        </w:tc>
-        <w:tc>
-          <w:tcPr>
-            <w:tcW w:type="dxa" w:w="2644"/>
-            <w:tcBorders>
-              <w:top w:val="single" w:color="AAAAAA" w:sz="1"/>
-              <w:left w:val="single" w:color="AAAAAA" w:sz="1"/>
-              <w:bottom w:val="single" w:color="AAAAAA" w:sz="1"/>
-              <w:right w:val="single" w:color="AAAAAA" w:sz="1"/>
-            </w:tcBorders>
-            <w:vAlign w:val="center"/>
-          </w:tcPr>
-          <w:p>
-            <w:pPr>
-              <w:spacing w:after="40" w:before="40"/>
-              <w:jc w:val="left"/>
-            </w:pPr>
-            <w:r>
-              <w:rPr>
-                <w:rFonts w:ascii="맑은 고딕" w:cs="맑은 고딕" w:eastAsia="맑은 고딕" w:hAnsi="맑은 고딕"/>
-                <w:b w:val="false"/>
-                <w:bCs w:val="false"/>
-                <w:color w:val="000000"/>
-                <w:sz w:val="20"/>
-                <w:szCs w:val="20"/>
-              </w:rPr>
-              <w:t xml:space="preserve">긴 요청</w:t>
-            </w:r>
-          </w:p>
-        </w:tc>
-      </w:tr>
-      <w:tr>
-        <w:tc>
-          <w:tcPr>
-            <w:tcW w:type="dxa" w:w="2644"/>
-            <w:tcBorders>
-              <w:top w:val="single" w:color="AAAAAA" w:sz="1"/>
-              <w:left w:val="single" w:color="AAAAAA" w:sz="1"/>
-              <w:bottom w:val="single" w:color="AAAAAA" w:sz="1"/>
-              <w:right w:val="single" w:color="AAAAAA" w:sz="1"/>
-            </w:tcBorders>
-            <w:vAlign w:val="center"/>
-          </w:tcPr>
-          <w:p>
-            <w:pPr>
-              <w:spacing w:after="40" w:before="40"/>
-              <w:jc w:val="left"/>
-            </w:pPr>
-            <w:r>
-              <w:rPr>
-                <w:rFonts w:ascii="맑은 고딕" w:cs="맑은 고딕" w:eastAsia="맑은 고딕" w:hAnsi="맑은 고딕"/>
-                <w:b w:val="false"/>
-                <w:bCs w:val="false"/>
-                <w:color w:val="000000"/>
-                <w:sz w:val="20"/>
-                <w:szCs w:val="20"/>
-              </w:rPr>
-              <w:t xml:space="preserve">Q3 (최하위)</w:t>
-            </w:r>
-          </w:p>
-        </w:tc>
-        <w:tc>
-          <w:tcPr>
-            <w:tcW w:type="dxa" w:w="2644"/>
-            <w:tcBorders>
-              <w:top w:val="single" w:color="AAAAAA" w:sz="1"/>
-              <w:left w:val="single" w:color="AAAAAA" w:sz="1"/>
-              <w:bottom w:val="single" w:color="AAAAAA" w:sz="1"/>
-              <w:right w:val="single" w:color="AAAAAA" w:sz="1"/>
-            </w:tcBorders>
-            <w:vAlign w:val="center"/>
-          </w:tcPr>
-          <w:p>
-            <w:pPr>
-              <w:spacing w:after="40" w:before="40"/>
-              <w:jc w:val="left"/>
-            </w:pPr>
-            <w:r>
-              <w:rPr>
-                <w:rFonts w:ascii="맑은 고딕" w:cs="맑은 고딕" w:eastAsia="맑은 고딕" w:hAnsi="맑은 고딕"/>
-                <w:b w:val="false"/>
-                <w:bCs w:val="false"/>
-                <w:color w:val="000000"/>
-                <w:sz w:val="20"/>
-                <w:szCs w:val="20"/>
-              </w:rPr>
-              <w:t xml:space="preserve">무제한</w:t>
-            </w:r>
-          </w:p>
-        </w:tc>
-        <w:tc>
-          <w:tcPr>
-            <w:tcW w:type="dxa" w:w="2644"/>
-            <w:tcBorders>
-              <w:top w:val="single" w:color="AAAAAA" w:sz="1"/>
-              <w:left w:val="single" w:color="AAAAAA" w:sz="1"/>
-              <w:bottom w:val="single" w:color="AAAAAA" w:sz="1"/>
-              <w:right w:val="single" w:color="AAAAAA" w:sz="1"/>
-            </w:tcBorders>
-            <w:vAlign w:val="center"/>
-          </w:tcPr>
-          <w:p>
-            <w:pPr>
-              <w:spacing w:after="40" w:before="40"/>
-              <w:jc w:val="left"/>
-            </w:pPr>
-            <w:r>
-              <w:rPr>
-                <w:rFonts w:ascii="맑은 고딕" w:cs="맑은 고딕" w:eastAsia="맑은 고딕" w:hAnsi="맑은 고딕"/>
-                <w:b w:val="false"/>
-                <w:bCs w:val="false"/>
-                <w:color w:val="000000"/>
-                <w:sz w:val="20"/>
-                <w:szCs w:val="20"/>
-              </w:rPr>
-              <w:t xml:space="preserve">아주 긴 요청</w:t>
-            </w:r>
-          </w:p>
-        </w:tc>
-      </w:tr>
-    </w:tbl>
-    <w:p>
-      <w:pPr>
-        <w:spacing w:after="80"/>
-      </w:pPr>
-    </w:p>
-    <w:p>
-      <w:pPr>
-        <w:spacing w:after="120" w:line="360"/>
-      </w:pPr>
-      <w:r>
-        <w:rPr>
-          <w:rFonts w:ascii="맑은 고딕" w:cs="맑은 고딕" w:eastAsia="맑은 고딕" w:hAnsi="맑은 고딕"/>
-          <w:color w:val="000000"/>
-          <w:sz w:val="22"/>
-          <w:szCs w:val="22"/>
-        </w:rPr>
-        <w:t xml:space="preserve">dequeue 동작은 표 5의 Rule 1(높은 큐 우선)을 그대로 코드로 옮긴 것이다. 상위 큐부터 순서대로 확인하여 요청이 있으면 꺼내고, 모든 큐가 비어 있으면 `null`을 반환한다.</w:t>
-      </w:r>
-    </w:p>
-    <w:p>
-      <w:pPr>
-        <w:spacing w:after="0" w:line="240"/>
-        <w:ind w:left="360"/>
-      </w:pPr>
-      <w:r>
-        <w:rPr>
-          <w:rFonts w:ascii="Consolas" w:cs="Consolas" w:eastAsia="Consolas" w:hAnsi="Consolas"/>
-          <w:color w:val="333333"/>
-          <w:sz w:val="18"/>
-          <w:szCs w:val="18"/>
-        </w:rPr>
-        <w:t xml:space="preserve">// MLFQ 스케줄러: 다음 처리할 요청 선택</w:t>
-      </w:r>
-    </w:p>
-    <w:p>
-      <w:pPr>
-        <w:spacing w:after="0" w:line="240"/>
-        <w:ind w:left="360"/>
-      </w:pPr>
-      <w:r>
-        <w:rPr>
-          <w:rFonts w:ascii="Consolas" w:cs="Consolas" w:eastAsia="Consolas" w:hAnsi="Consolas"/>
-          <w:color w:val="333333"/>
-          <w:sz w:val="18"/>
-          <w:szCs w:val="18"/>
-        </w:rPr>
-        <w:t xml:space="preserve">dequeue() {</w:t>
-      </w:r>
-    </w:p>
-    <w:p>
-      <w:pPr>
-        <w:spacing w:after="0" w:line="240"/>
-        <w:ind w:left="360"/>
-      </w:pPr>
-      <w:r>
-        <w:rPr>
-          <w:rFonts w:ascii="Consolas" w:cs="Consolas" w:eastAsia="Consolas" w:hAnsi="Consolas"/>
-          <w:color w:val="333333"/>
-          <w:sz w:val="18"/>
-          <w:szCs w:val="18"/>
-        </w:rPr>
-        <w:t xml:space="preserve">  for (let i = 0; i &lt; 4; i++) {       // Q0부터 Q3까지 순서대로</w:t>
-      </w:r>
-    </w:p>
-    <w:p>
-      <w:pPr>
-        <w:spacing w:after="0" w:line="240"/>
-        <w:ind w:left="360"/>
-      </w:pPr>
-      <w:r>
-        <w:rPr>
-          <w:rFonts w:ascii="Consolas" w:cs="Consolas" w:eastAsia="Consolas" w:hAnsi="Consolas"/>
-          <w:color w:val="333333"/>
-          <w:sz w:val="18"/>
-          <w:szCs w:val="18"/>
-        </w:rPr>
-        <w:t xml:space="preserve">    if (this.queues[i].length &gt; 0) {  // 요청이 있는 가장 높은 큐에서</w:t>
-      </w:r>
-    </w:p>
-    <w:p>
-      <w:pPr>
-        <w:spacing w:after="0" w:line="240"/>
-        <w:ind w:left="360"/>
-      </w:pPr>
-      <w:r>
-        <w:rPr>
-          <w:rFonts w:ascii="Consolas" w:cs="Consolas" w:eastAsia="Consolas" w:hAnsi="Consolas"/>
-          <w:color w:val="333333"/>
-          <w:sz w:val="18"/>
-          <w:szCs w:val="18"/>
-        </w:rPr>
-        <w:t xml:space="preserve">      return this.queues[i].shift();  // FIFO 순서로 꺼낸다</w:t>
-      </w:r>
-    </w:p>
-    <w:p>
-      <w:pPr>
-        <w:spacing w:after="0" w:line="240"/>
-        <w:ind w:left="360"/>
-      </w:pPr>
-      <w:r>
-        <w:rPr>
-          <w:rFonts w:ascii="Consolas" w:cs="Consolas" w:eastAsia="Consolas" w:hAnsi="Consolas"/>
-          <w:color w:val="333333"/>
-          <w:sz w:val="18"/>
-          <w:szCs w:val="18"/>
-        </w:rPr>
-        <w:t xml:space="preserve">    }</w:t>
-      </w:r>
-    </w:p>
-    <w:p>
-      <w:pPr>
-        <w:spacing w:after="0" w:line="240"/>
-        <w:ind w:left="360"/>
-      </w:pPr>
-      <w:r>
-        <w:rPr>
-          <w:rFonts w:ascii="Consolas" w:cs="Consolas" w:eastAsia="Consolas" w:hAnsi="Consolas"/>
-          <w:color w:val="333333"/>
-          <w:sz w:val="18"/>
-          <w:szCs w:val="18"/>
-        </w:rPr>
-        <w:t xml:space="preserve">  }</w:t>
-      </w:r>
-    </w:p>
-    <w:p>
-      <w:pPr>
-        <w:spacing w:after="0" w:line="240"/>
-        <w:ind w:left="360"/>
-      </w:pPr>
-      <w:r>
-        <w:rPr>
-          <w:rFonts w:ascii="Consolas" w:cs="Consolas" w:eastAsia="Consolas" w:hAnsi="Consolas"/>
-          <w:color w:val="333333"/>
-          <w:sz w:val="18"/>
-          <w:szCs w:val="18"/>
-        </w:rPr>
-        <w:t xml:space="preserve">  return null;  // 모든 큐가 비어 있는 경우</w:t>
-      </w:r>
-    </w:p>
-    <w:p>
-      <w:pPr>
-        <w:spacing w:after="0" w:line="240"/>
-        <w:ind w:left="360"/>
-      </w:pPr>
-      <w:r>
-        <w:rPr>
-          <w:rFonts w:ascii="Consolas" w:cs="Consolas" w:eastAsia="Consolas" w:hAnsi="Consolas"/>
-          <w:color w:val="333333"/>
-          <w:sz w:val="18"/>
-          <w:szCs w:val="18"/>
-        </w:rPr>
-        <w:t xml:space="preserve">}</w:t>
-      </w:r>
-    </w:p>
-    <w:p>
-      <w:pPr>
-        <w:spacing w:after="80"/>
-      </w:pPr>
-    </w:p>
-    <w:p>
-      <w:pPr>
-        <w:spacing w:after="120" w:line="360"/>
-      </w:pPr>
-      <w:r>
-        <w:rPr>
-          <w:rFonts w:ascii="맑은 고딕" w:cs="맑은 고딕" w:eastAsia="맑은 고딕" w:hAnsi="맑은 고딕"/>
-          <w:color w:val="000000"/>
-          <w:sz w:val="22"/>
-          <w:szCs w:val="22"/>
-        </w:rPr>
-        <w:t xml:space="preserve">선점형 모드에서는 500ms 간격으로 현재 처리 중인 요청의 실행 시간을 확인한다. 시간 할당량을 초과한 요청은 하위 큐로 이동시키고, 상위 큐의 다음 요청을 먼저 처리한다. 큐 강등 시 해당 요청의 사용 시간은 0으로 리셋되어, 새 큐의 할당량을 처음부터 다시 받는다 (큐별 독립 할당량). 즉, Q0에서 1,000ms를 쓰고 Q1으로 내려오면, Q1에서는 3,000ms를 새로 부여받는다.</w:t>
-      </w:r>
-    </w:p>
-    <w:p>
-      <w:pPr>
-        <w:spacing w:after="120" w:line="360"/>
-      </w:pPr>
-      <w:r>
-        <w:rPr>
-          <w:rFonts w:ascii="맑은 고딕" w:cs="맑은 고딕" w:eastAsia="맑은 고딕" w:hAnsi="맑은 고딕"/>
-          <w:color w:val="000000"/>
-          <w:sz w:val="22"/>
-          <w:szCs w:val="22"/>
-        </w:rPr>
-        <w:t xml:space="preserve">Rule 5의 부스팅(Boosting)은 5초마다 모든 요청을 최상위 큐(Q0)로 올려주는 것으로, 하위 큐에 오래 머물러 있는 요청이 영원히 처리되지 못하는 것을 방지한다.</w:t>
-      </w:r>
-    </w:p>
-    <w:p>
-      <w:pPr>
-        <w:pStyle w:val="Heading3"/>
-        <w:spacing w:after="120" w:before="200"/>
-      </w:pPr>
-      <w:r>
-        <w:rPr>
-          <w:rFonts w:ascii="맑은 고딕" w:cs="맑은 고딕" w:eastAsia="맑은 고딕" w:hAnsi="맑은 고딕"/>
-          <w:b/>
-          <w:bCs/>
-          <w:color w:val="333333"/>
-          <w:sz w:val="22"/>
-          <w:szCs w:val="22"/>
-        </w:rPr>
-        <w:t xml:space="preserve">WFQ 구현</w:t>
-      </w:r>
-    </w:p>
-    <w:p>
-      <w:pPr>
-        <w:spacing w:after="120" w:line="360"/>
-      </w:pPr>
-      <w:r>
-        <w:rPr>
-          <w:rFonts w:ascii="맑은 고딕" w:cs="맑은 고딕" w:eastAsia="맑은 고딕" w:hAnsi="맑은 고딕"/>
-          <w:color w:val="000000"/>
-          <w:sz w:val="22"/>
-          <w:szCs w:val="22"/>
-        </w:rPr>
-        <w:t xml:space="preserve">WFQ에서는 각 요청의 가상 완료 시각(Virtual Finish Time, VFT)을 계산하여 이 값이 가장 작은 요청을 먼저 처리한다. VFT는 다음과 같이 계산된다.</w:t>
-      </w:r>
-    </w:p>
-    <w:p>
-      <w:pPr>
-        <w:spacing w:after="120" w:line="360"/>
-        <w:ind w:left="360"/>
-      </w:pPr>
-      <w:r>
-        <w:rPr>
-          <w:rFonts w:ascii="맑은 고딕" w:cs="맑은 고딕" w:eastAsia="맑은 고딕" w:hAnsi="맑은 고딕"/>
-          <w:i/>
-          <w:iCs/>
-          <w:color w:val="333333"/>
-          <w:sz w:val="22"/>
-          <w:szCs w:val="22"/>
-        </w:rPr>
-        <w:t xml:space="preserve">VFT_i = VFT_(i-1) + 처리 비용 / 가중치</w:t>
-      </w:r>
-    </w:p>
-    <w:p>
-      <w:pPr>
-        <w:spacing w:after="120" w:line="360"/>
-      </w:pPr>
-      <w:r>
-        <w:rPr>
-          <w:rFonts w:ascii="맑은 고딕" w:cs="맑은 고딕" w:eastAsia="맑은 고딕" w:hAnsi="맑은 고딕"/>
-          <w:color w:val="000000"/>
-          <w:sz w:val="22"/>
-          <w:szCs w:val="22"/>
-        </w:rPr>
-        <w:t xml:space="preserve">여기서 처리 비용은 요청 1건당 1로 고정하였다. 이렇게 한 이유는 다음과 같다. LLM 응답의 출력 토큰 수는 생성이 완료되기 전까지 알 수 없으므로, VFT 계산 시점에서 실제 처리 비용을 알 수 없다. 입력 토큰만으로는 실제 자원 소모를 정확히 반영하기 어렵다. 또한 공정성 측정(JFI)도 처리 건수 기준이므로, 스케줄링과 측정의 기준을 요청 건수로 일치시켰다.</w:t>
-      </w:r>
-    </w:p>
-    <w:p>
-      <w:pPr>
-        <w:spacing w:after="120" w:line="360"/>
-      </w:pPr>
-      <w:r>
-        <w:rPr>
-          <w:rFonts w:ascii="맑은 고딕" w:cs="맑은 고딕" w:eastAsia="맑은 고딕" w:hAnsi="맑은 고딕"/>
-          <w:color w:val="000000"/>
-          <w:sz w:val="22"/>
-          <w:szCs w:val="22"/>
-        </w:rPr>
-        <w:t xml:space="preserve">WFQ 스케줄러의 핵심 동작은 두 부분으로 나뉜다. 요청이 들어올 때 VFT를 계산하여 저장하고, 다음 요청을 꺼낼 때 VFT가 가장 작은 요청을 선택한다.</w:t>
-      </w:r>
-    </w:p>
-    <w:p>
-      <w:pPr>
-        <w:spacing w:after="0" w:line="240"/>
-        <w:ind w:left="360"/>
-      </w:pPr>
-      <w:r>
-        <w:rPr>
-          <w:rFonts w:ascii="Consolas" w:cs="Consolas" w:eastAsia="Consolas" w:hAnsi="Consolas"/>
-          <w:color w:val="333333"/>
-          <w:sz w:val="18"/>
-          <w:szCs w:val="18"/>
-        </w:rPr>
-        <w:t xml:space="preserve">// WFQ 스케줄러: 요청을 대기열에 추가하며 VFT 계산</w:t>
-      </w:r>
-    </w:p>
-    <w:p>
-      <w:pPr>
-        <w:spacing w:after="0" w:line="240"/>
-        <w:ind w:left="360"/>
-      </w:pPr>
-      <w:r>
-        <w:rPr>
-          <w:rFonts w:ascii="Consolas" w:cs="Consolas" w:eastAsia="Consolas" w:hAnsi="Consolas"/>
-          <w:color w:val="333333"/>
-          <w:sz w:val="18"/>
-          <w:szCs w:val="18"/>
-        </w:rPr>
-        <w:t xml:space="preserve">enqueue(request) {</w:t>
-      </w:r>
-    </w:p>
-    <w:p>
-      <w:pPr>
-        <w:spacing w:after="0" w:line="240"/>
-        <w:ind w:left="360"/>
-      </w:pPr>
-      <w:r>
-        <w:rPr>
-          <w:rFonts w:ascii="Consolas" w:cs="Consolas" w:eastAsia="Consolas" w:hAnsi="Consolas"/>
-          <w:color w:val="333333"/>
-          <w:sz w:val="18"/>
-          <w:szCs w:val="18"/>
-        </w:rPr>
-        <w:t xml:space="preserve">  const tenant = this.tenants.get(request.tenantId);</w:t>
-      </w:r>
-    </w:p>
-    <w:p>
-      <w:pPr>
-        <w:spacing w:after="0" w:line="240"/>
-        <w:ind w:left="360"/>
-      </w:pPr>
-      <w:r>
-        <w:rPr>
-          <w:rFonts w:ascii="Consolas" w:cs="Consolas" w:eastAsia="Consolas" w:hAnsi="Consolas"/>
-          <w:color w:val="333333"/>
-          <w:sz w:val="18"/>
-          <w:szCs w:val="18"/>
-        </w:rPr>
-        <w:t xml:space="preserve">  // 현재 테넌트의 가상 시각과 전체 가상 시각 중 큰 값을 시작점으로</w:t>
-      </w:r>
-    </w:p>
-    <w:p>
-      <w:pPr>
-        <w:spacing w:after="0" w:line="240"/>
-        <w:ind w:left="360"/>
-      </w:pPr>
-      <w:r>
-        <w:rPr>
-          <w:rFonts w:ascii="Consolas" w:cs="Consolas" w:eastAsia="Consolas" w:hAnsi="Consolas"/>
-          <w:color w:val="333333"/>
-          <w:sz w:val="18"/>
-          <w:szCs w:val="18"/>
-        </w:rPr>
-        <w:t xml:space="preserve">  const startTime = Math.max(tenant.virtualTime, this.globalVirtualTime);</w:t>
-      </w:r>
-    </w:p>
-    <w:p>
-      <w:pPr>
-        <w:spacing w:after="0" w:line="240"/>
-        <w:ind w:left="360"/>
-      </w:pPr>
-      <w:r>
-        <w:rPr>
-          <w:rFonts w:ascii="Consolas" w:cs="Consolas" w:eastAsia="Consolas" w:hAnsi="Consolas"/>
-          <w:color w:val="333333"/>
-          <w:sz w:val="18"/>
-          <w:szCs w:val="18"/>
-        </w:rPr>
-        <w:t xml:space="preserve">  // 처리 비용 1을 가중치로 나눔 (가중치가 클수록 증가분이 작음)</w:t>
-      </w:r>
-    </w:p>
-    <w:p>
-      <w:pPr>
-        <w:spacing w:after="0" w:line="240"/>
-        <w:ind w:left="360"/>
-      </w:pPr>
-      <w:r>
-        <w:rPr>
-          <w:rFonts w:ascii="Consolas" w:cs="Consolas" w:eastAsia="Consolas" w:hAnsi="Consolas"/>
-          <w:color w:val="333333"/>
-          <w:sz w:val="18"/>
-          <w:szCs w:val="18"/>
-        </w:rPr>
-        <w:t xml:space="preserve">  request.virtualFinishTime = startTime + (1 / tenant.weight);</w:t>
-      </w:r>
-    </w:p>
-    <w:p>
-      <w:pPr>
-        <w:spacing w:after="0" w:line="240"/>
-        <w:ind w:left="360"/>
-      </w:pPr>
-      <w:r>
-        <w:rPr>
-          <w:rFonts w:ascii="Consolas" w:cs="Consolas" w:eastAsia="Consolas" w:hAnsi="Consolas"/>
-          <w:color w:val="333333"/>
-          <w:sz w:val="18"/>
-          <w:szCs w:val="18"/>
-        </w:rPr>
-        <w:t xml:space="preserve">  this.queue.push(request);</w:t>
-      </w:r>
-    </w:p>
-    <w:p>
-      <w:pPr>
-        <w:spacing w:after="0" w:line="240"/>
-        <w:ind w:left="360"/>
-      </w:pPr>
-      <w:r>
-        <w:rPr>
-          <w:rFonts w:ascii="Consolas" w:cs="Consolas" w:eastAsia="Consolas" w:hAnsi="Consolas"/>
-          <w:color w:val="333333"/>
-          <w:sz w:val="18"/>
-          <w:szCs w:val="18"/>
-        </w:rPr>
-        <w:t xml:space="preserve">}</w:t>
-      </w:r>
-    </w:p>
-    <w:p>
-      <w:pPr>
-        <w:spacing w:after="0" w:line="240"/>
-        <w:ind w:left="360"/>
-      </w:pPr>
-      <w:r>
-        <w:rPr>
-          <w:rFonts w:ascii="Consolas" w:cs="Consolas" w:eastAsia="Consolas" w:hAnsi="Consolas"/>
-          <w:color w:val="333333"/>
-          <w:sz w:val="18"/>
-          <w:szCs w:val="18"/>
-        </w:rPr>
-        <w:t xml:space="preserve"/>
-      </w:r>
-    </w:p>
-    <w:p>
-      <w:pPr>
-        <w:spacing w:after="0" w:line="240"/>
-        <w:ind w:left="360"/>
-      </w:pPr>
-      <w:r>
-        <w:rPr>
-          <w:rFonts w:ascii="Consolas" w:cs="Consolas" w:eastAsia="Consolas" w:hAnsi="Consolas"/>
-          <w:color w:val="333333"/>
-          <w:sz w:val="18"/>
-          <w:szCs w:val="18"/>
-        </w:rPr>
-        <w:t xml:space="preserve">// VFT가 가장 작은 요청을 선택하여 꺼내기</w:t>
-      </w:r>
-    </w:p>
-    <w:p>
-      <w:pPr>
-        <w:spacing w:after="0" w:line="240"/>
-        <w:ind w:left="360"/>
-      </w:pPr>
-      <w:r>
-        <w:rPr>
-          <w:rFonts w:ascii="Consolas" w:cs="Consolas" w:eastAsia="Consolas" w:hAnsi="Consolas"/>
-          <w:color w:val="333333"/>
-          <w:sz w:val="18"/>
-          <w:szCs w:val="18"/>
-        </w:rPr>
-        <w:t xml:space="preserve">dequeue() {</w:t>
-      </w:r>
-    </w:p>
-    <w:p>
-      <w:pPr>
-        <w:spacing w:after="0" w:line="240"/>
-        <w:ind w:left="360"/>
-      </w:pPr>
-      <w:r>
-        <w:rPr>
-          <w:rFonts w:ascii="Consolas" w:cs="Consolas" w:eastAsia="Consolas" w:hAnsi="Consolas"/>
-          <w:color w:val="333333"/>
-          <w:sz w:val="18"/>
-          <w:szCs w:val="18"/>
-        </w:rPr>
-        <w:t xml:space="preserve">  let minIdx = 0;</w:t>
-      </w:r>
-    </w:p>
-    <w:p>
-      <w:pPr>
-        <w:spacing w:after="0" w:line="240"/>
-        <w:ind w:left="360"/>
-      </w:pPr>
-      <w:r>
-        <w:rPr>
-          <w:rFonts w:ascii="Consolas" w:cs="Consolas" w:eastAsia="Consolas" w:hAnsi="Consolas"/>
-          <w:color w:val="333333"/>
-          <w:sz w:val="18"/>
-          <w:szCs w:val="18"/>
-        </w:rPr>
-        <w:t xml:space="preserve">  for (let i = 1; i &lt; this.queue.length; i++) {</w:t>
-      </w:r>
-    </w:p>
-    <w:p>
-      <w:pPr>
-        <w:spacing w:after="0" w:line="240"/>
-        <w:ind w:left="360"/>
-      </w:pPr>
-      <w:r>
-        <w:rPr>
-          <w:rFonts w:ascii="Consolas" w:cs="Consolas" w:eastAsia="Consolas" w:hAnsi="Consolas"/>
-          <w:color w:val="333333"/>
-          <w:sz w:val="18"/>
-          <w:szCs w:val="18"/>
-        </w:rPr>
-        <w:t xml:space="preserve">    if (this.queue[i].virtualFinishTime &lt; this.queue[minIdx].virtualFinishTime) {</w:t>
-      </w:r>
-    </w:p>
-    <w:p>
-      <w:pPr>
-        <w:spacing w:after="0" w:line="240"/>
-        <w:ind w:left="360"/>
-      </w:pPr>
-      <w:r>
-        <w:rPr>
-          <w:rFonts w:ascii="Consolas" w:cs="Consolas" w:eastAsia="Consolas" w:hAnsi="Consolas"/>
-          <w:color w:val="333333"/>
-          <w:sz w:val="18"/>
-          <w:szCs w:val="18"/>
-        </w:rPr>
-        <w:t xml:space="preserve">      minIdx = i;</w:t>
-      </w:r>
-    </w:p>
-    <w:p>
-      <w:pPr>
-        <w:spacing w:after="0" w:line="240"/>
-        <w:ind w:left="360"/>
-      </w:pPr>
-      <w:r>
-        <w:rPr>
-          <w:rFonts w:ascii="Consolas" w:cs="Consolas" w:eastAsia="Consolas" w:hAnsi="Consolas"/>
-          <w:color w:val="333333"/>
-          <w:sz w:val="18"/>
-          <w:szCs w:val="18"/>
-        </w:rPr>
-        <w:t xml:space="preserve">    }</w:t>
-      </w:r>
-    </w:p>
-    <w:p>
-      <w:pPr>
-        <w:spacing w:after="0" w:line="240"/>
-        <w:ind w:left="360"/>
-      </w:pPr>
-      <w:r>
-        <w:rPr>
-          <w:rFonts w:ascii="Consolas" w:cs="Consolas" w:eastAsia="Consolas" w:hAnsi="Consolas"/>
-          <w:color w:val="333333"/>
-          <w:sz w:val="18"/>
-          <w:szCs w:val="18"/>
-        </w:rPr>
-        <w:t xml:space="preserve">  }</w:t>
-      </w:r>
-    </w:p>
-    <w:p>
-      <w:pPr>
-        <w:spacing w:after="0" w:line="240"/>
-        <w:ind w:left="360"/>
-      </w:pPr>
-      <w:r>
-        <w:rPr>
-          <w:rFonts w:ascii="Consolas" w:cs="Consolas" w:eastAsia="Consolas" w:hAnsi="Consolas"/>
-          <w:color w:val="333333"/>
-          <w:sz w:val="18"/>
-          <w:szCs w:val="18"/>
-        </w:rPr>
-        <w:t xml:space="preserve">  return this.queue.splice(minIdx, 1)[0];</w:t>
-      </w:r>
-    </w:p>
-    <w:p>
-      <w:pPr>
-        <w:spacing w:after="0" w:line="240"/>
-        <w:ind w:left="360"/>
-      </w:pPr>
-      <w:r>
-        <w:rPr>
-          <w:rFonts w:ascii="Consolas" w:cs="Consolas" w:eastAsia="Consolas" w:hAnsi="Consolas"/>
-          <w:color w:val="333333"/>
-          <w:sz w:val="18"/>
-          <w:szCs w:val="18"/>
-        </w:rPr>
-        <w:t xml:space="preserve">}</w:t>
-      </w:r>
-    </w:p>
-    <w:p>
-      <w:pPr>
-        <w:spacing w:after="80"/>
-      </w:pPr>
-    </w:p>
-    <w:p>
-      <w:pPr>
-        <w:spacing w:after="120" w:line="360"/>
-      </w:pPr>
-      <w:r>
-        <w:rPr>
-          <w:rFonts w:ascii="맑은 고딕" w:cs="맑은 고딕" w:eastAsia="맑은 고딕" w:hAnsi="맑은 고딕"/>
-          <w:color w:val="000000"/>
-          <w:sz w:val="22"/>
-          <w:szCs w:val="22"/>
-        </w:rPr>
-        <w:t xml:space="preserve">가중치가 큰 사용자는 VFT가 느리게 증가하므로, 더 자주 선택되어 더 많은 자원을 받게 된다. 예를 들어, Enterprise(가중치 100)와 Free(가중치 1)가 요청을 동시에 보내면, Enterprise의 VFT 증가분은 1/100 = 0.01이고 Free는 1/1 = 1이 되어, Enterprise의 요청이 먼저 처리된다.</w:t>
+          <w:color w:val="000000"/>
+          <w:sz w:val="28"/>
+          <w:szCs w:val="28"/>
+        </w:rPr>
+        <w:t xml:space="preserve">5. 실험 및 평가</w:t>
       </w:r>
     </w:p>
     <w:p>
@@ -6154,7 +4562,7 @@
           <w:sz w:val="24"/>
           <w:szCs w:val="24"/>
         </w:rPr>
-        <w:t xml:space="preserve">4.4 Rate Limiter</w:t>
+        <w:t xml:space="preserve">5.1 실험 환경</w:t>
       </w:r>
     </w:p>
     <w:p>
@@ -6168,607 +4576,7 @@
           <w:sz w:val="22"/>
           <w:szCs w:val="22"/>
         </w:rPr>
-        <w:t xml:space="preserve">Rate Limiter는 스케줄링 알고리즘의 비교 대상이 아닌, 요청 진입을 관리하는 전처리 단계이다. 구독 등급에 따라 분당 허용 요청 수를 제한하여, 특정 사용자가 시스템을 과도하게 사용하는 것을 방지한다.</w:t>
-      </w:r>
-    </w:p>
-    <w:p>
-      <w:pPr>
-        <w:spacing w:after="80" w:line="360"/>
-      </w:pPr>
-      <w:r>
-        <w:rPr>
-          <w:rFonts w:ascii="맑은 고딕" w:cs="맑은 고딕" w:eastAsia="맑은 고딕" w:hAnsi="맑은 고딕"/>
-          <w:b/>
-          <w:bCs/>
-          <w:color w:val="000000"/>
-          <w:sz w:val="22"/>
-          <w:szCs w:val="22"/>
-        </w:rPr>
-        <w:t xml:space="preserve">표 7. 구독 등급별 요청 한도</w:t>
-      </w:r>
-    </w:p>
-    <w:tbl>
-      <w:tblPr>
-        <w:tblW w:type="auto" w:w="100"/>
-        <w:tblBorders>
-          <w:top w:val="single" w:color="auto" w:sz="4"/>
-          <w:left w:val="single" w:color="auto" w:sz="4"/>
-          <w:bottom w:val="single" w:color="auto" w:sz="4"/>
-          <w:right w:val="single" w:color="auto" w:sz="4"/>
-          <w:insideH w:val="single" w:color="auto" w:sz="4"/>
-          <w:insideV w:val="single" w:color="auto" w:sz="4"/>
-        </w:tblBorders>
-      </w:tblPr>
-      <w:tblGrid>
-        <w:gridCol w:w="3967"/>
-        <w:gridCol w:w="3967"/>
-      </w:tblGrid>
-      <w:tr>
-        <w:tc>
-          <w:tcPr>
-            <w:tcW w:type="dxa" w:w="3967"/>
-            <w:tcBorders>
-              <w:top w:val="single" w:color="AAAAAA" w:sz="1"/>
-              <w:left w:val="single" w:color="AAAAAA" w:sz="1"/>
-              <w:bottom w:val="single" w:color="AAAAAA" w:sz="1"/>
-              <w:right w:val="single" w:color="AAAAAA" w:sz="1"/>
-            </w:tcBorders>
-            <w:shd w:fill="D9E2F3" w:val="clear"/>
-            <w:vAlign w:val="center"/>
-          </w:tcPr>
-          <w:p>
-            <w:pPr>
-              <w:spacing w:after="40" w:before="40"/>
-              <w:jc w:val="center"/>
-            </w:pPr>
-            <w:r>
-              <w:rPr>
-                <w:rFonts w:ascii="맑은 고딕" w:cs="맑은 고딕" w:eastAsia="맑은 고딕" w:hAnsi="맑은 고딕"/>
-                <w:b/>
-                <w:bCs/>
-                <w:color w:val="000000"/>
-                <w:sz w:val="20"/>
-                <w:szCs w:val="20"/>
-              </w:rPr>
-              <w:t xml:space="preserve">구독 등급</w:t>
-            </w:r>
-          </w:p>
-        </w:tc>
-        <w:tc>
-          <w:tcPr>
-            <w:tcW w:type="dxa" w:w="3967"/>
-            <w:tcBorders>
-              <w:top w:val="single" w:color="AAAAAA" w:sz="1"/>
-              <w:left w:val="single" w:color="AAAAAA" w:sz="1"/>
-              <w:bottom w:val="single" w:color="AAAAAA" w:sz="1"/>
-              <w:right w:val="single" w:color="AAAAAA" w:sz="1"/>
-            </w:tcBorders>
-            <w:shd w:fill="D9E2F3" w:val="clear"/>
-            <w:vAlign w:val="center"/>
-          </w:tcPr>
-          <w:p>
-            <w:pPr>
-              <w:spacing w:after="40" w:before="40"/>
-              <w:jc w:val="center"/>
-            </w:pPr>
-            <w:r>
-              <w:rPr>
-                <w:rFonts w:ascii="맑은 고딕" w:cs="맑은 고딕" w:eastAsia="맑은 고딕" w:hAnsi="맑은 고딕"/>
-                <w:b/>
-                <w:bCs/>
-                <w:color w:val="000000"/>
-                <w:sz w:val="20"/>
-                <w:szCs w:val="20"/>
-              </w:rPr>
-              <w:t xml:space="preserve">분당 허용 요청 수</w:t>
-            </w:r>
-          </w:p>
-        </w:tc>
-      </w:tr>
-      <w:tr>
-        <w:tc>
-          <w:tcPr>
-            <w:tcW w:type="dxa" w:w="3967"/>
-            <w:tcBorders>
-              <w:top w:val="single" w:color="AAAAAA" w:sz="1"/>
-              <w:left w:val="single" w:color="AAAAAA" w:sz="1"/>
-              <w:bottom w:val="single" w:color="AAAAAA" w:sz="1"/>
-              <w:right w:val="single" w:color="AAAAAA" w:sz="1"/>
-            </w:tcBorders>
-            <w:vAlign w:val="center"/>
-          </w:tcPr>
-          <w:p>
-            <w:pPr>
-              <w:spacing w:after="40" w:before="40"/>
-              <w:jc w:val="left"/>
-            </w:pPr>
-            <w:r>
-              <w:rPr>
-                <w:rFonts w:ascii="맑은 고딕" w:cs="맑은 고딕" w:eastAsia="맑은 고딕" w:hAnsi="맑은 고딕"/>
-                <w:b w:val="false"/>
-                <w:bCs w:val="false"/>
-                <w:color w:val="000000"/>
-                <w:sz w:val="20"/>
-                <w:szCs w:val="20"/>
-              </w:rPr>
-              <w:t xml:space="preserve">Enterprise</w:t>
-            </w:r>
-          </w:p>
-        </w:tc>
-        <w:tc>
-          <w:tcPr>
-            <w:tcW w:type="dxa" w:w="3967"/>
-            <w:tcBorders>
-              <w:top w:val="single" w:color="AAAAAA" w:sz="1"/>
-              <w:left w:val="single" w:color="AAAAAA" w:sz="1"/>
-              <w:bottom w:val="single" w:color="AAAAAA" w:sz="1"/>
-              <w:right w:val="single" w:color="AAAAAA" w:sz="1"/>
-            </w:tcBorders>
-            <w:vAlign w:val="center"/>
-          </w:tcPr>
-          <w:p>
-            <w:pPr>
-              <w:spacing w:after="40" w:before="40"/>
-              <w:jc w:val="left"/>
-            </w:pPr>
-            <w:r>
-              <w:rPr>
-                <w:rFonts w:ascii="맑은 고딕" w:cs="맑은 고딕" w:eastAsia="맑은 고딕" w:hAnsi="맑은 고딕"/>
-                <w:b w:val="false"/>
-                <w:bCs w:val="false"/>
-                <w:color w:val="000000"/>
-                <w:sz w:val="20"/>
-                <w:szCs w:val="20"/>
-              </w:rPr>
-              <w:t xml:space="preserve">100 req/min</w:t>
-            </w:r>
-          </w:p>
-        </w:tc>
-      </w:tr>
-      <w:tr>
-        <w:tc>
-          <w:tcPr>
-            <w:tcW w:type="dxa" w:w="3967"/>
-            <w:tcBorders>
-              <w:top w:val="single" w:color="AAAAAA" w:sz="1"/>
-              <w:left w:val="single" w:color="AAAAAA" w:sz="1"/>
-              <w:bottom w:val="single" w:color="AAAAAA" w:sz="1"/>
-              <w:right w:val="single" w:color="AAAAAA" w:sz="1"/>
-            </w:tcBorders>
-            <w:vAlign w:val="center"/>
-          </w:tcPr>
-          <w:p>
-            <w:pPr>
-              <w:spacing w:after="40" w:before="40"/>
-              <w:jc w:val="left"/>
-            </w:pPr>
-            <w:r>
-              <w:rPr>
-                <w:rFonts w:ascii="맑은 고딕" w:cs="맑은 고딕" w:eastAsia="맑은 고딕" w:hAnsi="맑은 고딕"/>
-                <w:b w:val="false"/>
-                <w:bCs w:val="false"/>
-                <w:color w:val="000000"/>
-                <w:sz w:val="20"/>
-                <w:szCs w:val="20"/>
-              </w:rPr>
-              <w:t xml:space="preserve">Premium</w:t>
-            </w:r>
-          </w:p>
-        </w:tc>
-        <w:tc>
-          <w:tcPr>
-            <w:tcW w:type="dxa" w:w="3967"/>
-            <w:tcBorders>
-              <w:top w:val="single" w:color="AAAAAA" w:sz="1"/>
-              <w:left w:val="single" w:color="AAAAAA" w:sz="1"/>
-              <w:bottom w:val="single" w:color="AAAAAA" w:sz="1"/>
-              <w:right w:val="single" w:color="AAAAAA" w:sz="1"/>
-            </w:tcBorders>
-            <w:vAlign w:val="center"/>
-          </w:tcPr>
-          <w:p>
-            <w:pPr>
-              <w:spacing w:after="40" w:before="40"/>
-              <w:jc w:val="left"/>
-            </w:pPr>
-            <w:r>
-              <w:rPr>
-                <w:rFonts w:ascii="맑은 고딕" w:cs="맑은 고딕" w:eastAsia="맑은 고딕" w:hAnsi="맑은 고딕"/>
-                <w:b w:val="false"/>
-                <w:bCs w:val="false"/>
-                <w:color w:val="000000"/>
-                <w:sz w:val="20"/>
-                <w:szCs w:val="20"/>
-              </w:rPr>
-              <w:t xml:space="preserve">50 req/min</w:t>
-            </w:r>
-          </w:p>
-        </w:tc>
-      </w:tr>
-      <w:tr>
-        <w:tc>
-          <w:tcPr>
-            <w:tcW w:type="dxa" w:w="3967"/>
-            <w:tcBorders>
-              <w:top w:val="single" w:color="AAAAAA" w:sz="1"/>
-              <w:left w:val="single" w:color="AAAAAA" w:sz="1"/>
-              <w:bottom w:val="single" w:color="AAAAAA" w:sz="1"/>
-              <w:right w:val="single" w:color="AAAAAA" w:sz="1"/>
-            </w:tcBorders>
-            <w:vAlign w:val="center"/>
-          </w:tcPr>
-          <w:p>
-            <w:pPr>
-              <w:spacing w:after="40" w:before="40"/>
-              <w:jc w:val="left"/>
-            </w:pPr>
-            <w:r>
-              <w:rPr>
-                <w:rFonts w:ascii="맑은 고딕" w:cs="맑은 고딕" w:eastAsia="맑은 고딕" w:hAnsi="맑은 고딕"/>
-                <w:b w:val="false"/>
-                <w:bCs w:val="false"/>
-                <w:color w:val="000000"/>
-                <w:sz w:val="20"/>
-                <w:szCs w:val="20"/>
-              </w:rPr>
-              <w:t xml:space="preserve">Standard</w:t>
-            </w:r>
-          </w:p>
-        </w:tc>
-        <w:tc>
-          <w:tcPr>
-            <w:tcW w:type="dxa" w:w="3967"/>
-            <w:tcBorders>
-              <w:top w:val="single" w:color="AAAAAA" w:sz="1"/>
-              <w:left w:val="single" w:color="AAAAAA" w:sz="1"/>
-              <w:bottom w:val="single" w:color="AAAAAA" w:sz="1"/>
-              <w:right w:val="single" w:color="AAAAAA" w:sz="1"/>
-            </w:tcBorders>
-            <w:vAlign w:val="center"/>
-          </w:tcPr>
-          <w:p>
-            <w:pPr>
-              <w:spacing w:after="40" w:before="40"/>
-              <w:jc w:val="left"/>
-            </w:pPr>
-            <w:r>
-              <w:rPr>
-                <w:rFonts w:ascii="맑은 고딕" w:cs="맑은 고딕" w:eastAsia="맑은 고딕" w:hAnsi="맑은 고딕"/>
-                <w:b w:val="false"/>
-                <w:bCs w:val="false"/>
-                <w:color w:val="000000"/>
-                <w:sz w:val="20"/>
-                <w:szCs w:val="20"/>
-              </w:rPr>
-              <w:t xml:space="preserve">10 req/min</w:t>
-            </w:r>
-          </w:p>
-        </w:tc>
-      </w:tr>
-      <w:tr>
-        <w:tc>
-          <w:tcPr>
-            <w:tcW w:type="dxa" w:w="3967"/>
-            <w:tcBorders>
-              <w:top w:val="single" w:color="AAAAAA" w:sz="1"/>
-              <w:left w:val="single" w:color="AAAAAA" w:sz="1"/>
-              <w:bottom w:val="single" w:color="AAAAAA" w:sz="1"/>
-              <w:right w:val="single" w:color="AAAAAA" w:sz="1"/>
-            </w:tcBorders>
-            <w:vAlign w:val="center"/>
-          </w:tcPr>
-          <w:p>
-            <w:pPr>
-              <w:spacing w:after="40" w:before="40"/>
-              <w:jc w:val="left"/>
-            </w:pPr>
-            <w:r>
-              <w:rPr>
-                <w:rFonts w:ascii="맑은 고딕" w:cs="맑은 고딕" w:eastAsia="맑은 고딕" w:hAnsi="맑은 고딕"/>
-                <w:b w:val="false"/>
-                <w:bCs w:val="false"/>
-                <w:color w:val="000000"/>
-                <w:sz w:val="20"/>
-                <w:szCs w:val="20"/>
-              </w:rPr>
-              <w:t xml:space="preserve">Free</w:t>
-            </w:r>
-          </w:p>
-        </w:tc>
-        <w:tc>
-          <w:tcPr>
-            <w:tcW w:type="dxa" w:w="3967"/>
-            <w:tcBorders>
-              <w:top w:val="single" w:color="AAAAAA" w:sz="1"/>
-              <w:left w:val="single" w:color="AAAAAA" w:sz="1"/>
-              <w:bottom w:val="single" w:color="AAAAAA" w:sz="1"/>
-              <w:right w:val="single" w:color="AAAAAA" w:sz="1"/>
-            </w:tcBorders>
-            <w:vAlign w:val="center"/>
-          </w:tcPr>
-          <w:p>
-            <w:pPr>
-              <w:spacing w:after="40" w:before="40"/>
-              <w:jc w:val="left"/>
-            </w:pPr>
-            <w:r>
-              <w:rPr>
-                <w:rFonts w:ascii="맑은 고딕" w:cs="맑은 고딕" w:eastAsia="맑은 고딕" w:hAnsi="맑은 고딕"/>
-                <w:b w:val="false"/>
-                <w:bCs w:val="false"/>
-                <w:color w:val="000000"/>
-                <w:sz w:val="20"/>
-                <w:szCs w:val="20"/>
-              </w:rPr>
-              <w:t xml:space="preserve">5 req/min</w:t>
-            </w:r>
-          </w:p>
-        </w:tc>
-      </w:tr>
-    </w:tbl>
-    <w:p>
-      <w:pPr>
-        <w:spacing w:after="80"/>
-      </w:pPr>
-    </w:p>
-    <w:p>
-      <w:pPr>
-        <w:spacing w:after="120" w:line="360"/>
-      </w:pPr>
-      <w:r>
-        <w:rPr>
-          <w:rFonts w:ascii="맑은 고딕" w:cs="맑은 고딕" w:eastAsia="맑은 고딕" w:hAnsi="맑은 고딕"/>
-          <w:color w:val="000000"/>
-          <w:sz w:val="22"/>
-          <w:szCs w:val="22"/>
-        </w:rPr>
-        <w:t xml:space="preserve">Rate Limiter는 토큰 버킷(Token Bucket) 방식으로 구현하였다. 토큰 버킷은 일정한 속도로 토큰이 생성되고, 요청이 올 때마다 토큰을 하나씩 소모하는 방식이다. 토큰이 남아 있으면 요청이 허용되고, 토큰이 없으면 요청이 거부(HTTP 429 응답)된다. 시간이 지나면 토큰이 다시 채워지므로, 일시적으로 한도를 초과한 사용자도 잠시 후 다시 요청을 보낼 수 있다.</w:t>
-      </w:r>
-    </w:p>
-    <w:p>
-      <w:pPr>
-        <w:spacing w:after="120" w:line="360"/>
-      </w:pPr>
-      <w:r>
-        <w:rPr>
-          <w:rFonts w:ascii="맑은 고딕" w:cs="맑은 고딕" w:eastAsia="맑은 고딕" w:hAnsi="맑은 고딕"/>
-          <w:color w:val="000000"/>
-          <w:sz w:val="22"/>
-          <w:szCs w:val="22"/>
-        </w:rPr>
-        <w:t xml:space="preserve">Rate Limiter는 스케줄러 앞단에서 동작하므로, 어떤 스케줄링 알고리즘을 선택하든 동일하게 적용된다. 한도 내의 요청만 스케줄러에 전달되고, 한도를 초과한 요청은 스케줄러에 도달하기 전에 거부된다.</w:t>
-      </w:r>
-    </w:p>
-    <w:p>
-      <w:pPr>
-        <w:pStyle w:val="Heading2"/>
-        <w:spacing w:after="160" w:before="240"/>
-      </w:pPr>
-      <w:r>
-        <w:rPr>
-          <w:rFonts w:ascii="맑은 고딕" w:cs="맑은 고딕" w:eastAsia="맑은 고딕" w:hAnsi="맑은 고딕"/>
-          <w:b/>
-          <w:bCs/>
-          <w:color w:val="333333"/>
-          <w:sz w:val="24"/>
-          <w:szCs w:val="24"/>
-        </w:rPr>
-        <w:t xml:space="preserve">4.5 구현 결과 요약</w:t>
-      </w:r>
-    </w:p>
-    <w:p>
-      <w:pPr>
-        <w:spacing w:after="120" w:line="360"/>
-      </w:pPr>
-      <w:r>
-        <w:rPr>
-          <w:rFonts w:ascii="맑은 고딕" w:cs="맑은 고딕" w:eastAsia="맑은 고딕" w:hAnsi="맑은 고딕"/>
-          <w:color w:val="000000"/>
-          <w:sz w:val="22"/>
-          <w:szCs w:val="22"/>
-        </w:rPr>
-        <w:t xml:space="preserve">핵심 기능을 구현하고 테스트를 완료하였다.</w:t>
-      </w:r>
-    </w:p>
-    <w:p>
-      <w:pPr>
-        <w:pStyle w:val="ListParagraph"/>
-        <w:numPr>
-          <w:ilvl w:val="0"/>
-          <w:numId w:val="3"/>
-        </w:numPr>
-        <w:spacing w:after="80" w:line="340"/>
-      </w:pPr>
-      <w:r>
-        <w:rPr>
-          <w:rFonts w:ascii="맑은 고딕" w:cs="맑은 고딕" w:eastAsia="맑은 고딕" w:hAnsi="맑은 고딕"/>
-          <w:b/>
-          <w:bCs/>
-          <w:color w:val="000000"/>
-          <w:sz w:val="22"/>
-          <w:szCs w:val="22"/>
-        </w:rPr>
-        <w:t xml:space="preserve">스케줄러</w:t>
-      </w:r>
-      <w:r>
-        <w:rPr>
-          <w:rFonts w:ascii="맑은 고딕" w:cs="맑은 고딕" w:eastAsia="맑은 고딕" w:hAnsi="맑은 고딕"/>
-          <w:color w:val="000000"/>
-          <w:sz w:val="22"/>
-          <w:szCs w:val="22"/>
-        </w:rPr>
-        <w:t xml:space="preserve">: 4개 알고리즘 모두 동작 확인 (FCFS, Priority, MLFQ, WFQ)</w:t>
-      </w:r>
-    </w:p>
-    <w:p>
-      <w:pPr>
-        <w:pStyle w:val="ListParagraph"/>
-        <w:numPr>
-          <w:ilvl w:val="0"/>
-          <w:numId w:val="3"/>
-        </w:numPr>
-        <w:spacing w:after="80" w:line="340"/>
-      </w:pPr>
-      <w:r>
-        <w:rPr>
-          <w:rFonts w:ascii="맑은 고딕" w:cs="맑은 고딕" w:eastAsia="맑은 고딕" w:hAnsi="맑은 고딕"/>
-          <w:b/>
-          <w:bCs/>
-          <w:color w:val="000000"/>
-          <w:sz w:val="22"/>
-          <w:szCs w:val="22"/>
-        </w:rPr>
-        <w:t xml:space="preserve">Rate Limiter</w:t>
-      </w:r>
-      <w:r>
-        <w:rPr>
-          <w:rFonts w:ascii="맑은 고딕" w:cs="맑은 고딕" w:eastAsia="맑은 고딕" w:hAnsi="맑은 고딕"/>
-          <w:color w:val="000000"/>
-          <w:sz w:val="22"/>
-          <w:szCs w:val="22"/>
-        </w:rPr>
-        <w:t xml:space="preserve">: 구독 등급별 요청 제한 기능 구현 및 동작 확인</w:t>
-      </w:r>
-    </w:p>
-    <w:p>
-      <w:pPr>
-        <w:pStyle w:val="ListParagraph"/>
-        <w:numPr>
-          <w:ilvl w:val="0"/>
-          <w:numId w:val="3"/>
-        </w:numPr>
-        <w:spacing w:after="80" w:line="340"/>
-      </w:pPr>
-      <w:r>
-        <w:rPr>
-          <w:rFonts w:ascii="맑은 고딕" w:cs="맑은 고딕" w:eastAsia="맑은 고딕" w:hAnsi="맑은 고딕"/>
-          <w:b/>
-          <w:bCs/>
-          <w:color w:val="000000"/>
-          <w:sz w:val="22"/>
-          <w:szCs w:val="22"/>
-        </w:rPr>
-        <w:t xml:space="preserve">테스트</w:t>
-      </w:r>
-      <w:r>
-        <w:rPr>
-          <w:rFonts w:ascii="맑은 고딕" w:cs="맑은 고딕" w:eastAsia="맑은 고딕" w:hAnsi="맑은 고딕"/>
-          <w:color w:val="000000"/>
-          <w:sz w:val="22"/>
-          <w:szCs w:val="22"/>
-        </w:rPr>
-        <w:t xml:space="preserve">: 각 스케줄러별 단위 테스트를 작성하여 정상 동작을 확인하였다</w:t>
-      </w:r>
-    </w:p>
-    <w:p>
-      <w:pPr>
-        <w:pStyle w:val="ListParagraph"/>
-        <w:numPr>
-          <w:ilvl w:val="0"/>
-          <w:numId w:val="3"/>
-        </w:numPr>
-        <w:spacing w:after="80" w:line="340"/>
-      </w:pPr>
-      <w:r>
-        <w:rPr>
-          <w:rFonts w:ascii="맑은 고딕" w:cs="맑은 고딕" w:eastAsia="맑은 고딕" w:hAnsi="맑은 고딕"/>
-          <w:b/>
-          <w:bCs/>
-          <w:color w:val="000000"/>
-          <w:sz w:val="22"/>
-          <w:szCs w:val="22"/>
-        </w:rPr>
-        <w:t xml:space="preserve">알고리즘 선택</w:t>
-      </w:r>
-      <w:r>
-        <w:rPr>
-          <w:rFonts w:ascii="맑은 고딕" w:cs="맑은 고딕" w:eastAsia="맑은 고딕" w:hAnsi="맑은 고딕"/>
-          <w:color w:val="000000"/>
-          <w:sz w:val="22"/>
-          <w:szCs w:val="22"/>
-        </w:rPr>
-        <w:t xml:space="preserve">: 서버 시작 시 환경변수(`SCHEDULER_TYPE`)로 스케줄링 알고리즘을 선택할 수 있다</w:t>
-      </w:r>
-    </w:p>
-    <w:p>
-      <w:pPr>
-        <w:spacing w:after="120" w:line="360"/>
-      </w:pPr>
-      <w:r>
-        <w:rPr>
-          <w:rFonts w:ascii="맑은 고딕" w:cs="맑은 고딕" w:eastAsia="맑은 고딕" w:hAnsi="맑은 고딕"/>
-          <w:color w:val="000000"/>
-          <w:sz w:val="22"/>
-          <w:szCs w:val="22"/>
-        </w:rPr>
-        <w:t xml:space="preserve">또한, 환경변수로 선택된 스케줄러가 동일한 요청을 알고리즘별로 다른 순서로 처리함을 확인할 수 있도록 실시간 데모 환경을 구성하여, 스케줄링 알고리즘의 차이가 실제 사용자 경험에 미치는 영향을 시각적으로 확인할 수 있도록 하였다.</w:t>
-      </w:r>
-    </w:p>
-    <w:p>
-      <w:pPr>
-        <w:spacing w:after="120" w:line="360"/>
-      </w:pPr>
-      <w:r>
-        <w:rPr>
-          <w:rFonts w:ascii="맑은 고딕" w:cs="맑은 고딕" w:eastAsia="맑은 고딕" w:hAnsi="맑은 고딕"/>
-          <w:color w:val="000000"/>
-          <w:sz w:val="22"/>
-          <w:szCs w:val="22"/>
-        </w:rPr>
-        <w:t xml:space="preserve">다음 장에서는 구현된 네 스케줄러의 동작 특성과 공정성을, 시뮬레이션 실험과 실서버 실험을 통해 비교한 결과를 제시한다.</w:t>
-      </w:r>
-    </w:p>
-    <w:p>
-      <w:r>
-        <w:br w:type="page"/>
-      </w:r>
-    </w:p>
-    <w:p>
-      <w:pPr>
-        <w:pStyle w:val="Heading1"/>
-        <w:spacing w:after="200" w:before="360"/>
-      </w:pPr>
-      <w:r>
-        <w:rPr>
-          <w:rFonts w:ascii="맑은 고딕" w:cs="맑은 고딕" w:eastAsia="맑은 고딕" w:hAnsi="맑은 고딕"/>
-          <w:b/>
-          <w:bCs/>
-          <w:color w:val="000000"/>
-          <w:sz w:val="28"/>
-          <w:szCs w:val="28"/>
-        </w:rPr>
-        <w:t xml:space="preserve">5. 실험 및 평가</w:t>
-      </w:r>
-    </w:p>
-    <w:p>
-      <w:pPr>
-        <w:pStyle w:val="Heading2"/>
-        <w:spacing w:after="160" w:before="240"/>
-      </w:pPr>
-      <w:r>
-        <w:rPr>
-          <w:rFonts w:ascii="맑은 고딕" w:cs="맑은 고딕" w:eastAsia="맑은 고딕" w:hAnsi="맑은 고딕"/>
-          <w:b/>
-          <w:bCs/>
-          <w:color w:val="333333"/>
-          <w:sz w:val="24"/>
-          <w:szCs w:val="24"/>
-        </w:rPr>
-        <w:t xml:space="preserve">5.1 실험 환경</w:t>
-      </w:r>
-    </w:p>
-    <w:p>
-      <w:pPr>
-        <w:spacing w:after="120" w:line="360"/>
-      </w:pPr>
-      <w:r>
-        <w:rPr>
-          <w:rFonts w:ascii="맑은 고딕" w:cs="맑은 고딕" w:eastAsia="맑은 고딕" w:hAnsi="맑은 고딕"/>
-          <w:color w:val="000000"/>
-          <w:sz w:val="22"/>
-          <w:szCs w:val="22"/>
-        </w:rPr>
-        <w:t xml:space="preserve">실험은 크게 세 가지로 구분된다 (그림 5). 기본 실험과 MLFQ 선점형 실험은 시간 기반 시뮬레이션으로, 실서버 실험은 Ollama를 활용한 실제 LLM 호출로 수행하였다.</w:t>
+        <w:t xml:space="preserve">실험은 기본 실험, MLFQ 선점형 실험, 실서버 실험 세 가지로 구분된다 (그림 5). 앞의 두 실험은 시간 기반 시뮬레이션, 실서버 실험은 Ollama를 활용한 실제 LLM 호출로 수행하였다. 시뮬레이션은 요청에 처리 시간을 미리 지정한 뒤 스케줄러가 결정한 순서대로 한 건씩 순차 처리하는 방식으로, 네트워크 지연이나 LLM 상태 변동 없이 알고리즘 자체의 특성만 비교할 수 있다.</w:t>
       </w:r>
     </w:p>
     <w:p>
@@ -6846,31 +4654,6 @@
     </w:p>
     <w:p>
       <w:pPr>
-        <w:spacing w:after="120" w:line="360"/>
-      </w:pPr>
-      <w:r>
-        <w:rPr>
-          <w:rFonts w:ascii="맑은 고딕" w:cs="맑은 고딕" w:eastAsia="맑은 고딕" w:hAnsi="맑은 고딕"/>
-          <w:b/>
-          <w:bCs/>
-          <w:color w:val="000000"/>
-          <w:sz w:val="22"/>
-          <w:szCs w:val="22"/>
-        </w:rPr>
-        <w:t xml:space="preserve">시뮬레이션 방식</w:t>
-      </w:r>
-      <w:r>
-        <w:rPr>
-          <w:rFonts w:ascii="맑은 고딕" w:cs="맑은 고딕" w:eastAsia="맑은 고딕" w:hAnsi="맑은 고딕"/>
-          <w:color w:val="000000"/>
-          <w:sz w:val="22"/>
-          <w:szCs w:val="22"/>
-        </w:rPr>
-        <w:t xml:space="preserve">: 실제 LLM을 호출하지 않고, 각 요청에 처리 시간을 미리 지정한 뒤 스케줄러가 선택한 순서대로 한 건씩 순차 처리하는 방식이다. 이렇게 하면 네트워크 지연이나 LLM 상태에 따른 변동 없이, 알고리즘 자체의 스케줄링 특성만 비교할 수 있다.</w:t>
-      </w:r>
-    </w:p>
-    <w:p>
-      <w:pPr>
         <w:spacing w:after="80" w:line="360"/>
       </w:pPr>
       <w:r>
@@ -7523,94 +5306,94 @@
                 <w:sz w:val="20"/>
                 <w:szCs w:val="20"/>
               </w:rPr>
-              <w:t xml:space="preserve">구독 등급</w:t>
-            </w:r>
-          </w:p>
-        </w:tc>
-        <w:tc>
-          <w:tcPr>
-            <w:tcW w:type="dxa" w:w="1983"/>
-            <w:tcBorders>
-              <w:top w:val="single" w:color="AAAAAA" w:sz="1"/>
-              <w:left w:val="single" w:color="AAAAAA" w:sz="1"/>
-              <w:bottom w:val="single" w:color="AAAAAA" w:sz="1"/>
-              <w:right w:val="single" w:color="AAAAAA" w:sz="1"/>
-            </w:tcBorders>
-            <w:vAlign w:val="center"/>
-          </w:tcPr>
-          <w:p>
-            <w:pPr>
-              <w:spacing w:after="40" w:before="40"/>
-              <w:jc w:val="left"/>
-            </w:pPr>
-            <w:r>
-              <w:rPr>
-                <w:rFonts w:ascii="맑은 고딕" w:cs="맑은 고딕" w:eastAsia="맑은 고딕" w:hAnsi="맑은 고딕"/>
-                <w:b w:val="false"/>
-                <w:bCs w:val="false"/>
-                <w:color w:val="000000"/>
-                <w:sz w:val="20"/>
-                <w:szCs w:val="20"/>
-              </w:rPr>
-              <w:t xml:space="preserve">Enterprise, Premium, Standard, Free</w:t>
-            </w:r>
-          </w:p>
-        </w:tc>
-        <w:tc>
-          <w:tcPr>
-            <w:tcW w:type="dxa" w:w="1983"/>
-            <w:tcBorders>
-              <w:top w:val="single" w:color="AAAAAA" w:sz="1"/>
-              <w:left w:val="single" w:color="AAAAAA" w:sz="1"/>
-              <w:bottom w:val="single" w:color="AAAAAA" w:sz="1"/>
-              <w:right w:val="single" w:color="AAAAAA" w:sz="1"/>
-            </w:tcBorders>
-            <w:vAlign w:val="center"/>
-          </w:tcPr>
-          <w:p>
-            <w:pPr>
-              <w:spacing w:after="40" w:before="40"/>
-              <w:jc w:val="left"/>
-            </w:pPr>
-            <w:r>
-              <w:rPr>
-                <w:rFonts w:ascii="맑은 고딕" w:cs="맑은 고딕" w:eastAsia="맑은 고딕" w:hAnsi="맑은 고딕"/>
-                <w:b w:val="false"/>
-                <w:bCs w:val="false"/>
-                <w:color w:val="000000"/>
-                <w:sz w:val="20"/>
-                <w:szCs w:val="20"/>
-              </w:rPr>
-              <w:t xml:space="preserve">해당 없음</w:t>
-            </w:r>
-          </w:p>
-        </w:tc>
-        <w:tc>
-          <w:tcPr>
-            <w:tcW w:type="dxa" w:w="1983"/>
-            <w:tcBorders>
-              <w:top w:val="single" w:color="AAAAAA" w:sz="1"/>
-              <w:left w:val="single" w:color="AAAAAA" w:sz="1"/>
-              <w:bottom w:val="single" w:color="AAAAAA" w:sz="1"/>
-              <w:right w:val="single" w:color="AAAAAA" w:sz="1"/>
-            </w:tcBorders>
-            <w:vAlign w:val="center"/>
-          </w:tcPr>
-          <w:p>
-            <w:pPr>
-              <w:spacing w:after="40" w:before="40"/>
-              <w:jc w:val="left"/>
-            </w:pPr>
-            <w:r>
-              <w:rPr>
-                <w:rFonts w:ascii="맑은 고딕" w:cs="맑은 고딕" w:eastAsia="맑은 고딕" w:hAnsi="맑은 고딕"/>
-                <w:b w:val="false"/>
-                <w:bCs w:val="false"/>
-                <w:color w:val="000000"/>
-                <w:sz w:val="20"/>
-                <w:szCs w:val="20"/>
-              </w:rPr>
-              <w:t xml:space="preserve">Enterprise, Premium, Standard, Free</w:t>
+              <w:t xml:space="preserve">처리 시간</w:t>
+            </w:r>
+          </w:p>
+        </w:tc>
+        <w:tc>
+          <w:tcPr>
+            <w:tcW w:type="dxa" w:w="1983"/>
+            <w:tcBorders>
+              <w:top w:val="single" w:color="AAAAAA" w:sz="1"/>
+              <w:left w:val="single" w:color="AAAAAA" w:sz="1"/>
+              <w:bottom w:val="single" w:color="AAAAAA" w:sz="1"/>
+              <w:right w:val="single" w:color="AAAAAA" w:sz="1"/>
+            </w:tcBorders>
+            <w:vAlign w:val="center"/>
+          </w:tcPr>
+          <w:p>
+            <w:pPr>
+              <w:spacing w:after="40" w:before="40"/>
+              <w:jc w:val="left"/>
+            </w:pPr>
+            <w:r>
+              <w:rPr>
+                <w:rFonts w:ascii="맑은 고딕" w:cs="맑은 고딕" w:eastAsia="맑은 고딕" w:hAnsi="맑은 고딕"/>
+                <w:b w:val="false"/>
+                <w:bCs w:val="false"/>
+                <w:color w:val="000000"/>
+                <w:sz w:val="20"/>
+                <w:szCs w:val="20"/>
+              </w:rPr>
+              <w:t xml:space="preserve">10~100ms (균일 랜덤)</w:t>
+            </w:r>
+          </w:p>
+        </w:tc>
+        <w:tc>
+          <w:tcPr>
+            <w:tcW w:type="dxa" w:w="1983"/>
+            <w:tcBorders>
+              <w:top w:val="single" w:color="AAAAAA" w:sz="1"/>
+              <w:left w:val="single" w:color="AAAAAA" w:sz="1"/>
+              <w:bottom w:val="single" w:color="AAAAAA" w:sz="1"/>
+              <w:right w:val="single" w:color="AAAAAA" w:sz="1"/>
+            </w:tcBorders>
+            <w:vAlign w:val="center"/>
+          </w:tcPr>
+          <w:p>
+            <w:pPr>
+              <w:spacing w:after="40" w:before="40"/>
+              <w:jc w:val="left"/>
+            </w:pPr>
+            <w:r>
+              <w:rPr>
+                <w:rFonts w:ascii="맑은 고딕" w:cs="맑은 고딕" w:eastAsia="맑은 고딕" w:hAnsi="맑은 고딕"/>
+                <w:b w:val="false"/>
+                <w:bCs w:val="false"/>
+                <w:color w:val="000000"/>
+                <w:sz w:val="20"/>
+                <w:szCs w:val="20"/>
+              </w:rPr>
+              <w:t xml:space="preserve">혼합 (Short/Medium/Long)</w:t>
+            </w:r>
+          </w:p>
+        </w:tc>
+        <w:tc>
+          <w:tcPr>
+            <w:tcW w:type="dxa" w:w="1983"/>
+            <w:tcBorders>
+              <w:top w:val="single" w:color="AAAAAA" w:sz="1"/>
+              <w:left w:val="single" w:color="AAAAAA" w:sz="1"/>
+              <w:bottom w:val="single" w:color="AAAAAA" w:sz="1"/>
+              <w:right w:val="single" w:color="AAAAAA" w:sz="1"/>
+            </w:tcBorders>
+            <w:vAlign w:val="center"/>
+          </w:tcPr>
+          <w:p>
+            <w:pPr>
+              <w:spacing w:after="40" w:before="40"/>
+              <w:jc w:val="left"/>
+            </w:pPr>
+            <w:r>
+              <w:rPr>
+                <w:rFonts w:ascii="맑은 고딕" w:cs="맑은 고딕" w:eastAsia="맑은 고딕" w:hAnsi="맑은 고딕"/>
+                <w:b w:val="false"/>
+                <w:bCs w:val="false"/>
+                <w:color w:val="000000"/>
+                <w:sz w:val="20"/>
+                <w:szCs w:val="20"/>
+              </w:rPr>
+              <w:t xml:space="preserve">실제 LLM 추론 시간</w:t>
             </w:r>
           </w:p>
         </w:tc>
@@ -7641,94 +5424,94 @@
                 <w:sz w:val="20"/>
                 <w:szCs w:val="20"/>
               </w:rPr>
-              <w:t xml:space="preserve">요청 할당</w:t>
-            </w:r>
-          </w:p>
-        </w:tc>
-        <w:tc>
-          <w:tcPr>
-            <w:tcW w:type="dxa" w:w="1983"/>
-            <w:tcBorders>
-              <w:top w:val="single" w:color="AAAAAA" w:sz="1"/>
-              <w:left w:val="single" w:color="AAAAAA" w:sz="1"/>
-              <w:bottom w:val="single" w:color="AAAAAA" w:sz="1"/>
-              <w:right w:val="single" w:color="AAAAAA" w:sz="1"/>
-            </w:tcBorders>
-            <w:vAlign w:val="center"/>
-          </w:tcPr>
-          <w:p>
-            <w:pPr>
-              <w:spacing w:after="40" w:before="40"/>
-              <w:jc w:val="left"/>
-            </w:pPr>
-            <w:r>
-              <w:rPr>
-                <w:rFonts w:ascii="맑은 고딕" w:cs="맑은 고딕" w:eastAsia="맑은 고딕" w:hAnsi="맑은 고딕"/>
-                <w:b w:val="false"/>
-                <w:bCs w:val="false"/>
-                <w:color w:val="000000"/>
-                <w:sz w:val="20"/>
-                <w:szCs w:val="20"/>
-              </w:rPr>
-              <w:t xml:space="preserve">사용자에게 라운드 로빈(순환 배정)</w:t>
-            </w:r>
-          </w:p>
-        </w:tc>
-        <w:tc>
-          <w:tcPr>
-            <w:tcW w:type="dxa" w:w="1983"/>
-            <w:tcBorders>
-              <w:top w:val="single" w:color="AAAAAA" w:sz="1"/>
-              <w:left w:val="single" w:color="AAAAAA" w:sz="1"/>
-              <w:bottom w:val="single" w:color="AAAAAA" w:sz="1"/>
-              <w:right w:val="single" w:color="AAAAAA" w:sz="1"/>
-            </w:tcBorders>
-            <w:vAlign w:val="center"/>
-          </w:tcPr>
-          <w:p>
-            <w:pPr>
-              <w:spacing w:after="40" w:before="40"/>
-              <w:jc w:val="left"/>
-            </w:pPr>
-            <w:r>
-              <w:rPr>
-                <w:rFonts w:ascii="맑은 고딕" w:cs="맑은 고딕" w:eastAsia="맑은 고딕" w:hAnsi="맑은 고딕"/>
-                <w:b w:val="false"/>
-                <w:bCs w:val="false"/>
-                <w:color w:val="000000"/>
-                <w:sz w:val="20"/>
-                <w:szCs w:val="20"/>
-              </w:rPr>
-              <w:t xml:space="preserve">해당 없음</w:t>
-            </w:r>
-          </w:p>
-        </w:tc>
-        <w:tc>
-          <w:tcPr>
-            <w:tcW w:type="dxa" w:w="1983"/>
-            <w:tcBorders>
-              <w:top w:val="single" w:color="AAAAAA" w:sz="1"/>
-              <w:left w:val="single" w:color="AAAAAA" w:sz="1"/>
-              <w:bottom w:val="single" w:color="AAAAAA" w:sz="1"/>
-              <w:right w:val="single" w:color="AAAAAA" w:sz="1"/>
-            </w:tcBorders>
-            <w:vAlign w:val="center"/>
-          </w:tcPr>
-          <w:p>
-            <w:pPr>
-              <w:spacing w:after="40" w:before="40"/>
-              <w:jc w:val="left"/>
-            </w:pPr>
-            <w:r>
-              <w:rPr>
-                <w:rFonts w:ascii="맑은 고딕" w:cs="맑은 고딕" w:eastAsia="맑은 고딕" w:hAnsi="맑은 고딕"/>
-                <w:b w:val="false"/>
-                <w:bCs w:val="false"/>
-                <w:color w:val="000000"/>
-                <w:sz w:val="20"/>
-                <w:szCs w:val="20"/>
-              </w:rPr>
-              <w:t xml:space="preserve">등급별 5건씩</w:t>
+              <w:t xml:space="preserve">도착 패턴</w:t>
+            </w:r>
+          </w:p>
+        </w:tc>
+        <w:tc>
+          <w:tcPr>
+            <w:tcW w:type="dxa" w:w="1983"/>
+            <w:tcBorders>
+              <w:top w:val="single" w:color="AAAAAA" w:sz="1"/>
+              <w:left w:val="single" w:color="AAAAAA" w:sz="1"/>
+              <w:bottom w:val="single" w:color="AAAAAA" w:sz="1"/>
+              <w:right w:val="single" w:color="AAAAAA" w:sz="1"/>
+            </w:tcBorders>
+            <w:vAlign w:val="center"/>
+          </w:tcPr>
+          <w:p>
+            <w:pPr>
+              <w:spacing w:after="40" w:before="40"/>
+              <w:jc w:val="left"/>
+            </w:pPr>
+            <w:r>
+              <w:rPr>
+                <w:rFonts w:ascii="맑은 고딕" w:cs="맑은 고딕" w:eastAsia="맑은 고딕" w:hAnsi="맑은 고딕"/>
+                <w:b w:val="false"/>
+                <w:bCs w:val="false"/>
+                <w:color w:val="000000"/>
+                <w:sz w:val="20"/>
+                <w:szCs w:val="20"/>
+              </w:rPr>
+              <w:t xml:space="preserve">순차 도착 (1~10ms 간격)</w:t>
+            </w:r>
+          </w:p>
+        </w:tc>
+        <w:tc>
+          <w:tcPr>
+            <w:tcW w:type="dxa" w:w="1983"/>
+            <w:tcBorders>
+              <w:top w:val="single" w:color="AAAAAA" w:sz="1"/>
+              <w:left w:val="single" w:color="AAAAAA" w:sz="1"/>
+              <w:bottom w:val="single" w:color="AAAAAA" w:sz="1"/>
+              <w:right w:val="single" w:color="AAAAAA" w:sz="1"/>
+            </w:tcBorders>
+            <w:vAlign w:val="center"/>
+          </w:tcPr>
+          <w:p>
+            <w:pPr>
+              <w:spacing w:after="40" w:before="40"/>
+              <w:jc w:val="left"/>
+            </w:pPr>
+            <w:r>
+              <w:rPr>
+                <w:rFonts w:ascii="맑은 고딕" w:cs="맑은 고딕" w:eastAsia="맑은 고딕" w:hAnsi="맑은 고딕"/>
+                <w:b w:val="false"/>
+                <w:bCs w:val="false"/>
+                <w:color w:val="000000"/>
+                <w:sz w:val="20"/>
+                <w:szCs w:val="20"/>
+              </w:rPr>
+              <w:t xml:space="preserve">버스트 (20건 동시 x 25회)</w:t>
+            </w:r>
+          </w:p>
+        </w:tc>
+        <w:tc>
+          <w:tcPr>
+            <w:tcW w:type="dxa" w:w="1983"/>
+            <w:tcBorders>
+              <w:top w:val="single" w:color="AAAAAA" w:sz="1"/>
+              <w:left w:val="single" w:color="AAAAAA" w:sz="1"/>
+              <w:bottom w:val="single" w:color="AAAAAA" w:sz="1"/>
+              <w:right w:val="single" w:color="AAAAAA" w:sz="1"/>
+            </w:tcBorders>
+            <w:vAlign w:val="center"/>
+          </w:tcPr>
+          <w:p>
+            <w:pPr>
+              <w:spacing w:after="40" w:before="40"/>
+              <w:jc w:val="left"/>
+            </w:pPr>
+            <w:r>
+              <w:rPr>
+                <w:rFonts w:ascii="맑은 고딕" w:cs="맑은 고딕" w:eastAsia="맑은 고딕" w:hAnsi="맑은 고딕"/>
+                <w:b w:val="false"/>
+                <w:bCs w:val="false"/>
+                <w:color w:val="000000"/>
+                <w:sz w:val="20"/>
+                <w:szCs w:val="20"/>
+              </w:rPr>
+              <w:t xml:space="preserve">버스트 (20건 동시)</w:t>
             </w:r>
           </w:p>
         </w:tc>
@@ -7759,94 +5542,94 @@
                 <w:sz w:val="20"/>
                 <w:szCs w:val="20"/>
               </w:rPr>
-              <w:t xml:space="preserve">처리 시간</w:t>
-            </w:r>
-          </w:p>
-        </w:tc>
-        <w:tc>
-          <w:tcPr>
-            <w:tcW w:type="dxa" w:w="1983"/>
-            <w:tcBorders>
-              <w:top w:val="single" w:color="AAAAAA" w:sz="1"/>
-              <w:left w:val="single" w:color="AAAAAA" w:sz="1"/>
-              <w:bottom w:val="single" w:color="AAAAAA" w:sz="1"/>
-              <w:right w:val="single" w:color="AAAAAA" w:sz="1"/>
-            </w:tcBorders>
-            <w:vAlign w:val="center"/>
-          </w:tcPr>
-          <w:p>
-            <w:pPr>
-              <w:spacing w:after="40" w:before="40"/>
-              <w:jc w:val="left"/>
-            </w:pPr>
-            <w:r>
-              <w:rPr>
-                <w:rFonts w:ascii="맑은 고딕" w:cs="맑은 고딕" w:eastAsia="맑은 고딕" w:hAnsi="맑은 고딕"/>
-                <w:b w:val="false"/>
-                <w:bCs w:val="false"/>
-                <w:color w:val="000000"/>
-                <w:sz w:val="20"/>
-                <w:szCs w:val="20"/>
-              </w:rPr>
-              <w:t xml:space="preserve">10~100ms (균일 랜덤)</w:t>
-            </w:r>
-          </w:p>
-        </w:tc>
-        <w:tc>
-          <w:tcPr>
-            <w:tcW w:type="dxa" w:w="1983"/>
-            <w:tcBorders>
-              <w:top w:val="single" w:color="AAAAAA" w:sz="1"/>
-              <w:left w:val="single" w:color="AAAAAA" w:sz="1"/>
-              <w:bottom w:val="single" w:color="AAAAAA" w:sz="1"/>
-              <w:right w:val="single" w:color="AAAAAA" w:sz="1"/>
-            </w:tcBorders>
-            <w:vAlign w:val="center"/>
-          </w:tcPr>
-          <w:p>
-            <w:pPr>
-              <w:spacing w:after="40" w:before="40"/>
-              <w:jc w:val="left"/>
-            </w:pPr>
-            <w:r>
-              <w:rPr>
-                <w:rFonts w:ascii="맑은 고딕" w:cs="맑은 고딕" w:eastAsia="맑은 고딕" w:hAnsi="맑은 고딕"/>
-                <w:b w:val="false"/>
-                <w:bCs w:val="false"/>
-                <w:color w:val="000000"/>
-                <w:sz w:val="20"/>
-                <w:szCs w:val="20"/>
-              </w:rPr>
-              <w:t xml:space="preserve">혼합 (Short/Medium/Long)</w:t>
-            </w:r>
-          </w:p>
-        </w:tc>
-        <w:tc>
-          <w:tcPr>
-            <w:tcW w:type="dxa" w:w="1983"/>
-            <w:tcBorders>
-              <w:top w:val="single" w:color="AAAAAA" w:sz="1"/>
-              <w:left w:val="single" w:color="AAAAAA" w:sz="1"/>
-              <w:bottom w:val="single" w:color="AAAAAA" w:sz="1"/>
-              <w:right w:val="single" w:color="AAAAAA" w:sz="1"/>
-            </w:tcBorders>
-            <w:vAlign w:val="center"/>
-          </w:tcPr>
-          <w:p>
-            <w:pPr>
-              <w:spacing w:after="40" w:before="40"/>
-              <w:jc w:val="left"/>
-            </w:pPr>
-            <w:r>
-              <w:rPr>
-                <w:rFonts w:ascii="맑은 고딕" w:cs="맑은 고딕" w:eastAsia="맑은 고딕" w:hAnsi="맑은 고딕"/>
-                <w:b w:val="false"/>
-                <w:bCs w:val="false"/>
-                <w:color w:val="000000"/>
-                <w:sz w:val="20"/>
-                <w:szCs w:val="20"/>
-              </w:rPr>
-              <w:t xml:space="preserve">실제 LLM 추론 시간</w:t>
+              <w:t xml:space="preserve">MLFQ 모드</w:t>
+            </w:r>
+          </w:p>
+        </w:tc>
+        <w:tc>
+          <w:tcPr>
+            <w:tcW w:type="dxa" w:w="1983"/>
+            <w:tcBorders>
+              <w:top w:val="single" w:color="AAAAAA" w:sz="1"/>
+              <w:left w:val="single" w:color="AAAAAA" w:sz="1"/>
+              <w:bottom w:val="single" w:color="AAAAAA" w:sz="1"/>
+              <w:right w:val="single" w:color="AAAAAA" w:sz="1"/>
+            </w:tcBorders>
+            <w:vAlign w:val="center"/>
+          </w:tcPr>
+          <w:p>
+            <w:pPr>
+              <w:spacing w:after="40" w:before="40"/>
+              <w:jc w:val="left"/>
+            </w:pPr>
+            <w:r>
+              <w:rPr>
+                <w:rFonts w:ascii="맑은 고딕" w:cs="맑은 고딕" w:eastAsia="맑은 고딕" w:hAnsi="맑은 고딕"/>
+                <w:b w:val="false"/>
+                <w:bCs w:val="false"/>
+                <w:color w:val="000000"/>
+                <w:sz w:val="20"/>
+                <w:szCs w:val="20"/>
+              </w:rPr>
+              <w:t xml:space="preserve">비선점형</w:t>
+            </w:r>
+          </w:p>
+        </w:tc>
+        <w:tc>
+          <w:tcPr>
+            <w:tcW w:type="dxa" w:w="1983"/>
+            <w:tcBorders>
+              <w:top w:val="single" w:color="AAAAAA" w:sz="1"/>
+              <w:left w:val="single" w:color="AAAAAA" w:sz="1"/>
+              <w:bottom w:val="single" w:color="AAAAAA" w:sz="1"/>
+              <w:right w:val="single" w:color="AAAAAA" w:sz="1"/>
+            </w:tcBorders>
+            <w:vAlign w:val="center"/>
+          </w:tcPr>
+          <w:p>
+            <w:pPr>
+              <w:spacing w:after="40" w:before="40"/>
+              <w:jc w:val="left"/>
+            </w:pPr>
+            <w:r>
+              <w:rPr>
+                <w:rFonts w:ascii="맑은 고딕" w:cs="맑은 고딕" w:eastAsia="맑은 고딕" w:hAnsi="맑은 고딕"/>
+                <w:b w:val="false"/>
+                <w:bCs w:val="false"/>
+                <w:color w:val="000000"/>
+                <w:sz w:val="20"/>
+                <w:szCs w:val="20"/>
+              </w:rPr>
+              <w:t xml:space="preserve">선점형 (500ms 간격)</w:t>
+            </w:r>
+          </w:p>
+        </w:tc>
+        <w:tc>
+          <w:tcPr>
+            <w:tcW w:type="dxa" w:w="1983"/>
+            <w:tcBorders>
+              <w:top w:val="single" w:color="AAAAAA" w:sz="1"/>
+              <w:left w:val="single" w:color="AAAAAA" w:sz="1"/>
+              <w:bottom w:val="single" w:color="AAAAAA" w:sz="1"/>
+              <w:right w:val="single" w:color="AAAAAA" w:sz="1"/>
+            </w:tcBorders>
+            <w:vAlign w:val="center"/>
+          </w:tcPr>
+          <w:p>
+            <w:pPr>
+              <w:spacing w:after="40" w:before="40"/>
+              <w:jc w:val="left"/>
+            </w:pPr>
+            <w:r>
+              <w:rPr>
+                <w:rFonts w:ascii="맑은 고딕" w:cs="맑은 고딕" w:eastAsia="맑은 고딕" w:hAnsi="맑은 고딕"/>
+                <w:b w:val="false"/>
+                <w:bCs w:val="false"/>
+                <w:color w:val="000000"/>
+                <w:sz w:val="20"/>
+                <w:szCs w:val="20"/>
+              </w:rPr>
+              <w:t xml:space="preserve">비선점형</w:t>
             </w:r>
           </w:p>
         </w:tc>
@@ -7877,94 +5660,94 @@
                 <w:sz w:val="20"/>
                 <w:szCs w:val="20"/>
               </w:rPr>
-              <w:t xml:space="preserve">도착 패턴</w:t>
-            </w:r>
-          </w:p>
-        </w:tc>
-        <w:tc>
-          <w:tcPr>
-            <w:tcW w:type="dxa" w:w="1983"/>
-            <w:tcBorders>
-              <w:top w:val="single" w:color="AAAAAA" w:sz="1"/>
-              <w:left w:val="single" w:color="AAAAAA" w:sz="1"/>
-              <w:bottom w:val="single" w:color="AAAAAA" w:sz="1"/>
-              <w:right w:val="single" w:color="AAAAAA" w:sz="1"/>
-            </w:tcBorders>
-            <w:vAlign w:val="center"/>
-          </w:tcPr>
-          <w:p>
-            <w:pPr>
-              <w:spacing w:after="40" w:before="40"/>
-              <w:jc w:val="left"/>
-            </w:pPr>
-            <w:r>
-              <w:rPr>
-                <w:rFonts w:ascii="맑은 고딕" w:cs="맑은 고딕" w:eastAsia="맑은 고딕" w:hAnsi="맑은 고딕"/>
-                <w:b w:val="false"/>
-                <w:bCs w:val="false"/>
-                <w:color w:val="000000"/>
-                <w:sz w:val="20"/>
-                <w:szCs w:val="20"/>
-              </w:rPr>
-              <w:t xml:space="preserve">순차 도착 (1~10ms 간격)</w:t>
-            </w:r>
-          </w:p>
-        </w:tc>
-        <w:tc>
-          <w:tcPr>
-            <w:tcW w:type="dxa" w:w="1983"/>
-            <w:tcBorders>
-              <w:top w:val="single" w:color="AAAAAA" w:sz="1"/>
-              <w:left w:val="single" w:color="AAAAAA" w:sz="1"/>
-              <w:bottom w:val="single" w:color="AAAAAA" w:sz="1"/>
-              <w:right w:val="single" w:color="AAAAAA" w:sz="1"/>
-            </w:tcBorders>
-            <w:vAlign w:val="center"/>
-          </w:tcPr>
-          <w:p>
-            <w:pPr>
-              <w:spacing w:after="40" w:before="40"/>
-              <w:jc w:val="left"/>
-            </w:pPr>
-            <w:r>
-              <w:rPr>
-                <w:rFonts w:ascii="맑은 고딕" w:cs="맑은 고딕" w:eastAsia="맑은 고딕" w:hAnsi="맑은 고딕"/>
-                <w:b w:val="false"/>
-                <w:bCs w:val="false"/>
-                <w:color w:val="000000"/>
-                <w:sz w:val="20"/>
-                <w:szCs w:val="20"/>
-              </w:rPr>
-              <w:t xml:space="preserve">버스트 (20건 동시 x 25회, 2초 간격)</w:t>
-            </w:r>
-          </w:p>
-        </w:tc>
-        <w:tc>
-          <w:tcPr>
-            <w:tcW w:type="dxa" w:w="1983"/>
-            <w:tcBorders>
-              <w:top w:val="single" w:color="AAAAAA" w:sz="1"/>
-              <w:left w:val="single" w:color="AAAAAA" w:sz="1"/>
-              <w:bottom w:val="single" w:color="AAAAAA" w:sz="1"/>
-              <w:right w:val="single" w:color="AAAAAA" w:sz="1"/>
-            </w:tcBorders>
-            <w:vAlign w:val="center"/>
-          </w:tcPr>
-          <w:p>
-            <w:pPr>
-              <w:spacing w:after="40" w:before="40"/>
-              <w:jc w:val="left"/>
-            </w:pPr>
-            <w:r>
-              <w:rPr>
-                <w:rFonts w:ascii="맑은 고딕" w:cs="맑은 고딕" w:eastAsia="맑은 고딕" w:hAnsi="맑은 고딕"/>
-                <w:b w:val="false"/>
-                <w:bCs w:val="false"/>
-                <w:color w:val="000000"/>
-                <w:sz w:val="20"/>
-                <w:szCs w:val="20"/>
-              </w:rPr>
-              <w:t xml:space="preserve">버스트 (20건 동시 도착)</w:t>
+              <w:t xml:space="preserve">비교 대상</w:t>
+            </w:r>
+          </w:p>
+        </w:tc>
+        <w:tc>
+          <w:tcPr>
+            <w:tcW w:type="dxa" w:w="1983"/>
+            <w:tcBorders>
+              <w:top w:val="single" w:color="AAAAAA" w:sz="1"/>
+              <w:left w:val="single" w:color="AAAAAA" w:sz="1"/>
+              <w:bottom w:val="single" w:color="AAAAAA" w:sz="1"/>
+              <w:right w:val="single" w:color="AAAAAA" w:sz="1"/>
+            </w:tcBorders>
+            <w:vAlign w:val="center"/>
+          </w:tcPr>
+          <w:p>
+            <w:pPr>
+              <w:spacing w:after="40" w:before="40"/>
+              <w:jc w:val="left"/>
+            </w:pPr>
+            <w:r>
+              <w:rPr>
+                <w:rFonts w:ascii="맑은 고딕" w:cs="맑은 고딕" w:eastAsia="맑은 고딕" w:hAnsi="맑은 고딕"/>
+                <w:b w:val="false"/>
+                <w:bCs w:val="false"/>
+                <w:color w:val="000000"/>
+                <w:sz w:val="20"/>
+                <w:szCs w:val="20"/>
+              </w:rPr>
+              <w:t xml:space="preserve">FCFS, Priority, MLFQ, WFQ</w:t>
+            </w:r>
+          </w:p>
+        </w:tc>
+        <w:tc>
+          <w:tcPr>
+            <w:tcW w:type="dxa" w:w="1983"/>
+            <w:tcBorders>
+              <w:top w:val="single" w:color="AAAAAA" w:sz="1"/>
+              <w:left w:val="single" w:color="AAAAAA" w:sz="1"/>
+              <w:bottom w:val="single" w:color="AAAAAA" w:sz="1"/>
+              <w:right w:val="single" w:color="AAAAAA" w:sz="1"/>
+            </w:tcBorders>
+            <w:vAlign w:val="center"/>
+          </w:tcPr>
+          <w:p>
+            <w:pPr>
+              <w:spacing w:after="40" w:before="40"/>
+              <w:jc w:val="left"/>
+            </w:pPr>
+            <w:r>
+              <w:rPr>
+                <w:rFonts w:ascii="맑은 고딕" w:cs="맑은 고딕" w:eastAsia="맑은 고딕" w:hAnsi="맑은 고딕"/>
+                <w:b w:val="false"/>
+                <w:bCs w:val="false"/>
+                <w:color w:val="000000"/>
+                <w:sz w:val="20"/>
+                <w:szCs w:val="20"/>
+              </w:rPr>
+              <w:t xml:space="preserve">FCFS vs MLFQ(선점형)</w:t>
+            </w:r>
+          </w:p>
+        </w:tc>
+        <w:tc>
+          <w:tcPr>
+            <w:tcW w:type="dxa" w:w="1983"/>
+            <w:tcBorders>
+              <w:top w:val="single" w:color="AAAAAA" w:sz="1"/>
+              <w:left w:val="single" w:color="AAAAAA" w:sz="1"/>
+              <w:bottom w:val="single" w:color="AAAAAA" w:sz="1"/>
+              <w:right w:val="single" w:color="AAAAAA" w:sz="1"/>
+            </w:tcBorders>
+            <w:vAlign w:val="center"/>
+          </w:tcPr>
+          <w:p>
+            <w:pPr>
+              <w:spacing w:after="40" w:before="40"/>
+              <w:jc w:val="left"/>
+            </w:pPr>
+            <w:r>
+              <w:rPr>
+                <w:rFonts w:ascii="맑은 고딕" w:cs="맑은 고딕" w:eastAsia="맑은 고딕" w:hAnsi="맑은 고딕"/>
+                <w:b w:val="false"/>
+                <w:bCs w:val="false"/>
+                <w:color w:val="000000"/>
+                <w:sz w:val="20"/>
+                <w:szCs w:val="20"/>
+              </w:rPr>
+              <w:t xml:space="preserve">FCFS, Priority, WFQ</w:t>
             </w:r>
           </w:p>
         </w:tc>
@@ -7995,242 +5778,6 @@
                 <w:sz w:val="20"/>
                 <w:szCs w:val="20"/>
               </w:rPr>
-              <w:t xml:space="preserve">MLFQ 모드</w:t>
-            </w:r>
-          </w:p>
-        </w:tc>
-        <w:tc>
-          <w:tcPr>
-            <w:tcW w:type="dxa" w:w="1983"/>
-            <w:tcBorders>
-              <w:top w:val="single" w:color="AAAAAA" w:sz="1"/>
-              <w:left w:val="single" w:color="AAAAAA" w:sz="1"/>
-              <w:bottom w:val="single" w:color="AAAAAA" w:sz="1"/>
-              <w:right w:val="single" w:color="AAAAAA" w:sz="1"/>
-            </w:tcBorders>
-            <w:vAlign w:val="center"/>
-          </w:tcPr>
-          <w:p>
-            <w:pPr>
-              <w:spacing w:after="40" w:before="40"/>
-              <w:jc w:val="left"/>
-            </w:pPr>
-            <w:r>
-              <w:rPr>
-                <w:rFonts w:ascii="맑은 고딕" w:cs="맑은 고딕" w:eastAsia="맑은 고딕" w:hAnsi="맑은 고딕"/>
-                <w:b w:val="false"/>
-                <w:bCs w:val="false"/>
-                <w:color w:val="000000"/>
-                <w:sz w:val="20"/>
-                <w:szCs w:val="20"/>
-              </w:rPr>
-              <w:t xml:space="preserve">비선점형</w:t>
-            </w:r>
-          </w:p>
-        </w:tc>
-        <w:tc>
-          <w:tcPr>
-            <w:tcW w:type="dxa" w:w="1983"/>
-            <w:tcBorders>
-              <w:top w:val="single" w:color="AAAAAA" w:sz="1"/>
-              <w:left w:val="single" w:color="AAAAAA" w:sz="1"/>
-              <w:bottom w:val="single" w:color="AAAAAA" w:sz="1"/>
-              <w:right w:val="single" w:color="AAAAAA" w:sz="1"/>
-            </w:tcBorders>
-            <w:vAlign w:val="center"/>
-          </w:tcPr>
-          <w:p>
-            <w:pPr>
-              <w:spacing w:after="40" w:before="40"/>
-              <w:jc w:val="left"/>
-            </w:pPr>
-            <w:r>
-              <w:rPr>
-                <w:rFonts w:ascii="맑은 고딕" w:cs="맑은 고딕" w:eastAsia="맑은 고딕" w:hAnsi="맑은 고딕"/>
-                <w:b w:val="false"/>
-                <w:bCs w:val="false"/>
-                <w:color w:val="000000"/>
-                <w:sz w:val="20"/>
-                <w:szCs w:val="20"/>
-              </w:rPr>
-              <w:t xml:space="preserve">선점형 (500ms 간격 확인)</w:t>
-            </w:r>
-          </w:p>
-        </w:tc>
-        <w:tc>
-          <w:tcPr>
-            <w:tcW w:type="dxa" w:w="1983"/>
-            <w:tcBorders>
-              <w:top w:val="single" w:color="AAAAAA" w:sz="1"/>
-              <w:left w:val="single" w:color="AAAAAA" w:sz="1"/>
-              <w:bottom w:val="single" w:color="AAAAAA" w:sz="1"/>
-              <w:right w:val="single" w:color="AAAAAA" w:sz="1"/>
-            </w:tcBorders>
-            <w:vAlign w:val="center"/>
-          </w:tcPr>
-          <w:p>
-            <w:pPr>
-              <w:spacing w:after="40" w:before="40"/>
-              <w:jc w:val="left"/>
-            </w:pPr>
-            <w:r>
-              <w:rPr>
-                <w:rFonts w:ascii="맑은 고딕" w:cs="맑은 고딕" w:eastAsia="맑은 고딕" w:hAnsi="맑은 고딕"/>
-                <w:b w:val="false"/>
-                <w:bCs w:val="false"/>
-                <w:color w:val="000000"/>
-                <w:sz w:val="20"/>
-                <w:szCs w:val="20"/>
-              </w:rPr>
-              <w:t xml:space="preserve">비선점형</w:t>
-            </w:r>
-          </w:p>
-        </w:tc>
-      </w:tr>
-      <w:tr>
-        <w:tc>
-          <w:tcPr>
-            <w:tcW w:type="dxa" w:w="1983"/>
-            <w:tcBorders>
-              <w:top w:val="single" w:color="AAAAAA" w:sz="1"/>
-              <w:left w:val="single" w:color="AAAAAA" w:sz="1"/>
-              <w:bottom w:val="single" w:color="AAAAAA" w:sz="1"/>
-              <w:right w:val="single" w:color="AAAAAA" w:sz="1"/>
-            </w:tcBorders>
-            <w:vAlign w:val="center"/>
-          </w:tcPr>
-          <w:p>
-            <w:pPr>
-              <w:spacing w:after="40" w:before="40"/>
-              <w:jc w:val="left"/>
-            </w:pPr>
-            <w:r>
-              <w:rPr>
-                <w:rFonts w:ascii="맑은 고딕" w:cs="맑은 고딕" w:eastAsia="맑은 고딕" w:hAnsi="맑은 고딕"/>
-                <w:b w:val="false"/>
-                <w:bCs w:val="false"/>
-                <w:color w:val="000000"/>
-                <w:sz w:val="20"/>
-                <w:szCs w:val="20"/>
-              </w:rPr>
-              <w:t xml:space="preserve">비교 대상</w:t>
-            </w:r>
-          </w:p>
-        </w:tc>
-        <w:tc>
-          <w:tcPr>
-            <w:tcW w:type="dxa" w:w="1983"/>
-            <w:tcBorders>
-              <w:top w:val="single" w:color="AAAAAA" w:sz="1"/>
-              <w:left w:val="single" w:color="AAAAAA" w:sz="1"/>
-              <w:bottom w:val="single" w:color="AAAAAA" w:sz="1"/>
-              <w:right w:val="single" w:color="AAAAAA" w:sz="1"/>
-            </w:tcBorders>
-            <w:vAlign w:val="center"/>
-          </w:tcPr>
-          <w:p>
-            <w:pPr>
-              <w:spacing w:after="40" w:before="40"/>
-              <w:jc w:val="left"/>
-            </w:pPr>
-            <w:r>
-              <w:rPr>
-                <w:rFonts w:ascii="맑은 고딕" w:cs="맑은 고딕" w:eastAsia="맑은 고딕" w:hAnsi="맑은 고딕"/>
-                <w:b w:val="false"/>
-                <w:bCs w:val="false"/>
-                <w:color w:val="000000"/>
-                <w:sz w:val="20"/>
-                <w:szCs w:val="20"/>
-              </w:rPr>
-              <w:t xml:space="preserve">FCFS, Priority, MLFQ, WFQ</w:t>
-            </w:r>
-          </w:p>
-        </w:tc>
-        <w:tc>
-          <w:tcPr>
-            <w:tcW w:type="dxa" w:w="1983"/>
-            <w:tcBorders>
-              <w:top w:val="single" w:color="AAAAAA" w:sz="1"/>
-              <w:left w:val="single" w:color="AAAAAA" w:sz="1"/>
-              <w:bottom w:val="single" w:color="AAAAAA" w:sz="1"/>
-              <w:right w:val="single" w:color="AAAAAA" w:sz="1"/>
-            </w:tcBorders>
-            <w:vAlign w:val="center"/>
-          </w:tcPr>
-          <w:p>
-            <w:pPr>
-              <w:spacing w:after="40" w:before="40"/>
-              <w:jc w:val="left"/>
-            </w:pPr>
-            <w:r>
-              <w:rPr>
-                <w:rFonts w:ascii="맑은 고딕" w:cs="맑은 고딕" w:eastAsia="맑은 고딕" w:hAnsi="맑은 고딕"/>
-                <w:b w:val="false"/>
-                <w:bCs w:val="false"/>
-                <w:color w:val="000000"/>
-                <w:sz w:val="20"/>
-                <w:szCs w:val="20"/>
-              </w:rPr>
-              <w:t xml:space="preserve">FCFS vs MLFQ(선점형)</w:t>
-            </w:r>
-          </w:p>
-        </w:tc>
-        <w:tc>
-          <w:tcPr>
-            <w:tcW w:type="dxa" w:w="1983"/>
-            <w:tcBorders>
-              <w:top w:val="single" w:color="AAAAAA" w:sz="1"/>
-              <w:left w:val="single" w:color="AAAAAA" w:sz="1"/>
-              <w:bottom w:val="single" w:color="AAAAAA" w:sz="1"/>
-              <w:right w:val="single" w:color="AAAAAA" w:sz="1"/>
-            </w:tcBorders>
-            <w:vAlign w:val="center"/>
-          </w:tcPr>
-          <w:p>
-            <w:pPr>
-              <w:spacing w:after="40" w:before="40"/>
-              <w:jc w:val="left"/>
-            </w:pPr>
-            <w:r>
-              <w:rPr>
-                <w:rFonts w:ascii="맑은 고딕" w:cs="맑은 고딕" w:eastAsia="맑은 고딕" w:hAnsi="맑은 고딕"/>
-                <w:b w:val="false"/>
-                <w:bCs w:val="false"/>
-                <w:color w:val="000000"/>
-                <w:sz w:val="20"/>
-                <w:szCs w:val="20"/>
-              </w:rPr>
-              <w:t xml:space="preserve">FCFS, Priority, WFQ</w:t>
-            </w:r>
-          </w:p>
-        </w:tc>
-      </w:tr>
-      <w:tr>
-        <w:tc>
-          <w:tcPr>
-            <w:tcW w:type="dxa" w:w="1983"/>
-            <w:tcBorders>
-              <w:top w:val="single" w:color="AAAAAA" w:sz="1"/>
-              <w:left w:val="single" w:color="AAAAAA" w:sz="1"/>
-              <w:bottom w:val="single" w:color="AAAAAA" w:sz="1"/>
-              <w:right w:val="single" w:color="AAAAAA" w:sz="1"/>
-            </w:tcBorders>
-            <w:vAlign w:val="center"/>
-          </w:tcPr>
-          <w:p>
-            <w:pPr>
-              <w:spacing w:after="40" w:before="40"/>
-              <w:jc w:val="left"/>
-            </w:pPr>
-            <w:r>
-              <w:rPr>
-                <w:rFonts w:ascii="맑은 고딕" w:cs="맑은 고딕" w:eastAsia="맑은 고딕" w:hAnsi="맑은 고딕"/>
-                <w:b w:val="false"/>
-                <w:bCs w:val="false"/>
-                <w:color w:val="000000"/>
-                <w:sz w:val="20"/>
-                <w:szCs w:val="20"/>
-              </w:rPr>
               <w:t xml:space="preserve">재현성</w:t>
             </w:r>
           </w:p>
@@ -8340,32 +5887,7 @@
           <w:sz w:val="22"/>
           <w:szCs w:val="22"/>
         </w:rPr>
-        <w:t xml:space="preserve">기본 실험은 네 가지 알고리즘을 동일 조건에서 비교하기 위한 것이다. MLFQ 선점형 실험은 기본 실험에서 비선점형 MLFQ가 FCFS와 동일한 결과를 보인 후, MLFQ의 이론적 효과를 확인하기 위해 추가로 설계하였다. 실서버 실험은 시뮬레이션 결과가 실제 LLM 환경에서도 유사하게 나타나는지 확인하기 위한 것이다.</w:t>
-      </w:r>
-    </w:p>
-    <w:p>
-      <w:pPr>
-        <w:spacing w:after="120" w:line="360"/>
-      </w:pPr>
-      <w:r>
-        <w:rPr>
-          <w:rFonts w:ascii="맑은 고딕" w:cs="맑은 고딕" w:eastAsia="맑은 고딕" w:hAnsi="맑은 고딕"/>
-          <w:b/>
-          <w:bCs/>
-          <w:color w:val="000000"/>
-          <w:sz w:val="22"/>
-          <w:szCs w:val="22"/>
-        </w:rPr>
-        <w:t xml:space="preserve">MLFQ 선점형 실험의 요청 유형 구성</w:t>
-      </w:r>
-      <w:r>
-        <w:rPr>
-          <w:rFonts w:ascii="맑은 고딕" w:cs="맑은 고딕" w:eastAsia="맑은 고딕" w:hAnsi="맑은 고딕"/>
-          <w:color w:val="000000"/>
-          <w:sz w:val="22"/>
-          <w:szCs w:val="22"/>
-        </w:rPr>
-        <w:t xml:space="preserve">: "혼합"은 세 가지 처리 시간 범위의 요청을 일정 비율로 섞은 것을 의미한다.</w:t>
+        <w:t xml:space="preserve">선점형 실험의 "혼합"은 세 가지 처리 시간 범위의 요청을 섞은 것이다 (표 9).</w:t>
       </w:r>
     </w:p>
     <w:p>
@@ -8637,7 +6159,7 @@
                 <w:sz w:val="20"/>
                 <w:szCs w:val="20"/>
               </w:rPr>
-              <w:t xml:space="preserve">Q0 할당량(1,000ms) 안에 완료</w:t>
+              <w:t xml:space="preserve">Q0(1,000ms) 안에 완료</w:t>
             </w:r>
           </w:p>
         </w:tc>
@@ -8895,63 +6417,7 @@
           <w:sz w:val="22"/>
           <w:szCs w:val="22"/>
         </w:rPr>
-        <w:t xml:space="preserve">이 구성은 MLFQ의 큐 강등 효과가 드러나도록 설계한 것이다. Short 요청은 최상위 큐에서 완료되고, Medium과 Long 요청은 시간 할당량 초과로 하위 큐로 내려간다.</w:t>
-      </w:r>
-    </w:p>
-    <w:p>
-      <w:pPr>
-        <w:spacing w:after="120" w:line="360"/>
-      </w:pPr>
-      <w:r>
-        <w:rPr>
-          <w:rFonts w:ascii="맑은 고딕" w:cs="맑은 고딕" w:eastAsia="맑은 고딕" w:hAnsi="맑은 고딕"/>
-          <w:b/>
-          <w:bCs/>
-          <w:color w:val="000000"/>
-          <w:sz w:val="22"/>
-          <w:szCs w:val="22"/>
-        </w:rPr>
-        <w:t xml:space="preserve">도착 패턴</w:t>
-      </w:r>
-      <w:r>
-        <w:rPr>
-          <w:rFonts w:ascii="맑은 고딕" w:cs="맑은 고딕" w:eastAsia="맑은 고딕" w:hAnsi="맑은 고딕"/>
-          <w:color w:val="000000"/>
-          <w:sz w:val="22"/>
-          <w:szCs w:val="22"/>
-        </w:rPr>
-        <w:t xml:space="preserve">: 기본 실험에서는 요청이 1~10ms 간격으로 순차 도착한다. 즉, 한 번에 하나씩 도착하며 동시 도착은 없다. MLFQ 선점형 실험에서는 20건의 요청이 동시에 도착하고, 2초 후 다시 20건이 도착하는 버스트(Burst) 패턴을 사용하였다. 실서버 실험 역시 20건의 요청을 동시에 투입하는 버스트 패턴을 사용하였다. 대기열에 여러 요청이 쌓인 상태에서 스케줄러가 처리 순서를 결정하도록 하기 위함이다. 모든 실험에서 요청은 한 번에 1건씩 순차 처리되며, 동시 처리는 하지 않는다.</w:t>
-      </w:r>
-    </w:p>
-    <w:p>
-      <w:pPr>
-        <w:spacing w:after="120" w:line="360"/>
-      </w:pPr>
-      <w:r>
-        <w:rPr>
-          <w:rFonts w:ascii="맑은 고딕" w:cs="맑은 고딕" w:eastAsia="맑은 고딕" w:hAnsi="맑은 고딕"/>
-          <w:color w:val="000000"/>
-          <w:sz w:val="22"/>
-          <w:szCs w:val="22"/>
-        </w:rPr>
-        <w:t xml:space="preserve">본 실험에서는 최대 500건 규모로 실험을 수행하였다. 수천 건 이상의 대규모 환경에서의 동작은 향후 연구 과제로 남긴다 (7.2절 참조).</w:t>
-      </w:r>
-    </w:p>
-    <w:p>
-      <w:pPr>
-        <w:spacing w:after="120" w:line="360"/>
-        <w:ind w:left="360"/>
-      </w:pPr>
-      <w:r>
-        <w:rPr>
-          <w:rFonts w:ascii="맑은 고딕" w:cs="맑은 고딕" w:eastAsia="맑은 고딕" w:hAnsi="맑은 고딕"/>
-          <w:i/>
-          <w:iCs/>
-          <w:color w:val="333333"/>
-          <w:sz w:val="22"/>
-          <w:szCs w:val="22"/>
-        </w:rPr>
-        <w:t xml:space="preserve">JFI 산출은 실험 중 실시간으로 계산하는 것이 아니라, 모든 요청이 처리된 뒤 각 사용자별 처리량 또는 대기시간을 집계하여 계산하였다. 계산 방식의 세부 차이는 5.5절에서 다룬다.</w:t>
+        <w:t xml:space="preserve">Short는 최상위 큐에서 완료되고 Medium·Long은 시간 할당량 초과로 하위 큐로 강등되도록 설계하였다. 버스트 도착(20건 동시)은 대기열에 요청이 쌓인 상태에서 스케줄러가 순서를 결정하도록 유도하기 위함이다. 모든 실험에서 요청은 1건씩 순차 처리된다. JFI 계산 방식의 차이는 5.5절에서 다루며, 대규모 환경은 7.2절 향후 연구 과제로 남긴다.</w:t>
       </w:r>
     </w:p>
     <w:p>
@@ -9630,7 +7096,7 @@
           <w:sz w:val="22"/>
           <w:szCs w:val="22"/>
         </w:rPr>
-        <w:t xml:space="preserve">여기서 "대기시간(wait time)"은 요청이 대기열에 들어간 시점부터 처리가 시작된 시점까지의 시간이며, 처리 시간 자체는 포함하지 않는다. 5.3절의 선점형 MLFQ 비교에서는 대신 "응답시간(response time, 도착부터 완료까지)"을 사용하는데, 이는 선점형에서 처리가 여러 번 중단·재개되어 "대기시간" 하나로는 성능을 비교하기 어렵기 때문이다.</w:t>
+        <w:t xml:space="preserve">"대기시간(wait time)"은 요청이 대기열에 들어간 시점부터 처리가 시작된 시점까지이다. 5.3절의 선점형 MLFQ 비교에서는 처리가 여러 번 중단·재개되므로 "응답시간(도착부터 완료까지)"을 사용한다.</w:t>
       </w:r>
     </w:p>
     <w:p>
@@ -9728,13 +7194,8 @@
           <w:sz w:val="22"/>
           <w:szCs w:val="22"/>
         </w:rPr>
-        <w:t xml:space="preserve">: 도착 순서대로 처리하므로, 4명의 사용자가 고르게 대기시간을 부담하였다. JFI = 1.000으로 완전히 공정한 배분이 이루어졌다.</w:t>
-      </w:r>
-    </w:p>
-    <w:p>
-      <w:pPr>
-        <w:spacing w:after="120" w:line="360"/>
-      </w:pPr>
+        <w:t xml:space="preserve">는 도착 순서대로 처리되어 4명이 대기시간을 고르게 부담하였다 (JFI = 1.000). </w:t>
+      </w:r>
       <w:r>
         <w:rPr>
           <w:rFonts w:ascii="맑은 고딕" w:cs="맑은 고딕" w:eastAsia="맑은 고딕" w:hAnsi="맑은 고딕"/>
@@ -9744,22 +7205,17 @@
           <w:sz w:val="22"/>
           <w:szCs w:val="22"/>
         </w:rPr>
-        <w:t xml:space="preserve">Priority Scheduling</w:t>
-      </w:r>
-      <w:r>
-        <w:rPr>
-          <w:rFonts w:ascii="맑은 고딕" w:cs="맑은 고딕" w:eastAsia="맑은 고딕" w:hAnsi="맑은 고딕"/>
-          <w:color w:val="000000"/>
-          <w:sz w:val="22"/>
-          <w:szCs w:val="22"/>
-        </w:rPr>
-        <w:t xml:space="preserve">: 우선순위에 따라 처리 순서가 바뀌지만, 같은 요청 집합에서는 전체 평균 대기시간이 FCFS와 크게 다르지 않았다. 이번 실험에서는 요청당 처리 시간이 짧아(10~100ms) 에이징 효과가 나타나기 전에 요청이 처리되었다. JFI = 1.000으로 사용자 간 대기시간 차이는 크지 않았다.</w:t>
-      </w:r>
-    </w:p>
-    <w:p>
-      <w:pPr>
-        <w:spacing w:after="120" w:line="360"/>
-      </w:pPr>
+        <w:t xml:space="preserve">Priority</w:t>
+      </w:r>
+      <w:r>
+        <w:rPr>
+          <w:rFonts w:ascii="맑은 고딕" w:cs="맑은 고딕" w:eastAsia="맑은 고딕" w:hAnsi="맑은 고딕"/>
+          <w:color w:val="000000"/>
+          <w:sz w:val="22"/>
+          <w:szCs w:val="22"/>
+        </w:rPr>
+        <w:t xml:space="preserve">는 순서가 바뀌었으나 전체 평균은 FCFS와 비슷하였다. 처리 시간이 짧아(10~100ms) 에이징이 작동하기 전에 처리가 끝났기 때문이다. </w:t>
+      </w:r>
       <w:r>
         <w:rPr>
           <w:rFonts w:ascii="맑은 고딕" w:cs="맑은 고딕" w:eastAsia="맑은 고딕" w:hAnsi="맑은 고딕"/>
@@ -9769,22 +7225,17 @@
           <w:sz w:val="22"/>
           <w:szCs w:val="22"/>
         </w:rPr>
-        <w:t xml:space="preserve">MLFQ (비선점형)</w:t>
-      </w:r>
-      <w:r>
-        <w:rPr>
-          <w:rFonts w:ascii="맑은 고딕" w:cs="맑은 고딕" w:eastAsia="맑은 고딕" w:hAnsi="맑은 고딕"/>
-          <w:color w:val="000000"/>
-          <w:sz w:val="22"/>
-          <w:szCs w:val="22"/>
-        </w:rPr>
-        <w:t xml:space="preserve">: FCFS와 완전히 동일한 결과가 나왔다 (평균 대기시간 약 12,203ms, 처리량 약 18.72 req/s, JFI 1.000). 두 가지 이유 때문이다. 첫째, 본 기본 실험의 처리 시간이 10~100ms로 짧아 모든 요청이 Q0의 시간 할당량(1,000ms) 안에 완료되어 큐 강등이 일어나지 않는다. 둘째, 비선점형 환경에서는 한번 처리가 시작된 요청이 중단되지 않으므로, 대기열에 있는 요청 중에서도 가장 높은 큐(Q0)의 요청부터 꺼내는 동작이 결과적으로 도착 순서와 같아진다. 이 결과는 MLFQ가 비선점형 환경에서 FCFS 이상의 효과를 내지 못한다는 것을 의미하며, MLFQ의 이론적 효과(짧은 요청 우대)를 확인하기 위해 5.3절의 선점형 시뮬레이션 실험을 추가로 수행하였다.</w:t>
-      </w:r>
-    </w:p>
-    <w:p>
-      <w:pPr>
-        <w:spacing w:after="120" w:line="360"/>
-      </w:pPr>
+        <w:t xml:space="preserve">MLFQ(비선점형)</w:t>
+      </w:r>
+      <w:r>
+        <w:rPr>
+          <w:rFonts w:ascii="맑은 고딕" w:cs="맑은 고딕" w:eastAsia="맑은 고딕" w:hAnsi="맑은 고딕"/>
+          <w:color w:val="000000"/>
+          <w:sz w:val="22"/>
+          <w:szCs w:val="22"/>
+        </w:rPr>
+        <w:t xml:space="preserve">은 FCFS와 동일한 결과였다. 모든 요청이 Q0 할당량(1,000ms) 안에 완료되어 강등이 일어나지 않았고, 비선점형 특성상 대기열에서 요청을 꺼내는 동작이 도착 순서와 같아졌다. 이론적 효과 확인을 위해 5.3절의 선점형 실험을 추가하였다. </w:t>
+      </w:r>
       <w:r>
         <w:rPr>
           <w:rFonts w:ascii="맑은 고딕" w:cs="맑은 고딕" w:eastAsia="맑은 고딕" w:hAnsi="맑은 고딕"/>
@@ -9803,7 +7254,7 @@
           <w:sz w:val="22"/>
           <w:szCs w:val="22"/>
         </w:rPr>
-        <w:t xml:space="preserve">: 전체 평균 대기시간은 약 11,846ms로 가장 낮았지만, 구독 등급별 대기시간에 큰 차이가 나타났다 (표 11). JFI = 0.316으로 낮게 나온 것은, 가중치가 다른 사용자에게 동일한 건수의 요청을 배정했기 때문이다. 이에 대한 자세한 분석은 5.5절에서 다룬다.</w:t>
+        <w:t xml:space="preserve">는 전체 평균은 가장 낮았으나 구독 등급별 차이가 컸다 (표 11). JFI = 0.316은 5.5절에서 분석한다.</w:t>
       </w:r>
     </w:p>
     <w:p>
@@ -10304,7 +7755,7 @@
           <w:sz w:val="22"/>
           <w:szCs w:val="22"/>
         </w:rPr>
-        <w:t xml:space="preserve">Enterprise의 대기시간은 Free의 약 1/12 수준으로, 가중치에 비례한 차등 서비스가 이루어졌다. 가중치 비율(100:1)만큼의 극단적 차이가 나지 않은 것은, 대기열에 요청이 순차적으로 도착하는 실험 설계 때문이다.</w:t>
+        <w:t xml:space="preserve">Enterprise의 대기시간은 Free의 약 1/12 수준으로, 가중치에 비례한 차등 서비스가 확인되었다. 100:1의 극단적 차이까지 벌어지지 않은 것은 요청이 대기열에 순차 도착하는 실험 설계의 영향이다.</w:t>
       </w:r>
     </w:p>
     <w:p>
@@ -10335,7 +7786,7 @@
           <w:sz w:val="22"/>
           <w:szCs w:val="22"/>
         </w:rPr>
-        <w:t xml:space="preserve">5.2절에서 비선점형 MLFQ가 FCFS와 동일한 결과를 보였으므로, MLFQ의 이론적 효과를 검증하기 위해 선점형 시뮬레이션을 추가로 수행하였다. 요청 수 500건, 처리 시간 최대 10초, 버스트 도착 구조로 기본 실험보다 규모를 크게 늘렸으며, 5개 시드로 반복하였다. 선점형에서는 요청의 중단과 재개가 반복되므로, 지표를 응답시간(도착부터 완료까지의 시간)으로 측정하였다.</w:t>
+        <w:t xml:space="preserve">비선점형 MLFQ가 FCFS와 동일한 결과를 보였으므로, MLFQ의 이론적 효과를 검증하기 위해 선점형 시뮬레이션을 추가 수행하였다. 요청 500건, 처리 시간 최대 10초, 버스트 도착 구조로 5개 시드에 걸쳐 반복하였다. 지표는 응답시간(도착부터 완료까지)을 사용한다.</w:t>
       </w:r>
     </w:p>
     <w:p>
@@ -11056,49 +8507,7 @@
           <w:sz w:val="22"/>
           <w:szCs w:val="22"/>
         </w:rPr>
-        <w:t xml:space="preserve">선점형 MLFQ에서 Short 유형 요청의 응답시간이 FCFS 대비 약 73% 줄어든 것을 확인하였다. Short 요청은 Q0 할당량(1,000ms) 안에 완료되므로 큐 강등 없이 빠르게 처리된다. 5개 시드에서 모두 유사한 결과가 나와, 이 개선이 특정 시드에 의한 것이 아님을 확인하였다.</w:t>
-      </w:r>
-    </w:p>
-    <w:p>
-      <w:pPr>
-        <w:spacing w:after="120" w:line="360"/>
-      </w:pPr>
-      <w:r>
-        <w:rPr>
-          <w:rFonts w:ascii="맑은 고딕" w:cs="맑은 고딕" w:eastAsia="맑은 고딕" w:hAnsi="맑은 고딕"/>
-          <w:color w:val="000000"/>
-          <w:sz w:val="22"/>
-          <w:szCs w:val="22"/>
-        </w:rPr>
-        <w:t xml:space="preserve">반면, Long 유형 요청의 응답시간은 MLFQ에서 약 89% 증가하였다. 이는 Short 요청을 먼저 처리하기 위해 Long 요청이 하위 큐로 밀려나기 때문이다. Medium 요청도 약 13% 증가하여 경미한 영향을 받았다.</w:t>
-      </w:r>
-    </w:p>
-    <w:p>
-      <w:pPr>
-        <w:spacing w:after="120" w:line="360"/>
-      </w:pPr>
-      <w:r>
-        <w:rPr>
-          <w:rFonts w:ascii="맑은 고딕" w:cs="맑은 고딕" w:eastAsia="맑은 고딕" w:hAnsi="맑은 고딕"/>
-          <w:color w:val="000000"/>
-          <w:sz w:val="22"/>
-          <w:szCs w:val="22"/>
-        </w:rPr>
-        <w:t xml:space="preserve">이처럼 MLFQ는 짧은 요청의 응답시간을 크게 개선하지만, 긴 요청에는 불리한 면이 있다. 다만 Rule 5의 부스팅이 5초마다 작동하여, 긴 요청이 영원히 처리되지 않는 상황은 방지된다.</w:t>
-      </w:r>
-    </w:p>
-    <w:p>
-      <w:pPr>
-        <w:spacing w:after="120" w:line="360"/>
-      </w:pPr>
-      <w:r>
-        <w:rPr>
-          <w:rFonts w:ascii="맑은 고딕" w:cs="맑은 고딕" w:eastAsia="맑은 고딕" w:hAnsi="맑은 고딕"/>
-          <w:color w:val="000000"/>
-          <w:sz w:val="22"/>
-          <w:szCs w:val="22"/>
-        </w:rPr>
-        <w:t xml:space="preserve">이 결과가 우연에 의한 것이 아닌지 확인하기 위해, 5개 시드의 Short 요청 개선율을 비교하였다. 개선율은 71.8%에서 74.3% 사이의 좁은 범위에 분포하여, 어떤 시드에서도 비슷한 수준의 개선이 나타났다 (시드별 세부 수치는 부록 B의 표 18 참조).</w:t>
+        <w:t xml:space="preserve">Short는 Q0 안에 완료되어 강등 없이 처리되므로 응답시간이 FCFS 대비 약 73% 감소하였다. 반면 Long은 하위 큐로 밀려 약 89% 증가, Medium은 약 13% 증가하였다. 부스팅(Rule 5, 5초 주기)으로 Long의 영구 기아는 방지된다.</w:t>
       </w:r>
     </w:p>
     <w:p>
@@ -11114,44 +8523,16 @@
           <w:sz w:val="22"/>
           <w:szCs w:val="22"/>
         </w:rPr>
-        <w:t xml:space="preserve">통계적 유의성 검증</w:t>
-      </w:r>
-      <w:r>
-        <w:rPr>
-          <w:rFonts w:ascii="맑은 고딕" w:cs="맑은 고딕" w:eastAsia="맑은 고딕" w:hAnsi="맑은 고딕"/>
-          <w:color w:val="000000"/>
-          <w:sz w:val="22"/>
-          <w:szCs w:val="22"/>
-        </w:rPr>
-        <w:t xml:space="preserve">: 대응표본 t-검정(paired t-test, 같은 조건에서 반복 측정한 두 평균의 차이를 확인하는 방법)을 수행한 결과, p-값이 0.001 미만으로 나왔다. 이는 관측된 차이가 우연에 의한 것일 확률이 매우 낮다는 의미이다. 95% 신뢰구간은 [71.89%, 74.51%]로, 개선율이 약 72~75% 범위에서 안정적으로 나타남을 확인하였다.</w:t>
-      </w:r>
-    </w:p>
-    <w:p>
-      <w:pPr>
-        <w:spacing w:after="120" w:line="360"/>
-      </w:pPr>
-      <w:r>
-        <w:rPr>
-          <w:rFonts w:ascii="맑은 고딕" w:cs="맑은 고딕" w:eastAsia="맑은 고딕" w:hAnsi="맑은 고딕"/>
-          <w:color w:val="000000"/>
-          <w:sz w:val="22"/>
-          <w:szCs w:val="22"/>
-        </w:rPr>
-        <w:t xml:space="preserve">효과 크기를 나타내는 Cohen's d(두 집단 차이의 크기를 보여주는 지표)는 20.39로, 통상적인 "큰 효과" 기준(0.8)을 훨씬 넘어선 수치이다. Short 요청의 응답시간 차이가 시드 간 변동에 비해 20배 이상 크다는 의미로, 시드를 바꿔도 MLFQ 선점형의 개선 폭은 거의 흔들리지 않는 일관된 결과를 보였다.</w:t>
-      </w:r>
-    </w:p>
-    <w:p>
-      <w:pPr>
-        <w:spacing w:after="120" w:line="360"/>
-      </w:pPr>
-      <w:r>
-        <w:rPr>
-          <w:rFonts w:ascii="맑은 고딕" w:cs="맑은 고딕" w:eastAsia="맑은 고딕" w:hAnsi="맑은 고딕"/>
-          <w:color w:val="000000"/>
-          <w:sz w:val="22"/>
-          <w:szCs w:val="22"/>
-        </w:rPr>
-        <w:t xml:space="preserve">다만 본 실험은 5개 시드의 제한된 반복이므로, 실제 운영 환경에서는 트래픽 패턴에 따라 효과 크기가 달라질 수 있다. 따라서 MLFQ 선점형이 짧은 요청의 응답시간을 크게 줄이는 효과는 통계적으로 유의미하다고 판단하였다. 위 통계 수치는 `02-implementation/experiments-simple/compute-stats.js` 스크립트를 실행하여 재현할 수 있으며, 계산 세부는 부록 B에서 다룬다.</w:t>
+        <w:t xml:space="preserve">통계적 유의성</w:t>
+      </w:r>
+      <w:r>
+        <w:rPr>
+          <w:rFonts w:ascii="맑은 고딕" w:cs="맑은 고딕" w:eastAsia="맑은 고딕" w:hAnsi="맑은 고딕"/>
+          <w:color w:val="000000"/>
+          <w:sz w:val="22"/>
+          <w:szCs w:val="22"/>
+        </w:rPr>
+        <w:t xml:space="preserve">: 5개 시드에서 Short 개선율이 71.8~74.3%의 좁은 범위에 분포하였다 (시드별 세부는 부록 B 표 18). 대응표본 t-검정 결과 p &lt; 0.001, 95% 신뢰구간 [71.89%, 74.51%]로 우연의 결과가 아님을 확인하였다. 효과 크기 Cohen's d = 20.39는 통상 "큰 효과" 기준(0.8)을 크게 상회한다. 5개 시드의 제한된 반복이므로 실제 트래픽 패턴에 따라 효과는 달라질 수 있다. 통계 수치는 `compute-stats.js`로 재현 가능하며 계산 세부는 부록 B에서 다룬다.</w:t>
       </w:r>
     </w:p>
     <w:p>
@@ -11182,7 +8563,7 @@
           <w:sz w:val="22"/>
           <w:szCs w:val="22"/>
         </w:rPr>
-        <w:t xml:space="preserve">시뮬레이션에서 확인한 스케줄링 순서 차이가 실제 LLM 환경에서도 나타나는지 확인하기 위해, Ollama를 활용한 실서버 실험을 수행하였다. 사용 모델은 llama3.2이며, 출력을 최대 20토큰으로 제한하여 짧은 응답을 생성하도록 하였다. 총 20건의 요청(등급별 5건)을 동시에 큐에 투입한 뒤, 스케줄러가 결정한 순서대로 Ollama에 전달하여 응답을 받았다. FCFS, Priority, WFQ 세 알고리즘을 비교하였으며, 비선점형 MLFQ는 5.2절에서 확인한 대로 FCFS와 동일한 결과가 예상되므로 비교 대상에서 제외하였다.</w:t>
+        <w:t xml:space="preserve">시뮬레이션에서 확인한 스케줄링 순서 차이가 실제 LLM 환경에서도 재현되는지 확인하기 위해 Ollama를 활용한 실서버 실험을 수행하였다. 사용 모델은 llama3.2, 출력은 최대 20토큰으로 제한하였다. 총 20건(등급별 5건)을 동시에 큐에 투입한 뒤 FCFS, Priority, WFQ 세 알고리즘을 비교하였다 (비선점형 MLFQ는 5.2절에서 FCFS와 동일함이 확인되어 제외).</w:t>
       </w:r>
     </w:p>
     <w:p>
@@ -12419,13 +9800,8 @@
           <w:sz w:val="22"/>
           <w:szCs w:val="22"/>
         </w:rPr>
-        <w:t xml:space="preserve">실서버 실험에서 가장 주목할 점은, 세 알고리즘의 평균 처리 시간이 모두 약 116~119ms로 거의 동일하다는 것이다. 이는 스케줄러가 바뀌어도 LLM 자체의 추론 속도는 변하지 않기 때문이다. 스케줄러의 역할은 "어떤 요청을 먼저 처리할 것인가"라는 순서를 결정하는 것이지, 처리 속도 자체를 바꾸는 것이 아니다.</w:t>
-      </w:r>
-    </w:p>
-    <w:p>
-      <w:pPr>
-        <w:spacing w:after="120" w:line="360"/>
-      </w:pPr>
+        <w:t xml:space="preserve">세 알고리즘의 평균 처리 시간이 모두 약 116~119ms로 거의 동일하다. 스케줄러는 "누구를 먼저 처리할지"만 결정할 뿐 LLM 추론 속도를 바꾸지 못한다. </w:t>
+      </w:r>
       <w:r>
         <w:rPr>
           <w:rFonts w:ascii="맑은 고딕" w:cs="맑은 고딕" w:eastAsia="맑은 고딕" w:hAnsi="맑은 고딕"/>
@@ -12444,13 +9820,8 @@
           <w:sz w:val="22"/>
           <w:szCs w:val="22"/>
         </w:rPr>
-        <w:t xml:space="preserve">: 도착 순서대로 처리하므로, Enterprise부터 Free까지 순서대로 대기시간이 늘어났다. 이는 실험에서 Enterprise 요청을 먼저 보냈기 때문이다.</w:t>
-      </w:r>
-    </w:p>
-    <w:p>
-      <w:pPr>
-        <w:spacing w:after="120" w:line="360"/>
-      </w:pPr>
+        <w:t xml:space="preserve">는 도착 순서대로 처리되어 Enterprise → Free 순으로 대기시간이 늘었다(Enterprise를 먼저 투입). </w:t>
+      </w:r>
       <w:r>
         <w:rPr>
           <w:rFonts w:ascii="맑은 고딕" w:cs="맑은 고딕" w:eastAsia="맑은 고딕" w:hAnsi="맑은 고딕"/>
@@ -12469,13 +9840,8 @@
           <w:sz w:val="22"/>
           <w:szCs w:val="22"/>
         </w:rPr>
-        <w:t xml:space="preserve">: 요청 우선순위가 높은 URGENT, HIGH 요청이 먼저 처리되었다. Enterprise의 대기시간(약 379ms)이 FCFS(약 232ms)보다 높은 것은, Enterprise 요청 중 우선순위가 낮은 것도 있어 뒤로 밀렸기 때문이다. 반면 Free의 대기시간(약 1,887ms)은 FCFS(약 2,024ms)보다 줄었는데, Free 요청 중 NORMAL 우선순위 요청이 일부 앞으로 당겨졌기 때문이다.</w:t>
-      </w:r>
-    </w:p>
-    <w:p>
-      <w:pPr>
-        <w:spacing w:after="120" w:line="360"/>
-      </w:pPr>
+        <w:t xml:space="preserve">는 URGENT/HIGH 요청이 먼저 처리되어, 낮은 우선순위의 Enterprise는 FCFS보다 밀렸고 Free의 NORMAL 요청은 앞당겨졌다. </w:t>
+      </w:r>
       <w:r>
         <w:rPr>
           <w:rFonts w:ascii="맑은 고딕" w:cs="맑은 고딕" w:eastAsia="맑은 고딕" w:hAnsi="맑은 고딕"/>
@@ -12494,7 +9860,7 @@
           <w:sz w:val="22"/>
           <w:szCs w:val="22"/>
         </w:rPr>
-        <w:t xml:space="preserve">: 구독 등급 가중치에 따라 Enterprise 요청이 먼저 처리되었다. Enterprise 대기시간(약 241ms)은 FCFS(약 232ms)와 유사하고, Free 대기시간(약 1,985ms)도 FCFS(약 2,024ms)와 유사하였다. 요청 수가 적어(등급별 5건) 가중치 차이가 극적으로 드러나지는 않았지만, 시뮬레이션과 동일한 순서 패턴(Enterprise가 먼저 처리됨)이 나타났다.</w:t>
+        <w:t xml:space="preserve">는 가중치에 따라 Enterprise가 먼저 처리되었다. 요청 수가 적어(등급별 5건) 가중치 차이가 극적으로 드러나지는 않았지만 시뮬레이션과 동일한 패턴이 나타났다.</w:t>
       </w:r>
     </w:p>
     <w:p>
@@ -12521,36 +9887,22 @@
       <w:r>
         <w:rPr>
           <w:rFonts w:ascii="맑은 고딕" w:cs="맑은 고딕" w:eastAsia="맑은 고딕" w:hAnsi="맑은 고딕"/>
-          <w:color w:val="000000"/>
-          <w:sz w:val="22"/>
-          <w:szCs w:val="22"/>
-        </w:rPr>
-        <w:t xml:space="preserve">본 절에서는 JFI를 활용하여 네 가지 알고리즘의 공정성을 비교한다.</w:t>
-      </w:r>
-    </w:p>
-    <w:p>
-      <w:pPr>
-        <w:spacing w:after="120" w:line="360"/>
-      </w:pPr>
-      <w:r>
-        <w:rPr>
-          <w:rFonts w:ascii="맑은 고딕" w:cs="맑은 고딕" w:eastAsia="맑은 고딕" w:hAnsi="맑은 고딕"/>
           <w:b/>
           <w:bCs/>
           <w:color w:val="000000"/>
           <w:sz w:val="22"/>
           <w:szCs w:val="22"/>
         </w:rPr>
-        <w:t xml:space="preserve">JFI 계산 방식 차이 주의</w:t>
-      </w:r>
-      <w:r>
-        <w:rPr>
-          <w:rFonts w:ascii="맑은 고딕" w:cs="맑은 고딕" w:eastAsia="맑은 고딕" w:hAnsi="맑은 고딕"/>
-          <w:color w:val="000000"/>
-          <w:sz w:val="22"/>
-          <w:szCs w:val="22"/>
-        </w:rPr>
-        <w:t xml:space="preserve">: 본 실험에서는 JFI를 두 가지 방식으로 계산하였으며, 알고리즘마다 적용한 방식이 다르다. FCFS, Priority, MLFQ는 등급 간 대기시간 차이를 측정하기 위해 </w:t>
+        <w:t xml:space="preserve">JFI 계산 방식 차이</w:t>
+      </w:r>
+      <w:r>
+        <w:rPr>
+          <w:rFonts w:ascii="맑은 고딕" w:cs="맑은 고딕" w:eastAsia="맑은 고딕" w:hAnsi="맑은 고딕"/>
+          <w:color w:val="000000"/>
+          <w:sz w:val="22"/>
+          <w:szCs w:val="22"/>
+        </w:rPr>
+        <w:t xml:space="preserve">: FCFS, Priority, MLFQ는 등급 간 대기시간 차이를 측정하기 위해 </w:t>
       </w:r>
       <w:r>
         <w:rPr>
@@ -12570,7 +9922,7 @@
           <w:sz w:val="22"/>
           <w:szCs w:val="22"/>
         </w:rPr>
-        <w:t xml:space="preserve">를 사용하였고(값이 1에 가까울수록 등급 간 대기시간이 균등함), WFQ는 가중치에 비례한 처리량 배분을 측정하기 위해 WFQScheduler 내장의 </w:t>
+        <w:t xml:space="preserve">(값이 1에 가까울수록 균등)를 사용하였고, WFQ는 가중치 비례 처리량 배분을 측정하기 위해 WFQScheduler 내장의 </w:t>
       </w:r>
       <w:r>
         <w:rPr>
@@ -12590,7 +9942,7 @@
           <w:sz w:val="22"/>
           <w:szCs w:val="22"/>
         </w:rPr>
-        <w:t xml:space="preserve">를 사용하였다(처리량이 가중치에 정확히 비례하면 1에 가까워짐). 따라서 표 15의 0.316과 1.000을 단순 비교하는 것은 적절하지 않으며, WFQ의 0.316은 "공정성 실패"가 아닌 "의도한 차등이 작동 중"을 의미한다.</w:t>
+        <w:t xml:space="preserve">(가중치에 정확히 비례하면 1에 가까워짐)를 사용하였다. 따라서 표 15의 0.316과 1.000을 단순 비교하는 것은 부적절하며, WFQ의 0.316은 "공정성 실패"가 아닌 "의도된 차등이 작동 중"을 의미한다.</w:t>
       </w:r>
     </w:p>
     <w:p>
@@ -12980,7 +10332,7 @@
                 <w:sz w:val="20"/>
                 <w:szCs w:val="20"/>
               </w:rPr>
-              <w:t xml:space="preserve">사용자 간 공정 (우선순위는 요청 단위이므로 사용자 간 차이 없음)</w:t>
+              <w:t xml:space="preserve">사용자 간 공정 (우선순위는 요청 단위)</w:t>
             </w:r>
           </w:p>
         </w:tc>
@@ -13216,7 +10568,7 @@
                 <w:sz w:val="20"/>
                 <w:szCs w:val="20"/>
               </w:rPr>
-              <w:t xml:space="preserve">의도적 차등 (가중치에 따른 차등 배분)</w:t>
+              <w:t xml:space="preserve">의도적 차등 (가중치 기반)</w:t>
             </w:r>
           </w:p>
         </w:tc>
@@ -13311,13 +10663,22 @@
           <w:sz w:val="22"/>
           <w:szCs w:val="22"/>
         </w:rPr>
-        <w:t xml:space="preserve">FCFS, Priority, MLFQ(비선점형)의 JFI는 모두 1.000으로, 사용자 간 대기시간이 균등하게 분배되었다. 이는 세 알고리즘 모두 구독 등급을 고려하지 않고 동작하기 때문이다. Priority의 경우 요청 우선순위에 따라 처리 순서는 바뀌지만, 우선순위는 구독 등급이 아닌 요청 단위로 배정되었으므로 사용자 간 차이는 나타나지 않았다.</w:t>
+        <w:t xml:space="preserve">FCFS·Priority·MLFQ(비선점형)의 JFI 1.000은 세 알고리즘이 구독 등급을 고려하지 않기 때문이다. Priority는 처리 순서는 바뀌지만 우선순위가 요청 단위로 배정되어 사용자 간 차이는 없다.</w:t>
       </w:r>
     </w:p>
     <w:p>
       <w:pPr>
         <w:spacing w:after="120" w:line="360"/>
       </w:pPr>
+      <w:r>
+        <w:rPr>
+          <w:rFonts w:ascii="맑은 고딕" w:cs="맑은 고딕" w:eastAsia="맑은 고딕" w:hAnsi="맑은 고딕"/>
+          <w:color w:val="000000"/>
+          <w:sz w:val="22"/>
+          <w:szCs w:val="22"/>
+        </w:rPr>
+        <w:t xml:space="preserve">WFQ의 공정성은 두 관점에서 본다. (1) </w:t>
+      </w:r>
       <w:r>
         <w:rPr>
           <w:rFonts w:ascii="맑은 고딕" w:cs="맑은 고딕" w:eastAsia="맑은 고딕" w:hAnsi="맑은 고딕"/>
@@ -13327,30 +10688,16 @@
           <w:sz w:val="22"/>
           <w:szCs w:val="22"/>
         </w:rPr>
-        <w:t xml:space="preserve">WFQ의 JFI를 두 가지 관점에서 살펴보기</w:t>
-      </w:r>
-      <w:r>
-        <w:rPr>
-          <w:rFonts w:ascii="맑은 고딕" w:cs="맑은 고딕" w:eastAsia="맑은 고딕" w:hAnsi="맑은 고딕"/>
-          <w:color w:val="000000"/>
-          <w:sz w:val="22"/>
-          <w:szCs w:val="22"/>
-        </w:rPr>
-        <w:t xml:space="preserve">: WFQ의 JFI가 0.316으로 낮은 것은 공정성이 나쁘다는 의미가 아니다. JFI는 "모든 사용자가 동일한 양의 자원을 받았는가"를 측정하는데, WFQ는 가중치에 따라 자원을 의도적으로 다르게 배분하는 알고리즘이므로, 단순 JFI 값이 낮게 나오는 것이 오히려 정상이다. 따라서 WFQ의 공정성을 제대로 평가하려면 두 가지 관점에서 살펴보아야 한다. 하나는 "가중치에 맞게 잘 배분되었는가"(처리량 기반 JFI), 다른 하나는 "등급별 대기시간이 약속한 비율을 지켰는가"(등급 간 차등의 적절성)이다.</w:t>
-      </w:r>
-    </w:p>
-    <w:p>
-      <w:pPr>
-        <w:spacing w:after="120" w:line="360"/>
-      </w:pPr>
-      <w:r>
-        <w:rPr>
-          <w:rFonts w:ascii="맑은 고딕" w:cs="맑은 고딕" w:eastAsia="맑은 고딕" w:hAnsi="맑은 고딕"/>
-          <w:color w:val="000000"/>
-          <w:sz w:val="22"/>
-          <w:szCs w:val="22"/>
-        </w:rPr>
-        <w:t xml:space="preserve">(1) </w:t>
+        <w:t xml:space="preserve">처리량 기반 JFI = 0.316</w:t>
+      </w:r>
+      <w:r>
+        <w:rPr>
+          <w:rFonts w:ascii="맑은 고딕" w:cs="맑은 고딕" w:eastAsia="맑은 고딕" w:hAnsi="맑은 고딕"/>
+          <w:color w:val="000000"/>
+          <w:sz w:val="22"/>
+          <w:szCs w:val="22"/>
+        </w:rPr>
+        <w:t xml:space="preserve">은 WFQScheduler가 "처리 요청 수 ÷ 가중치"로 계산한 값이다. 사용자당 125건씩 동일 배정했으므로 Free(가중치 1)의 비율이 커지고 Enterprise(100)는 작아져 JFI가 1에서 멀어진다. 즉, 이 값 자체가 WFQ가 가중치를 반영해 처리했다는 증거이다. (2) </w:t>
       </w:r>
       <w:r>
         <w:rPr>
@@ -13361,64 +10708,16 @@
           <w:sz w:val="22"/>
           <w:szCs w:val="22"/>
         </w:rPr>
-        <w:t xml:space="preserve">처리량 기반 JFI (= 0.316)</w:t>
-      </w:r>
-      <w:r>
-        <w:rPr>
-          <w:rFonts w:ascii="맑은 고딕" w:cs="맑은 고딕" w:eastAsia="맑은 고딕" w:hAnsi="맑은 고딕"/>
-          <w:color w:val="000000"/>
-          <w:sz w:val="22"/>
-          <w:szCs w:val="22"/>
-        </w:rPr>
-        <w:t xml:space="preserve">: WFQScheduler 내부에서 각 사용자의 "처리된 요청 수 ÷ 가중치" 값을 구한 뒤 JFI 공식에 대입한 결과이다. 본 실험은 라운드 로빈 방식으로 사용자당 125건씩 동일한 요청 수를 배정하였으므로, 가중치가 작은 Free(1)일수록 이 비율이 커지고 가중치가 큰 Enterprise(100)일수록 비율이 작아진다. 따라서 JFI가 1에서 멀어지는데, 이는 "WFQ가 가중치 비례가 아닌 요청 수 비례로 처리했다면 나타났을 불균형"을 의미한다. 반대로 말하면, 0.316이라는 값 자체가 WFQ가 라운드 로빈 배정을 그대로 따르지 않고 가중치를 반영해 처리했다는 증거이다.</w:t>
-      </w:r>
-    </w:p>
-    <w:p>
-      <w:pPr>
-        <w:spacing w:after="120" w:line="360"/>
-      </w:pPr>
-      <w:r>
-        <w:rPr>
-          <w:rFonts w:ascii="맑은 고딕" w:cs="맑은 고딕" w:eastAsia="맑은 고딕" w:hAnsi="맑은 고딕"/>
-          <w:color w:val="000000"/>
-          <w:sz w:val="22"/>
-          <w:szCs w:val="22"/>
-        </w:rPr>
-        <w:t xml:space="preserve">(2) </w:t>
-      </w:r>
-      <w:r>
-        <w:rPr>
-          <w:rFonts w:ascii="맑은 고딕" w:cs="맑은 고딕" w:eastAsia="맑은 고딕" w:hAnsi="맑은 고딕"/>
-          <w:b/>
-          <w:bCs/>
-          <w:color w:val="000000"/>
-          <w:sz w:val="22"/>
-          <w:szCs w:val="22"/>
-        </w:rPr>
-        <w:t xml:space="preserve">등급 간 대기시간 차등의 적절성</w:t>
-      </w:r>
-      <w:r>
-        <w:rPr>
-          <w:rFonts w:ascii="맑은 고딕" w:cs="맑은 고딕" w:eastAsia="맑은 고딕" w:hAnsi="맑은 고딕"/>
-          <w:color w:val="000000"/>
-          <w:sz w:val="22"/>
-          <w:szCs w:val="22"/>
-        </w:rPr>
-        <w:t xml:space="preserve">: 실제 대기시간을 보면 Enterprise의 평균 대기시간(약 1,862ms)은 Free(약 22,029ms)에 비해 약 12배 짧으며, 이는 가중치 비율(100:1)에 대응하는 결과이다. Premium(약 8,384ms)과 Standard(약 15,109ms)도 가중치 순서에 맞는 대기시간을 보였다. 본 실험에서는 등급당 1명의 사용자를 배치하였으므로, 같은 등급 내 복수 사용자 간 공정성은 검증 범위에 포함되지 않는다. 등급 내 공정성 분석은 향후 연구 과제로 남긴다.</w:t>
-      </w:r>
-    </w:p>
-    <w:p>
-      <w:pPr>
-        <w:spacing w:after="120" w:line="360"/>
-      </w:pPr>
-      <w:r>
-        <w:rPr>
-          <w:rFonts w:ascii="맑은 고딕" w:cs="맑은 고딕" w:eastAsia="맑은 고딕" w:hAnsi="맑은 고딕"/>
-          <w:color w:val="000000"/>
-          <w:sz w:val="22"/>
-          <w:szCs w:val="22"/>
-        </w:rPr>
-        <w:t xml:space="preserve">정리하면, WFQ는 가중치에 비례하여 구독 등급 간 차등 서비스를 제공하는 것을 목표로 하며, 실험 결과가 이를 확인하였다.</w:t>
+        <w:t xml:space="preserve">등급 간 대기시간 차등</w:t>
+      </w:r>
+      <w:r>
+        <w:rPr>
+          <w:rFonts w:ascii="맑은 고딕" w:cs="맑은 고딕" w:eastAsia="맑은 고딕" w:hAnsi="맑은 고딕"/>
+          <w:color w:val="000000"/>
+          <w:sz w:val="22"/>
+          <w:szCs w:val="22"/>
+        </w:rPr>
+        <w:t xml:space="preserve">: Enterprise(약 1,862ms)가 Free(약 22,029ms) 대비 약 12배 짧아 가중치 비율(100:1)에 대응한다. 등급당 1명만 배치하였으므로 같은 등급 내 공정성은 향후 연구 과제로 남긴다.</w:t>
       </w:r>
     </w:p>
     <w:p>
@@ -13436,20 +10735,6 @@
           <w:szCs w:val="24"/>
         </w:rPr>
         <w:t xml:space="preserve">5.6 결과 종합</w:t>
-      </w:r>
-    </w:p>
-    <w:p>
-      <w:pPr>
-        <w:spacing w:after="120" w:line="360"/>
-      </w:pPr>
-      <w:r>
-        <w:rPr>
-          <w:rFonts w:ascii="맑은 고딕" w:cs="맑은 고딕" w:eastAsia="맑은 고딕" w:hAnsi="맑은 고딕"/>
-          <w:color w:val="000000"/>
-          <w:sz w:val="22"/>
-          <w:szCs w:val="22"/>
-        </w:rPr>
-        <w:t xml:space="preserve">실험 결과를 종합하여 각 알고리즘의 특성을 비교한다 (표 16).</w:t>
       </w:r>
     </w:p>
     <w:p>
@@ -13752,7 +11037,7 @@
                 <w:sz w:val="20"/>
                 <w:szCs w:val="20"/>
               </w:rPr>
-              <w:t xml:space="preserve">큐 레벨 (실행 시간 기반)</w:t>
+              <w:t xml:space="preserve">큐 레벨 (실행 시간)</w:t>
             </w:r>
           </w:p>
         </w:tc>
@@ -14526,20 +11811,6 @@
       <w:pPr>
         <w:spacing w:after="80"/>
       </w:pPr>
-    </w:p>
-    <w:p>
-      <w:pPr>
-        <w:spacing w:after="120" w:line="360"/>
-      </w:pPr>
-      <w:r>
-        <w:rPr>
-          <w:rFonts w:ascii="맑은 고딕" w:cs="맑은 고딕" w:eastAsia="맑은 고딕" w:hAnsi="맑은 고딕"/>
-          <w:color w:val="000000"/>
-          <w:sz w:val="22"/>
-          <w:szCs w:val="22"/>
-        </w:rPr>
-        <w:t xml:space="preserve">이어지는 논의 장에서는 이 결과가 실제 LLM 서빙 환경에서 갖는 의미와, 시뮬레이션 기반 실험이 가진 한계를 정리한다.</w:t>
-      </w:r>
     </w:p>
     <w:p>
       <w:r>
@@ -14591,21 +11862,7 @@
           <w:sz w:val="22"/>
           <w:szCs w:val="22"/>
         </w:rPr>
-        <w:t xml:space="preserve">본 프로젝트의 실험 중 기본 실험과 MLFQ 선점형 실험은 시간 기반 시뮬레이션으로 수행하였다. 시뮬레이션은 알고리즘 자체의 특성을 비교하기에는 적합하지만, 실제 LLM 서빙 환경과 다음과 같은 차이가 있다.</w:t>
-      </w:r>
-    </w:p>
-    <w:p>
-      <w:pPr>
-        <w:spacing w:after="120" w:line="360"/>
-      </w:pPr>
-      <w:r>
-        <w:rPr>
-          <w:rFonts w:ascii="맑은 고딕" w:cs="맑은 고딕" w:eastAsia="맑은 고딕" w:hAnsi="맑은 고딕"/>
-          <w:color w:val="000000"/>
-          <w:sz w:val="22"/>
-          <w:szCs w:val="22"/>
-        </w:rPr>
-        <w:t xml:space="preserve">첫째, </w:t>
+        <w:t xml:space="preserve">본 시뮬레이션은 알고리즘 특성 비교에 적합하지만 실제 LLM 서빙 환경과 다음 차이가 있다. 첫째, </w:t>
       </w:r>
       <w:r>
         <w:rPr>
@@ -14616,30 +11873,16 @@
           <w:sz w:val="22"/>
           <w:szCs w:val="22"/>
         </w:rPr>
-        <w:t xml:space="preserve">선점형 MLFQ는 실제 LLM 환경에서 적용이 어렵다.</w:t>
-      </w:r>
-      <w:r>
-        <w:rPr>
-          <w:rFonts w:ascii="맑은 고딕" w:cs="맑은 고딕" w:eastAsia="맑은 고딕" w:hAnsi="맑은 고딕"/>
-          <w:color w:val="000000"/>
-          <w:sz w:val="22"/>
-          <w:szCs w:val="22"/>
-        </w:rPr>
-        <w:t xml:space="preserve"> Ollama를 포함한 대부분의 LLM 서빙 도구는 추론 도중 중단 기능을 제공하지 않는다. LLM 추론은 입력 토큰을 바탕으로 출력 토큰을 순차적으로 생성하는 과정이며, 이 과정을 임의 시점에서 중단하고 나중에 이어서 생성하는 것은 현재 기술로 지원되지 않는다. 따라서 5.3절의 MLFQ 선점형 결과(Short 요청 약 73% 개선)는 시뮬레이션 환경에서만 확인 가능한 것이며, 실제 서버에서는 비선점형 MLFQ만 적용 가능하다. 실서버에서 MLFQ의 효과를 재현하려면 LLM 서빙 엔진 자체에 추론 중단·재개 기능이 추가되어야 한다.</w:t>
-      </w:r>
-    </w:p>
-    <w:p>
-      <w:pPr>
-        <w:spacing w:after="120" w:line="360"/>
-      </w:pPr>
-      <w:r>
-        <w:rPr>
-          <w:rFonts w:ascii="맑은 고딕" w:cs="맑은 고딕" w:eastAsia="맑은 고딕" w:hAnsi="맑은 고딕"/>
-          <w:color w:val="000000"/>
-          <w:sz w:val="22"/>
-          <w:szCs w:val="22"/>
-        </w:rPr>
-        <w:t xml:space="preserve">둘째, </w:t>
+        <w:t xml:space="preserve">선점형 MLFQ는 실서버 적용이 어렵다</w:t>
+      </w:r>
+      <w:r>
+        <w:rPr>
+          <w:rFonts w:ascii="맑은 고딕" w:cs="맑은 고딕" w:eastAsia="맑은 고딕" w:hAnsi="맑은 고딕"/>
+          <w:color w:val="000000"/>
+          <w:sz w:val="22"/>
+          <w:szCs w:val="22"/>
+        </w:rPr>
+        <w:t xml:space="preserve">. Ollama를 비롯한 대부분의 LLM 서빙 도구는 추론 중단을 지원하지 않아, 5.3절 Short 약 73% 개선은 시뮬레이션에서만 확인 가능하다. 둘째, </w:t>
       </w:r>
       <w:r>
         <w:rPr>
@@ -14650,30 +11893,16 @@
           <w:sz w:val="22"/>
           <w:szCs w:val="22"/>
         </w:rPr>
-        <w:t xml:space="preserve">시뮬레이션의 처리 시간과 실제 LLM 처리 시간이 다르다.</w:t>
-      </w:r>
-      <w:r>
-        <w:rPr>
-          <w:rFonts w:ascii="맑은 고딕" w:cs="맑은 고딕" w:eastAsia="맑은 고딕" w:hAnsi="맑은 고딕"/>
-          <w:color w:val="000000"/>
-          <w:sz w:val="22"/>
-          <w:szCs w:val="22"/>
-        </w:rPr>
-        <w:t xml:space="preserve"> 기본 실험에서는 요청당 10~100ms의 처리 시간을 사용하였으나, 실제 LLM 추론은 입력 길이, 출력 토큰 수, 모델 크기에 따라 수백 밀리초에서 수십 초까지 다양하다. 실서버 실험(5.4절)에서도 짧은 프롬프트에 대해 약 116ms의 처리 시간이 측정되었으나, 실제 활용 환경에서는 이보다 훨씬 긴 처리 시간이 예상된다. 처리 시간의 분포가 달라지면 알고리즘의 상대적 장점도 달라질 수 있다. 예를 들어, 처리 시간이 길어질수록 Priority Scheduling의 에이징 효과가 뚜렷해지고, FCFS에서 호위 효과의 영향이 커진다.</w:t>
-      </w:r>
-    </w:p>
-    <w:p>
-      <w:pPr>
-        <w:spacing w:after="120" w:line="360"/>
-      </w:pPr>
-      <w:r>
-        <w:rPr>
-          <w:rFonts w:ascii="맑은 고딕" w:cs="맑은 고딕" w:eastAsia="맑은 고딕" w:hAnsi="맑은 고딕"/>
-          <w:color w:val="000000"/>
-          <w:sz w:val="22"/>
-          <w:szCs w:val="22"/>
-        </w:rPr>
-        <w:t xml:space="preserve">셋째, </w:t>
+        <w:t xml:space="preserve">처리 시간 분포가 실제와 다르다</w:t>
+      </w:r>
+      <w:r>
+        <w:rPr>
+          <w:rFonts w:ascii="맑은 고딕" w:cs="맑은 고딕" w:eastAsia="맑은 고딕" w:hAnsi="맑은 고딕"/>
+          <w:color w:val="000000"/>
+          <w:sz w:val="22"/>
+          <w:szCs w:val="22"/>
+        </w:rPr>
+        <w:t xml:space="preserve">. 기본 실험 10~100ms와 달리 실제 LLM 추론은 입력 길이·토큰·모델 크기에 따라 수백 ms~수십 초로 다양하며, 길어질수록 Priority 에이징 효과나 FCFS 호위 효과의 영향이 커진다. 셋째, </w:t>
       </w:r>
       <w:r>
         <w:rPr>
@@ -14684,30 +11913,16 @@
           <w:sz w:val="22"/>
           <w:szCs w:val="22"/>
         </w:rPr>
-        <w:t xml:space="preserve">동시 처리를 고려하지 않았다.</w:t>
-      </w:r>
-      <w:r>
-        <w:rPr>
-          <w:rFonts w:ascii="맑은 고딕" w:cs="맑은 고딕" w:eastAsia="맑은 고딕" w:hAnsi="맑은 고딕"/>
-          <w:color w:val="000000"/>
-          <w:sz w:val="22"/>
-          <w:szCs w:val="22"/>
-        </w:rPr>
-        <w:t xml:space="preserve"> 모든 실험에서 요청은 한 번에 1건씩 순차 처리하였다. 실제 LLM 서빙 시스템(vLLM, TGI 등)은 연속 배치 기능으로 여러 요청을 동시에 처리할 수 있으며, 이 경우 스케줄링의 효과가 달라질 수 있다. 특히 여러 요청이 한 배치에 묶이면 그 안에서는 순서가 무의미해지므로, WFQ와 Priority의 차등 효과가 본 실험보다 약해질 수 있다.</w:t>
-      </w:r>
-    </w:p>
-    <w:p>
-      <w:pPr>
-        <w:spacing w:after="120" w:line="360"/>
-      </w:pPr>
-      <w:r>
-        <w:rPr>
-          <w:rFonts w:ascii="맑은 고딕" w:cs="맑은 고딕" w:eastAsia="맑은 고딕" w:hAnsi="맑은 고딕"/>
-          <w:color w:val="000000"/>
-          <w:sz w:val="22"/>
-          <w:szCs w:val="22"/>
-        </w:rPr>
-        <w:t xml:space="preserve">넷째, </w:t>
+        <w:t xml:space="preserve">동시 처리를 고려하지 않았다</w:t>
+      </w:r>
+      <w:r>
+        <w:rPr>
+          <w:rFonts w:ascii="맑은 고딕" w:cs="맑은 고딕" w:eastAsia="맑은 고딕" w:hAnsi="맑은 고딕"/>
+          <w:color w:val="000000"/>
+          <w:sz w:val="22"/>
+          <w:szCs w:val="22"/>
+        </w:rPr>
+        <w:t xml:space="preserve">. 한 번에 1건씩 처리하였으나, 실제 LLM 서빙(vLLM, TGI)은 연속 배치로 여러 요청을 동시 처리한다. 한 배치 내부에서는 순서가 무의미하므로 WFQ·Priority의 차등 효과는 약해질 수 있다. 넷째, </w:t>
       </w:r>
       <w:r>
         <w:rPr>
@@ -14718,16 +11933,16 @@
           <w:sz w:val="22"/>
           <w:szCs w:val="22"/>
         </w:rPr>
-        <w:t xml:space="preserve">실서버 실험 규모가 제한적이다.</w:t>
-      </w:r>
-      <w:r>
-        <w:rPr>
-          <w:rFonts w:ascii="맑은 고딕" w:cs="맑은 고딕" w:eastAsia="맑은 고딕" w:hAnsi="맑은 고딕"/>
-          <w:color w:val="000000"/>
-          <w:sz w:val="22"/>
-          <w:szCs w:val="22"/>
-        </w:rPr>
-        <w:t xml:space="preserve"> 실서버 실험(5.4절)은 등급별 5건씩 총 20건의 요청만을 다루었기 때문에, 수백 건 규모에서 나타나는 대기열 경합이나 극단적 트래픽 패턴은 재현하지 못한다. 본 실험은 시뮬레이션 결과의 방향성이 실제 Ollama 환경에서도 유지되는지 확인하는 수준이며, 실무 적용을 위해서는 더 큰 규모의 부하 시험이 필요하다.</w:t>
+        <w:t xml:space="preserve">실서버 실험 규모가 제한적이다</w:t>
+      </w:r>
+      <w:r>
+        <w:rPr>
+          <w:rFonts w:ascii="맑은 고딕" w:cs="맑은 고딕" w:eastAsia="맑은 고딕" w:hAnsi="맑은 고딕"/>
+          <w:color w:val="000000"/>
+          <w:sz w:val="22"/>
+          <w:szCs w:val="22"/>
+        </w:rPr>
+        <w:t xml:space="preserve">(20건). 대기열 경합이나 극단적 트래픽은 재현하지 못하였으며, 실무 적용에는 대규모 부하 시험이 필요하다.</w:t>
       </w:r>
     </w:p>
     <w:p>
@@ -14749,21 +11964,12 @@
     </w:p>
     <w:p>
       <w:pPr>
-        <w:spacing w:after="120" w:line="360"/>
-      </w:pPr>
-      <w:r>
-        <w:rPr>
-          <w:rFonts w:ascii="맑은 고딕" w:cs="맑은 고딕" w:eastAsia="맑은 고딕" w:hAnsi="맑은 고딕"/>
-          <w:color w:val="000000"/>
-          <w:sz w:val="22"/>
-          <w:szCs w:val="22"/>
-        </w:rPr>
-        <w:t xml:space="preserve">실험 결과를 바탕으로, 각 알고리즘이 적합한 상황을 정리하면 다음과 같다.</w:t>
-      </w:r>
-    </w:p>
-    <w:p>
-      <w:pPr>
-        <w:spacing w:after="120" w:line="360"/>
+        <w:pStyle w:val="ListParagraph"/>
+        <w:numPr>
+          <w:ilvl w:val="0"/>
+          <w:numId w:val="3"/>
+        </w:numPr>
+        <w:spacing w:after="80" w:line="340"/>
       </w:pPr>
       <w:r>
         <w:rPr>
@@ -14783,12 +11989,17 @@
           <w:sz w:val="22"/>
           <w:szCs w:val="22"/>
         </w:rPr>
-        <w:t xml:space="preserve">: 모든 사용자와 요청을 동등하게 처리하는 가장 단순한 방식이다. 별도의 우선순위나 등급 구분이 필요 없고, 모든 사용자에게 공정한 서비스를 제공하고자 할 때 적합하다. 구현이 간단하여 기본 정책으로 사용하기에 좋다.</w:t>
-      </w:r>
-    </w:p>
-    <w:p>
-      <w:pPr>
-        <w:spacing w:after="120" w:line="360"/>
+        <w:t xml:space="preserve">: 모든 사용자·요청을 동등하게 처리하는 가장 단순한 방식. 구현이 간단해 기본 정책에 적합하다.</w:t>
+      </w:r>
+    </w:p>
+    <w:p>
+      <w:pPr>
+        <w:pStyle w:val="ListParagraph"/>
+        <w:numPr>
+          <w:ilvl w:val="0"/>
+          <w:numId w:val="3"/>
+        </w:numPr>
+        <w:spacing w:after="80" w:line="340"/>
       </w:pPr>
       <w:r>
         <w:rPr>
@@ -14808,12 +12019,17 @@
           <w:sz w:val="22"/>
           <w:szCs w:val="22"/>
         </w:rPr>
-        <w:t xml:space="preserve">: 긴급한 요청을 먼저 처리해야 하는 환경에 적합하다. 예를 들어, 사용자가 요청의 긴급도를 직접 지정할 수 있는 시스템에서 유용하다. 에이징 기법으로 기아 현상을 방지할 수 있지만, 에이징 효과가 나타나려면 요청의 처리 시간이 어느 정도 길어야 한다.</w:t>
-      </w:r>
-    </w:p>
-    <w:p>
-      <w:pPr>
-        <w:spacing w:after="120" w:line="360"/>
+        <w:t xml:space="preserve">: 긴급도를 직접 지정할 수 있는 환경에 적합. 에이징 효과가 나타나려면 처리 시간이 어느 정도 길어야 한다.</w:t>
+      </w:r>
+    </w:p>
+    <w:p>
+      <w:pPr>
+        <w:pStyle w:val="ListParagraph"/>
+        <w:numPr>
+          <w:ilvl w:val="0"/>
+          <w:numId w:val="3"/>
+        </w:numPr>
+        <w:spacing w:after="80" w:line="340"/>
       </w:pPr>
       <w:r>
         <w:rPr>
@@ -14833,12 +12049,17 @@
           <w:sz w:val="22"/>
           <w:szCs w:val="22"/>
         </w:rPr>
-        <w:t xml:space="preserve">: 짧은 요청을 우대하는 효과가 뛰어나지만, 선점형이 필요하다는 제약이 있다. 현재 LLM 서빙 환경에서는 선점형 적용이 어려우므로, 실제 서버에서의 효용은 제한적이다. 향후 LLM 서빙 기술이 발전하여 추론 중단 및 재개 기능이 지원된다면 활용 가능성이 있다.</w:t>
-      </w:r>
-    </w:p>
-    <w:p>
-      <w:pPr>
-        <w:spacing w:after="120" w:line="360"/>
+        <w:t xml:space="preserve">: 짧은 요청 우대 효과가 뛰어나지만 선점형이 필요해 현재 LLM 서빙 환경에서의 효용은 제한적이다. 향후 LLM 서빙에 중단·재개 기능이 추가된다면 활용 가능성이 있다.</w:t>
+      </w:r>
+    </w:p>
+    <w:p>
+      <w:pPr>
+        <w:pStyle w:val="ListParagraph"/>
+        <w:numPr>
+          <w:ilvl w:val="0"/>
+          <w:numId w:val="3"/>
+        </w:numPr>
+        <w:spacing w:after="80" w:line="340"/>
       </w:pPr>
       <w:r>
         <w:rPr>
@@ -14858,7 +12079,7 @@
           <w:sz w:val="22"/>
           <w:szCs w:val="22"/>
         </w:rPr>
-        <w:t xml:space="preserve">: 구독 등급에 따라 자원을 차등 배분하고자 할 때 적합하다. 유료 서비스에서 상위 등급 사용자에게 더 빠른 응답을 제공하는 정책을 구현할 수 있다. 비선점형에서도 가중치 기반 스케줄링이 잘 동작하므로, 실제 LLM 서버에 적용 가능하다.</w:t>
+        <w:t xml:space="preserve">: 구독 등급별 차등 배분이 필요한 유료 서비스에 적합. 비선점형에서도 잘 동작하여 실서버 적용이 가능하다.</w:t>
       </w:r>
     </w:p>
     <w:p>
@@ -14889,89 +12110,7 @@
           <w:sz w:val="22"/>
           <w:szCs w:val="22"/>
         </w:rPr>
-        <w:t xml:space="preserve">본 프로젝트는 두 가지 면에서 의의가 있다.</w:t>
-      </w:r>
-    </w:p>
-    <w:p>
-      <w:pPr>
-        <w:spacing w:after="120" w:line="360"/>
-      </w:pPr>
-      <w:r>
-        <w:rPr>
-          <w:rFonts w:ascii="맑은 고딕" w:cs="맑은 고딕" w:eastAsia="맑은 고딕" w:hAnsi="맑은 고딕"/>
-          <w:color w:val="000000"/>
-          <w:sz w:val="22"/>
-          <w:szCs w:val="22"/>
-        </w:rPr>
-        <w:t xml:space="preserve">첫째, </w:t>
-      </w:r>
-      <w:r>
-        <w:rPr>
-          <w:rFonts w:ascii="맑은 고딕" w:cs="맑은 고딕" w:eastAsia="맑은 고딕" w:hAnsi="맑은 고딕"/>
-          <w:b/>
-          <w:bCs/>
-          <w:color w:val="000000"/>
-          <w:sz w:val="22"/>
-          <w:szCs w:val="22"/>
-        </w:rPr>
-        <w:t xml:space="preserve">운영체제 이론의 실제 응용을 확인</w:t>
-      </w:r>
-      <w:r>
-        <w:rPr>
-          <w:rFonts w:ascii="맑은 고딕" w:cs="맑은 고딕" w:eastAsia="맑은 고딕" w:hAnsi="맑은 고딕"/>
-          <w:color w:val="000000"/>
-          <w:sz w:val="22"/>
-          <w:szCs w:val="22"/>
-        </w:rPr>
-        <w:t xml:space="preserve">하였다. CPU 스케줄링을 위해 개발된 FCFS, Priority Scheduling, MLFQ 알고리즘과 네트워크 자원 배분을 위한 WFQ 알고리즘을 LLM API 환경에 적용해보고 동작을 확인하였다. 교과서에서 배운 이론을 새로운 문제 영역에 적용해본 경험은, 앞으로 다른 영역의 문제를 해결할 때도 도움이 될 것이다.</w:t>
-      </w:r>
-    </w:p>
-    <w:p>
-      <w:pPr>
-        <w:spacing w:after="120" w:line="360"/>
-      </w:pPr>
-      <w:r>
-        <w:rPr>
-          <w:rFonts w:ascii="맑은 고딕" w:cs="맑은 고딕" w:eastAsia="맑은 고딕" w:hAnsi="맑은 고딕"/>
-          <w:color w:val="000000"/>
-          <w:sz w:val="22"/>
-          <w:szCs w:val="22"/>
-        </w:rPr>
-        <w:t xml:space="preserve">둘째, </w:t>
-      </w:r>
-      <w:r>
-        <w:rPr>
-          <w:rFonts w:ascii="맑은 고딕" w:cs="맑은 고딕" w:eastAsia="맑은 고딕" w:hAnsi="맑은 고딕"/>
-          <w:b/>
-          <w:bCs/>
-          <w:color w:val="000000"/>
-          <w:sz w:val="22"/>
-          <w:szCs w:val="22"/>
-        </w:rPr>
-        <w:t xml:space="preserve">기존 LLM 서빙 도구의 부족한 부분을 구체적으로 확인</w:t>
-      </w:r>
-      <w:r>
-        <w:rPr>
-          <w:rFonts w:ascii="맑은 고딕" w:cs="맑은 고딕" w:eastAsia="맑은 고딕" w:hAnsi="맑은 고딕"/>
-          <w:color w:val="000000"/>
-          <w:sz w:val="22"/>
-          <w:szCs w:val="22"/>
-        </w:rPr>
-        <w:t xml:space="preserve">하였다. vLLM, TGI 같은 기존 도구는 전체 처리량을 높이는 데 집중하고 있으며, 사용자별 공정성이나 요청 우선순위 관리는 제공하지 않는다. 본 프로젝트에서는 이 부분에 운영체제 스케줄링 이론을 적용하면 어떤 효과가 있는지를 네 가지 알고리즘 비교를 통해 확인하였다. 특히 WFQ가 가중치에 비례한 차등 서비스를 잘 구현한다는 점은, 유료 LLM 서비스의 구독 등급 관리에 활용할 수 있는 가능성을 보여준다.</w:t>
-      </w:r>
-    </w:p>
-    <w:p>
-      <w:pPr>
-        <w:spacing w:after="120" w:line="360"/>
-      </w:pPr>
-      <w:r>
-        <w:rPr>
-          <w:rFonts w:ascii="맑은 고딕" w:cs="맑은 고딕" w:eastAsia="맑은 고딕" w:hAnsi="맑은 고딕"/>
-          <w:color w:val="000000"/>
-          <w:sz w:val="22"/>
-          <w:szCs w:val="22"/>
-        </w:rPr>
-        <w:t xml:space="preserve">다만 본 프로젝트는 최대 500건 규모의 작은 실험으로 확인한 결과이며, 실제 운영 환경의 대규모 요청에서도 같은 결과가 나올지는 추가 확인이 필요하다.</w:t>
+        <w:t xml:space="preserve">본 프로젝트는 두 가지 면에서 의의가 있다. 첫째, CPU 스케줄링(FCFS, Priority, MLFQ)과 네트워크 자원 배분(WFQ) 알고리즘을 LLM API 환경에 적용해 운영체제 이론의 실제 응용을 확인하였다. 둘째, vLLM·TGI 등 기존 LLM 서빙 도구가 전체 처리량 최적화에 집중하여 사용자별 공정성이나 우선순위 관리를 제공하지 않는다는 점을 확인하고, 이 부분에 스케줄링 이론을 적용한 효과를 비교하였다. 특히 WFQ의 가중치 비례 차등 서비스는 유료 LLM 서비스의 구독 등급 관리에 활용할 가능성을 보여준다. 다만 최대 500건 규모의 실험이므로, 대규모 운영 환경에서도 같은 결과가 나올지는 추가 확인이 필요하다.</w:t>
       </w:r>
     </w:p>
     <w:p>
@@ -15024,7 +12163,7 @@
           <w:sz w:val="22"/>
           <w:szCs w:val="22"/>
         </w:rPr>
-        <w:t xml:space="preserve">본 프로젝트에서는 운영체제의 스케줄링 알고리즘(FCFS, Priority Scheduling, MLFQ, WFQ)을 다중 사용자 LLM API 요청 관리에 적용하고, 시뮬레이션 및 실서버 실험을 통해 성능과 공정성을 비교하였다.</w:t>
+        <w:t xml:space="preserve">본 프로젝트에서는 운영체제의 네 가지 스케줄링 알고리즘(FCFS, Priority Scheduling, MLFQ, WFQ)을 다중 사용자 LLM API 요청 관리에 적용하고, 시뮬레이션 및 실서버 실험으로 성능과 공정성을 비교하였다.</w:t>
       </w:r>
     </w:p>
     <w:p>
@@ -15049,7 +12188,7 @@
           <w:sz w:val="22"/>
           <w:szCs w:val="22"/>
         </w:rPr>
-        <w:t xml:space="preserve">: 네 가지 스케줄링 알고리즘을 LLM API 환경에 맞게 구현하였다. 모든 알고리즘은 같은 인터페이스(enqueue/dequeue)를 따르도록 설계하여, 환경변수만으로 알고리즘을 전환할 수 있다. 다만, MLFQ의 선점형 모드는 실제 LLM 환경에서 적용이 어렵다는 한계를 확인하였다.</w:t>
+        <w:t xml:space="preserve">: 네 알고리즘을 공통 인터페이스(enqueue/dequeue)로 구현하여 환경변수만으로 전환할 수 있게 하였다. MLFQ 선점형 모드는 실제 LLM 환경에서 적용이 어렵다는 한계를 확인하였다.</w:t>
       </w:r>
     </w:p>
     <w:p>
@@ -15074,7 +12213,7 @@
           <w:sz w:val="22"/>
           <w:szCs w:val="22"/>
         </w:rPr>
-        <w:t xml:space="preserve">: 비선점형 환경에서 네 알고리즘의 전체 처리량은 유사하였다. 스케줄러는 처리 순서를 결정할 뿐, 처리 속도 자체를 변경하지 않기 때문이다. 선점형 MLFQ에서는 짧은 요청의 응답시간이 약 73% 감소하였으나, 긴 요청의 응답시간은 약 89% 증가하였다. 이 개선 효과는 5개 시드에서 71.8~74.3% 범위로 일관되게 재현되었고(p &lt; 0.001, Cohen's d = 20.39), 특정 시드의 우연에 의한 결과가 아님을 확인하였다. WFQ에서는 구독 등급에 따른 대기시간 차등이 나타나, Enterprise 등급의 평균 대기시간이 Free 등급의 약 1/12 수준이었다.</w:t>
+        <w:t xml:space="preserve">: 비선점형 환경에서 네 알고리즘의 전체 처리량은 유사하였다. 스케줄러는 순서만 결정할 뿐 처리 속도 자체를 바꾸지 못하기 때문이다. 선점형 MLFQ에서는 짧은 요청 응답시간이 약 73% 감소, 긴 요청은 약 89% 증가하였다. 개선 효과는 5개 시드에서 71.8~74.3% 범위로 일관되게 재현되었다 (p &lt; 0.001, Cohen's d = 20.39). WFQ에서는 Enterprise의 평균 대기시간이 Free의 약 1/12 수준으로 나타났다.</w:t>
       </w:r>
     </w:p>
     <w:p>
@@ -15099,7 +12238,7 @@
           <w:sz w:val="22"/>
           <w:szCs w:val="22"/>
         </w:rPr>
-        <w:t xml:space="preserve">: FCFS, Priority, MLFQ(비선점형)의 JFI는 모두 1.000으로 사용자 간 균등 배분이 이루어졌다. WFQ의 시스템 수준 JFI는 0.316이었으나, 이는 가중치에 따른 의도적 차등 배분의 결과이다. Enterprise의 대기시간이 Free보다 약 12배 짧아, 가중치 비율(100:1) 수준의 극단적 차이는 아니지만 가중치 순서에 대응하는 차등 서비스가 확인되었다.</w:t>
+        <w:t xml:space="preserve">: FCFS, Priority, MLFQ(비선점형)의 JFI는 모두 1.000으로 균등 배분이 이루어졌다. WFQ의 시스템 수준 JFI는 0.316이었으나, 이는 가중치 기반 의도적 차등의 결과이다. Enterprise의 대기시간이 Free보다 약 12배 짧아 가중치 순서에 대응하는 차등 서비스가 확인되었다.</w:t>
       </w:r>
     </w:p>
     <w:p>
@@ -15113,7 +12252,7 @@
           <w:sz w:val="22"/>
           <w:szCs w:val="22"/>
         </w:rPr>
-        <w:t xml:space="preserve">또한 Rate Limiter를 통한 구독 등급별 요청 제한 기능도 구현하여, 스케줄러와 독립적으로 과도한 요청을 사전에 차단할 수 있음을 확인하였다.</w:t>
+        <w:t xml:space="preserve">또한 Rate Limiter를 통해 스케줄러와 독립적으로 과도한 요청을 사전 차단하는 기능을 구현하였다.</w:t>
       </w:r>
     </w:p>
     <w:p>
@@ -15135,31 +12274,13 @@
     </w:p>
     <w:p>
       <w:pPr>
-        <w:spacing w:after="120" w:line="360"/>
-      </w:pPr>
-      <w:r>
-        <w:rPr>
-          <w:rFonts w:ascii="맑은 고딕" w:cs="맑은 고딕" w:eastAsia="맑은 고딕" w:hAnsi="맑은 고딕"/>
-          <w:color w:val="000000"/>
-          <w:sz w:val="22"/>
-          <w:szCs w:val="22"/>
-        </w:rPr>
-        <w:t xml:space="preserve">본 프로젝트를 확장할 수 있는 방향은 다음과 같다.</w:t>
-      </w:r>
-    </w:p>
-    <w:p>
-      <w:pPr>
-        <w:spacing w:after="120" w:line="360"/>
-      </w:pPr>
-      <w:r>
-        <w:rPr>
-          <w:rFonts w:ascii="맑은 고딕" w:cs="맑은 고딕" w:eastAsia="맑은 고딕" w:hAnsi="맑은 고딕"/>
-          <w:color w:val="000000"/>
-          <w:sz w:val="22"/>
-          <w:szCs w:val="22"/>
-        </w:rPr>
-        <w:t xml:space="preserve">첫째, </w:t>
-      </w:r>
+        <w:pStyle w:val="ListParagraph"/>
+        <w:numPr>
+          <w:ilvl w:val="0"/>
+          <w:numId w:val="3"/>
+        </w:numPr>
+        <w:spacing w:after="80" w:line="340"/>
+      </w:pPr>
       <w:r>
         <w:rPr>
           <w:rFonts w:ascii="맑은 고딕" w:cs="맑은 고딕" w:eastAsia="맑은 고딕" w:hAnsi="맑은 고딕"/>
@@ -15178,22 +12299,18 @@
           <w:sz w:val="22"/>
           <w:szCs w:val="22"/>
         </w:rPr>
-        <w:t xml:space="preserve">이다. 현재 WFQ의 VFT 계산에서 처리 비용을 요청 1건당 1로 고정하였다. 입력 토큰 수나 출력 토큰 수를 반영한 가변 비용 모델을 적용하면, 더 정밀한 자원 배분이 가능할 것이다. 다만 출력 토큰 수는 사전에 알 수 없으므로, 이를 추정하는 방법에 대한 추가 연구가 필요하다.</w:t>
-      </w:r>
-    </w:p>
-    <w:p>
-      <w:pPr>
-        <w:spacing w:after="120" w:line="360"/>
-      </w:pPr>
-      <w:r>
-        <w:rPr>
-          <w:rFonts w:ascii="맑은 고딕" w:cs="맑은 고딕" w:eastAsia="맑은 고딕" w:hAnsi="맑은 고딕"/>
-          <w:color w:val="000000"/>
-          <w:sz w:val="22"/>
-          <w:szCs w:val="22"/>
-        </w:rPr>
-        <w:t xml:space="preserve">둘째, </w:t>
-      </w:r>
+        <w:t xml:space="preserve">: 현재 WFQ의 VFT 계산은 처리 비용을 요청 1건당 1로 고정하였다. 입출력 토큰 수를 반영한 가변 비용 모델을 적용하면 더 정밀한 자원 배분이 가능하지만, 출력 토큰 수 추정 방법에 대한 추가 연구가 필요하다.</w:t>
+      </w:r>
+    </w:p>
+    <w:p>
+      <w:pPr>
+        <w:pStyle w:val="ListParagraph"/>
+        <w:numPr>
+          <w:ilvl w:val="0"/>
+          <w:numId w:val="3"/>
+        </w:numPr>
+        <w:spacing w:after="80" w:line="340"/>
+      </w:pPr>
       <w:r>
         <w:rPr>
           <w:rFonts w:ascii="맑은 고딕" w:cs="맑은 고딕" w:eastAsia="맑은 고딕" w:hAnsi="맑은 고딕"/>
@@ -15212,22 +12329,18 @@
           <w:sz w:val="22"/>
           <w:szCs w:val="22"/>
         </w:rPr>
-        <w:t xml:space="preserve">이다. 현재 실험 결과는 JSON 파일로 기록되어 사후에 분석하는 방식이다. 대기열 상태, 알고리즘별 처리 현황, JFI 변화 등을 실시간으로 확인할 수 있는 웹 대시보드를 추가하면 관리자가 시스템 상태를 직관적으로 파악할 수 있을 것이다.</w:t>
-      </w:r>
-    </w:p>
-    <w:p>
-      <w:pPr>
-        <w:spacing w:after="120" w:line="360"/>
-      </w:pPr>
-      <w:r>
-        <w:rPr>
-          <w:rFonts w:ascii="맑은 고딕" w:cs="맑은 고딕" w:eastAsia="맑은 고딕" w:hAnsi="맑은 고딕"/>
-          <w:color w:val="000000"/>
-          <w:sz w:val="22"/>
-          <w:szCs w:val="22"/>
-        </w:rPr>
-        <w:t xml:space="preserve">셋째, </w:t>
-      </w:r>
+        <w:t xml:space="preserve">: 현재는 JSON 파일로 사후 분석하는 방식이다. 대기열 상태, 알고리즘별 처리 현황, JFI 변화를 실시간으로 확인할 수 있는 웹 대시보드를 추가하면 관리자의 상태 파악이 직관적이 된다.</w:t>
+      </w:r>
+    </w:p>
+    <w:p>
+      <w:pPr>
+        <w:pStyle w:val="ListParagraph"/>
+        <w:numPr>
+          <w:ilvl w:val="0"/>
+          <w:numId w:val="3"/>
+        </w:numPr>
+        <w:spacing w:after="80" w:line="340"/>
+      </w:pPr>
       <w:r>
         <w:rPr>
           <w:rFonts w:ascii="맑은 고딕" w:cs="맑은 고딕" w:eastAsia="맑은 고딕" w:hAnsi="맑은 고딕"/>
@@ -15246,7 +12359,7 @@
           <w:sz w:val="22"/>
           <w:szCs w:val="22"/>
         </w:rPr>
-        <w:t xml:space="preserve">이다. 본 실험에서는 최대 500건의 요청으로 실험하였다. 수천 건 이상의 요청, 더 많은 사용자 수, 더 긴 처리 시간 등 더 큰 규모의 환경에서 각 알고리즘이 어떤 특성을 보이는지 확인할 수 있을 것이다.</w:t>
+        <w:t xml:space="preserve">: 수천 건 이상의 요청, 더 많은 사용자, 더 긴 처리 시간 환경에서 각 알고리즘의 특성을 추가 확인할 수 있다.</w:t>
       </w:r>
     </w:p>
     <w:p>
@@ -15489,14 +12602,13 @@
         </w:tblBorders>
       </w:tblPr>
       <w:tblGrid>
-        <w:gridCol w:w="2644"/>
-        <w:gridCol w:w="2644"/>
-        <w:gridCol w:w="2644"/>
+        <w:gridCol w:w="3967"/>
+        <w:gridCol w:w="3967"/>
       </w:tblGrid>
       <w:tr>
         <w:tc>
           <w:tcPr>
-            <w:tcW w:type="dxa" w:w="2644"/>
+            <w:tcW w:type="dxa" w:w="3967"/>
             <w:tcBorders>
               <w:top w:val="single" w:color="AAAAAA" w:sz="1"/>
               <w:left w:val="single" w:color="AAAAAA" w:sz="1"/>
@@ -15526,7 +12638,7 @@
         </w:tc>
         <w:tc>
           <w:tcPr>
-            <w:tcW w:type="dxa" w:w="2644"/>
+            <w:tcW w:type="dxa" w:w="3967"/>
             <w:tcBorders>
               <w:top w:val="single" w:color="AAAAAA" w:sz="1"/>
               <w:left w:val="single" w:color="AAAAAA" w:sz="1"/>
@@ -15554,41 +12666,11 @@
             </w:r>
           </w:p>
         </w:tc>
-        <w:tc>
-          <w:tcPr>
-            <w:tcW w:type="dxa" w:w="2644"/>
-            <w:tcBorders>
-              <w:top w:val="single" w:color="AAAAAA" w:sz="1"/>
-              <w:left w:val="single" w:color="AAAAAA" w:sz="1"/>
-              <w:bottom w:val="single" w:color="AAAAAA" w:sz="1"/>
-              <w:right w:val="single" w:color="AAAAAA" w:sz="1"/>
-            </w:tcBorders>
-            <w:shd w:fill="D9E2F3" w:val="clear"/>
-            <w:vAlign w:val="center"/>
-          </w:tcPr>
-          <w:p>
-            <w:pPr>
-              <w:spacing w:after="40" w:before="40"/>
-              <w:jc w:val="center"/>
-            </w:pPr>
-            <w:r>
-              <w:rPr>
-                <w:rFonts w:ascii="맑은 고딕" w:cs="맑은 고딕" w:eastAsia="맑은 고딕" w:hAnsi="맑은 고딕"/>
-                <w:b/>
-                <w:bCs/>
-                <w:color w:val="000000"/>
-                <w:sz w:val="20"/>
-                <w:szCs w:val="20"/>
-              </w:rPr>
-              <w:t xml:space="preserve">주요 내용</w:t>
-            </w:r>
-          </w:p>
-        </w:tc>
       </w:tr>
       <w:tr>
         <w:tc>
           <w:tcPr>
-            <w:tcW w:type="dxa" w:w="2644"/>
+            <w:tcW w:type="dxa" w:w="3967"/>
             <w:tcBorders>
               <w:top w:val="single" w:color="AAAAAA" w:sz="1"/>
               <w:left w:val="single" w:color="AAAAAA" w:sz="1"/>
@@ -15617,59 +12699,30 @@
         </w:tc>
         <w:tc>
           <w:tcPr>
-            <w:tcW w:type="dxa" w:w="2644"/>
-            <w:tcBorders>
-              <w:top w:val="single" w:color="AAAAAA" w:sz="1"/>
-              <w:left w:val="single" w:color="AAAAAA" w:sz="1"/>
-              <w:bottom w:val="single" w:color="AAAAAA" w:sz="1"/>
-              <w:right w:val="single" w:color="AAAAAA" w:sz="1"/>
-            </w:tcBorders>
-            <w:vAlign w:val="center"/>
-          </w:tcPr>
-          <w:p>
-            <w:pPr>
-              <w:spacing w:after="40" w:before="40"/>
-              <w:jc w:val="left"/>
-            </w:pPr>
-            <w:r>
-              <w:rPr>
-                <w:rFonts w:ascii="맑은 고딕" w:cs="맑은 고딕" w:eastAsia="맑은 고딕" w:hAnsi="맑은 고딕"/>
-                <w:b w:val="false"/>
-                <w:bCs w:val="false"/>
-                <w:color w:val="000000"/>
-                <w:sz w:val="20"/>
-                <w:szCs w:val="20"/>
-              </w:rPr>
-              <w:t xml:space="preserve">서버 진입점</w:t>
-            </w:r>
-          </w:p>
-        </w:tc>
-        <w:tc>
-          <w:tcPr>
-            <w:tcW w:type="dxa" w:w="2644"/>
-            <w:tcBorders>
-              <w:top w:val="single" w:color="AAAAAA" w:sz="1"/>
-              <w:left w:val="single" w:color="AAAAAA" w:sz="1"/>
-              <w:bottom w:val="single" w:color="AAAAAA" w:sz="1"/>
-              <w:right w:val="single" w:color="AAAAAA" w:sz="1"/>
-            </w:tcBorders>
-            <w:vAlign w:val="center"/>
-          </w:tcPr>
-          <w:p>
-            <w:pPr>
-              <w:spacing w:after="40" w:before="40"/>
-              <w:jc w:val="left"/>
-            </w:pPr>
-            <w:r>
-              <w:rPr>
-                <w:rFonts w:ascii="맑은 고딕" w:cs="맑은 고딕" w:eastAsia="맑은 고딕" w:hAnsi="맑은 고딕"/>
-                <w:b w:val="false"/>
-                <w:bCs w:val="false"/>
-                <w:color w:val="000000"/>
-                <w:sz w:val="20"/>
-                <w:szCs w:val="20"/>
-              </w:rPr>
-              <w:t xml:space="preserve">Express.js 설정, 스케줄러 초기화</w:t>
+            <w:tcW w:type="dxa" w:w="3967"/>
+            <w:tcBorders>
+              <w:top w:val="single" w:color="AAAAAA" w:sz="1"/>
+              <w:left w:val="single" w:color="AAAAAA" w:sz="1"/>
+              <w:bottom w:val="single" w:color="AAAAAA" w:sz="1"/>
+              <w:right w:val="single" w:color="AAAAAA" w:sz="1"/>
+            </w:tcBorders>
+            <w:vAlign w:val="center"/>
+          </w:tcPr>
+          <w:p>
+            <w:pPr>
+              <w:spacing w:after="40" w:before="40"/>
+              <w:jc w:val="left"/>
+            </w:pPr>
+            <w:r>
+              <w:rPr>
+                <w:rFonts w:ascii="맑은 고딕" w:cs="맑은 고딕" w:eastAsia="맑은 고딕" w:hAnsi="맑은 고딕"/>
+                <w:b w:val="false"/>
+                <w:bCs w:val="false"/>
+                <w:color w:val="000000"/>
+                <w:sz w:val="20"/>
+                <w:szCs w:val="20"/>
+              </w:rPr>
+              <w:t xml:space="preserve">Express.js 서버 진입점</w:t>
             </w:r>
           </w:p>
         </w:tc>
@@ -15677,7 +12730,7 @@
       <w:tr>
         <w:tc>
           <w:tcPr>
-            <w:tcW w:type="dxa" w:w="2644"/>
+            <w:tcW w:type="dxa" w:w="3967"/>
             <w:tcBorders>
               <w:top w:val="single" w:color="AAAAAA" w:sz="1"/>
               <w:left w:val="single" w:color="AAAAAA" w:sz="1"/>
@@ -15706,59 +12759,30 @@
         </w:tc>
         <w:tc>
           <w:tcPr>
-            <w:tcW w:type="dxa" w:w="2644"/>
-            <w:tcBorders>
-              <w:top w:val="single" w:color="AAAAAA" w:sz="1"/>
-              <w:left w:val="single" w:color="AAAAAA" w:sz="1"/>
-              <w:bottom w:val="single" w:color="AAAAAA" w:sz="1"/>
-              <w:right w:val="single" w:color="AAAAAA" w:sz="1"/>
-            </w:tcBorders>
-            <w:vAlign w:val="center"/>
-          </w:tcPr>
-          <w:p>
-            <w:pPr>
-              <w:spacing w:after="40" w:before="40"/>
-              <w:jc w:val="left"/>
-            </w:pPr>
-            <w:r>
-              <w:rPr>
-                <w:rFonts w:ascii="맑은 고딕" w:cs="맑은 고딕" w:eastAsia="맑은 고딕" w:hAnsi="맑은 고딕"/>
-                <w:b w:val="false"/>
-                <w:bCs w:val="false"/>
-                <w:color w:val="000000"/>
-                <w:sz w:val="20"/>
-                <w:szCs w:val="20"/>
-              </w:rPr>
-              <w:t xml:space="preserve">API 라우팅</w:t>
-            </w:r>
-          </w:p>
-        </w:tc>
-        <w:tc>
-          <w:tcPr>
-            <w:tcW w:type="dxa" w:w="2644"/>
-            <w:tcBorders>
-              <w:top w:val="single" w:color="AAAAAA" w:sz="1"/>
-              <w:left w:val="single" w:color="AAAAAA" w:sz="1"/>
-              <w:bottom w:val="single" w:color="AAAAAA" w:sz="1"/>
-              <w:right w:val="single" w:color="AAAAAA" w:sz="1"/>
-            </w:tcBorders>
-            <w:vAlign w:val="center"/>
-          </w:tcPr>
-          <w:p>
-            <w:pPr>
-              <w:spacing w:after="40" w:before="40"/>
-              <w:jc w:val="left"/>
-            </w:pPr>
-            <w:r>
-              <w:rPr>
-                <w:rFonts w:ascii="맑은 고딕" w:cs="맑은 고딕" w:eastAsia="맑은 고딕" w:hAnsi="맑은 고딕"/>
-                <w:b w:val="false"/>
-                <w:bCs w:val="false"/>
-                <w:color w:val="000000"/>
-                <w:sz w:val="20"/>
-                <w:szCs w:val="20"/>
-              </w:rPr>
-              <w:t xml:space="preserve">요청 등록/조회 엔드포인트 정의</w:t>
+            <w:tcW w:type="dxa" w:w="3967"/>
+            <w:tcBorders>
+              <w:top w:val="single" w:color="AAAAAA" w:sz="1"/>
+              <w:left w:val="single" w:color="AAAAAA" w:sz="1"/>
+              <w:bottom w:val="single" w:color="AAAAAA" w:sz="1"/>
+              <w:right w:val="single" w:color="AAAAAA" w:sz="1"/>
+            </w:tcBorders>
+            <w:vAlign w:val="center"/>
+          </w:tcPr>
+          <w:p>
+            <w:pPr>
+              <w:spacing w:after="40" w:before="40"/>
+              <w:jc w:val="left"/>
+            </w:pPr>
+            <w:r>
+              <w:rPr>
+                <w:rFonts w:ascii="맑은 고딕" w:cs="맑은 고딕" w:eastAsia="맑은 고딕" w:hAnsi="맑은 고딕"/>
+                <w:b w:val="false"/>
+                <w:bCs w:val="false"/>
+                <w:color w:val="000000"/>
+                <w:sz w:val="20"/>
+                <w:szCs w:val="20"/>
+              </w:rPr>
+              <w:t xml:space="preserve">REST API 라우팅</w:t>
             </w:r>
           </w:p>
         </w:tc>
@@ -15766,88 +12790,59 @@
       <w:tr>
         <w:tc>
           <w:tcPr>
-            <w:tcW w:type="dxa" w:w="2644"/>
-            <w:tcBorders>
-              <w:top w:val="single" w:color="AAAAAA" w:sz="1"/>
-              <w:left w:val="single" w:color="AAAAAA" w:sz="1"/>
-              <w:bottom w:val="single" w:color="AAAAAA" w:sz="1"/>
-              <w:right w:val="single" w:color="AAAAAA" w:sz="1"/>
-            </w:tcBorders>
-            <w:vAlign w:val="center"/>
-          </w:tcPr>
-          <w:p>
-            <w:pPr>
-              <w:spacing w:after="40" w:before="40"/>
-              <w:jc w:val="left"/>
-            </w:pPr>
-            <w:r>
-              <w:rPr>
-                <w:rFonts w:ascii="맑은 고딕" w:cs="맑은 고딕" w:eastAsia="맑은 고딕" w:hAnsi="맑은 고딕"/>
-                <w:b w:val="false"/>
-                <w:bCs w:val="false"/>
-                <w:color w:val="000000"/>
-                <w:sz w:val="20"/>
-                <w:szCs w:val="20"/>
-              </w:rPr>
-              <w:t xml:space="preserve">schedulers/FCFSScheduler.js</w:t>
-            </w:r>
-          </w:p>
-        </w:tc>
-        <w:tc>
-          <w:tcPr>
-            <w:tcW w:type="dxa" w:w="2644"/>
-            <w:tcBorders>
-              <w:top w:val="single" w:color="AAAAAA" w:sz="1"/>
-              <w:left w:val="single" w:color="AAAAAA" w:sz="1"/>
-              <w:bottom w:val="single" w:color="AAAAAA" w:sz="1"/>
-              <w:right w:val="single" w:color="AAAAAA" w:sz="1"/>
-            </w:tcBorders>
-            <w:vAlign w:val="center"/>
-          </w:tcPr>
-          <w:p>
-            <w:pPr>
-              <w:spacing w:after="40" w:before="40"/>
-              <w:jc w:val="left"/>
-            </w:pPr>
-            <w:r>
-              <w:rPr>
-                <w:rFonts w:ascii="맑은 고딕" w:cs="맑은 고딕" w:eastAsia="맑은 고딕" w:hAnsi="맑은 고딕"/>
-                <w:b w:val="false"/>
-                <w:bCs w:val="false"/>
-                <w:color w:val="000000"/>
-                <w:sz w:val="20"/>
-                <w:szCs w:val="20"/>
-              </w:rPr>
-              <w:t xml:space="preserve">FCFS 스케줄러</w:t>
-            </w:r>
-          </w:p>
-        </w:tc>
-        <w:tc>
-          <w:tcPr>
-            <w:tcW w:type="dxa" w:w="2644"/>
-            <w:tcBorders>
-              <w:top w:val="single" w:color="AAAAAA" w:sz="1"/>
-              <w:left w:val="single" w:color="AAAAAA" w:sz="1"/>
-              <w:bottom w:val="single" w:color="AAAAAA" w:sz="1"/>
-              <w:right w:val="single" w:color="AAAAAA" w:sz="1"/>
-            </w:tcBorders>
-            <w:vAlign w:val="center"/>
-          </w:tcPr>
-          <w:p>
-            <w:pPr>
-              <w:spacing w:after="40" w:before="40"/>
-              <w:jc w:val="left"/>
-            </w:pPr>
-            <w:r>
-              <w:rPr>
-                <w:rFonts w:ascii="맑은 고딕" w:cs="맑은 고딕" w:eastAsia="맑은 고딕" w:hAnsi="맑은 고딕"/>
-                <w:b w:val="false"/>
-                <w:bCs w:val="false"/>
-                <w:color w:val="000000"/>
-                <w:sz w:val="20"/>
-                <w:szCs w:val="20"/>
-              </w:rPr>
-              <w:t xml:space="preserve">도착 순서 기반 FIFO 처리</w:t>
+            <w:tcW w:type="dxa" w:w="3967"/>
+            <w:tcBorders>
+              <w:top w:val="single" w:color="AAAAAA" w:sz="1"/>
+              <w:left w:val="single" w:color="AAAAAA" w:sz="1"/>
+              <w:bottom w:val="single" w:color="AAAAAA" w:sz="1"/>
+              <w:right w:val="single" w:color="AAAAAA" w:sz="1"/>
+            </w:tcBorders>
+            <w:vAlign w:val="center"/>
+          </w:tcPr>
+          <w:p>
+            <w:pPr>
+              <w:spacing w:after="40" w:before="40"/>
+              <w:jc w:val="left"/>
+            </w:pPr>
+            <w:r>
+              <w:rPr>
+                <w:rFonts w:ascii="맑은 고딕" w:cs="맑은 고딕" w:eastAsia="맑은 고딕" w:hAnsi="맑은 고딕"/>
+                <w:b w:val="false"/>
+                <w:bCs w:val="false"/>
+                <w:color w:val="000000"/>
+                <w:sz w:val="20"/>
+                <w:szCs w:val="20"/>
+              </w:rPr>
+              <w:t xml:space="preserve">schedulers/BaseScheduler.js</w:t>
+            </w:r>
+          </w:p>
+        </w:tc>
+        <w:tc>
+          <w:tcPr>
+            <w:tcW w:type="dxa" w:w="3967"/>
+            <w:tcBorders>
+              <w:top w:val="single" w:color="AAAAAA" w:sz="1"/>
+              <w:left w:val="single" w:color="AAAAAA" w:sz="1"/>
+              <w:bottom w:val="single" w:color="AAAAAA" w:sz="1"/>
+              <w:right w:val="single" w:color="AAAAAA" w:sz="1"/>
+            </w:tcBorders>
+            <w:vAlign w:val="center"/>
+          </w:tcPr>
+          <w:p>
+            <w:pPr>
+              <w:spacing w:after="40" w:before="40"/>
+              <w:jc w:val="left"/>
+            </w:pPr>
+            <w:r>
+              <w:rPr>
+                <w:rFonts w:ascii="맑은 고딕" w:cs="맑은 고딕" w:eastAsia="맑은 고딕" w:hAnsi="맑은 고딕"/>
+                <w:b w:val="false"/>
+                <w:bCs w:val="false"/>
+                <w:color w:val="000000"/>
+                <w:sz w:val="20"/>
+                <w:szCs w:val="20"/>
+              </w:rPr>
+              <w:t xml:space="preserve">enqueue/dequeue 공통 인터페이스</w:t>
             </w:r>
           </w:p>
         </w:tc>
@@ -15855,88 +12850,59 @@
       <w:tr>
         <w:tc>
           <w:tcPr>
-            <w:tcW w:type="dxa" w:w="2644"/>
-            <w:tcBorders>
-              <w:top w:val="single" w:color="AAAAAA" w:sz="1"/>
-              <w:left w:val="single" w:color="AAAAAA" w:sz="1"/>
-              <w:bottom w:val="single" w:color="AAAAAA" w:sz="1"/>
-              <w:right w:val="single" w:color="AAAAAA" w:sz="1"/>
-            </w:tcBorders>
-            <w:vAlign w:val="center"/>
-          </w:tcPr>
-          <w:p>
-            <w:pPr>
-              <w:spacing w:after="40" w:before="40"/>
-              <w:jc w:val="left"/>
-            </w:pPr>
-            <w:r>
-              <w:rPr>
-                <w:rFonts w:ascii="맑은 고딕" w:cs="맑은 고딕" w:eastAsia="맑은 고딕" w:hAnsi="맑은 고딕"/>
-                <w:b w:val="false"/>
-                <w:bCs w:val="false"/>
-                <w:color w:val="000000"/>
-                <w:sz w:val="20"/>
-                <w:szCs w:val="20"/>
-              </w:rPr>
-              <w:t xml:space="preserve">schedulers/PriorityScheduler.js</w:t>
-            </w:r>
-          </w:p>
-        </w:tc>
-        <w:tc>
-          <w:tcPr>
-            <w:tcW w:type="dxa" w:w="2644"/>
-            <w:tcBorders>
-              <w:top w:val="single" w:color="AAAAAA" w:sz="1"/>
-              <w:left w:val="single" w:color="AAAAAA" w:sz="1"/>
-              <w:bottom w:val="single" w:color="AAAAAA" w:sz="1"/>
-              <w:right w:val="single" w:color="AAAAAA" w:sz="1"/>
-            </w:tcBorders>
-            <w:vAlign w:val="center"/>
-          </w:tcPr>
-          <w:p>
-            <w:pPr>
-              <w:spacing w:after="40" w:before="40"/>
-              <w:jc w:val="left"/>
-            </w:pPr>
-            <w:r>
-              <w:rPr>
-                <w:rFonts w:ascii="맑은 고딕" w:cs="맑은 고딕" w:eastAsia="맑은 고딕" w:hAnsi="맑은 고딕"/>
-                <w:b w:val="false"/>
-                <w:bCs w:val="false"/>
-                <w:color w:val="000000"/>
-                <w:sz w:val="20"/>
-                <w:szCs w:val="20"/>
-              </w:rPr>
-              <w:t xml:space="preserve">Priority 스케줄러</w:t>
-            </w:r>
-          </w:p>
-        </w:tc>
-        <w:tc>
-          <w:tcPr>
-            <w:tcW w:type="dxa" w:w="2644"/>
-            <w:tcBorders>
-              <w:top w:val="single" w:color="AAAAAA" w:sz="1"/>
-              <w:left w:val="single" w:color="AAAAAA" w:sz="1"/>
-              <w:bottom w:val="single" w:color="AAAAAA" w:sz="1"/>
-              <w:right w:val="single" w:color="AAAAAA" w:sz="1"/>
-            </w:tcBorders>
-            <w:vAlign w:val="center"/>
-          </w:tcPr>
-          <w:p>
-            <w:pPr>
-              <w:spacing w:after="40" w:before="40"/>
-              <w:jc w:val="left"/>
-            </w:pPr>
-            <w:r>
-              <w:rPr>
-                <w:rFonts w:ascii="맑은 고딕" w:cs="맑은 고딕" w:eastAsia="맑은 고딕" w:hAnsi="맑은 고딕"/>
-                <w:b w:val="false"/>
-                <w:bCs w:val="false"/>
-                <w:color w:val="000000"/>
-                <w:sz w:val="20"/>
-                <w:szCs w:val="20"/>
-              </w:rPr>
-              <w:t xml:space="preserve">우선순위 기반 처리, 에이징 구현</w:t>
+            <w:tcW w:type="dxa" w:w="3967"/>
+            <w:tcBorders>
+              <w:top w:val="single" w:color="AAAAAA" w:sz="1"/>
+              <w:left w:val="single" w:color="AAAAAA" w:sz="1"/>
+              <w:bottom w:val="single" w:color="AAAAAA" w:sz="1"/>
+              <w:right w:val="single" w:color="AAAAAA" w:sz="1"/>
+            </w:tcBorders>
+            <w:vAlign w:val="center"/>
+          </w:tcPr>
+          <w:p>
+            <w:pPr>
+              <w:spacing w:after="40" w:before="40"/>
+              <w:jc w:val="left"/>
+            </w:pPr>
+            <w:r>
+              <w:rPr>
+                <w:rFonts w:ascii="맑은 고딕" w:cs="맑은 고딕" w:eastAsia="맑은 고딕" w:hAnsi="맑은 고딕"/>
+                <w:b w:val="false"/>
+                <w:bCs w:val="false"/>
+                <w:color w:val="000000"/>
+                <w:sz w:val="20"/>
+                <w:szCs w:val="20"/>
+              </w:rPr>
+              <w:t xml:space="preserve">schedulers/FCFSScheduler.js</w:t>
+            </w:r>
+          </w:p>
+        </w:tc>
+        <w:tc>
+          <w:tcPr>
+            <w:tcW w:type="dxa" w:w="3967"/>
+            <w:tcBorders>
+              <w:top w:val="single" w:color="AAAAAA" w:sz="1"/>
+              <w:left w:val="single" w:color="AAAAAA" w:sz="1"/>
+              <w:bottom w:val="single" w:color="AAAAAA" w:sz="1"/>
+              <w:right w:val="single" w:color="AAAAAA" w:sz="1"/>
+            </w:tcBorders>
+            <w:vAlign w:val="center"/>
+          </w:tcPr>
+          <w:p>
+            <w:pPr>
+              <w:spacing w:after="40" w:before="40"/>
+              <w:jc w:val="left"/>
+            </w:pPr>
+            <w:r>
+              <w:rPr>
+                <w:rFonts w:ascii="맑은 고딕" w:cs="맑은 고딕" w:eastAsia="맑은 고딕" w:hAnsi="맑은 고딕"/>
+                <w:b w:val="false"/>
+                <w:bCs w:val="false"/>
+                <w:color w:val="000000"/>
+                <w:sz w:val="20"/>
+                <w:szCs w:val="20"/>
+              </w:rPr>
+              <w:t xml:space="preserve">FCFS (FIFO)</w:t>
             </w:r>
           </w:p>
         </w:tc>
@@ -15944,88 +12910,59 @@
       <w:tr>
         <w:tc>
           <w:tcPr>
-            <w:tcW w:type="dxa" w:w="2644"/>
-            <w:tcBorders>
-              <w:top w:val="single" w:color="AAAAAA" w:sz="1"/>
-              <w:left w:val="single" w:color="AAAAAA" w:sz="1"/>
-              <w:bottom w:val="single" w:color="AAAAAA" w:sz="1"/>
-              <w:right w:val="single" w:color="AAAAAA" w:sz="1"/>
-            </w:tcBorders>
-            <w:vAlign w:val="center"/>
-          </w:tcPr>
-          <w:p>
-            <w:pPr>
-              <w:spacing w:after="40" w:before="40"/>
-              <w:jc w:val="left"/>
-            </w:pPr>
-            <w:r>
-              <w:rPr>
-                <w:rFonts w:ascii="맑은 고딕" w:cs="맑은 고딕" w:eastAsia="맑은 고딕" w:hAnsi="맑은 고딕"/>
-                <w:b w:val="false"/>
-                <w:bCs w:val="false"/>
-                <w:color w:val="000000"/>
-                <w:sz w:val="20"/>
-                <w:szCs w:val="20"/>
-              </w:rPr>
-              <w:t xml:space="preserve">schedulers/MLFQScheduler.js</w:t>
-            </w:r>
-          </w:p>
-        </w:tc>
-        <w:tc>
-          <w:tcPr>
-            <w:tcW w:type="dxa" w:w="2644"/>
-            <w:tcBorders>
-              <w:top w:val="single" w:color="AAAAAA" w:sz="1"/>
-              <w:left w:val="single" w:color="AAAAAA" w:sz="1"/>
-              <w:bottom w:val="single" w:color="AAAAAA" w:sz="1"/>
-              <w:right w:val="single" w:color="AAAAAA" w:sz="1"/>
-            </w:tcBorders>
-            <w:vAlign w:val="center"/>
-          </w:tcPr>
-          <w:p>
-            <w:pPr>
-              <w:spacing w:after="40" w:before="40"/>
-              <w:jc w:val="left"/>
-            </w:pPr>
-            <w:r>
-              <w:rPr>
-                <w:rFonts w:ascii="맑은 고딕" w:cs="맑은 고딕" w:eastAsia="맑은 고딕" w:hAnsi="맑은 고딕"/>
-                <w:b w:val="false"/>
-                <w:bCs w:val="false"/>
-                <w:color w:val="000000"/>
-                <w:sz w:val="20"/>
-                <w:szCs w:val="20"/>
-              </w:rPr>
-              <w:t xml:space="preserve">MLFQ 스케줄러</w:t>
-            </w:r>
-          </w:p>
-        </w:tc>
-        <w:tc>
-          <w:tcPr>
-            <w:tcW w:type="dxa" w:w="2644"/>
-            <w:tcBorders>
-              <w:top w:val="single" w:color="AAAAAA" w:sz="1"/>
-              <w:left w:val="single" w:color="AAAAAA" w:sz="1"/>
-              <w:bottom w:val="single" w:color="AAAAAA" w:sz="1"/>
-              <w:right w:val="single" w:color="AAAAAA" w:sz="1"/>
-            </w:tcBorders>
-            <w:vAlign w:val="center"/>
-          </w:tcPr>
-          <w:p>
-            <w:pPr>
-              <w:spacing w:after="40" w:before="40"/>
-              <w:jc w:val="left"/>
-            </w:pPr>
-            <w:r>
-              <w:rPr>
-                <w:rFonts w:ascii="맑은 고딕" w:cs="맑은 고딕" w:eastAsia="맑은 고딕" w:hAnsi="맑은 고딕"/>
-                <w:b w:val="false"/>
-                <w:bCs w:val="false"/>
-                <w:color w:val="000000"/>
-                <w:sz w:val="20"/>
-                <w:szCs w:val="20"/>
-              </w:rPr>
-              <w:t xml:space="preserve">4단계 큐, 시간 할당량 기반 큐 강등</w:t>
+            <w:tcW w:type="dxa" w:w="3967"/>
+            <w:tcBorders>
+              <w:top w:val="single" w:color="AAAAAA" w:sz="1"/>
+              <w:left w:val="single" w:color="AAAAAA" w:sz="1"/>
+              <w:bottom w:val="single" w:color="AAAAAA" w:sz="1"/>
+              <w:right w:val="single" w:color="AAAAAA" w:sz="1"/>
+            </w:tcBorders>
+            <w:vAlign w:val="center"/>
+          </w:tcPr>
+          <w:p>
+            <w:pPr>
+              <w:spacing w:after="40" w:before="40"/>
+              <w:jc w:val="left"/>
+            </w:pPr>
+            <w:r>
+              <w:rPr>
+                <w:rFonts w:ascii="맑은 고딕" w:cs="맑은 고딕" w:eastAsia="맑은 고딕" w:hAnsi="맑은 고딕"/>
+                <w:b w:val="false"/>
+                <w:bCs w:val="false"/>
+                <w:color w:val="000000"/>
+                <w:sz w:val="20"/>
+                <w:szCs w:val="20"/>
+              </w:rPr>
+              <w:t xml:space="preserve">schedulers/PriorityScheduler.js</w:t>
+            </w:r>
+          </w:p>
+        </w:tc>
+        <w:tc>
+          <w:tcPr>
+            <w:tcW w:type="dxa" w:w="3967"/>
+            <w:tcBorders>
+              <w:top w:val="single" w:color="AAAAAA" w:sz="1"/>
+              <w:left w:val="single" w:color="AAAAAA" w:sz="1"/>
+              <w:bottom w:val="single" w:color="AAAAAA" w:sz="1"/>
+              <w:right w:val="single" w:color="AAAAAA" w:sz="1"/>
+            </w:tcBorders>
+            <w:vAlign w:val="center"/>
+          </w:tcPr>
+          <w:p>
+            <w:pPr>
+              <w:spacing w:after="40" w:before="40"/>
+              <w:jc w:val="left"/>
+            </w:pPr>
+            <w:r>
+              <w:rPr>
+                <w:rFonts w:ascii="맑은 고딕" w:cs="맑은 고딕" w:eastAsia="맑은 고딕" w:hAnsi="맑은 고딕"/>
+                <w:b w:val="false"/>
+                <w:bCs w:val="false"/>
+                <w:color w:val="000000"/>
+                <w:sz w:val="20"/>
+                <w:szCs w:val="20"/>
+              </w:rPr>
+              <w:t xml:space="preserve">Priority (에이징)</w:t>
             </w:r>
           </w:p>
         </w:tc>
@@ -16033,88 +12970,59 @@
       <w:tr>
         <w:tc>
           <w:tcPr>
-            <w:tcW w:type="dxa" w:w="2644"/>
-            <w:tcBorders>
-              <w:top w:val="single" w:color="AAAAAA" w:sz="1"/>
-              <w:left w:val="single" w:color="AAAAAA" w:sz="1"/>
-              <w:bottom w:val="single" w:color="AAAAAA" w:sz="1"/>
-              <w:right w:val="single" w:color="AAAAAA" w:sz="1"/>
-            </w:tcBorders>
-            <w:vAlign w:val="center"/>
-          </w:tcPr>
-          <w:p>
-            <w:pPr>
-              <w:spacing w:after="40" w:before="40"/>
-              <w:jc w:val="left"/>
-            </w:pPr>
-            <w:r>
-              <w:rPr>
-                <w:rFonts w:ascii="맑은 고딕" w:cs="맑은 고딕" w:eastAsia="맑은 고딕" w:hAnsi="맑은 고딕"/>
-                <w:b w:val="false"/>
-                <w:bCs w:val="false"/>
-                <w:color w:val="000000"/>
-                <w:sz w:val="20"/>
-                <w:szCs w:val="20"/>
-              </w:rPr>
-              <w:t xml:space="preserve">schedulers/WFQScheduler.js</w:t>
-            </w:r>
-          </w:p>
-        </w:tc>
-        <w:tc>
-          <w:tcPr>
-            <w:tcW w:type="dxa" w:w="2644"/>
-            <w:tcBorders>
-              <w:top w:val="single" w:color="AAAAAA" w:sz="1"/>
-              <w:left w:val="single" w:color="AAAAAA" w:sz="1"/>
-              <w:bottom w:val="single" w:color="AAAAAA" w:sz="1"/>
-              <w:right w:val="single" w:color="AAAAAA" w:sz="1"/>
-            </w:tcBorders>
-            <w:vAlign w:val="center"/>
-          </w:tcPr>
-          <w:p>
-            <w:pPr>
-              <w:spacing w:after="40" w:before="40"/>
-              <w:jc w:val="left"/>
-            </w:pPr>
-            <w:r>
-              <w:rPr>
-                <w:rFonts w:ascii="맑은 고딕" w:cs="맑은 고딕" w:eastAsia="맑은 고딕" w:hAnsi="맑은 고딕"/>
-                <w:b w:val="false"/>
-                <w:bCs w:val="false"/>
-                <w:color w:val="000000"/>
-                <w:sz w:val="20"/>
-                <w:szCs w:val="20"/>
-              </w:rPr>
-              <w:t xml:space="preserve">WFQ 스케줄러</w:t>
-            </w:r>
-          </w:p>
-        </w:tc>
-        <w:tc>
-          <w:tcPr>
-            <w:tcW w:type="dxa" w:w="2644"/>
-            <w:tcBorders>
-              <w:top w:val="single" w:color="AAAAAA" w:sz="1"/>
-              <w:left w:val="single" w:color="AAAAAA" w:sz="1"/>
-              <w:bottom w:val="single" w:color="AAAAAA" w:sz="1"/>
-              <w:right w:val="single" w:color="AAAAAA" w:sz="1"/>
-            </w:tcBorders>
-            <w:vAlign w:val="center"/>
-          </w:tcPr>
-          <w:p>
-            <w:pPr>
-              <w:spacing w:after="40" w:before="40"/>
-              <w:jc w:val="left"/>
-            </w:pPr>
-            <w:r>
-              <w:rPr>
-                <w:rFonts w:ascii="맑은 고딕" w:cs="맑은 고딕" w:eastAsia="맑은 고딕" w:hAnsi="맑은 고딕"/>
-                <w:b w:val="false"/>
-                <w:bCs w:val="false"/>
-                <w:color w:val="000000"/>
-                <w:sz w:val="20"/>
-                <w:szCs w:val="20"/>
-              </w:rPr>
-              <w:t xml:space="preserve">VFT 계산, 가중치 기반 공정 배분</w:t>
+            <w:tcW w:type="dxa" w:w="3967"/>
+            <w:tcBorders>
+              <w:top w:val="single" w:color="AAAAAA" w:sz="1"/>
+              <w:left w:val="single" w:color="AAAAAA" w:sz="1"/>
+              <w:bottom w:val="single" w:color="AAAAAA" w:sz="1"/>
+              <w:right w:val="single" w:color="AAAAAA" w:sz="1"/>
+            </w:tcBorders>
+            <w:vAlign w:val="center"/>
+          </w:tcPr>
+          <w:p>
+            <w:pPr>
+              <w:spacing w:after="40" w:before="40"/>
+              <w:jc w:val="left"/>
+            </w:pPr>
+            <w:r>
+              <w:rPr>
+                <w:rFonts w:ascii="맑은 고딕" w:cs="맑은 고딕" w:eastAsia="맑은 고딕" w:hAnsi="맑은 고딕"/>
+                <w:b w:val="false"/>
+                <w:bCs w:val="false"/>
+                <w:color w:val="000000"/>
+                <w:sz w:val="20"/>
+                <w:szCs w:val="20"/>
+              </w:rPr>
+              <w:t xml:space="preserve">schedulers/MLFQScheduler.js</w:t>
+            </w:r>
+          </w:p>
+        </w:tc>
+        <w:tc>
+          <w:tcPr>
+            <w:tcW w:type="dxa" w:w="3967"/>
+            <w:tcBorders>
+              <w:top w:val="single" w:color="AAAAAA" w:sz="1"/>
+              <w:left w:val="single" w:color="AAAAAA" w:sz="1"/>
+              <w:bottom w:val="single" w:color="AAAAAA" w:sz="1"/>
+              <w:right w:val="single" w:color="AAAAAA" w:sz="1"/>
+            </w:tcBorders>
+            <w:vAlign w:val="center"/>
+          </w:tcPr>
+          <w:p>
+            <w:pPr>
+              <w:spacing w:after="40" w:before="40"/>
+              <w:jc w:val="left"/>
+            </w:pPr>
+            <w:r>
+              <w:rPr>
+                <w:rFonts w:ascii="맑은 고딕" w:cs="맑은 고딕" w:eastAsia="맑은 고딕" w:hAnsi="맑은 고딕"/>
+                <w:b w:val="false"/>
+                <w:bCs w:val="false"/>
+                <w:color w:val="000000"/>
+                <w:sz w:val="20"/>
+                <w:szCs w:val="20"/>
+              </w:rPr>
+              <w:t xml:space="preserve">MLFQ (4단계 큐, 강등)</w:t>
             </w:r>
           </w:p>
         </w:tc>
@@ -16122,88 +13030,59 @@
       <w:tr>
         <w:tc>
           <w:tcPr>
-            <w:tcW w:type="dxa" w:w="2644"/>
-            <w:tcBorders>
-              <w:top w:val="single" w:color="AAAAAA" w:sz="1"/>
-              <w:left w:val="single" w:color="AAAAAA" w:sz="1"/>
-              <w:bottom w:val="single" w:color="AAAAAA" w:sz="1"/>
-              <w:right w:val="single" w:color="AAAAAA" w:sz="1"/>
-            </w:tcBorders>
-            <w:vAlign w:val="center"/>
-          </w:tcPr>
-          <w:p>
-            <w:pPr>
-              <w:spacing w:after="40" w:before="40"/>
-              <w:jc w:val="left"/>
-            </w:pPr>
-            <w:r>
-              <w:rPr>
-                <w:rFonts w:ascii="맑은 고딕" w:cs="맑은 고딕" w:eastAsia="맑은 고딕" w:hAnsi="맑은 고딕"/>
-                <w:b w:val="false"/>
-                <w:bCs w:val="false"/>
-                <w:color w:val="000000"/>
-                <w:sz w:val="20"/>
-                <w:szCs w:val="20"/>
-              </w:rPr>
-              <w:t xml:space="preserve">schedulers/BaseScheduler.js</w:t>
-            </w:r>
-          </w:p>
-        </w:tc>
-        <w:tc>
-          <w:tcPr>
-            <w:tcW w:type="dxa" w:w="2644"/>
-            <w:tcBorders>
-              <w:top w:val="single" w:color="AAAAAA" w:sz="1"/>
-              <w:left w:val="single" w:color="AAAAAA" w:sz="1"/>
-              <w:bottom w:val="single" w:color="AAAAAA" w:sz="1"/>
-              <w:right w:val="single" w:color="AAAAAA" w:sz="1"/>
-            </w:tcBorders>
-            <w:vAlign w:val="center"/>
-          </w:tcPr>
-          <w:p>
-            <w:pPr>
-              <w:spacing w:after="40" w:before="40"/>
-              <w:jc w:val="left"/>
-            </w:pPr>
-            <w:r>
-              <w:rPr>
-                <w:rFonts w:ascii="맑은 고딕" w:cs="맑은 고딕" w:eastAsia="맑은 고딕" w:hAnsi="맑은 고딕"/>
-                <w:b w:val="false"/>
-                <w:bCs w:val="false"/>
-                <w:color w:val="000000"/>
-                <w:sz w:val="20"/>
-                <w:szCs w:val="20"/>
-              </w:rPr>
-              <w:t xml:space="preserve">기본 인터페이스</w:t>
-            </w:r>
-          </w:p>
-        </w:tc>
-        <w:tc>
-          <w:tcPr>
-            <w:tcW w:type="dxa" w:w="2644"/>
-            <w:tcBorders>
-              <w:top w:val="single" w:color="AAAAAA" w:sz="1"/>
-              <w:left w:val="single" w:color="AAAAAA" w:sz="1"/>
-              <w:bottom w:val="single" w:color="AAAAAA" w:sz="1"/>
-              <w:right w:val="single" w:color="AAAAAA" w:sz="1"/>
-            </w:tcBorders>
-            <w:vAlign w:val="center"/>
-          </w:tcPr>
-          <w:p>
-            <w:pPr>
-              <w:spacing w:after="40" w:before="40"/>
-              <w:jc w:val="left"/>
-            </w:pPr>
-            <w:r>
-              <w:rPr>
-                <w:rFonts w:ascii="맑은 고딕" w:cs="맑은 고딕" w:eastAsia="맑은 고딕" w:hAnsi="맑은 고딕"/>
-                <w:b w:val="false"/>
-                <w:bCs w:val="false"/>
-                <w:color w:val="000000"/>
-                <w:sz w:val="20"/>
-                <w:szCs w:val="20"/>
-              </w:rPr>
-              <w:t xml:space="preserve">enqueue/dequeue 공통 인터페이스</w:t>
+            <w:tcW w:type="dxa" w:w="3967"/>
+            <w:tcBorders>
+              <w:top w:val="single" w:color="AAAAAA" w:sz="1"/>
+              <w:left w:val="single" w:color="AAAAAA" w:sz="1"/>
+              <w:bottom w:val="single" w:color="AAAAAA" w:sz="1"/>
+              <w:right w:val="single" w:color="AAAAAA" w:sz="1"/>
+            </w:tcBorders>
+            <w:vAlign w:val="center"/>
+          </w:tcPr>
+          <w:p>
+            <w:pPr>
+              <w:spacing w:after="40" w:before="40"/>
+              <w:jc w:val="left"/>
+            </w:pPr>
+            <w:r>
+              <w:rPr>
+                <w:rFonts w:ascii="맑은 고딕" w:cs="맑은 고딕" w:eastAsia="맑은 고딕" w:hAnsi="맑은 고딕"/>
+                <w:b w:val="false"/>
+                <w:bCs w:val="false"/>
+                <w:color w:val="000000"/>
+                <w:sz w:val="20"/>
+                <w:szCs w:val="20"/>
+              </w:rPr>
+              <w:t xml:space="preserve">schedulers/WFQScheduler.js</w:t>
+            </w:r>
+          </w:p>
+        </w:tc>
+        <w:tc>
+          <w:tcPr>
+            <w:tcW w:type="dxa" w:w="3967"/>
+            <w:tcBorders>
+              <w:top w:val="single" w:color="AAAAAA" w:sz="1"/>
+              <w:left w:val="single" w:color="AAAAAA" w:sz="1"/>
+              <w:bottom w:val="single" w:color="AAAAAA" w:sz="1"/>
+              <w:right w:val="single" w:color="AAAAAA" w:sz="1"/>
+            </w:tcBorders>
+            <w:vAlign w:val="center"/>
+          </w:tcPr>
+          <w:p>
+            <w:pPr>
+              <w:spacing w:after="40" w:before="40"/>
+              <w:jc w:val="left"/>
+            </w:pPr>
+            <w:r>
+              <w:rPr>
+                <w:rFonts w:ascii="맑은 고딕" w:cs="맑은 고딕" w:eastAsia="맑은 고딕" w:hAnsi="맑은 고딕"/>
+                <w:b w:val="false"/>
+                <w:bCs w:val="false"/>
+                <w:color w:val="000000"/>
+                <w:sz w:val="20"/>
+                <w:szCs w:val="20"/>
+              </w:rPr>
+              <w:t xml:space="preserve">WFQ (VFT, 가중치)</w:t>
             </w:r>
           </w:p>
         </w:tc>
@@ -16211,7 +13090,7 @@
       <w:tr>
         <w:tc>
           <w:tcPr>
-            <w:tcW w:type="dxa" w:w="2644"/>
+            <w:tcW w:type="dxa" w:w="3967"/>
             <w:tcBorders>
               <w:top w:val="single" w:color="AAAAAA" w:sz="1"/>
               <w:left w:val="single" w:color="AAAAAA" w:sz="1"/>
@@ -16240,59 +13119,30 @@
         </w:tc>
         <w:tc>
           <w:tcPr>
-            <w:tcW w:type="dxa" w:w="2644"/>
-            <w:tcBorders>
-              <w:top w:val="single" w:color="AAAAAA" w:sz="1"/>
-              <w:left w:val="single" w:color="AAAAAA" w:sz="1"/>
-              <w:bottom w:val="single" w:color="AAAAAA" w:sz="1"/>
-              <w:right w:val="single" w:color="AAAAAA" w:sz="1"/>
-            </w:tcBorders>
-            <w:vAlign w:val="center"/>
-          </w:tcPr>
-          <w:p>
-            <w:pPr>
-              <w:spacing w:after="40" w:before="40"/>
-              <w:jc w:val="left"/>
-            </w:pPr>
-            <w:r>
-              <w:rPr>
-                <w:rFonts w:ascii="맑은 고딕" w:cs="맑은 고딕" w:eastAsia="맑은 고딕" w:hAnsi="맑은 고딕"/>
-                <w:b w:val="false"/>
-                <w:bCs w:val="false"/>
-                <w:color w:val="000000"/>
-                <w:sz w:val="20"/>
-                <w:szCs w:val="20"/>
-              </w:rPr>
-              <w:t xml:space="preserve">요청 제한</w:t>
-            </w:r>
-          </w:p>
-        </w:tc>
-        <w:tc>
-          <w:tcPr>
-            <w:tcW w:type="dxa" w:w="2644"/>
-            <w:tcBorders>
-              <w:top w:val="single" w:color="AAAAAA" w:sz="1"/>
-              <w:left w:val="single" w:color="AAAAAA" w:sz="1"/>
-              <w:bottom w:val="single" w:color="AAAAAA" w:sz="1"/>
-              <w:right w:val="single" w:color="AAAAAA" w:sz="1"/>
-            </w:tcBorders>
-            <w:vAlign w:val="center"/>
-          </w:tcPr>
-          <w:p>
-            <w:pPr>
-              <w:spacing w:after="40" w:before="40"/>
-              <w:jc w:val="left"/>
-            </w:pPr>
-            <w:r>
-              <w:rPr>
-                <w:rFonts w:ascii="맑은 고딕" w:cs="맑은 고딕" w:eastAsia="맑은 고딕" w:hAnsi="맑은 고딕"/>
-                <w:b w:val="false"/>
-                <w:bCs w:val="false"/>
-                <w:color w:val="000000"/>
-                <w:sz w:val="20"/>
-                <w:szCs w:val="20"/>
-              </w:rPr>
-              <w:t xml:space="preserve">토큰 버킷 방식 구독 등급별 제한</w:t>
+            <w:tcW w:type="dxa" w:w="3967"/>
+            <w:tcBorders>
+              <w:top w:val="single" w:color="AAAAAA" w:sz="1"/>
+              <w:left w:val="single" w:color="AAAAAA" w:sz="1"/>
+              <w:bottom w:val="single" w:color="AAAAAA" w:sz="1"/>
+              <w:right w:val="single" w:color="AAAAAA" w:sz="1"/>
+            </w:tcBorders>
+            <w:vAlign w:val="center"/>
+          </w:tcPr>
+          <w:p>
+            <w:pPr>
+              <w:spacing w:after="40" w:before="40"/>
+              <w:jc w:val="left"/>
+            </w:pPr>
+            <w:r>
+              <w:rPr>
+                <w:rFonts w:ascii="맑은 고딕" w:cs="맑은 고딕" w:eastAsia="맑은 고딕" w:hAnsi="맑은 고딕"/>
+                <w:b w:val="false"/>
+                <w:bCs w:val="false"/>
+                <w:color w:val="000000"/>
+                <w:sz w:val="20"/>
+                <w:szCs w:val="20"/>
+              </w:rPr>
+              <w:t xml:space="preserve">토큰 버킷 Rate Limiter</w:t>
             </w:r>
           </w:p>
         </w:tc>
@@ -16300,7 +13150,7 @@
       <w:tr>
         <w:tc>
           <w:tcPr>
-            <w:tcW w:type="dxa" w:w="2644"/>
+            <w:tcW w:type="dxa" w:w="3967"/>
             <w:tcBorders>
               <w:top w:val="single" w:color="AAAAAA" w:sz="1"/>
               <w:left w:val="single" w:color="AAAAAA" w:sz="1"/>
@@ -16329,59 +13179,30 @@
         </w:tc>
         <w:tc>
           <w:tcPr>
-            <w:tcW w:type="dxa" w:w="2644"/>
-            <w:tcBorders>
-              <w:top w:val="single" w:color="AAAAAA" w:sz="1"/>
-              <w:left w:val="single" w:color="AAAAAA" w:sz="1"/>
-              <w:bottom w:val="single" w:color="AAAAAA" w:sz="1"/>
-              <w:right w:val="single" w:color="AAAAAA" w:sz="1"/>
-            </w:tcBorders>
-            <w:vAlign w:val="center"/>
-          </w:tcPr>
-          <w:p>
-            <w:pPr>
-              <w:spacing w:after="40" w:before="40"/>
-              <w:jc w:val="left"/>
-            </w:pPr>
-            <w:r>
-              <w:rPr>
-                <w:rFonts w:ascii="맑은 고딕" w:cs="맑은 고딕" w:eastAsia="맑은 고딕" w:hAnsi="맑은 고딕"/>
-                <w:b w:val="false"/>
-                <w:bCs w:val="false"/>
-                <w:color w:val="000000"/>
-                <w:sz w:val="20"/>
-                <w:szCs w:val="20"/>
-              </w:rPr>
-              <w:t xml:space="preserve">LLM 호출</w:t>
-            </w:r>
-          </w:p>
-        </w:tc>
-        <w:tc>
-          <w:tcPr>
-            <w:tcW w:type="dxa" w:w="2644"/>
-            <w:tcBorders>
-              <w:top w:val="single" w:color="AAAAAA" w:sz="1"/>
-              <w:left w:val="single" w:color="AAAAAA" w:sz="1"/>
-              <w:bottom w:val="single" w:color="AAAAAA" w:sz="1"/>
-              <w:right w:val="single" w:color="AAAAAA" w:sz="1"/>
-            </w:tcBorders>
-            <w:vAlign w:val="center"/>
-          </w:tcPr>
-          <w:p>
-            <w:pPr>
-              <w:spacing w:after="40" w:before="40"/>
-              <w:jc w:val="left"/>
-            </w:pPr>
-            <w:r>
-              <w:rPr>
-                <w:rFonts w:ascii="맑은 고딕" w:cs="맑은 고딕" w:eastAsia="맑은 고딕" w:hAnsi="맑은 고딕"/>
-                <w:b w:val="false"/>
-                <w:bCs w:val="false"/>
-                <w:color w:val="000000"/>
-                <w:sz w:val="20"/>
-                <w:szCs w:val="20"/>
-              </w:rPr>
-              <w:t xml:space="preserve">Ollama API와 통신하는 클라이언트</w:t>
+            <w:tcW w:type="dxa" w:w="3967"/>
+            <w:tcBorders>
+              <w:top w:val="single" w:color="AAAAAA" w:sz="1"/>
+              <w:left w:val="single" w:color="AAAAAA" w:sz="1"/>
+              <w:bottom w:val="single" w:color="AAAAAA" w:sz="1"/>
+              <w:right w:val="single" w:color="AAAAAA" w:sz="1"/>
+            </w:tcBorders>
+            <w:vAlign w:val="center"/>
+          </w:tcPr>
+          <w:p>
+            <w:pPr>
+              <w:spacing w:after="40" w:before="40"/>
+              <w:jc w:val="left"/>
+            </w:pPr>
+            <w:r>
+              <w:rPr>
+                <w:rFonts w:ascii="맑은 고딕" w:cs="맑은 고딕" w:eastAsia="맑은 고딕" w:hAnsi="맑은 고딕"/>
+                <w:b w:val="false"/>
+                <w:bCs w:val="false"/>
+                <w:color w:val="000000"/>
+                <w:sz w:val="20"/>
+                <w:szCs w:val="20"/>
+              </w:rPr>
+              <w:t xml:space="preserve">Ollama API 클라이언트</w:t>
             </w:r>
           </w:p>
         </w:tc>
@@ -16403,7 +13224,7 @@
           <w:sz w:val="22"/>
           <w:szCs w:val="22"/>
         </w:rPr>
-        <w:t xml:space="preserve">전체 소스 코드는 `02-implementation/src-simple/` 디렉토리에 위치하며, 외부 라이브러리 의존성은 Express.js 1개이다. 실험 스크립트는 `02-implementation/experiments-simple/` 디렉토리에 위치하며, 용도는 아래와 같다.</w:t>
+        <w:t xml:space="preserve">전체 소스는 `02-implementation/src-simple/`, 외부 의존성은 Express.js 1개이다. 실험 스크립트는 `02-implementation/experiments-simple/`에 있다.</w:t>
       </w:r>
     </w:p>
     <w:p>
@@ -16435,14 +13256,13 @@
         </w:tblBorders>
       </w:tblPr>
       <w:tblGrid>
-        <w:gridCol w:w="2644"/>
-        <w:gridCol w:w="2644"/>
-        <w:gridCol w:w="2644"/>
+        <w:gridCol w:w="3967"/>
+        <w:gridCol w:w="3967"/>
       </w:tblGrid>
       <w:tr>
         <w:tc>
           <w:tcPr>
-            <w:tcW w:type="dxa" w:w="2644"/>
+            <w:tcW w:type="dxa" w:w="3967"/>
             <w:tcBorders>
               <w:top w:val="single" w:color="AAAAAA" w:sz="1"/>
               <w:left w:val="single" w:color="AAAAAA" w:sz="1"/>
@@ -16472,7 +13292,7 @@
         </w:tc>
         <w:tc>
           <w:tcPr>
-            <w:tcW w:type="dxa" w:w="2644"/>
+            <w:tcW w:type="dxa" w:w="3967"/>
             <w:tcBorders>
               <w:top w:val="single" w:color="AAAAAA" w:sz="1"/>
               <w:left w:val="single" w:color="AAAAAA" w:sz="1"/>
@@ -16500,122 +13320,63 @@
             </w:r>
           </w:p>
         </w:tc>
-        <w:tc>
-          <w:tcPr>
-            <w:tcW w:type="dxa" w:w="2644"/>
-            <w:tcBorders>
-              <w:top w:val="single" w:color="AAAAAA" w:sz="1"/>
-              <w:left w:val="single" w:color="AAAAAA" w:sz="1"/>
-              <w:bottom w:val="single" w:color="AAAAAA" w:sz="1"/>
-              <w:right w:val="single" w:color="AAAAAA" w:sz="1"/>
-            </w:tcBorders>
-            <w:shd w:fill="D9E2F3" w:val="clear"/>
-            <w:vAlign w:val="center"/>
-          </w:tcPr>
-          <w:p>
-            <w:pPr>
-              <w:spacing w:after="40" w:before="40"/>
-              <w:jc w:val="center"/>
-            </w:pPr>
-            <w:r>
-              <w:rPr>
-                <w:rFonts w:ascii="맑은 고딕" w:cs="맑은 고딕" w:eastAsia="맑은 고딕" w:hAnsi="맑은 고딕"/>
-                <w:b/>
-                <w:bCs/>
-                <w:color w:val="000000"/>
-                <w:sz w:val="20"/>
-                <w:szCs w:val="20"/>
-              </w:rPr>
-              <w:t xml:space="preserve">본 보고서 반영 여부</w:t>
-            </w:r>
-          </w:p>
-        </w:tc>
       </w:tr>
       <w:tr>
         <w:tc>
           <w:tcPr>
-            <w:tcW w:type="dxa" w:w="2644"/>
-            <w:tcBorders>
-              <w:top w:val="single" w:color="AAAAAA" w:sz="1"/>
-              <w:left w:val="single" w:color="AAAAAA" w:sz="1"/>
-              <w:bottom w:val="single" w:color="AAAAAA" w:sz="1"/>
-              <w:right w:val="single" w:color="AAAAAA" w:sz="1"/>
-            </w:tcBorders>
-            <w:vAlign w:val="center"/>
-          </w:tcPr>
-          <w:p>
-            <w:pPr>
-              <w:spacing w:after="40" w:before="40"/>
-              <w:jc w:val="left"/>
-            </w:pPr>
-            <w:r>
-              <w:rPr>
-                <w:rFonts w:ascii="맑은 고딕" w:cs="맑은 고딕" w:eastAsia="맑은 고딕" w:hAnsi="맑은 고딕"/>
-                <w:b w:val="false"/>
-                <w:bCs w:val="false"/>
-                <w:color w:val="000000"/>
-                <w:sz w:val="20"/>
-                <w:szCs w:val="20"/>
-              </w:rPr>
-              <w:t xml:space="preserve">run-experiments.js</w:t>
-            </w:r>
-          </w:p>
-        </w:tc>
-        <w:tc>
-          <w:tcPr>
-            <w:tcW w:type="dxa" w:w="2644"/>
-            <w:tcBorders>
-              <w:top w:val="single" w:color="AAAAAA" w:sz="1"/>
-              <w:left w:val="single" w:color="AAAAAA" w:sz="1"/>
-              <w:bottom w:val="single" w:color="AAAAAA" w:sz="1"/>
-              <w:right w:val="single" w:color="AAAAAA" w:sz="1"/>
-            </w:tcBorders>
-            <w:vAlign w:val="center"/>
-          </w:tcPr>
-          <w:p>
-            <w:pPr>
-              <w:spacing w:after="40" w:before="40"/>
-              <w:jc w:val="left"/>
-            </w:pPr>
-            <w:r>
-              <w:rPr>
-                <w:rFonts w:ascii="맑은 고딕" w:cs="맑은 고딕" w:eastAsia="맑은 고딕" w:hAnsi="맑은 고딕"/>
-                <w:b w:val="false"/>
-                <w:bCs w:val="false"/>
-                <w:color w:val="000000"/>
-                <w:sz w:val="20"/>
-                <w:szCs w:val="20"/>
-              </w:rPr>
-              <w:t xml:space="preserve">초기 탐색용 (100건, 단일 시드)</w:t>
-            </w:r>
-          </w:p>
-        </w:tc>
-        <w:tc>
-          <w:tcPr>
-            <w:tcW w:type="dxa" w:w="2644"/>
-            <w:tcBorders>
-              <w:top w:val="single" w:color="AAAAAA" w:sz="1"/>
-              <w:left w:val="single" w:color="AAAAAA" w:sz="1"/>
-              <w:bottom w:val="single" w:color="AAAAAA" w:sz="1"/>
-              <w:right w:val="single" w:color="AAAAAA" w:sz="1"/>
-            </w:tcBorders>
-            <w:vAlign w:val="center"/>
-          </w:tcPr>
-          <w:p>
-            <w:pPr>
-              <w:spacing w:after="40" w:before="40"/>
-              <w:jc w:val="left"/>
-            </w:pPr>
-            <w:r>
-              <w:rPr>
-                <w:rFonts w:ascii="맑은 고딕" w:cs="맑은 고딕" w:eastAsia="맑은 고딕" w:hAnsi="맑은 고딕"/>
-                <w:b w:val="false"/>
-                <w:bCs w:val="false"/>
-                <w:color w:val="000000"/>
-                <w:sz w:val="20"/>
-                <w:szCs w:val="20"/>
-              </w:rPr>
-              <w:t xml:space="preserve">미반영</w:t>
+            <w:tcW w:type="dxa" w:w="3967"/>
+            <w:tcBorders>
+              <w:top w:val="single" w:color="AAAAAA" w:sz="1"/>
+              <w:left w:val="single" w:color="AAAAAA" w:sz="1"/>
+              <w:bottom w:val="single" w:color="AAAAAA" w:sz="1"/>
+              <w:right w:val="single" w:color="AAAAAA" w:sz="1"/>
+            </w:tcBorders>
+            <w:vAlign w:val="center"/>
+          </w:tcPr>
+          <w:p>
+            <w:pPr>
+              <w:spacing w:after="40" w:before="40"/>
+              <w:jc w:val="left"/>
+            </w:pPr>
+            <w:r>
+              <w:rPr>
+                <w:rFonts w:ascii="맑은 고딕" w:cs="맑은 고딕" w:eastAsia="맑은 고딕" w:hAnsi="맑은 고딕"/>
+                <w:b w:val="false"/>
+                <w:bCs w:val="false"/>
+                <w:color w:val="000000"/>
+                <w:sz w:val="20"/>
+                <w:szCs w:val="20"/>
+              </w:rPr>
+              <w:t xml:space="preserve">run-extended.js</w:t>
+            </w:r>
+          </w:p>
+        </w:tc>
+        <w:tc>
+          <w:tcPr>
+            <w:tcW w:type="dxa" w:w="3967"/>
+            <w:tcBorders>
+              <w:top w:val="single" w:color="AAAAAA" w:sz="1"/>
+              <w:left w:val="single" w:color="AAAAAA" w:sz="1"/>
+              <w:bottom w:val="single" w:color="AAAAAA" w:sz="1"/>
+              <w:right w:val="single" w:color="AAAAAA" w:sz="1"/>
+            </w:tcBorders>
+            <w:vAlign w:val="center"/>
+          </w:tcPr>
+          <w:p>
+            <w:pPr>
+              <w:spacing w:after="40" w:before="40"/>
+              <w:jc w:val="left"/>
+            </w:pPr>
+            <w:r>
+              <w:rPr>
+                <w:rFonts w:ascii="맑은 고딕" w:cs="맑은 고딕" w:eastAsia="맑은 고딕" w:hAnsi="맑은 고딕"/>
+                <w:b w:val="false"/>
+                <w:bCs w:val="false"/>
+                <w:color w:val="000000"/>
+                <w:sz w:val="20"/>
+                <w:szCs w:val="20"/>
+              </w:rPr>
+              <w:t xml:space="preserve">기본 실험 (500건, 4 스케줄러, 5.2·5.5절)</w:t>
             </w:r>
           </w:p>
         </w:tc>
@@ -16623,88 +13384,59 @@
       <w:tr>
         <w:tc>
           <w:tcPr>
-            <w:tcW w:type="dxa" w:w="2644"/>
-            <w:tcBorders>
-              <w:top w:val="single" w:color="AAAAAA" w:sz="1"/>
-              <w:left w:val="single" w:color="AAAAAA" w:sz="1"/>
-              <w:bottom w:val="single" w:color="AAAAAA" w:sz="1"/>
-              <w:right w:val="single" w:color="AAAAAA" w:sz="1"/>
-            </w:tcBorders>
-            <w:vAlign w:val="center"/>
-          </w:tcPr>
-          <w:p>
-            <w:pPr>
-              <w:spacing w:after="40" w:before="40"/>
-              <w:jc w:val="left"/>
-            </w:pPr>
-            <w:r>
-              <w:rPr>
-                <w:rFonts w:ascii="맑은 고딕" w:cs="맑은 고딕" w:eastAsia="맑은 고딕" w:hAnsi="맑은 고딕"/>
-                <w:b w:val="false"/>
-                <w:bCs w:val="false"/>
-                <w:color w:val="000000"/>
-                <w:sz w:val="20"/>
-                <w:szCs w:val="20"/>
-              </w:rPr>
-              <w:t xml:space="preserve">run-extended.js</w:t>
-            </w:r>
-          </w:p>
-        </w:tc>
-        <w:tc>
-          <w:tcPr>
-            <w:tcW w:type="dxa" w:w="2644"/>
-            <w:tcBorders>
-              <w:top w:val="single" w:color="AAAAAA" w:sz="1"/>
-              <w:left w:val="single" w:color="AAAAAA" w:sz="1"/>
-              <w:bottom w:val="single" w:color="AAAAAA" w:sz="1"/>
-              <w:right w:val="single" w:color="AAAAAA" w:sz="1"/>
-            </w:tcBorders>
-            <w:vAlign w:val="center"/>
-          </w:tcPr>
-          <w:p>
-            <w:pPr>
-              <w:spacing w:after="40" w:before="40"/>
-              <w:jc w:val="left"/>
-            </w:pPr>
-            <w:r>
-              <w:rPr>
-                <w:rFonts w:ascii="맑은 고딕" w:cs="맑은 고딕" w:eastAsia="맑은 고딕" w:hAnsi="맑은 고딕"/>
-                <w:b w:val="false"/>
-                <w:bCs w:val="false"/>
-                <w:color w:val="000000"/>
-                <w:sz w:val="20"/>
-                <w:szCs w:val="20"/>
-              </w:rPr>
-              <w:t xml:space="preserve">기본 실험 (500건, 4 스케줄러 비교, 5.2·5.5절)</w:t>
-            </w:r>
-          </w:p>
-        </w:tc>
-        <w:tc>
-          <w:tcPr>
-            <w:tcW w:type="dxa" w:w="2644"/>
-            <w:tcBorders>
-              <w:top w:val="single" w:color="AAAAAA" w:sz="1"/>
-              <w:left w:val="single" w:color="AAAAAA" w:sz="1"/>
-              <w:bottom w:val="single" w:color="AAAAAA" w:sz="1"/>
-              <w:right w:val="single" w:color="AAAAAA" w:sz="1"/>
-            </w:tcBorders>
-            <w:vAlign w:val="center"/>
-          </w:tcPr>
-          <w:p>
-            <w:pPr>
-              <w:spacing w:after="40" w:before="40"/>
-              <w:jc w:val="left"/>
-            </w:pPr>
-            <w:r>
-              <w:rPr>
-                <w:rFonts w:ascii="맑은 고딕" w:cs="맑은 고딕" w:eastAsia="맑은 고딕" w:hAnsi="맑은 고딕"/>
-                <w:b w:val="false"/>
-                <w:bCs w:val="false"/>
-                <w:color w:val="000000"/>
-                <w:sz w:val="20"/>
-                <w:szCs w:val="20"/>
-              </w:rPr>
-              <w:t xml:space="preserve">반영</w:t>
+            <w:tcW w:type="dxa" w:w="3967"/>
+            <w:tcBorders>
+              <w:top w:val="single" w:color="AAAAAA" w:sz="1"/>
+              <w:left w:val="single" w:color="AAAAAA" w:sz="1"/>
+              <w:bottom w:val="single" w:color="AAAAAA" w:sz="1"/>
+              <w:right w:val="single" w:color="AAAAAA" w:sz="1"/>
+            </w:tcBorders>
+            <w:vAlign w:val="center"/>
+          </w:tcPr>
+          <w:p>
+            <w:pPr>
+              <w:spacing w:after="40" w:before="40"/>
+              <w:jc w:val="left"/>
+            </w:pPr>
+            <w:r>
+              <w:rPr>
+                <w:rFonts w:ascii="맑은 고딕" w:cs="맑은 고딕" w:eastAsia="맑은 고딕" w:hAnsi="맑은 고딕"/>
+                <w:b w:val="false"/>
+                <w:bCs w:val="false"/>
+                <w:color w:val="000000"/>
+                <w:sz w:val="20"/>
+                <w:szCs w:val="20"/>
+              </w:rPr>
+              <w:t xml:space="preserve">run-multi-seed.js</w:t>
+            </w:r>
+          </w:p>
+        </w:tc>
+        <w:tc>
+          <w:tcPr>
+            <w:tcW w:type="dxa" w:w="3967"/>
+            <w:tcBorders>
+              <w:top w:val="single" w:color="AAAAAA" w:sz="1"/>
+              <w:left w:val="single" w:color="AAAAAA" w:sz="1"/>
+              <w:bottom w:val="single" w:color="AAAAAA" w:sz="1"/>
+              <w:right w:val="single" w:color="AAAAAA" w:sz="1"/>
+            </w:tcBorders>
+            <w:vAlign w:val="center"/>
+          </w:tcPr>
+          <w:p>
+            <w:pPr>
+              <w:spacing w:after="40" w:before="40"/>
+              <w:jc w:val="left"/>
+            </w:pPr>
+            <w:r>
+              <w:rPr>
+                <w:rFonts w:ascii="맑은 고딕" w:cs="맑은 고딕" w:eastAsia="맑은 고딕" w:hAnsi="맑은 고딕"/>
+                <w:b w:val="false"/>
+                <w:bCs w:val="false"/>
+                <w:color w:val="000000"/>
+                <w:sz w:val="20"/>
+                <w:szCs w:val="20"/>
+              </w:rPr>
+              <w:t xml:space="preserve">MLFQ 선점형 실험 (500건 × 5 시드, 5.3절)</w:t>
             </w:r>
           </w:p>
         </w:tc>
@@ -16712,88 +13444,59 @@
       <w:tr>
         <w:tc>
           <w:tcPr>
-            <w:tcW w:type="dxa" w:w="2644"/>
-            <w:tcBorders>
-              <w:top w:val="single" w:color="AAAAAA" w:sz="1"/>
-              <w:left w:val="single" w:color="AAAAAA" w:sz="1"/>
-              <w:bottom w:val="single" w:color="AAAAAA" w:sz="1"/>
-              <w:right w:val="single" w:color="AAAAAA" w:sz="1"/>
-            </w:tcBorders>
-            <w:vAlign w:val="center"/>
-          </w:tcPr>
-          <w:p>
-            <w:pPr>
-              <w:spacing w:after="40" w:before="40"/>
-              <w:jc w:val="left"/>
-            </w:pPr>
-            <w:r>
-              <w:rPr>
-                <w:rFonts w:ascii="맑은 고딕" w:cs="맑은 고딕" w:eastAsia="맑은 고딕" w:hAnsi="맑은 고딕"/>
-                <w:b w:val="false"/>
-                <w:bCs w:val="false"/>
-                <w:color w:val="000000"/>
-                <w:sz w:val="20"/>
-                <w:szCs w:val="20"/>
-              </w:rPr>
-              <w:t xml:space="preserve">run-multi-seed.js</w:t>
-            </w:r>
-          </w:p>
-        </w:tc>
-        <w:tc>
-          <w:tcPr>
-            <w:tcW w:type="dxa" w:w="2644"/>
-            <w:tcBorders>
-              <w:top w:val="single" w:color="AAAAAA" w:sz="1"/>
-              <w:left w:val="single" w:color="AAAAAA" w:sz="1"/>
-              <w:bottom w:val="single" w:color="AAAAAA" w:sz="1"/>
-              <w:right w:val="single" w:color="AAAAAA" w:sz="1"/>
-            </w:tcBorders>
-            <w:vAlign w:val="center"/>
-          </w:tcPr>
-          <w:p>
-            <w:pPr>
-              <w:spacing w:after="40" w:before="40"/>
-              <w:jc w:val="left"/>
-            </w:pPr>
-            <w:r>
-              <w:rPr>
-                <w:rFonts w:ascii="맑은 고딕" w:cs="맑은 고딕" w:eastAsia="맑은 고딕" w:hAnsi="맑은 고딕"/>
-                <w:b w:val="false"/>
-                <w:bCs w:val="false"/>
-                <w:color w:val="000000"/>
-                <w:sz w:val="20"/>
-                <w:szCs w:val="20"/>
-              </w:rPr>
-              <w:t xml:space="preserve">MLFQ 선점형 실험 (500건 × 5 시드, 5.3절)</w:t>
-            </w:r>
-          </w:p>
-        </w:tc>
-        <w:tc>
-          <w:tcPr>
-            <w:tcW w:type="dxa" w:w="2644"/>
-            <w:tcBorders>
-              <w:top w:val="single" w:color="AAAAAA" w:sz="1"/>
-              <w:left w:val="single" w:color="AAAAAA" w:sz="1"/>
-              <w:bottom w:val="single" w:color="AAAAAA" w:sz="1"/>
-              <w:right w:val="single" w:color="AAAAAA" w:sz="1"/>
-            </w:tcBorders>
-            <w:vAlign w:val="center"/>
-          </w:tcPr>
-          <w:p>
-            <w:pPr>
-              <w:spacing w:after="40" w:before="40"/>
-              <w:jc w:val="left"/>
-            </w:pPr>
-            <w:r>
-              <w:rPr>
-                <w:rFonts w:ascii="맑은 고딕" w:cs="맑은 고딕" w:eastAsia="맑은 고딕" w:hAnsi="맑은 고딕"/>
-                <w:b w:val="false"/>
-                <w:bCs w:val="false"/>
-                <w:color w:val="000000"/>
-                <w:sz w:val="20"/>
-                <w:szCs w:val="20"/>
-              </w:rPr>
-              <w:t xml:space="preserve">반영</w:t>
+            <w:tcW w:type="dxa" w:w="3967"/>
+            <w:tcBorders>
+              <w:top w:val="single" w:color="AAAAAA" w:sz="1"/>
+              <w:left w:val="single" w:color="AAAAAA" w:sz="1"/>
+              <w:bottom w:val="single" w:color="AAAAAA" w:sz="1"/>
+              <w:right w:val="single" w:color="AAAAAA" w:sz="1"/>
+            </w:tcBorders>
+            <w:vAlign w:val="center"/>
+          </w:tcPr>
+          <w:p>
+            <w:pPr>
+              <w:spacing w:after="40" w:before="40"/>
+              <w:jc w:val="left"/>
+            </w:pPr>
+            <w:r>
+              <w:rPr>
+                <w:rFonts w:ascii="맑은 고딕" w:cs="맑은 고딕" w:eastAsia="맑은 고딕" w:hAnsi="맑은 고딕"/>
+                <w:b w:val="false"/>
+                <w:bCs w:val="false"/>
+                <w:color w:val="000000"/>
+                <w:sz w:val="20"/>
+                <w:szCs w:val="20"/>
+              </w:rPr>
+              <w:t xml:space="preserve">run-ollama-experiment.js</w:t>
+            </w:r>
+          </w:p>
+        </w:tc>
+        <w:tc>
+          <w:tcPr>
+            <w:tcW w:type="dxa" w:w="3967"/>
+            <w:tcBorders>
+              <w:top w:val="single" w:color="AAAAAA" w:sz="1"/>
+              <w:left w:val="single" w:color="AAAAAA" w:sz="1"/>
+              <w:bottom w:val="single" w:color="AAAAAA" w:sz="1"/>
+              <w:right w:val="single" w:color="AAAAAA" w:sz="1"/>
+            </w:tcBorders>
+            <w:vAlign w:val="center"/>
+          </w:tcPr>
+          <w:p>
+            <w:pPr>
+              <w:spacing w:after="40" w:before="40"/>
+              <w:jc w:val="left"/>
+            </w:pPr>
+            <w:r>
+              <w:rPr>
+                <w:rFonts w:ascii="맑은 고딕" w:cs="맑은 고딕" w:eastAsia="맑은 고딕" w:hAnsi="맑은 고딕"/>
+                <w:b w:val="false"/>
+                <w:bCs w:val="false"/>
+                <w:color w:val="000000"/>
+                <w:sz w:val="20"/>
+                <w:szCs w:val="20"/>
+              </w:rPr>
+              <w:t xml:space="preserve">실서버 실험 (20건, Ollama, 5.4절)</w:t>
             </w:r>
           </w:p>
         </w:tc>
@@ -16801,96 +13504,7 @@
       <w:tr>
         <w:tc>
           <w:tcPr>
-            <w:tcW w:type="dxa" w:w="2644"/>
-            <w:tcBorders>
-              <w:top w:val="single" w:color="AAAAAA" w:sz="1"/>
-              <w:left w:val="single" w:color="AAAAAA" w:sz="1"/>
-              <w:bottom w:val="single" w:color="AAAAAA" w:sz="1"/>
-              <w:right w:val="single" w:color="AAAAAA" w:sz="1"/>
-            </w:tcBorders>
-            <w:vAlign w:val="center"/>
-          </w:tcPr>
-          <w:p>
-            <w:pPr>
-              <w:spacing w:after="40" w:before="40"/>
-              <w:jc w:val="left"/>
-            </w:pPr>
-            <w:r>
-              <w:rPr>
-                <w:rFonts w:ascii="맑은 고딕" w:cs="맑은 고딕" w:eastAsia="맑은 고딕" w:hAnsi="맑은 고딕"/>
-                <w:b w:val="false"/>
-                <w:bCs w:val="false"/>
-                <w:color w:val="000000"/>
-                <w:sz w:val="20"/>
-                <w:szCs w:val="20"/>
-              </w:rPr>
-              <w:t xml:space="preserve">run-ollama-experiment.js</w:t>
-            </w:r>
-          </w:p>
-        </w:tc>
-        <w:tc>
-          <w:tcPr>
-            <w:tcW w:type="dxa" w:w="2644"/>
-            <w:tcBorders>
-              <w:top w:val="single" w:color="AAAAAA" w:sz="1"/>
-              <w:left w:val="single" w:color="AAAAAA" w:sz="1"/>
-              <w:bottom w:val="single" w:color="AAAAAA" w:sz="1"/>
-              <w:right w:val="single" w:color="AAAAAA" w:sz="1"/>
-            </w:tcBorders>
-            <w:vAlign w:val="center"/>
-          </w:tcPr>
-          <w:p>
-            <w:pPr>
-              <w:spacing w:after="40" w:before="40"/>
-              <w:jc w:val="left"/>
-            </w:pPr>
-            <w:r>
-              <w:rPr>
-                <w:rFonts w:ascii="맑은 고딕" w:cs="맑은 고딕" w:eastAsia="맑은 고딕" w:hAnsi="맑은 고딕"/>
-                <w:b w:val="false"/>
-                <w:bCs w:val="false"/>
-                <w:color w:val="000000"/>
-                <w:sz w:val="20"/>
-                <w:szCs w:val="20"/>
-              </w:rPr>
-              <w:t xml:space="preserve">실서버 실험 (20건, Ollama llama3.2, 5.4절)</w:t>
-            </w:r>
-          </w:p>
-        </w:tc>
-        <w:tc>
-          <w:tcPr>
-            <w:tcW w:type="dxa" w:w="2644"/>
-            <w:tcBorders>
-              <w:top w:val="single" w:color="AAAAAA" w:sz="1"/>
-              <w:left w:val="single" w:color="AAAAAA" w:sz="1"/>
-              <w:bottom w:val="single" w:color="AAAAAA" w:sz="1"/>
-              <w:right w:val="single" w:color="AAAAAA" w:sz="1"/>
-            </w:tcBorders>
-            <w:vAlign w:val="center"/>
-          </w:tcPr>
-          <w:p>
-            <w:pPr>
-              <w:spacing w:after="40" w:before="40"/>
-              <w:jc w:val="left"/>
-            </w:pPr>
-            <w:r>
-              <w:rPr>
-                <w:rFonts w:ascii="맑은 고딕" w:cs="맑은 고딕" w:eastAsia="맑은 고딕" w:hAnsi="맑은 고딕"/>
-                <w:b w:val="false"/>
-                <w:bCs w:val="false"/>
-                <w:color w:val="000000"/>
-                <w:sz w:val="20"/>
-                <w:szCs w:val="20"/>
-              </w:rPr>
-              <w:t xml:space="preserve">반영</w:t>
-            </w:r>
-          </w:p>
-        </w:tc>
-      </w:tr>
-      <w:tr>
-        <w:tc>
-          <w:tcPr>
-            <w:tcW w:type="dxa" w:w="2644"/>
+            <w:tcW w:type="dxa" w:w="3967"/>
             <w:tcBorders>
               <w:top w:val="single" w:color="AAAAAA" w:sz="1"/>
               <w:left w:val="single" w:color="AAAAAA" w:sz="1"/>
@@ -16919,59 +13533,30 @@
         </w:tc>
         <w:tc>
           <w:tcPr>
-            <w:tcW w:type="dxa" w:w="2644"/>
-            <w:tcBorders>
-              <w:top w:val="single" w:color="AAAAAA" w:sz="1"/>
-              <w:left w:val="single" w:color="AAAAAA" w:sz="1"/>
-              <w:bottom w:val="single" w:color="AAAAAA" w:sz="1"/>
-              <w:right w:val="single" w:color="AAAAAA" w:sz="1"/>
-            </w:tcBorders>
-            <w:vAlign w:val="center"/>
-          </w:tcPr>
-          <w:p>
-            <w:pPr>
-              <w:spacing w:after="40" w:before="40"/>
-              <w:jc w:val="left"/>
-            </w:pPr>
-            <w:r>
-              <w:rPr>
-                <w:rFonts w:ascii="맑은 고딕" w:cs="맑은 고딕" w:eastAsia="맑은 고딕" w:hAnsi="맑은 고딕"/>
-                <w:b w:val="false"/>
-                <w:bCs w:val="false"/>
-                <w:color w:val="000000"/>
-                <w:sz w:val="20"/>
-                <w:szCs w:val="20"/>
-              </w:rPr>
-              <w:t xml:space="preserve">5개 시드 결과의 t-검정·Cohen's d·신뢰구간 계산</w:t>
-            </w:r>
-          </w:p>
-        </w:tc>
-        <w:tc>
-          <w:tcPr>
-            <w:tcW w:type="dxa" w:w="2644"/>
-            <w:tcBorders>
-              <w:top w:val="single" w:color="AAAAAA" w:sz="1"/>
-              <w:left w:val="single" w:color="AAAAAA" w:sz="1"/>
-              <w:bottom w:val="single" w:color="AAAAAA" w:sz="1"/>
-              <w:right w:val="single" w:color="AAAAAA" w:sz="1"/>
-            </w:tcBorders>
-            <w:vAlign w:val="center"/>
-          </w:tcPr>
-          <w:p>
-            <w:pPr>
-              <w:spacing w:after="40" w:before="40"/>
-              <w:jc w:val="left"/>
-            </w:pPr>
-            <w:r>
-              <w:rPr>
-                <w:rFonts w:ascii="맑은 고딕" w:cs="맑은 고딕" w:eastAsia="맑은 고딕" w:hAnsi="맑은 고딕"/>
-                <w:b w:val="false"/>
-                <w:bCs w:val="false"/>
-                <w:color w:val="000000"/>
-                <w:sz w:val="20"/>
-                <w:szCs w:val="20"/>
-              </w:rPr>
-              <w:t xml:space="preserve">부록 B 수치 산출</w:t>
+            <w:tcW w:type="dxa" w:w="3967"/>
+            <w:tcBorders>
+              <w:top w:val="single" w:color="AAAAAA" w:sz="1"/>
+              <w:left w:val="single" w:color="AAAAAA" w:sz="1"/>
+              <w:bottom w:val="single" w:color="AAAAAA" w:sz="1"/>
+              <w:right w:val="single" w:color="AAAAAA" w:sz="1"/>
+            </w:tcBorders>
+            <w:vAlign w:val="center"/>
+          </w:tcPr>
+          <w:p>
+            <w:pPr>
+              <w:spacing w:after="40" w:before="40"/>
+              <w:jc w:val="left"/>
+            </w:pPr>
+            <w:r>
+              <w:rPr>
+                <w:rFonts w:ascii="맑은 고딕" w:cs="맑은 고딕" w:eastAsia="맑은 고딕" w:hAnsi="맑은 고딕"/>
+                <w:b w:val="false"/>
+                <w:bCs w:val="false"/>
+                <w:color w:val="000000"/>
+                <w:sz w:val="20"/>
+                <w:szCs w:val="20"/>
+              </w:rPr>
+              <w:t xml:space="preserve">t-검정·Cohen's d·CI 계산 (부록 B)</w:t>
             </w:r>
           </w:p>
         </w:tc>
@@ -17880,7 +14465,7 @@
           <w:sz w:val="22"/>
           <w:szCs w:val="22"/>
         </w:rPr>
-        <w:t xml:space="preserve">통계 검증 결과: t = 45.59, p &lt; 0.001, Cohen's d = 20.39, 95% CI [71.89%, 74.51%]</w:t>
+        <w:t xml:space="preserve">통계 검증: t = 45.59, p &lt; 0.001, Cohen's d = 20.39, 95% CI [71.89%, 74.51%]. 대응표본 t-검정과 자유도 4의 t 임계값 기반 CI는 `compute-stats.js`로 재현 가능하다.</w:t>
       </w:r>
     </w:p>
     <w:p>
@@ -17896,16 +14481,16 @@
           <w:sz w:val="22"/>
           <w:szCs w:val="22"/>
         </w:rPr>
-        <w:t xml:space="preserve">통계 계산 방법 및 재현</w:t>
-      </w:r>
-      <w:r>
-        <w:rPr>
-          <w:rFonts w:ascii="맑은 고딕" w:cs="맑은 고딕" w:eastAsia="맑은 고딕" w:hAnsi="맑은 고딕"/>
-          <w:color w:val="000000"/>
-          <w:sz w:val="22"/>
-          <w:szCs w:val="22"/>
-        </w:rPr>
-        <w:t xml:space="preserve">: 5개 시드의 FCFS Short 응답시간과 MLFQ Short 응답시간을 짝지어 대응표본 t-검정을 수행하였다. 각 시드의 응답시간 차이로부터 t = 45.59, Cohen's d = 20.39를 계산하였으며, 95% 신뢰구간은 개선율 5개 값에 자유도 4의 t 임계값을 적용하여 산출하였다. 위 수치는 `02-implementation/experiments-simple/compute-stats.js`를 실행하여 재현할 수 있다.</w:t>
+        <w:t xml:space="preserve">부스팅 트리거 차이</w:t>
+      </w:r>
+      <w:r>
+        <w:rPr>
+          <w:rFonts w:ascii="맑은 고딕" w:cs="맑은 고딕" w:eastAsia="맑은 고딕" w:hAnsi="맑은 고딕"/>
+          <w:color w:val="000000"/>
+          <w:sz w:val="22"/>
+          <w:szCs w:val="22"/>
+        </w:rPr>
+        <w:t xml:space="preserve">: 기본 실험(run-extended.js)은 "30건 처리마다", 선점형 실험(run-multi-seed.js)은 "5,000ms마다"이다. 기본 실험은 모든 요청이 Q0 안에서 완료되어 영향이 없다.</w:t>
       </w:r>
     </w:p>
     <w:p>
@@ -17921,41 +14506,16 @@
           <w:sz w:val="22"/>
           <w:szCs w:val="22"/>
         </w:rPr>
-        <w:t xml:space="preserve">부스팅 구현의 세부 차이</w:t>
-      </w:r>
-      <w:r>
-        <w:rPr>
-          <w:rFonts w:ascii="맑은 고딕" w:cs="맑은 고딕" w:eastAsia="맑은 고딕" w:hAnsi="맑은 고딕"/>
-          <w:color w:val="000000"/>
-          <w:sz w:val="22"/>
-          <w:szCs w:val="22"/>
-        </w:rPr>
-        <w:t xml:space="preserve">: MLFQ 부스팅(Rule 5)의 트리거 조건이 실험 스크립트별로 다르다. 기본 실험(run-extended.js)은 "30건 처리마다 1회 부스팅"을 사용하고, MLFQ 선점형 실험(run-multi-seed.js)은 "가상 시뮬레이션 시간 5,000ms마다 1회 부스팅"을 사용한다. 기본 실험은 모든 요청의 처리 시간이 10~100ms로 짧아 Q0(1,000ms) 안에서 완료되므로 부스팅이 실제로 작동하는 시점이 거의 없고, 두 구현 방식의 차이가 결과에 영향을 주지 않는다. 반면 선점형 실험은 Long 요청이 하위 큐로 내려가므로 시간 기반 부스팅이 의미를 갖는다.</w:t>
-      </w:r>
-    </w:p>
-    <w:p>
-      <w:pPr>
-        <w:spacing w:after="120" w:line="360"/>
-      </w:pPr>
-      <w:r>
-        <w:rPr>
-          <w:rFonts w:ascii="맑은 고딕" w:cs="맑은 고딕" w:eastAsia="맑은 고딕" w:hAnsi="맑은 고딕"/>
-          <w:b/>
-          <w:bCs/>
-          <w:color w:val="000000"/>
-          <w:sz w:val="22"/>
-          <w:szCs w:val="22"/>
-        </w:rPr>
-        <w:t xml:space="preserve">선점형 시뮬레이션의 한계</w:t>
-      </w:r>
-      <w:r>
-        <w:rPr>
-          <w:rFonts w:ascii="맑은 고딕" w:cs="맑은 고딕" w:eastAsia="맑은 고딕" w:hAnsi="맑은 고딕"/>
-          <w:color w:val="000000"/>
-          <w:sz w:val="22"/>
-          <w:szCs w:val="22"/>
-        </w:rPr>
-        <w:t xml:space="preserve">: 부록 B의 결과는 LLM 추론을 임의 시점에 중단·재개할 수 있다고 가정한 시뮬레이션 수치이다. 실제 Ollama 등 LLM 서빙 도구는 추론 중단 기능을 제공하지 않으므로, 이 표의 개선율은 "선점이 가능할 경우 기대할 수 있는 이론적 상한"으로 해석해야 한다. 실서버에서는 비선점형 MLFQ만 적용 가능하며, 이 경우 5.2절에서 확인한 바와 같이 FCFS와 동일한 결과가 나타난다.</w:t>
+        <w:t xml:space="preserve">선점형 시뮬레이션 해석</w:t>
+      </w:r>
+      <w:r>
+        <w:rPr>
+          <w:rFonts w:ascii="맑은 고딕" w:cs="맑은 고딕" w:eastAsia="맑은 고딕" w:hAnsi="맑은 고딕"/>
+          <w:color w:val="000000"/>
+          <w:sz w:val="22"/>
+          <w:szCs w:val="22"/>
+        </w:rPr>
+        <w:t xml:space="preserve">: 이 표의 개선율은 LLM 추론을 임의 시점에 중단·재개할 수 있다는 가정 하의 이론적 상한이며, 실서버에서는 비선점형 MLFQ만 적용 가능하다 (6.1절).</w:t>
       </w:r>
     </w:p>
     <w:sectPr>

--- a/06-final-report/final/final-report.docx
+++ b/06-final-report/final/final-report.docx
@@ -988,7 +988,7 @@
           <w:sz w:val="22"/>
           <w:szCs w:val="22"/>
         </w:rPr>
-        <w:t xml:space="preserve">는 네트워크의 공정 자원 배분 알고리즘으로, 이상적 모델 GPS(Generalized Processor Sharing)를 근사하기 위해 각 요청의 가상 완료 시각(Virtual Finish Time, VFT)이 작은 것부터 처리한다 [4]. 가중치가 클수록 VFT가 느리게 증가해 더 자주 선택되며, 인터넷 라우터의 QoS(Quality of Service) 기반으로 쓰인다 [4]. 구체적 VFT 계산은 4.3절에서 설명한다.</w:t>
+        <w:t xml:space="preserve">는 네트워크의 공정 자원 배분 알고리즘으로, 이상적 모델 GPS(Generalized Processor Sharing)를 비슷하게 구현하기 위해 각 요청의 가상 완료 시각(Virtual Finish Time, VFT)이 작은 것부터 처리한다 [4]. 가중치가 클수록 VFT가 느리게 증가해 더 자주 선택되며, 인터넷 라우터의 QoS(Quality of Service) 기반으로 쓰인다 [4]. 구체적 VFT 계산은 4.3절에서 설명한다.</w:t>
       </w:r>
     </w:p>
     <w:p>
@@ -2574,7 +2574,7 @@
           <w:sz w:val="22"/>
           <w:szCs w:val="22"/>
         </w:rPr>
-        <w:t xml:space="preserve">실서버는 Ollama 등 대부분의 LLM 서빙 도구가 추론 중단을 지원하지 않으므로 비선점형(Non-preemptive)으로 동작한다. MLFQ의 이론적 효과 확인을 위해 선점형(500ms 간격 할당량 확인)은 시뮬레이션에만 추가 구현하였다 (5.3절). Priority는 URGENT &gt; HIGH &gt; NORMAL &gt; LOW 순에 5초 주기 에이징을 적용하고, MLFQ는 4단계 큐(Q0~Q3)와 5초 주기 부스팅을 [3], WFQ는 구독 등급 가중치(Enterprise 100, Premium 50, Standard 10, Free 1)를 VFT 계산에 반영한다.</w:t>
+        <w:t xml:space="preserve">실서버는 Ollama 등 대부분의 LLM 서빙 도구가 추론 중단을 지원하지 않으므로 비선점형(Non-preemptive)으로 동작한다. MLFQ의 이론적 효과 확인을 위해 선점형(500ms 간격 할당량 확인)은 시뮬레이션에만 추가 구현하였다 (5.3절). Priority는 URGENT &gt; HIGH &gt; NORMAL &gt; LOW 순에 5초 주기 에이징을 적용하고, MLFQ는 4단계 큐(Q0~Q3)와 5초 주기 부스팅을 적용하며 [3], WFQ는 구독 등급 가중치(Enterprise 100, Premium 50, Standard 10, Free 1)를 VFT 계산에 반영한다.</w:t>
       </w:r>
     </w:p>
     <w:p>
@@ -8532,7 +8532,7 @@
           <w:sz w:val="22"/>
           <w:szCs w:val="22"/>
         </w:rPr>
-        <w:t xml:space="preserve">: 5개 시드에서 Short 개선율이 71.8~74.3%의 좁은 범위에 분포하였다 (시드별 세부는 부록 B 표 18). 대응표본 t-검정 결과 p &lt; 0.001, 95% 신뢰구간 [71.89%, 74.51%]로 우연의 결과가 아님을 확인하였다. 효과 크기 Cohen's d = 20.39는 통상 "큰 효과" 기준(0.8)을 크게 상회한다. 5개 시드의 제한된 반복이므로 실제 트래픽 패턴에 따라 효과는 달라질 수 있다. 통계 수치는 `compute-stats.js`로 재현 가능하며 계산 세부는 부록 B에서 다룬다.</w:t>
+        <w:t xml:space="preserve">: 5개 시드에서 Short 개선율이 71.8~74.3%의 좁은 범위에 분포하였다 (시드별 세부는 부록 B 표 18). 대응표본 t-검정 결과 p &lt; 0.001, 95% 신뢰구간 [71.89%, 74.51%]로 우연의 결과가 아님을 확인하였다. 효과 크기 Cohen's d = 20.39는 통상 "큰 효과" 기준(0.8)보다 훨씬 크다. 5개 시드의 제한된 반복이므로 실제 트래픽 패턴에 따라 효과는 달라질 수 있다. 통계 수치는 `compute-stats.js`로 재현 가능하며 계산 세부는 부록 B에서 다룬다.</w:t>
       </w:r>
     </w:p>
     <w:p>
@@ -14515,7 +14515,7 @@
           <w:sz w:val="22"/>
           <w:szCs w:val="22"/>
         </w:rPr>
-        <w:t xml:space="preserve">: 이 표의 개선율은 LLM 추론을 임의 시점에 중단·재개할 수 있다는 가정 하의 이론적 상한이며, 실서버에서는 비선점형 MLFQ만 적용 가능하다 (6.1절).</w:t>
+        <w:t xml:space="preserve">: 이 표의 개선율은 LLM 추론을 임의 시점에 중단·재개할 수 있다고 가정했을 때의 이론적 상한이며, 실서버에서는 비선점형 MLFQ만 적용 가능하다 (6.1절).</w:t>
       </w:r>
     </w:p>
     <w:sectPr>

--- a/06-final-report/final/final-report.docx
+++ b/06-final-report/final/final-report.docx
@@ -1019,7 +1019,7 @@
           <w:sz w:val="22"/>
           <w:szCs w:val="22"/>
         </w:rPr>
-        <w:t xml:space="preserve">LLM 서빙은 학습된 모델을 실행해 사용자 요청에 응답을 주는 것을 뜻한다. LLM은 이전 토큰을 참고해 다음 토큰을 하나씩 생성하며, 매 토큰마다 GPU 자원이 소비된다. 대표 오픈소스 도구인 vLLM [5]과 Hugging Face TGI [6]는 여러 요청을 동시 처리하는 연속 배치(Continuous Batching)를 지원하며, 특히 vLLM은 PagedAttention으로 높은 처리 성능을 낸다 [5]. 본 프로젝트 실서버 실험에 사용한 Ollama [10]는 로컬에서 REST API로 LLM을 호출하는 도구로, 한 번에 한 요청씩 순차 처리하고 추론 중단이 불가능하다.</w:t>
+        <w:t xml:space="preserve">LLM 서빙은 학습된 모델을 실행해 사용자 요청에 응답을 주는 것을 뜻한다. LLM은 이전 토큰을 참고해 다음 토큰을 하나씩 생성하며, 매 토큰마다 GPU 자원이 소비된다. 대표 오픈소스 도구인 vLLM [5]과 Hugging Face TGI [6]는 여러 요청을 동시 처리하는 연속 배치(Continuous Batching)를 지원해 높은 처리 성능을 내는 것으로 알려져 있다. 본 프로젝트 실서버 실험에 사용한 Ollama [10]는 로컬에서 REST API로 LLM을 호출하는 도구로, 한 번에 한 요청씩 순차 처리하고 추론 중단이 불가능하다.</w:t>
       </w:r>
     </w:p>
     <w:p>
@@ -2905,33 +2905,27 @@
     </w:p>
     <w:p>
       <w:pPr>
-        <w:pStyle w:val="Heading3"/>
-        <w:spacing w:after="120" w:before="200"/>
+        <w:spacing w:after="120" w:line="360"/>
       </w:pPr>
       <w:r>
         <w:rPr>
           <w:rFonts w:ascii="맑은 고딕" w:cs="맑은 고딕" w:eastAsia="맑은 고딕" w:hAnsi="맑은 고딕"/>
           <w:b/>
           <w:bCs/>
-          <w:color w:val="333333"/>
-          <w:sz w:val="22"/>
-          <w:szCs w:val="22"/>
-        </w:rPr>
-        <w:t xml:space="preserve">MLFQ 구현</w:t>
-      </w:r>
-    </w:p>
-    <w:p>
-      <w:pPr>
-        <w:spacing w:after="120" w:line="360"/>
-      </w:pPr>
-      <w:r>
-        <w:rPr>
-          <w:rFonts w:ascii="맑은 고딕" w:cs="맑은 고딕" w:eastAsia="맑은 고딕" w:hAnsi="맑은 고딕"/>
-          <w:color w:val="000000"/>
-          <w:sz w:val="22"/>
-          <w:szCs w:val="22"/>
-        </w:rPr>
-        <w:t xml:space="preserve">OSTEP [3]의 5가지 규칙에 따라 구현하였다 (표 5).</w:t>
+          <w:color w:val="000000"/>
+          <w:sz w:val="22"/>
+          <w:szCs w:val="22"/>
+        </w:rPr>
+        <w:t xml:space="preserve">MLFQ 구현.</w:t>
+      </w:r>
+      <w:r>
+        <w:rPr>
+          <w:rFonts w:ascii="맑은 고딕" w:cs="맑은 고딕" w:eastAsia="맑은 고딕" w:hAnsi="맑은 고딕"/>
+          <w:color w:val="000000"/>
+          <w:sz w:val="22"/>
+          <w:szCs w:val="22"/>
+        </w:rPr>
+        <w:t xml:space="preserve"> OSTEP [3]의 5가지 규칙에 따라 구현하였다 (표 5).</w:t>
       </w:r>
     </w:p>
     <w:p>
@@ -3820,33 +3814,27 @@
     </w:p>
     <w:p>
       <w:pPr>
-        <w:pStyle w:val="Heading3"/>
-        <w:spacing w:after="120" w:before="200"/>
+        <w:spacing w:after="120" w:line="360"/>
       </w:pPr>
       <w:r>
         <w:rPr>
           <w:rFonts w:ascii="맑은 고딕" w:cs="맑은 고딕" w:eastAsia="맑은 고딕" w:hAnsi="맑은 고딕"/>
           <w:b/>
           <w:bCs/>
-          <w:color w:val="333333"/>
-          <w:sz w:val="22"/>
-          <w:szCs w:val="22"/>
-        </w:rPr>
-        <w:t xml:space="preserve">WFQ 구현</w:t>
-      </w:r>
-    </w:p>
-    <w:p>
-      <w:pPr>
-        <w:spacing w:after="120" w:line="360"/>
-      </w:pPr>
-      <w:r>
-        <w:rPr>
-          <w:rFonts w:ascii="맑은 고딕" w:cs="맑은 고딕" w:eastAsia="맑은 고딕" w:hAnsi="맑은 고딕"/>
-          <w:color w:val="000000"/>
-          <w:sz w:val="22"/>
-          <w:szCs w:val="22"/>
-        </w:rPr>
-        <w:t xml:space="preserve">WFQ는 각 요청의 가상 완료 시각(VFT)을 계산해 가장 작은 값부터 처리한다.</w:t>
+          <w:color w:val="000000"/>
+          <w:sz w:val="22"/>
+          <w:szCs w:val="22"/>
+        </w:rPr>
+        <w:t xml:space="preserve">WFQ 구현.</w:t>
+      </w:r>
+      <w:r>
+        <w:rPr>
+          <w:rFonts w:ascii="맑은 고딕" w:cs="맑은 고딕" w:eastAsia="맑은 고딕" w:hAnsi="맑은 고딕"/>
+          <w:color w:val="000000"/>
+          <w:sz w:val="22"/>
+          <w:szCs w:val="22"/>
+        </w:rPr>
+        <w:t xml:space="preserve"> WFQ는 각 요청의 가상 완료 시각(VFT)을 계산해 가장 작은 값부터 처리한다.</w:t>
       </w:r>
     </w:p>
     <w:p>
@@ -4152,7 +4140,7 @@
           <w:sz w:val="22"/>
           <w:szCs w:val="22"/>
         </w:rPr>
-        <w:t xml:space="preserve">Rate Limiter는 스케줄링 비교 대상이 아닌 요청 진입 관리 전처리 단계이다. 토큰 버킷(Token Bucket) 방식으로 구현되어 구독 등급별 분당 허용 수(표 7)를 제한하고, 토큰이 없으면 HTTP 429로 거부한다. 스케줄러와 독립적으로 동작한다.</w:t>
+        <w:t xml:space="preserve">Rate Limiter는 스케줄링 비교 대상이 아닌 요청 진입 관리 전처리 단계이다. 토큰 버킷(Token Bucket, 일정 시간마다 요청 권한인 토큰이 새로 발급되고 요청이 들어올 때마다 토큰 하나씩 소모하는 방식) 방식으로 구현되어 구독 등급별 분당 허용 수(표 7)를 제한하고, 토큰이 없으면 HTTP 429로 거부한다. 스케줄러와 독립적으로 동작한다.</w:t>
       </w:r>
     </w:p>
     <w:p>
@@ -6417,7 +6405,7 @@
           <w:sz w:val="22"/>
           <w:szCs w:val="22"/>
         </w:rPr>
-        <w:t xml:space="preserve">Short는 최상위 큐에서 완료되고 Medium·Long은 시간 할당량 초과로 하위 큐로 강등되도록 설계하였다. 버스트 도착(20건 동시)은 대기열에 요청이 쌓인 상태에서 스케줄러가 순서를 결정하도록 유도하기 위함이다. 모든 실험에서 요청은 1건씩 순차 처리된다. JFI 계산 방식의 차이는 5.5절에서 다루며, 대규모 환경은 7.2절 향후 연구 과제로 남긴다.</w:t>
+        <w:t xml:space="preserve">Short는 최상위 큐에서 완료되고 Medium·Long은 시간 할당량 초과로 하위 큐로 강등되도록 설계하였다. 버스트 도착(20건 동시)은 대기열에 요청이 쌓인 상태에서 스케줄러가 순서를 결정하도록 유도하기 위함이다. 모든 실험에서 요청은 1건씩 순차 처리된다. 세 실험의 요청을 합산하면 총 2,520건 규모(기본 500 + 선점형 2,500 + 실서버 20)가 된다. JFI 계산 방식의 차이는 5.5절에서 다루며, 대규모 환경은 7.2절 향후 연구 과제로 남긴다.</w:t>
       </w:r>
     </w:p>
     <w:p>
@@ -8532,7 +8520,7 @@
           <w:sz w:val="22"/>
           <w:szCs w:val="22"/>
         </w:rPr>
-        <w:t xml:space="preserve">: 5개 시드에서 Short 개선율이 71.8~74.3%의 좁은 범위에 분포하였다 (시드별 세부는 부록 B 표 18). 대응표본 t-검정 결과 p &lt; 0.001, 95% 신뢰구간 [71.89%, 74.51%]로 우연의 결과가 아님을 확인하였다. 효과 크기 Cohen's d = 20.39는 통상 "큰 효과" 기준(0.8)보다 훨씬 크다. 5개 시드의 제한된 반복이므로 실제 트래픽 패턴에 따라 효과는 달라질 수 있다. 통계 수치는 `compute-stats.js`로 재현 가능하며 계산 세부는 부록 B에서 다룬다.</w:t>
+        <w:t xml:space="preserve">: 5개 시드에서 Short 개선율이 71.8~74.3%의 좁은 범위에 분포하였다 (시드별 세부는 부록 B 표 18). 대응표본 t-검정 결과 p &lt; 0.001, 95% 신뢰구간 [71.89%, 74.51%]로 우연의 결과가 아님을 확인하였다. 효과 크기 Cohen's d도 통상 "큰 효과" 기준(0.8)을 크게 상회하였는데, 이는 5개 시드 간 분산이 매우 작아 수치상 크게 계산된 결과이므로 "개선이 일관되게 재현된다"는 의미로 해석하는 것이 타당하다. 5개 시드의 제한된 반복이므로 실제 트래픽 패턴에 따라 효과는 달라질 수 있다. 통계 수치는 `compute-stats.js`로 재현 가능하며 계산 세부는 부록 B에서 다룬다.</w:t>
       </w:r>
     </w:p>
     <w:p>
@@ -12110,7 +12098,7 @@
           <w:sz w:val="22"/>
           <w:szCs w:val="22"/>
         </w:rPr>
-        <w:t xml:space="preserve">본 프로젝트는 두 가지 면에서 의의가 있다. 첫째, CPU 스케줄링(FCFS, Priority, MLFQ)과 네트워크 자원 배분(WFQ) 알고리즘을 LLM API 환경에 적용해 운영체제 이론의 실제 응용을 확인하였다. 둘째, vLLM·TGI 등 기존 LLM 서빙 도구가 전체 처리량 최적화에 집중하여 사용자별 공정성이나 우선순위 관리를 제공하지 않는다는 점을 확인하고, 이 부분에 스케줄링 이론을 적용한 효과를 비교하였다. 특히 WFQ의 가중치 비례 차등 서비스는 유료 LLM 서비스의 구독 등급 관리에 활용할 가능성을 보여준다. 다만 최대 500건 규모의 실험이므로, 대규모 운영 환경에서도 같은 결과가 나올지는 추가 확인이 필요하다.</w:t>
+        <w:t xml:space="preserve">본 프로젝트는 두 가지 면에서 의의가 있다. 첫째, CPU 스케줄링(FCFS, Priority, MLFQ)과 네트워크 자원 배분(WFQ) 알고리즘을 LLM API 환경에 적용해 운영체제 이론의 실제 응용을 확인하였다. 둘째, vLLM·TGI 등 기존 LLM 서빙 도구가 전체 처리량 최적화에 집중하여 사용자별 공정성이나 우선순위 관리를 제공하지 않는다는 점을 확인하고, 이 부분에 스케줄링 이론을 적용한 효과를 비교하였다. 특히 WFQ의 가중치 비례 차등 서비스는 유료 LLM 서비스의 구독 등급 관리에 활용할 가능성을 보여준다. 다만 단일 실험 기준 최대 500건, 세 실험을 합산한 총 2,520건 규모이므로, 대규모 운영 환경에서도 같은 결과가 나올지는 추가 확인이 필요하다.</w:t>
       </w:r>
     </w:p>
     <w:p>
@@ -12213,7 +12201,7 @@
           <w:sz w:val="22"/>
           <w:szCs w:val="22"/>
         </w:rPr>
-        <w:t xml:space="preserve">: 비선점형 환경에서 네 알고리즘의 전체 처리량은 유사하였다. 스케줄러는 순서만 결정할 뿐 처리 속도 자체를 바꾸지 못하기 때문이다. 선점형 MLFQ에서는 짧은 요청 응답시간이 약 73% 감소, 긴 요청은 약 89% 증가하였다. 개선 효과는 5개 시드에서 71.8~74.3% 범위로 일관되게 재현되었다 (p &lt; 0.001, Cohen's d = 20.39). WFQ에서는 Enterprise의 평균 대기시간이 Free의 약 1/12 수준으로 나타났다.</w:t>
+        <w:t xml:space="preserve">: 비선점형 환경에서 네 알고리즘의 전체 처리량은 유사하였다. 스케줄러는 순서만 결정할 뿐 처리 속도 자체를 바꾸지 못하기 때문이다. 선점형 MLFQ에서는 짧은 요청 응답시간이 약 73% 감소, 긴 요청은 약 89% 증가하였다. 개선 효과는 5개 시드에서 71.8~74.3% 범위로 일관되게 재현되었다 (p &lt; 0.001, 효과 크기 큼, 상세는 부록 B). WFQ에서는 Enterprise의 평균 대기시간이 Free의 약 1/12 수준으로 나타났다.</w:t>
       </w:r>
     </w:p>
     <w:p>

--- a/06-final-report/final/final-report.docx
+++ b/06-final-report/final/final-report.docx
@@ -1019,7 +1019,7 @@
           <w:sz w:val="22"/>
           <w:szCs w:val="22"/>
         </w:rPr>
-        <w:t xml:space="preserve">LLM 서빙은 학습된 모델을 실행해 사용자 요청에 응답을 주는 것을 뜻한다. LLM은 이전 토큰을 참고해 다음 토큰을 하나씩 생성하며, 매 토큰마다 GPU 자원이 소비된다. 대표 오픈소스 도구인 vLLM [5]과 Hugging Face TGI [6]는 여러 요청을 동시 처리하는 연속 배치(Continuous Batching)를 지원해 높은 처리 성능을 내는 것으로 알려져 있다. 본 프로젝트 실서버 실험에 사용한 Ollama [10]는 로컬에서 REST API로 LLM을 호출하는 도구로, 한 번에 한 요청씩 순차 처리하고 추론 중단이 불가능하다.</w:t>
+        <w:t xml:space="preserve">LLM 서빙은 학습된 모델을 실행해 사용자 요청에 응답을 주는 것을 뜻한다. LLM은 이전 토큰을 참고해 다음 토큰을 하나씩 생성하며, 매 토큰마다 GPU 자원이 소비된다. GPU 메모리 용량이 동시 처리 가능한 요청 수의 상한을 결정하므로, 다중 사용자 환경에서는 한정된 GPU 자원을 여러 요청이 경쟁하게 된다. 대표 오픈소스 도구인 vLLM [5]과 Hugging Face TGI [6]는 여러 요청을 동시 처리하는 연속 배치(Continuous Batching)를 지원해 높은 처리 성능을 내는 것으로 알려져 있다. 연속 배치는 매 토큰 생성 단계마다 새 요청을 배치에 합류시키는 방식으로, 전체 처리량은 늘리지만 각 요청을 어떤 순서로 끼워 넣을지는 별도 결정이 필요하다. 본 프로젝트 실서버 실험에 사용한 Ollama [10]는 로컬에서 REST API로 LLM을 호출하는 도구로, 한 번에 한 요청씩 순차 처리하고 추론 중단이 불가능하다.</w:t>
       </w:r>
     </w:p>
     <w:p>
@@ -1033,7 +1033,7 @@
           <w:sz w:val="22"/>
           <w:szCs w:val="22"/>
         </w:rPr>
-        <w:t xml:space="preserve">이들 도구는 모두 다중 사용자 환경에서의 우선순위 관리나 공정성 보장 기능을 제공하지 않고, 전체 처리량을 높이는 데 집중한다. "어떤 사용자를 먼저 처리할 것인가"는 별도 구현이 필요하며, 본 프로젝트는 이 부분에 스케줄링 이론을 적용하였다.</w:t>
+        <w:t xml:space="preserve">이들 도구는 모두 다중 사용자 환경에서의 우선순위 관리나 공정성 보장 기능을 제공하지 않고, 전체 처리량을 높이는 데 집중한다. OpenAI [1]와 Anthropic [2]의 상용 API도 조직 단위의 분당 한도만 제공할 뿐 조직 내부에서 사용자별 차등이나 우선순위 처리는 지원하지 않는다. 즉 "어떤 사용자를 먼저 처리할 것인가"는 서비스 운영자가 별도로 구현해야 하는 부분이며, 본 프로젝트는 이 부분에 스케줄링 이론을 적용하였다.</w:t>
       </w:r>
     </w:p>
     <w:p>
@@ -1095,7 +1095,7 @@
           <w:sz w:val="22"/>
           <w:szCs w:val="22"/>
         </w:rPr>
-        <w:t xml:space="preserve">xi는 사용자 i의 자원량, n은 사용자 수이다. 모두 동일 배분이면 1, 한 명이 독점하면 1/n에 가까워진다(예: 4명 중 한 명 독점 시 0.25). 계산이 간단하고 단일 수치로 비교 가능하여 본 프로젝트에서 사용하였다. 다만 WFQ처럼 가중치 기반으로 의도적 차등을 두는 경우에는 가중치 반영 JFI가 필요하다 (5.5절 참조).</w:t>
+        <w:t xml:space="preserve">xi는 사용자 i의 자원량, n은 사용자 수이다. 모두 동일 배분이면 1, 한 명이 독점하면 1/n에 가까워진다(예: 4명 중 한 명 독점 시 0.25). 스케줄링 맥락에서는 xi로 사용자별 대기시간(값이 작을수록 좋음)이나 처리 건수(값이 클수록 좋음) 등을 대입하여 공정성을 측정하며, 본 프로젝트에서도 실험 목적에 따라 두 기준을 구분해 사용하였다 (5.5절). 공정성 지표에는 JFI 외에 최대-최소 공정성(Max-Min Fairness, 가장 불리한 사용자의 몫을 극대화하는 기준)이나 비례 공정성(Proportional Fairness, 사용자별 효용의 로그합을 극대화) 등이 있으나 [4], 본 프로젝트에서는 계산이 간단하고 단일 수치로 비교가 용이한 JFI를 선택하였다. 다만 WFQ처럼 가중치 기반으로 의도적 차등을 두는 경우에는 가중치 반영 JFI가 필요하다 (5.5절 참조).</w:t>
       </w:r>
     </w:p>
     <w:p>
@@ -2925,7 +2925,7 @@
           <w:sz w:val="22"/>
           <w:szCs w:val="22"/>
         </w:rPr>
-        <w:t xml:space="preserve"> OSTEP [3]의 5가지 규칙에 따라 구현하였다 (표 5).</w:t>
+        <w:t xml:space="preserve"> OSTEP [3]의 5가지 규칙에 따라 구현하였다 (표 3).</w:t>
       </w:r>
     </w:p>
     <w:p>
@@ -2941,7 +2941,7 @@
           <w:sz w:val="22"/>
           <w:szCs w:val="22"/>
         </w:rPr>
-        <w:t xml:space="preserve">표 5. MLFQ 규칙 및 큐별 시간 할당량</w:t>
+        <w:t xml:space="preserve">표 3. MLFQ 규칙 및 큐별 시간 할당량</w:t>
       </w:r>
     </w:p>
     <w:tbl>
@@ -4140,7 +4140,7 @@
           <w:sz w:val="22"/>
           <w:szCs w:val="22"/>
         </w:rPr>
-        <w:t xml:space="preserve">Rate Limiter는 스케줄링 비교 대상이 아닌 요청 진입 관리 전처리 단계이다. 토큰 버킷(Token Bucket, 일정 시간마다 요청 권한인 토큰이 새로 발급되고 요청이 들어올 때마다 토큰 하나씩 소모하는 방식) 방식으로 구현되어 구독 등급별 분당 허용 수(표 7)를 제한하고, 토큰이 없으면 HTTP 429로 거부한다. 스케줄러와 독립적으로 동작한다.</w:t>
+        <w:t xml:space="preserve">Rate Limiter는 스케줄링 비교 대상이 아닌 요청 진입 관리 전처리 단계이다. 토큰 버킷(Token Bucket, 일정 시간마다 요청 권한인 토큰이 새로 발급되고 요청이 들어올 때마다 토큰 하나씩 소모하는 방식) 방식으로 구현되어 구독 등급별 분당 허용 수(표 4)를 제한하고, 토큰이 없으면 HTTP 429로 거부한다. 스케줄러와 독립적으로 동작한다.</w:t>
       </w:r>
     </w:p>
     <w:p>
@@ -4156,7 +4156,7 @@
           <w:sz w:val="22"/>
           <w:szCs w:val="22"/>
         </w:rPr>
-        <w:t xml:space="preserve">표 7. 구독 등급별 요청 한도</w:t>
+        <w:t xml:space="preserve">표 4. 구독 등급별 요청 한도</w:t>
       </w:r>
     </w:p>
     <w:tbl>
@@ -4653,7 +4653,7 @@
           <w:sz w:val="22"/>
           <w:szCs w:val="22"/>
         </w:rPr>
-        <w:t xml:space="preserve">표 8. 실험 유형별 설정 비교</w:t>
+        <w:t xml:space="preserve">표 5. 실험 유형별 설정 비교</w:t>
       </w:r>
     </w:p>
     <w:tbl>
@@ -5875,7 +5875,7 @@
           <w:sz w:val="22"/>
           <w:szCs w:val="22"/>
         </w:rPr>
-        <w:t xml:space="preserve">선점형 실험의 "혼합"은 세 가지 처리 시간 범위의 요청을 섞은 것이다 (표 9).</w:t>
+        <w:t xml:space="preserve">선점형 실험의 "혼합"은 세 가지 처리 시간 범위의 요청을 섞은 것이다 (표 6).</w:t>
       </w:r>
     </w:p>
     <w:p>
@@ -5891,7 +5891,7 @@
           <w:sz w:val="22"/>
           <w:szCs w:val="22"/>
         </w:rPr>
-        <w:t xml:space="preserve">표 9. 요청 유형별 구성</w:t>
+        <w:t xml:space="preserve">표 6. 요청 유형별 구성</w:t>
       </w:r>
     </w:p>
     <w:tbl>
@@ -6436,7 +6436,7 @@
           <w:sz w:val="22"/>
           <w:szCs w:val="22"/>
         </w:rPr>
-        <w:t xml:space="preserve">네 가지 알고리즘을 같은 500건 요청에 대해 실행한 결과는 표 10과 같다.</w:t>
+        <w:t xml:space="preserve">네 가지 알고리즘을 같은 500건 요청에 대해 실행한 결과는 표 7과 같다.</w:t>
       </w:r>
     </w:p>
     <w:p>
@@ -6452,7 +6452,7 @@
           <w:sz w:val="22"/>
           <w:szCs w:val="22"/>
         </w:rPr>
-        <w:t xml:space="preserve">표 10. 알고리즘별 성능 비교 (500건, 지표: 대기시간 기준)</w:t>
+        <w:t xml:space="preserve">표 7. 알고리즘별 성능 비교 (500건, 지표: 대기시간 기준)</w:t>
       </w:r>
     </w:p>
     <w:tbl>
@@ -7242,7 +7242,7 @@
           <w:sz w:val="22"/>
           <w:szCs w:val="22"/>
         </w:rPr>
-        <w:t xml:space="preserve">는 전체 평균은 가장 낮았으나 구독 등급별 차이가 컸다 (표 11). JFI = 0.316은 5.5절에서 분석한다.</w:t>
+        <w:t xml:space="preserve">는 전체 평균은 가장 낮았으나 구독 등급별 차이가 컸다 (표 8). JFI = 0.316은 5.5절에서 분석한다.</w:t>
       </w:r>
     </w:p>
     <w:p>
@@ -7258,7 +7258,7 @@
           <w:sz w:val="22"/>
           <w:szCs w:val="22"/>
         </w:rPr>
-        <w:t xml:space="preserve">표 11. WFQ 구독 등급별 평균 대기시간</w:t>
+        <w:t xml:space="preserve">표 8. WFQ 구독 등급별 평균 대기시간</w:t>
       </w:r>
     </w:p>
     <w:tbl>
@@ -7790,7 +7790,7 @@
           <w:sz w:val="22"/>
           <w:szCs w:val="22"/>
         </w:rPr>
-        <w:t xml:space="preserve">표 12. MLFQ 선점형 vs FCFS 비교 (요청 유형별, 5회 평균, 지표: 응답시간 기준)</w:t>
+        <w:t xml:space="preserve">표 9. MLFQ 선점형 vs FCFS 비교 (요청 유형별, 5회 평균, 지표: 응답시간 기준)</w:t>
       </w:r>
     </w:p>
     <w:tbl>
@@ -8520,7 +8520,7 @@
           <w:sz w:val="22"/>
           <w:szCs w:val="22"/>
         </w:rPr>
-        <w:t xml:space="preserve">: 5개 시드에서 Short 개선율이 71.8~74.3%의 좁은 범위에 분포하였다 (시드별 세부는 부록 B 표 18). 대응표본 t-검정 결과 p &lt; 0.001, 95% 신뢰구간 [71.89%, 74.51%]로 우연의 결과가 아님을 확인하였다. 효과 크기 Cohen's d도 통상 "큰 효과" 기준(0.8)을 크게 상회하였는데, 이는 5개 시드 간 분산이 매우 작아 수치상 크게 계산된 결과이므로 "개선이 일관되게 재현된다"는 의미로 해석하는 것이 타당하다. 5개 시드의 제한된 반복이므로 실제 트래픽 패턴에 따라 효과는 달라질 수 있다. 통계 수치는 `compute-stats.js`로 재현 가능하며 계산 세부는 부록 B에서 다룬다.</w:t>
+        <w:t xml:space="preserve">: 5개 시드에서 Short 개선율이 71.8~74.3%의 좁은 범위에 분포하였다 (시드별 세부는 부록 B 표 B.1). 대응표본 t-검정 결과 p &lt; 0.001, 95% 신뢰구간 [71.89%, 74.51%]로 우연의 결과가 아님을 확인하였다. 효과 크기 Cohen's d도 통상 "큰 효과" 기준(0.8)을 크게 상회하였는데, 이는 5개 시드 간 분산이 매우 작아 수치상 크게 계산된 결과이므로 "개선이 일관되게 재현된다"는 의미로 해석하는 것이 타당하다. 5개 시드의 제한된 반복이므로 실제 트래픽 패턴에 따라 효과는 달라질 수 있다. 통계 수치는 `compute-stats.js`로 재현 가능하며 계산 세부는 부록 B에서 다룬다.</w:t>
       </w:r>
     </w:p>
     <w:p>
@@ -8567,7 +8567,7 @@
           <w:sz w:val="22"/>
           <w:szCs w:val="22"/>
         </w:rPr>
-        <w:t xml:space="preserve">표 13. 실서버 실험 결과</w:t>
+        <w:t xml:space="preserve">표 10. 실서버 실험 결과</w:t>
       </w:r>
     </w:p>
     <w:tbl>
@@ -9083,7 +9083,7 @@
           <w:sz w:val="22"/>
           <w:szCs w:val="22"/>
         </w:rPr>
-        <w:t xml:space="preserve">표 14. 실서버 구독 등급별 평균 대기시간</w:t>
+        <w:t xml:space="preserve">표 11. 실서버 구독 등급별 평균 대기시간</w:t>
       </w:r>
     </w:p>
     <w:tbl>
@@ -9930,7 +9930,7 @@
           <w:sz w:val="22"/>
           <w:szCs w:val="22"/>
         </w:rPr>
-        <w:t xml:space="preserve">(가중치에 정확히 비례하면 1에 가까워짐)를 사용하였다. 따라서 표 15의 0.316과 1.000을 단순 비교하는 것은 부적절하며, WFQ의 0.316은 "공정성 실패"가 아닌 "의도된 차등이 작동 중"을 의미한다.</w:t>
+        <w:t xml:space="preserve">(가중치에 정확히 비례하면 1에 가까워짐)를 사용하였다. 따라서 표 12의 0.316과 1.000을 단순 비교하는 것은 부적절하며, WFQ의 0.316은 "공정성 실패"가 아닌 "의도된 차등이 작동 중"을 의미한다.</w:t>
       </w:r>
     </w:p>
     <w:p>
@@ -9946,7 +9946,7 @@
           <w:sz w:val="22"/>
           <w:szCs w:val="22"/>
         </w:rPr>
-        <w:t xml:space="preserve">표 15. 알고리즘별 JFI 비교 (기본 실험, 500건)</w:t>
+        <w:t xml:space="preserve">표 12. 알고리즘별 JFI 비교 (기본 실험, 500건)</w:t>
       </w:r>
     </w:p>
     <w:tbl>
@@ -10738,7 +10738,7 @@
           <w:sz w:val="22"/>
           <w:szCs w:val="22"/>
         </w:rPr>
-        <w:t xml:space="preserve">표 16. 알고리즘 특성 비교 종합</w:t>
+        <w:t xml:space="preserve">표 13. 알고리즘 특성 비교 종합</w:t>
       </w:r>
     </w:p>
     <w:tbl>
@@ -12563,7 +12563,7 @@
     </w:p>
     <w:p>
       <w:pPr>
-        <w:spacing w:after="80" w:line="360"/>
+        <w:spacing w:after="120" w:line="360"/>
       </w:pPr>
       <w:r>
         <w:rPr>
@@ -12574,7 +12574,7 @@
           <w:sz w:val="22"/>
           <w:szCs w:val="22"/>
         </w:rPr>
-        <w:t xml:space="preserve">표 17. 핵심 소스 코드 파일</w:t>
+        <w:t xml:space="preserve">표 A.1. 핵심 소스 코드 파일</w:t>
       </w:r>
     </w:p>
     <w:tbl>
@@ -13217,7 +13217,7 @@
     </w:p>
     <w:p>
       <w:pPr>
-        <w:spacing w:after="80" w:line="360"/>
+        <w:spacing w:after="120" w:line="360"/>
       </w:pPr>
       <w:r>
         <w:rPr>
@@ -13228,7 +13228,7 @@
           <w:sz w:val="22"/>
           <w:szCs w:val="22"/>
         </w:rPr>
-        <w:t xml:space="preserve">표 17-1. 실험 스크립트 목록</w:t>
+        <w:t xml:space="preserve">표 A.2. 실험 스크립트 목록</w:t>
       </w:r>
     </w:p>
     <w:tbl>
@@ -13574,7 +13574,7 @@
     </w:p>
     <w:p>
       <w:pPr>
-        <w:spacing w:after="80" w:line="360"/>
+        <w:spacing w:after="120" w:line="360"/>
       </w:pPr>
       <w:r>
         <w:rPr>
@@ -13585,7 +13585,7 @@
           <w:sz w:val="22"/>
           <w:szCs w:val="22"/>
         </w:rPr>
-        <w:t xml:space="preserve">표 18. MLFQ 선점형 실험 시드별 결과 (지표: Short 요청 응답시간)</w:t>
+        <w:t xml:space="preserve">표 B.1. MLFQ 선점형 실험 시드별 결과 (지표: Short 요청 응답시간)</w:t>
       </w:r>
     </w:p>
     <w:tbl>

--- a/06-final-report/final/final-report.docx
+++ b/06-final-report/final/final-report.docx
@@ -831,7 +831,7 @@
       <w:r>
         <w:drawing>
           <wp:inline distT="0" distB="0" distL="0" distR="0">
-            <wp:extent cx="5400675" cy="1590675"/>
+            <wp:extent cx="5400675" cy="1600200"/>
             <wp:effectExtent t="0" r="0" b="0" l="0"/>
             <wp:docPr id="1" name="" descr="" title=""/>
             <wp:cNvGraphicFramePr>
@@ -856,7 +856,7 @@
                   <pic:spPr bwMode="auto">
                     <a:xfrm>
                       <a:off x="0" y="0"/>
-                      <a:ext cx="5400675" cy="1590675"/>
+                      <a:ext cx="5400675" cy="1600200"/>
                     </a:xfrm>
                     <a:prstGeom prst="rect">
                       <a:avLst/>
@@ -8520,7 +8520,7 @@
           <w:sz w:val="22"/>
           <w:szCs w:val="22"/>
         </w:rPr>
-        <w:t xml:space="preserve">: 5개 시드에서 Short 개선율이 71.8~74.3%의 좁은 범위에 분포하였다 (시드별 세부는 부록 B 표 B.1). 대응표본 t-검정 결과 p &lt; 0.001, 95% 신뢰구간 [71.89%, 74.51%]로 우연의 결과가 아님을 확인하였다. 효과 크기 Cohen's d도 통상 "큰 효과" 기준(0.8)을 크게 상회하였는데, 이는 5개 시드 간 분산이 매우 작아 수치상 크게 계산된 결과이므로 "개선이 일관되게 재현된다"는 의미로 해석하는 것이 타당하다. 5개 시드의 제한된 반복이므로 실제 트래픽 패턴에 따라 효과는 달라질 수 있다. 통계 수치는 `compute-stats.js`로 재현 가능하며 계산 세부는 부록 B에서 다룬다.</w:t>
+        <w:t xml:space="preserve">: 5개 시드에서 Short 개선율이 71.8~74.3%의 좁은 범위에 분포하였다 (시드별 세부는 부록 B 표 B.1). 대응표본 t-검정의 p-value(같은 결과가 우연히 나올 확률로, 작을수록 의미 있는 차이이다)가 0.001 미만이고, 95% 신뢰구간(참값이 포함될 가능성이 95%인 범위)이 [71.89%, 74.51%]로 우연의 결과가 아님을 확인하였다. 효과 크기 Cohen's d(두 집단의 차이가 실질적으로 얼마나 큰지 나타내는 지표)도 통상 "큰 효과" 기준(0.8)을 크게 상회하였는데, 이는 5개 시드 간 분산이 매우 작아 수치상 크게 계산된 결과이므로 "개선이 일관되게 재현된다"는 의미로 해석하는 것이 타당하다. 5개 시드의 제한된 반복이므로 실제 트래픽 패턴에 따라 효과는 달라질 수 있다. 통계 수치는 `compute-stats.js`로 재현 가능하며 계산 세부는 부록 B에서 다룬다.</w:t>
       </w:r>
     </w:p>
     <w:p>
@@ -12444,7 +12444,7 @@
           <w:sz w:val="22"/>
           <w:szCs w:val="22"/>
         </w:rPr>
-        <w:t xml:space="preserve">[5] vLLM Project, "vLLM: Easy, Fast, and Cheap LLM Serving." [온라인] Available: https://docs.vllm.ai/ (접속: 2026-03-14)</w:t>
+        <w:t xml:space="preserve">[5] vLLM Project, "vLLM: Easy, Fast, and Cheap LLM Serving," GitHub. [온라인] Available: https://github.com/vllm-project/vllm (접속: 2026-03-14)</w:t>
       </w:r>
     </w:p>
     <w:p>

--- a/06-final-report/final/final-report.docx
+++ b/06-final-report/final/final-report.docx
@@ -988,7 +988,7 @@
           <w:sz w:val="22"/>
           <w:szCs w:val="22"/>
         </w:rPr>
-        <w:t xml:space="preserve">는 네트워크의 공정 자원 배분 알고리즘으로, 이상적 모델 GPS(Generalized Processor Sharing)를 비슷하게 구현하기 위해 각 요청의 가상 완료 시각(Virtual Finish Time, VFT)이 작은 것부터 처리한다 [4]. 가중치가 클수록 VFT가 느리게 증가해 더 자주 선택되며, 인터넷 라우터의 QoS(Quality of Service) 기반으로 쓰인다 [4]. 구체적 VFT 계산은 4.3절에서 설명한다.</w:t>
+        <w:t xml:space="preserve">는 네트워크의 공정 자원 배분 알고리즘으로, 자원을 완벽히 공평하게 나누는 이상적 모델인 GPS(Generalized Processor Sharing)를 비슷하게 구현하기 위해 각 요청의 가상 완료 시각(Virtual Finish Time, VFT)이 작은 것부터 처리한다 [4]. 가중치가 클수록 VFT가 느리게 증가해 더 자주 선택되며, 인터넷 라우터의 QoS(Quality of Service, 서비스 품질 차등 제공) 기반으로 쓰인다 [4]. 구체적 VFT 계산은 4.3절에서 설명한다.</w:t>
       </w:r>
     </w:p>
     <w:p>
@@ -1095,7 +1095,7 @@
           <w:sz w:val="22"/>
           <w:szCs w:val="22"/>
         </w:rPr>
-        <w:t xml:space="preserve">xi는 사용자 i의 자원량, n은 사용자 수이다. 모두 동일 배분이면 1, 한 명이 독점하면 1/n에 가까워진다(예: 4명 중 한 명 독점 시 0.25). 스케줄링 맥락에서는 xi로 사용자별 대기시간(값이 작을수록 좋음)이나 처리 건수(값이 클수록 좋음) 등을 대입하여 공정성을 측정하며, 본 프로젝트에서도 실험 목적에 따라 두 기준을 구분해 사용하였다 (5.5절). 공정성 지표에는 JFI 외에 최대-최소 공정성(Max-Min Fairness, 가장 불리한 사용자의 몫을 극대화하는 기준)이나 비례 공정성(Proportional Fairness, 사용자별 효용의 로그합을 극대화) 등이 있으나 [4], 본 프로젝트에서는 계산이 간단하고 단일 수치로 비교가 용이한 JFI를 선택하였다. 다만 WFQ처럼 가중치 기반으로 의도적 차등을 두는 경우에는 가중치 반영 JFI가 필요하다 (5.5절 참조).</w:t>
+        <w:t xml:space="preserve">xi는 사용자 i의 자원량, n은 사용자 수이다. 모두 동일 배분이면 1, 한 명이 독점하면 1/n에 가까워진다(예: 4명 중 한 명 독점 시 0.25). 스케줄링 맥락에서는 xi로 사용자별 대기시간(값이 작을수록 좋음)이나 처리 건수(값이 클수록 좋음) 등을 대입하여 공정성을 측정하며, 본 프로젝트에서도 실험 목적에 따라 두 기준을 구분해 사용하였다 (5.5절). 공정성 지표에는 JFI 외에 최대-최소 공정성(Max-Min Fairness, 가장 불리한 사용자의 몫을 극대화하는 기준)이나 비례 공정성(Proportional Fairness, 각 사용자의 만족도를 종합적으로 높이는 기준) 등이 있으나 [4], 본 프로젝트에서는 계산이 간단하고 단일 수치로 비교가 용이한 JFI를 선택하였다. 다만 WFQ처럼 가중치 기반으로 의도적 차등을 두는 경우에는 가중치 반영 JFI가 필요하다 (5.5절 참조).</w:t>
       </w:r>
     </w:p>
     <w:p>
@@ -1878,7 +1878,7 @@
           <w:sz w:val="22"/>
           <w:szCs w:val="22"/>
         </w:rPr>
-        <w:t xml:space="preserve">은 REST API로 요청을 보내고 상태를 조회한다. </w:t>
+        <w:t xml:space="preserve">은 REST API(HTTP 요청으로 자원을 주고받는 웹 통신 방식)로 요청을 보내고 상태를 조회한다. </w:t>
       </w:r>
       <w:r>
         <w:rPr>
@@ -2625,7 +2625,7 @@
           <w:sz w:val="22"/>
           <w:szCs w:val="22"/>
         </w:rPr>
-        <w:t xml:space="preserve">(초과 시 HTTP 429), 4) 스케줄러 대기열에 등록(`enqueue`), 5) 스케줄러가 알고리즘에 따라 `dequeue`, 6) Ollama에 전달해 응답 수신, 7) 클라이언트 반환 및 JSON 이력 기록. 대기열이 남으면 5번부터 반복한다.</w:t>
+        <w:t xml:space="preserve">(초과 시 HTTP 429(요청 과다 거부 응답)), 4) 스케줄러 대기열에 등록(`enqueue`), 5) 스케줄러가 알고리즘에 따라 `dequeue`, 6) Ollama에 전달해 응답 수신, 7) 클라이언트 반환 및 JSON 이력 기록. 대기열이 남으면 5번부터 반복한다.</w:t>
       </w:r>
     </w:p>
     <w:p>
@@ -8520,7 +8520,7 @@
           <w:sz w:val="22"/>
           <w:szCs w:val="22"/>
         </w:rPr>
-        <w:t xml:space="preserve">: 5개 시드에서 Short 개선율이 71.8~74.3%의 좁은 범위에 분포하였다 (시드별 세부는 부록 B 표 B.1). 대응표본 t-검정의 p-value(같은 결과가 우연히 나올 확률로, 작을수록 의미 있는 차이이다)가 0.001 미만이고, 95% 신뢰구간(참값이 포함될 가능성이 95%인 범위)이 [71.89%, 74.51%]로 우연의 결과가 아님을 확인하였다. 효과 크기 Cohen's d(두 집단의 차이가 실질적으로 얼마나 큰지 나타내는 지표)도 통상 "큰 효과" 기준(0.8)을 크게 상회하였는데, 이는 5개 시드 간 분산이 매우 작아 수치상 크게 계산된 결과이므로 "개선이 일관되게 재현된다"는 의미로 해석하는 것이 타당하다. 5개 시드의 제한된 반복이므로 실제 트래픽 패턴에 따라 효과는 달라질 수 있다. 통계 수치는 `compute-stats.js`로 재현 가능하며 계산 세부는 부록 B에서 다룬다.</w:t>
+        <w:t xml:space="preserve">: 5개 시드에서 Short 개선율이 71.8~74.3%의 좁은 범위에 분포하였다 (시드별 세부는 부록 B 표 B.1). 대응표본 t-검정(같은 조건에서 두 방법의 결과를 짝지어 비교하는 통계 검정)의 p-value(같은 결과가 우연히 나올 확률로, 작을수록 의미 있는 차이이다)가 0.001 미만이고, 95% 신뢰구간(참값이 포함될 가능성이 95%인 범위)이 [71.89%, 74.51%]로 우연의 결과가 아님을 확인하였다. 효과 크기 Cohen's d(두 집단의 차이가 실질적으로 얼마나 큰지 나타내는 지표)도 통상 "큰 효과" 기준(0.8)을 크게 상회하였는데, 이는 5개 시드 간 분산이 매우 작아 수치상 크게 계산된 결과이므로 "개선이 일관되게 재현된다"는 의미로 해석하는 것이 타당하다. 5개 시드의 제한된 반복이므로 실제 트래픽 패턴에 따라 효과는 달라질 수 있다. 통계 수치는 `compute-stats.js`로 재현 가능하며 계산 세부는 부록 B에서 다룬다.</w:t>
       </w:r>
     </w:p>
     <w:p>

--- a/06-final-report/final/final-report.docx
+++ b/06-final-report/final/final-report.docx
@@ -815,7 +815,7 @@
           <w:sz w:val="22"/>
           <w:szCs w:val="22"/>
         </w:rPr>
-        <w:t xml:space="preserve">프로세스 스케줄링은 운영체제에서 CPU 자원을 여러 프로세스에 나누어 주는 방법이다 [3]. 본 프로젝트에서 사용한 네 가지 알고리즘의 핵심 특성은 그림 1과 같다.</w:t>
+        <w:t xml:space="preserve">프로세스 스케줄링은 운영체제에서 CPU 자원을 여러 프로세스에 나누어 주는 방법이다 [3][11]. 본 프로젝트에서 사용한 네 가지 알고리즘의 핵심 특성은 그림 1과 같다.</w:t>
       </w:r>
     </w:p>
     <w:p>
@@ -4140,7 +4140,7 @@
           <w:sz w:val="22"/>
           <w:szCs w:val="22"/>
         </w:rPr>
-        <w:t xml:space="preserve">Rate Limiter는 스케줄링 비교 대상이 아닌 요청 진입 관리 전처리 단계이다. 토큰 버킷(Token Bucket, 일정 시간마다 요청 권한인 토큰이 새로 발급되고 요청이 들어올 때마다 토큰 하나씩 소모하는 방식) 방식으로 구현되어 구독 등급별 분당 허용 수(표 4)를 제한하고, 토큰이 없으면 HTTP 429로 거부한다. 스케줄러와 독립적으로 동작한다.</w:t>
+        <w:t xml:space="preserve">Rate Limiter는 스케줄링 비교 대상이 아닌 요청 진입 관리 전처리 단계이다. 토큰 버킷(Token Bucket, 일정 시간마다 요청 권한인 토큰이 새로 발급되고 요청이 들어올 때마다 토큰 하나씩 소모하는 방식) 방식으로 구현되어 구독 등급별 분당 허용 수(표 4)를 제한하고, 토큰이 없으면 HTTP 429(Too Many Requests, 요청 한도 초과를 알리는 표준 응답 코드) [12]로 거부한다. 스케줄러와 독립적으로 동작한다.</w:t>
       </w:r>
     </w:p>
     <w:p>
@@ -12520,6 +12520,36 @@
           <w:szCs w:val="22"/>
         </w:rPr>
         <w:t xml:space="preserve">[10] Ollama, "Ollama Documentation." [온라인] Available: https://ollama.com/ (접속: 2026-03-14)</w:t>
+      </w:r>
+    </w:p>
+    <w:p>
+      <w:pPr>
+        <w:spacing w:after="100" w:line="360"/>
+        <w:ind w:left="480" w:hanging="480"/>
+      </w:pPr>
+      <w:r>
+        <w:rPr>
+          <w:rFonts w:ascii="맑은 고딕" w:cs="맑은 고딕" w:eastAsia="맑은 고딕" w:hAnsi="맑은 고딕"/>
+          <w:color w:val="000000"/>
+          <w:sz w:val="22"/>
+          <w:szCs w:val="22"/>
+        </w:rPr>
+        <w:t xml:space="preserve">[11] A. Silberschatz, P. B. Galvin, and G. Gagne, "Operating System Concepts," 10th Edition, Wiley, 2018. [온라인] Available: https://www.os-book.com/</w:t>
+      </w:r>
+    </w:p>
+    <w:p>
+      <w:pPr>
+        <w:spacing w:after="100" w:line="360"/>
+        <w:ind w:left="480" w:hanging="480"/>
+      </w:pPr>
+      <w:r>
+        <w:rPr>
+          <w:rFonts w:ascii="맑은 고딕" w:cs="맑은 고딕" w:eastAsia="맑은 고딕" w:hAnsi="맑은 고딕"/>
+          <w:color w:val="000000"/>
+          <w:sz w:val="22"/>
+          <w:szCs w:val="22"/>
+        </w:rPr>
+        <w:t xml:space="preserve">[12] MDN Web Docs, "HTTP 429 Too Many Requests," Mozilla Developer Network. [온라인] Available: https://developer.mozilla.org/en-US/docs/Web/HTTP/Status/429 (접속: 2026-04-09)</w:t>
       </w:r>
     </w:p>
     <w:p>

--- a/06-final-report/final/final-report.docx
+++ b/06-final-report/final/final-report.docx
@@ -6405,7 +6405,7 @@
           <w:sz w:val="22"/>
           <w:szCs w:val="22"/>
         </w:rPr>
-        <w:t xml:space="preserve">Short는 최상위 큐에서 완료되고 Medium·Long은 시간 할당량 초과로 하위 큐로 강등되도록 설계하였다. 버스트 도착(20건 동시)은 대기열에 요청이 쌓인 상태에서 스케줄러가 순서를 결정하도록 유도하기 위함이다. 모든 실험에서 요청은 1건씩 순차 처리된다. 세 실험의 요청을 합산하면 총 2,520건 규모(기본 500 + 선점형 2,500 + 실서버 20)가 된다. JFI 계산 방식의 차이는 5.5절에서 다루며, 대규모 환경은 7.2절 향후 연구 과제로 남긴다.</w:t>
+        <w:t xml:space="preserve">Short는 최상위 큐에서 완료되고 Medium·Long은 시간 할당량 초과로 하위 큐로 강등되도록 설계하였다. 버스트 도착(20건 동시)은 대기열에 요청이 쌓인 상태에서 스케줄러가 순서를 결정하도록 유도하기 위함이다. 모든 실험에서 요청은 1건씩 순차 처리된다. 세 실험의 요청을 합산하면 총 3,020건 규모(기본 500 + 선점형 2,500 + 실서버 20)가 된다. JFI 계산 방식의 차이는 5.5절에서 다루며, 대규모 환경은 7.2절 향후 연구 과제로 남긴다.</w:t>
       </w:r>
     </w:p>
     <w:p>
@@ -8511,16 +8511,16 @@
           <w:sz w:val="22"/>
           <w:szCs w:val="22"/>
         </w:rPr>
-        <w:t xml:space="preserve">통계적 유의성</w:t>
-      </w:r>
-      <w:r>
-        <w:rPr>
-          <w:rFonts w:ascii="맑은 고딕" w:cs="맑은 고딕" w:eastAsia="맑은 고딕" w:hAnsi="맑은 고딕"/>
-          <w:color w:val="000000"/>
-          <w:sz w:val="22"/>
-          <w:szCs w:val="22"/>
-        </w:rPr>
-        <w:t xml:space="preserve">: 5개 시드에서 Short 개선율이 71.8~74.3%의 좁은 범위에 분포하였다 (시드별 세부는 부록 B 표 B.1). 대응표본 t-검정(같은 조건에서 두 방법의 결과를 짝지어 비교하는 통계 검정)의 p-value(같은 결과가 우연히 나올 확률로, 작을수록 의미 있는 차이이다)가 0.001 미만이고, 95% 신뢰구간(참값이 포함될 가능성이 95%인 범위)이 [71.89%, 74.51%]로 우연의 결과가 아님을 확인하였다. 효과 크기 Cohen's d(두 집단의 차이가 실질적으로 얼마나 큰지 나타내는 지표)도 통상 "큰 효과" 기준(0.8)을 크게 상회하였는데, 이는 5개 시드 간 분산이 매우 작아 수치상 크게 계산된 결과이므로 "개선이 일관되게 재현된다"는 의미로 해석하는 것이 타당하다. 5개 시드의 제한된 반복이므로 실제 트래픽 패턴에 따라 효과는 달라질 수 있다. 통계 수치는 `compute-stats.js`로 재현 가능하며 계산 세부는 부록 B에서 다룬다.</w:t>
+        <w:t xml:space="preserve">재현성 확인</w:t>
+      </w:r>
+      <w:r>
+        <w:rPr>
+          <w:rFonts w:ascii="맑은 고딕" w:cs="맑은 고딕" w:eastAsia="맑은 고딕" w:hAnsi="맑은 고딕"/>
+          <w:color w:val="000000"/>
+          <w:sz w:val="22"/>
+          <w:szCs w:val="22"/>
+        </w:rPr>
+        <w:t xml:space="preserve">: 5개 시드에서 Short 개선율이 71.8~74.3%의 좁은 범위에 모였다 (시드별 세부는 부록 B 표 B.1). 같은 실험을 시드를 바꾸어 다섯 번 반복해도 비슷한 개선율이 나왔다는 것은, 이 효과가 특정 시드에 우연히 기댄 결과가 아님을 뜻한다. 다만 5개 시드의 제한된 반복이므로 실제 트래픽 패턴에서는 효과가 달라질 수 있다.</w:t>
       </w:r>
     </w:p>
     <w:p>
@@ -12098,7 +12098,7 @@
           <w:sz w:val="22"/>
           <w:szCs w:val="22"/>
         </w:rPr>
-        <w:t xml:space="preserve">본 프로젝트는 두 가지 면에서 의의가 있다. 첫째, CPU 스케줄링(FCFS, Priority, MLFQ)과 네트워크 자원 배분(WFQ) 알고리즘을 LLM API 환경에 적용해 운영체제 이론의 실제 응용을 확인하였다. 둘째, vLLM·TGI 등 기존 LLM 서빙 도구가 전체 처리량 최적화에 집중하여 사용자별 공정성이나 우선순위 관리를 제공하지 않는다는 점을 확인하고, 이 부분에 스케줄링 이론을 적용한 효과를 비교하였다. 특히 WFQ의 가중치 비례 차등 서비스는 유료 LLM 서비스의 구독 등급 관리에 활용할 가능성을 보여준다. 다만 단일 실험 기준 최대 500건, 세 실험을 합산한 총 2,520건 규모이므로, 대규모 운영 환경에서도 같은 결과가 나올지는 추가 확인이 필요하다.</w:t>
+        <w:t xml:space="preserve">본 프로젝트는 두 가지 면에서 의의가 있다. 첫째, CPU 스케줄링(FCFS, Priority, MLFQ)과 네트워크 자원 배분(WFQ) 알고리즘을 LLM API 환경에 적용해 운영체제 이론의 실제 응용을 확인하였다. 둘째, vLLM·TGI 등 기존 LLM 서빙 도구가 전체 처리량 최적화에 집중하여 사용자별 공정성이나 우선순위 관리를 제공하지 않는다는 점을 확인하고, 이 부분에 스케줄링 이론을 적용한 효과를 비교하였다. 특히 WFQ의 가중치 비례 차등 서비스는 유료 LLM 서비스의 구독 등급 관리에 활용할 가능성을 보여준다. 다만 단일 실험 기준 최대 500건, 세 실험을 합산한 총 3,020건 규모이므로, 대규모 운영 환경에서도 같은 결과가 나올지는 추가 확인이 필요하다.</w:t>
       </w:r>
     </w:p>
     <w:p>
@@ -12201,7 +12201,7 @@
           <w:sz w:val="22"/>
           <w:szCs w:val="22"/>
         </w:rPr>
-        <w:t xml:space="preserve">: 비선점형 환경에서 네 알고리즘의 전체 처리량은 유사하였다. 스케줄러는 순서만 결정할 뿐 처리 속도 자체를 바꾸지 못하기 때문이다. 선점형 MLFQ에서는 짧은 요청 응답시간이 약 73% 감소, 긴 요청은 약 89% 증가하였다. 개선 효과는 5개 시드에서 71.8~74.3% 범위로 일관되게 재현되었다 (p &lt; 0.001, 효과 크기 큼, 상세는 부록 B). WFQ에서는 Enterprise의 평균 대기시간이 Free의 약 1/12 수준으로 나타났다.</w:t>
+        <w:t xml:space="preserve">: 비선점형 환경에서 네 알고리즘의 전체 처리량은 유사하였다. 스케줄러는 순서만 결정할 뿐 처리 속도 자체를 바꾸지 못하기 때문이다. 선점형 MLFQ에서는 짧은 요청 응답시간이 약 73% 감소, 긴 요청은 약 89% 증가하였다. 개선 효과는 5개 시드에서 71.8~74.3% 범위로 일관되게 재현되었다 (시드별 세부는 부록 B). WFQ에서는 Enterprise의 평균 대기시간이 Free의 약 1/12 수준으로 나타났다.</w:t>
       </w:r>
     </w:p>
     <w:p>
@@ -13574,7 +13574,7 @@
                 <w:sz w:val="20"/>
                 <w:szCs w:val="20"/>
               </w:rPr>
-              <w:t xml:space="preserve">t-검정·Cohen's d·CI 계산 (부록 B)</w:t>
+              <w:t xml:space="preserve">시드별 개선율 재현성 검증 (부록 B)</w:t>
             </w:r>
           </w:p>
         </w:tc>
@@ -14483,7 +14483,7 @@
           <w:sz w:val="22"/>
           <w:szCs w:val="22"/>
         </w:rPr>
-        <w:t xml:space="preserve">통계 검증: t = 45.59, p &lt; 0.001, Cohen's d = 20.39, 95% CI [71.89%, 74.51%]. 대응표본 t-검정과 자유도 4의 t 임계값 기반 CI는 `compute-stats.js`로 재현 가능하다.</w:t>
+        <w:t xml:space="preserve">다섯 개 시드 모두 70% 이상의 개선을 보였으며, 시드에 따른 개선율 편차는 약 2.5%p 범위에 머물렀다. 같은 시드 값으로 `compute-stats.js`를 실행하면 동일한 결과를 얻을 수 있다.</w:t>
       </w:r>
     </w:p>
     <w:p>

--- a/06-final-report/final/final-report.docx
+++ b/06-final-report/final/final-report.docx
@@ -748,7 +748,7 @@
           <w:sz w:val="22"/>
           <w:szCs w:val="22"/>
         </w:rPr>
-        <w:t xml:space="preserve">: 스케줄링 비교 대상이 아닌 전처리 단계로 구현하였다.</w:t>
+        <w:t xml:space="preserve">: 요청 진입 한도를 관리하는 전처리 장치로, 스케줄링 비교 대상이 아닌 별도 단계로 구현하였다.</w:t>
       </w:r>
     </w:p>
     <w:p>
@@ -988,7 +988,7 @@
           <w:sz w:val="22"/>
           <w:szCs w:val="22"/>
         </w:rPr>
-        <w:t xml:space="preserve">는 네트워크의 공정 자원 배분 알고리즘으로, 자원을 완벽히 공평하게 나누는 이상적 모델인 GPS(Generalized Processor Sharing)를 비슷하게 구현하기 위해 각 요청의 가상 완료 시각(Virtual Finish Time, VFT)이 작은 것부터 처리한다 [4]. 가중치가 클수록 VFT가 느리게 증가해 더 자주 선택되며, 인터넷 라우터의 QoS(Quality of Service, 서비스 품질 차등 제공) 기반으로 쓰인다 [4]. 구체적 VFT 계산은 4.3절에서 설명한다.</w:t>
+        <w:t xml:space="preserve">는 네트워크에서 자원을 공평하게 나누는 알고리즘이다. 자원을 완벽히 공평하게 나누는 이상적 모델인 GPS(Generalized Processor Sharing)를 비슷하게 구현하기 위해, 각 요청의 가상 완료 시각(Virtual Finish Time, VFT)이 작은 것부터 처리한다 [4]. 가중치가 클수록 VFT가 느리게 증가해 더 자주 선택되며, 인터넷 라우터의 QoS(Quality of Service, 서비스 품질 차등 제공)를 구현하는 데 쓰인다 [4]. 구체적 VFT 계산은 4.3절에서 설명한다.</w:t>
       </w:r>
     </w:p>
     <w:p>
@@ -1095,7 +1095,7 @@
           <w:sz w:val="22"/>
           <w:szCs w:val="22"/>
         </w:rPr>
-        <w:t xml:space="preserve">xi는 사용자 i의 자원량, n은 사용자 수이다. 모두 동일 배분이면 1, 한 명이 독점하면 1/n에 가까워진다(예: 4명 중 한 명 독점 시 0.25). 스케줄링 맥락에서는 xi로 사용자별 대기시간(값이 작을수록 좋음)이나 처리 건수(값이 클수록 좋음) 등을 대입하여 공정성을 측정하며, 본 프로젝트에서도 실험 목적에 따라 두 기준을 구분해 사용하였다 (5.5절). 공정성 지표에는 JFI 외에 최대-최소 공정성(Max-Min Fairness, 가장 불리한 사용자의 몫을 극대화하는 기준)이나 비례 공정성(Proportional Fairness, 각 사용자의 만족도를 종합적으로 높이는 기준) 등이 있으나 [4], 본 프로젝트에서는 계산이 간단하고 단일 수치로 비교가 용이한 JFI를 선택하였다. 다만 WFQ처럼 가중치 기반으로 의도적 차등을 두는 경우에는 가중치 반영 JFI가 필요하다 (5.5절 참조).</w:t>
+        <w:t xml:space="preserve">xi는 사용자 i의 자원량, n은 사용자 수이다. 모두 동일 배분이면 1, 한 명이 독점하면 1/n에 가까워진다(예: 4명 중 한 명 독점 시 0.25). 스케줄링 맥락에서는 xi로 사용자별 대기시간(값이 작을수록 좋음)이나 처리 건수(값이 클수록 좋음) 등을 대입하여 공정성을 측정하며, 본 프로젝트에서도 실험 목적에 따라 두 기준을 구분해 사용하였다 (5.5절). 공정성 지표에는 JFI 외에 최대-최소 공정성(Max-Min Fairness, 가장 불리한 사용자의 몫을 극대화하는 기준)이나 비례 공정성(Proportional Fairness, 각 사용자의 만족도를 종합적으로 높이는 기준) 등이 있다 [4]. 본 프로젝트에서는 계산이 간단하고 단일 수치로 비교가 용이한 JFI를 선택하였다. 다만 WFQ처럼 가중치 기반으로 의도적 차등을 두는 경우에는 가중치 반영 JFI가 필요하다 (5.5절 참조).</w:t>
       </w:r>
     </w:p>
     <w:p>
@@ -1938,7 +1938,7 @@
           <w:sz w:val="22"/>
           <w:szCs w:val="22"/>
         </w:rPr>
-        <w:t xml:space="preserve">은 메모리 큐로 요청을 관리하고 JSON 파일로 처리 이력을 기록하며, LLM 호출은 Ollama로 로컬에서 수행한다.</w:t>
+        <w:t xml:space="preserve">은 메모리 큐로 요청을 관리하고 JSON 파일로 처리 이력을 기록하며, LLM 호출은 로컬의 Ollama로 수행한다.</w:t>
       </w:r>
     </w:p>
     <w:p>
@@ -2574,7 +2574,97 @@
           <w:sz w:val="22"/>
           <w:szCs w:val="22"/>
         </w:rPr>
-        <w:t xml:space="preserve">실서버는 Ollama 등 대부분의 LLM 서빙 도구가 추론 중단을 지원하지 않으므로 비선점형(Non-preemptive)으로 동작한다. MLFQ의 이론적 효과 확인을 위해 선점형(500ms 간격 할당량 확인)은 시뮬레이션에만 추가 구현하였다 (5.3절). Priority는 URGENT &gt; HIGH &gt; NORMAL &gt; LOW 순에 5초 주기 에이징을 적용하고, MLFQ는 4단계 큐(Q0~Q3)와 5초 주기 부스팅을 적용하며 [3], WFQ는 구독 등급 가중치(Enterprise 100, Premium 50, Standard 10, Free 1)를 VFT 계산에 반영한다.</w:t>
+        <w:t xml:space="preserve">실서버는 Ollama 등 대부분의 LLM 서빙 도구가 추론 중단을 지원하지 않으므로 비선점형(Non-preemptive, 실행 중인 요청을 끝까지 처리하고 중단하지 않는 방식)으로 동작한다. MLFQ의 이론적 효과 확인을 위해 선점형(Preemptive, 할당량 소진 시 실행 중인 요청을 중단하고 다른 요청으로 교체하는 방식, 500ms 간격 할당량 확인)은 시뮬레이션에만 추가 구현하였다 (5.3절). 각 알고리즘의 세부 설정은 다음과 같다.</w:t>
+      </w:r>
+    </w:p>
+    <w:p>
+      <w:pPr>
+        <w:pStyle w:val="ListParagraph"/>
+        <w:numPr>
+          <w:ilvl w:val="0"/>
+          <w:numId w:val="3"/>
+        </w:numPr>
+        <w:spacing w:after="80" w:line="340"/>
+      </w:pPr>
+      <w:r>
+        <w:rPr>
+          <w:rFonts w:ascii="맑은 고딕" w:cs="맑은 고딕" w:eastAsia="맑은 고딕" w:hAnsi="맑은 고딕"/>
+          <w:b/>
+          <w:bCs/>
+          <w:color w:val="000000"/>
+          <w:sz w:val="22"/>
+          <w:szCs w:val="22"/>
+        </w:rPr>
+        <w:t xml:space="preserve">Priority</w:t>
+      </w:r>
+      <w:r>
+        <w:rPr>
+          <w:rFonts w:ascii="맑은 고딕" w:cs="맑은 고딕" w:eastAsia="맑은 고딕" w:hAnsi="맑은 고딕"/>
+          <w:color w:val="000000"/>
+          <w:sz w:val="22"/>
+          <w:szCs w:val="22"/>
+        </w:rPr>
+        <w:t xml:space="preserve">: URGENT &gt; HIGH &gt; NORMAL &gt; LOW 순, 5초 주기 에이징 적용</w:t>
+      </w:r>
+    </w:p>
+    <w:p>
+      <w:pPr>
+        <w:pStyle w:val="ListParagraph"/>
+        <w:numPr>
+          <w:ilvl w:val="0"/>
+          <w:numId w:val="3"/>
+        </w:numPr>
+        <w:spacing w:after="80" w:line="340"/>
+      </w:pPr>
+      <w:r>
+        <w:rPr>
+          <w:rFonts w:ascii="맑은 고딕" w:cs="맑은 고딕" w:eastAsia="맑은 고딕" w:hAnsi="맑은 고딕"/>
+          <w:b/>
+          <w:bCs/>
+          <w:color w:val="000000"/>
+          <w:sz w:val="22"/>
+          <w:szCs w:val="22"/>
+        </w:rPr>
+        <w:t xml:space="preserve">MLFQ</w:t>
+      </w:r>
+      <w:r>
+        <w:rPr>
+          <w:rFonts w:ascii="맑은 고딕" w:cs="맑은 고딕" w:eastAsia="맑은 고딕" w:hAnsi="맑은 고딕"/>
+          <w:color w:val="000000"/>
+          <w:sz w:val="22"/>
+          <w:szCs w:val="22"/>
+        </w:rPr>
+        <w:t xml:space="preserve">: 4단계 큐(Q0~Q3), 5초 주기 부스팅 적용 [3]</w:t>
+      </w:r>
+    </w:p>
+    <w:p>
+      <w:pPr>
+        <w:pStyle w:val="ListParagraph"/>
+        <w:numPr>
+          <w:ilvl w:val="0"/>
+          <w:numId w:val="3"/>
+        </w:numPr>
+        <w:spacing w:after="80" w:line="340"/>
+      </w:pPr>
+      <w:r>
+        <w:rPr>
+          <w:rFonts w:ascii="맑은 고딕" w:cs="맑은 고딕" w:eastAsia="맑은 고딕" w:hAnsi="맑은 고딕"/>
+          <w:b/>
+          <w:bCs/>
+          <w:color w:val="000000"/>
+          <w:sz w:val="22"/>
+          <w:szCs w:val="22"/>
+        </w:rPr>
+        <w:t xml:space="preserve">WFQ</w:t>
+      </w:r>
+      <w:r>
+        <w:rPr>
+          <w:rFonts w:ascii="맑은 고딕" w:cs="맑은 고딕" w:eastAsia="맑은 고딕" w:hAnsi="맑은 고딕"/>
+          <w:color w:val="000000"/>
+          <w:sz w:val="22"/>
+          <w:szCs w:val="22"/>
+        </w:rPr>
+        <w:t xml:space="preserve">: 구독 등급 가중치(Enterprise 100, Premium 50, Standard 10, Free 1)를 VFT 계산에 반영</w:t>
       </w:r>
     </w:p>
     <w:p>
@@ -2625,7 +2715,7 @@
           <w:sz w:val="22"/>
           <w:szCs w:val="22"/>
         </w:rPr>
-        <w:t xml:space="preserve">(초과 시 HTTP 429(요청 과다 거부 응답)), 4) 스케줄러 대기열에 등록(`enqueue`), 5) 스케줄러가 알고리즘에 따라 `dequeue`, 6) Ollama에 전달해 응답 수신, 7) 클라이언트 반환 및 JSON 이력 기록. 대기열이 남으면 5번부터 반복한다.</w:t>
+        <w:t xml:space="preserve">(초과 시 HTTP 429로 거부, 4.4절 참조), 4) 스케줄러 대기열에 등록(`enqueue`), 5) 스케줄러가 알고리즘에 따라 `dequeue`, 6) Ollama에 전달해 응답 수신, 7) 클라이언트 반환 및 JSON 이력 기록. 대기열이 남으면 5번부터 반복한다.</w:t>
       </w:r>
     </w:p>
     <w:p>
@@ -2782,7 +2872,7 @@
           <w:sz w:val="22"/>
           <w:szCs w:val="22"/>
         </w:rPr>
-        <w:t xml:space="preserve">소스 코드는 api(REST 라우터), schedulers(4개 알고리즘), queue(메모리 대기열), storage(JSON 기록), llm(Ollama 호출) 핵심 모듈과 rate-limiter, server.js(Express 진입점) 보조 요소로 구성된다 (그림 4).</w:t>
+        <w:t xml:space="preserve">소스 코드는 핵심 모듈과 보조 요소로 구성된다 (그림 4). 핵심 모듈은 api(REST 라우터), schedulers(4개 알고리즘), queue(메모리 대기열), storage(JSON 기록), llm(Ollama 호출)이다. 보조 요소로는 rate-limiter와 server.js(Express 진입점)가 있다.</w:t>
       </w:r>
     </w:p>
     <w:p>
@@ -4140,7 +4230,7 @@
           <w:sz w:val="22"/>
           <w:szCs w:val="22"/>
         </w:rPr>
-        <w:t xml:space="preserve">Rate Limiter는 스케줄링 비교 대상이 아닌 요청 진입 관리 전처리 단계이다. 토큰 버킷(Token Bucket, 일정 시간마다 요청 권한인 토큰이 새로 발급되고 요청이 들어올 때마다 토큰 하나씩 소모하는 방식) 방식으로 구현되어 구독 등급별 분당 허용 수(표 4)를 제한하고, 토큰이 없으면 HTTP 429(Too Many Requests, 요청 한도 초과를 알리는 표준 응답 코드) [12]로 거부한다. 스케줄러와 독립적으로 동작한다.</w:t>
+        <w:t xml:space="preserve">Rate Limiter는 스케줄링 비교 대상이 아닌 요청 진입 관리 전처리 단계이며, 스케줄러와 독립적으로 동작한다. 토큰 버킷(Token Bucket, 일정 시간마다 요청 권한인 토큰이 새로 발급되고 요청이 들어올 때마다 토큰 하나씩 소모하는 방식) 방식으로 구현하였다. 구독 등급별 분당 허용 수(표 4)를 제한하고, 토큰이 없으면 HTTP 429(Too Many Requests, 요청 한도 초과를 알리는 표준 응답 코드) [12]로 거부한다.</w:t>
       </w:r>
     </w:p>
     <w:p>
@@ -9890,7 +9980,26 @@
           <w:sz w:val="22"/>
           <w:szCs w:val="22"/>
         </w:rPr>
-        <w:t xml:space="preserve">: FCFS, Priority, MLFQ는 등급 간 대기시간 차이를 측정하기 위해 </w:t>
+        <w:t xml:space="preserve">: 두 가지 기준을 실험 목적에 맞게 구분해 사용하였다.</w:t>
+      </w:r>
+    </w:p>
+    <w:p>
+      <w:pPr>
+        <w:pStyle w:val="ListParagraph"/>
+        <w:numPr>
+          <w:ilvl w:val="0"/>
+          <w:numId w:val="3"/>
+        </w:numPr>
+        <w:spacing w:after="80" w:line="340"/>
+      </w:pPr>
+      <w:r>
+        <w:rPr>
+          <w:rFonts w:ascii="맑은 고딕" w:cs="맑은 고딕" w:eastAsia="맑은 고딕" w:hAnsi="맑은 고딕"/>
+          <w:color w:val="000000"/>
+          <w:sz w:val="22"/>
+          <w:szCs w:val="22"/>
+        </w:rPr>
+        <w:t xml:space="preserve">FCFS, Priority, MLFQ: 등급 간 대기시간 차이 측정 → </w:t>
       </w:r>
       <w:r>
         <w:rPr>
@@ -9910,7 +10019,26 @@
           <w:sz w:val="22"/>
           <w:szCs w:val="22"/>
         </w:rPr>
-        <w:t xml:space="preserve">(값이 1에 가까울수록 균등)를 사용하였고, WFQ는 가중치 비례 처리량 배분을 측정하기 위해 WFQScheduler 내장의 </w:t>
+        <w:t xml:space="preserve"> (값이 1에 가까울수록 균등)</w:t>
+      </w:r>
+    </w:p>
+    <w:p>
+      <w:pPr>
+        <w:pStyle w:val="ListParagraph"/>
+        <w:numPr>
+          <w:ilvl w:val="0"/>
+          <w:numId w:val="3"/>
+        </w:numPr>
+        <w:spacing w:after="80" w:line="340"/>
+      </w:pPr>
+      <w:r>
+        <w:rPr>
+          <w:rFonts w:ascii="맑은 고딕" w:cs="맑은 고딕" w:eastAsia="맑은 고딕" w:hAnsi="맑은 고딕"/>
+          <w:color w:val="000000"/>
+          <w:sz w:val="22"/>
+          <w:szCs w:val="22"/>
+        </w:rPr>
+        <w:t xml:space="preserve">WFQ: 가중치 비례 처리량 배분 측정 → WFQScheduler 내장의 </w:t>
       </w:r>
       <w:r>
         <w:rPr>
@@ -9930,7 +10058,21 @@
           <w:sz w:val="22"/>
           <w:szCs w:val="22"/>
         </w:rPr>
-        <w:t xml:space="preserve">(가중치에 정확히 비례하면 1에 가까워짐)를 사용하였다. 따라서 표 12의 0.316과 1.000을 단순 비교하는 것은 부적절하며, WFQ의 0.316은 "공정성 실패"가 아닌 "의도된 차등이 작동 중"을 의미한다.</w:t>
+        <w:t xml:space="preserve"> (가중치에 정확히 비례하면 1에 가까워짐)</w:t>
+      </w:r>
+    </w:p>
+    <w:p>
+      <w:pPr>
+        <w:spacing w:after="120" w:line="360"/>
+      </w:pPr>
+      <w:r>
+        <w:rPr>
+          <w:rFonts w:ascii="맑은 고딕" w:cs="맑은 고딕" w:eastAsia="맑은 고딕" w:hAnsi="맑은 고딕"/>
+          <w:color w:val="000000"/>
+          <w:sz w:val="22"/>
+          <w:szCs w:val="22"/>
+        </w:rPr>
+        <w:t xml:space="preserve">따라서 표 12의 0.316과 1.000을 단순 비교하는 것은 부적절하며, WFQ의 0.316은 "공정성 실패"가 아닌 "의도된 차등이 작동 중"을 의미한다.</w:t>
       </w:r>
     </w:p>
     <w:p>

--- a/06-final-report/final/final-report.docx
+++ b/06-final-report/final/final-report.docx
@@ -490,7 +490,7 @@
           <w:sz w:val="22"/>
           <w:szCs w:val="22"/>
         </w:rPr>
-        <w:t xml:space="preserve">다중 사용자 환경에서는 요청을 어떻게 관리할지가 문제가 된다. OpenAI는 조직(Organization) 단위로 분당 요청 수·토큰 수 한도를 두고 [1], Anthropic은 사용 등급별 호출 한도를 적용한다 [2]. 이 한도가 조직 단위로 적용되므로, 구성원들이 한정된 호출 한도를 어떻게 나누어 쓸지는 별도로 관리해야 한다. 자체 LLM 서버도 동시 처리 수가 제한되어 같은 문제가 발생한다. 별도 관리 기능이 없으면 요청은 도착 순서대로 처리되거나 호출 빈도 제한 수준에서만 관리되며, 긴급 요청이 뒤로 밀리고 사용자별 차등 배분이 어렵다는 문제가 있다.</w:t>
+        <w:t xml:space="preserve">다중 사용자 환경에서는 요청을 어떻게 관리할지가 문제가 된다. OpenAI는 조직(Organization) 단위로 분당 요청 수·토큰 수 한도를 두고 [1], Anthropic은 사용 등급별 호출 한도를 적용한다 [2]. 이 한도가 조직 단위로 적용되므로, 구성원들이 한정된 호출 한도를 어떻게 나누어 쓸지는 별도로 관리해야 한다. 자체 LLM 서버도 동시 처리 수가 제한되어 같은 문제가 발생한다. 별도 관리 기능이 없으면 요청은 도착 순서대로 처리되거나 단순한 호출 횟수 제한만 적용된다. 이 경우 긴급한 요청이 뒤로 밀리고, 사용자별 차등 배분도 어렵다.</w:t>
       </w:r>
     </w:p>
     <w:p>
@@ -913,7 +913,7 @@
           <w:sz w:val="22"/>
           <w:szCs w:val="22"/>
         </w:rPr>
-        <w:t xml:space="preserve">는 도착 순서대로 처리하는 방식이다. 구현이 쉽고 기아(Starvation, 특정 요청이 영원히 처리되지 못하는 현상)가 없지만, 긴 요청이 앞에 있으면 뒤의 짧은 요청이 지연되는 호위 효과(Convoy Effect)가 발생한다 [3].</w:t>
+        <w:t xml:space="preserve">는 도착 순서대로 처리하는 가장 단순한 스케줄링 방식이며, 운영체제의 일괄 처리 시대부터 사용된 고전 기법이다. 새 요청이 도착하면 대기열의 맨 뒤에 추가되고, 처리는 항상 맨 앞 요청부터 시작된다. 한 요청이 처리되는 동안 다른 요청은 끼어들 수 없으며 비선점형으로만 동작한다. 구현이 매우 쉽고 별도 자료구조도 필요하지 않다. 모든 요청이 결국 처리되므로 기아(Starvation, 특정 요청이 영원히 처리되지 못하는 현상)가 발생하지 않는다. 다만 긴 요청이 앞에 있으면 뒤의 짧은 요청들이 모두 지연되는 호위 효과(Convoy Effect)가 발생한다 [3]. 또한 우선순위나 등급을 고려하지 않아 긴급 요청을 빠르게 처리할 수 없다. 본 연구에서는 다른 알고리즘과 비교하기 위한 기준선으로 사용한다.</w:t>
       </w:r>
     </w:p>
     <w:p>
@@ -938,7 +938,7 @@
           <w:sz w:val="22"/>
           <w:szCs w:val="22"/>
         </w:rPr>
-        <w:t xml:space="preserve">은 각 요청에 우선순위를 부여해 긴급한 요청을 먼저 처리한다. 낮은 우선순위의 기아 현상을 막기 위해, 오래 기다린 요청의 우선순위를 점차 올려주는 에이징(Aging) 기법을 적용하였다 [3].</w:t>
+        <w:t xml:space="preserve">은 각 요청에 우선순위를 부여하여 긴급한 요청을 먼저 처리하는 알고리즘이다. 운영체제에서는 시스템 프로세스나 인터럽트 처리에 우선권을 주기 위해 폭넓게 사용된다. 대기열에서 요청을 꺼낼 때 가장 높은 우선순위의 요청을 먼저 선택하며, 같은 우선순위 요청들 사이에서는 도착 순서대로 처리한다. 구현은 우선순위 큐(Priority Queue) 자료구조를 사용하면 단순하게 만들 수 있다. 단점은 낮은 우선순위 요청이 계속 밀려나 처리되지 못하는 기아 현상이 발생할 수 있다는 점이다. 이를 막기 위해 오래 기다린 요청의 우선순위를 점차 올려주는 에이징(Aging) 기법을 적용하였다 [3]. 또한 긴급도를 사람이 직접 지정해야 하므로 자동 분류는 어렵다. 본 연구에서는 LLM API에서 사용자가 요청 단위로 긴급도를 지정할 수 있는 상황에 적합한 알고리즘으로 채택하였다.</w:t>
       </w:r>
     </w:p>
     <w:p>
@@ -963,7 +963,7 @@
           <w:sz w:val="22"/>
           <w:szCs w:val="22"/>
         </w:rPr>
-        <w:t xml:space="preserve">는 여러 대기열을 두고 작업 특성에 따라 우선순위를 자동 조정한다. 새 요청은 최상위 큐에 들어가고, 시간 할당량(Time Quantum) 안에 끝나지 않으면 하위 큐로 내려간다 [3]. 짧은 요청은 빠르게 처리되고 긴 요청은 아래로 밀리되, 일정 주기로 모두 최상위 큐로 끌어올리는 부스팅(Boosting)으로 하위 큐 기아를 방지한다.</w:t>
+        <w:t xml:space="preserve">는 여러 단계의 대기열을 두고 작업 특성에 따라 우선순위를 자동으로 조정하는 알고리즘이다. 어떤 요청이 짧은지 미리 모르더라도 실행 시간을 관찰하여 자동으로 분류할 수 있다는 점이 가장 큰 특징이다. 새 요청은 최상위 큐에 들어가고, 시간 할당량(Time Quantum, 한 번에 쓸 수 있는 최대 시간) 안에 끝나지 않으면 하위 큐로 내려간다 [3]. 상위 큐가 비어 있을 때만 하위 큐의 요청이 처리되므로, 짧은 요청은 빠르게 끝나고 긴 요청은 아래로 밀린다. 하위 큐로만 계속 밀리면 기아 상태가 되므로, 일정 주기로 모든 요청을 다시 최상위 큐로 끌어올리는 부스팅(Boosting) 규칙을 적용한다. 짧은 요청의 응답 속도가 빠르고 작업 특성을 미리 알 필요가 없어 범용성이 높다는 장점이 있다. 단점은 시간 할당량 단위로 실행을 중단·재개할 수 있는 환경에서만 효과가 있다는 점으로, 추론 중단이 불가능한 LLM 서빙 도구에서는 적용에 제약이 있다. 본 연구에서는 시뮬레이션과 실서버 양쪽에서 선점형·비선점형을 모두 비교하여 이론적 효과와 실용적 한계를 함께 확인한다.</w:t>
       </w:r>
     </w:p>
     <w:p>
@@ -988,7 +988,7 @@
           <w:sz w:val="22"/>
           <w:szCs w:val="22"/>
         </w:rPr>
-        <w:t xml:space="preserve">는 네트워크에서 자원을 공평하게 나누는 알고리즘이다. 자원을 완벽히 공평하게 나누는 이상적 모델인 GPS(Generalized Processor Sharing)를 비슷하게 구현하기 위해, 각 요청의 가상 완료 시각(Virtual Finish Time, VFT)이 작은 것부터 처리한다 [4]. 가중치가 클수록 VFT가 느리게 증가해 더 자주 선택되며, 인터넷 라우터의 QoS(Quality of Service, 서비스 품질 차등 제공)를 구현하는 데 쓰인다 [4]. 구체적 VFT 계산은 4.3절에서 설명한다.</w:t>
+        <w:t xml:space="preserve">는 네트워크 라우터에서 한정된 대역폭을 여러 흐름이 공평하게 나누어 쓰도록 만들어진 알고리즘이다 [4]. 본래 목적은 네트워크 트래픽의 QoS(Quality of Service, 서비스 품질 차등 제공) 보장이며, 인터넷 라우터에 널리 쓰인다. 자원을 완벽히 공평하게 나누는 이상적 모델인 GPS(Generalized Processor Sharing)를 비슷하게 구현하기 위해, 각 요청에 가상 완료 시각(Virtual Finish Time, VFT)을 부여한다. 가상 완료 시각이 가장 작은 요청부터 처리하며, 가중치가 큰 사용자의 VFT는 천천히 증가해 결과적으로 더 자주 선택된다. 가중치 비율에 따라 자원을 비례 배분하므로 사용자별 차등 서비스를 자연스럽게 구현할 수 있다. 또한 처리 중단 없이도 차등이 가능하므로 LLM 서빙 도구처럼 비선점형 환경에도 적용할 수 있다. 단점은 모든 요청에 대해 VFT를 계산하고 정렬해야 하므로 단순 큐보다 연산 비용이 크다는 점이다. 본 연구에서는 구독 등급 기반 차등 서비스를 구현하는 알고리즘으로 사용하며, 구체적 VFT 계산은 4.3절에서 설명한다.</w:t>
       </w:r>
     </w:p>
     <w:p>
@@ -1929,7 +1929,7 @@
           <w:sz w:val="22"/>
           <w:szCs w:val="22"/>
         </w:rPr>
-        <w:t xml:space="preserve">저장소 계층</w:t>
+        <w:t xml:space="preserve">저장소/LLM 계층</w:t>
       </w:r>
       <w:r>
         <w:rPr>
@@ -3775,7 +3775,7 @@
           <w:sz w:val="22"/>
           <w:szCs w:val="22"/>
         </w:rPr>
-        <w:t xml:space="preserve">dequeue는 Rule 1을 따라 상위 큐부터 FIFO로 꺼낸다.</w:t>
+        <w:t xml:space="preserve">dequeue는 Rule 1을 따라 상위 큐부터 FIFO(First-In, First-Out, 선입선출 — 먼저 들어온 요청부터 처리) 방식으로 꺼낸다.</w:t>
       </w:r>
     </w:p>
     <w:p>
@@ -7833,7 +7833,7 @@
           <w:sz w:val="22"/>
           <w:szCs w:val="22"/>
         </w:rPr>
-        <w:t xml:space="preserve">Enterprise의 대기시간은 Free의 약 1/12 수준으로, 가중치에 비례한 차등 서비스가 확인되었다. 100:1의 극단적 차이까지 벌어지지 않은 것은 요청이 대기열에 순차 도착하는 실험 설계에 기인한다.</w:t>
+        <w:t xml:space="preserve">Enterprise의 대기시간은 Free의 약 1/12 수준으로, 가중치에 비례한 차등 서비스가 확인되었다. 100:1의 극단적 차이까지 벌어지지 않은 것은 요청이 대기열에 순차 도착하는 실험 설계 때문이다.</w:t>
       </w:r>
     </w:p>
     <w:p>
@@ -9938,7 +9938,7 @@
           <w:sz w:val="22"/>
           <w:szCs w:val="22"/>
         </w:rPr>
-        <w:t xml:space="preserve">는 가중치에 따라 Enterprise가 먼저 처리되었다. 요청 수가 적어(등급별 5건) 가중치 차이가 극적으로 드러나지는 않았지만 시뮬레이션과 동일한 패턴이 나타났다.</w:t>
+        <w:t xml:space="preserve">는 가중치에 따라 Enterprise가 먼저 처리되었다. 요청 수가 적어(등급별 5건) 가중치 차이가 크게 드러나지는 않았지만 시뮬레이션과 동일한 패턴이 나타났다.</w:t>
       </w:r>
     </w:p>
     <w:p>
@@ -10704,6 +10704,79 @@
         </w:tc>
       </w:tr>
     </w:tbl>
+    <w:p>
+      <w:pPr>
+        <w:spacing w:after="80"/>
+      </w:pPr>
+    </w:p>
+    <w:p>
+      <w:pPr>
+        <w:spacing w:after="80"/>
+      </w:pPr>
+    </w:p>
+    <w:p>
+      <w:pPr>
+        <w:spacing w:after="100" w:before="100"/>
+        <w:jc w:val="center"/>
+      </w:pPr>
+      <w:r>
+        <w:drawing>
+          <wp:inline distT="0" distB="0" distL="0" distR="0">
+            <wp:extent cx="5400675" cy="2400300"/>
+            <wp:effectExtent t="0" r="0" b="0" l="0"/>
+            <wp:docPr id="1" name="" descr="" title=""/>
+            <wp:cNvGraphicFramePr>
+              <a:graphicFrameLocks xmlns:a="http://schemas.openxmlformats.org/drawingml/2006/main" noChangeAspect="1"/>
+            </wp:cNvGraphicFramePr>
+            <a:graphic xmlns:a="http://schemas.openxmlformats.org/drawingml/2006/main">
+              <a:graphicData uri="http://schemas.openxmlformats.org/drawingml/2006/picture">
+                <pic:pic xmlns:pic="http://schemas.openxmlformats.org/drawingml/2006/picture">
+                  <pic:nvPicPr>
+                    <pic:cNvPr id="0" name="" descr=""/>
+                    <pic:cNvPicPr>
+                      <a:picLocks noChangeAspect="1" noChangeArrowheads="1"/>
+                    </pic:cNvPicPr>
+                  </pic:nvPicPr>
+                  <pic:blipFill>
+                    <a:blip r:embed="rId17" cstate="none"/>
+                    <a:srcRect/>
+                    <a:stretch>
+                      <a:fillRect/>
+                    </a:stretch>
+                  </pic:blipFill>
+                  <pic:spPr bwMode="auto">
+                    <a:xfrm>
+                      <a:off x="0" y="0"/>
+                      <a:ext cx="5400675" cy="2400300"/>
+                    </a:xfrm>
+                    <a:prstGeom prst="rect">
+                      <a:avLst/>
+                    </a:prstGeom>
+                  </pic:spPr>
+                </pic:pic>
+              </a:graphicData>
+            </a:graphic>
+          </wp:inline>
+        </w:drawing>
+      </w:r>
+    </w:p>
+    <w:p>
+      <w:pPr>
+        <w:spacing w:after="120" w:line="360"/>
+        <w:jc w:val="center"/>
+      </w:pPr>
+      <w:r>
+        <w:rPr>
+          <w:rFonts w:ascii="맑은 고딕" w:cs="맑은 고딕" w:eastAsia="맑은 고딕" w:hAnsi="맑은 고딕"/>
+          <w:i/>
+          <w:iCs/>
+          <w:color w:val="666666"/>
+          <w:sz w:val="22"/>
+          <w:szCs w:val="22"/>
+        </w:rPr>
+        <w:t xml:space="preserve">[그림 9] 알고리즘별 Jain's Fairness Index(JFI) 비교</w:t>
+      </w:r>
+    </w:p>
     <w:p>
       <w:pPr>
         <w:spacing w:after="80"/>
@@ -11979,7 +12052,7 @@
           <w:sz w:val="22"/>
           <w:szCs w:val="22"/>
         </w:rPr>
-        <w:t xml:space="preserve">. 한 번에 1건씩 처리하였으나, 실제 LLM 서빙(vLLM, TGI)은 연속 배치로 여러 요청을 동시 처리한다. 한 배치 내부에서는 순서가 무의미하므로 WFQ·Priority의 차등 효과는 약해질 수 있다. 넷째, </w:t>
+        <w:t xml:space="preserve">. 한 번에 1건씩 처리하였으나, 실제 LLM 서빙(vLLM, TGI)은 연속 배치로 여러 요청을 동시 처리한다. 한 배치 내부에서는 순서가 영향을 주지 않으므로 WFQ·Priority의 차등 효과는 약해질 수 있다. 넷째, </w:t>
       </w:r>
       <w:r>
         <w:rPr>

--- a/06-final-report/final/final-report.docx
+++ b/06-final-report/final/final-report.docx
@@ -988,7 +988,7 @@
           <w:sz w:val="22"/>
           <w:szCs w:val="22"/>
         </w:rPr>
-        <w:t xml:space="preserve">는 네트워크 라우터에서 한정된 대역폭을 여러 흐름이 공평하게 나누어 쓰도록 만들어진 알고리즘이다 [4]. 본래 목적은 네트워크 트래픽의 QoS(Quality of Service, 서비스 품질 차등 제공) 보장이며, 인터넷 라우터에 널리 쓰인다. 자원을 완벽히 공평하게 나누는 이상적 모델인 GPS(Generalized Processor Sharing)를 비슷하게 구현하기 위해, 각 요청에 가상 완료 시각(Virtual Finish Time, VFT)을 부여한다. 가상 완료 시각이 가장 작은 요청부터 처리하며, 가중치가 큰 사용자의 VFT는 천천히 증가해 결과적으로 더 자주 선택된다. 가중치 비율에 따라 자원을 비례 배분하므로 사용자별 차등 서비스를 자연스럽게 구현할 수 있다. 또한 처리 중단 없이도 차등이 가능하므로 LLM 서빙 도구처럼 비선점형 환경에도 적용할 수 있다. 단점은 모든 요청에 대해 VFT를 계산하고 정렬해야 하므로 단순 큐보다 연산 비용이 크다는 점이다. 본 연구에서는 구독 등급 기반 차등 서비스를 구현하는 알고리즘으로 사용하며, 구체적 VFT 계산은 4.3절에서 설명한다.</w:t>
+        <w:t xml:space="preserve">는 네트워크 라우터에서 한정된 대역폭을 여러 흐름이 공평하게 나누어 쓰도록 만들어진 알고리즘이다 [4]. 본래 목적은 네트워크 트래픽의 QoS(Quality of Service, 서비스 품질 차등 제공) 보장이며, 인터넷 라우터에 널리 쓰인다. 자원을 완벽히 공평하게 나누는 이상적 모델인 GPS(Generalized Processor Sharing)를 근사하여 구현하기 위해, 각 요청에 가상 완료 시각(Virtual Finish Time, VFT)을 부여한다. 가상 완료 시각이 가장 작은 요청부터 처리하며, 가중치가 큰 사용자의 VFT는 천천히 증가해 결과적으로 더 자주 선택된다. 가중치 비율에 따라 자원을 비례 배분하므로 사용자별 차등 서비스를 자연스럽게 구현할 수 있다. 또한 처리 중단 없이도 차등이 가능하므로 LLM 서빙 도구처럼 비선점형 환경에도 적용할 수 있다. 단점은 모든 요청에 대해 VFT를 계산하고 정렬해야 하므로 단순 큐보다 연산 비용이 크다는 점이다. 본 연구에서는 구독 등급 기반 차등 서비스를 구현하는 알고리즘으로 사용하며, 구체적 VFT 계산은 4.3절에서 설명한다.</w:t>
       </w:r>
     </w:p>
     <w:p>
@@ -7292,7 +7292,7 @@
           <w:sz w:val="22"/>
           <w:szCs w:val="22"/>
         </w:rPr>
-        <w:t xml:space="preserve">는 순서가 바뀌었으나 전체 평균은 FCFS와 비슷하였다. 처리 시간이 짧아(10~100ms) 에이징이 작동하기 전에 처리가 끝났기 때문이다. </w:t>
+        <w:t xml:space="preserve">는 순서가 바뀌었으나 전체 평균은 FCFS와 근접하였다. 처리 시간이 짧아(10~100ms) 에이징이 작동하기 전에 처리가 끝났기 때문이다. </w:t>
       </w:r>
       <w:r>
         <w:rPr>

--- a/06-final-report/final/final-report.docx
+++ b/06-final-report/final/final-report.docx
@@ -490,7 +490,7 @@
           <w:sz w:val="22"/>
           <w:szCs w:val="22"/>
         </w:rPr>
-        <w:t xml:space="preserve">다중 사용자 환경에서는 요청을 어떻게 관리할지가 문제가 된다. OpenAI는 조직(Organization) 단위로 분당 요청 수·토큰 수 한도를 두고 [1], Anthropic은 사용 등급별 호출 한도를 적용한다 [2]. 이 한도가 조직 단위로 적용되므로, 구성원들이 한정된 호출 한도를 어떻게 나누어 쓸지는 별도로 관리해야 한다. 자체 LLM 서버도 동시 처리 수가 제한되어 같은 문제가 발생한다. 별도 관리 기능이 없으면 요청은 도착 순서대로 처리되거나 단순한 호출 횟수 제한만 적용된다. 이 경우 긴급한 요청이 뒤로 밀리고, 사용자별 차등 배분도 어렵다.</w:t>
+        <w:t xml:space="preserve">다중 사용자 환경에서는 요청을 어떻게 관리할지가 문제이다. OpenAI는 조직(Organization) 단위로 분당 요청 수·토큰 수 한도를 두고 [1], Anthropic은 사용 등급별 호출 한도를 적용한다 [2]. 이 한도가 조직 단위로 적용되므로, 구성원들이 한정된 호출 한도를 어떻게 나누어 쓸지는 별도로 관리해야 한다. 자체 LLM 서버도 동시 처리 수가 제한되어 같은 문제가 발생한다. 별도 관리 기능이 없으면 도착 순서대로 처리하거나 단순한 호출 횟수 제한만 거는 수준에 그친다. 이 경우 긴급한 요청이 뒤로 밀리고, 사용자별 차등 배분도 어렵다.</w:t>
       </w:r>
     </w:p>
     <w:p>
@@ -2574,7 +2574,7 @@
           <w:sz w:val="22"/>
           <w:szCs w:val="22"/>
         </w:rPr>
-        <w:t xml:space="preserve">실서버는 Ollama 등 대부분의 LLM 서빙 도구가 추론 중단을 지원하지 않으므로 비선점형(Non-preemptive, 실행 중인 요청을 끝까지 처리하고 중단하지 않는 방식)으로 동작한다. MLFQ의 이론적 효과 확인을 위해 선점형(Preemptive, 할당량 소진 시 실행 중인 요청을 중단하고 다른 요청으로 교체하는 방식, 500ms 간격 할당량 확인)은 시뮬레이션에만 추가 구현하였다 (5.3절). 각 알고리즘의 세부 설정은 다음과 같다.</w:t>
+        <w:t xml:space="preserve">실서버 환경에서는 Ollama 등 대부분의 LLM 서빙 도구가 추론 중단을 지원하지 않으므로, 본 시스템도 비선점형(Non-preemptive, 실행 중인 요청을 끝까지 처리하고 중단하지 않는 방식)으로 동작하도록 구현하였다. MLFQ의 이론적 효과 확인을 위해 선점형(Preemptive, 할당량 소진 시 실행 중인 요청을 중단하고 다른 요청으로 교체하는 방식, 500ms 간격 할당량 확인)은 시뮬레이션에만 추가 구현하였다 (5.3절). 각 알고리즘의 세부 설정은 다음과 같다.</w:t>
       </w:r>
     </w:p>
     <w:p>
@@ -2841,7 +2841,7 @@
           <w:sz w:val="22"/>
           <w:szCs w:val="22"/>
         </w:rPr>
-        <w:t xml:space="preserve">런타임은 Node.js 22 LTS [9], 웹 프레임워크는 Express.js 4.18 [8], 언어는 JavaScript(ES2024), LLM은 로컬 Ollama [10]를 사용하였다. 저장소는 메모리 큐와 JSON 파일로 구성하였으며, 외부 의존성은 express 1개이다. 외부 라이브러리를 최소화하고 스케줄링 알고리즘을 직접 구현하여 학습 효과를 높이는 것을 목표로 하였다. Ollama의 순차 처리·비중단 특성은 비선점형 설계와 부합하여 실서버 실험에 활용하였다 (5.4절).</w:t>
+        <w:t xml:space="preserve">런타임은 Node.js 22 LTS [9], 웹 프레임워크는 Express.js 4.18 [8], 언어는 JavaScript(ES2024), LLM은 로컬 Ollama [10]를 사용하였다. 저장소는 메모리 큐와 JSON 파일로 구성하였으며, 생산 의존성은 express 1개이다. 외부 라이브러리를 최소화하고 스케줄링 알고리즘을 직접 구현하여 학습 효과를 높이는 것을 목표로 하였다. Ollama의 순차 처리·비중단 특성은 비선점형 설계와 부합하여 실서버 실험에 활용하였다 (5.4절).</w:t>
       </w:r>
     </w:p>
     <w:p>
@@ -3955,7 +3955,7 @@
           <w:sz w:val="22"/>
           <w:szCs w:val="22"/>
         </w:rPr>
-        <w:t xml:space="preserve">처리 비용은 요청 1건당 1로 고정하였다. LLM 출력 토큰 수는 생성 완료 전 알 수 없고, JFI 계산도 처리 건수 기준이라 측정 기준을 일치시키기 위함이다.</w:t>
+        <w:t xml:space="preserve">처리 비용은 요청 1건당 1로 고정하였다. LLM 출력 토큰 수는 생성 완료 전 알 수 없고, JFI 계산도 처리 건수 기준이므로 측정 기준을 일치시키기 위해서이다.</w:t>
       </w:r>
     </w:p>
     <w:p>
@@ -4654,7 +4654,7 @@
           <w:sz w:val="22"/>
           <w:szCs w:val="22"/>
         </w:rPr>
-        <w:t xml:space="preserve">실험은 기본 실험, MLFQ 선점형 실험, 실서버 실험 세 가지로 구분된다 (그림 5). 앞의 두 실험은 시간 기반 시뮬레이션, 실서버 실험은 Ollama를 활용한 실제 LLM 호출로 수행하였다. 시뮬레이션은 요청에 처리 시간을 미리 지정한 뒤 스케줄러가 결정한 순서대로 한 건씩 순차 처리하는 방식으로, 네트워크 지연이나 LLM 상태 변동 없이 알고리즘 자체의 특성만 비교할 수 있다.</w:t>
+        <w:t xml:space="preserve">실험은 기본 실험, MLFQ 선점형 실험, 실서버 실험 세 가지로 구분된다 (그림 5). 앞의 두 실험은 시간 기반 시뮬레이션, 실서버 실험은 Ollama를 활용한 실제 LLM 호출로 수행하였다. 시뮬레이션은 요청에 처리 시간을 미리 지정한 후 스케줄러가 결정한 순서대로 한 건씩 순차 처리하는 방식으로, 네트워크 지연이나 LLM 상태 변동 없이 알고리즘 자체의 특성만 비교할 수 있다.</w:t>
       </w:r>
     </w:p>
     <w:p>
@@ -5206,7 +5206,7 @@
                 <w:sz w:val="20"/>
                 <w:szCs w:val="20"/>
               </w:rPr>
-              <w:t xml:space="preserve">500건 × 5회 반복</w:t>
+              <w:t xml:space="preserve">500건 × 5시드</w:t>
             </w:r>
           </w:p>
         </w:tc>
@@ -6495,7 +6495,7 @@
           <w:sz w:val="22"/>
           <w:szCs w:val="22"/>
         </w:rPr>
-        <w:t xml:space="preserve">Short는 최상위 큐에서 완료되고 Medium·Long은 시간 할당량 초과로 하위 큐로 강등되도록 설계하였다. 버스트 도착(20건 동시)은 대기열에 요청이 쌓인 상태에서 스케줄러가 순서를 결정하도록 유도하기 위함이다. 모든 실험에서 요청은 1건씩 순차 처리된다. 세 실험의 요청을 합산하면 총 3,020건(기본 500 + 선점형 2,500 + 실서버 20)이 된다. JFI 계산 방식의 차이는 5.5절에서 다루며, 대규모 환경은 7.2절 향후 연구 과제로 남긴다.</w:t>
+        <w:t xml:space="preserve">Short는 최상위 큐에서 완료되고 Medium·Long은 시간 할당량 초과로 하위 큐로 강등되도록 설계하였다. 버스트 도착(20건 동시)은 대기열에 요청이 쌓인 상태에서 스케줄러가 순서를 결정하도록 유도하기 위해서이다. 모든 실험에서 요청은 1건씩 순차 처리된다. 세 실험의 요청을 합산하면 총 3,020건(기본 500 + 선점형 2,500 + 실서버 20)이 된다. JFI 계산 방식의 차이는 5.5절에서 다루며, 대규모 환경은 7.2절 향후 연구 과제로 남긴다.</w:t>
       </w:r>
     </w:p>
     <w:p>
@@ -7880,7 +7880,7 @@
           <w:sz w:val="22"/>
           <w:szCs w:val="22"/>
         </w:rPr>
-        <w:t xml:space="preserve">표 9. MLFQ 선점형 vs FCFS 비교 (요청 유형별, 5회 평균, 지표: 응답시간 기준)</w:t>
+        <w:t xml:space="preserve">표 9. MLFQ 선점형 vs FCFS 비교 (요청 유형별, 5시드 평균, 지표: 응답시간 기준)</w:t>
       </w:r>
     </w:p>
     <w:tbl>
@@ -8610,7 +8610,7 @@
           <w:sz w:val="22"/>
           <w:szCs w:val="22"/>
         </w:rPr>
-        <w:t xml:space="preserve">: 5개 시드에서 Short 개선율이 71.8~74.3%의 좁은 범위에 모였으며, 평균은 73.2%, 95% 신뢰구간은 [71.9%, 74.5%]이다. 쌍체 t-검정 결과 t = 45.59, p &lt; 0.001로 FCFS와 MLFQ의 Short 응답시간 차이는 통계적으로 유의하였고, 효과 크기 Cohen's d = 20.39로 매우 큰 차이가 일관되게 나타났다. 시드를 바꾸어 다섯 번 반복해도 비슷한 개선율이 나왔다는 것은, 이 효과가 특정 시드에 우연히 기댄 결과가 아님을 뜻한다. 다만 5개 시드의 제한된 반복이므로 실제 트래픽 패턴에서는 효과가 달라질 수 있다. 시드별 세부와 통계 계산 결과는 부록 B에 정리하였다.</w:t>
+        <w:t xml:space="preserve">: 5개 시드에서 Short 개선율이 71.8~74.3%의 좁은 범위에 모였으며, 평균은 73.2%, 95% 신뢰구간은 [71.9%, 74.5%]이다. 쌍체 t-검정 결과 t = 45.59, p &lt; 0.001로 FCFS와 MLFQ의 Short 응답시간 차이는 통계적으로 유의하였고, 효과 크기 Cohen's d = 20.39로 매우 큰 차이가 일관되게 나타났다. 시드를 바꾸어 다섯 번 반복해도 유사한 개선율이 나왔다는 것은, 이 효과가 특정 시드에 우연히 기댄 결과가 아님을 뜻한다. 다만 5개 시드의 제한된 반복이므로 실제 트래픽 패턴에서는 효과가 달라질 수 있다. 시드별 세부와 통계 계산 결과는 부록 B에 정리하였다.</w:t>
       </w:r>
     </w:p>
     <w:p>
@@ -9918,7 +9918,7 @@
           <w:sz w:val="22"/>
           <w:szCs w:val="22"/>
         </w:rPr>
-        <w:t xml:space="preserve">는 URGENT/HIGH 요청이 먼저 처리되어, 낮은 우선순위의 Enterprise는 FCFS보다 밀렸고 Free의 NORMAL 요청은 앞당겨졌다. </w:t>
+        <w:t xml:space="preserve">는 구독 등급과 요청 우선순위가 독립적임을 드러내기 위해 Enterprise에 낮은 우선순위를, Free에 일부 상위 우선순위를 배정한 실험 구성으로, URGENT/HIGH 요청이 먼저 처리되어 Enterprise는 FCFS보다 밀렸고 Free의 상위 우선순위 요청은 앞당겨졌다. </w:t>
       </w:r>
       <w:r>
         <w:rPr>

--- a/06-final-report/final/final-report.docx
+++ b/06-final-report/final/final-report.docx
@@ -1019,7 +1019,7 @@
           <w:sz w:val="22"/>
           <w:szCs w:val="22"/>
         </w:rPr>
-        <w:t xml:space="preserve">LLM 서빙은 학습된 모델을 실행해 사용자 요청에 응답을 제공하는 것을 뜻한다. LLM은 이전 토큰을 참고해 다음 토큰을 하나씩 생성하며, 매 토큰마다 GPU 자원이 소비된다. GPU 메모리 용량이 동시 처리 가능한 요청 수의 상한을 결정하므로, 다중 사용자 환경에서는 한정된 GPU 자원을 여러 요청이 경쟁하게 된다. 대표 오픈소스 도구인 vLLM [5]과 Hugging Face TGI [6]는 여러 요청을 동시 처리하는 연속 배치(Continuous Batching)를 지원해 높은 처리량을 달성한다. 연속 배치는 매 토큰 생성 단계마다 새 요청을 배치에 합류시키는 방식으로, 전체 처리량은 늘리지만 각 요청을 어떤 순서로 끼워 넣을지는 별도 결정이 필요하다. 본 프로젝트 실서버 실험에 사용한 Ollama [10]는 로컬에서 REST API로 LLM을 호출하는 도구로, 한 번에 한 요청씩 순차 처리하고 추론 중단이 불가능하다.</w:t>
+        <w:t xml:space="preserve">LLM 서빙은 학습된 모델을 실행해 사용자 요청에 응답을 제공하는 것을 뜻한다. LLM은 이전 토큰을 참고해 다음 토큰을 하나씩 생성하며, 매 토큰마다 GPU 자원이 소비된다. GPU 메모리 용량이 동시 처리 가능한 요청 수의 상한을 결정하므로, 다중 사용자 환경에서는 한정된 GPU 자원을 여러 요청이 경쟁하게 된다. 대표 오픈소스 도구인 vLLM [5]과 Hugging Face TGI(Text Generation Inference) [6]는 여러 요청을 동시 처리하는 연속 배치(Continuous Batching)를 지원해 높은 처리량을 달성한다. 연속 배치는 매 토큰 생성 단계마다 새 요청을 배치에 합류시키는 방식으로, 전체 처리량은 늘리지만 각 요청을 어떤 순서로 끼워 넣을지는 별도 결정이 필요하다. 본 프로젝트 실서버 실험에 사용한 Ollama [10]는 로컬에서 REST API로 LLM을 호출하는 도구로, 한 번에 한 요청씩 순차 처리하고 추론 중단이 불가능하다.</w:t>
       </w:r>
     </w:p>
     <w:p>
@@ -2872,7 +2872,7 @@
           <w:sz w:val="22"/>
           <w:szCs w:val="22"/>
         </w:rPr>
-        <w:t xml:space="preserve">소스 코드는 핵심 모듈과 보조 요소로 구성된다 (그림 4). 핵심 모듈은 api(REST 라우터), schedulers(4개 알고리즘), queue(메모리 대기열), storage(JSON 기록), llm(Ollama 호출)이다. 보조 요소로는 rate-limiter와 server.js(Express 진입점)가 있다.</w:t>
+        <w:t xml:space="preserve">소스 코드는 핵심 모듈과 보조 요소로 구성된다 (그림 4). 핵심 모듈은 api(REST 라우터), schedulers(4개 알고리즘), queue(메모리 대기열), storage(JSON 기록), llm(Ollama 호출)이다. 보조 요소로는 index.js(메인 진입점), server.js(Express 서버 구성 모듈), rate-limiter가 있다. `npm start` 실행 시 index.js가 server.js의 `createServer()`를 호출하여 Express 서버를 기동한다.</w:t>
       </w:r>
     </w:p>
     <w:p>
@@ -4654,7 +4654,7 @@
           <w:sz w:val="22"/>
           <w:szCs w:val="22"/>
         </w:rPr>
-        <w:t xml:space="preserve">실험은 기본 실험, MLFQ 선점형 실험, 실서버 실험 세 가지로 구분된다 (그림 5). 앞의 두 실험은 시간 기반 시뮬레이션, 실서버 실험은 Ollama를 활용한 실제 LLM 호출로 수행하였다. 시뮬레이션은 요청에 처리 시간을 미리 지정한 후 스케줄러가 결정한 순서대로 한 건씩 순차 처리하는 방식으로, 네트워크 지연이나 LLM 상태 변동 없이 알고리즘 자체의 특성만 비교할 수 있다.</w:t>
+        <w:t xml:space="preserve">실험은 기본 실험, MLFQ 선점형 실험, 실서버 실험 세 가지로 구분되며, 전체 구조는 그림 5, 실험별 주요 설정은 표 5와 같다. 앞의 두 실험은 시간 기반 시뮬레이션, 실서버 실험은 Ollama를 활용한 실제 LLM 호출로 수행하였다. 시뮬레이션은 요청에 처리 시간을 미리 지정한 후 스케줄러가 결정한 순서대로 한 건씩 순차 처리하는 방식으로, 네트워크 지연이나 LLM 상태 변동 없이 알고리즘 자체의 특성만 비교할 수 있다.</w:t>
       </w:r>
     </w:p>
     <w:p>
@@ -6526,7 +6526,7 @@
           <w:sz w:val="22"/>
           <w:szCs w:val="22"/>
         </w:rPr>
-        <w:t xml:space="preserve">네 가지 알고리즘을 같은 500건 요청에 대해 실행한 결과는 표 7과 같다.</w:t>
+        <w:t xml:space="preserve">네 가지 알고리즘을 같은 500건 요청에 대해 실행한 결과는 표 7 및 그림 6과 같다.</w:t>
       </w:r>
     </w:p>
     <w:p>
@@ -7864,7 +7864,7 @@
           <w:sz w:val="22"/>
           <w:szCs w:val="22"/>
         </w:rPr>
-        <w:t xml:space="preserve">비선점형 MLFQ가 FCFS와 동일한 결과를 보였으므로, MLFQ의 이론적 효과를 검증하기 위해 선점형 시뮬레이션을 추가 수행하였다. 요청 500건, 처리 시간 최대 10초, 버스트 도착 구조로 5개 시드에 걸쳐 반복하였다. 지표는 응답시간(도착부터 완료까지)을 사용한다.</w:t>
+        <w:t xml:space="preserve">비선점형 MLFQ가 FCFS와 동일한 결과를 보였으므로, MLFQ의 이론적 효과를 검증하기 위해 선점형 시뮬레이션을 추가 수행하였다. 요청 500건, 처리 시간 최대 10초, 버스트 도착 구조로 5개 시드에 걸쳐 반복하였다. 지표는 응답시간(도착부터 완료까지)을 사용한다. 요청 유형별 응답시간 비교 결과는 표 9 및 그림 7과 같다.</w:t>
       </w:r>
     </w:p>
     <w:p>
@@ -8641,7 +8641,7 @@
           <w:sz w:val="22"/>
           <w:szCs w:val="22"/>
         </w:rPr>
-        <w:t xml:space="preserve">시뮬레이션에서 확인한 스케줄링 순서 차이가 실제 LLM 환경에서도 재현되는지 확인하기 위해 Ollama를 활용한 실서버 실험을 수행하였다. 사용 모델은 llama3.2, 출력은 최대 20토큰으로 제한하였다. 총 20건(등급별 5건)을 동시에 큐에 투입한 뒤 FCFS, Priority, WFQ 세 알고리즘을 비교하였다 (비선점형 MLFQ는 5.2절에서 FCFS와 동일함이 확인되어 제외).</w:t>
+        <w:t xml:space="preserve">시뮬레이션에서 확인한 스케줄링 순서 차이가 실제 LLM 환경에서도 재현되는지 확인하기 위해 Ollama를 활용한 실서버 실험을 수행하였다. 사용 모델은 llama3.2, 출력은 최대 20토큰으로 제한하였다. 총 20건(등급별 5건)을 동시에 큐에 투입한 뒤 FCFS, Priority, WFQ 세 알고리즘을 비교하였다 (비선점형 MLFQ는 5.2절에서 FCFS와 동일함이 확인되어 제외). 전체 결과는 표 10, 구독 등급별 세부는 표 11 및 그림 8에 정리하였다.</w:t>
       </w:r>
     </w:p>
     <w:p>
@@ -10072,7 +10072,7 @@
           <w:sz w:val="22"/>
           <w:szCs w:val="22"/>
         </w:rPr>
-        <w:t xml:space="preserve">따라서 표 12의 0.316과 1.000을 단순 비교하는 것은 부적절하며, WFQ의 0.316은 "공정성 실패"가 아닌 "의도된 차등이 작동 중"을 의미한다.</w:t>
+        <w:t xml:space="preserve">따라서 표 12 및 그림 9에 정리된 0.316과 1.000을 단순 비교하는 것은 부적절하며, WFQ의 0.316은 "공정성 실패"가 아닌 "의도된 차등이 작동 중"을 의미한다.</w:t>
       </w:r>
     </w:p>
     <w:p>
@@ -10869,6 +10869,20 @@
     </w:p>
     <w:p>
       <w:pPr>
+        <w:spacing w:after="120" w:line="360"/>
+      </w:pPr>
+      <w:r>
+        <w:rPr>
+          <w:rFonts w:ascii="맑은 고딕" w:cs="맑은 고딕" w:eastAsia="맑은 고딕" w:hAnsi="맑은 고딕"/>
+          <w:color w:val="000000"/>
+          <w:sz w:val="22"/>
+          <w:szCs w:val="22"/>
+        </w:rPr>
+        <w:t xml:space="preserve">앞서 제시한 실험 결과를 종합하면 네 알고리즘의 처리 순서 기준, 성능 특성, 공정성 양상을 표 13과 같이 한눈에 비교할 수 있다.</w:t>
+      </w:r>
+    </w:p>
+    <w:p>
+      <w:pPr>
         <w:spacing w:after="80" w:line="360"/>
       </w:pPr>
       <w:r>
@@ -12853,6 +12867,66 @@
                 <w:sz w:val="20"/>
                 <w:szCs w:val="20"/>
               </w:rPr>
+              <w:t xml:space="preserve">index.js</w:t>
+            </w:r>
+          </w:p>
+        </w:tc>
+        <w:tc>
+          <w:tcPr>
+            <w:tcW w:type="dxa" w:w="3967"/>
+            <w:tcBorders>
+              <w:top w:val="single" w:color="AAAAAA" w:sz="1"/>
+              <w:left w:val="single" w:color="AAAAAA" w:sz="1"/>
+              <w:bottom w:val="single" w:color="AAAAAA" w:sz="1"/>
+              <w:right w:val="single" w:color="AAAAAA" w:sz="1"/>
+            </w:tcBorders>
+            <w:vAlign w:val="center"/>
+          </w:tcPr>
+          <w:p>
+            <w:pPr>
+              <w:spacing w:after="40" w:before="40"/>
+              <w:jc w:val="left"/>
+            </w:pPr>
+            <w:r>
+              <w:rPr>
+                <w:rFonts w:ascii="맑은 고딕" w:cs="맑은 고딕" w:eastAsia="맑은 고딕" w:hAnsi="맑은 고딕"/>
+                <w:b w:val="false"/>
+                <w:bCs w:val="false"/>
+                <w:color w:val="000000"/>
+                <w:sz w:val="20"/>
+                <w:szCs w:val="20"/>
+              </w:rPr>
+              <w:t xml:space="preserve">메인 진입점 (npm start 실행 대상)</w:t>
+            </w:r>
+          </w:p>
+        </w:tc>
+      </w:tr>
+      <w:tr>
+        <w:tc>
+          <w:tcPr>
+            <w:tcW w:type="dxa" w:w="3967"/>
+            <w:tcBorders>
+              <w:top w:val="single" w:color="AAAAAA" w:sz="1"/>
+              <w:left w:val="single" w:color="AAAAAA" w:sz="1"/>
+              <w:bottom w:val="single" w:color="AAAAAA" w:sz="1"/>
+              <w:right w:val="single" w:color="AAAAAA" w:sz="1"/>
+            </w:tcBorders>
+            <w:vAlign w:val="center"/>
+          </w:tcPr>
+          <w:p>
+            <w:pPr>
+              <w:spacing w:after="40" w:before="40"/>
+              <w:jc w:val="left"/>
+            </w:pPr>
+            <w:r>
+              <w:rPr>
+                <w:rFonts w:ascii="맑은 고딕" w:cs="맑은 고딕" w:eastAsia="맑은 고딕" w:hAnsi="맑은 고딕"/>
+                <w:b w:val="false"/>
+                <w:bCs w:val="false"/>
+                <w:color w:val="000000"/>
+                <w:sz w:val="20"/>
+                <w:szCs w:val="20"/>
+              </w:rPr>
               <w:t xml:space="preserve">server.js</w:t>
             </w:r>
           </w:p>
@@ -12882,7 +12956,7 @@
                 <w:sz w:val="20"/>
                 <w:szCs w:val="20"/>
               </w:rPr>
-              <w:t xml:space="preserve">Express.js 서버 진입점</w:t>
+              <w:t xml:space="preserve">Express 서버 구성 모듈</w:t>
             </w:r>
           </w:p>
         </w:tc>

--- a/06-final-report/final/final-report.docx
+++ b/06-final-report/final/final-report.docx
@@ -1095,7 +1095,7 @@
           <w:sz w:val="22"/>
           <w:szCs w:val="22"/>
         </w:rPr>
-        <w:t xml:space="preserve">xi는 사용자 i의 자원량, n은 사용자 수이다. 모두 동일 배분이면 1, 한 명이 독점하면 1/n에 가까워진다(예: 4명 중 한 명 독점 시 0.25). 스케줄링 맥락에서는 xi로 사용자별 대기시간(값이 작을수록 좋음)이나 처리 건수(값이 클수록 좋음) 등을 대입하여 공정성을 측정하며, 본 프로젝트에서도 실험 목적에 따라 두 기준을 구분해 사용하였다 (5.5절). 공정성 지표에는 JFI 외에 최대-최소 공정성(Max-Min Fairness, 가장 불리한 사용자의 몫을 극대화하는 기준)이나 비례 공정성(Proportional Fairness, 각 사용자의 만족도를 종합적으로 높이는 기준) 등이 있다 [4]. 본 프로젝트에서는 계산이 간단하고 단일 수치로 비교가 용이한 JFI를 선택하였다. 다만 WFQ처럼 가중치 기반으로 의도적 차등을 두는 경우에는 가중치 반영 JFI가 필요하다 (5.5절 참조).</w:t>
+        <w:t xml:space="preserve">xi는 사용자 i의 자원량, n은 사용자 수이다. 모두 동일 배분이면 1, 한 명이 독점하면 1/n에 가까워진다(예: 4명 중 한 명 독점 시 0.25). 스케줄링 맥락에서는 xi로 사용자별 대기시간(값이 작을수록 좋음)이나 처리 건수(값이 클수록 좋음) 등을 대입하여 공정성을 측정하며, 본 프로젝트에서도 실험 목적에 따라 두 기준을 구분해 사용하였다 (5.5절). 공정성 지표에는 JFI 외에 최대-최소 공정성(Max-Min Fairness, 가장 불리한 사용자의 몫을 극대화하는 기준)이나 비례 공정성(Proportional Fairness, 각 사용자의 만족도를 종합적으로 높이는 기준) 등이 있다 [4]. 본 프로젝트에서는 계산이 간단하고 단일 수치로 비교가 용이한 JFI를 선택하였다. 다만 WFQ처럼 가중치 기반으로 의도적 차등을 두는 경우에는 단순 처리 건수로 JFI를 계산하면 "가중치대로 처리되었는가"를 판단할 수 없으므로, xi에 "처리 건수 ÷ 가중치"를 대입해 정규화한 JFI를 사용한다. 본 연구에서도 WFQ에는 이 정규화 방식을 적용하였다 (5.5절).</w:t>
       </w:r>
     </w:p>
     <w:p>
@@ -3790,7 +3790,7 @@
           <w:sz w:val="18"/>
           <w:szCs w:val="18"/>
         </w:rPr>
-        <w:t xml:space="preserve">// MLFQ 스케줄러: 다음 처리할 요청 선택</w:t>
+        <w:t xml:space="preserve">// MLFQ 스케줄러: 다음 처리할 요청 선택 (비선점형)</w:t>
       </w:r>
     </w:p>
     <w:p>
@@ -3899,7 +3899,7 @@
           <w:sz w:val="22"/>
           <w:szCs w:val="22"/>
         </w:rPr>
-        <w:t xml:space="preserve">선점형에서는 500ms 간격으로 실행 시간을 확인해 할당량 초과 시 하위 큐로 이동시키고, 5초 주기 부스팅으로 하위 큐 기아를 방지한다.</w:t>
+        <w:t xml:space="preserve">위 코드는 실서버에도 적용되는 비선점형 구현이다. 선점형 MLFQ는 시뮬레이션 전용으로 `run-multi-seed.js`에 별도 구현하였으며, 500ms 간격으로 실행 시간을 확인해 할당량 초과 시 하위 큐로 이동시키고 5초 주기 부스팅으로 하위 큐 기아를 방지한다.</w:t>
       </w:r>
     </w:p>
     <w:p>
@@ -4045,7 +4045,7 @@
           <w:sz w:val="18"/>
           <w:szCs w:val="18"/>
         </w:rPr>
-        <w:t xml:space="preserve">  this.queue.push(request);</w:t>
+        <w:t xml:space="preserve">  tenant.virtualTime = request.virtualFinishTime;   // 다음 요청의 기준이 됨</w:t>
       </w:r>
     </w:p>
     <w:p>
@@ -4060,7 +4060,7 @@
           <w:sz w:val="18"/>
           <w:szCs w:val="18"/>
         </w:rPr>
-        <w:t xml:space="preserve">}</w:t>
+        <w:t xml:space="preserve">  this.queue.push(request);</w:t>
       </w:r>
     </w:p>
     <w:p>
@@ -4075,7 +4075,7 @@
           <w:sz w:val="18"/>
           <w:szCs w:val="18"/>
         </w:rPr>
-        <w:t xml:space="preserve">// VFT가 가장 작은 요청 선택</w:t>
+        <w:t xml:space="preserve">}</w:t>
       </w:r>
     </w:p>
     <w:p>
@@ -4090,7 +4090,7 @@
           <w:sz w:val="18"/>
           <w:szCs w:val="18"/>
         </w:rPr>
-        <w:t xml:space="preserve">dequeue() {</w:t>
+        <w:t xml:space="preserve">// VFT가 가장 작은 요청 선택</w:t>
       </w:r>
     </w:p>
     <w:p>
@@ -4105,7 +4105,7 @@
           <w:sz w:val="18"/>
           <w:szCs w:val="18"/>
         </w:rPr>
-        <w:t xml:space="preserve">  let minIdx = 0;</w:t>
+        <w:t xml:space="preserve">dequeue() {</w:t>
       </w:r>
     </w:p>
     <w:p>
@@ -4120,7 +4120,7 @@
           <w:sz w:val="18"/>
           <w:szCs w:val="18"/>
         </w:rPr>
-        <w:t xml:space="preserve">  for (let i = 1; i &lt; this.queue.length; i++) {</w:t>
+        <w:t xml:space="preserve">  let minIdx = 0;</w:t>
       </w:r>
     </w:p>
     <w:p>
@@ -4135,7 +4135,7 @@
           <w:sz w:val="18"/>
           <w:szCs w:val="18"/>
         </w:rPr>
-        <w:t xml:space="preserve">    if (this.queue[i].virtualFinishTime &lt; this.queue[minIdx].virtualFinishTime) minIdx = i;</w:t>
+        <w:t xml:space="preserve">  for (let i = 1; i &lt; this.queue.length; i++) {</w:t>
       </w:r>
     </w:p>
     <w:p>
@@ -4150,7 +4150,7 @@
           <w:sz w:val="18"/>
           <w:szCs w:val="18"/>
         </w:rPr>
-        <w:t xml:space="preserve">  }</w:t>
+        <w:t xml:space="preserve">    if (this.queue[i].virtualFinishTime &lt; this.queue[minIdx].virtualFinishTime) minIdx = i;</w:t>
       </w:r>
     </w:p>
     <w:p>
@@ -4165,7 +4165,52 @@
           <w:sz w:val="18"/>
           <w:szCs w:val="18"/>
         </w:rPr>
-        <w:t xml:space="preserve">  return this.queue.splice(minIdx, 1)[0];</w:t>
+        <w:t xml:space="preserve">  }</w:t>
+      </w:r>
+    </w:p>
+    <w:p>
+      <w:pPr>
+        <w:spacing w:after="0" w:line="240"/>
+        <w:ind w:left="360"/>
+      </w:pPr>
+      <w:r>
+        <w:rPr>
+          <w:rFonts w:ascii="Consolas" w:cs="Consolas" w:eastAsia="Consolas" w:hAnsi="Consolas"/>
+          <w:color w:val="333333"/>
+          <w:sz w:val="18"/>
+          <w:szCs w:val="18"/>
+        </w:rPr>
+        <w:t xml:space="preserve">  const req = this.queue.splice(minIdx, 1)[0];</w:t>
+      </w:r>
+    </w:p>
+    <w:p>
+      <w:pPr>
+        <w:spacing w:after="0" w:line="240"/>
+        <w:ind w:left="360"/>
+      </w:pPr>
+      <w:r>
+        <w:rPr>
+          <w:rFonts w:ascii="Consolas" w:cs="Consolas" w:eastAsia="Consolas" w:hAnsi="Consolas"/>
+          <w:color w:val="333333"/>
+          <w:sz w:val="18"/>
+          <w:szCs w:val="18"/>
+        </w:rPr>
+        <w:t xml:space="preserve">  this.globalVirtualTime = req.virtualFinishTime;   // 시스템 가상 시각 갱신</w:t>
+      </w:r>
+    </w:p>
+    <w:p>
+      <w:pPr>
+        <w:spacing w:after="0" w:line="240"/>
+        <w:ind w:left="360"/>
+      </w:pPr>
+      <w:r>
+        <w:rPr>
+          <w:rFonts w:ascii="Consolas" w:cs="Consolas" w:eastAsia="Consolas" w:hAnsi="Consolas"/>
+          <w:color w:val="333333"/>
+          <w:sz w:val="18"/>
+          <w:szCs w:val="18"/>
+        </w:rPr>
+        <w:t xml:space="preserve">  return req;</w:t>
       </w:r>
     </w:p>
     <w:p>
@@ -5266,7 +5311,7 @@
                 <w:sz w:val="20"/>
                 <w:szCs w:val="20"/>
               </w:rPr>
-              <w:t xml:space="preserve">사용자 수</w:t>
+              <w:t xml:space="preserve">사용자 구분</w:t>
             </w:r>
           </w:p>
         </w:tc>
@@ -5324,7 +5369,7 @@
                 <w:sz w:val="20"/>
                 <w:szCs w:val="20"/>
               </w:rPr>
-              <w:t xml:space="preserve">구분 없음</w:t>
+              <w:t xml:space="preserve">미사용 (요청 유형만 구분)</w:t>
             </w:r>
           </w:p>
         </w:tc>
@@ -9918,7 +9963,7 @@
           <w:sz w:val="22"/>
           <w:szCs w:val="22"/>
         </w:rPr>
-        <w:t xml:space="preserve">는 구독 등급과 요청 우선순위가 독립적임을 드러내기 위해 Enterprise에 낮은 우선순위를, Free에 일부 상위 우선순위를 배정한 실험 구성으로, URGENT/HIGH 요청이 먼저 처리되어 Enterprise는 FCFS보다 밀렸고 Free의 상위 우선순위 요청은 앞당겨졌다. </w:t>
+        <w:t xml:space="preserve">는 구독 등급과 요청 우선순위가 독립적임을 드러내기 위해 등급별로 서로 다른 우선순위를 혼합 배정하였다(배정 내역은 부록 표 B.3 참조). 그 결과 Enterprise의 NORMAL 요청이 Premium의 URGENT 요청에 밀려 Enterprise 평균 대기시간이 FCFS 대비 증가(232 → 379ms)하였고, Free의 NORMAL 요청은 Standard의 LOW 요청보다 먼저 처리되어 Free 평균 대기시간은 오히려 감소(2,024 → 1,887ms)하였다. </w:t>
       </w:r>
       <w:r>
         <w:rPr>
@@ -12254,7 +12299,7 @@
           <w:sz w:val="22"/>
           <w:szCs w:val="22"/>
         </w:rPr>
-        <w:t xml:space="preserve">본 프로젝트는 두 가지 면에서 의의가 있다. 첫째, CPU 스케줄링(FCFS, Priority, MLFQ)과 네트워크 자원 배분(WFQ) 알고리즘을 LLM API 환경에 적용해 운영체제 이론의 실제 응용을 확인하였다. 둘째, vLLM·TGI 등 기존 LLM 서빙 도구가 전체 처리량 최적화에 집중하여 사용자별 공정성이나 우선순위 관리를 제공하지 않는다는 점을 확인하고, 이 부분에 스케줄링 이론을 적용한 효과를 비교하였다. 특히 WFQ의 가중치 비례 차등 서비스는 유료 LLM 서비스의 구독 등급 관리에 활용할 가능성을 보여준다. 다만 단일 실험 기준 최대 500건, 세 실험을 합산한 총 3,020건이므로, 대규모 운영 환경에서도 같은 결과가 나올지는 추가 확인이 필요하다.</w:t>
+        <w:t xml:space="preserve">본 프로젝트는 두 가지 면에서 의의가 있다. 첫째, CPU 스케줄링(FCFS, Priority, MLFQ)과 네트워크 자원 배분(WFQ) 알고리즘을 LLM API 환경에 적용해 운영체제 이론의 실제 응용을 확인하였다. 둘째, vLLM·TGI 등 기존 LLM 서빙 도구가 전체 처리량 최적화에 집중하여 사용자별 공정성이나 우선순위 관리를 제공하지 않는다는 점을 확인하고, 이 부분에 스케줄링 이론을 적용한 효과를 비교하였다. 특히 WFQ의 가중치 비례 차등 서비스는 유료 LLM 서비스의 구독 등급 관리에 활용할 가능성을 보여준다. 다만 세 실험을 합산하여도 총 3,020건 규모이므로, 대규모 운영 환경에서도 같은 결과가 나올지는 추가 확인이 필요하다.</w:t>
       </w:r>
     </w:p>
     <w:p>
@@ -15173,7 +15218,7 @@
           <w:sz w:val="22"/>
           <w:szCs w:val="22"/>
         </w:rPr>
-        <w:t xml:space="preserve">t-검정의 귀무가설은 "FCFS와 MLFQ의 Short 요청 평균 응답시간이 동일하다"이다. p 값이 0.001 미만이므로 귀무가설을 기각할 수 있고, Cohen's d 값이 0.8(대효과 기준)보다 훨씬 크므로 두 방식의 차이는 실질적으로도 매우 크다고 해석된다. 단, 5개 시드의 제한된 표본이므로 결과 해석에 참고용으로만 사용한다.</w:t>
+        <w:t xml:space="preserve">t-검정의 귀무가설은 "FCFS와 MLFQ의 Short 요청 평균 응답시간이 동일하다"이다. p 값이 0.001 미만이므로 귀무가설을 기각할 수 있다. Cohen's d = 20.39는 일반적 대효과 기준(0.8)의 25배에 해당하는 값으로, 두 방식의 응답시간 분포가 사실상 겹치지 않음을 뜻한다. 시뮬레이션이 동일 요청 집합을 두 알고리즘에 각각 적용하는 구조이므로 외부 잡음 요인이 거의 없어 이와 같이 극단적인 효과 크기가 나타난 것이며, 실제 운영 환경에서는 변동 요인으로 인해 더 작은 값이 관측될 것으로 예상된다. 단, 5개 시드의 제한된 표본이므로 결과 해석에 참고용으로만 사용한다.</w:t>
       </w:r>
     </w:p>
     <w:p>
@@ -15224,6 +15269,948 @@
           <w:szCs w:val="22"/>
         </w:rPr>
         <w:t xml:space="preserve">: 이 표의 개선율은 LLM 추론을 임의 시점에 중단·재개할 수 있다고 가정했을 때의 이론적 상한이며, 실서버에서는 비선점형 MLFQ만 적용 가능하다 (6.1절).</w:t>
+      </w:r>
+    </w:p>
+    <w:p>
+      <w:pPr>
+        <w:spacing w:after="120" w:line="360"/>
+      </w:pPr>
+      <w:r>
+        <w:rPr>
+          <w:rFonts w:ascii="맑은 고딕" w:cs="맑은 고딕" w:eastAsia="맑은 고딕" w:hAnsi="맑은 고딕"/>
+          <w:b/>
+          <w:bCs/>
+          <w:color w:val="000000"/>
+          <w:sz w:val="22"/>
+          <w:szCs w:val="22"/>
+        </w:rPr>
+        <w:t xml:space="preserve">표 B.3. Ollama 실서버 실험의 Priority 요청 우선순위 배정 (등급 × 요청 번호)</w:t>
+      </w:r>
+    </w:p>
+    <w:tbl>
+      <w:tblPr>
+        <w:tblW w:type="auto" w:w="100"/>
+        <w:tblBorders>
+          <w:top w:val="single" w:color="auto" w:sz="4"/>
+          <w:left w:val="single" w:color="auto" w:sz="4"/>
+          <w:bottom w:val="single" w:color="auto" w:sz="4"/>
+          <w:right w:val="single" w:color="auto" w:sz="4"/>
+          <w:insideH w:val="single" w:color="auto" w:sz="4"/>
+          <w:insideV w:val="single" w:color="auto" w:sz="4"/>
+        </w:tblBorders>
+      </w:tblPr>
+      <w:tblGrid>
+        <w:gridCol w:w="1322"/>
+        <w:gridCol w:w="1322"/>
+        <w:gridCol w:w="1322"/>
+        <w:gridCol w:w="1322"/>
+        <w:gridCol w:w="1322"/>
+        <w:gridCol w:w="1322"/>
+      </w:tblGrid>
+      <w:tr>
+        <w:tc>
+          <w:tcPr>
+            <w:tcW w:type="dxa" w:w="1322"/>
+            <w:tcBorders>
+              <w:top w:val="single" w:color="AAAAAA" w:sz="1"/>
+              <w:left w:val="single" w:color="AAAAAA" w:sz="1"/>
+              <w:bottom w:val="single" w:color="AAAAAA" w:sz="1"/>
+              <w:right w:val="single" w:color="AAAAAA" w:sz="1"/>
+            </w:tcBorders>
+            <w:shd w:fill="D9E2F3" w:val="clear"/>
+            <w:vAlign w:val="center"/>
+          </w:tcPr>
+          <w:p>
+            <w:pPr>
+              <w:spacing w:after="40" w:before="40"/>
+              <w:jc w:val="center"/>
+            </w:pPr>
+            <w:r>
+              <w:rPr>
+                <w:rFonts w:ascii="맑은 고딕" w:cs="맑은 고딕" w:eastAsia="맑은 고딕" w:hAnsi="맑은 고딕"/>
+                <w:b/>
+                <w:bCs/>
+                <w:color w:val="000000"/>
+                <w:sz w:val="20"/>
+                <w:szCs w:val="20"/>
+              </w:rPr>
+              <w:t xml:space="preserve">등급</w:t>
+            </w:r>
+          </w:p>
+        </w:tc>
+        <w:tc>
+          <w:tcPr>
+            <w:tcW w:type="dxa" w:w="1322"/>
+            <w:tcBorders>
+              <w:top w:val="single" w:color="AAAAAA" w:sz="1"/>
+              <w:left w:val="single" w:color="AAAAAA" w:sz="1"/>
+              <w:bottom w:val="single" w:color="AAAAAA" w:sz="1"/>
+              <w:right w:val="single" w:color="AAAAAA" w:sz="1"/>
+            </w:tcBorders>
+            <w:shd w:fill="D9E2F3" w:val="clear"/>
+            <w:vAlign w:val="center"/>
+          </w:tcPr>
+          <w:p>
+            <w:pPr>
+              <w:spacing w:after="40" w:before="40"/>
+              <w:jc w:val="center"/>
+            </w:pPr>
+            <w:r>
+              <w:rPr>
+                <w:rFonts w:ascii="맑은 고딕" w:cs="맑은 고딕" w:eastAsia="맑은 고딕" w:hAnsi="맑은 고딕"/>
+                <w:b/>
+                <w:bCs/>
+                <w:color w:val="000000"/>
+                <w:sz w:val="20"/>
+                <w:szCs w:val="20"/>
+              </w:rPr>
+              <w:t xml:space="preserve">요청 1</w:t>
+            </w:r>
+          </w:p>
+        </w:tc>
+        <w:tc>
+          <w:tcPr>
+            <w:tcW w:type="dxa" w:w="1322"/>
+            <w:tcBorders>
+              <w:top w:val="single" w:color="AAAAAA" w:sz="1"/>
+              <w:left w:val="single" w:color="AAAAAA" w:sz="1"/>
+              <w:bottom w:val="single" w:color="AAAAAA" w:sz="1"/>
+              <w:right w:val="single" w:color="AAAAAA" w:sz="1"/>
+            </w:tcBorders>
+            <w:shd w:fill="D9E2F3" w:val="clear"/>
+            <w:vAlign w:val="center"/>
+          </w:tcPr>
+          <w:p>
+            <w:pPr>
+              <w:spacing w:after="40" w:before="40"/>
+              <w:jc w:val="center"/>
+            </w:pPr>
+            <w:r>
+              <w:rPr>
+                <w:rFonts w:ascii="맑은 고딕" w:cs="맑은 고딕" w:eastAsia="맑은 고딕" w:hAnsi="맑은 고딕"/>
+                <w:b/>
+                <w:bCs/>
+                <w:color w:val="000000"/>
+                <w:sz w:val="20"/>
+                <w:szCs w:val="20"/>
+              </w:rPr>
+              <w:t xml:space="preserve">요청 2</w:t>
+            </w:r>
+          </w:p>
+        </w:tc>
+        <w:tc>
+          <w:tcPr>
+            <w:tcW w:type="dxa" w:w="1322"/>
+            <w:tcBorders>
+              <w:top w:val="single" w:color="AAAAAA" w:sz="1"/>
+              <w:left w:val="single" w:color="AAAAAA" w:sz="1"/>
+              <w:bottom w:val="single" w:color="AAAAAA" w:sz="1"/>
+              <w:right w:val="single" w:color="AAAAAA" w:sz="1"/>
+            </w:tcBorders>
+            <w:shd w:fill="D9E2F3" w:val="clear"/>
+            <w:vAlign w:val="center"/>
+          </w:tcPr>
+          <w:p>
+            <w:pPr>
+              <w:spacing w:after="40" w:before="40"/>
+              <w:jc w:val="center"/>
+            </w:pPr>
+            <w:r>
+              <w:rPr>
+                <w:rFonts w:ascii="맑은 고딕" w:cs="맑은 고딕" w:eastAsia="맑은 고딕" w:hAnsi="맑은 고딕"/>
+                <w:b/>
+                <w:bCs/>
+                <w:color w:val="000000"/>
+                <w:sz w:val="20"/>
+                <w:szCs w:val="20"/>
+              </w:rPr>
+              <w:t xml:space="preserve">요청 3</w:t>
+            </w:r>
+          </w:p>
+        </w:tc>
+        <w:tc>
+          <w:tcPr>
+            <w:tcW w:type="dxa" w:w="1322"/>
+            <w:tcBorders>
+              <w:top w:val="single" w:color="AAAAAA" w:sz="1"/>
+              <w:left w:val="single" w:color="AAAAAA" w:sz="1"/>
+              <w:bottom w:val="single" w:color="AAAAAA" w:sz="1"/>
+              <w:right w:val="single" w:color="AAAAAA" w:sz="1"/>
+            </w:tcBorders>
+            <w:shd w:fill="D9E2F3" w:val="clear"/>
+            <w:vAlign w:val="center"/>
+          </w:tcPr>
+          <w:p>
+            <w:pPr>
+              <w:spacing w:after="40" w:before="40"/>
+              <w:jc w:val="center"/>
+            </w:pPr>
+            <w:r>
+              <w:rPr>
+                <w:rFonts w:ascii="맑은 고딕" w:cs="맑은 고딕" w:eastAsia="맑은 고딕" w:hAnsi="맑은 고딕"/>
+                <w:b/>
+                <w:bCs/>
+                <w:color w:val="000000"/>
+                <w:sz w:val="20"/>
+                <w:szCs w:val="20"/>
+              </w:rPr>
+              <w:t xml:space="preserve">요청 4</w:t>
+            </w:r>
+          </w:p>
+        </w:tc>
+        <w:tc>
+          <w:tcPr>
+            <w:tcW w:type="dxa" w:w="1322"/>
+            <w:tcBorders>
+              <w:top w:val="single" w:color="AAAAAA" w:sz="1"/>
+              <w:left w:val="single" w:color="AAAAAA" w:sz="1"/>
+              <w:bottom w:val="single" w:color="AAAAAA" w:sz="1"/>
+              <w:right w:val="single" w:color="AAAAAA" w:sz="1"/>
+            </w:tcBorders>
+            <w:shd w:fill="D9E2F3" w:val="clear"/>
+            <w:vAlign w:val="center"/>
+          </w:tcPr>
+          <w:p>
+            <w:pPr>
+              <w:spacing w:after="40" w:before="40"/>
+              <w:jc w:val="center"/>
+            </w:pPr>
+            <w:r>
+              <w:rPr>
+                <w:rFonts w:ascii="맑은 고딕" w:cs="맑은 고딕" w:eastAsia="맑은 고딕" w:hAnsi="맑은 고딕"/>
+                <w:b/>
+                <w:bCs/>
+                <w:color w:val="000000"/>
+                <w:sz w:val="20"/>
+                <w:szCs w:val="20"/>
+              </w:rPr>
+              <w:t xml:space="preserve">요청 5</w:t>
+            </w:r>
+          </w:p>
+        </w:tc>
+      </w:tr>
+      <w:tr>
+        <w:tc>
+          <w:tcPr>
+            <w:tcW w:type="dxa" w:w="1322"/>
+            <w:tcBorders>
+              <w:top w:val="single" w:color="AAAAAA" w:sz="1"/>
+              <w:left w:val="single" w:color="AAAAAA" w:sz="1"/>
+              <w:bottom w:val="single" w:color="AAAAAA" w:sz="1"/>
+              <w:right w:val="single" w:color="AAAAAA" w:sz="1"/>
+            </w:tcBorders>
+            <w:vAlign w:val="center"/>
+          </w:tcPr>
+          <w:p>
+            <w:pPr>
+              <w:spacing w:after="40" w:before="40"/>
+              <w:jc w:val="left"/>
+            </w:pPr>
+            <w:r>
+              <w:rPr>
+                <w:rFonts w:ascii="맑은 고딕" w:cs="맑은 고딕" w:eastAsia="맑은 고딕" w:hAnsi="맑은 고딕"/>
+                <w:b w:val="false"/>
+                <w:bCs w:val="false"/>
+                <w:color w:val="000000"/>
+                <w:sz w:val="20"/>
+                <w:szCs w:val="20"/>
+              </w:rPr>
+              <w:t xml:space="preserve">Enterprise</w:t>
+            </w:r>
+          </w:p>
+        </w:tc>
+        <w:tc>
+          <w:tcPr>
+            <w:tcW w:type="dxa" w:w="1322"/>
+            <w:tcBorders>
+              <w:top w:val="single" w:color="AAAAAA" w:sz="1"/>
+              <w:left w:val="single" w:color="AAAAAA" w:sz="1"/>
+              <w:bottom w:val="single" w:color="AAAAAA" w:sz="1"/>
+              <w:right w:val="single" w:color="AAAAAA" w:sz="1"/>
+            </w:tcBorders>
+            <w:vAlign w:val="center"/>
+          </w:tcPr>
+          <w:p>
+            <w:pPr>
+              <w:spacing w:after="40" w:before="40"/>
+              <w:jc w:val="left"/>
+            </w:pPr>
+            <w:r>
+              <w:rPr>
+                <w:rFonts w:ascii="맑은 고딕" w:cs="맑은 고딕" w:eastAsia="맑은 고딕" w:hAnsi="맑은 고딕"/>
+                <w:b w:val="false"/>
+                <w:bCs w:val="false"/>
+                <w:color w:val="000000"/>
+                <w:sz w:val="20"/>
+                <w:szCs w:val="20"/>
+              </w:rPr>
+              <w:t xml:space="preserve">URGENT</w:t>
+            </w:r>
+          </w:p>
+        </w:tc>
+        <w:tc>
+          <w:tcPr>
+            <w:tcW w:type="dxa" w:w="1322"/>
+            <w:tcBorders>
+              <w:top w:val="single" w:color="AAAAAA" w:sz="1"/>
+              <w:left w:val="single" w:color="AAAAAA" w:sz="1"/>
+              <w:bottom w:val="single" w:color="AAAAAA" w:sz="1"/>
+              <w:right w:val="single" w:color="AAAAAA" w:sz="1"/>
+            </w:tcBorders>
+            <w:vAlign w:val="center"/>
+          </w:tcPr>
+          <w:p>
+            <w:pPr>
+              <w:spacing w:after="40" w:before="40"/>
+              <w:jc w:val="left"/>
+            </w:pPr>
+            <w:r>
+              <w:rPr>
+                <w:rFonts w:ascii="맑은 고딕" w:cs="맑은 고딕" w:eastAsia="맑은 고딕" w:hAnsi="맑은 고딕"/>
+                <w:b w:val="false"/>
+                <w:bCs w:val="false"/>
+                <w:color w:val="000000"/>
+                <w:sz w:val="20"/>
+                <w:szCs w:val="20"/>
+              </w:rPr>
+              <w:t xml:space="preserve">HIGH</w:t>
+            </w:r>
+          </w:p>
+        </w:tc>
+        <w:tc>
+          <w:tcPr>
+            <w:tcW w:type="dxa" w:w="1322"/>
+            <w:tcBorders>
+              <w:top w:val="single" w:color="AAAAAA" w:sz="1"/>
+              <w:left w:val="single" w:color="AAAAAA" w:sz="1"/>
+              <w:bottom w:val="single" w:color="AAAAAA" w:sz="1"/>
+              <w:right w:val="single" w:color="AAAAAA" w:sz="1"/>
+            </w:tcBorders>
+            <w:vAlign w:val="center"/>
+          </w:tcPr>
+          <w:p>
+            <w:pPr>
+              <w:spacing w:after="40" w:before="40"/>
+              <w:jc w:val="left"/>
+            </w:pPr>
+            <w:r>
+              <w:rPr>
+                <w:rFonts w:ascii="맑은 고딕" w:cs="맑은 고딕" w:eastAsia="맑은 고딕" w:hAnsi="맑은 고딕"/>
+                <w:b w:val="false"/>
+                <w:bCs w:val="false"/>
+                <w:color w:val="000000"/>
+                <w:sz w:val="20"/>
+                <w:szCs w:val="20"/>
+              </w:rPr>
+              <w:t xml:space="preserve">URGENT</w:t>
+            </w:r>
+          </w:p>
+        </w:tc>
+        <w:tc>
+          <w:tcPr>
+            <w:tcW w:type="dxa" w:w="1322"/>
+            <w:tcBorders>
+              <w:top w:val="single" w:color="AAAAAA" w:sz="1"/>
+              <w:left w:val="single" w:color="AAAAAA" w:sz="1"/>
+              <w:bottom w:val="single" w:color="AAAAAA" w:sz="1"/>
+              <w:right w:val="single" w:color="AAAAAA" w:sz="1"/>
+            </w:tcBorders>
+            <w:vAlign w:val="center"/>
+          </w:tcPr>
+          <w:p>
+            <w:pPr>
+              <w:spacing w:after="40" w:before="40"/>
+              <w:jc w:val="left"/>
+            </w:pPr>
+            <w:r>
+              <w:rPr>
+                <w:rFonts w:ascii="맑은 고딕" w:cs="맑은 고딕" w:eastAsia="맑은 고딕" w:hAnsi="맑은 고딕"/>
+                <w:b w:val="false"/>
+                <w:bCs w:val="false"/>
+                <w:color w:val="000000"/>
+                <w:sz w:val="20"/>
+                <w:szCs w:val="20"/>
+              </w:rPr>
+              <w:t xml:space="preserve">HIGH</w:t>
+            </w:r>
+          </w:p>
+        </w:tc>
+        <w:tc>
+          <w:tcPr>
+            <w:tcW w:type="dxa" w:w="1322"/>
+            <w:tcBorders>
+              <w:top w:val="single" w:color="AAAAAA" w:sz="1"/>
+              <w:left w:val="single" w:color="AAAAAA" w:sz="1"/>
+              <w:bottom w:val="single" w:color="AAAAAA" w:sz="1"/>
+              <w:right w:val="single" w:color="AAAAAA" w:sz="1"/>
+            </w:tcBorders>
+            <w:vAlign w:val="center"/>
+          </w:tcPr>
+          <w:p>
+            <w:pPr>
+              <w:spacing w:after="40" w:before="40"/>
+              <w:jc w:val="left"/>
+            </w:pPr>
+            <w:r>
+              <w:rPr>
+                <w:rFonts w:ascii="맑은 고딕" w:cs="맑은 고딕" w:eastAsia="맑은 고딕" w:hAnsi="맑은 고딕"/>
+                <w:b w:val="false"/>
+                <w:bCs w:val="false"/>
+                <w:color w:val="000000"/>
+                <w:sz w:val="20"/>
+                <w:szCs w:val="20"/>
+              </w:rPr>
+              <w:t xml:space="preserve">NORMAL</w:t>
+            </w:r>
+          </w:p>
+        </w:tc>
+      </w:tr>
+      <w:tr>
+        <w:tc>
+          <w:tcPr>
+            <w:tcW w:type="dxa" w:w="1322"/>
+            <w:tcBorders>
+              <w:top w:val="single" w:color="AAAAAA" w:sz="1"/>
+              <w:left w:val="single" w:color="AAAAAA" w:sz="1"/>
+              <w:bottom w:val="single" w:color="AAAAAA" w:sz="1"/>
+              <w:right w:val="single" w:color="AAAAAA" w:sz="1"/>
+            </w:tcBorders>
+            <w:vAlign w:val="center"/>
+          </w:tcPr>
+          <w:p>
+            <w:pPr>
+              <w:spacing w:after="40" w:before="40"/>
+              <w:jc w:val="left"/>
+            </w:pPr>
+            <w:r>
+              <w:rPr>
+                <w:rFonts w:ascii="맑은 고딕" w:cs="맑은 고딕" w:eastAsia="맑은 고딕" w:hAnsi="맑은 고딕"/>
+                <w:b w:val="false"/>
+                <w:bCs w:val="false"/>
+                <w:color w:val="000000"/>
+                <w:sz w:val="20"/>
+                <w:szCs w:val="20"/>
+              </w:rPr>
+              <w:t xml:space="preserve">Premium</w:t>
+            </w:r>
+          </w:p>
+        </w:tc>
+        <w:tc>
+          <w:tcPr>
+            <w:tcW w:type="dxa" w:w="1322"/>
+            <w:tcBorders>
+              <w:top w:val="single" w:color="AAAAAA" w:sz="1"/>
+              <w:left w:val="single" w:color="AAAAAA" w:sz="1"/>
+              <w:bottom w:val="single" w:color="AAAAAA" w:sz="1"/>
+              <w:right w:val="single" w:color="AAAAAA" w:sz="1"/>
+            </w:tcBorders>
+            <w:vAlign w:val="center"/>
+          </w:tcPr>
+          <w:p>
+            <w:pPr>
+              <w:spacing w:after="40" w:before="40"/>
+              <w:jc w:val="left"/>
+            </w:pPr>
+            <w:r>
+              <w:rPr>
+                <w:rFonts w:ascii="맑은 고딕" w:cs="맑은 고딕" w:eastAsia="맑은 고딕" w:hAnsi="맑은 고딕"/>
+                <w:b w:val="false"/>
+                <w:bCs w:val="false"/>
+                <w:color w:val="000000"/>
+                <w:sz w:val="20"/>
+                <w:szCs w:val="20"/>
+              </w:rPr>
+              <w:t xml:space="preserve">HIGH</w:t>
+            </w:r>
+          </w:p>
+        </w:tc>
+        <w:tc>
+          <w:tcPr>
+            <w:tcW w:type="dxa" w:w="1322"/>
+            <w:tcBorders>
+              <w:top w:val="single" w:color="AAAAAA" w:sz="1"/>
+              <w:left w:val="single" w:color="AAAAAA" w:sz="1"/>
+              <w:bottom w:val="single" w:color="AAAAAA" w:sz="1"/>
+              <w:right w:val="single" w:color="AAAAAA" w:sz="1"/>
+            </w:tcBorders>
+            <w:vAlign w:val="center"/>
+          </w:tcPr>
+          <w:p>
+            <w:pPr>
+              <w:spacing w:after="40" w:before="40"/>
+              <w:jc w:val="left"/>
+            </w:pPr>
+            <w:r>
+              <w:rPr>
+                <w:rFonts w:ascii="맑은 고딕" w:cs="맑은 고딕" w:eastAsia="맑은 고딕" w:hAnsi="맑은 고딕"/>
+                <w:b w:val="false"/>
+                <w:bCs w:val="false"/>
+                <w:color w:val="000000"/>
+                <w:sz w:val="20"/>
+                <w:szCs w:val="20"/>
+              </w:rPr>
+              <w:t xml:space="preserve">NORMAL</w:t>
+            </w:r>
+          </w:p>
+        </w:tc>
+        <w:tc>
+          <w:tcPr>
+            <w:tcW w:type="dxa" w:w="1322"/>
+            <w:tcBorders>
+              <w:top w:val="single" w:color="AAAAAA" w:sz="1"/>
+              <w:left w:val="single" w:color="AAAAAA" w:sz="1"/>
+              <w:bottom w:val="single" w:color="AAAAAA" w:sz="1"/>
+              <w:right w:val="single" w:color="AAAAAA" w:sz="1"/>
+            </w:tcBorders>
+            <w:vAlign w:val="center"/>
+          </w:tcPr>
+          <w:p>
+            <w:pPr>
+              <w:spacing w:after="40" w:before="40"/>
+              <w:jc w:val="left"/>
+            </w:pPr>
+            <w:r>
+              <w:rPr>
+                <w:rFonts w:ascii="맑은 고딕" w:cs="맑은 고딕" w:eastAsia="맑은 고딕" w:hAnsi="맑은 고딕"/>
+                <w:b w:val="false"/>
+                <w:bCs w:val="false"/>
+                <w:color w:val="000000"/>
+                <w:sz w:val="20"/>
+                <w:szCs w:val="20"/>
+              </w:rPr>
+              <w:t xml:space="preserve">HIGH</w:t>
+            </w:r>
+          </w:p>
+        </w:tc>
+        <w:tc>
+          <w:tcPr>
+            <w:tcW w:type="dxa" w:w="1322"/>
+            <w:tcBorders>
+              <w:top w:val="single" w:color="AAAAAA" w:sz="1"/>
+              <w:left w:val="single" w:color="AAAAAA" w:sz="1"/>
+              <w:bottom w:val="single" w:color="AAAAAA" w:sz="1"/>
+              <w:right w:val="single" w:color="AAAAAA" w:sz="1"/>
+            </w:tcBorders>
+            <w:vAlign w:val="center"/>
+          </w:tcPr>
+          <w:p>
+            <w:pPr>
+              <w:spacing w:after="40" w:before="40"/>
+              <w:jc w:val="left"/>
+            </w:pPr>
+            <w:r>
+              <w:rPr>
+                <w:rFonts w:ascii="맑은 고딕" w:cs="맑은 고딕" w:eastAsia="맑은 고딕" w:hAnsi="맑은 고딕"/>
+                <w:b w:val="false"/>
+                <w:bCs w:val="false"/>
+                <w:color w:val="000000"/>
+                <w:sz w:val="20"/>
+                <w:szCs w:val="20"/>
+              </w:rPr>
+              <w:t xml:space="preserve">URGENT</w:t>
+            </w:r>
+          </w:p>
+        </w:tc>
+        <w:tc>
+          <w:tcPr>
+            <w:tcW w:type="dxa" w:w="1322"/>
+            <w:tcBorders>
+              <w:top w:val="single" w:color="AAAAAA" w:sz="1"/>
+              <w:left w:val="single" w:color="AAAAAA" w:sz="1"/>
+              <w:bottom w:val="single" w:color="AAAAAA" w:sz="1"/>
+              <w:right w:val="single" w:color="AAAAAA" w:sz="1"/>
+            </w:tcBorders>
+            <w:vAlign w:val="center"/>
+          </w:tcPr>
+          <w:p>
+            <w:pPr>
+              <w:spacing w:after="40" w:before="40"/>
+              <w:jc w:val="left"/>
+            </w:pPr>
+            <w:r>
+              <w:rPr>
+                <w:rFonts w:ascii="맑은 고딕" w:cs="맑은 고딕" w:eastAsia="맑은 고딕" w:hAnsi="맑은 고딕"/>
+                <w:b w:val="false"/>
+                <w:bCs w:val="false"/>
+                <w:color w:val="000000"/>
+                <w:sz w:val="20"/>
+                <w:szCs w:val="20"/>
+              </w:rPr>
+              <w:t xml:space="preserve">NORMAL</w:t>
+            </w:r>
+          </w:p>
+        </w:tc>
+      </w:tr>
+      <w:tr>
+        <w:tc>
+          <w:tcPr>
+            <w:tcW w:type="dxa" w:w="1322"/>
+            <w:tcBorders>
+              <w:top w:val="single" w:color="AAAAAA" w:sz="1"/>
+              <w:left w:val="single" w:color="AAAAAA" w:sz="1"/>
+              <w:bottom w:val="single" w:color="AAAAAA" w:sz="1"/>
+              <w:right w:val="single" w:color="AAAAAA" w:sz="1"/>
+            </w:tcBorders>
+            <w:vAlign w:val="center"/>
+          </w:tcPr>
+          <w:p>
+            <w:pPr>
+              <w:spacing w:after="40" w:before="40"/>
+              <w:jc w:val="left"/>
+            </w:pPr>
+            <w:r>
+              <w:rPr>
+                <w:rFonts w:ascii="맑은 고딕" w:cs="맑은 고딕" w:eastAsia="맑은 고딕" w:hAnsi="맑은 고딕"/>
+                <w:b w:val="false"/>
+                <w:bCs w:val="false"/>
+                <w:color w:val="000000"/>
+                <w:sz w:val="20"/>
+                <w:szCs w:val="20"/>
+              </w:rPr>
+              <w:t xml:space="preserve">Standard</w:t>
+            </w:r>
+          </w:p>
+        </w:tc>
+        <w:tc>
+          <w:tcPr>
+            <w:tcW w:type="dxa" w:w="1322"/>
+            <w:tcBorders>
+              <w:top w:val="single" w:color="AAAAAA" w:sz="1"/>
+              <w:left w:val="single" w:color="AAAAAA" w:sz="1"/>
+              <w:bottom w:val="single" w:color="AAAAAA" w:sz="1"/>
+              <w:right w:val="single" w:color="AAAAAA" w:sz="1"/>
+            </w:tcBorders>
+            <w:vAlign w:val="center"/>
+          </w:tcPr>
+          <w:p>
+            <w:pPr>
+              <w:spacing w:after="40" w:before="40"/>
+              <w:jc w:val="left"/>
+            </w:pPr>
+            <w:r>
+              <w:rPr>
+                <w:rFonts w:ascii="맑은 고딕" w:cs="맑은 고딕" w:eastAsia="맑은 고딕" w:hAnsi="맑은 고딕"/>
+                <w:b w:val="false"/>
+                <w:bCs w:val="false"/>
+                <w:color w:val="000000"/>
+                <w:sz w:val="20"/>
+                <w:szCs w:val="20"/>
+              </w:rPr>
+              <w:t xml:space="preserve">NORMAL</w:t>
+            </w:r>
+          </w:p>
+        </w:tc>
+        <w:tc>
+          <w:tcPr>
+            <w:tcW w:type="dxa" w:w="1322"/>
+            <w:tcBorders>
+              <w:top w:val="single" w:color="AAAAAA" w:sz="1"/>
+              <w:left w:val="single" w:color="AAAAAA" w:sz="1"/>
+              <w:bottom w:val="single" w:color="AAAAAA" w:sz="1"/>
+              <w:right w:val="single" w:color="AAAAAA" w:sz="1"/>
+            </w:tcBorders>
+            <w:vAlign w:val="center"/>
+          </w:tcPr>
+          <w:p>
+            <w:pPr>
+              <w:spacing w:after="40" w:before="40"/>
+              <w:jc w:val="left"/>
+            </w:pPr>
+            <w:r>
+              <w:rPr>
+                <w:rFonts w:ascii="맑은 고딕" w:cs="맑은 고딕" w:eastAsia="맑은 고딕" w:hAnsi="맑은 고딕"/>
+                <w:b w:val="false"/>
+                <w:bCs w:val="false"/>
+                <w:color w:val="000000"/>
+                <w:sz w:val="20"/>
+                <w:szCs w:val="20"/>
+              </w:rPr>
+              <w:t xml:space="preserve">LOW</w:t>
+            </w:r>
+          </w:p>
+        </w:tc>
+        <w:tc>
+          <w:tcPr>
+            <w:tcW w:type="dxa" w:w="1322"/>
+            <w:tcBorders>
+              <w:top w:val="single" w:color="AAAAAA" w:sz="1"/>
+              <w:left w:val="single" w:color="AAAAAA" w:sz="1"/>
+              <w:bottom w:val="single" w:color="AAAAAA" w:sz="1"/>
+              <w:right w:val="single" w:color="AAAAAA" w:sz="1"/>
+            </w:tcBorders>
+            <w:vAlign w:val="center"/>
+          </w:tcPr>
+          <w:p>
+            <w:pPr>
+              <w:spacing w:after="40" w:before="40"/>
+              <w:jc w:val="left"/>
+            </w:pPr>
+            <w:r>
+              <w:rPr>
+                <w:rFonts w:ascii="맑은 고딕" w:cs="맑은 고딕" w:eastAsia="맑은 고딕" w:hAnsi="맑은 고딕"/>
+                <w:b w:val="false"/>
+                <w:bCs w:val="false"/>
+                <w:color w:val="000000"/>
+                <w:sz w:val="20"/>
+                <w:szCs w:val="20"/>
+              </w:rPr>
+              <w:t xml:space="preserve">NORMAL</w:t>
+            </w:r>
+          </w:p>
+        </w:tc>
+        <w:tc>
+          <w:tcPr>
+            <w:tcW w:type="dxa" w:w="1322"/>
+            <w:tcBorders>
+              <w:top w:val="single" w:color="AAAAAA" w:sz="1"/>
+              <w:left w:val="single" w:color="AAAAAA" w:sz="1"/>
+              <w:bottom w:val="single" w:color="AAAAAA" w:sz="1"/>
+              <w:right w:val="single" w:color="AAAAAA" w:sz="1"/>
+            </w:tcBorders>
+            <w:vAlign w:val="center"/>
+          </w:tcPr>
+          <w:p>
+            <w:pPr>
+              <w:spacing w:after="40" w:before="40"/>
+              <w:jc w:val="left"/>
+            </w:pPr>
+            <w:r>
+              <w:rPr>
+                <w:rFonts w:ascii="맑은 고딕" w:cs="맑은 고딕" w:eastAsia="맑은 고딕" w:hAnsi="맑은 고딕"/>
+                <w:b w:val="false"/>
+                <w:bCs w:val="false"/>
+                <w:color w:val="000000"/>
+                <w:sz w:val="20"/>
+                <w:szCs w:val="20"/>
+              </w:rPr>
+              <w:t xml:space="preserve">HIGH</w:t>
+            </w:r>
+          </w:p>
+        </w:tc>
+        <w:tc>
+          <w:tcPr>
+            <w:tcW w:type="dxa" w:w="1322"/>
+            <w:tcBorders>
+              <w:top w:val="single" w:color="AAAAAA" w:sz="1"/>
+              <w:left w:val="single" w:color="AAAAAA" w:sz="1"/>
+              <w:bottom w:val="single" w:color="AAAAAA" w:sz="1"/>
+              <w:right w:val="single" w:color="AAAAAA" w:sz="1"/>
+            </w:tcBorders>
+            <w:vAlign w:val="center"/>
+          </w:tcPr>
+          <w:p>
+            <w:pPr>
+              <w:spacing w:after="40" w:before="40"/>
+              <w:jc w:val="left"/>
+            </w:pPr>
+            <w:r>
+              <w:rPr>
+                <w:rFonts w:ascii="맑은 고딕" w:cs="맑은 고딕" w:eastAsia="맑은 고딕" w:hAnsi="맑은 고딕"/>
+                <w:b w:val="false"/>
+                <w:bCs w:val="false"/>
+                <w:color w:val="000000"/>
+                <w:sz w:val="20"/>
+                <w:szCs w:val="20"/>
+              </w:rPr>
+              <w:t xml:space="preserve">LOW</w:t>
+            </w:r>
+          </w:p>
+        </w:tc>
+      </w:tr>
+      <w:tr>
+        <w:tc>
+          <w:tcPr>
+            <w:tcW w:type="dxa" w:w="1322"/>
+            <w:tcBorders>
+              <w:top w:val="single" w:color="AAAAAA" w:sz="1"/>
+              <w:left w:val="single" w:color="AAAAAA" w:sz="1"/>
+              <w:bottom w:val="single" w:color="AAAAAA" w:sz="1"/>
+              <w:right w:val="single" w:color="AAAAAA" w:sz="1"/>
+            </w:tcBorders>
+            <w:vAlign w:val="center"/>
+          </w:tcPr>
+          <w:p>
+            <w:pPr>
+              <w:spacing w:after="40" w:before="40"/>
+              <w:jc w:val="left"/>
+            </w:pPr>
+            <w:r>
+              <w:rPr>
+                <w:rFonts w:ascii="맑은 고딕" w:cs="맑은 고딕" w:eastAsia="맑은 고딕" w:hAnsi="맑은 고딕"/>
+                <w:b w:val="false"/>
+                <w:bCs w:val="false"/>
+                <w:color w:val="000000"/>
+                <w:sz w:val="20"/>
+                <w:szCs w:val="20"/>
+              </w:rPr>
+              <w:t xml:space="preserve">Free</w:t>
+            </w:r>
+          </w:p>
+        </w:tc>
+        <w:tc>
+          <w:tcPr>
+            <w:tcW w:type="dxa" w:w="1322"/>
+            <w:tcBorders>
+              <w:top w:val="single" w:color="AAAAAA" w:sz="1"/>
+              <w:left w:val="single" w:color="AAAAAA" w:sz="1"/>
+              <w:bottom w:val="single" w:color="AAAAAA" w:sz="1"/>
+              <w:right w:val="single" w:color="AAAAAA" w:sz="1"/>
+            </w:tcBorders>
+            <w:vAlign w:val="center"/>
+          </w:tcPr>
+          <w:p>
+            <w:pPr>
+              <w:spacing w:after="40" w:before="40"/>
+              <w:jc w:val="left"/>
+            </w:pPr>
+            <w:r>
+              <w:rPr>
+                <w:rFonts w:ascii="맑은 고딕" w:cs="맑은 고딕" w:eastAsia="맑은 고딕" w:hAnsi="맑은 고딕"/>
+                <w:b w:val="false"/>
+                <w:bCs w:val="false"/>
+                <w:color w:val="000000"/>
+                <w:sz w:val="20"/>
+                <w:szCs w:val="20"/>
+              </w:rPr>
+              <w:t xml:space="preserve">LOW</w:t>
+            </w:r>
+          </w:p>
+        </w:tc>
+        <w:tc>
+          <w:tcPr>
+            <w:tcW w:type="dxa" w:w="1322"/>
+            <w:tcBorders>
+              <w:top w:val="single" w:color="AAAAAA" w:sz="1"/>
+              <w:left w:val="single" w:color="AAAAAA" w:sz="1"/>
+              <w:bottom w:val="single" w:color="AAAAAA" w:sz="1"/>
+              <w:right w:val="single" w:color="AAAAAA" w:sz="1"/>
+            </w:tcBorders>
+            <w:vAlign w:val="center"/>
+          </w:tcPr>
+          <w:p>
+            <w:pPr>
+              <w:spacing w:after="40" w:before="40"/>
+              <w:jc w:val="left"/>
+            </w:pPr>
+            <w:r>
+              <w:rPr>
+                <w:rFonts w:ascii="맑은 고딕" w:cs="맑은 고딕" w:eastAsia="맑은 고딕" w:hAnsi="맑은 고딕"/>
+                <w:b w:val="false"/>
+                <w:bCs w:val="false"/>
+                <w:color w:val="000000"/>
+                <w:sz w:val="20"/>
+                <w:szCs w:val="20"/>
+              </w:rPr>
+              <w:t xml:space="preserve">NORMAL</w:t>
+            </w:r>
+          </w:p>
+        </w:tc>
+        <w:tc>
+          <w:tcPr>
+            <w:tcW w:type="dxa" w:w="1322"/>
+            <w:tcBorders>
+              <w:top w:val="single" w:color="AAAAAA" w:sz="1"/>
+              <w:left w:val="single" w:color="AAAAAA" w:sz="1"/>
+              <w:bottom w:val="single" w:color="AAAAAA" w:sz="1"/>
+              <w:right w:val="single" w:color="AAAAAA" w:sz="1"/>
+            </w:tcBorders>
+            <w:vAlign w:val="center"/>
+          </w:tcPr>
+          <w:p>
+            <w:pPr>
+              <w:spacing w:after="40" w:before="40"/>
+              <w:jc w:val="left"/>
+            </w:pPr>
+            <w:r>
+              <w:rPr>
+                <w:rFonts w:ascii="맑은 고딕" w:cs="맑은 고딕" w:eastAsia="맑은 고딕" w:hAnsi="맑은 고딕"/>
+                <w:b w:val="false"/>
+                <w:bCs w:val="false"/>
+                <w:color w:val="000000"/>
+                <w:sz w:val="20"/>
+                <w:szCs w:val="20"/>
+              </w:rPr>
+              <w:t xml:space="preserve">LOW</w:t>
+            </w:r>
+          </w:p>
+        </w:tc>
+        <w:tc>
+          <w:tcPr>
+            <w:tcW w:type="dxa" w:w="1322"/>
+            <w:tcBorders>
+              <w:top w:val="single" w:color="AAAAAA" w:sz="1"/>
+              <w:left w:val="single" w:color="AAAAAA" w:sz="1"/>
+              <w:bottom w:val="single" w:color="AAAAAA" w:sz="1"/>
+              <w:right w:val="single" w:color="AAAAAA" w:sz="1"/>
+            </w:tcBorders>
+            <w:vAlign w:val="center"/>
+          </w:tcPr>
+          <w:p>
+            <w:pPr>
+              <w:spacing w:after="40" w:before="40"/>
+              <w:jc w:val="left"/>
+            </w:pPr>
+            <w:r>
+              <w:rPr>
+                <w:rFonts w:ascii="맑은 고딕" w:cs="맑은 고딕" w:eastAsia="맑은 고딕" w:hAnsi="맑은 고딕"/>
+                <w:b w:val="false"/>
+                <w:bCs w:val="false"/>
+                <w:color w:val="000000"/>
+                <w:sz w:val="20"/>
+                <w:szCs w:val="20"/>
+              </w:rPr>
+              <w:t xml:space="preserve">LOW</w:t>
+            </w:r>
+          </w:p>
+        </w:tc>
+        <w:tc>
+          <w:tcPr>
+            <w:tcW w:type="dxa" w:w="1322"/>
+            <w:tcBorders>
+              <w:top w:val="single" w:color="AAAAAA" w:sz="1"/>
+              <w:left w:val="single" w:color="AAAAAA" w:sz="1"/>
+              <w:bottom w:val="single" w:color="AAAAAA" w:sz="1"/>
+              <w:right w:val="single" w:color="AAAAAA" w:sz="1"/>
+            </w:tcBorders>
+            <w:vAlign w:val="center"/>
+          </w:tcPr>
+          <w:p>
+            <w:pPr>
+              <w:spacing w:after="40" w:before="40"/>
+              <w:jc w:val="left"/>
+            </w:pPr>
+            <w:r>
+              <w:rPr>
+                <w:rFonts w:ascii="맑은 고딕" w:cs="맑은 고딕" w:eastAsia="맑은 고딕" w:hAnsi="맑은 고딕"/>
+                <w:b w:val="false"/>
+                <w:bCs w:val="false"/>
+                <w:color w:val="000000"/>
+                <w:sz w:val="20"/>
+                <w:szCs w:val="20"/>
+              </w:rPr>
+              <w:t xml:space="preserve">NORMAL</w:t>
+            </w:r>
+          </w:p>
+        </w:tc>
+      </w:tr>
+    </w:tbl>
+    <w:p>
+      <w:pPr>
+        <w:spacing w:after="80"/>
+      </w:pPr>
+    </w:p>
+    <w:p>
+      <w:pPr>
+        <w:spacing w:after="120" w:line="360"/>
+      </w:pPr>
+      <w:r>
+        <w:rPr>
+          <w:rFonts w:ascii="맑은 고딕" w:cs="맑은 고딕" w:eastAsia="맑은 고딕" w:hAnsi="맑은 고딕"/>
+          <w:color w:val="000000"/>
+          <w:sz w:val="22"/>
+          <w:szCs w:val="22"/>
+        </w:rPr>
+        <w:t xml:space="preserve">상위 등급일수록 URGENT·HIGH 비율을 높이되, 모든 등급에 여러 우선순위가 섞이도록 배정하였다. 이렇게 한 이유는 구독 등급과 요청 우선순위가 독립적인 두 축임을 실험으로 보이기 위해서이다. 이 배정에 따라 Priority 스케줄러에서는 Enterprise의 NORMAL 요청이 Premium의 URGENT 요청보다 뒤로 밀리고, Free의 NORMAL 요청이 Standard의 LOW 요청보다 앞당겨지는 현상이 5.4절에서 관찰되었다.</w:t>
       </w:r>
     </w:p>
     <w:sectPr>

--- a/06-final-report/final/final-report.docx
+++ b/06-final-report/final/final-report.docx
@@ -988,7 +988,7 @@
           <w:sz w:val="22"/>
           <w:szCs w:val="22"/>
         </w:rPr>
-        <w:t xml:space="preserve">는 네트워크 라우터에서 한정된 대역폭을 여러 흐름이 공평하게 나누어 쓰도록 만들어진 알고리즘이다 [4]. 본래 목적은 네트워크 트래픽의 QoS(Quality of Service, 서비스 품질 차등 제공) 보장이며, 인터넷 라우터에 널리 쓰인다. 자원을 완벽히 공평하게 나누는 이상적 모델인 GPS(Generalized Processor Sharing)를 근사하여 구현하기 위해, 각 요청에 가상 완료 시각(Virtual Finish Time, VFT)을 부여한다. 가상 완료 시각이 가장 작은 요청부터 처리하며, 가중치가 큰 사용자의 VFT는 천천히 증가해 결과적으로 더 자주 선택된다. 가중치 비율에 따라 자원을 비례 배분하므로 사용자별 차등 서비스를 자연스럽게 구현할 수 있다. 또한 처리 중단 없이도 차등이 가능하므로 LLM 서빙 도구처럼 비선점형 환경에도 적용할 수 있다. 단점은 모든 요청에 대해 VFT를 계산하고 정렬해야 하므로 단순 큐보다 연산 비용이 크다는 점이다. 본 연구에서는 구독 등급 기반 차등 서비스를 구현하는 알고리즘으로 사용하며, 구체적 VFT 계산은 4.3절에서 설명한다.</w:t>
+        <w:t xml:space="preserve">는 네트워크 라우터에서 한정된 대역폭을 여러 흐름이 공평하게 나누어 쓰도록 만들어진 알고리즘이다 [4]. 본래 목적은 네트워크 트래픽의 QoS(Quality of Service, 서비스 품질 차등 제공) 보장이며, 인터넷 라우터에 널리 쓰인다. 자원을 완벽히 공평하게 나누는 이상적 모델인 GPS(Generalized Processor Sharing)를 비슷하게 만들어 구현하기 위해, 각 요청에 가상 완료 시각(Virtual Finish Time, VFT)을 부여한다. 가상 완료 시각이 가장 작은 요청부터 처리하며, 가중치가 큰 사용자의 VFT는 천천히 증가해 결과적으로 더 자주 선택된다. 가중치 비율에 따라 자원을 비례 배분하므로 사용자별 차등 서비스를 자연스럽게 구현할 수 있다. 또한 처리 중단 없이도 차등이 가능하므로 LLM 서빙 도구처럼 비선점형 환경에도 적용할 수 있다. 단점은 모든 요청에 대해 VFT를 계산하고 정렬해야 하므로 단순 큐보다 연산 비용이 크다는 점이다. 본 연구에서는 구독 등급 기반 차등 서비스를 구현하는 알고리즘으로 사용하며, 구체적 VFT 계산은 4.3절에서 설명한다.</w:t>
       </w:r>
     </w:p>
     <w:p>
@@ -1019,7 +1019,7 @@
           <w:sz w:val="22"/>
           <w:szCs w:val="22"/>
         </w:rPr>
-        <w:t xml:space="preserve">LLM 서빙은 학습된 모델을 실행해 사용자 요청에 응답을 제공하는 것을 뜻한다. LLM은 이전 토큰을 참고해 다음 토큰을 하나씩 생성하며, 매 토큰마다 GPU 자원이 소비된다. GPU 메모리 용량이 동시 처리 가능한 요청 수의 상한을 결정하므로, 다중 사용자 환경에서는 한정된 GPU 자원을 여러 요청이 경쟁하게 된다. 대표 오픈소스 도구인 vLLM [5]과 Hugging Face TGI(Text Generation Inference) [6]는 여러 요청을 동시 처리하는 연속 배치(Continuous Batching)를 지원해 높은 처리량을 달성한다. 연속 배치는 매 토큰 생성 단계마다 새 요청을 배치에 합류시키는 방식으로, 전체 처리량은 늘리지만 각 요청을 어떤 순서로 끼워 넣을지는 별도 결정이 필요하다. 본 프로젝트 실서버 실험에 사용한 Ollama [10]는 로컬에서 REST API로 LLM을 호출하는 도구로, 한 번에 한 요청씩 순차 처리하고 추론 중단이 불가능하다.</w:t>
+        <w:t xml:space="preserve">LLM 서빙은 학습된 모델을 실행해 사용자 요청에 응답을 제공하는 것을 뜻한다. LLM은 이전 토큰(Token, LLM이 한 번에 처리·생성하는 텍스트 조각 단위)을 참고해 다음 토큰을 하나씩 생성하며, 매 토큰마다 GPU 자원이 소비된다. GPU 메모리 용량이 동시 처리 가능한 요청 수의 상한을 결정하므로, 다중 사용자 환경에서는 한정된 GPU 자원을 여러 요청이 경쟁하게 된다. 대표 오픈소스 도구인 vLLM [5]과 Hugging Face TGI(Text Generation Inference) [6]는 여러 요청을 동시 처리하는 연속 배치(Continuous Batching)를 지원해 높은 처리량을 달성한다. 연속 배치는 매 토큰 생성 단계마다 새 요청을 배치에 합류시키는 방식으로, 전체 처리량은 늘리지만 각 요청을 어떤 순서로 끼워 넣을지는 별도 결정이 필요하다. 본 프로젝트 실서버 실험에 사용한 Ollama [10]는 로컬에서 REST API로 LLM을 호출하는 도구로, 한 번에 한 요청씩 순차 처리하고 추론 중단이 불가능하다.</w:t>
       </w:r>
     </w:p>
     <w:p>
@@ -4699,7 +4699,7 @@
           <w:sz w:val="22"/>
           <w:szCs w:val="22"/>
         </w:rPr>
-        <w:t xml:space="preserve">실험은 기본 실험, MLFQ 선점형 실험, 실서버 실험 세 가지로 구분되며, 전체 구조는 그림 5, 실험별 주요 설정은 표 5와 같다. 앞의 두 실험은 시간 기반 시뮬레이션, 실서버 실험은 Ollama를 활용한 실제 LLM 호출로 수행하였다. 시뮬레이션은 요청에 처리 시간을 미리 지정한 후 스케줄러가 결정한 순서대로 한 건씩 순차 처리하는 방식으로, 네트워크 지연이나 LLM 상태 변동 없이 알고리즘 자체의 특성만 비교할 수 있다.</w:t>
+        <w:t xml:space="preserve">실험은 기본 실험, MLFQ 선점형 실험, 실서버 실험 세 가지로 구분되며, 전체 구조는 그림 5, 실험별 주요 설정은 표 5와 같다. 앞의 두 실험은 시간 기반 시뮬레이션, 실서버 실험은 Ollama를 활용한 실제 LLM 호출로 수행하였다. 시뮬레이션은 요청에 처리 시간을 미리 지정한 후 스케줄러가 결정한 순서대로 한 건씩 순차 처리하는 방식으로, 네트워크 지연이나 LLM 상태 변동 없이 알고리즘 자체의 특성만 비교할 수 있다. 반복 실험에는 고정 시드(Seed, 난수 생성의 초기값이며 같은 시드로 실행하면 같은 요청 패턴을 재현할 수 있다)를 사용해 결과 재현성을 확보하였다.</w:t>
       </w:r>
     </w:p>
     <w:p>
@@ -6540,7 +6540,7 @@
           <w:sz w:val="22"/>
           <w:szCs w:val="22"/>
         </w:rPr>
-        <w:t xml:space="preserve">Short는 최상위 큐에서 완료되고 Medium·Long은 시간 할당량 초과로 하위 큐로 강등되도록 설계하였다. 버스트 도착(20건 동시)은 대기열에 요청이 쌓인 상태에서 스케줄러가 순서를 결정하도록 유도하기 위해서이다. 모든 실험에서 요청은 1건씩 순차 처리된다. 세 실험의 요청을 합산하면 총 3,020건(기본 500 + 선점형 2,500 + 실서버 20)이 된다. JFI 계산 방식의 차이는 5.5절에서 다루며, 대규모 환경은 7.2절 향후 연구 과제로 남긴다.</w:t>
+        <w:t xml:space="preserve">Short는 최상위 큐에서 완료되고 Medium·Long은 시간 할당량 초과로 하위 큐로 강등되도록 설계하였다. 버스트(Burst, 짧은 시간에 여러 요청이 동시에 몰리는 상황) 도착 패턴은 대기열에 요청이 쌓인 상태에서 스케줄러가 순서를 결정하도록 유도하기 위해 20건 단위로 동시 투입하는 방식으로 구성하였다. 모든 실험에서 요청은 1건씩 순차 처리된다. 세 실험의 요청을 합산하면 총 3,020건(기본 500 + 선점형 2,500 + 실서버 20)이 된다. JFI 계산 방식의 차이는 5.5절에서 다루며, 대규모 환경은 7.2절 향후 연구 과제로 남긴다.</w:t>
       </w:r>
     </w:p>
     <w:p>
@@ -8655,7 +8655,7 @@
           <w:sz w:val="22"/>
           <w:szCs w:val="22"/>
         </w:rPr>
-        <w:t xml:space="preserve">: 5개 시드에서 Short 개선율이 71.8~74.3%의 좁은 범위에 모였으며, 평균은 73.2%, 95% 신뢰구간은 [71.9%, 74.5%]이다. 쌍체 t-검정 결과 t = 45.59, p &lt; 0.001로 FCFS와 MLFQ의 Short 응답시간 차이는 통계적으로 유의하였고, 효과 크기 Cohen's d = 20.39로 매우 큰 차이가 일관되게 나타났다. 시드를 바꾸어 다섯 번 반복해도 유사한 개선율이 나왔다는 것은, 이 효과가 특정 시드에 우연히 기댄 결과가 아님을 뜻한다. 다만 5개 시드의 제한된 반복이므로 실제 트래픽 패턴에서는 효과가 달라질 수 있다. 시드별 세부와 통계 계산 결과는 부록 B에 정리하였다.</w:t>
+        <w:t xml:space="preserve">: 5개 시드에서 Short 개선율이 71.8~74.3%의 좁은 범위에 모였으며, 평균은 73.2%, 95% 신뢰구간(Confidence Interval, 같은 실험을 반복했을 때 참값이 이 범위 안에 있을 확률이 95%인 구간)은 [71.9%, 74.5%]이다. 쌍체 t-검정(Paired t-test, 같은 실험 조건에 두 방식을 적용하고 차이의 평균이 0인지 확인하는 통계 방법) 결과 t = 45.59, p &lt; 0.001로 FCFS와 MLFQ의 Short 응답시간 차이는 통계적으로 유의하였고, 효과 크기 Cohen's d = 20.39로 매우 큰 차이가 일관되게 나타났다. 시드를 바꾸어 다섯 번 반복해도 유사한 개선율이 나왔다는 것은, 이 효과가 특정 시드에 우연히 기댄 결과가 아님을 뜻한다. 다만 5개 시드의 제한된 반복이므로 실제 트래픽 패턴에서는 효과가 달라질 수 있다. 시드별 세부와 통계 계산 결과는 부록 B에 정리하였다.</w:t>
       </w:r>
     </w:p>
     <w:p>
@@ -15218,7 +15218,7 @@
           <w:sz w:val="22"/>
           <w:szCs w:val="22"/>
         </w:rPr>
-        <w:t xml:space="preserve">t-검정의 귀무가설은 "FCFS와 MLFQ의 Short 요청 평균 응답시간이 동일하다"이다. p 값이 0.001 미만이므로 귀무가설을 기각할 수 있다. Cohen's d = 20.39는 일반적 대효과 기준(0.8)의 25배에 해당하는 값으로, 두 방식의 응답시간 분포가 사실상 겹치지 않음을 뜻한다. 시뮬레이션이 동일 요청 집합을 두 알고리즘에 각각 적용하는 구조이므로 외부 잡음 요인이 거의 없어 이와 같이 극단적인 효과 크기가 나타난 것이며, 실제 운영 환경에서는 변동 요인으로 인해 더 작은 값이 관측될 것으로 예상된다. 단, 5개 시드의 제한된 표본이므로 결과 해석에 참고용으로만 사용한다.</w:t>
+        <w:t xml:space="preserve">t-검정의 귀무가설(Null Hypothesis, "차이가 없다"고 가정하는 기본 전제)은 "FCFS와 MLFQ의 Short 요청 평균 응답시간이 동일하다"이다. 자유도(Degrees of Freedom, 독립적으로 변할 수 있는 값의 수로 표본 수에서 1을 뺀 값)는 5개 시드 표본에서 4가 된다. p 값이 0.001 미만이므로 귀무가설을 기각할 수 있다. Cohen's d = 20.39는 일반적 대효과 기준(0.8)의 25배에 해당하는 값으로, 두 방식의 응답시간 분포가 사실상 겹치지 않음을 뜻한다. 시뮬레이션이 동일 요청 집합을 두 알고리즘에 각각 적용하는 구조이므로 외부 잡음 요인이 거의 없어 이와 같이 극단적인 효과 크기가 나타난 것이며, 실제 운영 환경에서는 변동 요인으로 인해 더 작은 값이 관측될 것으로 예상된다. 단, 5개 시드의 제한된 표본이므로 결과 해석에 참고용으로만 사용한다.</w:t>
       </w:r>
     </w:p>
     <w:p>

--- a/06-final-report/final/final-report.docx
+++ b/06-final-report/final/final-report.docx
@@ -156,8 +156,8 @@
                 <w:b/>
                 <w:bCs/>
                 <w:color w:val="000000"/>
-                <w:sz w:val="20"/>
-                <w:szCs w:val="20"/>
+                <w:sz w:val="18"/>
+                <w:szCs w:val="18"/>
               </w:rPr>
               <w:t xml:space="preserve">학 과</w:t>
             </w:r>
@@ -185,8 +185,8 @@
                 <w:b w:val="false"/>
                 <w:bCs w:val="false"/>
                 <w:color w:val="000000"/>
-                <w:sz w:val="20"/>
-                <w:szCs w:val="20"/>
+                <w:sz w:val="18"/>
+                <w:szCs w:val="18"/>
               </w:rPr>
               <w:t xml:space="preserve">홍익대학교 컴퓨터공학과</w:t>
             </w:r>
@@ -217,8 +217,8 @@
                 <w:b/>
                 <w:bCs/>
                 <w:color w:val="000000"/>
-                <w:sz w:val="20"/>
-                <w:szCs w:val="20"/>
+                <w:sz w:val="18"/>
+                <w:szCs w:val="18"/>
               </w:rPr>
               <w:t xml:space="preserve">학 번</w:t>
             </w:r>
@@ -246,8 +246,8 @@
                 <w:b w:val="false"/>
                 <w:bCs w:val="false"/>
                 <w:color w:val="000000"/>
-                <w:sz w:val="20"/>
-                <w:szCs w:val="20"/>
+                <w:sz w:val="18"/>
+                <w:szCs w:val="18"/>
               </w:rPr>
               <w:t xml:space="preserve">C235180</w:t>
             </w:r>
@@ -278,8 +278,8 @@
                 <w:b/>
                 <w:bCs/>
                 <w:color w:val="000000"/>
-                <w:sz w:val="20"/>
-                <w:szCs w:val="20"/>
+                <w:sz w:val="18"/>
+                <w:szCs w:val="18"/>
               </w:rPr>
               <w:t xml:space="preserve">성 명</w:t>
             </w:r>
@@ -307,8 +307,8 @@
                 <w:b w:val="false"/>
                 <w:bCs w:val="false"/>
                 <w:color w:val="000000"/>
-                <w:sz w:val="20"/>
-                <w:szCs w:val="20"/>
+                <w:sz w:val="18"/>
+                <w:szCs w:val="18"/>
               </w:rPr>
               <w:t xml:space="preserve">서민지</w:t>
             </w:r>
@@ -339,8 +339,8 @@
                 <w:b/>
                 <w:bCs/>
                 <w:color w:val="000000"/>
-                <w:sz w:val="20"/>
-                <w:szCs w:val="20"/>
+                <w:sz w:val="18"/>
+                <w:szCs w:val="18"/>
               </w:rPr>
               <w:t xml:space="preserve">지도교수</w:t>
             </w:r>
@@ -368,8 +368,8 @@
                 <w:b w:val="false"/>
                 <w:bCs w:val="false"/>
                 <w:color w:val="000000"/>
-                <w:sz w:val="20"/>
-                <w:szCs w:val="20"/>
+                <w:sz w:val="18"/>
+                <w:szCs w:val="18"/>
               </w:rPr>
               <w:t xml:space="preserve">이장호 교수님</w:t>
             </w:r>
@@ -396,8 +396,8 @@
         <w:rPr>
           <w:rFonts w:ascii="맑은 고딕" w:cs="맑은 고딕" w:eastAsia="맑은 고딕" w:hAnsi="맑은 고딕"/>
           <w:color w:val="666666"/>
-          <w:sz w:val="22"/>
-          <w:szCs w:val="22"/>
+          <w:sz w:val="20"/>
+          <w:szCs w:val="20"/>
         </w:rPr>
         <w:t xml:space="preserve">2026년 5월</w:t>
       </w:r>
@@ -433,8 +433,7 @@
     </w:p>
     <w:p>
       <w:pPr>
-        <w:pStyle w:val="Heading1"/>
-        <w:spacing w:after="200" w:before="360"/>
+        <w:spacing w:after="150" w:before="300" w:line="240"/>
       </w:pPr>
       <w:r>
         <w:rPr>
@@ -450,8 +449,7 @@
     </w:p>
     <w:p>
       <w:pPr>
-        <w:pStyle w:val="Heading2"/>
-        <w:spacing w:after="160" w:before="240"/>
+        <w:spacing w:after="130" w:before="220" w:line="240"/>
       </w:pPr>
       <w:r>
         <w:rPr>
@@ -467,36 +465,35 @@
     </w:p>
     <w:p>
       <w:pPr>
-        <w:spacing w:after="120" w:line="360"/>
-      </w:pPr>
-      <w:r>
-        <w:rPr>
-          <w:rFonts w:ascii="맑은 고딕" w:cs="맑은 고딕" w:eastAsia="맑은 고딕" w:hAnsi="맑은 고딕"/>
-          <w:color w:val="000000"/>
-          <w:sz w:val="22"/>
-          <w:szCs w:val="22"/>
+        <w:spacing w:after="120" w:line="240"/>
+      </w:pPr>
+      <w:r>
+        <w:rPr>
+          <w:rFonts w:ascii="맑은 고딕" w:cs="맑은 고딕" w:eastAsia="맑은 고딕" w:hAnsi="맑은 고딕"/>
+          <w:color w:val="000000"/>
+          <w:sz w:val="20"/>
+          <w:szCs w:val="20"/>
         </w:rPr>
         <w:t xml:space="preserve">ChatGPT, Claude, Gemini 등 대규모 언어 모델(Large Language Model, LLM) 서비스는 주로 API(Application Programming Interface) 형태로 제공된다. 기업이나 연구실에서는 하나의 조직 계정을 여러 구성원이 공유하거나 자체 LLM 서버를 운영하는 사례가 늘어나고 있다.</w:t>
       </w:r>
     </w:p>
     <w:p>
       <w:pPr>
-        <w:spacing w:after="120" w:line="360"/>
-      </w:pPr>
-      <w:r>
-        <w:rPr>
-          <w:rFonts w:ascii="맑은 고딕" w:cs="맑은 고딕" w:eastAsia="맑은 고딕" w:hAnsi="맑은 고딕"/>
-          <w:color w:val="000000"/>
-          <w:sz w:val="22"/>
-          <w:szCs w:val="22"/>
+        <w:spacing w:after="120" w:line="240"/>
+      </w:pPr>
+      <w:r>
+        <w:rPr>
+          <w:rFonts w:ascii="맑은 고딕" w:cs="맑은 고딕" w:eastAsia="맑은 고딕" w:hAnsi="맑은 고딕"/>
+          <w:color w:val="000000"/>
+          <w:sz w:val="20"/>
+          <w:szCs w:val="20"/>
         </w:rPr>
         <w:t xml:space="preserve">다중 사용자 환경에서는 요청을 어떻게 관리할지가 문제이다. OpenAI는 조직(Organization) 단위로 분당 요청 수·토큰 수 한도를 두고 [1], Anthropic은 사용 등급별 호출 한도를 적용한다 [2]. 이 한도가 조직 단위로 적용되므로, 구성원들이 한정된 호출 한도를 어떻게 나누어 쓸지는 별도로 관리해야 한다. 자체 LLM 서버도 동시 처리 수가 제한되어 같은 문제가 발생한다. 별도 관리 기능이 없으면 도착 순서대로 처리하거나 단순한 호출 횟수 제한만 거는 수준에 그친다. 이 경우 긴급한 요청이 뒤로 밀리고, 사용자별 차등 배분도 어렵다.</w:t>
       </w:r>
     </w:p>
     <w:p>
       <w:pPr>
-        <w:pStyle w:val="Heading2"/>
-        <w:spacing w:after="160" w:before="240"/>
+        <w:spacing w:after="130" w:before="220" w:line="240"/>
       </w:pPr>
       <w:r>
         <w:rPr>
@@ -512,14 +509,14 @@
     </w:p>
     <w:p>
       <w:pPr>
-        <w:spacing w:after="120" w:line="360"/>
-      </w:pPr>
-      <w:r>
-        <w:rPr>
-          <w:rFonts w:ascii="맑은 고딕" w:cs="맑은 고딕" w:eastAsia="맑은 고딕" w:hAnsi="맑은 고딕"/>
-          <w:color w:val="000000"/>
-          <w:sz w:val="22"/>
-          <w:szCs w:val="22"/>
+        <w:spacing w:after="120" w:line="240"/>
+      </w:pPr>
+      <w:r>
+        <w:rPr>
+          <w:rFonts w:ascii="맑은 고딕" w:cs="맑은 고딕" w:eastAsia="맑은 고딕" w:hAnsi="맑은 고딕"/>
+          <w:color w:val="000000"/>
+          <w:sz w:val="20"/>
+          <w:szCs w:val="20"/>
         </w:rPr>
         <w:t xml:space="preserve">운영체제 수업에서 배운 프로세스 스케줄링 알고리즘을 LLM API 요청 관리에 적용해보고, 알고리즘별 성능과 공정성을 비교하는 것이 본 프로젝트의 목적이다. 구체적으로 다음 세 가지 연구 질문에 답한다.</w:t>
       </w:r>
@@ -531,7 +528,7 @@
           <w:ilvl w:val="0"/>
           <w:numId w:val="2"/>
         </w:numPr>
-        <w:spacing w:after="80" w:line="340"/>
+        <w:spacing w:after="80" w:line="240"/>
       </w:pPr>
       <w:r>
         <w:rPr>
@@ -539,8 +536,8 @@
           <w:b/>
           <w:bCs/>
           <w:color w:val="000000"/>
-          <w:sz w:val="22"/>
-          <w:szCs w:val="22"/>
+          <w:sz w:val="20"/>
+          <w:szCs w:val="20"/>
         </w:rPr>
         <w:t xml:space="preserve">RQ1 (스케줄링 적용)</w:t>
       </w:r>
@@ -548,8 +545,8 @@
         <w:rPr>
           <w:rFonts w:ascii="맑은 고딕" w:cs="맑은 고딕" w:eastAsia="맑은 고딕" w:hAnsi="맑은 고딕"/>
           <w:color w:val="000000"/>
-          <w:sz w:val="22"/>
-          <w:szCs w:val="22"/>
+          <w:sz w:val="20"/>
+          <w:szCs w:val="20"/>
         </w:rPr>
         <w:t xml:space="preserve">: FCFS, Priority Scheduling, MLFQ, WFQ를 LLM API 환경에 맞게 구현할 수 있는가?</w:t>
       </w:r>
@@ -561,7 +558,7 @@
           <w:ilvl w:val="0"/>
           <w:numId w:val="2"/>
         </w:numPr>
-        <w:spacing w:after="80" w:line="340"/>
+        <w:spacing w:after="80" w:line="240"/>
       </w:pPr>
       <w:r>
         <w:rPr>
@@ -569,8 +566,8 @@
           <w:b/>
           <w:bCs/>
           <w:color w:val="000000"/>
-          <w:sz w:val="22"/>
-          <w:szCs w:val="22"/>
+          <w:sz w:val="20"/>
+          <w:szCs w:val="20"/>
         </w:rPr>
         <w:t xml:space="preserve">RQ2 (성능 비교)</w:t>
       </w:r>
@@ -578,8 +575,8 @@
         <w:rPr>
           <w:rFonts w:ascii="맑은 고딕" w:cs="맑은 고딕" w:eastAsia="맑은 고딕" w:hAnsi="맑은 고딕"/>
           <w:color w:val="000000"/>
-          <w:sz w:val="22"/>
-          <w:szCs w:val="22"/>
+          <w:sz w:val="20"/>
+          <w:szCs w:val="20"/>
         </w:rPr>
         <w:t xml:space="preserve">: 평균 대기시간·처리량 등에서 알고리즘 간 효율성 차이가 있는가?</w:t>
       </w:r>
@@ -591,7 +588,7 @@
           <w:ilvl w:val="0"/>
           <w:numId w:val="2"/>
         </w:numPr>
-        <w:spacing w:after="80" w:line="340"/>
+        <w:spacing w:after="80" w:line="240"/>
       </w:pPr>
       <w:r>
         <w:rPr>
@@ -599,8 +596,8 @@
           <w:b/>
           <w:bCs/>
           <w:color w:val="000000"/>
-          <w:sz w:val="22"/>
-          <w:szCs w:val="22"/>
+          <w:sz w:val="20"/>
+          <w:szCs w:val="20"/>
         </w:rPr>
         <w:t xml:space="preserve">RQ3 (공정성 분석)</w:t>
       </w:r>
@@ -608,16 +605,15 @@
         <w:rPr>
           <w:rFonts w:ascii="맑은 고딕" w:cs="맑은 고딕" w:eastAsia="맑은 고딕" w:hAnsi="맑은 고딕"/>
           <w:color w:val="000000"/>
-          <w:sz w:val="22"/>
-          <w:szCs w:val="22"/>
+          <w:sz w:val="20"/>
+          <w:szCs w:val="20"/>
         </w:rPr>
         <w:t xml:space="preserve">: Jain's Fairness Index(JFI, 자원 배분의 균등성을 0~1 사이 점수로 나타내는 지표)로 알고리즘별 공정성은 어떻게 나타나는가?</w:t>
       </w:r>
     </w:p>
     <w:p>
       <w:pPr>
-        <w:pStyle w:val="Heading2"/>
-        <w:spacing w:after="160" w:before="240"/>
+        <w:spacing w:after="130" w:before="220" w:line="240"/>
       </w:pPr>
       <w:r>
         <w:rPr>
@@ -638,7 +634,7 @@
           <w:ilvl w:val="0"/>
           <w:numId w:val="3"/>
         </w:numPr>
-        <w:spacing w:after="80" w:line="340"/>
+        <w:spacing w:after="80" w:line="240"/>
       </w:pPr>
       <w:r>
         <w:rPr>
@@ -646,8 +642,8 @@
           <w:b/>
           <w:bCs/>
           <w:color w:val="000000"/>
-          <w:sz w:val="22"/>
-          <w:szCs w:val="22"/>
+          <w:sz w:val="20"/>
+          <w:szCs w:val="20"/>
         </w:rPr>
         <w:t xml:space="preserve">대상 알고리즘</w:t>
       </w:r>
@@ -655,8 +651,8 @@
         <w:rPr>
           <w:rFonts w:ascii="맑은 고딕" w:cs="맑은 고딕" w:eastAsia="맑은 고딕" w:hAnsi="맑은 고딕"/>
           <w:color w:val="000000"/>
-          <w:sz w:val="22"/>
-          <w:szCs w:val="22"/>
+          <w:sz w:val="20"/>
+          <w:szCs w:val="20"/>
         </w:rPr>
         <w:t xml:space="preserve">: FCFS, Priority Scheduling, MLFQ, WFQ 네 가지 (OS·네트워크 분야 대표 방식).</w:t>
       </w:r>
@@ -668,7 +664,7 @@
           <w:ilvl w:val="0"/>
           <w:numId w:val="3"/>
         </w:numPr>
-        <w:spacing w:after="80" w:line="340"/>
+        <w:spacing w:after="80" w:line="240"/>
       </w:pPr>
       <w:r>
         <w:rPr>
@@ -676,8 +672,8 @@
           <w:b/>
           <w:bCs/>
           <w:color w:val="000000"/>
-          <w:sz w:val="22"/>
-          <w:szCs w:val="22"/>
+          <w:sz w:val="20"/>
+          <w:szCs w:val="20"/>
         </w:rPr>
         <w:t xml:space="preserve">실험 방식</w:t>
       </w:r>
@@ -685,8 +681,8 @@
         <w:rPr>
           <w:rFonts w:ascii="맑은 고딕" w:cs="맑은 고딕" w:eastAsia="맑은 고딕" w:hAnsi="맑은 고딕"/>
           <w:color w:val="000000"/>
-          <w:sz w:val="22"/>
-          <w:szCs w:val="22"/>
+          <w:sz w:val="20"/>
+          <w:szCs w:val="20"/>
         </w:rPr>
         <w:t xml:space="preserve">: 시간 기반 시뮬레이션(알고리즘 특성 비교)과 Ollama를 활용한 실서버 실험 두 가지.</w:t>
       </w:r>
@@ -698,7 +694,7 @@
           <w:ilvl w:val="0"/>
           <w:numId w:val="3"/>
         </w:numPr>
-        <w:spacing w:after="80" w:line="340"/>
+        <w:spacing w:after="80" w:line="240"/>
       </w:pPr>
       <w:r>
         <w:rPr>
@@ -706,8 +702,8 @@
           <w:b/>
           <w:bCs/>
           <w:color w:val="000000"/>
-          <w:sz w:val="22"/>
-          <w:szCs w:val="22"/>
+          <w:sz w:val="20"/>
+          <w:szCs w:val="20"/>
         </w:rPr>
         <w:t xml:space="preserve">지표</w:t>
       </w:r>
@@ -715,8 +711,8 @@
         <w:rPr>
           <w:rFonts w:ascii="맑은 고딕" w:cs="맑은 고딕" w:eastAsia="맑은 고딕" w:hAnsi="맑은 고딕"/>
           <w:color w:val="000000"/>
-          <w:sz w:val="22"/>
-          <w:szCs w:val="22"/>
+          <w:sz w:val="20"/>
+          <w:szCs w:val="20"/>
         </w:rPr>
         <w:t xml:space="preserve">: 성능은 평균 대기시간·처리량(req/s), 공정성은 JFI.</w:t>
       </w:r>
@@ -728,7 +724,7 @@
           <w:ilvl w:val="0"/>
           <w:numId w:val="3"/>
         </w:numPr>
-        <w:spacing w:after="80" w:line="340"/>
+        <w:spacing w:after="80" w:line="240"/>
       </w:pPr>
       <w:r>
         <w:rPr>
@@ -736,8 +732,8 @@
           <w:b/>
           <w:bCs/>
           <w:color w:val="000000"/>
-          <w:sz w:val="22"/>
-          <w:szCs w:val="22"/>
+          <w:sz w:val="20"/>
+          <w:szCs w:val="20"/>
         </w:rPr>
         <w:t xml:space="preserve">Rate Limiter</w:t>
       </w:r>
@@ -745,8 +741,8 @@
         <w:rPr>
           <w:rFonts w:ascii="맑은 고딕" w:cs="맑은 고딕" w:eastAsia="맑은 고딕" w:hAnsi="맑은 고딕"/>
           <w:color w:val="000000"/>
-          <w:sz w:val="22"/>
-          <w:szCs w:val="22"/>
+          <w:sz w:val="20"/>
+          <w:szCs w:val="20"/>
         </w:rPr>
         <w:t xml:space="preserve">: 요청 진입 한도를 관리하는 전처리 장치로, 스케줄링 비교 대상이 아닌 별도 단계로 구현하였다.</w:t>
       </w:r>
@@ -758,8 +754,7 @@
     </w:p>
     <w:p>
       <w:pPr>
-        <w:pStyle w:val="Heading1"/>
-        <w:spacing w:after="200" w:before="360"/>
+        <w:spacing w:after="150" w:before="300" w:line="240"/>
       </w:pPr>
       <w:r>
         <w:rPr>
@@ -775,22 +770,21 @@
     </w:p>
     <w:p>
       <w:pPr>
-        <w:spacing w:after="120" w:line="360"/>
-      </w:pPr>
-      <w:r>
-        <w:rPr>
-          <w:rFonts w:ascii="맑은 고딕" w:cs="맑은 고딕" w:eastAsia="맑은 고딕" w:hAnsi="맑은 고딕"/>
-          <w:color w:val="000000"/>
-          <w:sz w:val="22"/>
-          <w:szCs w:val="22"/>
+        <w:spacing w:after="120" w:line="240"/>
+      </w:pPr>
+      <w:r>
+        <w:rPr>
+          <w:rFonts w:ascii="맑은 고딕" w:cs="맑은 고딕" w:eastAsia="맑은 고딕" w:hAnsi="맑은 고딕"/>
+          <w:color w:val="000000"/>
+          <w:sz w:val="20"/>
+          <w:szCs w:val="20"/>
         </w:rPr>
         <w:t xml:space="preserve">이 장에서는 본 프로젝트에서 활용한 스케줄링 알고리즘의 이론적 배경, 기존 LLM 서빙 도구의 현황, 그리고 공정성 측정 방법을 살펴본다.</w:t>
       </w:r>
     </w:p>
     <w:p>
       <w:pPr>
-        <w:pStyle w:val="Heading2"/>
-        <w:spacing w:after="160" w:before="240"/>
+        <w:spacing w:after="130" w:before="220" w:line="240"/>
       </w:pPr>
       <w:r>
         <w:rPr>
@@ -806,14 +800,14 @@
     </w:p>
     <w:p>
       <w:pPr>
-        <w:spacing w:after="120" w:line="360"/>
-      </w:pPr>
-      <w:r>
-        <w:rPr>
-          <w:rFonts w:ascii="맑은 고딕" w:cs="맑은 고딕" w:eastAsia="맑은 고딕" w:hAnsi="맑은 고딕"/>
-          <w:color w:val="000000"/>
-          <w:sz w:val="22"/>
-          <w:szCs w:val="22"/>
+        <w:spacing w:after="120" w:line="240"/>
+      </w:pPr>
+      <w:r>
+        <w:rPr>
+          <w:rFonts w:ascii="맑은 고딕" w:cs="맑은 고딕" w:eastAsia="맑은 고딕" w:hAnsi="맑은 고딕"/>
+          <w:color w:val="000000"/>
+          <w:sz w:val="20"/>
+          <w:szCs w:val="20"/>
         </w:rPr>
         <w:t xml:space="preserve">프로세스 스케줄링은 운영체제에서 CPU 자원을 여러 프로세스에 나누어 주는 방법이다 [3][11]. 본 프로젝트에서 사용한 네 가지 알고리즘의 핵심 특성은 그림 1과 같다.</w:t>
       </w:r>
@@ -871,7 +865,7 @@
     </w:p>
     <w:p>
       <w:pPr>
-        <w:spacing w:after="120" w:line="360"/>
+        <w:spacing w:after="120" w:line="240"/>
         <w:jc w:val="center"/>
       </w:pPr>
       <w:r>
@@ -880,8 +874,8 @@
           <w:i/>
           <w:iCs/>
           <w:color w:val="666666"/>
-          <w:sz w:val="22"/>
-          <w:szCs w:val="22"/>
+          <w:sz w:val="18"/>
+          <w:szCs w:val="18"/>
         </w:rPr>
         <w:t xml:space="preserve">[그림 1] 스케줄링 알고리즘 개념 비교</w:t>
       </w:r>
@@ -893,7 +887,7 @@
     </w:p>
     <w:p>
       <w:pPr>
-        <w:spacing w:after="120" w:line="360"/>
+        <w:spacing w:after="120" w:line="240"/>
       </w:pPr>
       <w:r>
         <w:rPr>
@@ -901,8 +895,8 @@
           <w:b/>
           <w:bCs/>
           <w:color w:val="000000"/>
-          <w:sz w:val="22"/>
-          <w:szCs w:val="22"/>
+          <w:sz w:val="20"/>
+          <w:szCs w:val="20"/>
         </w:rPr>
         <w:t xml:space="preserve">FCFS(First-Come, First-Served)</w:t>
       </w:r>
@@ -910,15 +904,15 @@
         <w:rPr>
           <w:rFonts w:ascii="맑은 고딕" w:cs="맑은 고딕" w:eastAsia="맑은 고딕" w:hAnsi="맑은 고딕"/>
           <w:color w:val="000000"/>
-          <w:sz w:val="22"/>
-          <w:szCs w:val="22"/>
+          <w:sz w:val="20"/>
+          <w:szCs w:val="20"/>
         </w:rPr>
         <w:t xml:space="preserve">는 도착 순서대로 처리하는 가장 단순한 스케줄링 방식이며, 운영체제의 일괄 처리 시대부터 사용된 고전 기법이다. 새 요청이 도착하면 대기열의 맨 뒤에 추가되고, 처리는 항상 맨 앞 요청부터 시작된다. 한 요청이 처리되는 동안 다른 요청은 끼어들 수 없으며 비선점형으로만 동작한다. 구현이 매우 쉽고 별도 자료구조도 필요하지 않다. 모든 요청이 결국 처리되므로 기아(Starvation, 특정 요청이 영원히 처리되지 못하는 현상)가 발생하지 않는다. 다만 긴 요청이 앞에 있으면 뒤의 짧은 요청들이 모두 지연되는 호위 효과(Convoy Effect)가 발생한다 [3]. 또한 우선순위나 등급을 고려하지 않아 긴급 요청을 빠르게 처리할 수 없다. 본 연구에서는 다른 알고리즘과 비교하기 위한 기준선으로 사용한다.</w:t>
       </w:r>
     </w:p>
     <w:p>
       <w:pPr>
-        <w:spacing w:after="120" w:line="360"/>
+        <w:spacing w:after="120" w:line="240"/>
       </w:pPr>
       <w:r>
         <w:rPr>
@@ -926,8 +920,8 @@
           <w:b/>
           <w:bCs/>
           <w:color w:val="000000"/>
-          <w:sz w:val="22"/>
-          <w:szCs w:val="22"/>
+          <w:sz w:val="20"/>
+          <w:szCs w:val="20"/>
         </w:rPr>
         <w:t xml:space="preserve">Priority Scheduling</w:t>
       </w:r>
@@ -935,15 +929,15 @@
         <w:rPr>
           <w:rFonts w:ascii="맑은 고딕" w:cs="맑은 고딕" w:eastAsia="맑은 고딕" w:hAnsi="맑은 고딕"/>
           <w:color w:val="000000"/>
-          <w:sz w:val="22"/>
-          <w:szCs w:val="22"/>
+          <w:sz w:val="20"/>
+          <w:szCs w:val="20"/>
         </w:rPr>
         <w:t xml:space="preserve">은 각 요청에 우선순위를 부여하여 긴급한 요청을 먼저 처리하는 알고리즘이다. 운영체제에서는 시스템 프로세스나 인터럽트 처리에 우선권을 주기 위해 폭넓게 사용된다. 대기열에서 요청을 꺼낼 때 가장 높은 우선순위의 요청을 먼저 선택하며, 같은 우선순위 요청들 사이에서는 도착 순서대로 처리한다. 구현은 우선순위 큐(Priority Queue) 자료구조를 사용하면 단순하게 만들 수 있다. 단점은 낮은 우선순위 요청이 계속 밀려나 처리되지 못하는 기아 현상이 발생할 수 있다는 점이다. 이를 막기 위해 오래 기다린 요청의 우선순위를 점차 올려주는 에이징(Aging) 기법을 적용하였다 [3]. 또한 긴급도를 사람이 직접 지정해야 하므로 자동 분류는 어렵다. 본 연구에서는 LLM API에서 사용자가 요청 단위로 긴급도를 지정할 수 있는 상황에 적합한 알고리즘으로 채택하였다.</w:t>
       </w:r>
     </w:p>
     <w:p>
       <w:pPr>
-        <w:spacing w:after="120" w:line="360"/>
+        <w:spacing w:after="120" w:line="240"/>
       </w:pPr>
       <w:r>
         <w:rPr>
@@ -951,8 +945,8 @@
           <w:b/>
           <w:bCs/>
           <w:color w:val="000000"/>
-          <w:sz w:val="22"/>
-          <w:szCs w:val="22"/>
+          <w:sz w:val="20"/>
+          <w:szCs w:val="20"/>
         </w:rPr>
         <w:t xml:space="preserve">MLFQ(Multi-Level Feedback Queue)</w:t>
       </w:r>
@@ -960,15 +954,15 @@
         <w:rPr>
           <w:rFonts w:ascii="맑은 고딕" w:cs="맑은 고딕" w:eastAsia="맑은 고딕" w:hAnsi="맑은 고딕"/>
           <w:color w:val="000000"/>
-          <w:sz w:val="22"/>
-          <w:szCs w:val="22"/>
+          <w:sz w:val="20"/>
+          <w:szCs w:val="20"/>
         </w:rPr>
         <w:t xml:space="preserve">는 여러 단계의 대기열을 두고 작업 특성에 따라 우선순위를 자동으로 조정하는 알고리즘이다. 어떤 요청이 짧은지 미리 모르더라도 실행 시간을 관찰하여 자동으로 분류할 수 있다는 점이 가장 큰 특징이다. 새 요청은 최상위 큐에 들어가고, 시간 할당량(Time Quantum, 한 번에 쓸 수 있는 최대 시간) 안에 끝나지 않으면 하위 큐로 내려간다 [3]. 상위 큐가 비어 있을 때만 하위 큐의 요청이 처리되므로, 짧은 요청은 빠르게 끝나고 긴 요청은 아래로 밀린다. 하위 큐로만 계속 밀리면 기아 상태가 되므로, 일정 주기로 모든 요청을 다시 최상위 큐로 끌어올리는 부스팅(Boosting) 규칙을 적용한다. 짧은 요청의 응답 속도가 빠르고 작업 특성을 미리 알 필요가 없어 범용성이 높다는 장점이 있다. 단점은 시간 할당량 단위로 실행을 중단·재개할 수 있는 환경에서만 효과가 있다는 점으로, 추론 중단이 불가능한 LLM 서빙 도구에서는 적용에 제약이 있다. 본 연구에서는 시뮬레이션과 실서버 양쪽에서 선점형·비선점형을 모두 비교하여 이론적 효과와 실용적 한계를 함께 확인한다.</w:t>
       </w:r>
     </w:p>
     <w:p>
       <w:pPr>
-        <w:spacing w:after="120" w:line="360"/>
+        <w:spacing w:after="120" w:line="240"/>
       </w:pPr>
       <w:r>
         <w:rPr>
@@ -976,8 +970,8 @@
           <w:b/>
           <w:bCs/>
           <w:color w:val="000000"/>
-          <w:sz w:val="22"/>
-          <w:szCs w:val="22"/>
+          <w:sz w:val="20"/>
+          <w:szCs w:val="20"/>
         </w:rPr>
         <w:t xml:space="preserve">WFQ(Weighted Fair Queuing)</w:t>
       </w:r>
@@ -985,16 +979,15 @@
         <w:rPr>
           <w:rFonts w:ascii="맑은 고딕" w:cs="맑은 고딕" w:eastAsia="맑은 고딕" w:hAnsi="맑은 고딕"/>
           <w:color w:val="000000"/>
-          <w:sz w:val="22"/>
-          <w:szCs w:val="22"/>
+          <w:sz w:val="20"/>
+          <w:szCs w:val="20"/>
         </w:rPr>
         <w:t xml:space="preserve">는 네트워크 라우터에서 한정된 대역폭을 여러 흐름이 공평하게 나누어 쓰도록 만들어진 알고리즘이다 [4]. 본래 목적은 네트워크 트래픽의 QoS(Quality of Service, 서비스 품질 차등 제공) 보장이며, 인터넷 라우터에 널리 쓰인다. 자원을 완벽히 공평하게 나누는 이상적 모델인 GPS(Generalized Processor Sharing)를 비슷하게 만들어 구현하기 위해, 각 요청에 가상 완료 시각(Virtual Finish Time, VFT)을 부여한다. 가상 완료 시각이 가장 작은 요청부터 처리하며, 가중치가 큰 사용자의 VFT는 천천히 증가해 결과적으로 더 자주 선택된다. 가중치 비율에 따라 자원을 비례 배분하므로 사용자별 차등 서비스를 자연스럽게 구현할 수 있다. 또한 처리 중단 없이도 차등이 가능하므로 LLM 서빙 도구처럼 비선점형 환경에도 적용할 수 있다. 단점은 모든 요청에 대해 VFT를 계산하고 정렬해야 하므로 단순 큐보다 연산 비용이 크다는 점이다. 본 연구에서는 구독 등급 기반 차등 서비스를 구현하는 알고리즘으로 사용하며, 구체적 VFT 계산은 4.3절에서 설명한다.</w:t>
       </w:r>
     </w:p>
     <w:p>
       <w:pPr>
-        <w:pStyle w:val="Heading2"/>
-        <w:spacing w:after="160" w:before="240"/>
+        <w:spacing w:after="130" w:before="220" w:line="240"/>
       </w:pPr>
       <w:r>
         <w:rPr>
@@ -1010,36 +1003,35 @@
     </w:p>
     <w:p>
       <w:pPr>
-        <w:spacing w:after="120" w:line="360"/>
-      </w:pPr>
-      <w:r>
-        <w:rPr>
-          <w:rFonts w:ascii="맑은 고딕" w:cs="맑은 고딕" w:eastAsia="맑은 고딕" w:hAnsi="맑은 고딕"/>
-          <w:color w:val="000000"/>
-          <w:sz w:val="22"/>
-          <w:szCs w:val="22"/>
+        <w:spacing w:after="120" w:line="240"/>
+      </w:pPr>
+      <w:r>
+        <w:rPr>
+          <w:rFonts w:ascii="맑은 고딕" w:cs="맑은 고딕" w:eastAsia="맑은 고딕" w:hAnsi="맑은 고딕"/>
+          <w:color w:val="000000"/>
+          <w:sz w:val="20"/>
+          <w:szCs w:val="20"/>
         </w:rPr>
         <w:t xml:space="preserve">LLM 서빙은 학습된 모델을 실행해 사용자 요청에 응답을 제공하는 것을 뜻한다. LLM은 이전 토큰(Token, LLM이 한 번에 처리·생성하는 텍스트 조각 단위)을 참고해 다음 토큰을 하나씩 생성하며, 매 토큰마다 GPU 자원이 소비된다. GPU 메모리 용량이 동시 처리 가능한 요청 수의 상한을 결정하므로, 다중 사용자 환경에서는 한정된 GPU 자원을 여러 요청이 경쟁하게 된다. 대표 오픈소스 도구인 vLLM [5]과 Hugging Face TGI(Text Generation Inference) [6]는 여러 요청을 동시 처리하는 연속 배치(Continuous Batching)를 지원해 높은 처리량을 달성한다. 연속 배치는 매 토큰 생성 단계마다 새 요청을 배치에 합류시키는 방식으로, 전체 처리량은 늘리지만 각 요청을 어떤 순서로 끼워 넣을지는 별도 결정이 필요하다. 본 프로젝트 실서버 실험에 사용한 Ollama [10]는 로컬에서 REST API로 LLM을 호출하는 도구로, 한 번에 한 요청씩 순차 처리하고 추론 중단이 불가능하다.</w:t>
       </w:r>
     </w:p>
     <w:p>
       <w:pPr>
-        <w:spacing w:after="120" w:line="360"/>
-      </w:pPr>
-      <w:r>
-        <w:rPr>
-          <w:rFonts w:ascii="맑은 고딕" w:cs="맑은 고딕" w:eastAsia="맑은 고딕" w:hAnsi="맑은 고딕"/>
-          <w:color w:val="000000"/>
-          <w:sz w:val="22"/>
-          <w:szCs w:val="22"/>
+        <w:spacing w:after="120" w:line="240"/>
+      </w:pPr>
+      <w:r>
+        <w:rPr>
+          <w:rFonts w:ascii="맑은 고딕" w:cs="맑은 고딕" w:eastAsia="맑은 고딕" w:hAnsi="맑은 고딕"/>
+          <w:color w:val="000000"/>
+          <w:sz w:val="20"/>
+          <w:szCs w:val="20"/>
         </w:rPr>
         <w:t xml:space="preserve">이들 도구는 모두 다중 사용자 환경에서의 우선순위 관리나 공정성 보장 기능을 제공하지 않고, 전체 처리량을 높이는 데 집중한다. OpenAI [1]와 Anthropic [2]의 상용 API도 조직 단위의 분당 한도만 제공할 뿐 조직 내부에서 사용자별 차등이나 우선순위 처리는 지원하지 않는다. 즉 "어떤 사용자를 먼저 처리할 것인가"는 서비스 운영자가 별도로 구현해야 하는 부분이며, 본 프로젝트는 이 부분에 스케줄링 이론을 적용하였다.</w:t>
       </w:r>
     </w:p>
     <w:p>
       <w:pPr>
-        <w:pStyle w:val="Heading2"/>
-        <w:spacing w:after="160" w:before="240"/>
+        <w:spacing w:after="130" w:before="220" w:line="240"/>
       </w:pPr>
       <w:r>
         <w:rPr>
@@ -1055,21 +1047,21 @@
     </w:p>
     <w:p>
       <w:pPr>
-        <w:spacing w:after="120" w:line="360"/>
-      </w:pPr>
-      <w:r>
-        <w:rPr>
-          <w:rFonts w:ascii="맑은 고딕" w:cs="맑은 고딕" w:eastAsia="맑은 고딕" w:hAnsi="맑은 고딕"/>
-          <w:color w:val="000000"/>
-          <w:sz w:val="22"/>
-          <w:szCs w:val="22"/>
+        <w:spacing w:after="120" w:line="240"/>
+      </w:pPr>
+      <w:r>
+        <w:rPr>
+          <w:rFonts w:ascii="맑은 고딕" w:cs="맑은 고딕" w:eastAsia="맑은 고딕" w:hAnsi="맑은 고딕"/>
+          <w:color w:val="000000"/>
+          <w:sz w:val="20"/>
+          <w:szCs w:val="20"/>
         </w:rPr>
         <w:t xml:space="preserve">자원 배분의 균등성을 측정하는 대표 지표로 Jain's Fairness Index(JFI)가 있다 [7]. JFI는 사용자 수에 무관하게 0~1 사이 값을 제공한다.</w:t>
       </w:r>
     </w:p>
     <w:p>
       <w:pPr>
-        <w:spacing w:after="120" w:line="360"/>
+        <w:spacing w:after="120" w:line="240"/>
         <w:ind w:left="360"/>
       </w:pPr>
       <w:r>
@@ -1078,36 +1070,36 @@
           <w:i/>
           <w:iCs/>
           <w:color w:val="333333"/>
-          <w:sz w:val="22"/>
-          <w:szCs w:val="22"/>
+          <w:sz w:val="20"/>
+          <w:szCs w:val="20"/>
         </w:rPr>
         <w:t xml:space="preserve">JFI = (x1 + x2 + ... + xn)^2 / (n * (x1^2 + x2^2 + ... + xn^2))</w:t>
       </w:r>
     </w:p>
     <w:p>
       <w:pPr>
-        <w:spacing w:after="120" w:line="360"/>
-      </w:pPr>
-      <w:r>
-        <w:rPr>
-          <w:rFonts w:ascii="맑은 고딕" w:cs="맑은 고딕" w:eastAsia="맑은 고딕" w:hAnsi="맑은 고딕"/>
-          <w:color w:val="000000"/>
-          <w:sz w:val="22"/>
-          <w:szCs w:val="22"/>
+        <w:spacing w:after="120" w:line="240"/>
+      </w:pPr>
+      <w:r>
+        <w:rPr>
+          <w:rFonts w:ascii="맑은 고딕" w:cs="맑은 고딕" w:eastAsia="맑은 고딕" w:hAnsi="맑은 고딕"/>
+          <w:color w:val="000000"/>
+          <w:sz w:val="20"/>
+          <w:szCs w:val="20"/>
         </w:rPr>
         <w:t xml:space="preserve">xi는 사용자 i의 자원량, n은 사용자 수이다. 모두 동일 배분이면 1, 한 명이 독점하면 1/n에 가까워진다(예: 4명 중 한 명 독점 시 0.25). 스케줄링 맥락에서는 xi로 사용자별 대기시간(값이 작을수록 좋음)이나 처리 건수(값이 클수록 좋음) 등을 대입하여 공정성을 측정하며, 본 프로젝트에서도 실험 목적에 따라 두 기준을 구분해 사용하였다 (5.5절). 공정성 지표에는 JFI 외에 최대-최소 공정성(Max-Min Fairness, 가장 불리한 사용자의 몫을 극대화하는 기준)이나 비례 공정성(Proportional Fairness, 각 사용자의 만족도를 종합적으로 높이는 기준) 등이 있다 [4]. 본 프로젝트에서는 계산이 간단하고 단일 수치로 비교가 용이한 JFI를 선택하였다. 다만 WFQ처럼 가중치 기반으로 의도적 차등을 두는 경우에는 단순 처리 건수로 JFI를 계산하면 "가중치대로 처리되었는가"를 판단할 수 없으므로, xi에 "처리 건수 ÷ 가중치"를 대입해 정규화한 JFI를 사용한다. 본 연구에서도 WFQ에는 이 정규화 방식을 적용하였다 (5.5절).</w:t>
       </w:r>
     </w:p>
     <w:p>
       <w:pPr>
-        <w:spacing w:after="120" w:line="360"/>
-      </w:pPr>
-      <w:r>
-        <w:rPr>
-          <w:rFonts w:ascii="맑은 고딕" w:cs="맑은 고딕" w:eastAsia="맑은 고딕" w:hAnsi="맑은 고딕"/>
-          <w:color w:val="000000"/>
-          <w:sz w:val="22"/>
-          <w:szCs w:val="22"/>
+        <w:spacing w:after="120" w:line="240"/>
+      </w:pPr>
+      <w:r>
+        <w:rPr>
+          <w:rFonts w:ascii="맑은 고딕" w:cs="맑은 고딕" w:eastAsia="맑은 고딕" w:hAnsi="맑은 고딕"/>
+          <w:color w:val="000000"/>
+          <w:sz w:val="20"/>
+          <w:szCs w:val="20"/>
         </w:rPr>
         <w:t xml:space="preserve">다음 장에서는 이러한 이론을 LLM API 요청 관리에 적용한 시스템 설계를 설명한다.</w:t>
       </w:r>
@@ -1119,8 +1111,7 @@
     </w:p>
     <w:p>
       <w:pPr>
-        <w:pStyle w:val="Heading1"/>
-        <w:spacing w:after="200" w:before="360"/>
+        <w:spacing w:after="150" w:before="300" w:line="240"/>
       </w:pPr>
       <w:r>
         <w:rPr>
@@ -1136,8 +1127,7 @@
     </w:p>
     <w:p>
       <w:pPr>
-        <w:pStyle w:val="Heading2"/>
-        <w:spacing w:after="160" w:before="240"/>
+        <w:spacing w:after="130" w:before="220" w:line="240"/>
       </w:pPr>
       <w:r>
         <w:rPr>
@@ -1153,21 +1143,21 @@
     </w:p>
     <w:p>
       <w:pPr>
-        <w:spacing w:after="120" w:line="360"/>
-      </w:pPr>
-      <w:r>
-        <w:rPr>
-          <w:rFonts w:ascii="맑은 고딕" w:cs="맑은 고딕" w:eastAsia="맑은 고딕" w:hAnsi="맑은 고딕"/>
-          <w:color w:val="000000"/>
-          <w:sz w:val="22"/>
-          <w:szCs w:val="22"/>
+        <w:spacing w:after="120" w:line="240"/>
+      </w:pPr>
+      <w:r>
+        <w:rPr>
+          <w:rFonts w:ascii="맑은 고딕" w:cs="맑은 고딕" w:eastAsia="맑은 고딕" w:hAnsi="맑은 고딕"/>
+          <w:color w:val="000000"/>
+          <w:sz w:val="20"/>
+          <w:szCs w:val="20"/>
         </w:rPr>
         <w:t xml:space="preserve">본 시스템의 기본 아이디어는 OS에서 프로세스가 CPU를 할당받기 위해 준비 큐에서 대기하는 구조와 같이, LLM API 요청도 대기열에서 순서를 기다리는 구조로 만드는 것이다 (표 1).</w:t>
       </w:r>
     </w:p>
     <w:p>
       <w:pPr>
-        <w:spacing w:after="80" w:line="360"/>
+        <w:spacing w:after="80" w:line="240"/>
       </w:pPr>
       <w:r>
         <w:rPr>
@@ -1175,8 +1165,8 @@
           <w:b/>
           <w:bCs/>
           <w:color w:val="000000"/>
-          <w:sz w:val="22"/>
-          <w:szCs w:val="22"/>
+          <w:sz w:val="20"/>
+          <w:szCs w:val="20"/>
         </w:rPr>
         <w:t xml:space="preserve">표 1. OS 개념과 LLM 환경 대응 관계</w:t>
       </w:r>
@@ -1222,8 +1212,8 @@
                 <w:b/>
                 <w:bCs/>
                 <w:color w:val="000000"/>
-                <w:sz w:val="20"/>
-                <w:szCs w:val="20"/>
+                <w:sz w:val="18"/>
+                <w:szCs w:val="18"/>
               </w:rPr>
               <w:t xml:space="preserve">OS 개념</w:t>
             </w:r>
@@ -1252,8 +1242,8 @@
                 <w:b/>
                 <w:bCs/>
                 <w:color w:val="000000"/>
-                <w:sz w:val="20"/>
-                <w:szCs w:val="20"/>
+                <w:sz w:val="18"/>
+                <w:szCs w:val="18"/>
               </w:rPr>
               <w:t xml:space="preserve">LLM 환경 대응</w:t>
             </w:r>
@@ -1282,8 +1272,8 @@
                 <w:b/>
                 <w:bCs/>
                 <w:color w:val="000000"/>
-                <w:sz w:val="20"/>
-                <w:szCs w:val="20"/>
+                <w:sz w:val="18"/>
+                <w:szCs w:val="18"/>
               </w:rPr>
               <w:t xml:space="preserve">설명</w:t>
             </w:r>
@@ -1313,8 +1303,8 @@
                 <w:b w:val="false"/>
                 <w:bCs w:val="false"/>
                 <w:color w:val="000000"/>
-                <w:sz w:val="20"/>
-                <w:szCs w:val="20"/>
+                <w:sz w:val="18"/>
+                <w:szCs w:val="18"/>
               </w:rPr>
               <w:t xml:space="preserve">프로세스</w:t>
             </w:r>
@@ -1342,8 +1332,8 @@
                 <w:b w:val="false"/>
                 <w:bCs w:val="false"/>
                 <w:color w:val="000000"/>
-                <w:sz w:val="20"/>
-                <w:szCs w:val="20"/>
+                <w:sz w:val="18"/>
+                <w:szCs w:val="18"/>
               </w:rPr>
               <w:t xml:space="preserve">LLM API 요청</w:t>
             </w:r>
@@ -1371,8 +1361,8 @@
                 <w:b w:val="false"/>
                 <w:bCs w:val="false"/>
                 <w:color w:val="000000"/>
-                <w:sz w:val="20"/>
-                <w:szCs w:val="20"/>
+                <w:sz w:val="18"/>
+                <w:szCs w:val="18"/>
               </w:rPr>
               <w:t xml:space="preserve">스케줄링 기본 단위</w:t>
             </w:r>
@@ -1402,8 +1392,8 @@
                 <w:b w:val="false"/>
                 <w:bCs w:val="false"/>
                 <w:color w:val="000000"/>
-                <w:sz w:val="20"/>
-                <w:szCs w:val="20"/>
+                <w:sz w:val="18"/>
+                <w:szCs w:val="18"/>
               </w:rPr>
               <w:t xml:space="preserve">CPU 시간</w:t>
             </w:r>
@@ -1431,8 +1421,8 @@
                 <w:b w:val="false"/>
                 <w:bCs w:val="false"/>
                 <w:color w:val="000000"/>
-                <w:sz w:val="20"/>
-                <w:szCs w:val="20"/>
+                <w:sz w:val="18"/>
+                <w:szCs w:val="18"/>
               </w:rPr>
               <w:t xml:space="preserve">LLM 추론 시간</w:t>
             </w:r>
@@ -1460,8 +1450,8 @@
                 <w:b w:val="false"/>
                 <w:bCs w:val="false"/>
                 <w:color w:val="000000"/>
-                <w:sz w:val="20"/>
-                <w:szCs w:val="20"/>
+                <w:sz w:val="18"/>
+                <w:szCs w:val="18"/>
               </w:rPr>
               <w:t xml:space="preserve">할당되는 자원</w:t>
             </w:r>
@@ -1491,8 +1481,8 @@
                 <w:b w:val="false"/>
                 <w:bCs w:val="false"/>
                 <w:color w:val="000000"/>
-                <w:sz w:val="20"/>
-                <w:szCs w:val="20"/>
+                <w:sz w:val="18"/>
+                <w:szCs w:val="18"/>
               </w:rPr>
               <w:t xml:space="preserve">준비 큐</w:t>
             </w:r>
@@ -1520,8 +1510,8 @@
                 <w:b w:val="false"/>
                 <w:bCs w:val="false"/>
                 <w:color w:val="000000"/>
-                <w:sz w:val="20"/>
-                <w:szCs w:val="20"/>
+                <w:sz w:val="18"/>
+                <w:szCs w:val="18"/>
               </w:rPr>
               <w:t xml:space="preserve">요청 대기열</w:t>
             </w:r>
@@ -1549,8 +1539,8 @@
                 <w:b w:val="false"/>
                 <w:bCs w:val="false"/>
                 <w:color w:val="000000"/>
-                <w:sz w:val="20"/>
-                <w:szCs w:val="20"/>
+                <w:sz w:val="18"/>
+                <w:szCs w:val="18"/>
               </w:rPr>
               <w:t xml:space="preserve">처리 대기 작업 저장소</w:t>
             </w:r>
@@ -1580,8 +1570,8 @@
                 <w:b w:val="false"/>
                 <w:bCs w:val="false"/>
                 <w:color w:val="000000"/>
-                <w:sz w:val="20"/>
-                <w:szCs w:val="20"/>
+                <w:sz w:val="18"/>
+                <w:szCs w:val="18"/>
               </w:rPr>
               <w:t xml:space="preserve">우선순위</w:t>
             </w:r>
@@ -1609,8 +1599,8 @@
                 <w:b w:val="false"/>
                 <w:bCs w:val="false"/>
                 <w:color w:val="000000"/>
-                <w:sz w:val="20"/>
-                <w:szCs w:val="20"/>
+                <w:sz w:val="18"/>
+                <w:szCs w:val="18"/>
               </w:rPr>
               <w:t xml:space="preserve">요청 우선순위</w:t>
             </w:r>
@@ -1638,8 +1628,8 @@
                 <w:b w:val="false"/>
                 <w:bCs w:val="false"/>
                 <w:color w:val="000000"/>
-                <w:sz w:val="20"/>
-                <w:szCs w:val="20"/>
+                <w:sz w:val="18"/>
+                <w:szCs w:val="18"/>
               </w:rPr>
               <w:t xml:space="preserve">개별 요청의 긴급도 (Priority)</w:t>
             </w:r>
@@ -1669,8 +1659,8 @@
                 <w:b w:val="false"/>
                 <w:bCs w:val="false"/>
                 <w:color w:val="000000"/>
-                <w:sz w:val="20"/>
-                <w:szCs w:val="20"/>
+                <w:sz w:val="18"/>
+                <w:szCs w:val="18"/>
               </w:rPr>
               <w:t xml:space="preserve">사용자 분류</w:t>
             </w:r>
@@ -1698,8 +1688,8 @@
                 <w:b w:val="false"/>
                 <w:bCs w:val="false"/>
                 <w:color w:val="000000"/>
-                <w:sz w:val="20"/>
-                <w:szCs w:val="20"/>
+                <w:sz w:val="18"/>
+                <w:szCs w:val="18"/>
               </w:rPr>
               <w:t xml:space="preserve">구독 등급</w:t>
             </w:r>
@@ -1727,8 +1717,8 @@
                 <w:b w:val="false"/>
                 <w:bCs w:val="false"/>
                 <w:color w:val="000000"/>
-                <w:sz w:val="20"/>
-                <w:szCs w:val="20"/>
+                <w:sz w:val="18"/>
+                <w:szCs w:val="18"/>
               </w:rPr>
               <w:t xml:space="preserve">서비스 수준 (WFQ, Rate Limiter)</w:t>
             </w:r>
@@ -1758,8 +1748,8 @@
                 <w:b w:val="false"/>
                 <w:bCs w:val="false"/>
                 <w:color w:val="000000"/>
-                <w:sz w:val="20"/>
-                <w:szCs w:val="20"/>
+                <w:sz w:val="18"/>
+                <w:szCs w:val="18"/>
               </w:rPr>
               <w:t xml:space="preserve">시간 할당량</w:t>
             </w:r>
@@ -1787,8 +1777,8 @@
                 <w:b w:val="false"/>
                 <w:bCs w:val="false"/>
                 <w:color w:val="000000"/>
-                <w:sz w:val="20"/>
-                <w:szCs w:val="20"/>
+                <w:sz w:val="18"/>
+                <w:szCs w:val="18"/>
               </w:rPr>
               <w:t xml:space="preserve">큐별 처리 시간 한도</w:t>
             </w:r>
@@ -1816,8 +1806,8 @@
                 <w:b w:val="false"/>
                 <w:bCs w:val="false"/>
                 <w:color w:val="000000"/>
-                <w:sz w:val="20"/>
-                <w:szCs w:val="20"/>
+                <w:sz w:val="18"/>
+                <w:szCs w:val="18"/>
               </w:rPr>
               <w:t xml:space="preserve">MLFQ의 큐 이동 기준</w:t>
             </w:r>
@@ -1832,8 +1822,7 @@
     </w:p>
     <w:p>
       <w:pPr>
-        <w:pStyle w:val="Heading2"/>
-        <w:spacing w:after="160" w:before="240"/>
+        <w:spacing w:after="130" w:before="220" w:line="240"/>
       </w:pPr>
       <w:r>
         <w:rPr>
@@ -1849,14 +1838,14 @@
     </w:p>
     <w:p>
       <w:pPr>
-        <w:spacing w:after="120" w:line="360"/>
-      </w:pPr>
-      <w:r>
-        <w:rPr>
-          <w:rFonts w:ascii="맑은 고딕" w:cs="맑은 고딕" w:eastAsia="맑은 고딕" w:hAnsi="맑은 고딕"/>
-          <w:color w:val="000000"/>
-          <w:sz w:val="22"/>
-          <w:szCs w:val="22"/>
+        <w:spacing w:after="120" w:line="240"/>
+      </w:pPr>
+      <w:r>
+        <w:rPr>
+          <w:rFonts w:ascii="맑은 고딕" w:cs="맑은 고딕" w:eastAsia="맑은 고딕" w:hAnsi="맑은 고딕"/>
+          <w:color w:val="000000"/>
+          <w:sz w:val="20"/>
+          <w:szCs w:val="20"/>
         </w:rPr>
         <w:t xml:space="preserve">시스템은 4개 계층으로 구성하였다 (그림 2). </w:t>
       </w:r>
@@ -1866,8 +1855,8 @@
           <w:b/>
           <w:bCs/>
           <w:color w:val="000000"/>
-          <w:sz w:val="22"/>
-          <w:szCs w:val="22"/>
+          <w:sz w:val="20"/>
+          <w:szCs w:val="20"/>
         </w:rPr>
         <w:t xml:space="preserve">클라이언트 계층</w:t>
       </w:r>
@@ -1875,8 +1864,8 @@
         <w:rPr>
           <w:rFonts w:ascii="맑은 고딕" w:cs="맑은 고딕" w:eastAsia="맑은 고딕" w:hAnsi="맑은 고딕"/>
           <w:color w:val="000000"/>
-          <w:sz w:val="22"/>
-          <w:szCs w:val="22"/>
+          <w:sz w:val="20"/>
+          <w:szCs w:val="20"/>
         </w:rPr>
         <w:t xml:space="preserve">은 REST API(HTTP 요청으로 자원을 주고받는 웹 통신 방식)로 요청을 보내고 상태를 조회한다. </w:t>
       </w:r>
@@ -1886,8 +1875,8 @@
           <w:b/>
           <w:bCs/>
           <w:color w:val="000000"/>
-          <w:sz w:val="22"/>
-          <w:szCs w:val="22"/>
+          <w:sz w:val="20"/>
+          <w:szCs w:val="20"/>
         </w:rPr>
         <w:t xml:space="preserve">API 계층</w:t>
       </w:r>
@@ -1895,8 +1884,8 @@
         <w:rPr>
           <w:rFonts w:ascii="맑은 고딕" w:cs="맑은 고딕" w:eastAsia="맑은 고딕" w:hAnsi="맑은 고딕"/>
           <w:color w:val="000000"/>
-          <w:sz w:val="22"/>
-          <w:szCs w:val="22"/>
+          <w:sz w:val="20"/>
+          <w:szCs w:val="20"/>
         </w:rPr>
         <w:t xml:space="preserve">은 Express.js [8] 기반 HTTP 서버로 요청 접수·스케줄러 전환·통계 조회를 제공하며, 요청 객체를 생성해 Rate Limiter를 거쳐 스케줄러에 전달한다. </w:t>
       </w:r>
@@ -1906,8 +1895,8 @@
           <w:b/>
           <w:bCs/>
           <w:color w:val="000000"/>
-          <w:sz w:val="22"/>
-          <w:szCs w:val="22"/>
+          <w:sz w:val="20"/>
+          <w:szCs w:val="20"/>
         </w:rPr>
         <w:t xml:space="preserve">스케줄러 계층</w:t>
       </w:r>
@@ -1915,8 +1904,8 @@
         <w:rPr>
           <w:rFonts w:ascii="맑은 고딕" w:cs="맑은 고딕" w:eastAsia="맑은 고딕" w:hAnsi="맑은 고딕"/>
           <w:color w:val="000000"/>
-          <w:sz w:val="22"/>
-          <w:szCs w:val="22"/>
+          <w:sz w:val="20"/>
+          <w:szCs w:val="20"/>
         </w:rPr>
         <w:t xml:space="preserve">은 네 알고리즘이 공통 인터페이스(enqueue/dequeue)를 구현하여 환경변수로 선택된 알고리즘에 따라 처리 순서를 결정한다. </w:t>
       </w:r>
@@ -1926,8 +1915,8 @@
           <w:b/>
           <w:bCs/>
           <w:color w:val="000000"/>
-          <w:sz w:val="22"/>
-          <w:szCs w:val="22"/>
+          <w:sz w:val="20"/>
+          <w:szCs w:val="20"/>
         </w:rPr>
         <w:t xml:space="preserve">저장소/LLM 계층</w:t>
       </w:r>
@@ -1935,8 +1924,8 @@
         <w:rPr>
           <w:rFonts w:ascii="맑은 고딕" w:cs="맑은 고딕" w:eastAsia="맑은 고딕" w:hAnsi="맑은 고딕"/>
           <w:color w:val="000000"/>
-          <w:sz w:val="22"/>
-          <w:szCs w:val="22"/>
+          <w:sz w:val="20"/>
+          <w:szCs w:val="20"/>
         </w:rPr>
         <w:t xml:space="preserve">은 메모리 큐로 요청을 관리하고 JSON 파일로 처리 이력을 기록하며, LLM 호출은 로컬의 Ollama로 수행한다.</w:t>
       </w:r>
@@ -1994,7 +1983,7 @@
     </w:p>
     <w:p>
       <w:pPr>
-        <w:spacing w:after="120" w:line="360"/>
+        <w:spacing w:after="120" w:line="240"/>
         <w:jc w:val="center"/>
       </w:pPr>
       <w:r>
@@ -2003,8 +1992,8 @@
           <w:i/>
           <w:iCs/>
           <w:color w:val="666666"/>
-          <w:sz w:val="22"/>
-          <w:szCs w:val="22"/>
+          <w:sz w:val="18"/>
+          <w:szCs w:val="18"/>
         </w:rPr>
         <w:t xml:space="preserve">[그림 2] 시스템 아키텍처</w:t>
       </w:r>
@@ -2016,8 +2005,7 @@
     </w:p>
     <w:p>
       <w:pPr>
-        <w:pStyle w:val="Heading2"/>
-        <w:spacing w:after="160" w:before="240"/>
+        <w:spacing w:after="130" w:before="220" w:line="240"/>
       </w:pPr>
       <w:r>
         <w:rPr>
@@ -2033,21 +2021,21 @@
     </w:p>
     <w:p>
       <w:pPr>
-        <w:spacing w:after="120" w:line="360"/>
-      </w:pPr>
-      <w:r>
-        <w:rPr>
-          <w:rFonts w:ascii="맑은 고딕" w:cs="맑은 고딕" w:eastAsia="맑은 고딕" w:hAnsi="맑은 고딕"/>
-          <w:color w:val="000000"/>
-          <w:sz w:val="22"/>
-          <w:szCs w:val="22"/>
+        <w:spacing w:after="120" w:line="240"/>
+      </w:pPr>
+      <w:r>
+        <w:rPr>
+          <w:rFonts w:ascii="맑은 고딕" w:cs="맑은 고딕" w:eastAsia="맑은 고딕" w:hAnsi="맑은 고딕"/>
+          <w:color w:val="000000"/>
+          <w:sz w:val="20"/>
+          <w:szCs w:val="20"/>
         </w:rPr>
         <w:t xml:space="preserve">시스템에서 사용하는 분류 체계는 두 가지이며 각각 다른 목적으로 사용된다 (표 2).</w:t>
       </w:r>
     </w:p>
     <w:p>
       <w:pPr>
-        <w:spacing w:after="80" w:line="360"/>
+        <w:spacing w:after="80" w:line="240"/>
       </w:pPr>
       <w:r>
         <w:rPr>
@@ -2055,8 +2043,8 @@
           <w:b/>
           <w:bCs/>
           <w:color w:val="000000"/>
-          <w:sz w:val="22"/>
-          <w:szCs w:val="22"/>
+          <w:sz w:val="20"/>
+          <w:szCs w:val="20"/>
         </w:rPr>
         <w:t xml:space="preserve">표 2. 분류 체계 비교</w:t>
       </w:r>
@@ -2102,8 +2090,8 @@
                 <w:b/>
                 <w:bCs/>
                 <w:color w:val="000000"/>
-                <w:sz w:val="20"/>
-                <w:szCs w:val="20"/>
+                <w:sz w:val="18"/>
+                <w:szCs w:val="18"/>
               </w:rPr>
               <w:t xml:space="preserve">구분</w:t>
             </w:r>
@@ -2132,8 +2120,8 @@
                 <w:b/>
                 <w:bCs/>
                 <w:color w:val="000000"/>
-                <w:sz w:val="20"/>
-                <w:szCs w:val="20"/>
+                <w:sz w:val="18"/>
+                <w:szCs w:val="18"/>
               </w:rPr>
               <w:t xml:space="preserve">요청 우선순위 (Request Priority)</w:t>
             </w:r>
@@ -2162,8 +2150,8 @@
                 <w:b/>
                 <w:bCs/>
                 <w:color w:val="000000"/>
-                <w:sz w:val="20"/>
-                <w:szCs w:val="20"/>
+                <w:sz w:val="18"/>
+                <w:szCs w:val="18"/>
               </w:rPr>
               <w:t xml:space="preserve">구독 등급 (Subscription Tier)</w:t>
             </w:r>
@@ -2193,8 +2181,8 @@
                 <w:b w:val="false"/>
                 <w:bCs w:val="false"/>
                 <w:color w:val="000000"/>
-                <w:sz w:val="20"/>
-                <w:szCs w:val="20"/>
+                <w:sz w:val="18"/>
+                <w:szCs w:val="18"/>
               </w:rPr>
               <w:t xml:space="preserve">적용 대상</w:t>
             </w:r>
@@ -2222,8 +2210,8 @@
                 <w:b w:val="false"/>
                 <w:bCs w:val="false"/>
                 <w:color w:val="000000"/>
-                <w:sz w:val="20"/>
-                <w:szCs w:val="20"/>
+                <w:sz w:val="18"/>
+                <w:szCs w:val="18"/>
               </w:rPr>
               <w:t xml:space="preserve">개별 요청</w:t>
             </w:r>
@@ -2251,8 +2239,8 @@
                 <w:b w:val="false"/>
                 <w:bCs w:val="false"/>
                 <w:color w:val="000000"/>
-                <w:sz w:val="20"/>
-                <w:szCs w:val="20"/>
+                <w:sz w:val="18"/>
+                <w:szCs w:val="18"/>
               </w:rPr>
               <w:t xml:space="preserve">사용자(테넌트)</w:t>
             </w:r>
@@ -2282,8 +2270,8 @@
                 <w:b w:val="false"/>
                 <w:bCs w:val="false"/>
                 <w:color w:val="000000"/>
-                <w:sz w:val="20"/>
-                <w:szCs w:val="20"/>
+                <w:sz w:val="18"/>
+                <w:szCs w:val="18"/>
               </w:rPr>
               <w:t xml:space="preserve">등급</w:t>
             </w:r>
@@ -2311,8 +2299,8 @@
                 <w:b w:val="false"/>
                 <w:bCs w:val="false"/>
                 <w:color w:val="000000"/>
-                <w:sz w:val="20"/>
-                <w:szCs w:val="20"/>
+                <w:sz w:val="18"/>
+                <w:szCs w:val="18"/>
               </w:rPr>
               <w:t xml:space="preserve">URGENT, HIGH, NORMAL, LOW</w:t>
             </w:r>
@@ -2340,8 +2328,8 @@
                 <w:b w:val="false"/>
                 <w:bCs w:val="false"/>
                 <w:color w:val="000000"/>
-                <w:sz w:val="20"/>
-                <w:szCs w:val="20"/>
+                <w:sz w:val="18"/>
+                <w:szCs w:val="18"/>
               </w:rPr>
               <w:t xml:space="preserve">Enterprise, Premium, Standard, Free</w:t>
             </w:r>
@@ -2371,8 +2359,8 @@
                 <w:b w:val="false"/>
                 <w:bCs w:val="false"/>
                 <w:color w:val="000000"/>
-                <w:sz w:val="20"/>
-                <w:szCs w:val="20"/>
+                <w:sz w:val="18"/>
+                <w:szCs w:val="18"/>
               </w:rPr>
               <w:t xml:space="preserve">성격</w:t>
             </w:r>
@@ -2400,8 +2388,8 @@
                 <w:b w:val="false"/>
                 <w:bCs w:val="false"/>
                 <w:color w:val="000000"/>
-                <w:sz w:val="20"/>
-                <w:szCs w:val="20"/>
+                <w:sz w:val="18"/>
+                <w:szCs w:val="18"/>
               </w:rPr>
               <w:t xml:space="preserve">요청마다 달라질 수 있음</w:t>
             </w:r>
@@ -2429,8 +2417,8 @@
                 <w:b w:val="false"/>
                 <w:bCs w:val="false"/>
                 <w:color w:val="000000"/>
-                <w:sz w:val="20"/>
-                <w:szCs w:val="20"/>
+                <w:sz w:val="18"/>
+                <w:szCs w:val="18"/>
               </w:rPr>
               <w:t xml:space="preserve">사용자에게 고정</w:t>
             </w:r>
@@ -2460,8 +2448,8 @@
                 <w:b w:val="false"/>
                 <w:bCs w:val="false"/>
                 <w:color w:val="000000"/>
-                <w:sz w:val="20"/>
-                <w:szCs w:val="20"/>
+                <w:sz w:val="18"/>
+                <w:szCs w:val="18"/>
               </w:rPr>
               <w:t xml:space="preserve">사용처</w:t>
             </w:r>
@@ -2489,8 +2477,8 @@
                 <w:b w:val="false"/>
                 <w:bCs w:val="false"/>
                 <w:color w:val="000000"/>
-                <w:sz w:val="20"/>
-                <w:szCs w:val="20"/>
+                <w:sz w:val="18"/>
+                <w:szCs w:val="18"/>
               </w:rPr>
               <w:t xml:space="preserve">Priority Scheduling</w:t>
             </w:r>
@@ -2518,8 +2506,8 @@
                 <w:b w:val="false"/>
                 <w:bCs w:val="false"/>
                 <w:color w:val="000000"/>
-                <w:sz w:val="20"/>
-                <w:szCs w:val="20"/>
+                <w:sz w:val="18"/>
+                <w:szCs w:val="18"/>
               </w:rPr>
               <w:t xml:space="preserve">WFQ 가중치, Rate Limiter</w:t>
             </w:r>
@@ -2534,22 +2522,21 @@
     </w:p>
     <w:p>
       <w:pPr>
-        <w:spacing w:after="120" w:line="360"/>
-      </w:pPr>
-      <w:r>
-        <w:rPr>
-          <w:rFonts w:ascii="맑은 고딕" w:cs="맑은 고딕" w:eastAsia="맑은 고딕" w:hAnsi="맑은 고딕"/>
-          <w:color w:val="000000"/>
-          <w:sz w:val="22"/>
-          <w:szCs w:val="22"/>
+        <w:spacing w:after="120" w:line="240"/>
+      </w:pPr>
+      <w:r>
+        <w:rPr>
+          <w:rFonts w:ascii="맑은 고딕" w:cs="맑은 고딕" w:eastAsia="맑은 고딕" w:hAnsi="맑은 고딕"/>
+          <w:color w:val="000000"/>
+          <w:sz w:val="20"/>
+          <w:szCs w:val="20"/>
         </w:rPr>
         <w:t xml:space="preserve">두 개념은 독립적이어서 Enterprise 사용자가 LOW 우선순위 요청을 보낼 수 있다. FCFS와 MLFQ는 우선순위·등급과 무관하게 동작한다.</w:t>
       </w:r>
     </w:p>
     <w:p>
       <w:pPr>
-        <w:pStyle w:val="Heading2"/>
-        <w:spacing w:after="160" w:before="240"/>
+        <w:spacing w:after="130" w:before="220" w:line="240"/>
       </w:pPr>
       <w:r>
         <w:rPr>
@@ -2565,14 +2552,14 @@
     </w:p>
     <w:p>
       <w:pPr>
-        <w:spacing w:after="120" w:line="360"/>
-      </w:pPr>
-      <w:r>
-        <w:rPr>
-          <w:rFonts w:ascii="맑은 고딕" w:cs="맑은 고딕" w:eastAsia="맑은 고딕" w:hAnsi="맑은 고딕"/>
-          <w:color w:val="000000"/>
-          <w:sz w:val="22"/>
-          <w:szCs w:val="22"/>
+        <w:spacing w:after="120" w:line="240"/>
+      </w:pPr>
+      <w:r>
+        <w:rPr>
+          <w:rFonts w:ascii="맑은 고딕" w:cs="맑은 고딕" w:eastAsia="맑은 고딕" w:hAnsi="맑은 고딕"/>
+          <w:color w:val="000000"/>
+          <w:sz w:val="20"/>
+          <w:szCs w:val="20"/>
         </w:rPr>
         <w:t xml:space="preserve">실서버 환경에서는 Ollama 등 대부분의 LLM 서빙 도구가 추론 중단을 지원하지 않으므로, 본 시스템도 비선점형(Non-preemptive, 실행 중인 요청을 끝까지 처리하고 중단하지 않는 방식)으로 동작하도록 구현하였다. MLFQ의 이론적 효과 확인을 위해 선점형(Preemptive, 할당량 소진 시 실행 중인 요청을 중단하고 다른 요청으로 교체하는 방식, 500ms 간격 할당량 확인)은 시뮬레이션에만 추가 구현하였다 (5.3절). 각 알고리즘의 세부 설정은 다음과 같다.</w:t>
       </w:r>
@@ -2584,7 +2571,7 @@
           <w:ilvl w:val="0"/>
           <w:numId w:val="3"/>
         </w:numPr>
-        <w:spacing w:after="80" w:line="340"/>
+        <w:spacing w:after="80" w:line="240"/>
       </w:pPr>
       <w:r>
         <w:rPr>
@@ -2592,8 +2579,8 @@
           <w:b/>
           <w:bCs/>
           <w:color w:val="000000"/>
-          <w:sz w:val="22"/>
-          <w:szCs w:val="22"/>
+          <w:sz w:val="20"/>
+          <w:szCs w:val="20"/>
         </w:rPr>
         <w:t xml:space="preserve">Priority</w:t>
       </w:r>
@@ -2601,8 +2588,8 @@
         <w:rPr>
           <w:rFonts w:ascii="맑은 고딕" w:cs="맑은 고딕" w:eastAsia="맑은 고딕" w:hAnsi="맑은 고딕"/>
           <w:color w:val="000000"/>
-          <w:sz w:val="22"/>
-          <w:szCs w:val="22"/>
+          <w:sz w:val="20"/>
+          <w:szCs w:val="20"/>
         </w:rPr>
         <w:t xml:space="preserve">: URGENT &gt; HIGH &gt; NORMAL &gt; LOW 순, 5초 주기 에이징 적용</w:t>
       </w:r>
@@ -2614,7 +2601,7 @@
           <w:ilvl w:val="0"/>
           <w:numId w:val="3"/>
         </w:numPr>
-        <w:spacing w:after="80" w:line="340"/>
+        <w:spacing w:after="80" w:line="240"/>
       </w:pPr>
       <w:r>
         <w:rPr>
@@ -2622,8 +2609,8 @@
           <w:b/>
           <w:bCs/>
           <w:color w:val="000000"/>
-          <w:sz w:val="22"/>
-          <w:szCs w:val="22"/>
+          <w:sz w:val="20"/>
+          <w:szCs w:val="20"/>
         </w:rPr>
         <w:t xml:space="preserve">MLFQ</w:t>
       </w:r>
@@ -2631,8 +2618,8 @@
         <w:rPr>
           <w:rFonts w:ascii="맑은 고딕" w:cs="맑은 고딕" w:eastAsia="맑은 고딕" w:hAnsi="맑은 고딕"/>
           <w:color w:val="000000"/>
-          <w:sz w:val="22"/>
-          <w:szCs w:val="22"/>
+          <w:sz w:val="20"/>
+          <w:szCs w:val="20"/>
         </w:rPr>
         <w:t xml:space="preserve">: 4단계 큐(Q0~Q3), 5초 주기 부스팅 적용 [3]</w:t>
       </w:r>
@@ -2644,7 +2631,7 @@
           <w:ilvl w:val="0"/>
           <w:numId w:val="3"/>
         </w:numPr>
-        <w:spacing w:after="80" w:line="340"/>
+        <w:spacing w:after="80" w:line="240"/>
       </w:pPr>
       <w:r>
         <w:rPr>
@@ -2652,8 +2639,8 @@
           <w:b/>
           <w:bCs/>
           <w:color w:val="000000"/>
-          <w:sz w:val="22"/>
-          <w:szCs w:val="22"/>
+          <w:sz w:val="20"/>
+          <w:szCs w:val="20"/>
         </w:rPr>
         <w:t xml:space="preserve">WFQ</w:t>
       </w:r>
@@ -2661,16 +2648,15 @@
         <w:rPr>
           <w:rFonts w:ascii="맑은 고딕" w:cs="맑은 고딕" w:eastAsia="맑은 고딕" w:hAnsi="맑은 고딕"/>
           <w:color w:val="000000"/>
-          <w:sz w:val="22"/>
-          <w:szCs w:val="22"/>
+          <w:sz w:val="20"/>
+          <w:szCs w:val="20"/>
         </w:rPr>
         <w:t xml:space="preserve">: 구독 등급 가중치(Enterprise 100, Premium 50, Standard 10, Free 1)를 VFT 계산에 반영. 가중치는 Free를 기준으로 10배·50배·100배 차이를 두도록 실험 목적에 따라 임의 설정하였다.</w:t>
       </w:r>
     </w:p>
     <w:p>
       <w:pPr>
-        <w:pStyle w:val="Heading2"/>
-        <w:spacing w:after="160" w:before="240"/>
+        <w:spacing w:after="130" w:before="220" w:line="240"/>
       </w:pPr>
       <w:r>
         <w:rPr>
@@ -2686,14 +2672,14 @@
     </w:p>
     <w:p>
       <w:pPr>
-        <w:spacing w:after="120" w:line="360"/>
-      </w:pPr>
-      <w:r>
-        <w:rPr>
-          <w:rFonts w:ascii="맑은 고딕" w:cs="맑은 고딕" w:eastAsia="맑은 고딕" w:hAnsi="맑은 고딕"/>
-          <w:color w:val="000000"/>
-          <w:sz w:val="22"/>
-          <w:szCs w:val="22"/>
+        <w:spacing w:after="120" w:line="240"/>
+      </w:pPr>
+      <w:r>
+        <w:rPr>
+          <w:rFonts w:ascii="맑은 고딕" w:cs="맑은 고딕" w:eastAsia="맑은 고딕" w:hAnsi="맑은 고딕"/>
+          <w:color w:val="000000"/>
+          <w:sz w:val="20"/>
+          <w:szCs w:val="20"/>
         </w:rPr>
         <w:t xml:space="preserve">사용자 요청은 다음 순서로 처리된다 (그림 3). 1) REST API(`POST /api/requests`)로 요청 도착, 2) API 계층이 요청 객체 생성, 3) </w:t>
       </w:r>
@@ -2703,8 +2689,8 @@
           <w:b/>
           <w:bCs/>
           <w:color w:val="000000"/>
-          <w:sz w:val="22"/>
-          <w:szCs w:val="22"/>
+          <w:sz w:val="20"/>
+          <w:szCs w:val="20"/>
         </w:rPr>
         <w:t xml:space="preserve">Rate Limiter가 등급별 한도를 확인</w:t>
       </w:r>
@@ -2712,8 +2698,8 @@
         <w:rPr>
           <w:rFonts w:ascii="맑은 고딕" w:cs="맑은 고딕" w:eastAsia="맑은 고딕" w:hAnsi="맑은 고딕"/>
           <w:color w:val="000000"/>
-          <w:sz w:val="22"/>
-          <w:szCs w:val="22"/>
+          <w:sz w:val="20"/>
+          <w:szCs w:val="20"/>
         </w:rPr>
         <w:t xml:space="preserve">(초과 시 HTTP 429로 거부, 4.4절 참조), 4) 스케줄러 대기열에 등록(`enqueue`), 5) 스케줄러가 알고리즘에 따라 `dequeue`, 6) Ollama에 전달해 응답 수신, 7) 클라이언트 반환 및 JSON 이력 기록. 대기열이 남으면 5번부터 반복한다.</w:t>
       </w:r>
@@ -2771,7 +2757,7 @@
     </w:p>
     <w:p>
       <w:pPr>
-        <w:spacing w:after="120" w:line="360"/>
+        <w:spacing w:after="120" w:line="240"/>
         <w:jc w:val="center"/>
       </w:pPr>
       <w:r>
@@ -2780,8 +2766,8 @@
           <w:i/>
           <w:iCs/>
           <w:color w:val="666666"/>
-          <w:sz w:val="22"/>
-          <w:szCs w:val="22"/>
+          <w:sz w:val="18"/>
+          <w:szCs w:val="18"/>
         </w:rPr>
         <w:t xml:space="preserve">[그림 3] 데이터 흐름도</w:t>
       </w:r>
@@ -2798,8 +2784,7 @@
     </w:p>
     <w:p>
       <w:pPr>
-        <w:pStyle w:val="Heading1"/>
-        <w:spacing w:after="200" w:before="360"/>
+        <w:spacing w:after="150" w:before="300" w:line="240"/>
       </w:pPr>
       <w:r>
         <w:rPr>
@@ -2815,8 +2800,7 @@
     </w:p>
     <w:p>
       <w:pPr>
-        <w:pStyle w:val="Heading2"/>
-        <w:spacing w:after="160" w:before="240"/>
+        <w:spacing w:after="130" w:before="220" w:line="240"/>
       </w:pPr>
       <w:r>
         <w:rPr>
@@ -2832,22 +2816,21 @@
     </w:p>
     <w:p>
       <w:pPr>
-        <w:spacing w:after="120" w:line="360"/>
-      </w:pPr>
-      <w:r>
-        <w:rPr>
-          <w:rFonts w:ascii="맑은 고딕" w:cs="맑은 고딕" w:eastAsia="맑은 고딕" w:hAnsi="맑은 고딕"/>
-          <w:color w:val="000000"/>
-          <w:sz w:val="22"/>
-          <w:szCs w:val="22"/>
+        <w:spacing w:after="120" w:line="240"/>
+      </w:pPr>
+      <w:r>
+        <w:rPr>
+          <w:rFonts w:ascii="맑은 고딕" w:cs="맑은 고딕" w:eastAsia="맑은 고딕" w:hAnsi="맑은 고딕"/>
+          <w:color w:val="000000"/>
+          <w:sz w:val="20"/>
+          <w:szCs w:val="20"/>
         </w:rPr>
         <w:t xml:space="preserve">런타임은 Node.js 22 LTS [9], 웹 프레임워크는 Express.js 4.18 [8], 언어는 JavaScript(ES2024), LLM은 로컬 Ollama [10]를 사용하였다. 저장소는 메모리 큐와 JSON 파일로 구성하였으며, 생산 의존성은 express 1개이다. 외부 라이브러리를 최소화하고 스케줄링 알고리즘을 직접 구현하여 학습 효과를 높이는 것을 목표로 하였다. Ollama의 순차 처리·비중단 특성은 비선점형 설계와 부합하여 실서버 실험에 활용하였다 (5.4절).</w:t>
       </w:r>
     </w:p>
     <w:p>
       <w:pPr>
-        <w:pStyle w:val="Heading2"/>
-        <w:spacing w:after="160" w:before="240"/>
+        <w:spacing w:after="130" w:before="220" w:line="240"/>
       </w:pPr>
       <w:r>
         <w:rPr>
@@ -2863,14 +2846,14 @@
     </w:p>
     <w:p>
       <w:pPr>
-        <w:spacing w:after="120" w:line="360"/>
-      </w:pPr>
-      <w:r>
-        <w:rPr>
-          <w:rFonts w:ascii="맑은 고딕" w:cs="맑은 고딕" w:eastAsia="맑은 고딕" w:hAnsi="맑은 고딕"/>
-          <w:color w:val="000000"/>
-          <w:sz w:val="22"/>
-          <w:szCs w:val="22"/>
+        <w:spacing w:after="120" w:line="240"/>
+      </w:pPr>
+      <w:r>
+        <w:rPr>
+          <w:rFonts w:ascii="맑은 고딕" w:cs="맑은 고딕" w:eastAsia="맑은 고딕" w:hAnsi="맑은 고딕"/>
+          <w:color w:val="000000"/>
+          <w:sz w:val="20"/>
+          <w:szCs w:val="20"/>
         </w:rPr>
         <w:t xml:space="preserve">소스 코드는 핵심 모듈과 보조 요소로 구성된다 (그림 4). 핵심 모듈은 api(REST 라우터), schedulers(4개 알고리즘), queue(메모리 대기열), storage(JSON 기록), llm(Ollama 호출)이다. 보조 요소로는 index.js(메인 진입점), server.js(Express 서버 구성 모듈), rate-limiter가 있다. `npm start` 실행 시 index.js가 server.js의 `createServer()`를 호출하여 Express 서버를 기동한다.</w:t>
       </w:r>
@@ -2928,7 +2911,7 @@
     </w:p>
     <w:p>
       <w:pPr>
-        <w:spacing w:after="120" w:line="360"/>
+        <w:spacing w:after="120" w:line="240"/>
         <w:jc w:val="center"/>
       </w:pPr>
       <w:r>
@@ -2937,8 +2920,8 @@
           <w:i/>
           <w:iCs/>
           <w:color w:val="666666"/>
-          <w:sz w:val="22"/>
-          <w:szCs w:val="22"/>
+          <w:sz w:val="18"/>
+          <w:szCs w:val="18"/>
         </w:rPr>
         <w:t xml:space="preserve">[그림 4] 모듈 구조도</w:t>
       </w:r>
@@ -2950,22 +2933,21 @@
     </w:p>
     <w:p>
       <w:pPr>
-        <w:spacing w:after="120" w:line="360"/>
-      </w:pPr>
-      <w:r>
-        <w:rPr>
-          <w:rFonts w:ascii="맑은 고딕" w:cs="맑은 고딕" w:eastAsia="맑은 고딕" w:hAnsi="맑은 고딕"/>
-          <w:color w:val="000000"/>
-          <w:sz w:val="22"/>
-          <w:szCs w:val="22"/>
+        <w:spacing w:after="120" w:line="240"/>
+      </w:pPr>
+      <w:r>
+        <w:rPr>
+          <w:rFonts w:ascii="맑은 고딕" w:cs="맑은 고딕" w:eastAsia="맑은 고딕" w:hAnsi="맑은 고딕"/>
+          <w:color w:val="000000"/>
+          <w:sz w:val="20"/>
+          <w:szCs w:val="20"/>
         </w:rPr>
         <w:t xml:space="preserve">모든 스케줄러는 BaseScheduler를 상속받아 `enqueue(request)`·`dequeue()` 두 메서드를 공통 구현한다. 환경변수(`SCHEDULER_TYPE`)만으로 알고리즘을 전환할 수 있다(예: `SCHEDULER_TYPE=wfq`).</w:t>
       </w:r>
     </w:p>
     <w:p>
       <w:pPr>
-        <w:pStyle w:val="Heading2"/>
-        <w:spacing w:after="160" w:before="240"/>
+        <w:spacing w:after="130" w:before="220" w:line="240"/>
       </w:pPr>
       <w:r>
         <w:rPr>
@@ -2981,21 +2963,21 @@
     </w:p>
     <w:p>
       <w:pPr>
-        <w:spacing w:after="120" w:line="360"/>
-      </w:pPr>
-      <w:r>
-        <w:rPr>
-          <w:rFonts w:ascii="맑은 고딕" w:cs="맑은 고딕" w:eastAsia="맑은 고딕" w:hAnsi="맑은 고딕"/>
-          <w:color w:val="000000"/>
-          <w:sz w:val="22"/>
-          <w:szCs w:val="22"/>
+        <w:spacing w:after="120" w:line="240"/>
+      </w:pPr>
+      <w:r>
+        <w:rPr>
+          <w:rFonts w:ascii="맑은 고딕" w:cs="맑은 고딕" w:eastAsia="맑은 고딕" w:hAnsi="맑은 고딕"/>
+          <w:color w:val="000000"/>
+          <w:sz w:val="20"/>
+          <w:szCs w:val="20"/>
         </w:rPr>
         <w:t xml:space="preserve">FCFS·Priority는 단순하므로 구현이 복잡한 MLFQ와 WFQ를 중심으로 설명한다.</w:t>
       </w:r>
     </w:p>
     <w:p>
       <w:pPr>
-        <w:spacing w:after="120" w:line="360"/>
+        <w:spacing w:after="120" w:line="240"/>
       </w:pPr>
       <w:r>
         <w:rPr>
@@ -3003,8 +2985,8 @@
           <w:b/>
           <w:bCs/>
           <w:color w:val="000000"/>
-          <w:sz w:val="22"/>
-          <w:szCs w:val="22"/>
+          <w:sz w:val="20"/>
+          <w:szCs w:val="20"/>
         </w:rPr>
         <w:t xml:space="preserve">MLFQ 구현.</w:t>
       </w:r>
@@ -3012,15 +2994,15 @@
         <w:rPr>
           <w:rFonts w:ascii="맑은 고딕" w:cs="맑은 고딕" w:eastAsia="맑은 고딕" w:hAnsi="맑은 고딕"/>
           <w:color w:val="000000"/>
-          <w:sz w:val="22"/>
-          <w:szCs w:val="22"/>
+          <w:sz w:val="20"/>
+          <w:szCs w:val="20"/>
         </w:rPr>
         <w:t xml:space="preserve"> OSTEP [3]의 5가지 규칙에 따라 구현하였다 (표 3).</w:t>
       </w:r>
     </w:p>
     <w:p>
       <w:pPr>
-        <w:spacing w:after="80" w:line="360"/>
+        <w:spacing w:after="80" w:line="240"/>
       </w:pPr>
       <w:r>
         <w:rPr>
@@ -3028,8 +3010,8 @@
           <w:b/>
           <w:bCs/>
           <w:color w:val="000000"/>
-          <w:sz w:val="22"/>
-          <w:szCs w:val="22"/>
+          <w:sz w:val="20"/>
+          <w:szCs w:val="20"/>
         </w:rPr>
         <w:t xml:space="preserve">표 3. MLFQ 규칙 및 큐별 시간 할당량</w:t>
       </w:r>
@@ -3076,683 +3058,683 @@
                 <w:b/>
                 <w:bCs/>
                 <w:color w:val="000000"/>
+                <w:sz w:val="18"/>
+                <w:szCs w:val="18"/>
+              </w:rPr>
+              <w:t xml:space="preserve">규칙</w:t>
+            </w:r>
+          </w:p>
+        </w:tc>
+        <w:tc>
+          <w:tcPr>
+            <w:tcW w:type="dxa" w:w="1983"/>
+            <w:tcBorders>
+              <w:top w:val="single" w:color="AAAAAA" w:sz="1"/>
+              <w:left w:val="single" w:color="AAAAAA" w:sz="1"/>
+              <w:bottom w:val="single" w:color="AAAAAA" w:sz="1"/>
+              <w:right w:val="single" w:color="AAAAAA" w:sz="1"/>
+            </w:tcBorders>
+            <w:shd w:fill="D9E2F3" w:val="clear"/>
+            <w:vAlign w:val="center"/>
+          </w:tcPr>
+          <w:p>
+            <w:pPr>
+              <w:spacing w:after="40" w:before="40"/>
+              <w:jc w:val="center"/>
+            </w:pPr>
+            <w:r>
+              <w:rPr>
+                <w:rFonts w:ascii="맑은 고딕" w:cs="맑은 고딕" w:eastAsia="맑은 고딕" w:hAnsi="맑은 고딕"/>
+                <w:b/>
+                <w:bCs/>
+                <w:color w:val="000000"/>
+                <w:sz w:val="18"/>
+                <w:szCs w:val="18"/>
+              </w:rPr>
+              <w:t xml:space="preserve">설명</w:t>
+            </w:r>
+          </w:p>
+        </w:tc>
+        <w:tc>
+          <w:tcPr>
+            <w:tcW w:type="dxa" w:w="1983"/>
+            <w:tcBorders>
+              <w:top w:val="single" w:color="AAAAAA" w:sz="1"/>
+              <w:left w:val="single" w:color="AAAAAA" w:sz="1"/>
+              <w:bottom w:val="single" w:color="AAAAAA" w:sz="1"/>
+              <w:right w:val="single" w:color="AAAAAA" w:sz="1"/>
+            </w:tcBorders>
+            <w:shd w:fill="D9E2F3" w:val="clear"/>
+            <w:vAlign w:val="center"/>
+          </w:tcPr>
+          <w:p>
+            <w:pPr>
+              <w:spacing w:after="40" w:before="40"/>
+              <w:jc w:val="center"/>
+            </w:pPr>
+            <w:r>
+              <w:rPr>
+                <w:rFonts w:ascii="맑은 고딕" w:cs="맑은 고딕" w:eastAsia="맑은 고딕" w:hAnsi="맑은 고딕"/>
+                <w:b/>
+                <w:bCs/>
+                <w:color w:val="000000"/>
+                <w:sz w:val="18"/>
+                <w:szCs w:val="18"/>
+              </w:rPr>
+              <w:t xml:space="preserve">큐</w:t>
+            </w:r>
+          </w:p>
+        </w:tc>
+        <w:tc>
+          <w:tcPr>
+            <w:tcW w:type="dxa" w:w="1983"/>
+            <w:tcBorders>
+              <w:top w:val="single" w:color="AAAAAA" w:sz="1"/>
+              <w:left w:val="single" w:color="AAAAAA" w:sz="1"/>
+              <w:bottom w:val="single" w:color="AAAAAA" w:sz="1"/>
+              <w:right w:val="single" w:color="AAAAAA" w:sz="1"/>
+            </w:tcBorders>
+            <w:shd w:fill="D9E2F3" w:val="clear"/>
+            <w:vAlign w:val="center"/>
+          </w:tcPr>
+          <w:p>
+            <w:pPr>
+              <w:spacing w:after="40" w:before="40"/>
+              <w:jc w:val="center"/>
+            </w:pPr>
+            <w:r>
+              <w:rPr>
+                <w:rFonts w:ascii="맑은 고딕" w:cs="맑은 고딕" w:eastAsia="맑은 고딕" w:hAnsi="맑은 고딕"/>
+                <w:b/>
+                <w:bCs/>
+                <w:color w:val="000000"/>
+                <w:sz w:val="18"/>
+                <w:szCs w:val="18"/>
+              </w:rPr>
+              <w:t xml:space="preserve">시간 할당량</w:t>
+            </w:r>
+          </w:p>
+        </w:tc>
+      </w:tr>
+      <w:tr>
+        <w:tc>
+          <w:tcPr>
+            <w:tcW w:type="dxa" w:w="1983"/>
+            <w:tcBorders>
+              <w:top w:val="single" w:color="AAAAAA" w:sz="1"/>
+              <w:left w:val="single" w:color="AAAAAA" w:sz="1"/>
+              <w:bottom w:val="single" w:color="AAAAAA" w:sz="1"/>
+              <w:right w:val="single" w:color="AAAAAA" w:sz="1"/>
+            </w:tcBorders>
+            <w:vAlign w:val="center"/>
+          </w:tcPr>
+          <w:p>
+            <w:pPr>
+              <w:spacing w:after="40" w:before="40"/>
+              <w:jc w:val="left"/>
+            </w:pPr>
+            <w:r>
+              <w:rPr>
+                <w:rFonts w:ascii="맑은 고딕" w:cs="맑은 고딕" w:eastAsia="맑은 고딕" w:hAnsi="맑은 고딕"/>
+                <w:b w:val="false"/>
+                <w:bCs w:val="false"/>
+                <w:color w:val="000000"/>
+                <w:sz w:val="18"/>
+                <w:szCs w:val="18"/>
+              </w:rPr>
+              <w:t xml:space="preserve">Rule 1</w:t>
+            </w:r>
+          </w:p>
+        </w:tc>
+        <w:tc>
+          <w:tcPr>
+            <w:tcW w:type="dxa" w:w="1983"/>
+            <w:tcBorders>
+              <w:top w:val="single" w:color="AAAAAA" w:sz="1"/>
+              <w:left w:val="single" w:color="AAAAAA" w:sz="1"/>
+              <w:bottom w:val="single" w:color="AAAAAA" w:sz="1"/>
+              <w:right w:val="single" w:color="AAAAAA" w:sz="1"/>
+            </w:tcBorders>
+            <w:vAlign w:val="center"/>
+          </w:tcPr>
+          <w:p>
+            <w:pPr>
+              <w:spacing w:after="40" w:before="40"/>
+              <w:jc w:val="left"/>
+            </w:pPr>
+            <w:r>
+              <w:rPr>
+                <w:rFonts w:ascii="맑은 고딕" w:cs="맑은 고딕" w:eastAsia="맑은 고딕" w:hAnsi="맑은 고딕"/>
+                <w:b w:val="false"/>
+                <w:bCs w:val="false"/>
+                <w:color w:val="000000"/>
+                <w:sz w:val="18"/>
+                <w:szCs w:val="18"/>
+              </w:rPr>
+              <w:t xml:space="preserve">높은 큐가 낮은 큐보다 먼저 처리</w:t>
+            </w:r>
+          </w:p>
+        </w:tc>
+        <w:tc>
+          <w:tcPr>
+            <w:tcW w:type="dxa" w:w="1983"/>
+            <w:tcBorders>
+              <w:top w:val="single" w:color="AAAAAA" w:sz="1"/>
+              <w:left w:val="single" w:color="AAAAAA" w:sz="1"/>
+              <w:bottom w:val="single" w:color="AAAAAA" w:sz="1"/>
+              <w:right w:val="single" w:color="AAAAAA" w:sz="1"/>
+            </w:tcBorders>
+            <w:vAlign w:val="center"/>
+          </w:tcPr>
+          <w:p>
+            <w:pPr>
+              <w:spacing w:after="40" w:before="40"/>
+              <w:jc w:val="left"/>
+            </w:pPr>
+            <w:r>
+              <w:rPr>
+                <w:rFonts w:ascii="맑은 고딕" w:cs="맑은 고딕" w:eastAsia="맑은 고딕" w:hAnsi="맑은 고딕"/>
+                <w:b w:val="false"/>
+                <w:bCs w:val="false"/>
+                <w:color w:val="000000"/>
+                <w:sz w:val="18"/>
+                <w:szCs w:val="18"/>
+              </w:rPr>
+              <w:t xml:space="preserve">Q0</w:t>
+            </w:r>
+          </w:p>
+        </w:tc>
+        <w:tc>
+          <w:tcPr>
+            <w:tcW w:type="dxa" w:w="1983"/>
+            <w:tcBorders>
+              <w:top w:val="single" w:color="AAAAAA" w:sz="1"/>
+              <w:left w:val="single" w:color="AAAAAA" w:sz="1"/>
+              <w:bottom w:val="single" w:color="AAAAAA" w:sz="1"/>
+              <w:right w:val="single" w:color="AAAAAA" w:sz="1"/>
+            </w:tcBorders>
+            <w:vAlign w:val="center"/>
+          </w:tcPr>
+          <w:p>
+            <w:pPr>
+              <w:spacing w:after="40" w:before="40"/>
+              <w:jc w:val="left"/>
+            </w:pPr>
+            <w:r>
+              <w:rPr>
+                <w:rFonts w:ascii="맑은 고딕" w:cs="맑은 고딕" w:eastAsia="맑은 고딕" w:hAnsi="맑은 고딕"/>
+                <w:b w:val="false"/>
+                <w:bCs w:val="false"/>
+                <w:color w:val="000000"/>
+                <w:sz w:val="18"/>
+                <w:szCs w:val="18"/>
+              </w:rPr>
+              <w:t xml:space="preserve">1,000ms</w:t>
+            </w:r>
+          </w:p>
+        </w:tc>
+      </w:tr>
+      <w:tr>
+        <w:tc>
+          <w:tcPr>
+            <w:tcW w:type="dxa" w:w="1983"/>
+            <w:tcBorders>
+              <w:top w:val="single" w:color="AAAAAA" w:sz="1"/>
+              <w:left w:val="single" w:color="AAAAAA" w:sz="1"/>
+              <w:bottom w:val="single" w:color="AAAAAA" w:sz="1"/>
+              <w:right w:val="single" w:color="AAAAAA" w:sz="1"/>
+            </w:tcBorders>
+            <w:vAlign w:val="center"/>
+          </w:tcPr>
+          <w:p>
+            <w:pPr>
+              <w:spacing w:after="40" w:before="40"/>
+              <w:jc w:val="left"/>
+            </w:pPr>
+            <w:r>
+              <w:rPr>
+                <w:rFonts w:ascii="맑은 고딕" w:cs="맑은 고딕" w:eastAsia="맑은 고딕" w:hAnsi="맑은 고딕"/>
+                <w:b w:val="false"/>
+                <w:bCs w:val="false"/>
+                <w:color w:val="000000"/>
+                <w:sz w:val="18"/>
+                <w:szCs w:val="18"/>
+              </w:rPr>
+              <w:t xml:space="preserve">Rule 2</w:t>
+            </w:r>
+          </w:p>
+        </w:tc>
+        <w:tc>
+          <w:tcPr>
+            <w:tcW w:type="dxa" w:w="1983"/>
+            <w:tcBorders>
+              <w:top w:val="single" w:color="AAAAAA" w:sz="1"/>
+              <w:left w:val="single" w:color="AAAAAA" w:sz="1"/>
+              <w:bottom w:val="single" w:color="AAAAAA" w:sz="1"/>
+              <w:right w:val="single" w:color="AAAAAA" w:sz="1"/>
+            </w:tcBorders>
+            <w:vAlign w:val="center"/>
+          </w:tcPr>
+          <w:p>
+            <w:pPr>
+              <w:spacing w:after="40" w:before="40"/>
+              <w:jc w:val="left"/>
+            </w:pPr>
+            <w:r>
+              <w:rPr>
+                <w:rFonts w:ascii="맑은 고딕" w:cs="맑은 고딕" w:eastAsia="맑은 고딕" w:hAnsi="맑은 고딕"/>
+                <w:b w:val="false"/>
+                <w:bCs w:val="false"/>
+                <w:color w:val="000000"/>
+                <w:sz w:val="18"/>
+                <w:szCs w:val="18"/>
+              </w:rPr>
+              <w:t xml:space="preserve">같은 큐 안에서는 도착 순서대로</w:t>
+            </w:r>
+          </w:p>
+        </w:tc>
+        <w:tc>
+          <w:tcPr>
+            <w:tcW w:type="dxa" w:w="1983"/>
+            <w:tcBorders>
+              <w:top w:val="single" w:color="AAAAAA" w:sz="1"/>
+              <w:left w:val="single" w:color="AAAAAA" w:sz="1"/>
+              <w:bottom w:val="single" w:color="AAAAAA" w:sz="1"/>
+              <w:right w:val="single" w:color="AAAAAA" w:sz="1"/>
+            </w:tcBorders>
+            <w:vAlign w:val="center"/>
+          </w:tcPr>
+          <w:p>
+            <w:pPr>
+              <w:spacing w:after="40" w:before="40"/>
+              <w:jc w:val="left"/>
+            </w:pPr>
+            <w:r>
+              <w:rPr>
+                <w:rFonts w:ascii="맑은 고딕" w:cs="맑은 고딕" w:eastAsia="맑은 고딕" w:hAnsi="맑은 고딕"/>
+                <w:b w:val="false"/>
+                <w:bCs w:val="false"/>
+                <w:color w:val="000000"/>
+                <w:sz w:val="18"/>
+                <w:szCs w:val="18"/>
+              </w:rPr>
+              <w:t xml:space="preserve">Q1</w:t>
+            </w:r>
+          </w:p>
+        </w:tc>
+        <w:tc>
+          <w:tcPr>
+            <w:tcW w:type="dxa" w:w="1983"/>
+            <w:tcBorders>
+              <w:top w:val="single" w:color="AAAAAA" w:sz="1"/>
+              <w:left w:val="single" w:color="AAAAAA" w:sz="1"/>
+              <w:bottom w:val="single" w:color="AAAAAA" w:sz="1"/>
+              <w:right w:val="single" w:color="AAAAAA" w:sz="1"/>
+            </w:tcBorders>
+            <w:vAlign w:val="center"/>
+          </w:tcPr>
+          <w:p>
+            <w:pPr>
+              <w:spacing w:after="40" w:before="40"/>
+              <w:jc w:val="left"/>
+            </w:pPr>
+            <w:r>
+              <w:rPr>
+                <w:rFonts w:ascii="맑은 고딕" w:cs="맑은 고딕" w:eastAsia="맑은 고딕" w:hAnsi="맑은 고딕"/>
+                <w:b w:val="false"/>
+                <w:bCs w:val="false"/>
+                <w:color w:val="000000"/>
+                <w:sz w:val="18"/>
+                <w:szCs w:val="18"/>
+              </w:rPr>
+              <w:t xml:space="preserve">3,000ms</w:t>
+            </w:r>
+          </w:p>
+        </w:tc>
+      </w:tr>
+      <w:tr>
+        <w:tc>
+          <w:tcPr>
+            <w:tcW w:type="dxa" w:w="1983"/>
+            <w:tcBorders>
+              <w:top w:val="single" w:color="AAAAAA" w:sz="1"/>
+              <w:left w:val="single" w:color="AAAAAA" w:sz="1"/>
+              <w:bottom w:val="single" w:color="AAAAAA" w:sz="1"/>
+              <w:right w:val="single" w:color="AAAAAA" w:sz="1"/>
+            </w:tcBorders>
+            <w:vAlign w:val="center"/>
+          </w:tcPr>
+          <w:p>
+            <w:pPr>
+              <w:spacing w:after="40" w:before="40"/>
+              <w:jc w:val="left"/>
+            </w:pPr>
+            <w:r>
+              <w:rPr>
+                <w:rFonts w:ascii="맑은 고딕" w:cs="맑은 고딕" w:eastAsia="맑은 고딕" w:hAnsi="맑은 고딕"/>
+                <w:b w:val="false"/>
+                <w:bCs w:val="false"/>
+                <w:color w:val="000000"/>
+                <w:sz w:val="18"/>
+                <w:szCs w:val="18"/>
+              </w:rPr>
+              <w:t xml:space="preserve">Rule 3</w:t>
+            </w:r>
+          </w:p>
+        </w:tc>
+        <w:tc>
+          <w:tcPr>
+            <w:tcW w:type="dxa" w:w="1983"/>
+            <w:tcBorders>
+              <w:top w:val="single" w:color="AAAAAA" w:sz="1"/>
+              <w:left w:val="single" w:color="AAAAAA" w:sz="1"/>
+              <w:bottom w:val="single" w:color="AAAAAA" w:sz="1"/>
+              <w:right w:val="single" w:color="AAAAAA" w:sz="1"/>
+            </w:tcBorders>
+            <w:vAlign w:val="center"/>
+          </w:tcPr>
+          <w:p>
+            <w:pPr>
+              <w:spacing w:after="40" w:before="40"/>
+              <w:jc w:val="left"/>
+            </w:pPr>
+            <w:r>
+              <w:rPr>
+                <w:rFonts w:ascii="맑은 고딕" w:cs="맑은 고딕" w:eastAsia="맑은 고딕" w:hAnsi="맑은 고딕"/>
+                <w:b w:val="false"/>
+                <w:bCs w:val="false"/>
+                <w:color w:val="000000"/>
+                <w:sz w:val="18"/>
+                <w:szCs w:val="18"/>
+              </w:rPr>
+              <w:t xml:space="preserve">새 요청은 Q0로 삽입</w:t>
+            </w:r>
+          </w:p>
+        </w:tc>
+        <w:tc>
+          <w:tcPr>
+            <w:tcW w:type="dxa" w:w="1983"/>
+            <w:tcBorders>
+              <w:top w:val="single" w:color="AAAAAA" w:sz="1"/>
+              <w:left w:val="single" w:color="AAAAAA" w:sz="1"/>
+              <w:bottom w:val="single" w:color="AAAAAA" w:sz="1"/>
+              <w:right w:val="single" w:color="AAAAAA" w:sz="1"/>
+            </w:tcBorders>
+            <w:vAlign w:val="center"/>
+          </w:tcPr>
+          <w:p>
+            <w:pPr>
+              <w:spacing w:after="40" w:before="40"/>
+              <w:jc w:val="left"/>
+            </w:pPr>
+            <w:r>
+              <w:rPr>
+                <w:rFonts w:ascii="맑은 고딕" w:cs="맑은 고딕" w:eastAsia="맑은 고딕" w:hAnsi="맑은 고딕"/>
+                <w:b w:val="false"/>
+                <w:bCs w:val="false"/>
+                <w:color w:val="000000"/>
+                <w:sz w:val="18"/>
+                <w:szCs w:val="18"/>
+              </w:rPr>
+              <w:t xml:space="preserve">Q2</w:t>
+            </w:r>
+          </w:p>
+        </w:tc>
+        <w:tc>
+          <w:tcPr>
+            <w:tcW w:type="dxa" w:w="1983"/>
+            <w:tcBorders>
+              <w:top w:val="single" w:color="AAAAAA" w:sz="1"/>
+              <w:left w:val="single" w:color="AAAAAA" w:sz="1"/>
+              <w:bottom w:val="single" w:color="AAAAAA" w:sz="1"/>
+              <w:right w:val="single" w:color="AAAAAA" w:sz="1"/>
+            </w:tcBorders>
+            <w:vAlign w:val="center"/>
+          </w:tcPr>
+          <w:p>
+            <w:pPr>
+              <w:spacing w:after="40" w:before="40"/>
+              <w:jc w:val="left"/>
+            </w:pPr>
+            <w:r>
+              <w:rPr>
+                <w:rFonts w:ascii="맑은 고딕" w:cs="맑은 고딕" w:eastAsia="맑은 고딕" w:hAnsi="맑은 고딕"/>
+                <w:b w:val="false"/>
+                <w:bCs w:val="false"/>
+                <w:color w:val="000000"/>
+                <w:sz w:val="18"/>
+                <w:szCs w:val="18"/>
+              </w:rPr>
+              <w:t xml:space="preserve">8,000ms</w:t>
+            </w:r>
+          </w:p>
+        </w:tc>
+      </w:tr>
+      <w:tr>
+        <w:tc>
+          <w:tcPr>
+            <w:tcW w:type="dxa" w:w="1983"/>
+            <w:tcBorders>
+              <w:top w:val="single" w:color="AAAAAA" w:sz="1"/>
+              <w:left w:val="single" w:color="AAAAAA" w:sz="1"/>
+              <w:bottom w:val="single" w:color="AAAAAA" w:sz="1"/>
+              <w:right w:val="single" w:color="AAAAAA" w:sz="1"/>
+            </w:tcBorders>
+            <w:vAlign w:val="center"/>
+          </w:tcPr>
+          <w:p>
+            <w:pPr>
+              <w:spacing w:after="40" w:before="40"/>
+              <w:jc w:val="left"/>
+            </w:pPr>
+            <w:r>
+              <w:rPr>
+                <w:rFonts w:ascii="맑은 고딕" w:cs="맑은 고딕" w:eastAsia="맑은 고딕" w:hAnsi="맑은 고딕"/>
+                <w:b w:val="false"/>
+                <w:bCs w:val="false"/>
+                <w:color w:val="000000"/>
+                <w:sz w:val="18"/>
+                <w:szCs w:val="18"/>
+              </w:rPr>
+              <w:t xml:space="preserve">Rule 4</w:t>
+            </w:r>
+          </w:p>
+        </w:tc>
+        <w:tc>
+          <w:tcPr>
+            <w:tcW w:type="dxa" w:w="1983"/>
+            <w:tcBorders>
+              <w:top w:val="single" w:color="AAAAAA" w:sz="1"/>
+              <w:left w:val="single" w:color="AAAAAA" w:sz="1"/>
+              <w:bottom w:val="single" w:color="AAAAAA" w:sz="1"/>
+              <w:right w:val="single" w:color="AAAAAA" w:sz="1"/>
+            </w:tcBorders>
+            <w:vAlign w:val="center"/>
+          </w:tcPr>
+          <w:p>
+            <w:pPr>
+              <w:spacing w:after="40" w:before="40"/>
+              <w:jc w:val="left"/>
+            </w:pPr>
+            <w:r>
+              <w:rPr>
+                <w:rFonts w:ascii="맑은 고딕" w:cs="맑은 고딕" w:eastAsia="맑은 고딕" w:hAnsi="맑은 고딕"/>
+                <w:b w:val="false"/>
+                <w:bCs w:val="false"/>
+                <w:color w:val="000000"/>
+                <w:sz w:val="18"/>
+                <w:szCs w:val="18"/>
+              </w:rPr>
+              <w:t xml:space="preserve">할당량 소진 시 하위 큐로</w:t>
+            </w:r>
+          </w:p>
+        </w:tc>
+        <w:tc>
+          <w:tcPr>
+            <w:tcW w:type="dxa" w:w="1983"/>
+            <w:tcBorders>
+              <w:top w:val="single" w:color="AAAAAA" w:sz="1"/>
+              <w:left w:val="single" w:color="AAAAAA" w:sz="1"/>
+              <w:bottom w:val="single" w:color="AAAAAA" w:sz="1"/>
+              <w:right w:val="single" w:color="AAAAAA" w:sz="1"/>
+            </w:tcBorders>
+            <w:vAlign w:val="center"/>
+          </w:tcPr>
+          <w:p>
+            <w:pPr>
+              <w:spacing w:after="40" w:before="40"/>
+              <w:jc w:val="left"/>
+            </w:pPr>
+            <w:r>
+              <w:rPr>
+                <w:rFonts w:ascii="맑은 고딕" w:cs="맑은 고딕" w:eastAsia="맑은 고딕" w:hAnsi="맑은 고딕"/>
+                <w:b w:val="false"/>
+                <w:bCs w:val="false"/>
+                <w:color w:val="000000"/>
+                <w:sz w:val="18"/>
+                <w:szCs w:val="18"/>
+              </w:rPr>
+              <w:t xml:space="preserve">Q3</w:t>
+            </w:r>
+          </w:p>
+        </w:tc>
+        <w:tc>
+          <w:tcPr>
+            <w:tcW w:type="dxa" w:w="1983"/>
+            <w:tcBorders>
+              <w:top w:val="single" w:color="AAAAAA" w:sz="1"/>
+              <w:left w:val="single" w:color="AAAAAA" w:sz="1"/>
+              <w:bottom w:val="single" w:color="AAAAAA" w:sz="1"/>
+              <w:right w:val="single" w:color="AAAAAA" w:sz="1"/>
+            </w:tcBorders>
+            <w:vAlign w:val="center"/>
+          </w:tcPr>
+          <w:p>
+            <w:pPr>
+              <w:spacing w:after="40" w:before="40"/>
+              <w:jc w:val="left"/>
+            </w:pPr>
+            <w:r>
+              <w:rPr>
+                <w:rFonts w:ascii="맑은 고딕" w:cs="맑은 고딕" w:eastAsia="맑은 고딕" w:hAnsi="맑은 고딕"/>
+                <w:b w:val="false"/>
+                <w:bCs w:val="false"/>
+                <w:color w:val="000000"/>
+                <w:sz w:val="18"/>
+                <w:szCs w:val="18"/>
+              </w:rPr>
+              <w:t xml:space="preserve">무제한</w:t>
+            </w:r>
+          </w:p>
+        </w:tc>
+      </w:tr>
+      <w:tr>
+        <w:tc>
+          <w:tcPr>
+            <w:tcW w:type="dxa" w:w="1983"/>
+            <w:tcBorders>
+              <w:top w:val="single" w:color="AAAAAA" w:sz="1"/>
+              <w:left w:val="single" w:color="AAAAAA" w:sz="1"/>
+              <w:bottom w:val="single" w:color="AAAAAA" w:sz="1"/>
+              <w:right w:val="single" w:color="AAAAAA" w:sz="1"/>
+            </w:tcBorders>
+            <w:vAlign w:val="center"/>
+          </w:tcPr>
+          <w:p>
+            <w:pPr>
+              <w:spacing w:after="40" w:before="40"/>
+              <w:jc w:val="left"/>
+            </w:pPr>
+            <w:r>
+              <w:rPr>
+                <w:rFonts w:ascii="맑은 고딕" w:cs="맑은 고딕" w:eastAsia="맑은 고딕" w:hAnsi="맑은 고딕"/>
+                <w:b w:val="false"/>
+                <w:bCs w:val="false"/>
+                <w:color w:val="000000"/>
+                <w:sz w:val="18"/>
+                <w:szCs w:val="18"/>
+              </w:rPr>
+              <w:t xml:space="preserve">Rule 5</w:t>
+            </w:r>
+          </w:p>
+        </w:tc>
+        <w:tc>
+          <w:tcPr>
+            <w:tcW w:type="dxa" w:w="1983"/>
+            <w:tcBorders>
+              <w:top w:val="single" w:color="AAAAAA" w:sz="1"/>
+              <w:left w:val="single" w:color="AAAAAA" w:sz="1"/>
+              <w:bottom w:val="single" w:color="AAAAAA" w:sz="1"/>
+              <w:right w:val="single" w:color="AAAAAA" w:sz="1"/>
+            </w:tcBorders>
+            <w:vAlign w:val="center"/>
+          </w:tcPr>
+          <w:p>
+            <w:pPr>
+              <w:spacing w:after="40" w:before="40"/>
+              <w:jc w:val="left"/>
+            </w:pPr>
+            <w:r>
+              <w:rPr>
+                <w:rFonts w:ascii="맑은 고딕" w:cs="맑은 고딕" w:eastAsia="맑은 고딕" w:hAnsi="맑은 고딕"/>
+                <w:b w:val="false"/>
+                <w:bCs w:val="false"/>
+                <w:color w:val="000000"/>
+                <w:sz w:val="18"/>
+                <w:szCs w:val="18"/>
+              </w:rPr>
+              <w:t xml:space="preserve">일정 주기로 모두 Q0로 부스팅</w:t>
+            </w:r>
+          </w:p>
+        </w:tc>
+        <w:tc>
+          <w:tcPr>
+            <w:tcW w:type="dxa" w:w="1983"/>
+            <w:tcBorders>
+              <w:top w:val="single" w:color="AAAAAA" w:sz="1"/>
+              <w:left w:val="single" w:color="AAAAAA" w:sz="1"/>
+              <w:bottom w:val="single" w:color="AAAAAA" w:sz="1"/>
+              <w:right w:val="single" w:color="AAAAAA" w:sz="1"/>
+            </w:tcBorders>
+            <w:vAlign w:val="center"/>
+          </w:tcPr>
+          <w:p>
+            <w:pPr>
+              <w:spacing w:after="40" w:before="40"/>
+              <w:jc w:val="left"/>
+            </w:pPr>
+            <w:r>
+              <w:rPr>
+                <w:rFonts w:ascii="맑은 고딕" w:cs="맑은 고딕" w:eastAsia="맑은 고딕" w:hAnsi="맑은 고딕"/>
                 <w:sz w:val="20"/>
                 <w:szCs w:val="20"/>
               </w:rPr>
-              <w:t xml:space="preserve">규칙</w:t>
-            </w:r>
-          </w:p>
-        </w:tc>
-        <w:tc>
-          <w:tcPr>
-            <w:tcW w:type="dxa" w:w="1983"/>
-            <w:tcBorders>
-              <w:top w:val="single" w:color="AAAAAA" w:sz="1"/>
-              <w:left w:val="single" w:color="AAAAAA" w:sz="1"/>
-              <w:bottom w:val="single" w:color="AAAAAA" w:sz="1"/>
-              <w:right w:val="single" w:color="AAAAAA" w:sz="1"/>
-            </w:tcBorders>
-            <w:shd w:fill="D9E2F3" w:val="clear"/>
-            <w:vAlign w:val="center"/>
-          </w:tcPr>
-          <w:p>
-            <w:pPr>
-              <w:spacing w:after="40" w:before="40"/>
-              <w:jc w:val="center"/>
-            </w:pPr>
-            <w:r>
-              <w:rPr>
-                <w:rFonts w:ascii="맑은 고딕" w:cs="맑은 고딕" w:eastAsia="맑은 고딕" w:hAnsi="맑은 고딕"/>
-                <w:b/>
-                <w:bCs/>
-                <w:color w:val="000000"/>
+              <w:t xml:space="preserve"/>
+            </w:r>
+          </w:p>
+        </w:tc>
+        <w:tc>
+          <w:tcPr>
+            <w:tcW w:type="dxa" w:w="1983"/>
+            <w:tcBorders>
+              <w:top w:val="single" w:color="AAAAAA" w:sz="1"/>
+              <w:left w:val="single" w:color="AAAAAA" w:sz="1"/>
+              <w:bottom w:val="single" w:color="AAAAAA" w:sz="1"/>
+              <w:right w:val="single" w:color="AAAAAA" w:sz="1"/>
+            </w:tcBorders>
+            <w:vAlign w:val="center"/>
+          </w:tcPr>
+          <w:p>
+            <w:pPr>
+              <w:spacing w:after="40" w:before="40"/>
+              <w:jc w:val="left"/>
+            </w:pPr>
+            <w:r>
+              <w:rPr>
+                <w:rFonts w:ascii="맑은 고딕" w:cs="맑은 고딕" w:eastAsia="맑은 고딕" w:hAnsi="맑은 고딕"/>
                 <w:sz w:val="20"/>
                 <w:szCs w:val="20"/>
               </w:rPr>
-              <w:t xml:space="preserve">설명</w:t>
-            </w:r>
-          </w:p>
-        </w:tc>
-        <w:tc>
-          <w:tcPr>
-            <w:tcW w:type="dxa" w:w="1983"/>
-            <w:tcBorders>
-              <w:top w:val="single" w:color="AAAAAA" w:sz="1"/>
-              <w:left w:val="single" w:color="AAAAAA" w:sz="1"/>
-              <w:bottom w:val="single" w:color="AAAAAA" w:sz="1"/>
-              <w:right w:val="single" w:color="AAAAAA" w:sz="1"/>
-            </w:tcBorders>
-            <w:shd w:fill="D9E2F3" w:val="clear"/>
-            <w:vAlign w:val="center"/>
-          </w:tcPr>
-          <w:p>
-            <w:pPr>
-              <w:spacing w:after="40" w:before="40"/>
-              <w:jc w:val="center"/>
-            </w:pPr>
-            <w:r>
-              <w:rPr>
-                <w:rFonts w:ascii="맑은 고딕" w:cs="맑은 고딕" w:eastAsia="맑은 고딕" w:hAnsi="맑은 고딕"/>
-                <w:b/>
-                <w:bCs/>
-                <w:color w:val="000000"/>
-                <w:sz w:val="20"/>
-                <w:szCs w:val="20"/>
-              </w:rPr>
-              <w:t xml:space="preserve">큐</w:t>
-            </w:r>
-          </w:p>
-        </w:tc>
-        <w:tc>
-          <w:tcPr>
-            <w:tcW w:type="dxa" w:w="1983"/>
-            <w:tcBorders>
-              <w:top w:val="single" w:color="AAAAAA" w:sz="1"/>
-              <w:left w:val="single" w:color="AAAAAA" w:sz="1"/>
-              <w:bottom w:val="single" w:color="AAAAAA" w:sz="1"/>
-              <w:right w:val="single" w:color="AAAAAA" w:sz="1"/>
-            </w:tcBorders>
-            <w:shd w:fill="D9E2F3" w:val="clear"/>
-            <w:vAlign w:val="center"/>
-          </w:tcPr>
-          <w:p>
-            <w:pPr>
-              <w:spacing w:after="40" w:before="40"/>
-              <w:jc w:val="center"/>
-            </w:pPr>
-            <w:r>
-              <w:rPr>
-                <w:rFonts w:ascii="맑은 고딕" w:cs="맑은 고딕" w:eastAsia="맑은 고딕" w:hAnsi="맑은 고딕"/>
-                <w:b/>
-                <w:bCs/>
-                <w:color w:val="000000"/>
-                <w:sz w:val="20"/>
-                <w:szCs w:val="20"/>
-              </w:rPr>
-              <w:t xml:space="preserve">시간 할당량</w:t>
-            </w:r>
-          </w:p>
-        </w:tc>
-      </w:tr>
-      <w:tr>
-        <w:tc>
-          <w:tcPr>
-            <w:tcW w:type="dxa" w:w="1983"/>
-            <w:tcBorders>
-              <w:top w:val="single" w:color="AAAAAA" w:sz="1"/>
-              <w:left w:val="single" w:color="AAAAAA" w:sz="1"/>
-              <w:bottom w:val="single" w:color="AAAAAA" w:sz="1"/>
-              <w:right w:val="single" w:color="AAAAAA" w:sz="1"/>
-            </w:tcBorders>
-            <w:vAlign w:val="center"/>
-          </w:tcPr>
-          <w:p>
-            <w:pPr>
-              <w:spacing w:after="40" w:before="40"/>
-              <w:jc w:val="left"/>
-            </w:pPr>
-            <w:r>
-              <w:rPr>
-                <w:rFonts w:ascii="맑은 고딕" w:cs="맑은 고딕" w:eastAsia="맑은 고딕" w:hAnsi="맑은 고딕"/>
-                <w:b w:val="false"/>
-                <w:bCs w:val="false"/>
-                <w:color w:val="000000"/>
-                <w:sz w:val="20"/>
-                <w:szCs w:val="20"/>
-              </w:rPr>
-              <w:t xml:space="preserve">Rule 1</w:t>
-            </w:r>
-          </w:p>
-        </w:tc>
-        <w:tc>
-          <w:tcPr>
-            <w:tcW w:type="dxa" w:w="1983"/>
-            <w:tcBorders>
-              <w:top w:val="single" w:color="AAAAAA" w:sz="1"/>
-              <w:left w:val="single" w:color="AAAAAA" w:sz="1"/>
-              <w:bottom w:val="single" w:color="AAAAAA" w:sz="1"/>
-              <w:right w:val="single" w:color="AAAAAA" w:sz="1"/>
-            </w:tcBorders>
-            <w:vAlign w:val="center"/>
-          </w:tcPr>
-          <w:p>
-            <w:pPr>
-              <w:spacing w:after="40" w:before="40"/>
-              <w:jc w:val="left"/>
-            </w:pPr>
-            <w:r>
-              <w:rPr>
-                <w:rFonts w:ascii="맑은 고딕" w:cs="맑은 고딕" w:eastAsia="맑은 고딕" w:hAnsi="맑은 고딕"/>
-                <w:b w:val="false"/>
-                <w:bCs w:val="false"/>
-                <w:color w:val="000000"/>
-                <w:sz w:val="20"/>
-                <w:szCs w:val="20"/>
-              </w:rPr>
-              <w:t xml:space="preserve">높은 큐가 낮은 큐보다 먼저 처리</w:t>
-            </w:r>
-          </w:p>
-        </w:tc>
-        <w:tc>
-          <w:tcPr>
-            <w:tcW w:type="dxa" w:w="1983"/>
-            <w:tcBorders>
-              <w:top w:val="single" w:color="AAAAAA" w:sz="1"/>
-              <w:left w:val="single" w:color="AAAAAA" w:sz="1"/>
-              <w:bottom w:val="single" w:color="AAAAAA" w:sz="1"/>
-              <w:right w:val="single" w:color="AAAAAA" w:sz="1"/>
-            </w:tcBorders>
-            <w:vAlign w:val="center"/>
-          </w:tcPr>
-          <w:p>
-            <w:pPr>
-              <w:spacing w:after="40" w:before="40"/>
-              <w:jc w:val="left"/>
-            </w:pPr>
-            <w:r>
-              <w:rPr>
-                <w:rFonts w:ascii="맑은 고딕" w:cs="맑은 고딕" w:eastAsia="맑은 고딕" w:hAnsi="맑은 고딕"/>
-                <w:b w:val="false"/>
-                <w:bCs w:val="false"/>
-                <w:color w:val="000000"/>
-                <w:sz w:val="20"/>
-                <w:szCs w:val="20"/>
-              </w:rPr>
-              <w:t xml:space="preserve">Q0</w:t>
-            </w:r>
-          </w:p>
-        </w:tc>
-        <w:tc>
-          <w:tcPr>
-            <w:tcW w:type="dxa" w:w="1983"/>
-            <w:tcBorders>
-              <w:top w:val="single" w:color="AAAAAA" w:sz="1"/>
-              <w:left w:val="single" w:color="AAAAAA" w:sz="1"/>
-              <w:bottom w:val="single" w:color="AAAAAA" w:sz="1"/>
-              <w:right w:val="single" w:color="AAAAAA" w:sz="1"/>
-            </w:tcBorders>
-            <w:vAlign w:val="center"/>
-          </w:tcPr>
-          <w:p>
-            <w:pPr>
-              <w:spacing w:after="40" w:before="40"/>
-              <w:jc w:val="left"/>
-            </w:pPr>
-            <w:r>
-              <w:rPr>
-                <w:rFonts w:ascii="맑은 고딕" w:cs="맑은 고딕" w:eastAsia="맑은 고딕" w:hAnsi="맑은 고딕"/>
-                <w:b w:val="false"/>
-                <w:bCs w:val="false"/>
-                <w:color w:val="000000"/>
-                <w:sz w:val="20"/>
-                <w:szCs w:val="20"/>
-              </w:rPr>
-              <w:t xml:space="preserve">1,000ms</w:t>
-            </w:r>
-          </w:p>
-        </w:tc>
-      </w:tr>
-      <w:tr>
-        <w:tc>
-          <w:tcPr>
-            <w:tcW w:type="dxa" w:w="1983"/>
-            <w:tcBorders>
-              <w:top w:val="single" w:color="AAAAAA" w:sz="1"/>
-              <w:left w:val="single" w:color="AAAAAA" w:sz="1"/>
-              <w:bottom w:val="single" w:color="AAAAAA" w:sz="1"/>
-              <w:right w:val="single" w:color="AAAAAA" w:sz="1"/>
-            </w:tcBorders>
-            <w:vAlign w:val="center"/>
-          </w:tcPr>
-          <w:p>
-            <w:pPr>
-              <w:spacing w:after="40" w:before="40"/>
-              <w:jc w:val="left"/>
-            </w:pPr>
-            <w:r>
-              <w:rPr>
-                <w:rFonts w:ascii="맑은 고딕" w:cs="맑은 고딕" w:eastAsia="맑은 고딕" w:hAnsi="맑은 고딕"/>
-                <w:b w:val="false"/>
-                <w:bCs w:val="false"/>
-                <w:color w:val="000000"/>
-                <w:sz w:val="20"/>
-                <w:szCs w:val="20"/>
-              </w:rPr>
-              <w:t xml:space="preserve">Rule 2</w:t>
-            </w:r>
-          </w:p>
-        </w:tc>
-        <w:tc>
-          <w:tcPr>
-            <w:tcW w:type="dxa" w:w="1983"/>
-            <w:tcBorders>
-              <w:top w:val="single" w:color="AAAAAA" w:sz="1"/>
-              <w:left w:val="single" w:color="AAAAAA" w:sz="1"/>
-              <w:bottom w:val="single" w:color="AAAAAA" w:sz="1"/>
-              <w:right w:val="single" w:color="AAAAAA" w:sz="1"/>
-            </w:tcBorders>
-            <w:vAlign w:val="center"/>
-          </w:tcPr>
-          <w:p>
-            <w:pPr>
-              <w:spacing w:after="40" w:before="40"/>
-              <w:jc w:val="left"/>
-            </w:pPr>
-            <w:r>
-              <w:rPr>
-                <w:rFonts w:ascii="맑은 고딕" w:cs="맑은 고딕" w:eastAsia="맑은 고딕" w:hAnsi="맑은 고딕"/>
-                <w:b w:val="false"/>
-                <w:bCs w:val="false"/>
-                <w:color w:val="000000"/>
-                <w:sz w:val="20"/>
-                <w:szCs w:val="20"/>
-              </w:rPr>
-              <w:t xml:space="preserve">같은 큐 안에서는 도착 순서대로</w:t>
-            </w:r>
-          </w:p>
-        </w:tc>
-        <w:tc>
-          <w:tcPr>
-            <w:tcW w:type="dxa" w:w="1983"/>
-            <w:tcBorders>
-              <w:top w:val="single" w:color="AAAAAA" w:sz="1"/>
-              <w:left w:val="single" w:color="AAAAAA" w:sz="1"/>
-              <w:bottom w:val="single" w:color="AAAAAA" w:sz="1"/>
-              <w:right w:val="single" w:color="AAAAAA" w:sz="1"/>
-            </w:tcBorders>
-            <w:vAlign w:val="center"/>
-          </w:tcPr>
-          <w:p>
-            <w:pPr>
-              <w:spacing w:after="40" w:before="40"/>
-              <w:jc w:val="left"/>
-            </w:pPr>
-            <w:r>
-              <w:rPr>
-                <w:rFonts w:ascii="맑은 고딕" w:cs="맑은 고딕" w:eastAsia="맑은 고딕" w:hAnsi="맑은 고딕"/>
-                <w:b w:val="false"/>
-                <w:bCs w:val="false"/>
-                <w:color w:val="000000"/>
-                <w:sz w:val="20"/>
-                <w:szCs w:val="20"/>
-              </w:rPr>
-              <w:t xml:space="preserve">Q1</w:t>
-            </w:r>
-          </w:p>
-        </w:tc>
-        <w:tc>
-          <w:tcPr>
-            <w:tcW w:type="dxa" w:w="1983"/>
-            <w:tcBorders>
-              <w:top w:val="single" w:color="AAAAAA" w:sz="1"/>
-              <w:left w:val="single" w:color="AAAAAA" w:sz="1"/>
-              <w:bottom w:val="single" w:color="AAAAAA" w:sz="1"/>
-              <w:right w:val="single" w:color="AAAAAA" w:sz="1"/>
-            </w:tcBorders>
-            <w:vAlign w:val="center"/>
-          </w:tcPr>
-          <w:p>
-            <w:pPr>
-              <w:spacing w:after="40" w:before="40"/>
-              <w:jc w:val="left"/>
-            </w:pPr>
-            <w:r>
-              <w:rPr>
-                <w:rFonts w:ascii="맑은 고딕" w:cs="맑은 고딕" w:eastAsia="맑은 고딕" w:hAnsi="맑은 고딕"/>
-                <w:b w:val="false"/>
-                <w:bCs w:val="false"/>
-                <w:color w:val="000000"/>
-                <w:sz w:val="20"/>
-                <w:szCs w:val="20"/>
-              </w:rPr>
-              <w:t xml:space="preserve">3,000ms</w:t>
-            </w:r>
-          </w:p>
-        </w:tc>
-      </w:tr>
-      <w:tr>
-        <w:tc>
-          <w:tcPr>
-            <w:tcW w:type="dxa" w:w="1983"/>
-            <w:tcBorders>
-              <w:top w:val="single" w:color="AAAAAA" w:sz="1"/>
-              <w:left w:val="single" w:color="AAAAAA" w:sz="1"/>
-              <w:bottom w:val="single" w:color="AAAAAA" w:sz="1"/>
-              <w:right w:val="single" w:color="AAAAAA" w:sz="1"/>
-            </w:tcBorders>
-            <w:vAlign w:val="center"/>
-          </w:tcPr>
-          <w:p>
-            <w:pPr>
-              <w:spacing w:after="40" w:before="40"/>
-              <w:jc w:val="left"/>
-            </w:pPr>
-            <w:r>
-              <w:rPr>
-                <w:rFonts w:ascii="맑은 고딕" w:cs="맑은 고딕" w:eastAsia="맑은 고딕" w:hAnsi="맑은 고딕"/>
-                <w:b w:val="false"/>
-                <w:bCs w:val="false"/>
-                <w:color w:val="000000"/>
-                <w:sz w:val="20"/>
-                <w:szCs w:val="20"/>
-              </w:rPr>
-              <w:t xml:space="preserve">Rule 3</w:t>
-            </w:r>
-          </w:p>
-        </w:tc>
-        <w:tc>
-          <w:tcPr>
-            <w:tcW w:type="dxa" w:w="1983"/>
-            <w:tcBorders>
-              <w:top w:val="single" w:color="AAAAAA" w:sz="1"/>
-              <w:left w:val="single" w:color="AAAAAA" w:sz="1"/>
-              <w:bottom w:val="single" w:color="AAAAAA" w:sz="1"/>
-              <w:right w:val="single" w:color="AAAAAA" w:sz="1"/>
-            </w:tcBorders>
-            <w:vAlign w:val="center"/>
-          </w:tcPr>
-          <w:p>
-            <w:pPr>
-              <w:spacing w:after="40" w:before="40"/>
-              <w:jc w:val="left"/>
-            </w:pPr>
-            <w:r>
-              <w:rPr>
-                <w:rFonts w:ascii="맑은 고딕" w:cs="맑은 고딕" w:eastAsia="맑은 고딕" w:hAnsi="맑은 고딕"/>
-                <w:b w:val="false"/>
-                <w:bCs w:val="false"/>
-                <w:color w:val="000000"/>
-                <w:sz w:val="20"/>
-                <w:szCs w:val="20"/>
-              </w:rPr>
-              <w:t xml:space="preserve">새 요청은 Q0로 삽입</w:t>
-            </w:r>
-          </w:p>
-        </w:tc>
-        <w:tc>
-          <w:tcPr>
-            <w:tcW w:type="dxa" w:w="1983"/>
-            <w:tcBorders>
-              <w:top w:val="single" w:color="AAAAAA" w:sz="1"/>
-              <w:left w:val="single" w:color="AAAAAA" w:sz="1"/>
-              <w:bottom w:val="single" w:color="AAAAAA" w:sz="1"/>
-              <w:right w:val="single" w:color="AAAAAA" w:sz="1"/>
-            </w:tcBorders>
-            <w:vAlign w:val="center"/>
-          </w:tcPr>
-          <w:p>
-            <w:pPr>
-              <w:spacing w:after="40" w:before="40"/>
-              <w:jc w:val="left"/>
-            </w:pPr>
-            <w:r>
-              <w:rPr>
-                <w:rFonts w:ascii="맑은 고딕" w:cs="맑은 고딕" w:eastAsia="맑은 고딕" w:hAnsi="맑은 고딕"/>
-                <w:b w:val="false"/>
-                <w:bCs w:val="false"/>
-                <w:color w:val="000000"/>
-                <w:sz w:val="20"/>
-                <w:szCs w:val="20"/>
-              </w:rPr>
-              <w:t xml:space="preserve">Q2</w:t>
-            </w:r>
-          </w:p>
-        </w:tc>
-        <w:tc>
-          <w:tcPr>
-            <w:tcW w:type="dxa" w:w="1983"/>
-            <w:tcBorders>
-              <w:top w:val="single" w:color="AAAAAA" w:sz="1"/>
-              <w:left w:val="single" w:color="AAAAAA" w:sz="1"/>
-              <w:bottom w:val="single" w:color="AAAAAA" w:sz="1"/>
-              <w:right w:val="single" w:color="AAAAAA" w:sz="1"/>
-            </w:tcBorders>
-            <w:vAlign w:val="center"/>
-          </w:tcPr>
-          <w:p>
-            <w:pPr>
-              <w:spacing w:after="40" w:before="40"/>
-              <w:jc w:val="left"/>
-            </w:pPr>
-            <w:r>
-              <w:rPr>
-                <w:rFonts w:ascii="맑은 고딕" w:cs="맑은 고딕" w:eastAsia="맑은 고딕" w:hAnsi="맑은 고딕"/>
-                <w:b w:val="false"/>
-                <w:bCs w:val="false"/>
-                <w:color w:val="000000"/>
-                <w:sz w:val="20"/>
-                <w:szCs w:val="20"/>
-              </w:rPr>
-              <w:t xml:space="preserve">8,000ms</w:t>
-            </w:r>
-          </w:p>
-        </w:tc>
-      </w:tr>
-      <w:tr>
-        <w:tc>
-          <w:tcPr>
-            <w:tcW w:type="dxa" w:w="1983"/>
-            <w:tcBorders>
-              <w:top w:val="single" w:color="AAAAAA" w:sz="1"/>
-              <w:left w:val="single" w:color="AAAAAA" w:sz="1"/>
-              <w:bottom w:val="single" w:color="AAAAAA" w:sz="1"/>
-              <w:right w:val="single" w:color="AAAAAA" w:sz="1"/>
-            </w:tcBorders>
-            <w:vAlign w:val="center"/>
-          </w:tcPr>
-          <w:p>
-            <w:pPr>
-              <w:spacing w:after="40" w:before="40"/>
-              <w:jc w:val="left"/>
-            </w:pPr>
-            <w:r>
-              <w:rPr>
-                <w:rFonts w:ascii="맑은 고딕" w:cs="맑은 고딕" w:eastAsia="맑은 고딕" w:hAnsi="맑은 고딕"/>
-                <w:b w:val="false"/>
-                <w:bCs w:val="false"/>
-                <w:color w:val="000000"/>
-                <w:sz w:val="20"/>
-                <w:szCs w:val="20"/>
-              </w:rPr>
-              <w:t xml:space="preserve">Rule 4</w:t>
-            </w:r>
-          </w:p>
-        </w:tc>
-        <w:tc>
-          <w:tcPr>
-            <w:tcW w:type="dxa" w:w="1983"/>
-            <w:tcBorders>
-              <w:top w:val="single" w:color="AAAAAA" w:sz="1"/>
-              <w:left w:val="single" w:color="AAAAAA" w:sz="1"/>
-              <w:bottom w:val="single" w:color="AAAAAA" w:sz="1"/>
-              <w:right w:val="single" w:color="AAAAAA" w:sz="1"/>
-            </w:tcBorders>
-            <w:vAlign w:val="center"/>
-          </w:tcPr>
-          <w:p>
-            <w:pPr>
-              <w:spacing w:after="40" w:before="40"/>
-              <w:jc w:val="left"/>
-            </w:pPr>
-            <w:r>
-              <w:rPr>
-                <w:rFonts w:ascii="맑은 고딕" w:cs="맑은 고딕" w:eastAsia="맑은 고딕" w:hAnsi="맑은 고딕"/>
-                <w:b w:val="false"/>
-                <w:bCs w:val="false"/>
-                <w:color w:val="000000"/>
-                <w:sz w:val="20"/>
-                <w:szCs w:val="20"/>
-              </w:rPr>
-              <w:t xml:space="preserve">할당량 소진 시 하위 큐로</w:t>
-            </w:r>
-          </w:p>
-        </w:tc>
-        <w:tc>
-          <w:tcPr>
-            <w:tcW w:type="dxa" w:w="1983"/>
-            <w:tcBorders>
-              <w:top w:val="single" w:color="AAAAAA" w:sz="1"/>
-              <w:left w:val="single" w:color="AAAAAA" w:sz="1"/>
-              <w:bottom w:val="single" w:color="AAAAAA" w:sz="1"/>
-              <w:right w:val="single" w:color="AAAAAA" w:sz="1"/>
-            </w:tcBorders>
-            <w:vAlign w:val="center"/>
-          </w:tcPr>
-          <w:p>
-            <w:pPr>
-              <w:spacing w:after="40" w:before="40"/>
-              <w:jc w:val="left"/>
-            </w:pPr>
-            <w:r>
-              <w:rPr>
-                <w:rFonts w:ascii="맑은 고딕" w:cs="맑은 고딕" w:eastAsia="맑은 고딕" w:hAnsi="맑은 고딕"/>
-                <w:b w:val="false"/>
-                <w:bCs w:val="false"/>
-                <w:color w:val="000000"/>
-                <w:sz w:val="20"/>
-                <w:szCs w:val="20"/>
-              </w:rPr>
-              <w:t xml:space="preserve">Q3</w:t>
-            </w:r>
-          </w:p>
-        </w:tc>
-        <w:tc>
-          <w:tcPr>
-            <w:tcW w:type="dxa" w:w="1983"/>
-            <w:tcBorders>
-              <w:top w:val="single" w:color="AAAAAA" w:sz="1"/>
-              <w:left w:val="single" w:color="AAAAAA" w:sz="1"/>
-              <w:bottom w:val="single" w:color="AAAAAA" w:sz="1"/>
-              <w:right w:val="single" w:color="AAAAAA" w:sz="1"/>
-            </w:tcBorders>
-            <w:vAlign w:val="center"/>
-          </w:tcPr>
-          <w:p>
-            <w:pPr>
-              <w:spacing w:after="40" w:before="40"/>
-              <w:jc w:val="left"/>
-            </w:pPr>
-            <w:r>
-              <w:rPr>
-                <w:rFonts w:ascii="맑은 고딕" w:cs="맑은 고딕" w:eastAsia="맑은 고딕" w:hAnsi="맑은 고딕"/>
-                <w:b w:val="false"/>
-                <w:bCs w:val="false"/>
-                <w:color w:val="000000"/>
-                <w:sz w:val="20"/>
-                <w:szCs w:val="20"/>
-              </w:rPr>
-              <w:t xml:space="preserve">무제한</w:t>
-            </w:r>
-          </w:p>
-        </w:tc>
-      </w:tr>
-      <w:tr>
-        <w:tc>
-          <w:tcPr>
-            <w:tcW w:type="dxa" w:w="1983"/>
-            <w:tcBorders>
-              <w:top w:val="single" w:color="AAAAAA" w:sz="1"/>
-              <w:left w:val="single" w:color="AAAAAA" w:sz="1"/>
-              <w:bottom w:val="single" w:color="AAAAAA" w:sz="1"/>
-              <w:right w:val="single" w:color="AAAAAA" w:sz="1"/>
-            </w:tcBorders>
-            <w:vAlign w:val="center"/>
-          </w:tcPr>
-          <w:p>
-            <w:pPr>
-              <w:spacing w:after="40" w:before="40"/>
-              <w:jc w:val="left"/>
-            </w:pPr>
-            <w:r>
-              <w:rPr>
-                <w:rFonts w:ascii="맑은 고딕" w:cs="맑은 고딕" w:eastAsia="맑은 고딕" w:hAnsi="맑은 고딕"/>
-                <w:b w:val="false"/>
-                <w:bCs w:val="false"/>
-                <w:color w:val="000000"/>
-                <w:sz w:val="20"/>
-                <w:szCs w:val="20"/>
-              </w:rPr>
-              <w:t xml:space="preserve">Rule 5</w:t>
-            </w:r>
-          </w:p>
-        </w:tc>
-        <w:tc>
-          <w:tcPr>
-            <w:tcW w:type="dxa" w:w="1983"/>
-            <w:tcBorders>
-              <w:top w:val="single" w:color="AAAAAA" w:sz="1"/>
-              <w:left w:val="single" w:color="AAAAAA" w:sz="1"/>
-              <w:bottom w:val="single" w:color="AAAAAA" w:sz="1"/>
-              <w:right w:val="single" w:color="AAAAAA" w:sz="1"/>
-            </w:tcBorders>
-            <w:vAlign w:val="center"/>
-          </w:tcPr>
-          <w:p>
-            <w:pPr>
-              <w:spacing w:after="40" w:before="40"/>
-              <w:jc w:val="left"/>
-            </w:pPr>
-            <w:r>
-              <w:rPr>
-                <w:rFonts w:ascii="맑은 고딕" w:cs="맑은 고딕" w:eastAsia="맑은 고딕" w:hAnsi="맑은 고딕"/>
-                <w:b w:val="false"/>
-                <w:bCs w:val="false"/>
-                <w:color w:val="000000"/>
-                <w:sz w:val="20"/>
-                <w:szCs w:val="20"/>
-              </w:rPr>
-              <w:t xml:space="preserve">일정 주기로 모두 Q0로 부스팅</w:t>
-            </w:r>
-          </w:p>
-        </w:tc>
-        <w:tc>
-          <w:tcPr>
-            <w:tcW w:type="dxa" w:w="1983"/>
-            <w:tcBorders>
-              <w:top w:val="single" w:color="AAAAAA" w:sz="1"/>
-              <w:left w:val="single" w:color="AAAAAA" w:sz="1"/>
-              <w:bottom w:val="single" w:color="AAAAAA" w:sz="1"/>
-              <w:right w:val="single" w:color="AAAAAA" w:sz="1"/>
-            </w:tcBorders>
-            <w:vAlign w:val="center"/>
-          </w:tcPr>
-          <w:p>
-            <w:pPr>
-              <w:spacing w:after="40" w:before="40"/>
-              <w:jc w:val="left"/>
-            </w:pPr>
-            <w:r>
-              <w:rPr>
-                <w:rFonts w:ascii="맑은 고딕" w:cs="맑은 고딕" w:eastAsia="맑은 고딕" w:hAnsi="맑은 고딕"/>
-                <w:sz w:val="22"/>
-                <w:szCs w:val="22"/>
-              </w:rPr>
-              <w:t xml:space="preserve"/>
-            </w:r>
-          </w:p>
-        </w:tc>
-        <w:tc>
-          <w:tcPr>
-            <w:tcW w:type="dxa" w:w="1983"/>
-            <w:tcBorders>
-              <w:top w:val="single" w:color="AAAAAA" w:sz="1"/>
-              <w:left w:val="single" w:color="AAAAAA" w:sz="1"/>
-              <w:bottom w:val="single" w:color="AAAAAA" w:sz="1"/>
-              <w:right w:val="single" w:color="AAAAAA" w:sz="1"/>
-            </w:tcBorders>
-            <w:vAlign w:val="center"/>
-          </w:tcPr>
-          <w:p>
-            <w:pPr>
-              <w:spacing w:after="40" w:before="40"/>
-              <w:jc w:val="left"/>
-            </w:pPr>
-            <w:r>
-              <w:rPr>
-                <w:rFonts w:ascii="맑은 고딕" w:cs="맑은 고딕" w:eastAsia="맑은 고딕" w:hAnsi="맑은 고딕"/>
-                <w:sz w:val="22"/>
-                <w:szCs w:val="22"/>
-              </w:rPr>
               <w:t xml:space="preserve"/>
             </w:r>
           </w:p>
@@ -3766,14 +3748,14 @@
     </w:p>
     <w:p>
       <w:pPr>
-        <w:spacing w:after="120" w:line="360"/>
-      </w:pPr>
-      <w:r>
-        <w:rPr>
-          <w:rFonts w:ascii="맑은 고딕" w:cs="맑은 고딕" w:eastAsia="맑은 고딕" w:hAnsi="맑은 고딕"/>
-          <w:color w:val="000000"/>
-          <w:sz w:val="22"/>
-          <w:szCs w:val="22"/>
+        <w:spacing w:after="120" w:line="240"/>
+      </w:pPr>
+      <w:r>
+        <w:rPr>
+          <w:rFonts w:ascii="맑은 고딕" w:cs="맑은 고딕" w:eastAsia="맑은 고딕" w:hAnsi="맑은 고딕"/>
+          <w:color w:val="000000"/>
+          <w:sz w:val="20"/>
+          <w:szCs w:val="20"/>
         </w:rPr>
         <w:t xml:space="preserve">dequeue는 Rule 1을 따라 상위 큐부터 FIFO(First-In, First-Out, 선입선출 — 먼저 들어온 요청부터 처리) 방식으로 꺼낸다.</w:t>
       </w:r>
@@ -3890,21 +3872,21 @@
     </w:p>
     <w:p>
       <w:pPr>
-        <w:spacing w:after="120" w:line="360"/>
-      </w:pPr>
-      <w:r>
-        <w:rPr>
-          <w:rFonts w:ascii="맑은 고딕" w:cs="맑은 고딕" w:eastAsia="맑은 고딕" w:hAnsi="맑은 고딕"/>
-          <w:color w:val="000000"/>
-          <w:sz w:val="22"/>
-          <w:szCs w:val="22"/>
+        <w:spacing w:after="120" w:line="240"/>
+      </w:pPr>
+      <w:r>
+        <w:rPr>
+          <w:rFonts w:ascii="맑은 고딕" w:cs="맑은 고딕" w:eastAsia="맑은 고딕" w:hAnsi="맑은 고딕"/>
+          <w:color w:val="000000"/>
+          <w:sz w:val="20"/>
+          <w:szCs w:val="20"/>
         </w:rPr>
         <w:t xml:space="preserve">위 코드는 실서버에도 적용되는 비선점형 구현이다. 선점형 MLFQ는 시뮬레이션 전용으로 `run-multi-seed.js`에 별도 구현하였으며, 500ms 간격으로 실행 시간을 확인해 할당량 초과 시 하위 큐로 이동시키고 5초 주기 부스팅으로 하위 큐 기아를 방지한다.</w:t>
       </w:r>
     </w:p>
     <w:p>
       <w:pPr>
-        <w:spacing w:after="120" w:line="360"/>
+        <w:spacing w:after="120" w:line="240"/>
       </w:pPr>
       <w:r>
         <w:rPr>
@@ -3912,8 +3894,8 @@
           <w:b/>
           <w:bCs/>
           <w:color w:val="000000"/>
-          <w:sz w:val="22"/>
-          <w:szCs w:val="22"/>
+          <w:sz w:val="20"/>
+          <w:szCs w:val="20"/>
         </w:rPr>
         <w:t xml:space="preserve">WFQ 구현.</w:t>
       </w:r>
@@ -3921,15 +3903,15 @@
         <w:rPr>
           <w:rFonts w:ascii="맑은 고딕" w:cs="맑은 고딕" w:eastAsia="맑은 고딕" w:hAnsi="맑은 고딕"/>
           <w:color w:val="000000"/>
-          <w:sz w:val="22"/>
-          <w:szCs w:val="22"/>
+          <w:sz w:val="20"/>
+          <w:szCs w:val="20"/>
         </w:rPr>
         <w:t xml:space="preserve"> WFQ는 각 요청의 가상 완료 시각(VFT)을 계산해 가장 작은 값부터 처리한다.</w:t>
       </w:r>
     </w:p>
     <w:p>
       <w:pPr>
-        <w:spacing w:after="120" w:line="360"/>
+        <w:spacing w:after="120" w:line="240"/>
         <w:ind w:left="360"/>
       </w:pPr>
       <w:r>
@@ -3938,22 +3920,22 @@
           <w:i/>
           <w:iCs/>
           <w:color w:val="333333"/>
-          <w:sz w:val="22"/>
-          <w:szCs w:val="22"/>
+          <w:sz w:val="20"/>
+          <w:szCs w:val="20"/>
         </w:rPr>
         <w:t xml:space="preserve">VFT_i = VFT_(i-1) + 처리 비용 / 가중치</w:t>
       </w:r>
     </w:p>
     <w:p>
       <w:pPr>
-        <w:spacing w:after="120" w:line="360"/>
-      </w:pPr>
-      <w:r>
-        <w:rPr>
-          <w:rFonts w:ascii="맑은 고딕" w:cs="맑은 고딕" w:eastAsia="맑은 고딕" w:hAnsi="맑은 고딕"/>
-          <w:color w:val="000000"/>
-          <w:sz w:val="22"/>
-          <w:szCs w:val="22"/>
+        <w:spacing w:after="120" w:line="240"/>
+      </w:pPr>
+      <w:r>
+        <w:rPr>
+          <w:rFonts w:ascii="맑은 고딕" w:cs="맑은 고딕" w:eastAsia="맑은 고딕" w:hAnsi="맑은 고딕"/>
+          <w:color w:val="000000"/>
+          <w:sz w:val="20"/>
+          <w:szCs w:val="20"/>
         </w:rPr>
         <w:t xml:space="preserve">처리 비용은 요청 1건당 1로 고정하였다. LLM 출력 토큰 수는 생성 완료 전 알 수 없고, JFI 계산도 처리 건수 기준이므로 측정 기준을 일치시키기 위해서이다.</w:t>
       </w:r>
@@ -4235,22 +4217,21 @@
     </w:p>
     <w:p>
       <w:pPr>
-        <w:spacing w:after="120" w:line="360"/>
-      </w:pPr>
-      <w:r>
-        <w:rPr>
-          <w:rFonts w:ascii="맑은 고딕" w:cs="맑은 고딕" w:eastAsia="맑은 고딕" w:hAnsi="맑은 고딕"/>
-          <w:color w:val="000000"/>
-          <w:sz w:val="22"/>
-          <w:szCs w:val="22"/>
+        <w:spacing w:after="120" w:line="240"/>
+      </w:pPr>
+      <w:r>
+        <w:rPr>
+          <w:rFonts w:ascii="맑은 고딕" w:cs="맑은 고딕" w:eastAsia="맑은 고딕" w:hAnsi="맑은 고딕"/>
+          <w:color w:val="000000"/>
+          <w:sz w:val="20"/>
+          <w:szCs w:val="20"/>
         </w:rPr>
         <w:t xml:space="preserve">가중치가 큰 사용자는 VFT 증가분이 작아 자주 선택된다. Enterprise(가중치 100)와 Free(가중치 1)가 동시에 요청하면 VFT 증가분이 0.01 대 1로 Enterprise가 먼저 처리된다.</w:t>
       </w:r>
     </w:p>
     <w:p>
       <w:pPr>
-        <w:pStyle w:val="Heading2"/>
-        <w:spacing w:after="160" w:before="240"/>
+        <w:spacing w:after="130" w:before="220" w:line="240"/>
       </w:pPr>
       <w:r>
         <w:rPr>
@@ -4266,21 +4247,21 @@
     </w:p>
     <w:p>
       <w:pPr>
-        <w:spacing w:after="120" w:line="360"/>
-      </w:pPr>
-      <w:r>
-        <w:rPr>
-          <w:rFonts w:ascii="맑은 고딕" w:cs="맑은 고딕" w:eastAsia="맑은 고딕" w:hAnsi="맑은 고딕"/>
-          <w:color w:val="000000"/>
-          <w:sz w:val="22"/>
-          <w:szCs w:val="22"/>
+        <w:spacing w:after="120" w:line="240"/>
+      </w:pPr>
+      <w:r>
+        <w:rPr>
+          <w:rFonts w:ascii="맑은 고딕" w:cs="맑은 고딕" w:eastAsia="맑은 고딕" w:hAnsi="맑은 고딕"/>
+          <w:color w:val="000000"/>
+          <w:sz w:val="20"/>
+          <w:szCs w:val="20"/>
         </w:rPr>
         <w:t xml:space="preserve">Rate Limiter는 스케줄링 비교 대상이 아닌 요청 진입 관리 전처리 단계이며, 스케줄러와 독립적으로 동작한다. 토큰 버킷(Token Bucket, 일정 시간마다 요청 권한인 토큰이 새로 발급되고 요청이 들어올 때마다 토큰 하나씩 소모하는 방식) 방식으로 구현하였다. 구독 등급별 분당 허용 수(표 4)를 제한하고, 토큰이 없으면 HTTP 429(Too Many Requests, 요청 한도 초과를 알리는 표준 응답 코드) [12]로 거부한다.</w:t>
       </w:r>
     </w:p>
     <w:p>
       <w:pPr>
-        <w:spacing w:after="80" w:line="360"/>
+        <w:spacing w:after="80" w:line="240"/>
       </w:pPr>
       <w:r>
         <w:rPr>
@@ -4288,8 +4269,8 @@
           <w:b/>
           <w:bCs/>
           <w:color w:val="000000"/>
-          <w:sz w:val="22"/>
-          <w:szCs w:val="22"/>
+          <w:sz w:val="20"/>
+          <w:szCs w:val="20"/>
         </w:rPr>
         <w:t xml:space="preserve">표 4. 구독 등급별 요청 한도</w:t>
       </w:r>
@@ -4334,8 +4315,8 @@
                 <w:b/>
                 <w:bCs/>
                 <w:color w:val="000000"/>
-                <w:sz w:val="20"/>
-                <w:szCs w:val="20"/>
+                <w:sz w:val="18"/>
+                <w:szCs w:val="18"/>
               </w:rPr>
               <w:t xml:space="preserve">구독 등급</w:t>
             </w:r>
@@ -4364,8 +4345,8 @@
                 <w:b/>
                 <w:bCs/>
                 <w:color w:val="000000"/>
-                <w:sz w:val="20"/>
-                <w:szCs w:val="20"/>
+                <w:sz w:val="18"/>
+                <w:szCs w:val="18"/>
               </w:rPr>
               <w:t xml:space="preserve">분당 허용 요청 수</w:t>
             </w:r>
@@ -4395,8 +4376,8 @@
                 <w:b w:val="false"/>
                 <w:bCs w:val="false"/>
                 <w:color w:val="000000"/>
-                <w:sz w:val="20"/>
-                <w:szCs w:val="20"/>
+                <w:sz w:val="18"/>
+                <w:szCs w:val="18"/>
               </w:rPr>
               <w:t xml:space="preserve">Enterprise</w:t>
             </w:r>
@@ -4424,8 +4405,8 @@
                 <w:b w:val="false"/>
                 <w:bCs w:val="false"/>
                 <w:color w:val="000000"/>
-                <w:sz w:val="20"/>
-                <w:szCs w:val="20"/>
+                <w:sz w:val="18"/>
+                <w:szCs w:val="18"/>
               </w:rPr>
               <w:t xml:space="preserve">100 req/min</w:t>
             </w:r>
@@ -4455,8 +4436,8 @@
                 <w:b w:val="false"/>
                 <w:bCs w:val="false"/>
                 <w:color w:val="000000"/>
-                <w:sz w:val="20"/>
-                <w:szCs w:val="20"/>
+                <w:sz w:val="18"/>
+                <w:szCs w:val="18"/>
               </w:rPr>
               <w:t xml:space="preserve">Premium</w:t>
             </w:r>
@@ -4484,8 +4465,8 @@
                 <w:b w:val="false"/>
                 <w:bCs w:val="false"/>
                 <w:color w:val="000000"/>
-                <w:sz w:val="20"/>
-                <w:szCs w:val="20"/>
+                <w:sz w:val="18"/>
+                <w:szCs w:val="18"/>
               </w:rPr>
               <w:t xml:space="preserve">50 req/min</w:t>
             </w:r>
@@ -4515,8 +4496,8 @@
                 <w:b w:val="false"/>
                 <w:bCs w:val="false"/>
                 <w:color w:val="000000"/>
-                <w:sz w:val="20"/>
-                <w:szCs w:val="20"/>
+                <w:sz w:val="18"/>
+                <w:szCs w:val="18"/>
               </w:rPr>
               <w:t xml:space="preserve">Standard</w:t>
             </w:r>
@@ -4544,8 +4525,8 @@
                 <w:b w:val="false"/>
                 <w:bCs w:val="false"/>
                 <w:color w:val="000000"/>
-                <w:sz w:val="20"/>
-                <w:szCs w:val="20"/>
+                <w:sz w:val="18"/>
+                <w:szCs w:val="18"/>
               </w:rPr>
               <w:t xml:space="preserve">10 req/min</w:t>
             </w:r>
@@ -4575,8 +4556,8 @@
                 <w:b w:val="false"/>
                 <w:bCs w:val="false"/>
                 <w:color w:val="000000"/>
-                <w:sz w:val="20"/>
-                <w:szCs w:val="20"/>
+                <w:sz w:val="18"/>
+                <w:szCs w:val="18"/>
               </w:rPr>
               <w:t xml:space="preserve">Free</w:t>
             </w:r>
@@ -4604,8 +4585,8 @@
                 <w:b w:val="false"/>
                 <w:bCs w:val="false"/>
                 <w:color w:val="000000"/>
-                <w:sz w:val="20"/>
-                <w:szCs w:val="20"/>
+                <w:sz w:val="18"/>
+                <w:szCs w:val="18"/>
               </w:rPr>
               <w:t xml:space="preserve">5 req/min</w:t>
             </w:r>
@@ -4620,8 +4601,7 @@
     </w:p>
     <w:p>
       <w:pPr>
-        <w:pStyle w:val="Heading2"/>
-        <w:spacing w:after="160" w:before="240"/>
+        <w:spacing w:after="130" w:before="220" w:line="240"/>
       </w:pPr>
       <w:r>
         <w:rPr>
@@ -4637,14 +4617,14 @@
     </w:p>
     <w:p>
       <w:pPr>
-        <w:spacing w:after="120" w:line="360"/>
-      </w:pPr>
-      <w:r>
-        <w:rPr>
-          <w:rFonts w:ascii="맑은 고딕" w:cs="맑은 고딕" w:eastAsia="맑은 고딕" w:hAnsi="맑은 고딕"/>
-          <w:color w:val="000000"/>
-          <w:sz w:val="22"/>
-          <w:szCs w:val="22"/>
+        <w:spacing w:after="120" w:line="240"/>
+      </w:pPr>
+      <w:r>
+        <w:rPr>
+          <w:rFonts w:ascii="맑은 고딕" w:cs="맑은 고딕" w:eastAsia="맑은 고딕" w:hAnsi="맑은 고딕"/>
+          <w:color w:val="000000"/>
+          <w:sz w:val="20"/>
+          <w:szCs w:val="20"/>
         </w:rPr>
         <w:t xml:space="preserve">스케줄러 4종과 Rate Limiter를 모두 구현하여 동작을 확인하였고, 스케줄러별 단위 테스트를 작성·통과시켰다. 환경변수(`SCHEDULER_TYPE`)로 알고리즘을 실시간 전환할 수 있으며, 동일 요청에 대해 알고리즘별 처리 순서를 시각적으로 비교할 수 있는 데모 환경도 구성하였다.</w:t>
       </w:r>
@@ -4656,8 +4636,7 @@
     </w:p>
     <w:p>
       <w:pPr>
-        <w:pStyle w:val="Heading1"/>
-        <w:spacing w:after="200" w:before="360"/>
+        <w:spacing w:after="150" w:before="300" w:line="240"/>
       </w:pPr>
       <w:r>
         <w:rPr>
@@ -4673,8 +4652,7 @@
     </w:p>
     <w:p>
       <w:pPr>
-        <w:pStyle w:val="Heading2"/>
-        <w:spacing w:after="160" w:before="240"/>
+        <w:spacing w:after="130" w:before="220" w:line="240"/>
       </w:pPr>
       <w:r>
         <w:rPr>
@@ -4690,14 +4668,14 @@
     </w:p>
     <w:p>
       <w:pPr>
-        <w:spacing w:after="120" w:line="360"/>
-      </w:pPr>
-      <w:r>
-        <w:rPr>
-          <w:rFonts w:ascii="맑은 고딕" w:cs="맑은 고딕" w:eastAsia="맑은 고딕" w:hAnsi="맑은 고딕"/>
-          <w:color w:val="000000"/>
-          <w:sz w:val="22"/>
-          <w:szCs w:val="22"/>
+        <w:spacing w:after="120" w:line="240"/>
+      </w:pPr>
+      <w:r>
+        <w:rPr>
+          <w:rFonts w:ascii="맑은 고딕" w:cs="맑은 고딕" w:eastAsia="맑은 고딕" w:hAnsi="맑은 고딕"/>
+          <w:color w:val="000000"/>
+          <w:sz w:val="20"/>
+          <w:szCs w:val="20"/>
         </w:rPr>
         <w:t xml:space="preserve">실험은 기본 실험, MLFQ 선점형 실험, 실서버 실험 세 가지로 구분되며, 전체 구조는 그림 5, 실험별 주요 설정은 표 5와 같다. 앞의 두 실험은 시간 기반 시뮬레이션, 실서버 실험은 Ollama를 활용한 실제 LLM 호출로 수행하였다. 시뮬레이션은 요청에 처리 시간을 미리 지정한 후 스케줄러가 결정한 순서대로 한 건씩 순차 처리하는 방식으로, 네트워크 지연이나 LLM 상태 변동 없이 알고리즘 자체의 특성만 비교할 수 있다. 반복 실험에는 고정 시드(Seed, 난수 생성의 초기값이며 같은 시드로 실행하면 같은 요청 패턴을 재현할 수 있다)를 사용해 결과 재현성을 확보하였다.</w:t>
       </w:r>
@@ -4755,7 +4733,7 @@
     </w:p>
     <w:p>
       <w:pPr>
-        <w:spacing w:after="120" w:line="360"/>
+        <w:spacing w:after="120" w:line="240"/>
         <w:jc w:val="center"/>
       </w:pPr>
       <w:r>
@@ -4764,8 +4742,8 @@
           <w:i/>
           <w:iCs/>
           <w:color w:val="666666"/>
-          <w:sz w:val="22"/>
-          <w:szCs w:val="22"/>
+          <w:sz w:val="18"/>
+          <w:szCs w:val="18"/>
         </w:rPr>
         <w:t xml:space="preserve">[그림 5] 실험 환경 구성도</w:t>
       </w:r>
@@ -4777,7 +4755,7 @@
     </w:p>
     <w:p>
       <w:pPr>
-        <w:spacing w:after="80" w:line="360"/>
+        <w:spacing w:after="80" w:line="240"/>
       </w:pPr>
       <w:r>
         <w:rPr>
@@ -4785,8 +4763,8 @@
           <w:b/>
           <w:bCs/>
           <w:color w:val="000000"/>
-          <w:sz w:val="22"/>
-          <w:szCs w:val="22"/>
+          <w:sz w:val="20"/>
+          <w:szCs w:val="20"/>
         </w:rPr>
         <w:t xml:space="preserve">표 5. 실험 유형별 설정 비교</w:t>
       </w:r>
@@ -4833,8 +4811,8 @@
                 <w:b/>
                 <w:bCs/>
                 <w:color w:val="000000"/>
-                <w:sz w:val="20"/>
-                <w:szCs w:val="20"/>
+                <w:sz w:val="18"/>
+                <w:szCs w:val="18"/>
               </w:rPr>
               <w:t xml:space="preserve">항목</w:t>
             </w:r>
@@ -4863,8 +4841,8 @@
                 <w:b/>
                 <w:bCs/>
                 <w:color w:val="000000"/>
-                <w:sz w:val="20"/>
-                <w:szCs w:val="20"/>
+                <w:sz w:val="18"/>
+                <w:szCs w:val="18"/>
               </w:rPr>
               <w:t xml:space="preserve">기본 실험</w:t>
             </w:r>
@@ -4893,8 +4871,8 @@
                 <w:b/>
                 <w:bCs/>
                 <w:color w:val="000000"/>
-                <w:sz w:val="20"/>
-                <w:szCs w:val="20"/>
+                <w:sz w:val="18"/>
+                <w:szCs w:val="18"/>
               </w:rPr>
               <w:t xml:space="preserve">MLFQ 선점형 실험</w:t>
             </w:r>
@@ -4923,8 +4901,8 @@
                 <w:b/>
                 <w:bCs/>
                 <w:color w:val="000000"/>
-                <w:sz w:val="20"/>
-                <w:szCs w:val="20"/>
+                <w:sz w:val="18"/>
+                <w:szCs w:val="18"/>
               </w:rPr>
               <w:t xml:space="preserve">실서버 실험</w:t>
             </w:r>
@@ -4954,8 +4932,8 @@
                 <w:b w:val="false"/>
                 <w:bCs w:val="false"/>
                 <w:color w:val="000000"/>
-                <w:sz w:val="20"/>
-                <w:szCs w:val="20"/>
+                <w:sz w:val="18"/>
+                <w:szCs w:val="18"/>
               </w:rPr>
               <w:t xml:space="preserve">목적</w:t>
             </w:r>
@@ -4983,8 +4961,8 @@
                 <w:b w:val="false"/>
                 <w:bCs w:val="false"/>
                 <w:color w:val="000000"/>
-                <w:sz w:val="20"/>
-                <w:szCs w:val="20"/>
+                <w:sz w:val="18"/>
+                <w:szCs w:val="18"/>
               </w:rPr>
               <w:t xml:space="preserve">4개 알고리즘 동일 조건 비교</w:t>
             </w:r>
@@ -5012,8 +4990,8 @@
                 <w:b w:val="false"/>
                 <w:bCs w:val="false"/>
                 <w:color w:val="000000"/>
-                <w:sz w:val="20"/>
-                <w:szCs w:val="20"/>
+                <w:sz w:val="18"/>
+                <w:szCs w:val="18"/>
               </w:rPr>
               <w:t xml:space="preserve">MLFQ 선점형 효과 검증</w:t>
             </w:r>
@@ -5041,8 +5019,8 @@
                 <w:b w:val="false"/>
                 <w:bCs w:val="false"/>
                 <w:color w:val="000000"/>
-                <w:sz w:val="20"/>
-                <w:szCs w:val="20"/>
+                <w:sz w:val="18"/>
+                <w:szCs w:val="18"/>
               </w:rPr>
               <w:t xml:space="preserve">실제 LLM 환경 검증</w:t>
             </w:r>
@@ -5072,8 +5050,8 @@
                 <w:b w:val="false"/>
                 <w:bCs w:val="false"/>
                 <w:color w:val="000000"/>
-                <w:sz w:val="20"/>
-                <w:szCs w:val="20"/>
+                <w:sz w:val="18"/>
+                <w:szCs w:val="18"/>
               </w:rPr>
               <w:t xml:space="preserve">처리 방식</w:t>
             </w:r>
@@ -5101,8 +5079,8 @@
                 <w:b w:val="false"/>
                 <w:bCs w:val="false"/>
                 <w:color w:val="000000"/>
-                <w:sz w:val="20"/>
-                <w:szCs w:val="20"/>
+                <w:sz w:val="18"/>
+                <w:szCs w:val="18"/>
               </w:rPr>
               <w:t xml:space="preserve">시뮬레이션</w:t>
             </w:r>
@@ -5130,8 +5108,8 @@
                 <w:b w:val="false"/>
                 <w:bCs w:val="false"/>
                 <w:color w:val="000000"/>
-                <w:sz w:val="20"/>
-                <w:szCs w:val="20"/>
+                <w:sz w:val="18"/>
+                <w:szCs w:val="18"/>
               </w:rPr>
               <w:t xml:space="preserve">시뮬레이션</w:t>
             </w:r>
@@ -5159,8 +5137,8 @@
                 <w:b w:val="false"/>
                 <w:bCs w:val="false"/>
                 <w:color w:val="000000"/>
-                <w:sz w:val="20"/>
-                <w:szCs w:val="20"/>
+                <w:sz w:val="18"/>
+                <w:szCs w:val="18"/>
               </w:rPr>
               <w:t xml:space="preserve">Ollama 실제 호출</w:t>
             </w:r>
@@ -5190,8 +5168,8 @@
                 <w:b w:val="false"/>
                 <w:bCs w:val="false"/>
                 <w:color w:val="000000"/>
-                <w:sz w:val="20"/>
-                <w:szCs w:val="20"/>
+                <w:sz w:val="18"/>
+                <w:szCs w:val="18"/>
               </w:rPr>
               <w:t xml:space="preserve">요청 수</w:t>
             </w:r>
@@ -5219,8 +5197,8 @@
                 <w:b w:val="false"/>
                 <w:bCs w:val="false"/>
                 <w:color w:val="000000"/>
-                <w:sz w:val="20"/>
-                <w:szCs w:val="20"/>
+                <w:sz w:val="18"/>
+                <w:szCs w:val="18"/>
               </w:rPr>
               <w:t xml:space="preserve">500건</w:t>
             </w:r>
@@ -5248,8 +5226,8 @@
                 <w:b w:val="false"/>
                 <w:bCs w:val="false"/>
                 <w:color w:val="000000"/>
-                <w:sz w:val="20"/>
-                <w:szCs w:val="20"/>
+                <w:sz w:val="18"/>
+                <w:szCs w:val="18"/>
               </w:rPr>
               <w:t xml:space="preserve">500건 × 5시드</w:t>
             </w:r>
@@ -5277,8 +5255,8 @@
                 <w:b w:val="false"/>
                 <w:bCs w:val="false"/>
                 <w:color w:val="000000"/>
-                <w:sz w:val="20"/>
-                <w:szCs w:val="20"/>
+                <w:sz w:val="18"/>
+                <w:szCs w:val="18"/>
               </w:rPr>
               <w:t xml:space="preserve">20건</w:t>
             </w:r>
@@ -5308,8 +5286,8 @@
                 <w:b w:val="false"/>
                 <w:bCs w:val="false"/>
                 <w:color w:val="000000"/>
-                <w:sz w:val="20"/>
-                <w:szCs w:val="20"/>
+                <w:sz w:val="18"/>
+                <w:szCs w:val="18"/>
               </w:rPr>
               <w:t xml:space="preserve">사용자 구분</w:t>
             </w:r>
@@ -5337,8 +5315,8 @@
                 <w:b w:val="false"/>
                 <w:bCs w:val="false"/>
                 <w:color w:val="000000"/>
-                <w:sz w:val="20"/>
-                <w:szCs w:val="20"/>
+                <w:sz w:val="18"/>
+                <w:szCs w:val="18"/>
               </w:rPr>
               <w:t xml:space="preserve">4명 (등급별 1명)</w:t>
             </w:r>
@@ -5366,8 +5344,8 @@
                 <w:b w:val="false"/>
                 <w:bCs w:val="false"/>
                 <w:color w:val="000000"/>
-                <w:sz w:val="20"/>
-                <w:szCs w:val="20"/>
+                <w:sz w:val="18"/>
+                <w:szCs w:val="18"/>
               </w:rPr>
               <w:t xml:space="preserve">미사용 (요청 유형만 구분)</w:t>
             </w:r>
@@ -5395,8 +5373,8 @@
                 <w:b w:val="false"/>
                 <w:bCs w:val="false"/>
                 <w:color w:val="000000"/>
-                <w:sz w:val="20"/>
-                <w:szCs w:val="20"/>
+                <w:sz w:val="18"/>
+                <w:szCs w:val="18"/>
               </w:rPr>
               <w:t xml:space="preserve">4명 (등급별 1명)</w:t>
             </w:r>
@@ -5426,8 +5404,8 @@
                 <w:b w:val="false"/>
                 <w:bCs w:val="false"/>
                 <w:color w:val="000000"/>
-                <w:sz w:val="20"/>
-                <w:szCs w:val="20"/>
+                <w:sz w:val="18"/>
+                <w:szCs w:val="18"/>
               </w:rPr>
               <w:t xml:space="preserve">처리 시간</w:t>
             </w:r>
@@ -5455,8 +5433,8 @@
                 <w:b w:val="false"/>
                 <w:bCs w:val="false"/>
                 <w:color w:val="000000"/>
-                <w:sz w:val="20"/>
-                <w:szCs w:val="20"/>
+                <w:sz w:val="18"/>
+                <w:szCs w:val="18"/>
               </w:rPr>
               <w:t xml:space="preserve">10~100ms (균일 랜덤)</w:t>
             </w:r>
@@ -5484,8 +5462,8 @@
                 <w:b w:val="false"/>
                 <w:bCs w:val="false"/>
                 <w:color w:val="000000"/>
-                <w:sz w:val="20"/>
-                <w:szCs w:val="20"/>
+                <w:sz w:val="18"/>
+                <w:szCs w:val="18"/>
               </w:rPr>
               <w:t xml:space="preserve">혼합 (Short/Medium/Long)</w:t>
             </w:r>
@@ -5513,8 +5491,8 @@
                 <w:b w:val="false"/>
                 <w:bCs w:val="false"/>
                 <w:color w:val="000000"/>
-                <w:sz w:val="20"/>
-                <w:szCs w:val="20"/>
+                <w:sz w:val="18"/>
+                <w:szCs w:val="18"/>
               </w:rPr>
               <w:t xml:space="preserve">실제 LLM 추론 시간</w:t>
             </w:r>
@@ -5544,8 +5522,8 @@
                 <w:b w:val="false"/>
                 <w:bCs w:val="false"/>
                 <w:color w:val="000000"/>
-                <w:sz w:val="20"/>
-                <w:szCs w:val="20"/>
+                <w:sz w:val="18"/>
+                <w:szCs w:val="18"/>
               </w:rPr>
               <w:t xml:space="preserve">도착 패턴</w:t>
             </w:r>
@@ -5573,8 +5551,8 @@
                 <w:b w:val="false"/>
                 <w:bCs w:val="false"/>
                 <w:color w:val="000000"/>
-                <w:sz w:val="20"/>
-                <w:szCs w:val="20"/>
+                <w:sz w:val="18"/>
+                <w:szCs w:val="18"/>
               </w:rPr>
               <w:t xml:space="preserve">순차 도착 (1~10ms 간격)</w:t>
             </w:r>
@@ -5602,8 +5580,8 @@
                 <w:b w:val="false"/>
                 <w:bCs w:val="false"/>
                 <w:color w:val="000000"/>
-                <w:sz w:val="20"/>
-                <w:szCs w:val="20"/>
+                <w:sz w:val="18"/>
+                <w:szCs w:val="18"/>
               </w:rPr>
               <w:t xml:space="preserve">버스트 (20건 동시 × 25회)</w:t>
             </w:r>
@@ -5631,8 +5609,8 @@
                 <w:b w:val="false"/>
                 <w:bCs w:val="false"/>
                 <w:color w:val="000000"/>
-                <w:sz w:val="20"/>
-                <w:szCs w:val="20"/>
+                <w:sz w:val="18"/>
+                <w:szCs w:val="18"/>
               </w:rPr>
               <w:t xml:space="preserve">버스트 (20건 동시)</w:t>
             </w:r>
@@ -5662,8 +5640,8 @@
                 <w:b w:val="false"/>
                 <w:bCs w:val="false"/>
                 <w:color w:val="000000"/>
-                <w:sz w:val="20"/>
-                <w:szCs w:val="20"/>
+                <w:sz w:val="18"/>
+                <w:szCs w:val="18"/>
               </w:rPr>
               <w:t xml:space="preserve">MLFQ 모드</w:t>
             </w:r>
@@ -5691,8 +5669,8 @@
                 <w:b w:val="false"/>
                 <w:bCs w:val="false"/>
                 <w:color w:val="000000"/>
-                <w:sz w:val="20"/>
-                <w:szCs w:val="20"/>
+                <w:sz w:val="18"/>
+                <w:szCs w:val="18"/>
               </w:rPr>
               <w:t xml:space="preserve">비선점형</w:t>
             </w:r>
@@ -5720,8 +5698,8 @@
                 <w:b w:val="false"/>
                 <w:bCs w:val="false"/>
                 <w:color w:val="000000"/>
-                <w:sz w:val="20"/>
-                <w:szCs w:val="20"/>
+                <w:sz w:val="18"/>
+                <w:szCs w:val="18"/>
               </w:rPr>
               <w:t xml:space="preserve">선점형 (500ms 간격)</w:t>
             </w:r>
@@ -5749,8 +5727,8 @@
                 <w:b w:val="false"/>
                 <w:bCs w:val="false"/>
                 <w:color w:val="000000"/>
-                <w:sz w:val="20"/>
-                <w:szCs w:val="20"/>
+                <w:sz w:val="18"/>
+                <w:szCs w:val="18"/>
               </w:rPr>
               <w:t xml:space="preserve">비선점형</w:t>
             </w:r>
@@ -5780,8 +5758,8 @@
                 <w:b w:val="false"/>
                 <w:bCs w:val="false"/>
                 <w:color w:val="000000"/>
-                <w:sz w:val="20"/>
-                <w:szCs w:val="20"/>
+                <w:sz w:val="18"/>
+                <w:szCs w:val="18"/>
               </w:rPr>
               <w:t xml:space="preserve">비교 대상</w:t>
             </w:r>
@@ -5809,8 +5787,8 @@
                 <w:b w:val="false"/>
                 <w:bCs w:val="false"/>
                 <w:color w:val="000000"/>
-                <w:sz w:val="20"/>
-                <w:szCs w:val="20"/>
+                <w:sz w:val="18"/>
+                <w:szCs w:val="18"/>
               </w:rPr>
               <w:t xml:space="preserve">FCFS, Priority, MLFQ, WFQ</w:t>
             </w:r>
@@ -5838,8 +5816,8 @@
                 <w:b w:val="false"/>
                 <w:bCs w:val="false"/>
                 <w:color w:val="000000"/>
-                <w:sz w:val="20"/>
-                <w:szCs w:val="20"/>
+                <w:sz w:val="18"/>
+                <w:szCs w:val="18"/>
               </w:rPr>
               <w:t xml:space="preserve">FCFS vs MLFQ(선점형)</w:t>
             </w:r>
@@ -5867,8 +5845,8 @@
                 <w:b w:val="false"/>
                 <w:bCs w:val="false"/>
                 <w:color w:val="000000"/>
-                <w:sz w:val="20"/>
-                <w:szCs w:val="20"/>
+                <w:sz w:val="18"/>
+                <w:szCs w:val="18"/>
               </w:rPr>
               <w:t xml:space="preserve">FCFS, Priority, WFQ</w:t>
             </w:r>
@@ -5898,8 +5876,8 @@
                 <w:b w:val="false"/>
                 <w:bCs w:val="false"/>
                 <w:color w:val="000000"/>
-                <w:sz w:val="20"/>
-                <w:szCs w:val="20"/>
+                <w:sz w:val="18"/>
+                <w:szCs w:val="18"/>
               </w:rPr>
               <w:t xml:space="preserve">재현성</w:t>
             </w:r>
@@ -5927,8 +5905,8 @@
                 <w:b w:val="false"/>
                 <w:bCs w:val="false"/>
                 <w:color w:val="000000"/>
-                <w:sz w:val="20"/>
-                <w:szCs w:val="20"/>
+                <w:sz w:val="18"/>
+                <w:szCs w:val="18"/>
               </w:rPr>
               <w:t xml:space="preserve">고정 시드(42)</w:t>
             </w:r>
@@ -5956,8 +5934,8 @@
                 <w:b w:val="false"/>
                 <w:bCs w:val="false"/>
                 <w:color w:val="000000"/>
-                <w:sz w:val="20"/>
-                <w:szCs w:val="20"/>
+                <w:sz w:val="18"/>
+                <w:szCs w:val="18"/>
               </w:rPr>
               <w:t xml:space="preserve">5개 랜덤 시드</w:t>
             </w:r>
@@ -5985,8 +5963,8 @@
                 <w:b w:val="false"/>
                 <w:bCs w:val="false"/>
                 <w:color w:val="000000"/>
-                <w:sz w:val="20"/>
-                <w:szCs w:val="20"/>
+                <w:sz w:val="18"/>
+                <w:szCs w:val="18"/>
               </w:rPr>
               <w:t xml:space="preserve">동일 프롬프트 사용</w:t>
             </w:r>
@@ -6001,21 +5979,21 @@
     </w:p>
     <w:p>
       <w:pPr>
-        <w:spacing w:after="120" w:line="360"/>
-      </w:pPr>
-      <w:r>
-        <w:rPr>
-          <w:rFonts w:ascii="맑은 고딕" w:cs="맑은 고딕" w:eastAsia="맑은 고딕" w:hAnsi="맑은 고딕"/>
-          <w:color w:val="000000"/>
-          <w:sz w:val="22"/>
-          <w:szCs w:val="22"/>
+        <w:spacing w:after="120" w:line="240"/>
+      </w:pPr>
+      <w:r>
+        <w:rPr>
+          <w:rFonts w:ascii="맑은 고딕" w:cs="맑은 고딕" w:eastAsia="맑은 고딕" w:hAnsi="맑은 고딕"/>
+          <w:color w:val="000000"/>
+          <w:sz w:val="20"/>
+          <w:szCs w:val="20"/>
         </w:rPr>
         <w:t xml:space="preserve">선점형 실험의 "혼합"은 세 가지 처리 시간 범위의 요청을 섞은 것이다 (표 6).</w:t>
       </w:r>
     </w:p>
     <w:p>
       <w:pPr>
-        <w:spacing w:after="80" w:line="360"/>
+        <w:spacing w:after="80" w:line="240"/>
       </w:pPr>
       <w:r>
         <w:rPr>
@@ -6023,8 +6001,8 @@
           <w:b/>
           <w:bCs/>
           <w:color w:val="000000"/>
-          <w:sz w:val="22"/>
-          <w:szCs w:val="22"/>
+          <w:sz w:val="20"/>
+          <w:szCs w:val="20"/>
         </w:rPr>
         <w:t xml:space="preserve">표 6. 요청 유형별 구성</w:t>
       </w:r>
@@ -6071,8 +6049,8 @@
                 <w:b/>
                 <w:bCs/>
                 <w:color w:val="000000"/>
-                <w:sz w:val="20"/>
-                <w:szCs w:val="20"/>
+                <w:sz w:val="18"/>
+                <w:szCs w:val="18"/>
               </w:rPr>
               <w:t xml:space="preserve">요청 유형</w:t>
             </w:r>
@@ -6101,8 +6079,8 @@
                 <w:b/>
                 <w:bCs/>
                 <w:color w:val="000000"/>
-                <w:sz w:val="20"/>
-                <w:szCs w:val="20"/>
+                <w:sz w:val="18"/>
+                <w:szCs w:val="18"/>
               </w:rPr>
               <w:t xml:space="preserve">처리 시간 범위</w:t>
             </w:r>
@@ -6131,8 +6109,8 @@
                 <w:b/>
                 <w:bCs/>
                 <w:color w:val="000000"/>
-                <w:sz w:val="20"/>
-                <w:szCs w:val="20"/>
+                <w:sz w:val="18"/>
+                <w:szCs w:val="18"/>
               </w:rPr>
               <w:t xml:space="preserve">비율</w:t>
             </w:r>
@@ -6161,8 +6139,8 @@
                 <w:b/>
                 <w:bCs/>
                 <w:color w:val="000000"/>
-                <w:sz w:val="20"/>
-                <w:szCs w:val="20"/>
+                <w:sz w:val="18"/>
+                <w:szCs w:val="18"/>
               </w:rPr>
               <w:t xml:space="preserve">MLFQ 동작</w:t>
             </w:r>
@@ -6192,8 +6170,8 @@
                 <w:b w:val="false"/>
                 <w:bCs w:val="false"/>
                 <w:color w:val="000000"/>
-                <w:sz w:val="20"/>
-                <w:szCs w:val="20"/>
+                <w:sz w:val="18"/>
+                <w:szCs w:val="18"/>
               </w:rPr>
               <w:t xml:space="preserve">Short</w:t>
             </w:r>
@@ -6221,8 +6199,8 @@
                 <w:b w:val="false"/>
                 <w:bCs w:val="false"/>
                 <w:color w:val="000000"/>
-                <w:sz w:val="20"/>
-                <w:szCs w:val="20"/>
+                <w:sz w:val="18"/>
+                <w:szCs w:val="18"/>
               </w:rPr>
               <w:t xml:space="preserve">100~800ms</w:t>
             </w:r>
@@ -6250,8 +6228,8 @@
                 <w:b w:val="false"/>
                 <w:bCs w:val="false"/>
                 <w:color w:val="000000"/>
-                <w:sz w:val="20"/>
-                <w:szCs w:val="20"/>
+                <w:sz w:val="18"/>
+                <w:szCs w:val="18"/>
               </w:rPr>
               <w:t xml:space="preserve">40%</w:t>
             </w:r>
@@ -6279,8 +6257,8 @@
                 <w:b w:val="false"/>
                 <w:bCs w:val="false"/>
                 <w:color w:val="000000"/>
-                <w:sz w:val="20"/>
-                <w:szCs w:val="20"/>
+                <w:sz w:val="18"/>
+                <w:szCs w:val="18"/>
               </w:rPr>
               <w:t xml:space="preserve">Q0(1,000ms) 안에 완료</w:t>
             </w:r>
@@ -6310,8 +6288,8 @@
                 <w:b w:val="false"/>
                 <w:bCs w:val="false"/>
                 <w:color w:val="000000"/>
-                <w:sz w:val="20"/>
-                <w:szCs w:val="20"/>
+                <w:sz w:val="18"/>
+                <w:szCs w:val="18"/>
               </w:rPr>
               <w:t xml:space="preserve">Medium</w:t>
             </w:r>
@@ -6339,8 +6317,8 @@
                 <w:b w:val="false"/>
                 <w:bCs w:val="false"/>
                 <w:color w:val="000000"/>
-                <w:sz w:val="20"/>
-                <w:szCs w:val="20"/>
+                <w:sz w:val="18"/>
+                <w:szCs w:val="18"/>
               </w:rPr>
               <w:t xml:space="preserve">1,200~4,000ms</w:t>
             </w:r>
@@ -6368,8 +6346,8 @@
                 <w:b w:val="false"/>
                 <w:bCs w:val="false"/>
                 <w:color w:val="000000"/>
-                <w:sz w:val="20"/>
-                <w:szCs w:val="20"/>
+                <w:sz w:val="18"/>
+                <w:szCs w:val="18"/>
               </w:rPr>
               <w:t xml:space="preserve">40%</w:t>
             </w:r>
@@ -6397,8 +6375,8 @@
                 <w:b w:val="false"/>
                 <w:bCs w:val="false"/>
                 <w:color w:val="000000"/>
-                <w:sz w:val="20"/>
-                <w:szCs w:val="20"/>
+                <w:sz w:val="18"/>
+                <w:szCs w:val="18"/>
               </w:rPr>
               <w:t xml:space="preserve">Q0 초과, Q1 필요</w:t>
             </w:r>
@@ -6428,8 +6406,8 @@
                 <w:b w:val="false"/>
                 <w:bCs w:val="false"/>
                 <w:color w:val="000000"/>
-                <w:sz w:val="20"/>
-                <w:szCs w:val="20"/>
+                <w:sz w:val="18"/>
+                <w:szCs w:val="18"/>
               </w:rPr>
               <w:t xml:space="preserve">Long</w:t>
             </w:r>
@@ -6457,8 +6435,8 @@
                 <w:b w:val="false"/>
                 <w:bCs w:val="false"/>
                 <w:color w:val="000000"/>
-                <w:sz w:val="20"/>
-                <w:szCs w:val="20"/>
+                <w:sz w:val="18"/>
+                <w:szCs w:val="18"/>
               </w:rPr>
               <w:t xml:space="preserve">5,000~10,000ms</w:t>
             </w:r>
@@ -6486,8 +6464,8 @@
                 <w:b w:val="false"/>
                 <w:bCs w:val="false"/>
                 <w:color w:val="000000"/>
-                <w:sz w:val="20"/>
-                <w:szCs w:val="20"/>
+                <w:sz w:val="18"/>
+                <w:szCs w:val="18"/>
               </w:rPr>
               <w:t xml:space="preserve">20%</w:t>
             </w:r>
@@ -6515,8 +6493,8 @@
                 <w:b w:val="false"/>
                 <w:bCs w:val="false"/>
                 <w:color w:val="000000"/>
-                <w:sz w:val="20"/>
-                <w:szCs w:val="20"/>
+                <w:sz w:val="18"/>
+                <w:szCs w:val="18"/>
               </w:rPr>
               <w:t xml:space="preserve">Q1 초과, Q2 이상 필요</w:t>
             </w:r>
@@ -6531,22 +6509,21 @@
     </w:p>
     <w:p>
       <w:pPr>
-        <w:spacing w:after="120" w:line="360"/>
-      </w:pPr>
-      <w:r>
-        <w:rPr>
-          <w:rFonts w:ascii="맑은 고딕" w:cs="맑은 고딕" w:eastAsia="맑은 고딕" w:hAnsi="맑은 고딕"/>
-          <w:color w:val="000000"/>
-          <w:sz w:val="22"/>
-          <w:szCs w:val="22"/>
+        <w:spacing w:after="120" w:line="240"/>
+      </w:pPr>
+      <w:r>
+        <w:rPr>
+          <w:rFonts w:ascii="맑은 고딕" w:cs="맑은 고딕" w:eastAsia="맑은 고딕" w:hAnsi="맑은 고딕"/>
+          <w:color w:val="000000"/>
+          <w:sz w:val="20"/>
+          <w:szCs w:val="20"/>
         </w:rPr>
         <w:t xml:space="preserve">Short는 최상위 큐에서 완료되고 Medium·Long은 시간 할당량 초과로 하위 큐로 강등되도록 설계하였다. 버스트(Burst, 짧은 시간에 여러 요청이 동시에 몰리는 상황) 도착 패턴은 대기열에 요청이 쌓인 상태에서 스케줄러가 순서를 결정하도록 유도하기 위해 20건 단위로 동시 투입하는 방식으로 구성하였다. 모든 실험에서 요청은 1건씩 순차 처리된다. 세 실험의 요청을 합산하면 총 3,020건(기본 500 + 선점형 2,500 + 실서버 20)이 된다. JFI 계산 방식의 차이는 5.5절에서 다루며, 대규모 환경은 7.2절 향후 연구 과제로 남긴다.</w:t>
       </w:r>
     </w:p>
     <w:p>
       <w:pPr>
-        <w:pStyle w:val="Heading2"/>
-        <w:spacing w:after="160" w:before="240"/>
+        <w:spacing w:after="130" w:before="220" w:line="240"/>
       </w:pPr>
       <w:r>
         <w:rPr>
@@ -6562,21 +6539,21 @@
     </w:p>
     <w:p>
       <w:pPr>
-        <w:spacing w:after="120" w:line="360"/>
-      </w:pPr>
-      <w:r>
-        <w:rPr>
-          <w:rFonts w:ascii="맑은 고딕" w:cs="맑은 고딕" w:eastAsia="맑은 고딕" w:hAnsi="맑은 고딕"/>
-          <w:color w:val="000000"/>
-          <w:sz w:val="22"/>
-          <w:szCs w:val="22"/>
+        <w:spacing w:after="120" w:line="240"/>
+      </w:pPr>
+      <w:r>
+        <w:rPr>
+          <w:rFonts w:ascii="맑은 고딕" w:cs="맑은 고딕" w:eastAsia="맑은 고딕" w:hAnsi="맑은 고딕"/>
+          <w:color w:val="000000"/>
+          <w:sz w:val="20"/>
+          <w:szCs w:val="20"/>
         </w:rPr>
         <w:t xml:space="preserve">네 가지 알고리즘을 같은 500건 요청에 대해 실행한 결과는 표 7 및 그림 6과 같다.</w:t>
       </w:r>
     </w:p>
     <w:p>
       <w:pPr>
-        <w:spacing w:after="80" w:line="360"/>
+        <w:spacing w:after="80" w:line="240"/>
       </w:pPr>
       <w:r>
         <w:rPr>
@@ -6584,8 +6561,8 @@
           <w:b/>
           <w:bCs/>
           <w:color w:val="000000"/>
-          <w:sz w:val="22"/>
-          <w:szCs w:val="22"/>
+          <w:sz w:val="20"/>
+          <w:szCs w:val="20"/>
         </w:rPr>
         <w:t xml:space="preserve">표 7. 알고리즘별 성능 비교 (500건, 지표: 대기시간 기준)</w:t>
       </w:r>
@@ -6632,8 +6609,8 @@
                 <w:b/>
                 <w:bCs/>
                 <w:color w:val="000000"/>
-                <w:sz w:val="20"/>
-                <w:szCs w:val="20"/>
+                <w:sz w:val="18"/>
+                <w:szCs w:val="18"/>
               </w:rPr>
               <w:t xml:space="preserve">스케줄러</w:t>
             </w:r>
@@ -6662,8 +6639,8 @@
                 <w:b/>
                 <w:bCs/>
                 <w:color w:val="000000"/>
-                <w:sz w:val="20"/>
-                <w:szCs w:val="20"/>
+                <w:sz w:val="18"/>
+                <w:szCs w:val="18"/>
               </w:rPr>
               <w:t xml:space="preserve">평균 대기시간</w:t>
             </w:r>
@@ -6692,8 +6669,8 @@
                 <w:b/>
                 <w:bCs/>
                 <w:color w:val="000000"/>
-                <w:sz w:val="20"/>
-                <w:szCs w:val="20"/>
+                <w:sz w:val="18"/>
+                <w:szCs w:val="18"/>
               </w:rPr>
               <w:t xml:space="preserve">처리량(req/s)</w:t>
             </w:r>
@@ -6722,8 +6699,8 @@
                 <w:b/>
                 <w:bCs/>
                 <w:color w:val="000000"/>
-                <w:sz w:val="20"/>
-                <w:szCs w:val="20"/>
+                <w:sz w:val="18"/>
+                <w:szCs w:val="18"/>
               </w:rPr>
               <w:t xml:space="preserve">JFI</w:t>
             </w:r>
@@ -6753,8 +6730,8 @@
                 <w:b w:val="false"/>
                 <w:bCs w:val="false"/>
                 <w:color w:val="000000"/>
-                <w:sz w:val="20"/>
-                <w:szCs w:val="20"/>
+                <w:sz w:val="18"/>
+                <w:szCs w:val="18"/>
               </w:rPr>
               <w:t xml:space="preserve">FCFS</w:t>
             </w:r>
@@ -6782,8 +6759,8 @@
                 <w:b w:val="false"/>
                 <w:bCs w:val="false"/>
                 <w:color w:val="000000"/>
-                <w:sz w:val="20"/>
-                <w:szCs w:val="20"/>
+                <w:sz w:val="18"/>
+                <w:szCs w:val="18"/>
               </w:rPr>
               <w:t xml:space="preserve">약 12,203ms</w:t>
             </w:r>
@@ -6811,8 +6788,8 @@
                 <w:b w:val="false"/>
                 <w:bCs w:val="false"/>
                 <w:color w:val="000000"/>
-                <w:sz w:val="20"/>
-                <w:szCs w:val="20"/>
+                <w:sz w:val="18"/>
+                <w:szCs w:val="18"/>
               </w:rPr>
               <w:t xml:space="preserve">약 18.72</w:t>
             </w:r>
@@ -6840,8 +6817,8 @@
                 <w:b w:val="false"/>
                 <w:bCs w:val="false"/>
                 <w:color w:val="000000"/>
-                <w:sz w:val="20"/>
-                <w:szCs w:val="20"/>
+                <w:sz w:val="18"/>
+                <w:szCs w:val="18"/>
               </w:rPr>
               <w:t xml:space="preserve">1.000</w:t>
             </w:r>
@@ -6871,8 +6848,8 @@
                 <w:b w:val="false"/>
                 <w:bCs w:val="false"/>
                 <w:color w:val="000000"/>
-                <w:sz w:val="20"/>
-                <w:szCs w:val="20"/>
+                <w:sz w:val="18"/>
+                <w:szCs w:val="18"/>
               </w:rPr>
               <w:t xml:space="preserve">Priority</w:t>
             </w:r>
@@ -6900,8 +6877,8 @@
                 <w:b w:val="false"/>
                 <w:bCs w:val="false"/>
                 <w:color w:val="000000"/>
-                <w:sz w:val="20"/>
-                <w:szCs w:val="20"/>
+                <w:sz w:val="18"/>
+                <w:szCs w:val="18"/>
               </w:rPr>
               <w:t xml:space="preserve">약 12,419ms</w:t>
             </w:r>
@@ -6929,8 +6906,8 @@
                 <w:b w:val="false"/>
                 <w:bCs w:val="false"/>
                 <w:color w:val="000000"/>
-                <w:sz w:val="20"/>
-                <w:szCs w:val="20"/>
+                <w:sz w:val="18"/>
+                <w:szCs w:val="18"/>
               </w:rPr>
               <w:t xml:space="preserve">약 18.56</w:t>
             </w:r>
@@ -6958,8 +6935,8 @@
                 <w:b w:val="false"/>
                 <w:bCs w:val="false"/>
                 <w:color w:val="000000"/>
-                <w:sz w:val="20"/>
-                <w:szCs w:val="20"/>
+                <w:sz w:val="18"/>
+                <w:szCs w:val="18"/>
               </w:rPr>
               <w:t xml:space="preserve">1.000</w:t>
             </w:r>
@@ -6989,8 +6966,8 @@
                 <w:b w:val="false"/>
                 <w:bCs w:val="false"/>
                 <w:color w:val="000000"/>
-                <w:sz w:val="20"/>
-                <w:szCs w:val="20"/>
+                <w:sz w:val="18"/>
+                <w:szCs w:val="18"/>
               </w:rPr>
               <w:t xml:space="preserve">MLFQ (비선점형)</w:t>
             </w:r>
@@ -7018,8 +6995,8 @@
                 <w:b w:val="false"/>
                 <w:bCs w:val="false"/>
                 <w:color w:val="000000"/>
-                <w:sz w:val="20"/>
-                <w:szCs w:val="20"/>
+                <w:sz w:val="18"/>
+                <w:szCs w:val="18"/>
               </w:rPr>
               <w:t xml:space="preserve">약 12,203ms</w:t>
             </w:r>
@@ -7047,8 +7024,8 @@
                 <w:b w:val="false"/>
                 <w:bCs w:val="false"/>
                 <w:color w:val="000000"/>
-                <w:sz w:val="20"/>
-                <w:szCs w:val="20"/>
+                <w:sz w:val="18"/>
+                <w:szCs w:val="18"/>
               </w:rPr>
               <w:t xml:space="preserve">약 18.72</w:t>
             </w:r>
@@ -7076,8 +7053,8 @@
                 <w:b w:val="false"/>
                 <w:bCs w:val="false"/>
                 <w:color w:val="000000"/>
-                <w:sz w:val="20"/>
-                <w:szCs w:val="20"/>
+                <w:sz w:val="18"/>
+                <w:szCs w:val="18"/>
               </w:rPr>
               <w:t xml:space="preserve">1.000</w:t>
             </w:r>
@@ -7107,8 +7084,8 @@
                 <w:b w:val="false"/>
                 <w:bCs w:val="false"/>
                 <w:color w:val="000000"/>
-                <w:sz w:val="20"/>
-                <w:szCs w:val="20"/>
+                <w:sz w:val="18"/>
+                <w:szCs w:val="18"/>
               </w:rPr>
               <w:t xml:space="preserve">WFQ</w:t>
             </w:r>
@@ -7136,8 +7113,8 @@
                 <w:b w:val="false"/>
                 <w:bCs w:val="false"/>
                 <w:color w:val="000000"/>
-                <w:sz w:val="20"/>
-                <w:szCs w:val="20"/>
+                <w:sz w:val="18"/>
+                <w:szCs w:val="18"/>
               </w:rPr>
               <w:t xml:space="preserve">약 11,846ms</w:t>
             </w:r>
@@ -7165,8 +7142,8 @@
                 <w:b w:val="false"/>
                 <w:bCs w:val="false"/>
                 <w:color w:val="000000"/>
-                <w:sz w:val="20"/>
-                <w:szCs w:val="20"/>
+                <w:sz w:val="18"/>
+                <w:szCs w:val="18"/>
               </w:rPr>
               <w:t xml:space="preserve">약 18.72</w:t>
             </w:r>
@@ -7194,8 +7171,8 @@
                 <w:b w:val="false"/>
                 <w:bCs w:val="false"/>
                 <w:color w:val="000000"/>
-                <w:sz w:val="20"/>
-                <w:szCs w:val="20"/>
+                <w:sz w:val="18"/>
+                <w:szCs w:val="18"/>
               </w:rPr>
               <w:t xml:space="preserve">0.316</w:t>
             </w:r>
@@ -7210,14 +7187,14 @@
     </w:p>
     <w:p>
       <w:pPr>
-        <w:spacing w:after="120" w:line="360"/>
-      </w:pPr>
-      <w:r>
-        <w:rPr>
-          <w:rFonts w:ascii="맑은 고딕" w:cs="맑은 고딕" w:eastAsia="맑은 고딕" w:hAnsi="맑은 고딕"/>
-          <w:color w:val="000000"/>
-          <w:sz w:val="22"/>
-          <w:szCs w:val="22"/>
+        <w:spacing w:after="120" w:line="240"/>
+      </w:pPr>
+      <w:r>
+        <w:rPr>
+          <w:rFonts w:ascii="맑은 고딕" w:cs="맑은 고딕" w:eastAsia="맑은 고딕" w:hAnsi="맑은 고딕"/>
+          <w:color w:val="000000"/>
+          <w:sz w:val="20"/>
+          <w:szCs w:val="20"/>
         </w:rPr>
         <w:t xml:space="preserve">"대기시간(wait time)"은 요청이 대기열에 들어간 시점부터 처리가 시작된 시점까지이다. 5.3절의 선점형 MLFQ 비교에서는 처리가 여러 번 중단·재개되므로 "응답시간(도착부터 완료까지)"을 사용한다.</w:t>
       </w:r>
@@ -7275,7 +7252,7 @@
     </w:p>
     <w:p>
       <w:pPr>
-        <w:spacing w:after="120" w:line="360"/>
+        <w:spacing w:after="120" w:line="240"/>
         <w:jc w:val="center"/>
       </w:pPr>
       <w:r>
@@ -7284,8 +7261,8 @@
           <w:i/>
           <w:iCs/>
           <w:color w:val="666666"/>
-          <w:sz w:val="22"/>
-          <w:szCs w:val="22"/>
+          <w:sz w:val="18"/>
+          <w:szCs w:val="18"/>
         </w:rPr>
         <w:t xml:space="preserve">[그림 6] 알고리즘별 평균 대기시간 비교</w:t>
       </w:r>
@@ -7297,7 +7274,7 @@
     </w:p>
     <w:p>
       <w:pPr>
-        <w:spacing w:after="120" w:line="360"/>
+        <w:spacing w:after="120" w:line="240"/>
       </w:pPr>
       <w:r>
         <w:rPr>
@@ -7305,8 +7282,8 @@
           <w:b/>
           <w:bCs/>
           <w:color w:val="000000"/>
-          <w:sz w:val="22"/>
-          <w:szCs w:val="22"/>
+          <w:sz w:val="20"/>
+          <w:szCs w:val="20"/>
         </w:rPr>
         <w:t xml:space="preserve">FCFS</w:t>
       </w:r>
@@ -7314,8 +7291,8 @@
         <w:rPr>
           <w:rFonts w:ascii="맑은 고딕" w:cs="맑은 고딕" w:eastAsia="맑은 고딕" w:hAnsi="맑은 고딕"/>
           <w:color w:val="000000"/>
-          <w:sz w:val="22"/>
-          <w:szCs w:val="22"/>
+          <w:sz w:val="20"/>
+          <w:szCs w:val="20"/>
         </w:rPr>
         <w:t xml:space="preserve">는 도착 순서대로 처리되어 4명이 대기시간을 고르게 부담하였다 (JFI = 1.000). </w:t>
       </w:r>
@@ -7325,8 +7302,8 @@
           <w:b/>
           <w:bCs/>
           <w:color w:val="000000"/>
-          <w:sz w:val="22"/>
-          <w:szCs w:val="22"/>
+          <w:sz w:val="20"/>
+          <w:szCs w:val="20"/>
         </w:rPr>
         <w:t xml:space="preserve">Priority</w:t>
       </w:r>
@@ -7334,8 +7311,8 @@
         <w:rPr>
           <w:rFonts w:ascii="맑은 고딕" w:cs="맑은 고딕" w:eastAsia="맑은 고딕" w:hAnsi="맑은 고딕"/>
           <w:color w:val="000000"/>
-          <w:sz w:val="22"/>
-          <w:szCs w:val="22"/>
+          <w:sz w:val="20"/>
+          <w:szCs w:val="20"/>
         </w:rPr>
         <w:t xml:space="preserve">는 순서가 바뀌었으나 전체 평균은 FCFS와 근접하였다. 처리 시간이 짧아(10~100ms) 에이징이 작동하기 전에 처리가 끝났기 때문이다. </w:t>
       </w:r>
@@ -7345,8 +7322,8 @@
           <w:b/>
           <w:bCs/>
           <w:color w:val="000000"/>
-          <w:sz w:val="22"/>
-          <w:szCs w:val="22"/>
+          <w:sz w:val="20"/>
+          <w:szCs w:val="20"/>
         </w:rPr>
         <w:t xml:space="preserve">MLFQ(비선점형)</w:t>
       </w:r>
@@ -7354,8 +7331,8 @@
         <w:rPr>
           <w:rFonts w:ascii="맑은 고딕" w:cs="맑은 고딕" w:eastAsia="맑은 고딕" w:hAnsi="맑은 고딕"/>
           <w:color w:val="000000"/>
-          <w:sz w:val="22"/>
-          <w:szCs w:val="22"/>
+          <w:sz w:val="20"/>
+          <w:szCs w:val="20"/>
         </w:rPr>
         <w:t xml:space="preserve">은 FCFS와 동일한 결과였다. 모든 요청이 Q0 할당량(1,000ms) 안에 완료되어 강등이 일어나지 않았고, 비선점형 특성상 요청이 도착 순서대로 처리되었다. 이론적 효과 확인을 위해 5.3절의 선점형 실험을 추가하였다. </w:t>
       </w:r>
@@ -7365,8 +7342,8 @@
           <w:b/>
           <w:bCs/>
           <w:color w:val="000000"/>
-          <w:sz w:val="22"/>
-          <w:szCs w:val="22"/>
+          <w:sz w:val="20"/>
+          <w:szCs w:val="20"/>
         </w:rPr>
         <w:t xml:space="preserve">WFQ</w:t>
       </w:r>
@@ -7374,15 +7351,15 @@
         <w:rPr>
           <w:rFonts w:ascii="맑은 고딕" w:cs="맑은 고딕" w:eastAsia="맑은 고딕" w:hAnsi="맑은 고딕"/>
           <w:color w:val="000000"/>
-          <w:sz w:val="22"/>
-          <w:szCs w:val="22"/>
+          <w:sz w:val="20"/>
+          <w:szCs w:val="20"/>
         </w:rPr>
         <w:t xml:space="preserve">는 전체 평균은 가장 낮았으나 구독 등급별 차이가 컸다 (표 8). JFI = 0.316은 5.5절에서 분석한다.</w:t>
       </w:r>
     </w:p>
     <w:p>
       <w:pPr>
-        <w:spacing w:after="80" w:line="360"/>
+        <w:spacing w:after="80" w:line="240"/>
       </w:pPr>
       <w:r>
         <w:rPr>
@@ -7390,8 +7367,8 @@
           <w:b/>
           <w:bCs/>
           <w:color w:val="000000"/>
-          <w:sz w:val="22"/>
-          <w:szCs w:val="22"/>
+          <w:sz w:val="20"/>
+          <w:szCs w:val="20"/>
         </w:rPr>
         <w:t xml:space="preserve">표 8. WFQ 구독 등급별 평균 대기시간</w:t>
       </w:r>
@@ -7437,8 +7414,8 @@
                 <w:b/>
                 <w:bCs/>
                 <w:color w:val="000000"/>
-                <w:sz w:val="20"/>
-                <w:szCs w:val="20"/>
+                <w:sz w:val="18"/>
+                <w:szCs w:val="18"/>
               </w:rPr>
               <w:t xml:space="preserve">구독 등급</w:t>
             </w:r>
@@ -7467,8 +7444,8 @@
                 <w:b/>
                 <w:bCs/>
                 <w:color w:val="000000"/>
-                <w:sz w:val="20"/>
-                <w:szCs w:val="20"/>
+                <w:sz w:val="18"/>
+                <w:szCs w:val="18"/>
               </w:rPr>
               <w:t xml:space="preserve">가중치</w:t>
             </w:r>
@@ -7497,8 +7474,8 @@
                 <w:b/>
                 <w:bCs/>
                 <w:color w:val="000000"/>
-                <w:sz w:val="20"/>
-                <w:szCs w:val="20"/>
+                <w:sz w:val="18"/>
+                <w:szCs w:val="18"/>
               </w:rPr>
               <w:t xml:space="preserve">평균 대기시간</w:t>
             </w:r>
@@ -7528,8 +7505,8 @@
                 <w:b w:val="false"/>
                 <w:bCs w:val="false"/>
                 <w:color w:val="000000"/>
-                <w:sz w:val="20"/>
-                <w:szCs w:val="20"/>
+                <w:sz w:val="18"/>
+                <w:szCs w:val="18"/>
               </w:rPr>
               <w:t xml:space="preserve">Enterprise</w:t>
             </w:r>
@@ -7557,8 +7534,8 @@
                 <w:b w:val="false"/>
                 <w:bCs w:val="false"/>
                 <w:color w:val="000000"/>
-                <w:sz w:val="20"/>
-                <w:szCs w:val="20"/>
+                <w:sz w:val="18"/>
+                <w:szCs w:val="18"/>
               </w:rPr>
               <w:t xml:space="preserve">100</w:t>
             </w:r>
@@ -7586,8 +7563,8 @@
                 <w:b w:val="false"/>
                 <w:bCs w:val="false"/>
                 <w:color w:val="000000"/>
-                <w:sz w:val="20"/>
-                <w:szCs w:val="20"/>
+                <w:sz w:val="18"/>
+                <w:szCs w:val="18"/>
               </w:rPr>
               <w:t xml:space="preserve">약 1,862ms</w:t>
             </w:r>
@@ -7617,8 +7594,8 @@
                 <w:b w:val="false"/>
                 <w:bCs w:val="false"/>
                 <w:color w:val="000000"/>
-                <w:sz w:val="20"/>
-                <w:szCs w:val="20"/>
+                <w:sz w:val="18"/>
+                <w:szCs w:val="18"/>
               </w:rPr>
               <w:t xml:space="preserve">Premium</w:t>
             </w:r>
@@ -7646,8 +7623,8 @@
                 <w:b w:val="false"/>
                 <w:bCs w:val="false"/>
                 <w:color w:val="000000"/>
-                <w:sz w:val="20"/>
-                <w:szCs w:val="20"/>
+                <w:sz w:val="18"/>
+                <w:szCs w:val="18"/>
               </w:rPr>
               <w:t xml:space="preserve">50</w:t>
             </w:r>
@@ -7675,8 +7652,8 @@
                 <w:b w:val="false"/>
                 <w:bCs w:val="false"/>
                 <w:color w:val="000000"/>
-                <w:sz w:val="20"/>
-                <w:szCs w:val="20"/>
+                <w:sz w:val="18"/>
+                <w:szCs w:val="18"/>
               </w:rPr>
               <w:t xml:space="preserve">약 8,384ms</w:t>
             </w:r>
@@ -7706,8 +7683,8 @@
                 <w:b w:val="false"/>
                 <w:bCs w:val="false"/>
                 <w:color w:val="000000"/>
-                <w:sz w:val="20"/>
-                <w:szCs w:val="20"/>
+                <w:sz w:val="18"/>
+                <w:szCs w:val="18"/>
               </w:rPr>
               <w:t xml:space="preserve">Standard</w:t>
             </w:r>
@@ -7735,8 +7712,8 @@
                 <w:b w:val="false"/>
                 <w:bCs w:val="false"/>
                 <w:color w:val="000000"/>
-                <w:sz w:val="20"/>
-                <w:szCs w:val="20"/>
+                <w:sz w:val="18"/>
+                <w:szCs w:val="18"/>
               </w:rPr>
               <w:t xml:space="preserve">10</w:t>
             </w:r>
@@ -7764,8 +7741,8 @@
                 <w:b w:val="false"/>
                 <w:bCs w:val="false"/>
                 <w:color w:val="000000"/>
-                <w:sz w:val="20"/>
-                <w:szCs w:val="20"/>
+                <w:sz w:val="18"/>
+                <w:szCs w:val="18"/>
               </w:rPr>
               <w:t xml:space="preserve">약 15,109ms</w:t>
             </w:r>
@@ -7795,8 +7772,8 @@
                 <w:b w:val="false"/>
                 <w:bCs w:val="false"/>
                 <w:color w:val="000000"/>
-                <w:sz w:val="20"/>
-                <w:szCs w:val="20"/>
+                <w:sz w:val="18"/>
+                <w:szCs w:val="18"/>
               </w:rPr>
               <w:t xml:space="preserve">Free</w:t>
             </w:r>
@@ -7824,8 +7801,8 @@
                 <w:b w:val="false"/>
                 <w:bCs w:val="false"/>
                 <w:color w:val="000000"/>
-                <w:sz w:val="20"/>
-                <w:szCs w:val="20"/>
+                <w:sz w:val="18"/>
+                <w:szCs w:val="18"/>
               </w:rPr>
               <w:t xml:space="preserve">1</w:t>
             </w:r>
@@ -7853,8 +7830,8 @@
                 <w:b w:val="false"/>
                 <w:bCs w:val="false"/>
                 <w:color w:val="000000"/>
-                <w:sz w:val="20"/>
-                <w:szCs w:val="20"/>
+                <w:sz w:val="18"/>
+                <w:szCs w:val="18"/>
               </w:rPr>
               <w:t xml:space="preserve">약 22,029ms</w:t>
             </w:r>
@@ -7869,22 +7846,21 @@
     </w:p>
     <w:p>
       <w:pPr>
-        <w:spacing w:after="120" w:line="360"/>
-      </w:pPr>
-      <w:r>
-        <w:rPr>
-          <w:rFonts w:ascii="맑은 고딕" w:cs="맑은 고딕" w:eastAsia="맑은 고딕" w:hAnsi="맑은 고딕"/>
-          <w:color w:val="000000"/>
-          <w:sz w:val="22"/>
-          <w:szCs w:val="22"/>
+        <w:spacing w:after="120" w:line="240"/>
+      </w:pPr>
+      <w:r>
+        <w:rPr>
+          <w:rFonts w:ascii="맑은 고딕" w:cs="맑은 고딕" w:eastAsia="맑은 고딕" w:hAnsi="맑은 고딕"/>
+          <w:color w:val="000000"/>
+          <w:sz w:val="20"/>
+          <w:szCs w:val="20"/>
         </w:rPr>
         <w:t xml:space="preserve">Enterprise의 대기시간은 Free의 약 1/12 수준으로, 가중치에 비례한 차등 서비스가 확인되었다. 100:1의 극단적 차이까지 벌어지지 않은 것은 요청이 대기열에 순차 도착하는 실험 설계 때문이다.</w:t>
       </w:r>
     </w:p>
     <w:p>
       <w:pPr>
-        <w:pStyle w:val="Heading2"/>
-        <w:spacing w:after="160" w:before="240"/>
+        <w:spacing w:after="130" w:before="220" w:line="240"/>
       </w:pPr>
       <w:r>
         <w:rPr>
@@ -7900,21 +7876,21 @@
     </w:p>
     <w:p>
       <w:pPr>
-        <w:spacing w:after="120" w:line="360"/>
-      </w:pPr>
-      <w:r>
-        <w:rPr>
-          <w:rFonts w:ascii="맑은 고딕" w:cs="맑은 고딕" w:eastAsia="맑은 고딕" w:hAnsi="맑은 고딕"/>
-          <w:color w:val="000000"/>
-          <w:sz w:val="22"/>
-          <w:szCs w:val="22"/>
+        <w:spacing w:after="120" w:line="240"/>
+      </w:pPr>
+      <w:r>
+        <w:rPr>
+          <w:rFonts w:ascii="맑은 고딕" w:cs="맑은 고딕" w:eastAsia="맑은 고딕" w:hAnsi="맑은 고딕"/>
+          <w:color w:val="000000"/>
+          <w:sz w:val="20"/>
+          <w:szCs w:val="20"/>
         </w:rPr>
         <w:t xml:space="preserve">비선점형 MLFQ가 FCFS와 동일한 결과를 보였으므로, MLFQ의 이론적 효과를 검증하기 위해 선점형 시뮬레이션을 추가 수행하였다. 요청 500건, 처리 시간 최대 10초, 버스트 도착 구조로 5개 시드에 걸쳐 반복하였다. 지표는 응답시간(도착부터 완료까지)을 사용한다. 요청 유형별 응답시간 비교 결과는 표 9 및 그림 7과 같다.</w:t>
       </w:r>
     </w:p>
     <w:p>
       <w:pPr>
-        <w:spacing w:after="80" w:line="360"/>
+        <w:spacing w:after="80" w:line="240"/>
       </w:pPr>
       <w:r>
         <w:rPr>
@@ -7922,8 +7898,8 @@
           <w:b/>
           <w:bCs/>
           <w:color w:val="000000"/>
-          <w:sz w:val="22"/>
-          <w:szCs w:val="22"/>
+          <w:sz w:val="20"/>
+          <w:szCs w:val="20"/>
         </w:rPr>
         <w:t xml:space="preserve">표 9. MLFQ 선점형 vs FCFS 비교 (요청 유형별, 5시드 평균, 지표: 응답시간 기준)</w:t>
       </w:r>
@@ -7971,8 +7947,8 @@
                 <w:b/>
                 <w:bCs/>
                 <w:color w:val="000000"/>
-                <w:sz w:val="20"/>
-                <w:szCs w:val="20"/>
+                <w:sz w:val="18"/>
+                <w:szCs w:val="18"/>
               </w:rPr>
               <w:t xml:space="preserve">요청 유형</w:t>
             </w:r>
@@ -8001,8 +7977,8 @@
                 <w:b/>
                 <w:bCs/>
                 <w:color w:val="000000"/>
-                <w:sz w:val="20"/>
-                <w:szCs w:val="20"/>
+                <w:sz w:val="18"/>
+                <w:szCs w:val="18"/>
               </w:rPr>
               <w:t xml:space="preserve">처리 시간 범위</w:t>
             </w:r>
@@ -8031,8 +8007,8 @@
                 <w:b/>
                 <w:bCs/>
                 <w:color w:val="000000"/>
-                <w:sz w:val="20"/>
-                <w:szCs w:val="20"/>
+                <w:sz w:val="18"/>
+                <w:szCs w:val="18"/>
               </w:rPr>
               <w:t xml:space="preserve">FCFS 응답시간</w:t>
             </w:r>
@@ -8061,8 +8037,8 @@
                 <w:b/>
                 <w:bCs/>
                 <w:color w:val="000000"/>
-                <w:sz w:val="20"/>
-                <w:szCs w:val="20"/>
+                <w:sz w:val="18"/>
+                <w:szCs w:val="18"/>
               </w:rPr>
               <w:t xml:space="preserve">MLFQ (선점형) 응답시간</w:t>
             </w:r>
@@ -8091,8 +8067,8 @@
                 <w:b/>
                 <w:bCs/>
                 <w:color w:val="000000"/>
-                <w:sz w:val="20"/>
-                <w:szCs w:val="20"/>
+                <w:sz w:val="18"/>
+                <w:szCs w:val="18"/>
               </w:rPr>
               <w:t xml:space="preserve">변화</w:t>
             </w:r>
@@ -8122,8 +8098,8 @@
                 <w:b w:val="false"/>
                 <w:bCs w:val="false"/>
                 <w:color w:val="000000"/>
-                <w:sz w:val="20"/>
-                <w:szCs w:val="20"/>
+                <w:sz w:val="18"/>
+                <w:szCs w:val="18"/>
               </w:rPr>
               <w:t xml:space="preserve">Short</w:t>
             </w:r>
@@ -8151,8 +8127,8 @@
                 <w:b w:val="false"/>
                 <w:bCs w:val="false"/>
                 <w:color w:val="000000"/>
-                <w:sz w:val="20"/>
-                <w:szCs w:val="20"/>
+                <w:sz w:val="18"/>
+                <w:szCs w:val="18"/>
               </w:rPr>
               <w:t xml:space="preserve">100~800ms</w:t>
             </w:r>
@@ -8180,8 +8156,8 @@
                 <w:b w:val="false"/>
                 <w:bCs w:val="false"/>
                 <w:color w:val="000000"/>
-                <w:sz w:val="20"/>
-                <w:szCs w:val="20"/>
+                <w:sz w:val="18"/>
+                <w:szCs w:val="18"/>
               </w:rPr>
               <w:t xml:space="preserve">약 635초</w:t>
             </w:r>
@@ -8209,8 +8185,8 @@
                 <w:b w:val="false"/>
                 <w:bCs w:val="false"/>
                 <w:color w:val="000000"/>
-                <w:sz w:val="20"/>
-                <w:szCs w:val="20"/>
+                <w:sz w:val="18"/>
+                <w:szCs w:val="18"/>
               </w:rPr>
               <w:t xml:space="preserve">약 170초</w:t>
             </w:r>
@@ -8238,8 +8214,8 @@
                 <w:b w:val="false"/>
                 <w:bCs w:val="false"/>
                 <w:color w:val="000000"/>
-                <w:sz w:val="20"/>
-                <w:szCs w:val="20"/>
+                <w:sz w:val="18"/>
+                <w:szCs w:val="18"/>
               </w:rPr>
               <w:t xml:space="preserve">약 73% 감소</w:t>
             </w:r>
@@ -8269,8 +8245,8 @@
                 <w:b w:val="false"/>
                 <w:bCs w:val="false"/>
                 <w:color w:val="000000"/>
-                <w:sz w:val="20"/>
-                <w:szCs w:val="20"/>
+                <w:sz w:val="18"/>
+                <w:szCs w:val="18"/>
               </w:rPr>
               <w:t xml:space="preserve">Medium</w:t>
             </w:r>
@@ -8298,8 +8274,8 @@
                 <w:b w:val="false"/>
                 <w:bCs w:val="false"/>
                 <w:color w:val="000000"/>
-                <w:sz w:val="20"/>
-                <w:szCs w:val="20"/>
+                <w:sz w:val="18"/>
+                <w:szCs w:val="18"/>
               </w:rPr>
               <w:t xml:space="preserve">1,200~4,000ms</w:t>
             </w:r>
@@ -8327,8 +8303,8 @@
                 <w:b w:val="false"/>
                 <w:bCs w:val="false"/>
                 <w:color w:val="000000"/>
-                <w:sz w:val="20"/>
-                <w:szCs w:val="20"/>
+                <w:sz w:val="18"/>
+                <w:szCs w:val="18"/>
               </w:rPr>
               <w:t xml:space="preserve">약 645초</w:t>
             </w:r>
@@ -8356,8 +8332,8 @@
                 <w:b w:val="false"/>
                 <w:bCs w:val="false"/>
                 <w:color w:val="000000"/>
-                <w:sz w:val="20"/>
-                <w:szCs w:val="20"/>
+                <w:sz w:val="18"/>
+                <w:szCs w:val="18"/>
               </w:rPr>
               <w:t xml:space="preserve">약 729초</w:t>
             </w:r>
@@ -8385,8 +8361,8 @@
                 <w:b w:val="false"/>
                 <w:bCs w:val="false"/>
                 <w:color w:val="000000"/>
-                <w:sz w:val="20"/>
-                <w:szCs w:val="20"/>
+                <w:sz w:val="18"/>
+                <w:szCs w:val="18"/>
               </w:rPr>
               <w:t xml:space="preserve">약 13% 증가</w:t>
             </w:r>
@@ -8416,8 +8392,8 @@
                 <w:b w:val="false"/>
                 <w:bCs w:val="false"/>
                 <w:color w:val="000000"/>
-                <w:sz w:val="20"/>
-                <w:szCs w:val="20"/>
+                <w:sz w:val="18"/>
+                <w:szCs w:val="18"/>
               </w:rPr>
               <w:t xml:space="preserve">Long</w:t>
             </w:r>
@@ -8445,8 +8421,8 @@
                 <w:b w:val="false"/>
                 <w:bCs w:val="false"/>
                 <w:color w:val="000000"/>
-                <w:sz w:val="20"/>
-                <w:szCs w:val="20"/>
+                <w:sz w:val="18"/>
+                <w:szCs w:val="18"/>
               </w:rPr>
               <w:t xml:space="preserve">5,000~10,000ms</w:t>
             </w:r>
@@ -8474,8 +8450,8 @@
                 <w:b w:val="false"/>
                 <w:bCs w:val="false"/>
                 <w:color w:val="000000"/>
-                <w:sz w:val="20"/>
-                <w:szCs w:val="20"/>
+                <w:sz w:val="18"/>
+                <w:szCs w:val="18"/>
               </w:rPr>
               <w:t xml:space="preserve">약 650초</w:t>
             </w:r>
@@ -8503,8 +8479,8 @@
                 <w:b w:val="false"/>
                 <w:bCs w:val="false"/>
                 <w:color w:val="000000"/>
-                <w:sz w:val="20"/>
-                <w:szCs w:val="20"/>
+                <w:sz w:val="18"/>
+                <w:szCs w:val="18"/>
               </w:rPr>
               <w:t xml:space="preserve">약 1,226초</w:t>
             </w:r>
@@ -8532,8 +8508,8 @@
                 <w:b w:val="false"/>
                 <w:bCs w:val="false"/>
                 <w:color w:val="000000"/>
-                <w:sz w:val="20"/>
-                <w:szCs w:val="20"/>
+                <w:sz w:val="18"/>
+                <w:szCs w:val="18"/>
               </w:rPr>
               <w:t xml:space="preserve">약 89% 증가</w:t>
             </w:r>
@@ -8599,7 +8575,7 @@
     </w:p>
     <w:p>
       <w:pPr>
-        <w:spacing w:after="120" w:line="360"/>
+        <w:spacing w:after="120" w:line="240"/>
         <w:jc w:val="center"/>
       </w:pPr>
       <w:r>
@@ -8608,8 +8584,8 @@
           <w:i/>
           <w:iCs/>
           <w:color w:val="666666"/>
-          <w:sz w:val="22"/>
-          <w:szCs w:val="22"/>
+          <w:sz w:val="18"/>
+          <w:szCs w:val="18"/>
         </w:rPr>
         <w:t xml:space="preserve">[그림 7] MLFQ 선점형 vs FCFS 요청 유형별 응답시간</w:t>
       </w:r>
@@ -8621,21 +8597,21 @@
     </w:p>
     <w:p>
       <w:pPr>
-        <w:spacing w:after="120" w:line="360"/>
-      </w:pPr>
-      <w:r>
-        <w:rPr>
-          <w:rFonts w:ascii="맑은 고딕" w:cs="맑은 고딕" w:eastAsia="맑은 고딕" w:hAnsi="맑은 고딕"/>
-          <w:color w:val="000000"/>
-          <w:sz w:val="22"/>
-          <w:szCs w:val="22"/>
+        <w:spacing w:after="120" w:line="240"/>
+      </w:pPr>
+      <w:r>
+        <w:rPr>
+          <w:rFonts w:ascii="맑은 고딕" w:cs="맑은 고딕" w:eastAsia="맑은 고딕" w:hAnsi="맑은 고딕"/>
+          <w:color w:val="000000"/>
+          <w:sz w:val="20"/>
+          <w:szCs w:val="20"/>
         </w:rPr>
         <w:t xml:space="preserve">Short는 Q0 안에 완료되어 강등 없이 처리되므로 응답시간이 FCFS 대비 약 73% 감소하였다. 반면 Long은 하위 큐로 밀려 약 89% 증가, Medium은 약 13% 증가하였다. 부스팅(Rule 5, 5초 주기)으로 Long의 기아 상태는 방지된다.</w:t>
       </w:r>
     </w:p>
     <w:p>
       <w:pPr>
-        <w:spacing w:after="120" w:line="360"/>
+        <w:spacing w:after="120" w:line="240"/>
       </w:pPr>
       <w:r>
         <w:rPr>
@@ -8643,8 +8619,8 @@
           <w:b/>
           <w:bCs/>
           <w:color w:val="000000"/>
-          <w:sz w:val="22"/>
-          <w:szCs w:val="22"/>
+          <w:sz w:val="20"/>
+          <w:szCs w:val="20"/>
         </w:rPr>
         <w:t xml:space="preserve">재현성 확인</w:t>
       </w:r>
@@ -8652,16 +8628,15 @@
         <w:rPr>
           <w:rFonts w:ascii="맑은 고딕" w:cs="맑은 고딕" w:eastAsia="맑은 고딕" w:hAnsi="맑은 고딕"/>
           <w:color w:val="000000"/>
-          <w:sz w:val="22"/>
-          <w:szCs w:val="22"/>
+          <w:sz w:val="20"/>
+          <w:szCs w:val="20"/>
         </w:rPr>
         <w:t xml:space="preserve">: 5개 시드에서 Short 개선율이 71.8~74.3%의 좁은 범위에 모였으며, 평균은 73.2%, 95% 신뢰구간(Confidence Interval, 같은 실험을 반복했을 때 참값이 이 범위 안에 있을 확률이 95%인 구간)은 [71.9%, 74.5%]이다. 쌍체 t-검정(Paired t-test, 같은 실험 조건에 두 방식을 적용하고 차이의 평균이 0인지 확인하는 통계 방법) 결과 t = 45.59, p &lt; 0.001로 FCFS와 MLFQ의 Short 응답시간 차이는 통계적으로 유의하였고, 효과 크기 Cohen's d = 20.39로 매우 큰 차이가 일관되게 나타났다. 시드를 바꾸어 다섯 번 반복해도 유사한 개선율이 나왔다는 것은, 이 효과가 특정 시드에 우연히 기댄 결과가 아님을 뜻한다. 다만 5개 시드의 제한된 반복이므로 실제 트래픽 패턴에서는 효과가 달라질 수 있다. 시드별 세부와 통계 계산 결과는 부록 B에 정리하였다.</w:t>
       </w:r>
     </w:p>
     <w:p>
       <w:pPr>
-        <w:pStyle w:val="Heading2"/>
-        <w:spacing w:after="160" w:before="240"/>
+        <w:spacing w:after="130" w:before="220" w:line="240"/>
       </w:pPr>
       <w:r>
         <w:rPr>
@@ -8677,21 +8652,21 @@
     </w:p>
     <w:p>
       <w:pPr>
-        <w:spacing w:after="120" w:line="360"/>
-      </w:pPr>
-      <w:r>
-        <w:rPr>
-          <w:rFonts w:ascii="맑은 고딕" w:cs="맑은 고딕" w:eastAsia="맑은 고딕" w:hAnsi="맑은 고딕"/>
-          <w:color w:val="000000"/>
-          <w:sz w:val="22"/>
-          <w:szCs w:val="22"/>
+        <w:spacing w:after="120" w:line="240"/>
+      </w:pPr>
+      <w:r>
+        <w:rPr>
+          <w:rFonts w:ascii="맑은 고딕" w:cs="맑은 고딕" w:eastAsia="맑은 고딕" w:hAnsi="맑은 고딕"/>
+          <w:color w:val="000000"/>
+          <w:sz w:val="20"/>
+          <w:szCs w:val="20"/>
         </w:rPr>
         <w:t xml:space="preserve">시뮬레이션에서 확인한 스케줄링 순서 차이가 실제 LLM 환경에서도 재현되는지 확인하기 위해 Ollama를 활용한 실서버 실험을 수행하였다. 사용 모델은 llama3.2, 출력은 최대 20토큰으로 제한하였다. 총 20건(등급별 5건)을 동시에 큐에 투입한 뒤 FCFS, Priority, WFQ 세 알고리즘을 비교하였다 (비선점형 MLFQ는 5.2절에서 FCFS와 동일함이 확인되어 제외). 전체 결과는 표 10, 구독 등급별 세부는 표 11 및 그림 8에 정리하였다.</w:t>
       </w:r>
     </w:p>
     <w:p>
       <w:pPr>
-        <w:spacing w:after="80" w:line="360"/>
+        <w:spacing w:after="80" w:line="240"/>
       </w:pPr>
       <w:r>
         <w:rPr>
@@ -8699,8 +8674,8 @@
           <w:b/>
           <w:bCs/>
           <w:color w:val="000000"/>
-          <w:sz w:val="22"/>
-          <w:szCs w:val="22"/>
+          <w:sz w:val="20"/>
+          <w:szCs w:val="20"/>
         </w:rPr>
         <w:t xml:space="preserve">표 10. 실서버 실험 결과</w:t>
       </w:r>
@@ -8747,8 +8722,8 @@
                 <w:b/>
                 <w:bCs/>
                 <w:color w:val="000000"/>
-                <w:sz w:val="20"/>
-                <w:szCs w:val="20"/>
+                <w:sz w:val="18"/>
+                <w:szCs w:val="18"/>
               </w:rPr>
               <w:t xml:space="preserve">스케줄러</w:t>
             </w:r>
@@ -8777,8 +8752,8 @@
                 <w:b/>
                 <w:bCs/>
                 <w:color w:val="000000"/>
-                <w:sz w:val="20"/>
-                <w:szCs w:val="20"/>
+                <w:sz w:val="18"/>
+                <w:szCs w:val="18"/>
               </w:rPr>
               <w:t xml:space="preserve">평균 대기시간</w:t>
             </w:r>
@@ -8807,8 +8782,8 @@
                 <w:b/>
                 <w:bCs/>
                 <w:color w:val="000000"/>
-                <w:sz w:val="20"/>
-                <w:szCs w:val="20"/>
+                <w:sz w:val="18"/>
+                <w:szCs w:val="18"/>
               </w:rPr>
               <w:t xml:space="preserve">평균 처리 시간</w:t>
             </w:r>
@@ -8837,8 +8812,8 @@
                 <w:b/>
                 <w:bCs/>
                 <w:color w:val="000000"/>
-                <w:sz w:val="20"/>
-                <w:szCs w:val="20"/>
+                <w:sz w:val="18"/>
+                <w:szCs w:val="18"/>
               </w:rPr>
               <w:t xml:space="preserve">전체 소요 시간</w:t>
             </w:r>
@@ -8868,8 +8843,8 @@
                 <w:b w:val="false"/>
                 <w:bCs w:val="false"/>
                 <w:color w:val="000000"/>
-                <w:sz w:val="20"/>
-                <w:szCs w:val="20"/>
+                <w:sz w:val="18"/>
+                <w:szCs w:val="18"/>
               </w:rPr>
               <w:t xml:space="preserve">FCFS</w:t>
             </w:r>
@@ -8897,8 +8872,8 @@
                 <w:b w:val="false"/>
                 <w:bCs w:val="false"/>
                 <w:color w:val="000000"/>
-                <w:sz w:val="20"/>
-                <w:szCs w:val="20"/>
+                <w:sz w:val="18"/>
+                <w:szCs w:val="18"/>
               </w:rPr>
               <w:t xml:space="preserve">약 1,120ms</w:t>
             </w:r>
@@ -8926,8 +8901,8 @@
                 <w:b w:val="false"/>
                 <w:bCs w:val="false"/>
                 <w:color w:val="000000"/>
-                <w:sz w:val="20"/>
-                <w:szCs w:val="20"/>
+                <w:sz w:val="18"/>
+                <w:szCs w:val="18"/>
               </w:rPr>
               <w:t xml:space="preserve">약 119ms</w:t>
             </w:r>
@@ -8955,8 +8930,8 @@
                 <w:b w:val="false"/>
                 <w:bCs w:val="false"/>
                 <w:color w:val="000000"/>
-                <w:sz w:val="20"/>
-                <w:szCs w:val="20"/>
+                <w:sz w:val="18"/>
+                <w:szCs w:val="18"/>
               </w:rPr>
               <w:t xml:space="preserve">약 2,378ms</w:t>
             </w:r>
@@ -8986,8 +8961,8 @@
                 <w:b w:val="false"/>
                 <w:bCs w:val="false"/>
                 <w:color w:val="000000"/>
-                <w:sz w:val="20"/>
-                <w:szCs w:val="20"/>
+                <w:sz w:val="18"/>
+                <w:szCs w:val="18"/>
               </w:rPr>
               <w:t xml:space="preserve">Priority</w:t>
             </w:r>
@@ -9015,8 +8990,8 @@
                 <w:b w:val="false"/>
                 <w:bCs w:val="false"/>
                 <w:color w:val="000000"/>
-                <w:sz w:val="20"/>
-                <w:szCs w:val="20"/>
+                <w:sz w:val="18"/>
+                <w:szCs w:val="18"/>
               </w:rPr>
               <w:t xml:space="preserve">약 1,112ms</w:t>
             </w:r>
@@ -9044,8 +9019,8 @@
                 <w:b w:val="false"/>
                 <w:bCs w:val="false"/>
                 <w:color w:val="000000"/>
-                <w:sz w:val="20"/>
-                <w:szCs w:val="20"/>
+                <w:sz w:val="18"/>
+                <w:szCs w:val="18"/>
               </w:rPr>
               <w:t xml:space="preserve">약 116ms</w:t>
             </w:r>
@@ -9073,8 +9048,8 @@
                 <w:b w:val="false"/>
                 <w:bCs w:val="false"/>
                 <w:color w:val="000000"/>
-                <w:sz w:val="20"/>
-                <w:szCs w:val="20"/>
+                <w:sz w:val="18"/>
+                <w:szCs w:val="18"/>
               </w:rPr>
               <w:t xml:space="preserve">약 2,327ms</w:t>
             </w:r>
@@ -9104,8 +9079,8 @@
                 <w:b w:val="false"/>
                 <w:bCs w:val="false"/>
                 <w:color w:val="000000"/>
-                <w:sz w:val="20"/>
-                <w:szCs w:val="20"/>
+                <w:sz w:val="18"/>
+                <w:szCs w:val="18"/>
               </w:rPr>
               <w:t xml:space="preserve">WFQ</w:t>
             </w:r>
@@ -9133,8 +9108,8 @@
                 <w:b w:val="false"/>
                 <w:bCs w:val="false"/>
                 <w:color w:val="000000"/>
-                <w:sz w:val="20"/>
-                <w:szCs w:val="20"/>
+                <w:sz w:val="18"/>
+                <w:szCs w:val="18"/>
               </w:rPr>
               <w:t xml:space="preserve">약 1,110ms</w:t>
             </w:r>
@@ -9162,8 +9137,8 @@
                 <w:b w:val="false"/>
                 <w:bCs w:val="false"/>
                 <w:color w:val="000000"/>
-                <w:sz w:val="20"/>
-                <w:szCs w:val="20"/>
+                <w:sz w:val="18"/>
+                <w:szCs w:val="18"/>
               </w:rPr>
               <w:t xml:space="preserve">약 116ms</w:t>
             </w:r>
@@ -9191,8 +9166,8 @@
                 <w:b w:val="false"/>
                 <w:bCs w:val="false"/>
                 <w:color w:val="000000"/>
-                <w:sz w:val="20"/>
-                <w:szCs w:val="20"/>
+                <w:sz w:val="18"/>
+                <w:szCs w:val="18"/>
               </w:rPr>
               <w:t xml:space="preserve">약 2,323ms</w:t>
             </w:r>
@@ -9207,7 +9182,7 @@
     </w:p>
     <w:p>
       <w:pPr>
-        <w:spacing w:after="80" w:line="360"/>
+        <w:spacing w:after="80" w:line="240"/>
       </w:pPr>
       <w:r>
         <w:rPr>
@@ -9215,8 +9190,8 @@
           <w:b/>
           <w:bCs/>
           <w:color w:val="000000"/>
-          <w:sz w:val="22"/>
-          <w:szCs w:val="22"/>
+          <w:sz w:val="20"/>
+          <w:szCs w:val="20"/>
         </w:rPr>
         <w:t xml:space="preserve">표 11. 실서버 구독 등급별 평균 대기시간</w:t>
       </w:r>
@@ -9263,8 +9238,8 @@
                 <w:b/>
                 <w:bCs/>
                 <w:color w:val="000000"/>
-                <w:sz w:val="20"/>
-                <w:szCs w:val="20"/>
+                <w:sz w:val="18"/>
+                <w:szCs w:val="18"/>
               </w:rPr>
               <w:t xml:space="preserve">구독 등급</w:t>
             </w:r>
@@ -9293,8 +9268,8 @@
                 <w:b/>
                 <w:bCs/>
                 <w:color w:val="000000"/>
-                <w:sz w:val="20"/>
-                <w:szCs w:val="20"/>
+                <w:sz w:val="18"/>
+                <w:szCs w:val="18"/>
               </w:rPr>
               <w:t xml:space="preserve">FCFS</w:t>
             </w:r>
@@ -9323,8 +9298,8 @@
                 <w:b/>
                 <w:bCs/>
                 <w:color w:val="000000"/>
-                <w:sz w:val="20"/>
-                <w:szCs w:val="20"/>
+                <w:sz w:val="18"/>
+                <w:szCs w:val="18"/>
               </w:rPr>
               <w:t xml:space="preserve">Priority</w:t>
             </w:r>
@@ -9353,8 +9328,8 @@
                 <w:b/>
                 <w:bCs/>
                 <w:color w:val="000000"/>
-                <w:sz w:val="20"/>
-                <w:szCs w:val="20"/>
+                <w:sz w:val="18"/>
+                <w:szCs w:val="18"/>
               </w:rPr>
               <w:t xml:space="preserve">WFQ</w:t>
             </w:r>
@@ -9384,8 +9359,8 @@
                 <w:b w:val="false"/>
                 <w:bCs w:val="false"/>
                 <w:color w:val="000000"/>
-                <w:sz w:val="20"/>
-                <w:szCs w:val="20"/>
+                <w:sz w:val="18"/>
+                <w:szCs w:val="18"/>
               </w:rPr>
               <w:t xml:space="preserve">Enterprise</w:t>
             </w:r>
@@ -9413,8 +9388,8 @@
                 <w:b w:val="false"/>
                 <w:bCs w:val="false"/>
                 <w:color w:val="000000"/>
-                <w:sz w:val="20"/>
-                <w:szCs w:val="20"/>
+                <w:sz w:val="18"/>
+                <w:szCs w:val="18"/>
               </w:rPr>
               <w:t xml:space="preserve">약 232ms</w:t>
             </w:r>
@@ -9442,8 +9417,8 @@
                 <w:b w:val="false"/>
                 <w:bCs w:val="false"/>
                 <w:color w:val="000000"/>
-                <w:sz w:val="20"/>
-                <w:szCs w:val="20"/>
+                <w:sz w:val="18"/>
+                <w:szCs w:val="18"/>
               </w:rPr>
               <w:t xml:space="preserve">약 379ms</w:t>
             </w:r>
@@ -9471,8 +9446,8 @@
                 <w:b w:val="false"/>
                 <w:bCs w:val="false"/>
                 <w:color w:val="000000"/>
-                <w:sz w:val="20"/>
-                <w:szCs w:val="20"/>
+                <w:sz w:val="18"/>
+                <w:szCs w:val="18"/>
               </w:rPr>
               <w:t xml:space="preserve">약 241ms</w:t>
             </w:r>
@@ -9502,8 +9477,8 @@
                 <w:b w:val="false"/>
                 <w:bCs w:val="false"/>
                 <w:color w:val="000000"/>
-                <w:sz w:val="20"/>
-                <w:szCs w:val="20"/>
+                <w:sz w:val="18"/>
+                <w:szCs w:val="18"/>
               </w:rPr>
               <w:t xml:space="preserve">Premium</w:t>
             </w:r>
@@ -9531,8 +9506,8 @@
                 <w:b w:val="false"/>
                 <w:bCs w:val="false"/>
                 <w:color w:val="000000"/>
-                <w:sz w:val="20"/>
-                <w:szCs w:val="20"/>
+                <w:sz w:val="18"/>
+                <w:szCs w:val="18"/>
               </w:rPr>
               <w:t xml:space="preserve">약 810ms</w:t>
             </w:r>
@@ -9560,8 +9535,8 @@
                 <w:b w:val="false"/>
                 <w:bCs w:val="false"/>
                 <w:color w:val="000000"/>
-                <w:sz w:val="20"/>
-                <w:szCs w:val="20"/>
+                <w:sz w:val="18"/>
+                <w:szCs w:val="18"/>
               </w:rPr>
               <w:t xml:space="preserve">약 755ms</w:t>
             </w:r>
@@ -9589,8 +9564,8 @@
                 <w:b w:val="false"/>
                 <w:bCs w:val="false"/>
                 <w:color w:val="000000"/>
-                <w:sz w:val="20"/>
-                <w:szCs w:val="20"/>
+                <w:sz w:val="18"/>
+                <w:szCs w:val="18"/>
               </w:rPr>
               <w:t xml:space="preserve">약 821ms</w:t>
             </w:r>
@@ -9620,8 +9595,8 @@
                 <w:b w:val="false"/>
                 <w:bCs w:val="false"/>
                 <w:color w:val="000000"/>
-                <w:sz w:val="20"/>
-                <w:szCs w:val="20"/>
+                <w:sz w:val="18"/>
+                <w:szCs w:val="18"/>
               </w:rPr>
               <w:t xml:space="preserve">Standard</w:t>
             </w:r>
@@ -9649,8 +9624,8 @@
                 <w:b w:val="false"/>
                 <w:bCs w:val="false"/>
                 <w:color w:val="000000"/>
-                <w:sz w:val="20"/>
-                <w:szCs w:val="20"/>
+                <w:sz w:val="18"/>
+                <w:szCs w:val="18"/>
               </w:rPr>
               <w:t xml:space="preserve">약 1,414ms</w:t>
             </w:r>
@@ -9678,8 +9653,8 @@
                 <w:b w:val="false"/>
                 <w:bCs w:val="false"/>
                 <w:color w:val="000000"/>
-                <w:sz w:val="20"/>
-                <w:szCs w:val="20"/>
+                <w:sz w:val="18"/>
+                <w:szCs w:val="18"/>
               </w:rPr>
               <w:t xml:space="preserve">약 1,427ms</w:t>
             </w:r>
@@ -9707,8 +9682,8 @@
                 <w:b w:val="false"/>
                 <w:bCs w:val="false"/>
                 <w:color w:val="000000"/>
-                <w:sz w:val="20"/>
-                <w:szCs w:val="20"/>
+                <w:sz w:val="18"/>
+                <w:szCs w:val="18"/>
               </w:rPr>
               <w:t xml:space="preserve">약 1,392ms</w:t>
             </w:r>
@@ -9738,8 +9713,8 @@
                 <w:b w:val="false"/>
                 <w:bCs w:val="false"/>
                 <w:color w:val="000000"/>
-                <w:sz w:val="20"/>
-                <w:szCs w:val="20"/>
+                <w:sz w:val="18"/>
+                <w:szCs w:val="18"/>
               </w:rPr>
               <w:t xml:space="preserve">Free</w:t>
             </w:r>
@@ -9767,8 +9742,8 @@
                 <w:b w:val="false"/>
                 <w:bCs w:val="false"/>
                 <w:color w:val="000000"/>
-                <w:sz w:val="20"/>
-                <w:szCs w:val="20"/>
+                <w:sz w:val="18"/>
+                <w:szCs w:val="18"/>
               </w:rPr>
               <w:t xml:space="preserve">약 2,024ms</w:t>
             </w:r>
@@ -9796,8 +9771,8 @@
                 <w:b w:val="false"/>
                 <w:bCs w:val="false"/>
                 <w:color w:val="000000"/>
-                <w:sz w:val="20"/>
-                <w:szCs w:val="20"/>
+                <w:sz w:val="18"/>
+                <w:szCs w:val="18"/>
               </w:rPr>
               <w:t xml:space="preserve">약 1,887ms</w:t>
             </w:r>
@@ -9825,8 +9800,8 @@
                 <w:b w:val="false"/>
                 <w:bCs w:val="false"/>
                 <w:color w:val="000000"/>
-                <w:sz w:val="20"/>
-                <w:szCs w:val="20"/>
+                <w:sz w:val="18"/>
+                <w:szCs w:val="18"/>
               </w:rPr>
               <w:t xml:space="preserve">약 1,985ms</w:t>
             </w:r>
@@ -9892,7 +9867,7 @@
     </w:p>
     <w:p>
       <w:pPr>
-        <w:spacing w:after="120" w:line="360"/>
+        <w:spacing w:after="120" w:line="240"/>
         <w:jc w:val="center"/>
       </w:pPr>
       <w:r>
@@ -9901,8 +9876,8 @@
           <w:i/>
           <w:iCs/>
           <w:color w:val="666666"/>
-          <w:sz w:val="22"/>
-          <w:szCs w:val="22"/>
+          <w:sz w:val="18"/>
+          <w:szCs w:val="18"/>
         </w:rPr>
         <w:t xml:space="preserve">[그림 8] 실서버 구독 등급별 평균 대기시간 비교</w:t>
       </w:r>
@@ -9914,14 +9889,14 @@
     </w:p>
     <w:p>
       <w:pPr>
-        <w:spacing w:after="120" w:line="360"/>
-      </w:pPr>
-      <w:r>
-        <w:rPr>
-          <w:rFonts w:ascii="맑은 고딕" w:cs="맑은 고딕" w:eastAsia="맑은 고딕" w:hAnsi="맑은 고딕"/>
-          <w:color w:val="000000"/>
-          <w:sz w:val="22"/>
-          <w:szCs w:val="22"/>
+        <w:spacing w:after="120" w:line="240"/>
+      </w:pPr>
+      <w:r>
+        <w:rPr>
+          <w:rFonts w:ascii="맑은 고딕" w:cs="맑은 고딕" w:eastAsia="맑은 고딕" w:hAnsi="맑은 고딕"/>
+          <w:color w:val="000000"/>
+          <w:sz w:val="20"/>
+          <w:szCs w:val="20"/>
         </w:rPr>
         <w:t xml:space="preserve">세 알고리즘의 평균 처리 시간이 모두 약 116~119ms로 거의 동일하다. 스케줄러는 "누구를 먼저 처리할지"만 결정할 뿐 LLM 추론 속도를 바꾸지 못한다. </w:t>
       </w:r>
@@ -9931,8 +9906,8 @@
           <w:b/>
           <w:bCs/>
           <w:color w:val="000000"/>
-          <w:sz w:val="22"/>
-          <w:szCs w:val="22"/>
+          <w:sz w:val="20"/>
+          <w:szCs w:val="20"/>
         </w:rPr>
         <w:t xml:space="preserve">FCFS</w:t>
       </w:r>
@@ -9940,8 +9915,8 @@
         <w:rPr>
           <w:rFonts w:ascii="맑은 고딕" w:cs="맑은 고딕" w:eastAsia="맑은 고딕" w:hAnsi="맑은 고딕"/>
           <w:color w:val="000000"/>
-          <w:sz w:val="22"/>
-          <w:szCs w:val="22"/>
+          <w:sz w:val="20"/>
+          <w:szCs w:val="20"/>
         </w:rPr>
         <w:t xml:space="preserve">는 도착 순서대로 처리되어 Enterprise → Free 순으로 대기시간이 늘었다(Enterprise를 먼저 투입). </w:t>
       </w:r>
@@ -9951,8 +9926,8 @@
           <w:b/>
           <w:bCs/>
           <w:color w:val="000000"/>
-          <w:sz w:val="22"/>
-          <w:szCs w:val="22"/>
+          <w:sz w:val="20"/>
+          <w:szCs w:val="20"/>
         </w:rPr>
         <w:t xml:space="preserve">Priority</w:t>
       </w:r>
@@ -9960,8 +9935,8 @@
         <w:rPr>
           <w:rFonts w:ascii="맑은 고딕" w:cs="맑은 고딕" w:eastAsia="맑은 고딕" w:hAnsi="맑은 고딕"/>
           <w:color w:val="000000"/>
-          <w:sz w:val="22"/>
-          <w:szCs w:val="22"/>
+          <w:sz w:val="20"/>
+          <w:szCs w:val="20"/>
         </w:rPr>
         <w:t xml:space="preserve">는 구독 등급과 요청 우선순위가 독립적임을 드러내기 위해 등급별로 서로 다른 우선순위를 혼합 배정하였다(배정 내역은 부록 표 B.3 참조). 그 결과 Enterprise의 NORMAL 요청이 Premium의 URGENT 요청에 밀려 Enterprise 평균 대기시간이 FCFS 대비 증가(232 → 379ms)하였고, Free의 NORMAL 요청은 Standard의 LOW 요청보다 먼저 처리되어 Free 평균 대기시간은 오히려 감소(2,024 → 1,887ms)하였다. </w:t>
       </w:r>
@@ -9971,8 +9946,8 @@
           <w:b/>
           <w:bCs/>
           <w:color w:val="000000"/>
-          <w:sz w:val="22"/>
-          <w:szCs w:val="22"/>
+          <w:sz w:val="20"/>
+          <w:szCs w:val="20"/>
         </w:rPr>
         <w:t xml:space="preserve">WFQ</w:t>
       </w:r>
@@ -9980,16 +9955,15 @@
         <w:rPr>
           <w:rFonts w:ascii="맑은 고딕" w:cs="맑은 고딕" w:eastAsia="맑은 고딕" w:hAnsi="맑은 고딕"/>
           <w:color w:val="000000"/>
-          <w:sz w:val="22"/>
-          <w:szCs w:val="22"/>
+          <w:sz w:val="20"/>
+          <w:szCs w:val="20"/>
         </w:rPr>
         <w:t xml:space="preserve">는 가중치에 따라 Enterprise가 먼저 처리되었다. 요청 수가 적어(등급별 5건) 가중치 차이가 크게 드러나지는 않았지만 시뮬레이션과 동일한 패턴이 나타났다.</w:t>
       </w:r>
     </w:p>
     <w:p>
       <w:pPr>
-        <w:pStyle w:val="Heading2"/>
-        <w:spacing w:after="160" w:before="240"/>
+        <w:spacing w:after="130" w:before="220" w:line="240"/>
       </w:pPr>
       <w:r>
         <w:rPr>
@@ -10005,7 +9979,7 @@
     </w:p>
     <w:p>
       <w:pPr>
-        <w:spacing w:after="120" w:line="360"/>
+        <w:spacing w:after="120" w:line="240"/>
       </w:pPr>
       <w:r>
         <w:rPr>
@@ -10013,8 +9987,8 @@
           <w:b/>
           <w:bCs/>
           <w:color w:val="000000"/>
-          <w:sz w:val="22"/>
-          <w:szCs w:val="22"/>
+          <w:sz w:val="20"/>
+          <w:szCs w:val="20"/>
         </w:rPr>
         <w:t xml:space="preserve">JFI 계산 방식 차이</w:t>
       </w:r>
@@ -10022,8 +9996,8 @@
         <w:rPr>
           <w:rFonts w:ascii="맑은 고딕" w:cs="맑은 고딕" w:eastAsia="맑은 고딕" w:hAnsi="맑은 고딕"/>
           <w:color w:val="000000"/>
-          <w:sz w:val="22"/>
-          <w:szCs w:val="22"/>
+          <w:sz w:val="20"/>
+          <w:szCs w:val="20"/>
         </w:rPr>
         <w:t xml:space="preserve">: 두 가지 기준을 실험 목적에 맞게 구분해 사용하였다.</w:t>
       </w:r>
@@ -10035,14 +10009,14 @@
           <w:ilvl w:val="0"/>
           <w:numId w:val="3"/>
         </w:numPr>
-        <w:spacing w:after="80" w:line="340"/>
-      </w:pPr>
-      <w:r>
-        <w:rPr>
-          <w:rFonts w:ascii="맑은 고딕" w:cs="맑은 고딕" w:eastAsia="맑은 고딕" w:hAnsi="맑은 고딕"/>
-          <w:color w:val="000000"/>
-          <w:sz w:val="22"/>
-          <w:szCs w:val="22"/>
+        <w:spacing w:after="80" w:line="240"/>
+      </w:pPr>
+      <w:r>
+        <w:rPr>
+          <w:rFonts w:ascii="맑은 고딕" w:cs="맑은 고딕" w:eastAsia="맑은 고딕" w:hAnsi="맑은 고딕"/>
+          <w:color w:val="000000"/>
+          <w:sz w:val="20"/>
+          <w:szCs w:val="20"/>
         </w:rPr>
         <w:t xml:space="preserve">FCFS, Priority, MLFQ: 등급 간 대기시간 차이 측정 → </w:t>
       </w:r>
@@ -10052,8 +10026,8 @@
           <w:b/>
           <w:bCs/>
           <w:color w:val="000000"/>
-          <w:sz w:val="22"/>
-          <w:szCs w:val="22"/>
+          <w:sz w:val="20"/>
+          <w:szCs w:val="20"/>
         </w:rPr>
         <w:t xml:space="preserve">대기시간 기반 JFI</w:t>
       </w:r>
@@ -10061,8 +10035,8 @@
         <w:rPr>
           <w:rFonts w:ascii="맑은 고딕" w:cs="맑은 고딕" w:eastAsia="맑은 고딕" w:hAnsi="맑은 고딕"/>
           <w:color w:val="000000"/>
-          <w:sz w:val="22"/>
-          <w:szCs w:val="22"/>
+          <w:sz w:val="20"/>
+          <w:szCs w:val="20"/>
         </w:rPr>
         <w:t xml:space="preserve"> (값이 1에 가까울수록 균등)</w:t>
       </w:r>
@@ -10074,14 +10048,14 @@
           <w:ilvl w:val="0"/>
           <w:numId w:val="3"/>
         </w:numPr>
-        <w:spacing w:after="80" w:line="340"/>
-      </w:pPr>
-      <w:r>
-        <w:rPr>
-          <w:rFonts w:ascii="맑은 고딕" w:cs="맑은 고딕" w:eastAsia="맑은 고딕" w:hAnsi="맑은 고딕"/>
-          <w:color w:val="000000"/>
-          <w:sz w:val="22"/>
-          <w:szCs w:val="22"/>
+        <w:spacing w:after="80" w:line="240"/>
+      </w:pPr>
+      <w:r>
+        <w:rPr>
+          <w:rFonts w:ascii="맑은 고딕" w:cs="맑은 고딕" w:eastAsia="맑은 고딕" w:hAnsi="맑은 고딕"/>
+          <w:color w:val="000000"/>
+          <w:sz w:val="20"/>
+          <w:szCs w:val="20"/>
         </w:rPr>
         <w:t xml:space="preserve">WFQ: 가중치 비례 처리량 배분 측정 → WFQScheduler 내장의 </w:t>
       </w:r>
@@ -10091,8 +10065,8 @@
           <w:b/>
           <w:bCs/>
           <w:color w:val="000000"/>
-          <w:sz w:val="22"/>
-          <w:szCs w:val="22"/>
+          <w:sz w:val="20"/>
+          <w:szCs w:val="20"/>
         </w:rPr>
         <w:t xml:space="preserve">처리량 기반 JFI</w:t>
       </w:r>
@@ -10100,29 +10074,29 @@
         <w:rPr>
           <w:rFonts w:ascii="맑은 고딕" w:cs="맑은 고딕" w:eastAsia="맑은 고딕" w:hAnsi="맑은 고딕"/>
           <w:color w:val="000000"/>
-          <w:sz w:val="22"/>
-          <w:szCs w:val="22"/>
+          <w:sz w:val="20"/>
+          <w:szCs w:val="20"/>
         </w:rPr>
         <w:t xml:space="preserve"> (가중치에 정확히 비례하면 1에 가까워짐)</w:t>
       </w:r>
     </w:p>
     <w:p>
       <w:pPr>
-        <w:spacing w:after="120" w:line="360"/>
-      </w:pPr>
-      <w:r>
-        <w:rPr>
-          <w:rFonts w:ascii="맑은 고딕" w:cs="맑은 고딕" w:eastAsia="맑은 고딕" w:hAnsi="맑은 고딕"/>
-          <w:color w:val="000000"/>
-          <w:sz w:val="22"/>
-          <w:szCs w:val="22"/>
+        <w:spacing w:after="120" w:line="240"/>
+      </w:pPr>
+      <w:r>
+        <w:rPr>
+          <w:rFonts w:ascii="맑은 고딕" w:cs="맑은 고딕" w:eastAsia="맑은 고딕" w:hAnsi="맑은 고딕"/>
+          <w:color w:val="000000"/>
+          <w:sz w:val="20"/>
+          <w:szCs w:val="20"/>
         </w:rPr>
         <w:t xml:space="preserve">따라서 표 12 및 그림 9에 정리된 0.316과 1.000을 단순 비교하는 것은 부적절하며, WFQ의 0.316은 "공정성 실패"가 아닌 "의도된 차등이 작동 중"을 의미한다.</w:t>
       </w:r>
     </w:p>
     <w:p>
       <w:pPr>
-        <w:spacing w:after="80" w:line="360"/>
+        <w:spacing w:after="80" w:line="240"/>
       </w:pPr>
       <w:r>
         <w:rPr>
@@ -10130,8 +10104,8 @@
           <w:b/>
           <w:bCs/>
           <w:color w:val="000000"/>
-          <w:sz w:val="22"/>
-          <w:szCs w:val="22"/>
+          <w:sz w:val="20"/>
+          <w:szCs w:val="20"/>
         </w:rPr>
         <w:t xml:space="preserve">표 12. 알고리즘별 JFI 비교 (기본 실험, 500건)</w:t>
       </w:r>
@@ -10178,8 +10152,8 @@
                 <w:b/>
                 <w:bCs/>
                 <w:color w:val="000000"/>
-                <w:sz w:val="20"/>
-                <w:szCs w:val="20"/>
+                <w:sz w:val="18"/>
+                <w:szCs w:val="18"/>
               </w:rPr>
               <w:t xml:space="preserve">스케줄러</w:t>
             </w:r>
@@ -10208,8 +10182,8 @@
                 <w:b/>
                 <w:bCs/>
                 <w:color w:val="000000"/>
-                <w:sz w:val="20"/>
-                <w:szCs w:val="20"/>
+                <w:sz w:val="18"/>
+                <w:szCs w:val="18"/>
               </w:rPr>
               <w:t xml:space="preserve">JFI</w:t>
             </w:r>
@@ -10238,8 +10212,8 @@
                 <w:b/>
                 <w:bCs/>
                 <w:color w:val="000000"/>
-                <w:sz w:val="20"/>
-                <w:szCs w:val="20"/>
+                <w:sz w:val="18"/>
+                <w:szCs w:val="18"/>
               </w:rPr>
               <w:t xml:space="preserve">계산 방식</w:t>
             </w:r>
@@ -10268,8 +10242,8 @@
                 <w:b/>
                 <w:bCs/>
                 <w:color w:val="000000"/>
-                <w:sz w:val="20"/>
-                <w:szCs w:val="20"/>
+                <w:sz w:val="18"/>
+                <w:szCs w:val="18"/>
               </w:rPr>
               <w:t xml:space="preserve">해석</w:t>
             </w:r>
@@ -10299,8 +10273,8 @@
                 <w:b w:val="false"/>
                 <w:bCs w:val="false"/>
                 <w:color w:val="000000"/>
-                <w:sz w:val="20"/>
-                <w:szCs w:val="20"/>
+                <w:sz w:val="18"/>
+                <w:szCs w:val="18"/>
               </w:rPr>
               <w:t xml:space="preserve">FCFS</w:t>
             </w:r>
@@ -10328,8 +10302,8 @@
                 <w:b w:val="false"/>
                 <w:bCs w:val="false"/>
                 <w:color w:val="000000"/>
-                <w:sz w:val="20"/>
-                <w:szCs w:val="20"/>
+                <w:sz w:val="18"/>
+                <w:szCs w:val="18"/>
               </w:rPr>
               <w:t xml:space="preserve">1.000</w:t>
             </w:r>
@@ -10357,8 +10331,8 @@
                 <w:b w:val="false"/>
                 <w:bCs w:val="false"/>
                 <w:color w:val="000000"/>
-                <w:sz w:val="20"/>
-                <w:szCs w:val="20"/>
+                <w:sz w:val="18"/>
+                <w:szCs w:val="18"/>
               </w:rPr>
               <w:t xml:space="preserve">대기시간 기반</w:t>
             </w:r>
@@ -10386,8 +10360,8 @@
                 <w:b w:val="false"/>
                 <w:bCs w:val="false"/>
                 <w:color w:val="000000"/>
-                <w:sz w:val="20"/>
-                <w:szCs w:val="20"/>
+                <w:sz w:val="18"/>
+                <w:szCs w:val="18"/>
               </w:rPr>
               <w:t xml:space="preserve">완전 공정 (도착 순서대로 처리)</w:t>
             </w:r>
@@ -10417,8 +10391,8 @@
                 <w:b w:val="false"/>
                 <w:bCs w:val="false"/>
                 <w:color w:val="000000"/>
-                <w:sz w:val="20"/>
-                <w:szCs w:val="20"/>
+                <w:sz w:val="18"/>
+                <w:szCs w:val="18"/>
               </w:rPr>
               <w:t xml:space="preserve">Priority</w:t>
             </w:r>
@@ -10446,8 +10420,8 @@
                 <w:b w:val="false"/>
                 <w:bCs w:val="false"/>
                 <w:color w:val="000000"/>
-                <w:sz w:val="20"/>
-                <w:szCs w:val="20"/>
+                <w:sz w:val="18"/>
+                <w:szCs w:val="18"/>
               </w:rPr>
               <w:t xml:space="preserve">1.000</w:t>
             </w:r>
@@ -10475,8 +10449,8 @@
                 <w:b w:val="false"/>
                 <w:bCs w:val="false"/>
                 <w:color w:val="000000"/>
-                <w:sz w:val="20"/>
-                <w:szCs w:val="20"/>
+                <w:sz w:val="18"/>
+                <w:szCs w:val="18"/>
               </w:rPr>
               <w:t xml:space="preserve">대기시간 기반</w:t>
             </w:r>
@@ -10504,8 +10478,8 @@
                 <w:b w:val="false"/>
                 <w:bCs w:val="false"/>
                 <w:color w:val="000000"/>
-                <w:sz w:val="20"/>
-                <w:szCs w:val="20"/>
+                <w:sz w:val="18"/>
+                <w:szCs w:val="18"/>
               </w:rPr>
               <w:t xml:space="preserve">사용자 간 공정 (우선순위는 요청 단위)</w:t>
             </w:r>
@@ -10535,8 +10509,8 @@
                 <w:b w:val="false"/>
                 <w:bCs w:val="false"/>
                 <w:color w:val="000000"/>
-                <w:sz w:val="20"/>
-                <w:szCs w:val="20"/>
+                <w:sz w:val="18"/>
+                <w:szCs w:val="18"/>
               </w:rPr>
               <w:t xml:space="preserve">MLFQ (비선점형)</w:t>
             </w:r>
@@ -10564,8 +10538,8 @@
                 <w:b w:val="false"/>
                 <w:bCs w:val="false"/>
                 <w:color w:val="000000"/>
-                <w:sz w:val="20"/>
-                <w:szCs w:val="20"/>
+                <w:sz w:val="18"/>
+                <w:szCs w:val="18"/>
               </w:rPr>
               <w:t xml:space="preserve">1.000</w:t>
             </w:r>
@@ -10593,8 +10567,8 @@
                 <w:b w:val="false"/>
                 <w:bCs w:val="false"/>
                 <w:color w:val="000000"/>
-                <w:sz w:val="20"/>
-                <w:szCs w:val="20"/>
+                <w:sz w:val="18"/>
+                <w:szCs w:val="18"/>
               </w:rPr>
               <w:t xml:space="preserve">대기시간 기반</w:t>
             </w:r>
@@ -10622,8 +10596,8 @@
                 <w:b w:val="false"/>
                 <w:bCs w:val="false"/>
                 <w:color w:val="000000"/>
-                <w:sz w:val="20"/>
-                <w:szCs w:val="20"/>
+                <w:sz w:val="18"/>
+                <w:szCs w:val="18"/>
               </w:rPr>
               <w:t xml:space="preserve">완전 공정 (FCFS와 동일)</w:t>
             </w:r>
@@ -10653,8 +10627,8 @@
                 <w:b w:val="false"/>
                 <w:bCs w:val="false"/>
                 <w:color w:val="000000"/>
-                <w:sz w:val="20"/>
-                <w:szCs w:val="20"/>
+                <w:sz w:val="18"/>
+                <w:szCs w:val="18"/>
               </w:rPr>
               <w:t xml:space="preserve">WFQ</w:t>
             </w:r>
@@ -10682,8 +10656,8 @@
                 <w:b w:val="false"/>
                 <w:bCs w:val="false"/>
                 <w:color w:val="000000"/>
-                <w:sz w:val="20"/>
-                <w:szCs w:val="20"/>
+                <w:sz w:val="18"/>
+                <w:szCs w:val="18"/>
               </w:rPr>
               <w:t xml:space="preserve">0.316</w:t>
             </w:r>
@@ -10711,8 +10685,8 @@
                 <w:b w:val="false"/>
                 <w:bCs w:val="false"/>
                 <w:color w:val="000000"/>
-                <w:sz w:val="20"/>
-                <w:szCs w:val="20"/>
+                <w:sz w:val="18"/>
+                <w:szCs w:val="18"/>
               </w:rPr>
               <w:t xml:space="preserve">처리량 기반</w:t>
             </w:r>
@@ -10740,8 +10714,8 @@
                 <w:b w:val="false"/>
                 <w:bCs w:val="false"/>
                 <w:color w:val="000000"/>
-                <w:sz w:val="20"/>
-                <w:szCs w:val="20"/>
+                <w:sz w:val="18"/>
+                <w:szCs w:val="18"/>
               </w:rPr>
               <w:t xml:space="preserve">의도적 차등 (가중치 기반)</w:t>
             </w:r>
@@ -10807,7 +10781,7 @@
     </w:p>
     <w:p>
       <w:pPr>
-        <w:spacing w:after="120" w:line="360"/>
+        <w:spacing w:after="120" w:line="240"/>
         <w:jc w:val="center"/>
       </w:pPr>
       <w:r>
@@ -10816,8 +10790,8 @@
           <w:i/>
           <w:iCs/>
           <w:color w:val="666666"/>
-          <w:sz w:val="22"/>
-          <w:szCs w:val="22"/>
+          <w:sz w:val="18"/>
+          <w:szCs w:val="18"/>
         </w:rPr>
         <w:t xml:space="preserve">[그림 9] 알고리즘별 Jain's Fairness Index(JFI) 비교</w:t>
       </w:r>
@@ -10829,28 +10803,28 @@
     </w:p>
     <w:p>
       <w:pPr>
-        <w:spacing w:after="120" w:line="360"/>
-      </w:pPr>
-      <w:r>
-        <w:rPr>
-          <w:rFonts w:ascii="맑은 고딕" w:cs="맑은 고딕" w:eastAsia="맑은 고딕" w:hAnsi="맑은 고딕"/>
-          <w:color w:val="000000"/>
-          <w:sz w:val="22"/>
-          <w:szCs w:val="22"/>
+        <w:spacing w:after="120" w:line="240"/>
+      </w:pPr>
+      <w:r>
+        <w:rPr>
+          <w:rFonts w:ascii="맑은 고딕" w:cs="맑은 고딕" w:eastAsia="맑은 고딕" w:hAnsi="맑은 고딕"/>
+          <w:color w:val="000000"/>
+          <w:sz w:val="20"/>
+          <w:szCs w:val="20"/>
         </w:rPr>
         <w:t xml:space="preserve">FCFS·Priority·MLFQ(비선점형)의 JFI 1.000은 세 알고리즘이 구독 등급을 고려하지 않기 때문이다. Priority는 처리 순서는 바뀌지만 우선순위가 요청 단위로 배정되어 사용자 간 차이는 없다.</w:t>
       </w:r>
     </w:p>
     <w:p>
       <w:pPr>
-        <w:spacing w:after="120" w:line="360"/>
-      </w:pPr>
-      <w:r>
-        <w:rPr>
-          <w:rFonts w:ascii="맑은 고딕" w:cs="맑은 고딕" w:eastAsia="맑은 고딕" w:hAnsi="맑은 고딕"/>
-          <w:color w:val="000000"/>
-          <w:sz w:val="22"/>
-          <w:szCs w:val="22"/>
+        <w:spacing w:after="120" w:line="240"/>
+      </w:pPr>
+      <w:r>
+        <w:rPr>
+          <w:rFonts w:ascii="맑은 고딕" w:cs="맑은 고딕" w:eastAsia="맑은 고딕" w:hAnsi="맑은 고딕"/>
+          <w:color w:val="000000"/>
+          <w:sz w:val="20"/>
+          <w:szCs w:val="20"/>
         </w:rPr>
         <w:t xml:space="preserve">WFQ의 공정성은 두 관점에서 본다. (1) </w:t>
       </w:r>
@@ -10860,8 +10834,8 @@
           <w:b/>
           <w:bCs/>
           <w:color w:val="000000"/>
-          <w:sz w:val="22"/>
-          <w:szCs w:val="22"/>
+          <w:sz w:val="20"/>
+          <w:szCs w:val="20"/>
         </w:rPr>
         <w:t xml:space="preserve">처리량 기반 JFI = 0.316</w:t>
       </w:r>
@@ -10869,8 +10843,8 @@
         <w:rPr>
           <w:rFonts w:ascii="맑은 고딕" w:cs="맑은 고딕" w:eastAsia="맑은 고딕" w:hAnsi="맑은 고딕"/>
           <w:color w:val="000000"/>
-          <w:sz w:val="22"/>
-          <w:szCs w:val="22"/>
+          <w:sz w:val="20"/>
+          <w:szCs w:val="20"/>
         </w:rPr>
         <w:t xml:space="preserve">은 WFQScheduler가 "처리 요청 수 ÷ 가중치"로 계산한 값이다. 사용자당 125건씩 동일 배정했으므로 Free(가중치 1)의 비율이 커지고 Enterprise(100)는 작아져 JFI가 1에서 멀어진다. 즉, 이 값 자체가 WFQ가 가중치를 반영해 처리했다는 증거이다. (2) </w:t>
       </w:r>
@@ -10880,8 +10854,8 @@
           <w:b/>
           <w:bCs/>
           <w:color w:val="000000"/>
-          <w:sz w:val="22"/>
-          <w:szCs w:val="22"/>
+          <w:sz w:val="20"/>
+          <w:szCs w:val="20"/>
         </w:rPr>
         <w:t xml:space="preserve">등급 간 대기시간 차등</w:t>
       </w:r>
@@ -10889,16 +10863,15 @@
         <w:rPr>
           <w:rFonts w:ascii="맑은 고딕" w:cs="맑은 고딕" w:eastAsia="맑은 고딕" w:hAnsi="맑은 고딕"/>
           <w:color w:val="000000"/>
-          <w:sz w:val="22"/>
-          <w:szCs w:val="22"/>
+          <w:sz w:val="20"/>
+          <w:szCs w:val="20"/>
         </w:rPr>
         <w:t xml:space="preserve">: Enterprise(약 1,862ms)가 Free(약 22,029ms) 대비 약 12배 짧아 가중치 비율(100:1)에 대응한다. 등급당 1명만 배치하였으므로 같은 등급 내 공정성은 향후 연구 과제로 남긴다.</w:t>
       </w:r>
     </w:p>
     <w:p>
       <w:pPr>
-        <w:pStyle w:val="Heading2"/>
-        <w:spacing w:after="160" w:before="240"/>
+        <w:spacing w:after="130" w:before="220" w:line="240"/>
       </w:pPr>
       <w:r>
         <w:rPr>
@@ -10914,21 +10887,21 @@
     </w:p>
     <w:p>
       <w:pPr>
-        <w:spacing w:after="120" w:line="360"/>
-      </w:pPr>
-      <w:r>
-        <w:rPr>
-          <w:rFonts w:ascii="맑은 고딕" w:cs="맑은 고딕" w:eastAsia="맑은 고딕" w:hAnsi="맑은 고딕"/>
-          <w:color w:val="000000"/>
-          <w:sz w:val="22"/>
-          <w:szCs w:val="22"/>
+        <w:spacing w:after="120" w:line="240"/>
+      </w:pPr>
+      <w:r>
+        <w:rPr>
+          <w:rFonts w:ascii="맑은 고딕" w:cs="맑은 고딕" w:eastAsia="맑은 고딕" w:hAnsi="맑은 고딕"/>
+          <w:color w:val="000000"/>
+          <w:sz w:val="20"/>
+          <w:szCs w:val="20"/>
         </w:rPr>
         <w:t xml:space="preserve">앞서 제시한 실험 결과를 종합하면 네 알고리즘의 처리 순서 기준, 성능 특성, 공정성 양상을 표 13과 같이 한눈에 비교할 수 있다.</w:t>
       </w:r>
     </w:p>
     <w:p>
       <w:pPr>
-        <w:spacing w:after="80" w:line="360"/>
+        <w:spacing w:after="80" w:line="240"/>
       </w:pPr>
       <w:r>
         <w:rPr>
@@ -10936,8 +10909,8 @@
           <w:b/>
           <w:bCs/>
           <w:color w:val="000000"/>
-          <w:sz w:val="22"/>
-          <w:szCs w:val="22"/>
+          <w:sz w:val="20"/>
+          <w:szCs w:val="20"/>
         </w:rPr>
         <w:t xml:space="preserve">표 13. 알고리즘 특성 비교 종합</w:t>
       </w:r>
@@ -10985,8 +10958,8 @@
                 <w:b/>
                 <w:bCs/>
                 <w:color w:val="000000"/>
-                <w:sz w:val="20"/>
-                <w:szCs w:val="20"/>
+                <w:sz w:val="18"/>
+                <w:szCs w:val="18"/>
               </w:rPr>
               <w:t xml:space="preserve">특성</w:t>
             </w:r>
@@ -11015,8 +10988,8 @@
                 <w:b/>
                 <w:bCs/>
                 <w:color w:val="000000"/>
-                <w:sz w:val="20"/>
-                <w:szCs w:val="20"/>
+                <w:sz w:val="18"/>
+                <w:szCs w:val="18"/>
               </w:rPr>
               <w:t xml:space="preserve">FCFS</w:t>
             </w:r>
@@ -11045,8 +11018,8 @@
                 <w:b/>
                 <w:bCs/>
                 <w:color w:val="000000"/>
-                <w:sz w:val="20"/>
-                <w:szCs w:val="20"/>
+                <w:sz w:val="18"/>
+                <w:szCs w:val="18"/>
               </w:rPr>
               <w:t xml:space="preserve">Priority</w:t>
             </w:r>
@@ -11075,8 +11048,8 @@
                 <w:b/>
                 <w:bCs/>
                 <w:color w:val="000000"/>
-                <w:sz w:val="20"/>
-                <w:szCs w:val="20"/>
+                <w:sz w:val="18"/>
+                <w:szCs w:val="18"/>
               </w:rPr>
               <w:t xml:space="preserve">MLFQ (선점형)</w:t>
             </w:r>
@@ -11105,8 +11078,8 @@
                 <w:b/>
                 <w:bCs/>
                 <w:color w:val="000000"/>
-                <w:sz w:val="20"/>
-                <w:szCs w:val="20"/>
+                <w:sz w:val="18"/>
+                <w:szCs w:val="18"/>
               </w:rPr>
               <w:t xml:space="preserve">WFQ</w:t>
             </w:r>
@@ -11136,8 +11109,8 @@
                 <w:b w:val="false"/>
                 <w:bCs w:val="false"/>
                 <w:color w:val="000000"/>
-                <w:sz w:val="20"/>
-                <w:szCs w:val="20"/>
+                <w:sz w:val="18"/>
+                <w:szCs w:val="18"/>
               </w:rPr>
               <w:t xml:space="preserve">처리 순서 기준</w:t>
             </w:r>
@@ -11165,8 +11138,8 @@
                 <w:b w:val="false"/>
                 <w:bCs w:val="false"/>
                 <w:color w:val="000000"/>
-                <w:sz w:val="20"/>
-                <w:szCs w:val="20"/>
+                <w:sz w:val="18"/>
+                <w:szCs w:val="18"/>
               </w:rPr>
               <w:t xml:space="preserve">도착 순서</w:t>
             </w:r>
@@ -11194,8 +11167,8 @@
                 <w:b w:val="false"/>
                 <w:bCs w:val="false"/>
                 <w:color w:val="000000"/>
-                <w:sz w:val="20"/>
-                <w:szCs w:val="20"/>
+                <w:sz w:val="18"/>
+                <w:szCs w:val="18"/>
               </w:rPr>
               <w:t xml:space="preserve">요청 우선순위</w:t>
             </w:r>
@@ -11223,8 +11196,8 @@
                 <w:b w:val="false"/>
                 <w:bCs w:val="false"/>
                 <w:color w:val="000000"/>
-                <w:sz w:val="20"/>
-                <w:szCs w:val="20"/>
+                <w:sz w:val="18"/>
+                <w:szCs w:val="18"/>
               </w:rPr>
               <w:t xml:space="preserve">큐 레벨 (실행 시간)</w:t>
             </w:r>
@@ -11252,8 +11225,8 @@
                 <w:b w:val="false"/>
                 <w:bCs w:val="false"/>
                 <w:color w:val="000000"/>
-                <w:sz w:val="20"/>
-                <w:szCs w:val="20"/>
+                <w:sz w:val="18"/>
+                <w:szCs w:val="18"/>
               </w:rPr>
               <w:t xml:space="preserve">구독 등급 가중치</w:t>
             </w:r>
@@ -11283,8 +11256,8 @@
                 <w:b w:val="false"/>
                 <w:bCs w:val="false"/>
                 <w:color w:val="000000"/>
-                <w:sz w:val="20"/>
-                <w:szCs w:val="20"/>
+                <w:sz w:val="18"/>
+                <w:szCs w:val="18"/>
               </w:rPr>
               <w:t xml:space="preserve">짧은 요청 우대</w:t>
             </w:r>
@@ -11312,8 +11285,8 @@
                 <w:b w:val="false"/>
                 <w:bCs w:val="false"/>
                 <w:color w:val="000000"/>
-                <w:sz w:val="20"/>
-                <w:szCs w:val="20"/>
+                <w:sz w:val="18"/>
+                <w:szCs w:val="18"/>
               </w:rPr>
               <w:t xml:space="preserve">없음</w:t>
             </w:r>
@@ -11341,8 +11314,8 @@
                 <w:b w:val="false"/>
                 <w:bCs w:val="false"/>
                 <w:color w:val="000000"/>
-                <w:sz w:val="20"/>
-                <w:szCs w:val="20"/>
+                <w:sz w:val="18"/>
+                <w:szCs w:val="18"/>
               </w:rPr>
               <w:t xml:space="preserve">없음</w:t>
             </w:r>
@@ -11370,8 +11343,8 @@
                 <w:b w:val="false"/>
                 <w:bCs w:val="false"/>
                 <w:color w:val="000000"/>
-                <w:sz w:val="20"/>
-                <w:szCs w:val="20"/>
+                <w:sz w:val="18"/>
+                <w:szCs w:val="18"/>
               </w:rPr>
               <w:t xml:space="preserve">있음 (약 73% 개선)</w:t>
             </w:r>
@@ -11399,8 +11372,8 @@
                 <w:b w:val="false"/>
                 <w:bCs w:val="false"/>
                 <w:color w:val="000000"/>
-                <w:sz w:val="20"/>
-                <w:szCs w:val="20"/>
+                <w:sz w:val="18"/>
+                <w:szCs w:val="18"/>
               </w:rPr>
               <w:t xml:space="preserve">없음</w:t>
             </w:r>
@@ -11430,8 +11403,8 @@
                 <w:b w:val="false"/>
                 <w:bCs w:val="false"/>
                 <w:color w:val="000000"/>
-                <w:sz w:val="20"/>
-                <w:szCs w:val="20"/>
+                <w:sz w:val="18"/>
+                <w:szCs w:val="18"/>
               </w:rPr>
               <w:t xml:space="preserve">차등 서비스</w:t>
             </w:r>
@@ -11459,8 +11432,8 @@
                 <w:b w:val="false"/>
                 <w:bCs w:val="false"/>
                 <w:color w:val="000000"/>
-                <w:sz w:val="20"/>
-                <w:szCs w:val="20"/>
+                <w:sz w:val="18"/>
+                <w:szCs w:val="18"/>
               </w:rPr>
               <w:t xml:space="preserve">없음</w:t>
             </w:r>
@@ -11488,8 +11461,8 @@
                 <w:b w:val="false"/>
                 <w:bCs w:val="false"/>
                 <w:color w:val="000000"/>
-                <w:sz w:val="20"/>
-                <w:szCs w:val="20"/>
+                <w:sz w:val="18"/>
+                <w:szCs w:val="18"/>
               </w:rPr>
               <w:t xml:space="preserve">요청 단위</w:t>
             </w:r>
@@ -11517,8 +11490,8 @@
                 <w:b w:val="false"/>
                 <w:bCs w:val="false"/>
                 <w:color w:val="000000"/>
-                <w:sz w:val="20"/>
-                <w:szCs w:val="20"/>
+                <w:sz w:val="18"/>
+                <w:szCs w:val="18"/>
               </w:rPr>
               <w:t xml:space="preserve">없음</w:t>
             </w:r>
@@ -11546,8 +11519,8 @@
                 <w:b w:val="false"/>
                 <w:bCs w:val="false"/>
                 <w:color w:val="000000"/>
-                <w:sz w:val="20"/>
-                <w:szCs w:val="20"/>
+                <w:sz w:val="18"/>
+                <w:szCs w:val="18"/>
               </w:rPr>
               <w:t xml:space="preserve">구독 등급 단위</w:t>
             </w:r>
@@ -11577,8 +11550,8 @@
                 <w:b w:val="false"/>
                 <w:bCs w:val="false"/>
                 <w:color w:val="000000"/>
-                <w:sz w:val="20"/>
-                <w:szCs w:val="20"/>
+                <w:sz w:val="18"/>
+                <w:szCs w:val="18"/>
               </w:rPr>
               <w:t xml:space="preserve">JFI</w:t>
             </w:r>
@@ -11606,8 +11579,8 @@
                 <w:b w:val="false"/>
                 <w:bCs w:val="false"/>
                 <w:color w:val="000000"/>
-                <w:sz w:val="20"/>
-                <w:szCs w:val="20"/>
+                <w:sz w:val="18"/>
+                <w:szCs w:val="18"/>
               </w:rPr>
               <w:t xml:space="preserve">1.000</w:t>
             </w:r>
@@ -11635,8 +11608,8 @@
                 <w:b w:val="false"/>
                 <w:bCs w:val="false"/>
                 <w:color w:val="000000"/>
-                <w:sz w:val="20"/>
-                <w:szCs w:val="20"/>
+                <w:sz w:val="18"/>
+                <w:szCs w:val="18"/>
               </w:rPr>
               <w:t xml:space="preserve">1.000</w:t>
             </w:r>
@@ -11664,8 +11637,8 @@
                 <w:b w:val="false"/>
                 <w:bCs w:val="false"/>
                 <w:color w:val="000000"/>
-                <w:sz w:val="20"/>
-                <w:szCs w:val="20"/>
+                <w:sz w:val="18"/>
+                <w:szCs w:val="18"/>
               </w:rPr>
               <w:t xml:space="preserve">1.000 (비선점)</w:t>
             </w:r>
@@ -11693,8 +11666,8 @@
                 <w:b w:val="false"/>
                 <w:bCs w:val="false"/>
                 <w:color w:val="000000"/>
-                <w:sz w:val="20"/>
-                <w:szCs w:val="20"/>
+                <w:sz w:val="18"/>
+                <w:szCs w:val="18"/>
               </w:rPr>
               <w:t xml:space="preserve">0.316 (의도적 차등)</w:t>
             </w:r>
@@ -11724,8 +11697,8 @@
                 <w:b w:val="false"/>
                 <w:bCs w:val="false"/>
                 <w:color w:val="000000"/>
-                <w:sz w:val="20"/>
-                <w:szCs w:val="20"/>
+                <w:sz w:val="18"/>
+                <w:szCs w:val="18"/>
               </w:rPr>
               <w:t xml:space="preserve">기아 방지</w:t>
             </w:r>
@@ -11753,8 +11726,8 @@
                 <w:b w:val="false"/>
                 <w:bCs w:val="false"/>
                 <w:color w:val="000000"/>
-                <w:sz w:val="20"/>
-                <w:szCs w:val="20"/>
+                <w:sz w:val="18"/>
+                <w:szCs w:val="18"/>
               </w:rPr>
               <w:t xml:space="preserve">불필요</w:t>
             </w:r>
@@ -11782,8 +11755,8 @@
                 <w:b w:val="false"/>
                 <w:bCs w:val="false"/>
                 <w:color w:val="000000"/>
-                <w:sz w:val="20"/>
-                <w:szCs w:val="20"/>
+                <w:sz w:val="18"/>
+                <w:szCs w:val="18"/>
               </w:rPr>
               <w:t xml:space="preserve">에이징</w:t>
             </w:r>
@@ -11811,8 +11784,8 @@
                 <w:b w:val="false"/>
                 <w:bCs w:val="false"/>
                 <w:color w:val="000000"/>
-                <w:sz w:val="20"/>
-                <w:szCs w:val="20"/>
+                <w:sz w:val="18"/>
+                <w:szCs w:val="18"/>
               </w:rPr>
               <w:t xml:space="preserve">부스팅</w:t>
             </w:r>
@@ -11840,8 +11813,8 @@
                 <w:b w:val="false"/>
                 <w:bCs w:val="false"/>
                 <w:color w:val="000000"/>
-                <w:sz w:val="20"/>
-                <w:szCs w:val="20"/>
+                <w:sz w:val="18"/>
+                <w:szCs w:val="18"/>
               </w:rPr>
               <w:t xml:space="preserve">VFT 구조상 불필요</w:t>
             </w:r>
@@ -11871,8 +11844,8 @@
                 <w:b w:val="false"/>
                 <w:bCs w:val="false"/>
                 <w:color w:val="000000"/>
-                <w:sz w:val="20"/>
-                <w:szCs w:val="20"/>
+                <w:sz w:val="18"/>
+                <w:szCs w:val="18"/>
               </w:rPr>
               <w:t xml:space="preserve">실서버 적용</w:t>
             </w:r>
@@ -11900,8 +11873,8 @@
                 <w:b w:val="false"/>
                 <w:bCs w:val="false"/>
                 <w:color w:val="000000"/>
-                <w:sz w:val="20"/>
-                <w:szCs w:val="20"/>
+                <w:sz w:val="18"/>
+                <w:szCs w:val="18"/>
               </w:rPr>
               <w:t xml:space="preserve">가능</w:t>
             </w:r>
@@ -11929,8 +11902,8 @@
                 <w:b w:val="false"/>
                 <w:bCs w:val="false"/>
                 <w:color w:val="000000"/>
-                <w:sz w:val="20"/>
-                <w:szCs w:val="20"/>
+                <w:sz w:val="18"/>
+                <w:szCs w:val="18"/>
               </w:rPr>
               <w:t xml:space="preserve">가능</w:t>
             </w:r>
@@ -11958,8 +11931,8 @@
                 <w:b w:val="false"/>
                 <w:bCs w:val="false"/>
                 <w:color w:val="000000"/>
-                <w:sz w:val="20"/>
-                <w:szCs w:val="20"/>
+                <w:sz w:val="18"/>
+                <w:szCs w:val="18"/>
               </w:rPr>
               <w:t xml:space="preserve">비선점형만 가능</w:t>
             </w:r>
@@ -11987,8 +11960,8 @@
                 <w:b w:val="false"/>
                 <w:bCs w:val="false"/>
                 <w:color w:val="000000"/>
-                <w:sz w:val="20"/>
-                <w:szCs w:val="20"/>
+                <w:sz w:val="18"/>
+                <w:szCs w:val="18"/>
               </w:rPr>
               <w:t xml:space="preserve">가능</w:t>
             </w:r>
@@ -12008,8 +11981,7 @@
     </w:p>
     <w:p>
       <w:pPr>
-        <w:pStyle w:val="Heading1"/>
-        <w:spacing w:after="200" w:before="360"/>
+        <w:spacing w:after="150" w:before="300" w:line="240"/>
       </w:pPr>
       <w:r>
         <w:rPr>
@@ -12025,8 +11997,7 @@
     </w:p>
     <w:p>
       <w:pPr>
-        <w:pStyle w:val="Heading2"/>
-        <w:spacing w:after="160" w:before="240"/>
+        <w:spacing w:after="130" w:before="220" w:line="240"/>
       </w:pPr>
       <w:r>
         <w:rPr>
@@ -12042,14 +12013,14 @@
     </w:p>
     <w:p>
       <w:pPr>
-        <w:spacing w:after="120" w:line="360"/>
-      </w:pPr>
-      <w:r>
-        <w:rPr>
-          <w:rFonts w:ascii="맑은 고딕" w:cs="맑은 고딕" w:eastAsia="맑은 고딕" w:hAnsi="맑은 고딕"/>
-          <w:color w:val="000000"/>
-          <w:sz w:val="22"/>
-          <w:szCs w:val="22"/>
+        <w:spacing w:after="120" w:line="240"/>
+      </w:pPr>
+      <w:r>
+        <w:rPr>
+          <w:rFonts w:ascii="맑은 고딕" w:cs="맑은 고딕" w:eastAsia="맑은 고딕" w:hAnsi="맑은 고딕"/>
+          <w:color w:val="000000"/>
+          <w:sz w:val="20"/>
+          <w:szCs w:val="20"/>
         </w:rPr>
         <w:t xml:space="preserve">본 시뮬레이션은 알고리즘 특성 비교에 적합하지만 실제 LLM 서빙 환경과 다음 차이가 있다. 첫째, </w:t>
       </w:r>
@@ -12059,8 +12030,8 @@
           <w:b/>
           <w:bCs/>
           <w:color w:val="000000"/>
-          <w:sz w:val="22"/>
-          <w:szCs w:val="22"/>
+          <w:sz w:val="20"/>
+          <w:szCs w:val="20"/>
         </w:rPr>
         <w:t xml:space="preserve">선점형 MLFQ는 실서버 적용이 어렵다</w:t>
       </w:r>
@@ -12068,8 +12039,8 @@
         <w:rPr>
           <w:rFonts w:ascii="맑은 고딕" w:cs="맑은 고딕" w:eastAsia="맑은 고딕" w:hAnsi="맑은 고딕"/>
           <w:color w:val="000000"/>
-          <w:sz w:val="22"/>
-          <w:szCs w:val="22"/>
+          <w:sz w:val="20"/>
+          <w:szCs w:val="20"/>
         </w:rPr>
         <w:t xml:space="preserve">. Ollama를 비롯한 대부분의 LLM 서빙 도구는 추론 중단을 지원하지 않아, 5.3절 Short 약 73% 개선은 시뮬레이션에서만 확인 가능하다. 둘째, </w:t>
       </w:r>
@@ -12079,8 +12050,8 @@
           <w:b/>
           <w:bCs/>
           <w:color w:val="000000"/>
-          <w:sz w:val="22"/>
-          <w:szCs w:val="22"/>
+          <w:sz w:val="20"/>
+          <w:szCs w:val="20"/>
         </w:rPr>
         <w:t xml:space="preserve">처리 시간 분포가 실제와 다르다</w:t>
       </w:r>
@@ -12088,8 +12059,8 @@
         <w:rPr>
           <w:rFonts w:ascii="맑은 고딕" w:cs="맑은 고딕" w:eastAsia="맑은 고딕" w:hAnsi="맑은 고딕"/>
           <w:color w:val="000000"/>
-          <w:sz w:val="22"/>
-          <w:szCs w:val="22"/>
+          <w:sz w:val="20"/>
+          <w:szCs w:val="20"/>
         </w:rPr>
         <w:t xml:space="preserve">. 기본 실험 10~100ms와 달리 실제 LLM 추론은 입력 길이·토큰·모델 크기에 따라 수백 ms~수십 초로 다양하며, 길어질수록 Priority 에이징 효과나 FCFS 호위 효과의 영향이 커진다. 셋째, </w:t>
       </w:r>
@@ -12099,8 +12070,8 @@
           <w:b/>
           <w:bCs/>
           <w:color w:val="000000"/>
-          <w:sz w:val="22"/>
-          <w:szCs w:val="22"/>
+          <w:sz w:val="20"/>
+          <w:szCs w:val="20"/>
         </w:rPr>
         <w:t xml:space="preserve">동시 처리를 고려하지 않았다</w:t>
       </w:r>
@@ -12108,8 +12079,8 @@
         <w:rPr>
           <w:rFonts w:ascii="맑은 고딕" w:cs="맑은 고딕" w:eastAsia="맑은 고딕" w:hAnsi="맑은 고딕"/>
           <w:color w:val="000000"/>
-          <w:sz w:val="22"/>
-          <w:szCs w:val="22"/>
+          <w:sz w:val="20"/>
+          <w:szCs w:val="20"/>
         </w:rPr>
         <w:t xml:space="preserve">. 한 번에 1건씩 처리하였으나, 실제 LLM 서빙(vLLM, TGI)은 연속 배치로 여러 요청을 동시 처리한다. 한 배치 내부에서는 순서가 영향을 주지 않으므로 WFQ·Priority의 차등 효과는 약해질 수 있다. 넷째, </w:t>
       </w:r>
@@ -12119,8 +12090,8 @@
           <w:b/>
           <w:bCs/>
           <w:color w:val="000000"/>
-          <w:sz w:val="22"/>
-          <w:szCs w:val="22"/>
+          <w:sz w:val="20"/>
+          <w:szCs w:val="20"/>
         </w:rPr>
         <w:t xml:space="preserve">실서버 실험 규모가 제한적이다</w:t>
       </w:r>
@@ -12128,16 +12099,15 @@
         <w:rPr>
           <w:rFonts w:ascii="맑은 고딕" w:cs="맑은 고딕" w:eastAsia="맑은 고딕" w:hAnsi="맑은 고딕"/>
           <w:color w:val="000000"/>
-          <w:sz w:val="22"/>
-          <w:szCs w:val="22"/>
+          <w:sz w:val="20"/>
+          <w:szCs w:val="20"/>
         </w:rPr>
         <w:t xml:space="preserve">(20건). 대기열 경합이나 극단적 트래픽은 재현하지 못하였으며, 실무 적용에는 대규모 부하 시험이 필요하다.</w:t>
       </w:r>
     </w:p>
     <w:p>
       <w:pPr>
-        <w:pStyle w:val="Heading2"/>
-        <w:spacing w:after="160" w:before="240"/>
+        <w:spacing w:after="130" w:before="220" w:line="240"/>
       </w:pPr>
       <w:r>
         <w:rPr>
@@ -12158,7 +12128,7 @@
           <w:ilvl w:val="0"/>
           <w:numId w:val="3"/>
         </w:numPr>
-        <w:spacing w:after="80" w:line="340"/>
+        <w:spacing w:after="80" w:line="240"/>
       </w:pPr>
       <w:r>
         <w:rPr>
@@ -12166,8 +12136,8 @@
           <w:b/>
           <w:bCs/>
           <w:color w:val="000000"/>
-          <w:sz w:val="22"/>
-          <w:szCs w:val="22"/>
+          <w:sz w:val="20"/>
+          <w:szCs w:val="20"/>
         </w:rPr>
         <w:t xml:space="preserve">FCFS</w:t>
       </w:r>
@@ -12175,8 +12145,8 @@
         <w:rPr>
           <w:rFonts w:ascii="맑은 고딕" w:cs="맑은 고딕" w:eastAsia="맑은 고딕" w:hAnsi="맑은 고딕"/>
           <w:color w:val="000000"/>
-          <w:sz w:val="22"/>
-          <w:szCs w:val="22"/>
+          <w:sz w:val="20"/>
+          <w:szCs w:val="20"/>
         </w:rPr>
         <w:t xml:space="preserve">: 모든 사용자·요청을 동등하게 처리하는 가장 단순한 방식. 구현이 간단해 기본 정책에 적합하다.</w:t>
       </w:r>
@@ -12188,7 +12158,7 @@
           <w:ilvl w:val="0"/>
           <w:numId w:val="3"/>
         </w:numPr>
-        <w:spacing w:after="80" w:line="340"/>
+        <w:spacing w:after="80" w:line="240"/>
       </w:pPr>
       <w:r>
         <w:rPr>
@@ -12196,8 +12166,8 @@
           <w:b/>
           <w:bCs/>
           <w:color w:val="000000"/>
-          <w:sz w:val="22"/>
-          <w:szCs w:val="22"/>
+          <w:sz w:val="20"/>
+          <w:szCs w:val="20"/>
         </w:rPr>
         <w:t xml:space="preserve">Priority Scheduling</w:t>
       </w:r>
@@ -12205,8 +12175,8 @@
         <w:rPr>
           <w:rFonts w:ascii="맑은 고딕" w:cs="맑은 고딕" w:eastAsia="맑은 고딕" w:hAnsi="맑은 고딕"/>
           <w:color w:val="000000"/>
-          <w:sz w:val="22"/>
-          <w:szCs w:val="22"/>
+          <w:sz w:val="20"/>
+          <w:szCs w:val="20"/>
         </w:rPr>
         <w:t xml:space="preserve">: 긴급도를 직접 지정할 수 있는 환경에 적합. 에이징 효과가 나타나려면 처리 시간이 어느 정도 길어야 한다.</w:t>
       </w:r>
@@ -12218,7 +12188,7 @@
           <w:ilvl w:val="0"/>
           <w:numId w:val="3"/>
         </w:numPr>
-        <w:spacing w:after="80" w:line="340"/>
+        <w:spacing w:after="80" w:line="240"/>
       </w:pPr>
       <w:r>
         <w:rPr>
@@ -12226,8 +12196,8 @@
           <w:b/>
           <w:bCs/>
           <w:color w:val="000000"/>
-          <w:sz w:val="22"/>
-          <w:szCs w:val="22"/>
+          <w:sz w:val="20"/>
+          <w:szCs w:val="20"/>
         </w:rPr>
         <w:t xml:space="preserve">MLFQ</w:t>
       </w:r>
@@ -12235,8 +12205,8 @@
         <w:rPr>
           <w:rFonts w:ascii="맑은 고딕" w:cs="맑은 고딕" w:eastAsia="맑은 고딕" w:hAnsi="맑은 고딕"/>
           <w:color w:val="000000"/>
-          <w:sz w:val="22"/>
-          <w:szCs w:val="22"/>
+          <w:sz w:val="20"/>
+          <w:szCs w:val="20"/>
         </w:rPr>
         <w:t xml:space="preserve">: 짧은 요청 우대 효과가 뛰어나지만 선점형이 필요해 현재 LLM 서빙 환경에서의 효용은 제한적이다. 향후 LLM 서빙에 중단·재개 기능이 추가된다면 활용 가능성이 있다.</w:t>
       </w:r>
@@ -12248,7 +12218,7 @@
           <w:ilvl w:val="0"/>
           <w:numId w:val="3"/>
         </w:numPr>
-        <w:spacing w:after="80" w:line="340"/>
+        <w:spacing w:after="80" w:line="240"/>
       </w:pPr>
       <w:r>
         <w:rPr>
@@ -12256,8 +12226,8 @@
           <w:b/>
           <w:bCs/>
           <w:color w:val="000000"/>
-          <w:sz w:val="22"/>
-          <w:szCs w:val="22"/>
+          <w:sz w:val="20"/>
+          <w:szCs w:val="20"/>
         </w:rPr>
         <w:t xml:space="preserve">WFQ</w:t>
       </w:r>
@@ -12265,16 +12235,15 @@
         <w:rPr>
           <w:rFonts w:ascii="맑은 고딕" w:cs="맑은 고딕" w:eastAsia="맑은 고딕" w:hAnsi="맑은 고딕"/>
           <w:color w:val="000000"/>
-          <w:sz w:val="22"/>
-          <w:szCs w:val="22"/>
+          <w:sz w:val="20"/>
+          <w:szCs w:val="20"/>
         </w:rPr>
         <w:t xml:space="preserve">: 구독 등급별 차등 배분이 필요한 유료 서비스에 적합. 비선점형에서도 잘 동작하여 실서버 적용이 가능하다.</w:t>
       </w:r>
     </w:p>
     <w:p>
       <w:pPr>
-        <w:pStyle w:val="Heading2"/>
-        <w:spacing w:after="160" w:before="240"/>
+        <w:spacing w:after="130" w:before="220" w:line="240"/>
       </w:pPr>
       <w:r>
         <w:rPr>
@@ -12290,14 +12259,14 @@
     </w:p>
     <w:p>
       <w:pPr>
-        <w:spacing w:after="120" w:line="360"/>
-      </w:pPr>
-      <w:r>
-        <w:rPr>
-          <w:rFonts w:ascii="맑은 고딕" w:cs="맑은 고딕" w:eastAsia="맑은 고딕" w:hAnsi="맑은 고딕"/>
-          <w:color w:val="000000"/>
-          <w:sz w:val="22"/>
-          <w:szCs w:val="22"/>
+        <w:spacing w:after="120" w:line="240"/>
+      </w:pPr>
+      <w:r>
+        <w:rPr>
+          <w:rFonts w:ascii="맑은 고딕" w:cs="맑은 고딕" w:eastAsia="맑은 고딕" w:hAnsi="맑은 고딕"/>
+          <w:color w:val="000000"/>
+          <w:sz w:val="20"/>
+          <w:szCs w:val="20"/>
         </w:rPr>
         <w:t xml:space="preserve">본 프로젝트는 두 가지 면에서 의의가 있다. 첫째, CPU 스케줄링(FCFS, Priority, MLFQ)과 네트워크 자원 배분(WFQ) 알고리즘을 LLM API 환경에 적용해 운영체제 이론의 실제 응용을 확인하였다. 둘째, vLLM·TGI 등 기존 LLM 서빙 도구가 전체 처리량 최적화에 집중하여 사용자별 공정성이나 우선순위 관리를 제공하지 않는다는 점을 확인하고, 이 부분에 스케줄링 이론을 적용한 효과를 비교하였다. 특히 WFQ의 가중치 비례 차등 서비스는 유료 LLM 서비스의 구독 등급 관리에 활용할 가능성을 보여준다. 다만 세 실험을 합산하여도 총 3,020건 규모이므로, 대규모 운영 환경에서도 같은 결과가 나올지는 추가 확인이 필요하다.</w:t>
       </w:r>
@@ -12309,8 +12278,7 @@
     </w:p>
     <w:p>
       <w:pPr>
-        <w:pStyle w:val="Heading1"/>
-        <w:spacing w:after="200" w:before="360"/>
+        <w:spacing w:after="150" w:before="300" w:line="240"/>
       </w:pPr>
       <w:r>
         <w:rPr>
@@ -12326,8 +12294,7 @@
     </w:p>
     <w:p>
       <w:pPr>
-        <w:pStyle w:val="Heading2"/>
-        <w:spacing w:after="160" w:before="240"/>
+        <w:spacing w:after="130" w:before="220" w:line="240"/>
       </w:pPr>
       <w:r>
         <w:rPr>
@@ -12343,21 +12310,21 @@
     </w:p>
     <w:p>
       <w:pPr>
-        <w:spacing w:after="120" w:line="360"/>
-      </w:pPr>
-      <w:r>
-        <w:rPr>
-          <w:rFonts w:ascii="맑은 고딕" w:cs="맑은 고딕" w:eastAsia="맑은 고딕" w:hAnsi="맑은 고딕"/>
-          <w:color w:val="000000"/>
-          <w:sz w:val="22"/>
-          <w:szCs w:val="22"/>
+        <w:spacing w:after="120" w:line="240"/>
+      </w:pPr>
+      <w:r>
+        <w:rPr>
+          <w:rFonts w:ascii="맑은 고딕" w:cs="맑은 고딕" w:eastAsia="맑은 고딕" w:hAnsi="맑은 고딕"/>
+          <w:color w:val="000000"/>
+          <w:sz w:val="20"/>
+          <w:szCs w:val="20"/>
         </w:rPr>
         <w:t xml:space="preserve">본 프로젝트에서는 운영체제의 네 가지 스케줄링 알고리즘(FCFS, Priority Scheduling, MLFQ, WFQ)을 다중 사용자 LLM API 요청 관리에 적용하고, 시뮬레이션 및 실서버 실험으로 성능과 공정성을 비교하였다.</w:t>
       </w:r>
     </w:p>
     <w:p>
       <w:pPr>
-        <w:spacing w:after="120" w:line="360"/>
+        <w:spacing w:after="120" w:line="240"/>
       </w:pPr>
       <w:r>
         <w:rPr>
@@ -12365,8 +12332,8 @@
           <w:b/>
           <w:bCs/>
           <w:color w:val="000000"/>
-          <w:sz w:val="22"/>
-          <w:szCs w:val="22"/>
+          <w:sz w:val="20"/>
+          <w:szCs w:val="20"/>
         </w:rPr>
         <w:t xml:space="preserve">RQ1 (스케줄링 적용)</w:t>
       </w:r>
@@ -12374,15 +12341,15 @@
         <w:rPr>
           <w:rFonts w:ascii="맑은 고딕" w:cs="맑은 고딕" w:eastAsia="맑은 고딕" w:hAnsi="맑은 고딕"/>
           <w:color w:val="000000"/>
-          <w:sz w:val="22"/>
-          <w:szCs w:val="22"/>
+          <w:sz w:val="20"/>
+          <w:szCs w:val="20"/>
         </w:rPr>
         <w:t xml:space="preserve">: 네 알고리즘을 공통 인터페이스(enqueue/dequeue)로 구현하여 환경변수만으로 전환할 수 있게 하였다. MLFQ 선점형 모드는 실제 LLM 환경에서 적용이 어렵다는 한계를 확인하였다.</w:t>
       </w:r>
     </w:p>
     <w:p>
       <w:pPr>
-        <w:spacing w:after="120" w:line="360"/>
+        <w:spacing w:after="120" w:line="240"/>
       </w:pPr>
       <w:r>
         <w:rPr>
@@ -12390,8 +12357,8 @@
           <w:b/>
           <w:bCs/>
           <w:color w:val="000000"/>
-          <w:sz w:val="22"/>
-          <w:szCs w:val="22"/>
+          <w:sz w:val="20"/>
+          <w:szCs w:val="20"/>
         </w:rPr>
         <w:t xml:space="preserve">RQ2 (성능 비교)</w:t>
       </w:r>
@@ -12399,15 +12366,15 @@
         <w:rPr>
           <w:rFonts w:ascii="맑은 고딕" w:cs="맑은 고딕" w:eastAsia="맑은 고딕" w:hAnsi="맑은 고딕"/>
           <w:color w:val="000000"/>
-          <w:sz w:val="22"/>
-          <w:szCs w:val="22"/>
+          <w:sz w:val="20"/>
+          <w:szCs w:val="20"/>
         </w:rPr>
         <w:t xml:space="preserve">: 비선점형 환경에서 네 알고리즘의 전체 처리량은 유사하였다. 스케줄러는 순서만 결정할 뿐 처리 속도 자체를 바꾸지 못하기 때문이다. 선점형 MLFQ에서는 짧은 요청 응답시간이 약 73% 감소, 긴 요청은 약 89% 증가하였다. 개선 효과는 5개 시드에서 71.8~74.3% 범위로 일관되게 재현되었다 (시드별 세부는 부록 B). WFQ에서는 Enterprise의 평균 대기시간이 Free의 약 1/12 수준으로 나타났다.</w:t>
       </w:r>
     </w:p>
     <w:p>
       <w:pPr>
-        <w:spacing w:after="120" w:line="360"/>
+        <w:spacing w:after="120" w:line="240"/>
       </w:pPr>
       <w:r>
         <w:rPr>
@@ -12415,8 +12382,8 @@
           <w:b/>
           <w:bCs/>
           <w:color w:val="000000"/>
-          <w:sz w:val="22"/>
-          <w:szCs w:val="22"/>
+          <w:sz w:val="20"/>
+          <w:szCs w:val="20"/>
         </w:rPr>
         <w:t xml:space="preserve">RQ3 (공정성 분석)</w:t>
       </w:r>
@@ -12424,30 +12391,29 @@
         <w:rPr>
           <w:rFonts w:ascii="맑은 고딕" w:cs="맑은 고딕" w:eastAsia="맑은 고딕" w:hAnsi="맑은 고딕"/>
           <w:color w:val="000000"/>
-          <w:sz w:val="22"/>
-          <w:szCs w:val="22"/>
+          <w:sz w:val="20"/>
+          <w:szCs w:val="20"/>
         </w:rPr>
         <w:t xml:space="preserve">: FCFS, Priority, MLFQ(비선점형)의 JFI는 모두 1.000으로 균등 배분이 이루어졌다. WFQ의 시스템 수준 JFI는 0.316이었으나, 이는 가중치 기반 의도적 차등의 결과이다. Enterprise의 대기시간이 Free보다 약 12배 짧아 가중치 순서에 대응하는 차등 서비스가 확인되었다.</w:t>
       </w:r>
     </w:p>
     <w:p>
       <w:pPr>
-        <w:spacing w:after="120" w:line="360"/>
-      </w:pPr>
-      <w:r>
-        <w:rPr>
-          <w:rFonts w:ascii="맑은 고딕" w:cs="맑은 고딕" w:eastAsia="맑은 고딕" w:hAnsi="맑은 고딕"/>
-          <w:color w:val="000000"/>
-          <w:sz w:val="22"/>
-          <w:szCs w:val="22"/>
+        <w:spacing w:after="120" w:line="240"/>
+      </w:pPr>
+      <w:r>
+        <w:rPr>
+          <w:rFonts w:ascii="맑은 고딕" w:cs="맑은 고딕" w:eastAsia="맑은 고딕" w:hAnsi="맑은 고딕"/>
+          <w:color w:val="000000"/>
+          <w:sz w:val="20"/>
+          <w:szCs w:val="20"/>
         </w:rPr>
         <w:t xml:space="preserve">또한 Rate Limiter를 통해 스케줄러와 독립적으로 과도한 요청을 사전 차단하는 기능을 구현하였다.</w:t>
       </w:r>
     </w:p>
     <w:p>
       <w:pPr>
-        <w:pStyle w:val="Heading2"/>
-        <w:spacing w:after="160" w:before="240"/>
+        <w:spacing w:after="130" w:before="220" w:line="240"/>
       </w:pPr>
       <w:r>
         <w:rPr>
@@ -12468,7 +12434,7 @@
           <w:ilvl w:val="0"/>
           <w:numId w:val="3"/>
         </w:numPr>
-        <w:spacing w:after="80" w:line="340"/>
+        <w:spacing w:after="80" w:line="240"/>
       </w:pPr>
       <w:r>
         <w:rPr>
@@ -12476,8 +12442,8 @@
           <w:b/>
           <w:bCs/>
           <w:color w:val="000000"/>
-          <w:sz w:val="22"/>
-          <w:szCs w:val="22"/>
+          <w:sz w:val="20"/>
+          <w:szCs w:val="20"/>
         </w:rPr>
         <w:t xml:space="preserve">토큰 기반 비용 모델</w:t>
       </w:r>
@@ -12485,8 +12451,8 @@
         <w:rPr>
           <w:rFonts w:ascii="맑은 고딕" w:cs="맑은 고딕" w:eastAsia="맑은 고딕" w:hAnsi="맑은 고딕"/>
           <w:color w:val="000000"/>
-          <w:sz w:val="22"/>
-          <w:szCs w:val="22"/>
+          <w:sz w:val="20"/>
+          <w:szCs w:val="20"/>
         </w:rPr>
         <w:t xml:space="preserve">: 현재 WFQ의 VFT 계산은 처리 비용을 요청 1건당 1로 고정하였다. 입출력 토큰 수를 반영한 가변 비용 모델을 적용하면 더 정밀한 자원 배분이 가능하지만, 출력 토큰 수 추정 방법에 대한 추가 연구가 필요하다.</w:t>
       </w:r>
@@ -12498,7 +12464,7 @@
           <w:ilvl w:val="0"/>
           <w:numId w:val="3"/>
         </w:numPr>
-        <w:spacing w:after="80" w:line="340"/>
+        <w:spacing w:after="80" w:line="240"/>
       </w:pPr>
       <w:r>
         <w:rPr>
@@ -12506,8 +12472,8 @@
           <w:b/>
           <w:bCs/>
           <w:color w:val="000000"/>
-          <w:sz w:val="22"/>
-          <w:szCs w:val="22"/>
+          <w:sz w:val="20"/>
+          <w:szCs w:val="20"/>
         </w:rPr>
         <w:t xml:space="preserve">실시간 모니터링 대시보드</w:t>
       </w:r>
@@ -12515,8 +12481,8 @@
         <w:rPr>
           <w:rFonts w:ascii="맑은 고딕" w:cs="맑은 고딕" w:eastAsia="맑은 고딕" w:hAnsi="맑은 고딕"/>
           <w:color w:val="000000"/>
-          <w:sz w:val="22"/>
-          <w:szCs w:val="22"/>
+          <w:sz w:val="20"/>
+          <w:szCs w:val="20"/>
         </w:rPr>
         <w:t xml:space="preserve">: 현재는 JSON 파일로 사후 분석하는 방식이다. 대기열 상태, 알고리즘별 처리 현황, JFI 변화를 실시간으로 확인할 수 있는 웹 대시보드를 추가하면 관리자의 상태 파악이 직관적이 된다.</w:t>
       </w:r>
@@ -12528,7 +12494,7 @@
           <w:ilvl w:val="0"/>
           <w:numId w:val="3"/>
         </w:numPr>
-        <w:spacing w:after="80" w:line="340"/>
+        <w:spacing w:after="80" w:line="240"/>
       </w:pPr>
       <w:r>
         <w:rPr>
@@ -12536,8 +12502,8 @@
           <w:b/>
           <w:bCs/>
           <w:color w:val="000000"/>
-          <w:sz w:val="22"/>
-          <w:szCs w:val="22"/>
+          <w:sz w:val="20"/>
+          <w:szCs w:val="20"/>
         </w:rPr>
         <w:t xml:space="preserve">대규모 실험</w:t>
       </w:r>
@@ -12545,8 +12511,8 @@
         <w:rPr>
           <w:rFonts w:ascii="맑은 고딕" w:cs="맑은 고딕" w:eastAsia="맑은 고딕" w:hAnsi="맑은 고딕"/>
           <w:color w:val="000000"/>
-          <w:sz w:val="22"/>
-          <w:szCs w:val="22"/>
+          <w:sz w:val="20"/>
+          <w:szCs w:val="20"/>
         </w:rPr>
         <w:t xml:space="preserve">: 수천 건 이상의 요청, 더 많은 사용자, 더 긴 처리 시간 환경에서 각 알고리즘의 특성을 추가 확인할 수 있다.</w:t>
       </w:r>
@@ -12558,8 +12524,7 @@
     </w:p>
     <w:p>
       <w:pPr>
-        <w:pStyle w:val="Heading1"/>
-        <w:spacing w:after="200" w:before="360"/>
+        <w:spacing w:after="150" w:before="300" w:line="240"/>
       </w:pPr>
       <w:r>
         <w:rPr>
@@ -12575,180 +12540,180 @@
     </w:p>
     <w:p>
       <w:pPr>
-        <w:spacing w:after="100" w:line="360"/>
+        <w:spacing w:after="100" w:line="240"/>
         <w:ind w:left="480" w:hanging="480"/>
       </w:pPr>
       <w:r>
         <w:rPr>
           <w:rFonts w:ascii="맑은 고딕" w:cs="맑은 고딕" w:eastAsia="맑은 고딕" w:hAnsi="맑은 고딕"/>
           <w:color w:val="000000"/>
-          <w:sz w:val="22"/>
-          <w:szCs w:val="22"/>
+          <w:sz w:val="20"/>
+          <w:szCs w:val="20"/>
         </w:rPr>
         <w:t xml:space="preserve">[1] OpenAI, "Rate limits," OpenAI API Documentation. [온라인] Available: https://platform.openai.com/docs/guides/rate-limits (접속: 2026-03-14)</w:t>
       </w:r>
     </w:p>
     <w:p>
       <w:pPr>
-        <w:spacing w:after="100" w:line="360"/>
+        <w:spacing w:after="100" w:line="240"/>
         <w:ind w:left="480" w:hanging="480"/>
       </w:pPr>
       <w:r>
         <w:rPr>
           <w:rFonts w:ascii="맑은 고딕" w:cs="맑은 고딕" w:eastAsia="맑은 고딕" w:hAnsi="맑은 고딕"/>
           <w:color w:val="000000"/>
-          <w:sz w:val="22"/>
-          <w:szCs w:val="22"/>
+          <w:sz w:val="20"/>
+          <w:szCs w:val="20"/>
         </w:rPr>
         <w:t xml:space="preserve">[2] Anthropic, "Rate limits," Anthropic API Documentation. [온라인] Available: https://docs.anthropic.com/en/api/rate-limits (접속: 2026-03-14)</w:t>
       </w:r>
     </w:p>
     <w:p>
       <w:pPr>
-        <w:spacing w:after="100" w:line="360"/>
+        <w:spacing w:after="100" w:line="240"/>
         <w:ind w:left="480" w:hanging="480"/>
       </w:pPr>
       <w:r>
         <w:rPr>
           <w:rFonts w:ascii="맑은 고딕" w:cs="맑은 고딕" w:eastAsia="맑은 고딕" w:hAnsi="맑은 고딕"/>
           <w:color w:val="000000"/>
-          <w:sz w:val="22"/>
-          <w:szCs w:val="22"/>
+          <w:sz w:val="20"/>
+          <w:szCs w:val="20"/>
         </w:rPr>
         <w:t xml:space="preserve">[3] R. H. Arpaci-Dusseau and A. C. Arpaci-Dusseau, "Operating Systems: Three Easy Pieces," v1.10, Arpaci-Dusseau Books, 2023. [온라인] Available: https://pages.cs.wisc.edu/~remzi/OSTEP/</w:t>
       </w:r>
     </w:p>
     <w:p>
       <w:pPr>
-        <w:spacing w:after="100" w:line="360"/>
+        <w:spacing w:after="100" w:line="240"/>
         <w:ind w:left="480" w:hanging="480"/>
       </w:pPr>
       <w:r>
         <w:rPr>
           <w:rFonts w:ascii="맑은 고딕" w:cs="맑은 고딕" w:eastAsia="맑은 고딕" w:hAnsi="맑은 고딕"/>
           <w:color w:val="000000"/>
-          <w:sz w:val="22"/>
-          <w:szCs w:val="22"/>
+          <w:sz w:val="20"/>
+          <w:szCs w:val="20"/>
         </w:rPr>
         <w:t xml:space="preserve">[4] J. Kurose and K. Ross, "Computer Networking: A Top-Down Approach," 8th Edition, Pearson, 2021. [온라인] Available: https://gaia.cs.umass.edu/kurose_ross/index.php</w:t>
       </w:r>
     </w:p>
     <w:p>
       <w:pPr>
-        <w:spacing w:after="100" w:line="360"/>
+        <w:spacing w:after="100" w:line="240"/>
         <w:ind w:left="480" w:hanging="480"/>
       </w:pPr>
       <w:r>
         <w:rPr>
           <w:rFonts w:ascii="맑은 고딕" w:cs="맑은 고딕" w:eastAsia="맑은 고딕" w:hAnsi="맑은 고딕"/>
           <w:color w:val="000000"/>
-          <w:sz w:val="22"/>
-          <w:szCs w:val="22"/>
+          <w:sz w:val="20"/>
+          <w:szCs w:val="20"/>
         </w:rPr>
         <w:t xml:space="preserve">[5] vLLM Project, "vLLM: Easy, Fast, and Cheap LLM Serving," GitHub. [온라인] Available: https://github.com/vllm-project/vllm (접속: 2026-03-14)</w:t>
       </w:r>
     </w:p>
     <w:p>
       <w:pPr>
-        <w:spacing w:after="100" w:line="360"/>
+        <w:spacing w:after="100" w:line="240"/>
         <w:ind w:left="480" w:hanging="480"/>
       </w:pPr>
       <w:r>
         <w:rPr>
           <w:rFonts w:ascii="맑은 고딕" w:cs="맑은 고딕" w:eastAsia="맑은 고딕" w:hAnsi="맑은 고딕"/>
           <w:color w:val="000000"/>
-          <w:sz w:val="22"/>
-          <w:szCs w:val="22"/>
+          <w:sz w:val="20"/>
+          <w:szCs w:val="20"/>
         </w:rPr>
         <w:t xml:space="preserve">[6] Hugging Face, "Text Generation Inference (TGI)." [온라인] Available: https://huggingface.co/docs/text-generation-inference/ (접속: 2026-03-14)</w:t>
       </w:r>
     </w:p>
     <w:p>
       <w:pPr>
-        <w:spacing w:after="100" w:line="360"/>
+        <w:spacing w:after="100" w:line="240"/>
         <w:ind w:left="480" w:hanging="480"/>
       </w:pPr>
       <w:r>
         <w:rPr>
           <w:rFonts w:ascii="맑은 고딕" w:cs="맑은 고딕" w:eastAsia="맑은 고딕" w:hAnsi="맑은 고딕"/>
           <w:color w:val="000000"/>
-          <w:sz w:val="22"/>
-          <w:szCs w:val="22"/>
+          <w:sz w:val="20"/>
+          <w:szCs w:val="20"/>
         </w:rPr>
         <w:t xml:space="preserve">[7] Wikipedia, "Fairness measure -- Jain's fairness index." [온라인] Available: https://en.wikipedia.org/wiki/Fairness_measure (접속: 2026-04-09)</w:t>
       </w:r>
     </w:p>
     <w:p>
       <w:pPr>
-        <w:spacing w:after="100" w:line="360"/>
+        <w:spacing w:after="100" w:line="240"/>
         <w:ind w:left="480" w:hanging="480"/>
       </w:pPr>
       <w:r>
         <w:rPr>
           <w:rFonts w:ascii="맑은 고딕" w:cs="맑은 고딕" w:eastAsia="맑은 고딕" w:hAnsi="맑은 고딕"/>
           <w:color w:val="000000"/>
-          <w:sz w:val="22"/>
-          <w:szCs w:val="22"/>
+          <w:sz w:val="20"/>
+          <w:szCs w:val="20"/>
         </w:rPr>
         <w:t xml:space="preserve">[8] Express.js, "Express - Node.js Web Application Framework." [온라인] Available: https://expressjs.com/ (접속: 2026-03-14)</w:t>
       </w:r>
     </w:p>
     <w:p>
       <w:pPr>
-        <w:spacing w:after="100" w:line="360"/>
+        <w:spacing w:after="100" w:line="240"/>
         <w:ind w:left="480" w:hanging="480"/>
       </w:pPr>
       <w:r>
         <w:rPr>
           <w:rFonts w:ascii="맑은 고딕" w:cs="맑은 고딕" w:eastAsia="맑은 고딕" w:hAnsi="맑은 고딕"/>
           <w:color w:val="000000"/>
-          <w:sz w:val="22"/>
-          <w:szCs w:val="22"/>
+          <w:sz w:val="20"/>
+          <w:szCs w:val="20"/>
         </w:rPr>
         <w:t xml:space="preserve">[9] Node.js Foundation, "Node.js Documentation." [온라인] Available: https://nodejs.org/docs/latest-v22.x/api/ (접속: 2026-03-14)</w:t>
       </w:r>
     </w:p>
     <w:p>
       <w:pPr>
-        <w:spacing w:after="100" w:line="360"/>
+        <w:spacing w:after="100" w:line="240"/>
         <w:ind w:left="480" w:hanging="480"/>
       </w:pPr>
       <w:r>
         <w:rPr>
           <w:rFonts w:ascii="맑은 고딕" w:cs="맑은 고딕" w:eastAsia="맑은 고딕" w:hAnsi="맑은 고딕"/>
           <w:color w:val="000000"/>
-          <w:sz w:val="22"/>
-          <w:szCs w:val="22"/>
+          <w:sz w:val="20"/>
+          <w:szCs w:val="20"/>
         </w:rPr>
         <w:t xml:space="preserve">[10] Ollama, "Ollama Documentation." [온라인] Available: https://ollama.com/ (접속: 2026-03-14)</w:t>
       </w:r>
     </w:p>
     <w:p>
       <w:pPr>
-        <w:spacing w:after="100" w:line="360"/>
+        <w:spacing w:after="100" w:line="240"/>
         <w:ind w:left="480" w:hanging="480"/>
       </w:pPr>
       <w:r>
         <w:rPr>
           <w:rFonts w:ascii="맑은 고딕" w:cs="맑은 고딕" w:eastAsia="맑은 고딕" w:hAnsi="맑은 고딕"/>
           <w:color w:val="000000"/>
-          <w:sz w:val="22"/>
-          <w:szCs w:val="22"/>
+          <w:sz w:val="20"/>
+          <w:szCs w:val="20"/>
         </w:rPr>
         <w:t xml:space="preserve">[11] A. Silberschatz, P. B. Galvin, and G. Gagne, "Operating System Concepts," 10th Edition, Wiley, 2018. [온라인] Available: https://www.os-book.com/</w:t>
       </w:r>
     </w:p>
     <w:p>
       <w:pPr>
-        <w:spacing w:after="100" w:line="360"/>
+        <w:spacing w:after="100" w:line="240"/>
         <w:ind w:left="480" w:hanging="480"/>
       </w:pPr>
       <w:r>
         <w:rPr>
           <w:rFonts w:ascii="맑은 고딕" w:cs="맑은 고딕" w:eastAsia="맑은 고딕" w:hAnsi="맑은 고딕"/>
           <w:color w:val="000000"/>
-          <w:sz w:val="22"/>
-          <w:szCs w:val="22"/>
+          <w:sz w:val="20"/>
+          <w:szCs w:val="20"/>
         </w:rPr>
         <w:t xml:space="preserve">[12] MDN Web Docs, "HTTP 429 Too Many Requests," Mozilla Developer Network. [온라인] Available: https://developer.mozilla.org/en-US/docs/Web/HTTP/Status/429 (접속: 2026-04-09)</w:t>
       </w:r>
@@ -12760,8 +12725,7 @@
     </w:p>
     <w:p>
       <w:pPr>
-        <w:pStyle w:val="Heading1"/>
-        <w:spacing w:after="200" w:before="360"/>
+        <w:spacing w:after="150" w:before="300" w:line="240"/>
       </w:pPr>
       <w:r>
         <w:rPr>
@@ -12777,8 +12741,7 @@
     </w:p>
     <w:p>
       <w:pPr>
-        <w:pStyle w:val="Heading2"/>
-        <w:spacing w:after="160" w:before="240"/>
+        <w:spacing w:after="130" w:before="220" w:line="240"/>
       </w:pPr>
       <w:r>
         <w:rPr>
@@ -12794,7 +12757,7 @@
     </w:p>
     <w:p>
       <w:pPr>
-        <w:spacing w:after="120" w:line="360"/>
+        <w:spacing w:after="120" w:line="240"/>
       </w:pPr>
       <w:r>
         <w:rPr>
@@ -12802,8 +12765,8 @@
           <w:b/>
           <w:bCs/>
           <w:color w:val="000000"/>
-          <w:sz w:val="22"/>
-          <w:szCs w:val="22"/>
+          <w:sz w:val="20"/>
+          <w:szCs w:val="20"/>
         </w:rPr>
         <w:t xml:space="preserve">표 A.1. 핵심 소스 코드 파일</w:t>
       </w:r>
@@ -12848,8 +12811,8 @@
                 <w:b/>
                 <w:bCs/>
                 <w:color w:val="000000"/>
-                <w:sz w:val="20"/>
-                <w:szCs w:val="20"/>
+                <w:sz w:val="18"/>
+                <w:szCs w:val="18"/>
               </w:rPr>
               <w:t xml:space="preserve">파일 경로</w:t>
             </w:r>
@@ -12878,8 +12841,8 @@
                 <w:b/>
                 <w:bCs/>
                 <w:color w:val="000000"/>
-                <w:sz w:val="20"/>
-                <w:szCs w:val="20"/>
+                <w:sz w:val="18"/>
+                <w:szCs w:val="18"/>
               </w:rPr>
               <w:t xml:space="preserve">역할</w:t>
             </w:r>
@@ -12909,8 +12872,8 @@
                 <w:b w:val="false"/>
                 <w:bCs w:val="false"/>
                 <w:color w:val="000000"/>
-                <w:sz w:val="20"/>
-                <w:szCs w:val="20"/>
+                <w:sz w:val="18"/>
+                <w:szCs w:val="18"/>
               </w:rPr>
               <w:t xml:space="preserve">index.js</w:t>
             </w:r>
@@ -12938,8 +12901,8 @@
                 <w:b w:val="false"/>
                 <w:bCs w:val="false"/>
                 <w:color w:val="000000"/>
-                <w:sz w:val="20"/>
-                <w:szCs w:val="20"/>
+                <w:sz w:val="18"/>
+                <w:szCs w:val="18"/>
               </w:rPr>
               <w:t xml:space="preserve">메인 진입점 (npm start 실행 대상)</w:t>
             </w:r>
@@ -12969,8 +12932,8 @@
                 <w:b w:val="false"/>
                 <w:bCs w:val="false"/>
                 <w:color w:val="000000"/>
-                <w:sz w:val="20"/>
-                <w:szCs w:val="20"/>
+                <w:sz w:val="18"/>
+                <w:szCs w:val="18"/>
               </w:rPr>
               <w:t xml:space="preserve">server.js</w:t>
             </w:r>
@@ -12998,8 +12961,8 @@
                 <w:b w:val="false"/>
                 <w:bCs w:val="false"/>
                 <w:color w:val="000000"/>
-                <w:sz w:val="20"/>
-                <w:szCs w:val="20"/>
+                <w:sz w:val="18"/>
+                <w:szCs w:val="18"/>
               </w:rPr>
               <w:t xml:space="preserve">Express 서버 구성 모듈</w:t>
             </w:r>
@@ -13029,8 +12992,8 @@
                 <w:b w:val="false"/>
                 <w:bCs w:val="false"/>
                 <w:color w:val="000000"/>
-                <w:sz w:val="20"/>
-                <w:szCs w:val="20"/>
+                <w:sz w:val="18"/>
+                <w:szCs w:val="18"/>
               </w:rPr>
               <w:t xml:space="preserve">api/routes.js</w:t>
             </w:r>
@@ -13058,8 +13021,8 @@
                 <w:b w:val="false"/>
                 <w:bCs w:val="false"/>
                 <w:color w:val="000000"/>
-                <w:sz w:val="20"/>
-                <w:szCs w:val="20"/>
+                <w:sz w:val="18"/>
+                <w:szCs w:val="18"/>
               </w:rPr>
               <w:t xml:space="preserve">REST API 라우팅</w:t>
             </w:r>
@@ -13089,8 +13052,8 @@
                 <w:b w:val="false"/>
                 <w:bCs w:val="false"/>
                 <w:color w:val="000000"/>
-                <w:sz w:val="20"/>
-                <w:szCs w:val="20"/>
+                <w:sz w:val="18"/>
+                <w:szCs w:val="18"/>
               </w:rPr>
               <w:t xml:space="preserve">schedulers/BaseScheduler.js</w:t>
             </w:r>
@@ -13118,8 +13081,8 @@
                 <w:b w:val="false"/>
                 <w:bCs w:val="false"/>
                 <w:color w:val="000000"/>
-                <w:sz w:val="20"/>
-                <w:szCs w:val="20"/>
+                <w:sz w:val="18"/>
+                <w:szCs w:val="18"/>
               </w:rPr>
               <w:t xml:space="preserve">enqueue/dequeue 공통 인터페이스</w:t>
             </w:r>
@@ -13149,8 +13112,8 @@
                 <w:b w:val="false"/>
                 <w:bCs w:val="false"/>
                 <w:color w:val="000000"/>
-                <w:sz w:val="20"/>
-                <w:szCs w:val="20"/>
+                <w:sz w:val="18"/>
+                <w:szCs w:val="18"/>
               </w:rPr>
               <w:t xml:space="preserve">schedulers/FCFSScheduler.js</w:t>
             </w:r>
@@ -13178,8 +13141,8 @@
                 <w:b w:val="false"/>
                 <w:bCs w:val="false"/>
                 <w:color w:val="000000"/>
-                <w:sz w:val="20"/>
-                <w:szCs w:val="20"/>
+                <w:sz w:val="18"/>
+                <w:szCs w:val="18"/>
               </w:rPr>
               <w:t xml:space="preserve">FCFS (FIFO)</w:t>
             </w:r>
@@ -13209,8 +13172,8 @@
                 <w:b w:val="false"/>
                 <w:bCs w:val="false"/>
                 <w:color w:val="000000"/>
-                <w:sz w:val="20"/>
-                <w:szCs w:val="20"/>
+                <w:sz w:val="18"/>
+                <w:szCs w:val="18"/>
               </w:rPr>
               <w:t xml:space="preserve">schedulers/PriorityScheduler.js</w:t>
             </w:r>
@@ -13238,8 +13201,8 @@
                 <w:b w:val="false"/>
                 <w:bCs w:val="false"/>
                 <w:color w:val="000000"/>
-                <w:sz w:val="20"/>
-                <w:szCs w:val="20"/>
+                <w:sz w:val="18"/>
+                <w:szCs w:val="18"/>
               </w:rPr>
               <w:t xml:space="preserve">Priority (에이징)</w:t>
             </w:r>
@@ -13269,8 +13232,8 @@
                 <w:b w:val="false"/>
                 <w:bCs w:val="false"/>
                 <w:color w:val="000000"/>
-                <w:sz w:val="20"/>
-                <w:szCs w:val="20"/>
+                <w:sz w:val="18"/>
+                <w:szCs w:val="18"/>
               </w:rPr>
               <w:t xml:space="preserve">schedulers/MLFQScheduler.js</w:t>
             </w:r>
@@ -13298,8 +13261,8 @@
                 <w:b w:val="false"/>
                 <w:bCs w:val="false"/>
                 <w:color w:val="000000"/>
-                <w:sz w:val="20"/>
-                <w:szCs w:val="20"/>
+                <w:sz w:val="18"/>
+                <w:szCs w:val="18"/>
               </w:rPr>
               <w:t xml:space="preserve">MLFQ (4단계 큐, 강등)</w:t>
             </w:r>
@@ -13329,8 +13292,8 @@
                 <w:b w:val="false"/>
                 <w:bCs w:val="false"/>
                 <w:color w:val="000000"/>
-                <w:sz w:val="20"/>
-                <w:szCs w:val="20"/>
+                <w:sz w:val="18"/>
+                <w:szCs w:val="18"/>
               </w:rPr>
               <w:t xml:space="preserve">schedulers/WFQScheduler.js</w:t>
             </w:r>
@@ -13358,8 +13321,8 @@
                 <w:b w:val="false"/>
                 <w:bCs w:val="false"/>
                 <w:color w:val="000000"/>
-                <w:sz w:val="20"/>
-                <w:szCs w:val="20"/>
+                <w:sz w:val="18"/>
+                <w:szCs w:val="18"/>
               </w:rPr>
               <w:t xml:space="preserve">WFQ (VFT, 가중치)</w:t>
             </w:r>
@@ -13389,8 +13352,8 @@
                 <w:b w:val="false"/>
                 <w:bCs w:val="false"/>
                 <w:color w:val="000000"/>
-                <w:sz w:val="20"/>
-                <w:szCs w:val="20"/>
+                <w:sz w:val="18"/>
+                <w:szCs w:val="18"/>
               </w:rPr>
               <w:t xml:space="preserve">utils/rateLimiter.js</w:t>
             </w:r>
@@ -13418,8 +13381,8 @@
                 <w:b w:val="false"/>
                 <w:bCs w:val="false"/>
                 <w:color w:val="000000"/>
-                <w:sz w:val="20"/>
-                <w:szCs w:val="20"/>
+                <w:sz w:val="18"/>
+                <w:szCs w:val="18"/>
               </w:rPr>
               <w:t xml:space="preserve">토큰 버킷 Rate Limiter</w:t>
             </w:r>
@@ -13449,8 +13412,8 @@
                 <w:b w:val="false"/>
                 <w:bCs w:val="false"/>
                 <w:color w:val="000000"/>
-                <w:sz w:val="20"/>
-                <w:szCs w:val="20"/>
+                <w:sz w:val="18"/>
+                <w:szCs w:val="18"/>
               </w:rPr>
               <w:t xml:space="preserve">llm/OllamaClient.js</w:t>
             </w:r>
@@ -13478,8 +13441,8 @@
                 <w:b w:val="false"/>
                 <w:bCs w:val="false"/>
                 <w:color w:val="000000"/>
-                <w:sz w:val="20"/>
-                <w:szCs w:val="20"/>
+                <w:sz w:val="18"/>
+                <w:szCs w:val="18"/>
               </w:rPr>
               <w:t xml:space="preserve">Ollama API 클라이언트</w:t>
             </w:r>
@@ -13494,21 +13457,21 @@
     </w:p>
     <w:p>
       <w:pPr>
-        <w:spacing w:after="120" w:line="360"/>
-      </w:pPr>
-      <w:r>
-        <w:rPr>
-          <w:rFonts w:ascii="맑은 고딕" w:cs="맑은 고딕" w:eastAsia="맑은 고딕" w:hAnsi="맑은 고딕"/>
-          <w:color w:val="000000"/>
-          <w:sz w:val="22"/>
-          <w:szCs w:val="22"/>
+        <w:spacing w:after="120" w:line="240"/>
+      </w:pPr>
+      <w:r>
+        <w:rPr>
+          <w:rFonts w:ascii="맑은 고딕" w:cs="맑은 고딕" w:eastAsia="맑은 고딕" w:hAnsi="맑은 고딕"/>
+          <w:color w:val="000000"/>
+          <w:sz w:val="20"/>
+          <w:szCs w:val="20"/>
         </w:rPr>
         <w:t xml:space="preserve">전체 소스는 `02-implementation/src-simple/`, 외부 의존성은 Express.js 1개이다. 실험 스크립트는 `02-implementation/experiments-simple/`에 있다.</w:t>
       </w:r>
     </w:p>
     <w:p>
       <w:pPr>
-        <w:spacing w:after="120" w:line="360"/>
+        <w:spacing w:after="120" w:line="240"/>
       </w:pPr>
       <w:r>
         <w:rPr>
@@ -13516,8 +13479,8 @@
           <w:b/>
           <w:bCs/>
           <w:color w:val="000000"/>
-          <w:sz w:val="22"/>
-          <w:szCs w:val="22"/>
+          <w:sz w:val="20"/>
+          <w:szCs w:val="20"/>
         </w:rPr>
         <w:t xml:space="preserve">표 A.2. 실험 스크립트 목록</w:t>
       </w:r>
@@ -13562,8 +13525,8 @@
                 <w:b/>
                 <w:bCs/>
                 <w:color w:val="000000"/>
-                <w:sz w:val="20"/>
-                <w:szCs w:val="20"/>
+                <w:sz w:val="18"/>
+                <w:szCs w:val="18"/>
               </w:rPr>
               <w:t xml:space="preserve">파일</w:t>
             </w:r>
@@ -13592,8 +13555,8 @@
                 <w:b/>
                 <w:bCs/>
                 <w:color w:val="000000"/>
-                <w:sz w:val="20"/>
-                <w:szCs w:val="20"/>
+                <w:sz w:val="18"/>
+                <w:szCs w:val="18"/>
               </w:rPr>
               <w:t xml:space="preserve">용도</w:t>
             </w:r>
@@ -13623,8 +13586,8 @@
                 <w:b w:val="false"/>
                 <w:bCs w:val="false"/>
                 <w:color w:val="000000"/>
-                <w:sz w:val="20"/>
-                <w:szCs w:val="20"/>
+                <w:sz w:val="18"/>
+                <w:szCs w:val="18"/>
               </w:rPr>
               <w:t xml:space="preserve">run-extended.js</w:t>
             </w:r>
@@ -13652,8 +13615,8 @@
                 <w:b w:val="false"/>
                 <w:bCs w:val="false"/>
                 <w:color w:val="000000"/>
-                <w:sz w:val="20"/>
-                <w:szCs w:val="20"/>
+                <w:sz w:val="18"/>
+                <w:szCs w:val="18"/>
               </w:rPr>
               <w:t xml:space="preserve">기본 실험 (500건, 4 스케줄러, 5.2·5.5절)</w:t>
             </w:r>
@@ -13683,8 +13646,8 @@
                 <w:b w:val="false"/>
                 <w:bCs w:val="false"/>
                 <w:color w:val="000000"/>
-                <w:sz w:val="20"/>
-                <w:szCs w:val="20"/>
+                <w:sz w:val="18"/>
+                <w:szCs w:val="18"/>
               </w:rPr>
               <w:t xml:space="preserve">run-multi-seed.js</w:t>
             </w:r>
@@ -13712,8 +13675,8 @@
                 <w:b w:val="false"/>
                 <w:bCs w:val="false"/>
                 <w:color w:val="000000"/>
-                <w:sz w:val="20"/>
-                <w:szCs w:val="20"/>
+                <w:sz w:val="18"/>
+                <w:szCs w:val="18"/>
               </w:rPr>
               <w:t xml:space="preserve">MLFQ 선점형 실험 (500건 × 5 시드, 5.3절)</w:t>
             </w:r>
@@ -13743,8 +13706,8 @@
                 <w:b w:val="false"/>
                 <w:bCs w:val="false"/>
                 <w:color w:val="000000"/>
-                <w:sz w:val="20"/>
-                <w:szCs w:val="20"/>
+                <w:sz w:val="18"/>
+                <w:szCs w:val="18"/>
               </w:rPr>
               <w:t xml:space="preserve">run-ollama-experiment.js</w:t>
             </w:r>
@@ -13772,8 +13735,8 @@
                 <w:b w:val="false"/>
                 <w:bCs w:val="false"/>
                 <w:color w:val="000000"/>
-                <w:sz w:val="20"/>
-                <w:szCs w:val="20"/>
+                <w:sz w:val="18"/>
+                <w:szCs w:val="18"/>
               </w:rPr>
               <w:t xml:space="preserve">실서버 실험 (20건, Ollama, 5.4절)</w:t>
             </w:r>
@@ -13803,8 +13766,8 @@
                 <w:b w:val="false"/>
                 <w:bCs w:val="false"/>
                 <w:color w:val="000000"/>
-                <w:sz w:val="20"/>
-                <w:szCs w:val="20"/>
+                <w:sz w:val="18"/>
+                <w:szCs w:val="18"/>
               </w:rPr>
               <w:t xml:space="preserve">compute-stats.js</w:t>
             </w:r>
@@ -13832,8 +13795,8 @@
                 <w:b w:val="false"/>
                 <w:bCs w:val="false"/>
                 <w:color w:val="000000"/>
-                <w:sz w:val="20"/>
-                <w:szCs w:val="20"/>
+                <w:sz w:val="18"/>
+                <w:szCs w:val="18"/>
               </w:rPr>
               <w:t xml:space="preserve">시드별 개선율 재현성 검증 (부록 B)</w:t>
             </w:r>
@@ -13848,8 +13811,7 @@
     </w:p>
     <w:p>
       <w:pPr>
-        <w:pStyle w:val="Heading2"/>
-        <w:spacing w:after="160" w:before="240"/>
+        <w:spacing w:after="130" w:before="220" w:line="240"/>
       </w:pPr>
       <w:r>
         <w:rPr>
@@ -13865,7 +13827,7 @@
     </w:p>
     <w:p>
       <w:pPr>
-        <w:spacing w:after="120" w:line="360"/>
+        <w:spacing w:after="120" w:line="240"/>
       </w:pPr>
       <w:r>
         <w:rPr>
@@ -13873,8 +13835,8 @@
           <w:b/>
           <w:bCs/>
           <w:color w:val="000000"/>
-          <w:sz w:val="22"/>
-          <w:szCs w:val="22"/>
+          <w:sz w:val="20"/>
+          <w:szCs w:val="20"/>
         </w:rPr>
         <w:t xml:space="preserve">표 B.1. MLFQ 선점형 실험 시드별 결과 (지표: Short 요청 응답시간)</w:t>
       </w:r>
@@ -13921,8 +13883,8 @@
                 <w:b/>
                 <w:bCs/>
                 <w:color w:val="000000"/>
-                <w:sz w:val="20"/>
-                <w:szCs w:val="20"/>
+                <w:sz w:val="18"/>
+                <w:szCs w:val="18"/>
               </w:rPr>
               <w:t xml:space="preserve">시드</w:t>
             </w:r>
@@ -13951,8 +13913,8 @@
                 <w:b/>
                 <w:bCs/>
                 <w:color w:val="000000"/>
-                <w:sz w:val="20"/>
-                <w:szCs w:val="20"/>
+                <w:sz w:val="18"/>
+                <w:szCs w:val="18"/>
               </w:rPr>
               <w:t xml:space="preserve">FCFS Short 응답시간</w:t>
             </w:r>
@@ -13981,8 +13943,8 @@
                 <w:b/>
                 <w:bCs/>
                 <w:color w:val="000000"/>
-                <w:sz w:val="20"/>
-                <w:szCs w:val="20"/>
+                <w:sz w:val="18"/>
+                <w:szCs w:val="18"/>
               </w:rPr>
               <w:t xml:space="preserve">MLFQ Short 응답시간</w:t>
             </w:r>
@@ -14011,8 +13973,8 @@
                 <w:b/>
                 <w:bCs/>
                 <w:color w:val="000000"/>
-                <w:sz w:val="20"/>
-                <w:szCs w:val="20"/>
+                <w:sz w:val="18"/>
+                <w:szCs w:val="18"/>
               </w:rPr>
               <w:t xml:space="preserve">개선율</w:t>
             </w:r>
@@ -14042,8 +14004,8 @@
                 <w:b w:val="false"/>
                 <w:bCs w:val="false"/>
                 <w:color w:val="000000"/>
-                <w:sz w:val="20"/>
-                <w:szCs w:val="20"/>
+                <w:sz w:val="18"/>
+                <w:szCs w:val="18"/>
               </w:rPr>
               <w:t xml:space="preserve">12345</w:t>
             </w:r>
@@ -14071,8 +14033,8 @@
                 <w:b w:val="false"/>
                 <w:bCs w:val="false"/>
                 <w:color w:val="000000"/>
-                <w:sz w:val="20"/>
-                <w:szCs w:val="20"/>
+                <w:sz w:val="18"/>
+                <w:szCs w:val="18"/>
               </w:rPr>
               <w:t xml:space="preserve">약 634,201ms</w:t>
             </w:r>
@@ -14100,8 +14062,8 @@
                 <w:b w:val="false"/>
                 <w:bCs w:val="false"/>
                 <w:color w:val="000000"/>
-                <w:sz w:val="20"/>
-                <w:szCs w:val="20"/>
+                <w:sz w:val="18"/>
+                <w:szCs w:val="18"/>
               </w:rPr>
               <w:t xml:space="preserve">약 179,071ms</w:t>
             </w:r>
@@ -14129,8 +14091,8 @@
                 <w:b w:val="false"/>
                 <w:bCs w:val="false"/>
                 <w:color w:val="000000"/>
-                <w:sz w:val="20"/>
-                <w:szCs w:val="20"/>
+                <w:sz w:val="18"/>
+                <w:szCs w:val="18"/>
               </w:rPr>
               <w:t xml:space="preserve">71.8%</w:t>
             </w:r>
@@ -14160,8 +14122,8 @@
                 <w:b w:val="false"/>
                 <w:bCs w:val="false"/>
                 <w:color w:val="000000"/>
-                <w:sz w:val="20"/>
-                <w:szCs w:val="20"/>
+                <w:sz w:val="18"/>
+                <w:szCs w:val="18"/>
               </w:rPr>
               <w:t xml:space="preserve">23456</w:t>
             </w:r>
@@ -14189,8 +14151,8 @@
                 <w:b w:val="false"/>
                 <w:bCs w:val="false"/>
                 <w:color w:val="000000"/>
-                <w:sz w:val="20"/>
-                <w:szCs w:val="20"/>
+                <w:sz w:val="18"/>
+                <w:szCs w:val="18"/>
               </w:rPr>
               <w:t xml:space="preserve">약 666,730ms</w:t>
             </w:r>
@@ -14218,8 +14180,8 @@
                 <w:b w:val="false"/>
                 <w:bCs w:val="false"/>
                 <w:color w:val="000000"/>
-                <w:sz w:val="20"/>
-                <w:szCs w:val="20"/>
+                <w:sz w:val="18"/>
+                <w:szCs w:val="18"/>
               </w:rPr>
               <w:t xml:space="preserve">약 171,319ms</w:t>
             </w:r>
@@ -14247,8 +14209,8 @@
                 <w:b w:val="false"/>
                 <w:bCs w:val="false"/>
                 <w:color w:val="000000"/>
-                <w:sz w:val="20"/>
-                <w:szCs w:val="20"/>
+                <w:sz w:val="18"/>
+                <w:szCs w:val="18"/>
               </w:rPr>
               <w:t xml:space="preserve">74.3%</w:t>
             </w:r>
@@ -14278,8 +14240,8 @@
                 <w:b w:val="false"/>
                 <w:bCs w:val="false"/>
                 <w:color w:val="000000"/>
-                <w:sz w:val="20"/>
-                <w:szCs w:val="20"/>
+                <w:sz w:val="18"/>
+                <w:szCs w:val="18"/>
               </w:rPr>
               <w:t xml:space="preserve">34567</w:t>
             </w:r>
@@ -14307,8 +14269,8 @@
                 <w:b w:val="false"/>
                 <w:bCs w:val="false"/>
                 <w:color w:val="000000"/>
-                <w:sz w:val="20"/>
-                <w:szCs w:val="20"/>
+                <w:sz w:val="18"/>
+                <w:szCs w:val="18"/>
               </w:rPr>
               <w:t xml:space="preserve">약 630,038ms</w:t>
             </w:r>
@@ -14336,8 +14298,8 @@
                 <w:b w:val="false"/>
                 <w:bCs w:val="false"/>
                 <w:color w:val="000000"/>
-                <w:sz w:val="20"/>
-                <w:szCs w:val="20"/>
+                <w:sz w:val="18"/>
+                <w:szCs w:val="18"/>
               </w:rPr>
               <w:t xml:space="preserve">약 164,213ms</w:t>
             </w:r>
@@ -14365,8 +14327,8 @@
                 <w:b w:val="false"/>
                 <w:bCs w:val="false"/>
                 <w:color w:val="000000"/>
-                <w:sz w:val="20"/>
-                <w:szCs w:val="20"/>
+                <w:sz w:val="18"/>
+                <w:szCs w:val="18"/>
               </w:rPr>
               <w:t xml:space="preserve">73.9%</w:t>
             </w:r>
@@ -14396,8 +14358,8 @@
                 <w:b w:val="false"/>
                 <w:bCs w:val="false"/>
                 <w:color w:val="000000"/>
-                <w:sz w:val="20"/>
-                <w:szCs w:val="20"/>
+                <w:sz w:val="18"/>
+                <w:szCs w:val="18"/>
               </w:rPr>
               <w:t xml:space="preserve">45678</w:t>
             </w:r>
@@ -14425,8 +14387,8 @@
                 <w:b w:val="false"/>
                 <w:bCs w:val="false"/>
                 <w:color w:val="000000"/>
-                <w:sz w:val="20"/>
-                <w:szCs w:val="20"/>
+                <w:sz w:val="18"/>
+                <w:szCs w:val="18"/>
               </w:rPr>
               <w:t xml:space="preserve">약 598,388ms</w:t>
             </w:r>
@@ -14454,8 +14416,8 @@
                 <w:b w:val="false"/>
                 <w:bCs w:val="false"/>
                 <w:color w:val="000000"/>
-                <w:sz w:val="20"/>
-                <w:szCs w:val="20"/>
+                <w:sz w:val="18"/>
+                <w:szCs w:val="18"/>
               </w:rPr>
               <w:t xml:space="preserve">약 164,665ms</w:t>
             </w:r>
@@ -14483,8 +14445,8 @@
                 <w:b w:val="false"/>
                 <w:bCs w:val="false"/>
                 <w:color w:val="000000"/>
-                <w:sz w:val="20"/>
-                <w:szCs w:val="20"/>
+                <w:sz w:val="18"/>
+                <w:szCs w:val="18"/>
               </w:rPr>
               <w:t xml:space="preserve">72.5%</w:t>
             </w:r>
@@ -14514,8 +14476,8 @@
                 <w:b w:val="false"/>
                 <w:bCs w:val="false"/>
                 <w:color w:val="000000"/>
-                <w:sz w:val="20"/>
-                <w:szCs w:val="20"/>
+                <w:sz w:val="18"/>
+                <w:szCs w:val="18"/>
               </w:rPr>
               <w:t xml:space="preserve">56789</w:t>
             </w:r>
@@ -14543,8 +14505,8 @@
                 <w:b w:val="false"/>
                 <w:bCs w:val="false"/>
                 <w:color w:val="000000"/>
-                <w:sz w:val="20"/>
-                <w:szCs w:val="20"/>
+                <w:sz w:val="18"/>
+                <w:szCs w:val="18"/>
               </w:rPr>
               <w:t xml:space="preserve">약 644,441ms</w:t>
             </w:r>
@@ -14572,8 +14534,8 @@
                 <w:b w:val="false"/>
                 <w:bCs w:val="false"/>
                 <w:color w:val="000000"/>
-                <w:sz w:val="20"/>
-                <w:szCs w:val="20"/>
+                <w:sz w:val="18"/>
+                <w:szCs w:val="18"/>
               </w:rPr>
               <w:t xml:space="preserve">약 170,603ms</w:t>
             </w:r>
@@ -14601,8 +14563,8 @@
                 <w:b w:val="false"/>
                 <w:bCs w:val="false"/>
                 <w:color w:val="000000"/>
-                <w:sz w:val="20"/>
-                <w:szCs w:val="20"/>
+                <w:sz w:val="18"/>
+                <w:szCs w:val="18"/>
               </w:rPr>
               <w:t xml:space="preserve">73.5%</w:t>
             </w:r>
@@ -14632,8 +14594,8 @@
                 <w:b w:val="false"/>
                 <w:bCs w:val="false"/>
                 <w:color w:val="000000"/>
-                <w:sz w:val="20"/>
-                <w:szCs w:val="20"/>
+                <w:sz w:val="18"/>
+                <w:szCs w:val="18"/>
               </w:rPr>
               <w:t xml:space="preserve">평균</w:t>
             </w:r>
@@ -14661,8 +14623,8 @@
                 <w:b w:val="false"/>
                 <w:bCs w:val="false"/>
                 <w:color w:val="000000"/>
-                <w:sz w:val="20"/>
-                <w:szCs w:val="20"/>
+                <w:sz w:val="18"/>
+                <w:szCs w:val="18"/>
               </w:rPr>
               <w:t xml:space="preserve">약 634,759ms</w:t>
             </w:r>
@@ -14690,8 +14652,8 @@
                 <w:b w:val="false"/>
                 <w:bCs w:val="false"/>
                 <w:color w:val="000000"/>
-                <w:sz w:val="20"/>
-                <w:szCs w:val="20"/>
+                <w:sz w:val="18"/>
+                <w:szCs w:val="18"/>
               </w:rPr>
               <w:t xml:space="preserve">약 169,974ms</w:t>
             </w:r>
@@ -14719,8 +14681,8 @@
                 <w:b w:val="false"/>
                 <w:bCs w:val="false"/>
                 <w:color w:val="000000"/>
-                <w:sz w:val="20"/>
-                <w:szCs w:val="20"/>
+                <w:sz w:val="18"/>
+                <w:szCs w:val="18"/>
               </w:rPr>
               <w:t xml:space="preserve">73.2%</w:t>
             </w:r>
@@ -14735,21 +14697,21 @@
     </w:p>
     <w:p>
       <w:pPr>
-        <w:spacing w:after="120" w:line="360"/>
-      </w:pPr>
-      <w:r>
-        <w:rPr>
-          <w:rFonts w:ascii="맑은 고딕" w:cs="맑은 고딕" w:eastAsia="맑은 고딕" w:hAnsi="맑은 고딕"/>
-          <w:color w:val="000000"/>
-          <w:sz w:val="22"/>
-          <w:szCs w:val="22"/>
+        <w:spacing w:after="120" w:line="240"/>
+      </w:pPr>
+      <w:r>
+        <w:rPr>
+          <w:rFonts w:ascii="맑은 고딕" w:cs="맑은 고딕" w:eastAsia="맑은 고딕" w:hAnsi="맑은 고딕"/>
+          <w:color w:val="000000"/>
+          <w:sz w:val="20"/>
+          <w:szCs w:val="20"/>
         </w:rPr>
         <w:t xml:space="preserve">다섯 개 시드 모두 70% 이상의 개선을 보였으며, 시드에 따른 개선율 편차는 약 2.5%p 범위에 머물렀다. 같은 시드 값으로 `compute-stats.js`를 실행하면 동일한 결과를 얻을 수 있다.</w:t>
       </w:r>
     </w:p>
     <w:p>
       <w:pPr>
-        <w:spacing w:after="120" w:line="360"/>
+        <w:spacing w:after="120" w:line="240"/>
       </w:pPr>
       <w:r>
         <w:rPr>
@@ -14757,8 +14719,8 @@
           <w:b/>
           <w:bCs/>
           <w:color w:val="000000"/>
-          <w:sz w:val="22"/>
-          <w:szCs w:val="22"/>
+          <w:sz w:val="20"/>
+          <w:szCs w:val="20"/>
         </w:rPr>
         <w:t xml:space="preserve">표 B.2. MLFQ 선점형 개선율 통계 요약 (지표: Short 요청 응답시간)</w:t>
       </w:r>
@@ -14803,8 +14765,8 @@
                 <w:b/>
                 <w:bCs/>
                 <w:color w:val="000000"/>
-                <w:sz w:val="20"/>
-                <w:szCs w:val="20"/>
+                <w:sz w:val="18"/>
+                <w:szCs w:val="18"/>
               </w:rPr>
               <w:t xml:space="preserve">통계 지표</w:t>
             </w:r>
@@ -14833,8 +14795,8 @@
                 <w:b/>
                 <w:bCs/>
                 <w:color w:val="000000"/>
-                <w:sz w:val="20"/>
-                <w:szCs w:val="20"/>
+                <w:sz w:val="18"/>
+                <w:szCs w:val="18"/>
               </w:rPr>
               <w:t xml:space="preserve">값</w:t>
             </w:r>
@@ -14864,8 +14826,8 @@
                 <w:b w:val="false"/>
                 <w:bCs w:val="false"/>
                 <w:color w:val="000000"/>
-                <w:sz w:val="20"/>
-                <w:szCs w:val="20"/>
+                <w:sz w:val="18"/>
+                <w:szCs w:val="18"/>
               </w:rPr>
               <w:t xml:space="preserve">시드 수</w:t>
             </w:r>
@@ -14893,8 +14855,8 @@
                 <w:b w:val="false"/>
                 <w:bCs w:val="false"/>
                 <w:color w:val="000000"/>
-                <w:sz w:val="20"/>
-                <w:szCs w:val="20"/>
+                <w:sz w:val="18"/>
+                <w:szCs w:val="18"/>
               </w:rPr>
               <w:t xml:space="preserve">5 (12345, 23456, 34567, 45678, 56789)</w:t>
             </w:r>
@@ -14924,8 +14886,8 @@
                 <w:b w:val="false"/>
                 <w:bCs w:val="false"/>
                 <w:color w:val="000000"/>
-                <w:sz w:val="20"/>
-                <w:szCs w:val="20"/>
+                <w:sz w:val="18"/>
+                <w:szCs w:val="18"/>
               </w:rPr>
               <w:t xml:space="preserve">평균 개선율</w:t>
             </w:r>
@@ -14953,8 +14915,8 @@
                 <w:b w:val="false"/>
                 <w:bCs w:val="false"/>
                 <w:color w:val="000000"/>
-                <w:sz w:val="20"/>
-                <w:szCs w:val="20"/>
+                <w:sz w:val="18"/>
+                <w:szCs w:val="18"/>
               </w:rPr>
               <w:t xml:space="preserve">73.2%</w:t>
             </w:r>
@@ -14984,8 +14946,8 @@
                 <w:b w:val="false"/>
                 <w:bCs w:val="false"/>
                 <w:color w:val="000000"/>
-                <w:sz w:val="20"/>
-                <w:szCs w:val="20"/>
+                <w:sz w:val="18"/>
+                <w:szCs w:val="18"/>
               </w:rPr>
               <w:t xml:space="preserve">95% 신뢰구간</w:t>
             </w:r>
@@ -15013,8 +14975,8 @@
                 <w:b w:val="false"/>
                 <w:bCs w:val="false"/>
                 <w:color w:val="000000"/>
-                <w:sz w:val="20"/>
-                <w:szCs w:val="20"/>
+                <w:sz w:val="18"/>
+                <w:szCs w:val="18"/>
               </w:rPr>
               <w:t xml:space="preserve">[71.9%, 74.5%]</w:t>
             </w:r>
@@ -15044,8 +15006,8 @@
                 <w:b w:val="false"/>
                 <w:bCs w:val="false"/>
                 <w:color w:val="000000"/>
-                <w:sz w:val="20"/>
-                <w:szCs w:val="20"/>
+                <w:sz w:val="18"/>
+                <w:szCs w:val="18"/>
               </w:rPr>
               <w:t xml:space="preserve">쌍체 t-검정 t 값</w:t>
             </w:r>
@@ -15073,8 +15035,8 @@
                 <w:b w:val="false"/>
                 <w:bCs w:val="false"/>
                 <w:color w:val="000000"/>
-                <w:sz w:val="20"/>
-                <w:szCs w:val="20"/>
+                <w:sz w:val="18"/>
+                <w:szCs w:val="18"/>
               </w:rPr>
               <w:t xml:space="preserve">45.59 (자유도 4)</w:t>
             </w:r>
@@ -15104,8 +15066,8 @@
                 <w:b w:val="false"/>
                 <w:bCs w:val="false"/>
                 <w:color w:val="000000"/>
-                <w:sz w:val="20"/>
-                <w:szCs w:val="20"/>
+                <w:sz w:val="18"/>
+                <w:szCs w:val="18"/>
               </w:rPr>
               <w:t xml:space="preserve">p-value</w:t>
             </w:r>
@@ -15133,8 +15095,8 @@
                 <w:b w:val="false"/>
                 <w:bCs w:val="false"/>
                 <w:color w:val="000000"/>
-                <w:sz w:val="20"/>
-                <w:szCs w:val="20"/>
+                <w:sz w:val="18"/>
+                <w:szCs w:val="18"/>
               </w:rPr>
               <w:t xml:space="preserve">&lt; 0.001</w:t>
             </w:r>
@@ -15164,8 +15126,8 @@
                 <w:b w:val="false"/>
                 <w:bCs w:val="false"/>
                 <w:color w:val="000000"/>
-                <w:sz w:val="20"/>
-                <w:szCs w:val="20"/>
+                <w:sz w:val="18"/>
+                <w:szCs w:val="18"/>
               </w:rPr>
               <w:t xml:space="preserve">Cohen's d</w:t>
             </w:r>
@@ -15193,8 +15155,8 @@
                 <w:b w:val="false"/>
                 <w:bCs w:val="false"/>
                 <w:color w:val="000000"/>
-                <w:sz w:val="20"/>
-                <w:szCs w:val="20"/>
+                <w:sz w:val="18"/>
+                <w:szCs w:val="18"/>
               </w:rPr>
               <w:t xml:space="preserve">20.39 (매우 큰 효과)</w:t>
             </w:r>
@@ -15209,21 +15171,21 @@
     </w:p>
     <w:p>
       <w:pPr>
-        <w:spacing w:after="120" w:line="360"/>
-      </w:pPr>
-      <w:r>
-        <w:rPr>
-          <w:rFonts w:ascii="맑은 고딕" w:cs="맑은 고딕" w:eastAsia="맑은 고딕" w:hAnsi="맑은 고딕"/>
-          <w:color w:val="000000"/>
-          <w:sz w:val="22"/>
-          <w:szCs w:val="22"/>
+        <w:spacing w:after="120" w:line="240"/>
+      </w:pPr>
+      <w:r>
+        <w:rPr>
+          <w:rFonts w:ascii="맑은 고딕" w:cs="맑은 고딕" w:eastAsia="맑은 고딕" w:hAnsi="맑은 고딕"/>
+          <w:color w:val="000000"/>
+          <w:sz w:val="20"/>
+          <w:szCs w:val="20"/>
         </w:rPr>
         <w:t xml:space="preserve">t-검정의 귀무가설(Null Hypothesis, "차이가 없다"고 가정하는 기본 전제)은 "FCFS와 MLFQ의 Short 요청 평균 응답시간이 동일하다"이다. 자유도(Degrees of Freedom, 독립적으로 변할 수 있는 값의 수로 표본 수에서 1을 뺀 값)는 5개 시드 표본에서 4가 된다. p 값이 0.001 미만이므로 귀무가설을 기각할 수 있다. Cohen's d = 20.39는 일반적 대효과 기준(0.8)의 25배에 해당하는 값으로, 두 방식의 응답시간 분포가 사실상 겹치지 않음을 뜻한다. 시뮬레이션이 동일 요청 집합을 두 알고리즘에 각각 적용하는 구조이므로 외부 잡음 요인이 거의 없어 이와 같이 극단적인 효과 크기가 나타난 것이며, 실제 운영 환경에서는 변동 요인으로 인해 더 작은 값이 관측될 것으로 예상된다. 단, 5개 시드의 제한된 표본이므로 결과 해석에 참고용으로만 사용한다.</w:t>
       </w:r>
     </w:p>
     <w:p>
       <w:pPr>
-        <w:spacing w:after="120" w:line="360"/>
+        <w:spacing w:after="120" w:line="240"/>
       </w:pPr>
       <w:r>
         <w:rPr>
@@ -15231,8 +15193,8 @@
           <w:b/>
           <w:bCs/>
           <w:color w:val="000000"/>
-          <w:sz w:val="22"/>
-          <w:szCs w:val="22"/>
+          <w:sz w:val="20"/>
+          <w:szCs w:val="20"/>
         </w:rPr>
         <w:t xml:space="preserve">부스팅 트리거 차이</w:t>
       </w:r>
@@ -15240,15 +15202,15 @@
         <w:rPr>
           <w:rFonts w:ascii="맑은 고딕" w:cs="맑은 고딕" w:eastAsia="맑은 고딕" w:hAnsi="맑은 고딕"/>
           <w:color w:val="000000"/>
-          <w:sz w:val="22"/>
-          <w:szCs w:val="22"/>
+          <w:sz w:val="20"/>
+          <w:szCs w:val="20"/>
         </w:rPr>
         <w:t xml:space="preserve">: 기본 실험(run-extended.js)은 "30건 처리마다", 선점형 실험(run-multi-seed.js)은 "5,000ms마다"이다. 기본 실험은 모든 요청이 Q0 안에서 완료되어 영향이 없다.</w:t>
       </w:r>
     </w:p>
     <w:p>
       <w:pPr>
-        <w:spacing w:after="120" w:line="360"/>
+        <w:spacing w:after="120" w:line="240"/>
       </w:pPr>
       <w:r>
         <w:rPr>
@@ -15256,8 +15218,8 @@
           <w:b/>
           <w:bCs/>
           <w:color w:val="000000"/>
-          <w:sz w:val="22"/>
-          <w:szCs w:val="22"/>
+          <w:sz w:val="20"/>
+          <w:szCs w:val="20"/>
         </w:rPr>
         <w:t xml:space="preserve">선점형 시뮬레이션 해석</w:t>
       </w:r>
@@ -15265,15 +15227,15 @@
         <w:rPr>
           <w:rFonts w:ascii="맑은 고딕" w:cs="맑은 고딕" w:eastAsia="맑은 고딕" w:hAnsi="맑은 고딕"/>
           <w:color w:val="000000"/>
-          <w:sz w:val="22"/>
-          <w:szCs w:val="22"/>
+          <w:sz w:val="20"/>
+          <w:szCs w:val="20"/>
         </w:rPr>
         <w:t xml:space="preserve">: 이 표의 개선율은 LLM 추론을 임의 시점에 중단·재개할 수 있다고 가정했을 때의 이론적 상한이며, 실서버에서는 비선점형 MLFQ만 적용 가능하다 (6.1절).</w:t>
       </w:r>
     </w:p>
     <w:p>
       <w:pPr>
-        <w:spacing w:after="120" w:line="360"/>
+        <w:spacing w:after="120" w:line="240"/>
       </w:pPr>
       <w:r>
         <w:rPr>
@@ -15281,8 +15243,8 @@
           <w:b/>
           <w:bCs/>
           <w:color w:val="000000"/>
-          <w:sz w:val="22"/>
-          <w:szCs w:val="22"/>
+          <w:sz w:val="20"/>
+          <w:szCs w:val="20"/>
         </w:rPr>
         <w:t xml:space="preserve">표 B.3. Ollama 실서버 실험의 Priority 요청 우선순위 배정 (등급 × 요청 번호)</w:t>
       </w:r>
@@ -15331,8 +15293,8 @@
                 <w:b/>
                 <w:bCs/>
                 <w:color w:val="000000"/>
-                <w:sz w:val="20"/>
-                <w:szCs w:val="20"/>
+                <w:sz w:val="18"/>
+                <w:szCs w:val="18"/>
               </w:rPr>
               <w:t xml:space="preserve">등급</w:t>
             </w:r>
@@ -15361,8 +15323,8 @@
                 <w:b/>
                 <w:bCs/>
                 <w:color w:val="000000"/>
-                <w:sz w:val="20"/>
-                <w:szCs w:val="20"/>
+                <w:sz w:val="18"/>
+                <w:szCs w:val="18"/>
               </w:rPr>
               <w:t xml:space="preserve">요청 1</w:t>
             </w:r>
@@ -15391,8 +15353,8 @@
                 <w:b/>
                 <w:bCs/>
                 <w:color w:val="000000"/>
-                <w:sz w:val="20"/>
-                <w:szCs w:val="20"/>
+                <w:sz w:val="18"/>
+                <w:szCs w:val="18"/>
               </w:rPr>
               <w:t xml:space="preserve">요청 2</w:t>
             </w:r>
@@ -15421,8 +15383,8 @@
                 <w:b/>
                 <w:bCs/>
                 <w:color w:val="000000"/>
-                <w:sz w:val="20"/>
-                <w:szCs w:val="20"/>
+                <w:sz w:val="18"/>
+                <w:szCs w:val="18"/>
               </w:rPr>
               <w:t xml:space="preserve">요청 3</w:t>
             </w:r>
@@ -15451,8 +15413,8 @@
                 <w:b/>
                 <w:bCs/>
                 <w:color w:val="000000"/>
-                <w:sz w:val="20"/>
-                <w:szCs w:val="20"/>
+                <w:sz w:val="18"/>
+                <w:szCs w:val="18"/>
               </w:rPr>
               <w:t xml:space="preserve">요청 4</w:t>
             </w:r>
@@ -15481,8 +15443,8 @@
                 <w:b/>
                 <w:bCs/>
                 <w:color w:val="000000"/>
-                <w:sz w:val="20"/>
-                <w:szCs w:val="20"/>
+                <w:sz w:val="18"/>
+                <w:szCs w:val="18"/>
               </w:rPr>
               <w:t xml:space="preserve">요청 5</w:t>
             </w:r>
@@ -15512,8 +15474,8 @@
                 <w:b w:val="false"/>
                 <w:bCs w:val="false"/>
                 <w:color w:val="000000"/>
-                <w:sz w:val="20"/>
-                <w:szCs w:val="20"/>
+                <w:sz w:val="18"/>
+                <w:szCs w:val="18"/>
               </w:rPr>
               <w:t xml:space="preserve">Enterprise</w:t>
             </w:r>
@@ -15541,8 +15503,8 @@
                 <w:b w:val="false"/>
                 <w:bCs w:val="false"/>
                 <w:color w:val="000000"/>
-                <w:sz w:val="20"/>
-                <w:szCs w:val="20"/>
+                <w:sz w:val="18"/>
+                <w:szCs w:val="18"/>
               </w:rPr>
               <w:t xml:space="preserve">URGENT</w:t>
             </w:r>
@@ -15570,8 +15532,8 @@
                 <w:b w:val="false"/>
                 <w:bCs w:val="false"/>
                 <w:color w:val="000000"/>
-                <w:sz w:val="20"/>
-                <w:szCs w:val="20"/>
+                <w:sz w:val="18"/>
+                <w:szCs w:val="18"/>
               </w:rPr>
               <w:t xml:space="preserve">HIGH</w:t>
             </w:r>
@@ -15599,8 +15561,8 @@
                 <w:b w:val="false"/>
                 <w:bCs w:val="false"/>
                 <w:color w:val="000000"/>
-                <w:sz w:val="20"/>
-                <w:szCs w:val="20"/>
+                <w:sz w:val="18"/>
+                <w:szCs w:val="18"/>
               </w:rPr>
               <w:t xml:space="preserve">URGENT</w:t>
             </w:r>
@@ -15628,8 +15590,8 @@
                 <w:b w:val="false"/>
                 <w:bCs w:val="false"/>
                 <w:color w:val="000000"/>
-                <w:sz w:val="20"/>
-                <w:szCs w:val="20"/>
+                <w:sz w:val="18"/>
+                <w:szCs w:val="18"/>
               </w:rPr>
               <w:t xml:space="preserve">HIGH</w:t>
             </w:r>
@@ -15657,8 +15619,8 @@
                 <w:b w:val="false"/>
                 <w:bCs w:val="false"/>
                 <w:color w:val="000000"/>
-                <w:sz w:val="20"/>
-                <w:szCs w:val="20"/>
+                <w:sz w:val="18"/>
+                <w:szCs w:val="18"/>
               </w:rPr>
               <w:t xml:space="preserve">NORMAL</w:t>
             </w:r>
@@ -15688,8 +15650,8 @@
                 <w:b w:val="false"/>
                 <w:bCs w:val="false"/>
                 <w:color w:val="000000"/>
-                <w:sz w:val="20"/>
-                <w:szCs w:val="20"/>
+                <w:sz w:val="18"/>
+                <w:szCs w:val="18"/>
               </w:rPr>
               <w:t xml:space="preserve">Premium</w:t>
             </w:r>
@@ -15717,8 +15679,8 @@
                 <w:b w:val="false"/>
                 <w:bCs w:val="false"/>
                 <w:color w:val="000000"/>
-                <w:sz w:val="20"/>
-                <w:szCs w:val="20"/>
+                <w:sz w:val="18"/>
+                <w:szCs w:val="18"/>
               </w:rPr>
               <w:t xml:space="preserve">HIGH</w:t>
             </w:r>
@@ -15746,8 +15708,8 @@
                 <w:b w:val="false"/>
                 <w:bCs w:val="false"/>
                 <w:color w:val="000000"/>
-                <w:sz w:val="20"/>
-                <w:szCs w:val="20"/>
+                <w:sz w:val="18"/>
+                <w:szCs w:val="18"/>
               </w:rPr>
               <w:t xml:space="preserve">NORMAL</w:t>
             </w:r>
@@ -15775,8 +15737,8 @@
                 <w:b w:val="false"/>
                 <w:bCs w:val="false"/>
                 <w:color w:val="000000"/>
-                <w:sz w:val="20"/>
-                <w:szCs w:val="20"/>
+                <w:sz w:val="18"/>
+                <w:szCs w:val="18"/>
               </w:rPr>
               <w:t xml:space="preserve">HIGH</w:t>
             </w:r>
@@ -15804,8 +15766,8 @@
                 <w:b w:val="false"/>
                 <w:bCs w:val="false"/>
                 <w:color w:val="000000"/>
-                <w:sz w:val="20"/>
-                <w:szCs w:val="20"/>
+                <w:sz w:val="18"/>
+                <w:szCs w:val="18"/>
               </w:rPr>
               <w:t xml:space="preserve">URGENT</w:t>
             </w:r>
@@ -15833,8 +15795,8 @@
                 <w:b w:val="false"/>
                 <w:bCs w:val="false"/>
                 <w:color w:val="000000"/>
-                <w:sz w:val="20"/>
-                <w:szCs w:val="20"/>
+                <w:sz w:val="18"/>
+                <w:szCs w:val="18"/>
               </w:rPr>
               <w:t xml:space="preserve">NORMAL</w:t>
             </w:r>
@@ -15864,8 +15826,8 @@
                 <w:b w:val="false"/>
                 <w:bCs w:val="false"/>
                 <w:color w:val="000000"/>
-                <w:sz w:val="20"/>
-                <w:szCs w:val="20"/>
+                <w:sz w:val="18"/>
+                <w:szCs w:val="18"/>
               </w:rPr>
               <w:t xml:space="preserve">Standard</w:t>
             </w:r>
@@ -15893,8 +15855,8 @@
                 <w:b w:val="false"/>
                 <w:bCs w:val="false"/>
                 <w:color w:val="000000"/>
-                <w:sz w:val="20"/>
-                <w:szCs w:val="20"/>
+                <w:sz w:val="18"/>
+                <w:szCs w:val="18"/>
               </w:rPr>
               <w:t xml:space="preserve">NORMAL</w:t>
             </w:r>
@@ -15922,8 +15884,8 @@
                 <w:b w:val="false"/>
                 <w:bCs w:val="false"/>
                 <w:color w:val="000000"/>
-                <w:sz w:val="20"/>
-                <w:szCs w:val="20"/>
+                <w:sz w:val="18"/>
+                <w:szCs w:val="18"/>
               </w:rPr>
               <w:t xml:space="preserve">LOW</w:t>
             </w:r>
@@ -15951,8 +15913,8 @@
                 <w:b w:val="false"/>
                 <w:bCs w:val="false"/>
                 <w:color w:val="000000"/>
-                <w:sz w:val="20"/>
-                <w:szCs w:val="20"/>
+                <w:sz w:val="18"/>
+                <w:szCs w:val="18"/>
               </w:rPr>
               <w:t xml:space="preserve">NORMAL</w:t>
             </w:r>
@@ -15980,8 +15942,8 @@
                 <w:b w:val="false"/>
                 <w:bCs w:val="false"/>
                 <w:color w:val="000000"/>
-                <w:sz w:val="20"/>
-                <w:szCs w:val="20"/>
+                <w:sz w:val="18"/>
+                <w:szCs w:val="18"/>
               </w:rPr>
               <w:t xml:space="preserve">HIGH</w:t>
             </w:r>
@@ -16009,8 +15971,8 @@
                 <w:b w:val="false"/>
                 <w:bCs w:val="false"/>
                 <w:color w:val="000000"/>
-                <w:sz w:val="20"/>
-                <w:szCs w:val="20"/>
+                <w:sz w:val="18"/>
+                <w:szCs w:val="18"/>
               </w:rPr>
               <w:t xml:space="preserve">LOW</w:t>
             </w:r>
@@ -16040,8 +16002,8 @@
                 <w:b w:val="false"/>
                 <w:bCs w:val="false"/>
                 <w:color w:val="000000"/>
-                <w:sz w:val="20"/>
-                <w:szCs w:val="20"/>
+                <w:sz w:val="18"/>
+                <w:szCs w:val="18"/>
               </w:rPr>
               <w:t xml:space="preserve">Free</w:t>
             </w:r>
@@ -16069,8 +16031,8 @@
                 <w:b w:val="false"/>
                 <w:bCs w:val="false"/>
                 <w:color w:val="000000"/>
-                <w:sz w:val="20"/>
-                <w:szCs w:val="20"/>
+                <w:sz w:val="18"/>
+                <w:szCs w:val="18"/>
               </w:rPr>
               <w:t xml:space="preserve">LOW</w:t>
             </w:r>
@@ -16098,8 +16060,8 @@
                 <w:b w:val="false"/>
                 <w:bCs w:val="false"/>
                 <w:color w:val="000000"/>
-                <w:sz w:val="20"/>
-                <w:szCs w:val="20"/>
+                <w:sz w:val="18"/>
+                <w:szCs w:val="18"/>
               </w:rPr>
               <w:t xml:space="preserve">NORMAL</w:t>
             </w:r>
@@ -16127,8 +16089,8 @@
                 <w:b w:val="false"/>
                 <w:bCs w:val="false"/>
                 <w:color w:val="000000"/>
-                <w:sz w:val="20"/>
-                <w:szCs w:val="20"/>
+                <w:sz w:val="18"/>
+                <w:szCs w:val="18"/>
               </w:rPr>
               <w:t xml:space="preserve">LOW</w:t>
             </w:r>
@@ -16156,8 +16118,8 @@
                 <w:b w:val="false"/>
                 <w:bCs w:val="false"/>
                 <w:color w:val="000000"/>
-                <w:sz w:val="20"/>
-                <w:szCs w:val="20"/>
+                <w:sz w:val="18"/>
+                <w:szCs w:val="18"/>
               </w:rPr>
               <w:t xml:space="preserve">LOW</w:t>
             </w:r>
@@ -16185,8 +16147,8 @@
                 <w:b w:val="false"/>
                 <w:bCs w:val="false"/>
                 <w:color w:val="000000"/>
-                <w:sz w:val="20"/>
-                <w:szCs w:val="20"/>
+                <w:sz w:val="18"/>
+                <w:szCs w:val="18"/>
               </w:rPr>
               <w:t xml:space="preserve">NORMAL</w:t>
             </w:r>
@@ -16201,14 +16163,14 @@
     </w:p>
     <w:p>
       <w:pPr>
-        <w:spacing w:after="120" w:line="360"/>
-      </w:pPr>
-      <w:r>
-        <w:rPr>
-          <w:rFonts w:ascii="맑은 고딕" w:cs="맑은 고딕" w:eastAsia="맑은 고딕" w:hAnsi="맑은 고딕"/>
-          <w:color w:val="000000"/>
-          <w:sz w:val="22"/>
-          <w:szCs w:val="22"/>
+        <w:spacing w:after="120" w:line="240"/>
+      </w:pPr>
+      <w:r>
+        <w:rPr>
+          <w:rFonts w:ascii="맑은 고딕" w:cs="맑은 고딕" w:eastAsia="맑은 고딕" w:hAnsi="맑은 고딕"/>
+          <w:color w:val="000000"/>
+          <w:sz w:val="20"/>
+          <w:szCs w:val="20"/>
         </w:rPr>
         <w:t xml:space="preserve">상위 등급일수록 URGENT·HIGH 비율을 높이되, 모든 등급에 여러 우선순위가 섞이도록 배정하였다. 이렇게 한 이유는 구독 등급과 요청 우선순위가 독립적인 두 축임을 실험으로 보이기 위해서이다. 이 배정에 따라 Priority 스케줄러에서는 Enterprise의 NORMAL 요청이 Premium의 URGENT 요청보다 뒤로 밀리고, Free의 NORMAL 요청이 Standard의 LOW 요청보다 앞당겨지는 현상이 5.4절에서 관찰되었다.</w:t>
       </w:r>
@@ -16502,8 +16464,8 @@
       <w:rPr>
         <w:rFonts w:ascii="맑은 고딕" w:cs="맑은 고딕" w:eastAsia="맑은 고딕" w:hAnsi="맑은 고딕"/>
         <w:color w:val="000000"/>
-        <w:sz w:val="22"/>
-        <w:szCs w:val="22"/>
+        <w:sz w:val="20"/>
+        <w:szCs w:val="20"/>
       </w:rPr>
     </w:rPrDefault>
     <w:pPrDefault/>
@@ -16685,7 +16647,7 @@
     <w:next w:val="Normal"/>
     <w:qFormat/>
     <w:pPr>
-      <w:spacing w:after="200" w:before="360"/>
+      <w:spacing w:after="150" w:before="300" w:line="240"/>
       <w:outlineLvl w:val="0"/>
     </w:pPr>
     <w:rPr>
@@ -16703,7 +16665,7 @@
     <w:next w:val="Normal"/>
     <w:qFormat/>
     <w:pPr>
-      <w:spacing w:after="160" w:before="240"/>
+      <w:spacing w:after="130" w:before="220" w:line="240"/>
       <w:outlineLvl w:val="1"/>
     </w:pPr>
     <w:rPr>
@@ -16721,7 +16683,7 @@
     <w:next w:val="Normal"/>
     <w:qFormat/>
     <w:pPr>
-      <w:spacing w:after="120" w:before="200"/>
+      <w:spacing w:after="100" w:before="180" w:line="240"/>
       <w:outlineLvl w:val="2"/>
     </w:pPr>
     <w:rPr>

--- a/06-final-report/final/final-report.docx
+++ b/06-final-report/final/final-report.docx
@@ -907,7 +907,7 @@
           <w:sz w:val="20"/>
           <w:szCs w:val="20"/>
         </w:rPr>
-        <w:t xml:space="preserve">는 도착 순서대로 처리하는 가장 단순한 스케줄링 방식이며, 운영체제의 일괄 처리 시대부터 사용된 고전 기법이다. 새 요청이 도착하면 대기열의 맨 뒤에 추가되고, 처리는 항상 맨 앞 요청부터 시작된다. 한 요청이 처리되는 동안 다른 요청은 끼어들 수 없으며 비선점형으로만 동작한다. 구현이 매우 쉽고 별도 자료구조도 필요하지 않다. 모든 요청이 결국 처리되므로 기아(Starvation, 특정 요청이 영원히 처리되지 못하는 현상)가 발생하지 않는다. 다만 긴 요청이 앞에 있으면 뒤의 짧은 요청들이 모두 지연되는 호위 효과(Convoy Effect)가 발생한다 [3]. 또한 우선순위나 등급을 고려하지 않아 긴급 요청을 빠르게 처리할 수 없다. 본 연구에서는 다른 알고리즘과 비교하기 위한 기준선으로 사용한다.</w:t>
+        <w:t xml:space="preserve">는 도착 순서대로 처리하는 가장 단순한 스케줄링 방식이며, 운영체제의 일괄 처리 시대부터 사용된 고전 기법이다. 새 요청이 도착하면 대기열의 맨 뒤에 추가되고, 처리는 항상 맨 앞 요청부터 시작된다. 한 요청이 처리되는 동안 다른 요청은 끼어들 수 없으며 비선점형으로만 동작한다. 구현이 매우 쉽고 별도 자료구조도 필요하지 않다. 모든 요청이 결국 처리되므로 기아(Starvation, 특정 요청이 영원히 처리되지 못하는 현상)가 발생하지 않는다. 다만 긴 요청이 앞에 있으면 뒤의 짧은 요청들이 모두 지연되는 호위 효과(Convoy Effect)가 발생한다 [3]. 또한 우선순위나 등급을 고려하지 않아 긴급 요청을 빠르게 처리할 수 없다. 본 프로젝트에서는 다른 알고리즘과 비교하기 위한 기준선으로 사용한다.</w:t>
       </w:r>
     </w:p>
     <w:p>
@@ -932,7 +932,7 @@
           <w:sz w:val="20"/>
           <w:szCs w:val="20"/>
         </w:rPr>
-        <w:t xml:space="preserve">은 각 요청에 우선순위를 부여하여 긴급한 요청을 먼저 처리하는 알고리즘이다. 운영체제에서는 시스템 프로세스나 인터럽트 처리에 우선권을 주기 위해 폭넓게 사용된다. 대기열에서 요청을 꺼낼 때 가장 높은 우선순위의 요청을 먼저 선택하며, 같은 우선순위 요청들 사이에서는 도착 순서대로 처리한다. 구현은 우선순위 큐(Priority Queue) 자료구조를 사용하면 단순하게 만들 수 있다. 단점은 낮은 우선순위 요청이 계속 밀려나 처리되지 못하는 기아 현상이 발생할 수 있다는 점이다. 이를 막기 위해 오래 기다린 요청의 우선순위를 점차 올려주는 에이징(Aging) 기법을 적용하였다 [3]. 또한 긴급도를 사람이 직접 지정해야 하므로 자동 분류는 어렵다. 본 연구에서는 LLM API에서 사용자가 요청 단위로 긴급도를 지정할 수 있는 상황에 적합한 알고리즘으로 채택하였다.</w:t>
+        <w:t xml:space="preserve">은 각 요청에 우선순위를 부여하여 긴급한 요청을 먼저 처리하는 알고리즘이다. 운영체제에서는 시스템 프로세스나 인터럽트 처리에 우선권을 주기 위해 폭넓게 사용된다. 대기열에서 요청을 꺼낼 때 가장 높은 우선순위의 요청을 먼저 선택하며, 같은 우선순위 요청들 사이에서는 도착 순서대로 처리한다. 구현은 우선순위 큐(Priority Queue) 자료구조를 사용하면 단순하게 만들 수 있다. 단점은 낮은 우선순위 요청이 계속 밀려나 처리되지 못하는 기아 현상이 발생할 수 있다는 점이다. 이를 막기 위해 오래 기다린 요청의 우선순위를 점차 올려주는 에이징(Aging) 기법을 적용하였다 [3]. 또한 긴급도를 사람이 직접 지정해야 하므로 자동 분류는 어렵다. 본 프로젝트에서는 LLM API에서 사용자가 요청 단위로 긴급도를 지정할 수 있는 상황에 적합한 알고리즘으로 채택하였다.</w:t>
       </w:r>
     </w:p>
     <w:p>
@@ -957,7 +957,7 @@
           <w:sz w:val="20"/>
           <w:szCs w:val="20"/>
         </w:rPr>
-        <w:t xml:space="preserve">는 여러 단계의 대기열을 두고 작업 특성에 따라 우선순위를 자동으로 조정하는 알고리즘이다. 어떤 요청이 짧은지 미리 모르더라도 실행 시간을 관찰하여 자동으로 분류할 수 있다는 점이 가장 큰 특징이다. 새 요청은 최상위 큐에 들어가고, 시간 할당량(Time Quantum, 한 번에 쓸 수 있는 최대 시간) 안에 끝나지 않으면 하위 큐로 내려간다 [3]. 상위 큐가 비어 있을 때만 하위 큐의 요청이 처리되므로, 짧은 요청은 빠르게 끝나고 긴 요청은 아래로 밀린다. 하위 큐로만 계속 밀리면 기아 상태가 되므로, 일정 주기로 모든 요청을 다시 최상위 큐로 끌어올리는 부스팅(Boosting) 규칙을 적용한다. 짧은 요청의 응답 속도가 빠르고 작업 특성을 미리 알 필요가 없어 범용성이 높다는 장점이 있다. 단점은 시간 할당량 단위로 실행을 중단·재개할 수 있는 환경에서만 효과가 있다는 점으로, 추론 중단이 불가능한 LLM 서빙 도구에서는 적용에 제약이 있다. 본 연구에서는 시뮬레이션과 실서버 양쪽에서 선점형·비선점형을 모두 비교하여 이론적 효과와 실용적 한계를 함께 확인한다.</w:t>
+        <w:t xml:space="preserve">는 여러 단계의 대기열을 두고 작업 특성에 따라 우선순위를 자동으로 조정하는 알고리즘이다. 어떤 요청이 짧은지 미리 모르더라도 실행 시간을 관찰하여 자동으로 분류할 수 있다는 점이 가장 큰 특징이다. 새 요청은 최상위 큐에 들어가고, 시간 할당량(Time Quantum, 한 번에 쓸 수 있는 최대 시간) 안에 끝나지 않으면 하위 큐로 내려간다 [3]. 상위 큐가 비어 있을 때만 하위 큐의 요청이 처리되므로, 짧은 요청은 빠르게 끝나고 긴 요청은 아래로 밀린다. 하위 큐로만 계속 밀리면 기아 상태가 되므로, 일정 주기로 모든 요청을 다시 최상위 큐로 끌어올리는 부스팅(Boosting) 규칙을 적용한다. 짧은 요청의 응답 속도가 빠르고 작업 특성을 미리 알 필요가 없어 범용성이 높다는 장점이 있다. 단점은 시간 할당량 단위로 실행을 중단·재개할 수 있는 환경에서만 효과가 있다는 점으로, 추론 중단이 불가능한 LLM 서빙 도구에서는 적용에 제약이 있다. 본 프로젝트에서는 시뮬레이션과 실서버 양쪽에서 선점형·비선점형을 모두 비교하여 이론적 효과와 실용적 한계를 함께 확인한다.</w:t>
       </w:r>
     </w:p>
     <w:p>
@@ -982,7 +982,7 @@
           <w:sz w:val="20"/>
           <w:szCs w:val="20"/>
         </w:rPr>
-        <w:t xml:space="preserve">는 네트워크 라우터에서 한정된 대역폭을 여러 흐름이 공평하게 나누어 쓰도록 만들어진 알고리즘이다 [4]. 본래 목적은 네트워크 트래픽의 QoS(Quality of Service, 서비스 품질 차등 제공) 보장이며, 인터넷 라우터에 널리 쓰인다. 자원을 완벽히 공평하게 나누는 이상적 모델인 GPS(Generalized Processor Sharing)를 비슷하게 만들어 구현하기 위해, 각 요청에 가상 완료 시각(Virtual Finish Time, VFT)을 부여한다. 가상 완료 시각이 가장 작은 요청부터 처리하며, 가중치가 큰 사용자의 VFT는 천천히 증가해 결과적으로 더 자주 선택된다. 가중치 비율에 따라 자원을 비례 배분하므로 사용자별 차등 서비스를 자연스럽게 구현할 수 있다. 또한 처리 중단 없이도 차등이 가능하므로 LLM 서빙 도구처럼 비선점형 환경에도 적용할 수 있다. 단점은 모든 요청에 대해 VFT를 계산하고 정렬해야 하므로 단순 큐보다 연산 비용이 크다는 점이다. 본 연구에서는 구독 등급 기반 차등 서비스를 구현하는 알고리즘으로 사용하며, 구체적 VFT 계산은 4.3절에서 설명한다.</w:t>
+        <w:t xml:space="preserve">는 네트워크 라우터에서 한정된 대역폭을 여러 흐름이 공평하게 나누어 쓰도록 만들어진 알고리즘이다 [4]. 본래 목적은 네트워크 트래픽의 QoS(Quality of Service, 서비스 품질 차등 제공) 보장이며, 인터넷 라우터에 널리 쓰인다. 자원을 완벽히 공평하게 나누는 이상적 모델인 GPS(Generalized Processor Sharing)를 비슷하게 만들어 구현하기 위해, 각 요청에 가상 완료 시각(Virtual Finish Time, VFT)을 부여한다. 가상 완료 시각이 가장 작은 요청부터 처리하며, 가중치가 큰 사용자의 VFT는 천천히 증가해 결과적으로 더 자주 선택된다. 가중치 비율에 따라 자원을 비례 배분하므로 사용자별 차등 서비스를 자연스럽게 구현할 수 있다. 또한 처리 중단 없이도 차등이 가능하므로 LLM 서빙 도구처럼 비선점형 환경에도 적용할 수 있다. 단점은 모든 요청에 대해 VFT를 계산하고 정렬해야 하므로 단순 큐보다 연산 비용이 크다는 점이다. 본 프로젝트에서는 구독 등급 기반 차등 서비스를 구현하는 알고리즘으로 사용하며, 구체적 VFT 계산은 4.3절에서 설명한다.</w:t>
       </w:r>
     </w:p>
     <w:p>
@@ -1087,7 +1087,7 @@
           <w:sz w:val="20"/>
           <w:szCs w:val="20"/>
         </w:rPr>
-        <w:t xml:space="preserve">xi는 사용자 i의 자원량, n은 사용자 수이다. 모두 동일 배분이면 1, 한 명이 독점하면 1/n에 가까워진다(예: 4명 중 한 명 독점 시 0.25). 스케줄링 맥락에서는 xi로 사용자별 대기시간(값이 작을수록 좋음)이나 처리 건수(값이 클수록 좋음) 등을 대입하여 공정성을 측정하며, 본 프로젝트에서도 실험 목적에 따라 두 기준을 구분해 사용하였다 (5.5절). 공정성 지표에는 JFI 외에 최대-최소 공정성(Max-Min Fairness, 가장 불리한 사용자의 몫을 극대화하는 기준)이나 비례 공정성(Proportional Fairness, 각 사용자의 만족도를 종합적으로 높이는 기준) 등이 있다 [4]. 본 프로젝트에서는 계산이 간단하고 단일 수치로 비교가 용이한 JFI를 선택하였다. 다만 WFQ처럼 가중치 기반으로 의도적 차등을 두는 경우에는 단순 처리 건수로 JFI를 계산하면 "가중치대로 처리되었는가"를 판단할 수 없으므로, xi에 "처리 건수 ÷ 가중치"를 대입해 정규화한 JFI를 사용한다. 본 연구에서도 WFQ에는 이 정규화 방식을 적용하였다 (5.5절).</w:t>
+        <w:t xml:space="preserve">xi는 사용자 i의 자원량, n은 사용자 수이다. 모두 동일 배분이면 1, 한 명이 독점하면 1/n에 가까워진다(예: 4명 중 한 명 독점 시 0.25). 스케줄링 맥락에서는 xi로 사용자별 대기시간(값이 작을수록 좋음)이나 처리 건수(값이 클수록 좋음) 등을 대입하여 공정성을 측정하며, 본 프로젝트에서도 실험 목적에 따라 두 기준을 구분해 사용하였다 (5.5절). 공정성 지표에는 JFI 외에 최대-최소 공정성(Max-Min Fairness, 가장 불리한 사용자의 몫을 극대화하는 기준)이나 비례 공정성(Proportional Fairness, 각 사용자의 만족도를 종합적으로 높이는 기준) 등이 있다 [4]. 본 프로젝트에서는 계산이 간단하고 단일 수치로 비교가 용이한 JFI를 선택하였다. 다만 WFQ처럼 가중치 기반으로 의도적 차등을 두는 경우에는 단순 처리 건수로 JFI를 계산하면 "가중치대로 처리되었는가"를 판단할 수 없으므로, xi에 "처리 건수 ÷ 가중치"를 대입해 정규화한 JFI를 사용한다. 본 프로젝트에서도 WFQ에는 이 정규화 방식을 적용하였다 (5.5절).</w:t>
       </w:r>
     </w:p>
     <w:p>
@@ -15180,7 +15180,7 @@
           <w:sz w:val="20"/>
           <w:szCs w:val="20"/>
         </w:rPr>
-        <w:t xml:space="preserve">t-검정의 귀무가설(Null Hypothesis, "차이가 없다"고 가정하는 기본 전제)은 "FCFS와 MLFQ의 Short 요청 평균 응답시간이 동일하다"이다. 자유도(Degrees of Freedom, 독립적으로 변할 수 있는 값의 수로 표본 수에서 1을 뺀 값)는 5개 시드 표본에서 4가 된다. p 값이 0.001 미만이므로 귀무가설을 기각할 수 있다. Cohen's d = 20.39는 일반적 대효과 기준(0.8)의 25배에 해당하는 값으로, 두 방식의 응답시간 분포가 사실상 겹치지 않음을 뜻한다. 시뮬레이션이 동일 요청 집합을 두 알고리즘에 각각 적용하는 구조이므로 외부 잡음 요인이 거의 없어 이와 같이 극단적인 효과 크기가 나타난 것이며, 실제 운영 환경에서는 변동 요인으로 인해 더 작은 값이 관측될 것으로 예상된다. 단, 5개 시드의 제한된 표본이므로 결과 해석에 참고용으로만 사용한다.</w:t>
+        <w:t xml:space="preserve">t-검정의 귀무가설(Null Hypothesis, "차이가 없다"고 가정하는 기본 전제)은 "FCFS와 MLFQ의 Short 요청 평균 응답시간이 동일하다"이다. 자유도(Degrees of Freedom, 독립적으로 변할 수 있는 값의 수로 표본 수에서 1을 뺀 값)는 5개 시드 표본에서 4가 된다. p 값이 0.001 미만이므로 귀무가설을 기각할 수 있다. Cohen's d = 20.39는 일반적 대효과 기준(0.8)의 25배에 해당하는 값으로, 두 방식의 응답시간 분포가 사실상 겹치지 않음을 뜻한다. 시뮬레이션에서는 같은 요청 집합을 두 알고리즘에 각각 적용하므로 외부 변동이 거의 없어 이처럼 극단적인 값이 나왔다. 실제 운영 환경에서는 다양한 변동 요인 때문에 효과 크기가 더 작게 관측될 수 있다. 단, 5개 시드의 제한된 표본이므로 결과 해석에 참고용으로만 사용한다.</w:t>
       </w:r>
     </w:p>
     <w:p>

--- a/06-final-report/final/final-report.docx
+++ b/06-final-report/final/final-report.docx
@@ -982,7 +982,7 @@
           <w:sz w:val="20"/>
           <w:szCs w:val="20"/>
         </w:rPr>
-        <w:t xml:space="preserve">는 네트워크 라우터에서 한정된 대역폭을 여러 흐름이 공평하게 나누어 쓰도록 만들어진 알고리즘이다 [4]. 본래 목적은 네트워크 트래픽의 QoS(Quality of Service, 서비스 품질 차등 제공) 보장이며, 인터넷 라우터에 널리 쓰인다. 자원을 완벽히 공평하게 나누는 이상적 모델인 GPS(Generalized Processor Sharing)를 비슷하게 만들어 구현하기 위해, 각 요청에 가상 완료 시각(Virtual Finish Time, VFT)을 부여한다. 가상 완료 시각이 가장 작은 요청부터 처리하며, 가중치가 큰 사용자의 VFT는 천천히 증가해 결과적으로 더 자주 선택된다. 가중치 비율에 따라 자원을 비례 배분하므로 사용자별 차등 서비스를 자연스럽게 구현할 수 있다. 또한 처리 중단 없이도 차등이 가능하므로 LLM 서빙 도구처럼 비선점형 환경에도 적용할 수 있다. 단점은 모든 요청에 대해 VFT를 계산하고 정렬해야 하므로 단순 큐보다 연산 비용이 크다는 점이다. 본 프로젝트에서는 구독 등급 기반 차등 서비스를 구현하는 알고리즘으로 사용하며, 구체적 VFT 계산은 4.3절에서 설명한다.</w:t>
+        <w:t xml:space="preserve">는 네트워크 라우터에서 한정된 대역폭을 여러 흐름이 공평하게 나누어 쓰도록 만들어진 알고리즘이다 [4]. 본래 목적은 네트워크 트래픽의 QoS(Quality of Service, 서비스 품질 차등 제공) 보장이며, 인터넷 라우터에 널리 쓰인다. 자원을 완벽히 공평하게 나누는 이상적 모델인 GPS(Generalized Processor Sharing)를 근사 구현하기 위해, 각 요청에 가상 완료 시각(Virtual Finish Time, VFT)을 부여한다. 가상 완료 시각이 가장 작은 요청부터 처리하며, 가중치가 큰 사용자의 VFT는 천천히 증가해 결과적으로 더 자주 선택된다. 가중치 비율에 따라 자원을 비례 배분하므로 사용자별 차등 서비스를 자연스럽게 구현할 수 있다. 또한 처리 중단 없이도 차등이 가능하므로 비선점형 환경에도 적용할 수 있어, Ollama와 같이 추론 중단이 불가능한 LLM 서빙 도구에서도 사용할 수 있다. 단점은 모든 요청에 대해 VFT를 계산하고 정렬해야 하므로 단순 큐보다 연산 비용이 크다는 점이다. 본 프로젝트에서는 구독 등급 기반 차등 서비스를 구현하는 알고리즘으로 사용하며, 구체적 VFT 계산은 4.3절에서 설명한다.</w:t>
       </w:r>
     </w:p>
     <w:p>
@@ -12268,7 +12268,7 @@
           <w:sz w:val="20"/>
           <w:szCs w:val="20"/>
         </w:rPr>
-        <w:t xml:space="preserve">본 프로젝트는 두 가지 면에서 의의가 있다. 첫째, CPU 스케줄링(FCFS, Priority, MLFQ)과 네트워크 자원 배분(WFQ) 알고리즘을 LLM API 환경에 적용해 운영체제 이론의 실제 응용을 확인하였다. 둘째, vLLM·TGI 등 기존 LLM 서빙 도구가 전체 처리량 최적화에 집중하여 사용자별 공정성이나 우선순위 관리를 제공하지 않는다는 점을 확인하고, 이 부분에 스케줄링 이론을 적용한 효과를 비교하였다. 특히 WFQ의 가중치 비례 차등 서비스는 유료 LLM 서비스의 구독 등급 관리에 활용할 가능성을 보여준다. 다만 세 실험을 합산하여도 총 3,020건 규모이므로, 대규모 운영 환경에서도 같은 결과가 나올지는 추가 확인이 필요하다.</w:t>
+        <w:t xml:space="preserve">본 프로젝트는 두 가지 면에서 의의가 있다. 첫째, CPU 스케줄링(FCFS, Priority, MLFQ)과 네트워크 자원 배분(WFQ) 알고리즘을 LLM API 환경에 적용해 운영체제 이론의 실제 응용을 확인하였다. 둘째, vLLM·TGI 등 기존 LLM 서빙 도구가 전체 처리량 최적화에 집중하여 사용자별 공정성이나 우선순위 관리를 제공하지 않는다는 점을 확인하였다. 본 프로젝트는 이 부분에 스케줄링 이론을 적용하여 알고리즘별 효과를 비교하였다. 특히 WFQ의 가중치 비례 차등 서비스는 유료 LLM 서비스의 구독 등급 관리에 활용할 가능성을 보여준다. 다만 세 실험을 합산하여도 총 3,020건 규모이므로, 대규모 운영 환경에서도 같은 결과가 나올지는 추가 확인이 필요하다.</w:t>
       </w:r>
     </w:p>
     <w:p>
@@ -15180,7 +15180,7 @@
           <w:sz w:val="20"/>
           <w:szCs w:val="20"/>
         </w:rPr>
-        <w:t xml:space="preserve">t-검정의 귀무가설(Null Hypothesis, "차이가 없다"고 가정하는 기본 전제)은 "FCFS와 MLFQ의 Short 요청 평균 응답시간이 동일하다"이다. 자유도(Degrees of Freedom, 독립적으로 변할 수 있는 값의 수로 표본 수에서 1을 뺀 값)는 5개 시드 표본에서 4가 된다. p 값이 0.001 미만이므로 귀무가설을 기각할 수 있다. Cohen's d = 20.39는 일반적 대효과 기준(0.8)의 25배에 해당하는 값으로, 두 방식의 응답시간 분포가 사실상 겹치지 않음을 뜻한다. 시뮬레이션에서는 같은 요청 집합을 두 알고리즘에 각각 적용하므로 외부 변동이 거의 없어 이처럼 극단적인 값이 나왔다. 실제 운영 환경에서는 다양한 변동 요인 때문에 효과 크기가 더 작게 관측될 수 있다. 단, 5개 시드의 제한된 표본이므로 결과 해석에 참고용으로만 사용한다.</w:t>
+        <w:t xml:space="preserve">t-검정의 귀무가설(Null Hypothesis, "차이가 없다"고 가정하는 기본 전제)은 "FCFS와 MLFQ의 Short 요청 평균 응답시간이 동일하다"이다. 자유도(Degrees of Freedom, 독립적으로 변할 수 있는 값의 수로 표본 수에서 1을 뺀 값)는 5개 시드 표본에서 4가 된다. p 값이 0.001 미만이므로 귀무가설을 기각할 수 있다. Cohen's d = 20.39는 일반적 대효과 기준(0.8)의 25배에 해당하는 값으로, 두 방식의 응답시간 분포가 사실상 겹치지 않음을 뜻한다. 시뮬레이션에서는 같은 요청 집합을 두 알고리즘에 각각 적용하므로 외부 변동이 거의 없어 효과 크기가 이처럼 크게 나타났다. 실제 운영 환경에서는 다양한 변동 요인 때문에 효과 크기가 더 작게 관측될 수 있다. 단, 5개 시드의 제한된 표본이므로 결과 해석에 참고용으로만 사용한다.</w:t>
       </w:r>
     </w:p>
     <w:p>

--- a/06-final-report/final/final-report.docx
+++ b/06-final-report/final/final-report.docx
@@ -982,7 +982,7 @@
           <w:sz w:val="20"/>
           <w:szCs w:val="20"/>
         </w:rPr>
-        <w:t xml:space="preserve">는 네트워크 라우터에서 한정된 대역폭을 여러 흐름이 공평하게 나누어 쓰도록 만들어진 알고리즘이다 [4]. 본래 목적은 네트워크 트래픽의 QoS(Quality of Service, 서비스 품질 차등 제공) 보장이며, 인터넷 라우터에 널리 쓰인다. 자원을 완벽히 공평하게 나누는 이상적 모델인 GPS(Generalized Processor Sharing)를 근사 구현하기 위해, 각 요청에 가상 완료 시각(Virtual Finish Time, VFT)을 부여한다. 가상 완료 시각이 가장 작은 요청부터 처리하며, 가중치가 큰 사용자의 VFT는 천천히 증가해 결과적으로 더 자주 선택된다. 가중치 비율에 따라 자원을 비례 배분하므로 사용자별 차등 서비스를 자연스럽게 구현할 수 있다. 또한 처리 중단 없이도 차등이 가능하므로 비선점형 환경에도 적용할 수 있어, Ollama와 같이 추론 중단이 불가능한 LLM 서빙 도구에서도 사용할 수 있다. 단점은 모든 요청에 대해 VFT를 계산하고 정렬해야 하므로 단순 큐보다 연산 비용이 크다는 점이다. 본 프로젝트에서는 구독 등급 기반 차등 서비스를 구현하는 알고리즘으로 사용하며, 구체적 VFT 계산은 4.3절에서 설명한다.</w:t>
+        <w:t xml:space="preserve">는 네트워크 라우터에서 한정된 대역폭을 여러 흐름이 공평하게 나누어 쓰도록 만들어진 알고리즘이다 [4]. 본래 목적은 네트워크 트래픽의 QoS(Quality of Service, 서비스 품질 차등 제공) 보장이며, 인터넷 라우터에 널리 쓰인다. 자원을 완벽히 공평하게 나누는 이상적 모델인 GPS(Generalized Processor Sharing)를 비슷하게 만들어 구현하기 위해, 각 요청에 가상 완료 시각(Virtual Finish Time, VFT)을 부여한다. 가상 완료 시각이 가장 작은 요청부터 처리하며, 가중치가 큰 사용자의 VFT는 천천히 증가해 결과적으로 더 자주 선택된다. 가중치 비율에 따라 자원을 비례 배분하므로 사용자별 차등 서비스를 자연스럽게 구현할 수 있다. 또한 처리 중단 없이도 차등이 가능하므로 비선점형 환경에도 적용할 수 있어, Ollama와 같이 추론 중단이 불가능한 LLM 서빙 도구에서도 사용할 수 있다. 단점은 모든 요청에 대해 VFT를 계산하고 정렬해야 하므로 단순 큐보다 연산 비용이 크다는 점이다. 본 프로젝트에서는 구독 등급 기반 차등 서비스를 구현하는 알고리즘으로 사용하며, 구체적 VFT 계산은 4.3절에서 설명한다.</w:t>
       </w:r>
     </w:p>
     <w:p>

--- a/06-final-report/final/final-report.docx
+++ b/06-final-report/final/final-report.docx
@@ -12595,7 +12595,7 @@
           <w:sz w:val="20"/>
           <w:szCs w:val="20"/>
         </w:rPr>
-        <w:t xml:space="preserve">[4] J. Kurose and K. Ross, "Computer Networking: A Top-Down Approach," 8th Edition, Pearson, 2021. [온라인] Available: https://gaia.cs.umass.edu/kurose_ross/index.php</w:t>
+        <w:t xml:space="preserve">[4] Wikipedia, "Fair queuing." [온라인] Available: https://en.wikipedia.org/wiki/Fair_queuing (접속: 2026-04-19)</w:t>
       </w:r>
     </w:p>
     <w:p>
@@ -12700,7 +12700,7 @@
           <w:sz w:val="20"/>
           <w:szCs w:val="20"/>
         </w:rPr>
-        <w:t xml:space="preserve">[11] A. Silberschatz, P. B. Galvin, and G. Gagne, "Operating System Concepts," 10th Edition, Wiley, 2018. [온라인] Available: https://www.os-book.com/</w:t>
+        <w:t xml:space="preserve">[11] MIT OpenCourseWare, "6.828 Operating System Engineering (Fall 2012)," Massachusetts Institute of Technology. [온라인] Available: https://ocw.mit.edu/courses/6-828-operating-system-engineering-fall-2012/ (접속: 2026-04-19)</w:t>
       </w:r>
     </w:p>
     <w:p>

--- a/06-final-report/final/final-report.docx
+++ b/06-final-report/final/final-report.docx
@@ -9938,7 +9938,7 @@
           <w:sz w:val="20"/>
           <w:szCs w:val="20"/>
         </w:rPr>
-        <w:t xml:space="preserve">는 구독 등급과 요청 우선순위가 독립적임을 드러내기 위해 등급별로 서로 다른 우선순위를 혼합 배정하였다(배정 내역은 부록 표 B.3 참조). 그 결과 Enterprise의 NORMAL 요청이 Premium의 URGENT 요청에 밀려 Enterprise 평균 대기시간이 FCFS 대비 증가(232 → 379ms)하였고, Free의 NORMAL 요청은 Standard의 LOW 요청보다 먼저 처리되어 Free 평균 대기시간은 오히려 감소(2,024 → 1,887ms)하였다. </w:t>
+        <w:t xml:space="preserve">는 구독 등급과 요청 우선순위가 독립적임을 드러내기 위해 등급별로 서로 다른 우선순위를 혼합 배정하였다(배정 내역은 부록 표 B.3 참조). 그 결과 Enterprise의 NORMAL 요청이 Premium의 URGENT 요청에 밀려 Enterprise 평균 대기시간은 FCFS 대비 증가하였다(232 → 379ms). 반면 Free의 NORMAL 요청은 Standard의 LOW 요청보다 먼저 처리되어 Free 평균 대기시간은 오히려 감소하였다(2,024 → 1,887ms). </w:t>
       </w:r>
       <w:r>
         <w:rPr>
@@ -12595,7 +12595,7 @@
           <w:sz w:val="20"/>
           <w:szCs w:val="20"/>
         </w:rPr>
-        <w:t xml:space="preserve">[4] Wikipedia, "Fair queuing." [온라인] Available: https://en.wikipedia.org/wiki/Fair_queuing (접속: 2026-04-19)</w:t>
+        <w:t xml:space="preserve">[4] L. Peterson and B. Davie, "Computer Networks: A Systems Approach," 6th ed., Systems Approach LLC, 2022. [온라인] Available: https://book.systemsapproach.org/ (접속: 2026-04-19)</w:t>
       </w:r>
     </w:p>
     <w:p>

--- a/06-final-report/final/final-report.docx
+++ b/06-final-report/final/final-report.docx
@@ -809,7 +809,7 @@
           <w:sz w:val="20"/>
           <w:szCs w:val="20"/>
         </w:rPr>
-        <w:t xml:space="preserve">프로세스 스케줄링은 운영체제에서 CPU 자원을 여러 프로세스에 나누어 주는 방법이다 [3][11]. 본 프로젝트에서 사용한 네 가지 알고리즘의 핵심 특성은 그림 1과 같다.</w:t>
+        <w:t xml:space="preserve">프로세스 스케줄링은 운영체제에서 CPU 자원을 여러 프로세스에 나누어 주는 방법이다 [3]. 본 프로젝트에서 사용한 네 가지 알고리즘의 핵심 특성은 그림 1과 같다.</w:t>
       </w:r>
     </w:p>
     <w:p>
@@ -4256,7 +4256,7 @@
           <w:sz w:val="20"/>
           <w:szCs w:val="20"/>
         </w:rPr>
-        <w:t xml:space="preserve">Rate Limiter는 스케줄링 비교 대상이 아닌 요청 진입 관리 전처리 단계이며, 스케줄러와 독립적으로 동작한다. 토큰 버킷(Token Bucket, 일정 시간마다 요청 권한인 토큰이 새로 발급되고 요청이 들어올 때마다 토큰 하나씩 소모하는 방식) 방식으로 구현하였다. 구독 등급별 분당 허용 수(표 4)를 제한하고, 토큰이 없으면 HTTP 429(Too Many Requests, 요청 한도 초과를 알리는 표준 응답 코드) [12]로 거부한다.</w:t>
+        <w:t xml:space="preserve">Rate Limiter는 스케줄링 비교 대상이 아닌 요청 진입 관리 전처리 단계이며, 스케줄러와 독립적으로 동작한다. 토큰 버킷(Token Bucket, 일정 시간마다 요청 권한인 토큰이 새로 발급되고 요청이 들어올 때마다 토큰 하나씩 소모하는 방식) 방식으로 구현하였다. 구독 등급별 분당 허용 수(표 4)를 제한하고, 토큰이 없으면 HTTP 429(Too Many Requests, 요청 한도 초과를 알리는 표준 응답 코드) [11]로 거부한다.</w:t>
       </w:r>
     </w:p>
     <w:p>
@@ -10091,7 +10091,7 @@
           <w:sz w:val="20"/>
           <w:szCs w:val="20"/>
         </w:rPr>
-        <w:t xml:space="preserve">따라서 표 12 및 그림 9에 정리된 0.316과 1.000을 단순 비교하는 것은 부적절하며, WFQ의 0.316은 "공정성 실패"가 아닌 "의도된 차등이 작동 중"을 의미한다.</w:t>
+        <w:t xml:space="preserve">따라서 표 12 및 그림 9의 0.316과 1.000은 계산 기준이 달라 직접 비교하지 않는다. 각 값의 의미는 아래에서 따로 해석한다.</w:t>
       </w:r>
     </w:p>
     <w:p>
@@ -12700,22 +12700,7 @@
           <w:sz w:val="20"/>
           <w:szCs w:val="20"/>
         </w:rPr>
-        <w:t xml:space="preserve">[11] MIT OpenCourseWare, "6.828 Operating System Engineering (Fall 2012)," Massachusetts Institute of Technology. [온라인] Available: https://ocw.mit.edu/courses/6-828-operating-system-engineering-fall-2012/ (접속: 2026-04-19)</w:t>
-      </w:r>
-    </w:p>
-    <w:p>
-      <w:pPr>
-        <w:spacing w:after="100" w:line="240"/>
-        <w:ind w:left="480" w:hanging="480"/>
-      </w:pPr>
-      <w:r>
-        <w:rPr>
-          <w:rFonts w:ascii="맑은 고딕" w:cs="맑은 고딕" w:eastAsia="맑은 고딕" w:hAnsi="맑은 고딕"/>
-          <w:color w:val="000000"/>
-          <w:sz w:val="20"/>
-          <w:szCs w:val="20"/>
-        </w:rPr>
-        <w:t xml:space="preserve">[12] MDN Web Docs, "HTTP 429 Too Many Requests," Mozilla Developer Network. [온라인] Available: https://developer.mozilla.org/en-US/docs/Web/HTTP/Status/429 (접속: 2026-04-09)</w:t>
+        <w:t xml:space="preserve">[11] MDN Web Docs, "HTTP 429 Too Many Requests," Mozilla Developer Network. [온라인] Available: https://developer.mozilla.org/en-US/docs/Web/HTTP/Status/429 (접속: 2026-04-09)</w:t>
       </w:r>
     </w:p>
     <w:p>

--- a/06-final-report/final/final-report.docx
+++ b/06-final-report/final/final-report.docx
@@ -474,7 +474,7 @@
           <w:sz w:val="20"/>
           <w:szCs w:val="20"/>
         </w:rPr>
-        <w:t xml:space="preserve">ChatGPT, Claude, Gemini 등 대규모 언어 모델(Large Language Model, LLM) 서비스는 주로 API(Application Programming Interface) 형태로 제공된다. 기업이나 연구실에서는 하나의 조직 계정을 여러 구성원이 공유하거나 자체 LLM 서버를 운영하는 사례가 늘어나고 있다.</w:t>
+        <w:t xml:space="preserve">ChatGPT, Claude, Gemini 등 대규모 언어 모델(Large Language Model, LLM) 서비스는 주로 API(Application Programming Interface) 형태로 제공된다. 기업이나 연구실에서는 조직 계정 하나를 여러 구성원이 공유하거나 자체 LLM 서버를 운영하는 사례가 늘고 있다.</w:t>
       </w:r>
     </w:p>
     <w:p>
@@ -2825,7 +2825,7 @@
           <w:sz w:val="20"/>
           <w:szCs w:val="20"/>
         </w:rPr>
-        <w:t xml:space="preserve">런타임은 Node.js 22 LTS [9], 웹 프레임워크는 Express.js 4.18 [8], 언어는 JavaScript(ES2024), LLM은 로컬 Ollama [10]를 사용하였다. 저장소는 메모리 큐와 JSON 파일로 구성하였으며, 생산 의존성은 express 1개이다. 외부 라이브러리를 최소화하고 스케줄링 알고리즘을 직접 구현하여 학습 효과를 높이는 것을 목표로 하였다. Ollama의 순차 처리·비중단 특성은 비선점형 설계와 부합하여 실서버 실험에 활용하였다 (5.4절).</w:t>
+        <w:t xml:space="preserve">런타임은 Node.js 22 LTS [9], 웹 프레임워크는 Express.js 4.18 [8], 언어는 JavaScript(ES2024), LLM 실행 도구로는 로컬 Ollama [10]를 사용하였다. 저장소는 메모리 큐와 JSON 파일로 구성하였으며, 외부 라이브러리 의존성은 express 1개이다. 외부 라이브러리를 최소화하고 스케줄링 알고리즘을 직접 구현하여 학습 효과를 높이는 것을 목표로 하였다. Ollama의 순차 처리·비중단 특성은 비선점형 설계와 부합하여 실서버 실험에 활용하였다 (5.4절).</w:t>
       </w:r>
     </w:p>
     <w:p>

--- a/06-final-report/final/final-report.docx
+++ b/06-final-report/final/final-report.docx
@@ -4626,7 +4626,7 @@
           <w:sz w:val="20"/>
           <w:szCs w:val="20"/>
         </w:rPr>
-        <w:t xml:space="preserve">스케줄러 4종과 Rate Limiter를 모두 구현하여 동작을 확인하였고, 스케줄러별 단위 테스트를 작성·통과시켰다. 환경변수(`SCHEDULER_TYPE`)로 알고리즘을 실시간 전환할 수 있으며, 동일 요청에 대해 알고리즘별 처리 순서를 시각적으로 비교할 수 있는 데모 환경도 구성하였다.</w:t>
+        <w:t xml:space="preserve">스케줄러 4종과 Rate Limiter를 모두 구현하여 동작을 확인하였고, 스케줄러별 단위 테스트를 작성·통과시켰다. 환경변수(`SCHEDULER_TYPE`)로 알고리즘을 실시간 전환할 수 있으며, 대기열 상태와 처리 통계를 브라우저에서 확인할 수 있는 웹 대시보드(`public/dashboard.html`)를 함께 구성하여 동일 요청에 대한 알고리즘별 처리 순서를 시각적으로 비교할 수 있도록 하였다.</w:t>
       </w:r>
     </w:p>
     <w:p>
@@ -7314,7 +7314,7 @@
           <w:sz w:val="20"/>
           <w:szCs w:val="20"/>
         </w:rPr>
-        <w:t xml:space="preserve">는 순서가 바뀌었으나 전체 평균은 FCFS와 근접하였다. 처리 시간이 짧아(10~100ms) 에이징이 작동하기 전에 처리가 끝났기 때문이다. </w:t>
+        <w:t xml:space="preserve">는 순서가 바뀌었으나 전체 평균은 FCFS와 거의 같은 수준이었다(약 216ms 차이). 우선순위 큐의 삽입·추출 연산이 단순 FIFO보다 약간 무거워 발생한 미세 차이로 해석되며, 처리 시간이 짧아(10~100ms) 에이징이 작동하기 전에 처리가 끝나 우선순위 효과 자체는 거의 드러나지 않았다. </w:t>
       </w:r>
       <w:r>
         <w:rPr>
@@ -8661,7 +8661,7 @@
           <w:sz w:val="20"/>
           <w:szCs w:val="20"/>
         </w:rPr>
-        <w:t xml:space="preserve">시뮬레이션에서 확인한 스케줄링 순서 차이가 실제 LLM 환경에서도 재현되는지 확인하기 위해 Ollama를 활용한 실서버 실험을 수행하였다. 사용 모델은 llama3.2, 출력은 최대 20토큰으로 제한하였다. 총 20건(등급별 5건)을 동시에 큐에 투입한 뒤 FCFS, Priority, WFQ 세 알고리즘을 비교하였다 (비선점형 MLFQ는 5.2절에서 FCFS와 동일함이 확인되어 제외). 전체 결과는 표 10, 구독 등급별 세부는 표 11 및 그림 8에 정리하였다.</w:t>
+        <w:t xml:space="preserve">시뮬레이션에서 확인한 스케줄링 순서 차이가 실제 LLM 환경에서도 재현되는지 확인하기 위해 Ollama를 활용한 실서버 실험을 수행하였다. 사용 모델은 2026년 4월 공개된 Google Gemma 4 계열의 `gemma4:e4b`(4B 파라미터, Effective 4B, 멀티모달 지원)이며, 로컬 Ollama 서버에서 실행하였다. 출력은 최대 20토큰으로 제한하였다. 총 20건(등급별 5건)을 동시에 큐에 투입한 뒤 FCFS, Priority, WFQ 세 알고리즘을 비교하였다 (비선점형 MLFQ는 5.2절에서 FCFS와 동일함이 확인되어 제외). 전체 결과는 표 10, 구독 등급별 세부는 표 11 및 그림 8에 정리하였다.</w:t>
       </w:r>
     </w:p>
     <w:p>
@@ -8875,65 +8875,65 @@
                 <w:sz w:val="18"/>
                 <w:szCs w:val="18"/>
               </w:rPr>
-              <w:t xml:space="preserve">약 1,120ms</w:t>
-            </w:r>
-          </w:p>
-        </w:tc>
-        <w:tc>
-          <w:tcPr>
-            <w:tcW w:type="dxa" w:w="1983"/>
-            <w:tcBorders>
-              <w:top w:val="single" w:color="AAAAAA" w:sz="1"/>
-              <w:left w:val="single" w:color="AAAAAA" w:sz="1"/>
-              <w:bottom w:val="single" w:color="AAAAAA" w:sz="1"/>
-              <w:right w:val="single" w:color="AAAAAA" w:sz="1"/>
-            </w:tcBorders>
-            <w:vAlign w:val="center"/>
-          </w:tcPr>
-          <w:p>
-            <w:pPr>
-              <w:spacing w:after="40" w:before="40"/>
-              <w:jc w:val="left"/>
-            </w:pPr>
-            <w:r>
-              <w:rPr>
-                <w:rFonts w:ascii="맑은 고딕" w:cs="맑은 고딕" w:eastAsia="맑은 고딕" w:hAnsi="맑은 고딕"/>
-                <w:b w:val="false"/>
-                <w:bCs w:val="false"/>
-                <w:color w:val="000000"/>
-                <w:sz w:val="18"/>
-                <w:szCs w:val="18"/>
-              </w:rPr>
-              <w:t xml:space="preserve">약 119ms</w:t>
-            </w:r>
-          </w:p>
-        </w:tc>
-        <w:tc>
-          <w:tcPr>
-            <w:tcW w:type="dxa" w:w="1983"/>
-            <w:tcBorders>
-              <w:top w:val="single" w:color="AAAAAA" w:sz="1"/>
-              <w:left w:val="single" w:color="AAAAAA" w:sz="1"/>
-              <w:bottom w:val="single" w:color="AAAAAA" w:sz="1"/>
-              <w:right w:val="single" w:color="AAAAAA" w:sz="1"/>
-            </w:tcBorders>
-            <w:vAlign w:val="center"/>
-          </w:tcPr>
-          <w:p>
-            <w:pPr>
-              <w:spacing w:after="40" w:before="40"/>
-              <w:jc w:val="left"/>
-            </w:pPr>
-            <w:r>
-              <w:rPr>
-                <w:rFonts w:ascii="맑은 고딕" w:cs="맑은 고딕" w:eastAsia="맑은 고딕" w:hAnsi="맑은 고딕"/>
-                <w:b w:val="false"/>
-                <w:bCs w:val="false"/>
-                <w:color w:val="000000"/>
-                <w:sz w:val="18"/>
-                <w:szCs w:val="18"/>
-              </w:rPr>
-              <w:t xml:space="preserve">약 2,378ms</w:t>
+              <w:t xml:space="preserve">약 1,998ms</w:t>
+            </w:r>
+          </w:p>
+        </w:tc>
+        <w:tc>
+          <w:tcPr>
+            <w:tcW w:type="dxa" w:w="1983"/>
+            <w:tcBorders>
+              <w:top w:val="single" w:color="AAAAAA" w:sz="1"/>
+              <w:left w:val="single" w:color="AAAAAA" w:sz="1"/>
+              <w:bottom w:val="single" w:color="AAAAAA" w:sz="1"/>
+              <w:right w:val="single" w:color="AAAAAA" w:sz="1"/>
+            </w:tcBorders>
+            <w:vAlign w:val="center"/>
+          </w:tcPr>
+          <w:p>
+            <w:pPr>
+              <w:spacing w:after="40" w:before="40"/>
+              <w:jc w:val="left"/>
+            </w:pPr>
+            <w:r>
+              <w:rPr>
+                <w:rFonts w:ascii="맑은 고딕" w:cs="맑은 고딕" w:eastAsia="맑은 고딕" w:hAnsi="맑은 고딕"/>
+                <w:b w:val="false"/>
+                <w:bCs w:val="false"/>
+                <w:color w:val="000000"/>
+                <w:sz w:val="18"/>
+                <w:szCs w:val="18"/>
+              </w:rPr>
+              <w:t xml:space="preserve">약 209ms</w:t>
+            </w:r>
+          </w:p>
+        </w:tc>
+        <w:tc>
+          <w:tcPr>
+            <w:tcW w:type="dxa" w:w="1983"/>
+            <w:tcBorders>
+              <w:top w:val="single" w:color="AAAAAA" w:sz="1"/>
+              <w:left w:val="single" w:color="AAAAAA" w:sz="1"/>
+              <w:bottom w:val="single" w:color="AAAAAA" w:sz="1"/>
+              <w:right w:val="single" w:color="AAAAAA" w:sz="1"/>
+            </w:tcBorders>
+            <w:vAlign w:val="center"/>
+          </w:tcPr>
+          <w:p>
+            <w:pPr>
+              <w:spacing w:after="40" w:before="40"/>
+              <w:jc w:val="left"/>
+            </w:pPr>
+            <w:r>
+              <w:rPr>
+                <w:rFonts w:ascii="맑은 고딕" w:cs="맑은 고딕" w:eastAsia="맑은 고딕" w:hAnsi="맑은 고딕"/>
+                <w:b w:val="false"/>
+                <w:bCs w:val="false"/>
+                <w:color w:val="000000"/>
+                <w:sz w:val="18"/>
+                <w:szCs w:val="18"/>
+              </w:rPr>
+              <w:t xml:space="preserve">약 4,178ms</w:t>
             </w:r>
           </w:p>
         </w:tc>
@@ -8993,65 +8993,65 @@
                 <w:sz w:val="18"/>
                 <w:szCs w:val="18"/>
               </w:rPr>
-              <w:t xml:space="preserve">약 1,112ms</w:t>
-            </w:r>
-          </w:p>
-        </w:tc>
-        <w:tc>
-          <w:tcPr>
-            <w:tcW w:type="dxa" w:w="1983"/>
-            <w:tcBorders>
-              <w:top w:val="single" w:color="AAAAAA" w:sz="1"/>
-              <w:left w:val="single" w:color="AAAAAA" w:sz="1"/>
-              <w:bottom w:val="single" w:color="AAAAAA" w:sz="1"/>
-              <w:right w:val="single" w:color="AAAAAA" w:sz="1"/>
-            </w:tcBorders>
-            <w:vAlign w:val="center"/>
-          </w:tcPr>
-          <w:p>
-            <w:pPr>
-              <w:spacing w:after="40" w:before="40"/>
-              <w:jc w:val="left"/>
-            </w:pPr>
-            <w:r>
-              <w:rPr>
-                <w:rFonts w:ascii="맑은 고딕" w:cs="맑은 고딕" w:eastAsia="맑은 고딕" w:hAnsi="맑은 고딕"/>
-                <w:b w:val="false"/>
-                <w:bCs w:val="false"/>
-                <w:color w:val="000000"/>
-                <w:sz w:val="18"/>
-                <w:szCs w:val="18"/>
-              </w:rPr>
-              <w:t xml:space="preserve">약 116ms</w:t>
-            </w:r>
-          </w:p>
-        </w:tc>
-        <w:tc>
-          <w:tcPr>
-            <w:tcW w:type="dxa" w:w="1983"/>
-            <w:tcBorders>
-              <w:top w:val="single" w:color="AAAAAA" w:sz="1"/>
-              <w:left w:val="single" w:color="AAAAAA" w:sz="1"/>
-              <w:bottom w:val="single" w:color="AAAAAA" w:sz="1"/>
-              <w:right w:val="single" w:color="AAAAAA" w:sz="1"/>
-            </w:tcBorders>
-            <w:vAlign w:val="center"/>
-          </w:tcPr>
-          <w:p>
-            <w:pPr>
-              <w:spacing w:after="40" w:before="40"/>
-              <w:jc w:val="left"/>
-            </w:pPr>
-            <w:r>
-              <w:rPr>
-                <w:rFonts w:ascii="맑은 고딕" w:cs="맑은 고딕" w:eastAsia="맑은 고딕" w:hAnsi="맑은 고딕"/>
-                <w:b w:val="false"/>
-                <w:bCs w:val="false"/>
-                <w:color w:val="000000"/>
-                <w:sz w:val="18"/>
-                <w:szCs w:val="18"/>
-              </w:rPr>
-              <w:t xml:space="preserve">약 2,327ms</w:t>
+              <w:t xml:space="preserve">약 1,977ms</w:t>
+            </w:r>
+          </w:p>
+        </w:tc>
+        <w:tc>
+          <w:tcPr>
+            <w:tcW w:type="dxa" w:w="1983"/>
+            <w:tcBorders>
+              <w:top w:val="single" w:color="AAAAAA" w:sz="1"/>
+              <w:left w:val="single" w:color="AAAAAA" w:sz="1"/>
+              <w:bottom w:val="single" w:color="AAAAAA" w:sz="1"/>
+              <w:right w:val="single" w:color="AAAAAA" w:sz="1"/>
+            </w:tcBorders>
+            <w:vAlign w:val="center"/>
+          </w:tcPr>
+          <w:p>
+            <w:pPr>
+              <w:spacing w:after="40" w:before="40"/>
+              <w:jc w:val="left"/>
+            </w:pPr>
+            <w:r>
+              <w:rPr>
+                <w:rFonts w:ascii="맑은 고딕" w:cs="맑은 고딕" w:eastAsia="맑은 고딕" w:hAnsi="맑은 고딕"/>
+                <w:b w:val="false"/>
+                <w:bCs w:val="false"/>
+                <w:color w:val="000000"/>
+                <w:sz w:val="18"/>
+                <w:szCs w:val="18"/>
+              </w:rPr>
+              <w:t xml:space="preserve">약 208ms</w:t>
+            </w:r>
+          </w:p>
+        </w:tc>
+        <w:tc>
+          <w:tcPr>
+            <w:tcW w:type="dxa" w:w="1983"/>
+            <w:tcBorders>
+              <w:top w:val="single" w:color="AAAAAA" w:sz="1"/>
+              <w:left w:val="single" w:color="AAAAAA" w:sz="1"/>
+              <w:bottom w:val="single" w:color="AAAAAA" w:sz="1"/>
+              <w:right w:val="single" w:color="AAAAAA" w:sz="1"/>
+            </w:tcBorders>
+            <w:vAlign w:val="center"/>
+          </w:tcPr>
+          <w:p>
+            <w:pPr>
+              <w:spacing w:after="40" w:before="40"/>
+              <w:jc w:val="left"/>
+            </w:pPr>
+            <w:r>
+              <w:rPr>
+                <w:rFonts w:ascii="맑은 고딕" w:cs="맑은 고딕" w:eastAsia="맑은 고딕" w:hAnsi="맑은 고딕"/>
+                <w:b w:val="false"/>
+                <w:bCs w:val="false"/>
+                <w:color w:val="000000"/>
+                <w:sz w:val="18"/>
+                <w:szCs w:val="18"/>
+              </w:rPr>
+              <w:t xml:space="preserve">약 4,154ms</w:t>
             </w:r>
           </w:p>
         </w:tc>
@@ -9111,65 +9111,65 @@
                 <w:sz w:val="18"/>
                 <w:szCs w:val="18"/>
               </w:rPr>
-              <w:t xml:space="preserve">약 1,110ms</w:t>
-            </w:r>
-          </w:p>
-        </w:tc>
-        <w:tc>
-          <w:tcPr>
-            <w:tcW w:type="dxa" w:w="1983"/>
-            <w:tcBorders>
-              <w:top w:val="single" w:color="AAAAAA" w:sz="1"/>
-              <w:left w:val="single" w:color="AAAAAA" w:sz="1"/>
-              <w:bottom w:val="single" w:color="AAAAAA" w:sz="1"/>
-              <w:right w:val="single" w:color="AAAAAA" w:sz="1"/>
-            </w:tcBorders>
-            <w:vAlign w:val="center"/>
-          </w:tcPr>
-          <w:p>
-            <w:pPr>
-              <w:spacing w:after="40" w:before="40"/>
-              <w:jc w:val="left"/>
-            </w:pPr>
-            <w:r>
-              <w:rPr>
-                <w:rFonts w:ascii="맑은 고딕" w:cs="맑은 고딕" w:eastAsia="맑은 고딕" w:hAnsi="맑은 고딕"/>
-                <w:b w:val="false"/>
-                <w:bCs w:val="false"/>
-                <w:color w:val="000000"/>
-                <w:sz w:val="18"/>
-                <w:szCs w:val="18"/>
-              </w:rPr>
-              <w:t xml:space="preserve">약 116ms</w:t>
-            </w:r>
-          </w:p>
-        </w:tc>
-        <w:tc>
-          <w:tcPr>
-            <w:tcW w:type="dxa" w:w="1983"/>
-            <w:tcBorders>
-              <w:top w:val="single" w:color="AAAAAA" w:sz="1"/>
-              <w:left w:val="single" w:color="AAAAAA" w:sz="1"/>
-              <w:bottom w:val="single" w:color="AAAAAA" w:sz="1"/>
-              <w:right w:val="single" w:color="AAAAAA" w:sz="1"/>
-            </w:tcBorders>
-            <w:vAlign w:val="center"/>
-          </w:tcPr>
-          <w:p>
-            <w:pPr>
-              <w:spacing w:after="40" w:before="40"/>
-              <w:jc w:val="left"/>
-            </w:pPr>
-            <w:r>
-              <w:rPr>
-                <w:rFonts w:ascii="맑은 고딕" w:cs="맑은 고딕" w:eastAsia="맑은 고딕" w:hAnsi="맑은 고딕"/>
-                <w:b w:val="false"/>
-                <w:bCs w:val="false"/>
-                <w:color w:val="000000"/>
-                <w:sz w:val="18"/>
-                <w:szCs w:val="18"/>
-              </w:rPr>
-              <w:t xml:space="preserve">약 2,323ms</w:t>
+              <w:t xml:space="preserve">약 1,976ms</w:t>
+            </w:r>
+          </w:p>
+        </w:tc>
+        <w:tc>
+          <w:tcPr>
+            <w:tcW w:type="dxa" w:w="1983"/>
+            <w:tcBorders>
+              <w:top w:val="single" w:color="AAAAAA" w:sz="1"/>
+              <w:left w:val="single" w:color="AAAAAA" w:sz="1"/>
+              <w:bottom w:val="single" w:color="AAAAAA" w:sz="1"/>
+              <w:right w:val="single" w:color="AAAAAA" w:sz="1"/>
+            </w:tcBorders>
+            <w:vAlign w:val="center"/>
+          </w:tcPr>
+          <w:p>
+            <w:pPr>
+              <w:spacing w:after="40" w:before="40"/>
+              <w:jc w:val="left"/>
+            </w:pPr>
+            <w:r>
+              <w:rPr>
+                <w:rFonts w:ascii="맑은 고딕" w:cs="맑은 고딕" w:eastAsia="맑은 고딕" w:hAnsi="맑은 고딕"/>
+                <w:b w:val="false"/>
+                <w:bCs w:val="false"/>
+                <w:color w:val="000000"/>
+                <w:sz w:val="18"/>
+                <w:szCs w:val="18"/>
+              </w:rPr>
+              <w:t xml:space="preserve">약 208ms</w:t>
+            </w:r>
+          </w:p>
+        </w:tc>
+        <w:tc>
+          <w:tcPr>
+            <w:tcW w:type="dxa" w:w="1983"/>
+            <w:tcBorders>
+              <w:top w:val="single" w:color="AAAAAA" w:sz="1"/>
+              <w:left w:val="single" w:color="AAAAAA" w:sz="1"/>
+              <w:bottom w:val="single" w:color="AAAAAA" w:sz="1"/>
+              <w:right w:val="single" w:color="AAAAAA" w:sz="1"/>
+            </w:tcBorders>
+            <w:vAlign w:val="center"/>
+          </w:tcPr>
+          <w:p>
+            <w:pPr>
+              <w:spacing w:after="40" w:before="40"/>
+              <w:jc w:val="left"/>
+            </w:pPr>
+            <w:r>
+              <w:rPr>
+                <w:rFonts w:ascii="맑은 고딕" w:cs="맑은 고딕" w:eastAsia="맑은 고딕" w:hAnsi="맑은 고딕"/>
+                <w:b w:val="false"/>
+                <w:bCs w:val="false"/>
+                <w:color w:val="000000"/>
+                <w:sz w:val="18"/>
+                <w:szCs w:val="18"/>
+              </w:rPr>
+              <w:t xml:space="preserve">약 4,167ms</w:t>
             </w:r>
           </w:p>
         </w:tc>
@@ -9391,65 +9391,65 @@
                 <w:sz w:val="18"/>
                 <w:szCs w:val="18"/>
               </w:rPr>
-              <w:t xml:space="preserve">약 232ms</w:t>
-            </w:r>
-          </w:p>
-        </w:tc>
-        <w:tc>
-          <w:tcPr>
-            <w:tcW w:type="dxa" w:w="1983"/>
-            <w:tcBorders>
-              <w:top w:val="single" w:color="AAAAAA" w:sz="1"/>
-              <w:left w:val="single" w:color="AAAAAA" w:sz="1"/>
-              <w:bottom w:val="single" w:color="AAAAAA" w:sz="1"/>
-              <w:right w:val="single" w:color="AAAAAA" w:sz="1"/>
-            </w:tcBorders>
-            <w:vAlign w:val="center"/>
-          </w:tcPr>
-          <w:p>
-            <w:pPr>
-              <w:spacing w:after="40" w:before="40"/>
-              <w:jc w:val="left"/>
-            </w:pPr>
-            <w:r>
-              <w:rPr>
-                <w:rFonts w:ascii="맑은 고딕" w:cs="맑은 고딕" w:eastAsia="맑은 고딕" w:hAnsi="맑은 고딕"/>
-                <w:b w:val="false"/>
-                <w:bCs w:val="false"/>
-                <w:color w:val="000000"/>
-                <w:sz w:val="18"/>
-                <w:szCs w:val="18"/>
-              </w:rPr>
-              <w:t xml:space="preserve">약 379ms</w:t>
-            </w:r>
-          </w:p>
-        </w:tc>
-        <w:tc>
-          <w:tcPr>
-            <w:tcW w:type="dxa" w:w="1983"/>
-            <w:tcBorders>
-              <w:top w:val="single" w:color="AAAAAA" w:sz="1"/>
-              <w:left w:val="single" w:color="AAAAAA" w:sz="1"/>
-              <w:bottom w:val="single" w:color="AAAAAA" w:sz="1"/>
-              <w:right w:val="single" w:color="AAAAAA" w:sz="1"/>
-            </w:tcBorders>
-            <w:vAlign w:val="center"/>
-          </w:tcPr>
-          <w:p>
-            <w:pPr>
-              <w:spacing w:after="40" w:before="40"/>
-              <w:jc w:val="left"/>
-            </w:pPr>
-            <w:r>
-              <w:rPr>
-                <w:rFonts w:ascii="맑은 고딕" w:cs="맑은 고딕" w:eastAsia="맑은 고딕" w:hAnsi="맑은 고딕"/>
-                <w:b w:val="false"/>
-                <w:bCs w:val="false"/>
-                <w:color w:val="000000"/>
-                <w:sz w:val="18"/>
-                <w:szCs w:val="18"/>
-              </w:rPr>
-              <w:t xml:space="preserve">약 241ms</w:t>
+              <w:t xml:space="preserve">약 432ms</w:t>
+            </w:r>
+          </w:p>
+        </w:tc>
+        <w:tc>
+          <w:tcPr>
+            <w:tcW w:type="dxa" w:w="1983"/>
+            <w:tcBorders>
+              <w:top w:val="single" w:color="AAAAAA" w:sz="1"/>
+              <w:left w:val="single" w:color="AAAAAA" w:sz="1"/>
+              <w:bottom w:val="single" w:color="AAAAAA" w:sz="1"/>
+              <w:right w:val="single" w:color="AAAAAA" w:sz="1"/>
+            </w:tcBorders>
+            <w:vAlign w:val="center"/>
+          </w:tcPr>
+          <w:p>
+            <w:pPr>
+              <w:spacing w:after="40" w:before="40"/>
+              <w:jc w:val="left"/>
+            </w:pPr>
+            <w:r>
+              <w:rPr>
+                <w:rFonts w:ascii="맑은 고딕" w:cs="맑은 고딕" w:eastAsia="맑은 고딕" w:hAnsi="맑은 고딕"/>
+                <w:b w:val="false"/>
+                <w:bCs w:val="false"/>
+                <w:color w:val="000000"/>
+                <w:sz w:val="18"/>
+                <w:szCs w:val="18"/>
+              </w:rPr>
+              <w:t xml:space="preserve">약 664ms</w:t>
+            </w:r>
+          </w:p>
+        </w:tc>
+        <w:tc>
+          <w:tcPr>
+            <w:tcW w:type="dxa" w:w="1983"/>
+            <w:tcBorders>
+              <w:top w:val="single" w:color="AAAAAA" w:sz="1"/>
+              <w:left w:val="single" w:color="AAAAAA" w:sz="1"/>
+              <w:bottom w:val="single" w:color="AAAAAA" w:sz="1"/>
+              <w:right w:val="single" w:color="AAAAAA" w:sz="1"/>
+            </w:tcBorders>
+            <w:vAlign w:val="center"/>
+          </w:tcPr>
+          <w:p>
+            <w:pPr>
+              <w:spacing w:after="40" w:before="40"/>
+              <w:jc w:val="left"/>
+            </w:pPr>
+            <w:r>
+              <w:rPr>
+                <w:rFonts w:ascii="맑은 고딕" w:cs="맑은 고딕" w:eastAsia="맑은 고딕" w:hAnsi="맑은 고딕"/>
+                <w:b w:val="false"/>
+                <w:bCs w:val="false"/>
+                <w:color w:val="000000"/>
+                <w:sz w:val="18"/>
+                <w:szCs w:val="18"/>
+              </w:rPr>
+              <w:t xml:space="preserve">약 410ms</w:t>
             </w:r>
           </w:p>
         </w:tc>
@@ -9509,65 +9509,65 @@
                 <w:sz w:val="18"/>
                 <w:szCs w:val="18"/>
               </w:rPr>
-              <w:t xml:space="preserve">약 810ms</w:t>
-            </w:r>
-          </w:p>
-        </w:tc>
-        <w:tc>
-          <w:tcPr>
-            <w:tcW w:type="dxa" w:w="1983"/>
-            <w:tcBorders>
-              <w:top w:val="single" w:color="AAAAAA" w:sz="1"/>
-              <w:left w:val="single" w:color="AAAAAA" w:sz="1"/>
-              <w:bottom w:val="single" w:color="AAAAAA" w:sz="1"/>
-              <w:right w:val="single" w:color="AAAAAA" w:sz="1"/>
-            </w:tcBorders>
-            <w:vAlign w:val="center"/>
-          </w:tcPr>
-          <w:p>
-            <w:pPr>
-              <w:spacing w:after="40" w:before="40"/>
-              <w:jc w:val="left"/>
-            </w:pPr>
-            <w:r>
-              <w:rPr>
-                <w:rFonts w:ascii="맑은 고딕" w:cs="맑은 고딕" w:eastAsia="맑은 고딕" w:hAnsi="맑은 고딕"/>
-                <w:b w:val="false"/>
-                <w:bCs w:val="false"/>
-                <w:color w:val="000000"/>
-                <w:sz w:val="18"/>
-                <w:szCs w:val="18"/>
-              </w:rPr>
-              <w:t xml:space="preserve">약 755ms</w:t>
-            </w:r>
-          </w:p>
-        </w:tc>
-        <w:tc>
-          <w:tcPr>
-            <w:tcW w:type="dxa" w:w="1983"/>
-            <w:tcBorders>
-              <w:top w:val="single" w:color="AAAAAA" w:sz="1"/>
-              <w:left w:val="single" w:color="AAAAAA" w:sz="1"/>
-              <w:bottom w:val="single" w:color="AAAAAA" w:sz="1"/>
-              <w:right w:val="single" w:color="AAAAAA" w:sz="1"/>
-            </w:tcBorders>
-            <w:vAlign w:val="center"/>
-          </w:tcPr>
-          <w:p>
-            <w:pPr>
-              <w:spacing w:after="40" w:before="40"/>
-              <w:jc w:val="left"/>
-            </w:pPr>
-            <w:r>
-              <w:rPr>
-                <w:rFonts w:ascii="맑은 고딕" w:cs="맑은 고딕" w:eastAsia="맑은 고딕" w:hAnsi="맑은 고딕"/>
-                <w:b w:val="false"/>
-                <w:bCs w:val="false"/>
-                <w:color w:val="000000"/>
-                <w:sz w:val="18"/>
-                <w:szCs w:val="18"/>
-              </w:rPr>
-              <w:t xml:space="preserve">약 821ms</w:t>
+              <w:t xml:space="preserve">약 1,480ms</w:t>
+            </w:r>
+          </w:p>
+        </w:tc>
+        <w:tc>
+          <w:tcPr>
+            <w:tcW w:type="dxa" w:w="1983"/>
+            <w:tcBorders>
+              <w:top w:val="single" w:color="AAAAAA" w:sz="1"/>
+              <w:left w:val="single" w:color="AAAAAA" w:sz="1"/>
+              <w:bottom w:val="single" w:color="AAAAAA" w:sz="1"/>
+              <w:right w:val="single" w:color="AAAAAA" w:sz="1"/>
+            </w:tcBorders>
+            <w:vAlign w:val="center"/>
+          </w:tcPr>
+          <w:p>
+            <w:pPr>
+              <w:spacing w:after="40" w:before="40"/>
+              <w:jc w:val="left"/>
+            </w:pPr>
+            <w:r>
+              <w:rPr>
+                <w:rFonts w:ascii="맑은 고딕" w:cs="맑은 고딕" w:eastAsia="맑은 고딕" w:hAnsi="맑은 고딕"/>
+                <w:b w:val="false"/>
+                <w:bCs w:val="false"/>
+                <w:color w:val="000000"/>
+                <w:sz w:val="18"/>
+                <w:szCs w:val="18"/>
+              </w:rPr>
+              <w:t xml:space="preserve">약 1,333ms</w:t>
+            </w:r>
+          </w:p>
+        </w:tc>
+        <w:tc>
+          <w:tcPr>
+            <w:tcW w:type="dxa" w:w="1983"/>
+            <w:tcBorders>
+              <w:top w:val="single" w:color="AAAAAA" w:sz="1"/>
+              <w:left w:val="single" w:color="AAAAAA" w:sz="1"/>
+              <w:bottom w:val="single" w:color="AAAAAA" w:sz="1"/>
+              <w:right w:val="single" w:color="AAAAAA" w:sz="1"/>
+            </w:tcBorders>
+            <w:vAlign w:val="center"/>
+          </w:tcPr>
+          <w:p>
+            <w:pPr>
+              <w:spacing w:after="40" w:before="40"/>
+              <w:jc w:val="left"/>
+            </w:pPr>
+            <w:r>
+              <w:rPr>
+                <w:rFonts w:ascii="맑은 고딕" w:cs="맑은 고딕" w:eastAsia="맑은 고딕" w:hAnsi="맑은 고딕"/>
+                <w:b w:val="false"/>
+                <w:bCs w:val="false"/>
+                <w:color w:val="000000"/>
+                <w:sz w:val="18"/>
+                <w:szCs w:val="18"/>
+              </w:rPr>
+              <w:t xml:space="preserve">약 1,458ms</w:t>
             </w:r>
           </w:p>
         </w:tc>
@@ -9627,65 +9627,65 @@
                 <w:sz w:val="18"/>
                 <w:szCs w:val="18"/>
               </w:rPr>
-              <w:t xml:space="preserve">약 1,414ms</w:t>
-            </w:r>
-          </w:p>
-        </w:tc>
-        <w:tc>
-          <w:tcPr>
-            <w:tcW w:type="dxa" w:w="1983"/>
-            <w:tcBorders>
-              <w:top w:val="single" w:color="AAAAAA" w:sz="1"/>
-              <w:left w:val="single" w:color="AAAAAA" w:sz="1"/>
-              <w:bottom w:val="single" w:color="AAAAAA" w:sz="1"/>
-              <w:right w:val="single" w:color="AAAAAA" w:sz="1"/>
-            </w:tcBorders>
-            <w:vAlign w:val="center"/>
-          </w:tcPr>
-          <w:p>
-            <w:pPr>
-              <w:spacing w:after="40" w:before="40"/>
-              <w:jc w:val="left"/>
-            </w:pPr>
-            <w:r>
-              <w:rPr>
-                <w:rFonts w:ascii="맑은 고딕" w:cs="맑은 고딕" w:eastAsia="맑은 고딕" w:hAnsi="맑은 고딕"/>
-                <w:b w:val="false"/>
-                <w:bCs w:val="false"/>
-                <w:color w:val="000000"/>
-                <w:sz w:val="18"/>
-                <w:szCs w:val="18"/>
-              </w:rPr>
-              <w:t xml:space="preserve">약 1,427ms</w:t>
-            </w:r>
-          </w:p>
-        </w:tc>
-        <w:tc>
-          <w:tcPr>
-            <w:tcW w:type="dxa" w:w="1983"/>
-            <w:tcBorders>
-              <w:top w:val="single" w:color="AAAAAA" w:sz="1"/>
-              <w:left w:val="single" w:color="AAAAAA" w:sz="1"/>
-              <w:bottom w:val="single" w:color="AAAAAA" w:sz="1"/>
-              <w:right w:val="single" w:color="AAAAAA" w:sz="1"/>
-            </w:tcBorders>
-            <w:vAlign w:val="center"/>
-          </w:tcPr>
-          <w:p>
-            <w:pPr>
-              <w:spacing w:after="40" w:before="40"/>
-              <w:jc w:val="left"/>
-            </w:pPr>
-            <w:r>
-              <w:rPr>
-                <w:rFonts w:ascii="맑은 고딕" w:cs="맑은 고딕" w:eastAsia="맑은 고딕" w:hAnsi="맑은 고딕"/>
-                <w:b w:val="false"/>
-                <w:bCs w:val="false"/>
-                <w:color w:val="000000"/>
-                <w:sz w:val="18"/>
-                <w:szCs w:val="18"/>
-              </w:rPr>
-              <w:t xml:space="preserve">약 1,392ms</w:t>
+              <w:t xml:space="preserve">약 2,522ms</w:t>
+            </w:r>
+          </w:p>
+        </w:tc>
+        <w:tc>
+          <w:tcPr>
+            <w:tcW w:type="dxa" w:w="1983"/>
+            <w:tcBorders>
+              <w:top w:val="single" w:color="AAAAAA" w:sz="1"/>
+              <w:left w:val="single" w:color="AAAAAA" w:sz="1"/>
+              <w:bottom w:val="single" w:color="AAAAAA" w:sz="1"/>
+              <w:right w:val="single" w:color="AAAAAA" w:sz="1"/>
+            </w:tcBorders>
+            <w:vAlign w:val="center"/>
+          </w:tcPr>
+          <w:p>
+            <w:pPr>
+              <w:spacing w:after="40" w:before="40"/>
+              <w:jc w:val="left"/>
+            </w:pPr>
+            <w:r>
+              <w:rPr>
+                <w:rFonts w:ascii="맑은 고딕" w:cs="맑은 고딕" w:eastAsia="맑은 고딕" w:hAnsi="맑은 고딕"/>
+                <w:b w:val="false"/>
+                <w:bCs w:val="false"/>
+                <w:color w:val="000000"/>
+                <w:sz w:val="18"/>
+                <w:szCs w:val="18"/>
+              </w:rPr>
+              <w:t xml:space="preserve">약 2,541ms</w:t>
+            </w:r>
+          </w:p>
+        </w:tc>
+        <w:tc>
+          <w:tcPr>
+            <w:tcW w:type="dxa" w:w="1983"/>
+            <w:tcBorders>
+              <w:top w:val="single" w:color="AAAAAA" w:sz="1"/>
+              <w:left w:val="single" w:color="AAAAAA" w:sz="1"/>
+              <w:bottom w:val="single" w:color="AAAAAA" w:sz="1"/>
+              <w:right w:val="single" w:color="AAAAAA" w:sz="1"/>
+            </w:tcBorders>
+            <w:vAlign w:val="center"/>
+          </w:tcPr>
+          <w:p>
+            <w:pPr>
+              <w:spacing w:after="40" w:before="40"/>
+              <w:jc w:val="left"/>
+            </w:pPr>
+            <w:r>
+              <w:rPr>
+                <w:rFonts w:ascii="맑은 고딕" w:cs="맑은 고딕" w:eastAsia="맑은 고딕" w:hAnsi="맑은 고딕"/>
+                <w:b w:val="false"/>
+                <w:bCs w:val="false"/>
+                <w:color w:val="000000"/>
+                <w:sz w:val="18"/>
+                <w:szCs w:val="18"/>
+              </w:rPr>
+              <w:t xml:space="preserve">약 2,496ms</w:t>
             </w:r>
           </w:p>
         </w:tc>
@@ -9745,65 +9745,65 @@
                 <w:sz w:val="18"/>
                 <w:szCs w:val="18"/>
               </w:rPr>
-              <w:t xml:space="preserve">약 2,024ms</w:t>
-            </w:r>
-          </w:p>
-        </w:tc>
-        <w:tc>
-          <w:tcPr>
-            <w:tcW w:type="dxa" w:w="1983"/>
-            <w:tcBorders>
-              <w:top w:val="single" w:color="AAAAAA" w:sz="1"/>
-              <w:left w:val="single" w:color="AAAAAA" w:sz="1"/>
-              <w:bottom w:val="single" w:color="AAAAAA" w:sz="1"/>
-              <w:right w:val="single" w:color="AAAAAA" w:sz="1"/>
-            </w:tcBorders>
-            <w:vAlign w:val="center"/>
-          </w:tcPr>
-          <w:p>
-            <w:pPr>
-              <w:spacing w:after="40" w:before="40"/>
-              <w:jc w:val="left"/>
-            </w:pPr>
-            <w:r>
-              <w:rPr>
-                <w:rFonts w:ascii="맑은 고딕" w:cs="맑은 고딕" w:eastAsia="맑은 고딕" w:hAnsi="맑은 고딕"/>
-                <w:b w:val="false"/>
-                <w:bCs w:val="false"/>
-                <w:color w:val="000000"/>
-                <w:sz w:val="18"/>
-                <w:szCs w:val="18"/>
-              </w:rPr>
-              <w:t xml:space="preserve">약 1,887ms</w:t>
-            </w:r>
-          </w:p>
-        </w:tc>
-        <w:tc>
-          <w:tcPr>
-            <w:tcW w:type="dxa" w:w="1983"/>
-            <w:tcBorders>
-              <w:top w:val="single" w:color="AAAAAA" w:sz="1"/>
-              <w:left w:val="single" w:color="AAAAAA" w:sz="1"/>
-              <w:bottom w:val="single" w:color="AAAAAA" w:sz="1"/>
-              <w:right w:val="single" w:color="AAAAAA" w:sz="1"/>
-            </w:tcBorders>
-            <w:vAlign w:val="center"/>
-          </w:tcPr>
-          <w:p>
-            <w:pPr>
-              <w:spacing w:after="40" w:before="40"/>
-              <w:jc w:val="left"/>
-            </w:pPr>
-            <w:r>
-              <w:rPr>
-                <w:rFonts w:ascii="맑은 고딕" w:cs="맑은 고딕" w:eastAsia="맑은 고딕" w:hAnsi="맑은 고딕"/>
-                <w:b w:val="false"/>
-                <w:bCs w:val="false"/>
-                <w:color w:val="000000"/>
-                <w:sz w:val="18"/>
-                <w:szCs w:val="18"/>
-              </w:rPr>
-              <w:t xml:space="preserve">약 1,985ms</w:t>
+              <w:t xml:space="preserve">약 3,561ms</w:t>
+            </w:r>
+          </w:p>
+        </w:tc>
+        <w:tc>
+          <w:tcPr>
+            <w:tcW w:type="dxa" w:w="1983"/>
+            <w:tcBorders>
+              <w:top w:val="single" w:color="AAAAAA" w:sz="1"/>
+              <w:left w:val="single" w:color="AAAAAA" w:sz="1"/>
+              <w:bottom w:val="single" w:color="AAAAAA" w:sz="1"/>
+              <w:right w:val="single" w:color="AAAAAA" w:sz="1"/>
+            </w:tcBorders>
+            <w:vAlign w:val="center"/>
+          </w:tcPr>
+          <w:p>
+            <w:pPr>
+              <w:spacing w:after="40" w:before="40"/>
+              <w:jc w:val="left"/>
+            </w:pPr>
+            <w:r>
+              <w:rPr>
+                <w:rFonts w:ascii="맑은 고딕" w:cs="맑은 고딕" w:eastAsia="맑은 고딕" w:hAnsi="맑은 고딕"/>
+                <w:b w:val="false"/>
+                <w:bCs w:val="false"/>
+                <w:color w:val="000000"/>
+                <w:sz w:val="18"/>
+                <w:szCs w:val="18"/>
+              </w:rPr>
+              <w:t xml:space="preserve">약 3,371ms</w:t>
+            </w:r>
+          </w:p>
+        </w:tc>
+        <w:tc>
+          <w:tcPr>
+            <w:tcW w:type="dxa" w:w="1983"/>
+            <w:tcBorders>
+              <w:top w:val="single" w:color="AAAAAA" w:sz="1"/>
+              <w:left w:val="single" w:color="AAAAAA" w:sz="1"/>
+              <w:bottom w:val="single" w:color="AAAAAA" w:sz="1"/>
+              <w:right w:val="single" w:color="AAAAAA" w:sz="1"/>
+            </w:tcBorders>
+            <w:vAlign w:val="center"/>
+          </w:tcPr>
+          <w:p>
+            <w:pPr>
+              <w:spacing w:after="40" w:before="40"/>
+              <w:jc w:val="left"/>
+            </w:pPr>
+            <w:r>
+              <w:rPr>
+                <w:rFonts w:ascii="맑은 고딕" w:cs="맑은 고딕" w:eastAsia="맑은 고딕" w:hAnsi="맑은 고딕"/>
+                <w:b w:val="false"/>
+                <w:bCs w:val="false"/>
+                <w:color w:val="000000"/>
+                <w:sz w:val="18"/>
+                <w:szCs w:val="18"/>
+              </w:rPr>
+              <w:t xml:space="preserve">약 3,542ms</w:t>
             </w:r>
           </w:p>
         </w:tc>
@@ -9898,7 +9898,7 @@
           <w:sz w:val="20"/>
           <w:szCs w:val="20"/>
         </w:rPr>
-        <w:t xml:space="preserve">세 알고리즘의 평균 처리 시간이 모두 약 116~119ms로 거의 동일하다. 스케줄러는 "누구를 먼저 처리할지"만 결정할 뿐 LLM 추론 속도를 바꾸지 못한다. </w:t>
+        <w:t xml:space="preserve">세 알고리즘의 평균 처리 시간이 모두 약 208~209ms로 거의 동일하다. 스케줄러는 "누구를 먼저 처리할지"만 결정할 뿐 LLM 추론 속도를 바꾸지 못한다. </w:t>
       </w:r>
       <w:r>
         <w:rPr>
@@ -9938,7 +9938,7 @@
           <w:sz w:val="20"/>
           <w:szCs w:val="20"/>
         </w:rPr>
-        <w:t xml:space="preserve">는 구독 등급과 요청 우선순위가 독립적임을 드러내기 위해 등급별로 서로 다른 우선순위를 혼합 배정하였다(배정 내역은 부록 표 B.3 참조). 그 결과 Enterprise의 NORMAL 요청이 Premium의 URGENT 요청에 밀려 Enterprise 평균 대기시간은 FCFS 대비 증가하였다(232 → 379ms). 반면 Free의 NORMAL 요청은 Standard의 LOW 요청보다 먼저 처리되어 Free 평균 대기시간은 오히려 감소하였다(2,024 → 1,887ms). </w:t>
+        <w:t xml:space="preserve">는 구독 등급과 요청 우선순위가 독립적임을 드러내기 위해 등급별로 서로 다른 우선순위를 혼합 배정하였다(배정 내역은 부록 표 B.3 참조). 그 결과 Enterprise의 NORMAL 요청이 Premium의 URGENT 요청에 밀려 Enterprise 평균 대기시간은 FCFS 대비 증가하였다(432 → 664ms). 반면 Free의 NORMAL 요청은 Standard의 LOW 요청보다 먼저 처리되어 Free 평균 대기시간은 오히려 감소하였다(3,561 → 3,371ms). </w:t>
       </w:r>
       <w:r>
         <w:rPr>
@@ -12475,16 +12475,46 @@
           <w:sz w:val="20"/>
           <w:szCs w:val="20"/>
         </w:rPr>
-        <w:t xml:space="preserve">실시간 모니터링 대시보드</w:t>
-      </w:r>
-      <w:r>
-        <w:rPr>
-          <w:rFonts w:ascii="맑은 고딕" w:cs="맑은 고딕" w:eastAsia="맑은 고딕" w:hAnsi="맑은 고딕"/>
-          <w:color w:val="000000"/>
-          <w:sz w:val="20"/>
-          <w:szCs w:val="20"/>
-        </w:rPr>
-        <w:t xml:space="preserve">: 현재는 JSON 파일로 사후 분석하는 방식이다. 대기열 상태, 알고리즘별 처리 현황, JFI 변화를 실시간으로 확인할 수 있는 웹 대시보드를 추가하면 관리자의 상태 파악이 직관적이 된다.</w:t>
+        <w:t xml:space="preserve">대시보드 고도화</w:t>
+      </w:r>
+      <w:r>
+        <w:rPr>
+          <w:rFonts w:ascii="맑은 고딕" w:cs="맑은 고딕" w:eastAsia="맑은 고딕" w:hAnsi="맑은 고딕"/>
+          <w:color w:val="000000"/>
+          <w:sz w:val="20"/>
+          <w:szCs w:val="20"/>
+        </w:rPr>
+        <w:t xml:space="preserve">: 현재 대시보드는 주기적 조회(폴링) 방식으로 상태를 갱신한다. WebSocket 기반 푸시 갱신, 사용자 인증, JFI 추이 그래프 등을 추가하면 운영 환경 모니터링 도구로 확장할 수 있다.</w:t>
+      </w:r>
+    </w:p>
+    <w:p>
+      <w:pPr>
+        <w:pStyle w:val="ListParagraph"/>
+        <w:numPr>
+          <w:ilvl w:val="0"/>
+          <w:numId w:val="3"/>
+        </w:numPr>
+        <w:spacing w:after="80" w:line="240"/>
+      </w:pPr>
+      <w:r>
+        <w:rPr>
+          <w:rFonts w:ascii="맑은 고딕" w:cs="맑은 고딕" w:eastAsia="맑은 고딕" w:hAnsi="맑은 고딕"/>
+          <w:b/>
+          <w:bCs/>
+          <w:color w:val="000000"/>
+          <w:sz w:val="20"/>
+          <w:szCs w:val="20"/>
+        </w:rPr>
+        <w:t xml:space="preserve">동일 등급 내 공정성 검증</w:t>
+      </w:r>
+      <w:r>
+        <w:rPr>
+          <w:rFonts w:ascii="맑은 고딕" w:cs="맑은 고딕" w:eastAsia="맑은 고딕" w:hAnsi="맑은 고딕"/>
+          <w:color w:val="000000"/>
+          <w:sz w:val="20"/>
+          <w:szCs w:val="20"/>
+        </w:rPr>
+        <w:t xml:space="preserve">: 본 실험은 등급당 1명씩 배치한 구성이었다 (5.5절). 같은 등급에 여러 사용자가 있을 때의 균등 배분(등급 내 JFI)을 확인하려면 등급당 N명을 동시에 배치한 반복 실험이 필요하다.</w:t>
       </w:r>
     </w:p>
     <w:p>
@@ -15165,7 +15195,7 @@
           <w:sz w:val="20"/>
           <w:szCs w:val="20"/>
         </w:rPr>
-        <w:t xml:space="preserve">t-검정의 귀무가설(Null Hypothesis, "차이가 없다"고 가정하는 기본 전제)은 "FCFS와 MLFQ의 Short 요청 평균 응답시간이 동일하다"이다. 자유도(Degrees of Freedom, 독립적으로 변할 수 있는 값의 수로 표본 수에서 1을 뺀 값)는 5개 시드 표본에서 4가 된다. p 값이 0.001 미만이므로 귀무가설을 기각할 수 있다. Cohen's d = 20.39는 일반적 대효과 기준(0.8)의 25배에 해당하는 값으로, 두 방식의 응답시간 분포가 사실상 겹치지 않음을 뜻한다. 시뮬레이션에서는 같은 요청 집합을 두 알고리즘에 각각 적용하므로 외부 변동이 거의 없어 효과 크기가 이처럼 크게 나타났다. 실제 운영 환경에서는 다양한 변동 요인 때문에 효과 크기가 더 작게 관측될 수 있다. 단, 5개 시드의 제한된 표본이므로 결과 해석에 참고용으로만 사용한다.</w:t>
+        <w:t xml:space="preserve">t-검정의 귀무가설(Null Hypothesis, "차이가 없다"고 가정하는 기본 전제)은 "FCFS와 MLFQ의 Short 요청 평균 응답시간이 동일하다"이다. 자유도(Degrees of Freedom, 독립적으로 변할 수 있는 값의 수로 표본 수에서 1을 뺀 값)는 5개 시드 표본에서 4가 된다. p 값이 0.001 미만이므로 귀무가설을 기각할 수 있다. Cohen's d = 20.39는 일반적 대효과 기준(0.8)을 크게 웃도는 값으로, 두 방식의 응답시간 분포가 사실상 겹치지 않음을 뜻한다. 시뮬레이션에서는 같은 요청 집합을 두 알고리즘에 각각 적용하므로 외부 변동이 거의 없어 효과 크기가 이처럼 크게 나타났으며, 실제 운영 환경에서는 다양한 변동 요인 때문에 효과 크기가 더 작게 관측될 수 있다.</w:t>
       </w:r>
     </w:p>
     <w:p>

--- a/06-final-report/final/final-report.docx
+++ b/06-final-report/final/final-report.docx
@@ -6518,7 +6518,7 @@
           <w:sz w:val="20"/>
           <w:szCs w:val="20"/>
         </w:rPr>
-        <w:t xml:space="preserve">Short는 최상위 큐에서 완료되고 Medium·Long은 시간 할당량 초과로 하위 큐로 강등되도록 설계하였다. 버스트(Burst, 짧은 시간에 여러 요청이 동시에 몰리는 상황) 도착 패턴은 대기열에 요청이 쌓인 상태에서 스케줄러가 순서를 결정하도록 유도하기 위해 20건 단위로 동시 투입하는 방식으로 구성하였다. 모든 실험에서 요청은 1건씩 순차 처리된다. 세 실험의 요청을 합산하면 총 3,020건(기본 500 + 선점형 2,500 + 실서버 20)이 된다. JFI 계산 방식의 차이는 5.5절에서 다루며, 대규모 환경은 7.2절 향후 연구 과제로 남긴다.</w:t>
+        <w:t xml:space="preserve">Short는 최상위 큐에서 완료되고 Medium·Long은 시간 할당량 초과로 하위 큐로 강등되도록 설계하였다. 버스트(Burst, 짧은 시간에 여러 요청이 동시에 몰리는 상황) 도착 패턴은 대기열에 요청이 쌓인 상태에서 스케줄러가 순서를 결정하도록 유도하기 위해 20건 단위로 동시 투입하는 방식으로 구성하였다. 모든 실험에서 요청은 1건씩 순차 처리된다. JFI 계산 방식의 차이는 5.5절에서 다루며, 대규모 환경은 7.2절 향후 연구 과제로 남긴다.</w:t>
       </w:r>
     </w:p>
     <w:p>
@@ -8661,7 +8661,7 @@
           <w:sz w:val="20"/>
           <w:szCs w:val="20"/>
         </w:rPr>
-        <w:t xml:space="preserve">시뮬레이션에서 확인한 스케줄링 순서 차이가 실제 LLM 환경에서도 재현되는지 확인하기 위해 Ollama를 활용한 실서버 실험을 수행하였다. 사용 모델은 2026년 4월 공개된 Google Gemma 4 계열의 `gemma4:e4b`(4B 파라미터, Effective 4B, 멀티모달 지원)이며, 로컬 Ollama 서버에서 실행하였다. 출력은 최대 20토큰으로 제한하였다. 총 20건(등급별 5건)을 동시에 큐에 투입한 뒤 FCFS, Priority, WFQ 세 알고리즘을 비교하였다 (비선점형 MLFQ는 5.2절에서 FCFS와 동일함이 확인되어 제외). 전체 결과는 표 10, 구독 등급별 세부는 표 11 및 그림 8에 정리하였다.</w:t>
+        <w:t xml:space="preserve">시뮬레이션에서 확인한 스케줄링 순서 차이가 실제 LLM 환경에서도 재현되는지 확인하기 위해 Ollama를 활용한 실서버 실험을 수행하였다. 사용 모델은 2026년 4월 공개된 Google Gemma 4 계열의 `gemma4:e4b`(Effective 4B 모드, 활성 파라미터 약 4B, 멀티모달 지원)이며, 로컬 Ollama 서버에서 실행하였다. 출력은 최대 20토큰으로 제한하였다. 총 20건(등급별 5건)을 동시에 큐에 투입한 뒤 FCFS, Priority, WFQ 세 알고리즘을 비교하였다 (비선점형 MLFQ는 5.2절에서 FCFS와 동일함이 확인되어 제외). 전체 결과는 표 10, 구독 등급별 세부는 표 11 및 그림 8에 정리하였다.</w:t>
       </w:r>
     </w:p>
     <w:p>
@@ -9958,7 +9958,7 @@
           <w:sz w:val="20"/>
           <w:szCs w:val="20"/>
         </w:rPr>
-        <w:t xml:space="preserve">는 가중치에 따라 Enterprise가 먼저 처리되었다. 요청 수가 적어(등급별 5건) 가중치 차이가 크게 드러나지는 않았지만 시뮬레이션과 동일한 패턴이 나타났다.</w:t>
+        <w:t xml:space="preserve">는 가중치에 따라 Enterprise가 먼저 처리되었다. 요청 수가 적어 등급별 극단적 차이까지는 드러나지 않았지만 시뮬레이션과 동일한 패턴이 나타났다.</w:t>
       </w:r>
     </w:p>
     <w:p>

--- a/06-final-report/final/final-report.docx
+++ b/06-final-report/final/final-report.docx
@@ -714,7 +714,7 @@
           <w:sz w:val="20"/>
           <w:szCs w:val="20"/>
         </w:rPr>
-        <w:t xml:space="preserve">: 성능은 평균 대기시간·처리량(req/s), 공정성은 JFI.</w:t>
+        <w:t xml:space="preserve">: 성능은 평균 대기시간과 처리량(req/s, 초당 처리한 요청 수)으로, 공정성은 JFI로 측정한다.</w:t>
       </w:r>
     </w:p>
     <w:p>
@@ -982,7 +982,7 @@
           <w:sz w:val="20"/>
           <w:szCs w:val="20"/>
         </w:rPr>
-        <w:t xml:space="preserve">는 네트워크 라우터에서 한정된 대역폭을 여러 흐름이 공평하게 나누어 쓰도록 만들어진 알고리즘이다 [4]. 본래 목적은 네트워크 트래픽의 QoS(Quality of Service, 서비스 품질 차등 제공) 보장이며, 인터넷 라우터에 널리 쓰인다. 자원을 완벽히 공평하게 나누는 이상적 모델인 GPS(Generalized Processor Sharing)를 비슷하게 만들어 구현하기 위해, 각 요청에 가상 완료 시각(Virtual Finish Time, VFT)을 부여한다. 가상 완료 시각이 가장 작은 요청부터 처리하며, 가중치가 큰 사용자의 VFT는 천천히 증가해 결과적으로 더 자주 선택된다. 가중치 비율에 따라 자원을 비례 배분하므로 사용자별 차등 서비스를 자연스럽게 구현할 수 있다. 또한 처리 중단 없이도 차등이 가능하므로 비선점형 환경에도 적용할 수 있어, Ollama와 같이 추론 중단이 불가능한 LLM 서빙 도구에서도 사용할 수 있다. 단점은 모든 요청에 대해 VFT를 계산하고 정렬해야 하므로 단순 큐보다 연산 비용이 크다는 점이다. 본 프로젝트에서는 구독 등급 기반 차등 서비스를 구현하는 알고리즘으로 사용하며, 구체적 VFT 계산은 4.3절에서 설명한다.</w:t>
+        <w:t xml:space="preserve">는 네트워크 라우터에서 한정된 대역폭을 여러 흐름이 공평하게 나누어 쓰도록 만들어진 알고리즘이다 [4]. 본래 목적은 네트워크 트래픽의 QoS(Quality of Service, 서비스 품질 차등 제공) 보장이며, 인터넷 라우터에 널리 쓰인다. 자원을 완벽히 공평하게 나누는 이상적 모델인 GPS(Generalized Processor Sharing)를 비슷하게 만들어 구현하기 위해, 각 요청에 가상 완료 시각(Virtual Finish Time, VFT)을 부여한다. 가상 완료 시각이 가장 작은 요청부터 처리하며, 가중치가 큰 사용자의 VFT는 천천히 증가해 결과적으로 더 자주 처리된다. 가중치 비율에 따라 자원을 비례 배분하므로 사용자별 차등 서비스를 자연스럽게 구현할 수 있다. 또한 처리 중단 없이도 차등이 가능하므로 비선점형 환경에도 적용할 수 있어, Ollama와 같이 추론 중단이 불가능한 LLM 서빙 도구에서도 사용할 수 있다. 단점은 모든 요청에 대해 VFT를 계산하고 정렬해야 하므로 단순 큐보다 연산 비용이 크다는 점이다. 본 프로젝트에서는 구독 등급 기반 차등 서비스를 구현하는 알고리즘으로 사용하며, 구체적 VFT 계산은 4.3절에서 설명한다.</w:t>
       </w:r>
     </w:p>
     <w:p>
@@ -1012,7 +1012,7 @@
           <w:sz w:val="20"/>
           <w:szCs w:val="20"/>
         </w:rPr>
-        <w:t xml:space="preserve">LLM 서빙은 학습된 모델을 실행해 사용자 요청에 응답을 제공하는 것을 뜻한다. LLM은 이전 토큰(Token, LLM이 한 번에 처리·생성하는 텍스트 조각 단위)을 참고해 다음 토큰을 하나씩 생성하며, 매 토큰마다 GPU 자원이 소비된다. GPU 메모리 용량이 동시 처리 가능한 요청 수의 상한을 결정하므로, 다중 사용자 환경에서는 한정된 GPU 자원을 여러 요청이 경쟁하게 된다. 대표 오픈소스 도구인 vLLM [5]과 Hugging Face TGI(Text Generation Inference) [6]는 여러 요청을 동시 처리하는 연속 배치(Continuous Batching)를 지원해 높은 처리량을 달성한다. 연속 배치는 매 토큰 생성 단계마다 새 요청을 배치에 합류시키는 방식으로, 전체 처리량은 늘리지만 각 요청을 어떤 순서로 끼워 넣을지는 별도 결정이 필요하다. 본 프로젝트 실서버 실험에 사용한 Ollama [10]는 로컬에서 REST API로 LLM을 호출하는 도구로, 한 번에 한 요청씩 순차 처리하고 추론 중단이 불가능하다.</w:t>
+        <w:t xml:space="preserve">LLM 서빙은 학습된 모델을 실행해 사용자 요청에 응답을 제공하는 것을 뜻한다. LLM은 이전 토큰(Token, LLM이 한 번에 처리·생성하는 텍스트 조각 단위)을 참고해 다음 토큰을 하나씩 생성하며, 매 토큰마다 GPU 자원이 소비된다. GPU 메모리 용량이 동시에 처리할 수 있는 요청 수를 정하므로, 다중 사용자 환경에서는 한정된 GPU 자원을 여러 요청이 경쟁하게 된다. 대표 오픈소스 도구인 vLLM [5]과 Hugging Face TGI(Text Generation Inference) [6]는 여러 요청을 동시 처리하는 연속 배치(Continuous Batching)를 지원해 높은 처리량을 달성한다. 연속 배치는 매 토큰 생성 단계마다 새 요청을 배치에 합류시키는 방식으로, 전체 처리량은 늘리지만 각 요청을 어떤 순서로 끼워 넣을지는 별도 결정이 필요하다. 본 프로젝트 실서버 실험에 사용한 Ollama [10]는 로컬에서 REST API로 LLM을 호출하는 도구로, 한 번에 한 요청씩 순차 처리하고 추론 중단이 불가능하다.</w:t>
       </w:r>
     </w:p>
     <w:p>
@@ -1087,7 +1087,7 @@
           <w:sz w:val="20"/>
           <w:szCs w:val="20"/>
         </w:rPr>
-        <w:t xml:space="preserve">xi는 사용자 i의 자원량, n은 사용자 수이다. 모두 동일 배분이면 1, 한 명이 독점하면 1/n에 가까워진다(예: 4명 중 한 명 독점 시 0.25). 스케줄링 맥락에서는 xi로 사용자별 대기시간(값이 작을수록 좋음)이나 처리 건수(값이 클수록 좋음) 등을 대입하여 공정성을 측정하며, 본 프로젝트에서도 실험 목적에 따라 두 기준을 구분해 사용하였다 (5.5절). 공정성 지표에는 JFI 외에 최대-최소 공정성(Max-Min Fairness, 가장 불리한 사용자의 몫을 극대화하는 기준)이나 비례 공정성(Proportional Fairness, 각 사용자의 만족도를 종합적으로 높이는 기준) 등이 있다 [4]. 본 프로젝트에서는 계산이 간단하고 단일 수치로 비교가 용이한 JFI를 선택하였다. 다만 WFQ처럼 가중치 기반으로 의도적 차등을 두는 경우에는 단순 처리 건수로 JFI를 계산하면 "가중치대로 처리되었는가"를 판단할 수 없으므로, xi에 "처리 건수 ÷ 가중치"를 대입해 정규화한 JFI를 사용한다. 본 프로젝트에서도 WFQ에는 이 정규화 방식을 적용하였다 (5.5절).</w:t>
+        <w:t xml:space="preserve">xi는 사용자 i의 자원량, n은 사용자 수이다. 모두 동일 배분이면 1, 한 명이 독점하면 1/n에 가까워진다(예: 4명 중 한 명 독점 시 0.25). 스케줄링 맥락에서는 xi 자리에 사용자별 대기시간(값이 작을수록 좋음)이나 처리 건수(값이 클수록 좋음) 같은 값을 넣어 공정성을 측정한다. 본 프로젝트에서도 실험 목적에 따라 두 기준을 구분해 사용하였다 (5.5절). 공정성 지표에는 JFI 외에 최대-최소 공정성(Max-Min Fairness, 가장 불리한 사용자의 몫을 극대화하는 기준)이나 비례 공정성(Proportional Fairness, 각 사용자의 만족도를 종합적으로 높이는 기준) 등이 있다 [4]. 본 프로젝트에서는 계산이 간단하고 단일 수치로 비교가 용이한 JFI를 선택하였다. 다만 WFQ처럼 가중치로 일부러 차이를 두는 방식에서는 단순 처리 건수로 JFI를 계산하면 "가중치대로 처리되었는가"를 판단할 수 없다. 그래서 xi 자리에 "처리 건수 ÷ 가중치"를 넣어 계산한 정규화(가중치 차이를 상쇄해 비교 기준을 맞추는 것) JFI를 사용하며, 본 프로젝트에서도 WFQ에는 이 방식을 적용하였다 (5.5절).</w:t>
       </w:r>
     </w:p>
     <w:p>
@@ -1887,7 +1887,7 @@
           <w:sz w:val="20"/>
           <w:szCs w:val="20"/>
         </w:rPr>
-        <w:t xml:space="preserve">은 Express.js [8] 기반 HTTP 서버로 요청 접수·스케줄러 전환·통계 조회를 제공하며, 요청 객체를 생성해 Rate Limiter를 거쳐 스케줄러에 전달한다. </w:t>
+        <w:t xml:space="preserve">은 Express.js [8] 기반 HTTP 서버로, 요청을 받고 스케줄러를 전환하며 통계를 조회하는 역할을 한다. 도착한 요청은 객체로 만든 뒤 Rate Limiter를 거쳐 스케줄러에 전달된다. </w:t>
       </w:r>
       <w:r>
         <w:rPr>
@@ -2651,7 +2651,7 @@
           <w:sz w:val="20"/>
           <w:szCs w:val="20"/>
         </w:rPr>
-        <w:t xml:space="preserve">: 구독 등급 가중치(Enterprise 100, Premium 50, Standard 10, Free 1)를 VFT 계산에 반영. 가중치는 Free를 기준으로 10배·50배·100배 차이를 두도록 실험 목적에 따라 임의 설정하였다.</w:t>
+        <w:t xml:space="preserve">: 구독 등급 가중치(Enterprise 100, Premium 50, Standard 10, Free 1)를 VFT 계산에 반영. 가중치 값은 Free를 기준으로 10배·50배·100배 차이를 두도록 실험을 위해 직접 정하였다.</w:t>
       </w:r>
     </w:p>
     <w:p>
@@ -4677,7 +4677,7 @@
           <w:sz w:val="20"/>
           <w:szCs w:val="20"/>
         </w:rPr>
-        <w:t xml:space="preserve">실험은 기본 실험, MLFQ 선점형 실험, 실서버 실험 세 가지로 구분되며, 전체 구조는 그림 5, 실험별 주요 설정은 표 5와 같다. 앞의 두 실험은 시간 기반 시뮬레이션, 실서버 실험은 Ollama를 활용한 실제 LLM 호출로 수행하였다. 시뮬레이션은 요청에 처리 시간을 미리 지정한 후 스케줄러가 결정한 순서대로 한 건씩 순차 처리하는 방식으로, 네트워크 지연이나 LLM 상태 변동 없이 알고리즘 자체의 특성만 비교할 수 있다. 반복 실험에는 고정 시드(Seed, 난수 생성의 초기값이며 같은 시드로 실행하면 같은 요청 패턴을 재현할 수 있다)를 사용해 결과 재현성을 확보하였다.</w:t>
+        <w:t xml:space="preserve">실험은 기본 실험, MLFQ 선점형 실험, 실서버 실험 세 가지로 구분되며, 전체 구조는 그림 5, 실험별 주요 설정은 표 5와 같다. 앞의 두 실험은 시간 기반 시뮬레이션, 실서버 실험은 Ollama를 활용한 실제 LLM 호출로 수행하였다. 시뮬레이션은 요청에 처리 시간을 미리 지정한 뒤 스케줄러가 결정한 순서대로 한 건씩 처리하는 방식이다. 네트워크 지연이나 LLM 상태 변동이 없으므로 알고리즘 자체의 특성만 비교할 수 있다. 반복 실험에는 고정 시드(Seed, 난수 생성의 초기값이며 같은 시드로 실행하면 같은 요청 패턴을 다시 만들 수 있다)를 사용해 같은 결과를 다시 얻을 수 있도록 하였다.</w:t>
       </w:r>
     </w:p>
     <w:p>
@@ -7294,7 +7294,7 @@
           <w:sz w:val="20"/>
           <w:szCs w:val="20"/>
         </w:rPr>
-        <w:t xml:space="preserve">는 도착 순서대로 처리되어 4명이 대기시간을 고르게 부담하였다 (JFI = 1.000). </w:t>
+        <w:t xml:space="preserve">는 도착 순서대로 처리되어 네 명이 대기시간을 고르게 부담하였다 (JFI = 1.000). </w:t>
       </w:r>
       <w:r>
         <w:rPr>
@@ -7314,7 +7314,7 @@
           <w:sz w:val="20"/>
           <w:szCs w:val="20"/>
         </w:rPr>
-        <w:t xml:space="preserve">는 순서가 바뀌었으나 전체 평균은 FCFS와 거의 같은 수준이었다(약 216ms 차이). 우선순위 큐의 삽입·추출 연산이 단순 FIFO보다 약간 무거워 발생한 미세 차이로 해석되며, 처리 시간이 짧아(10~100ms) 에이징이 작동하기 전에 처리가 끝나 우선순위 효과 자체는 거의 드러나지 않았다. </w:t>
+        <w:t xml:space="preserve">는 처리 순서가 바뀌었으나 전체 평균은 FCFS와 거의 같은 수준이었다(약 216ms 차이). 우선순위 큐가 단순 FIFO보다 넣고 빼는 계산이 조금 더 필요해 생긴 작은 차이로 볼 수 있다. 또한 처리 시간이 짧아(10~100ms) 에이징이 작동하기 전에 처리가 끝나 우선순위 효과 자체는 거의 드러나지 않았다. </w:t>
       </w:r>
       <w:r>
         <w:rPr>
@@ -7334,7 +7334,7 @@
           <w:sz w:val="20"/>
           <w:szCs w:val="20"/>
         </w:rPr>
-        <w:t xml:space="preserve">은 FCFS와 동일한 결과였다. 모든 요청이 Q0 할당량(1,000ms) 안에 완료되어 강등이 일어나지 않았고, 비선점형 특성상 요청이 도착 순서대로 처리되었다. 이론적 효과 확인을 위해 5.3절의 선점형 실험을 추가하였다. </w:t>
+        <w:t xml:space="preserve">은 FCFS와 동일한 결과였다. 모든 요청이 Q0 할당량(1,000ms) 안에 완료되어 하위 큐로 내려가는 일이 없었고, 비선점형 특성상 요청이 도착 순서대로 처리되었다. 이론적 효과 확인을 위해 5.3절의 선점형 실험을 추가하였다. </w:t>
       </w:r>
       <w:r>
         <w:rPr>
@@ -8661,7 +8661,7 @@
           <w:sz w:val="20"/>
           <w:szCs w:val="20"/>
         </w:rPr>
-        <w:t xml:space="preserve">시뮬레이션에서 확인한 스케줄링 순서 차이가 실제 LLM 환경에서도 재현되는지 확인하기 위해 Ollama를 활용한 실서버 실험을 수행하였다. 사용 모델은 2026년 4월 공개된 Google Gemma 4 계열의 `gemma4:e4b`(Effective 4B 모드, 활성 파라미터 약 4B, 멀티모달 지원)이며, 로컬 Ollama 서버에서 실행하였다. 출력은 최대 20토큰으로 제한하였다. 총 20건(등급별 5건)을 동시에 큐에 투입한 뒤 FCFS, Priority, WFQ 세 알고리즘을 비교하였다 (비선점형 MLFQ는 5.2절에서 FCFS와 동일함이 확인되어 제외). 전체 결과는 표 10, 구독 등급별 세부는 표 11 및 그림 8에 정리하였다.</w:t>
+        <w:t xml:space="preserve">시뮬레이션에서 확인한 스케줄링 순서 차이가 실제 LLM 환경에서도 재현되는지 확인하기 위해 Ollama를 활용한 실서버 실험을 수행하였다. 사용 모델은 2026년 4월 공개된 Google Gemma 4 계열의 `gemma4:e4b`이며, 약 40억 개 파라미터(Parameter, 모델이 학습해 가진 가중치 값)를 사용하는 중형 모델로 로컬 Ollama 서버에서 실행하였다. 출력은 최대 20토큰으로 제한하였다. 총 20건(등급별 5건)을 동시에 큐에 투입한 뒤 FCFS, Priority, WFQ 세 알고리즘을 비교하였다 (비선점형 MLFQ는 5.2절에서 FCFS와 동일함이 확인되어 제외). 전체 결과는 표 10, 구독 등급별 세부는 표 11 및 그림 8에 정리하였다.</w:t>
       </w:r>
     </w:p>
     <w:p>
@@ -12484,7 +12484,7 @@
           <w:sz w:val="20"/>
           <w:szCs w:val="20"/>
         </w:rPr>
-        <w:t xml:space="preserve">: 현재 대시보드는 주기적 조회(폴링) 방식으로 상태를 갱신한다. WebSocket 기반 푸시 갱신, 사용자 인증, JFI 추이 그래프 등을 추가하면 운영 환경 모니터링 도구로 확장할 수 있다.</w:t>
+        <w:t xml:space="preserve">: 현재 대시보드는 주기적 조회(폴링) 방식으로 상태를 갱신한다. WebSocket(서버가 클라이언트에 실시간으로 알림을 보낼 수 있는 웹 통신 방식) 기반 푸시 갱신, 사용자 인증, JFI 추이 그래프 등을 추가하면 운영 환경 모니터링 도구로 확장할 수 있다.</w:t>
       </w:r>
     </w:p>
     <w:p>
@@ -13813,7 +13813,7 @@
                 <w:sz w:val="18"/>
                 <w:szCs w:val="18"/>
               </w:rPr>
-              <w:t xml:space="preserve">시드별 개선율 재현성 검증 (부록 B)</w:t>
+              <w:t xml:space="preserve">시드별 개선율 재현 확인 (부록 B)</w:t>
             </w:r>
           </w:p>
         </w:tc>
@@ -15195,7 +15195,7 @@
           <w:sz w:val="20"/>
           <w:szCs w:val="20"/>
         </w:rPr>
-        <w:t xml:space="preserve">t-검정의 귀무가설(Null Hypothesis, "차이가 없다"고 가정하는 기본 전제)은 "FCFS와 MLFQ의 Short 요청 평균 응답시간이 동일하다"이다. 자유도(Degrees of Freedom, 독립적으로 변할 수 있는 값의 수로 표본 수에서 1을 뺀 값)는 5개 시드 표본에서 4가 된다. p 값이 0.001 미만이므로 귀무가설을 기각할 수 있다. Cohen's d = 20.39는 일반적 대효과 기준(0.8)을 크게 웃도는 값으로, 두 방식의 응답시간 분포가 사실상 겹치지 않음을 뜻한다. 시뮬레이션에서는 같은 요청 집합을 두 알고리즘에 각각 적용하므로 외부 변동이 거의 없어 효과 크기가 이처럼 크게 나타났으며, 실제 운영 환경에서는 다양한 변동 요인 때문에 효과 크기가 더 작게 관측될 수 있다.</w:t>
+        <w:t xml:space="preserve">t-검정의 귀무가설(Null Hypothesis, "차이가 없다"고 가정하는 기본 전제)은 "FCFS와 MLFQ의 Short 요청 평균 응답시간이 같다"이다. 자유도(Degrees of Freedom, 독립적으로 변할 수 있는 값의 수로 표본 수에서 1을 뺀 값)는 5개 시드 표본에서 4가 된다. p 값이 0.001 미만이므로, 즉 두 방식의 평균 응답시간이 실제로 다르다고 볼 수 있다. Cohen's d = 20.39는 통상 "큰 효과"의 기준인 0.8을 크게 넘어서는 값으로, 두 방식의 응답시간이 거의 겹치지 않을 만큼 뚜렷한 차이를 보인다는 뜻이다. 시뮬레이션에서는 같은 요청 집합을 두 알고리즘에 각각 적용하므로 네트워크 지연 같은 외부 요인이 거의 없어 효과 크기가 이처럼 크게 나타났으며, 실제 운영 환경에서는 다양한 변동 요인 때문에 효과 크기가 더 작게 나타날 수 있다.</w:t>
       </w:r>
     </w:p>
     <w:p>
@@ -15211,16 +15211,16 @@
           <w:sz w:val="20"/>
           <w:szCs w:val="20"/>
         </w:rPr>
-        <w:t xml:space="preserve">부스팅 트리거 차이</w:t>
-      </w:r>
-      <w:r>
-        <w:rPr>
-          <w:rFonts w:ascii="맑은 고딕" w:cs="맑은 고딕" w:eastAsia="맑은 고딕" w:hAnsi="맑은 고딕"/>
-          <w:color w:val="000000"/>
-          <w:sz w:val="20"/>
-          <w:szCs w:val="20"/>
-        </w:rPr>
-        <w:t xml:space="preserve">: 기본 실험(run-extended.js)은 "30건 처리마다", 선점형 실험(run-multi-seed.js)은 "5,000ms마다"이다. 기본 실험은 모든 요청이 Q0 안에서 완료되어 영향이 없다.</w:t>
+        <w:t xml:space="preserve">부스팅이 작동하는 기준 차이</w:t>
+      </w:r>
+      <w:r>
+        <w:rPr>
+          <w:rFonts w:ascii="맑은 고딕" w:cs="맑은 고딕" w:eastAsia="맑은 고딕" w:hAnsi="맑은 고딕"/>
+          <w:color w:val="000000"/>
+          <w:sz w:val="20"/>
+          <w:szCs w:val="20"/>
+        </w:rPr>
+        <w:t xml:space="preserve">: 기본 실험(run-extended.js)은 "30건 처리마다", 선점형 실험(run-multi-seed.js)은 "5,000ms마다"이다. 기본 실험은 모든 요청이 Q0 안에서 완료되므로 부스팅이 실제로 적용되는 일은 없다.</w:t>
       </w:r>
     </w:p>
     <w:p>
@@ -15245,7 +15245,7 @@
           <w:sz w:val="20"/>
           <w:szCs w:val="20"/>
         </w:rPr>
-        <w:t xml:space="preserve">: 이 표의 개선율은 LLM 추론을 임의 시점에 중단·재개할 수 있다고 가정했을 때의 이론적 상한이며, 실서버에서는 비선점형 MLFQ만 적용 가능하다 (6.1절).</w:t>
+        <w:t xml:space="preserve">: 이 표의 개선율은 LLM 추론을 원하는 때에 멈추고 다시 시작할 수 있다고 가정했을 때, 이론적으로 얻을 수 있는 최대 개선폭이다. 실서버에서는 비선점형 MLFQ만 적용할 수 있다 (6.1절).</w:t>
       </w:r>
     </w:p>
     <w:p>
@@ -16187,7 +16187,7 @@
           <w:sz w:val="20"/>
           <w:szCs w:val="20"/>
         </w:rPr>
-        <w:t xml:space="preserve">상위 등급일수록 URGENT·HIGH 비율을 높이되, 모든 등급에 여러 우선순위가 섞이도록 배정하였다. 이렇게 한 이유는 구독 등급과 요청 우선순위가 독립적인 두 축임을 실험으로 보이기 위해서이다. 이 배정에 따라 Priority 스케줄러에서는 Enterprise의 NORMAL 요청이 Premium의 URGENT 요청보다 뒤로 밀리고, Free의 NORMAL 요청이 Standard의 LOW 요청보다 앞당겨지는 현상이 5.4절에서 관찰되었다.</w:t>
+        <w:t xml:space="preserve">상위 등급일수록 URGENT·HIGH 비율을 높이되, 모든 등급에 여러 우선순위가 섞이도록 배정하였다. 이렇게 한 이유는 구독 등급과 요청 우선순위가 서로 상관없는 두 기준임을 실험으로 확인하기 위해서이다. 이 배정에 따라 Priority 스케줄러에서는 Enterprise의 NORMAL 요청이 Premium의 URGENT 요청보다 뒤로 밀리고, Free의 NORMAL 요청이 Standard의 LOW 요청보다 앞당겨지는 현상이 5.4절에서 확인되었다.</w:t>
       </w:r>
     </w:p>
     <w:sectPr>

--- a/06-final-report/final/final-report.docx
+++ b/06-final-report/final/final-report.docx
@@ -714,7 +714,7 @@
           <w:sz w:val="20"/>
           <w:szCs w:val="20"/>
         </w:rPr>
-        <w:t xml:space="preserve">: 성능은 평균 대기시간과 처리량(req/s, 초당 처리한 요청 수)으로, 공정성은 JFI로 측정한다.</w:t>
+        <w:t xml:space="preserve">: 성능에는 평균 대기시간과 처리량(req/s, 초당 처리한 요청 수)을, 공정성에는 JFI를 사용한다.</w:t>
       </w:r>
     </w:p>
     <w:p>
@@ -2993,7 +2993,7 @@
           <w:sz w:val="20"/>
           <w:szCs w:val="20"/>
         </w:rPr>
-        <w:t xml:space="preserve">소스 코드는 핵심 모듈과 보조 요소로 구성된다 (그림 4). 핵심 모듈은 api(REST 라우터), schedulers(4개 알고리즘), queue(메모리 대기열), storage(JSON 기록), llm(Ollama 호출)이다. 보조 요소로는 index.js(메인 진입점), server.js(Express 서버 구성 모듈), rate-limiter가 있다. `npm start` 실행 시 index.js가 server.js의 `createServer()`를 호출하여 Express 서버를 기동한다.</w:t>
+        <w:t xml:space="preserve">소스 코드는 핵심 모듈과 보조 요소로 구성된다 (그림 4). 핵심 모듈은 api(REST 라우터), schedulers(4개 알고리즘), queue(메모리 대기열), storage(JSON 기록), llm(Ollama 호출)이다. 보조 요소로는 index.js(메인 진입점), server.js(Express 서버 구성 모듈), rate-limiter가 있다. `npm start` 실행 시 index.js가 server.js의 `createServer()`를 호출하여 Express 서버를 시작한다.</w:t>
       </w:r>
     </w:p>
     <w:p>
@@ -4764,7 +4764,7 @@
           <w:sz w:val="20"/>
           <w:szCs w:val="20"/>
         </w:rPr>
-        <w:t xml:space="preserve">스케줄러 4종과 Rate Limiter를 모두 구현하여 동작을 확인하였고, 스케줄러별 단위 테스트를 작성·통과시켰다. 환경변수(`SCHEDULER_TYPE`)로 알고리즘을 즉시 전환할 수 있으며, 대기열 상태와 처리 통계를 브라우저에서 확인할 수 있는 웹 대시보드(`public/dashboard.html`)를 함께 구성하여 동일 요청에 대한 알고리즘별 처리 순서를 시각적으로 비교할 수 있도록 하였다.</w:t>
+        <w:t xml:space="preserve">스케줄러 4종과 Rate Limiter를 모두 구현하여 동작을 확인하였고, 스케줄러별 단위 테스트를 작성·통과시켰다. 환경변수(`SCHEDULER_TYPE`)로 알고리즘을 즉시 전환할 수 있다. 또한 대기열 상태와 처리 통계를 브라우저에서 확인할 수 있는 웹 대시보드(`public/dashboard.html`)를 함께 구성하여, 동일 요청에 대한 알고리즘별 처리 순서를 시각적으로 비교할 수 있도록 하였다.</w:t>
       </w:r>
     </w:p>
     <w:p>
@@ -6656,7 +6656,7 @@
           <w:sz w:val="20"/>
           <w:szCs w:val="20"/>
         </w:rPr>
-        <w:t xml:space="preserve">Short는 최상위 큐에서 완료되고 Medium·Long은 시간 할당량 초과로 하위 큐로 강등되도록 설계하였다. 버스트(Burst, 짧은 시간에 여러 요청이 동시에 몰리는 상황) 도착 패턴은 대기열에 요청이 쌓인 상태에서 스케줄러가 순서를 결정하도록 유도하기 위해 20건 단위로 동시 투입하는 방식으로 구성하였다. 모든 실험에서 요청은 1건씩 순차 처리된다. JFI 계산 방식의 차이는 5.5절에서 다루며, 대규모 환경은 7.2절 향후 연구 과제로 남긴다.</w:t>
+        <w:t xml:space="preserve">Short는 최상위 큐에서 완료되고 Medium·Long은 시간 할당량 초과로 하위 큐로 강등되도록 설계하였다. 버스트(Burst, 짧은 시간에 여러 요청이 동시에 몰리는 상황) 도착 패턴은 대기열에 요청이 쌓인 상태에서 스케줄러가 순서를 결정하도록 유도한다. 본 실험에서는 이를 위해 20건씩 동시에 투입하는 방식으로 구성하였다. 모든 실험에서 요청은 1건씩 순차 처리된다. JFI 계산 방식의 차이는 5.5절에서 다루며, 대규모 환경은 7.2절 향후 연구 과제로 남긴다.</w:t>
       </w:r>
     </w:p>
     <w:p>
@@ -12346,7 +12346,7 @@
           <w:sz w:val="20"/>
           <w:szCs w:val="20"/>
         </w:rPr>
-        <w:t xml:space="preserve">: 짧은 요청 우대 효과가 뛰어나지만 선점형이 필요해 현재 LLM 서빙 환경에서의 효용은 제한적이다. 향후 LLM 서빙에 중단·재개 기능이 추가된다면 활용 가능성이 있다.</w:t>
+        <w:t xml:space="preserve">: 짧은 요청 우대 효과가 뛰어나지만 선점형이 필요해 현재 LLM 서빙 환경에서는 활용 범위가 좁다. 향후 LLM 서빙에 중단·재개 기능이 추가된다면 활용 가능성이 있다.</w:t>
       </w:r>
     </w:p>
     <w:p>
@@ -12507,7 +12507,7 @@
           <w:sz w:val="20"/>
           <w:szCs w:val="20"/>
         </w:rPr>
-        <w:t xml:space="preserve">: 비선점형 환경에서 네 알고리즘의 전체 처리량은 유사하였다. 스케줄러는 순서만 결정할 뿐 처리 속도 자체를 바꾸지 못하기 때문이다. 선점형 MLFQ에서는 짧은 요청 응답시간이 약 73% 감소, 긴 요청은 약 89% 증가하였다. 개선 효과는 5개 시드에서 71.8~74.3% 범위로 일관되게 재현되었다 (시드별 세부는 부록 B). WFQ에서는 Enterprise의 평균 대기시간이 Free의 약 1/12 수준으로 나타났다.</w:t>
+        <w:t xml:space="preserve">: 비선점형 환경에서 네 알고리즘의 전체 처리량은 거의 같았다. 스케줄러는 순서만 결정할 뿐 처리 속도 자체를 바꾸지 못하기 때문이다. 선점형 MLFQ에서는 짧은 요청 응답시간이 약 73% 감소, 긴 요청은 약 89% 증가하였다. 개선 효과는 5개 시드에서 71.8~74.3% 범위로 일관되게 재현되었다 (시드별 세부는 부록 B). WFQ에서는 Enterprise의 평균 대기시간이 Free의 약 1/12 수준으로 나타났다.</w:t>
       </w:r>
     </w:p>
     <w:p>

--- a/06-final-report/final/final-report.docx
+++ b/06-final-report/final/final-report.docx
@@ -1887,7 +1887,7 @@
           <w:sz w:val="20"/>
           <w:szCs w:val="20"/>
         </w:rPr>
-        <w:t xml:space="preserve">은 Express.js [8] 기반 HTTP 서버로, 요청을 받고 스케줄러를 전환하며 통계를 조회하는 역할을 한다. 도착한 요청은 객체로 만든 뒤 Rate Limiter를 거쳐 스케줄러에 전달된다. </w:t>
+        <w:t xml:space="preserve">은 Express.js [8] 기반 HTTP 서버로, 요청을 받고 스케줄러를 전환하며 통계를 제공하는 역할을 한다. 도착한 요청은 객체로 만든 뒤 Rate Limiter를 거쳐 스케줄러에 전달된다. </w:t>
       </w:r>
       <w:r>
         <w:rPr>
@@ -15333,7 +15333,7 @@
           <w:sz w:val="20"/>
           <w:szCs w:val="20"/>
         </w:rPr>
-        <w:t xml:space="preserve">t-검정의 귀무가설(Null Hypothesis, "차이가 없다"고 가정하는 기본 전제)은 "FCFS와 MLFQ의 Short 요청 평균 응답시간이 같다"이다. 자유도(Degrees of Freedom, 독립적으로 변할 수 있는 값의 수로 표본 수에서 1을 뺀 값)는 5개 시드 표본에서 4가 된다. p 값이 0.001 미만이므로, 즉 두 방식의 평균 응답시간이 실제로 다르다고 볼 수 있다. Cohen's d = 20.39는 통상 "큰 효과"의 기준인 0.8을 크게 넘어서는 값으로, 두 방식의 응답시간이 거의 겹치지 않을 만큼 뚜렷한 차이를 보인다는 뜻이다. 시뮬레이션에서는 같은 요청 집합을 두 알고리즘에 각각 적용하므로 네트워크 지연 같은 외부 요인이 거의 없어 효과 크기가 이처럼 크게 나타났으며, 실제 운영 환경에서는 다양한 변동 요인 때문에 효과 크기가 더 작게 나타날 수 있다.</w:t>
+        <w:t xml:space="preserve">t-검정의 귀무가설(Null Hypothesis, "차이가 없다"고 가정하는 기본 전제)은 "FCFS와 MLFQ의 Short 요청 평균 응답시간이 같다"이다. 자유도(Degrees of Freedom, 독립적으로 변할 수 있는 값의 수로 표본 수에서 1을 뺀 값)는 5개 시드 표본에서 4가 된다. p 값이 0.001 미만이므로 두 방식의 평균 응답시간이 실제로 다르다고 볼 수 있다. Cohen's d = 20.39는 통상 "큰 효과"의 기준인 0.8을 크게 넘어서는 값으로, 두 방식의 응답시간이 거의 겹치지 않을 만큼 뚜렷한 차이를 보인다는 뜻이다. 시뮬레이션에서는 같은 요청 집합을 두 알고리즘에 각각 적용하므로 네트워크 지연 같은 외부 요인이 거의 없어 효과 크기가 이처럼 크게 나타났으며, 실제 운영 환경에서는 다양한 변동 요인 때문에 효과 크기가 더 작게 나타날 수 있다.</w:t>
       </w:r>
     </w:p>
     <w:p>

--- a/06-final-report/final/final-report.docx
+++ b/06-final-report/final/final-report.docx
@@ -474,7 +474,7 @@
           <w:sz w:val="20"/>
           <w:szCs w:val="20"/>
         </w:rPr>
-        <w:t xml:space="preserve">ChatGPT, Claude, Gemini 등 대규모 언어 모델(Large Language Model, LLM) 서비스는 주로 API(Application Programming Interface) 형태로 제공된다. 기업이나 연구실에서는 조직 계정 하나를 여러 구성원이 공유하거나 자체 LLM 서버를 운영하는 사례가 늘고 있다.</w:t>
+        <w:t xml:space="preserve">ChatGPT, Claude, Gemini 등 대규모 언어 모델(Large Language Model, LLM) 서비스는 주로 API(Application Programming Interface) 형태로 제공된다. 개별 사용자가 직접 가입해 쓰기도 하지만, 기업이나 연구실에서는 조직 계정 하나를 여러 구성원이 공유하거나 자체 LLM 서버를 운영하는 사례가 늘고 있다.</w:t>
       </w:r>
     </w:p>
     <w:p>
@@ -488,7 +488,7 @@
           <w:sz w:val="20"/>
           <w:szCs w:val="20"/>
         </w:rPr>
-        <w:t xml:space="preserve">다중 사용자 환경에서는 요청을 어떻게 관리할지가 문제이다. OpenAI는 조직(Organization) 단위로 분당 요청 수·토큰 수 한도를 두고 [1], Anthropic은 사용 등급별 호출 한도를 적용한다 [2]. 이 한도가 조직 단위로 적용되므로, 구성원들이 한정된 호출 한도를 어떻게 나누어 쓸지는 별도로 관리해야 한다. 자체 LLM 서버도 동시 처리 수가 제한되어 같은 문제가 발생한다. 별도 관리 기능이 없으면 도착 순서대로 처리하거나 단순한 호출 횟수 제한만 거는 수준에 그친다. 이 경우 긴급한 요청이 뒤로 밀리고, 사용자별 차등 배분도 어렵다.</w:t>
+        <w:t xml:space="preserve">다중 사용자 환경에서는 요청을 어떻게 관리할지가 문제이다. OpenAI는 조직(Organization) 단위로 분당 요청 수·토큰 수 한도를 두고 [1], Anthropic은 사용 등급별 호출 한도를 적용한다 [2]. 한도는 조직 단위로 묶여 있으므로, 구성원끼리 그것을 어떻게 나누어 쓸지는 운영자가 따로 정해야 한다. 자체 LLM 서버도 동시 처리 수가 제한되어 같은 문제가 생긴다. 별도 관리 기능이 없으면 도착 순서대로 처리하거나 호출 횟수만 제한하는 수준에 머무른다. 그러면 긴급한 요청이 뒤로 밀리고, 사용자별 차등 배분도 어려워진다.</w:t>
       </w:r>
     </w:p>
     <w:p>
@@ -779,7 +779,7 @@
           <w:sz w:val="20"/>
           <w:szCs w:val="20"/>
         </w:rPr>
-        <w:t xml:space="preserve">이 장에서는 본 프로젝트에서 활용한 스케줄링 알고리즘의 이론적 배경, 기존 LLM 서빙 도구의 현황, 그리고 공정성 측정 방법을 살펴본다.</w:t>
+        <w:t xml:space="preserve">이 장에서 다루는 내용은 세 가지이다. 본 프로젝트에서 사용한 스케줄링 알고리즘의 이론, 기존 LLM 서빙 도구의 동작 방식, 그리고 자원 배분의 공정성을 측정하는 방법이다.</w:t>
       </w:r>
     </w:p>
     <w:p>
@@ -907,7 +907,7 @@
           <w:sz w:val="20"/>
           <w:szCs w:val="20"/>
         </w:rPr>
-        <w:t xml:space="preserve">는 도착 순서대로 처리하는 가장 단순한 스케줄링 방식이며, 운영체제의 일괄 처리 시대부터 사용된 고전 기법이다. 새 요청이 도착하면 대기열의 맨 뒤에 추가되고, 처리는 항상 맨 앞 요청부터 시작된다. 한 요청이 처리되는 동안 다른 요청은 끼어들 수 없으며 비선점형으로만 동작한다. 구현이 매우 쉽고 별도 자료구조도 필요하지 않다. 모든 요청이 결국 처리되므로 기아(Starvation, 특정 요청이 영원히 처리되지 못하는 현상)가 발생하지 않는다. 다만 긴 요청이 앞에 있으면 뒤의 짧은 요청들이 모두 지연되는 호위 효과(Convoy Effect)가 발생한다 [3]. 또한 우선순위나 등급을 고려하지 않아 긴급 요청을 빠르게 처리할 수 없다. 본 프로젝트에서는 다른 알고리즘과 비교하기 위한 기준선으로 사용한다.</w:t>
+        <w:t xml:space="preserve">는 도착 순서대로 처리하는 가장 단순한 스케줄링 방식이며, 운영체제의 일괄 처리 시대부터 사용된 고전 기법이다. 새 요청이 도착하면 대기열의 맨 뒤에 추가되고, 처리는 항상 맨 앞 요청부터 시작된다. 한 요청이 처리되는 동안 다른 요청은 끼어들 수 없으며 비선점형으로만 동작한다. 구현이 매우 쉽고 별도 자료구조도 필요 없다. 어느 요청이든 차례가 오기 마련이므로 기아(Starvation, 특정 요청이 영원히 처리되지 못하는 현상)는 일어나지 않는다. 다만 긴 요청이 앞에 있으면 뒤에 있는 짧은 요청들이 모두 지연되는 호위 효과(Convoy Effect)가 생긴다 [3]. 우선순위나 등급은 고려하지 않으므로 긴급 요청을 따로 빠르게 처리하지 못한다. 이 알고리즘은 다른 세 알고리즘과 비교할 때 기준선 역할을 맡는다.</w:t>
       </w:r>
     </w:p>
     <w:p>
@@ -932,7 +932,7 @@
           <w:sz w:val="20"/>
           <w:szCs w:val="20"/>
         </w:rPr>
-        <w:t xml:space="preserve">은 각 요청에 우선순위를 부여하여 긴급한 요청을 먼저 처리하는 알고리즘이다. 운영체제에서는 시스템 프로세스나 인터럽트 처리에 우선권을 주기 위해 폭넓게 사용된다. 대기열에서 요청을 꺼낼 때 가장 높은 우선순위의 요청을 먼저 선택하며, 같은 우선순위 요청들 사이에서는 도착 순서대로 처리한다. 구현은 우선순위 큐(Priority Queue) 자료구조를 사용하면 단순하게 만들 수 있다. 단점은 낮은 우선순위 요청이 계속 밀려나 처리되지 못하는 기아 현상이 발생할 수 있다는 점이다. 이를 막기 위해 오래 기다린 요청의 우선순위를 점차 올려주는 에이징(Aging) 기법을 적용하였다 [3]. 또한 긴급도를 사람이 직접 지정해야 하므로 자동 분류는 어렵다. 본 프로젝트에서는 LLM API에서 사용자가 요청 단위로 긴급도를 지정할 수 있는 상황에 적합한 알고리즘으로 채택하였다.</w:t>
+        <w:t xml:space="preserve">은 각 요청에 우선순위를 부여하여 긴급한 요청을 먼저 처리하는 알고리즘이다. 운영체제에서는 시스템 프로세스나 인터럽트 처리에 우선권을 주기 위해 폭넓게 사용된다. 대기열에서 요청을 꺼낼 때 가장 높은 우선순위의 요청을 먼저 선택하며, 같은 우선순위 요청들 사이에서는 도착 순서대로 처리한다. 구현은 우선순위 큐(Priority Queue) 자료구조를 쓰면 단순해진다. 낮은 우선순위 요청은 계속 밀려나 끝내 처리되지 못하는 기아 현상에 빠질 수 있다는 단점이 있다. 이를 막으려고 오래 기다린 요청의 우선순위를 점차 올려주는 에이징(Aging) 기법을 적용하였다 [3]. 단, 긴급도를 사람이 직접 지정해야 하므로 자동 분류는 어렵다. 사용자가 요청마다 긴급도를 지정할 수 있는 LLM API 환경에 잘 맞아 채택하였다.</w:t>
       </w:r>
     </w:p>
     <w:p>
@@ -957,7 +957,7 @@
           <w:sz w:val="20"/>
           <w:szCs w:val="20"/>
         </w:rPr>
-        <w:t xml:space="preserve">는 여러 단계의 대기열을 두고 작업 특성에 따라 우선순위를 자동으로 조정하는 알고리즘이다. 어떤 요청이 짧은지 미리 모르더라도 실행 시간을 관찰하여 자동으로 분류할 수 있다는 점이 가장 큰 특징이다. 새 요청은 최상위 큐에 들어가고, 시간 할당량(Time Quantum, 한 번에 쓸 수 있는 최대 시간) 안에 끝나지 않으면 하위 큐로 내려간다 [3]. 상위 큐가 비어 있을 때만 하위 큐의 요청이 처리되므로, 짧은 요청은 빠르게 끝나고 긴 요청은 아래로 밀린다. 하위 큐로만 계속 밀리면 기아 상태가 되므로, 일정 주기로 모든 요청을 다시 최상위 큐로 끌어올리는 부스팅(Boosting) 규칙을 적용한다. 짧은 요청의 응답 속도가 빠르고 작업 특성을 미리 알 필요가 없어 범용성이 높다는 장점이 있다. 단점은 시간 할당량 단위로 실행을 중단·재개할 수 있는 환경에서만 효과가 있다는 점으로, 추론 중단이 불가능한 LLM 서빙 도구에서는 적용에 제약이 있다. 본 프로젝트에서는 시뮬레이션과 실서버 양쪽에서 선점형·비선점형을 모두 비교하여 이론적 효과와 실용적 한계를 함께 확인한다.</w:t>
+        <w:t xml:space="preserve">는 여러 단계의 대기열을 두고 작업 특성에 따라 우선순위를 자동으로 조정하는 알고리즘이다. 이 알고리즘의 가장 큰 특징은, 어떤 요청이 짧은지 미리 모르더라도 실행 시간을 관찰해 자동으로 분류한다는 점이다. 새 요청은 최상위 큐에 들어가고, 시간 할당량(Time Quantum, 한 번에 쓸 수 있는 최대 시간) 안에 끝나지 않으면 하위 큐로 내려간다 [3]. 처리할 때는 상위 큐가 비어 있을 때만 하위 큐를 본다. 그래서 짧은 요청은 빠르게 끝나고 긴 요청은 점점 아래로 밀린다. 하위 큐로만 계속 밀리면 기아 상태가 되므로, 일정 주기로 모든 요청을 다시 최상위 큐로 끌어올리는 부스팅(Boosting) 규칙을 두었다. 짧은 요청의 응답 속도가 빠르고 작업 특성을 미리 알 필요가 없어 범용성이 높다는 점이 장점이다. 반면 시간 할당량 단위로 실행을 중단·재개할 수 있어야만 효과가 나타나므로, 추론 중단이 불가능한 LLM 서빙 도구에서는 적용에 제약이 있다. 이론적 효과와 실용적 한계를 모두 살펴보고자 시뮬레이션에서는 선점형·비선점형을 함께 비교하고, 실서버에서는 비선점형만 적용하였다.</w:t>
       </w:r>
     </w:p>
     <w:p>
@@ -982,7 +982,7 @@
           <w:sz w:val="20"/>
           <w:szCs w:val="20"/>
         </w:rPr>
-        <w:t xml:space="preserve">는 네트워크 라우터에서 한정된 대역폭을 여러 흐름이 공평하게 나누어 쓰도록 만들어진 알고리즘이다 [4]. 본래 목적은 네트워크 트래픽의 QoS(Quality of Service, 서비스 품질 차등 제공) 보장이며, 인터넷 라우터에 널리 쓰인다. 자원을 완벽히 공평하게 나누는 이상적 모델인 GPS(Generalized Processor Sharing)를 비슷하게 만들어 구현하기 위해, 각 요청에 가상 완료 시각(Virtual Finish Time, VFT)을 부여한다. 가상 완료 시각이 가장 작은 요청부터 처리하며, 가중치가 큰 사용자의 VFT는 천천히 증가해 결과적으로 더 자주 처리된다. 가중치 비율에 따라 자원을 비례 배분하므로 사용자별 차등 서비스를 자연스럽게 구현할 수 있다. 또한 처리 중단 없이도 차등이 가능하므로 비선점형 환경에도 적용할 수 있어, Ollama와 같이 추론 중단이 불가능한 LLM 서빙 도구에서도 사용할 수 있다. 단점은 모든 요청에 대해 VFT를 계산하고 정렬해야 하므로 단순 큐보다 연산 비용이 크다는 점이다. 본 프로젝트에서는 구독 등급 기반 차등 서비스를 구현하는 알고리즘으로 사용하며, 구체적 VFT 계산은 4.3절에서 설명한다.</w:t>
+        <w:t xml:space="preserve">는 네트워크 라우터에서 한정된 대역폭을 여러 흐름이 공평하게 나누어 쓰도록 만들어진 알고리즘이다 [4]. 본래 목적은 네트워크 트래픽의 QoS(Quality of Service) 보장이며, 인터넷 라우터에 널리 쓰인다. 자원을 완벽히 공평하게 나누는 이상적 모델인 GPS(Generalized Processor Sharing)에 가깝게 동작하도록, 각 요청에 가상 완료 시각(Virtual Finish Time, VFT)을 부여한다. 가상 완료 시각이 가장 작은 요청부터 처리하며, 가중치가 큰 사용자의 VFT는 천천히 증가해 결과적으로 더 자주 처리된다. 가중치 비율에 따라 자원을 비례 배분하므로 사용자별 차등 서비스를 자연스럽게 구현할 수 있다. 처리 중단 없이도 가중치 차등이 작동하므로 비선점형 환경에 적용할 수 있다. 덕분에 Ollama처럼 추론 중단이 불가능한 LLM 서빙 도구에서도 쓸 수 있다. 다만 모든 요청에 대해 VFT를 계산하고 정렬해야 하므로 단순 큐보다 연산 비용이 크다. 구독 등급별 차등 서비스를 구현할 알고리즘으로 사용하였으며, 자세한 VFT 계산은 4.3절에서 다룬다.</w:t>
       </w:r>
     </w:p>
     <w:p>
@@ -1026,7 +1026,7 @@
           <w:sz w:val="20"/>
           <w:szCs w:val="20"/>
         </w:rPr>
-        <w:t xml:space="preserve">이들 도구는 모두 다중 사용자 환경에서의 우선순위 관리나 공정성 보장 기능을 제공하지 않고, 전체 처리량을 높이는 데 집중한다. OpenAI [1]와 Anthropic [2]의 상용 API도 조직 단위의 분당 한도만 제공할 뿐 조직 내부에서 사용자별 차등이나 우선순위 처리는 지원하지 않는다. 즉 "어떤 사용자를 먼저 처리할 것인가"는 서비스 운영자가 별도로 구현해야 하는 부분이며, 본 프로젝트는 이 부분에 스케줄링 이론을 적용하였다.</w:t>
+        <w:t xml:space="preserve">이들 도구는 다중 사용자 환경의 우선순위 관리나 공정성 보장 기능을 따로 두지 않으며, 초점은 전체 처리량을 높이는 데 있다. OpenAI [1]와 Anthropic [2]의 상용 API도 조직 단위의 분당 한도만 제공할 뿐 조직 내부에서 사용자별 차등이나 우선순위 처리는 지원하지 않는다. 결국 "어떤 사용자를 먼저 처리할 것인가"는 서비스 운영자의 몫이며, 본 프로젝트가 이 자리에 스케줄링 이론을 끌어와 적용하였다.</w:t>
       </w:r>
     </w:p>
     <w:p>
@@ -1087,7 +1087,7 @@
           <w:sz w:val="20"/>
           <w:szCs w:val="20"/>
         </w:rPr>
-        <w:t xml:space="preserve">xi는 사용자 i의 자원량, n은 사용자 수이다. 모두 동일 배분이면 1, 한 명이 독점하면 1/n에 가까워진다(예: 4명 중 한 명 독점 시 0.25). 스케줄링 맥락에서는 xi 자리에 사용자별 대기시간(값이 작을수록 좋음)이나 처리 건수(값이 클수록 좋음) 같은 값을 넣어 공정성을 측정한다. 본 프로젝트에서도 실험 목적에 따라 두 기준을 구분해 사용하였다 (5.5절). 공정성 지표에는 JFI 외에 최대-최소 공정성(Max-Min Fairness, 가장 불리한 사용자의 몫을 극대화하는 기준)이나 비례 공정성(Proportional Fairness, 각 사용자의 만족도를 종합적으로 높이는 기준) 등이 있다 [4]. 본 프로젝트에서는 계산이 간단하고 단일 수치로 비교가 용이한 JFI를 선택하였다. 다만 WFQ처럼 가중치로 일부러 차이를 두는 방식에서는 단순 처리 건수로 JFI를 계산하면 "가중치대로 처리되었는가"를 판단할 수 없다. 그래서 xi 자리에 "처리 건수 ÷ 가중치"를 넣어 계산한 정규화(가중치 차이를 상쇄해 비교 기준을 맞추는 것) JFI를 사용하며, 본 프로젝트에서도 WFQ에는 이 방식을 적용하였다 (5.5절).</w:t>
+        <w:t xml:space="preserve">xi는 사용자 i의 자원량, n은 사용자 수이다. 모두 동일 배분이면 1, 한 명이 독점하면 1/n에 가까워진다(예: 4명 중 한 명 독점 시 0.25). 스케줄링 맥락에서는 xi 자리에 사용자별 대기시간(값이 작을수록 좋음)이나 처리 건수(값이 클수록 좋음) 같은 값을 넣어 공정성을 측정한다. 실험 목적에 따라 두 기준을 구분해 사용하였다 (5.5절). 공정성 지표는 JFI 외에도 최대-최소 공정성(Max-Min Fairness, 가장 불리한 사용자의 몫을 극대화하는 기준)이나 비례 공정성(Proportional Fairness, 각 사용자의 만족도를 종합적으로 높이는 기준) 등이 있다 [4]. 그 가운데 계산이 간단하고 단일 수치로 비교하기 좋다는 점에서 JFI를 골랐다. 다만 WFQ처럼 가중치로 일부러 차이를 두는 방식에서는 단순 처리 건수로 JFI를 계산하면 "가중치대로 처리되었는가"를 판단할 수 없다. 그래서 xi 자리에 "처리 건수 ÷ 가중치"를 넣어 계산한 정규화(가중치 차이를 상쇄해 비교 기준을 맞추는 것) JFI를 사용한다. 본 보고서의 WFQ에도 이 방식을 적용하였다 (5.5절).</w:t>
       </w:r>
     </w:p>
     <w:p>
@@ -1101,7 +1101,7 @@
           <w:sz w:val="20"/>
           <w:szCs w:val="20"/>
         </w:rPr>
-        <w:t xml:space="preserve">다음 장에서는 이러한 이론을 LLM API 요청 관리에 적용한 시스템 설계를 설명한다.</w:t>
+        <w:t xml:space="preserve">이러한 이론적 토대 위에서, 다음 장에서는 시스템 설계를 다룬다.</w:t>
       </w:r>
     </w:p>
     <w:p>
@@ -1152,7 +1152,7 @@
           <w:sz w:val="20"/>
           <w:szCs w:val="20"/>
         </w:rPr>
-        <w:t xml:space="preserve">본 시스템의 기본 아이디어는 OS에서 프로세스가 CPU를 할당받기 위해 준비 큐에서 대기하는 구조와 같이, LLM API 요청도 대기열에서 순서를 기다리는 구조로 만드는 것이다 (표 1).</w:t>
+        <w:t xml:space="preserve">본 시스템의 기본 아이디어는 OS의 프로세스 준비 큐 구조에서 가져왔다. 프로세스가 CPU를 할당받기 위해 준비 큐에서 대기하듯, LLM API 요청도 대기열에서 순서를 기다리는 구조로 두었다 (표 1).</w:t>
       </w:r>
     </w:p>
     <w:p>
@@ -1887,7 +1887,7 @@
           <w:sz w:val="20"/>
           <w:szCs w:val="20"/>
         </w:rPr>
-        <w:t xml:space="preserve">은 Express.js [8] 기반 HTTP 서버로, 요청을 받고 스케줄러를 전환하며 통계를 제공하는 역할을 한다. 도착한 요청은 객체로 만든 뒤 Rate Limiter를 거쳐 스케줄러에 전달된다. </w:t>
+        <w:t xml:space="preserve">은 Express.js [8] 기반 HTTP 서버이며, 요청을 받고 스케줄러를 전환하고 통계를 제공한다. 도착한 요청은 객체로 만들어진 뒤 Rate Limiter를 거쳐 스케줄러에 전달된다. </w:t>
       </w:r>
       <w:r>
         <w:rPr>
@@ -1907,7 +1907,7 @@
           <w:sz w:val="20"/>
           <w:szCs w:val="20"/>
         </w:rPr>
-        <w:t xml:space="preserve">은 네 알고리즘이 공통 인터페이스(enqueue/dequeue)를 구현하여 환경변수로 선택된 알고리즘에 따라 처리 순서를 결정한다. </w:t>
+        <w:t xml:space="preserve">에서는 네 알고리즘이 공통 인터페이스(enqueue/dequeue)를 구현하며, 환경변수로 선택된 알고리즘에 따라 처리 순서가 정해진다. </w:t>
       </w:r>
       <w:r>
         <w:rPr>
@@ -1927,7 +1927,7 @@
           <w:sz w:val="20"/>
           <w:szCs w:val="20"/>
         </w:rPr>
-        <w:t xml:space="preserve">은 메모리 큐로 요청을 관리하고 JSON 파일로 처리 이력을 기록하며, LLM 호출은 로컬의 Ollama로 수행한다.</w:t>
+        <w:t xml:space="preserve">은 메모리 큐로 요청을 관리하고 JSON 파일로 처리 이력을 기록한다. 실제 LLM 호출은 로컬의 Ollama로 수행한다.</w:t>
       </w:r>
     </w:p>
     <w:p>
@@ -2531,7 +2531,7 @@
           <w:sz w:val="20"/>
           <w:szCs w:val="20"/>
         </w:rPr>
-        <w:t xml:space="preserve">두 개념은 독립적이어서 Enterprise 사용자가 LOW 우선순위 요청을 보낼 수 있다. FCFS와 MLFQ는 우선순위·등급과 무관하게 동작한다.</w:t>
+        <w:t xml:space="preserve">두 개념은 서로 독립적이어서 Enterprise 사용자가 LOW 우선순위 요청을 보낼 수도 있다. FCFS와 MLFQ는 우선순위·등급과 무관하게 동작한다.</w:t>
       </w:r>
     </w:p>
     <w:p>
@@ -2561,7 +2561,7 @@
           <w:sz w:val="20"/>
           <w:szCs w:val="20"/>
         </w:rPr>
-        <w:t xml:space="preserve">실서버 환경에서는 Ollama 등 대부분의 LLM 서빙 도구가 추론 중단을 지원하지 않으므로, 본 시스템도 비선점형(Non-preemptive, 실행 중인 요청을 끝까지 처리하고 중단하지 않는 방식)으로 동작하도록 구현하였다. MLFQ의 이론적 효과 확인을 위해 선점형(Preemptive, 할당량 소진 시 실행 중인 요청을 중단하고 다른 요청으로 교체하는 방식, 500ms 간격 할당량 확인)은 시뮬레이션에만 추가 구현하였다 (5.3절). 각 알고리즘의 세부 설정은 다음과 같다.</w:t>
+        <w:t xml:space="preserve">Ollama를 비롯한 대부분의 LLM 서빙 도구가 추론 중단을 지원하지 않는다. 그래서 본 시스템도 비선점형(Non-preemptive, 실행 중인 요청을 끝까지 처리하고 중단하지 않는 방식)으로 동작하도록 구현하였다. 다만 MLFQ의 이론적 효과를 확인하려고 선점형(Preemptive, 할당량 소진 시 실행 중인 요청을 중단하고 다른 요청으로 교체하는 방식, 500ms 간격 할당량 확인)은 시뮬레이션에만 추가 구현하였다 (5.3절). 각 알고리즘의 세부 설정은 다음과 같다.</w:t>
       </w:r>
     </w:p>
     <w:p>
@@ -2963,7 +2963,7 @@
           <w:sz w:val="20"/>
           <w:szCs w:val="20"/>
         </w:rPr>
-        <w:t xml:space="preserve">런타임은 Node.js 22 LTS [9], 웹 프레임워크는 Express.js 4.18 [8], 언어는 JavaScript(ES2024), LLM 실행 도구로는 로컬 Ollama [10]를 사용하였다. 저장소는 메모리 큐와 JSON 파일로 구성하였으며, 외부 라이브러리 의존성은 express 1개이다. 외부 라이브러리를 최소화하고 스케줄링 알고리즘을 직접 구현하여 학습 효과를 높이는 것을 목표로 하였다. Ollama의 순차 처리·비중단 특성은 비선점형 설계와 부합하여 실서버 실험에 활용하였다 (5.4절).</w:t>
+        <w:t xml:space="preserve">런타임은 Node.js 22 LTS [9], 웹 프레임워크는 Express.js 4.18 [8], 언어는 JavaScript(ES2024)를 사용하였다. LLM 실행에는 로컬 Ollama [10]를 썼고, 저장소는 메모리 큐와 JSON 파일로 구성하였다. 외부 라이브러리 의존성은 express 1개뿐이다. 외부 라이브러리를 최소화하고 스케줄링 알고리즘을 직접 구현해 학습 효과를 높이는 것이 목표였다. Ollama의 순차 처리·비중단 특성은 비선점형 설계와 잘 맞아 실서버 실험에 사용하였다 (5.4절).</w:t>
       </w:r>
     </w:p>
     <w:p>
@@ -2993,7 +2993,7 @@
           <w:sz w:val="20"/>
           <w:szCs w:val="20"/>
         </w:rPr>
-        <w:t xml:space="preserve">소스 코드는 핵심 모듈과 보조 요소로 구성된다 (그림 4). 핵심 모듈은 api(REST 라우터), schedulers(4개 알고리즘), queue(메모리 대기열), storage(JSON 기록), llm(Ollama 호출)이다. 보조 요소로는 index.js(메인 진입점), server.js(Express 서버 구성 모듈), rate-limiter가 있다. `npm start` 실행 시 index.js가 server.js의 `createServer()`를 호출하여 Express 서버를 시작한다.</w:t>
+        <w:t xml:space="preserve">소스 코드는 핵심 모듈과 보조 요소로 구성된다 (그림 4). 핵심 모듈은 다섯 가지로, api(REST 라우터), schedulers(4개 알고리즘), queue(메모리 대기열), storage(JSON 기록), llm(Ollama 호출)이다. 보조 요소에는 index.js(메인 진입점), server.js(Express 서버 구성 모듈), rate-limiter가 있다. `npm start`로 실행하면 index.js가 server.js의 `createServer()`를 호출해 Express 서버를 띄운다.</w:t>
       </w:r>
     </w:p>
     <w:p>
@@ -4019,7 +4019,7 @@
           <w:sz w:val="20"/>
           <w:szCs w:val="20"/>
         </w:rPr>
-        <w:t xml:space="preserve">위 코드는 실서버에도 적용되는 비선점형 구현이다. 선점형 MLFQ는 시뮬레이션 전용으로 `run-multi-seed.js`에 별도 구현하였으며, 500ms 간격으로 실행 시간을 확인해 할당량 초과 시 하위 큐로 이동시키고 5초 주기 부스팅으로 하위 큐 기아를 방지한다.</w:t>
+        <w:t xml:space="preserve">위 코드는 실서버에도 적용되는 비선점형 구현이다. 선점형 MLFQ는 시뮬레이션 전용으로 `run-multi-seed.js`에 따로 구현하였다. 500ms 간격으로 실행 시간을 확인해 할당량 초과 시 하위 큐로 옮기며, 5초 주기 부스팅으로 하위 큐의 기아를 막는다.</w:t>
       </w:r>
     </w:p>
     <w:p>
@@ -4394,7 +4394,7 @@
           <w:sz w:val="20"/>
           <w:szCs w:val="20"/>
         </w:rPr>
-        <w:t xml:space="preserve">Rate Limiter는 스케줄링 비교 대상이 아닌 요청 진입 관리 전처리 단계이며, 스케줄러와 독립적으로 동작한다. 토큰 버킷(Token Bucket, 일정 시간마다 요청 권한인 토큰이 새로 발급되고 요청이 들어올 때마다 토큰 하나씩 소모하는 방식) 방식으로 구현하였다. 구독 등급별 분당 허용 수(표 4)를 제한하고, 토큰이 없으면 HTTP 429(Too Many Requests, 요청 한도 초과를 알리는 표준 응답 코드) [11]로 거부한다.</w:t>
+        <w:t xml:space="preserve">Rate Limiter는 스케줄링 비교 대상이 아니라 요청 진입을 관리하는 전처리 단계이며, 스케줄러와 독립적으로 동작한다. 토큰 버킷(Token Bucket, 일정 시간마다 요청 권한인 토큰이 새로 발급되고 요청이 들어올 때마다 토큰 하나씩 소모하는 방식) 방식으로 만들었다. 구독 등급별 분당 허용 수(표 4)를 제한하고, 토큰이 없으면 HTTP 429(Too Many Requests, 요청 한도 초과를 알리는 표준 응답 코드) [11]로 거부한다.</w:t>
       </w:r>
     </w:p>
     <w:p>
@@ -4764,7 +4764,7 @@
           <w:sz w:val="20"/>
           <w:szCs w:val="20"/>
         </w:rPr>
-        <w:t xml:space="preserve">스케줄러 4종과 Rate Limiter를 모두 구현하여 동작을 확인하였고, 스케줄러별 단위 테스트를 작성·통과시켰다. 환경변수(`SCHEDULER_TYPE`)로 알고리즘을 즉시 전환할 수 있다. 또한 대기열 상태와 처리 통계를 브라우저에서 확인할 수 있는 웹 대시보드(`public/dashboard.html`)를 함께 구성하여, 동일 요청에 대한 알고리즘별 처리 순서를 시각적으로 비교할 수 있도록 하였다.</w:t>
+        <w:t xml:space="preserve">스케줄러 4종과 Rate Limiter를 모두 구현해 동작을 확인하였고, 스케줄러별 단위 테스트도 작성·통과시켰다. 환경변수(`SCHEDULER_TYPE`)만 바꾸면 알고리즘을 즉시 전환할 수 있다. 대기열 상태와 처리 통계를 브라우저에서 확인할 수 있도록 웹 대시보드(`public/dashboard.html`)도 함께 만들었다. 동일 요청을 알고리즘별로 어떻게 처리하는지 눈으로 비교할 수 있다.</w:t>
       </w:r>
     </w:p>
     <w:p>
@@ -4815,7 +4815,7 @@
           <w:sz w:val="20"/>
           <w:szCs w:val="20"/>
         </w:rPr>
-        <w:t xml:space="preserve">실험은 기본 실험, MLFQ 선점형 실험, 실서버 실험 세 가지로 구분되며, 전체 구조는 그림 5, 실험별 주요 설정은 표 5와 같다. 앞의 두 실험은 시간 기반 시뮬레이션, 실서버 실험은 Ollama를 활용한 실제 LLM 호출로 수행하였다. 시뮬레이션은 요청에 처리 시간을 미리 지정한 뒤 스케줄러가 결정한 순서대로 한 건씩 처리하는 방식이다. 네트워크 지연이나 LLM 상태 변동이 없으므로 알고리즘 자체의 특성만 비교할 수 있다. 반복 실험에는 고정 시드(Seed, 난수 생성의 초기값이며 같은 시드로 실행하면 같은 요청 패턴을 다시 만들 수 있다)를 사용해 같은 결과를 다시 얻을 수 있도록 하였다.</w:t>
+        <w:t xml:space="preserve">실험은 세 갈래로 나뉜다. 기본 실험, MLFQ 선점형 실험, 그리고 실서버 실험이다. 전체 구조는 그림 5, 실험별 주요 설정은 표 5에 정리하였다. 앞의 두 실험은 시간 기반 시뮬레이션이고, 실서버 실험은 Ollama로 실제 LLM을 호출해 진행하였다. 시뮬레이션은 요청에 처리 시간을 미리 지정해두고 스케줄러가 결정한 순서대로 한 건씩 처리하는 방식이다. 네트워크 지연이나 LLM 상태 변동이 없어 알고리즘 자체의 특성만 비교할 수 있다. 반복 실험에는 고정 시드(Seed, 난수 생성의 초기값이며 같은 시드로 실행하면 같은 요청 패턴을 다시 만들 수 있다)를 써서 같은 결과를 다시 얻도록 하였다.</w:t>
       </w:r>
     </w:p>
     <w:p>
@@ -6656,7 +6656,7 @@
           <w:sz w:val="20"/>
           <w:szCs w:val="20"/>
         </w:rPr>
-        <w:t xml:space="preserve">Short는 최상위 큐에서 완료되고 Medium·Long은 시간 할당량 초과로 하위 큐로 강등되도록 설계하였다. 버스트(Burst, 짧은 시간에 여러 요청이 동시에 몰리는 상황) 도착 패턴은 대기열에 요청이 쌓인 상태에서 스케줄러가 순서를 결정하도록 유도한다. 본 실험에서는 이를 위해 20건씩 동시에 투입하는 방식으로 구성하였다. 모든 실험에서 요청은 1건씩 순차 처리된다. JFI 계산 방식의 차이는 5.5절에서 다루며, 대규모 환경은 7.2절 향후 연구 과제로 남긴다.</w:t>
+        <w:t xml:space="preserve">Short는 최상위 큐에서 완료되고 Medium·Long은 시간 할당량 초과로 하위 큐로 강등되도록 설계하였다. 버스트(Burst, 짧은 시간에 여러 요청이 동시에 몰리는 상황) 도착 패턴은 대기열에 요청이 쌓인 상태에서 스케줄러가 순서를 결정하도록 유도한다. 이를 위해 20건씩 동시에 투입하였다. 모든 실험에서 요청은 1건씩 순차 처리된다. JFI 계산 방식의 차이는 5.5절에서 다루며, 대규모 환경은 향후 연구 과제로 남긴다 (7.2절).</w:t>
       </w:r>
     </w:p>
     <w:p>
@@ -7334,7 +7334,7 @@
           <w:sz w:val="20"/>
           <w:szCs w:val="20"/>
         </w:rPr>
-        <w:t xml:space="preserve">"대기시간(wait time)"은 요청이 대기열에 들어간 시점부터 처리가 시작된 시점까지이다. 5.3절의 선점형 MLFQ 비교에서는 처리가 여러 번 중단·재개되므로 "응답시간(도착부터 완료까지)"을 사용한다.</w:t>
+        <w:t xml:space="preserve">"대기시간(wait time)"은 요청이 대기열에 들어간 시점부터 처리가 시작된 시점까지이다. 단, 5.3절의 선점형 MLFQ 비교에서는 처리가 여러 번 중단·재개되므로 "응답시간(도착부터 완료까지)"으로 단위를 바꾼다.</w:t>
       </w:r>
     </w:p>
     <w:p>
@@ -7417,22 +7417,31 @@
       <w:r>
         <w:rPr>
           <w:rFonts w:ascii="맑은 고딕" w:cs="맑은 고딕" w:eastAsia="맑은 고딕" w:hAnsi="맑은 고딕"/>
+          <w:color w:val="000000"/>
+          <w:sz w:val="20"/>
+          <w:szCs w:val="20"/>
+        </w:rPr>
+        <w:t xml:space="preserve">FCFS에서는 도착 순서대로 처리되어 네 명이 대기시간을 고르게 부담하였다 (JFI = 1.000). Priority는 처리 순서가 바뀌었지만 전체 평균은 FCFS와 거의 같았다(약 216ms 차이). 우선순위 큐는 단순 FIFO보다 삽입·추출에 약간 더 많은 계산이 들어가는데, 이 차이가 평균에 살짝 반영된 것으로 보인다. 거기에 처리 시간이 짧아(10~100ms) 에이징이 작동하기 전에 처리가 끝나서 우선순위 효과 자체는 거의 드러나지 않았다. </w:t>
+      </w:r>
+      <w:r>
+        <w:rPr>
+          <w:rFonts w:ascii="맑은 고딕" w:cs="맑은 고딕" w:eastAsia="맑은 고딕" w:hAnsi="맑은 고딕"/>
           <w:b/>
           <w:bCs/>
           <w:color w:val="000000"/>
           <w:sz w:val="20"/>
           <w:szCs w:val="20"/>
         </w:rPr>
-        <w:t xml:space="preserve">FCFS</w:t>
-      </w:r>
-      <w:r>
-        <w:rPr>
-          <w:rFonts w:ascii="맑은 고딕" w:cs="맑은 고딕" w:eastAsia="맑은 고딕" w:hAnsi="맑은 고딕"/>
-          <w:color w:val="000000"/>
-          <w:sz w:val="20"/>
-          <w:szCs w:val="20"/>
-        </w:rPr>
-        <w:t xml:space="preserve">는 도착 순서대로 처리되어 네 명이 대기시간을 고르게 부담하였다 (JFI = 1.000). </w:t>
+        <w:t xml:space="preserve">MLFQ(비선점형)</w:t>
+      </w:r>
+      <w:r>
+        <w:rPr>
+          <w:rFonts w:ascii="맑은 고딕" w:cs="맑은 고딕" w:eastAsia="맑은 고딕" w:hAnsi="맑은 고딕"/>
+          <w:color w:val="000000"/>
+          <w:sz w:val="20"/>
+          <w:szCs w:val="20"/>
+        </w:rPr>
+        <w:t xml:space="preserve">의 결과는 FCFS와 동일하였다. 모든 요청이 Q0 할당량(1,000ms) 안에 완료되어 하위 큐로 내려갈 일이 없었고, 비선점형 특성상 요청이 도착 순서대로 처리된 탓이다. 이론적 효과를 따로 확인하려고 5.3절에서 선점형 실험을 추가하였다. </w:t>
       </w:r>
       <w:r>
         <w:rPr>
@@ -7443,46 +7452,6 @@
           <w:sz w:val="20"/>
           <w:szCs w:val="20"/>
         </w:rPr>
-        <w:t xml:space="preserve">Priority</w:t>
-      </w:r>
-      <w:r>
-        <w:rPr>
-          <w:rFonts w:ascii="맑은 고딕" w:cs="맑은 고딕" w:eastAsia="맑은 고딕" w:hAnsi="맑은 고딕"/>
-          <w:color w:val="000000"/>
-          <w:sz w:val="20"/>
-          <w:szCs w:val="20"/>
-        </w:rPr>
-        <w:t xml:space="preserve">는 처리 순서가 바뀌었으나 전체 평균은 FCFS와 거의 같은 수준이었다(약 216ms 차이). 우선순위 큐가 단순 FIFO보다 넣고 빼는 계산이 조금 더 필요해 생긴 작은 차이로 볼 수 있다. 또한 처리 시간이 짧아(10~100ms) 에이징이 작동하기 전에 처리가 끝나 우선순위 효과 자체는 거의 드러나지 않았다. </w:t>
-      </w:r>
-      <w:r>
-        <w:rPr>
-          <w:rFonts w:ascii="맑은 고딕" w:cs="맑은 고딕" w:eastAsia="맑은 고딕" w:hAnsi="맑은 고딕"/>
-          <w:b/>
-          <w:bCs/>
-          <w:color w:val="000000"/>
-          <w:sz w:val="20"/>
-          <w:szCs w:val="20"/>
-        </w:rPr>
-        <w:t xml:space="preserve">MLFQ(비선점형)</w:t>
-      </w:r>
-      <w:r>
-        <w:rPr>
-          <w:rFonts w:ascii="맑은 고딕" w:cs="맑은 고딕" w:eastAsia="맑은 고딕" w:hAnsi="맑은 고딕"/>
-          <w:color w:val="000000"/>
-          <w:sz w:val="20"/>
-          <w:szCs w:val="20"/>
-        </w:rPr>
-        <w:t xml:space="preserve">은 FCFS와 동일한 결과였다. 모든 요청이 Q0 할당량(1,000ms) 안에 완료되어 하위 큐로 내려가는 일이 없었고, 비선점형 특성상 요청이 도착 순서대로 처리되었다. 이론적 효과 확인을 위해 5.3절의 선점형 실험을 추가하였다. </w:t>
-      </w:r>
-      <w:r>
-        <w:rPr>
-          <w:rFonts w:ascii="맑은 고딕" w:cs="맑은 고딕" w:eastAsia="맑은 고딕" w:hAnsi="맑은 고딕"/>
-          <w:b/>
-          <w:bCs/>
-          <w:color w:val="000000"/>
-          <w:sz w:val="20"/>
-          <w:szCs w:val="20"/>
-        </w:rPr>
         <w:t xml:space="preserve">WFQ</w:t>
       </w:r>
       <w:r>
@@ -7492,7 +7461,7 @@
           <w:sz w:val="20"/>
           <w:szCs w:val="20"/>
         </w:rPr>
-        <w:t xml:space="preserve">는 전체 평균은 가장 낮았으나 구독 등급별 차이가 컸다 (표 8). JFI = 0.316은 5.5절에서 분석한다.</w:t>
+        <w:t xml:space="preserve">는 전체 평균이 가장 낮았으나 구독 등급별 차이가 컸다 (표 8). JFI = 0.316은 5.5절에서 분석한다.</w:t>
       </w:r>
     </w:p>
     <w:p>
@@ -8023,7 +7992,7 @@
           <w:sz w:val="20"/>
           <w:szCs w:val="20"/>
         </w:rPr>
-        <w:t xml:space="preserve">비선점형 MLFQ가 FCFS와 동일한 결과를 보였으므로, MLFQ의 이론적 효과를 검증하기 위해 선점형 시뮬레이션을 추가 수행하였다. 요청 500건, 처리 시간 최대 10초, 버스트 도착 구조로 5개 시드에 걸쳐 반복하였다. 지표는 응답시간(도착부터 완료까지)을 사용한다. 요청 유형별 응답시간 비교 결과는 표 9 및 그림 7과 같다.</w:t>
+        <w:t xml:space="preserve">비선점형 MLFQ가 FCFS와 동일한 결과를 보였기에, MLFQ의 이론적 효과를 따로 검증하려고 선점형 시뮬레이션을 추가하였다. 요청 500건, 처리 시간 최대 10초, 버스트 도착 구조로 5개 시드에 걸쳐 반복하였다. 지표는 응답시간(도착부터 완료까지)을 사용한다. 요청 유형별 응답시간 비교 결과는 표 9 및 그림 7과 같다.</w:t>
       </w:r>
     </w:p>
     <w:p>
@@ -8769,7 +8738,7 @@
           <w:sz w:val="20"/>
           <w:szCs w:val="20"/>
         </w:rPr>
-        <w:t xml:space="preserve">: 5개 시드에서 Short 개선율이 71.8~74.3%의 좁은 범위에 모였으며, 평균은 73.2%, 95% 신뢰구간(Confidence Interval, 같은 실험을 반복했을 때 참값이 이 범위 안에 있을 확률이 95%인 구간)은 [71.9%, 74.5%]이다. 쌍체 t-검정(Paired t-test, 같은 실험 조건에 두 방식을 적용하고 차이의 평균이 0인지 확인하는 통계 방법) 결과 t = 45.59, p &lt; 0.001로 FCFS와 MLFQ의 Short 응답시간 차이는 통계적으로 유의하였고, 효과 크기 Cohen's d = 20.39로 매우 큰 차이가 일관되게 나타났다. 시드를 바꾸어 다섯 번 반복해도 유사한 개선율이 나왔다는 것은, 이 효과가 특정 시드에 우연히 기댄 결과가 아님을 뜻한다. 다만 5개 시드의 제한된 반복이므로 실제 트래픽 패턴에서는 효과가 달라질 수 있다. 시드별 세부와 통계 계산 결과는 부록 B에 정리하였다.</w:t>
+        <w:t xml:space="preserve">: 5개 시드에서 Short 개선율이 71.8~74.3%의 좁은 범위에 모였다. 평균은 73.2%, 95% 신뢰구간(Confidence Interval, 같은 실험을 반복했을 때 참값이 이 범위 안에 있을 확률이 95%인 구간)은 [71.9%, 74.5%]였다. 쌍체 t-검정(Paired t-test, 같은 실험 조건에 두 방식을 적용하고 차이의 평균이 0인지 확인하는 통계 방법) 결과 t = 45.59, p &lt; 0.001로 FCFS와 MLFQ의 Short 응답시간 차이는 통계적으로 유의하였고, 효과 크기 Cohen's d = 20.39로 매우 큰 차이가 일관되게 나타났다. 시드를 바꿔 다섯 번 반복해도 비슷한 개선율이 나왔다는 점은 이 효과가 특정 시드에 우연히 기댄 결과가 아니라는 뜻이다. 다만 5개 시드의 제한된 반복이라 실제 트래픽 패턴에서는 효과가 달라질 수 있다. 시드별 세부와 통계 계산 결과는 부록 B에 정리하였다.</w:t>
       </w:r>
     </w:p>
     <w:p>
@@ -8799,7 +8768,7 @@
           <w:sz w:val="20"/>
           <w:szCs w:val="20"/>
         </w:rPr>
-        <w:t xml:space="preserve">시뮬레이션에서 확인한 스케줄링 순서 차이가 실제 LLM 환경에서도 재현되는지 확인하기 위해 Ollama를 활용한 실서버 실험을 수행하였다. 사용 모델은 2026년 4월 공개된 Google Gemma 4 계열의 `gemma4:e4b`이며, 약 40억 개 파라미터(Parameter, 모델이 학습해 가진 가중치 값)를 사용하는 중형 모델로 로컬 Ollama 서버에서 실행하였다. 출력은 최대 20토큰으로 제한하였다. 총 20건(등급별 5건)을 동시에 큐에 투입한 뒤 FCFS, Priority, WFQ 세 알고리즘을 비교하였다 (비선점형 MLFQ는 5.2절에서 FCFS와 동일함이 확인되어 제외). 전체 결과는 표 10, 구독 등급별 세부는 표 11 및 그림 8에 정리하였다.</w:t>
+        <w:t xml:space="preserve">시뮬레이션에서 확인한 스케줄링 순서 차이가 실제 LLM 환경에서도 재현되는지 보고자 Ollama로 실서버 실험을 수행하였다. 사용 모델은 2026년 4월 공개된 Google Gemma 4 계열의 `gemma4:e4b`이며, 약 40억 개 파라미터(Parameter, 모델이 학습해 가진 가중치 값)를 가진 중형 모델로 로컬 Ollama 서버에서 실행하였다. 출력은 최대 20토큰으로 제한하였다. 총 20건(등급별 5건)을 동시에 큐에 투입한 뒤 FCFS, Priority, WFQ 세 알고리즘을 비교하였다(비선점형 MLFQ는 5.2절에서 FCFS와 동일함이 확인되어 제외하였다). 전체 결과는 표 10, 구독 등급별 세부는 표 11 및 그림 8에 정리하였다.</w:t>
       </w:r>
     </w:p>
     <w:p>
@@ -10036,7 +10005,7 @@
           <w:sz w:val="20"/>
           <w:szCs w:val="20"/>
         </w:rPr>
-        <w:t xml:space="preserve">세 알고리즘의 평균 처리 시간이 모두 약 208~209ms로 거의 동일하다. 스케줄러는 "누구를 먼저 처리할지"만 결정할 뿐 LLM 추론 속도를 바꾸지 못한다. </w:t>
+        <w:t xml:space="preserve">세 알고리즘의 평균 처리 시간이 모두 약 208~209ms로 거의 같았다. 스케줄러는 "누구를 먼저 처리할지"만 결정할 뿐 LLM 추론 속도를 바꾸지 못한다. FCFS에서는 도착 순서대로 처리되어 Enterprise → Free 순으로 대기시간이 늘었다(Enterprise를 먼저 투입). Priority의 경우 구독 등급과 요청 우선순위가 독립적임을 드러내고자 등급별로 서로 다른 우선순위를 혼합 배정하였다(배정 내역은 부록 표 B.3 참조). 그 결과 Enterprise의 NORMAL 요청이 Premium의 URGENT 요청에 밀려 Enterprise 평균 대기시간은 FCFS 대비 증가하였다(432 → 664ms). 반면 Free의 NORMAL 요청은 Standard의 LOW 요청보다 먼저 처리되어 Free 평균 대기시간은 오히려 감소하였다(3,561 → 3,371ms). </w:t>
       </w:r>
       <w:r>
         <w:rPr>
@@ -10047,46 +10016,6 @@
           <w:sz w:val="20"/>
           <w:szCs w:val="20"/>
         </w:rPr>
-        <w:t xml:space="preserve">FCFS</w:t>
-      </w:r>
-      <w:r>
-        <w:rPr>
-          <w:rFonts w:ascii="맑은 고딕" w:cs="맑은 고딕" w:eastAsia="맑은 고딕" w:hAnsi="맑은 고딕"/>
-          <w:color w:val="000000"/>
-          <w:sz w:val="20"/>
-          <w:szCs w:val="20"/>
-        </w:rPr>
-        <w:t xml:space="preserve">는 도착 순서대로 처리되어 Enterprise → Free 순으로 대기시간이 늘었다(Enterprise를 먼저 투입). </w:t>
-      </w:r>
-      <w:r>
-        <w:rPr>
-          <w:rFonts w:ascii="맑은 고딕" w:cs="맑은 고딕" w:eastAsia="맑은 고딕" w:hAnsi="맑은 고딕"/>
-          <w:b/>
-          <w:bCs/>
-          <w:color w:val="000000"/>
-          <w:sz w:val="20"/>
-          <w:szCs w:val="20"/>
-        </w:rPr>
-        <w:t xml:space="preserve">Priority</w:t>
-      </w:r>
-      <w:r>
-        <w:rPr>
-          <w:rFonts w:ascii="맑은 고딕" w:cs="맑은 고딕" w:eastAsia="맑은 고딕" w:hAnsi="맑은 고딕"/>
-          <w:color w:val="000000"/>
-          <w:sz w:val="20"/>
-          <w:szCs w:val="20"/>
-        </w:rPr>
-        <w:t xml:space="preserve">는 구독 등급과 요청 우선순위가 독립적임을 드러내기 위해 등급별로 서로 다른 우선순위를 혼합 배정하였다(배정 내역은 부록 표 B.3 참조). 그 결과 Enterprise의 NORMAL 요청이 Premium의 URGENT 요청에 밀려 Enterprise 평균 대기시간은 FCFS 대비 증가하였다(432 → 664ms). 반면 Free의 NORMAL 요청은 Standard의 LOW 요청보다 먼저 처리되어 Free 평균 대기시간은 오히려 감소하였다(3,561 → 3,371ms). </w:t>
-      </w:r>
-      <w:r>
-        <w:rPr>
-          <w:rFonts w:ascii="맑은 고딕" w:cs="맑은 고딕" w:eastAsia="맑은 고딕" w:hAnsi="맑은 고딕"/>
-          <w:b/>
-          <w:bCs/>
-          <w:color w:val="000000"/>
-          <w:sz w:val="20"/>
-          <w:szCs w:val="20"/>
-        </w:rPr>
         <w:t xml:space="preserve">WFQ</w:t>
       </w:r>
       <w:r>
@@ -10096,7 +10025,7 @@
           <w:sz w:val="20"/>
           <w:szCs w:val="20"/>
         </w:rPr>
-        <w:t xml:space="preserve">는 가중치에 따라 Enterprise가 먼저 처리되었다. 요청 수가 적어 등급별 극단적 차이까지는 드러나지 않았지만 시뮬레이션과 동일한 패턴이 나타났다.</w:t>
+        <w:t xml:space="preserve">는 가중치에 따라 Enterprise가 먼저 처리되었다. 요청 수가 적어 등급별 극단적 차이까지는 드러나지 않았으나 시뮬레이션과 동일한 패턴이 나타났다.</w:t>
       </w:r>
     </w:p>
     <w:p>
@@ -10118,26 +10047,18 @@
     <w:p>
       <w:pPr>
         <w:spacing w:after="120" w:line="240"/>
-      </w:pPr>
-      <w:r>
-        <w:rPr>
-          <w:rFonts w:ascii="맑은 고딕" w:cs="맑은 고딕" w:eastAsia="맑은 고딕" w:hAnsi="맑은 고딕"/>
-          <w:b/>
-          <w:bCs/>
-          <w:color w:val="000000"/>
-          <w:sz w:val="20"/>
-          <w:szCs w:val="20"/>
-        </w:rPr>
-        <w:t xml:space="preserve">JFI 계산 방식 차이</w:t>
-      </w:r>
-      <w:r>
-        <w:rPr>
-          <w:rFonts w:ascii="맑은 고딕" w:cs="맑은 고딕" w:eastAsia="맑은 고딕" w:hAnsi="맑은 고딕"/>
-          <w:color w:val="000000"/>
-          <w:sz w:val="20"/>
-          <w:szCs w:val="20"/>
-        </w:rPr>
-        <w:t xml:space="preserve">: 두 가지 기준을 실험 목적에 맞게 구분해 사용하였다.</w:t>
+        <w:ind w:left="360"/>
+      </w:pPr>
+      <w:r>
+        <w:rPr>
+          <w:rFonts w:ascii="맑은 고딕" w:cs="맑은 고딕" w:eastAsia="맑은 고딕" w:hAnsi="맑은 고딕"/>
+          <w:i/>
+          <w:iCs/>
+          <w:color w:val="333333"/>
+          <w:sz w:val="20"/>
+          <w:szCs w:val="20"/>
+        </w:rPr>
+        <w:t xml:space="preserve">JFI 계산 방식의 차이부터 짚어둔다. 본 분석에서는 두 가지 기준을 실험 목적에 맞게 구분해 사용하였다.</w:t>
       </w:r>
     </w:p>
     <w:p>
@@ -10229,7 +10150,7 @@
           <w:sz w:val="20"/>
           <w:szCs w:val="20"/>
         </w:rPr>
-        <w:t xml:space="preserve">따라서 표 12 및 그림 9의 0.316과 1.000은 계산 기준이 달라 직접 비교하지 않는다. 각 값의 의미는 아래에서 따로 해석한다.</w:t>
+        <w:t xml:space="preserve">표 12 및 그림 9의 0.316과 1.000은 계산 기준이 달라 직접 비교하지 않는다. 각 값의 의미는 아래에서 따로 해석한다.</w:t>
       </w:r>
     </w:p>
     <w:p>
@@ -10964,7 +10885,7 @@
           <w:sz w:val="20"/>
           <w:szCs w:val="20"/>
         </w:rPr>
-        <w:t xml:space="preserve">WFQ의 공정성은 두 관점에서 본다. (1) </w:t>
+        <w:t xml:space="preserve">WFQ의 공정성은 두 관점에서 본다. 첫째, </w:t>
       </w:r>
       <w:r>
         <w:rPr>
@@ -10984,27 +10905,7 @@
           <w:sz w:val="20"/>
           <w:szCs w:val="20"/>
         </w:rPr>
-        <w:t xml:space="preserve">은 WFQScheduler가 "처리 요청 수 ÷ 가중치"로 계산한 값이다. 사용자당 125건씩 동일 배정했으므로 Free(가중치 1)의 비율이 커지고 Enterprise(100)는 작아져 JFI가 1에서 멀어진다. 즉, 이 값 자체가 WFQ가 가중치를 반영해 처리했다는 증거이다. (2) </w:t>
-      </w:r>
-      <w:r>
-        <w:rPr>
-          <w:rFonts w:ascii="맑은 고딕" w:cs="맑은 고딕" w:eastAsia="맑은 고딕" w:hAnsi="맑은 고딕"/>
-          <w:b/>
-          <w:bCs/>
-          <w:color w:val="000000"/>
-          <w:sz w:val="20"/>
-          <w:szCs w:val="20"/>
-        </w:rPr>
-        <w:t xml:space="preserve">등급 간 대기시간 차등</w:t>
-      </w:r>
-      <w:r>
-        <w:rPr>
-          <w:rFonts w:ascii="맑은 고딕" w:cs="맑은 고딕" w:eastAsia="맑은 고딕" w:hAnsi="맑은 고딕"/>
-          <w:color w:val="000000"/>
-          <w:sz w:val="20"/>
-          <w:szCs w:val="20"/>
-        </w:rPr>
-        <w:t xml:space="preserve">: Enterprise(약 1,862ms)가 Free(약 22,029ms) 대비 약 12배 짧아 가중치 비율(100:1)에 대응한다. 등급당 1명만 배치하였으므로 같은 등급 내 공정성은 향후 연구 과제로 남긴다.</w:t>
+        <w:t xml:space="preserve">은 WFQScheduler가 "처리 요청 수 ÷ 가중치"로 계산한 값이다. 사용자당 125건씩 동일 배정했으므로 Free(가중치 1)의 비율이 커지고 Enterprise(100)는 작아져 JFI가 1에서 멀어진다. 이 값 자체가 WFQ가 가중치를 반영해 처리했다는 증거가 된다. 둘째, 등급 간 대기시간을 보면 Enterprise(약 1,862ms)가 Free(약 22,029ms) 대비 약 12배 짧아 가중치 비율(100:1)에 대응한다. 등급당 1명만 배치한 구성이라 같은 등급 내 공정성은 향후 연구 과제로 남긴다.</w:t>
       </w:r>
     </w:p>
     <w:p>
@@ -12160,7 +12061,7 @@
           <w:sz w:val="20"/>
           <w:szCs w:val="20"/>
         </w:rPr>
-        <w:t xml:space="preserve">본 시뮬레이션은 알고리즘 특성 비교에 적합하지만 실제 LLM 서빙 환경과 다음 차이가 있다. 첫째, </w:t>
+        <w:t xml:space="preserve">본 시뮬레이션은 알고리즘 특성을 비교하기에는 적합하지만, 실제 LLM 서빙 환경과 비교하면 몇 가지 한계가 있다. 첫 번째 한계는 </w:t>
       </w:r>
       <w:r>
         <w:rPr>
@@ -12171,76 +12072,16 @@
           <w:sz w:val="20"/>
           <w:szCs w:val="20"/>
         </w:rPr>
-        <w:t xml:space="preserve">선점형 MLFQ는 실서버 적용이 어렵다</w:t>
-      </w:r>
-      <w:r>
-        <w:rPr>
-          <w:rFonts w:ascii="맑은 고딕" w:cs="맑은 고딕" w:eastAsia="맑은 고딕" w:hAnsi="맑은 고딕"/>
-          <w:color w:val="000000"/>
-          <w:sz w:val="20"/>
-          <w:szCs w:val="20"/>
-        </w:rPr>
-        <w:t xml:space="preserve">. Ollama를 비롯한 대부분의 LLM 서빙 도구는 추론 중단을 지원하지 않아, 5.3절 Short 약 73% 개선은 시뮬레이션에서만 확인 가능하다. 둘째, </w:t>
-      </w:r>
-      <w:r>
-        <w:rPr>
-          <w:rFonts w:ascii="맑은 고딕" w:cs="맑은 고딕" w:eastAsia="맑은 고딕" w:hAnsi="맑은 고딕"/>
-          <w:b/>
-          <w:bCs/>
-          <w:color w:val="000000"/>
-          <w:sz w:val="20"/>
-          <w:szCs w:val="20"/>
-        </w:rPr>
-        <w:t xml:space="preserve">처리 시간 분포가 실제와 다르다</w:t>
-      </w:r>
-      <w:r>
-        <w:rPr>
-          <w:rFonts w:ascii="맑은 고딕" w:cs="맑은 고딕" w:eastAsia="맑은 고딕" w:hAnsi="맑은 고딕"/>
-          <w:color w:val="000000"/>
-          <w:sz w:val="20"/>
-          <w:szCs w:val="20"/>
-        </w:rPr>
-        <w:t xml:space="preserve">. 기본 실험 10~100ms와 달리 실제 LLM 추론은 입력 길이·토큰·모델 크기에 따라 수백 ms~수십 초로 다양하며, 길어질수록 Priority 에이징 효과나 FCFS 호위 효과의 영향이 커진다. 셋째, </w:t>
-      </w:r>
-      <w:r>
-        <w:rPr>
-          <w:rFonts w:ascii="맑은 고딕" w:cs="맑은 고딕" w:eastAsia="맑은 고딕" w:hAnsi="맑은 고딕"/>
-          <w:b/>
-          <w:bCs/>
-          <w:color w:val="000000"/>
-          <w:sz w:val="20"/>
-          <w:szCs w:val="20"/>
-        </w:rPr>
-        <w:t xml:space="preserve">동시 처리를 고려하지 않았다</w:t>
-      </w:r>
-      <w:r>
-        <w:rPr>
-          <w:rFonts w:ascii="맑은 고딕" w:cs="맑은 고딕" w:eastAsia="맑은 고딕" w:hAnsi="맑은 고딕"/>
-          <w:color w:val="000000"/>
-          <w:sz w:val="20"/>
-          <w:szCs w:val="20"/>
-        </w:rPr>
-        <w:t xml:space="preserve">. 한 번에 1건씩 처리하였으나, 실제 LLM 서빙(vLLM, TGI)은 연속 배치로 여러 요청을 동시 처리한다. 한 배치 내부에서는 순서가 영향을 주지 않으므로 WFQ·Priority의 차등 효과는 약해질 수 있다. 넷째, </w:t>
-      </w:r>
-      <w:r>
-        <w:rPr>
-          <w:rFonts w:ascii="맑은 고딕" w:cs="맑은 고딕" w:eastAsia="맑은 고딕" w:hAnsi="맑은 고딕"/>
-          <w:b/>
-          <w:bCs/>
-          <w:color w:val="000000"/>
-          <w:sz w:val="20"/>
-          <w:szCs w:val="20"/>
-        </w:rPr>
-        <w:t xml:space="preserve">실서버 실험 규모가 제한적이다</w:t>
-      </w:r>
-      <w:r>
-        <w:rPr>
-          <w:rFonts w:ascii="맑은 고딕" w:cs="맑은 고딕" w:eastAsia="맑은 고딕" w:hAnsi="맑은 고딕"/>
-          <w:color w:val="000000"/>
-          <w:sz w:val="20"/>
-          <w:szCs w:val="20"/>
-        </w:rPr>
-        <w:t xml:space="preserve">(20건). 대기열 경합이나 극단적 트래픽은 재현하지 못하였으며, 실무 적용에는 대규모 부하 시험이 필요하다.</w:t>
+        <w:t xml:space="preserve">선점형 MLFQ를 실서버에 적용하기가 어렵다</w:t>
+      </w:r>
+      <w:r>
+        <w:rPr>
+          <w:rFonts w:ascii="맑은 고딕" w:cs="맑은 고딕" w:eastAsia="맑은 고딕" w:hAnsi="맑은 고딕"/>
+          <w:color w:val="000000"/>
+          <w:sz w:val="20"/>
+          <w:szCs w:val="20"/>
+        </w:rPr>
+        <w:t xml:space="preserve">는 점이다. Ollama를 비롯한 대부분의 LLM 서빙 도구는 추론 중단을 지원하지 않으므로, 5.3절에서 확인한 Short 약 73% 개선은 시뮬레이션 안에서만 가능하다. 다음으로 처리 시간 분포가 실제와 다르다. 기본 실험은 10~100ms 범위였으나, 실제 LLM 추론은 입력 길이·토큰·모델 크기에 따라 수백 ms에서 수십 초까지 폭이 넓고, 길어질수록 Priority 에이징 효과나 FCFS 호위 효과의 영향이 커진다. 또한 동시 처리도 고려하지 못하였다. 한 번에 1건씩 처리하였으나 실제 LLM 서빙(vLLM, TGI)은 연속 배치로 여러 요청을 동시 처리한다. 한 배치 내부에서는 순서가 영향을 주지 않으므로 WFQ·Priority의 차등 효과는 약해질 수 있다. 끝으로 실서버 실험 규모가 20건으로 제한적이다. 대기열 경합이나 극단적 트래픽은 재현하지 못하였으며, 실무에 적용하려면 대규모 부하 시험이 필요하다.</w:t>
       </w:r>
     </w:p>
     <w:p>
@@ -12286,7 +12127,7 @@
           <w:sz w:val="20"/>
           <w:szCs w:val="20"/>
         </w:rPr>
-        <w:t xml:space="preserve">: 모든 사용자·요청을 동등하게 처리하는 가장 단순한 방식. 구현이 간단해 기본 정책에 적합하다.</w:t>
+        <w:t xml:space="preserve">: 모든 사용자·요청을 동등하게 처리하는 가장 단순한 방식이다. 구현이 간단해 기본 정책으로 두기에 알맞다.</w:t>
       </w:r>
     </w:p>
     <w:p>
@@ -12316,7 +12157,7 @@
           <w:sz w:val="20"/>
           <w:szCs w:val="20"/>
         </w:rPr>
-        <w:t xml:space="preserve">: 긴급도를 직접 지정할 수 있는 환경에 적합. 에이징 효과가 나타나려면 처리 시간이 어느 정도 길어야 한다.</w:t>
+        <w:t xml:space="preserve">: 긴급도를 직접 지정할 수 있는 환경에 적합하다. 다만 에이징 효과가 나타나려면 처리 시간이 어느 정도 길어야 한다.</w:t>
       </w:r>
     </w:p>
     <w:p>
@@ -12346,7 +12187,7 @@
           <w:sz w:val="20"/>
           <w:szCs w:val="20"/>
         </w:rPr>
-        <w:t xml:space="preserve">: 짧은 요청 우대 효과가 뛰어나지만 선점형이 필요해 현재 LLM 서빙 환경에서는 활용 범위가 좁다. 향후 LLM 서빙에 중단·재개 기능이 추가된다면 활용 가능성이 있다.</w:t>
+        <w:t xml:space="preserve">: 짧은 요청 우대 효과가 뛰어나지만 선점형이 필요한 만큼, 현재 LLM 서빙 환경에서는 활용 범위가 좁다. 추론 중단·재개 기능이 추가된다면 활용 가능성이 열린다.</w:t>
       </w:r>
     </w:p>
     <w:p>
@@ -12376,7 +12217,7 @@
           <w:sz w:val="20"/>
           <w:szCs w:val="20"/>
         </w:rPr>
-        <w:t xml:space="preserve">: 구독 등급별 차등 배분이 필요한 유료 서비스에 적합. 비선점형에서도 잘 동작하여 실서버 적용이 가능하다.</w:t>
+        <w:t xml:space="preserve">: 구독 등급별 차등 배분이 필요한 유료 서비스에 적합하다. 비선점형에서도 잘 동작하여 실서버 적용이 가능하다.</w:t>
       </w:r>
     </w:p>
     <w:p>
@@ -12406,7 +12247,7 @@
           <w:sz w:val="20"/>
           <w:szCs w:val="20"/>
         </w:rPr>
-        <w:t xml:space="preserve">이 프로젝트는 두 가지 면에서 의의가 있다. 첫째, CPU 스케줄링(FCFS, Priority, MLFQ)과 네트워크 자원 배분(WFQ) 알고리즘을 LLM API 환경에 적용해 운영체제 이론의 실제 응용을 확인하였다. 둘째, vLLM·TGI 등 기존 LLM 서빙 도구가 전체 처리량 최적화에 집중하여 사용자별 공정성이나 우선순위 관리를 제공하지 않는다는 점을 확인하였다. 본 프로젝트는 이 부분에 스케줄링 이론을 적용하여 알고리즘별 효과를 비교하였다. 특히 WFQ의 가중치 비례 차등 서비스는 유료 LLM 서비스의 구독 등급 관리에 활용할 가능성을 보여준다. 다만 세 실험을 합산하여도 총 3,020건 규모이므로, 대규모 운영 환경에서도 같은 결과가 나올지는 추가 확인이 필요하다.</w:t>
+        <w:t xml:space="preserve">이 프로젝트는 두 가지 면에서 의의가 있다. 우선 CPU 스케줄링(FCFS, Priority, MLFQ)과 네트워크 자원 배분(WFQ) 알고리즘을 LLM API 환경에 적용해 운영체제 이론을 실제 문제에 응용해 본 점이다. 더해서 vLLM·TGI 같은 기존 LLM 서빙 도구가 전체 처리량 최적화에 집중하느라 사용자별 공정성이나 우선순위 관리를 제공하지 않는다는 점을 확인하고, 그 빈자리에 스케줄링 이론을 적용해 알고리즘별 효과를 비교했다는 점도 의미가 있다. 특히 WFQ의 가중치 비례 차등 서비스는 유료 LLM 서비스의 구독 등급 관리에 쓸 수 있는 가능성을 보여준다. 다만 세 실험을 합산해도 총 3,020건 규모이므로, 대규모 운영 환경에서도 같은 결과가 나올지는 추가 확인이 필요하다.</w:t>
       </w:r>
     </w:p>
     <w:p>
@@ -12622,7 +12463,7 @@
           <w:sz w:val="20"/>
           <w:szCs w:val="20"/>
         </w:rPr>
-        <w:t xml:space="preserve">: 현재 대시보드는 주기적 조회(폴링) 방식으로 상태를 갱신한다. WebSocket(서버가 클라이언트에 실시간으로 알림을 보낼 수 있는 웹 통신 방식) 기반 푸시 갱신, 사용자 인증, JFI 추이 그래프 등을 추가하면 운영 환경 모니터링 도구로 확장할 수 있다.</w:t>
+        <w:t xml:space="preserve">: 현재 대시보드는 주기적 조회(폴링) 방식으로 상태를 갱신한다. WebSocket(서버가 클라이언트에 실시간으로 알림을 보낼 수 있는 웹 통신 방식) 기반 푸시 갱신, 사용자 인증, JFI 추이 그래프 등을 더하면 운영 환경 모니터링 도구로 확장할 수 있다.</w:t>
       </w:r>
     </w:p>
     <w:p>
@@ -12652,7 +12493,7 @@
           <w:sz w:val="20"/>
           <w:szCs w:val="20"/>
         </w:rPr>
-        <w:t xml:space="preserve">: 본 실험은 등급당 1명씩 배치한 구성이었다 (5.5절). 같은 등급에 여러 사용자가 있을 때의 균등 배분(등급 내 JFI)을 확인하려면 등급당 N명을 동시에 배치한 반복 실험이 필요하다.</w:t>
+        <w:t xml:space="preserve">: 이번 실험은 등급당 1명씩 배치한 구성이었다 (5.5절). 같은 등급에 여러 사용자가 있을 때의 균등 배분(등급 내 JFI)을 확인하려면 등급당 N명을 동시에 배치한 반복 실험이 필요하다.</w:t>
       </w:r>
     </w:p>
     <w:p>
@@ -12682,7 +12523,7 @@
           <w:sz w:val="20"/>
           <w:szCs w:val="20"/>
         </w:rPr>
-        <w:t xml:space="preserve">: 수천 건 이상의 요청, 더 많은 사용자, 더 긴 처리 시간 환경에서 각 알고리즘의 특성을 추가 확인할 수 있다.</w:t>
+        <w:t xml:space="preserve">: 수천 건 이상의 요청, 더 많은 사용자, 더 긴 처리 시간 환경에서 각 알고리즘의 특성을 추가로 확인할 수 있다.</w:t>
       </w:r>
     </w:p>
     <w:p>

--- a/06-final-report/final/final-report.docx
+++ b/06-final-report/final/final-report.docx
@@ -757,7 +757,7 @@
           <w:sz w:val="20"/>
           <w:szCs w:val="20"/>
         </w:rPr>
-        <w:t>는 도착 순서대로 처리하는 가장 단순한 스케줄링 방식이며, 운영체제의 일괄 처리 시대부터 사용된 고전 기법이다. 새 요청이 도착하면 대기열의 맨 뒤에 추가되고, 처리는 항상 맨 앞 요청부터 시작된다. 한 요청이 처리되는 동안 다른 요청은 끼어들 수 없으며 비선점형으로만 동작한다. 구현이 매우 쉽고 별도 자료구조도 필요 없다. 어느 요청이든 차례가 오기 마련이므로 기아(Starvation, 특정 요청이 영원히 처리되지 못하는 현상)는 일어나지 않는다. 다만 긴 요청이 앞에 있으면 뒤에 있는 짧은 요청들이 모두 지연되는 호위 효과(Convoy Effect)가 생긴다 [3]. 우선순위나 등급은 고려하지 않으므로 긴급 요청을 따로 빠르게 처리하지 못한다. 이 알고리즘은 다른 세 알고리즘과 비교할 때 기준선 역할을 한다.</w:t>
+        <w:t>는 도착 순서대로 한 건씩 처리하는 가장 단순한 비선점형 스케줄링 방식이다 [3]. 우선순위나 등급을 전혀 고려하지 않으므로, 다른 세 알고리즘의 효과를 같은 조건에서 비교하기 위한 기준선(baseline)으로 채택하였다.</w:t>
       </w:r>
     </w:p>
     <w:p>
@@ -785,7 +785,7 @@
           <w:sz w:val="20"/>
           <w:szCs w:val="20"/>
         </w:rPr>
-        <w:t>은 각 요청에 우선순위를 부여하여 긴급한 요청을 먼저 처리하는 알고리즘이다. 운영체제에서는 시스템 프로세스나 인터럽트 처리에 우선권을 주기 위해 폭넓게 사용된다. 대기열에서 요청을 꺼낼 때 가장 높은 우선순위의 요청을 먼저 선택하며, 같은 우선순위 요청들 사이에서는 도착 순서대로 처리한다. 구현은 우선순위 큐(Priority Queue) 자료구조를 쓰면 단순해진다. 낮은 우선순위 요청은 계속 밀려나 끝내 처리되지 못하는 기아 현상에 빠질 수 있다는 단점이 있다. 이를 막으려고 오래 기다린 요청의 우선순위를 점차 올려주는 에이징(Aging) 기법을 적용하였다 [3]. 단, 긴급도를 사람이 직접 지정해야 하므로 자동 분류는 어렵다. 사용자가 요청마다 긴급도를 지정할 수 있는 LLM API 환경에 잘 맞아 채택하였다.</w:t>
+        <w:t>은 각 요청에 우선순위를 부여하고 가장 높은 우선순위의 요청부터 처리하는 알고리즘이다 [3]. 사용자가 요청마다 긴급도를 직접 지정할 수 있는 LLM API 환경에 그대로 대응되어 채택하였다. 낮은 우선순위 요청이 무한정 밀려 처리되지 못하는 기아(Starvation) 현상을 막기 위해, 오래 대기한 요청의 우선순위를 점차 올려주는 에이징(Aging) 기법을 함께 적용하였다.</w:t>
       </w:r>
     </w:p>
     <w:p>
@@ -813,7 +813,7 @@
           <w:sz w:val="20"/>
           <w:szCs w:val="20"/>
         </w:rPr>
-        <w:t>는 여러 단계의 대기열을 두고 작업 특성에 따라 우선순위를 자동으로 조정하는 알고리즘이다. 이 알고리즘의 가장 큰 특징은, 어떤 요청이 짧은지 미리 모르더라도 실행 시간을 관찰해 자동으로 분류한다는 점이다. 새 요청은 최상위 큐에 들어가고, 시간 할당량(Time Quantum, 한 번에 쓸 수 있는 최대 시간) 안에 끝나지 않으면 하위 큐로 내려간다 [3]. 처리할 때는 상위 큐가 비어 있을 때만 하위 큐를 본다. 그래서 짧은 요청은 빠르게 끝나고 긴 요청은 점점 아래로 밀린다. 하위 큐로만 계속 밀리면 기아 상태가 되므로, 일정 주기로 모든 요청을 다시 최상위 큐로 끌어올리는 부스팅(Boosting) 규칙을 두었다. 짧은 요청의 응답 속도가 빠르고 작업 특성을 미리 알 필요가 없어 범용성이 높다는 점이 장점이다. 반면 시간 할당량 단위로 실행을 중단하고 다시 시작할 수 있어야만 효과가 나타나므로, 추론 중단이 불가능한 LLM 서빙 도구에서는 적용에 제약이 있다. 이론적 효과와 실용적 한계를 모두 살펴보고자 시뮬레이션에서는 선점형과 비선점형을 함께 비교하고, 실서버에서는 비선점형만 적용하였다.</w:t>
+        <w:t>는 여러 단계의 대기열을 두고 실행 시간을 관찰해 우선순위를 자동 조정함으로써, 사전 정보 없이도 짧은 요청의 응답 속도를 높이는 알고리즘이다 [3]. 출력 토큰 수를 미리 알 수 없는 LLM 환경에서 짧은 요청 우대 효과를 검증할 수 있어 채택하였다. 다만 시간 할당량 단위로 실행을 중단하고 재개할 수 있어야 효과가 나타나므로, 추론 중단을 지원하지 않는 Ollama에는 비선점형으로만 적용하고, 이론적 개선폭은 시뮬레이션의 선점형 모드로 따로 검증하였다 (5.3절).</w:t>
       </w:r>
     </w:p>
     <w:p>
@@ -841,7 +841,7 @@
           <w:sz w:val="20"/>
           <w:szCs w:val="20"/>
         </w:rPr>
-        <w:t>는 네트워크 라우터에서 한정된 대역폭을 여러 흐름이 공평하게 나누어 쓰도록 만들어진 알고리즘이다 [4]. 원래 네트워크 트래픽의 QoS(Quality of Service) 보장을 위한 것으로, 인터넷 라우터에 널리 쓰인다. 자원을 완벽히 공평하게 나누는 이상적 모델인 GPS(Generalized Processor Sharing)에 가깝게 동작하도록, 각 요청에 가상 완료 시각(Virtual Finish Time, VFT)을 부여한다. 가상 완료 시각이 가장 작은 요청부터 처리하며, 가중치가 큰 사용자의 VFT는 천천히 증가해 결과적으로 더 자주 처리된다. 가중치 비율에 따라 자원을 비례 배분하므로 사용자별 차등 서비스를 자연스럽게 구현할 수 있다. 처리 중단 없이도 가중치 차등이 작동하므로 비선점형 환경에 적용할 수 있다. 덕분에 Ollama처럼 추론 중단이 불가능한 LLM 서빙 도구에서도 쓸 수 있다. 다만 모든 요청에 대해 VFT를 계산하고 정렬해야 하므로 단순 큐보다 연산 비용이 크다. 구독 등급별 차등 서비스를 구현할 알고리즘으로 사용하였으며, 자세한 VFT 계산은 4.3절에서 다룬다.</w:t>
+        <w:t>는 네트워크 라우터에서 가중치 비율에 따라 대역폭을 비례 배분하기 위해 제안된 알고리즘이다 [4]. 각 요청에 부여된 가상 완료 시각(Virtual Finish Time, VFT)이 가장 작은 요청부터 처리하므로 가중치가 큰 사용자가 더 자주 처리되며, 처리 중단 없이도 차등이 작동하기 때문에 비선점형 LLM 서빙 환경에 그대로 적용할 수 있다. 구독 등급별 차등 서비스를 구현할 알고리즘으로 채택하였으며, VFT 계산 방식은 4.3절에서 다룬다.</w:t>
       </w:r>
     </w:p>
     <w:p>

--- a/06-final-report/final/final-report.docx
+++ b/06-final-report/final/final-report.docx
@@ -518,7 +518,7 @@
           <w:sz w:val="20"/>
           <w:szCs w:val="20"/>
         </w:rPr>
-        <w:t xml:space="preserve">운영체제 수업에서 배운 프로세스 스케줄링 알고리즘을 LLM API 요청 관리에 적용하고, 알고리즘별 성능과 공정성을 비교하는 것이 이 프로젝트의 목적이다. 구체적으로 다음 세 가지를 확인한다.</w:t>
+        <w:t xml:space="preserve">운영체제 수업에서 배운 프로세스 스케줄링 알고리즘과, 같은 큐 처리 원리를 공유하는 네트워크 분야의 자원 배분 알고리즘을 LLM API 요청 관리에 적용하고, 알고리즘별 성능과 공정성을 비교하는 것이 이 프로젝트의 목적이다. 구체적으로 다음 세 가지를 확인한다.</w:t>
       </w:r>
     </w:p>
     <w:p>
@@ -809,7 +809,7 @@
           <w:sz w:val="20"/>
           <w:szCs w:val="20"/>
         </w:rPr>
-        <w:t xml:space="preserve">프로세스 스케줄링은 운영체제에서 CPU 자원을 여러 프로세스에 나누어 주는 방법이다 [3]. 이 프로젝트에서 쓴 네 가지 알고리즘의 핵심 특징을 하나씩 정리해 본다.</w:t>
+        <w:t xml:space="preserve">스케줄링은 한정된 자원을 여러 작업에 나누어 주는 순서를 결정하는 방법이다. 운영체제에서는 CPU 자원을 여러 프로세스에 분배하는 데 쓰이고 [3], 네트워크 라우터에서는 대역폭을 여러 흐름에 분배하는 데 쓰인다 [4]. 두 분야 모두 "대기열에서 다음에 처리할 작업을 어떻게 고를 것인가"라는 같은 문제를 다루므로, 알고리즘 구조도 서로 비슷하다. 이 프로젝트에서는 운영체제 분야의 세 가지(FCFS, Priority, MLFQ)와 네트워크 분야의 한 가지(WFQ)를 가져와 LLM API 요청 관리에 적용하였다. 네 가지 알고리즘의 핵심 특징을 하나씩 정리해 본다.</w:t>
       </w:r>
     </w:p>
     <w:p>
@@ -884,7 +884,7 @@
           <w:sz w:val="20"/>
           <w:szCs w:val="20"/>
         </w:rPr>
-        <w:t xml:space="preserve">는 여러 단계의 대기열을 두고 실행 시간을 관찰해 우선순위를 자동 조정함으로써, 사전 정보 없이도 짧은 요청의 응답 속도를 높이는 알고리즘이다 [3]. 출력 토큰 수를 미리 알 수 없는 LLM 환경에서 짧은 요청 우대 효과를 확인해 보고 싶어 이 알고리즘도 넣었다. 다만 시간 할당량 단위로 실행을 중단하고 재개할 수 있어야 효과가 나타나므로, 추론 중단을 지원하지 않는 Ollama에는 비선점형으로만 적용하고, 이론상 얼마나 개선되는지는 시뮬레이션에서 선점형 모드를 따로 돌려보았다 (5.3절).</w:t>
+        <w:t xml:space="preserve">는 여러 단계의 대기열을 두고 실행 시간을 관찰해 우선순위를 자동 조정함으로써, 사전 정보 없이도 짧은 요청의 응답 속도를 높이는 알고리즘이다 [3]. 출력 토큰 수를 미리 알 수 없는 LLM 환경에서 짧은 요청 우대 효과를 확인해 보고 싶어 이 알고리즘도 넣었다. 다만 시간 할당량 단위로 실행을 중단하고 재개할 수 있어야 효과가 나타나므로, 추론 중단을 지원하지 않는 Ollama에는 비선점형으로만 적용하고, 이론상 얼마나 개선되는지는 시뮬레이션에서 선점형 모드를 따로 검증하였다 (5.3절).</w:t>
       </w:r>
     </w:p>
     <w:p>
@@ -939,7 +939,7 @@
           <w:sz w:val="20"/>
           <w:szCs w:val="20"/>
         </w:rPr>
-        <w:t xml:space="preserve">LLM 서빙은 학습이 끝난 모델을 실행해 사용자 요청에 응답을 돌려주는 일을 말한다. LLM은 이전 토큰(Token, LLM이 한 번에 처리하고 생성하는 텍스트 조각 단위)을 참고해 다음 토큰을 하나씩 생성하며, 매 토큰마다 GPU 자원이 소비된다. GPU 메모리 용량이 동시에 처리할 수 있는 요청 수를 정하므로, 다중 사용자 환경에서는 한정된 GPU 자원을 여러 요청이 경쟁하게 된다. 대표 오픈소스 도구인 vLLM [5]과 Hugging Face TGI(Text Generation Inference) [6]는 여러 요청을 동시에 처리하는 연속 배치(Continuous Batching)를 지원해서 처리량을 높이고 있다. 연속 배치는 매 토큰 생성 단계마다 새 요청을 배치에 합류시키는 방식으로, 전체 처리량은 늘리지만 각 요청을 어떤 순서로 끼워 넣을지는 별도 결정이 필요하다. 이 프로젝트의 실서버 실험에 사용한 Ollama [10]는 로컬에서 REST API로 LLM을 호출하는 도구로, 한 번에 한 요청씩 순차 처리하고 추론 중단이 불가능하다.</w:t>
+        <w:t xml:space="preserve">LLM 서빙은 학습이 끝난 모델을 실행해 사용자 요청에 응답을 제공하는 것을 말한다. LLM은 이전 토큰(Token, LLM이 한 번에 처리하고 생성하는 텍스트 조각 단위)을 참고해 다음 토큰을 하나씩 생성하며, 매 토큰마다 GPU 자원이 소비된다. GPU 메모리 용량이 동시에 처리할 수 있는 요청 수를 정하므로, 다중 사용자 환경에서는 한정된 GPU 자원을 여러 요청이 경쟁하게 된다. 대표 오픈소스 도구인 vLLM [5]과 Hugging Face TGI(Text Generation Inference) [6]는 여러 요청을 동시에 처리하는 연속 배치(Continuous Batching)를 지원해서 처리량을 높이고 있다. 연속 배치는 매 토큰 생성 단계마다 새 요청을 배치에 합류시키는 방식으로, 전체 처리량은 늘리지만 각 요청을 어떤 순서로 끼워 넣을지는 별도 결정이 필요하다. 이 프로젝트의 실서버 실험에 사용한 Ollama [10]는 로컬에서 REST API로 LLM을 호출하는 도구로, 한 번에 한 요청씩 순차 처리하고 추론 중단이 불가능하다.</w:t>
       </w:r>
     </w:p>
     <w:p>
@@ -1014,7 +1014,7 @@
           <w:sz w:val="20"/>
           <w:szCs w:val="20"/>
         </w:rPr>
-        <w:t xml:space="preserve">xi는 사용자 i의 자원량, n은 사용자 수이다. 모두 동일 배분이면 1, 한 명이 독점하면 1/n에 가까워진다(예: 4명 중 한 명 독점 시 0.25). 스케줄링 맥락에서는 xi 자리에 사용자별 대기시간(값이 작을수록 좋음)이나 처리 건수(값이 클수록 좋음) 같은 값을 넣어 공정성을 측정한다. 실험 목적에 따라 두 기준을 구분해 사용하였다 (5.5절). 공정성 지표는 JFI 외에도 최대-최소 공정성(Max-Min Fairness, 가장 불리한 사용자의 몫을 극대화하는 기준)이나 비례 공정성(Proportional Fairness, 각 사용자의 만족도를 종합적으로 높이는 기준) 등이 있다 [4]. 그 가운데 계산이 간단하고 단일 수치로 비교하기 좋다는 점에서 JFI를 골랐다. 다만 WFQ처럼 가중치로 일부러 차이를 두는 방식에서는 단순 처리 건수로 JFI를 계산하면 "가중치대로 처리되었는가"를 판단할 수 없다. 그래서 xi 자리에 "처리 건수 ÷ 가중치"를 넣어 계산한 정규화(가중치 차이를 상쇄해 비교 기준을 맞추는 것) JFI를 사용한다. 이 보고서의 WFQ에도 이 방식을 적용하였다 (5.5절).</w:t>
+        <w:t xml:space="preserve">xi는 사용자 i의 자원량, n은 사용자 수이다. 모두 동일 배분이면 1, 한 명이 독점하면 1/n에 가까워진다(예: 4명 중 한 명 독점 시 0.25). 스케줄링 맥락에서는 xi 자리에 사용자별 대기시간(값이 작을수록 좋음)이나 처리 건수(값이 클수록 좋음) 같은 값을 넣어 공정성을 측정한다. 실험 목적에 따라 두 기준을 구분해 사용하였다 (5.5절). 공정성 지표는 JFI 외에도 최대-최소 공정성(Max-Min Fairness, 가장 불리한 사용자의 몫을 극대화하는 기준)이나 비례 공정성(Proportional Fairness, 각 사용자의 만족도를 종합적으로 높이는 기준) 등이 있다 [4]. 그 가운데 계산이 간단하고 단일 수치로 비교하기 좋다는 점에서 JFI를 골랐다. 다만 WFQ처럼 가중치로 일부러 차이를 두는 방식에서는 단순 처리 건수로 JFI를 계산하면 "가중치대로 처리되었는가"를 판단할 수 없다. 그래서 WFQ에서는 단순 처리 건수 대신 "처리 건수 ÷ 가중치" 값을 xi에 넣는다. 가중치가 큰 사용자는 처리 건수도 그만큼 많아야 하므로, 나누어 주면 모든 사용자의 값이 비슷해져 "가중치대로 처리되었는지"를 비교할 수 있다. 이 보고서에서도 WFQ의 JFI는 이 방식으로 계산하였다 (5.5절).</w:t>
       </w:r>
     </w:p>
     <w:p>
@@ -1079,7 +1079,7 @@
           <w:sz w:val="20"/>
           <w:szCs w:val="20"/>
         </w:rPr>
-        <w:t xml:space="preserve">이 시스템의 기본 아이디어는 OS의 프로세스 준비 큐 구조에서 가져왔다. 프로세스가 CPU를 할당받기 위해 준비 큐에서 대기하듯, LLM API 요청도 대기열에서 순서를 기다리는 구조로 두었다 (표 1).</w:t>
+        <w:t xml:space="preserve">이 시스템은 운영체제의 프로세스 스케줄링과 네트워크의 자원 배분 구조를 LLM API 요청 관리에 그대로 적용한 것이다. 프로세스나 패킷이 준비 큐에서 자원 할당을 기다리듯, LLM API 요청도 대기열에서 처리 순서를 기다린다. CPU 시간, 우선순위, 시간 할당량, 가중치 같은 핵심 개념 또한 LLM 환경의 추론 시간, 요청 우선순위, 큐별 처리 한도, 구독 등급별 가중치에 각각 대응된다 (표 1).</w:t>
       </w:r>
     </w:p>
     <w:p>
@@ -1095,7 +1095,7 @@
           <w:sz w:val="20"/>
           <w:szCs w:val="20"/>
         </w:rPr>
-        <w:t xml:space="preserve">표 1. OS 개념과 LLM 환경 대응 관계</w:t>
+        <w:t xml:space="preserve">표 1. 스케줄링 개념과 LLM 환경 대응 관계</w:t>
       </w:r>
     </w:p>
     <w:tbl>
@@ -1142,7 +1142,7 @@
                 <w:sz w:val="18"/>
                 <w:szCs w:val="18"/>
               </w:rPr>
-              <w:t xml:space="preserve">OS 개념</w:t>
+              <w:t xml:space="preserve">원래 분야의 개념</w:t>
             </w:r>
           </w:p>
         </w:tc>
@@ -1233,7 +1233,7 @@
                 <w:sz w:val="18"/>
                 <w:szCs w:val="18"/>
               </w:rPr>
-              <w:t xml:space="preserve">프로세스</w:t>
+              <w:t xml:space="preserve">프로세스 / 패킷</w:t>
             </w:r>
           </w:p>
         </w:tc>
@@ -1291,7 +1291,7 @@
                 <w:sz w:val="18"/>
                 <w:szCs w:val="18"/>
               </w:rPr>
-              <w:t xml:space="preserve">스케줄링 기본 단위</w:t>
+              <w:t xml:space="preserve">처리 대상이 되는 작업 단위</w:t>
             </w:r>
           </w:p>
         </w:tc>
@@ -1322,7 +1322,7 @@
                 <w:sz w:val="18"/>
                 <w:szCs w:val="18"/>
               </w:rPr>
-              <w:t xml:space="preserve">CPU 시간</w:t>
+              <w:t xml:space="preserve">CPU 시간 / 대역폭</w:t>
             </w:r>
           </w:p>
         </w:tc>
@@ -1380,7 +1380,7 @@
                 <w:sz w:val="18"/>
                 <w:szCs w:val="18"/>
               </w:rPr>
-              <w:t xml:space="preserve">할당되는 자원</w:t>
+              <w:t xml:space="preserve">분배되는 핵심 자원</w:t>
             </w:r>
           </w:p>
         </w:tc>
@@ -1411,7 +1411,7 @@
                 <w:sz w:val="18"/>
                 <w:szCs w:val="18"/>
               </w:rPr>
-              <w:t xml:space="preserve">준비 큐</w:t>
+              <w:t xml:space="preserve">준비 큐 / 패킷 큐</w:t>
             </w:r>
           </w:p>
         </w:tc>
@@ -1500,7 +1500,7 @@
                 <w:sz w:val="18"/>
                 <w:szCs w:val="18"/>
               </w:rPr>
-              <w:t xml:space="preserve">우선순위</w:t>
+              <w:t xml:space="preserve">우선순위 (OS)</w:t>
             </w:r>
           </w:p>
         </w:tc>
@@ -1558,7 +1558,7 @@
                 <w:sz w:val="18"/>
                 <w:szCs w:val="18"/>
               </w:rPr>
-              <w:t xml:space="preserve">개별 요청의 긴급도 (Priority)</w:t>
+              <w:t xml:space="preserve">개별 요청의 긴급도</w:t>
             </w:r>
           </w:p>
         </w:tc>
@@ -1589,7 +1589,7 @@
                 <w:sz w:val="18"/>
                 <w:szCs w:val="18"/>
               </w:rPr>
-              <w:t xml:space="preserve">사용자 분류</w:t>
+              <w:t xml:space="preserve">가중치 (네트워크)</w:t>
             </w:r>
           </w:p>
         </w:tc>
@@ -1618,7 +1618,7 @@
                 <w:sz w:val="18"/>
                 <w:szCs w:val="18"/>
               </w:rPr>
-              <w:t xml:space="preserve">구독 등급</w:t>
+              <w:t xml:space="preserve">구독 등급 가중치</w:t>
             </w:r>
           </w:p>
         </w:tc>
@@ -1647,7 +1647,7 @@
                 <w:sz w:val="18"/>
                 <w:szCs w:val="18"/>
               </w:rPr>
-              <w:t xml:space="preserve">서비스 수준 (WFQ, Rate Limiter)</w:t>
+              <w:t xml:space="preserve">사용자 등급별 자원 비율 (WFQ, Rate Limiter)</w:t>
             </w:r>
           </w:p>
         </w:tc>
@@ -1678,7 +1678,7 @@
                 <w:sz w:val="18"/>
                 <w:szCs w:val="18"/>
               </w:rPr>
-              <w:t xml:space="preserve">시간 할당량</w:t>
+              <w:t xml:space="preserve">시간 할당량 (OS)</w:t>
             </w:r>
           </w:p>
         </w:tc>
@@ -1736,7 +1736,7 @@
                 <w:sz w:val="18"/>
                 <w:szCs w:val="18"/>
               </w:rPr>
-              <w:t xml:space="preserve">MLFQ의 큐 이동 기준</w:t>
+              <w:t xml:space="preserve">MLFQ 큐 강등 기준</w:t>
             </w:r>
           </w:p>
         </w:tc>
@@ -1814,7 +1814,7 @@
           <w:sz w:val="20"/>
           <w:szCs w:val="20"/>
         </w:rPr>
-        <w:t xml:space="preserve">은 Express.js [8] 기반 HTTP 서버이며, 요청을 받고 스케줄러를 전환하며 처리 통계를 보여준다. 도착한 요청은 객체로 만들어진 뒤 Rate Limiter를 거쳐 스케줄러에 전달된다. </w:t>
+        <w:t xml:space="preserve">은 Express.js [8] 기반 HTTP 서버이며, 요청을 받고 스케줄러를 전환하며 처리 통계를 보여준다. 도착한 요청은 객체로 만들어진 뒤 Rate Limiter(구독 등급별 한도를 확인하여 초과 시 HTTP 429로 거부, 자세한 동작은 4.4절)를 거쳐 스케줄러에 전달된다. </w:t>
       </w:r>
       <w:r>
         <w:rPr>
@@ -2578,7 +2578,7 @@
           <w:sz w:val="20"/>
           <w:szCs w:val="20"/>
         </w:rPr>
-        <w:t xml:space="preserve">: 구독 등급 가중치(Enterprise 100, Premium 50, Standard 10, Free 1)를 VFT 계산에 반영. 가중치 값은 Free를 기준으로 10배, 50배, 100배 차이를 두도록 실험을 위해 직접 정하였다.</w:t>
+        <w:t xml:space="preserve">: 구독 등급 가중치(Enterprise 100, Premium 50, Standard 10, Free 1)를 VFT 계산에 반영. 가중치 값은 등급별 차이를 분명히 보기 위해 Free를 기준으로 10배, 50배, 100배로 임의로 정한 값이다.</w:t>
       </w:r>
     </w:p>
     <w:p>
@@ -2890,7 +2890,7 @@
           <w:sz w:val="20"/>
           <w:szCs w:val="20"/>
         </w:rPr>
-        <w:t xml:space="preserve">런타임은 Node.js 22 LTS [9], 웹 프레임워크는 Express.js 4.18 [8], 언어는 JavaScript(ES2024)를 사용하였다. LLM 실행에는 로컬 Ollama [10]를 썼고, 저장소는 메모리 큐와 JSON 파일로 구성하였다. 외부 라이브러리 의존성은 express 1개뿐이다. 외부 라이브러리를 최소화하고 스케줄링 알고리즘을 직접 구현해 학습 효과를 높이는 것이 목표였다. Ollama의 순차 처리와 비중단 특성은 비선점형 설계와 잘 맞아 실서버 실험에 사용하였다 (5.4절).</w:t>
+        <w:t xml:space="preserve">런타임은 Node.js 22 LTS [9], 웹 프레임워크는 Express.js 4.18 [8], 언어는 JavaScript(ES2024)를 사용하였다. LLM 실행에는 로컬 Ollama [10]를 썼고, 저장소는 메모리 큐와 JSON 파일로 구성하였다. 외부 라이브러리 의존성은 express 1개뿐이다. 외부 라이브러리를 최소화하고 스케줄링 알고리즘을 직접 구현해 학습 효과를 높이는 것이 목표였다.</w:t>
       </w:r>
     </w:p>
     <w:p>
@@ -2936,7 +2936,7 @@
       <w:r>
         <w:drawing>
           <wp:inline distT="0" distB="0" distL="0" distR="0">
-            <wp:extent cx="5400675" cy="1485900"/>
+            <wp:extent cx="5400675" cy="1304925"/>
             <wp:effectExtent t="0" r="0" b="0" l="0"/>
             <wp:docPr id="1" name="" descr="" title=""/>
             <wp:cNvGraphicFramePr>
@@ -2961,7 +2961,7 @@
                   <pic:spPr bwMode="auto">
                     <a:xfrm>
                       <a:off x="0" y="0"/>
-                      <a:ext cx="5400675" cy="1485900"/>
+                      <a:ext cx="5400675" cy="1304925"/>
                     </a:xfrm>
                     <a:prstGeom prst="rect">
                       <a:avLst/>
@@ -12239,7 +12239,7 @@
           <w:sz w:val="20"/>
           <w:szCs w:val="20"/>
         </w:rPr>
-        <w:t xml:space="preserve">이 프로젝트에서는 운영체제의 네 가지 스케줄링 알고리즘(FCFS, Priority Scheduling, MLFQ, WFQ)을 다중 사용자 LLM API 요청 관리에 적용하고, 시뮬레이션 및 실서버 실험으로 성능과 공정성을 비교하였다.</w:t>
+        <w:t xml:space="preserve">이 프로젝트에서는 운영체제 분야의 세 가지 프로세스 스케줄링 알고리즘(FCFS, Priority Scheduling, MLFQ)과 네트워크 분야의 자원 배분 알고리즘(WFQ)을 다중 사용자 LLM API 요청 관리에 적용하고, 시뮬레이션 및 실서버 실험으로 성능과 공정성을 비교하였다.</w:t>
       </w:r>
     </w:p>
     <w:p>

--- a/06-final-report/final/final-report.docx
+++ b/06-final-report/final/final-report.docx
@@ -2920,7 +2920,7 @@
           <w:sz w:val="20"/>
           <w:szCs w:val="20"/>
         </w:rPr>
-        <w:t xml:space="preserve">소스 코드는 핵심 모듈과 보조 요소로 구성된다 (그림 3). 핵심 모듈은 다섯 가지로, api(REST 라우터), schedulers(4개 알고리즘), queue(메모리 대기열), storage(JSON 기록), llm(Ollama 호출)이다. 보조 요소에는 index.js(메인 진입점), server.js(Express 서버 구성 모듈), rate-limiter가 있다. `npm start`로 실행하면 index.js가 server.js의 `createServer()`를 호출해 Express 서버를 띄운다.</w:t>
+        <w:t xml:space="preserve">소스 코드는 핵심 모듈과 보조 요소로 구성된다 (그림 3). 핵심 모듈은 다섯 가지로, api(REST API 라우터), schedulers(4개 알고리즘), queue(메모리 큐), storage(JSON 파일 저장), llm(Ollama 연동)이다. 보조 요소로는 index.js(메인 진입점), server.js(Express 서버 구성), utils/rateLimiter.js(요청 제한) 등이 있다. `npm start`로 실행하면 index.js가 server.js의 `createServer()`를 호출해 Express 서버를 띄운다.</w:t>
       </w:r>
     </w:p>
     <w:p>
@@ -3062,7 +3062,116 @@
           <w:sz w:val="20"/>
           <w:szCs w:val="20"/>
         </w:rPr>
-        <w:t xml:space="preserve"> OSTEP [3]의 5가지 규칙에 따라 구현하였다 (표 3).</w:t>
+        <w:t xml:space="preserve"> OSTEP [3]의 5가지 규칙에 따라 구현하였다. MLFQ는 4개의 우선순위 큐(Q0~Q3)를 두는데, Q0이 최상위 큐(우선순위 가장 높음)이고 Q3이 최하위 큐이다.</w:t>
+      </w:r>
+    </w:p>
+    <w:p>
+      <w:pPr>
+        <w:pStyle w:val="ListParagraph"/>
+        <w:numPr>
+          <w:ilvl w:val="0"/>
+          <w:numId w:val="3"/>
+        </w:numPr>
+        <w:spacing w:after="80" w:line="240"/>
+      </w:pPr>
+      <w:r>
+        <w:rPr>
+          <w:rFonts w:ascii="맑은 고딕" w:cs="맑은 고딕" w:eastAsia="맑은 고딕" w:hAnsi="맑은 고딕"/>
+          <w:color w:val="000000"/>
+          <w:sz w:val="20"/>
+          <w:szCs w:val="20"/>
+        </w:rPr>
+        <w:t xml:space="preserve">Rule 1: 상위 큐가 하위 큐보다 먼저 처리</w:t>
+      </w:r>
+    </w:p>
+    <w:p>
+      <w:pPr>
+        <w:pStyle w:val="ListParagraph"/>
+        <w:numPr>
+          <w:ilvl w:val="0"/>
+          <w:numId w:val="3"/>
+        </w:numPr>
+        <w:spacing w:after="80" w:line="240"/>
+      </w:pPr>
+      <w:r>
+        <w:rPr>
+          <w:rFonts w:ascii="맑은 고딕" w:cs="맑은 고딕" w:eastAsia="맑은 고딕" w:hAnsi="맑은 고딕"/>
+          <w:color w:val="000000"/>
+          <w:sz w:val="20"/>
+          <w:szCs w:val="20"/>
+        </w:rPr>
+        <w:t xml:space="preserve">Rule 2: 같은 큐 안에서는 도착 순서대로</w:t>
+      </w:r>
+    </w:p>
+    <w:p>
+      <w:pPr>
+        <w:pStyle w:val="ListParagraph"/>
+        <w:numPr>
+          <w:ilvl w:val="0"/>
+          <w:numId w:val="3"/>
+        </w:numPr>
+        <w:spacing w:after="80" w:line="240"/>
+      </w:pPr>
+      <w:r>
+        <w:rPr>
+          <w:rFonts w:ascii="맑은 고딕" w:cs="맑은 고딕" w:eastAsia="맑은 고딕" w:hAnsi="맑은 고딕"/>
+          <w:color w:val="000000"/>
+          <w:sz w:val="20"/>
+          <w:szCs w:val="20"/>
+        </w:rPr>
+        <w:t xml:space="preserve">Rule 3: 새 요청은 Q0로 삽입</w:t>
+      </w:r>
+    </w:p>
+    <w:p>
+      <w:pPr>
+        <w:pStyle w:val="ListParagraph"/>
+        <w:numPr>
+          <w:ilvl w:val="0"/>
+          <w:numId w:val="3"/>
+        </w:numPr>
+        <w:spacing w:after="80" w:line="240"/>
+      </w:pPr>
+      <w:r>
+        <w:rPr>
+          <w:rFonts w:ascii="맑은 고딕" w:cs="맑은 고딕" w:eastAsia="맑은 고딕" w:hAnsi="맑은 고딕"/>
+          <w:color w:val="000000"/>
+          <w:sz w:val="20"/>
+          <w:szCs w:val="20"/>
+        </w:rPr>
+        <w:t xml:space="preserve">Rule 4: 할당량 소진 시 하위 큐로 강등</w:t>
+      </w:r>
+    </w:p>
+    <w:p>
+      <w:pPr>
+        <w:pStyle w:val="ListParagraph"/>
+        <w:numPr>
+          <w:ilvl w:val="0"/>
+          <w:numId w:val="3"/>
+        </w:numPr>
+        <w:spacing w:after="80" w:line="240"/>
+      </w:pPr>
+      <w:r>
+        <w:rPr>
+          <w:rFonts w:ascii="맑은 고딕" w:cs="맑은 고딕" w:eastAsia="맑은 고딕" w:hAnsi="맑은 고딕"/>
+          <w:color w:val="000000"/>
+          <w:sz w:val="20"/>
+          <w:szCs w:val="20"/>
+        </w:rPr>
+        <w:t xml:space="preserve">Rule 5: 일정 주기마다 모두 Q0로 부스팅</w:t>
+      </w:r>
+    </w:p>
+    <w:p>
+      <w:pPr>
+        <w:spacing w:after="120" w:line="240"/>
+      </w:pPr>
+      <w:r>
+        <w:rPr>
+          <w:rFonts w:ascii="맑은 고딕" w:cs="맑은 고딕" w:eastAsia="맑은 고딕" w:hAnsi="맑은 고딕"/>
+          <w:color w:val="000000"/>
+          <w:sz w:val="20"/>
+          <w:szCs w:val="20"/>
+        </w:rPr>
+        <w:t xml:space="preserve">큐별 시간 할당량은 표 3과 같다.</w:t>
       </w:r>
     </w:p>
     <w:p>
@@ -3078,1266 +3187,7 @@
           <w:sz w:val="20"/>
           <w:szCs w:val="20"/>
         </w:rPr>
-        <w:t xml:space="preserve">표 3. MLFQ 규칙 및 큐별 시간 할당량</w:t>
-      </w:r>
-    </w:p>
-    <w:tbl>
-      <w:tblPr>
-        <w:tblW w:type="auto" w:w="100"/>
-        <w:tblBorders>
-          <w:top w:val="single" w:color="auto" w:sz="4"/>
-          <w:left w:val="single" w:color="auto" w:sz="4"/>
-          <w:bottom w:val="single" w:color="auto" w:sz="4"/>
-          <w:right w:val="single" w:color="auto" w:sz="4"/>
-          <w:insideH w:val="single" w:color="auto" w:sz="4"/>
-          <w:insideV w:val="single" w:color="auto" w:sz="4"/>
-        </w:tblBorders>
-      </w:tblPr>
-      <w:tblGrid>
-        <w:gridCol w:w="1983"/>
-        <w:gridCol w:w="1983"/>
-        <w:gridCol w:w="1983"/>
-        <w:gridCol w:w="1983"/>
-      </w:tblGrid>
-      <w:tr>
-        <w:tc>
-          <w:tcPr>
-            <w:tcW w:type="dxa" w:w="1983"/>
-            <w:tcBorders>
-              <w:top w:val="single" w:color="AAAAAA" w:sz="1"/>
-              <w:left w:val="single" w:color="AAAAAA" w:sz="1"/>
-              <w:bottom w:val="single" w:color="AAAAAA" w:sz="1"/>
-              <w:right w:val="single" w:color="AAAAAA" w:sz="1"/>
-            </w:tcBorders>
-            <w:shd w:fill="D9E2F3" w:val="clear"/>
-            <w:vAlign w:val="center"/>
-          </w:tcPr>
-          <w:p>
-            <w:pPr>
-              <w:spacing w:after="40" w:before="40"/>
-              <w:jc w:val="center"/>
-            </w:pPr>
-            <w:r>
-              <w:rPr>
-                <w:rFonts w:ascii="맑은 고딕" w:cs="맑은 고딕" w:eastAsia="맑은 고딕" w:hAnsi="맑은 고딕"/>
-                <w:b/>
-                <w:bCs/>
-                <w:color w:val="000000"/>
-                <w:sz w:val="18"/>
-                <w:szCs w:val="18"/>
-              </w:rPr>
-              <w:t xml:space="preserve">규칙</w:t>
-            </w:r>
-          </w:p>
-        </w:tc>
-        <w:tc>
-          <w:tcPr>
-            <w:tcW w:type="dxa" w:w="1983"/>
-            <w:tcBorders>
-              <w:top w:val="single" w:color="AAAAAA" w:sz="1"/>
-              <w:left w:val="single" w:color="AAAAAA" w:sz="1"/>
-              <w:bottom w:val="single" w:color="AAAAAA" w:sz="1"/>
-              <w:right w:val="single" w:color="AAAAAA" w:sz="1"/>
-            </w:tcBorders>
-            <w:shd w:fill="D9E2F3" w:val="clear"/>
-            <w:vAlign w:val="center"/>
-          </w:tcPr>
-          <w:p>
-            <w:pPr>
-              <w:spacing w:after="40" w:before="40"/>
-              <w:jc w:val="center"/>
-            </w:pPr>
-            <w:r>
-              <w:rPr>
-                <w:rFonts w:ascii="맑은 고딕" w:cs="맑은 고딕" w:eastAsia="맑은 고딕" w:hAnsi="맑은 고딕"/>
-                <w:b/>
-                <w:bCs/>
-                <w:color w:val="000000"/>
-                <w:sz w:val="18"/>
-                <w:szCs w:val="18"/>
-              </w:rPr>
-              <w:t xml:space="preserve">설명</w:t>
-            </w:r>
-          </w:p>
-        </w:tc>
-        <w:tc>
-          <w:tcPr>
-            <w:tcW w:type="dxa" w:w="1983"/>
-            <w:tcBorders>
-              <w:top w:val="single" w:color="AAAAAA" w:sz="1"/>
-              <w:left w:val="single" w:color="AAAAAA" w:sz="1"/>
-              <w:bottom w:val="single" w:color="AAAAAA" w:sz="1"/>
-              <w:right w:val="single" w:color="AAAAAA" w:sz="1"/>
-            </w:tcBorders>
-            <w:shd w:fill="D9E2F3" w:val="clear"/>
-            <w:vAlign w:val="center"/>
-          </w:tcPr>
-          <w:p>
-            <w:pPr>
-              <w:spacing w:after="40" w:before="40"/>
-              <w:jc w:val="center"/>
-            </w:pPr>
-            <w:r>
-              <w:rPr>
-                <w:rFonts w:ascii="맑은 고딕" w:cs="맑은 고딕" w:eastAsia="맑은 고딕" w:hAnsi="맑은 고딕"/>
-                <w:b/>
-                <w:bCs/>
-                <w:color w:val="000000"/>
-                <w:sz w:val="18"/>
-                <w:szCs w:val="18"/>
-              </w:rPr>
-              <w:t xml:space="preserve">큐</w:t>
-            </w:r>
-          </w:p>
-        </w:tc>
-        <w:tc>
-          <w:tcPr>
-            <w:tcW w:type="dxa" w:w="1983"/>
-            <w:tcBorders>
-              <w:top w:val="single" w:color="AAAAAA" w:sz="1"/>
-              <w:left w:val="single" w:color="AAAAAA" w:sz="1"/>
-              <w:bottom w:val="single" w:color="AAAAAA" w:sz="1"/>
-              <w:right w:val="single" w:color="AAAAAA" w:sz="1"/>
-            </w:tcBorders>
-            <w:shd w:fill="D9E2F3" w:val="clear"/>
-            <w:vAlign w:val="center"/>
-          </w:tcPr>
-          <w:p>
-            <w:pPr>
-              <w:spacing w:after="40" w:before="40"/>
-              <w:jc w:val="center"/>
-            </w:pPr>
-            <w:r>
-              <w:rPr>
-                <w:rFonts w:ascii="맑은 고딕" w:cs="맑은 고딕" w:eastAsia="맑은 고딕" w:hAnsi="맑은 고딕"/>
-                <w:b/>
-                <w:bCs/>
-                <w:color w:val="000000"/>
-                <w:sz w:val="18"/>
-                <w:szCs w:val="18"/>
-              </w:rPr>
-              <w:t xml:space="preserve">시간 할당량</w:t>
-            </w:r>
-          </w:p>
-        </w:tc>
-      </w:tr>
-      <w:tr>
-        <w:tc>
-          <w:tcPr>
-            <w:tcW w:type="dxa" w:w="1983"/>
-            <w:tcBorders>
-              <w:top w:val="single" w:color="AAAAAA" w:sz="1"/>
-              <w:left w:val="single" w:color="AAAAAA" w:sz="1"/>
-              <w:bottom w:val="single" w:color="AAAAAA" w:sz="1"/>
-              <w:right w:val="single" w:color="AAAAAA" w:sz="1"/>
-            </w:tcBorders>
-            <w:vAlign w:val="center"/>
-          </w:tcPr>
-          <w:p>
-            <w:pPr>
-              <w:spacing w:after="40" w:before="40"/>
-              <w:jc w:val="left"/>
-            </w:pPr>
-            <w:r>
-              <w:rPr>
-                <w:rFonts w:ascii="맑은 고딕" w:cs="맑은 고딕" w:eastAsia="맑은 고딕" w:hAnsi="맑은 고딕"/>
-                <w:b w:val="false"/>
-                <w:bCs w:val="false"/>
-                <w:color w:val="000000"/>
-                <w:sz w:val="18"/>
-                <w:szCs w:val="18"/>
-              </w:rPr>
-              <w:t xml:space="preserve">Rule 1</w:t>
-            </w:r>
-          </w:p>
-        </w:tc>
-        <w:tc>
-          <w:tcPr>
-            <w:tcW w:type="dxa" w:w="1983"/>
-            <w:tcBorders>
-              <w:top w:val="single" w:color="AAAAAA" w:sz="1"/>
-              <w:left w:val="single" w:color="AAAAAA" w:sz="1"/>
-              <w:bottom w:val="single" w:color="AAAAAA" w:sz="1"/>
-              <w:right w:val="single" w:color="AAAAAA" w:sz="1"/>
-            </w:tcBorders>
-            <w:vAlign w:val="center"/>
-          </w:tcPr>
-          <w:p>
-            <w:pPr>
-              <w:spacing w:after="40" w:before="40"/>
-              <w:jc w:val="left"/>
-            </w:pPr>
-            <w:r>
-              <w:rPr>
-                <w:rFonts w:ascii="맑은 고딕" w:cs="맑은 고딕" w:eastAsia="맑은 고딕" w:hAnsi="맑은 고딕"/>
-                <w:b w:val="false"/>
-                <w:bCs w:val="false"/>
-                <w:color w:val="000000"/>
-                <w:sz w:val="18"/>
-                <w:szCs w:val="18"/>
-              </w:rPr>
-              <w:t xml:space="preserve">높은 큐가 낮은 큐보다 먼저 처리</w:t>
-            </w:r>
-          </w:p>
-        </w:tc>
-        <w:tc>
-          <w:tcPr>
-            <w:tcW w:type="dxa" w:w="1983"/>
-            <w:tcBorders>
-              <w:top w:val="single" w:color="AAAAAA" w:sz="1"/>
-              <w:left w:val="single" w:color="AAAAAA" w:sz="1"/>
-              <w:bottom w:val="single" w:color="AAAAAA" w:sz="1"/>
-              <w:right w:val="single" w:color="AAAAAA" w:sz="1"/>
-            </w:tcBorders>
-            <w:vAlign w:val="center"/>
-          </w:tcPr>
-          <w:p>
-            <w:pPr>
-              <w:spacing w:after="40" w:before="40"/>
-              <w:jc w:val="left"/>
-            </w:pPr>
-            <w:r>
-              <w:rPr>
-                <w:rFonts w:ascii="맑은 고딕" w:cs="맑은 고딕" w:eastAsia="맑은 고딕" w:hAnsi="맑은 고딕"/>
-                <w:b w:val="false"/>
-                <w:bCs w:val="false"/>
-                <w:color w:val="000000"/>
-                <w:sz w:val="18"/>
-                <w:szCs w:val="18"/>
-              </w:rPr>
-              <w:t xml:space="preserve">Q0</w:t>
-            </w:r>
-          </w:p>
-        </w:tc>
-        <w:tc>
-          <w:tcPr>
-            <w:tcW w:type="dxa" w:w="1983"/>
-            <w:tcBorders>
-              <w:top w:val="single" w:color="AAAAAA" w:sz="1"/>
-              <w:left w:val="single" w:color="AAAAAA" w:sz="1"/>
-              <w:bottom w:val="single" w:color="AAAAAA" w:sz="1"/>
-              <w:right w:val="single" w:color="AAAAAA" w:sz="1"/>
-            </w:tcBorders>
-            <w:vAlign w:val="center"/>
-          </w:tcPr>
-          <w:p>
-            <w:pPr>
-              <w:spacing w:after="40" w:before="40"/>
-              <w:jc w:val="left"/>
-            </w:pPr>
-            <w:r>
-              <w:rPr>
-                <w:rFonts w:ascii="맑은 고딕" w:cs="맑은 고딕" w:eastAsia="맑은 고딕" w:hAnsi="맑은 고딕"/>
-                <w:b w:val="false"/>
-                <w:bCs w:val="false"/>
-                <w:color w:val="000000"/>
-                <w:sz w:val="18"/>
-                <w:szCs w:val="18"/>
-              </w:rPr>
-              <w:t xml:space="preserve">1,000ms</w:t>
-            </w:r>
-          </w:p>
-        </w:tc>
-      </w:tr>
-      <w:tr>
-        <w:tc>
-          <w:tcPr>
-            <w:tcW w:type="dxa" w:w="1983"/>
-            <w:tcBorders>
-              <w:top w:val="single" w:color="AAAAAA" w:sz="1"/>
-              <w:left w:val="single" w:color="AAAAAA" w:sz="1"/>
-              <w:bottom w:val="single" w:color="AAAAAA" w:sz="1"/>
-              <w:right w:val="single" w:color="AAAAAA" w:sz="1"/>
-            </w:tcBorders>
-            <w:vAlign w:val="center"/>
-          </w:tcPr>
-          <w:p>
-            <w:pPr>
-              <w:spacing w:after="40" w:before="40"/>
-              <w:jc w:val="left"/>
-            </w:pPr>
-            <w:r>
-              <w:rPr>
-                <w:rFonts w:ascii="맑은 고딕" w:cs="맑은 고딕" w:eastAsia="맑은 고딕" w:hAnsi="맑은 고딕"/>
-                <w:b w:val="false"/>
-                <w:bCs w:val="false"/>
-                <w:color w:val="000000"/>
-                <w:sz w:val="18"/>
-                <w:szCs w:val="18"/>
-              </w:rPr>
-              <w:t xml:space="preserve">Rule 2</w:t>
-            </w:r>
-          </w:p>
-        </w:tc>
-        <w:tc>
-          <w:tcPr>
-            <w:tcW w:type="dxa" w:w="1983"/>
-            <w:tcBorders>
-              <w:top w:val="single" w:color="AAAAAA" w:sz="1"/>
-              <w:left w:val="single" w:color="AAAAAA" w:sz="1"/>
-              <w:bottom w:val="single" w:color="AAAAAA" w:sz="1"/>
-              <w:right w:val="single" w:color="AAAAAA" w:sz="1"/>
-            </w:tcBorders>
-            <w:vAlign w:val="center"/>
-          </w:tcPr>
-          <w:p>
-            <w:pPr>
-              <w:spacing w:after="40" w:before="40"/>
-              <w:jc w:val="left"/>
-            </w:pPr>
-            <w:r>
-              <w:rPr>
-                <w:rFonts w:ascii="맑은 고딕" w:cs="맑은 고딕" w:eastAsia="맑은 고딕" w:hAnsi="맑은 고딕"/>
-                <w:b w:val="false"/>
-                <w:bCs w:val="false"/>
-                <w:color w:val="000000"/>
-                <w:sz w:val="18"/>
-                <w:szCs w:val="18"/>
-              </w:rPr>
-              <w:t xml:space="preserve">같은 큐 안에서는 도착 순서대로</w:t>
-            </w:r>
-          </w:p>
-        </w:tc>
-        <w:tc>
-          <w:tcPr>
-            <w:tcW w:type="dxa" w:w="1983"/>
-            <w:tcBorders>
-              <w:top w:val="single" w:color="AAAAAA" w:sz="1"/>
-              <w:left w:val="single" w:color="AAAAAA" w:sz="1"/>
-              <w:bottom w:val="single" w:color="AAAAAA" w:sz="1"/>
-              <w:right w:val="single" w:color="AAAAAA" w:sz="1"/>
-            </w:tcBorders>
-            <w:vAlign w:val="center"/>
-          </w:tcPr>
-          <w:p>
-            <w:pPr>
-              <w:spacing w:after="40" w:before="40"/>
-              <w:jc w:val="left"/>
-            </w:pPr>
-            <w:r>
-              <w:rPr>
-                <w:rFonts w:ascii="맑은 고딕" w:cs="맑은 고딕" w:eastAsia="맑은 고딕" w:hAnsi="맑은 고딕"/>
-                <w:b w:val="false"/>
-                <w:bCs w:val="false"/>
-                <w:color w:val="000000"/>
-                <w:sz w:val="18"/>
-                <w:szCs w:val="18"/>
-              </w:rPr>
-              <w:t xml:space="preserve">Q1</w:t>
-            </w:r>
-          </w:p>
-        </w:tc>
-        <w:tc>
-          <w:tcPr>
-            <w:tcW w:type="dxa" w:w="1983"/>
-            <w:tcBorders>
-              <w:top w:val="single" w:color="AAAAAA" w:sz="1"/>
-              <w:left w:val="single" w:color="AAAAAA" w:sz="1"/>
-              <w:bottom w:val="single" w:color="AAAAAA" w:sz="1"/>
-              <w:right w:val="single" w:color="AAAAAA" w:sz="1"/>
-            </w:tcBorders>
-            <w:vAlign w:val="center"/>
-          </w:tcPr>
-          <w:p>
-            <w:pPr>
-              <w:spacing w:after="40" w:before="40"/>
-              <w:jc w:val="left"/>
-            </w:pPr>
-            <w:r>
-              <w:rPr>
-                <w:rFonts w:ascii="맑은 고딕" w:cs="맑은 고딕" w:eastAsia="맑은 고딕" w:hAnsi="맑은 고딕"/>
-                <w:b w:val="false"/>
-                <w:bCs w:val="false"/>
-                <w:color w:val="000000"/>
-                <w:sz w:val="18"/>
-                <w:szCs w:val="18"/>
-              </w:rPr>
-              <w:t xml:space="preserve">3,000ms</w:t>
-            </w:r>
-          </w:p>
-        </w:tc>
-      </w:tr>
-      <w:tr>
-        <w:tc>
-          <w:tcPr>
-            <w:tcW w:type="dxa" w:w="1983"/>
-            <w:tcBorders>
-              <w:top w:val="single" w:color="AAAAAA" w:sz="1"/>
-              <w:left w:val="single" w:color="AAAAAA" w:sz="1"/>
-              <w:bottom w:val="single" w:color="AAAAAA" w:sz="1"/>
-              <w:right w:val="single" w:color="AAAAAA" w:sz="1"/>
-            </w:tcBorders>
-            <w:vAlign w:val="center"/>
-          </w:tcPr>
-          <w:p>
-            <w:pPr>
-              <w:spacing w:after="40" w:before="40"/>
-              <w:jc w:val="left"/>
-            </w:pPr>
-            <w:r>
-              <w:rPr>
-                <w:rFonts w:ascii="맑은 고딕" w:cs="맑은 고딕" w:eastAsia="맑은 고딕" w:hAnsi="맑은 고딕"/>
-                <w:b w:val="false"/>
-                <w:bCs w:val="false"/>
-                <w:color w:val="000000"/>
-                <w:sz w:val="18"/>
-                <w:szCs w:val="18"/>
-              </w:rPr>
-              <w:t xml:space="preserve">Rule 3</w:t>
-            </w:r>
-          </w:p>
-        </w:tc>
-        <w:tc>
-          <w:tcPr>
-            <w:tcW w:type="dxa" w:w="1983"/>
-            <w:tcBorders>
-              <w:top w:val="single" w:color="AAAAAA" w:sz="1"/>
-              <w:left w:val="single" w:color="AAAAAA" w:sz="1"/>
-              <w:bottom w:val="single" w:color="AAAAAA" w:sz="1"/>
-              <w:right w:val="single" w:color="AAAAAA" w:sz="1"/>
-            </w:tcBorders>
-            <w:vAlign w:val="center"/>
-          </w:tcPr>
-          <w:p>
-            <w:pPr>
-              <w:spacing w:after="40" w:before="40"/>
-              <w:jc w:val="left"/>
-            </w:pPr>
-            <w:r>
-              <w:rPr>
-                <w:rFonts w:ascii="맑은 고딕" w:cs="맑은 고딕" w:eastAsia="맑은 고딕" w:hAnsi="맑은 고딕"/>
-                <w:b w:val="false"/>
-                <w:bCs w:val="false"/>
-                <w:color w:val="000000"/>
-                <w:sz w:val="18"/>
-                <w:szCs w:val="18"/>
-              </w:rPr>
-              <w:t xml:space="preserve">새 요청은 Q0로 삽입</w:t>
-            </w:r>
-          </w:p>
-        </w:tc>
-        <w:tc>
-          <w:tcPr>
-            <w:tcW w:type="dxa" w:w="1983"/>
-            <w:tcBorders>
-              <w:top w:val="single" w:color="AAAAAA" w:sz="1"/>
-              <w:left w:val="single" w:color="AAAAAA" w:sz="1"/>
-              <w:bottom w:val="single" w:color="AAAAAA" w:sz="1"/>
-              <w:right w:val="single" w:color="AAAAAA" w:sz="1"/>
-            </w:tcBorders>
-            <w:vAlign w:val="center"/>
-          </w:tcPr>
-          <w:p>
-            <w:pPr>
-              <w:spacing w:after="40" w:before="40"/>
-              <w:jc w:val="left"/>
-            </w:pPr>
-            <w:r>
-              <w:rPr>
-                <w:rFonts w:ascii="맑은 고딕" w:cs="맑은 고딕" w:eastAsia="맑은 고딕" w:hAnsi="맑은 고딕"/>
-                <w:b w:val="false"/>
-                <w:bCs w:val="false"/>
-                <w:color w:val="000000"/>
-                <w:sz w:val="18"/>
-                <w:szCs w:val="18"/>
-              </w:rPr>
-              <w:t xml:space="preserve">Q2</w:t>
-            </w:r>
-          </w:p>
-        </w:tc>
-        <w:tc>
-          <w:tcPr>
-            <w:tcW w:type="dxa" w:w="1983"/>
-            <w:tcBorders>
-              <w:top w:val="single" w:color="AAAAAA" w:sz="1"/>
-              <w:left w:val="single" w:color="AAAAAA" w:sz="1"/>
-              <w:bottom w:val="single" w:color="AAAAAA" w:sz="1"/>
-              <w:right w:val="single" w:color="AAAAAA" w:sz="1"/>
-            </w:tcBorders>
-            <w:vAlign w:val="center"/>
-          </w:tcPr>
-          <w:p>
-            <w:pPr>
-              <w:spacing w:after="40" w:before="40"/>
-              <w:jc w:val="left"/>
-            </w:pPr>
-            <w:r>
-              <w:rPr>
-                <w:rFonts w:ascii="맑은 고딕" w:cs="맑은 고딕" w:eastAsia="맑은 고딕" w:hAnsi="맑은 고딕"/>
-                <w:b w:val="false"/>
-                <w:bCs w:val="false"/>
-                <w:color w:val="000000"/>
-                <w:sz w:val="18"/>
-                <w:szCs w:val="18"/>
-              </w:rPr>
-              <w:t xml:space="preserve">8,000ms</w:t>
-            </w:r>
-          </w:p>
-        </w:tc>
-      </w:tr>
-      <w:tr>
-        <w:tc>
-          <w:tcPr>
-            <w:tcW w:type="dxa" w:w="1983"/>
-            <w:tcBorders>
-              <w:top w:val="single" w:color="AAAAAA" w:sz="1"/>
-              <w:left w:val="single" w:color="AAAAAA" w:sz="1"/>
-              <w:bottom w:val="single" w:color="AAAAAA" w:sz="1"/>
-              <w:right w:val="single" w:color="AAAAAA" w:sz="1"/>
-            </w:tcBorders>
-            <w:vAlign w:val="center"/>
-          </w:tcPr>
-          <w:p>
-            <w:pPr>
-              <w:spacing w:after="40" w:before="40"/>
-              <w:jc w:val="left"/>
-            </w:pPr>
-            <w:r>
-              <w:rPr>
-                <w:rFonts w:ascii="맑은 고딕" w:cs="맑은 고딕" w:eastAsia="맑은 고딕" w:hAnsi="맑은 고딕"/>
-                <w:b w:val="false"/>
-                <w:bCs w:val="false"/>
-                <w:color w:val="000000"/>
-                <w:sz w:val="18"/>
-                <w:szCs w:val="18"/>
-              </w:rPr>
-              <w:t xml:space="preserve">Rule 4</w:t>
-            </w:r>
-          </w:p>
-        </w:tc>
-        <w:tc>
-          <w:tcPr>
-            <w:tcW w:type="dxa" w:w="1983"/>
-            <w:tcBorders>
-              <w:top w:val="single" w:color="AAAAAA" w:sz="1"/>
-              <w:left w:val="single" w:color="AAAAAA" w:sz="1"/>
-              <w:bottom w:val="single" w:color="AAAAAA" w:sz="1"/>
-              <w:right w:val="single" w:color="AAAAAA" w:sz="1"/>
-            </w:tcBorders>
-            <w:vAlign w:val="center"/>
-          </w:tcPr>
-          <w:p>
-            <w:pPr>
-              <w:spacing w:after="40" w:before="40"/>
-              <w:jc w:val="left"/>
-            </w:pPr>
-            <w:r>
-              <w:rPr>
-                <w:rFonts w:ascii="맑은 고딕" w:cs="맑은 고딕" w:eastAsia="맑은 고딕" w:hAnsi="맑은 고딕"/>
-                <w:b w:val="false"/>
-                <w:bCs w:val="false"/>
-                <w:color w:val="000000"/>
-                <w:sz w:val="18"/>
-                <w:szCs w:val="18"/>
-              </w:rPr>
-              <w:t xml:space="preserve">할당량 소진 시 하위 큐로</w:t>
-            </w:r>
-          </w:p>
-        </w:tc>
-        <w:tc>
-          <w:tcPr>
-            <w:tcW w:type="dxa" w:w="1983"/>
-            <w:tcBorders>
-              <w:top w:val="single" w:color="AAAAAA" w:sz="1"/>
-              <w:left w:val="single" w:color="AAAAAA" w:sz="1"/>
-              <w:bottom w:val="single" w:color="AAAAAA" w:sz="1"/>
-              <w:right w:val="single" w:color="AAAAAA" w:sz="1"/>
-            </w:tcBorders>
-            <w:vAlign w:val="center"/>
-          </w:tcPr>
-          <w:p>
-            <w:pPr>
-              <w:spacing w:after="40" w:before="40"/>
-              <w:jc w:val="left"/>
-            </w:pPr>
-            <w:r>
-              <w:rPr>
-                <w:rFonts w:ascii="맑은 고딕" w:cs="맑은 고딕" w:eastAsia="맑은 고딕" w:hAnsi="맑은 고딕"/>
-                <w:b w:val="false"/>
-                <w:bCs w:val="false"/>
-                <w:color w:val="000000"/>
-                <w:sz w:val="18"/>
-                <w:szCs w:val="18"/>
-              </w:rPr>
-              <w:t xml:space="preserve">Q3</w:t>
-            </w:r>
-          </w:p>
-        </w:tc>
-        <w:tc>
-          <w:tcPr>
-            <w:tcW w:type="dxa" w:w="1983"/>
-            <w:tcBorders>
-              <w:top w:val="single" w:color="AAAAAA" w:sz="1"/>
-              <w:left w:val="single" w:color="AAAAAA" w:sz="1"/>
-              <w:bottom w:val="single" w:color="AAAAAA" w:sz="1"/>
-              <w:right w:val="single" w:color="AAAAAA" w:sz="1"/>
-            </w:tcBorders>
-            <w:vAlign w:val="center"/>
-          </w:tcPr>
-          <w:p>
-            <w:pPr>
-              <w:spacing w:after="40" w:before="40"/>
-              <w:jc w:val="left"/>
-            </w:pPr>
-            <w:r>
-              <w:rPr>
-                <w:rFonts w:ascii="맑은 고딕" w:cs="맑은 고딕" w:eastAsia="맑은 고딕" w:hAnsi="맑은 고딕"/>
-                <w:b w:val="false"/>
-                <w:bCs w:val="false"/>
-                <w:color w:val="000000"/>
-                <w:sz w:val="18"/>
-                <w:szCs w:val="18"/>
-              </w:rPr>
-              <w:t xml:space="preserve">무제한</w:t>
-            </w:r>
-          </w:p>
-        </w:tc>
-      </w:tr>
-      <w:tr>
-        <w:tc>
-          <w:tcPr>
-            <w:tcW w:type="dxa" w:w="1983"/>
-            <w:tcBorders>
-              <w:top w:val="single" w:color="AAAAAA" w:sz="1"/>
-              <w:left w:val="single" w:color="AAAAAA" w:sz="1"/>
-              <w:bottom w:val="single" w:color="AAAAAA" w:sz="1"/>
-              <w:right w:val="single" w:color="AAAAAA" w:sz="1"/>
-            </w:tcBorders>
-            <w:vAlign w:val="center"/>
-          </w:tcPr>
-          <w:p>
-            <w:pPr>
-              <w:spacing w:after="40" w:before="40"/>
-              <w:jc w:val="left"/>
-            </w:pPr>
-            <w:r>
-              <w:rPr>
-                <w:rFonts w:ascii="맑은 고딕" w:cs="맑은 고딕" w:eastAsia="맑은 고딕" w:hAnsi="맑은 고딕"/>
-                <w:b w:val="false"/>
-                <w:bCs w:val="false"/>
-                <w:color w:val="000000"/>
-                <w:sz w:val="18"/>
-                <w:szCs w:val="18"/>
-              </w:rPr>
-              <w:t xml:space="preserve">Rule 5</w:t>
-            </w:r>
-          </w:p>
-        </w:tc>
-        <w:tc>
-          <w:tcPr>
-            <w:tcW w:type="dxa" w:w="1983"/>
-            <w:tcBorders>
-              <w:top w:val="single" w:color="AAAAAA" w:sz="1"/>
-              <w:left w:val="single" w:color="AAAAAA" w:sz="1"/>
-              <w:bottom w:val="single" w:color="AAAAAA" w:sz="1"/>
-              <w:right w:val="single" w:color="AAAAAA" w:sz="1"/>
-            </w:tcBorders>
-            <w:vAlign w:val="center"/>
-          </w:tcPr>
-          <w:p>
-            <w:pPr>
-              <w:spacing w:after="40" w:before="40"/>
-              <w:jc w:val="left"/>
-            </w:pPr>
-            <w:r>
-              <w:rPr>
-                <w:rFonts w:ascii="맑은 고딕" w:cs="맑은 고딕" w:eastAsia="맑은 고딕" w:hAnsi="맑은 고딕"/>
-                <w:b w:val="false"/>
-                <w:bCs w:val="false"/>
-                <w:color w:val="000000"/>
-                <w:sz w:val="18"/>
-                <w:szCs w:val="18"/>
-              </w:rPr>
-              <w:t xml:space="preserve">일정 주기로 모두 Q0로 부스팅</w:t>
-            </w:r>
-          </w:p>
-        </w:tc>
-        <w:tc>
-          <w:tcPr>
-            <w:tcW w:type="dxa" w:w="1983"/>
-            <w:tcBorders>
-              <w:top w:val="single" w:color="AAAAAA" w:sz="1"/>
-              <w:left w:val="single" w:color="AAAAAA" w:sz="1"/>
-              <w:bottom w:val="single" w:color="AAAAAA" w:sz="1"/>
-              <w:right w:val="single" w:color="AAAAAA" w:sz="1"/>
-            </w:tcBorders>
-            <w:vAlign w:val="center"/>
-          </w:tcPr>
-          <w:p>
-            <w:pPr>
-              <w:spacing w:after="40" w:before="40"/>
-              <w:jc w:val="left"/>
-            </w:pPr>
-            <w:r>
-              <w:rPr>
-                <w:rFonts w:ascii="맑은 고딕" w:cs="맑은 고딕" w:eastAsia="맑은 고딕" w:hAnsi="맑은 고딕"/>
-                <w:sz w:val="20"/>
-                <w:szCs w:val="20"/>
-              </w:rPr>
-              <w:t xml:space="preserve"/>
-            </w:r>
-          </w:p>
-        </w:tc>
-        <w:tc>
-          <w:tcPr>
-            <w:tcW w:type="dxa" w:w="1983"/>
-            <w:tcBorders>
-              <w:top w:val="single" w:color="AAAAAA" w:sz="1"/>
-              <w:left w:val="single" w:color="AAAAAA" w:sz="1"/>
-              <w:bottom w:val="single" w:color="AAAAAA" w:sz="1"/>
-              <w:right w:val="single" w:color="AAAAAA" w:sz="1"/>
-            </w:tcBorders>
-            <w:vAlign w:val="center"/>
-          </w:tcPr>
-          <w:p>
-            <w:pPr>
-              <w:spacing w:after="40" w:before="40"/>
-              <w:jc w:val="left"/>
-            </w:pPr>
-            <w:r>
-              <w:rPr>
-                <w:rFonts w:ascii="맑은 고딕" w:cs="맑은 고딕" w:eastAsia="맑은 고딕" w:hAnsi="맑은 고딕"/>
-                <w:sz w:val="20"/>
-                <w:szCs w:val="20"/>
-              </w:rPr>
-              <w:t xml:space="preserve"/>
-            </w:r>
-          </w:p>
-        </w:tc>
-      </w:tr>
-    </w:tbl>
-    <w:p>
-      <w:pPr>
-        <w:spacing w:after="80"/>
-      </w:pPr>
-    </w:p>
-    <w:p>
-      <w:pPr>
-        <w:spacing w:after="120" w:line="240"/>
-      </w:pPr>
-      <w:r>
-        <w:rPr>
-          <w:rFonts w:ascii="맑은 고딕" w:cs="맑은 고딕" w:eastAsia="맑은 고딕" w:hAnsi="맑은 고딕"/>
-          <w:color w:val="000000"/>
-          <w:sz w:val="20"/>
-          <w:szCs w:val="20"/>
-        </w:rPr>
-        <w:t xml:space="preserve">dequeue는 Rule 1을 따라 상위 큐부터 FIFO(First-In, First-Out, 선입선출 — 먼저 들어온 요청부터 처리) 방식으로 꺼낸다.</w:t>
-      </w:r>
-    </w:p>
-    <w:p>
-      <w:pPr>
-        <w:spacing w:after="0" w:line="240"/>
-        <w:ind w:left="360"/>
-      </w:pPr>
-      <w:r>
-        <w:rPr>
-          <w:rFonts w:ascii="Consolas" w:cs="Consolas" w:eastAsia="Consolas" w:hAnsi="Consolas"/>
-          <w:color w:val="333333"/>
-          <w:sz w:val="18"/>
-          <w:szCs w:val="18"/>
-        </w:rPr>
-        <w:t xml:space="preserve">// MLFQ 스케줄러: 다음 처리할 요청 선택 (비선점형)</w:t>
-      </w:r>
-    </w:p>
-    <w:p>
-      <w:pPr>
-        <w:spacing w:after="0" w:line="240"/>
-        <w:ind w:left="360"/>
-      </w:pPr>
-      <w:r>
-        <w:rPr>
-          <w:rFonts w:ascii="Consolas" w:cs="Consolas" w:eastAsia="Consolas" w:hAnsi="Consolas"/>
-          <w:color w:val="333333"/>
-          <w:sz w:val="18"/>
-          <w:szCs w:val="18"/>
-        </w:rPr>
-        <w:t xml:space="preserve">dequeue() {</w:t>
-      </w:r>
-    </w:p>
-    <w:p>
-      <w:pPr>
-        <w:spacing w:after="0" w:line="240"/>
-        <w:ind w:left="360"/>
-      </w:pPr>
-      <w:r>
-        <w:rPr>
-          <w:rFonts w:ascii="Consolas" w:cs="Consolas" w:eastAsia="Consolas" w:hAnsi="Consolas"/>
-          <w:color w:val="333333"/>
-          <w:sz w:val="18"/>
-          <w:szCs w:val="18"/>
-        </w:rPr>
-        <w:t xml:space="preserve">  for (let i = 0; i &lt; 4; i++) {</w:t>
-      </w:r>
-    </w:p>
-    <w:p>
-      <w:pPr>
-        <w:spacing w:after="0" w:line="240"/>
-        <w:ind w:left="360"/>
-      </w:pPr>
-      <w:r>
-        <w:rPr>
-          <w:rFonts w:ascii="Consolas" w:cs="Consolas" w:eastAsia="Consolas" w:hAnsi="Consolas"/>
-          <w:color w:val="333333"/>
-          <w:sz w:val="18"/>
-          <w:szCs w:val="18"/>
-        </w:rPr>
-        <w:t xml:space="preserve">    if (this.queues[i].length &gt; 0) return this.queues[i].shift();</w:t>
-      </w:r>
-    </w:p>
-    <w:p>
-      <w:pPr>
-        <w:spacing w:after="0" w:line="240"/>
-        <w:ind w:left="360"/>
-      </w:pPr>
-      <w:r>
-        <w:rPr>
-          <w:rFonts w:ascii="Consolas" w:cs="Consolas" w:eastAsia="Consolas" w:hAnsi="Consolas"/>
-          <w:color w:val="333333"/>
-          <w:sz w:val="18"/>
-          <w:szCs w:val="18"/>
-        </w:rPr>
-        <w:t xml:space="preserve">  }</w:t>
-      </w:r>
-    </w:p>
-    <w:p>
-      <w:pPr>
-        <w:spacing w:after="0" w:line="240"/>
-        <w:ind w:left="360"/>
-      </w:pPr>
-      <w:r>
-        <w:rPr>
-          <w:rFonts w:ascii="Consolas" w:cs="Consolas" w:eastAsia="Consolas" w:hAnsi="Consolas"/>
-          <w:color w:val="333333"/>
-          <w:sz w:val="18"/>
-          <w:szCs w:val="18"/>
-        </w:rPr>
-        <w:t xml:space="preserve">  return null;</w:t>
-      </w:r>
-    </w:p>
-    <w:p>
-      <w:pPr>
-        <w:spacing w:after="0" w:line="240"/>
-        <w:ind w:left="360"/>
-      </w:pPr>
-      <w:r>
-        <w:rPr>
-          <w:rFonts w:ascii="Consolas" w:cs="Consolas" w:eastAsia="Consolas" w:hAnsi="Consolas"/>
-          <w:color w:val="333333"/>
-          <w:sz w:val="18"/>
-          <w:szCs w:val="18"/>
-        </w:rPr>
-        <w:t xml:space="preserve">}</w:t>
-      </w:r>
-    </w:p>
-    <w:p>
-      <w:pPr>
-        <w:spacing w:after="80"/>
-      </w:pPr>
-    </w:p>
-    <w:p>
-      <w:pPr>
-        <w:spacing w:after="120" w:line="240"/>
-      </w:pPr>
-      <w:r>
-        <w:rPr>
-          <w:rFonts w:ascii="맑은 고딕" w:cs="맑은 고딕" w:eastAsia="맑은 고딕" w:hAnsi="맑은 고딕"/>
-          <w:color w:val="000000"/>
-          <w:sz w:val="20"/>
-          <w:szCs w:val="20"/>
-        </w:rPr>
-        <w:t xml:space="preserve">위 코드는 실서버에도 적용되는 비선점형 구현이다. 선점형 MLFQ는 시뮬레이션 전용으로 `run-multi-seed.js`에 따로 구현하였다. 500ms 간격으로 실행 시간을 확인해 할당량 초과 시 하위 큐로 옮기며, 5초 주기 부스팅으로 하위 큐의 기아를 막는다.</w:t>
-      </w:r>
-    </w:p>
-    <w:p>
-      <w:pPr>
-        <w:spacing w:after="120" w:line="240"/>
-      </w:pPr>
-      <w:r>
-        <w:rPr>
-          <w:rFonts w:ascii="맑은 고딕" w:cs="맑은 고딕" w:eastAsia="맑은 고딕" w:hAnsi="맑은 고딕"/>
-          <w:b/>
-          <w:bCs/>
-          <w:color w:val="000000"/>
-          <w:sz w:val="20"/>
-          <w:szCs w:val="20"/>
-        </w:rPr>
-        <w:t xml:space="preserve">WFQ 구현.</w:t>
-      </w:r>
-      <w:r>
-        <w:rPr>
-          <w:rFonts w:ascii="맑은 고딕" w:cs="맑은 고딕" w:eastAsia="맑은 고딕" w:hAnsi="맑은 고딕"/>
-          <w:color w:val="000000"/>
-          <w:sz w:val="20"/>
-          <w:szCs w:val="20"/>
-        </w:rPr>
-        <w:t xml:space="preserve"> WFQ는 각 요청의 가상 완료 시각(VFT)을 계산해 가장 작은 값부터 처리한다.</w:t>
-      </w:r>
-    </w:p>
-    <w:p>
-      <w:pPr>
-        <w:spacing w:after="120" w:line="240"/>
-        <w:ind w:left="360"/>
-      </w:pPr>
-      <w:r>
-        <w:rPr>
-          <w:rFonts w:ascii="맑은 고딕" w:cs="맑은 고딕" w:eastAsia="맑은 고딕" w:hAnsi="맑은 고딕"/>
-          <w:i/>
-          <w:iCs/>
-          <w:color w:val="333333"/>
-          <w:sz w:val="20"/>
-          <w:szCs w:val="20"/>
-        </w:rPr>
-        <w:t xml:space="preserve">VFT_i = VFT_(i-1) + 처리 비용 / 가중치</w:t>
-      </w:r>
-    </w:p>
-    <w:p>
-      <w:pPr>
-        <w:spacing w:after="120" w:line="240"/>
-      </w:pPr>
-      <w:r>
-        <w:rPr>
-          <w:rFonts w:ascii="맑은 고딕" w:cs="맑은 고딕" w:eastAsia="맑은 고딕" w:hAnsi="맑은 고딕"/>
-          <w:color w:val="000000"/>
-          <w:sz w:val="20"/>
-          <w:szCs w:val="20"/>
-        </w:rPr>
-        <w:t xml:space="preserve">처리 비용은 요청 1건당 1로 고정하였다. LLM 출력 토큰 수는 생성 완료 전 알 수 없고, JFI 계산도 처리 건수 기준이므로 측정 기준을 일치시키기 위해서이다.</w:t>
-      </w:r>
-    </w:p>
-    <w:p>
-      <w:pPr>
-        <w:spacing w:after="0" w:line="240"/>
-        <w:ind w:left="360"/>
-      </w:pPr>
-      <w:r>
-        <w:rPr>
-          <w:rFonts w:ascii="Consolas" w:cs="Consolas" w:eastAsia="Consolas" w:hAnsi="Consolas"/>
-          <w:color w:val="333333"/>
-          <w:sz w:val="18"/>
-          <w:szCs w:val="18"/>
-        </w:rPr>
-        <w:t xml:space="preserve">// WFQ: VFT 계산 후 enqueue</w:t>
-      </w:r>
-    </w:p>
-    <w:p>
-      <w:pPr>
-        <w:spacing w:after="0" w:line="240"/>
-        <w:ind w:left="360"/>
-      </w:pPr>
-      <w:r>
-        <w:rPr>
-          <w:rFonts w:ascii="Consolas" w:cs="Consolas" w:eastAsia="Consolas" w:hAnsi="Consolas"/>
-          <w:color w:val="333333"/>
-          <w:sz w:val="18"/>
-          <w:szCs w:val="18"/>
-        </w:rPr>
-        <w:t xml:space="preserve">enqueue(request) {</w:t>
-      </w:r>
-    </w:p>
-    <w:p>
-      <w:pPr>
-        <w:spacing w:after="0" w:line="240"/>
-        <w:ind w:left="360"/>
-      </w:pPr>
-      <w:r>
-        <w:rPr>
-          <w:rFonts w:ascii="Consolas" w:cs="Consolas" w:eastAsia="Consolas" w:hAnsi="Consolas"/>
-          <w:color w:val="333333"/>
-          <w:sz w:val="18"/>
-          <w:szCs w:val="18"/>
-        </w:rPr>
-        <w:t xml:space="preserve">  const tenant = this.tenants.get(request.tenantId);</w:t>
-      </w:r>
-    </w:p>
-    <w:p>
-      <w:pPr>
-        <w:spacing w:after="0" w:line="240"/>
-        <w:ind w:left="360"/>
-      </w:pPr>
-      <w:r>
-        <w:rPr>
-          <w:rFonts w:ascii="Consolas" w:cs="Consolas" w:eastAsia="Consolas" w:hAnsi="Consolas"/>
-          <w:color w:val="333333"/>
-          <w:sz w:val="18"/>
-          <w:szCs w:val="18"/>
-        </w:rPr>
-        <w:t xml:space="preserve">  const startTime = Math.max(tenant.virtualTime, this.globalVirtualTime);</w:t>
-      </w:r>
-    </w:p>
-    <w:p>
-      <w:pPr>
-        <w:spacing w:after="0" w:line="240"/>
-        <w:ind w:left="360"/>
-      </w:pPr>
-      <w:r>
-        <w:rPr>
-          <w:rFonts w:ascii="Consolas" w:cs="Consolas" w:eastAsia="Consolas" w:hAnsi="Consolas"/>
-          <w:color w:val="333333"/>
-          <w:sz w:val="18"/>
-          <w:szCs w:val="18"/>
-        </w:rPr>
-        <w:t xml:space="preserve">  request.virtualFinishTime = startTime + (1 / tenant.weight);</w:t>
-      </w:r>
-    </w:p>
-    <w:p>
-      <w:pPr>
-        <w:spacing w:after="0" w:line="240"/>
-        <w:ind w:left="360"/>
-      </w:pPr>
-      <w:r>
-        <w:rPr>
-          <w:rFonts w:ascii="Consolas" w:cs="Consolas" w:eastAsia="Consolas" w:hAnsi="Consolas"/>
-          <w:color w:val="333333"/>
-          <w:sz w:val="18"/>
-          <w:szCs w:val="18"/>
-        </w:rPr>
-        <w:t xml:space="preserve">  tenant.virtualTime = request.virtualFinishTime;   // 다음 요청의 기준이 됨</w:t>
-      </w:r>
-    </w:p>
-    <w:p>
-      <w:pPr>
-        <w:spacing w:after="0" w:line="240"/>
-        <w:ind w:left="360"/>
-      </w:pPr>
-      <w:r>
-        <w:rPr>
-          <w:rFonts w:ascii="Consolas" w:cs="Consolas" w:eastAsia="Consolas" w:hAnsi="Consolas"/>
-          <w:color w:val="333333"/>
-          <w:sz w:val="18"/>
-          <w:szCs w:val="18"/>
-        </w:rPr>
-        <w:t xml:space="preserve">  this.queue.push(request);</w:t>
-      </w:r>
-    </w:p>
-    <w:p>
-      <w:pPr>
-        <w:spacing w:after="0" w:line="240"/>
-        <w:ind w:left="360"/>
-      </w:pPr>
-      <w:r>
-        <w:rPr>
-          <w:rFonts w:ascii="Consolas" w:cs="Consolas" w:eastAsia="Consolas" w:hAnsi="Consolas"/>
-          <w:color w:val="333333"/>
-          <w:sz w:val="18"/>
-          <w:szCs w:val="18"/>
-        </w:rPr>
-        <w:t xml:space="preserve">}</w:t>
-      </w:r>
-    </w:p>
-    <w:p>
-      <w:pPr>
-        <w:spacing w:after="0" w:line="240"/>
-        <w:ind w:left="360"/>
-      </w:pPr>
-      <w:r>
-        <w:rPr>
-          <w:rFonts w:ascii="Consolas" w:cs="Consolas" w:eastAsia="Consolas" w:hAnsi="Consolas"/>
-          <w:color w:val="333333"/>
-          <w:sz w:val="18"/>
-          <w:szCs w:val="18"/>
-        </w:rPr>
-        <w:t xml:space="preserve">// VFT가 가장 작은 요청 선택</w:t>
-      </w:r>
-    </w:p>
-    <w:p>
-      <w:pPr>
-        <w:spacing w:after="0" w:line="240"/>
-        <w:ind w:left="360"/>
-      </w:pPr>
-      <w:r>
-        <w:rPr>
-          <w:rFonts w:ascii="Consolas" w:cs="Consolas" w:eastAsia="Consolas" w:hAnsi="Consolas"/>
-          <w:color w:val="333333"/>
-          <w:sz w:val="18"/>
-          <w:szCs w:val="18"/>
-        </w:rPr>
-        <w:t xml:space="preserve">dequeue() {</w:t>
-      </w:r>
-    </w:p>
-    <w:p>
-      <w:pPr>
-        <w:spacing w:after="0" w:line="240"/>
-        <w:ind w:left="360"/>
-      </w:pPr>
-      <w:r>
-        <w:rPr>
-          <w:rFonts w:ascii="Consolas" w:cs="Consolas" w:eastAsia="Consolas" w:hAnsi="Consolas"/>
-          <w:color w:val="333333"/>
-          <w:sz w:val="18"/>
-          <w:szCs w:val="18"/>
-        </w:rPr>
-        <w:t xml:space="preserve">  let minIdx = 0;</w:t>
-      </w:r>
-    </w:p>
-    <w:p>
-      <w:pPr>
-        <w:spacing w:after="0" w:line="240"/>
-        <w:ind w:left="360"/>
-      </w:pPr>
-      <w:r>
-        <w:rPr>
-          <w:rFonts w:ascii="Consolas" w:cs="Consolas" w:eastAsia="Consolas" w:hAnsi="Consolas"/>
-          <w:color w:val="333333"/>
-          <w:sz w:val="18"/>
-          <w:szCs w:val="18"/>
-        </w:rPr>
-        <w:t xml:space="preserve">  for (let i = 1; i &lt; this.queue.length; i++) {</w:t>
-      </w:r>
-    </w:p>
-    <w:p>
-      <w:pPr>
-        <w:spacing w:after="0" w:line="240"/>
-        <w:ind w:left="360"/>
-      </w:pPr>
-      <w:r>
-        <w:rPr>
-          <w:rFonts w:ascii="Consolas" w:cs="Consolas" w:eastAsia="Consolas" w:hAnsi="Consolas"/>
-          <w:color w:val="333333"/>
-          <w:sz w:val="18"/>
-          <w:szCs w:val="18"/>
-        </w:rPr>
-        <w:t xml:space="preserve">    if (this.queue[i].virtualFinishTime &lt; this.queue[minIdx].virtualFinishTime) minIdx = i;</w:t>
-      </w:r>
-    </w:p>
-    <w:p>
-      <w:pPr>
-        <w:spacing w:after="0" w:line="240"/>
-        <w:ind w:left="360"/>
-      </w:pPr>
-      <w:r>
-        <w:rPr>
-          <w:rFonts w:ascii="Consolas" w:cs="Consolas" w:eastAsia="Consolas" w:hAnsi="Consolas"/>
-          <w:color w:val="333333"/>
-          <w:sz w:val="18"/>
-          <w:szCs w:val="18"/>
-        </w:rPr>
-        <w:t xml:space="preserve">  }</w:t>
-      </w:r>
-    </w:p>
-    <w:p>
-      <w:pPr>
-        <w:spacing w:after="0" w:line="240"/>
-        <w:ind w:left="360"/>
-      </w:pPr>
-      <w:r>
-        <w:rPr>
-          <w:rFonts w:ascii="Consolas" w:cs="Consolas" w:eastAsia="Consolas" w:hAnsi="Consolas"/>
-          <w:color w:val="333333"/>
-          <w:sz w:val="18"/>
-          <w:szCs w:val="18"/>
-        </w:rPr>
-        <w:t xml:space="preserve">  const req = this.queue.splice(minIdx, 1)[0];</w:t>
-      </w:r>
-    </w:p>
-    <w:p>
-      <w:pPr>
-        <w:spacing w:after="0" w:line="240"/>
-        <w:ind w:left="360"/>
-      </w:pPr>
-      <w:r>
-        <w:rPr>
-          <w:rFonts w:ascii="Consolas" w:cs="Consolas" w:eastAsia="Consolas" w:hAnsi="Consolas"/>
-          <w:color w:val="333333"/>
-          <w:sz w:val="18"/>
-          <w:szCs w:val="18"/>
-        </w:rPr>
-        <w:t xml:space="preserve">  this.globalVirtualTime = req.virtualFinishTime;   // 시스템 가상 시각 갱신</w:t>
-      </w:r>
-    </w:p>
-    <w:p>
-      <w:pPr>
-        <w:spacing w:after="0" w:line="240"/>
-        <w:ind w:left="360"/>
-      </w:pPr>
-      <w:r>
-        <w:rPr>
-          <w:rFonts w:ascii="Consolas" w:cs="Consolas" w:eastAsia="Consolas" w:hAnsi="Consolas"/>
-          <w:color w:val="333333"/>
-          <w:sz w:val="18"/>
-          <w:szCs w:val="18"/>
-        </w:rPr>
-        <w:t xml:space="preserve">  return req;</w:t>
-      </w:r>
-    </w:p>
-    <w:p>
-      <w:pPr>
-        <w:spacing w:after="0" w:line="240"/>
-        <w:ind w:left="360"/>
-      </w:pPr>
-      <w:r>
-        <w:rPr>
-          <w:rFonts w:ascii="Consolas" w:cs="Consolas" w:eastAsia="Consolas" w:hAnsi="Consolas"/>
-          <w:color w:val="333333"/>
-          <w:sz w:val="18"/>
-          <w:szCs w:val="18"/>
-        </w:rPr>
-        <w:t xml:space="preserve">}</w:t>
-      </w:r>
-    </w:p>
-    <w:p>
-      <w:pPr>
-        <w:spacing w:after="80"/>
-      </w:pPr>
-    </w:p>
-    <w:p>
-      <w:pPr>
-        <w:spacing w:after="120" w:line="240"/>
-      </w:pPr>
-      <w:r>
-        <w:rPr>
-          <w:rFonts w:ascii="맑은 고딕" w:cs="맑은 고딕" w:eastAsia="맑은 고딕" w:hAnsi="맑은 고딕"/>
-          <w:color w:val="000000"/>
-          <w:sz w:val="20"/>
-          <w:szCs w:val="20"/>
-        </w:rPr>
-        <w:t xml:space="preserve">가중치가 큰 사용자는 VFT 증가분이 작아 자주 선택된다. Enterprise(가중치 100)와 Free(가중치 1)가 동시에 요청하면 VFT 증가분이 0.01 대 1로 Enterprise가 먼저 처리된다.</w:t>
-      </w:r>
-    </w:p>
-    <w:p>
-      <w:pPr>
-        <w:spacing w:after="130" w:before="220" w:line="240"/>
-      </w:pPr>
-      <w:r>
-        <w:rPr>
-          <w:rFonts w:ascii="맑은 고딕" w:cs="맑은 고딕" w:eastAsia="맑은 고딕" w:hAnsi="맑은 고딕"/>
-          <w:b/>
-          <w:bCs/>
-          <w:color w:val="333333"/>
-          <w:sz w:val="24"/>
-          <w:szCs w:val="24"/>
-        </w:rPr>
-        <w:t xml:space="preserve">4.4 Rate Limiter</w:t>
-      </w:r>
-    </w:p>
-    <w:p>
-      <w:pPr>
-        <w:spacing w:after="120" w:line="240"/>
-      </w:pPr>
-      <w:r>
-        <w:rPr>
-          <w:rFonts w:ascii="맑은 고딕" w:cs="맑은 고딕" w:eastAsia="맑은 고딕" w:hAnsi="맑은 고딕"/>
-          <w:color w:val="000000"/>
-          <w:sz w:val="20"/>
-          <w:szCs w:val="20"/>
-        </w:rPr>
-        <w:t xml:space="preserve">Rate Limiter는 스케줄링 비교 대상이 아니라 요청 진입을 관리하는 전처리 단계이며, 스케줄러와 독립적으로 동작한다. 토큰 버킷(Token Bucket, 일정 시간마다 요청 권한인 토큰이 새로 발급되고 요청이 들어올 때마다 토큰 하나씩 소모하는 방식) 방식으로 만들었다. 구독 등급별 분당 허용 수(표 4)를 제한하고, 토큰이 없으면 HTTP 429(Too Many Requests, 요청 한도 초과를 알리는 표준 응답 코드) [11]로 거부한다.</w:t>
-      </w:r>
-    </w:p>
-    <w:p>
-      <w:pPr>
-        <w:spacing w:after="80" w:line="240"/>
-      </w:pPr>
-      <w:r>
-        <w:rPr>
-          <w:rFonts w:ascii="맑은 고딕" w:cs="맑은 고딕" w:eastAsia="맑은 고딕" w:hAnsi="맑은 고딕"/>
-          <w:b/>
-          <w:bCs/>
-          <w:color w:val="000000"/>
-          <w:sz w:val="20"/>
-          <w:szCs w:val="20"/>
-        </w:rPr>
-        <w:t xml:space="preserve">표 4. 구독 등급별 요청 한도</w:t>
+        <w:t xml:space="preserve">표 3. MLFQ 큐별 시간 할당량</w:t>
       </w:r>
     </w:p>
     <w:tbl>
@@ -4383,7 +3233,7 @@
                 <w:sz w:val="18"/>
                 <w:szCs w:val="18"/>
               </w:rPr>
-              <w:t xml:space="preserve">구독 등급</w:t>
+              <w:t xml:space="preserve">큐</w:t>
             </w:r>
           </w:p>
         </w:tc>
@@ -4413,7 +3263,7 @@
                 <w:sz w:val="18"/>
                 <w:szCs w:val="18"/>
               </w:rPr>
-              <w:t xml:space="preserve">분당 허용 요청 수</w:t>
+              <w:t xml:space="preserve">시간 할당량</w:t>
             </w:r>
           </w:p>
         </w:tc>
@@ -4444,7 +3294,7 @@
                 <w:sz w:val="18"/>
                 <w:szCs w:val="18"/>
               </w:rPr>
-              <w:t xml:space="preserve">Enterprise</w:t>
+              <w:t xml:space="preserve">Q0</w:t>
             </w:r>
           </w:p>
         </w:tc>
@@ -4473,7 +3323,7 @@
                 <w:sz w:val="18"/>
                 <w:szCs w:val="18"/>
               </w:rPr>
-              <w:t xml:space="preserve">100 req/min</w:t>
+              <w:t xml:space="preserve">1,000ms</w:t>
             </w:r>
           </w:p>
         </w:tc>
@@ -4504,7 +3354,7 @@
                 <w:sz w:val="18"/>
                 <w:szCs w:val="18"/>
               </w:rPr>
-              <w:t xml:space="preserve">Premium</w:t>
+              <w:t xml:space="preserve">Q1</w:t>
             </w:r>
           </w:p>
         </w:tc>
@@ -4533,7 +3383,7 @@
                 <w:sz w:val="18"/>
                 <w:szCs w:val="18"/>
               </w:rPr>
-              <w:t xml:space="preserve">50 req/min</w:t>
+              <w:t xml:space="preserve">3,000ms</w:t>
             </w:r>
           </w:p>
         </w:tc>
@@ -4564,7 +3414,7 @@
                 <w:sz w:val="18"/>
                 <w:szCs w:val="18"/>
               </w:rPr>
-              <w:t xml:space="preserve">Standard</w:t>
+              <w:t xml:space="preserve">Q2</w:t>
             </w:r>
           </w:p>
         </w:tc>
@@ -4593,7 +3443,7 @@
                 <w:sz w:val="18"/>
                 <w:szCs w:val="18"/>
               </w:rPr>
-              <w:t xml:space="preserve">10 req/min</w:t>
+              <w:t xml:space="preserve">8,000ms</w:t>
             </w:r>
           </w:p>
         </w:tc>
@@ -4624,7 +3474,7 @@
                 <w:sz w:val="18"/>
                 <w:szCs w:val="18"/>
               </w:rPr>
-              <w:t xml:space="preserve">Free</w:t>
+              <w:t xml:space="preserve">Q3</w:t>
             </w:r>
           </w:p>
         </w:tc>
@@ -4653,7 +3503,7 @@
                 <w:sz w:val="18"/>
                 <w:szCs w:val="18"/>
               </w:rPr>
-              <w:t xml:space="preserve">5 req/min</w:t>
+              <w:t xml:space="preserve">무제한</w:t>
             </w:r>
           </w:p>
         </w:tc>
@@ -4675,7 +3525,476 @@
           <w:sz w:val="20"/>
           <w:szCs w:val="20"/>
         </w:rPr>
-        <w:t xml:space="preserve">동작 확인을 위해 Free 등급(분당 5건) 테넌트에서 20회 연속 요청을 보내본 결과, 5건이 수락되고 15건이 HTTP 429로 거부되어 등급별 한도가 정확히 강제됨을 확인하였다.</w:t>
+        <w:t xml:space="preserve">dequeue는 Rule 1과 Rule 2에 따라 상위 큐부터 FIFO(First-In, First-Out, 선입선출 — 먼저 들어온 요청부터 처리) 방식으로 꺼낸다.</w:t>
+      </w:r>
+    </w:p>
+    <w:p>
+      <w:pPr>
+        <w:spacing w:after="0" w:line="240"/>
+        <w:ind w:left="360"/>
+      </w:pPr>
+      <w:r>
+        <w:rPr>
+          <w:rFonts w:ascii="Consolas" w:cs="Consolas" w:eastAsia="Consolas" w:hAnsi="Consolas"/>
+          <w:color w:val="333333"/>
+          <w:sz w:val="18"/>
+          <w:szCs w:val="18"/>
+        </w:rPr>
+        <w:t xml:space="preserve">// MLFQ 스케줄러: 상위 큐 우선으로 다음 요청 선택</w:t>
+      </w:r>
+    </w:p>
+    <w:p>
+      <w:pPr>
+        <w:spacing w:after="0" w:line="240"/>
+        <w:ind w:left="360"/>
+      </w:pPr>
+      <w:r>
+        <w:rPr>
+          <w:rFonts w:ascii="Consolas" w:cs="Consolas" w:eastAsia="Consolas" w:hAnsi="Consolas"/>
+          <w:color w:val="333333"/>
+          <w:sz w:val="18"/>
+          <w:szCs w:val="18"/>
+        </w:rPr>
+        <w:t xml:space="preserve">dequeue() {</w:t>
+      </w:r>
+    </w:p>
+    <w:p>
+      <w:pPr>
+        <w:spacing w:after="0" w:line="240"/>
+        <w:ind w:left="360"/>
+      </w:pPr>
+      <w:r>
+        <w:rPr>
+          <w:rFonts w:ascii="Consolas" w:cs="Consolas" w:eastAsia="Consolas" w:hAnsi="Consolas"/>
+          <w:color w:val="333333"/>
+          <w:sz w:val="18"/>
+          <w:szCs w:val="18"/>
+        </w:rPr>
+        <w:t xml:space="preserve">  for (let i = 0; i &lt; 4; i++) {</w:t>
+      </w:r>
+    </w:p>
+    <w:p>
+      <w:pPr>
+        <w:spacing w:after="0" w:line="240"/>
+        <w:ind w:left="360"/>
+      </w:pPr>
+      <w:r>
+        <w:rPr>
+          <w:rFonts w:ascii="Consolas" w:cs="Consolas" w:eastAsia="Consolas" w:hAnsi="Consolas"/>
+          <w:color w:val="333333"/>
+          <w:sz w:val="18"/>
+          <w:szCs w:val="18"/>
+        </w:rPr>
+        <w:t xml:space="preserve">    if (this.queues[i].length &gt; 0) return this.queues[i].shift();</w:t>
+      </w:r>
+    </w:p>
+    <w:p>
+      <w:pPr>
+        <w:spacing w:after="0" w:line="240"/>
+        <w:ind w:left="360"/>
+      </w:pPr>
+      <w:r>
+        <w:rPr>
+          <w:rFonts w:ascii="Consolas" w:cs="Consolas" w:eastAsia="Consolas" w:hAnsi="Consolas"/>
+          <w:color w:val="333333"/>
+          <w:sz w:val="18"/>
+          <w:szCs w:val="18"/>
+        </w:rPr>
+        <w:t xml:space="preserve">  }</w:t>
+      </w:r>
+    </w:p>
+    <w:p>
+      <w:pPr>
+        <w:spacing w:after="0" w:line="240"/>
+        <w:ind w:left="360"/>
+      </w:pPr>
+      <w:r>
+        <w:rPr>
+          <w:rFonts w:ascii="Consolas" w:cs="Consolas" w:eastAsia="Consolas" w:hAnsi="Consolas"/>
+          <w:color w:val="333333"/>
+          <w:sz w:val="18"/>
+          <w:szCs w:val="18"/>
+        </w:rPr>
+        <w:t xml:space="preserve">  return null;</w:t>
+      </w:r>
+    </w:p>
+    <w:p>
+      <w:pPr>
+        <w:spacing w:after="0" w:line="240"/>
+        <w:ind w:left="360"/>
+      </w:pPr>
+      <w:r>
+        <w:rPr>
+          <w:rFonts w:ascii="Consolas" w:cs="Consolas" w:eastAsia="Consolas" w:hAnsi="Consolas"/>
+          <w:color w:val="333333"/>
+          <w:sz w:val="18"/>
+          <w:szCs w:val="18"/>
+        </w:rPr>
+        <w:t xml:space="preserve">}</w:t>
+      </w:r>
+    </w:p>
+    <w:p>
+      <w:pPr>
+        <w:spacing w:after="80"/>
+      </w:pPr>
+    </w:p>
+    <w:p>
+      <w:pPr>
+        <w:spacing w:after="120" w:line="240"/>
+      </w:pPr>
+      <w:r>
+        <w:rPr>
+          <w:rFonts w:ascii="맑은 고딕" w:cs="맑은 고딕" w:eastAsia="맑은 고딕" w:hAnsi="맑은 고딕"/>
+          <w:color w:val="000000"/>
+          <w:sz w:val="20"/>
+          <w:szCs w:val="20"/>
+        </w:rPr>
+        <w:t xml:space="preserve">실서버는 위 dequeue로 꺼낸 요청을 끝까지 처리하는 비선점형 흐름을 사용한다. 클래스에는 선점 메서드(`checkPreemption`, `preempt`)도 함께 정의되어 있으며, 시뮬레이션 스크립트(`run-multi-seed.js`, 5개 시드로 반복하는 다중 시드 실험기)가 이를 호출해 선점형 동작을 검증한다. 시뮬레이션은 500ms 타임 슬라이스 단위로 누적 사용 시간을 점검해 할당량을 넘기면 하위 큐로 강등하고, 5초 주기 부스팅으로 하위 큐의 기아를 막는다.</w:t>
+      </w:r>
+    </w:p>
+    <w:p>
+      <w:pPr>
+        <w:spacing w:after="120" w:line="240"/>
+      </w:pPr>
+      <w:r>
+        <w:rPr>
+          <w:rFonts w:ascii="맑은 고딕" w:cs="맑은 고딕" w:eastAsia="맑은 고딕" w:hAnsi="맑은 고딕"/>
+          <w:b/>
+          <w:bCs/>
+          <w:color w:val="000000"/>
+          <w:sz w:val="20"/>
+          <w:szCs w:val="20"/>
+        </w:rPr>
+        <w:t xml:space="preserve">WFQ 구현.</w:t>
+      </w:r>
+      <w:r>
+        <w:rPr>
+          <w:rFonts w:ascii="맑은 고딕" w:cs="맑은 고딕" w:eastAsia="맑은 고딕" w:hAnsi="맑은 고딕"/>
+          <w:color w:val="000000"/>
+          <w:sz w:val="20"/>
+          <w:szCs w:val="20"/>
+        </w:rPr>
+        <w:t xml:space="preserve"> WFQ는 각 요청의 가상 완료 시각(VFT)을 계산해 가장 작은 값부터 처리한다.</w:t>
+      </w:r>
+    </w:p>
+    <w:p>
+      <w:pPr>
+        <w:spacing w:after="120" w:line="240"/>
+        <w:ind w:left="360"/>
+      </w:pPr>
+      <w:r>
+        <w:rPr>
+          <w:rFonts w:ascii="맑은 고딕" w:cs="맑은 고딕" w:eastAsia="맑은 고딕" w:hAnsi="맑은 고딕"/>
+          <w:i/>
+          <w:iCs/>
+          <w:color w:val="333333"/>
+          <w:sz w:val="20"/>
+          <w:szCs w:val="20"/>
+        </w:rPr>
+        <w:t xml:space="preserve">VFT_i = VFT_(i-1) + 처리 비용 / 가중치</w:t>
+      </w:r>
+    </w:p>
+    <w:p>
+      <w:pPr>
+        <w:spacing w:after="120" w:line="240"/>
+      </w:pPr>
+      <w:r>
+        <w:rPr>
+          <w:rFonts w:ascii="맑은 고딕" w:cs="맑은 고딕" w:eastAsia="맑은 고딕" w:hAnsi="맑은 고딕"/>
+          <w:color w:val="000000"/>
+          <w:sz w:val="20"/>
+          <w:szCs w:val="20"/>
+        </w:rPr>
+        <w:t xml:space="preserve">처리 비용은 요청 1건당 1로 고정하였다. LLM 출력 토큰 수는 생성 완료 전 알 수 없고, JFI 계산도 처리 건수 기준이므로 측정 기준을 일치시키기 위해서이다.</w:t>
+      </w:r>
+    </w:p>
+    <w:p>
+      <w:pPr>
+        <w:spacing w:after="0" w:line="240"/>
+        <w:ind w:left="360"/>
+      </w:pPr>
+      <w:r>
+        <w:rPr>
+          <w:rFonts w:ascii="Consolas" w:cs="Consolas" w:eastAsia="Consolas" w:hAnsi="Consolas"/>
+          <w:color w:val="333333"/>
+          <w:sz w:val="18"/>
+          <w:szCs w:val="18"/>
+        </w:rPr>
+        <w:t xml:space="preserve">// WFQ: VFT 계산 후 enqueue</w:t>
+      </w:r>
+    </w:p>
+    <w:p>
+      <w:pPr>
+        <w:spacing w:after="0" w:line="240"/>
+        <w:ind w:left="360"/>
+      </w:pPr>
+      <w:r>
+        <w:rPr>
+          <w:rFonts w:ascii="Consolas" w:cs="Consolas" w:eastAsia="Consolas" w:hAnsi="Consolas"/>
+          <w:color w:val="333333"/>
+          <w:sz w:val="18"/>
+          <w:szCs w:val="18"/>
+        </w:rPr>
+        <w:t xml:space="preserve">enqueue(request) {</w:t>
+      </w:r>
+    </w:p>
+    <w:p>
+      <w:pPr>
+        <w:spacing w:after="0" w:line="240"/>
+        <w:ind w:left="360"/>
+      </w:pPr>
+      <w:r>
+        <w:rPr>
+          <w:rFonts w:ascii="Consolas" w:cs="Consolas" w:eastAsia="Consolas" w:hAnsi="Consolas"/>
+          <w:color w:val="333333"/>
+          <w:sz w:val="18"/>
+          <w:szCs w:val="18"/>
+        </w:rPr>
+        <w:t xml:space="preserve">  const tenant = this.tenants.get(request.tenantId);</w:t>
+      </w:r>
+    </w:p>
+    <w:p>
+      <w:pPr>
+        <w:spacing w:after="0" w:line="240"/>
+        <w:ind w:left="360"/>
+      </w:pPr>
+      <w:r>
+        <w:rPr>
+          <w:rFonts w:ascii="Consolas" w:cs="Consolas" w:eastAsia="Consolas" w:hAnsi="Consolas"/>
+          <w:color w:val="333333"/>
+          <w:sz w:val="18"/>
+          <w:szCs w:val="18"/>
+        </w:rPr>
+        <w:t xml:space="preserve">  const startTime = Math.max(tenant.virtualTime, this.globalVirtualTime);</w:t>
+      </w:r>
+    </w:p>
+    <w:p>
+      <w:pPr>
+        <w:spacing w:after="0" w:line="240"/>
+        <w:ind w:left="360"/>
+      </w:pPr>
+      <w:r>
+        <w:rPr>
+          <w:rFonts w:ascii="Consolas" w:cs="Consolas" w:eastAsia="Consolas" w:hAnsi="Consolas"/>
+          <w:color w:val="333333"/>
+          <w:sz w:val="18"/>
+          <w:szCs w:val="18"/>
+        </w:rPr>
+        <w:t xml:space="preserve">  request.virtualFinishTime = startTime + (1 / tenant.weight);</w:t>
+      </w:r>
+    </w:p>
+    <w:p>
+      <w:pPr>
+        <w:spacing w:after="0" w:line="240"/>
+        <w:ind w:left="360"/>
+      </w:pPr>
+      <w:r>
+        <w:rPr>
+          <w:rFonts w:ascii="Consolas" w:cs="Consolas" w:eastAsia="Consolas" w:hAnsi="Consolas"/>
+          <w:color w:val="333333"/>
+          <w:sz w:val="18"/>
+          <w:szCs w:val="18"/>
+        </w:rPr>
+        <w:t xml:space="preserve">  tenant.virtualTime = request.virtualFinishTime;   // 다음 요청의 기준이 됨</w:t>
+      </w:r>
+    </w:p>
+    <w:p>
+      <w:pPr>
+        <w:spacing w:after="0" w:line="240"/>
+        <w:ind w:left="360"/>
+      </w:pPr>
+      <w:r>
+        <w:rPr>
+          <w:rFonts w:ascii="Consolas" w:cs="Consolas" w:eastAsia="Consolas" w:hAnsi="Consolas"/>
+          <w:color w:val="333333"/>
+          <w:sz w:val="18"/>
+          <w:szCs w:val="18"/>
+        </w:rPr>
+        <w:t xml:space="preserve">  this.queue.push(request);</w:t>
+      </w:r>
+    </w:p>
+    <w:p>
+      <w:pPr>
+        <w:spacing w:after="0" w:line="240"/>
+        <w:ind w:left="360"/>
+      </w:pPr>
+      <w:r>
+        <w:rPr>
+          <w:rFonts w:ascii="Consolas" w:cs="Consolas" w:eastAsia="Consolas" w:hAnsi="Consolas"/>
+          <w:color w:val="333333"/>
+          <w:sz w:val="18"/>
+          <w:szCs w:val="18"/>
+        </w:rPr>
+        <w:t xml:space="preserve">}</w:t>
+      </w:r>
+    </w:p>
+    <w:p>
+      <w:pPr>
+        <w:spacing w:after="0" w:line="240"/>
+        <w:ind w:left="360"/>
+      </w:pPr>
+      <w:r>
+        <w:rPr>
+          <w:rFonts w:ascii="Consolas" w:cs="Consolas" w:eastAsia="Consolas" w:hAnsi="Consolas"/>
+          <w:color w:val="333333"/>
+          <w:sz w:val="18"/>
+          <w:szCs w:val="18"/>
+        </w:rPr>
+        <w:t xml:space="preserve">// VFT가 가장 작은 요청 선택</w:t>
+      </w:r>
+    </w:p>
+    <w:p>
+      <w:pPr>
+        <w:spacing w:after="0" w:line="240"/>
+        <w:ind w:left="360"/>
+      </w:pPr>
+      <w:r>
+        <w:rPr>
+          <w:rFonts w:ascii="Consolas" w:cs="Consolas" w:eastAsia="Consolas" w:hAnsi="Consolas"/>
+          <w:color w:val="333333"/>
+          <w:sz w:val="18"/>
+          <w:szCs w:val="18"/>
+        </w:rPr>
+        <w:t xml:space="preserve">dequeue() {</w:t>
+      </w:r>
+    </w:p>
+    <w:p>
+      <w:pPr>
+        <w:spacing w:after="0" w:line="240"/>
+        <w:ind w:left="360"/>
+      </w:pPr>
+      <w:r>
+        <w:rPr>
+          <w:rFonts w:ascii="Consolas" w:cs="Consolas" w:eastAsia="Consolas" w:hAnsi="Consolas"/>
+          <w:color w:val="333333"/>
+          <w:sz w:val="18"/>
+          <w:szCs w:val="18"/>
+        </w:rPr>
+        <w:t xml:space="preserve">  let minIdx = 0;</w:t>
+      </w:r>
+    </w:p>
+    <w:p>
+      <w:pPr>
+        <w:spacing w:after="0" w:line="240"/>
+        <w:ind w:left="360"/>
+      </w:pPr>
+      <w:r>
+        <w:rPr>
+          <w:rFonts w:ascii="Consolas" w:cs="Consolas" w:eastAsia="Consolas" w:hAnsi="Consolas"/>
+          <w:color w:val="333333"/>
+          <w:sz w:val="18"/>
+          <w:szCs w:val="18"/>
+        </w:rPr>
+        <w:t xml:space="preserve">  for (let i = 1; i &lt; this.queue.length; i++) {</w:t>
+      </w:r>
+    </w:p>
+    <w:p>
+      <w:pPr>
+        <w:spacing w:after="0" w:line="240"/>
+        <w:ind w:left="360"/>
+      </w:pPr>
+      <w:r>
+        <w:rPr>
+          <w:rFonts w:ascii="Consolas" w:cs="Consolas" w:eastAsia="Consolas" w:hAnsi="Consolas"/>
+          <w:color w:val="333333"/>
+          <w:sz w:val="18"/>
+          <w:szCs w:val="18"/>
+        </w:rPr>
+        <w:t xml:space="preserve">    if (this.queue[i].virtualFinishTime &lt; this.queue[minIdx].virtualFinishTime) minIdx = i;</w:t>
+      </w:r>
+    </w:p>
+    <w:p>
+      <w:pPr>
+        <w:spacing w:after="0" w:line="240"/>
+        <w:ind w:left="360"/>
+      </w:pPr>
+      <w:r>
+        <w:rPr>
+          <w:rFonts w:ascii="Consolas" w:cs="Consolas" w:eastAsia="Consolas" w:hAnsi="Consolas"/>
+          <w:color w:val="333333"/>
+          <w:sz w:val="18"/>
+          <w:szCs w:val="18"/>
+        </w:rPr>
+        <w:t xml:space="preserve">  }</w:t>
+      </w:r>
+    </w:p>
+    <w:p>
+      <w:pPr>
+        <w:spacing w:after="0" w:line="240"/>
+        <w:ind w:left="360"/>
+      </w:pPr>
+      <w:r>
+        <w:rPr>
+          <w:rFonts w:ascii="Consolas" w:cs="Consolas" w:eastAsia="Consolas" w:hAnsi="Consolas"/>
+          <w:color w:val="333333"/>
+          <w:sz w:val="18"/>
+          <w:szCs w:val="18"/>
+        </w:rPr>
+        <w:t xml:space="preserve">  const req = this.queue.splice(minIdx, 1)[0];</w:t>
+      </w:r>
+    </w:p>
+    <w:p>
+      <w:pPr>
+        <w:spacing w:after="0" w:line="240"/>
+        <w:ind w:left="360"/>
+      </w:pPr>
+      <w:r>
+        <w:rPr>
+          <w:rFonts w:ascii="Consolas" w:cs="Consolas" w:eastAsia="Consolas" w:hAnsi="Consolas"/>
+          <w:color w:val="333333"/>
+          <w:sz w:val="18"/>
+          <w:szCs w:val="18"/>
+        </w:rPr>
+        <w:t xml:space="preserve">  this.globalVirtualTime = req.virtualFinishTime;   // 시스템 가상 시각 갱신</w:t>
+      </w:r>
+    </w:p>
+    <w:p>
+      <w:pPr>
+        <w:spacing w:after="0" w:line="240"/>
+        <w:ind w:left="360"/>
+      </w:pPr>
+      <w:r>
+        <w:rPr>
+          <w:rFonts w:ascii="Consolas" w:cs="Consolas" w:eastAsia="Consolas" w:hAnsi="Consolas"/>
+          <w:color w:val="333333"/>
+          <w:sz w:val="18"/>
+          <w:szCs w:val="18"/>
+        </w:rPr>
+        <w:t xml:space="preserve">  return req;</w:t>
+      </w:r>
+    </w:p>
+    <w:p>
+      <w:pPr>
+        <w:spacing w:after="0" w:line="240"/>
+        <w:ind w:left="360"/>
+      </w:pPr>
+      <w:r>
+        <w:rPr>
+          <w:rFonts w:ascii="Consolas" w:cs="Consolas" w:eastAsia="Consolas" w:hAnsi="Consolas"/>
+          <w:color w:val="333333"/>
+          <w:sz w:val="18"/>
+          <w:szCs w:val="18"/>
+        </w:rPr>
+        <w:t xml:space="preserve">}</w:t>
+      </w:r>
+    </w:p>
+    <w:p>
+      <w:pPr>
+        <w:spacing w:after="80"/>
+      </w:pPr>
+    </w:p>
+    <w:p>
+      <w:pPr>
+        <w:spacing w:after="120" w:line="240"/>
+      </w:pPr>
+      <w:r>
+        <w:rPr>
+          <w:rFonts w:ascii="맑은 고딕" w:cs="맑은 고딕" w:eastAsia="맑은 고딕" w:hAnsi="맑은 고딕"/>
+          <w:color w:val="000000"/>
+          <w:sz w:val="20"/>
+          <w:szCs w:val="20"/>
+        </w:rPr>
+        <w:t xml:space="preserve">가중치가 큰 사용자는 VFT 증가분이 작아 자주 선택된다. Enterprise(가중치 100)와 Free(가중치 1)가 동시에 요청하면 VFT 증가분이 0.01 대 1로 Enterprise가 먼저 처리된다.</w:t>
       </w:r>
     </w:p>
     <w:p>
@@ -4691,6 +4010,390 @@
           <w:sz w:val="24"/>
           <w:szCs w:val="24"/>
         </w:rPr>
+        <w:t xml:space="preserve">4.4 Rate Limiter</w:t>
+      </w:r>
+    </w:p>
+    <w:p>
+      <w:pPr>
+        <w:spacing w:after="120" w:line="240"/>
+      </w:pPr>
+      <w:r>
+        <w:rPr>
+          <w:rFonts w:ascii="맑은 고딕" w:cs="맑은 고딕" w:eastAsia="맑은 고딕" w:hAnsi="맑은 고딕"/>
+          <w:color w:val="000000"/>
+          <w:sz w:val="20"/>
+          <w:szCs w:val="20"/>
+        </w:rPr>
+        <w:t xml:space="preserve">Rate Limiter는 스케줄링 비교 대상이 아니라 요청 진입을 관리하는 전처리 단계이며, 스케줄러와 독립적으로 동작한다. 토큰 버킷(Token Bucket, 일정 시간마다 요청 권한인 토큰이 새로 발급되고 요청이 들어올 때마다 토큰 하나씩 소모하는 방식) 방식으로 만들었다. 구독 등급별 분당 허용 수(표 4)를 제한하고, 토큰이 없으면 HTTP 429(Too Many Requests, 요청 한도 초과를 알리는 표준 응답 코드) [11]로 거부한다.</w:t>
+      </w:r>
+    </w:p>
+    <w:p>
+      <w:pPr>
+        <w:spacing w:after="80" w:line="240"/>
+      </w:pPr>
+      <w:r>
+        <w:rPr>
+          <w:rFonts w:ascii="맑은 고딕" w:cs="맑은 고딕" w:eastAsia="맑은 고딕" w:hAnsi="맑은 고딕"/>
+          <w:b/>
+          <w:bCs/>
+          <w:color w:val="000000"/>
+          <w:sz w:val="20"/>
+          <w:szCs w:val="20"/>
+        </w:rPr>
+        <w:t xml:space="preserve">표 4. 구독 등급별 요청 한도</w:t>
+      </w:r>
+    </w:p>
+    <w:tbl>
+      <w:tblPr>
+        <w:tblW w:type="auto" w:w="100"/>
+        <w:tblBorders>
+          <w:top w:val="single" w:color="auto" w:sz="4"/>
+          <w:left w:val="single" w:color="auto" w:sz="4"/>
+          <w:bottom w:val="single" w:color="auto" w:sz="4"/>
+          <w:right w:val="single" w:color="auto" w:sz="4"/>
+          <w:insideH w:val="single" w:color="auto" w:sz="4"/>
+          <w:insideV w:val="single" w:color="auto" w:sz="4"/>
+        </w:tblBorders>
+      </w:tblPr>
+      <w:tblGrid>
+        <w:gridCol w:w="3967"/>
+        <w:gridCol w:w="3967"/>
+      </w:tblGrid>
+      <w:tr>
+        <w:tc>
+          <w:tcPr>
+            <w:tcW w:type="dxa" w:w="3967"/>
+            <w:tcBorders>
+              <w:top w:val="single" w:color="AAAAAA" w:sz="1"/>
+              <w:left w:val="single" w:color="AAAAAA" w:sz="1"/>
+              <w:bottom w:val="single" w:color="AAAAAA" w:sz="1"/>
+              <w:right w:val="single" w:color="AAAAAA" w:sz="1"/>
+            </w:tcBorders>
+            <w:shd w:fill="D9E2F3" w:val="clear"/>
+            <w:vAlign w:val="center"/>
+          </w:tcPr>
+          <w:p>
+            <w:pPr>
+              <w:spacing w:after="40" w:before="40"/>
+              <w:jc w:val="center"/>
+            </w:pPr>
+            <w:r>
+              <w:rPr>
+                <w:rFonts w:ascii="맑은 고딕" w:cs="맑은 고딕" w:eastAsia="맑은 고딕" w:hAnsi="맑은 고딕"/>
+                <w:b/>
+                <w:bCs/>
+                <w:color w:val="000000"/>
+                <w:sz w:val="18"/>
+                <w:szCs w:val="18"/>
+              </w:rPr>
+              <w:t xml:space="preserve">구독 등급</w:t>
+            </w:r>
+          </w:p>
+        </w:tc>
+        <w:tc>
+          <w:tcPr>
+            <w:tcW w:type="dxa" w:w="3967"/>
+            <w:tcBorders>
+              <w:top w:val="single" w:color="AAAAAA" w:sz="1"/>
+              <w:left w:val="single" w:color="AAAAAA" w:sz="1"/>
+              <w:bottom w:val="single" w:color="AAAAAA" w:sz="1"/>
+              <w:right w:val="single" w:color="AAAAAA" w:sz="1"/>
+            </w:tcBorders>
+            <w:shd w:fill="D9E2F3" w:val="clear"/>
+            <w:vAlign w:val="center"/>
+          </w:tcPr>
+          <w:p>
+            <w:pPr>
+              <w:spacing w:after="40" w:before="40"/>
+              <w:jc w:val="center"/>
+            </w:pPr>
+            <w:r>
+              <w:rPr>
+                <w:rFonts w:ascii="맑은 고딕" w:cs="맑은 고딕" w:eastAsia="맑은 고딕" w:hAnsi="맑은 고딕"/>
+                <w:b/>
+                <w:bCs/>
+                <w:color w:val="000000"/>
+                <w:sz w:val="18"/>
+                <w:szCs w:val="18"/>
+              </w:rPr>
+              <w:t xml:space="preserve">분당 허용 요청 수</w:t>
+            </w:r>
+          </w:p>
+        </w:tc>
+      </w:tr>
+      <w:tr>
+        <w:tc>
+          <w:tcPr>
+            <w:tcW w:type="dxa" w:w="3967"/>
+            <w:tcBorders>
+              <w:top w:val="single" w:color="AAAAAA" w:sz="1"/>
+              <w:left w:val="single" w:color="AAAAAA" w:sz="1"/>
+              <w:bottom w:val="single" w:color="AAAAAA" w:sz="1"/>
+              <w:right w:val="single" w:color="AAAAAA" w:sz="1"/>
+            </w:tcBorders>
+            <w:vAlign w:val="center"/>
+          </w:tcPr>
+          <w:p>
+            <w:pPr>
+              <w:spacing w:after="40" w:before="40"/>
+              <w:jc w:val="left"/>
+            </w:pPr>
+            <w:r>
+              <w:rPr>
+                <w:rFonts w:ascii="맑은 고딕" w:cs="맑은 고딕" w:eastAsia="맑은 고딕" w:hAnsi="맑은 고딕"/>
+                <w:b w:val="false"/>
+                <w:bCs w:val="false"/>
+                <w:color w:val="000000"/>
+                <w:sz w:val="18"/>
+                <w:szCs w:val="18"/>
+              </w:rPr>
+              <w:t xml:space="preserve">Enterprise</w:t>
+            </w:r>
+          </w:p>
+        </w:tc>
+        <w:tc>
+          <w:tcPr>
+            <w:tcW w:type="dxa" w:w="3967"/>
+            <w:tcBorders>
+              <w:top w:val="single" w:color="AAAAAA" w:sz="1"/>
+              <w:left w:val="single" w:color="AAAAAA" w:sz="1"/>
+              <w:bottom w:val="single" w:color="AAAAAA" w:sz="1"/>
+              <w:right w:val="single" w:color="AAAAAA" w:sz="1"/>
+            </w:tcBorders>
+            <w:vAlign w:val="center"/>
+          </w:tcPr>
+          <w:p>
+            <w:pPr>
+              <w:spacing w:after="40" w:before="40"/>
+              <w:jc w:val="left"/>
+            </w:pPr>
+            <w:r>
+              <w:rPr>
+                <w:rFonts w:ascii="맑은 고딕" w:cs="맑은 고딕" w:eastAsia="맑은 고딕" w:hAnsi="맑은 고딕"/>
+                <w:b w:val="false"/>
+                <w:bCs w:val="false"/>
+                <w:color w:val="000000"/>
+                <w:sz w:val="18"/>
+                <w:szCs w:val="18"/>
+              </w:rPr>
+              <w:t xml:space="preserve">100 req/min</w:t>
+            </w:r>
+          </w:p>
+        </w:tc>
+      </w:tr>
+      <w:tr>
+        <w:tc>
+          <w:tcPr>
+            <w:tcW w:type="dxa" w:w="3967"/>
+            <w:tcBorders>
+              <w:top w:val="single" w:color="AAAAAA" w:sz="1"/>
+              <w:left w:val="single" w:color="AAAAAA" w:sz="1"/>
+              <w:bottom w:val="single" w:color="AAAAAA" w:sz="1"/>
+              <w:right w:val="single" w:color="AAAAAA" w:sz="1"/>
+            </w:tcBorders>
+            <w:vAlign w:val="center"/>
+          </w:tcPr>
+          <w:p>
+            <w:pPr>
+              <w:spacing w:after="40" w:before="40"/>
+              <w:jc w:val="left"/>
+            </w:pPr>
+            <w:r>
+              <w:rPr>
+                <w:rFonts w:ascii="맑은 고딕" w:cs="맑은 고딕" w:eastAsia="맑은 고딕" w:hAnsi="맑은 고딕"/>
+                <w:b w:val="false"/>
+                <w:bCs w:val="false"/>
+                <w:color w:val="000000"/>
+                <w:sz w:val="18"/>
+                <w:szCs w:val="18"/>
+              </w:rPr>
+              <w:t xml:space="preserve">Premium</w:t>
+            </w:r>
+          </w:p>
+        </w:tc>
+        <w:tc>
+          <w:tcPr>
+            <w:tcW w:type="dxa" w:w="3967"/>
+            <w:tcBorders>
+              <w:top w:val="single" w:color="AAAAAA" w:sz="1"/>
+              <w:left w:val="single" w:color="AAAAAA" w:sz="1"/>
+              <w:bottom w:val="single" w:color="AAAAAA" w:sz="1"/>
+              <w:right w:val="single" w:color="AAAAAA" w:sz="1"/>
+            </w:tcBorders>
+            <w:vAlign w:val="center"/>
+          </w:tcPr>
+          <w:p>
+            <w:pPr>
+              <w:spacing w:after="40" w:before="40"/>
+              <w:jc w:val="left"/>
+            </w:pPr>
+            <w:r>
+              <w:rPr>
+                <w:rFonts w:ascii="맑은 고딕" w:cs="맑은 고딕" w:eastAsia="맑은 고딕" w:hAnsi="맑은 고딕"/>
+                <w:b w:val="false"/>
+                <w:bCs w:val="false"/>
+                <w:color w:val="000000"/>
+                <w:sz w:val="18"/>
+                <w:szCs w:val="18"/>
+              </w:rPr>
+              <w:t xml:space="preserve">50 req/min</w:t>
+            </w:r>
+          </w:p>
+        </w:tc>
+      </w:tr>
+      <w:tr>
+        <w:tc>
+          <w:tcPr>
+            <w:tcW w:type="dxa" w:w="3967"/>
+            <w:tcBorders>
+              <w:top w:val="single" w:color="AAAAAA" w:sz="1"/>
+              <w:left w:val="single" w:color="AAAAAA" w:sz="1"/>
+              <w:bottom w:val="single" w:color="AAAAAA" w:sz="1"/>
+              <w:right w:val="single" w:color="AAAAAA" w:sz="1"/>
+            </w:tcBorders>
+            <w:vAlign w:val="center"/>
+          </w:tcPr>
+          <w:p>
+            <w:pPr>
+              <w:spacing w:after="40" w:before="40"/>
+              <w:jc w:val="left"/>
+            </w:pPr>
+            <w:r>
+              <w:rPr>
+                <w:rFonts w:ascii="맑은 고딕" w:cs="맑은 고딕" w:eastAsia="맑은 고딕" w:hAnsi="맑은 고딕"/>
+                <w:b w:val="false"/>
+                <w:bCs w:val="false"/>
+                <w:color w:val="000000"/>
+                <w:sz w:val="18"/>
+                <w:szCs w:val="18"/>
+              </w:rPr>
+              <w:t xml:space="preserve">Standard</w:t>
+            </w:r>
+          </w:p>
+        </w:tc>
+        <w:tc>
+          <w:tcPr>
+            <w:tcW w:type="dxa" w:w="3967"/>
+            <w:tcBorders>
+              <w:top w:val="single" w:color="AAAAAA" w:sz="1"/>
+              <w:left w:val="single" w:color="AAAAAA" w:sz="1"/>
+              <w:bottom w:val="single" w:color="AAAAAA" w:sz="1"/>
+              <w:right w:val="single" w:color="AAAAAA" w:sz="1"/>
+            </w:tcBorders>
+            <w:vAlign w:val="center"/>
+          </w:tcPr>
+          <w:p>
+            <w:pPr>
+              <w:spacing w:after="40" w:before="40"/>
+              <w:jc w:val="left"/>
+            </w:pPr>
+            <w:r>
+              <w:rPr>
+                <w:rFonts w:ascii="맑은 고딕" w:cs="맑은 고딕" w:eastAsia="맑은 고딕" w:hAnsi="맑은 고딕"/>
+                <w:b w:val="false"/>
+                <w:bCs w:val="false"/>
+                <w:color w:val="000000"/>
+                <w:sz w:val="18"/>
+                <w:szCs w:val="18"/>
+              </w:rPr>
+              <w:t xml:space="preserve">10 req/min</w:t>
+            </w:r>
+          </w:p>
+        </w:tc>
+      </w:tr>
+      <w:tr>
+        <w:tc>
+          <w:tcPr>
+            <w:tcW w:type="dxa" w:w="3967"/>
+            <w:tcBorders>
+              <w:top w:val="single" w:color="AAAAAA" w:sz="1"/>
+              <w:left w:val="single" w:color="AAAAAA" w:sz="1"/>
+              <w:bottom w:val="single" w:color="AAAAAA" w:sz="1"/>
+              <w:right w:val="single" w:color="AAAAAA" w:sz="1"/>
+            </w:tcBorders>
+            <w:vAlign w:val="center"/>
+          </w:tcPr>
+          <w:p>
+            <w:pPr>
+              <w:spacing w:after="40" w:before="40"/>
+              <w:jc w:val="left"/>
+            </w:pPr>
+            <w:r>
+              <w:rPr>
+                <w:rFonts w:ascii="맑은 고딕" w:cs="맑은 고딕" w:eastAsia="맑은 고딕" w:hAnsi="맑은 고딕"/>
+                <w:b w:val="false"/>
+                <w:bCs w:val="false"/>
+                <w:color w:val="000000"/>
+                <w:sz w:val="18"/>
+                <w:szCs w:val="18"/>
+              </w:rPr>
+              <w:t xml:space="preserve">Free</w:t>
+            </w:r>
+          </w:p>
+        </w:tc>
+        <w:tc>
+          <w:tcPr>
+            <w:tcW w:type="dxa" w:w="3967"/>
+            <w:tcBorders>
+              <w:top w:val="single" w:color="AAAAAA" w:sz="1"/>
+              <w:left w:val="single" w:color="AAAAAA" w:sz="1"/>
+              <w:bottom w:val="single" w:color="AAAAAA" w:sz="1"/>
+              <w:right w:val="single" w:color="AAAAAA" w:sz="1"/>
+            </w:tcBorders>
+            <w:vAlign w:val="center"/>
+          </w:tcPr>
+          <w:p>
+            <w:pPr>
+              <w:spacing w:after="40" w:before="40"/>
+              <w:jc w:val="left"/>
+            </w:pPr>
+            <w:r>
+              <w:rPr>
+                <w:rFonts w:ascii="맑은 고딕" w:cs="맑은 고딕" w:eastAsia="맑은 고딕" w:hAnsi="맑은 고딕"/>
+                <w:b w:val="false"/>
+                <w:bCs w:val="false"/>
+                <w:color w:val="000000"/>
+                <w:sz w:val="18"/>
+                <w:szCs w:val="18"/>
+              </w:rPr>
+              <w:t xml:space="preserve">5 req/min</w:t>
+            </w:r>
+          </w:p>
+        </w:tc>
+      </w:tr>
+    </w:tbl>
+    <w:p>
+      <w:pPr>
+        <w:spacing w:after="80"/>
+      </w:pPr>
+    </w:p>
+    <w:p>
+      <w:pPr>
+        <w:spacing w:after="120" w:line="240"/>
+      </w:pPr>
+      <w:r>
+        <w:rPr>
+          <w:rFonts w:ascii="맑은 고딕" w:cs="맑은 고딕" w:eastAsia="맑은 고딕" w:hAnsi="맑은 고딕"/>
+          <w:color w:val="000000"/>
+          <w:sz w:val="20"/>
+          <w:szCs w:val="20"/>
+        </w:rPr>
+        <w:t xml:space="preserve">동작 확인을 위해 Free 등급(분당 5건) 테넌트에서 20회 연속 요청을 보내본 결과, 5건이 수락되고 15건이 HTTP 429로 거부되어 등급별 한도가 정확히 강제됨을 확인하였다.</w:t>
+      </w:r>
+    </w:p>
+    <w:p>
+      <w:pPr>
+        <w:spacing w:after="130" w:before="220" w:line="240"/>
+      </w:pPr>
+      <w:r>
+        <w:rPr>
+          <w:rFonts w:ascii="맑은 고딕" w:cs="맑은 고딕" w:eastAsia="맑은 고딕" w:hAnsi="맑은 고딕"/>
+          <w:b/>
+          <w:bCs/>
+          <w:color w:val="333333"/>
+          <w:sz w:val="24"/>
+          <w:szCs w:val="24"/>
+        </w:rPr>
         <w:t xml:space="preserve">4.5 구현 결과 요약</w:t>
       </w:r>
     </w:p>
@@ -4705,7 +4408,7 @@
           <w:sz w:val="20"/>
           <w:szCs w:val="20"/>
         </w:rPr>
-        <w:t xml:space="preserve">스케줄러 4종과 Rate Limiter를 모두 만들어 동작을 확인했고, 스케줄러별 단위 테스트도 작성해서 모두 통과하는지 확인했다. 환경변수(`SCHEDULER_TYPE`)만 바꾸면 알고리즘을 즉시 전환할 수 있다. 대기열 상태와 처리 통계를 브라우저에서 확인할 수 있도록 웹 대시보드(`public/dashboard.html`)도 함께 만들었다. 동일 요청을 알고리즘별로 어떻게 처리하는지 눈으로 비교할 수 있다.</w:t>
+        <w:t xml:space="preserve">스케줄러 4종과 Rate Limiter를 모두 구현하였고, 스케줄러별 단위 테스트를 작성하여 정상 동작을 확인하였다. 환경변수(`SCHEDULER_TYPE`)만 바꾸면 알고리즘을 즉시 전환할 수 있다. 대기열 상태와 처리 통계를 브라우저에서 확인할 수 있도록 웹 대시보드(`public/dashboard.html`)도 함께 만들었다. 동일 요청을 알고리즘별로 어떻게 처리하는지 눈으로 비교할 수 있다.</w:t>
       </w:r>
     </w:p>
     <w:p>

--- a/06-final-report/final/final-report.docx
+++ b/06-final-report/final/final-report.docx
@@ -684,7 +684,7 @@
           <w:sz w:val="20"/>
           <w:szCs w:val="20"/>
         </w:rPr>
-        <w:t xml:space="preserve">: 시간 기반 시뮬레이션(알고리즘 특성 비교)과 Ollama를 활용한 실서버 실험 두 가지.</w:t>
+        <w:t xml:space="preserve">: 시간 기반 시뮬레이션(알고리즘 특성 비교)과 Ollama를 사용한 실서버 실험 두 가지.</w:t>
       </w:r>
     </w:p>
     <w:p>
@@ -884,7 +884,7 @@
           <w:sz w:val="20"/>
           <w:szCs w:val="20"/>
         </w:rPr>
-        <w:t xml:space="preserve">는 여러 단계의 대기열을 두고 실행 시간을 관찰해 우선순위를 자동 조정함으로써, 사전 정보 없이도 짧은 요청의 응답 속도를 높이는 알고리즘이다 [3]. 출력 토큰 수를 미리 알 수 없는 LLM 환경에서 짧은 요청 우대 효과를 확인해 보고 싶어 이 알고리즘도 넣었다. 다만 시간 할당량 단위로 실행을 중단하고 재개할 수 있어야 효과가 나타나므로, 추론 중단을 지원하지 않는 Ollama에는 비선점형으로만 적용하고, 이론상 얼마나 개선되는지는 시뮬레이션에서 선점형 모드를 따로 검증하였다 (5.3절).</w:t>
+        <w:t xml:space="preserve">는 여러 단계의 대기열을 두고 실행 시간을 관찰해 우선순위를 자동 조정해, 사전 정보 없이도 짧은 요청의 응답 속도를 높이는 알고리즘이다 [3]. 출력 토큰 수를 미리 알 수 없는 LLM 환경에서 짧은 요청 우대 효과를 확인해 보고 싶어 이 알고리즘도 넣었다. 다만 시간 할당량 단위로 실행을 중단하고 재개할 수 있어야 효과가 나타나므로, 추론 중단을 지원하지 않는 Ollama에는 비선점형으로만 적용하고, 이론상 얼마나 개선되는지는 시뮬레이션에서 선점형 모드를 따로 확인하였다 (5.3절).</w:t>
       </w:r>
     </w:p>
     <w:p>
@@ -3649,7 +3649,7 @@
           <w:sz w:val="20"/>
           <w:szCs w:val="20"/>
         </w:rPr>
-        <w:t xml:space="preserve">실서버는 위 dequeue로 꺼낸 요청을 끝까지 처리하는 비선점형 흐름을 사용한다. 클래스에는 선점 메서드(`checkPreemption`, `preempt`)도 함께 정의되어 있으며, 시뮬레이션 스크립트(`run-multi-seed.js`, 5개 시드로 반복하는 다중 시드 실험기)가 이를 호출해 선점형 동작을 검증한다. 시뮬레이션은 500ms 타임 슬라이스 단위로 누적 사용 시간을 점검해 할당량을 넘기면 하위 큐로 강등하고, 5초 주기 부스팅으로 하위 큐의 기아를 막는다.</w:t>
+        <w:t xml:space="preserve">실서버는 위 dequeue로 꺼낸 요청을 끝까지 처리하는 비선점형 흐름을 사용한다. 클래스에는 선점 메서드(`checkPreemption`, `preempt`)도 함께 정의되어 있으며, 시뮬레이션 스크립트(`run-multi-seed.js`, 5개 시드로 반복하는 다중 시드 실험기)가 이를 호출해 선점형 동작을 확인한다. 시뮬레이션은 500ms 타임 슬라이스 단위로 누적 사용 시간을 점검해 할당량을 넘기면 하위 큐로 강등하고, 5초 주기 부스팅으로 하위 큐의 기아를 막는다.</w:t>
       </w:r>
     </w:p>
     <w:p>
@@ -4459,7 +4459,7 @@
           <w:sz w:val="20"/>
           <w:szCs w:val="20"/>
         </w:rPr>
-        <w:t xml:space="preserve">실험은 세 갈래로 나뉜다. 기본 실험, MLFQ 선점형 실험, 그리고 실서버 실험이다. 전체 구조는 그림 4, 실험별 주요 설정은 표 5에 정리하였다. 앞의 두 실험은 시간 기반 시뮬레이션이고, 실서버 실험은 Ollama로 실제 LLM을 호출해 진행하였다. 시뮬레이션은 요청에 처리 시간을 미리 지정해두고 스케줄러가 결정한 순서대로 한 건씩 처리하는 방식이다. 네트워크 지연이나 LLM 상태 변동이 없어 알고리즘 자체의 특성만 비교할 수 있다. 반복 실험에는 고정 시드(Seed, 난수 생성의 초기값이며 같은 시드로 실행하면 같은 요청 패턴을 다시 만들 수 있다)를 써서 같은 결과를 다시 얻도록 하였다.</w:t>
+        <w:t xml:space="preserve">실험은 세 가지로 나누어 진행하였다. 기본 실험, MLFQ 선점형 실험, 실서버 실험이다. 전체 구조는 그림 4에, 실험별 주요 설정은 표 5에 정리하였다. 앞의 두 실험은 시간 기반 시뮬레이션이고, 실서버 실험은 Ollama로 실제 LLM을 호출해 진행하였다. 기본 실험은 짧은 요청을 차례로 보내서 4개 알고리즘을 같은 조건에서 비교하였고, MLFQ 선점형 실험은 처리 시간이 다양한 요청을 한꺼번에 몰아 보내서 MLFQ의 강등과 선점 효과를 따로 확인하였다. 시뮬레이션은 각 요청에 처리 시간을 미리 정해 두고, 스케줄러가 정한 순서대로 한 건씩 처리하는 방식이다. 네트워크 지연이나 LLM 응답 시간의 변동이 없어서 알고리즘 자체의 특성만 비교할 수 있다. 반복 실험에서는 고정 시드(Seed, 난수의 시작값이라 같은 시드로 실행하면 같은 요청 패턴을 다시 만들 수 있다)를 써서 같은 결과를 다시 얻을 수 있도록 하였다.</w:t>
       </w:r>
     </w:p>
     <w:p>
@@ -6300,7 +6300,7 @@
           <w:sz w:val="20"/>
           <w:szCs w:val="20"/>
         </w:rPr>
-        <w:t xml:space="preserve">Short는 최상위 큐에서 완료되고 Medium과 Long은 시간 할당량 초과로 하위 큐로 강등되도록 설계하였다. 버스트(Burst, 짧은 시간에 여러 요청이 동시에 몰리는 상황) 도착 패턴은 대기열에 요청이 쌓인 상태에서 스케줄러가 순서를 결정하도록 유도한다. 이를 위해 20건씩 동시에 투입하였다. 모든 실험에서 요청은 1건씩 순차 처리된다. JFI 계산 방식의 차이는 5.5절에서 다루며, 대규모 환경은 향후 연구 과제로 남긴다 (7.2절).</w:t>
+        <w:t xml:space="preserve">Short는 최상위 큐에서 완료되고 Medium과 Long은 시간 할당량 초과로 하위 큐로 강등되도록 설계하였다. 버스트(Burst, 짧은 시간에 여러 요청이 동시에 몰리는 상황) 도착 패턴은 대기열에 요청이 쌓인 상태에서 스케줄러가 순서를 정하도록 유도한다. 이를 위해 20건씩 동시에 큐에 넣었다. 모든 실험에서 요청은 1건씩 순차 처리된다. JFI 계산 방식의 차이는 5.5절에서 다루며, 대규모 환경은 향후 연구 과제로 남긴다 (7.2절).</w:t>
       </w:r>
     </w:p>
     <w:p>
@@ -7085,7 +7085,7 @@
           <w:sz w:val="20"/>
           <w:szCs w:val="20"/>
         </w:rPr>
-        <w:t xml:space="preserve">의 결과는 FCFS와 동일하였다. 모든 요청이 Q0 할당량(1,000ms) 안에 완료되어 하위 큐로 내려갈 일이 없었고, 비선점형 특성상 요청이 도착 순서대로 처리된 탓이다. 이론적 효과를 따로 확인하려고 5.3절에서 선점형 실험을 추가하였다. </w:t>
+        <w:t xml:space="preserve">의 결과는 FCFS와 같았다. 모든 요청이 Q0 할당량(1,000ms) 안에 완료되어 하위 큐로 내려갈 일이 없었고, 비선점형 특성상 요청이 도착 순서대로 처리된 탓이다. 이론적 효과를 따로 확인하려고 5.3절에서 선점형 실험을 추가하였다. </w:t>
       </w:r>
       <w:r>
         <w:rPr>
@@ -7636,7 +7636,7 @@
           <w:sz w:val="20"/>
           <w:szCs w:val="20"/>
         </w:rPr>
-        <w:t xml:space="preserve">비선점형 MLFQ가 FCFS와 동일한 결과를 보였기 때문에, MLFQ의 이론적 효과를 따로 검증하려고 선점형 시뮬레이션을 추가하였다. 요청 500건, 처리 시간 최대 10초, 버스트 도착 구조로 5개 시드에 걸쳐 반복하였다. 지표는 응답시간(도착부터 완료까지)을 사용한다. 요청 유형별 응답시간 비교 결과는 표 9 및 그림 6과 같다.</w:t>
+        <w:t xml:space="preserve">비선점형 MLFQ가 FCFS와 같은 결과를 보였기 때문에, MLFQ의 이론적 효과를 따로 확인하려고 선점형 시뮬레이션을 추가하였다. 요청 500건, 처리 시간 최대 10초, 버스트 도착 구조로 5개 시드에 걸쳐 반복하였다. 지표는 응답시간(도착부터 완료까지)을 사용한다. 요청 유형별 응답시간 비교 결과는 표 9 및 그림 6과 같다.</w:t>
       </w:r>
     </w:p>
     <w:p>
@@ -8412,7 +8412,7 @@
           <w:sz w:val="20"/>
           <w:szCs w:val="20"/>
         </w:rPr>
-        <w:t xml:space="preserve">시뮬레이션에서 확인한 스케줄링 순서 차이가 실제 LLM 환경에서도 재현되는지 보고자 Ollama로 실서버 실험을 수행하였다. 사용 모델은 2026년 4월 공개된 Google Gemma 4 계열의 `gemma4:e4b`이며, 약 40억 개 파라미터(Parameter, 모델이 학습해 가진 가중치 값)를 가진 중형 모델로 로컬 Ollama 서버에서 실행하였다. 출력은 최대 20토큰으로 제한하였다. 총 20건(등급별 5건)을 동시에 큐에 투입한 뒤 FCFS, Priority, WFQ 세 알고리즘을 비교하였다(비선점형 MLFQ는 5.2절에서 FCFS와 동일함이 확인되어 제외하였다). 전체 결과는 표 10, 구독 등급별 세부는 표 11 및 그림 7에 정리하였다.</w:t>
+        <w:t xml:space="preserve">시뮬레이션에서 확인한 스케줄링 순서 차이가 실제 LLM 환경에서도 재현되는지 보고자 Ollama로 실서버 실험을 진행하였다. 사용 모델은 2026년 4월 공개된 Google Gemma 4 계열의 `gemma4:e4b`이며, 약 40억 개 파라미터(Parameter, 모델이 학습해 가진 가중치 값)를 가진 중형 모델로 로컬 Ollama 서버에서 실행하였다. 출력은 최대 20토큰으로 제한하였다. 총 20건(등급별 5건)을 동시에 큐에 넣은 뒤 FCFS, Priority, WFQ 세 알고리즘을 비교하였다(비선점형 MLFQ는 5.2절에서 FCFS와 같음이 확인되어 제외하였다). 전체 결과는 표 10, 구독 등급별 세부는 표 11 및 그림 7에 정리하였다.</w:t>
       </w:r>
     </w:p>
     <w:p>
@@ -9649,7 +9649,7 @@
           <w:sz w:val="20"/>
           <w:szCs w:val="20"/>
         </w:rPr>
-        <w:t xml:space="preserve">세 알고리즘의 평균 처리 시간이 모두 약 208~209ms로 거의 같았다. 스케줄러는 "누구를 먼저 처리할지"만 결정할 뿐 LLM 추론 속도를 바꾸지 못한다. FCFS에서는 도착 순서대로 처리되어 Enterprise → Free 순으로 대기시간이 늘었다(Enterprise를 먼저 투입). Priority의 경우 구독 등급과 요청 우선순위가 독립적임을 드러내고자 등급별로 서로 다른 우선순위를 혼합 배정하였다(배정 내역은 부록 표 B.2 참조). 그 결과 Enterprise의 NORMAL 요청이 Premium의 URGENT 요청에 밀려 Enterprise 평균 대기시간은 FCFS 대비 증가하였다(432 → 664ms). 반면 Free의 NORMAL 요청은 Standard의 LOW 요청보다 먼저 처리되어 Free 평균 대기시간은 오히려 감소하였다(3,561 → 3,371ms). </w:t>
+        <w:t xml:space="preserve">세 알고리즘의 평균 처리 시간이 모두 약 208~209ms로 거의 같았다. 스케줄러는 "누구를 먼저 처리할지"만 정할 뿐 LLM 추론 속도를 바꾸지 못한다. FCFS에서는 도착 순서대로 처리되어 Enterprise → Free 순으로 대기시간이 늘었다(Enterprise를 먼저 보냄). Priority의 경우 구독 등급과 요청 우선순위가 독립적임을 드러내고자 등급별로 서로 다른 우선순위를 혼합 배정하였다(배정 내역은 부록 표 B.2 참조). 그 결과 Enterprise의 NORMAL 요청이 Premium의 URGENT 요청에 밀려 Enterprise 평균 대기시간은 FCFS 대비 증가하였다(432 → 664ms). 반면 Free의 NORMAL 요청은 Standard의 LOW 요청보다 먼저 처리되어 Free 평균 대기시간은 오히려 감소하였다(3,561 → 3,371ms). </w:t>
       </w:r>
       <w:r>
         <w:rPr>
@@ -9669,7 +9669,7 @@
           <w:sz w:val="20"/>
           <w:szCs w:val="20"/>
         </w:rPr>
-        <w:t xml:space="preserve">는 가중치에 따라 Enterprise가 먼저 처리되었다. 요청 수가 적어 등급별 극단적 차이까지는 드러나지 않았으나 시뮬레이션과 동일한 패턴이 나타났다.</w:t>
+        <w:t xml:space="preserve">는 가중치에 따라 Enterprise가 먼저 처리되었다. 요청 수가 적어 등급별 극단적 차이까지는 드러나지 않았으나 시뮬레이션과 같은 패턴이 나타났다.</w:t>
       </w:r>
     </w:p>
     <w:p>
@@ -11992,7 +11992,7 @@
           <w:sz w:val="20"/>
           <w:szCs w:val="20"/>
         </w:rPr>
-        <w:t xml:space="preserve">: 비선점형 환경에서 네 알고리즘의 전체 처리량은 거의 같았다. 스케줄러는 순서만 결정할 뿐 처리 속도 자체를 바꾸지 못하기 때문이다. 선점형 MLFQ에서는 짧은 요청 응답시간이 약 73% 감소, 긴 요청은 약 89% 증가하였다. 개선 효과는 5개 시드에서 71.8~74.3% 범위로 일관되게 재현되었다 (시드별 결과는 부록 B). WFQ에서는 Enterprise의 평균 대기시간이 Free의 약 1/12 수준으로 나타났다.</w:t>
+        <w:t xml:space="preserve">: 비선점형 환경에서 네 알고리즘의 전체 처리량은 거의 같았다. 스케줄러는 순서만 정할 뿐 처리 속도 자체를 바꾸지 못하기 때문이다. 선점형 MLFQ에서는 짧은 요청 응답시간이 약 73% 감소, 긴 요청은 약 89% 증가하였다. 개선 효과는 5개 시드에서 71.8~74.3% 범위로 일관되게 재현되었다 (시드별 결과는 부록 B). WFQ에서는 Enterprise의 평균 대기시간이 Free의 약 1/12 수준으로 나타났다.</w:t>
       </w:r>
     </w:p>
     <w:p>
@@ -14330,7 +14330,7 @@
           <w:sz w:val="20"/>
           <w:szCs w:val="20"/>
         </w:rPr>
-        <w:t xml:space="preserve">다섯 개 시드 모두 70% 이상의 개선을 보였으며, 시드에 따른 개선율 편차는 약 2.5%p 범위에 머물렀다. 같은 시드 값으로 `compute-stats.js`를 실행하면 동일한 결과를 얻을 수 있다.</w:t>
+        <w:t xml:space="preserve">다섯 개 시드 모두 70% 이상의 개선을 보였으며, 시드에 따른 개선율 편차는 약 2.5%p 범위에 머물렀다. 같은 시드 값으로 `compute-stats.js`를 실행하면 같은 결과를 얻을 수 있다.</w:t>
       </w:r>
     </w:p>
     <w:p>

--- a/06-final-report/final/final-report.docx
+++ b/06-final-report/final/final-report.docx
@@ -4459,7 +4459,2453 @@
           <w:sz w:val="20"/>
           <w:szCs w:val="20"/>
         </w:rPr>
-        <w:t xml:space="preserve">실험은 세 가지로 나누어 진행하였다. 기본 실험, MLFQ 선점형 실험, 실서버 실험이다. 전체 구조는 그림 4에, 실험별 주요 설정은 표 5에 정리하였다. 앞의 두 실험은 시간 기반 시뮬레이션이고, 실서버 실험은 Ollama로 실제 LLM을 호출해 진행하였다. 기본 실험은 짧은 요청을 차례로 보내서 4개 알고리즘을 같은 조건에서 비교하였고, MLFQ 선점형 실험은 처리 시간이 다양한 요청을 한꺼번에 몰아 보내서 MLFQ의 강등과 선점 효과를 따로 확인하였다. 시뮬레이션은 각 요청에 처리 시간을 미리 정해 두고, 스케줄러가 정한 순서대로 한 건씩 처리하는 방식이다. 네트워크 지연이나 LLM 응답 시간의 변동이 없어서 알고리즘 자체의 특성만 비교할 수 있다. 반복 실험에서는 고정 시드(Seed, 난수의 시작값이라 같은 시드로 실행하면 같은 요청 패턴을 다시 만들 수 있다)를 써서 같은 결과를 다시 얻을 수 있도록 하였다.</w:t>
+        <w:t xml:space="preserve">실험은 세 가지로 나누어 진행하였다. 기본 실험, MLFQ 선점형 실험, 실서버 실험이다. 실험별 주요 설정은 표 5에 정리하였다. 앞의 두 실험은 시간 기반 시뮬레이션이고, 실서버 실험은 Ollama로 실제 LLM을 호출해 진행하였다. 기본 실험은 짧은 요청을 차례로 보내서 4개 알고리즘을 같은 조건에서 비교하였고, MLFQ 선점형 실험은 처리 시간이 다양한 요청을 한꺼번에 몰아 보내서 MLFQ의 강등과 선점 효과를 따로 확인하였다. 시뮬레이션은 각 요청에 처리 시간을 미리 정해 두고, 스케줄러가 정한 순서대로 한 건씩 처리하는 방식이다. 네트워크 지연이나 LLM 응답 시간의 변동이 없어서 알고리즘 자체의 특성만 비교할 수 있다. 반복 실험에서는 고정 시드(Seed, 난수의 시작값이라 같은 시드로 실행하면 같은 요청 패턴을 다시 만들 수 있다)를 써서 같은 결과를 다시 얻을 수 있도록 하였다.</w:t>
+      </w:r>
+    </w:p>
+    <w:p>
+      <w:pPr>
+        <w:spacing w:after="80" w:line="240"/>
+      </w:pPr>
+      <w:r>
+        <w:rPr>
+          <w:rFonts w:ascii="맑은 고딕" w:cs="맑은 고딕" w:eastAsia="맑은 고딕" w:hAnsi="맑은 고딕"/>
+          <w:b/>
+          <w:bCs/>
+          <w:color w:val="000000"/>
+          <w:sz w:val="20"/>
+          <w:szCs w:val="20"/>
+        </w:rPr>
+        <w:t xml:space="preserve">표 5. 실험 유형별 설정 비교</w:t>
+      </w:r>
+    </w:p>
+    <w:tbl>
+      <w:tblPr>
+        <w:tblW w:type="auto" w:w="100"/>
+        <w:tblBorders>
+          <w:top w:val="single" w:color="auto" w:sz="4"/>
+          <w:left w:val="single" w:color="auto" w:sz="4"/>
+          <w:bottom w:val="single" w:color="auto" w:sz="4"/>
+          <w:right w:val="single" w:color="auto" w:sz="4"/>
+          <w:insideH w:val="single" w:color="auto" w:sz="4"/>
+          <w:insideV w:val="single" w:color="auto" w:sz="4"/>
+        </w:tblBorders>
+      </w:tblPr>
+      <w:tblGrid>
+        <w:gridCol w:w="1983"/>
+        <w:gridCol w:w="1983"/>
+        <w:gridCol w:w="1983"/>
+        <w:gridCol w:w="1983"/>
+      </w:tblGrid>
+      <w:tr>
+        <w:tc>
+          <w:tcPr>
+            <w:tcW w:type="dxa" w:w="1983"/>
+            <w:tcBorders>
+              <w:top w:val="single" w:color="AAAAAA" w:sz="1"/>
+              <w:left w:val="single" w:color="AAAAAA" w:sz="1"/>
+              <w:bottom w:val="single" w:color="AAAAAA" w:sz="1"/>
+              <w:right w:val="single" w:color="AAAAAA" w:sz="1"/>
+            </w:tcBorders>
+            <w:shd w:fill="D9E2F3" w:val="clear"/>
+            <w:vAlign w:val="center"/>
+          </w:tcPr>
+          <w:p>
+            <w:pPr>
+              <w:spacing w:after="40" w:before="40"/>
+              <w:jc w:val="center"/>
+            </w:pPr>
+            <w:r>
+              <w:rPr>
+                <w:rFonts w:ascii="맑은 고딕" w:cs="맑은 고딕" w:eastAsia="맑은 고딕" w:hAnsi="맑은 고딕"/>
+                <w:b/>
+                <w:bCs/>
+                <w:color w:val="000000"/>
+                <w:sz w:val="18"/>
+                <w:szCs w:val="18"/>
+              </w:rPr>
+              <w:t xml:space="preserve">항목</w:t>
+            </w:r>
+          </w:p>
+        </w:tc>
+        <w:tc>
+          <w:tcPr>
+            <w:tcW w:type="dxa" w:w="1983"/>
+            <w:tcBorders>
+              <w:top w:val="single" w:color="AAAAAA" w:sz="1"/>
+              <w:left w:val="single" w:color="AAAAAA" w:sz="1"/>
+              <w:bottom w:val="single" w:color="AAAAAA" w:sz="1"/>
+              <w:right w:val="single" w:color="AAAAAA" w:sz="1"/>
+            </w:tcBorders>
+            <w:shd w:fill="D9E2F3" w:val="clear"/>
+            <w:vAlign w:val="center"/>
+          </w:tcPr>
+          <w:p>
+            <w:pPr>
+              <w:spacing w:after="40" w:before="40"/>
+              <w:jc w:val="center"/>
+            </w:pPr>
+            <w:r>
+              <w:rPr>
+                <w:rFonts w:ascii="맑은 고딕" w:cs="맑은 고딕" w:eastAsia="맑은 고딕" w:hAnsi="맑은 고딕"/>
+                <w:b/>
+                <w:bCs/>
+                <w:color w:val="000000"/>
+                <w:sz w:val="18"/>
+                <w:szCs w:val="18"/>
+              </w:rPr>
+              <w:t xml:space="preserve">기본 실험</w:t>
+            </w:r>
+          </w:p>
+        </w:tc>
+        <w:tc>
+          <w:tcPr>
+            <w:tcW w:type="dxa" w:w="1983"/>
+            <w:tcBorders>
+              <w:top w:val="single" w:color="AAAAAA" w:sz="1"/>
+              <w:left w:val="single" w:color="AAAAAA" w:sz="1"/>
+              <w:bottom w:val="single" w:color="AAAAAA" w:sz="1"/>
+              <w:right w:val="single" w:color="AAAAAA" w:sz="1"/>
+            </w:tcBorders>
+            <w:shd w:fill="D9E2F3" w:val="clear"/>
+            <w:vAlign w:val="center"/>
+          </w:tcPr>
+          <w:p>
+            <w:pPr>
+              <w:spacing w:after="40" w:before="40"/>
+              <w:jc w:val="center"/>
+            </w:pPr>
+            <w:r>
+              <w:rPr>
+                <w:rFonts w:ascii="맑은 고딕" w:cs="맑은 고딕" w:eastAsia="맑은 고딕" w:hAnsi="맑은 고딕"/>
+                <w:b/>
+                <w:bCs/>
+                <w:color w:val="000000"/>
+                <w:sz w:val="18"/>
+                <w:szCs w:val="18"/>
+              </w:rPr>
+              <w:t xml:space="preserve">MLFQ 선점형 실험</w:t>
+            </w:r>
+          </w:p>
+        </w:tc>
+        <w:tc>
+          <w:tcPr>
+            <w:tcW w:type="dxa" w:w="1983"/>
+            <w:tcBorders>
+              <w:top w:val="single" w:color="AAAAAA" w:sz="1"/>
+              <w:left w:val="single" w:color="AAAAAA" w:sz="1"/>
+              <w:bottom w:val="single" w:color="AAAAAA" w:sz="1"/>
+              <w:right w:val="single" w:color="AAAAAA" w:sz="1"/>
+            </w:tcBorders>
+            <w:shd w:fill="D9E2F3" w:val="clear"/>
+            <w:vAlign w:val="center"/>
+          </w:tcPr>
+          <w:p>
+            <w:pPr>
+              <w:spacing w:after="40" w:before="40"/>
+              <w:jc w:val="center"/>
+            </w:pPr>
+            <w:r>
+              <w:rPr>
+                <w:rFonts w:ascii="맑은 고딕" w:cs="맑은 고딕" w:eastAsia="맑은 고딕" w:hAnsi="맑은 고딕"/>
+                <w:b/>
+                <w:bCs/>
+                <w:color w:val="000000"/>
+                <w:sz w:val="18"/>
+                <w:szCs w:val="18"/>
+              </w:rPr>
+              <w:t xml:space="preserve">실서버 실험</w:t>
+            </w:r>
+          </w:p>
+        </w:tc>
+      </w:tr>
+      <w:tr>
+        <w:tc>
+          <w:tcPr>
+            <w:tcW w:type="dxa" w:w="1983"/>
+            <w:tcBorders>
+              <w:top w:val="single" w:color="AAAAAA" w:sz="1"/>
+              <w:left w:val="single" w:color="AAAAAA" w:sz="1"/>
+              <w:bottom w:val="single" w:color="AAAAAA" w:sz="1"/>
+              <w:right w:val="single" w:color="AAAAAA" w:sz="1"/>
+            </w:tcBorders>
+            <w:vAlign w:val="center"/>
+          </w:tcPr>
+          <w:p>
+            <w:pPr>
+              <w:spacing w:after="40" w:before="40"/>
+              <w:jc w:val="left"/>
+            </w:pPr>
+            <w:r>
+              <w:rPr>
+                <w:rFonts w:ascii="맑은 고딕" w:cs="맑은 고딕" w:eastAsia="맑은 고딕" w:hAnsi="맑은 고딕"/>
+                <w:b w:val="false"/>
+                <w:bCs w:val="false"/>
+                <w:color w:val="000000"/>
+                <w:sz w:val="18"/>
+                <w:szCs w:val="18"/>
+              </w:rPr>
+              <w:t xml:space="preserve">목적</w:t>
+            </w:r>
+          </w:p>
+        </w:tc>
+        <w:tc>
+          <w:tcPr>
+            <w:tcW w:type="dxa" w:w="1983"/>
+            <w:tcBorders>
+              <w:top w:val="single" w:color="AAAAAA" w:sz="1"/>
+              <w:left w:val="single" w:color="AAAAAA" w:sz="1"/>
+              <w:bottom w:val="single" w:color="AAAAAA" w:sz="1"/>
+              <w:right w:val="single" w:color="AAAAAA" w:sz="1"/>
+            </w:tcBorders>
+            <w:vAlign w:val="center"/>
+          </w:tcPr>
+          <w:p>
+            <w:pPr>
+              <w:spacing w:after="40" w:before="40"/>
+              <w:jc w:val="left"/>
+            </w:pPr>
+            <w:r>
+              <w:rPr>
+                <w:rFonts w:ascii="맑은 고딕" w:cs="맑은 고딕" w:eastAsia="맑은 고딕" w:hAnsi="맑은 고딕"/>
+                <w:b w:val="false"/>
+                <w:bCs w:val="false"/>
+                <w:color w:val="000000"/>
+                <w:sz w:val="18"/>
+                <w:szCs w:val="18"/>
+              </w:rPr>
+              <w:t xml:space="preserve">4개 알고리즘 동일 조건 비교</w:t>
+            </w:r>
+          </w:p>
+        </w:tc>
+        <w:tc>
+          <w:tcPr>
+            <w:tcW w:type="dxa" w:w="1983"/>
+            <w:tcBorders>
+              <w:top w:val="single" w:color="AAAAAA" w:sz="1"/>
+              <w:left w:val="single" w:color="AAAAAA" w:sz="1"/>
+              <w:bottom w:val="single" w:color="AAAAAA" w:sz="1"/>
+              <w:right w:val="single" w:color="AAAAAA" w:sz="1"/>
+            </w:tcBorders>
+            <w:vAlign w:val="center"/>
+          </w:tcPr>
+          <w:p>
+            <w:pPr>
+              <w:spacing w:after="40" w:before="40"/>
+              <w:jc w:val="left"/>
+            </w:pPr>
+            <w:r>
+              <w:rPr>
+                <w:rFonts w:ascii="맑은 고딕" w:cs="맑은 고딕" w:eastAsia="맑은 고딕" w:hAnsi="맑은 고딕"/>
+                <w:b w:val="false"/>
+                <w:bCs w:val="false"/>
+                <w:color w:val="000000"/>
+                <w:sz w:val="18"/>
+                <w:szCs w:val="18"/>
+              </w:rPr>
+              <w:t xml:space="preserve">MLFQ 선점형 효과 검증</w:t>
+            </w:r>
+          </w:p>
+        </w:tc>
+        <w:tc>
+          <w:tcPr>
+            <w:tcW w:type="dxa" w:w="1983"/>
+            <w:tcBorders>
+              <w:top w:val="single" w:color="AAAAAA" w:sz="1"/>
+              <w:left w:val="single" w:color="AAAAAA" w:sz="1"/>
+              <w:bottom w:val="single" w:color="AAAAAA" w:sz="1"/>
+              <w:right w:val="single" w:color="AAAAAA" w:sz="1"/>
+            </w:tcBorders>
+            <w:vAlign w:val="center"/>
+          </w:tcPr>
+          <w:p>
+            <w:pPr>
+              <w:spacing w:after="40" w:before="40"/>
+              <w:jc w:val="left"/>
+            </w:pPr>
+            <w:r>
+              <w:rPr>
+                <w:rFonts w:ascii="맑은 고딕" w:cs="맑은 고딕" w:eastAsia="맑은 고딕" w:hAnsi="맑은 고딕"/>
+                <w:b w:val="false"/>
+                <w:bCs w:val="false"/>
+                <w:color w:val="000000"/>
+                <w:sz w:val="18"/>
+                <w:szCs w:val="18"/>
+              </w:rPr>
+              <w:t xml:space="preserve">실제 LLM 환경 검증</w:t>
+            </w:r>
+          </w:p>
+        </w:tc>
+      </w:tr>
+      <w:tr>
+        <w:tc>
+          <w:tcPr>
+            <w:tcW w:type="dxa" w:w="1983"/>
+            <w:tcBorders>
+              <w:top w:val="single" w:color="AAAAAA" w:sz="1"/>
+              <w:left w:val="single" w:color="AAAAAA" w:sz="1"/>
+              <w:bottom w:val="single" w:color="AAAAAA" w:sz="1"/>
+              <w:right w:val="single" w:color="AAAAAA" w:sz="1"/>
+            </w:tcBorders>
+            <w:vAlign w:val="center"/>
+          </w:tcPr>
+          <w:p>
+            <w:pPr>
+              <w:spacing w:after="40" w:before="40"/>
+              <w:jc w:val="left"/>
+            </w:pPr>
+            <w:r>
+              <w:rPr>
+                <w:rFonts w:ascii="맑은 고딕" w:cs="맑은 고딕" w:eastAsia="맑은 고딕" w:hAnsi="맑은 고딕"/>
+                <w:b w:val="false"/>
+                <w:bCs w:val="false"/>
+                <w:color w:val="000000"/>
+                <w:sz w:val="18"/>
+                <w:szCs w:val="18"/>
+              </w:rPr>
+              <w:t xml:space="preserve">처리 방식</w:t>
+            </w:r>
+          </w:p>
+        </w:tc>
+        <w:tc>
+          <w:tcPr>
+            <w:tcW w:type="dxa" w:w="1983"/>
+            <w:tcBorders>
+              <w:top w:val="single" w:color="AAAAAA" w:sz="1"/>
+              <w:left w:val="single" w:color="AAAAAA" w:sz="1"/>
+              <w:bottom w:val="single" w:color="AAAAAA" w:sz="1"/>
+              <w:right w:val="single" w:color="AAAAAA" w:sz="1"/>
+            </w:tcBorders>
+            <w:vAlign w:val="center"/>
+          </w:tcPr>
+          <w:p>
+            <w:pPr>
+              <w:spacing w:after="40" w:before="40"/>
+              <w:jc w:val="left"/>
+            </w:pPr>
+            <w:r>
+              <w:rPr>
+                <w:rFonts w:ascii="맑은 고딕" w:cs="맑은 고딕" w:eastAsia="맑은 고딕" w:hAnsi="맑은 고딕"/>
+                <w:b w:val="false"/>
+                <w:bCs w:val="false"/>
+                <w:color w:val="000000"/>
+                <w:sz w:val="18"/>
+                <w:szCs w:val="18"/>
+              </w:rPr>
+              <w:t xml:space="preserve">시뮬레이션</w:t>
+            </w:r>
+          </w:p>
+        </w:tc>
+        <w:tc>
+          <w:tcPr>
+            <w:tcW w:type="dxa" w:w="1983"/>
+            <w:tcBorders>
+              <w:top w:val="single" w:color="AAAAAA" w:sz="1"/>
+              <w:left w:val="single" w:color="AAAAAA" w:sz="1"/>
+              <w:bottom w:val="single" w:color="AAAAAA" w:sz="1"/>
+              <w:right w:val="single" w:color="AAAAAA" w:sz="1"/>
+            </w:tcBorders>
+            <w:vAlign w:val="center"/>
+          </w:tcPr>
+          <w:p>
+            <w:pPr>
+              <w:spacing w:after="40" w:before="40"/>
+              <w:jc w:val="left"/>
+            </w:pPr>
+            <w:r>
+              <w:rPr>
+                <w:rFonts w:ascii="맑은 고딕" w:cs="맑은 고딕" w:eastAsia="맑은 고딕" w:hAnsi="맑은 고딕"/>
+                <w:b w:val="false"/>
+                <w:bCs w:val="false"/>
+                <w:color w:val="000000"/>
+                <w:sz w:val="18"/>
+                <w:szCs w:val="18"/>
+              </w:rPr>
+              <w:t xml:space="preserve">시뮬레이션</w:t>
+            </w:r>
+          </w:p>
+        </w:tc>
+        <w:tc>
+          <w:tcPr>
+            <w:tcW w:type="dxa" w:w="1983"/>
+            <w:tcBorders>
+              <w:top w:val="single" w:color="AAAAAA" w:sz="1"/>
+              <w:left w:val="single" w:color="AAAAAA" w:sz="1"/>
+              <w:bottom w:val="single" w:color="AAAAAA" w:sz="1"/>
+              <w:right w:val="single" w:color="AAAAAA" w:sz="1"/>
+            </w:tcBorders>
+            <w:vAlign w:val="center"/>
+          </w:tcPr>
+          <w:p>
+            <w:pPr>
+              <w:spacing w:after="40" w:before="40"/>
+              <w:jc w:val="left"/>
+            </w:pPr>
+            <w:r>
+              <w:rPr>
+                <w:rFonts w:ascii="맑은 고딕" w:cs="맑은 고딕" w:eastAsia="맑은 고딕" w:hAnsi="맑은 고딕"/>
+                <w:b w:val="false"/>
+                <w:bCs w:val="false"/>
+                <w:color w:val="000000"/>
+                <w:sz w:val="18"/>
+                <w:szCs w:val="18"/>
+              </w:rPr>
+              <w:t xml:space="preserve">Ollama 실제 호출</w:t>
+            </w:r>
+          </w:p>
+        </w:tc>
+      </w:tr>
+      <w:tr>
+        <w:tc>
+          <w:tcPr>
+            <w:tcW w:type="dxa" w:w="1983"/>
+            <w:tcBorders>
+              <w:top w:val="single" w:color="AAAAAA" w:sz="1"/>
+              <w:left w:val="single" w:color="AAAAAA" w:sz="1"/>
+              <w:bottom w:val="single" w:color="AAAAAA" w:sz="1"/>
+              <w:right w:val="single" w:color="AAAAAA" w:sz="1"/>
+            </w:tcBorders>
+            <w:vAlign w:val="center"/>
+          </w:tcPr>
+          <w:p>
+            <w:pPr>
+              <w:spacing w:after="40" w:before="40"/>
+              <w:jc w:val="left"/>
+            </w:pPr>
+            <w:r>
+              <w:rPr>
+                <w:rFonts w:ascii="맑은 고딕" w:cs="맑은 고딕" w:eastAsia="맑은 고딕" w:hAnsi="맑은 고딕"/>
+                <w:b w:val="false"/>
+                <w:bCs w:val="false"/>
+                <w:color w:val="000000"/>
+                <w:sz w:val="18"/>
+                <w:szCs w:val="18"/>
+              </w:rPr>
+              <w:t xml:space="preserve">요청 수</w:t>
+            </w:r>
+          </w:p>
+        </w:tc>
+        <w:tc>
+          <w:tcPr>
+            <w:tcW w:type="dxa" w:w="1983"/>
+            <w:tcBorders>
+              <w:top w:val="single" w:color="AAAAAA" w:sz="1"/>
+              <w:left w:val="single" w:color="AAAAAA" w:sz="1"/>
+              <w:bottom w:val="single" w:color="AAAAAA" w:sz="1"/>
+              <w:right w:val="single" w:color="AAAAAA" w:sz="1"/>
+            </w:tcBorders>
+            <w:vAlign w:val="center"/>
+          </w:tcPr>
+          <w:p>
+            <w:pPr>
+              <w:spacing w:after="40" w:before="40"/>
+              <w:jc w:val="left"/>
+            </w:pPr>
+            <w:r>
+              <w:rPr>
+                <w:rFonts w:ascii="맑은 고딕" w:cs="맑은 고딕" w:eastAsia="맑은 고딕" w:hAnsi="맑은 고딕"/>
+                <w:b w:val="false"/>
+                <w:bCs w:val="false"/>
+                <w:color w:val="000000"/>
+                <w:sz w:val="18"/>
+                <w:szCs w:val="18"/>
+              </w:rPr>
+              <w:t xml:space="preserve">500건</w:t>
+            </w:r>
+          </w:p>
+        </w:tc>
+        <w:tc>
+          <w:tcPr>
+            <w:tcW w:type="dxa" w:w="1983"/>
+            <w:tcBorders>
+              <w:top w:val="single" w:color="AAAAAA" w:sz="1"/>
+              <w:left w:val="single" w:color="AAAAAA" w:sz="1"/>
+              <w:bottom w:val="single" w:color="AAAAAA" w:sz="1"/>
+              <w:right w:val="single" w:color="AAAAAA" w:sz="1"/>
+            </w:tcBorders>
+            <w:vAlign w:val="center"/>
+          </w:tcPr>
+          <w:p>
+            <w:pPr>
+              <w:spacing w:after="40" w:before="40"/>
+              <w:jc w:val="left"/>
+            </w:pPr>
+            <w:r>
+              <w:rPr>
+                <w:rFonts w:ascii="맑은 고딕" w:cs="맑은 고딕" w:eastAsia="맑은 고딕" w:hAnsi="맑은 고딕"/>
+                <w:b w:val="false"/>
+                <w:bCs w:val="false"/>
+                <w:color w:val="000000"/>
+                <w:sz w:val="18"/>
+                <w:szCs w:val="18"/>
+              </w:rPr>
+              <w:t xml:space="preserve">500건 × 5시드</w:t>
+            </w:r>
+          </w:p>
+        </w:tc>
+        <w:tc>
+          <w:tcPr>
+            <w:tcW w:type="dxa" w:w="1983"/>
+            <w:tcBorders>
+              <w:top w:val="single" w:color="AAAAAA" w:sz="1"/>
+              <w:left w:val="single" w:color="AAAAAA" w:sz="1"/>
+              <w:bottom w:val="single" w:color="AAAAAA" w:sz="1"/>
+              <w:right w:val="single" w:color="AAAAAA" w:sz="1"/>
+            </w:tcBorders>
+            <w:vAlign w:val="center"/>
+          </w:tcPr>
+          <w:p>
+            <w:pPr>
+              <w:spacing w:after="40" w:before="40"/>
+              <w:jc w:val="left"/>
+            </w:pPr>
+            <w:r>
+              <w:rPr>
+                <w:rFonts w:ascii="맑은 고딕" w:cs="맑은 고딕" w:eastAsia="맑은 고딕" w:hAnsi="맑은 고딕"/>
+                <w:b w:val="false"/>
+                <w:bCs w:val="false"/>
+                <w:color w:val="000000"/>
+                <w:sz w:val="18"/>
+                <w:szCs w:val="18"/>
+              </w:rPr>
+              <w:t xml:space="preserve">20건</w:t>
+            </w:r>
+          </w:p>
+        </w:tc>
+      </w:tr>
+      <w:tr>
+        <w:tc>
+          <w:tcPr>
+            <w:tcW w:type="dxa" w:w="1983"/>
+            <w:tcBorders>
+              <w:top w:val="single" w:color="AAAAAA" w:sz="1"/>
+              <w:left w:val="single" w:color="AAAAAA" w:sz="1"/>
+              <w:bottom w:val="single" w:color="AAAAAA" w:sz="1"/>
+              <w:right w:val="single" w:color="AAAAAA" w:sz="1"/>
+            </w:tcBorders>
+            <w:vAlign w:val="center"/>
+          </w:tcPr>
+          <w:p>
+            <w:pPr>
+              <w:spacing w:after="40" w:before="40"/>
+              <w:jc w:val="left"/>
+            </w:pPr>
+            <w:r>
+              <w:rPr>
+                <w:rFonts w:ascii="맑은 고딕" w:cs="맑은 고딕" w:eastAsia="맑은 고딕" w:hAnsi="맑은 고딕"/>
+                <w:b w:val="false"/>
+                <w:bCs w:val="false"/>
+                <w:color w:val="000000"/>
+                <w:sz w:val="18"/>
+                <w:szCs w:val="18"/>
+              </w:rPr>
+              <w:t xml:space="preserve">사용자 구분</w:t>
+            </w:r>
+          </w:p>
+        </w:tc>
+        <w:tc>
+          <w:tcPr>
+            <w:tcW w:type="dxa" w:w="1983"/>
+            <w:tcBorders>
+              <w:top w:val="single" w:color="AAAAAA" w:sz="1"/>
+              <w:left w:val="single" w:color="AAAAAA" w:sz="1"/>
+              <w:bottom w:val="single" w:color="AAAAAA" w:sz="1"/>
+              <w:right w:val="single" w:color="AAAAAA" w:sz="1"/>
+            </w:tcBorders>
+            <w:vAlign w:val="center"/>
+          </w:tcPr>
+          <w:p>
+            <w:pPr>
+              <w:spacing w:after="40" w:before="40"/>
+              <w:jc w:val="left"/>
+            </w:pPr>
+            <w:r>
+              <w:rPr>
+                <w:rFonts w:ascii="맑은 고딕" w:cs="맑은 고딕" w:eastAsia="맑은 고딕" w:hAnsi="맑은 고딕"/>
+                <w:b w:val="false"/>
+                <w:bCs w:val="false"/>
+                <w:color w:val="000000"/>
+                <w:sz w:val="18"/>
+                <w:szCs w:val="18"/>
+              </w:rPr>
+              <w:t xml:space="preserve">4명 (등급별 1명)</w:t>
+            </w:r>
+          </w:p>
+        </w:tc>
+        <w:tc>
+          <w:tcPr>
+            <w:tcW w:type="dxa" w:w="1983"/>
+            <w:tcBorders>
+              <w:top w:val="single" w:color="AAAAAA" w:sz="1"/>
+              <w:left w:val="single" w:color="AAAAAA" w:sz="1"/>
+              <w:bottom w:val="single" w:color="AAAAAA" w:sz="1"/>
+              <w:right w:val="single" w:color="AAAAAA" w:sz="1"/>
+            </w:tcBorders>
+            <w:vAlign w:val="center"/>
+          </w:tcPr>
+          <w:p>
+            <w:pPr>
+              <w:spacing w:after="40" w:before="40"/>
+              <w:jc w:val="left"/>
+            </w:pPr>
+            <w:r>
+              <w:rPr>
+                <w:rFonts w:ascii="맑은 고딕" w:cs="맑은 고딕" w:eastAsia="맑은 고딕" w:hAnsi="맑은 고딕"/>
+                <w:b w:val="false"/>
+                <w:bCs w:val="false"/>
+                <w:color w:val="000000"/>
+                <w:sz w:val="18"/>
+                <w:szCs w:val="18"/>
+              </w:rPr>
+              <w:t xml:space="preserve">미사용 (요청 유형만 구분)</w:t>
+            </w:r>
+          </w:p>
+        </w:tc>
+        <w:tc>
+          <w:tcPr>
+            <w:tcW w:type="dxa" w:w="1983"/>
+            <w:tcBorders>
+              <w:top w:val="single" w:color="AAAAAA" w:sz="1"/>
+              <w:left w:val="single" w:color="AAAAAA" w:sz="1"/>
+              <w:bottom w:val="single" w:color="AAAAAA" w:sz="1"/>
+              <w:right w:val="single" w:color="AAAAAA" w:sz="1"/>
+            </w:tcBorders>
+            <w:vAlign w:val="center"/>
+          </w:tcPr>
+          <w:p>
+            <w:pPr>
+              <w:spacing w:after="40" w:before="40"/>
+              <w:jc w:val="left"/>
+            </w:pPr>
+            <w:r>
+              <w:rPr>
+                <w:rFonts w:ascii="맑은 고딕" w:cs="맑은 고딕" w:eastAsia="맑은 고딕" w:hAnsi="맑은 고딕"/>
+                <w:b w:val="false"/>
+                <w:bCs w:val="false"/>
+                <w:color w:val="000000"/>
+                <w:sz w:val="18"/>
+                <w:szCs w:val="18"/>
+              </w:rPr>
+              <w:t xml:space="preserve">4명 (등급별 1명)</w:t>
+            </w:r>
+          </w:p>
+        </w:tc>
+      </w:tr>
+      <w:tr>
+        <w:tc>
+          <w:tcPr>
+            <w:tcW w:type="dxa" w:w="1983"/>
+            <w:tcBorders>
+              <w:top w:val="single" w:color="AAAAAA" w:sz="1"/>
+              <w:left w:val="single" w:color="AAAAAA" w:sz="1"/>
+              <w:bottom w:val="single" w:color="AAAAAA" w:sz="1"/>
+              <w:right w:val="single" w:color="AAAAAA" w:sz="1"/>
+            </w:tcBorders>
+            <w:vAlign w:val="center"/>
+          </w:tcPr>
+          <w:p>
+            <w:pPr>
+              <w:spacing w:after="40" w:before="40"/>
+              <w:jc w:val="left"/>
+            </w:pPr>
+            <w:r>
+              <w:rPr>
+                <w:rFonts w:ascii="맑은 고딕" w:cs="맑은 고딕" w:eastAsia="맑은 고딕" w:hAnsi="맑은 고딕"/>
+                <w:b w:val="false"/>
+                <w:bCs w:val="false"/>
+                <w:color w:val="000000"/>
+                <w:sz w:val="18"/>
+                <w:szCs w:val="18"/>
+              </w:rPr>
+              <w:t xml:space="preserve">처리 시간</w:t>
+            </w:r>
+          </w:p>
+        </w:tc>
+        <w:tc>
+          <w:tcPr>
+            <w:tcW w:type="dxa" w:w="1983"/>
+            <w:tcBorders>
+              <w:top w:val="single" w:color="AAAAAA" w:sz="1"/>
+              <w:left w:val="single" w:color="AAAAAA" w:sz="1"/>
+              <w:bottom w:val="single" w:color="AAAAAA" w:sz="1"/>
+              <w:right w:val="single" w:color="AAAAAA" w:sz="1"/>
+            </w:tcBorders>
+            <w:vAlign w:val="center"/>
+          </w:tcPr>
+          <w:p>
+            <w:pPr>
+              <w:spacing w:after="40" w:before="40"/>
+              <w:jc w:val="left"/>
+            </w:pPr>
+            <w:r>
+              <w:rPr>
+                <w:rFonts w:ascii="맑은 고딕" w:cs="맑은 고딕" w:eastAsia="맑은 고딕" w:hAnsi="맑은 고딕"/>
+                <w:b w:val="false"/>
+                <w:bCs w:val="false"/>
+                <w:color w:val="000000"/>
+                <w:sz w:val="18"/>
+                <w:szCs w:val="18"/>
+              </w:rPr>
+              <w:t xml:space="preserve">10~100ms (균일 랜덤)</w:t>
+            </w:r>
+          </w:p>
+        </w:tc>
+        <w:tc>
+          <w:tcPr>
+            <w:tcW w:type="dxa" w:w="1983"/>
+            <w:tcBorders>
+              <w:top w:val="single" w:color="AAAAAA" w:sz="1"/>
+              <w:left w:val="single" w:color="AAAAAA" w:sz="1"/>
+              <w:bottom w:val="single" w:color="AAAAAA" w:sz="1"/>
+              <w:right w:val="single" w:color="AAAAAA" w:sz="1"/>
+            </w:tcBorders>
+            <w:vAlign w:val="center"/>
+          </w:tcPr>
+          <w:p>
+            <w:pPr>
+              <w:spacing w:after="40" w:before="40"/>
+              <w:jc w:val="left"/>
+            </w:pPr>
+            <w:r>
+              <w:rPr>
+                <w:rFonts w:ascii="맑은 고딕" w:cs="맑은 고딕" w:eastAsia="맑은 고딕" w:hAnsi="맑은 고딕"/>
+                <w:b w:val="false"/>
+                <w:bCs w:val="false"/>
+                <w:color w:val="000000"/>
+                <w:sz w:val="18"/>
+                <w:szCs w:val="18"/>
+              </w:rPr>
+              <w:t xml:space="preserve">혼합 (Short/Medium/Long)</w:t>
+            </w:r>
+          </w:p>
+        </w:tc>
+        <w:tc>
+          <w:tcPr>
+            <w:tcW w:type="dxa" w:w="1983"/>
+            <w:tcBorders>
+              <w:top w:val="single" w:color="AAAAAA" w:sz="1"/>
+              <w:left w:val="single" w:color="AAAAAA" w:sz="1"/>
+              <w:bottom w:val="single" w:color="AAAAAA" w:sz="1"/>
+              <w:right w:val="single" w:color="AAAAAA" w:sz="1"/>
+            </w:tcBorders>
+            <w:vAlign w:val="center"/>
+          </w:tcPr>
+          <w:p>
+            <w:pPr>
+              <w:spacing w:after="40" w:before="40"/>
+              <w:jc w:val="left"/>
+            </w:pPr>
+            <w:r>
+              <w:rPr>
+                <w:rFonts w:ascii="맑은 고딕" w:cs="맑은 고딕" w:eastAsia="맑은 고딕" w:hAnsi="맑은 고딕"/>
+                <w:b w:val="false"/>
+                <w:bCs w:val="false"/>
+                <w:color w:val="000000"/>
+                <w:sz w:val="18"/>
+                <w:szCs w:val="18"/>
+              </w:rPr>
+              <w:t xml:space="preserve">실제 LLM 추론 시간</w:t>
+            </w:r>
+          </w:p>
+        </w:tc>
+      </w:tr>
+      <w:tr>
+        <w:tc>
+          <w:tcPr>
+            <w:tcW w:type="dxa" w:w="1983"/>
+            <w:tcBorders>
+              <w:top w:val="single" w:color="AAAAAA" w:sz="1"/>
+              <w:left w:val="single" w:color="AAAAAA" w:sz="1"/>
+              <w:bottom w:val="single" w:color="AAAAAA" w:sz="1"/>
+              <w:right w:val="single" w:color="AAAAAA" w:sz="1"/>
+            </w:tcBorders>
+            <w:vAlign w:val="center"/>
+          </w:tcPr>
+          <w:p>
+            <w:pPr>
+              <w:spacing w:after="40" w:before="40"/>
+              <w:jc w:val="left"/>
+            </w:pPr>
+            <w:r>
+              <w:rPr>
+                <w:rFonts w:ascii="맑은 고딕" w:cs="맑은 고딕" w:eastAsia="맑은 고딕" w:hAnsi="맑은 고딕"/>
+                <w:b w:val="false"/>
+                <w:bCs w:val="false"/>
+                <w:color w:val="000000"/>
+                <w:sz w:val="18"/>
+                <w:szCs w:val="18"/>
+              </w:rPr>
+              <w:t xml:space="preserve">도착 패턴</w:t>
+            </w:r>
+          </w:p>
+        </w:tc>
+        <w:tc>
+          <w:tcPr>
+            <w:tcW w:type="dxa" w:w="1983"/>
+            <w:tcBorders>
+              <w:top w:val="single" w:color="AAAAAA" w:sz="1"/>
+              <w:left w:val="single" w:color="AAAAAA" w:sz="1"/>
+              <w:bottom w:val="single" w:color="AAAAAA" w:sz="1"/>
+              <w:right w:val="single" w:color="AAAAAA" w:sz="1"/>
+            </w:tcBorders>
+            <w:vAlign w:val="center"/>
+          </w:tcPr>
+          <w:p>
+            <w:pPr>
+              <w:spacing w:after="40" w:before="40"/>
+              <w:jc w:val="left"/>
+            </w:pPr>
+            <w:r>
+              <w:rPr>
+                <w:rFonts w:ascii="맑은 고딕" w:cs="맑은 고딕" w:eastAsia="맑은 고딕" w:hAnsi="맑은 고딕"/>
+                <w:b w:val="false"/>
+                <w:bCs w:val="false"/>
+                <w:color w:val="000000"/>
+                <w:sz w:val="18"/>
+                <w:szCs w:val="18"/>
+              </w:rPr>
+              <w:t xml:space="preserve">순차 도착 (1~10ms 간격)</w:t>
+            </w:r>
+          </w:p>
+        </w:tc>
+        <w:tc>
+          <w:tcPr>
+            <w:tcW w:type="dxa" w:w="1983"/>
+            <w:tcBorders>
+              <w:top w:val="single" w:color="AAAAAA" w:sz="1"/>
+              <w:left w:val="single" w:color="AAAAAA" w:sz="1"/>
+              <w:bottom w:val="single" w:color="AAAAAA" w:sz="1"/>
+              <w:right w:val="single" w:color="AAAAAA" w:sz="1"/>
+            </w:tcBorders>
+            <w:vAlign w:val="center"/>
+          </w:tcPr>
+          <w:p>
+            <w:pPr>
+              <w:spacing w:after="40" w:before="40"/>
+              <w:jc w:val="left"/>
+            </w:pPr>
+            <w:r>
+              <w:rPr>
+                <w:rFonts w:ascii="맑은 고딕" w:cs="맑은 고딕" w:eastAsia="맑은 고딕" w:hAnsi="맑은 고딕"/>
+                <w:b w:val="false"/>
+                <w:bCs w:val="false"/>
+                <w:color w:val="000000"/>
+                <w:sz w:val="18"/>
+                <w:szCs w:val="18"/>
+              </w:rPr>
+              <w:t xml:space="preserve">버스트 (20건 동시 × 25회)</w:t>
+            </w:r>
+          </w:p>
+        </w:tc>
+        <w:tc>
+          <w:tcPr>
+            <w:tcW w:type="dxa" w:w="1983"/>
+            <w:tcBorders>
+              <w:top w:val="single" w:color="AAAAAA" w:sz="1"/>
+              <w:left w:val="single" w:color="AAAAAA" w:sz="1"/>
+              <w:bottom w:val="single" w:color="AAAAAA" w:sz="1"/>
+              <w:right w:val="single" w:color="AAAAAA" w:sz="1"/>
+            </w:tcBorders>
+            <w:vAlign w:val="center"/>
+          </w:tcPr>
+          <w:p>
+            <w:pPr>
+              <w:spacing w:after="40" w:before="40"/>
+              <w:jc w:val="left"/>
+            </w:pPr>
+            <w:r>
+              <w:rPr>
+                <w:rFonts w:ascii="맑은 고딕" w:cs="맑은 고딕" w:eastAsia="맑은 고딕" w:hAnsi="맑은 고딕"/>
+                <w:b w:val="false"/>
+                <w:bCs w:val="false"/>
+                <w:color w:val="000000"/>
+                <w:sz w:val="18"/>
+                <w:szCs w:val="18"/>
+              </w:rPr>
+              <w:t xml:space="preserve">버스트 (20건 동시)</w:t>
+            </w:r>
+          </w:p>
+        </w:tc>
+      </w:tr>
+      <w:tr>
+        <w:tc>
+          <w:tcPr>
+            <w:tcW w:type="dxa" w:w="1983"/>
+            <w:tcBorders>
+              <w:top w:val="single" w:color="AAAAAA" w:sz="1"/>
+              <w:left w:val="single" w:color="AAAAAA" w:sz="1"/>
+              <w:bottom w:val="single" w:color="AAAAAA" w:sz="1"/>
+              <w:right w:val="single" w:color="AAAAAA" w:sz="1"/>
+            </w:tcBorders>
+            <w:vAlign w:val="center"/>
+          </w:tcPr>
+          <w:p>
+            <w:pPr>
+              <w:spacing w:after="40" w:before="40"/>
+              <w:jc w:val="left"/>
+            </w:pPr>
+            <w:r>
+              <w:rPr>
+                <w:rFonts w:ascii="맑은 고딕" w:cs="맑은 고딕" w:eastAsia="맑은 고딕" w:hAnsi="맑은 고딕"/>
+                <w:b w:val="false"/>
+                <w:bCs w:val="false"/>
+                <w:color w:val="000000"/>
+                <w:sz w:val="18"/>
+                <w:szCs w:val="18"/>
+              </w:rPr>
+              <w:t xml:space="preserve">MLFQ 모드</w:t>
+            </w:r>
+          </w:p>
+        </w:tc>
+        <w:tc>
+          <w:tcPr>
+            <w:tcW w:type="dxa" w:w="1983"/>
+            <w:tcBorders>
+              <w:top w:val="single" w:color="AAAAAA" w:sz="1"/>
+              <w:left w:val="single" w:color="AAAAAA" w:sz="1"/>
+              <w:bottom w:val="single" w:color="AAAAAA" w:sz="1"/>
+              <w:right w:val="single" w:color="AAAAAA" w:sz="1"/>
+            </w:tcBorders>
+            <w:vAlign w:val="center"/>
+          </w:tcPr>
+          <w:p>
+            <w:pPr>
+              <w:spacing w:after="40" w:before="40"/>
+              <w:jc w:val="left"/>
+            </w:pPr>
+            <w:r>
+              <w:rPr>
+                <w:rFonts w:ascii="맑은 고딕" w:cs="맑은 고딕" w:eastAsia="맑은 고딕" w:hAnsi="맑은 고딕"/>
+                <w:b w:val="false"/>
+                <w:bCs w:val="false"/>
+                <w:color w:val="000000"/>
+                <w:sz w:val="18"/>
+                <w:szCs w:val="18"/>
+              </w:rPr>
+              <w:t xml:space="preserve">비선점형</w:t>
+            </w:r>
+          </w:p>
+        </w:tc>
+        <w:tc>
+          <w:tcPr>
+            <w:tcW w:type="dxa" w:w="1983"/>
+            <w:tcBorders>
+              <w:top w:val="single" w:color="AAAAAA" w:sz="1"/>
+              <w:left w:val="single" w:color="AAAAAA" w:sz="1"/>
+              <w:bottom w:val="single" w:color="AAAAAA" w:sz="1"/>
+              <w:right w:val="single" w:color="AAAAAA" w:sz="1"/>
+            </w:tcBorders>
+            <w:vAlign w:val="center"/>
+          </w:tcPr>
+          <w:p>
+            <w:pPr>
+              <w:spacing w:after="40" w:before="40"/>
+              <w:jc w:val="left"/>
+            </w:pPr>
+            <w:r>
+              <w:rPr>
+                <w:rFonts w:ascii="맑은 고딕" w:cs="맑은 고딕" w:eastAsia="맑은 고딕" w:hAnsi="맑은 고딕"/>
+                <w:b w:val="false"/>
+                <w:bCs w:val="false"/>
+                <w:color w:val="000000"/>
+                <w:sz w:val="18"/>
+                <w:szCs w:val="18"/>
+              </w:rPr>
+              <w:t xml:space="preserve">선점형 (500ms 간격)</w:t>
+            </w:r>
+          </w:p>
+        </w:tc>
+        <w:tc>
+          <w:tcPr>
+            <w:tcW w:type="dxa" w:w="1983"/>
+            <w:tcBorders>
+              <w:top w:val="single" w:color="AAAAAA" w:sz="1"/>
+              <w:left w:val="single" w:color="AAAAAA" w:sz="1"/>
+              <w:bottom w:val="single" w:color="AAAAAA" w:sz="1"/>
+              <w:right w:val="single" w:color="AAAAAA" w:sz="1"/>
+            </w:tcBorders>
+            <w:vAlign w:val="center"/>
+          </w:tcPr>
+          <w:p>
+            <w:pPr>
+              <w:spacing w:after="40" w:before="40"/>
+              <w:jc w:val="left"/>
+            </w:pPr>
+            <w:r>
+              <w:rPr>
+                <w:rFonts w:ascii="맑은 고딕" w:cs="맑은 고딕" w:eastAsia="맑은 고딕" w:hAnsi="맑은 고딕"/>
+                <w:b w:val="false"/>
+                <w:bCs w:val="false"/>
+                <w:color w:val="000000"/>
+                <w:sz w:val="18"/>
+                <w:szCs w:val="18"/>
+              </w:rPr>
+              <w:t xml:space="preserve">비선점형</w:t>
+            </w:r>
+          </w:p>
+        </w:tc>
+      </w:tr>
+      <w:tr>
+        <w:tc>
+          <w:tcPr>
+            <w:tcW w:type="dxa" w:w="1983"/>
+            <w:tcBorders>
+              <w:top w:val="single" w:color="AAAAAA" w:sz="1"/>
+              <w:left w:val="single" w:color="AAAAAA" w:sz="1"/>
+              <w:bottom w:val="single" w:color="AAAAAA" w:sz="1"/>
+              <w:right w:val="single" w:color="AAAAAA" w:sz="1"/>
+            </w:tcBorders>
+            <w:vAlign w:val="center"/>
+          </w:tcPr>
+          <w:p>
+            <w:pPr>
+              <w:spacing w:after="40" w:before="40"/>
+              <w:jc w:val="left"/>
+            </w:pPr>
+            <w:r>
+              <w:rPr>
+                <w:rFonts w:ascii="맑은 고딕" w:cs="맑은 고딕" w:eastAsia="맑은 고딕" w:hAnsi="맑은 고딕"/>
+                <w:b w:val="false"/>
+                <w:bCs w:val="false"/>
+                <w:color w:val="000000"/>
+                <w:sz w:val="18"/>
+                <w:szCs w:val="18"/>
+              </w:rPr>
+              <w:t xml:space="preserve">비교 대상</w:t>
+            </w:r>
+          </w:p>
+        </w:tc>
+        <w:tc>
+          <w:tcPr>
+            <w:tcW w:type="dxa" w:w="1983"/>
+            <w:tcBorders>
+              <w:top w:val="single" w:color="AAAAAA" w:sz="1"/>
+              <w:left w:val="single" w:color="AAAAAA" w:sz="1"/>
+              <w:bottom w:val="single" w:color="AAAAAA" w:sz="1"/>
+              <w:right w:val="single" w:color="AAAAAA" w:sz="1"/>
+            </w:tcBorders>
+            <w:vAlign w:val="center"/>
+          </w:tcPr>
+          <w:p>
+            <w:pPr>
+              <w:spacing w:after="40" w:before="40"/>
+              <w:jc w:val="left"/>
+            </w:pPr>
+            <w:r>
+              <w:rPr>
+                <w:rFonts w:ascii="맑은 고딕" w:cs="맑은 고딕" w:eastAsia="맑은 고딕" w:hAnsi="맑은 고딕"/>
+                <w:b w:val="false"/>
+                <w:bCs w:val="false"/>
+                <w:color w:val="000000"/>
+                <w:sz w:val="18"/>
+                <w:szCs w:val="18"/>
+              </w:rPr>
+              <w:t xml:space="preserve">FCFS, Priority, MLFQ, WFQ</w:t>
+            </w:r>
+          </w:p>
+        </w:tc>
+        <w:tc>
+          <w:tcPr>
+            <w:tcW w:type="dxa" w:w="1983"/>
+            <w:tcBorders>
+              <w:top w:val="single" w:color="AAAAAA" w:sz="1"/>
+              <w:left w:val="single" w:color="AAAAAA" w:sz="1"/>
+              <w:bottom w:val="single" w:color="AAAAAA" w:sz="1"/>
+              <w:right w:val="single" w:color="AAAAAA" w:sz="1"/>
+            </w:tcBorders>
+            <w:vAlign w:val="center"/>
+          </w:tcPr>
+          <w:p>
+            <w:pPr>
+              <w:spacing w:after="40" w:before="40"/>
+              <w:jc w:val="left"/>
+            </w:pPr>
+            <w:r>
+              <w:rPr>
+                <w:rFonts w:ascii="맑은 고딕" w:cs="맑은 고딕" w:eastAsia="맑은 고딕" w:hAnsi="맑은 고딕"/>
+                <w:b w:val="false"/>
+                <w:bCs w:val="false"/>
+                <w:color w:val="000000"/>
+                <w:sz w:val="18"/>
+                <w:szCs w:val="18"/>
+              </w:rPr>
+              <w:t xml:space="preserve">FCFS vs MLFQ(선점형)</w:t>
+            </w:r>
+          </w:p>
+        </w:tc>
+        <w:tc>
+          <w:tcPr>
+            <w:tcW w:type="dxa" w:w="1983"/>
+            <w:tcBorders>
+              <w:top w:val="single" w:color="AAAAAA" w:sz="1"/>
+              <w:left w:val="single" w:color="AAAAAA" w:sz="1"/>
+              <w:bottom w:val="single" w:color="AAAAAA" w:sz="1"/>
+              <w:right w:val="single" w:color="AAAAAA" w:sz="1"/>
+            </w:tcBorders>
+            <w:vAlign w:val="center"/>
+          </w:tcPr>
+          <w:p>
+            <w:pPr>
+              <w:spacing w:after="40" w:before="40"/>
+              <w:jc w:val="left"/>
+            </w:pPr>
+            <w:r>
+              <w:rPr>
+                <w:rFonts w:ascii="맑은 고딕" w:cs="맑은 고딕" w:eastAsia="맑은 고딕" w:hAnsi="맑은 고딕"/>
+                <w:b w:val="false"/>
+                <w:bCs w:val="false"/>
+                <w:color w:val="000000"/>
+                <w:sz w:val="18"/>
+                <w:szCs w:val="18"/>
+              </w:rPr>
+              <w:t xml:space="preserve">FCFS, Priority, WFQ</w:t>
+            </w:r>
+          </w:p>
+        </w:tc>
+      </w:tr>
+      <w:tr>
+        <w:tc>
+          <w:tcPr>
+            <w:tcW w:type="dxa" w:w="1983"/>
+            <w:tcBorders>
+              <w:top w:val="single" w:color="AAAAAA" w:sz="1"/>
+              <w:left w:val="single" w:color="AAAAAA" w:sz="1"/>
+              <w:bottom w:val="single" w:color="AAAAAA" w:sz="1"/>
+              <w:right w:val="single" w:color="AAAAAA" w:sz="1"/>
+            </w:tcBorders>
+            <w:vAlign w:val="center"/>
+          </w:tcPr>
+          <w:p>
+            <w:pPr>
+              <w:spacing w:after="40" w:before="40"/>
+              <w:jc w:val="left"/>
+            </w:pPr>
+            <w:r>
+              <w:rPr>
+                <w:rFonts w:ascii="맑은 고딕" w:cs="맑은 고딕" w:eastAsia="맑은 고딕" w:hAnsi="맑은 고딕"/>
+                <w:b w:val="false"/>
+                <w:bCs w:val="false"/>
+                <w:color w:val="000000"/>
+                <w:sz w:val="18"/>
+                <w:szCs w:val="18"/>
+              </w:rPr>
+              <w:t xml:space="preserve">재현성</w:t>
+            </w:r>
+          </w:p>
+        </w:tc>
+        <w:tc>
+          <w:tcPr>
+            <w:tcW w:type="dxa" w:w="1983"/>
+            <w:tcBorders>
+              <w:top w:val="single" w:color="AAAAAA" w:sz="1"/>
+              <w:left w:val="single" w:color="AAAAAA" w:sz="1"/>
+              <w:bottom w:val="single" w:color="AAAAAA" w:sz="1"/>
+              <w:right w:val="single" w:color="AAAAAA" w:sz="1"/>
+            </w:tcBorders>
+            <w:vAlign w:val="center"/>
+          </w:tcPr>
+          <w:p>
+            <w:pPr>
+              <w:spacing w:after="40" w:before="40"/>
+              <w:jc w:val="left"/>
+            </w:pPr>
+            <w:r>
+              <w:rPr>
+                <w:rFonts w:ascii="맑은 고딕" w:cs="맑은 고딕" w:eastAsia="맑은 고딕" w:hAnsi="맑은 고딕"/>
+                <w:b w:val="false"/>
+                <w:bCs w:val="false"/>
+                <w:color w:val="000000"/>
+                <w:sz w:val="18"/>
+                <w:szCs w:val="18"/>
+              </w:rPr>
+              <w:t xml:space="preserve">고정 시드(42)</w:t>
+            </w:r>
+          </w:p>
+        </w:tc>
+        <w:tc>
+          <w:tcPr>
+            <w:tcW w:type="dxa" w:w="1983"/>
+            <w:tcBorders>
+              <w:top w:val="single" w:color="AAAAAA" w:sz="1"/>
+              <w:left w:val="single" w:color="AAAAAA" w:sz="1"/>
+              <w:bottom w:val="single" w:color="AAAAAA" w:sz="1"/>
+              <w:right w:val="single" w:color="AAAAAA" w:sz="1"/>
+            </w:tcBorders>
+            <w:vAlign w:val="center"/>
+          </w:tcPr>
+          <w:p>
+            <w:pPr>
+              <w:spacing w:after="40" w:before="40"/>
+              <w:jc w:val="left"/>
+            </w:pPr>
+            <w:r>
+              <w:rPr>
+                <w:rFonts w:ascii="맑은 고딕" w:cs="맑은 고딕" w:eastAsia="맑은 고딕" w:hAnsi="맑은 고딕"/>
+                <w:b w:val="false"/>
+                <w:bCs w:val="false"/>
+                <w:color w:val="000000"/>
+                <w:sz w:val="18"/>
+                <w:szCs w:val="18"/>
+              </w:rPr>
+              <w:t xml:space="preserve">5개 랜덤 시드</w:t>
+            </w:r>
+          </w:p>
+        </w:tc>
+        <w:tc>
+          <w:tcPr>
+            <w:tcW w:type="dxa" w:w="1983"/>
+            <w:tcBorders>
+              <w:top w:val="single" w:color="AAAAAA" w:sz="1"/>
+              <w:left w:val="single" w:color="AAAAAA" w:sz="1"/>
+              <w:bottom w:val="single" w:color="AAAAAA" w:sz="1"/>
+              <w:right w:val="single" w:color="AAAAAA" w:sz="1"/>
+            </w:tcBorders>
+            <w:vAlign w:val="center"/>
+          </w:tcPr>
+          <w:p>
+            <w:pPr>
+              <w:spacing w:after="40" w:before="40"/>
+              <w:jc w:val="left"/>
+            </w:pPr>
+            <w:r>
+              <w:rPr>
+                <w:rFonts w:ascii="맑은 고딕" w:cs="맑은 고딕" w:eastAsia="맑은 고딕" w:hAnsi="맑은 고딕"/>
+                <w:b w:val="false"/>
+                <w:bCs w:val="false"/>
+                <w:color w:val="000000"/>
+                <w:sz w:val="18"/>
+                <w:szCs w:val="18"/>
+              </w:rPr>
+              <w:t xml:space="preserve">동일 프롬프트 사용</w:t>
+            </w:r>
+          </w:p>
+        </w:tc>
+      </w:tr>
+    </w:tbl>
+    <w:p>
+      <w:pPr>
+        <w:spacing w:after="80"/>
+      </w:pPr>
+    </w:p>
+    <w:p>
+      <w:pPr>
+        <w:spacing w:after="120" w:line="240"/>
+      </w:pPr>
+      <w:r>
+        <w:rPr>
+          <w:rFonts w:ascii="맑은 고딕" w:cs="맑은 고딕" w:eastAsia="맑은 고딕" w:hAnsi="맑은 고딕"/>
+          <w:color w:val="000000"/>
+          <w:sz w:val="20"/>
+          <w:szCs w:val="20"/>
+        </w:rPr>
+        <w:t xml:space="preserve">선점형 실험의 "혼합"은 세 가지 처리 시간 범위의 요청을 섞은 것이다 (표 6).</w:t>
+      </w:r>
+    </w:p>
+    <w:p>
+      <w:pPr>
+        <w:spacing w:after="80" w:line="240"/>
+      </w:pPr>
+      <w:r>
+        <w:rPr>
+          <w:rFonts w:ascii="맑은 고딕" w:cs="맑은 고딕" w:eastAsia="맑은 고딕" w:hAnsi="맑은 고딕"/>
+          <w:b/>
+          <w:bCs/>
+          <w:color w:val="000000"/>
+          <w:sz w:val="20"/>
+          <w:szCs w:val="20"/>
+        </w:rPr>
+        <w:t xml:space="preserve">표 6. 요청 유형별 구성</w:t>
+      </w:r>
+    </w:p>
+    <w:tbl>
+      <w:tblPr>
+        <w:tblW w:type="auto" w:w="100"/>
+        <w:tblBorders>
+          <w:top w:val="single" w:color="auto" w:sz="4"/>
+          <w:left w:val="single" w:color="auto" w:sz="4"/>
+          <w:bottom w:val="single" w:color="auto" w:sz="4"/>
+          <w:right w:val="single" w:color="auto" w:sz="4"/>
+          <w:insideH w:val="single" w:color="auto" w:sz="4"/>
+          <w:insideV w:val="single" w:color="auto" w:sz="4"/>
+        </w:tblBorders>
+      </w:tblPr>
+      <w:tblGrid>
+        <w:gridCol w:w="1983"/>
+        <w:gridCol w:w="1983"/>
+        <w:gridCol w:w="1983"/>
+        <w:gridCol w:w="1983"/>
+      </w:tblGrid>
+      <w:tr>
+        <w:tc>
+          <w:tcPr>
+            <w:tcW w:type="dxa" w:w="1983"/>
+            <w:tcBorders>
+              <w:top w:val="single" w:color="AAAAAA" w:sz="1"/>
+              <w:left w:val="single" w:color="AAAAAA" w:sz="1"/>
+              <w:bottom w:val="single" w:color="AAAAAA" w:sz="1"/>
+              <w:right w:val="single" w:color="AAAAAA" w:sz="1"/>
+            </w:tcBorders>
+            <w:shd w:fill="D9E2F3" w:val="clear"/>
+            <w:vAlign w:val="center"/>
+          </w:tcPr>
+          <w:p>
+            <w:pPr>
+              <w:spacing w:after="40" w:before="40"/>
+              <w:jc w:val="center"/>
+            </w:pPr>
+            <w:r>
+              <w:rPr>
+                <w:rFonts w:ascii="맑은 고딕" w:cs="맑은 고딕" w:eastAsia="맑은 고딕" w:hAnsi="맑은 고딕"/>
+                <w:b/>
+                <w:bCs/>
+                <w:color w:val="000000"/>
+                <w:sz w:val="18"/>
+                <w:szCs w:val="18"/>
+              </w:rPr>
+              <w:t xml:space="preserve">요청 유형</w:t>
+            </w:r>
+          </w:p>
+        </w:tc>
+        <w:tc>
+          <w:tcPr>
+            <w:tcW w:type="dxa" w:w="1983"/>
+            <w:tcBorders>
+              <w:top w:val="single" w:color="AAAAAA" w:sz="1"/>
+              <w:left w:val="single" w:color="AAAAAA" w:sz="1"/>
+              <w:bottom w:val="single" w:color="AAAAAA" w:sz="1"/>
+              <w:right w:val="single" w:color="AAAAAA" w:sz="1"/>
+            </w:tcBorders>
+            <w:shd w:fill="D9E2F3" w:val="clear"/>
+            <w:vAlign w:val="center"/>
+          </w:tcPr>
+          <w:p>
+            <w:pPr>
+              <w:spacing w:after="40" w:before="40"/>
+              <w:jc w:val="center"/>
+            </w:pPr>
+            <w:r>
+              <w:rPr>
+                <w:rFonts w:ascii="맑은 고딕" w:cs="맑은 고딕" w:eastAsia="맑은 고딕" w:hAnsi="맑은 고딕"/>
+                <w:b/>
+                <w:bCs/>
+                <w:color w:val="000000"/>
+                <w:sz w:val="18"/>
+                <w:szCs w:val="18"/>
+              </w:rPr>
+              <w:t xml:space="preserve">처리 시간 범위</w:t>
+            </w:r>
+          </w:p>
+        </w:tc>
+        <w:tc>
+          <w:tcPr>
+            <w:tcW w:type="dxa" w:w="1983"/>
+            <w:tcBorders>
+              <w:top w:val="single" w:color="AAAAAA" w:sz="1"/>
+              <w:left w:val="single" w:color="AAAAAA" w:sz="1"/>
+              <w:bottom w:val="single" w:color="AAAAAA" w:sz="1"/>
+              <w:right w:val="single" w:color="AAAAAA" w:sz="1"/>
+            </w:tcBorders>
+            <w:shd w:fill="D9E2F3" w:val="clear"/>
+            <w:vAlign w:val="center"/>
+          </w:tcPr>
+          <w:p>
+            <w:pPr>
+              <w:spacing w:after="40" w:before="40"/>
+              <w:jc w:val="center"/>
+            </w:pPr>
+            <w:r>
+              <w:rPr>
+                <w:rFonts w:ascii="맑은 고딕" w:cs="맑은 고딕" w:eastAsia="맑은 고딕" w:hAnsi="맑은 고딕"/>
+                <w:b/>
+                <w:bCs/>
+                <w:color w:val="000000"/>
+                <w:sz w:val="18"/>
+                <w:szCs w:val="18"/>
+              </w:rPr>
+              <w:t xml:space="preserve">비율</w:t>
+            </w:r>
+          </w:p>
+        </w:tc>
+        <w:tc>
+          <w:tcPr>
+            <w:tcW w:type="dxa" w:w="1983"/>
+            <w:tcBorders>
+              <w:top w:val="single" w:color="AAAAAA" w:sz="1"/>
+              <w:left w:val="single" w:color="AAAAAA" w:sz="1"/>
+              <w:bottom w:val="single" w:color="AAAAAA" w:sz="1"/>
+              <w:right w:val="single" w:color="AAAAAA" w:sz="1"/>
+            </w:tcBorders>
+            <w:shd w:fill="D9E2F3" w:val="clear"/>
+            <w:vAlign w:val="center"/>
+          </w:tcPr>
+          <w:p>
+            <w:pPr>
+              <w:spacing w:after="40" w:before="40"/>
+              <w:jc w:val="center"/>
+            </w:pPr>
+            <w:r>
+              <w:rPr>
+                <w:rFonts w:ascii="맑은 고딕" w:cs="맑은 고딕" w:eastAsia="맑은 고딕" w:hAnsi="맑은 고딕"/>
+                <w:b/>
+                <w:bCs/>
+                <w:color w:val="000000"/>
+                <w:sz w:val="18"/>
+                <w:szCs w:val="18"/>
+              </w:rPr>
+              <w:t xml:space="preserve">MLFQ 동작</w:t>
+            </w:r>
+          </w:p>
+        </w:tc>
+      </w:tr>
+      <w:tr>
+        <w:tc>
+          <w:tcPr>
+            <w:tcW w:type="dxa" w:w="1983"/>
+            <w:tcBorders>
+              <w:top w:val="single" w:color="AAAAAA" w:sz="1"/>
+              <w:left w:val="single" w:color="AAAAAA" w:sz="1"/>
+              <w:bottom w:val="single" w:color="AAAAAA" w:sz="1"/>
+              <w:right w:val="single" w:color="AAAAAA" w:sz="1"/>
+            </w:tcBorders>
+            <w:vAlign w:val="center"/>
+          </w:tcPr>
+          <w:p>
+            <w:pPr>
+              <w:spacing w:after="40" w:before="40"/>
+              <w:jc w:val="left"/>
+            </w:pPr>
+            <w:r>
+              <w:rPr>
+                <w:rFonts w:ascii="맑은 고딕" w:cs="맑은 고딕" w:eastAsia="맑은 고딕" w:hAnsi="맑은 고딕"/>
+                <w:b w:val="false"/>
+                <w:bCs w:val="false"/>
+                <w:color w:val="000000"/>
+                <w:sz w:val="18"/>
+                <w:szCs w:val="18"/>
+              </w:rPr>
+              <w:t xml:space="preserve">Short</w:t>
+            </w:r>
+          </w:p>
+        </w:tc>
+        <w:tc>
+          <w:tcPr>
+            <w:tcW w:type="dxa" w:w="1983"/>
+            <w:tcBorders>
+              <w:top w:val="single" w:color="AAAAAA" w:sz="1"/>
+              <w:left w:val="single" w:color="AAAAAA" w:sz="1"/>
+              <w:bottom w:val="single" w:color="AAAAAA" w:sz="1"/>
+              <w:right w:val="single" w:color="AAAAAA" w:sz="1"/>
+            </w:tcBorders>
+            <w:vAlign w:val="center"/>
+          </w:tcPr>
+          <w:p>
+            <w:pPr>
+              <w:spacing w:after="40" w:before="40"/>
+              <w:jc w:val="left"/>
+            </w:pPr>
+            <w:r>
+              <w:rPr>
+                <w:rFonts w:ascii="맑은 고딕" w:cs="맑은 고딕" w:eastAsia="맑은 고딕" w:hAnsi="맑은 고딕"/>
+                <w:b w:val="false"/>
+                <w:bCs w:val="false"/>
+                <w:color w:val="000000"/>
+                <w:sz w:val="18"/>
+                <w:szCs w:val="18"/>
+              </w:rPr>
+              <w:t xml:space="preserve">100~800ms</w:t>
+            </w:r>
+          </w:p>
+        </w:tc>
+        <w:tc>
+          <w:tcPr>
+            <w:tcW w:type="dxa" w:w="1983"/>
+            <w:tcBorders>
+              <w:top w:val="single" w:color="AAAAAA" w:sz="1"/>
+              <w:left w:val="single" w:color="AAAAAA" w:sz="1"/>
+              <w:bottom w:val="single" w:color="AAAAAA" w:sz="1"/>
+              <w:right w:val="single" w:color="AAAAAA" w:sz="1"/>
+            </w:tcBorders>
+            <w:vAlign w:val="center"/>
+          </w:tcPr>
+          <w:p>
+            <w:pPr>
+              <w:spacing w:after="40" w:before="40"/>
+              <w:jc w:val="left"/>
+            </w:pPr>
+            <w:r>
+              <w:rPr>
+                <w:rFonts w:ascii="맑은 고딕" w:cs="맑은 고딕" w:eastAsia="맑은 고딕" w:hAnsi="맑은 고딕"/>
+                <w:b w:val="false"/>
+                <w:bCs w:val="false"/>
+                <w:color w:val="000000"/>
+                <w:sz w:val="18"/>
+                <w:szCs w:val="18"/>
+              </w:rPr>
+              <w:t xml:space="preserve">40%</w:t>
+            </w:r>
+          </w:p>
+        </w:tc>
+        <w:tc>
+          <w:tcPr>
+            <w:tcW w:type="dxa" w:w="1983"/>
+            <w:tcBorders>
+              <w:top w:val="single" w:color="AAAAAA" w:sz="1"/>
+              <w:left w:val="single" w:color="AAAAAA" w:sz="1"/>
+              <w:bottom w:val="single" w:color="AAAAAA" w:sz="1"/>
+              <w:right w:val="single" w:color="AAAAAA" w:sz="1"/>
+            </w:tcBorders>
+            <w:vAlign w:val="center"/>
+          </w:tcPr>
+          <w:p>
+            <w:pPr>
+              <w:spacing w:after="40" w:before="40"/>
+              <w:jc w:val="left"/>
+            </w:pPr>
+            <w:r>
+              <w:rPr>
+                <w:rFonts w:ascii="맑은 고딕" w:cs="맑은 고딕" w:eastAsia="맑은 고딕" w:hAnsi="맑은 고딕"/>
+                <w:b w:val="false"/>
+                <w:bCs w:val="false"/>
+                <w:color w:val="000000"/>
+                <w:sz w:val="18"/>
+                <w:szCs w:val="18"/>
+              </w:rPr>
+              <w:t xml:space="preserve">Q0(1,000ms) 안에 완료</w:t>
+            </w:r>
+          </w:p>
+        </w:tc>
+      </w:tr>
+      <w:tr>
+        <w:tc>
+          <w:tcPr>
+            <w:tcW w:type="dxa" w:w="1983"/>
+            <w:tcBorders>
+              <w:top w:val="single" w:color="AAAAAA" w:sz="1"/>
+              <w:left w:val="single" w:color="AAAAAA" w:sz="1"/>
+              <w:bottom w:val="single" w:color="AAAAAA" w:sz="1"/>
+              <w:right w:val="single" w:color="AAAAAA" w:sz="1"/>
+            </w:tcBorders>
+            <w:vAlign w:val="center"/>
+          </w:tcPr>
+          <w:p>
+            <w:pPr>
+              <w:spacing w:after="40" w:before="40"/>
+              <w:jc w:val="left"/>
+            </w:pPr>
+            <w:r>
+              <w:rPr>
+                <w:rFonts w:ascii="맑은 고딕" w:cs="맑은 고딕" w:eastAsia="맑은 고딕" w:hAnsi="맑은 고딕"/>
+                <w:b w:val="false"/>
+                <w:bCs w:val="false"/>
+                <w:color w:val="000000"/>
+                <w:sz w:val="18"/>
+                <w:szCs w:val="18"/>
+              </w:rPr>
+              <w:t xml:space="preserve">Medium</w:t>
+            </w:r>
+          </w:p>
+        </w:tc>
+        <w:tc>
+          <w:tcPr>
+            <w:tcW w:type="dxa" w:w="1983"/>
+            <w:tcBorders>
+              <w:top w:val="single" w:color="AAAAAA" w:sz="1"/>
+              <w:left w:val="single" w:color="AAAAAA" w:sz="1"/>
+              <w:bottom w:val="single" w:color="AAAAAA" w:sz="1"/>
+              <w:right w:val="single" w:color="AAAAAA" w:sz="1"/>
+            </w:tcBorders>
+            <w:vAlign w:val="center"/>
+          </w:tcPr>
+          <w:p>
+            <w:pPr>
+              <w:spacing w:after="40" w:before="40"/>
+              <w:jc w:val="left"/>
+            </w:pPr>
+            <w:r>
+              <w:rPr>
+                <w:rFonts w:ascii="맑은 고딕" w:cs="맑은 고딕" w:eastAsia="맑은 고딕" w:hAnsi="맑은 고딕"/>
+                <w:b w:val="false"/>
+                <w:bCs w:val="false"/>
+                <w:color w:val="000000"/>
+                <w:sz w:val="18"/>
+                <w:szCs w:val="18"/>
+              </w:rPr>
+              <w:t xml:space="preserve">1,200~4,000ms</w:t>
+            </w:r>
+          </w:p>
+        </w:tc>
+        <w:tc>
+          <w:tcPr>
+            <w:tcW w:type="dxa" w:w="1983"/>
+            <w:tcBorders>
+              <w:top w:val="single" w:color="AAAAAA" w:sz="1"/>
+              <w:left w:val="single" w:color="AAAAAA" w:sz="1"/>
+              <w:bottom w:val="single" w:color="AAAAAA" w:sz="1"/>
+              <w:right w:val="single" w:color="AAAAAA" w:sz="1"/>
+            </w:tcBorders>
+            <w:vAlign w:val="center"/>
+          </w:tcPr>
+          <w:p>
+            <w:pPr>
+              <w:spacing w:after="40" w:before="40"/>
+              <w:jc w:val="left"/>
+            </w:pPr>
+            <w:r>
+              <w:rPr>
+                <w:rFonts w:ascii="맑은 고딕" w:cs="맑은 고딕" w:eastAsia="맑은 고딕" w:hAnsi="맑은 고딕"/>
+                <w:b w:val="false"/>
+                <w:bCs w:val="false"/>
+                <w:color w:val="000000"/>
+                <w:sz w:val="18"/>
+                <w:szCs w:val="18"/>
+              </w:rPr>
+              <w:t xml:space="preserve">40%</w:t>
+            </w:r>
+          </w:p>
+        </w:tc>
+        <w:tc>
+          <w:tcPr>
+            <w:tcW w:type="dxa" w:w="1983"/>
+            <w:tcBorders>
+              <w:top w:val="single" w:color="AAAAAA" w:sz="1"/>
+              <w:left w:val="single" w:color="AAAAAA" w:sz="1"/>
+              <w:bottom w:val="single" w:color="AAAAAA" w:sz="1"/>
+              <w:right w:val="single" w:color="AAAAAA" w:sz="1"/>
+            </w:tcBorders>
+            <w:vAlign w:val="center"/>
+          </w:tcPr>
+          <w:p>
+            <w:pPr>
+              <w:spacing w:after="40" w:before="40"/>
+              <w:jc w:val="left"/>
+            </w:pPr>
+            <w:r>
+              <w:rPr>
+                <w:rFonts w:ascii="맑은 고딕" w:cs="맑은 고딕" w:eastAsia="맑은 고딕" w:hAnsi="맑은 고딕"/>
+                <w:b w:val="false"/>
+                <w:bCs w:val="false"/>
+                <w:color w:val="000000"/>
+                <w:sz w:val="18"/>
+                <w:szCs w:val="18"/>
+              </w:rPr>
+              <w:t xml:space="preserve">Q0 초과, Q1 필요</w:t>
+            </w:r>
+          </w:p>
+        </w:tc>
+      </w:tr>
+      <w:tr>
+        <w:tc>
+          <w:tcPr>
+            <w:tcW w:type="dxa" w:w="1983"/>
+            <w:tcBorders>
+              <w:top w:val="single" w:color="AAAAAA" w:sz="1"/>
+              <w:left w:val="single" w:color="AAAAAA" w:sz="1"/>
+              <w:bottom w:val="single" w:color="AAAAAA" w:sz="1"/>
+              <w:right w:val="single" w:color="AAAAAA" w:sz="1"/>
+            </w:tcBorders>
+            <w:vAlign w:val="center"/>
+          </w:tcPr>
+          <w:p>
+            <w:pPr>
+              <w:spacing w:after="40" w:before="40"/>
+              <w:jc w:val="left"/>
+            </w:pPr>
+            <w:r>
+              <w:rPr>
+                <w:rFonts w:ascii="맑은 고딕" w:cs="맑은 고딕" w:eastAsia="맑은 고딕" w:hAnsi="맑은 고딕"/>
+                <w:b w:val="false"/>
+                <w:bCs w:val="false"/>
+                <w:color w:val="000000"/>
+                <w:sz w:val="18"/>
+                <w:szCs w:val="18"/>
+              </w:rPr>
+              <w:t xml:space="preserve">Long</w:t>
+            </w:r>
+          </w:p>
+        </w:tc>
+        <w:tc>
+          <w:tcPr>
+            <w:tcW w:type="dxa" w:w="1983"/>
+            <w:tcBorders>
+              <w:top w:val="single" w:color="AAAAAA" w:sz="1"/>
+              <w:left w:val="single" w:color="AAAAAA" w:sz="1"/>
+              <w:bottom w:val="single" w:color="AAAAAA" w:sz="1"/>
+              <w:right w:val="single" w:color="AAAAAA" w:sz="1"/>
+            </w:tcBorders>
+            <w:vAlign w:val="center"/>
+          </w:tcPr>
+          <w:p>
+            <w:pPr>
+              <w:spacing w:after="40" w:before="40"/>
+              <w:jc w:val="left"/>
+            </w:pPr>
+            <w:r>
+              <w:rPr>
+                <w:rFonts w:ascii="맑은 고딕" w:cs="맑은 고딕" w:eastAsia="맑은 고딕" w:hAnsi="맑은 고딕"/>
+                <w:b w:val="false"/>
+                <w:bCs w:val="false"/>
+                <w:color w:val="000000"/>
+                <w:sz w:val="18"/>
+                <w:szCs w:val="18"/>
+              </w:rPr>
+              <w:t xml:space="preserve">5,000~10,000ms</w:t>
+            </w:r>
+          </w:p>
+        </w:tc>
+        <w:tc>
+          <w:tcPr>
+            <w:tcW w:type="dxa" w:w="1983"/>
+            <w:tcBorders>
+              <w:top w:val="single" w:color="AAAAAA" w:sz="1"/>
+              <w:left w:val="single" w:color="AAAAAA" w:sz="1"/>
+              <w:bottom w:val="single" w:color="AAAAAA" w:sz="1"/>
+              <w:right w:val="single" w:color="AAAAAA" w:sz="1"/>
+            </w:tcBorders>
+            <w:vAlign w:val="center"/>
+          </w:tcPr>
+          <w:p>
+            <w:pPr>
+              <w:spacing w:after="40" w:before="40"/>
+              <w:jc w:val="left"/>
+            </w:pPr>
+            <w:r>
+              <w:rPr>
+                <w:rFonts w:ascii="맑은 고딕" w:cs="맑은 고딕" w:eastAsia="맑은 고딕" w:hAnsi="맑은 고딕"/>
+                <w:b w:val="false"/>
+                <w:bCs w:val="false"/>
+                <w:color w:val="000000"/>
+                <w:sz w:val="18"/>
+                <w:szCs w:val="18"/>
+              </w:rPr>
+              <w:t xml:space="preserve">20%</w:t>
+            </w:r>
+          </w:p>
+        </w:tc>
+        <w:tc>
+          <w:tcPr>
+            <w:tcW w:type="dxa" w:w="1983"/>
+            <w:tcBorders>
+              <w:top w:val="single" w:color="AAAAAA" w:sz="1"/>
+              <w:left w:val="single" w:color="AAAAAA" w:sz="1"/>
+              <w:bottom w:val="single" w:color="AAAAAA" w:sz="1"/>
+              <w:right w:val="single" w:color="AAAAAA" w:sz="1"/>
+            </w:tcBorders>
+            <w:vAlign w:val="center"/>
+          </w:tcPr>
+          <w:p>
+            <w:pPr>
+              <w:spacing w:after="40" w:before="40"/>
+              <w:jc w:val="left"/>
+            </w:pPr>
+            <w:r>
+              <w:rPr>
+                <w:rFonts w:ascii="맑은 고딕" w:cs="맑은 고딕" w:eastAsia="맑은 고딕" w:hAnsi="맑은 고딕"/>
+                <w:b w:val="false"/>
+                <w:bCs w:val="false"/>
+                <w:color w:val="000000"/>
+                <w:sz w:val="18"/>
+                <w:szCs w:val="18"/>
+              </w:rPr>
+              <w:t xml:space="preserve">Q1 초과, Q2 이상 필요</w:t>
+            </w:r>
+          </w:p>
+        </w:tc>
+      </w:tr>
+    </w:tbl>
+    <w:p>
+      <w:pPr>
+        <w:spacing w:after="80"/>
+      </w:pPr>
+    </w:p>
+    <w:p>
+      <w:pPr>
+        <w:spacing w:after="120" w:line="240"/>
+      </w:pPr>
+      <w:r>
+        <w:rPr>
+          <w:rFonts w:ascii="맑은 고딕" w:cs="맑은 고딕" w:eastAsia="맑은 고딕" w:hAnsi="맑은 고딕"/>
+          <w:color w:val="000000"/>
+          <w:sz w:val="20"/>
+          <w:szCs w:val="20"/>
+        </w:rPr>
+        <w:t xml:space="preserve">Short는 최상위 큐에서 완료되고 Medium과 Long은 시간 할당량 초과로 하위 큐로 강등되도록 설계하였다. 버스트(Burst, 짧은 시간에 여러 요청이 동시에 몰리는 상황) 도착 패턴은 대기열에 요청이 쌓인 상태에서 스케줄러가 순서를 정하도록 유도한다. 이를 위해 20건씩 동시에 큐에 넣었다. 모든 실험에서 요청은 1건씩 순차 처리된다. JFI 계산 방식의 차이는 5.5절에서 다루며, 대규모 환경은 향후 연구 과제로 남긴다 (7.2절).</w:t>
+      </w:r>
+    </w:p>
+    <w:p>
+      <w:pPr>
+        <w:spacing w:after="130" w:before="220" w:line="240"/>
+      </w:pPr>
+      <w:r>
+        <w:rPr>
+          <w:rFonts w:ascii="맑은 고딕" w:cs="맑은 고딕" w:eastAsia="맑은 고딕" w:hAnsi="맑은 고딕"/>
+          <w:b/>
+          <w:bCs/>
+          <w:color w:val="333333"/>
+          <w:sz w:val="24"/>
+          <w:szCs w:val="24"/>
+        </w:rPr>
+        <w:t xml:space="preserve">5.2 기본 실험 결과 (500건)</w:t>
+      </w:r>
+    </w:p>
+    <w:p>
+      <w:pPr>
+        <w:spacing w:after="120" w:line="240"/>
+      </w:pPr>
+      <w:r>
+        <w:rPr>
+          <w:rFonts w:ascii="맑은 고딕" w:cs="맑은 고딕" w:eastAsia="맑은 고딕" w:hAnsi="맑은 고딕"/>
+          <w:color w:val="000000"/>
+          <w:sz w:val="20"/>
+          <w:szCs w:val="20"/>
+        </w:rPr>
+        <w:t xml:space="preserve">네 가지 알고리즘을 같은 500건 요청에 대해 실행한 결과는 표 7 및 그림 4와 같다.</w:t>
+      </w:r>
+    </w:p>
+    <w:p>
+      <w:pPr>
+        <w:spacing w:after="80" w:line="240"/>
+      </w:pPr>
+      <w:r>
+        <w:rPr>
+          <w:rFonts w:ascii="맑은 고딕" w:cs="맑은 고딕" w:eastAsia="맑은 고딕" w:hAnsi="맑은 고딕"/>
+          <w:b/>
+          <w:bCs/>
+          <w:color w:val="000000"/>
+          <w:sz w:val="20"/>
+          <w:szCs w:val="20"/>
+        </w:rPr>
+        <w:t xml:space="preserve">표 7. 알고리즘별 성능 비교 (500건, 지표: 대기시간 기준)</w:t>
+      </w:r>
+    </w:p>
+    <w:tbl>
+      <w:tblPr>
+        <w:tblW w:type="auto" w:w="100"/>
+        <w:tblBorders>
+          <w:top w:val="single" w:color="auto" w:sz="4"/>
+          <w:left w:val="single" w:color="auto" w:sz="4"/>
+          <w:bottom w:val="single" w:color="auto" w:sz="4"/>
+          <w:right w:val="single" w:color="auto" w:sz="4"/>
+          <w:insideH w:val="single" w:color="auto" w:sz="4"/>
+          <w:insideV w:val="single" w:color="auto" w:sz="4"/>
+        </w:tblBorders>
+      </w:tblPr>
+      <w:tblGrid>
+        <w:gridCol w:w="1983"/>
+        <w:gridCol w:w="1983"/>
+        <w:gridCol w:w="1983"/>
+        <w:gridCol w:w="1983"/>
+      </w:tblGrid>
+      <w:tr>
+        <w:tc>
+          <w:tcPr>
+            <w:tcW w:type="dxa" w:w="1983"/>
+            <w:tcBorders>
+              <w:top w:val="single" w:color="AAAAAA" w:sz="1"/>
+              <w:left w:val="single" w:color="AAAAAA" w:sz="1"/>
+              <w:bottom w:val="single" w:color="AAAAAA" w:sz="1"/>
+              <w:right w:val="single" w:color="AAAAAA" w:sz="1"/>
+            </w:tcBorders>
+            <w:shd w:fill="D9E2F3" w:val="clear"/>
+            <w:vAlign w:val="center"/>
+          </w:tcPr>
+          <w:p>
+            <w:pPr>
+              <w:spacing w:after="40" w:before="40"/>
+              <w:jc w:val="center"/>
+            </w:pPr>
+            <w:r>
+              <w:rPr>
+                <w:rFonts w:ascii="맑은 고딕" w:cs="맑은 고딕" w:eastAsia="맑은 고딕" w:hAnsi="맑은 고딕"/>
+                <w:b/>
+                <w:bCs/>
+                <w:color w:val="000000"/>
+                <w:sz w:val="18"/>
+                <w:szCs w:val="18"/>
+              </w:rPr>
+              <w:t xml:space="preserve">스케줄러</w:t>
+            </w:r>
+          </w:p>
+        </w:tc>
+        <w:tc>
+          <w:tcPr>
+            <w:tcW w:type="dxa" w:w="1983"/>
+            <w:tcBorders>
+              <w:top w:val="single" w:color="AAAAAA" w:sz="1"/>
+              <w:left w:val="single" w:color="AAAAAA" w:sz="1"/>
+              <w:bottom w:val="single" w:color="AAAAAA" w:sz="1"/>
+              <w:right w:val="single" w:color="AAAAAA" w:sz="1"/>
+            </w:tcBorders>
+            <w:shd w:fill="D9E2F3" w:val="clear"/>
+            <w:vAlign w:val="center"/>
+          </w:tcPr>
+          <w:p>
+            <w:pPr>
+              <w:spacing w:after="40" w:before="40"/>
+              <w:jc w:val="center"/>
+            </w:pPr>
+            <w:r>
+              <w:rPr>
+                <w:rFonts w:ascii="맑은 고딕" w:cs="맑은 고딕" w:eastAsia="맑은 고딕" w:hAnsi="맑은 고딕"/>
+                <w:b/>
+                <w:bCs/>
+                <w:color w:val="000000"/>
+                <w:sz w:val="18"/>
+                <w:szCs w:val="18"/>
+              </w:rPr>
+              <w:t xml:space="preserve">평균 대기시간</w:t>
+            </w:r>
+          </w:p>
+        </w:tc>
+        <w:tc>
+          <w:tcPr>
+            <w:tcW w:type="dxa" w:w="1983"/>
+            <w:tcBorders>
+              <w:top w:val="single" w:color="AAAAAA" w:sz="1"/>
+              <w:left w:val="single" w:color="AAAAAA" w:sz="1"/>
+              <w:bottom w:val="single" w:color="AAAAAA" w:sz="1"/>
+              <w:right w:val="single" w:color="AAAAAA" w:sz="1"/>
+            </w:tcBorders>
+            <w:shd w:fill="D9E2F3" w:val="clear"/>
+            <w:vAlign w:val="center"/>
+          </w:tcPr>
+          <w:p>
+            <w:pPr>
+              <w:spacing w:after="40" w:before="40"/>
+              <w:jc w:val="center"/>
+            </w:pPr>
+            <w:r>
+              <w:rPr>
+                <w:rFonts w:ascii="맑은 고딕" w:cs="맑은 고딕" w:eastAsia="맑은 고딕" w:hAnsi="맑은 고딕"/>
+                <w:b/>
+                <w:bCs/>
+                <w:color w:val="000000"/>
+                <w:sz w:val="18"/>
+                <w:szCs w:val="18"/>
+              </w:rPr>
+              <w:t xml:space="preserve">처리량(req/s)</w:t>
+            </w:r>
+          </w:p>
+        </w:tc>
+        <w:tc>
+          <w:tcPr>
+            <w:tcW w:type="dxa" w:w="1983"/>
+            <w:tcBorders>
+              <w:top w:val="single" w:color="AAAAAA" w:sz="1"/>
+              <w:left w:val="single" w:color="AAAAAA" w:sz="1"/>
+              <w:bottom w:val="single" w:color="AAAAAA" w:sz="1"/>
+              <w:right w:val="single" w:color="AAAAAA" w:sz="1"/>
+            </w:tcBorders>
+            <w:shd w:fill="D9E2F3" w:val="clear"/>
+            <w:vAlign w:val="center"/>
+          </w:tcPr>
+          <w:p>
+            <w:pPr>
+              <w:spacing w:after="40" w:before="40"/>
+              <w:jc w:val="center"/>
+            </w:pPr>
+            <w:r>
+              <w:rPr>
+                <w:rFonts w:ascii="맑은 고딕" w:cs="맑은 고딕" w:eastAsia="맑은 고딕" w:hAnsi="맑은 고딕"/>
+                <w:b/>
+                <w:bCs/>
+                <w:color w:val="000000"/>
+                <w:sz w:val="18"/>
+                <w:szCs w:val="18"/>
+              </w:rPr>
+              <w:t xml:space="preserve">JFI</w:t>
+            </w:r>
+          </w:p>
+        </w:tc>
+      </w:tr>
+      <w:tr>
+        <w:tc>
+          <w:tcPr>
+            <w:tcW w:type="dxa" w:w="1983"/>
+            <w:tcBorders>
+              <w:top w:val="single" w:color="AAAAAA" w:sz="1"/>
+              <w:left w:val="single" w:color="AAAAAA" w:sz="1"/>
+              <w:bottom w:val="single" w:color="AAAAAA" w:sz="1"/>
+              <w:right w:val="single" w:color="AAAAAA" w:sz="1"/>
+            </w:tcBorders>
+            <w:vAlign w:val="center"/>
+          </w:tcPr>
+          <w:p>
+            <w:pPr>
+              <w:spacing w:after="40" w:before="40"/>
+              <w:jc w:val="left"/>
+            </w:pPr>
+            <w:r>
+              <w:rPr>
+                <w:rFonts w:ascii="맑은 고딕" w:cs="맑은 고딕" w:eastAsia="맑은 고딕" w:hAnsi="맑은 고딕"/>
+                <w:b w:val="false"/>
+                <w:bCs w:val="false"/>
+                <w:color w:val="000000"/>
+                <w:sz w:val="18"/>
+                <w:szCs w:val="18"/>
+              </w:rPr>
+              <w:t xml:space="preserve">FCFS</w:t>
+            </w:r>
+          </w:p>
+        </w:tc>
+        <w:tc>
+          <w:tcPr>
+            <w:tcW w:type="dxa" w:w="1983"/>
+            <w:tcBorders>
+              <w:top w:val="single" w:color="AAAAAA" w:sz="1"/>
+              <w:left w:val="single" w:color="AAAAAA" w:sz="1"/>
+              <w:bottom w:val="single" w:color="AAAAAA" w:sz="1"/>
+              <w:right w:val="single" w:color="AAAAAA" w:sz="1"/>
+            </w:tcBorders>
+            <w:vAlign w:val="center"/>
+          </w:tcPr>
+          <w:p>
+            <w:pPr>
+              <w:spacing w:after="40" w:before="40"/>
+              <w:jc w:val="left"/>
+            </w:pPr>
+            <w:r>
+              <w:rPr>
+                <w:rFonts w:ascii="맑은 고딕" w:cs="맑은 고딕" w:eastAsia="맑은 고딕" w:hAnsi="맑은 고딕"/>
+                <w:b w:val="false"/>
+                <w:bCs w:val="false"/>
+                <w:color w:val="000000"/>
+                <w:sz w:val="18"/>
+                <w:szCs w:val="18"/>
+              </w:rPr>
+              <w:t xml:space="preserve">약 12,203ms</w:t>
+            </w:r>
+          </w:p>
+        </w:tc>
+        <w:tc>
+          <w:tcPr>
+            <w:tcW w:type="dxa" w:w="1983"/>
+            <w:tcBorders>
+              <w:top w:val="single" w:color="AAAAAA" w:sz="1"/>
+              <w:left w:val="single" w:color="AAAAAA" w:sz="1"/>
+              <w:bottom w:val="single" w:color="AAAAAA" w:sz="1"/>
+              <w:right w:val="single" w:color="AAAAAA" w:sz="1"/>
+            </w:tcBorders>
+            <w:vAlign w:val="center"/>
+          </w:tcPr>
+          <w:p>
+            <w:pPr>
+              <w:spacing w:after="40" w:before="40"/>
+              <w:jc w:val="left"/>
+            </w:pPr>
+            <w:r>
+              <w:rPr>
+                <w:rFonts w:ascii="맑은 고딕" w:cs="맑은 고딕" w:eastAsia="맑은 고딕" w:hAnsi="맑은 고딕"/>
+                <w:b w:val="false"/>
+                <w:bCs w:val="false"/>
+                <w:color w:val="000000"/>
+                <w:sz w:val="18"/>
+                <w:szCs w:val="18"/>
+              </w:rPr>
+              <w:t xml:space="preserve">약 18.72</w:t>
+            </w:r>
+          </w:p>
+        </w:tc>
+        <w:tc>
+          <w:tcPr>
+            <w:tcW w:type="dxa" w:w="1983"/>
+            <w:tcBorders>
+              <w:top w:val="single" w:color="AAAAAA" w:sz="1"/>
+              <w:left w:val="single" w:color="AAAAAA" w:sz="1"/>
+              <w:bottom w:val="single" w:color="AAAAAA" w:sz="1"/>
+              <w:right w:val="single" w:color="AAAAAA" w:sz="1"/>
+            </w:tcBorders>
+            <w:vAlign w:val="center"/>
+          </w:tcPr>
+          <w:p>
+            <w:pPr>
+              <w:spacing w:after="40" w:before="40"/>
+              <w:jc w:val="left"/>
+            </w:pPr>
+            <w:r>
+              <w:rPr>
+                <w:rFonts w:ascii="맑은 고딕" w:cs="맑은 고딕" w:eastAsia="맑은 고딕" w:hAnsi="맑은 고딕"/>
+                <w:b w:val="false"/>
+                <w:bCs w:val="false"/>
+                <w:color w:val="000000"/>
+                <w:sz w:val="18"/>
+                <w:szCs w:val="18"/>
+              </w:rPr>
+              <w:t xml:space="preserve">1.000</w:t>
+            </w:r>
+          </w:p>
+        </w:tc>
+      </w:tr>
+      <w:tr>
+        <w:tc>
+          <w:tcPr>
+            <w:tcW w:type="dxa" w:w="1983"/>
+            <w:tcBorders>
+              <w:top w:val="single" w:color="AAAAAA" w:sz="1"/>
+              <w:left w:val="single" w:color="AAAAAA" w:sz="1"/>
+              <w:bottom w:val="single" w:color="AAAAAA" w:sz="1"/>
+              <w:right w:val="single" w:color="AAAAAA" w:sz="1"/>
+            </w:tcBorders>
+            <w:vAlign w:val="center"/>
+          </w:tcPr>
+          <w:p>
+            <w:pPr>
+              <w:spacing w:after="40" w:before="40"/>
+              <w:jc w:val="left"/>
+            </w:pPr>
+            <w:r>
+              <w:rPr>
+                <w:rFonts w:ascii="맑은 고딕" w:cs="맑은 고딕" w:eastAsia="맑은 고딕" w:hAnsi="맑은 고딕"/>
+                <w:b w:val="false"/>
+                <w:bCs w:val="false"/>
+                <w:color w:val="000000"/>
+                <w:sz w:val="18"/>
+                <w:szCs w:val="18"/>
+              </w:rPr>
+              <w:t xml:space="preserve">Priority</w:t>
+            </w:r>
+          </w:p>
+        </w:tc>
+        <w:tc>
+          <w:tcPr>
+            <w:tcW w:type="dxa" w:w="1983"/>
+            <w:tcBorders>
+              <w:top w:val="single" w:color="AAAAAA" w:sz="1"/>
+              <w:left w:val="single" w:color="AAAAAA" w:sz="1"/>
+              <w:bottom w:val="single" w:color="AAAAAA" w:sz="1"/>
+              <w:right w:val="single" w:color="AAAAAA" w:sz="1"/>
+            </w:tcBorders>
+            <w:vAlign w:val="center"/>
+          </w:tcPr>
+          <w:p>
+            <w:pPr>
+              <w:spacing w:after="40" w:before="40"/>
+              <w:jc w:val="left"/>
+            </w:pPr>
+            <w:r>
+              <w:rPr>
+                <w:rFonts w:ascii="맑은 고딕" w:cs="맑은 고딕" w:eastAsia="맑은 고딕" w:hAnsi="맑은 고딕"/>
+                <w:b w:val="false"/>
+                <w:bCs w:val="false"/>
+                <w:color w:val="000000"/>
+                <w:sz w:val="18"/>
+                <w:szCs w:val="18"/>
+              </w:rPr>
+              <w:t xml:space="preserve">약 12,419ms</w:t>
+            </w:r>
+          </w:p>
+        </w:tc>
+        <w:tc>
+          <w:tcPr>
+            <w:tcW w:type="dxa" w:w="1983"/>
+            <w:tcBorders>
+              <w:top w:val="single" w:color="AAAAAA" w:sz="1"/>
+              <w:left w:val="single" w:color="AAAAAA" w:sz="1"/>
+              <w:bottom w:val="single" w:color="AAAAAA" w:sz="1"/>
+              <w:right w:val="single" w:color="AAAAAA" w:sz="1"/>
+            </w:tcBorders>
+            <w:vAlign w:val="center"/>
+          </w:tcPr>
+          <w:p>
+            <w:pPr>
+              <w:spacing w:after="40" w:before="40"/>
+              <w:jc w:val="left"/>
+            </w:pPr>
+            <w:r>
+              <w:rPr>
+                <w:rFonts w:ascii="맑은 고딕" w:cs="맑은 고딕" w:eastAsia="맑은 고딕" w:hAnsi="맑은 고딕"/>
+                <w:b w:val="false"/>
+                <w:bCs w:val="false"/>
+                <w:color w:val="000000"/>
+                <w:sz w:val="18"/>
+                <w:szCs w:val="18"/>
+              </w:rPr>
+              <w:t xml:space="preserve">약 18.56</w:t>
+            </w:r>
+          </w:p>
+        </w:tc>
+        <w:tc>
+          <w:tcPr>
+            <w:tcW w:type="dxa" w:w="1983"/>
+            <w:tcBorders>
+              <w:top w:val="single" w:color="AAAAAA" w:sz="1"/>
+              <w:left w:val="single" w:color="AAAAAA" w:sz="1"/>
+              <w:bottom w:val="single" w:color="AAAAAA" w:sz="1"/>
+              <w:right w:val="single" w:color="AAAAAA" w:sz="1"/>
+            </w:tcBorders>
+            <w:vAlign w:val="center"/>
+          </w:tcPr>
+          <w:p>
+            <w:pPr>
+              <w:spacing w:after="40" w:before="40"/>
+              <w:jc w:val="left"/>
+            </w:pPr>
+            <w:r>
+              <w:rPr>
+                <w:rFonts w:ascii="맑은 고딕" w:cs="맑은 고딕" w:eastAsia="맑은 고딕" w:hAnsi="맑은 고딕"/>
+                <w:b w:val="false"/>
+                <w:bCs w:val="false"/>
+                <w:color w:val="000000"/>
+                <w:sz w:val="18"/>
+                <w:szCs w:val="18"/>
+              </w:rPr>
+              <w:t xml:space="preserve">1.000</w:t>
+            </w:r>
+          </w:p>
+        </w:tc>
+      </w:tr>
+      <w:tr>
+        <w:tc>
+          <w:tcPr>
+            <w:tcW w:type="dxa" w:w="1983"/>
+            <w:tcBorders>
+              <w:top w:val="single" w:color="AAAAAA" w:sz="1"/>
+              <w:left w:val="single" w:color="AAAAAA" w:sz="1"/>
+              <w:bottom w:val="single" w:color="AAAAAA" w:sz="1"/>
+              <w:right w:val="single" w:color="AAAAAA" w:sz="1"/>
+            </w:tcBorders>
+            <w:vAlign w:val="center"/>
+          </w:tcPr>
+          <w:p>
+            <w:pPr>
+              <w:spacing w:after="40" w:before="40"/>
+              <w:jc w:val="left"/>
+            </w:pPr>
+            <w:r>
+              <w:rPr>
+                <w:rFonts w:ascii="맑은 고딕" w:cs="맑은 고딕" w:eastAsia="맑은 고딕" w:hAnsi="맑은 고딕"/>
+                <w:b w:val="false"/>
+                <w:bCs w:val="false"/>
+                <w:color w:val="000000"/>
+                <w:sz w:val="18"/>
+                <w:szCs w:val="18"/>
+              </w:rPr>
+              <w:t xml:space="preserve">MLFQ (비선점형)</w:t>
+            </w:r>
+          </w:p>
+        </w:tc>
+        <w:tc>
+          <w:tcPr>
+            <w:tcW w:type="dxa" w:w="1983"/>
+            <w:tcBorders>
+              <w:top w:val="single" w:color="AAAAAA" w:sz="1"/>
+              <w:left w:val="single" w:color="AAAAAA" w:sz="1"/>
+              <w:bottom w:val="single" w:color="AAAAAA" w:sz="1"/>
+              <w:right w:val="single" w:color="AAAAAA" w:sz="1"/>
+            </w:tcBorders>
+            <w:vAlign w:val="center"/>
+          </w:tcPr>
+          <w:p>
+            <w:pPr>
+              <w:spacing w:after="40" w:before="40"/>
+              <w:jc w:val="left"/>
+            </w:pPr>
+            <w:r>
+              <w:rPr>
+                <w:rFonts w:ascii="맑은 고딕" w:cs="맑은 고딕" w:eastAsia="맑은 고딕" w:hAnsi="맑은 고딕"/>
+                <w:b w:val="false"/>
+                <w:bCs w:val="false"/>
+                <w:color w:val="000000"/>
+                <w:sz w:val="18"/>
+                <w:szCs w:val="18"/>
+              </w:rPr>
+              <w:t xml:space="preserve">약 12,203ms</w:t>
+            </w:r>
+          </w:p>
+        </w:tc>
+        <w:tc>
+          <w:tcPr>
+            <w:tcW w:type="dxa" w:w="1983"/>
+            <w:tcBorders>
+              <w:top w:val="single" w:color="AAAAAA" w:sz="1"/>
+              <w:left w:val="single" w:color="AAAAAA" w:sz="1"/>
+              <w:bottom w:val="single" w:color="AAAAAA" w:sz="1"/>
+              <w:right w:val="single" w:color="AAAAAA" w:sz="1"/>
+            </w:tcBorders>
+            <w:vAlign w:val="center"/>
+          </w:tcPr>
+          <w:p>
+            <w:pPr>
+              <w:spacing w:after="40" w:before="40"/>
+              <w:jc w:val="left"/>
+            </w:pPr>
+            <w:r>
+              <w:rPr>
+                <w:rFonts w:ascii="맑은 고딕" w:cs="맑은 고딕" w:eastAsia="맑은 고딕" w:hAnsi="맑은 고딕"/>
+                <w:b w:val="false"/>
+                <w:bCs w:val="false"/>
+                <w:color w:val="000000"/>
+                <w:sz w:val="18"/>
+                <w:szCs w:val="18"/>
+              </w:rPr>
+              <w:t xml:space="preserve">약 18.72</w:t>
+            </w:r>
+          </w:p>
+        </w:tc>
+        <w:tc>
+          <w:tcPr>
+            <w:tcW w:type="dxa" w:w="1983"/>
+            <w:tcBorders>
+              <w:top w:val="single" w:color="AAAAAA" w:sz="1"/>
+              <w:left w:val="single" w:color="AAAAAA" w:sz="1"/>
+              <w:bottom w:val="single" w:color="AAAAAA" w:sz="1"/>
+              <w:right w:val="single" w:color="AAAAAA" w:sz="1"/>
+            </w:tcBorders>
+            <w:vAlign w:val="center"/>
+          </w:tcPr>
+          <w:p>
+            <w:pPr>
+              <w:spacing w:after="40" w:before="40"/>
+              <w:jc w:val="left"/>
+            </w:pPr>
+            <w:r>
+              <w:rPr>
+                <w:rFonts w:ascii="맑은 고딕" w:cs="맑은 고딕" w:eastAsia="맑은 고딕" w:hAnsi="맑은 고딕"/>
+                <w:b w:val="false"/>
+                <w:bCs w:val="false"/>
+                <w:color w:val="000000"/>
+                <w:sz w:val="18"/>
+                <w:szCs w:val="18"/>
+              </w:rPr>
+              <w:t xml:space="preserve">1.000</w:t>
+            </w:r>
+          </w:p>
+        </w:tc>
+      </w:tr>
+      <w:tr>
+        <w:tc>
+          <w:tcPr>
+            <w:tcW w:type="dxa" w:w="1983"/>
+            <w:tcBorders>
+              <w:top w:val="single" w:color="AAAAAA" w:sz="1"/>
+              <w:left w:val="single" w:color="AAAAAA" w:sz="1"/>
+              <w:bottom w:val="single" w:color="AAAAAA" w:sz="1"/>
+              <w:right w:val="single" w:color="AAAAAA" w:sz="1"/>
+            </w:tcBorders>
+            <w:vAlign w:val="center"/>
+          </w:tcPr>
+          <w:p>
+            <w:pPr>
+              <w:spacing w:after="40" w:before="40"/>
+              <w:jc w:val="left"/>
+            </w:pPr>
+            <w:r>
+              <w:rPr>
+                <w:rFonts w:ascii="맑은 고딕" w:cs="맑은 고딕" w:eastAsia="맑은 고딕" w:hAnsi="맑은 고딕"/>
+                <w:b w:val="false"/>
+                <w:bCs w:val="false"/>
+                <w:color w:val="000000"/>
+                <w:sz w:val="18"/>
+                <w:szCs w:val="18"/>
+              </w:rPr>
+              <w:t xml:space="preserve">WFQ</w:t>
+            </w:r>
+          </w:p>
+        </w:tc>
+        <w:tc>
+          <w:tcPr>
+            <w:tcW w:type="dxa" w:w="1983"/>
+            <w:tcBorders>
+              <w:top w:val="single" w:color="AAAAAA" w:sz="1"/>
+              <w:left w:val="single" w:color="AAAAAA" w:sz="1"/>
+              <w:bottom w:val="single" w:color="AAAAAA" w:sz="1"/>
+              <w:right w:val="single" w:color="AAAAAA" w:sz="1"/>
+            </w:tcBorders>
+            <w:vAlign w:val="center"/>
+          </w:tcPr>
+          <w:p>
+            <w:pPr>
+              <w:spacing w:after="40" w:before="40"/>
+              <w:jc w:val="left"/>
+            </w:pPr>
+            <w:r>
+              <w:rPr>
+                <w:rFonts w:ascii="맑은 고딕" w:cs="맑은 고딕" w:eastAsia="맑은 고딕" w:hAnsi="맑은 고딕"/>
+                <w:b w:val="false"/>
+                <w:bCs w:val="false"/>
+                <w:color w:val="000000"/>
+                <w:sz w:val="18"/>
+                <w:szCs w:val="18"/>
+              </w:rPr>
+              <w:t xml:space="preserve">약 11,846ms</w:t>
+            </w:r>
+          </w:p>
+        </w:tc>
+        <w:tc>
+          <w:tcPr>
+            <w:tcW w:type="dxa" w:w="1983"/>
+            <w:tcBorders>
+              <w:top w:val="single" w:color="AAAAAA" w:sz="1"/>
+              <w:left w:val="single" w:color="AAAAAA" w:sz="1"/>
+              <w:bottom w:val="single" w:color="AAAAAA" w:sz="1"/>
+              <w:right w:val="single" w:color="AAAAAA" w:sz="1"/>
+            </w:tcBorders>
+            <w:vAlign w:val="center"/>
+          </w:tcPr>
+          <w:p>
+            <w:pPr>
+              <w:spacing w:after="40" w:before="40"/>
+              <w:jc w:val="left"/>
+            </w:pPr>
+            <w:r>
+              <w:rPr>
+                <w:rFonts w:ascii="맑은 고딕" w:cs="맑은 고딕" w:eastAsia="맑은 고딕" w:hAnsi="맑은 고딕"/>
+                <w:b w:val="false"/>
+                <w:bCs w:val="false"/>
+                <w:color w:val="000000"/>
+                <w:sz w:val="18"/>
+                <w:szCs w:val="18"/>
+              </w:rPr>
+              <w:t xml:space="preserve">약 18.72</w:t>
+            </w:r>
+          </w:p>
+        </w:tc>
+        <w:tc>
+          <w:tcPr>
+            <w:tcW w:type="dxa" w:w="1983"/>
+            <w:tcBorders>
+              <w:top w:val="single" w:color="AAAAAA" w:sz="1"/>
+              <w:left w:val="single" w:color="AAAAAA" w:sz="1"/>
+              <w:bottom w:val="single" w:color="AAAAAA" w:sz="1"/>
+              <w:right w:val="single" w:color="AAAAAA" w:sz="1"/>
+            </w:tcBorders>
+            <w:vAlign w:val="center"/>
+          </w:tcPr>
+          <w:p>
+            <w:pPr>
+              <w:spacing w:after="40" w:before="40"/>
+              <w:jc w:val="left"/>
+            </w:pPr>
+            <w:r>
+              <w:rPr>
+                <w:rFonts w:ascii="맑은 고딕" w:cs="맑은 고딕" w:eastAsia="맑은 고딕" w:hAnsi="맑은 고딕"/>
+                <w:b w:val="false"/>
+                <w:bCs w:val="false"/>
+                <w:color w:val="000000"/>
+                <w:sz w:val="18"/>
+                <w:szCs w:val="18"/>
+              </w:rPr>
+              <w:t xml:space="preserve">0.316</w:t>
+            </w:r>
+          </w:p>
+        </w:tc>
+      </w:tr>
+    </w:tbl>
+    <w:p>
+      <w:pPr>
+        <w:spacing w:after="80"/>
+      </w:pPr>
+    </w:p>
+    <w:p>
+      <w:pPr>
+        <w:spacing w:after="120" w:line="240"/>
+      </w:pPr>
+      <w:r>
+        <w:rPr>
+          <w:rFonts w:ascii="맑은 고딕" w:cs="맑은 고딕" w:eastAsia="맑은 고딕" w:hAnsi="맑은 고딕"/>
+          <w:color w:val="000000"/>
+          <w:sz w:val="20"/>
+          <w:szCs w:val="20"/>
+        </w:rPr>
+        <w:t xml:space="preserve">"대기시간(wait time)"은 요청이 대기열에 들어간 시점부터 처리가 시작된 시점까지이다. 단, 5.3절의 선점형 MLFQ 비교에서는 처리가 여러 번 중단되었다가 다시 시작되므로 "응답시간(도착부터 완료까지)"으로 단위를 바꾼다.</w:t>
       </w:r>
     </w:p>
     <w:p>
@@ -4475,7 +6921,7 @@
       <w:r>
         <w:drawing>
           <wp:inline distT="0" distB="0" distL="0" distR="0">
-            <wp:extent cx="5400675" cy="1657350"/>
+            <wp:extent cx="5400675" cy="2533650"/>
             <wp:effectExtent t="0" r="0" b="0" l="0"/>
             <wp:docPr id="1" name="" descr="" title=""/>
             <wp:cNvGraphicFramePr>
@@ -4500,7 +6946,7 @@
                   <pic:spPr bwMode="auto">
                     <a:xfrm>
                       <a:off x="0" y="0"/>
-                      <a:ext cx="5400675" cy="1657350"/>
+                      <a:ext cx="5400675" cy="2533650"/>
                     </a:xfrm>
                     <a:prstGeom prst="rect">
                       <a:avLst/>
@@ -4527,7 +6973,7 @@
           <w:sz w:val="18"/>
           <w:szCs w:val="18"/>
         </w:rPr>
-        <w:t xml:space="preserve">[그림 4] 실험 환경 구성도</w:t>
+        <w:t xml:space="preserve">[그림 4] 알고리즘별 평균 대기시간 비교</w:t>
       </w:r>
     </w:p>
     <w:p>
@@ -4537,8 +6983,17 @@
     </w:p>
     <w:p>
       <w:pPr>
-        <w:spacing w:after="80" w:line="240"/>
-      </w:pPr>
+        <w:spacing w:after="120" w:line="240"/>
+      </w:pPr>
+      <w:r>
+        <w:rPr>
+          <w:rFonts w:ascii="맑은 고딕" w:cs="맑은 고딕" w:eastAsia="맑은 고딕" w:hAnsi="맑은 고딕"/>
+          <w:color w:val="000000"/>
+          <w:sz w:val="20"/>
+          <w:szCs w:val="20"/>
+        </w:rPr>
+        <w:t xml:space="preserve">FCFS에서는 도착 순서대로 처리되어 네 명이 대기시간을 고르게 부담하였다 (JFI = 1.000). Priority는 처리 순서가 바뀌었지만 전체 평균은 FCFS와 거의 같았다. 처리 시간이 짧아(10~100ms) 에이징이 작동하기 전에 처리가 끝나서 우선순위 효과 자체는 거의 드러나지 않았다. </w:t>
+      </w:r>
       <w:r>
         <w:rPr>
           <w:rFonts w:ascii="맑은 고딕" w:cs="맑은 고딕" w:eastAsia="맑은 고딕" w:hAnsi="맑은 고딕"/>
@@ -4548,7 +7003,52 @@
           <w:sz w:val="20"/>
           <w:szCs w:val="20"/>
         </w:rPr>
-        <w:t xml:space="preserve">표 5. 실험 유형별 설정 비교</w:t>
+        <w:t xml:space="preserve">MLFQ(비선점형)</w:t>
+      </w:r>
+      <w:r>
+        <w:rPr>
+          <w:rFonts w:ascii="맑은 고딕" w:cs="맑은 고딕" w:eastAsia="맑은 고딕" w:hAnsi="맑은 고딕"/>
+          <w:color w:val="000000"/>
+          <w:sz w:val="20"/>
+          <w:szCs w:val="20"/>
+        </w:rPr>
+        <w:t xml:space="preserve">의 결과는 FCFS와 같았다. 모든 요청이 Q0 할당량(1,000ms) 안에 완료되어 하위 큐로 내려갈 일이 없었고, 비선점형 특성상 요청이 도착 순서대로 처리된 탓이다. 이론적 효과를 따로 확인하려고 5.3절에서 선점형 실험을 추가하였다. </w:t>
+      </w:r>
+      <w:r>
+        <w:rPr>
+          <w:rFonts w:ascii="맑은 고딕" w:cs="맑은 고딕" w:eastAsia="맑은 고딕" w:hAnsi="맑은 고딕"/>
+          <w:b/>
+          <w:bCs/>
+          <w:color w:val="000000"/>
+          <w:sz w:val="20"/>
+          <w:szCs w:val="20"/>
+        </w:rPr>
+        <w:t xml:space="preserve">WFQ</w:t>
+      </w:r>
+      <w:r>
+        <w:rPr>
+          <w:rFonts w:ascii="맑은 고딕" w:cs="맑은 고딕" w:eastAsia="맑은 고딕" w:hAnsi="맑은 고딕"/>
+          <w:color w:val="000000"/>
+          <w:sz w:val="20"/>
+          <w:szCs w:val="20"/>
+        </w:rPr>
+        <w:t xml:space="preserve">는 전체 평균이 가장 낮았으나 구독 등급별 차이가 컸다 (표 8). JFI = 0.316은 5.5절에서 분석한다.</w:t>
+      </w:r>
+    </w:p>
+    <w:p>
+      <w:pPr>
+        <w:spacing w:after="80" w:line="240"/>
+      </w:pPr>
+      <w:r>
+        <w:rPr>
+          <w:rFonts w:ascii="맑은 고딕" w:cs="맑은 고딕" w:eastAsia="맑은 고딕" w:hAnsi="맑은 고딕"/>
+          <w:b/>
+          <w:bCs/>
+          <w:color w:val="000000"/>
+          <w:sz w:val="20"/>
+          <w:szCs w:val="20"/>
+        </w:rPr>
+        <w:t xml:space="preserve">표 8. WFQ 구독 등급별 평균 대기시간</w:t>
       </w:r>
     </w:p>
     <w:tbl>
@@ -4564,15 +7064,14 @@
         </w:tblBorders>
       </w:tblPr>
       <w:tblGrid>
-        <w:gridCol w:w="1983"/>
-        <w:gridCol w:w="1983"/>
-        <w:gridCol w:w="1983"/>
-        <w:gridCol w:w="1983"/>
+        <w:gridCol w:w="2644"/>
+        <w:gridCol w:w="2644"/>
+        <w:gridCol w:w="2644"/>
       </w:tblGrid>
       <w:tr>
         <w:tc>
           <w:tcPr>
-            <w:tcW w:type="dxa" w:w="1983"/>
+            <w:tcW w:type="dxa" w:w="2644"/>
             <w:tcBorders>
               <w:top w:val="single" w:color="AAAAAA" w:sz="1"/>
               <w:left w:val="single" w:color="AAAAAA" w:sz="1"/>
@@ -4596,13 +7095,13 @@
                 <w:sz w:val="18"/>
                 <w:szCs w:val="18"/>
               </w:rPr>
-              <w:t xml:space="preserve">항목</w:t>
-            </w:r>
-          </w:p>
-        </w:tc>
-        <w:tc>
-          <w:tcPr>
-            <w:tcW w:type="dxa" w:w="1983"/>
+              <w:t xml:space="preserve">구독 등급</w:t>
+            </w:r>
+          </w:p>
+        </w:tc>
+        <w:tc>
+          <w:tcPr>
+            <w:tcW w:type="dxa" w:w="2644"/>
             <w:tcBorders>
               <w:top w:val="single" w:color="AAAAAA" w:sz="1"/>
               <w:left w:val="single" w:color="AAAAAA" w:sz="1"/>
@@ -4626,13 +7125,13 @@
                 <w:sz w:val="18"/>
                 <w:szCs w:val="18"/>
               </w:rPr>
-              <w:t xml:space="preserve">기본 실험</w:t>
-            </w:r>
-          </w:p>
-        </w:tc>
-        <w:tc>
-          <w:tcPr>
-            <w:tcW w:type="dxa" w:w="1983"/>
+              <w:t xml:space="preserve">가중치</w:t>
+            </w:r>
+          </w:p>
+        </w:tc>
+        <w:tc>
+          <w:tcPr>
+            <w:tcW w:type="dxa" w:w="2644"/>
             <w:tcBorders>
               <w:top w:val="single" w:color="AAAAAA" w:sz="1"/>
               <w:left w:val="single" w:color="AAAAAA" w:sz="1"/>
@@ -4656,37 +7155,7 @@
                 <w:sz w:val="18"/>
                 <w:szCs w:val="18"/>
               </w:rPr>
-              <w:t xml:space="preserve">MLFQ 선점형 실험</w:t>
-            </w:r>
-          </w:p>
-        </w:tc>
-        <w:tc>
-          <w:tcPr>
-            <w:tcW w:type="dxa" w:w="1983"/>
-            <w:tcBorders>
-              <w:top w:val="single" w:color="AAAAAA" w:sz="1"/>
-              <w:left w:val="single" w:color="AAAAAA" w:sz="1"/>
-              <w:bottom w:val="single" w:color="AAAAAA" w:sz="1"/>
-              <w:right w:val="single" w:color="AAAAAA" w:sz="1"/>
-            </w:tcBorders>
-            <w:shd w:fill="D9E2F3" w:val="clear"/>
-            <w:vAlign w:val="center"/>
-          </w:tcPr>
-          <w:p>
-            <w:pPr>
-              <w:spacing w:after="40" w:before="40"/>
-              <w:jc w:val="center"/>
-            </w:pPr>
-            <w:r>
-              <w:rPr>
-                <w:rFonts w:ascii="맑은 고딕" w:cs="맑은 고딕" w:eastAsia="맑은 고딕" w:hAnsi="맑은 고딕"/>
-                <w:b/>
-                <w:bCs/>
-                <w:color w:val="000000"/>
-                <w:sz w:val="18"/>
-                <w:szCs w:val="18"/>
-              </w:rPr>
-              <w:t xml:space="preserve">실서버 실험</w:t>
+              <w:t xml:space="preserve">평균 대기시간</w:t>
             </w:r>
           </w:p>
         </w:tc>
@@ -4694,117 +7163,88 @@
       <w:tr>
         <w:tc>
           <w:tcPr>
-            <w:tcW w:type="dxa" w:w="1983"/>
-            <w:tcBorders>
-              <w:top w:val="single" w:color="AAAAAA" w:sz="1"/>
-              <w:left w:val="single" w:color="AAAAAA" w:sz="1"/>
-              <w:bottom w:val="single" w:color="AAAAAA" w:sz="1"/>
-              <w:right w:val="single" w:color="AAAAAA" w:sz="1"/>
-            </w:tcBorders>
-            <w:vAlign w:val="center"/>
-          </w:tcPr>
-          <w:p>
-            <w:pPr>
-              <w:spacing w:after="40" w:before="40"/>
-              <w:jc w:val="left"/>
-            </w:pPr>
-            <w:r>
-              <w:rPr>
-                <w:rFonts w:ascii="맑은 고딕" w:cs="맑은 고딕" w:eastAsia="맑은 고딕" w:hAnsi="맑은 고딕"/>
-                <w:b w:val="false"/>
-                <w:bCs w:val="false"/>
-                <w:color w:val="000000"/>
-                <w:sz w:val="18"/>
-                <w:szCs w:val="18"/>
-              </w:rPr>
-              <w:t xml:space="preserve">목적</w:t>
-            </w:r>
-          </w:p>
-        </w:tc>
-        <w:tc>
-          <w:tcPr>
-            <w:tcW w:type="dxa" w:w="1983"/>
-            <w:tcBorders>
-              <w:top w:val="single" w:color="AAAAAA" w:sz="1"/>
-              <w:left w:val="single" w:color="AAAAAA" w:sz="1"/>
-              <w:bottom w:val="single" w:color="AAAAAA" w:sz="1"/>
-              <w:right w:val="single" w:color="AAAAAA" w:sz="1"/>
-            </w:tcBorders>
-            <w:vAlign w:val="center"/>
-          </w:tcPr>
-          <w:p>
-            <w:pPr>
-              <w:spacing w:after="40" w:before="40"/>
-              <w:jc w:val="left"/>
-            </w:pPr>
-            <w:r>
-              <w:rPr>
-                <w:rFonts w:ascii="맑은 고딕" w:cs="맑은 고딕" w:eastAsia="맑은 고딕" w:hAnsi="맑은 고딕"/>
-                <w:b w:val="false"/>
-                <w:bCs w:val="false"/>
-                <w:color w:val="000000"/>
-                <w:sz w:val="18"/>
-                <w:szCs w:val="18"/>
-              </w:rPr>
-              <w:t xml:space="preserve">4개 알고리즘 동일 조건 비교</w:t>
-            </w:r>
-          </w:p>
-        </w:tc>
-        <w:tc>
-          <w:tcPr>
-            <w:tcW w:type="dxa" w:w="1983"/>
-            <w:tcBorders>
-              <w:top w:val="single" w:color="AAAAAA" w:sz="1"/>
-              <w:left w:val="single" w:color="AAAAAA" w:sz="1"/>
-              <w:bottom w:val="single" w:color="AAAAAA" w:sz="1"/>
-              <w:right w:val="single" w:color="AAAAAA" w:sz="1"/>
-            </w:tcBorders>
-            <w:vAlign w:val="center"/>
-          </w:tcPr>
-          <w:p>
-            <w:pPr>
-              <w:spacing w:after="40" w:before="40"/>
-              <w:jc w:val="left"/>
-            </w:pPr>
-            <w:r>
-              <w:rPr>
-                <w:rFonts w:ascii="맑은 고딕" w:cs="맑은 고딕" w:eastAsia="맑은 고딕" w:hAnsi="맑은 고딕"/>
-                <w:b w:val="false"/>
-                <w:bCs w:val="false"/>
-                <w:color w:val="000000"/>
-                <w:sz w:val="18"/>
-                <w:szCs w:val="18"/>
-              </w:rPr>
-              <w:t xml:space="preserve">MLFQ 선점형 효과 검증</w:t>
-            </w:r>
-          </w:p>
-        </w:tc>
-        <w:tc>
-          <w:tcPr>
-            <w:tcW w:type="dxa" w:w="1983"/>
-            <w:tcBorders>
-              <w:top w:val="single" w:color="AAAAAA" w:sz="1"/>
-              <w:left w:val="single" w:color="AAAAAA" w:sz="1"/>
-              <w:bottom w:val="single" w:color="AAAAAA" w:sz="1"/>
-              <w:right w:val="single" w:color="AAAAAA" w:sz="1"/>
-            </w:tcBorders>
-            <w:vAlign w:val="center"/>
-          </w:tcPr>
-          <w:p>
-            <w:pPr>
-              <w:spacing w:after="40" w:before="40"/>
-              <w:jc w:val="left"/>
-            </w:pPr>
-            <w:r>
-              <w:rPr>
-                <w:rFonts w:ascii="맑은 고딕" w:cs="맑은 고딕" w:eastAsia="맑은 고딕" w:hAnsi="맑은 고딕"/>
-                <w:b w:val="false"/>
-                <w:bCs w:val="false"/>
-                <w:color w:val="000000"/>
-                <w:sz w:val="18"/>
-                <w:szCs w:val="18"/>
-              </w:rPr>
-              <w:t xml:space="preserve">실제 LLM 환경 검증</w:t>
+            <w:tcW w:type="dxa" w:w="2644"/>
+            <w:tcBorders>
+              <w:top w:val="single" w:color="AAAAAA" w:sz="1"/>
+              <w:left w:val="single" w:color="AAAAAA" w:sz="1"/>
+              <w:bottom w:val="single" w:color="AAAAAA" w:sz="1"/>
+              <w:right w:val="single" w:color="AAAAAA" w:sz="1"/>
+            </w:tcBorders>
+            <w:vAlign w:val="center"/>
+          </w:tcPr>
+          <w:p>
+            <w:pPr>
+              <w:spacing w:after="40" w:before="40"/>
+              <w:jc w:val="left"/>
+            </w:pPr>
+            <w:r>
+              <w:rPr>
+                <w:rFonts w:ascii="맑은 고딕" w:cs="맑은 고딕" w:eastAsia="맑은 고딕" w:hAnsi="맑은 고딕"/>
+                <w:b w:val="false"/>
+                <w:bCs w:val="false"/>
+                <w:color w:val="000000"/>
+                <w:sz w:val="18"/>
+                <w:szCs w:val="18"/>
+              </w:rPr>
+              <w:t xml:space="preserve">Enterprise</w:t>
+            </w:r>
+          </w:p>
+        </w:tc>
+        <w:tc>
+          <w:tcPr>
+            <w:tcW w:type="dxa" w:w="2644"/>
+            <w:tcBorders>
+              <w:top w:val="single" w:color="AAAAAA" w:sz="1"/>
+              <w:left w:val="single" w:color="AAAAAA" w:sz="1"/>
+              <w:bottom w:val="single" w:color="AAAAAA" w:sz="1"/>
+              <w:right w:val="single" w:color="AAAAAA" w:sz="1"/>
+            </w:tcBorders>
+            <w:vAlign w:val="center"/>
+          </w:tcPr>
+          <w:p>
+            <w:pPr>
+              <w:spacing w:after="40" w:before="40"/>
+              <w:jc w:val="left"/>
+            </w:pPr>
+            <w:r>
+              <w:rPr>
+                <w:rFonts w:ascii="맑은 고딕" w:cs="맑은 고딕" w:eastAsia="맑은 고딕" w:hAnsi="맑은 고딕"/>
+                <w:b w:val="false"/>
+                <w:bCs w:val="false"/>
+                <w:color w:val="000000"/>
+                <w:sz w:val="18"/>
+                <w:szCs w:val="18"/>
+              </w:rPr>
+              <w:t xml:space="preserve">100</w:t>
+            </w:r>
+          </w:p>
+        </w:tc>
+        <w:tc>
+          <w:tcPr>
+            <w:tcW w:type="dxa" w:w="2644"/>
+            <w:tcBorders>
+              <w:top w:val="single" w:color="AAAAAA" w:sz="1"/>
+              <w:left w:val="single" w:color="AAAAAA" w:sz="1"/>
+              <w:bottom w:val="single" w:color="AAAAAA" w:sz="1"/>
+              <w:right w:val="single" w:color="AAAAAA" w:sz="1"/>
+            </w:tcBorders>
+            <w:vAlign w:val="center"/>
+          </w:tcPr>
+          <w:p>
+            <w:pPr>
+              <w:spacing w:after="40" w:before="40"/>
+              <w:jc w:val="left"/>
+            </w:pPr>
+            <w:r>
+              <w:rPr>
+                <w:rFonts w:ascii="맑은 고딕" w:cs="맑은 고딕" w:eastAsia="맑은 고딕" w:hAnsi="맑은 고딕"/>
+                <w:b w:val="false"/>
+                <w:bCs w:val="false"/>
+                <w:color w:val="000000"/>
+                <w:sz w:val="18"/>
+                <w:szCs w:val="18"/>
+              </w:rPr>
+              <w:t xml:space="preserve">약 1,862ms</w:t>
             </w:r>
           </w:p>
         </w:tc>
@@ -4812,117 +7252,88 @@
       <w:tr>
         <w:tc>
           <w:tcPr>
-            <w:tcW w:type="dxa" w:w="1983"/>
-            <w:tcBorders>
-              <w:top w:val="single" w:color="AAAAAA" w:sz="1"/>
-              <w:left w:val="single" w:color="AAAAAA" w:sz="1"/>
-              <w:bottom w:val="single" w:color="AAAAAA" w:sz="1"/>
-              <w:right w:val="single" w:color="AAAAAA" w:sz="1"/>
-            </w:tcBorders>
-            <w:vAlign w:val="center"/>
-          </w:tcPr>
-          <w:p>
-            <w:pPr>
-              <w:spacing w:after="40" w:before="40"/>
-              <w:jc w:val="left"/>
-            </w:pPr>
-            <w:r>
-              <w:rPr>
-                <w:rFonts w:ascii="맑은 고딕" w:cs="맑은 고딕" w:eastAsia="맑은 고딕" w:hAnsi="맑은 고딕"/>
-                <w:b w:val="false"/>
-                <w:bCs w:val="false"/>
-                <w:color w:val="000000"/>
-                <w:sz w:val="18"/>
-                <w:szCs w:val="18"/>
-              </w:rPr>
-              <w:t xml:space="preserve">처리 방식</w:t>
-            </w:r>
-          </w:p>
-        </w:tc>
-        <w:tc>
-          <w:tcPr>
-            <w:tcW w:type="dxa" w:w="1983"/>
-            <w:tcBorders>
-              <w:top w:val="single" w:color="AAAAAA" w:sz="1"/>
-              <w:left w:val="single" w:color="AAAAAA" w:sz="1"/>
-              <w:bottom w:val="single" w:color="AAAAAA" w:sz="1"/>
-              <w:right w:val="single" w:color="AAAAAA" w:sz="1"/>
-            </w:tcBorders>
-            <w:vAlign w:val="center"/>
-          </w:tcPr>
-          <w:p>
-            <w:pPr>
-              <w:spacing w:after="40" w:before="40"/>
-              <w:jc w:val="left"/>
-            </w:pPr>
-            <w:r>
-              <w:rPr>
-                <w:rFonts w:ascii="맑은 고딕" w:cs="맑은 고딕" w:eastAsia="맑은 고딕" w:hAnsi="맑은 고딕"/>
-                <w:b w:val="false"/>
-                <w:bCs w:val="false"/>
-                <w:color w:val="000000"/>
-                <w:sz w:val="18"/>
-                <w:szCs w:val="18"/>
-              </w:rPr>
-              <w:t xml:space="preserve">시뮬레이션</w:t>
-            </w:r>
-          </w:p>
-        </w:tc>
-        <w:tc>
-          <w:tcPr>
-            <w:tcW w:type="dxa" w:w="1983"/>
-            <w:tcBorders>
-              <w:top w:val="single" w:color="AAAAAA" w:sz="1"/>
-              <w:left w:val="single" w:color="AAAAAA" w:sz="1"/>
-              <w:bottom w:val="single" w:color="AAAAAA" w:sz="1"/>
-              <w:right w:val="single" w:color="AAAAAA" w:sz="1"/>
-            </w:tcBorders>
-            <w:vAlign w:val="center"/>
-          </w:tcPr>
-          <w:p>
-            <w:pPr>
-              <w:spacing w:after="40" w:before="40"/>
-              <w:jc w:val="left"/>
-            </w:pPr>
-            <w:r>
-              <w:rPr>
-                <w:rFonts w:ascii="맑은 고딕" w:cs="맑은 고딕" w:eastAsia="맑은 고딕" w:hAnsi="맑은 고딕"/>
-                <w:b w:val="false"/>
-                <w:bCs w:val="false"/>
-                <w:color w:val="000000"/>
-                <w:sz w:val="18"/>
-                <w:szCs w:val="18"/>
-              </w:rPr>
-              <w:t xml:space="preserve">시뮬레이션</w:t>
-            </w:r>
-          </w:p>
-        </w:tc>
-        <w:tc>
-          <w:tcPr>
-            <w:tcW w:type="dxa" w:w="1983"/>
-            <w:tcBorders>
-              <w:top w:val="single" w:color="AAAAAA" w:sz="1"/>
-              <w:left w:val="single" w:color="AAAAAA" w:sz="1"/>
-              <w:bottom w:val="single" w:color="AAAAAA" w:sz="1"/>
-              <w:right w:val="single" w:color="AAAAAA" w:sz="1"/>
-            </w:tcBorders>
-            <w:vAlign w:val="center"/>
-          </w:tcPr>
-          <w:p>
-            <w:pPr>
-              <w:spacing w:after="40" w:before="40"/>
-              <w:jc w:val="left"/>
-            </w:pPr>
-            <w:r>
-              <w:rPr>
-                <w:rFonts w:ascii="맑은 고딕" w:cs="맑은 고딕" w:eastAsia="맑은 고딕" w:hAnsi="맑은 고딕"/>
-                <w:b w:val="false"/>
-                <w:bCs w:val="false"/>
-                <w:color w:val="000000"/>
-                <w:sz w:val="18"/>
-                <w:szCs w:val="18"/>
-              </w:rPr>
-              <w:t xml:space="preserve">Ollama 실제 호출</w:t>
+            <w:tcW w:type="dxa" w:w="2644"/>
+            <w:tcBorders>
+              <w:top w:val="single" w:color="AAAAAA" w:sz="1"/>
+              <w:left w:val="single" w:color="AAAAAA" w:sz="1"/>
+              <w:bottom w:val="single" w:color="AAAAAA" w:sz="1"/>
+              <w:right w:val="single" w:color="AAAAAA" w:sz="1"/>
+            </w:tcBorders>
+            <w:vAlign w:val="center"/>
+          </w:tcPr>
+          <w:p>
+            <w:pPr>
+              <w:spacing w:after="40" w:before="40"/>
+              <w:jc w:val="left"/>
+            </w:pPr>
+            <w:r>
+              <w:rPr>
+                <w:rFonts w:ascii="맑은 고딕" w:cs="맑은 고딕" w:eastAsia="맑은 고딕" w:hAnsi="맑은 고딕"/>
+                <w:b w:val="false"/>
+                <w:bCs w:val="false"/>
+                <w:color w:val="000000"/>
+                <w:sz w:val="18"/>
+                <w:szCs w:val="18"/>
+              </w:rPr>
+              <w:t xml:space="preserve">Premium</w:t>
+            </w:r>
+          </w:p>
+        </w:tc>
+        <w:tc>
+          <w:tcPr>
+            <w:tcW w:type="dxa" w:w="2644"/>
+            <w:tcBorders>
+              <w:top w:val="single" w:color="AAAAAA" w:sz="1"/>
+              <w:left w:val="single" w:color="AAAAAA" w:sz="1"/>
+              <w:bottom w:val="single" w:color="AAAAAA" w:sz="1"/>
+              <w:right w:val="single" w:color="AAAAAA" w:sz="1"/>
+            </w:tcBorders>
+            <w:vAlign w:val="center"/>
+          </w:tcPr>
+          <w:p>
+            <w:pPr>
+              <w:spacing w:after="40" w:before="40"/>
+              <w:jc w:val="left"/>
+            </w:pPr>
+            <w:r>
+              <w:rPr>
+                <w:rFonts w:ascii="맑은 고딕" w:cs="맑은 고딕" w:eastAsia="맑은 고딕" w:hAnsi="맑은 고딕"/>
+                <w:b w:val="false"/>
+                <w:bCs w:val="false"/>
+                <w:color w:val="000000"/>
+                <w:sz w:val="18"/>
+                <w:szCs w:val="18"/>
+              </w:rPr>
+              <w:t xml:space="preserve">50</w:t>
+            </w:r>
+          </w:p>
+        </w:tc>
+        <w:tc>
+          <w:tcPr>
+            <w:tcW w:type="dxa" w:w="2644"/>
+            <w:tcBorders>
+              <w:top w:val="single" w:color="AAAAAA" w:sz="1"/>
+              <w:left w:val="single" w:color="AAAAAA" w:sz="1"/>
+              <w:bottom w:val="single" w:color="AAAAAA" w:sz="1"/>
+              <w:right w:val="single" w:color="AAAAAA" w:sz="1"/>
+            </w:tcBorders>
+            <w:vAlign w:val="center"/>
+          </w:tcPr>
+          <w:p>
+            <w:pPr>
+              <w:spacing w:after="40" w:before="40"/>
+              <w:jc w:val="left"/>
+            </w:pPr>
+            <w:r>
+              <w:rPr>
+                <w:rFonts w:ascii="맑은 고딕" w:cs="맑은 고딕" w:eastAsia="맑은 고딕" w:hAnsi="맑은 고딕"/>
+                <w:b w:val="false"/>
+                <w:bCs w:val="false"/>
+                <w:color w:val="000000"/>
+                <w:sz w:val="18"/>
+                <w:szCs w:val="18"/>
+              </w:rPr>
+              <w:t xml:space="preserve">약 8,384ms</w:t>
             </w:r>
           </w:p>
         </w:tc>
@@ -4930,117 +7341,88 @@
       <w:tr>
         <w:tc>
           <w:tcPr>
-            <w:tcW w:type="dxa" w:w="1983"/>
-            <w:tcBorders>
-              <w:top w:val="single" w:color="AAAAAA" w:sz="1"/>
-              <w:left w:val="single" w:color="AAAAAA" w:sz="1"/>
-              <w:bottom w:val="single" w:color="AAAAAA" w:sz="1"/>
-              <w:right w:val="single" w:color="AAAAAA" w:sz="1"/>
-            </w:tcBorders>
-            <w:vAlign w:val="center"/>
-          </w:tcPr>
-          <w:p>
-            <w:pPr>
-              <w:spacing w:after="40" w:before="40"/>
-              <w:jc w:val="left"/>
-            </w:pPr>
-            <w:r>
-              <w:rPr>
-                <w:rFonts w:ascii="맑은 고딕" w:cs="맑은 고딕" w:eastAsia="맑은 고딕" w:hAnsi="맑은 고딕"/>
-                <w:b w:val="false"/>
-                <w:bCs w:val="false"/>
-                <w:color w:val="000000"/>
-                <w:sz w:val="18"/>
-                <w:szCs w:val="18"/>
-              </w:rPr>
-              <w:t xml:space="preserve">요청 수</w:t>
-            </w:r>
-          </w:p>
-        </w:tc>
-        <w:tc>
-          <w:tcPr>
-            <w:tcW w:type="dxa" w:w="1983"/>
-            <w:tcBorders>
-              <w:top w:val="single" w:color="AAAAAA" w:sz="1"/>
-              <w:left w:val="single" w:color="AAAAAA" w:sz="1"/>
-              <w:bottom w:val="single" w:color="AAAAAA" w:sz="1"/>
-              <w:right w:val="single" w:color="AAAAAA" w:sz="1"/>
-            </w:tcBorders>
-            <w:vAlign w:val="center"/>
-          </w:tcPr>
-          <w:p>
-            <w:pPr>
-              <w:spacing w:after="40" w:before="40"/>
-              <w:jc w:val="left"/>
-            </w:pPr>
-            <w:r>
-              <w:rPr>
-                <w:rFonts w:ascii="맑은 고딕" w:cs="맑은 고딕" w:eastAsia="맑은 고딕" w:hAnsi="맑은 고딕"/>
-                <w:b w:val="false"/>
-                <w:bCs w:val="false"/>
-                <w:color w:val="000000"/>
-                <w:sz w:val="18"/>
-                <w:szCs w:val="18"/>
-              </w:rPr>
-              <w:t xml:space="preserve">500건</w:t>
-            </w:r>
-          </w:p>
-        </w:tc>
-        <w:tc>
-          <w:tcPr>
-            <w:tcW w:type="dxa" w:w="1983"/>
-            <w:tcBorders>
-              <w:top w:val="single" w:color="AAAAAA" w:sz="1"/>
-              <w:left w:val="single" w:color="AAAAAA" w:sz="1"/>
-              <w:bottom w:val="single" w:color="AAAAAA" w:sz="1"/>
-              <w:right w:val="single" w:color="AAAAAA" w:sz="1"/>
-            </w:tcBorders>
-            <w:vAlign w:val="center"/>
-          </w:tcPr>
-          <w:p>
-            <w:pPr>
-              <w:spacing w:after="40" w:before="40"/>
-              <w:jc w:val="left"/>
-            </w:pPr>
-            <w:r>
-              <w:rPr>
-                <w:rFonts w:ascii="맑은 고딕" w:cs="맑은 고딕" w:eastAsia="맑은 고딕" w:hAnsi="맑은 고딕"/>
-                <w:b w:val="false"/>
-                <w:bCs w:val="false"/>
-                <w:color w:val="000000"/>
-                <w:sz w:val="18"/>
-                <w:szCs w:val="18"/>
-              </w:rPr>
-              <w:t xml:space="preserve">500건 × 5시드</w:t>
-            </w:r>
-          </w:p>
-        </w:tc>
-        <w:tc>
-          <w:tcPr>
-            <w:tcW w:type="dxa" w:w="1983"/>
-            <w:tcBorders>
-              <w:top w:val="single" w:color="AAAAAA" w:sz="1"/>
-              <w:left w:val="single" w:color="AAAAAA" w:sz="1"/>
-              <w:bottom w:val="single" w:color="AAAAAA" w:sz="1"/>
-              <w:right w:val="single" w:color="AAAAAA" w:sz="1"/>
-            </w:tcBorders>
-            <w:vAlign w:val="center"/>
-          </w:tcPr>
-          <w:p>
-            <w:pPr>
-              <w:spacing w:after="40" w:before="40"/>
-              <w:jc w:val="left"/>
-            </w:pPr>
-            <w:r>
-              <w:rPr>
-                <w:rFonts w:ascii="맑은 고딕" w:cs="맑은 고딕" w:eastAsia="맑은 고딕" w:hAnsi="맑은 고딕"/>
-                <w:b w:val="false"/>
-                <w:bCs w:val="false"/>
-                <w:color w:val="000000"/>
-                <w:sz w:val="18"/>
-                <w:szCs w:val="18"/>
-              </w:rPr>
-              <w:t xml:space="preserve">20건</w:t>
+            <w:tcW w:type="dxa" w:w="2644"/>
+            <w:tcBorders>
+              <w:top w:val="single" w:color="AAAAAA" w:sz="1"/>
+              <w:left w:val="single" w:color="AAAAAA" w:sz="1"/>
+              <w:bottom w:val="single" w:color="AAAAAA" w:sz="1"/>
+              <w:right w:val="single" w:color="AAAAAA" w:sz="1"/>
+            </w:tcBorders>
+            <w:vAlign w:val="center"/>
+          </w:tcPr>
+          <w:p>
+            <w:pPr>
+              <w:spacing w:after="40" w:before="40"/>
+              <w:jc w:val="left"/>
+            </w:pPr>
+            <w:r>
+              <w:rPr>
+                <w:rFonts w:ascii="맑은 고딕" w:cs="맑은 고딕" w:eastAsia="맑은 고딕" w:hAnsi="맑은 고딕"/>
+                <w:b w:val="false"/>
+                <w:bCs w:val="false"/>
+                <w:color w:val="000000"/>
+                <w:sz w:val="18"/>
+                <w:szCs w:val="18"/>
+              </w:rPr>
+              <w:t xml:space="preserve">Standard</w:t>
+            </w:r>
+          </w:p>
+        </w:tc>
+        <w:tc>
+          <w:tcPr>
+            <w:tcW w:type="dxa" w:w="2644"/>
+            <w:tcBorders>
+              <w:top w:val="single" w:color="AAAAAA" w:sz="1"/>
+              <w:left w:val="single" w:color="AAAAAA" w:sz="1"/>
+              <w:bottom w:val="single" w:color="AAAAAA" w:sz="1"/>
+              <w:right w:val="single" w:color="AAAAAA" w:sz="1"/>
+            </w:tcBorders>
+            <w:vAlign w:val="center"/>
+          </w:tcPr>
+          <w:p>
+            <w:pPr>
+              <w:spacing w:after="40" w:before="40"/>
+              <w:jc w:val="left"/>
+            </w:pPr>
+            <w:r>
+              <w:rPr>
+                <w:rFonts w:ascii="맑은 고딕" w:cs="맑은 고딕" w:eastAsia="맑은 고딕" w:hAnsi="맑은 고딕"/>
+                <w:b w:val="false"/>
+                <w:bCs w:val="false"/>
+                <w:color w:val="000000"/>
+                <w:sz w:val="18"/>
+                <w:szCs w:val="18"/>
+              </w:rPr>
+              <w:t xml:space="preserve">10</w:t>
+            </w:r>
+          </w:p>
+        </w:tc>
+        <w:tc>
+          <w:tcPr>
+            <w:tcW w:type="dxa" w:w="2644"/>
+            <w:tcBorders>
+              <w:top w:val="single" w:color="AAAAAA" w:sz="1"/>
+              <w:left w:val="single" w:color="AAAAAA" w:sz="1"/>
+              <w:bottom w:val="single" w:color="AAAAAA" w:sz="1"/>
+              <w:right w:val="single" w:color="AAAAAA" w:sz="1"/>
+            </w:tcBorders>
+            <w:vAlign w:val="center"/>
+          </w:tcPr>
+          <w:p>
+            <w:pPr>
+              <w:spacing w:after="40" w:before="40"/>
+              <w:jc w:val="left"/>
+            </w:pPr>
+            <w:r>
+              <w:rPr>
+                <w:rFonts w:ascii="맑은 고딕" w:cs="맑은 고딕" w:eastAsia="맑은 고딕" w:hAnsi="맑은 고딕"/>
+                <w:b w:val="false"/>
+                <w:bCs w:val="false"/>
+                <w:color w:val="000000"/>
+                <w:sz w:val="18"/>
+                <w:szCs w:val="18"/>
+              </w:rPr>
+              <w:t xml:space="preserve">약 15,109ms</w:t>
             </w:r>
           </w:p>
         </w:tc>
@@ -5048,707 +7430,88 @@
       <w:tr>
         <w:tc>
           <w:tcPr>
-            <w:tcW w:type="dxa" w:w="1983"/>
-            <w:tcBorders>
-              <w:top w:val="single" w:color="AAAAAA" w:sz="1"/>
-              <w:left w:val="single" w:color="AAAAAA" w:sz="1"/>
-              <w:bottom w:val="single" w:color="AAAAAA" w:sz="1"/>
-              <w:right w:val="single" w:color="AAAAAA" w:sz="1"/>
-            </w:tcBorders>
-            <w:vAlign w:val="center"/>
-          </w:tcPr>
-          <w:p>
-            <w:pPr>
-              <w:spacing w:after="40" w:before="40"/>
-              <w:jc w:val="left"/>
-            </w:pPr>
-            <w:r>
-              <w:rPr>
-                <w:rFonts w:ascii="맑은 고딕" w:cs="맑은 고딕" w:eastAsia="맑은 고딕" w:hAnsi="맑은 고딕"/>
-                <w:b w:val="false"/>
-                <w:bCs w:val="false"/>
-                <w:color w:val="000000"/>
-                <w:sz w:val="18"/>
-                <w:szCs w:val="18"/>
-              </w:rPr>
-              <w:t xml:space="preserve">사용자 구분</w:t>
-            </w:r>
-          </w:p>
-        </w:tc>
-        <w:tc>
-          <w:tcPr>
-            <w:tcW w:type="dxa" w:w="1983"/>
-            <w:tcBorders>
-              <w:top w:val="single" w:color="AAAAAA" w:sz="1"/>
-              <w:left w:val="single" w:color="AAAAAA" w:sz="1"/>
-              <w:bottom w:val="single" w:color="AAAAAA" w:sz="1"/>
-              <w:right w:val="single" w:color="AAAAAA" w:sz="1"/>
-            </w:tcBorders>
-            <w:vAlign w:val="center"/>
-          </w:tcPr>
-          <w:p>
-            <w:pPr>
-              <w:spacing w:after="40" w:before="40"/>
-              <w:jc w:val="left"/>
-            </w:pPr>
-            <w:r>
-              <w:rPr>
-                <w:rFonts w:ascii="맑은 고딕" w:cs="맑은 고딕" w:eastAsia="맑은 고딕" w:hAnsi="맑은 고딕"/>
-                <w:b w:val="false"/>
-                <w:bCs w:val="false"/>
-                <w:color w:val="000000"/>
-                <w:sz w:val="18"/>
-                <w:szCs w:val="18"/>
-              </w:rPr>
-              <w:t xml:space="preserve">4명 (등급별 1명)</w:t>
-            </w:r>
-          </w:p>
-        </w:tc>
-        <w:tc>
-          <w:tcPr>
-            <w:tcW w:type="dxa" w:w="1983"/>
-            <w:tcBorders>
-              <w:top w:val="single" w:color="AAAAAA" w:sz="1"/>
-              <w:left w:val="single" w:color="AAAAAA" w:sz="1"/>
-              <w:bottom w:val="single" w:color="AAAAAA" w:sz="1"/>
-              <w:right w:val="single" w:color="AAAAAA" w:sz="1"/>
-            </w:tcBorders>
-            <w:vAlign w:val="center"/>
-          </w:tcPr>
-          <w:p>
-            <w:pPr>
-              <w:spacing w:after="40" w:before="40"/>
-              <w:jc w:val="left"/>
-            </w:pPr>
-            <w:r>
-              <w:rPr>
-                <w:rFonts w:ascii="맑은 고딕" w:cs="맑은 고딕" w:eastAsia="맑은 고딕" w:hAnsi="맑은 고딕"/>
-                <w:b w:val="false"/>
-                <w:bCs w:val="false"/>
-                <w:color w:val="000000"/>
-                <w:sz w:val="18"/>
-                <w:szCs w:val="18"/>
-              </w:rPr>
-              <w:t xml:space="preserve">미사용 (요청 유형만 구분)</w:t>
-            </w:r>
-          </w:p>
-        </w:tc>
-        <w:tc>
-          <w:tcPr>
-            <w:tcW w:type="dxa" w:w="1983"/>
-            <w:tcBorders>
-              <w:top w:val="single" w:color="AAAAAA" w:sz="1"/>
-              <w:left w:val="single" w:color="AAAAAA" w:sz="1"/>
-              <w:bottom w:val="single" w:color="AAAAAA" w:sz="1"/>
-              <w:right w:val="single" w:color="AAAAAA" w:sz="1"/>
-            </w:tcBorders>
-            <w:vAlign w:val="center"/>
-          </w:tcPr>
-          <w:p>
-            <w:pPr>
-              <w:spacing w:after="40" w:before="40"/>
-              <w:jc w:val="left"/>
-            </w:pPr>
-            <w:r>
-              <w:rPr>
-                <w:rFonts w:ascii="맑은 고딕" w:cs="맑은 고딕" w:eastAsia="맑은 고딕" w:hAnsi="맑은 고딕"/>
-                <w:b w:val="false"/>
-                <w:bCs w:val="false"/>
-                <w:color w:val="000000"/>
-                <w:sz w:val="18"/>
-                <w:szCs w:val="18"/>
-              </w:rPr>
-              <w:t xml:space="preserve">4명 (등급별 1명)</w:t>
-            </w:r>
-          </w:p>
-        </w:tc>
-      </w:tr>
-      <w:tr>
-        <w:tc>
-          <w:tcPr>
-            <w:tcW w:type="dxa" w:w="1983"/>
-            <w:tcBorders>
-              <w:top w:val="single" w:color="AAAAAA" w:sz="1"/>
-              <w:left w:val="single" w:color="AAAAAA" w:sz="1"/>
-              <w:bottom w:val="single" w:color="AAAAAA" w:sz="1"/>
-              <w:right w:val="single" w:color="AAAAAA" w:sz="1"/>
-            </w:tcBorders>
-            <w:vAlign w:val="center"/>
-          </w:tcPr>
-          <w:p>
-            <w:pPr>
-              <w:spacing w:after="40" w:before="40"/>
-              <w:jc w:val="left"/>
-            </w:pPr>
-            <w:r>
-              <w:rPr>
-                <w:rFonts w:ascii="맑은 고딕" w:cs="맑은 고딕" w:eastAsia="맑은 고딕" w:hAnsi="맑은 고딕"/>
-                <w:b w:val="false"/>
-                <w:bCs w:val="false"/>
-                <w:color w:val="000000"/>
-                <w:sz w:val="18"/>
-                <w:szCs w:val="18"/>
-              </w:rPr>
-              <w:t xml:space="preserve">처리 시간</w:t>
-            </w:r>
-          </w:p>
-        </w:tc>
-        <w:tc>
-          <w:tcPr>
-            <w:tcW w:type="dxa" w:w="1983"/>
-            <w:tcBorders>
-              <w:top w:val="single" w:color="AAAAAA" w:sz="1"/>
-              <w:left w:val="single" w:color="AAAAAA" w:sz="1"/>
-              <w:bottom w:val="single" w:color="AAAAAA" w:sz="1"/>
-              <w:right w:val="single" w:color="AAAAAA" w:sz="1"/>
-            </w:tcBorders>
-            <w:vAlign w:val="center"/>
-          </w:tcPr>
-          <w:p>
-            <w:pPr>
-              <w:spacing w:after="40" w:before="40"/>
-              <w:jc w:val="left"/>
-            </w:pPr>
-            <w:r>
-              <w:rPr>
-                <w:rFonts w:ascii="맑은 고딕" w:cs="맑은 고딕" w:eastAsia="맑은 고딕" w:hAnsi="맑은 고딕"/>
-                <w:b w:val="false"/>
-                <w:bCs w:val="false"/>
-                <w:color w:val="000000"/>
-                <w:sz w:val="18"/>
-                <w:szCs w:val="18"/>
-              </w:rPr>
-              <w:t xml:space="preserve">10~100ms (균일 랜덤)</w:t>
-            </w:r>
-          </w:p>
-        </w:tc>
-        <w:tc>
-          <w:tcPr>
-            <w:tcW w:type="dxa" w:w="1983"/>
-            <w:tcBorders>
-              <w:top w:val="single" w:color="AAAAAA" w:sz="1"/>
-              <w:left w:val="single" w:color="AAAAAA" w:sz="1"/>
-              <w:bottom w:val="single" w:color="AAAAAA" w:sz="1"/>
-              <w:right w:val="single" w:color="AAAAAA" w:sz="1"/>
-            </w:tcBorders>
-            <w:vAlign w:val="center"/>
-          </w:tcPr>
-          <w:p>
-            <w:pPr>
-              <w:spacing w:after="40" w:before="40"/>
-              <w:jc w:val="left"/>
-            </w:pPr>
-            <w:r>
-              <w:rPr>
-                <w:rFonts w:ascii="맑은 고딕" w:cs="맑은 고딕" w:eastAsia="맑은 고딕" w:hAnsi="맑은 고딕"/>
-                <w:b w:val="false"/>
-                <w:bCs w:val="false"/>
-                <w:color w:val="000000"/>
-                <w:sz w:val="18"/>
-                <w:szCs w:val="18"/>
-              </w:rPr>
-              <w:t xml:space="preserve">혼합 (Short/Medium/Long)</w:t>
-            </w:r>
-          </w:p>
-        </w:tc>
-        <w:tc>
-          <w:tcPr>
-            <w:tcW w:type="dxa" w:w="1983"/>
-            <w:tcBorders>
-              <w:top w:val="single" w:color="AAAAAA" w:sz="1"/>
-              <w:left w:val="single" w:color="AAAAAA" w:sz="1"/>
-              <w:bottom w:val="single" w:color="AAAAAA" w:sz="1"/>
-              <w:right w:val="single" w:color="AAAAAA" w:sz="1"/>
-            </w:tcBorders>
-            <w:vAlign w:val="center"/>
-          </w:tcPr>
-          <w:p>
-            <w:pPr>
-              <w:spacing w:after="40" w:before="40"/>
-              <w:jc w:val="left"/>
-            </w:pPr>
-            <w:r>
-              <w:rPr>
-                <w:rFonts w:ascii="맑은 고딕" w:cs="맑은 고딕" w:eastAsia="맑은 고딕" w:hAnsi="맑은 고딕"/>
-                <w:b w:val="false"/>
-                <w:bCs w:val="false"/>
-                <w:color w:val="000000"/>
-                <w:sz w:val="18"/>
-                <w:szCs w:val="18"/>
-              </w:rPr>
-              <w:t xml:space="preserve">실제 LLM 추론 시간</w:t>
-            </w:r>
-          </w:p>
-        </w:tc>
-      </w:tr>
-      <w:tr>
-        <w:tc>
-          <w:tcPr>
-            <w:tcW w:type="dxa" w:w="1983"/>
-            <w:tcBorders>
-              <w:top w:val="single" w:color="AAAAAA" w:sz="1"/>
-              <w:left w:val="single" w:color="AAAAAA" w:sz="1"/>
-              <w:bottom w:val="single" w:color="AAAAAA" w:sz="1"/>
-              <w:right w:val="single" w:color="AAAAAA" w:sz="1"/>
-            </w:tcBorders>
-            <w:vAlign w:val="center"/>
-          </w:tcPr>
-          <w:p>
-            <w:pPr>
-              <w:spacing w:after="40" w:before="40"/>
-              <w:jc w:val="left"/>
-            </w:pPr>
-            <w:r>
-              <w:rPr>
-                <w:rFonts w:ascii="맑은 고딕" w:cs="맑은 고딕" w:eastAsia="맑은 고딕" w:hAnsi="맑은 고딕"/>
-                <w:b w:val="false"/>
-                <w:bCs w:val="false"/>
-                <w:color w:val="000000"/>
-                <w:sz w:val="18"/>
-                <w:szCs w:val="18"/>
-              </w:rPr>
-              <w:t xml:space="preserve">도착 패턴</w:t>
-            </w:r>
-          </w:p>
-        </w:tc>
-        <w:tc>
-          <w:tcPr>
-            <w:tcW w:type="dxa" w:w="1983"/>
-            <w:tcBorders>
-              <w:top w:val="single" w:color="AAAAAA" w:sz="1"/>
-              <w:left w:val="single" w:color="AAAAAA" w:sz="1"/>
-              <w:bottom w:val="single" w:color="AAAAAA" w:sz="1"/>
-              <w:right w:val="single" w:color="AAAAAA" w:sz="1"/>
-            </w:tcBorders>
-            <w:vAlign w:val="center"/>
-          </w:tcPr>
-          <w:p>
-            <w:pPr>
-              <w:spacing w:after="40" w:before="40"/>
-              <w:jc w:val="left"/>
-            </w:pPr>
-            <w:r>
-              <w:rPr>
-                <w:rFonts w:ascii="맑은 고딕" w:cs="맑은 고딕" w:eastAsia="맑은 고딕" w:hAnsi="맑은 고딕"/>
-                <w:b w:val="false"/>
-                <w:bCs w:val="false"/>
-                <w:color w:val="000000"/>
-                <w:sz w:val="18"/>
-                <w:szCs w:val="18"/>
-              </w:rPr>
-              <w:t xml:space="preserve">순차 도착 (1~10ms 간격)</w:t>
-            </w:r>
-          </w:p>
-        </w:tc>
-        <w:tc>
-          <w:tcPr>
-            <w:tcW w:type="dxa" w:w="1983"/>
-            <w:tcBorders>
-              <w:top w:val="single" w:color="AAAAAA" w:sz="1"/>
-              <w:left w:val="single" w:color="AAAAAA" w:sz="1"/>
-              <w:bottom w:val="single" w:color="AAAAAA" w:sz="1"/>
-              <w:right w:val="single" w:color="AAAAAA" w:sz="1"/>
-            </w:tcBorders>
-            <w:vAlign w:val="center"/>
-          </w:tcPr>
-          <w:p>
-            <w:pPr>
-              <w:spacing w:after="40" w:before="40"/>
-              <w:jc w:val="left"/>
-            </w:pPr>
-            <w:r>
-              <w:rPr>
-                <w:rFonts w:ascii="맑은 고딕" w:cs="맑은 고딕" w:eastAsia="맑은 고딕" w:hAnsi="맑은 고딕"/>
-                <w:b w:val="false"/>
-                <w:bCs w:val="false"/>
-                <w:color w:val="000000"/>
-                <w:sz w:val="18"/>
-                <w:szCs w:val="18"/>
-              </w:rPr>
-              <w:t xml:space="preserve">버스트 (20건 동시 × 25회)</w:t>
-            </w:r>
-          </w:p>
-        </w:tc>
-        <w:tc>
-          <w:tcPr>
-            <w:tcW w:type="dxa" w:w="1983"/>
-            <w:tcBorders>
-              <w:top w:val="single" w:color="AAAAAA" w:sz="1"/>
-              <w:left w:val="single" w:color="AAAAAA" w:sz="1"/>
-              <w:bottom w:val="single" w:color="AAAAAA" w:sz="1"/>
-              <w:right w:val="single" w:color="AAAAAA" w:sz="1"/>
-            </w:tcBorders>
-            <w:vAlign w:val="center"/>
-          </w:tcPr>
-          <w:p>
-            <w:pPr>
-              <w:spacing w:after="40" w:before="40"/>
-              <w:jc w:val="left"/>
-            </w:pPr>
-            <w:r>
-              <w:rPr>
-                <w:rFonts w:ascii="맑은 고딕" w:cs="맑은 고딕" w:eastAsia="맑은 고딕" w:hAnsi="맑은 고딕"/>
-                <w:b w:val="false"/>
-                <w:bCs w:val="false"/>
-                <w:color w:val="000000"/>
-                <w:sz w:val="18"/>
-                <w:szCs w:val="18"/>
-              </w:rPr>
-              <w:t xml:space="preserve">버스트 (20건 동시)</w:t>
-            </w:r>
-          </w:p>
-        </w:tc>
-      </w:tr>
-      <w:tr>
-        <w:tc>
-          <w:tcPr>
-            <w:tcW w:type="dxa" w:w="1983"/>
-            <w:tcBorders>
-              <w:top w:val="single" w:color="AAAAAA" w:sz="1"/>
-              <w:left w:val="single" w:color="AAAAAA" w:sz="1"/>
-              <w:bottom w:val="single" w:color="AAAAAA" w:sz="1"/>
-              <w:right w:val="single" w:color="AAAAAA" w:sz="1"/>
-            </w:tcBorders>
-            <w:vAlign w:val="center"/>
-          </w:tcPr>
-          <w:p>
-            <w:pPr>
-              <w:spacing w:after="40" w:before="40"/>
-              <w:jc w:val="left"/>
-            </w:pPr>
-            <w:r>
-              <w:rPr>
-                <w:rFonts w:ascii="맑은 고딕" w:cs="맑은 고딕" w:eastAsia="맑은 고딕" w:hAnsi="맑은 고딕"/>
-                <w:b w:val="false"/>
-                <w:bCs w:val="false"/>
-                <w:color w:val="000000"/>
-                <w:sz w:val="18"/>
-                <w:szCs w:val="18"/>
-              </w:rPr>
-              <w:t xml:space="preserve">MLFQ 모드</w:t>
-            </w:r>
-          </w:p>
-        </w:tc>
-        <w:tc>
-          <w:tcPr>
-            <w:tcW w:type="dxa" w:w="1983"/>
-            <w:tcBorders>
-              <w:top w:val="single" w:color="AAAAAA" w:sz="1"/>
-              <w:left w:val="single" w:color="AAAAAA" w:sz="1"/>
-              <w:bottom w:val="single" w:color="AAAAAA" w:sz="1"/>
-              <w:right w:val="single" w:color="AAAAAA" w:sz="1"/>
-            </w:tcBorders>
-            <w:vAlign w:val="center"/>
-          </w:tcPr>
-          <w:p>
-            <w:pPr>
-              <w:spacing w:after="40" w:before="40"/>
-              <w:jc w:val="left"/>
-            </w:pPr>
-            <w:r>
-              <w:rPr>
-                <w:rFonts w:ascii="맑은 고딕" w:cs="맑은 고딕" w:eastAsia="맑은 고딕" w:hAnsi="맑은 고딕"/>
-                <w:b w:val="false"/>
-                <w:bCs w:val="false"/>
-                <w:color w:val="000000"/>
-                <w:sz w:val="18"/>
-                <w:szCs w:val="18"/>
-              </w:rPr>
-              <w:t xml:space="preserve">비선점형</w:t>
-            </w:r>
-          </w:p>
-        </w:tc>
-        <w:tc>
-          <w:tcPr>
-            <w:tcW w:type="dxa" w:w="1983"/>
-            <w:tcBorders>
-              <w:top w:val="single" w:color="AAAAAA" w:sz="1"/>
-              <w:left w:val="single" w:color="AAAAAA" w:sz="1"/>
-              <w:bottom w:val="single" w:color="AAAAAA" w:sz="1"/>
-              <w:right w:val="single" w:color="AAAAAA" w:sz="1"/>
-            </w:tcBorders>
-            <w:vAlign w:val="center"/>
-          </w:tcPr>
-          <w:p>
-            <w:pPr>
-              <w:spacing w:after="40" w:before="40"/>
-              <w:jc w:val="left"/>
-            </w:pPr>
-            <w:r>
-              <w:rPr>
-                <w:rFonts w:ascii="맑은 고딕" w:cs="맑은 고딕" w:eastAsia="맑은 고딕" w:hAnsi="맑은 고딕"/>
-                <w:b w:val="false"/>
-                <w:bCs w:val="false"/>
-                <w:color w:val="000000"/>
-                <w:sz w:val="18"/>
-                <w:szCs w:val="18"/>
-              </w:rPr>
-              <w:t xml:space="preserve">선점형 (500ms 간격)</w:t>
-            </w:r>
-          </w:p>
-        </w:tc>
-        <w:tc>
-          <w:tcPr>
-            <w:tcW w:type="dxa" w:w="1983"/>
-            <w:tcBorders>
-              <w:top w:val="single" w:color="AAAAAA" w:sz="1"/>
-              <w:left w:val="single" w:color="AAAAAA" w:sz="1"/>
-              <w:bottom w:val="single" w:color="AAAAAA" w:sz="1"/>
-              <w:right w:val="single" w:color="AAAAAA" w:sz="1"/>
-            </w:tcBorders>
-            <w:vAlign w:val="center"/>
-          </w:tcPr>
-          <w:p>
-            <w:pPr>
-              <w:spacing w:after="40" w:before="40"/>
-              <w:jc w:val="left"/>
-            </w:pPr>
-            <w:r>
-              <w:rPr>
-                <w:rFonts w:ascii="맑은 고딕" w:cs="맑은 고딕" w:eastAsia="맑은 고딕" w:hAnsi="맑은 고딕"/>
-                <w:b w:val="false"/>
-                <w:bCs w:val="false"/>
-                <w:color w:val="000000"/>
-                <w:sz w:val="18"/>
-                <w:szCs w:val="18"/>
-              </w:rPr>
-              <w:t xml:space="preserve">비선점형</w:t>
-            </w:r>
-          </w:p>
-        </w:tc>
-      </w:tr>
-      <w:tr>
-        <w:tc>
-          <w:tcPr>
-            <w:tcW w:type="dxa" w:w="1983"/>
-            <w:tcBorders>
-              <w:top w:val="single" w:color="AAAAAA" w:sz="1"/>
-              <w:left w:val="single" w:color="AAAAAA" w:sz="1"/>
-              <w:bottom w:val="single" w:color="AAAAAA" w:sz="1"/>
-              <w:right w:val="single" w:color="AAAAAA" w:sz="1"/>
-            </w:tcBorders>
-            <w:vAlign w:val="center"/>
-          </w:tcPr>
-          <w:p>
-            <w:pPr>
-              <w:spacing w:after="40" w:before="40"/>
-              <w:jc w:val="left"/>
-            </w:pPr>
-            <w:r>
-              <w:rPr>
-                <w:rFonts w:ascii="맑은 고딕" w:cs="맑은 고딕" w:eastAsia="맑은 고딕" w:hAnsi="맑은 고딕"/>
-                <w:b w:val="false"/>
-                <w:bCs w:val="false"/>
-                <w:color w:val="000000"/>
-                <w:sz w:val="18"/>
-                <w:szCs w:val="18"/>
-              </w:rPr>
-              <w:t xml:space="preserve">비교 대상</w:t>
-            </w:r>
-          </w:p>
-        </w:tc>
-        <w:tc>
-          <w:tcPr>
-            <w:tcW w:type="dxa" w:w="1983"/>
-            <w:tcBorders>
-              <w:top w:val="single" w:color="AAAAAA" w:sz="1"/>
-              <w:left w:val="single" w:color="AAAAAA" w:sz="1"/>
-              <w:bottom w:val="single" w:color="AAAAAA" w:sz="1"/>
-              <w:right w:val="single" w:color="AAAAAA" w:sz="1"/>
-            </w:tcBorders>
-            <w:vAlign w:val="center"/>
-          </w:tcPr>
-          <w:p>
-            <w:pPr>
-              <w:spacing w:after="40" w:before="40"/>
-              <w:jc w:val="left"/>
-            </w:pPr>
-            <w:r>
-              <w:rPr>
-                <w:rFonts w:ascii="맑은 고딕" w:cs="맑은 고딕" w:eastAsia="맑은 고딕" w:hAnsi="맑은 고딕"/>
-                <w:b w:val="false"/>
-                <w:bCs w:val="false"/>
-                <w:color w:val="000000"/>
-                <w:sz w:val="18"/>
-                <w:szCs w:val="18"/>
-              </w:rPr>
-              <w:t xml:space="preserve">FCFS, Priority, MLFQ, WFQ</w:t>
-            </w:r>
-          </w:p>
-        </w:tc>
-        <w:tc>
-          <w:tcPr>
-            <w:tcW w:type="dxa" w:w="1983"/>
-            <w:tcBorders>
-              <w:top w:val="single" w:color="AAAAAA" w:sz="1"/>
-              <w:left w:val="single" w:color="AAAAAA" w:sz="1"/>
-              <w:bottom w:val="single" w:color="AAAAAA" w:sz="1"/>
-              <w:right w:val="single" w:color="AAAAAA" w:sz="1"/>
-            </w:tcBorders>
-            <w:vAlign w:val="center"/>
-          </w:tcPr>
-          <w:p>
-            <w:pPr>
-              <w:spacing w:after="40" w:before="40"/>
-              <w:jc w:val="left"/>
-            </w:pPr>
-            <w:r>
-              <w:rPr>
-                <w:rFonts w:ascii="맑은 고딕" w:cs="맑은 고딕" w:eastAsia="맑은 고딕" w:hAnsi="맑은 고딕"/>
-                <w:b w:val="false"/>
-                <w:bCs w:val="false"/>
-                <w:color w:val="000000"/>
-                <w:sz w:val="18"/>
-                <w:szCs w:val="18"/>
-              </w:rPr>
-              <w:t xml:space="preserve">FCFS vs MLFQ(선점형)</w:t>
-            </w:r>
-          </w:p>
-        </w:tc>
-        <w:tc>
-          <w:tcPr>
-            <w:tcW w:type="dxa" w:w="1983"/>
-            <w:tcBorders>
-              <w:top w:val="single" w:color="AAAAAA" w:sz="1"/>
-              <w:left w:val="single" w:color="AAAAAA" w:sz="1"/>
-              <w:bottom w:val="single" w:color="AAAAAA" w:sz="1"/>
-              <w:right w:val="single" w:color="AAAAAA" w:sz="1"/>
-            </w:tcBorders>
-            <w:vAlign w:val="center"/>
-          </w:tcPr>
-          <w:p>
-            <w:pPr>
-              <w:spacing w:after="40" w:before="40"/>
-              <w:jc w:val="left"/>
-            </w:pPr>
-            <w:r>
-              <w:rPr>
-                <w:rFonts w:ascii="맑은 고딕" w:cs="맑은 고딕" w:eastAsia="맑은 고딕" w:hAnsi="맑은 고딕"/>
-                <w:b w:val="false"/>
-                <w:bCs w:val="false"/>
-                <w:color w:val="000000"/>
-                <w:sz w:val="18"/>
-                <w:szCs w:val="18"/>
-              </w:rPr>
-              <w:t xml:space="preserve">FCFS, Priority, WFQ</w:t>
-            </w:r>
-          </w:p>
-        </w:tc>
-      </w:tr>
-      <w:tr>
-        <w:tc>
-          <w:tcPr>
-            <w:tcW w:type="dxa" w:w="1983"/>
-            <w:tcBorders>
-              <w:top w:val="single" w:color="AAAAAA" w:sz="1"/>
-              <w:left w:val="single" w:color="AAAAAA" w:sz="1"/>
-              <w:bottom w:val="single" w:color="AAAAAA" w:sz="1"/>
-              <w:right w:val="single" w:color="AAAAAA" w:sz="1"/>
-            </w:tcBorders>
-            <w:vAlign w:val="center"/>
-          </w:tcPr>
-          <w:p>
-            <w:pPr>
-              <w:spacing w:after="40" w:before="40"/>
-              <w:jc w:val="left"/>
-            </w:pPr>
-            <w:r>
-              <w:rPr>
-                <w:rFonts w:ascii="맑은 고딕" w:cs="맑은 고딕" w:eastAsia="맑은 고딕" w:hAnsi="맑은 고딕"/>
-                <w:b w:val="false"/>
-                <w:bCs w:val="false"/>
-                <w:color w:val="000000"/>
-                <w:sz w:val="18"/>
-                <w:szCs w:val="18"/>
-              </w:rPr>
-              <w:t xml:space="preserve">재현성</w:t>
-            </w:r>
-          </w:p>
-        </w:tc>
-        <w:tc>
-          <w:tcPr>
-            <w:tcW w:type="dxa" w:w="1983"/>
-            <w:tcBorders>
-              <w:top w:val="single" w:color="AAAAAA" w:sz="1"/>
-              <w:left w:val="single" w:color="AAAAAA" w:sz="1"/>
-              <w:bottom w:val="single" w:color="AAAAAA" w:sz="1"/>
-              <w:right w:val="single" w:color="AAAAAA" w:sz="1"/>
-            </w:tcBorders>
-            <w:vAlign w:val="center"/>
-          </w:tcPr>
-          <w:p>
-            <w:pPr>
-              <w:spacing w:after="40" w:before="40"/>
-              <w:jc w:val="left"/>
-            </w:pPr>
-            <w:r>
-              <w:rPr>
-                <w:rFonts w:ascii="맑은 고딕" w:cs="맑은 고딕" w:eastAsia="맑은 고딕" w:hAnsi="맑은 고딕"/>
-                <w:b w:val="false"/>
-                <w:bCs w:val="false"/>
-                <w:color w:val="000000"/>
-                <w:sz w:val="18"/>
-                <w:szCs w:val="18"/>
-              </w:rPr>
-              <w:t xml:space="preserve">고정 시드(42)</w:t>
-            </w:r>
-          </w:p>
-        </w:tc>
-        <w:tc>
-          <w:tcPr>
-            <w:tcW w:type="dxa" w:w="1983"/>
-            <w:tcBorders>
-              <w:top w:val="single" w:color="AAAAAA" w:sz="1"/>
-              <w:left w:val="single" w:color="AAAAAA" w:sz="1"/>
-              <w:bottom w:val="single" w:color="AAAAAA" w:sz="1"/>
-              <w:right w:val="single" w:color="AAAAAA" w:sz="1"/>
-            </w:tcBorders>
-            <w:vAlign w:val="center"/>
-          </w:tcPr>
-          <w:p>
-            <w:pPr>
-              <w:spacing w:after="40" w:before="40"/>
-              <w:jc w:val="left"/>
-            </w:pPr>
-            <w:r>
-              <w:rPr>
-                <w:rFonts w:ascii="맑은 고딕" w:cs="맑은 고딕" w:eastAsia="맑은 고딕" w:hAnsi="맑은 고딕"/>
-                <w:b w:val="false"/>
-                <w:bCs w:val="false"/>
-                <w:color w:val="000000"/>
-                <w:sz w:val="18"/>
-                <w:szCs w:val="18"/>
-              </w:rPr>
-              <w:t xml:space="preserve">5개 랜덤 시드</w:t>
-            </w:r>
-          </w:p>
-        </w:tc>
-        <w:tc>
-          <w:tcPr>
-            <w:tcW w:type="dxa" w:w="1983"/>
-            <w:tcBorders>
-              <w:top w:val="single" w:color="AAAAAA" w:sz="1"/>
-              <w:left w:val="single" w:color="AAAAAA" w:sz="1"/>
-              <w:bottom w:val="single" w:color="AAAAAA" w:sz="1"/>
-              <w:right w:val="single" w:color="AAAAAA" w:sz="1"/>
-            </w:tcBorders>
-            <w:vAlign w:val="center"/>
-          </w:tcPr>
-          <w:p>
-            <w:pPr>
-              <w:spacing w:after="40" w:before="40"/>
-              <w:jc w:val="left"/>
-            </w:pPr>
-            <w:r>
-              <w:rPr>
-                <w:rFonts w:ascii="맑은 고딕" w:cs="맑은 고딕" w:eastAsia="맑은 고딕" w:hAnsi="맑은 고딕"/>
-                <w:b w:val="false"/>
-                <w:bCs w:val="false"/>
-                <w:color w:val="000000"/>
-                <w:sz w:val="18"/>
-                <w:szCs w:val="18"/>
-              </w:rPr>
-              <w:t xml:space="preserve">동일 프롬프트 사용</w:t>
+            <w:tcW w:type="dxa" w:w="2644"/>
+            <w:tcBorders>
+              <w:top w:val="single" w:color="AAAAAA" w:sz="1"/>
+              <w:left w:val="single" w:color="AAAAAA" w:sz="1"/>
+              <w:bottom w:val="single" w:color="AAAAAA" w:sz="1"/>
+              <w:right w:val="single" w:color="AAAAAA" w:sz="1"/>
+            </w:tcBorders>
+            <w:vAlign w:val="center"/>
+          </w:tcPr>
+          <w:p>
+            <w:pPr>
+              <w:spacing w:after="40" w:before="40"/>
+              <w:jc w:val="left"/>
+            </w:pPr>
+            <w:r>
+              <w:rPr>
+                <w:rFonts w:ascii="맑은 고딕" w:cs="맑은 고딕" w:eastAsia="맑은 고딕" w:hAnsi="맑은 고딕"/>
+                <w:b w:val="false"/>
+                <w:bCs w:val="false"/>
+                <w:color w:val="000000"/>
+                <w:sz w:val="18"/>
+                <w:szCs w:val="18"/>
+              </w:rPr>
+              <w:t xml:space="preserve">Free</w:t>
+            </w:r>
+          </w:p>
+        </w:tc>
+        <w:tc>
+          <w:tcPr>
+            <w:tcW w:type="dxa" w:w="2644"/>
+            <w:tcBorders>
+              <w:top w:val="single" w:color="AAAAAA" w:sz="1"/>
+              <w:left w:val="single" w:color="AAAAAA" w:sz="1"/>
+              <w:bottom w:val="single" w:color="AAAAAA" w:sz="1"/>
+              <w:right w:val="single" w:color="AAAAAA" w:sz="1"/>
+            </w:tcBorders>
+            <w:vAlign w:val="center"/>
+          </w:tcPr>
+          <w:p>
+            <w:pPr>
+              <w:spacing w:after="40" w:before="40"/>
+              <w:jc w:val="left"/>
+            </w:pPr>
+            <w:r>
+              <w:rPr>
+                <w:rFonts w:ascii="맑은 고딕" w:cs="맑은 고딕" w:eastAsia="맑은 고딕" w:hAnsi="맑은 고딕"/>
+                <w:b w:val="false"/>
+                <w:bCs w:val="false"/>
+                <w:color w:val="000000"/>
+                <w:sz w:val="18"/>
+                <w:szCs w:val="18"/>
+              </w:rPr>
+              <w:t xml:space="preserve">1</w:t>
+            </w:r>
+          </w:p>
+        </w:tc>
+        <w:tc>
+          <w:tcPr>
+            <w:tcW w:type="dxa" w:w="2644"/>
+            <w:tcBorders>
+              <w:top w:val="single" w:color="AAAAAA" w:sz="1"/>
+              <w:left w:val="single" w:color="AAAAAA" w:sz="1"/>
+              <w:bottom w:val="single" w:color="AAAAAA" w:sz="1"/>
+              <w:right w:val="single" w:color="AAAAAA" w:sz="1"/>
+            </w:tcBorders>
+            <w:vAlign w:val="center"/>
+          </w:tcPr>
+          <w:p>
+            <w:pPr>
+              <w:spacing w:after="40" w:before="40"/>
+              <w:jc w:val="left"/>
+            </w:pPr>
+            <w:r>
+              <w:rPr>
+                <w:rFonts w:ascii="맑은 고딕" w:cs="맑은 고딕" w:eastAsia="맑은 고딕" w:hAnsi="맑은 고딕"/>
+                <w:b w:val="false"/>
+                <w:bCs w:val="false"/>
+                <w:color w:val="000000"/>
+                <w:sz w:val="18"/>
+                <w:szCs w:val="18"/>
+              </w:rPr>
+              <w:t xml:space="preserve">약 22,029ms</w:t>
             </w:r>
           </w:p>
         </w:tc>
@@ -5770,23 +7533,53 @@
           <w:sz w:val="20"/>
           <w:szCs w:val="20"/>
         </w:rPr>
-        <w:t xml:space="preserve">선점형 실험의 "혼합"은 세 가지 처리 시간 범위의 요청을 섞은 것이다 (표 6).</w:t>
-      </w:r>
-    </w:p>
-    <w:p>
-      <w:pPr>
-        <w:spacing w:after="80" w:line="240"/>
+        <w:t xml:space="preserve">Enterprise의 대기시간은 Free의 약 1/12 수준으로, 가중치에 비례한 차등 서비스가 확인되었다. 100:1의 극단적 차이까지 벌어지지 않은 것은 요청이 대기열에 순차 도착하는 실험 설계 때문이다.</w:t>
+      </w:r>
+    </w:p>
+    <w:p>
+      <w:pPr>
+        <w:spacing w:after="130" w:before="220" w:line="240"/>
       </w:pPr>
       <w:r>
         <w:rPr>
           <w:rFonts w:ascii="맑은 고딕" w:cs="맑은 고딕" w:eastAsia="맑은 고딕" w:hAnsi="맑은 고딕"/>
           <w:b/>
           <w:bCs/>
-          <w:color w:val="000000"/>
-          <w:sz w:val="20"/>
-          <w:szCs w:val="20"/>
-        </w:rPr>
-        <w:t xml:space="preserve">표 6. 요청 유형별 구성</w:t>
+          <w:color w:val="333333"/>
+          <w:sz w:val="24"/>
+          <w:szCs w:val="24"/>
+        </w:rPr>
+        <w:t xml:space="preserve">5.3 MLFQ 선점형 실험</w:t>
+      </w:r>
+    </w:p>
+    <w:p>
+      <w:pPr>
+        <w:spacing w:after="120" w:line="240"/>
+      </w:pPr>
+      <w:r>
+        <w:rPr>
+          <w:rFonts w:ascii="맑은 고딕" w:cs="맑은 고딕" w:eastAsia="맑은 고딕" w:hAnsi="맑은 고딕"/>
+          <w:color w:val="000000"/>
+          <w:sz w:val="20"/>
+          <w:szCs w:val="20"/>
+        </w:rPr>
+        <w:t xml:space="preserve">비선점형 MLFQ가 FCFS와 같은 결과를 보였기 때문에, MLFQ의 이론적 효과를 따로 확인하려고 선점형 시뮬레이션을 추가하였다. 요청 500건, 처리 시간 최대 10초, 버스트 도착 구조로 5개 시드에 걸쳐 반복하였다. 지표는 응답시간(도착부터 완료까지)을 사용한다. 요청 유형별 응답시간 비교 결과는 표 9 및 그림 5와 같다.</w:t>
+      </w:r>
+    </w:p>
+    <w:p>
+      <w:pPr>
+        <w:spacing w:after="80" w:line="240"/>
+      </w:pPr>
+      <w:r>
+        <w:rPr>
+          <w:rFonts w:ascii="맑은 고딕" w:cs="맑은 고딕" w:eastAsia="맑은 고딕" w:hAnsi="맑은 고딕"/>
+          <w:b/>
+          <w:bCs/>
+          <w:color w:val="000000"/>
+          <w:sz w:val="20"/>
+          <w:szCs w:val="20"/>
+        </w:rPr>
+        <w:t xml:space="preserve">표 9. MLFQ 선점형 vs FCFS 비교 (요청 유형별, 5시드 평균, 지표: 응답시간 기준)</w:t>
       </w:r>
     </w:p>
     <w:tbl>
@@ -5802,15 +7595,16 @@
         </w:tblBorders>
       </w:tblPr>
       <w:tblGrid>
-        <w:gridCol w:w="1983"/>
-        <w:gridCol w:w="1983"/>
-        <w:gridCol w:w="1983"/>
-        <w:gridCol w:w="1983"/>
+        <w:gridCol w:w="1586"/>
+        <w:gridCol w:w="1586"/>
+        <w:gridCol w:w="1586"/>
+        <w:gridCol w:w="1586"/>
+        <w:gridCol w:w="1586"/>
       </w:tblGrid>
       <w:tr>
         <w:tc>
           <w:tcPr>
-            <w:tcW w:type="dxa" w:w="1983"/>
+            <w:tcW w:type="dxa" w:w="1586"/>
             <w:tcBorders>
               <w:top w:val="single" w:color="AAAAAA" w:sz="1"/>
               <w:left w:val="single" w:color="AAAAAA" w:sz="1"/>
@@ -5840,7 +7634,7 @@
         </w:tc>
         <w:tc>
           <w:tcPr>
-            <w:tcW w:type="dxa" w:w="1983"/>
+            <w:tcW w:type="dxa" w:w="1586"/>
             <w:tcBorders>
               <w:top w:val="single" w:color="AAAAAA" w:sz="1"/>
               <w:left w:val="single" w:color="AAAAAA" w:sz="1"/>
@@ -5870,7 +7664,7 @@
         </w:tc>
         <w:tc>
           <w:tcPr>
-            <w:tcW w:type="dxa" w:w="1983"/>
+            <w:tcW w:type="dxa" w:w="1586"/>
             <w:tcBorders>
               <w:top w:val="single" w:color="AAAAAA" w:sz="1"/>
               <w:left w:val="single" w:color="AAAAAA" w:sz="1"/>
@@ -5894,13 +7688,13 @@
                 <w:sz w:val="18"/>
                 <w:szCs w:val="18"/>
               </w:rPr>
-              <w:t xml:space="preserve">비율</w:t>
-            </w:r>
-          </w:p>
-        </w:tc>
-        <w:tc>
-          <w:tcPr>
-            <w:tcW w:type="dxa" w:w="1983"/>
+              <w:t xml:space="preserve">FCFS 응답시간</w:t>
+            </w:r>
+          </w:p>
+        </w:tc>
+        <w:tc>
+          <w:tcPr>
+            <w:tcW w:type="dxa" w:w="1586"/>
             <w:tcBorders>
               <w:top w:val="single" w:color="AAAAAA" w:sz="1"/>
               <w:left w:val="single" w:color="AAAAAA" w:sz="1"/>
@@ -5924,7 +7718,37 @@
                 <w:sz w:val="18"/>
                 <w:szCs w:val="18"/>
               </w:rPr>
-              <w:t xml:space="preserve">MLFQ 동작</w:t>
+              <w:t xml:space="preserve">MLFQ (선점형) 응답시간</w:t>
+            </w:r>
+          </w:p>
+        </w:tc>
+        <w:tc>
+          <w:tcPr>
+            <w:tcW w:type="dxa" w:w="1586"/>
+            <w:tcBorders>
+              <w:top w:val="single" w:color="AAAAAA" w:sz="1"/>
+              <w:left w:val="single" w:color="AAAAAA" w:sz="1"/>
+              <w:bottom w:val="single" w:color="AAAAAA" w:sz="1"/>
+              <w:right w:val="single" w:color="AAAAAA" w:sz="1"/>
+            </w:tcBorders>
+            <w:shd w:fill="D9E2F3" w:val="clear"/>
+            <w:vAlign w:val="center"/>
+          </w:tcPr>
+          <w:p>
+            <w:pPr>
+              <w:spacing w:after="40" w:before="40"/>
+              <w:jc w:val="center"/>
+            </w:pPr>
+            <w:r>
+              <w:rPr>
+                <w:rFonts w:ascii="맑은 고딕" w:cs="맑은 고딕" w:eastAsia="맑은 고딕" w:hAnsi="맑은 고딕"/>
+                <w:b/>
+                <w:bCs/>
+                <w:color w:val="000000"/>
+                <w:sz w:val="18"/>
+                <w:szCs w:val="18"/>
+              </w:rPr>
+              <w:t xml:space="preserve">변화</w:t>
             </w:r>
           </w:p>
         </w:tc>
@@ -5932,7 +7756,7 @@
       <w:tr>
         <w:tc>
           <w:tcPr>
-            <w:tcW w:type="dxa" w:w="1983"/>
+            <w:tcW w:type="dxa" w:w="1586"/>
             <w:tcBorders>
               <w:top w:val="single" w:color="AAAAAA" w:sz="1"/>
               <w:left w:val="single" w:color="AAAAAA" w:sz="1"/>
@@ -5961,7 +7785,7 @@
         </w:tc>
         <w:tc>
           <w:tcPr>
-            <w:tcW w:type="dxa" w:w="1983"/>
+            <w:tcW w:type="dxa" w:w="1586"/>
             <w:tcBorders>
               <w:top w:val="single" w:color="AAAAAA" w:sz="1"/>
               <w:left w:val="single" w:color="AAAAAA" w:sz="1"/>
@@ -5990,59 +7814,88 @@
         </w:tc>
         <w:tc>
           <w:tcPr>
-            <w:tcW w:type="dxa" w:w="1983"/>
-            <w:tcBorders>
-              <w:top w:val="single" w:color="AAAAAA" w:sz="1"/>
-              <w:left w:val="single" w:color="AAAAAA" w:sz="1"/>
-              <w:bottom w:val="single" w:color="AAAAAA" w:sz="1"/>
-              <w:right w:val="single" w:color="AAAAAA" w:sz="1"/>
-            </w:tcBorders>
-            <w:vAlign w:val="center"/>
-          </w:tcPr>
-          <w:p>
-            <w:pPr>
-              <w:spacing w:after="40" w:before="40"/>
-              <w:jc w:val="left"/>
-            </w:pPr>
-            <w:r>
-              <w:rPr>
-                <w:rFonts w:ascii="맑은 고딕" w:cs="맑은 고딕" w:eastAsia="맑은 고딕" w:hAnsi="맑은 고딕"/>
-                <w:b w:val="false"/>
-                <w:bCs w:val="false"/>
-                <w:color w:val="000000"/>
-                <w:sz w:val="18"/>
-                <w:szCs w:val="18"/>
-              </w:rPr>
-              <w:t xml:space="preserve">40%</w:t>
-            </w:r>
-          </w:p>
-        </w:tc>
-        <w:tc>
-          <w:tcPr>
-            <w:tcW w:type="dxa" w:w="1983"/>
-            <w:tcBorders>
-              <w:top w:val="single" w:color="AAAAAA" w:sz="1"/>
-              <w:left w:val="single" w:color="AAAAAA" w:sz="1"/>
-              <w:bottom w:val="single" w:color="AAAAAA" w:sz="1"/>
-              <w:right w:val="single" w:color="AAAAAA" w:sz="1"/>
-            </w:tcBorders>
-            <w:vAlign w:val="center"/>
-          </w:tcPr>
-          <w:p>
-            <w:pPr>
-              <w:spacing w:after="40" w:before="40"/>
-              <w:jc w:val="left"/>
-            </w:pPr>
-            <w:r>
-              <w:rPr>
-                <w:rFonts w:ascii="맑은 고딕" w:cs="맑은 고딕" w:eastAsia="맑은 고딕" w:hAnsi="맑은 고딕"/>
-                <w:b w:val="false"/>
-                <w:bCs w:val="false"/>
-                <w:color w:val="000000"/>
-                <w:sz w:val="18"/>
-                <w:szCs w:val="18"/>
-              </w:rPr>
-              <w:t xml:space="preserve">Q0(1,000ms) 안에 완료</w:t>
+            <w:tcW w:type="dxa" w:w="1586"/>
+            <w:tcBorders>
+              <w:top w:val="single" w:color="AAAAAA" w:sz="1"/>
+              <w:left w:val="single" w:color="AAAAAA" w:sz="1"/>
+              <w:bottom w:val="single" w:color="AAAAAA" w:sz="1"/>
+              <w:right w:val="single" w:color="AAAAAA" w:sz="1"/>
+            </w:tcBorders>
+            <w:vAlign w:val="center"/>
+          </w:tcPr>
+          <w:p>
+            <w:pPr>
+              <w:spacing w:after="40" w:before="40"/>
+              <w:jc w:val="left"/>
+            </w:pPr>
+            <w:r>
+              <w:rPr>
+                <w:rFonts w:ascii="맑은 고딕" w:cs="맑은 고딕" w:eastAsia="맑은 고딕" w:hAnsi="맑은 고딕"/>
+                <w:b w:val="false"/>
+                <w:bCs w:val="false"/>
+                <w:color w:val="000000"/>
+                <w:sz w:val="18"/>
+                <w:szCs w:val="18"/>
+              </w:rPr>
+              <w:t xml:space="preserve">약 635초</w:t>
+            </w:r>
+          </w:p>
+        </w:tc>
+        <w:tc>
+          <w:tcPr>
+            <w:tcW w:type="dxa" w:w="1586"/>
+            <w:tcBorders>
+              <w:top w:val="single" w:color="AAAAAA" w:sz="1"/>
+              <w:left w:val="single" w:color="AAAAAA" w:sz="1"/>
+              <w:bottom w:val="single" w:color="AAAAAA" w:sz="1"/>
+              <w:right w:val="single" w:color="AAAAAA" w:sz="1"/>
+            </w:tcBorders>
+            <w:vAlign w:val="center"/>
+          </w:tcPr>
+          <w:p>
+            <w:pPr>
+              <w:spacing w:after="40" w:before="40"/>
+              <w:jc w:val="left"/>
+            </w:pPr>
+            <w:r>
+              <w:rPr>
+                <w:rFonts w:ascii="맑은 고딕" w:cs="맑은 고딕" w:eastAsia="맑은 고딕" w:hAnsi="맑은 고딕"/>
+                <w:b w:val="false"/>
+                <w:bCs w:val="false"/>
+                <w:color w:val="000000"/>
+                <w:sz w:val="18"/>
+                <w:szCs w:val="18"/>
+              </w:rPr>
+              <w:t xml:space="preserve">약 170초</w:t>
+            </w:r>
+          </w:p>
+        </w:tc>
+        <w:tc>
+          <w:tcPr>
+            <w:tcW w:type="dxa" w:w="1586"/>
+            <w:tcBorders>
+              <w:top w:val="single" w:color="AAAAAA" w:sz="1"/>
+              <w:left w:val="single" w:color="AAAAAA" w:sz="1"/>
+              <w:bottom w:val="single" w:color="AAAAAA" w:sz="1"/>
+              <w:right w:val="single" w:color="AAAAAA" w:sz="1"/>
+            </w:tcBorders>
+            <w:vAlign w:val="center"/>
+          </w:tcPr>
+          <w:p>
+            <w:pPr>
+              <w:spacing w:after="40" w:before="40"/>
+              <w:jc w:val="left"/>
+            </w:pPr>
+            <w:r>
+              <w:rPr>
+                <w:rFonts w:ascii="맑은 고딕" w:cs="맑은 고딕" w:eastAsia="맑은 고딕" w:hAnsi="맑은 고딕"/>
+                <w:b w:val="false"/>
+                <w:bCs w:val="false"/>
+                <w:color w:val="000000"/>
+                <w:sz w:val="18"/>
+                <w:szCs w:val="18"/>
+              </w:rPr>
+              <w:t xml:space="preserve">약 73% 감소</w:t>
             </w:r>
           </w:p>
         </w:tc>
@@ -6050,7 +7903,7 @@
       <w:tr>
         <w:tc>
           <w:tcPr>
-            <w:tcW w:type="dxa" w:w="1983"/>
+            <w:tcW w:type="dxa" w:w="1586"/>
             <w:tcBorders>
               <w:top w:val="single" w:color="AAAAAA" w:sz="1"/>
               <w:left w:val="single" w:color="AAAAAA" w:sz="1"/>
@@ -6079,7 +7932,7 @@
         </w:tc>
         <w:tc>
           <w:tcPr>
-            <w:tcW w:type="dxa" w:w="1983"/>
+            <w:tcW w:type="dxa" w:w="1586"/>
             <w:tcBorders>
               <w:top w:val="single" w:color="AAAAAA" w:sz="1"/>
               <w:left w:val="single" w:color="AAAAAA" w:sz="1"/>
@@ -6108,59 +7961,88 @@
         </w:tc>
         <w:tc>
           <w:tcPr>
-            <w:tcW w:type="dxa" w:w="1983"/>
-            <w:tcBorders>
-              <w:top w:val="single" w:color="AAAAAA" w:sz="1"/>
-              <w:left w:val="single" w:color="AAAAAA" w:sz="1"/>
-              <w:bottom w:val="single" w:color="AAAAAA" w:sz="1"/>
-              <w:right w:val="single" w:color="AAAAAA" w:sz="1"/>
-            </w:tcBorders>
-            <w:vAlign w:val="center"/>
-          </w:tcPr>
-          <w:p>
-            <w:pPr>
-              <w:spacing w:after="40" w:before="40"/>
-              <w:jc w:val="left"/>
-            </w:pPr>
-            <w:r>
-              <w:rPr>
-                <w:rFonts w:ascii="맑은 고딕" w:cs="맑은 고딕" w:eastAsia="맑은 고딕" w:hAnsi="맑은 고딕"/>
-                <w:b w:val="false"/>
-                <w:bCs w:val="false"/>
-                <w:color w:val="000000"/>
-                <w:sz w:val="18"/>
-                <w:szCs w:val="18"/>
-              </w:rPr>
-              <w:t xml:space="preserve">40%</w:t>
-            </w:r>
-          </w:p>
-        </w:tc>
-        <w:tc>
-          <w:tcPr>
-            <w:tcW w:type="dxa" w:w="1983"/>
-            <w:tcBorders>
-              <w:top w:val="single" w:color="AAAAAA" w:sz="1"/>
-              <w:left w:val="single" w:color="AAAAAA" w:sz="1"/>
-              <w:bottom w:val="single" w:color="AAAAAA" w:sz="1"/>
-              <w:right w:val="single" w:color="AAAAAA" w:sz="1"/>
-            </w:tcBorders>
-            <w:vAlign w:val="center"/>
-          </w:tcPr>
-          <w:p>
-            <w:pPr>
-              <w:spacing w:after="40" w:before="40"/>
-              <w:jc w:val="left"/>
-            </w:pPr>
-            <w:r>
-              <w:rPr>
-                <w:rFonts w:ascii="맑은 고딕" w:cs="맑은 고딕" w:eastAsia="맑은 고딕" w:hAnsi="맑은 고딕"/>
-                <w:b w:val="false"/>
-                <w:bCs w:val="false"/>
-                <w:color w:val="000000"/>
-                <w:sz w:val="18"/>
-                <w:szCs w:val="18"/>
-              </w:rPr>
-              <w:t xml:space="preserve">Q0 초과, Q1 필요</w:t>
+            <w:tcW w:type="dxa" w:w="1586"/>
+            <w:tcBorders>
+              <w:top w:val="single" w:color="AAAAAA" w:sz="1"/>
+              <w:left w:val="single" w:color="AAAAAA" w:sz="1"/>
+              <w:bottom w:val="single" w:color="AAAAAA" w:sz="1"/>
+              <w:right w:val="single" w:color="AAAAAA" w:sz="1"/>
+            </w:tcBorders>
+            <w:vAlign w:val="center"/>
+          </w:tcPr>
+          <w:p>
+            <w:pPr>
+              <w:spacing w:after="40" w:before="40"/>
+              <w:jc w:val="left"/>
+            </w:pPr>
+            <w:r>
+              <w:rPr>
+                <w:rFonts w:ascii="맑은 고딕" w:cs="맑은 고딕" w:eastAsia="맑은 고딕" w:hAnsi="맑은 고딕"/>
+                <w:b w:val="false"/>
+                <w:bCs w:val="false"/>
+                <w:color w:val="000000"/>
+                <w:sz w:val="18"/>
+                <w:szCs w:val="18"/>
+              </w:rPr>
+              <w:t xml:space="preserve">약 645초</w:t>
+            </w:r>
+          </w:p>
+        </w:tc>
+        <w:tc>
+          <w:tcPr>
+            <w:tcW w:type="dxa" w:w="1586"/>
+            <w:tcBorders>
+              <w:top w:val="single" w:color="AAAAAA" w:sz="1"/>
+              <w:left w:val="single" w:color="AAAAAA" w:sz="1"/>
+              <w:bottom w:val="single" w:color="AAAAAA" w:sz="1"/>
+              <w:right w:val="single" w:color="AAAAAA" w:sz="1"/>
+            </w:tcBorders>
+            <w:vAlign w:val="center"/>
+          </w:tcPr>
+          <w:p>
+            <w:pPr>
+              <w:spacing w:after="40" w:before="40"/>
+              <w:jc w:val="left"/>
+            </w:pPr>
+            <w:r>
+              <w:rPr>
+                <w:rFonts w:ascii="맑은 고딕" w:cs="맑은 고딕" w:eastAsia="맑은 고딕" w:hAnsi="맑은 고딕"/>
+                <w:b w:val="false"/>
+                <w:bCs w:val="false"/>
+                <w:color w:val="000000"/>
+                <w:sz w:val="18"/>
+                <w:szCs w:val="18"/>
+              </w:rPr>
+              <w:t xml:space="preserve">약 729초</w:t>
+            </w:r>
+          </w:p>
+        </w:tc>
+        <w:tc>
+          <w:tcPr>
+            <w:tcW w:type="dxa" w:w="1586"/>
+            <w:tcBorders>
+              <w:top w:val="single" w:color="AAAAAA" w:sz="1"/>
+              <w:left w:val="single" w:color="AAAAAA" w:sz="1"/>
+              <w:bottom w:val="single" w:color="AAAAAA" w:sz="1"/>
+              <w:right w:val="single" w:color="AAAAAA" w:sz="1"/>
+            </w:tcBorders>
+            <w:vAlign w:val="center"/>
+          </w:tcPr>
+          <w:p>
+            <w:pPr>
+              <w:spacing w:after="40" w:before="40"/>
+              <w:jc w:val="left"/>
+            </w:pPr>
+            <w:r>
+              <w:rPr>
+                <w:rFonts w:ascii="맑은 고딕" w:cs="맑은 고딕" w:eastAsia="맑은 고딕" w:hAnsi="맑은 고딕"/>
+                <w:b w:val="false"/>
+                <w:bCs w:val="false"/>
+                <w:color w:val="000000"/>
+                <w:sz w:val="18"/>
+                <w:szCs w:val="18"/>
+              </w:rPr>
+              <w:t xml:space="preserve">약 13% 증가</w:t>
             </w:r>
           </w:p>
         </w:tc>
@@ -6168,7 +8050,7 @@
       <w:tr>
         <w:tc>
           <w:tcPr>
-            <w:tcW w:type="dxa" w:w="1983"/>
+            <w:tcW w:type="dxa" w:w="1586"/>
             <w:tcBorders>
               <w:top w:val="single" w:color="AAAAAA" w:sz="1"/>
               <w:left w:val="single" w:color="AAAAAA" w:sz="1"/>
@@ -6197,7 +8079,7 @@
         </w:tc>
         <w:tc>
           <w:tcPr>
-            <w:tcW w:type="dxa" w:w="1983"/>
+            <w:tcW w:type="dxa" w:w="1586"/>
             <w:tcBorders>
               <w:top w:val="single" w:color="AAAAAA" w:sz="1"/>
               <w:left w:val="single" w:color="AAAAAA" w:sz="1"/>
@@ -6226,59 +8108,88 @@
         </w:tc>
         <w:tc>
           <w:tcPr>
-            <w:tcW w:type="dxa" w:w="1983"/>
-            <w:tcBorders>
-              <w:top w:val="single" w:color="AAAAAA" w:sz="1"/>
-              <w:left w:val="single" w:color="AAAAAA" w:sz="1"/>
-              <w:bottom w:val="single" w:color="AAAAAA" w:sz="1"/>
-              <w:right w:val="single" w:color="AAAAAA" w:sz="1"/>
-            </w:tcBorders>
-            <w:vAlign w:val="center"/>
-          </w:tcPr>
-          <w:p>
-            <w:pPr>
-              <w:spacing w:after="40" w:before="40"/>
-              <w:jc w:val="left"/>
-            </w:pPr>
-            <w:r>
-              <w:rPr>
-                <w:rFonts w:ascii="맑은 고딕" w:cs="맑은 고딕" w:eastAsia="맑은 고딕" w:hAnsi="맑은 고딕"/>
-                <w:b w:val="false"/>
-                <w:bCs w:val="false"/>
-                <w:color w:val="000000"/>
-                <w:sz w:val="18"/>
-                <w:szCs w:val="18"/>
-              </w:rPr>
-              <w:t xml:space="preserve">20%</w:t>
-            </w:r>
-          </w:p>
-        </w:tc>
-        <w:tc>
-          <w:tcPr>
-            <w:tcW w:type="dxa" w:w="1983"/>
-            <w:tcBorders>
-              <w:top w:val="single" w:color="AAAAAA" w:sz="1"/>
-              <w:left w:val="single" w:color="AAAAAA" w:sz="1"/>
-              <w:bottom w:val="single" w:color="AAAAAA" w:sz="1"/>
-              <w:right w:val="single" w:color="AAAAAA" w:sz="1"/>
-            </w:tcBorders>
-            <w:vAlign w:val="center"/>
-          </w:tcPr>
-          <w:p>
-            <w:pPr>
-              <w:spacing w:after="40" w:before="40"/>
-              <w:jc w:val="left"/>
-            </w:pPr>
-            <w:r>
-              <w:rPr>
-                <w:rFonts w:ascii="맑은 고딕" w:cs="맑은 고딕" w:eastAsia="맑은 고딕" w:hAnsi="맑은 고딕"/>
-                <w:b w:val="false"/>
-                <w:bCs w:val="false"/>
-                <w:color w:val="000000"/>
-                <w:sz w:val="18"/>
-                <w:szCs w:val="18"/>
-              </w:rPr>
-              <w:t xml:space="preserve">Q1 초과, Q2 이상 필요</w:t>
+            <w:tcW w:type="dxa" w:w="1586"/>
+            <w:tcBorders>
+              <w:top w:val="single" w:color="AAAAAA" w:sz="1"/>
+              <w:left w:val="single" w:color="AAAAAA" w:sz="1"/>
+              <w:bottom w:val="single" w:color="AAAAAA" w:sz="1"/>
+              <w:right w:val="single" w:color="AAAAAA" w:sz="1"/>
+            </w:tcBorders>
+            <w:vAlign w:val="center"/>
+          </w:tcPr>
+          <w:p>
+            <w:pPr>
+              <w:spacing w:after="40" w:before="40"/>
+              <w:jc w:val="left"/>
+            </w:pPr>
+            <w:r>
+              <w:rPr>
+                <w:rFonts w:ascii="맑은 고딕" w:cs="맑은 고딕" w:eastAsia="맑은 고딕" w:hAnsi="맑은 고딕"/>
+                <w:b w:val="false"/>
+                <w:bCs w:val="false"/>
+                <w:color w:val="000000"/>
+                <w:sz w:val="18"/>
+                <w:szCs w:val="18"/>
+              </w:rPr>
+              <w:t xml:space="preserve">약 650초</w:t>
+            </w:r>
+          </w:p>
+        </w:tc>
+        <w:tc>
+          <w:tcPr>
+            <w:tcW w:type="dxa" w:w="1586"/>
+            <w:tcBorders>
+              <w:top w:val="single" w:color="AAAAAA" w:sz="1"/>
+              <w:left w:val="single" w:color="AAAAAA" w:sz="1"/>
+              <w:bottom w:val="single" w:color="AAAAAA" w:sz="1"/>
+              <w:right w:val="single" w:color="AAAAAA" w:sz="1"/>
+            </w:tcBorders>
+            <w:vAlign w:val="center"/>
+          </w:tcPr>
+          <w:p>
+            <w:pPr>
+              <w:spacing w:after="40" w:before="40"/>
+              <w:jc w:val="left"/>
+            </w:pPr>
+            <w:r>
+              <w:rPr>
+                <w:rFonts w:ascii="맑은 고딕" w:cs="맑은 고딕" w:eastAsia="맑은 고딕" w:hAnsi="맑은 고딕"/>
+                <w:b w:val="false"/>
+                <w:bCs w:val="false"/>
+                <w:color w:val="000000"/>
+                <w:sz w:val="18"/>
+                <w:szCs w:val="18"/>
+              </w:rPr>
+              <w:t xml:space="preserve">약 1,226초</w:t>
+            </w:r>
+          </w:p>
+        </w:tc>
+        <w:tc>
+          <w:tcPr>
+            <w:tcW w:type="dxa" w:w="1586"/>
+            <w:tcBorders>
+              <w:top w:val="single" w:color="AAAAAA" w:sz="1"/>
+              <w:left w:val="single" w:color="AAAAAA" w:sz="1"/>
+              <w:bottom w:val="single" w:color="AAAAAA" w:sz="1"/>
+              <w:right w:val="single" w:color="AAAAAA" w:sz="1"/>
+            </w:tcBorders>
+            <w:vAlign w:val="center"/>
+          </w:tcPr>
+          <w:p>
+            <w:pPr>
+              <w:spacing w:after="40" w:before="40"/>
+              <w:jc w:val="left"/>
+            </w:pPr>
+            <w:r>
+              <w:rPr>
+                <w:rFonts w:ascii="맑은 고딕" w:cs="맑은 고딕" w:eastAsia="맑은 고딕" w:hAnsi="맑은 고딕"/>
+                <w:b w:val="false"/>
+                <w:bCs w:val="false"/>
+                <w:color w:val="000000"/>
+                <w:sz w:val="18"/>
+                <w:szCs w:val="18"/>
+              </w:rPr>
+              <w:t xml:space="preserve">약 89% 증가</w:t>
             </w:r>
           </w:p>
         </w:tc>
@@ -6291,698 +8202,6 @@
     </w:p>
     <w:p>
       <w:pPr>
-        <w:spacing w:after="120" w:line="240"/>
-      </w:pPr>
-      <w:r>
-        <w:rPr>
-          <w:rFonts w:ascii="맑은 고딕" w:cs="맑은 고딕" w:eastAsia="맑은 고딕" w:hAnsi="맑은 고딕"/>
-          <w:color w:val="000000"/>
-          <w:sz w:val="20"/>
-          <w:szCs w:val="20"/>
-        </w:rPr>
-        <w:t xml:space="preserve">Short는 최상위 큐에서 완료되고 Medium과 Long은 시간 할당량 초과로 하위 큐로 강등되도록 설계하였다. 버스트(Burst, 짧은 시간에 여러 요청이 동시에 몰리는 상황) 도착 패턴은 대기열에 요청이 쌓인 상태에서 스케줄러가 순서를 정하도록 유도한다. 이를 위해 20건씩 동시에 큐에 넣었다. 모든 실험에서 요청은 1건씩 순차 처리된다. JFI 계산 방식의 차이는 5.5절에서 다루며, 대규모 환경은 향후 연구 과제로 남긴다 (7.2절).</w:t>
-      </w:r>
-    </w:p>
-    <w:p>
-      <w:pPr>
-        <w:spacing w:after="130" w:before="220" w:line="240"/>
-      </w:pPr>
-      <w:r>
-        <w:rPr>
-          <w:rFonts w:ascii="맑은 고딕" w:cs="맑은 고딕" w:eastAsia="맑은 고딕" w:hAnsi="맑은 고딕"/>
-          <w:b/>
-          <w:bCs/>
-          <w:color w:val="333333"/>
-          <w:sz w:val="24"/>
-          <w:szCs w:val="24"/>
-        </w:rPr>
-        <w:t xml:space="preserve">5.2 기본 실험 결과 (500건)</w:t>
-      </w:r>
-    </w:p>
-    <w:p>
-      <w:pPr>
-        <w:spacing w:after="120" w:line="240"/>
-      </w:pPr>
-      <w:r>
-        <w:rPr>
-          <w:rFonts w:ascii="맑은 고딕" w:cs="맑은 고딕" w:eastAsia="맑은 고딕" w:hAnsi="맑은 고딕"/>
-          <w:color w:val="000000"/>
-          <w:sz w:val="20"/>
-          <w:szCs w:val="20"/>
-        </w:rPr>
-        <w:t xml:space="preserve">네 가지 알고리즘을 같은 500건 요청에 대해 실행한 결과는 표 7 및 그림 5와 같다.</w:t>
-      </w:r>
-    </w:p>
-    <w:p>
-      <w:pPr>
-        <w:spacing w:after="80" w:line="240"/>
-      </w:pPr>
-      <w:r>
-        <w:rPr>
-          <w:rFonts w:ascii="맑은 고딕" w:cs="맑은 고딕" w:eastAsia="맑은 고딕" w:hAnsi="맑은 고딕"/>
-          <w:b/>
-          <w:bCs/>
-          <w:color w:val="000000"/>
-          <w:sz w:val="20"/>
-          <w:szCs w:val="20"/>
-        </w:rPr>
-        <w:t xml:space="preserve">표 7. 알고리즘별 성능 비교 (500건, 지표: 대기시간 기준)</w:t>
-      </w:r>
-    </w:p>
-    <w:tbl>
-      <w:tblPr>
-        <w:tblW w:type="auto" w:w="100"/>
-        <w:tblBorders>
-          <w:top w:val="single" w:color="auto" w:sz="4"/>
-          <w:left w:val="single" w:color="auto" w:sz="4"/>
-          <w:bottom w:val="single" w:color="auto" w:sz="4"/>
-          <w:right w:val="single" w:color="auto" w:sz="4"/>
-          <w:insideH w:val="single" w:color="auto" w:sz="4"/>
-          <w:insideV w:val="single" w:color="auto" w:sz="4"/>
-        </w:tblBorders>
-      </w:tblPr>
-      <w:tblGrid>
-        <w:gridCol w:w="1983"/>
-        <w:gridCol w:w="1983"/>
-        <w:gridCol w:w="1983"/>
-        <w:gridCol w:w="1983"/>
-      </w:tblGrid>
-      <w:tr>
-        <w:tc>
-          <w:tcPr>
-            <w:tcW w:type="dxa" w:w="1983"/>
-            <w:tcBorders>
-              <w:top w:val="single" w:color="AAAAAA" w:sz="1"/>
-              <w:left w:val="single" w:color="AAAAAA" w:sz="1"/>
-              <w:bottom w:val="single" w:color="AAAAAA" w:sz="1"/>
-              <w:right w:val="single" w:color="AAAAAA" w:sz="1"/>
-            </w:tcBorders>
-            <w:shd w:fill="D9E2F3" w:val="clear"/>
-            <w:vAlign w:val="center"/>
-          </w:tcPr>
-          <w:p>
-            <w:pPr>
-              <w:spacing w:after="40" w:before="40"/>
-              <w:jc w:val="center"/>
-            </w:pPr>
-            <w:r>
-              <w:rPr>
-                <w:rFonts w:ascii="맑은 고딕" w:cs="맑은 고딕" w:eastAsia="맑은 고딕" w:hAnsi="맑은 고딕"/>
-                <w:b/>
-                <w:bCs/>
-                <w:color w:val="000000"/>
-                <w:sz w:val="18"/>
-                <w:szCs w:val="18"/>
-              </w:rPr>
-              <w:t xml:space="preserve">스케줄러</w:t>
-            </w:r>
-          </w:p>
-        </w:tc>
-        <w:tc>
-          <w:tcPr>
-            <w:tcW w:type="dxa" w:w="1983"/>
-            <w:tcBorders>
-              <w:top w:val="single" w:color="AAAAAA" w:sz="1"/>
-              <w:left w:val="single" w:color="AAAAAA" w:sz="1"/>
-              <w:bottom w:val="single" w:color="AAAAAA" w:sz="1"/>
-              <w:right w:val="single" w:color="AAAAAA" w:sz="1"/>
-            </w:tcBorders>
-            <w:shd w:fill="D9E2F3" w:val="clear"/>
-            <w:vAlign w:val="center"/>
-          </w:tcPr>
-          <w:p>
-            <w:pPr>
-              <w:spacing w:after="40" w:before="40"/>
-              <w:jc w:val="center"/>
-            </w:pPr>
-            <w:r>
-              <w:rPr>
-                <w:rFonts w:ascii="맑은 고딕" w:cs="맑은 고딕" w:eastAsia="맑은 고딕" w:hAnsi="맑은 고딕"/>
-                <w:b/>
-                <w:bCs/>
-                <w:color w:val="000000"/>
-                <w:sz w:val="18"/>
-                <w:szCs w:val="18"/>
-              </w:rPr>
-              <w:t xml:space="preserve">평균 대기시간</w:t>
-            </w:r>
-          </w:p>
-        </w:tc>
-        <w:tc>
-          <w:tcPr>
-            <w:tcW w:type="dxa" w:w="1983"/>
-            <w:tcBorders>
-              <w:top w:val="single" w:color="AAAAAA" w:sz="1"/>
-              <w:left w:val="single" w:color="AAAAAA" w:sz="1"/>
-              <w:bottom w:val="single" w:color="AAAAAA" w:sz="1"/>
-              <w:right w:val="single" w:color="AAAAAA" w:sz="1"/>
-            </w:tcBorders>
-            <w:shd w:fill="D9E2F3" w:val="clear"/>
-            <w:vAlign w:val="center"/>
-          </w:tcPr>
-          <w:p>
-            <w:pPr>
-              <w:spacing w:after="40" w:before="40"/>
-              <w:jc w:val="center"/>
-            </w:pPr>
-            <w:r>
-              <w:rPr>
-                <w:rFonts w:ascii="맑은 고딕" w:cs="맑은 고딕" w:eastAsia="맑은 고딕" w:hAnsi="맑은 고딕"/>
-                <w:b/>
-                <w:bCs/>
-                <w:color w:val="000000"/>
-                <w:sz w:val="18"/>
-                <w:szCs w:val="18"/>
-              </w:rPr>
-              <w:t xml:space="preserve">처리량(req/s)</w:t>
-            </w:r>
-          </w:p>
-        </w:tc>
-        <w:tc>
-          <w:tcPr>
-            <w:tcW w:type="dxa" w:w="1983"/>
-            <w:tcBorders>
-              <w:top w:val="single" w:color="AAAAAA" w:sz="1"/>
-              <w:left w:val="single" w:color="AAAAAA" w:sz="1"/>
-              <w:bottom w:val="single" w:color="AAAAAA" w:sz="1"/>
-              <w:right w:val="single" w:color="AAAAAA" w:sz="1"/>
-            </w:tcBorders>
-            <w:shd w:fill="D9E2F3" w:val="clear"/>
-            <w:vAlign w:val="center"/>
-          </w:tcPr>
-          <w:p>
-            <w:pPr>
-              <w:spacing w:after="40" w:before="40"/>
-              <w:jc w:val="center"/>
-            </w:pPr>
-            <w:r>
-              <w:rPr>
-                <w:rFonts w:ascii="맑은 고딕" w:cs="맑은 고딕" w:eastAsia="맑은 고딕" w:hAnsi="맑은 고딕"/>
-                <w:b/>
-                <w:bCs/>
-                <w:color w:val="000000"/>
-                <w:sz w:val="18"/>
-                <w:szCs w:val="18"/>
-              </w:rPr>
-              <w:t xml:space="preserve">JFI</w:t>
-            </w:r>
-          </w:p>
-        </w:tc>
-      </w:tr>
-      <w:tr>
-        <w:tc>
-          <w:tcPr>
-            <w:tcW w:type="dxa" w:w="1983"/>
-            <w:tcBorders>
-              <w:top w:val="single" w:color="AAAAAA" w:sz="1"/>
-              <w:left w:val="single" w:color="AAAAAA" w:sz="1"/>
-              <w:bottom w:val="single" w:color="AAAAAA" w:sz="1"/>
-              <w:right w:val="single" w:color="AAAAAA" w:sz="1"/>
-            </w:tcBorders>
-            <w:vAlign w:val="center"/>
-          </w:tcPr>
-          <w:p>
-            <w:pPr>
-              <w:spacing w:after="40" w:before="40"/>
-              <w:jc w:val="left"/>
-            </w:pPr>
-            <w:r>
-              <w:rPr>
-                <w:rFonts w:ascii="맑은 고딕" w:cs="맑은 고딕" w:eastAsia="맑은 고딕" w:hAnsi="맑은 고딕"/>
-                <w:b w:val="false"/>
-                <w:bCs w:val="false"/>
-                <w:color w:val="000000"/>
-                <w:sz w:val="18"/>
-                <w:szCs w:val="18"/>
-              </w:rPr>
-              <w:t xml:space="preserve">FCFS</w:t>
-            </w:r>
-          </w:p>
-        </w:tc>
-        <w:tc>
-          <w:tcPr>
-            <w:tcW w:type="dxa" w:w="1983"/>
-            <w:tcBorders>
-              <w:top w:val="single" w:color="AAAAAA" w:sz="1"/>
-              <w:left w:val="single" w:color="AAAAAA" w:sz="1"/>
-              <w:bottom w:val="single" w:color="AAAAAA" w:sz="1"/>
-              <w:right w:val="single" w:color="AAAAAA" w:sz="1"/>
-            </w:tcBorders>
-            <w:vAlign w:val="center"/>
-          </w:tcPr>
-          <w:p>
-            <w:pPr>
-              <w:spacing w:after="40" w:before="40"/>
-              <w:jc w:val="left"/>
-            </w:pPr>
-            <w:r>
-              <w:rPr>
-                <w:rFonts w:ascii="맑은 고딕" w:cs="맑은 고딕" w:eastAsia="맑은 고딕" w:hAnsi="맑은 고딕"/>
-                <w:b w:val="false"/>
-                <w:bCs w:val="false"/>
-                <w:color w:val="000000"/>
-                <w:sz w:val="18"/>
-                <w:szCs w:val="18"/>
-              </w:rPr>
-              <w:t xml:space="preserve">약 12,203ms</w:t>
-            </w:r>
-          </w:p>
-        </w:tc>
-        <w:tc>
-          <w:tcPr>
-            <w:tcW w:type="dxa" w:w="1983"/>
-            <w:tcBorders>
-              <w:top w:val="single" w:color="AAAAAA" w:sz="1"/>
-              <w:left w:val="single" w:color="AAAAAA" w:sz="1"/>
-              <w:bottom w:val="single" w:color="AAAAAA" w:sz="1"/>
-              <w:right w:val="single" w:color="AAAAAA" w:sz="1"/>
-            </w:tcBorders>
-            <w:vAlign w:val="center"/>
-          </w:tcPr>
-          <w:p>
-            <w:pPr>
-              <w:spacing w:after="40" w:before="40"/>
-              <w:jc w:val="left"/>
-            </w:pPr>
-            <w:r>
-              <w:rPr>
-                <w:rFonts w:ascii="맑은 고딕" w:cs="맑은 고딕" w:eastAsia="맑은 고딕" w:hAnsi="맑은 고딕"/>
-                <w:b w:val="false"/>
-                <w:bCs w:val="false"/>
-                <w:color w:val="000000"/>
-                <w:sz w:val="18"/>
-                <w:szCs w:val="18"/>
-              </w:rPr>
-              <w:t xml:space="preserve">약 18.72</w:t>
-            </w:r>
-          </w:p>
-        </w:tc>
-        <w:tc>
-          <w:tcPr>
-            <w:tcW w:type="dxa" w:w="1983"/>
-            <w:tcBorders>
-              <w:top w:val="single" w:color="AAAAAA" w:sz="1"/>
-              <w:left w:val="single" w:color="AAAAAA" w:sz="1"/>
-              <w:bottom w:val="single" w:color="AAAAAA" w:sz="1"/>
-              <w:right w:val="single" w:color="AAAAAA" w:sz="1"/>
-            </w:tcBorders>
-            <w:vAlign w:val="center"/>
-          </w:tcPr>
-          <w:p>
-            <w:pPr>
-              <w:spacing w:after="40" w:before="40"/>
-              <w:jc w:val="left"/>
-            </w:pPr>
-            <w:r>
-              <w:rPr>
-                <w:rFonts w:ascii="맑은 고딕" w:cs="맑은 고딕" w:eastAsia="맑은 고딕" w:hAnsi="맑은 고딕"/>
-                <w:b w:val="false"/>
-                <w:bCs w:val="false"/>
-                <w:color w:val="000000"/>
-                <w:sz w:val="18"/>
-                <w:szCs w:val="18"/>
-              </w:rPr>
-              <w:t xml:space="preserve">1.000</w:t>
-            </w:r>
-          </w:p>
-        </w:tc>
-      </w:tr>
-      <w:tr>
-        <w:tc>
-          <w:tcPr>
-            <w:tcW w:type="dxa" w:w="1983"/>
-            <w:tcBorders>
-              <w:top w:val="single" w:color="AAAAAA" w:sz="1"/>
-              <w:left w:val="single" w:color="AAAAAA" w:sz="1"/>
-              <w:bottom w:val="single" w:color="AAAAAA" w:sz="1"/>
-              <w:right w:val="single" w:color="AAAAAA" w:sz="1"/>
-            </w:tcBorders>
-            <w:vAlign w:val="center"/>
-          </w:tcPr>
-          <w:p>
-            <w:pPr>
-              <w:spacing w:after="40" w:before="40"/>
-              <w:jc w:val="left"/>
-            </w:pPr>
-            <w:r>
-              <w:rPr>
-                <w:rFonts w:ascii="맑은 고딕" w:cs="맑은 고딕" w:eastAsia="맑은 고딕" w:hAnsi="맑은 고딕"/>
-                <w:b w:val="false"/>
-                <w:bCs w:val="false"/>
-                <w:color w:val="000000"/>
-                <w:sz w:val="18"/>
-                <w:szCs w:val="18"/>
-              </w:rPr>
-              <w:t xml:space="preserve">Priority</w:t>
-            </w:r>
-          </w:p>
-        </w:tc>
-        <w:tc>
-          <w:tcPr>
-            <w:tcW w:type="dxa" w:w="1983"/>
-            <w:tcBorders>
-              <w:top w:val="single" w:color="AAAAAA" w:sz="1"/>
-              <w:left w:val="single" w:color="AAAAAA" w:sz="1"/>
-              <w:bottom w:val="single" w:color="AAAAAA" w:sz="1"/>
-              <w:right w:val="single" w:color="AAAAAA" w:sz="1"/>
-            </w:tcBorders>
-            <w:vAlign w:val="center"/>
-          </w:tcPr>
-          <w:p>
-            <w:pPr>
-              <w:spacing w:after="40" w:before="40"/>
-              <w:jc w:val="left"/>
-            </w:pPr>
-            <w:r>
-              <w:rPr>
-                <w:rFonts w:ascii="맑은 고딕" w:cs="맑은 고딕" w:eastAsia="맑은 고딕" w:hAnsi="맑은 고딕"/>
-                <w:b w:val="false"/>
-                <w:bCs w:val="false"/>
-                <w:color w:val="000000"/>
-                <w:sz w:val="18"/>
-                <w:szCs w:val="18"/>
-              </w:rPr>
-              <w:t xml:space="preserve">약 12,419ms</w:t>
-            </w:r>
-          </w:p>
-        </w:tc>
-        <w:tc>
-          <w:tcPr>
-            <w:tcW w:type="dxa" w:w="1983"/>
-            <w:tcBorders>
-              <w:top w:val="single" w:color="AAAAAA" w:sz="1"/>
-              <w:left w:val="single" w:color="AAAAAA" w:sz="1"/>
-              <w:bottom w:val="single" w:color="AAAAAA" w:sz="1"/>
-              <w:right w:val="single" w:color="AAAAAA" w:sz="1"/>
-            </w:tcBorders>
-            <w:vAlign w:val="center"/>
-          </w:tcPr>
-          <w:p>
-            <w:pPr>
-              <w:spacing w:after="40" w:before="40"/>
-              <w:jc w:val="left"/>
-            </w:pPr>
-            <w:r>
-              <w:rPr>
-                <w:rFonts w:ascii="맑은 고딕" w:cs="맑은 고딕" w:eastAsia="맑은 고딕" w:hAnsi="맑은 고딕"/>
-                <w:b w:val="false"/>
-                <w:bCs w:val="false"/>
-                <w:color w:val="000000"/>
-                <w:sz w:val="18"/>
-                <w:szCs w:val="18"/>
-              </w:rPr>
-              <w:t xml:space="preserve">약 18.56</w:t>
-            </w:r>
-          </w:p>
-        </w:tc>
-        <w:tc>
-          <w:tcPr>
-            <w:tcW w:type="dxa" w:w="1983"/>
-            <w:tcBorders>
-              <w:top w:val="single" w:color="AAAAAA" w:sz="1"/>
-              <w:left w:val="single" w:color="AAAAAA" w:sz="1"/>
-              <w:bottom w:val="single" w:color="AAAAAA" w:sz="1"/>
-              <w:right w:val="single" w:color="AAAAAA" w:sz="1"/>
-            </w:tcBorders>
-            <w:vAlign w:val="center"/>
-          </w:tcPr>
-          <w:p>
-            <w:pPr>
-              <w:spacing w:after="40" w:before="40"/>
-              <w:jc w:val="left"/>
-            </w:pPr>
-            <w:r>
-              <w:rPr>
-                <w:rFonts w:ascii="맑은 고딕" w:cs="맑은 고딕" w:eastAsia="맑은 고딕" w:hAnsi="맑은 고딕"/>
-                <w:b w:val="false"/>
-                <w:bCs w:val="false"/>
-                <w:color w:val="000000"/>
-                <w:sz w:val="18"/>
-                <w:szCs w:val="18"/>
-              </w:rPr>
-              <w:t xml:space="preserve">1.000</w:t>
-            </w:r>
-          </w:p>
-        </w:tc>
-      </w:tr>
-      <w:tr>
-        <w:tc>
-          <w:tcPr>
-            <w:tcW w:type="dxa" w:w="1983"/>
-            <w:tcBorders>
-              <w:top w:val="single" w:color="AAAAAA" w:sz="1"/>
-              <w:left w:val="single" w:color="AAAAAA" w:sz="1"/>
-              <w:bottom w:val="single" w:color="AAAAAA" w:sz="1"/>
-              <w:right w:val="single" w:color="AAAAAA" w:sz="1"/>
-            </w:tcBorders>
-            <w:vAlign w:val="center"/>
-          </w:tcPr>
-          <w:p>
-            <w:pPr>
-              <w:spacing w:after="40" w:before="40"/>
-              <w:jc w:val="left"/>
-            </w:pPr>
-            <w:r>
-              <w:rPr>
-                <w:rFonts w:ascii="맑은 고딕" w:cs="맑은 고딕" w:eastAsia="맑은 고딕" w:hAnsi="맑은 고딕"/>
-                <w:b w:val="false"/>
-                <w:bCs w:val="false"/>
-                <w:color w:val="000000"/>
-                <w:sz w:val="18"/>
-                <w:szCs w:val="18"/>
-              </w:rPr>
-              <w:t xml:space="preserve">MLFQ (비선점형)</w:t>
-            </w:r>
-          </w:p>
-        </w:tc>
-        <w:tc>
-          <w:tcPr>
-            <w:tcW w:type="dxa" w:w="1983"/>
-            <w:tcBorders>
-              <w:top w:val="single" w:color="AAAAAA" w:sz="1"/>
-              <w:left w:val="single" w:color="AAAAAA" w:sz="1"/>
-              <w:bottom w:val="single" w:color="AAAAAA" w:sz="1"/>
-              <w:right w:val="single" w:color="AAAAAA" w:sz="1"/>
-            </w:tcBorders>
-            <w:vAlign w:val="center"/>
-          </w:tcPr>
-          <w:p>
-            <w:pPr>
-              <w:spacing w:after="40" w:before="40"/>
-              <w:jc w:val="left"/>
-            </w:pPr>
-            <w:r>
-              <w:rPr>
-                <w:rFonts w:ascii="맑은 고딕" w:cs="맑은 고딕" w:eastAsia="맑은 고딕" w:hAnsi="맑은 고딕"/>
-                <w:b w:val="false"/>
-                <w:bCs w:val="false"/>
-                <w:color w:val="000000"/>
-                <w:sz w:val="18"/>
-                <w:szCs w:val="18"/>
-              </w:rPr>
-              <w:t xml:space="preserve">약 12,203ms</w:t>
-            </w:r>
-          </w:p>
-        </w:tc>
-        <w:tc>
-          <w:tcPr>
-            <w:tcW w:type="dxa" w:w="1983"/>
-            <w:tcBorders>
-              <w:top w:val="single" w:color="AAAAAA" w:sz="1"/>
-              <w:left w:val="single" w:color="AAAAAA" w:sz="1"/>
-              <w:bottom w:val="single" w:color="AAAAAA" w:sz="1"/>
-              <w:right w:val="single" w:color="AAAAAA" w:sz="1"/>
-            </w:tcBorders>
-            <w:vAlign w:val="center"/>
-          </w:tcPr>
-          <w:p>
-            <w:pPr>
-              <w:spacing w:after="40" w:before="40"/>
-              <w:jc w:val="left"/>
-            </w:pPr>
-            <w:r>
-              <w:rPr>
-                <w:rFonts w:ascii="맑은 고딕" w:cs="맑은 고딕" w:eastAsia="맑은 고딕" w:hAnsi="맑은 고딕"/>
-                <w:b w:val="false"/>
-                <w:bCs w:val="false"/>
-                <w:color w:val="000000"/>
-                <w:sz w:val="18"/>
-                <w:szCs w:val="18"/>
-              </w:rPr>
-              <w:t xml:space="preserve">약 18.72</w:t>
-            </w:r>
-          </w:p>
-        </w:tc>
-        <w:tc>
-          <w:tcPr>
-            <w:tcW w:type="dxa" w:w="1983"/>
-            <w:tcBorders>
-              <w:top w:val="single" w:color="AAAAAA" w:sz="1"/>
-              <w:left w:val="single" w:color="AAAAAA" w:sz="1"/>
-              <w:bottom w:val="single" w:color="AAAAAA" w:sz="1"/>
-              <w:right w:val="single" w:color="AAAAAA" w:sz="1"/>
-            </w:tcBorders>
-            <w:vAlign w:val="center"/>
-          </w:tcPr>
-          <w:p>
-            <w:pPr>
-              <w:spacing w:after="40" w:before="40"/>
-              <w:jc w:val="left"/>
-            </w:pPr>
-            <w:r>
-              <w:rPr>
-                <w:rFonts w:ascii="맑은 고딕" w:cs="맑은 고딕" w:eastAsia="맑은 고딕" w:hAnsi="맑은 고딕"/>
-                <w:b w:val="false"/>
-                <w:bCs w:val="false"/>
-                <w:color w:val="000000"/>
-                <w:sz w:val="18"/>
-                <w:szCs w:val="18"/>
-              </w:rPr>
-              <w:t xml:space="preserve">1.000</w:t>
-            </w:r>
-          </w:p>
-        </w:tc>
-      </w:tr>
-      <w:tr>
-        <w:tc>
-          <w:tcPr>
-            <w:tcW w:type="dxa" w:w="1983"/>
-            <w:tcBorders>
-              <w:top w:val="single" w:color="AAAAAA" w:sz="1"/>
-              <w:left w:val="single" w:color="AAAAAA" w:sz="1"/>
-              <w:bottom w:val="single" w:color="AAAAAA" w:sz="1"/>
-              <w:right w:val="single" w:color="AAAAAA" w:sz="1"/>
-            </w:tcBorders>
-            <w:vAlign w:val="center"/>
-          </w:tcPr>
-          <w:p>
-            <w:pPr>
-              <w:spacing w:after="40" w:before="40"/>
-              <w:jc w:val="left"/>
-            </w:pPr>
-            <w:r>
-              <w:rPr>
-                <w:rFonts w:ascii="맑은 고딕" w:cs="맑은 고딕" w:eastAsia="맑은 고딕" w:hAnsi="맑은 고딕"/>
-                <w:b w:val="false"/>
-                <w:bCs w:val="false"/>
-                <w:color w:val="000000"/>
-                <w:sz w:val="18"/>
-                <w:szCs w:val="18"/>
-              </w:rPr>
-              <w:t xml:space="preserve">WFQ</w:t>
-            </w:r>
-          </w:p>
-        </w:tc>
-        <w:tc>
-          <w:tcPr>
-            <w:tcW w:type="dxa" w:w="1983"/>
-            <w:tcBorders>
-              <w:top w:val="single" w:color="AAAAAA" w:sz="1"/>
-              <w:left w:val="single" w:color="AAAAAA" w:sz="1"/>
-              <w:bottom w:val="single" w:color="AAAAAA" w:sz="1"/>
-              <w:right w:val="single" w:color="AAAAAA" w:sz="1"/>
-            </w:tcBorders>
-            <w:vAlign w:val="center"/>
-          </w:tcPr>
-          <w:p>
-            <w:pPr>
-              <w:spacing w:after="40" w:before="40"/>
-              <w:jc w:val="left"/>
-            </w:pPr>
-            <w:r>
-              <w:rPr>
-                <w:rFonts w:ascii="맑은 고딕" w:cs="맑은 고딕" w:eastAsia="맑은 고딕" w:hAnsi="맑은 고딕"/>
-                <w:b w:val="false"/>
-                <w:bCs w:val="false"/>
-                <w:color w:val="000000"/>
-                <w:sz w:val="18"/>
-                <w:szCs w:val="18"/>
-              </w:rPr>
-              <w:t xml:space="preserve">약 11,846ms</w:t>
-            </w:r>
-          </w:p>
-        </w:tc>
-        <w:tc>
-          <w:tcPr>
-            <w:tcW w:type="dxa" w:w="1983"/>
-            <w:tcBorders>
-              <w:top w:val="single" w:color="AAAAAA" w:sz="1"/>
-              <w:left w:val="single" w:color="AAAAAA" w:sz="1"/>
-              <w:bottom w:val="single" w:color="AAAAAA" w:sz="1"/>
-              <w:right w:val="single" w:color="AAAAAA" w:sz="1"/>
-            </w:tcBorders>
-            <w:vAlign w:val="center"/>
-          </w:tcPr>
-          <w:p>
-            <w:pPr>
-              <w:spacing w:after="40" w:before="40"/>
-              <w:jc w:val="left"/>
-            </w:pPr>
-            <w:r>
-              <w:rPr>
-                <w:rFonts w:ascii="맑은 고딕" w:cs="맑은 고딕" w:eastAsia="맑은 고딕" w:hAnsi="맑은 고딕"/>
-                <w:b w:val="false"/>
-                <w:bCs w:val="false"/>
-                <w:color w:val="000000"/>
-                <w:sz w:val="18"/>
-                <w:szCs w:val="18"/>
-              </w:rPr>
-              <w:t xml:space="preserve">약 18.72</w:t>
-            </w:r>
-          </w:p>
-        </w:tc>
-        <w:tc>
-          <w:tcPr>
-            <w:tcW w:type="dxa" w:w="1983"/>
-            <w:tcBorders>
-              <w:top w:val="single" w:color="AAAAAA" w:sz="1"/>
-              <w:left w:val="single" w:color="AAAAAA" w:sz="1"/>
-              <w:bottom w:val="single" w:color="AAAAAA" w:sz="1"/>
-              <w:right w:val="single" w:color="AAAAAA" w:sz="1"/>
-            </w:tcBorders>
-            <w:vAlign w:val="center"/>
-          </w:tcPr>
-          <w:p>
-            <w:pPr>
-              <w:spacing w:after="40" w:before="40"/>
-              <w:jc w:val="left"/>
-            </w:pPr>
-            <w:r>
-              <w:rPr>
-                <w:rFonts w:ascii="맑은 고딕" w:cs="맑은 고딕" w:eastAsia="맑은 고딕" w:hAnsi="맑은 고딕"/>
-                <w:b w:val="false"/>
-                <w:bCs w:val="false"/>
-                <w:color w:val="000000"/>
-                <w:sz w:val="18"/>
-                <w:szCs w:val="18"/>
-              </w:rPr>
-              <w:t xml:space="preserve">0.316</w:t>
-            </w:r>
-          </w:p>
-        </w:tc>
-      </w:tr>
-    </w:tbl>
-    <w:p>
-      <w:pPr>
-        <w:spacing w:after="80"/>
-      </w:pPr>
-    </w:p>
-    <w:p>
-      <w:pPr>
-        <w:spacing w:after="120" w:line="240"/>
-      </w:pPr>
-      <w:r>
-        <w:rPr>
-          <w:rFonts w:ascii="맑은 고딕" w:cs="맑은 고딕" w:eastAsia="맑은 고딕" w:hAnsi="맑은 고딕"/>
-          <w:color w:val="000000"/>
-          <w:sz w:val="20"/>
-          <w:szCs w:val="20"/>
-        </w:rPr>
-        <w:t xml:space="preserve">"대기시간(wait time)"은 요청이 대기열에 들어간 시점부터 처리가 시작된 시점까지이다. 단, 5.3절의 선점형 MLFQ 비교에서는 처리가 여러 번 중단되었다가 다시 시작되므로 "응답시간(도착부터 완료까지)"으로 단위를 바꾼다.</w:t>
-      </w:r>
-    </w:p>
-    <w:p>
-      <w:pPr>
         <w:spacing w:after="80"/>
       </w:pPr>
     </w:p>
@@ -6994,7 +8213,7 @@
       <w:r>
         <w:drawing>
           <wp:inline distT="0" distB="0" distL="0" distR="0">
-            <wp:extent cx="5400675" cy="2533650"/>
+            <wp:extent cx="5400675" cy="2409825"/>
             <wp:effectExtent t="0" r="0" b="0" l="0"/>
             <wp:docPr id="1" name="" descr="" title=""/>
             <wp:cNvGraphicFramePr>
@@ -7019,7 +8238,7 @@
                   <pic:spPr bwMode="auto">
                     <a:xfrm>
                       <a:off x="0" y="0"/>
-                      <a:ext cx="5400675" cy="2533650"/>
+                      <a:ext cx="5400675" cy="2409825"/>
                     </a:xfrm>
                     <a:prstGeom prst="rect">
                       <a:avLst/>
@@ -7046,7 +8265,7 @@
           <w:sz w:val="18"/>
           <w:szCs w:val="18"/>
         </w:rPr>
-        <w:t xml:space="preserve">[그림 5] 알고리즘별 평균 대기시간 비교</w:t>
+        <w:t xml:space="preserve">[그림 5] MLFQ 선점형 vs FCFS 요청 유형별 응답시간</w:t>
       </w:r>
     </w:p>
     <w:p>
@@ -7065,8 +8284,13 @@
           <w:sz w:val="20"/>
           <w:szCs w:val="20"/>
         </w:rPr>
-        <w:t xml:space="preserve">FCFS에서는 도착 순서대로 처리되어 네 명이 대기시간을 고르게 부담하였다 (JFI = 1.000). Priority는 처리 순서가 바뀌었지만 전체 평균은 FCFS와 거의 같았다. 처리 시간이 짧아(10~100ms) 에이징이 작동하기 전에 처리가 끝나서 우선순위 효과 자체는 거의 드러나지 않았다. </w:t>
-      </w:r>
+        <w:t xml:space="preserve">Short는 Q0 안에 완료되어 강등 없이 처리되므로 응답시간이 FCFS 대비 약 73% 감소하였다. 반면 Long은 하위 큐로 밀려 약 89% 증가, Medium은 약 13% 증가하였다. 부스팅(Rule 5, 5초 주기)으로 Long의 기아 상태는 방지된다.</w:t>
+      </w:r>
+    </w:p>
+    <w:p>
+      <w:pPr>
+        <w:spacing w:after="120" w:line="240"/>
+      </w:pPr>
       <w:r>
         <w:rPr>
           <w:rFonts w:ascii="맑은 고딕" w:cs="맑은 고딕" w:eastAsia="맑은 고딕" w:hAnsi="맑은 고딕"/>
@@ -7076,36 +8300,46 @@
           <w:sz w:val="20"/>
           <w:szCs w:val="20"/>
         </w:rPr>
-        <w:t xml:space="preserve">MLFQ(비선점형)</w:t>
-      </w:r>
-      <w:r>
-        <w:rPr>
-          <w:rFonts w:ascii="맑은 고딕" w:cs="맑은 고딕" w:eastAsia="맑은 고딕" w:hAnsi="맑은 고딕"/>
-          <w:color w:val="000000"/>
-          <w:sz w:val="20"/>
-          <w:szCs w:val="20"/>
-        </w:rPr>
-        <w:t xml:space="preserve">의 결과는 FCFS와 같았다. 모든 요청이 Q0 할당량(1,000ms) 안에 완료되어 하위 큐로 내려갈 일이 없었고, 비선점형 특성상 요청이 도착 순서대로 처리된 탓이다. 이론적 효과를 따로 확인하려고 5.3절에서 선점형 실험을 추가하였다. </w:t>
-      </w:r>
+        <w:t xml:space="preserve">재현성 확인</w:t>
+      </w:r>
+      <w:r>
+        <w:rPr>
+          <w:rFonts w:ascii="맑은 고딕" w:cs="맑은 고딕" w:eastAsia="맑은 고딕" w:hAnsi="맑은 고딕"/>
+          <w:color w:val="000000"/>
+          <w:sz w:val="20"/>
+          <w:szCs w:val="20"/>
+        </w:rPr>
+        <w:t xml:space="preserve">: 5개 시드에서 Short 개선율이 71.8~74.3%의 좁은 범위에 모였고 평균은 약 73%였다. 시드를 바꿔 다섯 번 반복해도 비슷한 개선율이 나왔다는 점은 이 효과가 특정 시드 때문에 우연히 나타난 결과가 아니라는 뜻이다. 다만 5개 시드의 제한된 반복이라 실제 트래픽 패턴에서는 효과가 달라질 수 있다. 시드별 결과는 부록 B에 정리하였다.</w:t>
+      </w:r>
+    </w:p>
+    <w:p>
+      <w:pPr>
+        <w:spacing w:after="130" w:before="220" w:line="240"/>
+      </w:pPr>
       <w:r>
         <w:rPr>
           <w:rFonts w:ascii="맑은 고딕" w:cs="맑은 고딕" w:eastAsia="맑은 고딕" w:hAnsi="맑은 고딕"/>
           <w:b/>
           <w:bCs/>
-          <w:color w:val="000000"/>
-          <w:sz w:val="20"/>
-          <w:szCs w:val="20"/>
-        </w:rPr>
-        <w:t xml:space="preserve">WFQ</w:t>
-      </w:r>
-      <w:r>
-        <w:rPr>
-          <w:rFonts w:ascii="맑은 고딕" w:cs="맑은 고딕" w:eastAsia="맑은 고딕" w:hAnsi="맑은 고딕"/>
-          <w:color w:val="000000"/>
-          <w:sz w:val="20"/>
-          <w:szCs w:val="20"/>
-        </w:rPr>
-        <w:t xml:space="preserve">는 전체 평균이 가장 낮았으나 구독 등급별 차이가 컸다 (표 8). JFI = 0.316은 5.5절에서 분석한다.</w:t>
+          <w:color w:val="333333"/>
+          <w:sz w:val="24"/>
+          <w:szCs w:val="24"/>
+        </w:rPr>
+        <w:t xml:space="preserve">5.4 실서버 실험</w:t>
+      </w:r>
+    </w:p>
+    <w:p>
+      <w:pPr>
+        <w:spacing w:after="120" w:line="240"/>
+      </w:pPr>
+      <w:r>
+        <w:rPr>
+          <w:rFonts w:ascii="맑은 고딕" w:cs="맑은 고딕" w:eastAsia="맑은 고딕" w:hAnsi="맑은 고딕"/>
+          <w:color w:val="000000"/>
+          <w:sz w:val="20"/>
+          <w:szCs w:val="20"/>
+        </w:rPr>
+        <w:t xml:space="preserve">시뮬레이션에서 확인한 스케줄링 순서 차이가 실제 LLM 환경에서도 재현되는지 보고자 Ollama로 실서버 실험을 진행하였다. 사용 모델은 2026년 4월 공개된 Google Gemma 4 계열의 `gemma4:e4b`이며, 약 40억 개 파라미터(Parameter, 모델이 학습해 가진 가중치 값)를 가진 중형 모델로 로컬 Ollama 서버에서 실행하였다. 출력은 최대 20토큰으로 제한하였다. 총 20건(등급별 5건)을 동시에 큐에 넣은 뒤 FCFS, Priority, WFQ 세 알고리즘을 비교하였다(비선점형 MLFQ는 5.2절에서 FCFS와 같음이 확인되어 제외하였다). 전체 결과는 표 10, 구독 등급별 세부는 표 11 및 그림 6에 정리하였다.</w:t>
       </w:r>
     </w:p>
     <w:p>
@@ -7121,7 +8355,7 @@
           <w:sz w:val="20"/>
           <w:szCs w:val="20"/>
         </w:rPr>
-        <w:t xml:space="preserve">표 8. WFQ 구독 등급별 평균 대기시간</w:t>
+        <w:t xml:space="preserve">표 10. 실서버 실험 결과</w:t>
       </w:r>
     </w:p>
     <w:tbl>
@@ -7137,14 +8371,15 @@
         </w:tblBorders>
       </w:tblPr>
       <w:tblGrid>
-        <w:gridCol w:w="2644"/>
-        <w:gridCol w:w="2644"/>
-        <w:gridCol w:w="2644"/>
+        <w:gridCol w:w="1983"/>
+        <w:gridCol w:w="1983"/>
+        <w:gridCol w:w="1983"/>
+        <w:gridCol w:w="1983"/>
       </w:tblGrid>
       <w:tr>
         <w:tc>
           <w:tcPr>
-            <w:tcW w:type="dxa" w:w="2644"/>
+            <w:tcW w:type="dxa" w:w="1983"/>
             <w:tcBorders>
               <w:top w:val="single" w:color="AAAAAA" w:sz="1"/>
               <w:left w:val="single" w:color="AAAAAA" w:sz="1"/>
@@ -7168,13 +8403,13 @@
                 <w:sz w:val="18"/>
                 <w:szCs w:val="18"/>
               </w:rPr>
-              <w:t xml:space="preserve">구독 등급</w:t>
-            </w:r>
-          </w:p>
-        </w:tc>
-        <w:tc>
-          <w:tcPr>
-            <w:tcW w:type="dxa" w:w="2644"/>
+              <w:t xml:space="preserve">스케줄러</w:t>
+            </w:r>
+          </w:p>
+        </w:tc>
+        <w:tc>
+          <w:tcPr>
+            <w:tcW w:type="dxa" w:w="1983"/>
             <w:tcBorders>
               <w:top w:val="single" w:color="AAAAAA" w:sz="1"/>
               <w:left w:val="single" w:color="AAAAAA" w:sz="1"/>
@@ -7198,13 +8433,13 @@
                 <w:sz w:val="18"/>
                 <w:szCs w:val="18"/>
               </w:rPr>
-              <w:t xml:space="preserve">가중치</w:t>
-            </w:r>
-          </w:p>
-        </w:tc>
-        <w:tc>
-          <w:tcPr>
-            <w:tcW w:type="dxa" w:w="2644"/>
+              <w:t xml:space="preserve">평균 대기시간</w:t>
+            </w:r>
+          </w:p>
+        </w:tc>
+        <w:tc>
+          <w:tcPr>
+            <w:tcW w:type="dxa" w:w="1983"/>
             <w:tcBorders>
               <w:top w:val="single" w:color="AAAAAA" w:sz="1"/>
               <w:left w:val="single" w:color="AAAAAA" w:sz="1"/>
@@ -7228,7 +8463,37 @@
                 <w:sz w:val="18"/>
                 <w:szCs w:val="18"/>
               </w:rPr>
-              <w:t xml:space="preserve">평균 대기시간</w:t>
+              <w:t xml:space="preserve">평균 처리 시간</w:t>
+            </w:r>
+          </w:p>
+        </w:tc>
+        <w:tc>
+          <w:tcPr>
+            <w:tcW w:type="dxa" w:w="1983"/>
+            <w:tcBorders>
+              <w:top w:val="single" w:color="AAAAAA" w:sz="1"/>
+              <w:left w:val="single" w:color="AAAAAA" w:sz="1"/>
+              <w:bottom w:val="single" w:color="AAAAAA" w:sz="1"/>
+              <w:right w:val="single" w:color="AAAAAA" w:sz="1"/>
+            </w:tcBorders>
+            <w:shd w:fill="D9E2F3" w:val="clear"/>
+            <w:vAlign w:val="center"/>
+          </w:tcPr>
+          <w:p>
+            <w:pPr>
+              <w:spacing w:after="40" w:before="40"/>
+              <w:jc w:val="center"/>
+            </w:pPr>
+            <w:r>
+              <w:rPr>
+                <w:rFonts w:ascii="맑은 고딕" w:cs="맑은 고딕" w:eastAsia="맑은 고딕" w:hAnsi="맑은 고딕"/>
+                <w:b/>
+                <w:bCs/>
+                <w:color w:val="000000"/>
+                <w:sz w:val="18"/>
+                <w:szCs w:val="18"/>
+              </w:rPr>
+              <w:t xml:space="preserve">전체 소요 시간</w:t>
             </w:r>
           </w:p>
         </w:tc>
@@ -7236,88 +8501,117 @@
       <w:tr>
         <w:tc>
           <w:tcPr>
-            <w:tcW w:type="dxa" w:w="2644"/>
-            <w:tcBorders>
-              <w:top w:val="single" w:color="AAAAAA" w:sz="1"/>
-              <w:left w:val="single" w:color="AAAAAA" w:sz="1"/>
-              <w:bottom w:val="single" w:color="AAAAAA" w:sz="1"/>
-              <w:right w:val="single" w:color="AAAAAA" w:sz="1"/>
-            </w:tcBorders>
-            <w:vAlign w:val="center"/>
-          </w:tcPr>
-          <w:p>
-            <w:pPr>
-              <w:spacing w:after="40" w:before="40"/>
-              <w:jc w:val="left"/>
-            </w:pPr>
-            <w:r>
-              <w:rPr>
-                <w:rFonts w:ascii="맑은 고딕" w:cs="맑은 고딕" w:eastAsia="맑은 고딕" w:hAnsi="맑은 고딕"/>
-                <w:b w:val="false"/>
-                <w:bCs w:val="false"/>
-                <w:color w:val="000000"/>
-                <w:sz w:val="18"/>
-                <w:szCs w:val="18"/>
-              </w:rPr>
-              <w:t xml:space="preserve">Enterprise</w:t>
-            </w:r>
-          </w:p>
-        </w:tc>
-        <w:tc>
-          <w:tcPr>
-            <w:tcW w:type="dxa" w:w="2644"/>
-            <w:tcBorders>
-              <w:top w:val="single" w:color="AAAAAA" w:sz="1"/>
-              <w:left w:val="single" w:color="AAAAAA" w:sz="1"/>
-              <w:bottom w:val="single" w:color="AAAAAA" w:sz="1"/>
-              <w:right w:val="single" w:color="AAAAAA" w:sz="1"/>
-            </w:tcBorders>
-            <w:vAlign w:val="center"/>
-          </w:tcPr>
-          <w:p>
-            <w:pPr>
-              <w:spacing w:after="40" w:before="40"/>
-              <w:jc w:val="left"/>
-            </w:pPr>
-            <w:r>
-              <w:rPr>
-                <w:rFonts w:ascii="맑은 고딕" w:cs="맑은 고딕" w:eastAsia="맑은 고딕" w:hAnsi="맑은 고딕"/>
-                <w:b w:val="false"/>
-                <w:bCs w:val="false"/>
-                <w:color w:val="000000"/>
-                <w:sz w:val="18"/>
-                <w:szCs w:val="18"/>
-              </w:rPr>
-              <w:t xml:space="preserve">100</w:t>
-            </w:r>
-          </w:p>
-        </w:tc>
-        <w:tc>
-          <w:tcPr>
-            <w:tcW w:type="dxa" w:w="2644"/>
-            <w:tcBorders>
-              <w:top w:val="single" w:color="AAAAAA" w:sz="1"/>
-              <w:left w:val="single" w:color="AAAAAA" w:sz="1"/>
-              <w:bottom w:val="single" w:color="AAAAAA" w:sz="1"/>
-              <w:right w:val="single" w:color="AAAAAA" w:sz="1"/>
-            </w:tcBorders>
-            <w:vAlign w:val="center"/>
-          </w:tcPr>
-          <w:p>
-            <w:pPr>
-              <w:spacing w:after="40" w:before="40"/>
-              <w:jc w:val="left"/>
-            </w:pPr>
-            <w:r>
-              <w:rPr>
-                <w:rFonts w:ascii="맑은 고딕" w:cs="맑은 고딕" w:eastAsia="맑은 고딕" w:hAnsi="맑은 고딕"/>
-                <w:b w:val="false"/>
-                <w:bCs w:val="false"/>
-                <w:color w:val="000000"/>
-                <w:sz w:val="18"/>
-                <w:szCs w:val="18"/>
-              </w:rPr>
-              <w:t xml:space="preserve">약 1,862ms</w:t>
+            <w:tcW w:type="dxa" w:w="1983"/>
+            <w:tcBorders>
+              <w:top w:val="single" w:color="AAAAAA" w:sz="1"/>
+              <w:left w:val="single" w:color="AAAAAA" w:sz="1"/>
+              <w:bottom w:val="single" w:color="AAAAAA" w:sz="1"/>
+              <w:right w:val="single" w:color="AAAAAA" w:sz="1"/>
+            </w:tcBorders>
+            <w:vAlign w:val="center"/>
+          </w:tcPr>
+          <w:p>
+            <w:pPr>
+              <w:spacing w:after="40" w:before="40"/>
+              <w:jc w:val="left"/>
+            </w:pPr>
+            <w:r>
+              <w:rPr>
+                <w:rFonts w:ascii="맑은 고딕" w:cs="맑은 고딕" w:eastAsia="맑은 고딕" w:hAnsi="맑은 고딕"/>
+                <w:b w:val="false"/>
+                <w:bCs w:val="false"/>
+                <w:color w:val="000000"/>
+                <w:sz w:val="18"/>
+                <w:szCs w:val="18"/>
+              </w:rPr>
+              <w:t xml:space="preserve">FCFS</w:t>
+            </w:r>
+          </w:p>
+        </w:tc>
+        <w:tc>
+          <w:tcPr>
+            <w:tcW w:type="dxa" w:w="1983"/>
+            <w:tcBorders>
+              <w:top w:val="single" w:color="AAAAAA" w:sz="1"/>
+              <w:left w:val="single" w:color="AAAAAA" w:sz="1"/>
+              <w:bottom w:val="single" w:color="AAAAAA" w:sz="1"/>
+              <w:right w:val="single" w:color="AAAAAA" w:sz="1"/>
+            </w:tcBorders>
+            <w:vAlign w:val="center"/>
+          </w:tcPr>
+          <w:p>
+            <w:pPr>
+              <w:spacing w:after="40" w:before="40"/>
+              <w:jc w:val="left"/>
+            </w:pPr>
+            <w:r>
+              <w:rPr>
+                <w:rFonts w:ascii="맑은 고딕" w:cs="맑은 고딕" w:eastAsia="맑은 고딕" w:hAnsi="맑은 고딕"/>
+                <w:b w:val="false"/>
+                <w:bCs w:val="false"/>
+                <w:color w:val="000000"/>
+                <w:sz w:val="18"/>
+                <w:szCs w:val="18"/>
+              </w:rPr>
+              <w:t xml:space="preserve">약 1,998ms</w:t>
+            </w:r>
+          </w:p>
+        </w:tc>
+        <w:tc>
+          <w:tcPr>
+            <w:tcW w:type="dxa" w:w="1983"/>
+            <w:tcBorders>
+              <w:top w:val="single" w:color="AAAAAA" w:sz="1"/>
+              <w:left w:val="single" w:color="AAAAAA" w:sz="1"/>
+              <w:bottom w:val="single" w:color="AAAAAA" w:sz="1"/>
+              <w:right w:val="single" w:color="AAAAAA" w:sz="1"/>
+            </w:tcBorders>
+            <w:vAlign w:val="center"/>
+          </w:tcPr>
+          <w:p>
+            <w:pPr>
+              <w:spacing w:after="40" w:before="40"/>
+              <w:jc w:val="left"/>
+            </w:pPr>
+            <w:r>
+              <w:rPr>
+                <w:rFonts w:ascii="맑은 고딕" w:cs="맑은 고딕" w:eastAsia="맑은 고딕" w:hAnsi="맑은 고딕"/>
+                <w:b w:val="false"/>
+                <w:bCs w:val="false"/>
+                <w:color w:val="000000"/>
+                <w:sz w:val="18"/>
+                <w:szCs w:val="18"/>
+              </w:rPr>
+              <w:t xml:space="preserve">약 209ms</w:t>
+            </w:r>
+          </w:p>
+        </w:tc>
+        <w:tc>
+          <w:tcPr>
+            <w:tcW w:type="dxa" w:w="1983"/>
+            <w:tcBorders>
+              <w:top w:val="single" w:color="AAAAAA" w:sz="1"/>
+              <w:left w:val="single" w:color="AAAAAA" w:sz="1"/>
+              <w:bottom w:val="single" w:color="AAAAAA" w:sz="1"/>
+              <w:right w:val="single" w:color="AAAAAA" w:sz="1"/>
+            </w:tcBorders>
+            <w:vAlign w:val="center"/>
+          </w:tcPr>
+          <w:p>
+            <w:pPr>
+              <w:spacing w:after="40" w:before="40"/>
+              <w:jc w:val="left"/>
+            </w:pPr>
+            <w:r>
+              <w:rPr>
+                <w:rFonts w:ascii="맑은 고딕" w:cs="맑은 고딕" w:eastAsia="맑은 고딕" w:hAnsi="맑은 고딕"/>
+                <w:b w:val="false"/>
+                <w:bCs w:val="false"/>
+                <w:color w:val="000000"/>
+                <w:sz w:val="18"/>
+                <w:szCs w:val="18"/>
+              </w:rPr>
+              <w:t xml:space="preserve">약 4,178ms</w:t>
             </w:r>
           </w:p>
         </w:tc>
@@ -7325,88 +8619,117 @@
       <w:tr>
         <w:tc>
           <w:tcPr>
-            <w:tcW w:type="dxa" w:w="2644"/>
-            <w:tcBorders>
-              <w:top w:val="single" w:color="AAAAAA" w:sz="1"/>
-              <w:left w:val="single" w:color="AAAAAA" w:sz="1"/>
-              <w:bottom w:val="single" w:color="AAAAAA" w:sz="1"/>
-              <w:right w:val="single" w:color="AAAAAA" w:sz="1"/>
-            </w:tcBorders>
-            <w:vAlign w:val="center"/>
-          </w:tcPr>
-          <w:p>
-            <w:pPr>
-              <w:spacing w:after="40" w:before="40"/>
-              <w:jc w:val="left"/>
-            </w:pPr>
-            <w:r>
-              <w:rPr>
-                <w:rFonts w:ascii="맑은 고딕" w:cs="맑은 고딕" w:eastAsia="맑은 고딕" w:hAnsi="맑은 고딕"/>
-                <w:b w:val="false"/>
-                <w:bCs w:val="false"/>
-                <w:color w:val="000000"/>
-                <w:sz w:val="18"/>
-                <w:szCs w:val="18"/>
-              </w:rPr>
-              <w:t xml:space="preserve">Premium</w:t>
-            </w:r>
-          </w:p>
-        </w:tc>
-        <w:tc>
-          <w:tcPr>
-            <w:tcW w:type="dxa" w:w="2644"/>
-            <w:tcBorders>
-              <w:top w:val="single" w:color="AAAAAA" w:sz="1"/>
-              <w:left w:val="single" w:color="AAAAAA" w:sz="1"/>
-              <w:bottom w:val="single" w:color="AAAAAA" w:sz="1"/>
-              <w:right w:val="single" w:color="AAAAAA" w:sz="1"/>
-            </w:tcBorders>
-            <w:vAlign w:val="center"/>
-          </w:tcPr>
-          <w:p>
-            <w:pPr>
-              <w:spacing w:after="40" w:before="40"/>
-              <w:jc w:val="left"/>
-            </w:pPr>
-            <w:r>
-              <w:rPr>
-                <w:rFonts w:ascii="맑은 고딕" w:cs="맑은 고딕" w:eastAsia="맑은 고딕" w:hAnsi="맑은 고딕"/>
-                <w:b w:val="false"/>
-                <w:bCs w:val="false"/>
-                <w:color w:val="000000"/>
-                <w:sz w:val="18"/>
-                <w:szCs w:val="18"/>
-              </w:rPr>
-              <w:t xml:space="preserve">50</w:t>
-            </w:r>
-          </w:p>
-        </w:tc>
-        <w:tc>
-          <w:tcPr>
-            <w:tcW w:type="dxa" w:w="2644"/>
-            <w:tcBorders>
-              <w:top w:val="single" w:color="AAAAAA" w:sz="1"/>
-              <w:left w:val="single" w:color="AAAAAA" w:sz="1"/>
-              <w:bottom w:val="single" w:color="AAAAAA" w:sz="1"/>
-              <w:right w:val="single" w:color="AAAAAA" w:sz="1"/>
-            </w:tcBorders>
-            <w:vAlign w:val="center"/>
-          </w:tcPr>
-          <w:p>
-            <w:pPr>
-              <w:spacing w:after="40" w:before="40"/>
-              <w:jc w:val="left"/>
-            </w:pPr>
-            <w:r>
-              <w:rPr>
-                <w:rFonts w:ascii="맑은 고딕" w:cs="맑은 고딕" w:eastAsia="맑은 고딕" w:hAnsi="맑은 고딕"/>
-                <w:b w:val="false"/>
-                <w:bCs w:val="false"/>
-                <w:color w:val="000000"/>
-                <w:sz w:val="18"/>
-                <w:szCs w:val="18"/>
-              </w:rPr>
-              <w:t xml:space="preserve">약 8,384ms</w:t>
+            <w:tcW w:type="dxa" w:w="1983"/>
+            <w:tcBorders>
+              <w:top w:val="single" w:color="AAAAAA" w:sz="1"/>
+              <w:left w:val="single" w:color="AAAAAA" w:sz="1"/>
+              <w:bottom w:val="single" w:color="AAAAAA" w:sz="1"/>
+              <w:right w:val="single" w:color="AAAAAA" w:sz="1"/>
+            </w:tcBorders>
+            <w:vAlign w:val="center"/>
+          </w:tcPr>
+          <w:p>
+            <w:pPr>
+              <w:spacing w:after="40" w:before="40"/>
+              <w:jc w:val="left"/>
+            </w:pPr>
+            <w:r>
+              <w:rPr>
+                <w:rFonts w:ascii="맑은 고딕" w:cs="맑은 고딕" w:eastAsia="맑은 고딕" w:hAnsi="맑은 고딕"/>
+                <w:b w:val="false"/>
+                <w:bCs w:val="false"/>
+                <w:color w:val="000000"/>
+                <w:sz w:val="18"/>
+                <w:szCs w:val="18"/>
+              </w:rPr>
+              <w:t xml:space="preserve">Priority</w:t>
+            </w:r>
+          </w:p>
+        </w:tc>
+        <w:tc>
+          <w:tcPr>
+            <w:tcW w:type="dxa" w:w="1983"/>
+            <w:tcBorders>
+              <w:top w:val="single" w:color="AAAAAA" w:sz="1"/>
+              <w:left w:val="single" w:color="AAAAAA" w:sz="1"/>
+              <w:bottom w:val="single" w:color="AAAAAA" w:sz="1"/>
+              <w:right w:val="single" w:color="AAAAAA" w:sz="1"/>
+            </w:tcBorders>
+            <w:vAlign w:val="center"/>
+          </w:tcPr>
+          <w:p>
+            <w:pPr>
+              <w:spacing w:after="40" w:before="40"/>
+              <w:jc w:val="left"/>
+            </w:pPr>
+            <w:r>
+              <w:rPr>
+                <w:rFonts w:ascii="맑은 고딕" w:cs="맑은 고딕" w:eastAsia="맑은 고딕" w:hAnsi="맑은 고딕"/>
+                <w:b w:val="false"/>
+                <w:bCs w:val="false"/>
+                <w:color w:val="000000"/>
+                <w:sz w:val="18"/>
+                <w:szCs w:val="18"/>
+              </w:rPr>
+              <w:t xml:space="preserve">약 1,977ms</w:t>
+            </w:r>
+          </w:p>
+        </w:tc>
+        <w:tc>
+          <w:tcPr>
+            <w:tcW w:type="dxa" w:w="1983"/>
+            <w:tcBorders>
+              <w:top w:val="single" w:color="AAAAAA" w:sz="1"/>
+              <w:left w:val="single" w:color="AAAAAA" w:sz="1"/>
+              <w:bottom w:val="single" w:color="AAAAAA" w:sz="1"/>
+              <w:right w:val="single" w:color="AAAAAA" w:sz="1"/>
+            </w:tcBorders>
+            <w:vAlign w:val="center"/>
+          </w:tcPr>
+          <w:p>
+            <w:pPr>
+              <w:spacing w:after="40" w:before="40"/>
+              <w:jc w:val="left"/>
+            </w:pPr>
+            <w:r>
+              <w:rPr>
+                <w:rFonts w:ascii="맑은 고딕" w:cs="맑은 고딕" w:eastAsia="맑은 고딕" w:hAnsi="맑은 고딕"/>
+                <w:b w:val="false"/>
+                <w:bCs w:val="false"/>
+                <w:color w:val="000000"/>
+                <w:sz w:val="18"/>
+                <w:szCs w:val="18"/>
+              </w:rPr>
+              <w:t xml:space="preserve">약 208ms</w:t>
+            </w:r>
+          </w:p>
+        </w:tc>
+        <w:tc>
+          <w:tcPr>
+            <w:tcW w:type="dxa" w:w="1983"/>
+            <w:tcBorders>
+              <w:top w:val="single" w:color="AAAAAA" w:sz="1"/>
+              <w:left w:val="single" w:color="AAAAAA" w:sz="1"/>
+              <w:bottom w:val="single" w:color="AAAAAA" w:sz="1"/>
+              <w:right w:val="single" w:color="AAAAAA" w:sz="1"/>
+            </w:tcBorders>
+            <w:vAlign w:val="center"/>
+          </w:tcPr>
+          <w:p>
+            <w:pPr>
+              <w:spacing w:after="40" w:before="40"/>
+              <w:jc w:val="left"/>
+            </w:pPr>
+            <w:r>
+              <w:rPr>
+                <w:rFonts w:ascii="맑은 고딕" w:cs="맑은 고딕" w:eastAsia="맑은 고딕" w:hAnsi="맑은 고딕"/>
+                <w:b w:val="false"/>
+                <w:bCs w:val="false"/>
+                <w:color w:val="000000"/>
+                <w:sz w:val="18"/>
+                <w:szCs w:val="18"/>
+              </w:rPr>
+              <w:t xml:space="preserve">약 4,154ms</w:t>
             </w:r>
           </w:p>
         </w:tc>
@@ -7414,177 +8737,117 @@
       <w:tr>
         <w:tc>
           <w:tcPr>
-            <w:tcW w:type="dxa" w:w="2644"/>
-            <w:tcBorders>
-              <w:top w:val="single" w:color="AAAAAA" w:sz="1"/>
-              <w:left w:val="single" w:color="AAAAAA" w:sz="1"/>
-              <w:bottom w:val="single" w:color="AAAAAA" w:sz="1"/>
-              <w:right w:val="single" w:color="AAAAAA" w:sz="1"/>
-            </w:tcBorders>
-            <w:vAlign w:val="center"/>
-          </w:tcPr>
-          <w:p>
-            <w:pPr>
-              <w:spacing w:after="40" w:before="40"/>
-              <w:jc w:val="left"/>
-            </w:pPr>
-            <w:r>
-              <w:rPr>
-                <w:rFonts w:ascii="맑은 고딕" w:cs="맑은 고딕" w:eastAsia="맑은 고딕" w:hAnsi="맑은 고딕"/>
-                <w:b w:val="false"/>
-                <w:bCs w:val="false"/>
-                <w:color w:val="000000"/>
-                <w:sz w:val="18"/>
-                <w:szCs w:val="18"/>
-              </w:rPr>
-              <w:t xml:space="preserve">Standard</w:t>
-            </w:r>
-          </w:p>
-        </w:tc>
-        <w:tc>
-          <w:tcPr>
-            <w:tcW w:type="dxa" w:w="2644"/>
-            <w:tcBorders>
-              <w:top w:val="single" w:color="AAAAAA" w:sz="1"/>
-              <w:left w:val="single" w:color="AAAAAA" w:sz="1"/>
-              <w:bottom w:val="single" w:color="AAAAAA" w:sz="1"/>
-              <w:right w:val="single" w:color="AAAAAA" w:sz="1"/>
-            </w:tcBorders>
-            <w:vAlign w:val="center"/>
-          </w:tcPr>
-          <w:p>
-            <w:pPr>
-              <w:spacing w:after="40" w:before="40"/>
-              <w:jc w:val="left"/>
-            </w:pPr>
-            <w:r>
-              <w:rPr>
-                <w:rFonts w:ascii="맑은 고딕" w:cs="맑은 고딕" w:eastAsia="맑은 고딕" w:hAnsi="맑은 고딕"/>
-                <w:b w:val="false"/>
-                <w:bCs w:val="false"/>
-                <w:color w:val="000000"/>
-                <w:sz w:val="18"/>
-                <w:szCs w:val="18"/>
-              </w:rPr>
-              <w:t xml:space="preserve">10</w:t>
-            </w:r>
-          </w:p>
-        </w:tc>
-        <w:tc>
-          <w:tcPr>
-            <w:tcW w:type="dxa" w:w="2644"/>
-            <w:tcBorders>
-              <w:top w:val="single" w:color="AAAAAA" w:sz="1"/>
-              <w:left w:val="single" w:color="AAAAAA" w:sz="1"/>
-              <w:bottom w:val="single" w:color="AAAAAA" w:sz="1"/>
-              <w:right w:val="single" w:color="AAAAAA" w:sz="1"/>
-            </w:tcBorders>
-            <w:vAlign w:val="center"/>
-          </w:tcPr>
-          <w:p>
-            <w:pPr>
-              <w:spacing w:after="40" w:before="40"/>
-              <w:jc w:val="left"/>
-            </w:pPr>
-            <w:r>
-              <w:rPr>
-                <w:rFonts w:ascii="맑은 고딕" w:cs="맑은 고딕" w:eastAsia="맑은 고딕" w:hAnsi="맑은 고딕"/>
-                <w:b w:val="false"/>
-                <w:bCs w:val="false"/>
-                <w:color w:val="000000"/>
-                <w:sz w:val="18"/>
-                <w:szCs w:val="18"/>
-              </w:rPr>
-              <w:t xml:space="preserve">약 15,109ms</w:t>
-            </w:r>
-          </w:p>
-        </w:tc>
-      </w:tr>
-      <w:tr>
-        <w:tc>
-          <w:tcPr>
-            <w:tcW w:type="dxa" w:w="2644"/>
-            <w:tcBorders>
-              <w:top w:val="single" w:color="AAAAAA" w:sz="1"/>
-              <w:left w:val="single" w:color="AAAAAA" w:sz="1"/>
-              <w:bottom w:val="single" w:color="AAAAAA" w:sz="1"/>
-              <w:right w:val="single" w:color="AAAAAA" w:sz="1"/>
-            </w:tcBorders>
-            <w:vAlign w:val="center"/>
-          </w:tcPr>
-          <w:p>
-            <w:pPr>
-              <w:spacing w:after="40" w:before="40"/>
-              <w:jc w:val="left"/>
-            </w:pPr>
-            <w:r>
-              <w:rPr>
-                <w:rFonts w:ascii="맑은 고딕" w:cs="맑은 고딕" w:eastAsia="맑은 고딕" w:hAnsi="맑은 고딕"/>
-                <w:b w:val="false"/>
-                <w:bCs w:val="false"/>
-                <w:color w:val="000000"/>
-                <w:sz w:val="18"/>
-                <w:szCs w:val="18"/>
-              </w:rPr>
-              <w:t xml:space="preserve">Free</w:t>
-            </w:r>
-          </w:p>
-        </w:tc>
-        <w:tc>
-          <w:tcPr>
-            <w:tcW w:type="dxa" w:w="2644"/>
-            <w:tcBorders>
-              <w:top w:val="single" w:color="AAAAAA" w:sz="1"/>
-              <w:left w:val="single" w:color="AAAAAA" w:sz="1"/>
-              <w:bottom w:val="single" w:color="AAAAAA" w:sz="1"/>
-              <w:right w:val="single" w:color="AAAAAA" w:sz="1"/>
-            </w:tcBorders>
-            <w:vAlign w:val="center"/>
-          </w:tcPr>
-          <w:p>
-            <w:pPr>
-              <w:spacing w:after="40" w:before="40"/>
-              <w:jc w:val="left"/>
-            </w:pPr>
-            <w:r>
-              <w:rPr>
-                <w:rFonts w:ascii="맑은 고딕" w:cs="맑은 고딕" w:eastAsia="맑은 고딕" w:hAnsi="맑은 고딕"/>
-                <w:b w:val="false"/>
-                <w:bCs w:val="false"/>
-                <w:color w:val="000000"/>
-                <w:sz w:val="18"/>
-                <w:szCs w:val="18"/>
-              </w:rPr>
-              <w:t xml:space="preserve">1</w:t>
-            </w:r>
-          </w:p>
-        </w:tc>
-        <w:tc>
-          <w:tcPr>
-            <w:tcW w:type="dxa" w:w="2644"/>
-            <w:tcBorders>
-              <w:top w:val="single" w:color="AAAAAA" w:sz="1"/>
-              <w:left w:val="single" w:color="AAAAAA" w:sz="1"/>
-              <w:bottom w:val="single" w:color="AAAAAA" w:sz="1"/>
-              <w:right w:val="single" w:color="AAAAAA" w:sz="1"/>
-            </w:tcBorders>
-            <w:vAlign w:val="center"/>
-          </w:tcPr>
-          <w:p>
-            <w:pPr>
-              <w:spacing w:after="40" w:before="40"/>
-              <w:jc w:val="left"/>
-            </w:pPr>
-            <w:r>
-              <w:rPr>
-                <w:rFonts w:ascii="맑은 고딕" w:cs="맑은 고딕" w:eastAsia="맑은 고딕" w:hAnsi="맑은 고딕"/>
-                <w:b w:val="false"/>
-                <w:bCs w:val="false"/>
-                <w:color w:val="000000"/>
-                <w:sz w:val="18"/>
-                <w:szCs w:val="18"/>
-              </w:rPr>
-              <w:t xml:space="preserve">약 22,029ms</w:t>
+            <w:tcW w:type="dxa" w:w="1983"/>
+            <w:tcBorders>
+              <w:top w:val="single" w:color="AAAAAA" w:sz="1"/>
+              <w:left w:val="single" w:color="AAAAAA" w:sz="1"/>
+              <w:bottom w:val="single" w:color="AAAAAA" w:sz="1"/>
+              <w:right w:val="single" w:color="AAAAAA" w:sz="1"/>
+            </w:tcBorders>
+            <w:vAlign w:val="center"/>
+          </w:tcPr>
+          <w:p>
+            <w:pPr>
+              <w:spacing w:after="40" w:before="40"/>
+              <w:jc w:val="left"/>
+            </w:pPr>
+            <w:r>
+              <w:rPr>
+                <w:rFonts w:ascii="맑은 고딕" w:cs="맑은 고딕" w:eastAsia="맑은 고딕" w:hAnsi="맑은 고딕"/>
+                <w:b w:val="false"/>
+                <w:bCs w:val="false"/>
+                <w:color w:val="000000"/>
+                <w:sz w:val="18"/>
+                <w:szCs w:val="18"/>
+              </w:rPr>
+              <w:t xml:space="preserve">WFQ</w:t>
+            </w:r>
+          </w:p>
+        </w:tc>
+        <w:tc>
+          <w:tcPr>
+            <w:tcW w:type="dxa" w:w="1983"/>
+            <w:tcBorders>
+              <w:top w:val="single" w:color="AAAAAA" w:sz="1"/>
+              <w:left w:val="single" w:color="AAAAAA" w:sz="1"/>
+              <w:bottom w:val="single" w:color="AAAAAA" w:sz="1"/>
+              <w:right w:val="single" w:color="AAAAAA" w:sz="1"/>
+            </w:tcBorders>
+            <w:vAlign w:val="center"/>
+          </w:tcPr>
+          <w:p>
+            <w:pPr>
+              <w:spacing w:after="40" w:before="40"/>
+              <w:jc w:val="left"/>
+            </w:pPr>
+            <w:r>
+              <w:rPr>
+                <w:rFonts w:ascii="맑은 고딕" w:cs="맑은 고딕" w:eastAsia="맑은 고딕" w:hAnsi="맑은 고딕"/>
+                <w:b w:val="false"/>
+                <w:bCs w:val="false"/>
+                <w:color w:val="000000"/>
+                <w:sz w:val="18"/>
+                <w:szCs w:val="18"/>
+              </w:rPr>
+              <w:t xml:space="preserve">약 1,976ms</w:t>
+            </w:r>
+          </w:p>
+        </w:tc>
+        <w:tc>
+          <w:tcPr>
+            <w:tcW w:type="dxa" w:w="1983"/>
+            <w:tcBorders>
+              <w:top w:val="single" w:color="AAAAAA" w:sz="1"/>
+              <w:left w:val="single" w:color="AAAAAA" w:sz="1"/>
+              <w:bottom w:val="single" w:color="AAAAAA" w:sz="1"/>
+              <w:right w:val="single" w:color="AAAAAA" w:sz="1"/>
+            </w:tcBorders>
+            <w:vAlign w:val="center"/>
+          </w:tcPr>
+          <w:p>
+            <w:pPr>
+              <w:spacing w:after="40" w:before="40"/>
+              <w:jc w:val="left"/>
+            </w:pPr>
+            <w:r>
+              <w:rPr>
+                <w:rFonts w:ascii="맑은 고딕" w:cs="맑은 고딕" w:eastAsia="맑은 고딕" w:hAnsi="맑은 고딕"/>
+                <w:b w:val="false"/>
+                <w:bCs w:val="false"/>
+                <w:color w:val="000000"/>
+                <w:sz w:val="18"/>
+                <w:szCs w:val="18"/>
+              </w:rPr>
+              <w:t xml:space="preserve">약 208ms</w:t>
+            </w:r>
+          </w:p>
+        </w:tc>
+        <w:tc>
+          <w:tcPr>
+            <w:tcW w:type="dxa" w:w="1983"/>
+            <w:tcBorders>
+              <w:top w:val="single" w:color="AAAAAA" w:sz="1"/>
+              <w:left w:val="single" w:color="AAAAAA" w:sz="1"/>
+              <w:bottom w:val="single" w:color="AAAAAA" w:sz="1"/>
+              <w:right w:val="single" w:color="AAAAAA" w:sz="1"/>
+            </w:tcBorders>
+            <w:vAlign w:val="center"/>
+          </w:tcPr>
+          <w:p>
+            <w:pPr>
+              <w:spacing w:after="40" w:before="40"/>
+              <w:jc w:val="left"/>
+            </w:pPr>
+            <w:r>
+              <w:rPr>
+                <w:rFonts w:ascii="맑은 고딕" w:cs="맑은 고딕" w:eastAsia="맑은 고딕" w:hAnsi="맑은 고딕"/>
+                <w:b w:val="false"/>
+                <w:bCs w:val="false"/>
+                <w:color w:val="000000"/>
+                <w:sz w:val="18"/>
+                <w:szCs w:val="18"/>
+              </w:rPr>
+              <w:t xml:space="preserve">약 4,167ms</w:t>
             </w:r>
           </w:p>
         </w:tc>
@@ -7597,62 +8860,18 @@
     </w:p>
     <w:p>
       <w:pPr>
-        <w:spacing w:after="120" w:line="240"/>
-      </w:pPr>
-      <w:r>
-        <w:rPr>
-          <w:rFonts w:ascii="맑은 고딕" w:cs="맑은 고딕" w:eastAsia="맑은 고딕" w:hAnsi="맑은 고딕"/>
-          <w:color w:val="000000"/>
-          <w:sz w:val="20"/>
-          <w:szCs w:val="20"/>
-        </w:rPr>
-        <w:t xml:space="preserve">Enterprise의 대기시간은 Free의 약 1/12 수준으로, 가중치에 비례한 차등 서비스가 확인되었다. 100:1의 극단적 차이까지 벌어지지 않은 것은 요청이 대기열에 순차 도착하는 실험 설계 때문이다.</w:t>
-      </w:r>
-    </w:p>
-    <w:p>
-      <w:pPr>
-        <w:spacing w:after="130" w:before="220" w:line="240"/>
+        <w:spacing w:after="80" w:line="240"/>
       </w:pPr>
       <w:r>
         <w:rPr>
           <w:rFonts w:ascii="맑은 고딕" w:cs="맑은 고딕" w:eastAsia="맑은 고딕" w:hAnsi="맑은 고딕"/>
           <w:b/>
           <w:bCs/>
-          <w:color w:val="333333"/>
-          <w:sz w:val="24"/>
-          <w:szCs w:val="24"/>
-        </w:rPr>
-        <w:t xml:space="preserve">5.3 MLFQ 선점형 실험</w:t>
-      </w:r>
-    </w:p>
-    <w:p>
-      <w:pPr>
-        <w:spacing w:after="120" w:line="240"/>
-      </w:pPr>
-      <w:r>
-        <w:rPr>
-          <w:rFonts w:ascii="맑은 고딕" w:cs="맑은 고딕" w:eastAsia="맑은 고딕" w:hAnsi="맑은 고딕"/>
-          <w:color w:val="000000"/>
-          <w:sz w:val="20"/>
-          <w:szCs w:val="20"/>
-        </w:rPr>
-        <w:t xml:space="preserve">비선점형 MLFQ가 FCFS와 같은 결과를 보였기 때문에, MLFQ의 이론적 효과를 따로 확인하려고 선점형 시뮬레이션을 추가하였다. 요청 500건, 처리 시간 최대 10초, 버스트 도착 구조로 5개 시드에 걸쳐 반복하였다. 지표는 응답시간(도착부터 완료까지)을 사용한다. 요청 유형별 응답시간 비교 결과는 표 9 및 그림 6과 같다.</w:t>
-      </w:r>
-    </w:p>
-    <w:p>
-      <w:pPr>
-        <w:spacing w:after="80" w:line="240"/>
-      </w:pPr>
-      <w:r>
-        <w:rPr>
-          <w:rFonts w:ascii="맑은 고딕" w:cs="맑은 고딕" w:eastAsia="맑은 고딕" w:hAnsi="맑은 고딕"/>
-          <w:b/>
-          <w:bCs/>
-          <w:color w:val="000000"/>
-          <w:sz w:val="20"/>
-          <w:szCs w:val="20"/>
-        </w:rPr>
-        <w:t xml:space="preserve">표 9. MLFQ 선점형 vs FCFS 비교 (요청 유형별, 5시드 평균, 지표: 응답시간 기준)</w:t>
+          <w:color w:val="000000"/>
+          <w:sz w:val="20"/>
+          <w:szCs w:val="20"/>
+        </w:rPr>
+        <w:t xml:space="preserve">표 11. 실서버 구독 등급별 평균 대기시간</w:t>
       </w:r>
     </w:p>
     <w:tbl>
@@ -7668,16 +8887,15 @@
         </w:tblBorders>
       </w:tblPr>
       <w:tblGrid>
-        <w:gridCol w:w="1586"/>
-        <w:gridCol w:w="1586"/>
-        <w:gridCol w:w="1586"/>
-        <w:gridCol w:w="1586"/>
-        <w:gridCol w:w="1586"/>
+        <w:gridCol w:w="1983"/>
+        <w:gridCol w:w="1983"/>
+        <w:gridCol w:w="1983"/>
+        <w:gridCol w:w="1983"/>
       </w:tblGrid>
       <w:tr>
         <w:tc>
           <w:tcPr>
-            <w:tcW w:type="dxa" w:w="1586"/>
+            <w:tcW w:type="dxa" w:w="1983"/>
             <w:tcBorders>
               <w:top w:val="single" w:color="AAAAAA" w:sz="1"/>
               <w:left w:val="single" w:color="AAAAAA" w:sz="1"/>
@@ -7701,13 +8919,13 @@
                 <w:sz w:val="18"/>
                 <w:szCs w:val="18"/>
               </w:rPr>
-              <w:t xml:space="preserve">요청 유형</w:t>
-            </w:r>
-          </w:p>
-        </w:tc>
-        <w:tc>
-          <w:tcPr>
-            <w:tcW w:type="dxa" w:w="1586"/>
+              <w:t xml:space="preserve">구독 등급</w:t>
+            </w:r>
+          </w:p>
+        </w:tc>
+        <w:tc>
+          <w:tcPr>
+            <w:tcW w:type="dxa" w:w="1983"/>
             <w:tcBorders>
               <w:top w:val="single" w:color="AAAAAA" w:sz="1"/>
               <w:left w:val="single" w:color="AAAAAA" w:sz="1"/>
@@ -7731,13 +8949,13 @@
                 <w:sz w:val="18"/>
                 <w:szCs w:val="18"/>
               </w:rPr>
-              <w:t xml:space="preserve">처리 시간 범위</w:t>
-            </w:r>
-          </w:p>
-        </w:tc>
-        <w:tc>
-          <w:tcPr>
-            <w:tcW w:type="dxa" w:w="1586"/>
+              <w:t xml:space="preserve">FCFS</w:t>
+            </w:r>
+          </w:p>
+        </w:tc>
+        <w:tc>
+          <w:tcPr>
+            <w:tcW w:type="dxa" w:w="1983"/>
             <w:tcBorders>
               <w:top w:val="single" w:color="AAAAAA" w:sz="1"/>
               <w:left w:val="single" w:color="AAAAAA" w:sz="1"/>
@@ -7761,13 +8979,13 @@
                 <w:sz w:val="18"/>
                 <w:szCs w:val="18"/>
               </w:rPr>
-              <w:t xml:space="preserve">FCFS 응답시간</w:t>
-            </w:r>
-          </w:p>
-        </w:tc>
-        <w:tc>
-          <w:tcPr>
-            <w:tcW w:type="dxa" w:w="1586"/>
+              <w:t xml:space="preserve">Priority</w:t>
+            </w:r>
+          </w:p>
+        </w:tc>
+        <w:tc>
+          <w:tcPr>
+            <w:tcW w:type="dxa" w:w="1983"/>
             <w:tcBorders>
               <w:top w:val="single" w:color="AAAAAA" w:sz="1"/>
               <w:left w:val="single" w:color="AAAAAA" w:sz="1"/>
@@ -7791,37 +9009,7 @@
                 <w:sz w:val="18"/>
                 <w:szCs w:val="18"/>
               </w:rPr>
-              <w:t xml:space="preserve">MLFQ (선점형) 응답시간</w:t>
-            </w:r>
-          </w:p>
-        </w:tc>
-        <w:tc>
-          <w:tcPr>
-            <w:tcW w:type="dxa" w:w="1586"/>
-            <w:tcBorders>
-              <w:top w:val="single" w:color="AAAAAA" w:sz="1"/>
-              <w:left w:val="single" w:color="AAAAAA" w:sz="1"/>
-              <w:bottom w:val="single" w:color="AAAAAA" w:sz="1"/>
-              <w:right w:val="single" w:color="AAAAAA" w:sz="1"/>
-            </w:tcBorders>
-            <w:shd w:fill="D9E2F3" w:val="clear"/>
-            <w:vAlign w:val="center"/>
-          </w:tcPr>
-          <w:p>
-            <w:pPr>
-              <w:spacing w:after="40" w:before="40"/>
-              <w:jc w:val="center"/>
-            </w:pPr>
-            <w:r>
-              <w:rPr>
-                <w:rFonts w:ascii="맑은 고딕" w:cs="맑은 고딕" w:eastAsia="맑은 고딕" w:hAnsi="맑은 고딕"/>
-                <w:b/>
-                <w:bCs/>
-                <w:color w:val="000000"/>
-                <w:sz w:val="18"/>
-                <w:szCs w:val="18"/>
-              </w:rPr>
-              <w:t xml:space="preserve">변화</w:t>
+              <w:t xml:space="preserve">WFQ</w:t>
             </w:r>
           </w:p>
         </w:tc>
@@ -7829,146 +9017,117 @@
       <w:tr>
         <w:tc>
           <w:tcPr>
-            <w:tcW w:type="dxa" w:w="1586"/>
-            <w:tcBorders>
-              <w:top w:val="single" w:color="AAAAAA" w:sz="1"/>
-              <w:left w:val="single" w:color="AAAAAA" w:sz="1"/>
-              <w:bottom w:val="single" w:color="AAAAAA" w:sz="1"/>
-              <w:right w:val="single" w:color="AAAAAA" w:sz="1"/>
-            </w:tcBorders>
-            <w:vAlign w:val="center"/>
-          </w:tcPr>
-          <w:p>
-            <w:pPr>
-              <w:spacing w:after="40" w:before="40"/>
-              <w:jc w:val="left"/>
-            </w:pPr>
-            <w:r>
-              <w:rPr>
-                <w:rFonts w:ascii="맑은 고딕" w:cs="맑은 고딕" w:eastAsia="맑은 고딕" w:hAnsi="맑은 고딕"/>
-                <w:b w:val="false"/>
-                <w:bCs w:val="false"/>
-                <w:color w:val="000000"/>
-                <w:sz w:val="18"/>
-                <w:szCs w:val="18"/>
-              </w:rPr>
-              <w:t xml:space="preserve">Short</w:t>
-            </w:r>
-          </w:p>
-        </w:tc>
-        <w:tc>
-          <w:tcPr>
-            <w:tcW w:type="dxa" w:w="1586"/>
-            <w:tcBorders>
-              <w:top w:val="single" w:color="AAAAAA" w:sz="1"/>
-              <w:left w:val="single" w:color="AAAAAA" w:sz="1"/>
-              <w:bottom w:val="single" w:color="AAAAAA" w:sz="1"/>
-              <w:right w:val="single" w:color="AAAAAA" w:sz="1"/>
-            </w:tcBorders>
-            <w:vAlign w:val="center"/>
-          </w:tcPr>
-          <w:p>
-            <w:pPr>
-              <w:spacing w:after="40" w:before="40"/>
-              <w:jc w:val="left"/>
-            </w:pPr>
-            <w:r>
-              <w:rPr>
-                <w:rFonts w:ascii="맑은 고딕" w:cs="맑은 고딕" w:eastAsia="맑은 고딕" w:hAnsi="맑은 고딕"/>
-                <w:b w:val="false"/>
-                <w:bCs w:val="false"/>
-                <w:color w:val="000000"/>
-                <w:sz w:val="18"/>
-                <w:szCs w:val="18"/>
-              </w:rPr>
-              <w:t xml:space="preserve">100~800ms</w:t>
-            </w:r>
-          </w:p>
-        </w:tc>
-        <w:tc>
-          <w:tcPr>
-            <w:tcW w:type="dxa" w:w="1586"/>
-            <w:tcBorders>
-              <w:top w:val="single" w:color="AAAAAA" w:sz="1"/>
-              <w:left w:val="single" w:color="AAAAAA" w:sz="1"/>
-              <w:bottom w:val="single" w:color="AAAAAA" w:sz="1"/>
-              <w:right w:val="single" w:color="AAAAAA" w:sz="1"/>
-            </w:tcBorders>
-            <w:vAlign w:val="center"/>
-          </w:tcPr>
-          <w:p>
-            <w:pPr>
-              <w:spacing w:after="40" w:before="40"/>
-              <w:jc w:val="left"/>
-            </w:pPr>
-            <w:r>
-              <w:rPr>
-                <w:rFonts w:ascii="맑은 고딕" w:cs="맑은 고딕" w:eastAsia="맑은 고딕" w:hAnsi="맑은 고딕"/>
-                <w:b w:val="false"/>
-                <w:bCs w:val="false"/>
-                <w:color w:val="000000"/>
-                <w:sz w:val="18"/>
-                <w:szCs w:val="18"/>
-              </w:rPr>
-              <w:t xml:space="preserve">약 635초</w:t>
-            </w:r>
-          </w:p>
-        </w:tc>
-        <w:tc>
-          <w:tcPr>
-            <w:tcW w:type="dxa" w:w="1586"/>
-            <w:tcBorders>
-              <w:top w:val="single" w:color="AAAAAA" w:sz="1"/>
-              <w:left w:val="single" w:color="AAAAAA" w:sz="1"/>
-              <w:bottom w:val="single" w:color="AAAAAA" w:sz="1"/>
-              <w:right w:val="single" w:color="AAAAAA" w:sz="1"/>
-            </w:tcBorders>
-            <w:vAlign w:val="center"/>
-          </w:tcPr>
-          <w:p>
-            <w:pPr>
-              <w:spacing w:after="40" w:before="40"/>
-              <w:jc w:val="left"/>
-            </w:pPr>
-            <w:r>
-              <w:rPr>
-                <w:rFonts w:ascii="맑은 고딕" w:cs="맑은 고딕" w:eastAsia="맑은 고딕" w:hAnsi="맑은 고딕"/>
-                <w:b w:val="false"/>
-                <w:bCs w:val="false"/>
-                <w:color w:val="000000"/>
-                <w:sz w:val="18"/>
-                <w:szCs w:val="18"/>
-              </w:rPr>
-              <w:t xml:space="preserve">약 170초</w:t>
-            </w:r>
-          </w:p>
-        </w:tc>
-        <w:tc>
-          <w:tcPr>
-            <w:tcW w:type="dxa" w:w="1586"/>
-            <w:tcBorders>
-              <w:top w:val="single" w:color="AAAAAA" w:sz="1"/>
-              <w:left w:val="single" w:color="AAAAAA" w:sz="1"/>
-              <w:bottom w:val="single" w:color="AAAAAA" w:sz="1"/>
-              <w:right w:val="single" w:color="AAAAAA" w:sz="1"/>
-            </w:tcBorders>
-            <w:vAlign w:val="center"/>
-          </w:tcPr>
-          <w:p>
-            <w:pPr>
-              <w:spacing w:after="40" w:before="40"/>
-              <w:jc w:val="left"/>
-            </w:pPr>
-            <w:r>
-              <w:rPr>
-                <w:rFonts w:ascii="맑은 고딕" w:cs="맑은 고딕" w:eastAsia="맑은 고딕" w:hAnsi="맑은 고딕"/>
-                <w:b w:val="false"/>
-                <w:bCs w:val="false"/>
-                <w:color w:val="000000"/>
-                <w:sz w:val="18"/>
-                <w:szCs w:val="18"/>
-              </w:rPr>
-              <w:t xml:space="preserve">약 73% 감소</w:t>
+            <w:tcW w:type="dxa" w:w="1983"/>
+            <w:tcBorders>
+              <w:top w:val="single" w:color="AAAAAA" w:sz="1"/>
+              <w:left w:val="single" w:color="AAAAAA" w:sz="1"/>
+              <w:bottom w:val="single" w:color="AAAAAA" w:sz="1"/>
+              <w:right w:val="single" w:color="AAAAAA" w:sz="1"/>
+            </w:tcBorders>
+            <w:vAlign w:val="center"/>
+          </w:tcPr>
+          <w:p>
+            <w:pPr>
+              <w:spacing w:after="40" w:before="40"/>
+              <w:jc w:val="left"/>
+            </w:pPr>
+            <w:r>
+              <w:rPr>
+                <w:rFonts w:ascii="맑은 고딕" w:cs="맑은 고딕" w:eastAsia="맑은 고딕" w:hAnsi="맑은 고딕"/>
+                <w:b w:val="false"/>
+                <w:bCs w:val="false"/>
+                <w:color w:val="000000"/>
+                <w:sz w:val="18"/>
+                <w:szCs w:val="18"/>
+              </w:rPr>
+              <w:t xml:space="preserve">Enterprise</w:t>
+            </w:r>
+          </w:p>
+        </w:tc>
+        <w:tc>
+          <w:tcPr>
+            <w:tcW w:type="dxa" w:w="1983"/>
+            <w:tcBorders>
+              <w:top w:val="single" w:color="AAAAAA" w:sz="1"/>
+              <w:left w:val="single" w:color="AAAAAA" w:sz="1"/>
+              <w:bottom w:val="single" w:color="AAAAAA" w:sz="1"/>
+              <w:right w:val="single" w:color="AAAAAA" w:sz="1"/>
+            </w:tcBorders>
+            <w:vAlign w:val="center"/>
+          </w:tcPr>
+          <w:p>
+            <w:pPr>
+              <w:spacing w:after="40" w:before="40"/>
+              <w:jc w:val="left"/>
+            </w:pPr>
+            <w:r>
+              <w:rPr>
+                <w:rFonts w:ascii="맑은 고딕" w:cs="맑은 고딕" w:eastAsia="맑은 고딕" w:hAnsi="맑은 고딕"/>
+                <w:b w:val="false"/>
+                <w:bCs w:val="false"/>
+                <w:color w:val="000000"/>
+                <w:sz w:val="18"/>
+                <w:szCs w:val="18"/>
+              </w:rPr>
+              <w:t xml:space="preserve">약 432ms</w:t>
+            </w:r>
+          </w:p>
+        </w:tc>
+        <w:tc>
+          <w:tcPr>
+            <w:tcW w:type="dxa" w:w="1983"/>
+            <w:tcBorders>
+              <w:top w:val="single" w:color="AAAAAA" w:sz="1"/>
+              <w:left w:val="single" w:color="AAAAAA" w:sz="1"/>
+              <w:bottom w:val="single" w:color="AAAAAA" w:sz="1"/>
+              <w:right w:val="single" w:color="AAAAAA" w:sz="1"/>
+            </w:tcBorders>
+            <w:vAlign w:val="center"/>
+          </w:tcPr>
+          <w:p>
+            <w:pPr>
+              <w:spacing w:after="40" w:before="40"/>
+              <w:jc w:val="left"/>
+            </w:pPr>
+            <w:r>
+              <w:rPr>
+                <w:rFonts w:ascii="맑은 고딕" w:cs="맑은 고딕" w:eastAsia="맑은 고딕" w:hAnsi="맑은 고딕"/>
+                <w:b w:val="false"/>
+                <w:bCs w:val="false"/>
+                <w:color w:val="000000"/>
+                <w:sz w:val="18"/>
+                <w:szCs w:val="18"/>
+              </w:rPr>
+              <w:t xml:space="preserve">약 664ms</w:t>
+            </w:r>
+          </w:p>
+        </w:tc>
+        <w:tc>
+          <w:tcPr>
+            <w:tcW w:type="dxa" w:w="1983"/>
+            <w:tcBorders>
+              <w:top w:val="single" w:color="AAAAAA" w:sz="1"/>
+              <w:left w:val="single" w:color="AAAAAA" w:sz="1"/>
+              <w:bottom w:val="single" w:color="AAAAAA" w:sz="1"/>
+              <w:right w:val="single" w:color="AAAAAA" w:sz="1"/>
+            </w:tcBorders>
+            <w:vAlign w:val="center"/>
+          </w:tcPr>
+          <w:p>
+            <w:pPr>
+              <w:spacing w:after="40" w:before="40"/>
+              <w:jc w:val="left"/>
+            </w:pPr>
+            <w:r>
+              <w:rPr>
+                <w:rFonts w:ascii="맑은 고딕" w:cs="맑은 고딕" w:eastAsia="맑은 고딕" w:hAnsi="맑은 고딕"/>
+                <w:b w:val="false"/>
+                <w:bCs w:val="false"/>
+                <w:color w:val="000000"/>
+                <w:sz w:val="18"/>
+                <w:szCs w:val="18"/>
+              </w:rPr>
+              <w:t xml:space="preserve">약 410ms</w:t>
             </w:r>
           </w:p>
         </w:tc>
@@ -7976,146 +9135,117 @@
       <w:tr>
         <w:tc>
           <w:tcPr>
-            <w:tcW w:type="dxa" w:w="1586"/>
-            <w:tcBorders>
-              <w:top w:val="single" w:color="AAAAAA" w:sz="1"/>
-              <w:left w:val="single" w:color="AAAAAA" w:sz="1"/>
-              <w:bottom w:val="single" w:color="AAAAAA" w:sz="1"/>
-              <w:right w:val="single" w:color="AAAAAA" w:sz="1"/>
-            </w:tcBorders>
-            <w:vAlign w:val="center"/>
-          </w:tcPr>
-          <w:p>
-            <w:pPr>
-              <w:spacing w:after="40" w:before="40"/>
-              <w:jc w:val="left"/>
-            </w:pPr>
-            <w:r>
-              <w:rPr>
-                <w:rFonts w:ascii="맑은 고딕" w:cs="맑은 고딕" w:eastAsia="맑은 고딕" w:hAnsi="맑은 고딕"/>
-                <w:b w:val="false"/>
-                <w:bCs w:val="false"/>
-                <w:color w:val="000000"/>
-                <w:sz w:val="18"/>
-                <w:szCs w:val="18"/>
-              </w:rPr>
-              <w:t xml:space="preserve">Medium</w:t>
-            </w:r>
-          </w:p>
-        </w:tc>
-        <w:tc>
-          <w:tcPr>
-            <w:tcW w:type="dxa" w:w="1586"/>
-            <w:tcBorders>
-              <w:top w:val="single" w:color="AAAAAA" w:sz="1"/>
-              <w:left w:val="single" w:color="AAAAAA" w:sz="1"/>
-              <w:bottom w:val="single" w:color="AAAAAA" w:sz="1"/>
-              <w:right w:val="single" w:color="AAAAAA" w:sz="1"/>
-            </w:tcBorders>
-            <w:vAlign w:val="center"/>
-          </w:tcPr>
-          <w:p>
-            <w:pPr>
-              <w:spacing w:after="40" w:before="40"/>
-              <w:jc w:val="left"/>
-            </w:pPr>
-            <w:r>
-              <w:rPr>
-                <w:rFonts w:ascii="맑은 고딕" w:cs="맑은 고딕" w:eastAsia="맑은 고딕" w:hAnsi="맑은 고딕"/>
-                <w:b w:val="false"/>
-                <w:bCs w:val="false"/>
-                <w:color w:val="000000"/>
-                <w:sz w:val="18"/>
-                <w:szCs w:val="18"/>
-              </w:rPr>
-              <w:t xml:space="preserve">1,200~4,000ms</w:t>
-            </w:r>
-          </w:p>
-        </w:tc>
-        <w:tc>
-          <w:tcPr>
-            <w:tcW w:type="dxa" w:w="1586"/>
-            <w:tcBorders>
-              <w:top w:val="single" w:color="AAAAAA" w:sz="1"/>
-              <w:left w:val="single" w:color="AAAAAA" w:sz="1"/>
-              <w:bottom w:val="single" w:color="AAAAAA" w:sz="1"/>
-              <w:right w:val="single" w:color="AAAAAA" w:sz="1"/>
-            </w:tcBorders>
-            <w:vAlign w:val="center"/>
-          </w:tcPr>
-          <w:p>
-            <w:pPr>
-              <w:spacing w:after="40" w:before="40"/>
-              <w:jc w:val="left"/>
-            </w:pPr>
-            <w:r>
-              <w:rPr>
-                <w:rFonts w:ascii="맑은 고딕" w:cs="맑은 고딕" w:eastAsia="맑은 고딕" w:hAnsi="맑은 고딕"/>
-                <w:b w:val="false"/>
-                <w:bCs w:val="false"/>
-                <w:color w:val="000000"/>
-                <w:sz w:val="18"/>
-                <w:szCs w:val="18"/>
-              </w:rPr>
-              <w:t xml:space="preserve">약 645초</w:t>
-            </w:r>
-          </w:p>
-        </w:tc>
-        <w:tc>
-          <w:tcPr>
-            <w:tcW w:type="dxa" w:w="1586"/>
-            <w:tcBorders>
-              <w:top w:val="single" w:color="AAAAAA" w:sz="1"/>
-              <w:left w:val="single" w:color="AAAAAA" w:sz="1"/>
-              <w:bottom w:val="single" w:color="AAAAAA" w:sz="1"/>
-              <w:right w:val="single" w:color="AAAAAA" w:sz="1"/>
-            </w:tcBorders>
-            <w:vAlign w:val="center"/>
-          </w:tcPr>
-          <w:p>
-            <w:pPr>
-              <w:spacing w:after="40" w:before="40"/>
-              <w:jc w:val="left"/>
-            </w:pPr>
-            <w:r>
-              <w:rPr>
-                <w:rFonts w:ascii="맑은 고딕" w:cs="맑은 고딕" w:eastAsia="맑은 고딕" w:hAnsi="맑은 고딕"/>
-                <w:b w:val="false"/>
-                <w:bCs w:val="false"/>
-                <w:color w:val="000000"/>
-                <w:sz w:val="18"/>
-                <w:szCs w:val="18"/>
-              </w:rPr>
-              <w:t xml:space="preserve">약 729초</w:t>
-            </w:r>
-          </w:p>
-        </w:tc>
-        <w:tc>
-          <w:tcPr>
-            <w:tcW w:type="dxa" w:w="1586"/>
-            <w:tcBorders>
-              <w:top w:val="single" w:color="AAAAAA" w:sz="1"/>
-              <w:left w:val="single" w:color="AAAAAA" w:sz="1"/>
-              <w:bottom w:val="single" w:color="AAAAAA" w:sz="1"/>
-              <w:right w:val="single" w:color="AAAAAA" w:sz="1"/>
-            </w:tcBorders>
-            <w:vAlign w:val="center"/>
-          </w:tcPr>
-          <w:p>
-            <w:pPr>
-              <w:spacing w:after="40" w:before="40"/>
-              <w:jc w:val="left"/>
-            </w:pPr>
-            <w:r>
-              <w:rPr>
-                <w:rFonts w:ascii="맑은 고딕" w:cs="맑은 고딕" w:eastAsia="맑은 고딕" w:hAnsi="맑은 고딕"/>
-                <w:b w:val="false"/>
-                <w:bCs w:val="false"/>
-                <w:color w:val="000000"/>
-                <w:sz w:val="18"/>
-                <w:szCs w:val="18"/>
-              </w:rPr>
-              <w:t xml:space="preserve">약 13% 증가</w:t>
+            <w:tcW w:type="dxa" w:w="1983"/>
+            <w:tcBorders>
+              <w:top w:val="single" w:color="AAAAAA" w:sz="1"/>
+              <w:left w:val="single" w:color="AAAAAA" w:sz="1"/>
+              <w:bottom w:val="single" w:color="AAAAAA" w:sz="1"/>
+              <w:right w:val="single" w:color="AAAAAA" w:sz="1"/>
+            </w:tcBorders>
+            <w:vAlign w:val="center"/>
+          </w:tcPr>
+          <w:p>
+            <w:pPr>
+              <w:spacing w:after="40" w:before="40"/>
+              <w:jc w:val="left"/>
+            </w:pPr>
+            <w:r>
+              <w:rPr>
+                <w:rFonts w:ascii="맑은 고딕" w:cs="맑은 고딕" w:eastAsia="맑은 고딕" w:hAnsi="맑은 고딕"/>
+                <w:b w:val="false"/>
+                <w:bCs w:val="false"/>
+                <w:color w:val="000000"/>
+                <w:sz w:val="18"/>
+                <w:szCs w:val="18"/>
+              </w:rPr>
+              <w:t xml:space="preserve">Premium</w:t>
+            </w:r>
+          </w:p>
+        </w:tc>
+        <w:tc>
+          <w:tcPr>
+            <w:tcW w:type="dxa" w:w="1983"/>
+            <w:tcBorders>
+              <w:top w:val="single" w:color="AAAAAA" w:sz="1"/>
+              <w:left w:val="single" w:color="AAAAAA" w:sz="1"/>
+              <w:bottom w:val="single" w:color="AAAAAA" w:sz="1"/>
+              <w:right w:val="single" w:color="AAAAAA" w:sz="1"/>
+            </w:tcBorders>
+            <w:vAlign w:val="center"/>
+          </w:tcPr>
+          <w:p>
+            <w:pPr>
+              <w:spacing w:after="40" w:before="40"/>
+              <w:jc w:val="left"/>
+            </w:pPr>
+            <w:r>
+              <w:rPr>
+                <w:rFonts w:ascii="맑은 고딕" w:cs="맑은 고딕" w:eastAsia="맑은 고딕" w:hAnsi="맑은 고딕"/>
+                <w:b w:val="false"/>
+                <w:bCs w:val="false"/>
+                <w:color w:val="000000"/>
+                <w:sz w:val="18"/>
+                <w:szCs w:val="18"/>
+              </w:rPr>
+              <w:t xml:space="preserve">약 1,480ms</w:t>
+            </w:r>
+          </w:p>
+        </w:tc>
+        <w:tc>
+          <w:tcPr>
+            <w:tcW w:type="dxa" w:w="1983"/>
+            <w:tcBorders>
+              <w:top w:val="single" w:color="AAAAAA" w:sz="1"/>
+              <w:left w:val="single" w:color="AAAAAA" w:sz="1"/>
+              <w:bottom w:val="single" w:color="AAAAAA" w:sz="1"/>
+              <w:right w:val="single" w:color="AAAAAA" w:sz="1"/>
+            </w:tcBorders>
+            <w:vAlign w:val="center"/>
+          </w:tcPr>
+          <w:p>
+            <w:pPr>
+              <w:spacing w:after="40" w:before="40"/>
+              <w:jc w:val="left"/>
+            </w:pPr>
+            <w:r>
+              <w:rPr>
+                <w:rFonts w:ascii="맑은 고딕" w:cs="맑은 고딕" w:eastAsia="맑은 고딕" w:hAnsi="맑은 고딕"/>
+                <w:b w:val="false"/>
+                <w:bCs w:val="false"/>
+                <w:color w:val="000000"/>
+                <w:sz w:val="18"/>
+                <w:szCs w:val="18"/>
+              </w:rPr>
+              <w:t xml:space="preserve">약 1,333ms</w:t>
+            </w:r>
+          </w:p>
+        </w:tc>
+        <w:tc>
+          <w:tcPr>
+            <w:tcW w:type="dxa" w:w="1983"/>
+            <w:tcBorders>
+              <w:top w:val="single" w:color="AAAAAA" w:sz="1"/>
+              <w:left w:val="single" w:color="AAAAAA" w:sz="1"/>
+              <w:bottom w:val="single" w:color="AAAAAA" w:sz="1"/>
+              <w:right w:val="single" w:color="AAAAAA" w:sz="1"/>
+            </w:tcBorders>
+            <w:vAlign w:val="center"/>
+          </w:tcPr>
+          <w:p>
+            <w:pPr>
+              <w:spacing w:after="40" w:before="40"/>
+              <w:jc w:val="left"/>
+            </w:pPr>
+            <w:r>
+              <w:rPr>
+                <w:rFonts w:ascii="맑은 고딕" w:cs="맑은 고딕" w:eastAsia="맑은 고딕" w:hAnsi="맑은 고딕"/>
+                <w:b w:val="false"/>
+                <w:bCs w:val="false"/>
+                <w:color w:val="000000"/>
+                <w:sz w:val="18"/>
+                <w:szCs w:val="18"/>
+              </w:rPr>
+              <w:t xml:space="preserve">약 1,458ms</w:t>
             </w:r>
           </w:p>
         </w:tc>
@@ -8123,146 +9253,235 @@
       <w:tr>
         <w:tc>
           <w:tcPr>
-            <w:tcW w:type="dxa" w:w="1586"/>
-            <w:tcBorders>
-              <w:top w:val="single" w:color="AAAAAA" w:sz="1"/>
-              <w:left w:val="single" w:color="AAAAAA" w:sz="1"/>
-              <w:bottom w:val="single" w:color="AAAAAA" w:sz="1"/>
-              <w:right w:val="single" w:color="AAAAAA" w:sz="1"/>
-            </w:tcBorders>
-            <w:vAlign w:val="center"/>
-          </w:tcPr>
-          <w:p>
-            <w:pPr>
-              <w:spacing w:after="40" w:before="40"/>
-              <w:jc w:val="left"/>
-            </w:pPr>
-            <w:r>
-              <w:rPr>
-                <w:rFonts w:ascii="맑은 고딕" w:cs="맑은 고딕" w:eastAsia="맑은 고딕" w:hAnsi="맑은 고딕"/>
-                <w:b w:val="false"/>
-                <w:bCs w:val="false"/>
-                <w:color w:val="000000"/>
-                <w:sz w:val="18"/>
-                <w:szCs w:val="18"/>
-              </w:rPr>
-              <w:t xml:space="preserve">Long</w:t>
-            </w:r>
-          </w:p>
-        </w:tc>
-        <w:tc>
-          <w:tcPr>
-            <w:tcW w:type="dxa" w:w="1586"/>
-            <w:tcBorders>
-              <w:top w:val="single" w:color="AAAAAA" w:sz="1"/>
-              <w:left w:val="single" w:color="AAAAAA" w:sz="1"/>
-              <w:bottom w:val="single" w:color="AAAAAA" w:sz="1"/>
-              <w:right w:val="single" w:color="AAAAAA" w:sz="1"/>
-            </w:tcBorders>
-            <w:vAlign w:val="center"/>
-          </w:tcPr>
-          <w:p>
-            <w:pPr>
-              <w:spacing w:after="40" w:before="40"/>
-              <w:jc w:val="left"/>
-            </w:pPr>
-            <w:r>
-              <w:rPr>
-                <w:rFonts w:ascii="맑은 고딕" w:cs="맑은 고딕" w:eastAsia="맑은 고딕" w:hAnsi="맑은 고딕"/>
-                <w:b w:val="false"/>
-                <w:bCs w:val="false"/>
-                <w:color w:val="000000"/>
-                <w:sz w:val="18"/>
-                <w:szCs w:val="18"/>
-              </w:rPr>
-              <w:t xml:space="preserve">5,000~10,000ms</w:t>
-            </w:r>
-          </w:p>
-        </w:tc>
-        <w:tc>
-          <w:tcPr>
-            <w:tcW w:type="dxa" w:w="1586"/>
-            <w:tcBorders>
-              <w:top w:val="single" w:color="AAAAAA" w:sz="1"/>
-              <w:left w:val="single" w:color="AAAAAA" w:sz="1"/>
-              <w:bottom w:val="single" w:color="AAAAAA" w:sz="1"/>
-              <w:right w:val="single" w:color="AAAAAA" w:sz="1"/>
-            </w:tcBorders>
-            <w:vAlign w:val="center"/>
-          </w:tcPr>
-          <w:p>
-            <w:pPr>
-              <w:spacing w:after="40" w:before="40"/>
-              <w:jc w:val="left"/>
-            </w:pPr>
-            <w:r>
-              <w:rPr>
-                <w:rFonts w:ascii="맑은 고딕" w:cs="맑은 고딕" w:eastAsia="맑은 고딕" w:hAnsi="맑은 고딕"/>
-                <w:b w:val="false"/>
-                <w:bCs w:val="false"/>
-                <w:color w:val="000000"/>
-                <w:sz w:val="18"/>
-                <w:szCs w:val="18"/>
-              </w:rPr>
-              <w:t xml:space="preserve">약 650초</w:t>
-            </w:r>
-          </w:p>
-        </w:tc>
-        <w:tc>
-          <w:tcPr>
-            <w:tcW w:type="dxa" w:w="1586"/>
-            <w:tcBorders>
-              <w:top w:val="single" w:color="AAAAAA" w:sz="1"/>
-              <w:left w:val="single" w:color="AAAAAA" w:sz="1"/>
-              <w:bottom w:val="single" w:color="AAAAAA" w:sz="1"/>
-              <w:right w:val="single" w:color="AAAAAA" w:sz="1"/>
-            </w:tcBorders>
-            <w:vAlign w:val="center"/>
-          </w:tcPr>
-          <w:p>
-            <w:pPr>
-              <w:spacing w:after="40" w:before="40"/>
-              <w:jc w:val="left"/>
-            </w:pPr>
-            <w:r>
-              <w:rPr>
-                <w:rFonts w:ascii="맑은 고딕" w:cs="맑은 고딕" w:eastAsia="맑은 고딕" w:hAnsi="맑은 고딕"/>
-                <w:b w:val="false"/>
-                <w:bCs w:val="false"/>
-                <w:color w:val="000000"/>
-                <w:sz w:val="18"/>
-                <w:szCs w:val="18"/>
-              </w:rPr>
-              <w:t xml:space="preserve">약 1,226초</w:t>
-            </w:r>
-          </w:p>
-        </w:tc>
-        <w:tc>
-          <w:tcPr>
-            <w:tcW w:type="dxa" w:w="1586"/>
-            <w:tcBorders>
-              <w:top w:val="single" w:color="AAAAAA" w:sz="1"/>
-              <w:left w:val="single" w:color="AAAAAA" w:sz="1"/>
-              <w:bottom w:val="single" w:color="AAAAAA" w:sz="1"/>
-              <w:right w:val="single" w:color="AAAAAA" w:sz="1"/>
-            </w:tcBorders>
-            <w:vAlign w:val="center"/>
-          </w:tcPr>
-          <w:p>
-            <w:pPr>
-              <w:spacing w:after="40" w:before="40"/>
-              <w:jc w:val="left"/>
-            </w:pPr>
-            <w:r>
-              <w:rPr>
-                <w:rFonts w:ascii="맑은 고딕" w:cs="맑은 고딕" w:eastAsia="맑은 고딕" w:hAnsi="맑은 고딕"/>
-                <w:b w:val="false"/>
-                <w:bCs w:val="false"/>
-                <w:color w:val="000000"/>
-                <w:sz w:val="18"/>
-                <w:szCs w:val="18"/>
-              </w:rPr>
-              <w:t xml:space="preserve">약 89% 증가</w:t>
+            <w:tcW w:type="dxa" w:w="1983"/>
+            <w:tcBorders>
+              <w:top w:val="single" w:color="AAAAAA" w:sz="1"/>
+              <w:left w:val="single" w:color="AAAAAA" w:sz="1"/>
+              <w:bottom w:val="single" w:color="AAAAAA" w:sz="1"/>
+              <w:right w:val="single" w:color="AAAAAA" w:sz="1"/>
+            </w:tcBorders>
+            <w:vAlign w:val="center"/>
+          </w:tcPr>
+          <w:p>
+            <w:pPr>
+              <w:spacing w:after="40" w:before="40"/>
+              <w:jc w:val="left"/>
+            </w:pPr>
+            <w:r>
+              <w:rPr>
+                <w:rFonts w:ascii="맑은 고딕" w:cs="맑은 고딕" w:eastAsia="맑은 고딕" w:hAnsi="맑은 고딕"/>
+                <w:b w:val="false"/>
+                <w:bCs w:val="false"/>
+                <w:color w:val="000000"/>
+                <w:sz w:val="18"/>
+                <w:szCs w:val="18"/>
+              </w:rPr>
+              <w:t xml:space="preserve">Standard</w:t>
+            </w:r>
+          </w:p>
+        </w:tc>
+        <w:tc>
+          <w:tcPr>
+            <w:tcW w:type="dxa" w:w="1983"/>
+            <w:tcBorders>
+              <w:top w:val="single" w:color="AAAAAA" w:sz="1"/>
+              <w:left w:val="single" w:color="AAAAAA" w:sz="1"/>
+              <w:bottom w:val="single" w:color="AAAAAA" w:sz="1"/>
+              <w:right w:val="single" w:color="AAAAAA" w:sz="1"/>
+            </w:tcBorders>
+            <w:vAlign w:val="center"/>
+          </w:tcPr>
+          <w:p>
+            <w:pPr>
+              <w:spacing w:after="40" w:before="40"/>
+              <w:jc w:val="left"/>
+            </w:pPr>
+            <w:r>
+              <w:rPr>
+                <w:rFonts w:ascii="맑은 고딕" w:cs="맑은 고딕" w:eastAsia="맑은 고딕" w:hAnsi="맑은 고딕"/>
+                <w:b w:val="false"/>
+                <w:bCs w:val="false"/>
+                <w:color w:val="000000"/>
+                <w:sz w:val="18"/>
+                <w:szCs w:val="18"/>
+              </w:rPr>
+              <w:t xml:space="preserve">약 2,522ms</w:t>
+            </w:r>
+          </w:p>
+        </w:tc>
+        <w:tc>
+          <w:tcPr>
+            <w:tcW w:type="dxa" w:w="1983"/>
+            <w:tcBorders>
+              <w:top w:val="single" w:color="AAAAAA" w:sz="1"/>
+              <w:left w:val="single" w:color="AAAAAA" w:sz="1"/>
+              <w:bottom w:val="single" w:color="AAAAAA" w:sz="1"/>
+              <w:right w:val="single" w:color="AAAAAA" w:sz="1"/>
+            </w:tcBorders>
+            <w:vAlign w:val="center"/>
+          </w:tcPr>
+          <w:p>
+            <w:pPr>
+              <w:spacing w:after="40" w:before="40"/>
+              <w:jc w:val="left"/>
+            </w:pPr>
+            <w:r>
+              <w:rPr>
+                <w:rFonts w:ascii="맑은 고딕" w:cs="맑은 고딕" w:eastAsia="맑은 고딕" w:hAnsi="맑은 고딕"/>
+                <w:b w:val="false"/>
+                <w:bCs w:val="false"/>
+                <w:color w:val="000000"/>
+                <w:sz w:val="18"/>
+                <w:szCs w:val="18"/>
+              </w:rPr>
+              <w:t xml:space="preserve">약 2,541ms</w:t>
+            </w:r>
+          </w:p>
+        </w:tc>
+        <w:tc>
+          <w:tcPr>
+            <w:tcW w:type="dxa" w:w="1983"/>
+            <w:tcBorders>
+              <w:top w:val="single" w:color="AAAAAA" w:sz="1"/>
+              <w:left w:val="single" w:color="AAAAAA" w:sz="1"/>
+              <w:bottom w:val="single" w:color="AAAAAA" w:sz="1"/>
+              <w:right w:val="single" w:color="AAAAAA" w:sz="1"/>
+            </w:tcBorders>
+            <w:vAlign w:val="center"/>
+          </w:tcPr>
+          <w:p>
+            <w:pPr>
+              <w:spacing w:after="40" w:before="40"/>
+              <w:jc w:val="left"/>
+            </w:pPr>
+            <w:r>
+              <w:rPr>
+                <w:rFonts w:ascii="맑은 고딕" w:cs="맑은 고딕" w:eastAsia="맑은 고딕" w:hAnsi="맑은 고딕"/>
+                <w:b w:val="false"/>
+                <w:bCs w:val="false"/>
+                <w:color w:val="000000"/>
+                <w:sz w:val="18"/>
+                <w:szCs w:val="18"/>
+              </w:rPr>
+              <w:t xml:space="preserve">약 2,496ms</w:t>
+            </w:r>
+          </w:p>
+        </w:tc>
+      </w:tr>
+      <w:tr>
+        <w:tc>
+          <w:tcPr>
+            <w:tcW w:type="dxa" w:w="1983"/>
+            <w:tcBorders>
+              <w:top w:val="single" w:color="AAAAAA" w:sz="1"/>
+              <w:left w:val="single" w:color="AAAAAA" w:sz="1"/>
+              <w:bottom w:val="single" w:color="AAAAAA" w:sz="1"/>
+              <w:right w:val="single" w:color="AAAAAA" w:sz="1"/>
+            </w:tcBorders>
+            <w:vAlign w:val="center"/>
+          </w:tcPr>
+          <w:p>
+            <w:pPr>
+              <w:spacing w:after="40" w:before="40"/>
+              <w:jc w:val="left"/>
+            </w:pPr>
+            <w:r>
+              <w:rPr>
+                <w:rFonts w:ascii="맑은 고딕" w:cs="맑은 고딕" w:eastAsia="맑은 고딕" w:hAnsi="맑은 고딕"/>
+                <w:b w:val="false"/>
+                <w:bCs w:val="false"/>
+                <w:color w:val="000000"/>
+                <w:sz w:val="18"/>
+                <w:szCs w:val="18"/>
+              </w:rPr>
+              <w:t xml:space="preserve">Free</w:t>
+            </w:r>
+          </w:p>
+        </w:tc>
+        <w:tc>
+          <w:tcPr>
+            <w:tcW w:type="dxa" w:w="1983"/>
+            <w:tcBorders>
+              <w:top w:val="single" w:color="AAAAAA" w:sz="1"/>
+              <w:left w:val="single" w:color="AAAAAA" w:sz="1"/>
+              <w:bottom w:val="single" w:color="AAAAAA" w:sz="1"/>
+              <w:right w:val="single" w:color="AAAAAA" w:sz="1"/>
+            </w:tcBorders>
+            <w:vAlign w:val="center"/>
+          </w:tcPr>
+          <w:p>
+            <w:pPr>
+              <w:spacing w:after="40" w:before="40"/>
+              <w:jc w:val="left"/>
+            </w:pPr>
+            <w:r>
+              <w:rPr>
+                <w:rFonts w:ascii="맑은 고딕" w:cs="맑은 고딕" w:eastAsia="맑은 고딕" w:hAnsi="맑은 고딕"/>
+                <w:b w:val="false"/>
+                <w:bCs w:val="false"/>
+                <w:color w:val="000000"/>
+                <w:sz w:val="18"/>
+                <w:szCs w:val="18"/>
+              </w:rPr>
+              <w:t xml:space="preserve">약 3,561ms</w:t>
+            </w:r>
+          </w:p>
+        </w:tc>
+        <w:tc>
+          <w:tcPr>
+            <w:tcW w:type="dxa" w:w="1983"/>
+            <w:tcBorders>
+              <w:top w:val="single" w:color="AAAAAA" w:sz="1"/>
+              <w:left w:val="single" w:color="AAAAAA" w:sz="1"/>
+              <w:bottom w:val="single" w:color="AAAAAA" w:sz="1"/>
+              <w:right w:val="single" w:color="AAAAAA" w:sz="1"/>
+            </w:tcBorders>
+            <w:vAlign w:val="center"/>
+          </w:tcPr>
+          <w:p>
+            <w:pPr>
+              <w:spacing w:after="40" w:before="40"/>
+              <w:jc w:val="left"/>
+            </w:pPr>
+            <w:r>
+              <w:rPr>
+                <w:rFonts w:ascii="맑은 고딕" w:cs="맑은 고딕" w:eastAsia="맑은 고딕" w:hAnsi="맑은 고딕"/>
+                <w:b w:val="false"/>
+                <w:bCs w:val="false"/>
+                <w:color w:val="000000"/>
+                <w:sz w:val="18"/>
+                <w:szCs w:val="18"/>
+              </w:rPr>
+              <w:t xml:space="preserve">약 3,371ms</w:t>
+            </w:r>
+          </w:p>
+        </w:tc>
+        <w:tc>
+          <w:tcPr>
+            <w:tcW w:type="dxa" w:w="1983"/>
+            <w:tcBorders>
+              <w:top w:val="single" w:color="AAAAAA" w:sz="1"/>
+              <w:left w:val="single" w:color="AAAAAA" w:sz="1"/>
+              <w:bottom w:val="single" w:color="AAAAAA" w:sz="1"/>
+              <w:right w:val="single" w:color="AAAAAA" w:sz="1"/>
+            </w:tcBorders>
+            <w:vAlign w:val="center"/>
+          </w:tcPr>
+          <w:p>
+            <w:pPr>
+              <w:spacing w:after="40" w:before="40"/>
+              <w:jc w:val="left"/>
+            </w:pPr>
+            <w:r>
+              <w:rPr>
+                <w:rFonts w:ascii="맑은 고딕" w:cs="맑은 고딕" w:eastAsia="맑은 고딕" w:hAnsi="맑은 고딕"/>
+                <w:b w:val="false"/>
+                <w:bCs w:val="false"/>
+                <w:color w:val="000000"/>
+                <w:sz w:val="18"/>
+                <w:szCs w:val="18"/>
+              </w:rPr>
+              <w:t xml:space="preserve">약 3,542ms</w:t>
             </w:r>
           </w:p>
         </w:tc>
@@ -8286,7 +9505,7 @@
       <w:r>
         <w:drawing>
           <wp:inline distT="0" distB="0" distL="0" distR="0">
-            <wp:extent cx="5400675" cy="2409825"/>
+            <wp:extent cx="5400675" cy="2257425"/>
             <wp:effectExtent t="0" r="0" b="0" l="0"/>
             <wp:docPr id="1" name="" descr="" title=""/>
             <wp:cNvGraphicFramePr>
@@ -8311,7 +9530,7 @@
                   <pic:spPr bwMode="auto">
                     <a:xfrm>
                       <a:off x="0" y="0"/>
-                      <a:ext cx="5400675" cy="2409825"/>
+                      <a:ext cx="5400675" cy="2257425"/>
                     </a:xfrm>
                     <a:prstGeom prst="rect">
                       <a:avLst/>
@@ -8338,7 +9557,7 @@
           <w:sz w:val="18"/>
           <w:szCs w:val="18"/>
         </w:rPr>
-        <w:t xml:space="preserve">[그림 6] MLFQ 선점형 vs FCFS 요청 유형별 응답시간</w:t>
+        <w:t xml:space="preserve">[그림 6] 실서버 구독 등급별 평균 대기시간 비교</w:t>
       </w:r>
     </w:p>
     <w:p>
@@ -8357,13 +9576,8 @@
           <w:sz w:val="20"/>
           <w:szCs w:val="20"/>
         </w:rPr>
-        <w:t xml:space="preserve">Short는 Q0 안에 완료되어 강등 없이 처리되므로 응답시간이 FCFS 대비 약 73% 감소하였다. 반면 Long은 하위 큐로 밀려 약 89% 증가, Medium은 약 13% 증가하였다. 부스팅(Rule 5, 5초 주기)으로 Long의 기아 상태는 방지된다.</w:t>
-      </w:r>
-    </w:p>
-    <w:p>
-      <w:pPr>
-        <w:spacing w:after="120" w:line="240"/>
-      </w:pPr>
+        <w:t xml:space="preserve">세 알고리즘의 평균 처리 시간이 모두 약 208~209ms로 거의 같았다. 스케줄러는 "누구를 먼저 처리할지"만 정할 뿐 LLM 추론 속도를 바꾸지 못한다. FCFS에서는 도착 순서대로 처리되어 Enterprise → Free 순으로 대기시간이 늘었다(Enterprise를 먼저 보냄). Priority의 경우 구독 등급과 요청 우선순위가 독립적임을 드러내고자 등급별로 서로 다른 우선순위를 혼합 배정하였다(배정 내역은 부록 표 B.2 참조). 그 결과 Enterprise의 NORMAL 요청이 Premium의 URGENT 요청에 밀려 Enterprise 평균 대기시간은 FCFS 대비 증가하였다(432 → 664ms). 반면 Free의 NORMAL 요청은 Standard의 LOW 요청보다 먼저 처리되어 Free 평균 대기시간은 오히려 감소하였다(3,561 → 3,371ms). </w:t>
+      </w:r>
       <w:r>
         <w:rPr>
           <w:rFonts w:ascii="맑은 고딕" w:cs="맑은 고딕" w:eastAsia="맑은 고딕" w:hAnsi="맑은 고딕"/>
@@ -8373,16 +9587,16 @@
           <w:sz w:val="20"/>
           <w:szCs w:val="20"/>
         </w:rPr>
-        <w:t xml:space="preserve">재현성 확인</w:t>
-      </w:r>
-      <w:r>
-        <w:rPr>
-          <w:rFonts w:ascii="맑은 고딕" w:cs="맑은 고딕" w:eastAsia="맑은 고딕" w:hAnsi="맑은 고딕"/>
-          <w:color w:val="000000"/>
-          <w:sz w:val="20"/>
-          <w:szCs w:val="20"/>
-        </w:rPr>
-        <w:t xml:space="preserve">: 5개 시드에서 Short 개선율이 71.8~74.3%의 좁은 범위에 모였고 평균은 약 73%였다. 시드를 바꿔 다섯 번 반복해도 비슷한 개선율이 나왔다는 점은 이 효과가 특정 시드 때문에 우연히 나타난 결과가 아니라는 뜻이다. 다만 5개 시드의 제한된 반복이라 실제 트래픽 패턴에서는 효과가 달라질 수 있다. 시드별 결과는 부록 B에 정리하였다.</w:t>
+        <w:t xml:space="preserve">WFQ</w:t>
+      </w:r>
+      <w:r>
+        <w:rPr>
+          <w:rFonts w:ascii="맑은 고딕" w:cs="맑은 고딕" w:eastAsia="맑은 고딕" w:hAnsi="맑은 고딕"/>
+          <w:color w:val="000000"/>
+          <w:sz w:val="20"/>
+          <w:szCs w:val="20"/>
+        </w:rPr>
+        <w:t xml:space="preserve">는 가중치에 따라 Enterprise가 먼저 처리되었다. 요청 수가 적어 등급별 극단적 차이까지는 드러나지 않았으나 시뮬레이션과 같은 패턴이 나타났다.</w:t>
       </w:r>
     </w:p>
     <w:p>
@@ -8398,27 +9612,44 @@
           <w:sz w:val="24"/>
           <w:szCs w:val="24"/>
         </w:rPr>
-        <w:t xml:space="preserve">5.4 실서버 실험</w:t>
+        <w:t xml:space="preserve">5.5 공정성 분석</w:t>
       </w:r>
     </w:p>
     <w:p>
       <w:pPr>
         <w:spacing w:after="120" w:line="240"/>
-      </w:pPr>
-      <w:r>
-        <w:rPr>
-          <w:rFonts w:ascii="맑은 고딕" w:cs="맑은 고딕" w:eastAsia="맑은 고딕" w:hAnsi="맑은 고딕"/>
-          <w:color w:val="000000"/>
-          <w:sz w:val="20"/>
-          <w:szCs w:val="20"/>
-        </w:rPr>
-        <w:t xml:space="preserve">시뮬레이션에서 확인한 스케줄링 순서 차이가 실제 LLM 환경에서도 재현되는지 보고자 Ollama로 실서버 실험을 진행하였다. 사용 모델은 2026년 4월 공개된 Google Gemma 4 계열의 `gemma4:e4b`이며, 약 40억 개 파라미터(Parameter, 모델이 학습해 가진 가중치 값)를 가진 중형 모델로 로컬 Ollama 서버에서 실행하였다. 출력은 최대 20토큰으로 제한하였다. 총 20건(등급별 5건)을 동시에 큐에 넣은 뒤 FCFS, Priority, WFQ 세 알고리즘을 비교하였다(비선점형 MLFQ는 5.2절에서 FCFS와 같음이 확인되어 제외하였다). 전체 결과는 표 10, 구독 등급별 세부는 표 11 및 그림 7에 정리하였다.</w:t>
-      </w:r>
-    </w:p>
-    <w:p>
-      <w:pPr>
+        <w:ind w:left="360"/>
+      </w:pPr>
+      <w:r>
+        <w:rPr>
+          <w:rFonts w:ascii="맑은 고딕" w:cs="맑은 고딕" w:eastAsia="맑은 고딕" w:hAnsi="맑은 고딕"/>
+          <w:i/>
+          <w:iCs/>
+          <w:color w:val="333333"/>
+          <w:sz w:val="20"/>
+          <w:szCs w:val="20"/>
+        </w:rPr>
+        <w:t xml:space="preserve">JFI 계산 방식의 차이부터 짚어둔다. 이 분석에서는 두 가지 기준을 실험 목적에 맞게 구분해 사용하였다.</w:t>
+      </w:r>
+    </w:p>
+    <w:p>
+      <w:pPr>
+        <w:pStyle w:val="ListParagraph"/>
+        <w:numPr>
+          <w:ilvl w:val="0"/>
+          <w:numId w:val="3"/>
+        </w:numPr>
         <w:spacing w:after="80" w:line="240"/>
       </w:pPr>
+      <w:r>
+        <w:rPr>
+          <w:rFonts w:ascii="맑은 고딕" w:cs="맑은 고딕" w:eastAsia="맑은 고딕" w:hAnsi="맑은 고딕"/>
+          <w:color w:val="000000"/>
+          <w:sz w:val="20"/>
+          <w:szCs w:val="20"/>
+        </w:rPr>
+        <w:t xml:space="preserve">FCFS, Priority, MLFQ: 등급 간 대기시간 차이 측정 → </w:t>
+      </w:r>
       <w:r>
         <w:rPr>
           <w:rFonts w:ascii="맑은 고딕" w:cs="맑은 고딕" w:eastAsia="맑은 고딕" w:hAnsi="맑은 고딕"/>
@@ -8428,7 +9659,85 @@
           <w:sz w:val="20"/>
           <w:szCs w:val="20"/>
         </w:rPr>
-        <w:t xml:space="preserve">표 10. 실서버 실험 결과</w:t>
+        <w:t xml:space="preserve">대기시간 기반 JFI</w:t>
+      </w:r>
+      <w:r>
+        <w:rPr>
+          <w:rFonts w:ascii="맑은 고딕" w:cs="맑은 고딕" w:eastAsia="맑은 고딕" w:hAnsi="맑은 고딕"/>
+          <w:color w:val="000000"/>
+          <w:sz w:val="20"/>
+          <w:szCs w:val="20"/>
+        </w:rPr>
+        <w:t xml:space="preserve"> (값이 1에 가까울수록 균등)</w:t>
+      </w:r>
+    </w:p>
+    <w:p>
+      <w:pPr>
+        <w:pStyle w:val="ListParagraph"/>
+        <w:numPr>
+          <w:ilvl w:val="0"/>
+          <w:numId w:val="3"/>
+        </w:numPr>
+        <w:spacing w:after="80" w:line="240"/>
+      </w:pPr>
+      <w:r>
+        <w:rPr>
+          <w:rFonts w:ascii="맑은 고딕" w:cs="맑은 고딕" w:eastAsia="맑은 고딕" w:hAnsi="맑은 고딕"/>
+          <w:color w:val="000000"/>
+          <w:sz w:val="20"/>
+          <w:szCs w:val="20"/>
+        </w:rPr>
+        <w:t xml:space="preserve">WFQ: 가중치 비례 처리량 배분 측정 → WFQScheduler 내장의 </w:t>
+      </w:r>
+      <w:r>
+        <w:rPr>
+          <w:rFonts w:ascii="맑은 고딕" w:cs="맑은 고딕" w:eastAsia="맑은 고딕" w:hAnsi="맑은 고딕"/>
+          <w:b/>
+          <w:bCs/>
+          <w:color w:val="000000"/>
+          <w:sz w:val="20"/>
+          <w:szCs w:val="20"/>
+        </w:rPr>
+        <w:t xml:space="preserve">처리량 기반 JFI</w:t>
+      </w:r>
+      <w:r>
+        <w:rPr>
+          <w:rFonts w:ascii="맑은 고딕" w:cs="맑은 고딕" w:eastAsia="맑은 고딕" w:hAnsi="맑은 고딕"/>
+          <w:color w:val="000000"/>
+          <w:sz w:val="20"/>
+          <w:szCs w:val="20"/>
+        </w:rPr>
+        <w:t xml:space="preserve"> (가중치에 정확히 비례하면 1에 가까워짐)</w:t>
+      </w:r>
+    </w:p>
+    <w:p>
+      <w:pPr>
+        <w:spacing w:after="120" w:line="240"/>
+      </w:pPr>
+      <w:r>
+        <w:rPr>
+          <w:rFonts w:ascii="맑은 고딕" w:cs="맑은 고딕" w:eastAsia="맑은 고딕" w:hAnsi="맑은 고딕"/>
+          <w:color w:val="000000"/>
+          <w:sz w:val="20"/>
+          <w:szCs w:val="20"/>
+        </w:rPr>
+        <w:t xml:space="preserve">표 12 및 그림 7의 0.316과 1.000은 계산 기준이 달라 직접 비교하지 않는다. 각 값의 의미는 아래에서 따로 해석한다.</w:t>
+      </w:r>
+    </w:p>
+    <w:p>
+      <w:pPr>
+        <w:spacing w:after="80" w:line="240"/>
+      </w:pPr>
+      <w:r>
+        <w:rPr>
+          <w:rFonts w:ascii="맑은 고딕" w:cs="맑은 고딕" w:eastAsia="맑은 고딕" w:hAnsi="맑은 고딕"/>
+          <w:b/>
+          <w:bCs/>
+          <w:color w:val="000000"/>
+          <w:sz w:val="20"/>
+          <w:szCs w:val="20"/>
+        </w:rPr>
+        <w:t xml:space="preserve">표 12. 알고리즘별 JFI 비교 (기본 실험, 500건)</w:t>
       </w:r>
     </w:p>
     <w:tbl>
@@ -8506,7 +9815,7 @@
                 <w:sz w:val="18"/>
                 <w:szCs w:val="18"/>
               </w:rPr>
-              <w:t xml:space="preserve">평균 대기시간</w:t>
+              <w:t xml:space="preserve">JFI</w:t>
             </w:r>
           </w:p>
         </w:tc>
@@ -8536,7 +9845,7 @@
                 <w:sz w:val="18"/>
                 <w:szCs w:val="18"/>
               </w:rPr>
-              <w:t xml:space="preserve">평균 처리 시간</w:t>
+              <w:t xml:space="preserve">계산 방식</w:t>
             </w:r>
           </w:p>
         </w:tc>
@@ -8566,7 +9875,7 @@
                 <w:sz w:val="18"/>
                 <w:szCs w:val="18"/>
               </w:rPr>
-              <w:t xml:space="preserve">전체 소요 시간</w:t>
+              <w:t xml:space="preserve">해석</w:t>
             </w:r>
           </w:p>
         </w:tc>
@@ -8626,65 +9935,65 @@
                 <w:sz w:val="18"/>
                 <w:szCs w:val="18"/>
               </w:rPr>
-              <w:t xml:space="preserve">약 1,998ms</w:t>
-            </w:r>
-          </w:p>
-        </w:tc>
-        <w:tc>
-          <w:tcPr>
-            <w:tcW w:type="dxa" w:w="1983"/>
-            <w:tcBorders>
-              <w:top w:val="single" w:color="AAAAAA" w:sz="1"/>
-              <w:left w:val="single" w:color="AAAAAA" w:sz="1"/>
-              <w:bottom w:val="single" w:color="AAAAAA" w:sz="1"/>
-              <w:right w:val="single" w:color="AAAAAA" w:sz="1"/>
-            </w:tcBorders>
-            <w:vAlign w:val="center"/>
-          </w:tcPr>
-          <w:p>
-            <w:pPr>
-              <w:spacing w:after="40" w:before="40"/>
-              <w:jc w:val="left"/>
-            </w:pPr>
-            <w:r>
-              <w:rPr>
-                <w:rFonts w:ascii="맑은 고딕" w:cs="맑은 고딕" w:eastAsia="맑은 고딕" w:hAnsi="맑은 고딕"/>
-                <w:b w:val="false"/>
-                <w:bCs w:val="false"/>
-                <w:color w:val="000000"/>
-                <w:sz w:val="18"/>
-                <w:szCs w:val="18"/>
-              </w:rPr>
-              <w:t xml:space="preserve">약 209ms</w:t>
-            </w:r>
-          </w:p>
-        </w:tc>
-        <w:tc>
-          <w:tcPr>
-            <w:tcW w:type="dxa" w:w="1983"/>
-            <w:tcBorders>
-              <w:top w:val="single" w:color="AAAAAA" w:sz="1"/>
-              <w:left w:val="single" w:color="AAAAAA" w:sz="1"/>
-              <w:bottom w:val="single" w:color="AAAAAA" w:sz="1"/>
-              <w:right w:val="single" w:color="AAAAAA" w:sz="1"/>
-            </w:tcBorders>
-            <w:vAlign w:val="center"/>
-          </w:tcPr>
-          <w:p>
-            <w:pPr>
-              <w:spacing w:after="40" w:before="40"/>
-              <w:jc w:val="left"/>
-            </w:pPr>
-            <w:r>
-              <w:rPr>
-                <w:rFonts w:ascii="맑은 고딕" w:cs="맑은 고딕" w:eastAsia="맑은 고딕" w:hAnsi="맑은 고딕"/>
-                <w:b w:val="false"/>
-                <w:bCs w:val="false"/>
-                <w:color w:val="000000"/>
-                <w:sz w:val="18"/>
-                <w:szCs w:val="18"/>
-              </w:rPr>
-              <w:t xml:space="preserve">약 4,178ms</w:t>
+              <w:t xml:space="preserve">1.000</w:t>
+            </w:r>
+          </w:p>
+        </w:tc>
+        <w:tc>
+          <w:tcPr>
+            <w:tcW w:type="dxa" w:w="1983"/>
+            <w:tcBorders>
+              <w:top w:val="single" w:color="AAAAAA" w:sz="1"/>
+              <w:left w:val="single" w:color="AAAAAA" w:sz="1"/>
+              <w:bottom w:val="single" w:color="AAAAAA" w:sz="1"/>
+              <w:right w:val="single" w:color="AAAAAA" w:sz="1"/>
+            </w:tcBorders>
+            <w:vAlign w:val="center"/>
+          </w:tcPr>
+          <w:p>
+            <w:pPr>
+              <w:spacing w:after="40" w:before="40"/>
+              <w:jc w:val="left"/>
+            </w:pPr>
+            <w:r>
+              <w:rPr>
+                <w:rFonts w:ascii="맑은 고딕" w:cs="맑은 고딕" w:eastAsia="맑은 고딕" w:hAnsi="맑은 고딕"/>
+                <w:b w:val="false"/>
+                <w:bCs w:val="false"/>
+                <w:color w:val="000000"/>
+                <w:sz w:val="18"/>
+                <w:szCs w:val="18"/>
+              </w:rPr>
+              <w:t xml:space="preserve">대기시간 기반</w:t>
+            </w:r>
+          </w:p>
+        </w:tc>
+        <w:tc>
+          <w:tcPr>
+            <w:tcW w:type="dxa" w:w="1983"/>
+            <w:tcBorders>
+              <w:top w:val="single" w:color="AAAAAA" w:sz="1"/>
+              <w:left w:val="single" w:color="AAAAAA" w:sz="1"/>
+              <w:bottom w:val="single" w:color="AAAAAA" w:sz="1"/>
+              <w:right w:val="single" w:color="AAAAAA" w:sz="1"/>
+            </w:tcBorders>
+            <w:vAlign w:val="center"/>
+          </w:tcPr>
+          <w:p>
+            <w:pPr>
+              <w:spacing w:after="40" w:before="40"/>
+              <w:jc w:val="left"/>
+            </w:pPr>
+            <w:r>
+              <w:rPr>
+                <w:rFonts w:ascii="맑은 고딕" w:cs="맑은 고딕" w:eastAsia="맑은 고딕" w:hAnsi="맑은 고딕"/>
+                <w:b w:val="false"/>
+                <w:bCs w:val="false"/>
+                <w:color w:val="000000"/>
+                <w:sz w:val="18"/>
+                <w:szCs w:val="18"/>
+              </w:rPr>
+              <w:t xml:space="preserve">완전 공정 (도착 순서대로 처리)</w:t>
             </w:r>
           </w:p>
         </w:tc>
@@ -8744,65 +10053,65 @@
                 <w:sz w:val="18"/>
                 <w:szCs w:val="18"/>
               </w:rPr>
-              <w:t xml:space="preserve">약 1,977ms</w:t>
-            </w:r>
-          </w:p>
-        </w:tc>
-        <w:tc>
-          <w:tcPr>
-            <w:tcW w:type="dxa" w:w="1983"/>
-            <w:tcBorders>
-              <w:top w:val="single" w:color="AAAAAA" w:sz="1"/>
-              <w:left w:val="single" w:color="AAAAAA" w:sz="1"/>
-              <w:bottom w:val="single" w:color="AAAAAA" w:sz="1"/>
-              <w:right w:val="single" w:color="AAAAAA" w:sz="1"/>
-            </w:tcBorders>
-            <w:vAlign w:val="center"/>
-          </w:tcPr>
-          <w:p>
-            <w:pPr>
-              <w:spacing w:after="40" w:before="40"/>
-              <w:jc w:val="left"/>
-            </w:pPr>
-            <w:r>
-              <w:rPr>
-                <w:rFonts w:ascii="맑은 고딕" w:cs="맑은 고딕" w:eastAsia="맑은 고딕" w:hAnsi="맑은 고딕"/>
-                <w:b w:val="false"/>
-                <w:bCs w:val="false"/>
-                <w:color w:val="000000"/>
-                <w:sz w:val="18"/>
-                <w:szCs w:val="18"/>
-              </w:rPr>
-              <w:t xml:space="preserve">약 208ms</w:t>
-            </w:r>
-          </w:p>
-        </w:tc>
-        <w:tc>
-          <w:tcPr>
-            <w:tcW w:type="dxa" w:w="1983"/>
-            <w:tcBorders>
-              <w:top w:val="single" w:color="AAAAAA" w:sz="1"/>
-              <w:left w:val="single" w:color="AAAAAA" w:sz="1"/>
-              <w:bottom w:val="single" w:color="AAAAAA" w:sz="1"/>
-              <w:right w:val="single" w:color="AAAAAA" w:sz="1"/>
-            </w:tcBorders>
-            <w:vAlign w:val="center"/>
-          </w:tcPr>
-          <w:p>
-            <w:pPr>
-              <w:spacing w:after="40" w:before="40"/>
-              <w:jc w:val="left"/>
-            </w:pPr>
-            <w:r>
-              <w:rPr>
-                <w:rFonts w:ascii="맑은 고딕" w:cs="맑은 고딕" w:eastAsia="맑은 고딕" w:hAnsi="맑은 고딕"/>
-                <w:b w:val="false"/>
-                <w:bCs w:val="false"/>
-                <w:color w:val="000000"/>
-                <w:sz w:val="18"/>
-                <w:szCs w:val="18"/>
-              </w:rPr>
-              <w:t xml:space="preserve">약 4,154ms</w:t>
+              <w:t xml:space="preserve">1.000</w:t>
+            </w:r>
+          </w:p>
+        </w:tc>
+        <w:tc>
+          <w:tcPr>
+            <w:tcW w:type="dxa" w:w="1983"/>
+            <w:tcBorders>
+              <w:top w:val="single" w:color="AAAAAA" w:sz="1"/>
+              <w:left w:val="single" w:color="AAAAAA" w:sz="1"/>
+              <w:bottom w:val="single" w:color="AAAAAA" w:sz="1"/>
+              <w:right w:val="single" w:color="AAAAAA" w:sz="1"/>
+            </w:tcBorders>
+            <w:vAlign w:val="center"/>
+          </w:tcPr>
+          <w:p>
+            <w:pPr>
+              <w:spacing w:after="40" w:before="40"/>
+              <w:jc w:val="left"/>
+            </w:pPr>
+            <w:r>
+              <w:rPr>
+                <w:rFonts w:ascii="맑은 고딕" w:cs="맑은 고딕" w:eastAsia="맑은 고딕" w:hAnsi="맑은 고딕"/>
+                <w:b w:val="false"/>
+                <w:bCs w:val="false"/>
+                <w:color w:val="000000"/>
+                <w:sz w:val="18"/>
+                <w:szCs w:val="18"/>
+              </w:rPr>
+              <w:t xml:space="preserve">대기시간 기반</w:t>
+            </w:r>
+          </w:p>
+        </w:tc>
+        <w:tc>
+          <w:tcPr>
+            <w:tcW w:type="dxa" w:w="1983"/>
+            <w:tcBorders>
+              <w:top w:val="single" w:color="AAAAAA" w:sz="1"/>
+              <w:left w:val="single" w:color="AAAAAA" w:sz="1"/>
+              <w:bottom w:val="single" w:color="AAAAAA" w:sz="1"/>
+              <w:right w:val="single" w:color="AAAAAA" w:sz="1"/>
+            </w:tcBorders>
+            <w:vAlign w:val="center"/>
+          </w:tcPr>
+          <w:p>
+            <w:pPr>
+              <w:spacing w:after="40" w:before="40"/>
+              <w:jc w:val="left"/>
+            </w:pPr>
+            <w:r>
+              <w:rPr>
+                <w:rFonts w:ascii="맑은 고딕" w:cs="맑은 고딕" w:eastAsia="맑은 고딕" w:hAnsi="맑은 고딕"/>
+                <w:b w:val="false"/>
+                <w:bCs w:val="false"/>
+                <w:color w:val="000000"/>
+                <w:sz w:val="18"/>
+                <w:szCs w:val="18"/>
+              </w:rPr>
+              <w:t xml:space="preserve">사용자 간 공정 (우선순위는 요청 단위)</w:t>
             </w:r>
           </w:p>
         </w:tc>
@@ -8833,6 +10142,124 @@
                 <w:sz w:val="18"/>
                 <w:szCs w:val="18"/>
               </w:rPr>
+              <w:t xml:space="preserve">MLFQ (비선점형)</w:t>
+            </w:r>
+          </w:p>
+        </w:tc>
+        <w:tc>
+          <w:tcPr>
+            <w:tcW w:type="dxa" w:w="1983"/>
+            <w:tcBorders>
+              <w:top w:val="single" w:color="AAAAAA" w:sz="1"/>
+              <w:left w:val="single" w:color="AAAAAA" w:sz="1"/>
+              <w:bottom w:val="single" w:color="AAAAAA" w:sz="1"/>
+              <w:right w:val="single" w:color="AAAAAA" w:sz="1"/>
+            </w:tcBorders>
+            <w:vAlign w:val="center"/>
+          </w:tcPr>
+          <w:p>
+            <w:pPr>
+              <w:spacing w:after="40" w:before="40"/>
+              <w:jc w:val="left"/>
+            </w:pPr>
+            <w:r>
+              <w:rPr>
+                <w:rFonts w:ascii="맑은 고딕" w:cs="맑은 고딕" w:eastAsia="맑은 고딕" w:hAnsi="맑은 고딕"/>
+                <w:b w:val="false"/>
+                <w:bCs w:val="false"/>
+                <w:color w:val="000000"/>
+                <w:sz w:val="18"/>
+                <w:szCs w:val="18"/>
+              </w:rPr>
+              <w:t xml:space="preserve">1.000</w:t>
+            </w:r>
+          </w:p>
+        </w:tc>
+        <w:tc>
+          <w:tcPr>
+            <w:tcW w:type="dxa" w:w="1983"/>
+            <w:tcBorders>
+              <w:top w:val="single" w:color="AAAAAA" w:sz="1"/>
+              <w:left w:val="single" w:color="AAAAAA" w:sz="1"/>
+              <w:bottom w:val="single" w:color="AAAAAA" w:sz="1"/>
+              <w:right w:val="single" w:color="AAAAAA" w:sz="1"/>
+            </w:tcBorders>
+            <w:vAlign w:val="center"/>
+          </w:tcPr>
+          <w:p>
+            <w:pPr>
+              <w:spacing w:after="40" w:before="40"/>
+              <w:jc w:val="left"/>
+            </w:pPr>
+            <w:r>
+              <w:rPr>
+                <w:rFonts w:ascii="맑은 고딕" w:cs="맑은 고딕" w:eastAsia="맑은 고딕" w:hAnsi="맑은 고딕"/>
+                <w:b w:val="false"/>
+                <w:bCs w:val="false"/>
+                <w:color w:val="000000"/>
+                <w:sz w:val="18"/>
+                <w:szCs w:val="18"/>
+              </w:rPr>
+              <w:t xml:space="preserve">대기시간 기반</w:t>
+            </w:r>
+          </w:p>
+        </w:tc>
+        <w:tc>
+          <w:tcPr>
+            <w:tcW w:type="dxa" w:w="1983"/>
+            <w:tcBorders>
+              <w:top w:val="single" w:color="AAAAAA" w:sz="1"/>
+              <w:left w:val="single" w:color="AAAAAA" w:sz="1"/>
+              <w:bottom w:val="single" w:color="AAAAAA" w:sz="1"/>
+              <w:right w:val="single" w:color="AAAAAA" w:sz="1"/>
+            </w:tcBorders>
+            <w:vAlign w:val="center"/>
+          </w:tcPr>
+          <w:p>
+            <w:pPr>
+              <w:spacing w:after="40" w:before="40"/>
+              <w:jc w:val="left"/>
+            </w:pPr>
+            <w:r>
+              <w:rPr>
+                <w:rFonts w:ascii="맑은 고딕" w:cs="맑은 고딕" w:eastAsia="맑은 고딕" w:hAnsi="맑은 고딕"/>
+                <w:b w:val="false"/>
+                <w:bCs w:val="false"/>
+                <w:color w:val="000000"/>
+                <w:sz w:val="18"/>
+                <w:szCs w:val="18"/>
+              </w:rPr>
+              <w:t xml:space="preserve">완전 공정 (FCFS와 동일)</w:t>
+            </w:r>
+          </w:p>
+        </w:tc>
+      </w:tr>
+      <w:tr>
+        <w:tc>
+          <w:tcPr>
+            <w:tcW w:type="dxa" w:w="1983"/>
+            <w:tcBorders>
+              <w:top w:val="single" w:color="AAAAAA" w:sz="1"/>
+              <w:left w:val="single" w:color="AAAAAA" w:sz="1"/>
+              <w:bottom w:val="single" w:color="AAAAAA" w:sz="1"/>
+              <w:right w:val="single" w:color="AAAAAA" w:sz="1"/>
+            </w:tcBorders>
+            <w:vAlign w:val="center"/>
+          </w:tcPr>
+          <w:p>
+            <w:pPr>
+              <w:spacing w:after="40" w:before="40"/>
+              <w:jc w:val="left"/>
+            </w:pPr>
+            <w:r>
+              <w:rPr>
+                <w:rFonts w:ascii="맑은 고딕" w:cs="맑은 고딕" w:eastAsia="맑은 고딕" w:hAnsi="맑은 고딕"/>
+                <w:b w:val="false"/>
+                <w:bCs w:val="false"/>
+                <w:color w:val="000000"/>
+                <w:sz w:val="18"/>
+                <w:szCs w:val="18"/>
+              </w:rPr>
               <w:t xml:space="preserve">WFQ</w:t>
             </w:r>
           </w:p>
@@ -8862,65 +10289,65 @@
                 <w:sz w:val="18"/>
                 <w:szCs w:val="18"/>
               </w:rPr>
-              <w:t xml:space="preserve">약 1,976ms</w:t>
-            </w:r>
-          </w:p>
-        </w:tc>
-        <w:tc>
-          <w:tcPr>
-            <w:tcW w:type="dxa" w:w="1983"/>
-            <w:tcBorders>
-              <w:top w:val="single" w:color="AAAAAA" w:sz="1"/>
-              <w:left w:val="single" w:color="AAAAAA" w:sz="1"/>
-              <w:bottom w:val="single" w:color="AAAAAA" w:sz="1"/>
-              <w:right w:val="single" w:color="AAAAAA" w:sz="1"/>
-            </w:tcBorders>
-            <w:vAlign w:val="center"/>
-          </w:tcPr>
-          <w:p>
-            <w:pPr>
-              <w:spacing w:after="40" w:before="40"/>
-              <w:jc w:val="left"/>
-            </w:pPr>
-            <w:r>
-              <w:rPr>
-                <w:rFonts w:ascii="맑은 고딕" w:cs="맑은 고딕" w:eastAsia="맑은 고딕" w:hAnsi="맑은 고딕"/>
-                <w:b w:val="false"/>
-                <w:bCs w:val="false"/>
-                <w:color w:val="000000"/>
-                <w:sz w:val="18"/>
-                <w:szCs w:val="18"/>
-              </w:rPr>
-              <w:t xml:space="preserve">약 208ms</w:t>
-            </w:r>
-          </w:p>
-        </w:tc>
-        <w:tc>
-          <w:tcPr>
-            <w:tcW w:type="dxa" w:w="1983"/>
-            <w:tcBorders>
-              <w:top w:val="single" w:color="AAAAAA" w:sz="1"/>
-              <w:left w:val="single" w:color="AAAAAA" w:sz="1"/>
-              <w:bottom w:val="single" w:color="AAAAAA" w:sz="1"/>
-              <w:right w:val="single" w:color="AAAAAA" w:sz="1"/>
-            </w:tcBorders>
-            <w:vAlign w:val="center"/>
-          </w:tcPr>
-          <w:p>
-            <w:pPr>
-              <w:spacing w:after="40" w:before="40"/>
-              <w:jc w:val="left"/>
-            </w:pPr>
-            <w:r>
-              <w:rPr>
-                <w:rFonts w:ascii="맑은 고딕" w:cs="맑은 고딕" w:eastAsia="맑은 고딕" w:hAnsi="맑은 고딕"/>
-                <w:b w:val="false"/>
-                <w:bCs w:val="false"/>
-                <w:color w:val="000000"/>
-                <w:sz w:val="18"/>
-                <w:szCs w:val="18"/>
-              </w:rPr>
-              <w:t xml:space="preserve">약 4,167ms</w:t>
+              <w:t xml:space="preserve">0.316</w:t>
+            </w:r>
+          </w:p>
+        </w:tc>
+        <w:tc>
+          <w:tcPr>
+            <w:tcW w:type="dxa" w:w="1983"/>
+            <w:tcBorders>
+              <w:top w:val="single" w:color="AAAAAA" w:sz="1"/>
+              <w:left w:val="single" w:color="AAAAAA" w:sz="1"/>
+              <w:bottom w:val="single" w:color="AAAAAA" w:sz="1"/>
+              <w:right w:val="single" w:color="AAAAAA" w:sz="1"/>
+            </w:tcBorders>
+            <w:vAlign w:val="center"/>
+          </w:tcPr>
+          <w:p>
+            <w:pPr>
+              <w:spacing w:after="40" w:before="40"/>
+              <w:jc w:val="left"/>
+            </w:pPr>
+            <w:r>
+              <w:rPr>
+                <w:rFonts w:ascii="맑은 고딕" w:cs="맑은 고딕" w:eastAsia="맑은 고딕" w:hAnsi="맑은 고딕"/>
+                <w:b w:val="false"/>
+                <w:bCs w:val="false"/>
+                <w:color w:val="000000"/>
+                <w:sz w:val="18"/>
+                <w:szCs w:val="18"/>
+              </w:rPr>
+              <w:t xml:space="preserve">처리량 기반</w:t>
+            </w:r>
+          </w:p>
+        </w:tc>
+        <w:tc>
+          <w:tcPr>
+            <w:tcW w:type="dxa" w:w="1983"/>
+            <w:tcBorders>
+              <w:top w:val="single" w:color="AAAAAA" w:sz="1"/>
+              <w:left w:val="single" w:color="AAAAAA" w:sz="1"/>
+              <w:bottom w:val="single" w:color="AAAAAA" w:sz="1"/>
+              <w:right w:val="single" w:color="AAAAAA" w:sz="1"/>
+            </w:tcBorders>
+            <w:vAlign w:val="center"/>
+          </w:tcPr>
+          <w:p>
+            <w:pPr>
+              <w:spacing w:after="40" w:before="40"/>
+              <w:jc w:val="left"/>
+            </w:pPr>
+            <w:r>
+              <w:rPr>
+                <w:rFonts w:ascii="맑은 고딕" w:cs="맑은 고딕" w:eastAsia="맑은 고딕" w:hAnsi="맑은 고딕"/>
+                <w:b w:val="false"/>
+                <w:bCs w:val="false"/>
+                <w:color w:val="000000"/>
+                <w:sz w:val="18"/>
+                <w:szCs w:val="18"/>
+              </w:rPr>
+              <w:t xml:space="preserve">의도적 차등 (가중치 기반)</w:t>
             </w:r>
           </w:p>
         </w:tc>
@@ -8933,640 +10360,6 @@
     </w:p>
     <w:p>
       <w:pPr>
-        <w:spacing w:after="80" w:line="240"/>
-      </w:pPr>
-      <w:r>
-        <w:rPr>
-          <w:rFonts w:ascii="맑은 고딕" w:cs="맑은 고딕" w:eastAsia="맑은 고딕" w:hAnsi="맑은 고딕"/>
-          <w:b/>
-          <w:bCs/>
-          <w:color w:val="000000"/>
-          <w:sz w:val="20"/>
-          <w:szCs w:val="20"/>
-        </w:rPr>
-        <w:t xml:space="preserve">표 11. 실서버 구독 등급별 평균 대기시간</w:t>
-      </w:r>
-    </w:p>
-    <w:tbl>
-      <w:tblPr>
-        <w:tblW w:type="auto" w:w="100"/>
-        <w:tblBorders>
-          <w:top w:val="single" w:color="auto" w:sz="4"/>
-          <w:left w:val="single" w:color="auto" w:sz="4"/>
-          <w:bottom w:val="single" w:color="auto" w:sz="4"/>
-          <w:right w:val="single" w:color="auto" w:sz="4"/>
-          <w:insideH w:val="single" w:color="auto" w:sz="4"/>
-          <w:insideV w:val="single" w:color="auto" w:sz="4"/>
-        </w:tblBorders>
-      </w:tblPr>
-      <w:tblGrid>
-        <w:gridCol w:w="1983"/>
-        <w:gridCol w:w="1983"/>
-        <w:gridCol w:w="1983"/>
-        <w:gridCol w:w="1983"/>
-      </w:tblGrid>
-      <w:tr>
-        <w:tc>
-          <w:tcPr>
-            <w:tcW w:type="dxa" w:w="1983"/>
-            <w:tcBorders>
-              <w:top w:val="single" w:color="AAAAAA" w:sz="1"/>
-              <w:left w:val="single" w:color="AAAAAA" w:sz="1"/>
-              <w:bottom w:val="single" w:color="AAAAAA" w:sz="1"/>
-              <w:right w:val="single" w:color="AAAAAA" w:sz="1"/>
-            </w:tcBorders>
-            <w:shd w:fill="D9E2F3" w:val="clear"/>
-            <w:vAlign w:val="center"/>
-          </w:tcPr>
-          <w:p>
-            <w:pPr>
-              <w:spacing w:after="40" w:before="40"/>
-              <w:jc w:val="center"/>
-            </w:pPr>
-            <w:r>
-              <w:rPr>
-                <w:rFonts w:ascii="맑은 고딕" w:cs="맑은 고딕" w:eastAsia="맑은 고딕" w:hAnsi="맑은 고딕"/>
-                <w:b/>
-                <w:bCs/>
-                <w:color w:val="000000"/>
-                <w:sz w:val="18"/>
-                <w:szCs w:val="18"/>
-              </w:rPr>
-              <w:t xml:space="preserve">구독 등급</w:t>
-            </w:r>
-          </w:p>
-        </w:tc>
-        <w:tc>
-          <w:tcPr>
-            <w:tcW w:type="dxa" w:w="1983"/>
-            <w:tcBorders>
-              <w:top w:val="single" w:color="AAAAAA" w:sz="1"/>
-              <w:left w:val="single" w:color="AAAAAA" w:sz="1"/>
-              <w:bottom w:val="single" w:color="AAAAAA" w:sz="1"/>
-              <w:right w:val="single" w:color="AAAAAA" w:sz="1"/>
-            </w:tcBorders>
-            <w:shd w:fill="D9E2F3" w:val="clear"/>
-            <w:vAlign w:val="center"/>
-          </w:tcPr>
-          <w:p>
-            <w:pPr>
-              <w:spacing w:after="40" w:before="40"/>
-              <w:jc w:val="center"/>
-            </w:pPr>
-            <w:r>
-              <w:rPr>
-                <w:rFonts w:ascii="맑은 고딕" w:cs="맑은 고딕" w:eastAsia="맑은 고딕" w:hAnsi="맑은 고딕"/>
-                <w:b/>
-                <w:bCs/>
-                <w:color w:val="000000"/>
-                <w:sz w:val="18"/>
-                <w:szCs w:val="18"/>
-              </w:rPr>
-              <w:t xml:space="preserve">FCFS</w:t>
-            </w:r>
-          </w:p>
-        </w:tc>
-        <w:tc>
-          <w:tcPr>
-            <w:tcW w:type="dxa" w:w="1983"/>
-            <w:tcBorders>
-              <w:top w:val="single" w:color="AAAAAA" w:sz="1"/>
-              <w:left w:val="single" w:color="AAAAAA" w:sz="1"/>
-              <w:bottom w:val="single" w:color="AAAAAA" w:sz="1"/>
-              <w:right w:val="single" w:color="AAAAAA" w:sz="1"/>
-            </w:tcBorders>
-            <w:shd w:fill="D9E2F3" w:val="clear"/>
-            <w:vAlign w:val="center"/>
-          </w:tcPr>
-          <w:p>
-            <w:pPr>
-              <w:spacing w:after="40" w:before="40"/>
-              <w:jc w:val="center"/>
-            </w:pPr>
-            <w:r>
-              <w:rPr>
-                <w:rFonts w:ascii="맑은 고딕" w:cs="맑은 고딕" w:eastAsia="맑은 고딕" w:hAnsi="맑은 고딕"/>
-                <w:b/>
-                <w:bCs/>
-                <w:color w:val="000000"/>
-                <w:sz w:val="18"/>
-                <w:szCs w:val="18"/>
-              </w:rPr>
-              <w:t xml:space="preserve">Priority</w:t>
-            </w:r>
-          </w:p>
-        </w:tc>
-        <w:tc>
-          <w:tcPr>
-            <w:tcW w:type="dxa" w:w="1983"/>
-            <w:tcBorders>
-              <w:top w:val="single" w:color="AAAAAA" w:sz="1"/>
-              <w:left w:val="single" w:color="AAAAAA" w:sz="1"/>
-              <w:bottom w:val="single" w:color="AAAAAA" w:sz="1"/>
-              <w:right w:val="single" w:color="AAAAAA" w:sz="1"/>
-            </w:tcBorders>
-            <w:shd w:fill="D9E2F3" w:val="clear"/>
-            <w:vAlign w:val="center"/>
-          </w:tcPr>
-          <w:p>
-            <w:pPr>
-              <w:spacing w:after="40" w:before="40"/>
-              <w:jc w:val="center"/>
-            </w:pPr>
-            <w:r>
-              <w:rPr>
-                <w:rFonts w:ascii="맑은 고딕" w:cs="맑은 고딕" w:eastAsia="맑은 고딕" w:hAnsi="맑은 고딕"/>
-                <w:b/>
-                <w:bCs/>
-                <w:color w:val="000000"/>
-                <w:sz w:val="18"/>
-                <w:szCs w:val="18"/>
-              </w:rPr>
-              <w:t xml:space="preserve">WFQ</w:t>
-            </w:r>
-          </w:p>
-        </w:tc>
-      </w:tr>
-      <w:tr>
-        <w:tc>
-          <w:tcPr>
-            <w:tcW w:type="dxa" w:w="1983"/>
-            <w:tcBorders>
-              <w:top w:val="single" w:color="AAAAAA" w:sz="1"/>
-              <w:left w:val="single" w:color="AAAAAA" w:sz="1"/>
-              <w:bottom w:val="single" w:color="AAAAAA" w:sz="1"/>
-              <w:right w:val="single" w:color="AAAAAA" w:sz="1"/>
-            </w:tcBorders>
-            <w:vAlign w:val="center"/>
-          </w:tcPr>
-          <w:p>
-            <w:pPr>
-              <w:spacing w:after="40" w:before="40"/>
-              <w:jc w:val="left"/>
-            </w:pPr>
-            <w:r>
-              <w:rPr>
-                <w:rFonts w:ascii="맑은 고딕" w:cs="맑은 고딕" w:eastAsia="맑은 고딕" w:hAnsi="맑은 고딕"/>
-                <w:b w:val="false"/>
-                <w:bCs w:val="false"/>
-                <w:color w:val="000000"/>
-                <w:sz w:val="18"/>
-                <w:szCs w:val="18"/>
-              </w:rPr>
-              <w:t xml:space="preserve">Enterprise</w:t>
-            </w:r>
-          </w:p>
-        </w:tc>
-        <w:tc>
-          <w:tcPr>
-            <w:tcW w:type="dxa" w:w="1983"/>
-            <w:tcBorders>
-              <w:top w:val="single" w:color="AAAAAA" w:sz="1"/>
-              <w:left w:val="single" w:color="AAAAAA" w:sz="1"/>
-              <w:bottom w:val="single" w:color="AAAAAA" w:sz="1"/>
-              <w:right w:val="single" w:color="AAAAAA" w:sz="1"/>
-            </w:tcBorders>
-            <w:vAlign w:val="center"/>
-          </w:tcPr>
-          <w:p>
-            <w:pPr>
-              <w:spacing w:after="40" w:before="40"/>
-              <w:jc w:val="left"/>
-            </w:pPr>
-            <w:r>
-              <w:rPr>
-                <w:rFonts w:ascii="맑은 고딕" w:cs="맑은 고딕" w:eastAsia="맑은 고딕" w:hAnsi="맑은 고딕"/>
-                <w:b w:val="false"/>
-                <w:bCs w:val="false"/>
-                <w:color w:val="000000"/>
-                <w:sz w:val="18"/>
-                <w:szCs w:val="18"/>
-              </w:rPr>
-              <w:t xml:space="preserve">약 432ms</w:t>
-            </w:r>
-          </w:p>
-        </w:tc>
-        <w:tc>
-          <w:tcPr>
-            <w:tcW w:type="dxa" w:w="1983"/>
-            <w:tcBorders>
-              <w:top w:val="single" w:color="AAAAAA" w:sz="1"/>
-              <w:left w:val="single" w:color="AAAAAA" w:sz="1"/>
-              <w:bottom w:val="single" w:color="AAAAAA" w:sz="1"/>
-              <w:right w:val="single" w:color="AAAAAA" w:sz="1"/>
-            </w:tcBorders>
-            <w:vAlign w:val="center"/>
-          </w:tcPr>
-          <w:p>
-            <w:pPr>
-              <w:spacing w:after="40" w:before="40"/>
-              <w:jc w:val="left"/>
-            </w:pPr>
-            <w:r>
-              <w:rPr>
-                <w:rFonts w:ascii="맑은 고딕" w:cs="맑은 고딕" w:eastAsia="맑은 고딕" w:hAnsi="맑은 고딕"/>
-                <w:b w:val="false"/>
-                <w:bCs w:val="false"/>
-                <w:color w:val="000000"/>
-                <w:sz w:val="18"/>
-                <w:szCs w:val="18"/>
-              </w:rPr>
-              <w:t xml:space="preserve">약 664ms</w:t>
-            </w:r>
-          </w:p>
-        </w:tc>
-        <w:tc>
-          <w:tcPr>
-            <w:tcW w:type="dxa" w:w="1983"/>
-            <w:tcBorders>
-              <w:top w:val="single" w:color="AAAAAA" w:sz="1"/>
-              <w:left w:val="single" w:color="AAAAAA" w:sz="1"/>
-              <w:bottom w:val="single" w:color="AAAAAA" w:sz="1"/>
-              <w:right w:val="single" w:color="AAAAAA" w:sz="1"/>
-            </w:tcBorders>
-            <w:vAlign w:val="center"/>
-          </w:tcPr>
-          <w:p>
-            <w:pPr>
-              <w:spacing w:after="40" w:before="40"/>
-              <w:jc w:val="left"/>
-            </w:pPr>
-            <w:r>
-              <w:rPr>
-                <w:rFonts w:ascii="맑은 고딕" w:cs="맑은 고딕" w:eastAsia="맑은 고딕" w:hAnsi="맑은 고딕"/>
-                <w:b w:val="false"/>
-                <w:bCs w:val="false"/>
-                <w:color w:val="000000"/>
-                <w:sz w:val="18"/>
-                <w:szCs w:val="18"/>
-              </w:rPr>
-              <w:t xml:space="preserve">약 410ms</w:t>
-            </w:r>
-          </w:p>
-        </w:tc>
-      </w:tr>
-      <w:tr>
-        <w:tc>
-          <w:tcPr>
-            <w:tcW w:type="dxa" w:w="1983"/>
-            <w:tcBorders>
-              <w:top w:val="single" w:color="AAAAAA" w:sz="1"/>
-              <w:left w:val="single" w:color="AAAAAA" w:sz="1"/>
-              <w:bottom w:val="single" w:color="AAAAAA" w:sz="1"/>
-              <w:right w:val="single" w:color="AAAAAA" w:sz="1"/>
-            </w:tcBorders>
-            <w:vAlign w:val="center"/>
-          </w:tcPr>
-          <w:p>
-            <w:pPr>
-              <w:spacing w:after="40" w:before="40"/>
-              <w:jc w:val="left"/>
-            </w:pPr>
-            <w:r>
-              <w:rPr>
-                <w:rFonts w:ascii="맑은 고딕" w:cs="맑은 고딕" w:eastAsia="맑은 고딕" w:hAnsi="맑은 고딕"/>
-                <w:b w:val="false"/>
-                <w:bCs w:val="false"/>
-                <w:color w:val="000000"/>
-                <w:sz w:val="18"/>
-                <w:szCs w:val="18"/>
-              </w:rPr>
-              <w:t xml:space="preserve">Premium</w:t>
-            </w:r>
-          </w:p>
-        </w:tc>
-        <w:tc>
-          <w:tcPr>
-            <w:tcW w:type="dxa" w:w="1983"/>
-            <w:tcBorders>
-              <w:top w:val="single" w:color="AAAAAA" w:sz="1"/>
-              <w:left w:val="single" w:color="AAAAAA" w:sz="1"/>
-              <w:bottom w:val="single" w:color="AAAAAA" w:sz="1"/>
-              <w:right w:val="single" w:color="AAAAAA" w:sz="1"/>
-            </w:tcBorders>
-            <w:vAlign w:val="center"/>
-          </w:tcPr>
-          <w:p>
-            <w:pPr>
-              <w:spacing w:after="40" w:before="40"/>
-              <w:jc w:val="left"/>
-            </w:pPr>
-            <w:r>
-              <w:rPr>
-                <w:rFonts w:ascii="맑은 고딕" w:cs="맑은 고딕" w:eastAsia="맑은 고딕" w:hAnsi="맑은 고딕"/>
-                <w:b w:val="false"/>
-                <w:bCs w:val="false"/>
-                <w:color w:val="000000"/>
-                <w:sz w:val="18"/>
-                <w:szCs w:val="18"/>
-              </w:rPr>
-              <w:t xml:space="preserve">약 1,480ms</w:t>
-            </w:r>
-          </w:p>
-        </w:tc>
-        <w:tc>
-          <w:tcPr>
-            <w:tcW w:type="dxa" w:w="1983"/>
-            <w:tcBorders>
-              <w:top w:val="single" w:color="AAAAAA" w:sz="1"/>
-              <w:left w:val="single" w:color="AAAAAA" w:sz="1"/>
-              <w:bottom w:val="single" w:color="AAAAAA" w:sz="1"/>
-              <w:right w:val="single" w:color="AAAAAA" w:sz="1"/>
-            </w:tcBorders>
-            <w:vAlign w:val="center"/>
-          </w:tcPr>
-          <w:p>
-            <w:pPr>
-              <w:spacing w:after="40" w:before="40"/>
-              <w:jc w:val="left"/>
-            </w:pPr>
-            <w:r>
-              <w:rPr>
-                <w:rFonts w:ascii="맑은 고딕" w:cs="맑은 고딕" w:eastAsia="맑은 고딕" w:hAnsi="맑은 고딕"/>
-                <w:b w:val="false"/>
-                <w:bCs w:val="false"/>
-                <w:color w:val="000000"/>
-                <w:sz w:val="18"/>
-                <w:szCs w:val="18"/>
-              </w:rPr>
-              <w:t xml:space="preserve">약 1,333ms</w:t>
-            </w:r>
-          </w:p>
-        </w:tc>
-        <w:tc>
-          <w:tcPr>
-            <w:tcW w:type="dxa" w:w="1983"/>
-            <w:tcBorders>
-              <w:top w:val="single" w:color="AAAAAA" w:sz="1"/>
-              <w:left w:val="single" w:color="AAAAAA" w:sz="1"/>
-              <w:bottom w:val="single" w:color="AAAAAA" w:sz="1"/>
-              <w:right w:val="single" w:color="AAAAAA" w:sz="1"/>
-            </w:tcBorders>
-            <w:vAlign w:val="center"/>
-          </w:tcPr>
-          <w:p>
-            <w:pPr>
-              <w:spacing w:after="40" w:before="40"/>
-              <w:jc w:val="left"/>
-            </w:pPr>
-            <w:r>
-              <w:rPr>
-                <w:rFonts w:ascii="맑은 고딕" w:cs="맑은 고딕" w:eastAsia="맑은 고딕" w:hAnsi="맑은 고딕"/>
-                <w:b w:val="false"/>
-                <w:bCs w:val="false"/>
-                <w:color w:val="000000"/>
-                <w:sz w:val="18"/>
-                <w:szCs w:val="18"/>
-              </w:rPr>
-              <w:t xml:space="preserve">약 1,458ms</w:t>
-            </w:r>
-          </w:p>
-        </w:tc>
-      </w:tr>
-      <w:tr>
-        <w:tc>
-          <w:tcPr>
-            <w:tcW w:type="dxa" w:w="1983"/>
-            <w:tcBorders>
-              <w:top w:val="single" w:color="AAAAAA" w:sz="1"/>
-              <w:left w:val="single" w:color="AAAAAA" w:sz="1"/>
-              <w:bottom w:val="single" w:color="AAAAAA" w:sz="1"/>
-              <w:right w:val="single" w:color="AAAAAA" w:sz="1"/>
-            </w:tcBorders>
-            <w:vAlign w:val="center"/>
-          </w:tcPr>
-          <w:p>
-            <w:pPr>
-              <w:spacing w:after="40" w:before="40"/>
-              <w:jc w:val="left"/>
-            </w:pPr>
-            <w:r>
-              <w:rPr>
-                <w:rFonts w:ascii="맑은 고딕" w:cs="맑은 고딕" w:eastAsia="맑은 고딕" w:hAnsi="맑은 고딕"/>
-                <w:b w:val="false"/>
-                <w:bCs w:val="false"/>
-                <w:color w:val="000000"/>
-                <w:sz w:val="18"/>
-                <w:szCs w:val="18"/>
-              </w:rPr>
-              <w:t xml:space="preserve">Standard</w:t>
-            </w:r>
-          </w:p>
-        </w:tc>
-        <w:tc>
-          <w:tcPr>
-            <w:tcW w:type="dxa" w:w="1983"/>
-            <w:tcBorders>
-              <w:top w:val="single" w:color="AAAAAA" w:sz="1"/>
-              <w:left w:val="single" w:color="AAAAAA" w:sz="1"/>
-              <w:bottom w:val="single" w:color="AAAAAA" w:sz="1"/>
-              <w:right w:val="single" w:color="AAAAAA" w:sz="1"/>
-            </w:tcBorders>
-            <w:vAlign w:val="center"/>
-          </w:tcPr>
-          <w:p>
-            <w:pPr>
-              <w:spacing w:after="40" w:before="40"/>
-              <w:jc w:val="left"/>
-            </w:pPr>
-            <w:r>
-              <w:rPr>
-                <w:rFonts w:ascii="맑은 고딕" w:cs="맑은 고딕" w:eastAsia="맑은 고딕" w:hAnsi="맑은 고딕"/>
-                <w:b w:val="false"/>
-                <w:bCs w:val="false"/>
-                <w:color w:val="000000"/>
-                <w:sz w:val="18"/>
-                <w:szCs w:val="18"/>
-              </w:rPr>
-              <w:t xml:space="preserve">약 2,522ms</w:t>
-            </w:r>
-          </w:p>
-        </w:tc>
-        <w:tc>
-          <w:tcPr>
-            <w:tcW w:type="dxa" w:w="1983"/>
-            <w:tcBorders>
-              <w:top w:val="single" w:color="AAAAAA" w:sz="1"/>
-              <w:left w:val="single" w:color="AAAAAA" w:sz="1"/>
-              <w:bottom w:val="single" w:color="AAAAAA" w:sz="1"/>
-              <w:right w:val="single" w:color="AAAAAA" w:sz="1"/>
-            </w:tcBorders>
-            <w:vAlign w:val="center"/>
-          </w:tcPr>
-          <w:p>
-            <w:pPr>
-              <w:spacing w:after="40" w:before="40"/>
-              <w:jc w:val="left"/>
-            </w:pPr>
-            <w:r>
-              <w:rPr>
-                <w:rFonts w:ascii="맑은 고딕" w:cs="맑은 고딕" w:eastAsia="맑은 고딕" w:hAnsi="맑은 고딕"/>
-                <w:b w:val="false"/>
-                <w:bCs w:val="false"/>
-                <w:color w:val="000000"/>
-                <w:sz w:val="18"/>
-                <w:szCs w:val="18"/>
-              </w:rPr>
-              <w:t xml:space="preserve">약 2,541ms</w:t>
-            </w:r>
-          </w:p>
-        </w:tc>
-        <w:tc>
-          <w:tcPr>
-            <w:tcW w:type="dxa" w:w="1983"/>
-            <w:tcBorders>
-              <w:top w:val="single" w:color="AAAAAA" w:sz="1"/>
-              <w:left w:val="single" w:color="AAAAAA" w:sz="1"/>
-              <w:bottom w:val="single" w:color="AAAAAA" w:sz="1"/>
-              <w:right w:val="single" w:color="AAAAAA" w:sz="1"/>
-            </w:tcBorders>
-            <w:vAlign w:val="center"/>
-          </w:tcPr>
-          <w:p>
-            <w:pPr>
-              <w:spacing w:after="40" w:before="40"/>
-              <w:jc w:val="left"/>
-            </w:pPr>
-            <w:r>
-              <w:rPr>
-                <w:rFonts w:ascii="맑은 고딕" w:cs="맑은 고딕" w:eastAsia="맑은 고딕" w:hAnsi="맑은 고딕"/>
-                <w:b w:val="false"/>
-                <w:bCs w:val="false"/>
-                <w:color w:val="000000"/>
-                <w:sz w:val="18"/>
-                <w:szCs w:val="18"/>
-              </w:rPr>
-              <w:t xml:space="preserve">약 2,496ms</w:t>
-            </w:r>
-          </w:p>
-        </w:tc>
-      </w:tr>
-      <w:tr>
-        <w:tc>
-          <w:tcPr>
-            <w:tcW w:type="dxa" w:w="1983"/>
-            <w:tcBorders>
-              <w:top w:val="single" w:color="AAAAAA" w:sz="1"/>
-              <w:left w:val="single" w:color="AAAAAA" w:sz="1"/>
-              <w:bottom w:val="single" w:color="AAAAAA" w:sz="1"/>
-              <w:right w:val="single" w:color="AAAAAA" w:sz="1"/>
-            </w:tcBorders>
-            <w:vAlign w:val="center"/>
-          </w:tcPr>
-          <w:p>
-            <w:pPr>
-              <w:spacing w:after="40" w:before="40"/>
-              <w:jc w:val="left"/>
-            </w:pPr>
-            <w:r>
-              <w:rPr>
-                <w:rFonts w:ascii="맑은 고딕" w:cs="맑은 고딕" w:eastAsia="맑은 고딕" w:hAnsi="맑은 고딕"/>
-                <w:b w:val="false"/>
-                <w:bCs w:val="false"/>
-                <w:color w:val="000000"/>
-                <w:sz w:val="18"/>
-                <w:szCs w:val="18"/>
-              </w:rPr>
-              <w:t xml:space="preserve">Free</w:t>
-            </w:r>
-          </w:p>
-        </w:tc>
-        <w:tc>
-          <w:tcPr>
-            <w:tcW w:type="dxa" w:w="1983"/>
-            <w:tcBorders>
-              <w:top w:val="single" w:color="AAAAAA" w:sz="1"/>
-              <w:left w:val="single" w:color="AAAAAA" w:sz="1"/>
-              <w:bottom w:val="single" w:color="AAAAAA" w:sz="1"/>
-              <w:right w:val="single" w:color="AAAAAA" w:sz="1"/>
-            </w:tcBorders>
-            <w:vAlign w:val="center"/>
-          </w:tcPr>
-          <w:p>
-            <w:pPr>
-              <w:spacing w:after="40" w:before="40"/>
-              <w:jc w:val="left"/>
-            </w:pPr>
-            <w:r>
-              <w:rPr>
-                <w:rFonts w:ascii="맑은 고딕" w:cs="맑은 고딕" w:eastAsia="맑은 고딕" w:hAnsi="맑은 고딕"/>
-                <w:b w:val="false"/>
-                <w:bCs w:val="false"/>
-                <w:color w:val="000000"/>
-                <w:sz w:val="18"/>
-                <w:szCs w:val="18"/>
-              </w:rPr>
-              <w:t xml:space="preserve">약 3,561ms</w:t>
-            </w:r>
-          </w:p>
-        </w:tc>
-        <w:tc>
-          <w:tcPr>
-            <w:tcW w:type="dxa" w:w="1983"/>
-            <w:tcBorders>
-              <w:top w:val="single" w:color="AAAAAA" w:sz="1"/>
-              <w:left w:val="single" w:color="AAAAAA" w:sz="1"/>
-              <w:bottom w:val="single" w:color="AAAAAA" w:sz="1"/>
-              <w:right w:val="single" w:color="AAAAAA" w:sz="1"/>
-            </w:tcBorders>
-            <w:vAlign w:val="center"/>
-          </w:tcPr>
-          <w:p>
-            <w:pPr>
-              <w:spacing w:after="40" w:before="40"/>
-              <w:jc w:val="left"/>
-            </w:pPr>
-            <w:r>
-              <w:rPr>
-                <w:rFonts w:ascii="맑은 고딕" w:cs="맑은 고딕" w:eastAsia="맑은 고딕" w:hAnsi="맑은 고딕"/>
-                <w:b w:val="false"/>
-                <w:bCs w:val="false"/>
-                <w:color w:val="000000"/>
-                <w:sz w:val="18"/>
-                <w:szCs w:val="18"/>
-              </w:rPr>
-              <w:t xml:space="preserve">약 3,371ms</w:t>
-            </w:r>
-          </w:p>
-        </w:tc>
-        <w:tc>
-          <w:tcPr>
-            <w:tcW w:type="dxa" w:w="1983"/>
-            <w:tcBorders>
-              <w:top w:val="single" w:color="AAAAAA" w:sz="1"/>
-              <w:left w:val="single" w:color="AAAAAA" w:sz="1"/>
-              <w:bottom w:val="single" w:color="AAAAAA" w:sz="1"/>
-              <w:right w:val="single" w:color="AAAAAA" w:sz="1"/>
-            </w:tcBorders>
-            <w:vAlign w:val="center"/>
-          </w:tcPr>
-          <w:p>
-            <w:pPr>
-              <w:spacing w:after="40" w:before="40"/>
-              <w:jc w:val="left"/>
-            </w:pPr>
-            <w:r>
-              <w:rPr>
-                <w:rFonts w:ascii="맑은 고딕" w:cs="맑은 고딕" w:eastAsia="맑은 고딕" w:hAnsi="맑은 고딕"/>
-                <w:b w:val="false"/>
-                <w:bCs w:val="false"/>
-                <w:color w:val="000000"/>
-                <w:sz w:val="18"/>
-                <w:szCs w:val="18"/>
-              </w:rPr>
-              <w:t xml:space="preserve">약 3,542ms</w:t>
-            </w:r>
-          </w:p>
-        </w:tc>
-      </w:tr>
-    </w:tbl>
-    <w:p>
-      <w:pPr>
-        <w:spacing w:after="80"/>
-      </w:pPr>
-    </w:p>
-    <w:p>
-      <w:pPr>
         <w:spacing w:after="80"/>
       </w:pPr>
     </w:p>
@@ -9578,7 +10371,7 @@
       <w:r>
         <w:drawing>
           <wp:inline distT="0" distB="0" distL="0" distR="0">
-            <wp:extent cx="5400675" cy="2257425"/>
+            <wp:extent cx="5400675" cy="2400300"/>
             <wp:effectExtent t="0" r="0" b="0" l="0"/>
             <wp:docPr id="1" name="" descr="" title=""/>
             <wp:cNvGraphicFramePr>
@@ -9603,872 +10396,6 @@
                   <pic:spPr bwMode="auto">
                     <a:xfrm>
                       <a:off x="0" y="0"/>
-                      <a:ext cx="5400675" cy="2257425"/>
-                    </a:xfrm>
-                    <a:prstGeom prst="rect">
-                      <a:avLst/>
-                    </a:prstGeom>
-                  </pic:spPr>
-                </pic:pic>
-              </a:graphicData>
-            </a:graphic>
-          </wp:inline>
-        </w:drawing>
-      </w:r>
-    </w:p>
-    <w:p>
-      <w:pPr>
-        <w:spacing w:after="120" w:line="240"/>
-        <w:jc w:val="center"/>
-      </w:pPr>
-      <w:r>
-        <w:rPr>
-          <w:rFonts w:ascii="맑은 고딕" w:cs="맑은 고딕" w:eastAsia="맑은 고딕" w:hAnsi="맑은 고딕"/>
-          <w:i/>
-          <w:iCs/>
-          <w:color w:val="666666"/>
-          <w:sz w:val="18"/>
-          <w:szCs w:val="18"/>
-        </w:rPr>
-        <w:t xml:space="preserve">[그림 7] 실서버 구독 등급별 평균 대기시간 비교</w:t>
-      </w:r>
-    </w:p>
-    <w:p>
-      <w:pPr>
-        <w:spacing w:after="80"/>
-      </w:pPr>
-    </w:p>
-    <w:p>
-      <w:pPr>
-        <w:spacing w:after="120" w:line="240"/>
-      </w:pPr>
-      <w:r>
-        <w:rPr>
-          <w:rFonts w:ascii="맑은 고딕" w:cs="맑은 고딕" w:eastAsia="맑은 고딕" w:hAnsi="맑은 고딕"/>
-          <w:color w:val="000000"/>
-          <w:sz w:val="20"/>
-          <w:szCs w:val="20"/>
-        </w:rPr>
-        <w:t xml:space="preserve">세 알고리즘의 평균 처리 시간이 모두 약 208~209ms로 거의 같았다. 스케줄러는 "누구를 먼저 처리할지"만 정할 뿐 LLM 추론 속도를 바꾸지 못한다. FCFS에서는 도착 순서대로 처리되어 Enterprise → Free 순으로 대기시간이 늘었다(Enterprise를 먼저 보냄). Priority의 경우 구독 등급과 요청 우선순위가 독립적임을 드러내고자 등급별로 서로 다른 우선순위를 혼합 배정하였다(배정 내역은 부록 표 B.2 참조). 그 결과 Enterprise의 NORMAL 요청이 Premium의 URGENT 요청에 밀려 Enterprise 평균 대기시간은 FCFS 대비 증가하였다(432 → 664ms). 반면 Free의 NORMAL 요청은 Standard의 LOW 요청보다 먼저 처리되어 Free 평균 대기시간은 오히려 감소하였다(3,561 → 3,371ms). </w:t>
-      </w:r>
-      <w:r>
-        <w:rPr>
-          <w:rFonts w:ascii="맑은 고딕" w:cs="맑은 고딕" w:eastAsia="맑은 고딕" w:hAnsi="맑은 고딕"/>
-          <w:b/>
-          <w:bCs/>
-          <w:color w:val="000000"/>
-          <w:sz w:val="20"/>
-          <w:szCs w:val="20"/>
-        </w:rPr>
-        <w:t xml:space="preserve">WFQ</w:t>
-      </w:r>
-      <w:r>
-        <w:rPr>
-          <w:rFonts w:ascii="맑은 고딕" w:cs="맑은 고딕" w:eastAsia="맑은 고딕" w:hAnsi="맑은 고딕"/>
-          <w:color w:val="000000"/>
-          <w:sz w:val="20"/>
-          <w:szCs w:val="20"/>
-        </w:rPr>
-        <w:t xml:space="preserve">는 가중치에 따라 Enterprise가 먼저 처리되었다. 요청 수가 적어 등급별 극단적 차이까지는 드러나지 않았으나 시뮬레이션과 같은 패턴이 나타났다.</w:t>
-      </w:r>
-    </w:p>
-    <w:p>
-      <w:pPr>
-        <w:spacing w:after="130" w:before="220" w:line="240"/>
-      </w:pPr>
-      <w:r>
-        <w:rPr>
-          <w:rFonts w:ascii="맑은 고딕" w:cs="맑은 고딕" w:eastAsia="맑은 고딕" w:hAnsi="맑은 고딕"/>
-          <w:b/>
-          <w:bCs/>
-          <w:color w:val="333333"/>
-          <w:sz w:val="24"/>
-          <w:szCs w:val="24"/>
-        </w:rPr>
-        <w:t xml:space="preserve">5.5 공정성 분석</w:t>
-      </w:r>
-    </w:p>
-    <w:p>
-      <w:pPr>
-        <w:spacing w:after="120" w:line="240"/>
-        <w:ind w:left="360"/>
-      </w:pPr>
-      <w:r>
-        <w:rPr>
-          <w:rFonts w:ascii="맑은 고딕" w:cs="맑은 고딕" w:eastAsia="맑은 고딕" w:hAnsi="맑은 고딕"/>
-          <w:i/>
-          <w:iCs/>
-          <w:color w:val="333333"/>
-          <w:sz w:val="20"/>
-          <w:szCs w:val="20"/>
-        </w:rPr>
-        <w:t xml:space="preserve">JFI 계산 방식의 차이부터 짚어둔다. 이 분석에서는 두 가지 기준을 실험 목적에 맞게 구분해 사용하였다.</w:t>
-      </w:r>
-    </w:p>
-    <w:p>
-      <w:pPr>
-        <w:pStyle w:val="ListParagraph"/>
-        <w:numPr>
-          <w:ilvl w:val="0"/>
-          <w:numId w:val="3"/>
-        </w:numPr>
-        <w:spacing w:after="80" w:line="240"/>
-      </w:pPr>
-      <w:r>
-        <w:rPr>
-          <w:rFonts w:ascii="맑은 고딕" w:cs="맑은 고딕" w:eastAsia="맑은 고딕" w:hAnsi="맑은 고딕"/>
-          <w:color w:val="000000"/>
-          <w:sz w:val="20"/>
-          <w:szCs w:val="20"/>
-        </w:rPr>
-        <w:t xml:space="preserve">FCFS, Priority, MLFQ: 등급 간 대기시간 차이 측정 → </w:t>
-      </w:r>
-      <w:r>
-        <w:rPr>
-          <w:rFonts w:ascii="맑은 고딕" w:cs="맑은 고딕" w:eastAsia="맑은 고딕" w:hAnsi="맑은 고딕"/>
-          <w:b/>
-          <w:bCs/>
-          <w:color w:val="000000"/>
-          <w:sz w:val="20"/>
-          <w:szCs w:val="20"/>
-        </w:rPr>
-        <w:t xml:space="preserve">대기시간 기반 JFI</w:t>
-      </w:r>
-      <w:r>
-        <w:rPr>
-          <w:rFonts w:ascii="맑은 고딕" w:cs="맑은 고딕" w:eastAsia="맑은 고딕" w:hAnsi="맑은 고딕"/>
-          <w:color w:val="000000"/>
-          <w:sz w:val="20"/>
-          <w:szCs w:val="20"/>
-        </w:rPr>
-        <w:t xml:space="preserve"> (값이 1에 가까울수록 균등)</w:t>
-      </w:r>
-    </w:p>
-    <w:p>
-      <w:pPr>
-        <w:pStyle w:val="ListParagraph"/>
-        <w:numPr>
-          <w:ilvl w:val="0"/>
-          <w:numId w:val="3"/>
-        </w:numPr>
-        <w:spacing w:after="80" w:line="240"/>
-      </w:pPr>
-      <w:r>
-        <w:rPr>
-          <w:rFonts w:ascii="맑은 고딕" w:cs="맑은 고딕" w:eastAsia="맑은 고딕" w:hAnsi="맑은 고딕"/>
-          <w:color w:val="000000"/>
-          <w:sz w:val="20"/>
-          <w:szCs w:val="20"/>
-        </w:rPr>
-        <w:t xml:space="preserve">WFQ: 가중치 비례 처리량 배분 측정 → WFQScheduler 내장의 </w:t>
-      </w:r>
-      <w:r>
-        <w:rPr>
-          <w:rFonts w:ascii="맑은 고딕" w:cs="맑은 고딕" w:eastAsia="맑은 고딕" w:hAnsi="맑은 고딕"/>
-          <w:b/>
-          <w:bCs/>
-          <w:color w:val="000000"/>
-          <w:sz w:val="20"/>
-          <w:szCs w:val="20"/>
-        </w:rPr>
-        <w:t xml:space="preserve">처리량 기반 JFI</w:t>
-      </w:r>
-      <w:r>
-        <w:rPr>
-          <w:rFonts w:ascii="맑은 고딕" w:cs="맑은 고딕" w:eastAsia="맑은 고딕" w:hAnsi="맑은 고딕"/>
-          <w:color w:val="000000"/>
-          <w:sz w:val="20"/>
-          <w:szCs w:val="20"/>
-        </w:rPr>
-        <w:t xml:space="preserve"> (가중치에 정확히 비례하면 1에 가까워짐)</w:t>
-      </w:r>
-    </w:p>
-    <w:p>
-      <w:pPr>
-        <w:spacing w:after="120" w:line="240"/>
-      </w:pPr>
-      <w:r>
-        <w:rPr>
-          <w:rFonts w:ascii="맑은 고딕" w:cs="맑은 고딕" w:eastAsia="맑은 고딕" w:hAnsi="맑은 고딕"/>
-          <w:color w:val="000000"/>
-          <w:sz w:val="20"/>
-          <w:szCs w:val="20"/>
-        </w:rPr>
-        <w:t xml:space="preserve">표 12 및 그림 8의 0.316과 1.000은 계산 기준이 달라 직접 비교하지 않는다. 각 값의 의미는 아래에서 따로 해석한다.</w:t>
-      </w:r>
-    </w:p>
-    <w:p>
-      <w:pPr>
-        <w:spacing w:after="80" w:line="240"/>
-      </w:pPr>
-      <w:r>
-        <w:rPr>
-          <w:rFonts w:ascii="맑은 고딕" w:cs="맑은 고딕" w:eastAsia="맑은 고딕" w:hAnsi="맑은 고딕"/>
-          <w:b/>
-          <w:bCs/>
-          <w:color w:val="000000"/>
-          <w:sz w:val="20"/>
-          <w:szCs w:val="20"/>
-        </w:rPr>
-        <w:t xml:space="preserve">표 12. 알고리즘별 JFI 비교 (기본 실험, 500건)</w:t>
-      </w:r>
-    </w:p>
-    <w:tbl>
-      <w:tblPr>
-        <w:tblW w:type="auto" w:w="100"/>
-        <w:tblBorders>
-          <w:top w:val="single" w:color="auto" w:sz="4"/>
-          <w:left w:val="single" w:color="auto" w:sz="4"/>
-          <w:bottom w:val="single" w:color="auto" w:sz="4"/>
-          <w:right w:val="single" w:color="auto" w:sz="4"/>
-          <w:insideH w:val="single" w:color="auto" w:sz="4"/>
-          <w:insideV w:val="single" w:color="auto" w:sz="4"/>
-        </w:tblBorders>
-      </w:tblPr>
-      <w:tblGrid>
-        <w:gridCol w:w="1983"/>
-        <w:gridCol w:w="1983"/>
-        <w:gridCol w:w="1983"/>
-        <w:gridCol w:w="1983"/>
-      </w:tblGrid>
-      <w:tr>
-        <w:tc>
-          <w:tcPr>
-            <w:tcW w:type="dxa" w:w="1983"/>
-            <w:tcBorders>
-              <w:top w:val="single" w:color="AAAAAA" w:sz="1"/>
-              <w:left w:val="single" w:color="AAAAAA" w:sz="1"/>
-              <w:bottom w:val="single" w:color="AAAAAA" w:sz="1"/>
-              <w:right w:val="single" w:color="AAAAAA" w:sz="1"/>
-            </w:tcBorders>
-            <w:shd w:fill="D9E2F3" w:val="clear"/>
-            <w:vAlign w:val="center"/>
-          </w:tcPr>
-          <w:p>
-            <w:pPr>
-              <w:spacing w:after="40" w:before="40"/>
-              <w:jc w:val="center"/>
-            </w:pPr>
-            <w:r>
-              <w:rPr>
-                <w:rFonts w:ascii="맑은 고딕" w:cs="맑은 고딕" w:eastAsia="맑은 고딕" w:hAnsi="맑은 고딕"/>
-                <w:b/>
-                <w:bCs/>
-                <w:color w:val="000000"/>
-                <w:sz w:val="18"/>
-                <w:szCs w:val="18"/>
-              </w:rPr>
-              <w:t xml:space="preserve">스케줄러</w:t>
-            </w:r>
-          </w:p>
-        </w:tc>
-        <w:tc>
-          <w:tcPr>
-            <w:tcW w:type="dxa" w:w="1983"/>
-            <w:tcBorders>
-              <w:top w:val="single" w:color="AAAAAA" w:sz="1"/>
-              <w:left w:val="single" w:color="AAAAAA" w:sz="1"/>
-              <w:bottom w:val="single" w:color="AAAAAA" w:sz="1"/>
-              <w:right w:val="single" w:color="AAAAAA" w:sz="1"/>
-            </w:tcBorders>
-            <w:shd w:fill="D9E2F3" w:val="clear"/>
-            <w:vAlign w:val="center"/>
-          </w:tcPr>
-          <w:p>
-            <w:pPr>
-              <w:spacing w:after="40" w:before="40"/>
-              <w:jc w:val="center"/>
-            </w:pPr>
-            <w:r>
-              <w:rPr>
-                <w:rFonts w:ascii="맑은 고딕" w:cs="맑은 고딕" w:eastAsia="맑은 고딕" w:hAnsi="맑은 고딕"/>
-                <w:b/>
-                <w:bCs/>
-                <w:color w:val="000000"/>
-                <w:sz w:val="18"/>
-                <w:szCs w:val="18"/>
-              </w:rPr>
-              <w:t xml:space="preserve">JFI</w:t>
-            </w:r>
-          </w:p>
-        </w:tc>
-        <w:tc>
-          <w:tcPr>
-            <w:tcW w:type="dxa" w:w="1983"/>
-            <w:tcBorders>
-              <w:top w:val="single" w:color="AAAAAA" w:sz="1"/>
-              <w:left w:val="single" w:color="AAAAAA" w:sz="1"/>
-              <w:bottom w:val="single" w:color="AAAAAA" w:sz="1"/>
-              <w:right w:val="single" w:color="AAAAAA" w:sz="1"/>
-            </w:tcBorders>
-            <w:shd w:fill="D9E2F3" w:val="clear"/>
-            <w:vAlign w:val="center"/>
-          </w:tcPr>
-          <w:p>
-            <w:pPr>
-              <w:spacing w:after="40" w:before="40"/>
-              <w:jc w:val="center"/>
-            </w:pPr>
-            <w:r>
-              <w:rPr>
-                <w:rFonts w:ascii="맑은 고딕" w:cs="맑은 고딕" w:eastAsia="맑은 고딕" w:hAnsi="맑은 고딕"/>
-                <w:b/>
-                <w:bCs/>
-                <w:color w:val="000000"/>
-                <w:sz w:val="18"/>
-                <w:szCs w:val="18"/>
-              </w:rPr>
-              <w:t xml:space="preserve">계산 방식</w:t>
-            </w:r>
-          </w:p>
-        </w:tc>
-        <w:tc>
-          <w:tcPr>
-            <w:tcW w:type="dxa" w:w="1983"/>
-            <w:tcBorders>
-              <w:top w:val="single" w:color="AAAAAA" w:sz="1"/>
-              <w:left w:val="single" w:color="AAAAAA" w:sz="1"/>
-              <w:bottom w:val="single" w:color="AAAAAA" w:sz="1"/>
-              <w:right w:val="single" w:color="AAAAAA" w:sz="1"/>
-            </w:tcBorders>
-            <w:shd w:fill="D9E2F3" w:val="clear"/>
-            <w:vAlign w:val="center"/>
-          </w:tcPr>
-          <w:p>
-            <w:pPr>
-              <w:spacing w:after="40" w:before="40"/>
-              <w:jc w:val="center"/>
-            </w:pPr>
-            <w:r>
-              <w:rPr>
-                <w:rFonts w:ascii="맑은 고딕" w:cs="맑은 고딕" w:eastAsia="맑은 고딕" w:hAnsi="맑은 고딕"/>
-                <w:b/>
-                <w:bCs/>
-                <w:color w:val="000000"/>
-                <w:sz w:val="18"/>
-                <w:szCs w:val="18"/>
-              </w:rPr>
-              <w:t xml:space="preserve">해석</w:t>
-            </w:r>
-          </w:p>
-        </w:tc>
-      </w:tr>
-      <w:tr>
-        <w:tc>
-          <w:tcPr>
-            <w:tcW w:type="dxa" w:w="1983"/>
-            <w:tcBorders>
-              <w:top w:val="single" w:color="AAAAAA" w:sz="1"/>
-              <w:left w:val="single" w:color="AAAAAA" w:sz="1"/>
-              <w:bottom w:val="single" w:color="AAAAAA" w:sz="1"/>
-              <w:right w:val="single" w:color="AAAAAA" w:sz="1"/>
-            </w:tcBorders>
-            <w:vAlign w:val="center"/>
-          </w:tcPr>
-          <w:p>
-            <w:pPr>
-              <w:spacing w:after="40" w:before="40"/>
-              <w:jc w:val="left"/>
-            </w:pPr>
-            <w:r>
-              <w:rPr>
-                <w:rFonts w:ascii="맑은 고딕" w:cs="맑은 고딕" w:eastAsia="맑은 고딕" w:hAnsi="맑은 고딕"/>
-                <w:b w:val="false"/>
-                <w:bCs w:val="false"/>
-                <w:color w:val="000000"/>
-                <w:sz w:val="18"/>
-                <w:szCs w:val="18"/>
-              </w:rPr>
-              <w:t xml:space="preserve">FCFS</w:t>
-            </w:r>
-          </w:p>
-        </w:tc>
-        <w:tc>
-          <w:tcPr>
-            <w:tcW w:type="dxa" w:w="1983"/>
-            <w:tcBorders>
-              <w:top w:val="single" w:color="AAAAAA" w:sz="1"/>
-              <w:left w:val="single" w:color="AAAAAA" w:sz="1"/>
-              <w:bottom w:val="single" w:color="AAAAAA" w:sz="1"/>
-              <w:right w:val="single" w:color="AAAAAA" w:sz="1"/>
-            </w:tcBorders>
-            <w:vAlign w:val="center"/>
-          </w:tcPr>
-          <w:p>
-            <w:pPr>
-              <w:spacing w:after="40" w:before="40"/>
-              <w:jc w:val="left"/>
-            </w:pPr>
-            <w:r>
-              <w:rPr>
-                <w:rFonts w:ascii="맑은 고딕" w:cs="맑은 고딕" w:eastAsia="맑은 고딕" w:hAnsi="맑은 고딕"/>
-                <w:b w:val="false"/>
-                <w:bCs w:val="false"/>
-                <w:color w:val="000000"/>
-                <w:sz w:val="18"/>
-                <w:szCs w:val="18"/>
-              </w:rPr>
-              <w:t xml:space="preserve">1.000</w:t>
-            </w:r>
-          </w:p>
-        </w:tc>
-        <w:tc>
-          <w:tcPr>
-            <w:tcW w:type="dxa" w:w="1983"/>
-            <w:tcBorders>
-              <w:top w:val="single" w:color="AAAAAA" w:sz="1"/>
-              <w:left w:val="single" w:color="AAAAAA" w:sz="1"/>
-              <w:bottom w:val="single" w:color="AAAAAA" w:sz="1"/>
-              <w:right w:val="single" w:color="AAAAAA" w:sz="1"/>
-            </w:tcBorders>
-            <w:vAlign w:val="center"/>
-          </w:tcPr>
-          <w:p>
-            <w:pPr>
-              <w:spacing w:after="40" w:before="40"/>
-              <w:jc w:val="left"/>
-            </w:pPr>
-            <w:r>
-              <w:rPr>
-                <w:rFonts w:ascii="맑은 고딕" w:cs="맑은 고딕" w:eastAsia="맑은 고딕" w:hAnsi="맑은 고딕"/>
-                <w:b w:val="false"/>
-                <w:bCs w:val="false"/>
-                <w:color w:val="000000"/>
-                <w:sz w:val="18"/>
-                <w:szCs w:val="18"/>
-              </w:rPr>
-              <w:t xml:space="preserve">대기시간 기반</w:t>
-            </w:r>
-          </w:p>
-        </w:tc>
-        <w:tc>
-          <w:tcPr>
-            <w:tcW w:type="dxa" w:w="1983"/>
-            <w:tcBorders>
-              <w:top w:val="single" w:color="AAAAAA" w:sz="1"/>
-              <w:left w:val="single" w:color="AAAAAA" w:sz="1"/>
-              <w:bottom w:val="single" w:color="AAAAAA" w:sz="1"/>
-              <w:right w:val="single" w:color="AAAAAA" w:sz="1"/>
-            </w:tcBorders>
-            <w:vAlign w:val="center"/>
-          </w:tcPr>
-          <w:p>
-            <w:pPr>
-              <w:spacing w:after="40" w:before="40"/>
-              <w:jc w:val="left"/>
-            </w:pPr>
-            <w:r>
-              <w:rPr>
-                <w:rFonts w:ascii="맑은 고딕" w:cs="맑은 고딕" w:eastAsia="맑은 고딕" w:hAnsi="맑은 고딕"/>
-                <w:b w:val="false"/>
-                <w:bCs w:val="false"/>
-                <w:color w:val="000000"/>
-                <w:sz w:val="18"/>
-                <w:szCs w:val="18"/>
-              </w:rPr>
-              <w:t xml:space="preserve">완전 공정 (도착 순서대로 처리)</w:t>
-            </w:r>
-          </w:p>
-        </w:tc>
-      </w:tr>
-      <w:tr>
-        <w:tc>
-          <w:tcPr>
-            <w:tcW w:type="dxa" w:w="1983"/>
-            <w:tcBorders>
-              <w:top w:val="single" w:color="AAAAAA" w:sz="1"/>
-              <w:left w:val="single" w:color="AAAAAA" w:sz="1"/>
-              <w:bottom w:val="single" w:color="AAAAAA" w:sz="1"/>
-              <w:right w:val="single" w:color="AAAAAA" w:sz="1"/>
-            </w:tcBorders>
-            <w:vAlign w:val="center"/>
-          </w:tcPr>
-          <w:p>
-            <w:pPr>
-              <w:spacing w:after="40" w:before="40"/>
-              <w:jc w:val="left"/>
-            </w:pPr>
-            <w:r>
-              <w:rPr>
-                <w:rFonts w:ascii="맑은 고딕" w:cs="맑은 고딕" w:eastAsia="맑은 고딕" w:hAnsi="맑은 고딕"/>
-                <w:b w:val="false"/>
-                <w:bCs w:val="false"/>
-                <w:color w:val="000000"/>
-                <w:sz w:val="18"/>
-                <w:szCs w:val="18"/>
-              </w:rPr>
-              <w:t xml:space="preserve">Priority</w:t>
-            </w:r>
-          </w:p>
-        </w:tc>
-        <w:tc>
-          <w:tcPr>
-            <w:tcW w:type="dxa" w:w="1983"/>
-            <w:tcBorders>
-              <w:top w:val="single" w:color="AAAAAA" w:sz="1"/>
-              <w:left w:val="single" w:color="AAAAAA" w:sz="1"/>
-              <w:bottom w:val="single" w:color="AAAAAA" w:sz="1"/>
-              <w:right w:val="single" w:color="AAAAAA" w:sz="1"/>
-            </w:tcBorders>
-            <w:vAlign w:val="center"/>
-          </w:tcPr>
-          <w:p>
-            <w:pPr>
-              <w:spacing w:after="40" w:before="40"/>
-              <w:jc w:val="left"/>
-            </w:pPr>
-            <w:r>
-              <w:rPr>
-                <w:rFonts w:ascii="맑은 고딕" w:cs="맑은 고딕" w:eastAsia="맑은 고딕" w:hAnsi="맑은 고딕"/>
-                <w:b w:val="false"/>
-                <w:bCs w:val="false"/>
-                <w:color w:val="000000"/>
-                <w:sz w:val="18"/>
-                <w:szCs w:val="18"/>
-              </w:rPr>
-              <w:t xml:space="preserve">1.000</w:t>
-            </w:r>
-          </w:p>
-        </w:tc>
-        <w:tc>
-          <w:tcPr>
-            <w:tcW w:type="dxa" w:w="1983"/>
-            <w:tcBorders>
-              <w:top w:val="single" w:color="AAAAAA" w:sz="1"/>
-              <w:left w:val="single" w:color="AAAAAA" w:sz="1"/>
-              <w:bottom w:val="single" w:color="AAAAAA" w:sz="1"/>
-              <w:right w:val="single" w:color="AAAAAA" w:sz="1"/>
-            </w:tcBorders>
-            <w:vAlign w:val="center"/>
-          </w:tcPr>
-          <w:p>
-            <w:pPr>
-              <w:spacing w:after="40" w:before="40"/>
-              <w:jc w:val="left"/>
-            </w:pPr>
-            <w:r>
-              <w:rPr>
-                <w:rFonts w:ascii="맑은 고딕" w:cs="맑은 고딕" w:eastAsia="맑은 고딕" w:hAnsi="맑은 고딕"/>
-                <w:b w:val="false"/>
-                <w:bCs w:val="false"/>
-                <w:color w:val="000000"/>
-                <w:sz w:val="18"/>
-                <w:szCs w:val="18"/>
-              </w:rPr>
-              <w:t xml:space="preserve">대기시간 기반</w:t>
-            </w:r>
-          </w:p>
-        </w:tc>
-        <w:tc>
-          <w:tcPr>
-            <w:tcW w:type="dxa" w:w="1983"/>
-            <w:tcBorders>
-              <w:top w:val="single" w:color="AAAAAA" w:sz="1"/>
-              <w:left w:val="single" w:color="AAAAAA" w:sz="1"/>
-              <w:bottom w:val="single" w:color="AAAAAA" w:sz="1"/>
-              <w:right w:val="single" w:color="AAAAAA" w:sz="1"/>
-            </w:tcBorders>
-            <w:vAlign w:val="center"/>
-          </w:tcPr>
-          <w:p>
-            <w:pPr>
-              <w:spacing w:after="40" w:before="40"/>
-              <w:jc w:val="left"/>
-            </w:pPr>
-            <w:r>
-              <w:rPr>
-                <w:rFonts w:ascii="맑은 고딕" w:cs="맑은 고딕" w:eastAsia="맑은 고딕" w:hAnsi="맑은 고딕"/>
-                <w:b w:val="false"/>
-                <w:bCs w:val="false"/>
-                <w:color w:val="000000"/>
-                <w:sz w:val="18"/>
-                <w:szCs w:val="18"/>
-              </w:rPr>
-              <w:t xml:space="preserve">사용자 간 공정 (우선순위는 요청 단위)</w:t>
-            </w:r>
-          </w:p>
-        </w:tc>
-      </w:tr>
-      <w:tr>
-        <w:tc>
-          <w:tcPr>
-            <w:tcW w:type="dxa" w:w="1983"/>
-            <w:tcBorders>
-              <w:top w:val="single" w:color="AAAAAA" w:sz="1"/>
-              <w:left w:val="single" w:color="AAAAAA" w:sz="1"/>
-              <w:bottom w:val="single" w:color="AAAAAA" w:sz="1"/>
-              <w:right w:val="single" w:color="AAAAAA" w:sz="1"/>
-            </w:tcBorders>
-            <w:vAlign w:val="center"/>
-          </w:tcPr>
-          <w:p>
-            <w:pPr>
-              <w:spacing w:after="40" w:before="40"/>
-              <w:jc w:val="left"/>
-            </w:pPr>
-            <w:r>
-              <w:rPr>
-                <w:rFonts w:ascii="맑은 고딕" w:cs="맑은 고딕" w:eastAsia="맑은 고딕" w:hAnsi="맑은 고딕"/>
-                <w:b w:val="false"/>
-                <w:bCs w:val="false"/>
-                <w:color w:val="000000"/>
-                <w:sz w:val="18"/>
-                <w:szCs w:val="18"/>
-              </w:rPr>
-              <w:t xml:space="preserve">MLFQ (비선점형)</w:t>
-            </w:r>
-          </w:p>
-        </w:tc>
-        <w:tc>
-          <w:tcPr>
-            <w:tcW w:type="dxa" w:w="1983"/>
-            <w:tcBorders>
-              <w:top w:val="single" w:color="AAAAAA" w:sz="1"/>
-              <w:left w:val="single" w:color="AAAAAA" w:sz="1"/>
-              <w:bottom w:val="single" w:color="AAAAAA" w:sz="1"/>
-              <w:right w:val="single" w:color="AAAAAA" w:sz="1"/>
-            </w:tcBorders>
-            <w:vAlign w:val="center"/>
-          </w:tcPr>
-          <w:p>
-            <w:pPr>
-              <w:spacing w:after="40" w:before="40"/>
-              <w:jc w:val="left"/>
-            </w:pPr>
-            <w:r>
-              <w:rPr>
-                <w:rFonts w:ascii="맑은 고딕" w:cs="맑은 고딕" w:eastAsia="맑은 고딕" w:hAnsi="맑은 고딕"/>
-                <w:b w:val="false"/>
-                <w:bCs w:val="false"/>
-                <w:color w:val="000000"/>
-                <w:sz w:val="18"/>
-                <w:szCs w:val="18"/>
-              </w:rPr>
-              <w:t xml:space="preserve">1.000</w:t>
-            </w:r>
-          </w:p>
-        </w:tc>
-        <w:tc>
-          <w:tcPr>
-            <w:tcW w:type="dxa" w:w="1983"/>
-            <w:tcBorders>
-              <w:top w:val="single" w:color="AAAAAA" w:sz="1"/>
-              <w:left w:val="single" w:color="AAAAAA" w:sz="1"/>
-              <w:bottom w:val="single" w:color="AAAAAA" w:sz="1"/>
-              <w:right w:val="single" w:color="AAAAAA" w:sz="1"/>
-            </w:tcBorders>
-            <w:vAlign w:val="center"/>
-          </w:tcPr>
-          <w:p>
-            <w:pPr>
-              <w:spacing w:after="40" w:before="40"/>
-              <w:jc w:val="left"/>
-            </w:pPr>
-            <w:r>
-              <w:rPr>
-                <w:rFonts w:ascii="맑은 고딕" w:cs="맑은 고딕" w:eastAsia="맑은 고딕" w:hAnsi="맑은 고딕"/>
-                <w:b w:val="false"/>
-                <w:bCs w:val="false"/>
-                <w:color w:val="000000"/>
-                <w:sz w:val="18"/>
-                <w:szCs w:val="18"/>
-              </w:rPr>
-              <w:t xml:space="preserve">대기시간 기반</w:t>
-            </w:r>
-          </w:p>
-        </w:tc>
-        <w:tc>
-          <w:tcPr>
-            <w:tcW w:type="dxa" w:w="1983"/>
-            <w:tcBorders>
-              <w:top w:val="single" w:color="AAAAAA" w:sz="1"/>
-              <w:left w:val="single" w:color="AAAAAA" w:sz="1"/>
-              <w:bottom w:val="single" w:color="AAAAAA" w:sz="1"/>
-              <w:right w:val="single" w:color="AAAAAA" w:sz="1"/>
-            </w:tcBorders>
-            <w:vAlign w:val="center"/>
-          </w:tcPr>
-          <w:p>
-            <w:pPr>
-              <w:spacing w:after="40" w:before="40"/>
-              <w:jc w:val="left"/>
-            </w:pPr>
-            <w:r>
-              <w:rPr>
-                <w:rFonts w:ascii="맑은 고딕" w:cs="맑은 고딕" w:eastAsia="맑은 고딕" w:hAnsi="맑은 고딕"/>
-                <w:b w:val="false"/>
-                <w:bCs w:val="false"/>
-                <w:color w:val="000000"/>
-                <w:sz w:val="18"/>
-                <w:szCs w:val="18"/>
-              </w:rPr>
-              <w:t xml:space="preserve">완전 공정 (FCFS와 동일)</w:t>
-            </w:r>
-          </w:p>
-        </w:tc>
-      </w:tr>
-      <w:tr>
-        <w:tc>
-          <w:tcPr>
-            <w:tcW w:type="dxa" w:w="1983"/>
-            <w:tcBorders>
-              <w:top w:val="single" w:color="AAAAAA" w:sz="1"/>
-              <w:left w:val="single" w:color="AAAAAA" w:sz="1"/>
-              <w:bottom w:val="single" w:color="AAAAAA" w:sz="1"/>
-              <w:right w:val="single" w:color="AAAAAA" w:sz="1"/>
-            </w:tcBorders>
-            <w:vAlign w:val="center"/>
-          </w:tcPr>
-          <w:p>
-            <w:pPr>
-              <w:spacing w:after="40" w:before="40"/>
-              <w:jc w:val="left"/>
-            </w:pPr>
-            <w:r>
-              <w:rPr>
-                <w:rFonts w:ascii="맑은 고딕" w:cs="맑은 고딕" w:eastAsia="맑은 고딕" w:hAnsi="맑은 고딕"/>
-                <w:b w:val="false"/>
-                <w:bCs w:val="false"/>
-                <w:color w:val="000000"/>
-                <w:sz w:val="18"/>
-                <w:szCs w:val="18"/>
-              </w:rPr>
-              <w:t xml:space="preserve">WFQ</w:t>
-            </w:r>
-          </w:p>
-        </w:tc>
-        <w:tc>
-          <w:tcPr>
-            <w:tcW w:type="dxa" w:w="1983"/>
-            <w:tcBorders>
-              <w:top w:val="single" w:color="AAAAAA" w:sz="1"/>
-              <w:left w:val="single" w:color="AAAAAA" w:sz="1"/>
-              <w:bottom w:val="single" w:color="AAAAAA" w:sz="1"/>
-              <w:right w:val="single" w:color="AAAAAA" w:sz="1"/>
-            </w:tcBorders>
-            <w:vAlign w:val="center"/>
-          </w:tcPr>
-          <w:p>
-            <w:pPr>
-              <w:spacing w:after="40" w:before="40"/>
-              <w:jc w:val="left"/>
-            </w:pPr>
-            <w:r>
-              <w:rPr>
-                <w:rFonts w:ascii="맑은 고딕" w:cs="맑은 고딕" w:eastAsia="맑은 고딕" w:hAnsi="맑은 고딕"/>
-                <w:b w:val="false"/>
-                <w:bCs w:val="false"/>
-                <w:color w:val="000000"/>
-                <w:sz w:val="18"/>
-                <w:szCs w:val="18"/>
-              </w:rPr>
-              <w:t xml:space="preserve">0.316</w:t>
-            </w:r>
-          </w:p>
-        </w:tc>
-        <w:tc>
-          <w:tcPr>
-            <w:tcW w:type="dxa" w:w="1983"/>
-            <w:tcBorders>
-              <w:top w:val="single" w:color="AAAAAA" w:sz="1"/>
-              <w:left w:val="single" w:color="AAAAAA" w:sz="1"/>
-              <w:bottom w:val="single" w:color="AAAAAA" w:sz="1"/>
-              <w:right w:val="single" w:color="AAAAAA" w:sz="1"/>
-            </w:tcBorders>
-            <w:vAlign w:val="center"/>
-          </w:tcPr>
-          <w:p>
-            <w:pPr>
-              <w:spacing w:after="40" w:before="40"/>
-              <w:jc w:val="left"/>
-            </w:pPr>
-            <w:r>
-              <w:rPr>
-                <w:rFonts w:ascii="맑은 고딕" w:cs="맑은 고딕" w:eastAsia="맑은 고딕" w:hAnsi="맑은 고딕"/>
-                <w:b w:val="false"/>
-                <w:bCs w:val="false"/>
-                <w:color w:val="000000"/>
-                <w:sz w:val="18"/>
-                <w:szCs w:val="18"/>
-              </w:rPr>
-              <w:t xml:space="preserve">처리량 기반</w:t>
-            </w:r>
-          </w:p>
-        </w:tc>
-        <w:tc>
-          <w:tcPr>
-            <w:tcW w:type="dxa" w:w="1983"/>
-            <w:tcBorders>
-              <w:top w:val="single" w:color="AAAAAA" w:sz="1"/>
-              <w:left w:val="single" w:color="AAAAAA" w:sz="1"/>
-              <w:bottom w:val="single" w:color="AAAAAA" w:sz="1"/>
-              <w:right w:val="single" w:color="AAAAAA" w:sz="1"/>
-            </w:tcBorders>
-            <w:vAlign w:val="center"/>
-          </w:tcPr>
-          <w:p>
-            <w:pPr>
-              <w:spacing w:after="40" w:before="40"/>
-              <w:jc w:val="left"/>
-            </w:pPr>
-            <w:r>
-              <w:rPr>
-                <w:rFonts w:ascii="맑은 고딕" w:cs="맑은 고딕" w:eastAsia="맑은 고딕" w:hAnsi="맑은 고딕"/>
-                <w:b w:val="false"/>
-                <w:bCs w:val="false"/>
-                <w:color w:val="000000"/>
-                <w:sz w:val="18"/>
-                <w:szCs w:val="18"/>
-              </w:rPr>
-              <w:t xml:space="preserve">의도적 차등 (가중치 기반)</w:t>
-            </w:r>
-          </w:p>
-        </w:tc>
-      </w:tr>
-    </w:tbl>
-    <w:p>
-      <w:pPr>
-        <w:spacing w:after="80"/>
-      </w:pPr>
-    </w:p>
-    <w:p>
-      <w:pPr>
-        <w:spacing w:after="80"/>
-      </w:pPr>
-    </w:p>
-    <w:p>
-      <w:pPr>
-        <w:spacing w:after="100" w:before="100"/>
-        <w:jc w:val="center"/>
-      </w:pPr>
-      <w:r>
-        <w:drawing>
-          <wp:inline distT="0" distB="0" distL="0" distR="0">
-            <wp:extent cx="5400675" cy="2400300"/>
-            <wp:effectExtent t="0" r="0" b="0" l="0"/>
-            <wp:docPr id="1" name="" descr="" title=""/>
-            <wp:cNvGraphicFramePr>
-              <a:graphicFrameLocks xmlns:a="http://schemas.openxmlformats.org/drawingml/2006/main" noChangeAspect="1"/>
-            </wp:cNvGraphicFramePr>
-            <a:graphic xmlns:a="http://schemas.openxmlformats.org/drawingml/2006/main">
-              <a:graphicData uri="http://schemas.openxmlformats.org/drawingml/2006/picture">
-                <pic:pic xmlns:pic="http://schemas.openxmlformats.org/drawingml/2006/picture">
-                  <pic:nvPicPr>
-                    <pic:cNvPr id="0" name="" descr=""/>
-                    <pic:cNvPicPr>
-                      <a:picLocks noChangeAspect="1" noChangeArrowheads="1"/>
-                    </pic:cNvPicPr>
-                  </pic:nvPicPr>
-                  <pic:blipFill>
-                    <a:blip r:embed="rId16" cstate="none"/>
-                    <a:srcRect/>
-                    <a:stretch>
-                      <a:fillRect/>
-                    </a:stretch>
-                  </pic:blipFill>
-                  <pic:spPr bwMode="auto">
-                    <a:xfrm>
-                      <a:off x="0" y="0"/>
                       <a:ext cx="5400675" cy="2400300"/>
                     </a:xfrm>
                     <a:prstGeom prst="rect">
@@ -10496,7 +10423,7 @@
           <w:sz w:val="18"/>
           <w:szCs w:val="18"/>
         </w:rPr>
-        <w:t xml:space="preserve">[그림 8] 알고리즘별 Jain's Fairness Index(JFI) 비교</w:t>
+        <w:t xml:space="preserve">[그림 7] 알고리즘별 Jain's Fairness Index(JFI) 비교</w:t>
       </w:r>
     </w:p>
     <w:p>

--- a/06-final-report/final/final-report.docx
+++ b/06-final-report/final/final-report.docx
@@ -6257,7 +6257,7 @@
           <w:sz w:val="20"/>
           <w:szCs w:val="20"/>
         </w:rPr>
-        <w:t xml:space="preserve">네 가지 알고리즘을 같은 500건 요청에 대해 실행한 결과는 표 7 및 그림 4와 같다.</w:t>
+        <w:t xml:space="preserve">네 가지 알고리즘을 같은 500건 요청에 대해 실행한 결과는 표 7과 같다.</w:t>
       </w:r>
     </w:p>
     <w:p>
@@ -6910,6 +6910,1225 @@
     </w:p>
     <w:p>
       <w:pPr>
+        <w:spacing w:after="120" w:line="240"/>
+      </w:pPr>
+      <w:r>
+        <w:rPr>
+          <w:rFonts w:ascii="맑은 고딕" w:cs="맑은 고딕" w:eastAsia="맑은 고딕" w:hAnsi="맑은 고딕"/>
+          <w:color w:val="000000"/>
+          <w:sz w:val="20"/>
+          <w:szCs w:val="20"/>
+        </w:rPr>
+        <w:t xml:space="preserve">FCFS에서는 도착 순서대로 처리되어 네 명이 대기시간을 고르게 부담하였다 (JFI = 1.000). Priority는 처리 순서가 바뀌었지만 전체 평균은 FCFS와 거의 같았다. 처리 시간이 짧아(10~100ms) 에이징이 작동하기 전에 처리가 끝나서 우선순위 효과 자체는 거의 드러나지 않았다. </w:t>
+      </w:r>
+      <w:r>
+        <w:rPr>
+          <w:rFonts w:ascii="맑은 고딕" w:cs="맑은 고딕" w:eastAsia="맑은 고딕" w:hAnsi="맑은 고딕"/>
+          <w:b/>
+          <w:bCs/>
+          <w:color w:val="000000"/>
+          <w:sz w:val="20"/>
+          <w:szCs w:val="20"/>
+        </w:rPr>
+        <w:t xml:space="preserve">MLFQ(비선점형)</w:t>
+      </w:r>
+      <w:r>
+        <w:rPr>
+          <w:rFonts w:ascii="맑은 고딕" w:cs="맑은 고딕" w:eastAsia="맑은 고딕" w:hAnsi="맑은 고딕"/>
+          <w:color w:val="000000"/>
+          <w:sz w:val="20"/>
+          <w:szCs w:val="20"/>
+        </w:rPr>
+        <w:t xml:space="preserve">의 결과는 FCFS와 같았다. 모든 요청이 Q0 할당량(1,000ms) 안에 완료되어 하위 큐로 내려갈 일이 없었고, 비선점형 특성상 요청이 도착 순서대로 처리된 탓이다. 이론적 효과를 따로 확인하려고 5.3절에서 선점형 실험을 추가하였다. </w:t>
+      </w:r>
+      <w:r>
+        <w:rPr>
+          <w:rFonts w:ascii="맑은 고딕" w:cs="맑은 고딕" w:eastAsia="맑은 고딕" w:hAnsi="맑은 고딕"/>
+          <w:b/>
+          <w:bCs/>
+          <w:color w:val="000000"/>
+          <w:sz w:val="20"/>
+          <w:szCs w:val="20"/>
+        </w:rPr>
+        <w:t xml:space="preserve">WFQ</w:t>
+      </w:r>
+      <w:r>
+        <w:rPr>
+          <w:rFonts w:ascii="맑은 고딕" w:cs="맑은 고딕" w:eastAsia="맑은 고딕" w:hAnsi="맑은 고딕"/>
+          <w:color w:val="000000"/>
+          <w:sz w:val="20"/>
+          <w:szCs w:val="20"/>
+        </w:rPr>
+        <w:t xml:space="preserve">는 전체 평균이 가장 낮았으나 구독 등급별 차이가 컸다 (표 8). JFI = 0.316은 5.5절에서 분석한다.</w:t>
+      </w:r>
+    </w:p>
+    <w:p>
+      <w:pPr>
+        <w:spacing w:after="80" w:line="240"/>
+      </w:pPr>
+      <w:r>
+        <w:rPr>
+          <w:rFonts w:ascii="맑은 고딕" w:cs="맑은 고딕" w:eastAsia="맑은 고딕" w:hAnsi="맑은 고딕"/>
+          <w:b/>
+          <w:bCs/>
+          <w:color w:val="000000"/>
+          <w:sz w:val="20"/>
+          <w:szCs w:val="20"/>
+        </w:rPr>
+        <w:t xml:space="preserve">표 8. WFQ 구독 등급별 평균 대기시간</w:t>
+      </w:r>
+    </w:p>
+    <w:tbl>
+      <w:tblPr>
+        <w:tblW w:type="auto" w:w="100"/>
+        <w:tblBorders>
+          <w:top w:val="single" w:color="auto" w:sz="4"/>
+          <w:left w:val="single" w:color="auto" w:sz="4"/>
+          <w:bottom w:val="single" w:color="auto" w:sz="4"/>
+          <w:right w:val="single" w:color="auto" w:sz="4"/>
+          <w:insideH w:val="single" w:color="auto" w:sz="4"/>
+          <w:insideV w:val="single" w:color="auto" w:sz="4"/>
+        </w:tblBorders>
+      </w:tblPr>
+      <w:tblGrid>
+        <w:gridCol w:w="2644"/>
+        <w:gridCol w:w="2644"/>
+        <w:gridCol w:w="2644"/>
+      </w:tblGrid>
+      <w:tr>
+        <w:tc>
+          <w:tcPr>
+            <w:tcW w:type="dxa" w:w="2644"/>
+            <w:tcBorders>
+              <w:top w:val="single" w:color="AAAAAA" w:sz="1"/>
+              <w:left w:val="single" w:color="AAAAAA" w:sz="1"/>
+              <w:bottom w:val="single" w:color="AAAAAA" w:sz="1"/>
+              <w:right w:val="single" w:color="AAAAAA" w:sz="1"/>
+            </w:tcBorders>
+            <w:shd w:fill="D9E2F3" w:val="clear"/>
+            <w:vAlign w:val="center"/>
+          </w:tcPr>
+          <w:p>
+            <w:pPr>
+              <w:spacing w:after="40" w:before="40"/>
+              <w:jc w:val="center"/>
+            </w:pPr>
+            <w:r>
+              <w:rPr>
+                <w:rFonts w:ascii="맑은 고딕" w:cs="맑은 고딕" w:eastAsia="맑은 고딕" w:hAnsi="맑은 고딕"/>
+                <w:b/>
+                <w:bCs/>
+                <w:color w:val="000000"/>
+                <w:sz w:val="18"/>
+                <w:szCs w:val="18"/>
+              </w:rPr>
+              <w:t xml:space="preserve">구독 등급</w:t>
+            </w:r>
+          </w:p>
+        </w:tc>
+        <w:tc>
+          <w:tcPr>
+            <w:tcW w:type="dxa" w:w="2644"/>
+            <w:tcBorders>
+              <w:top w:val="single" w:color="AAAAAA" w:sz="1"/>
+              <w:left w:val="single" w:color="AAAAAA" w:sz="1"/>
+              <w:bottom w:val="single" w:color="AAAAAA" w:sz="1"/>
+              <w:right w:val="single" w:color="AAAAAA" w:sz="1"/>
+            </w:tcBorders>
+            <w:shd w:fill="D9E2F3" w:val="clear"/>
+            <w:vAlign w:val="center"/>
+          </w:tcPr>
+          <w:p>
+            <w:pPr>
+              <w:spacing w:after="40" w:before="40"/>
+              <w:jc w:val="center"/>
+            </w:pPr>
+            <w:r>
+              <w:rPr>
+                <w:rFonts w:ascii="맑은 고딕" w:cs="맑은 고딕" w:eastAsia="맑은 고딕" w:hAnsi="맑은 고딕"/>
+                <w:b/>
+                <w:bCs/>
+                <w:color w:val="000000"/>
+                <w:sz w:val="18"/>
+                <w:szCs w:val="18"/>
+              </w:rPr>
+              <w:t xml:space="preserve">가중치</w:t>
+            </w:r>
+          </w:p>
+        </w:tc>
+        <w:tc>
+          <w:tcPr>
+            <w:tcW w:type="dxa" w:w="2644"/>
+            <w:tcBorders>
+              <w:top w:val="single" w:color="AAAAAA" w:sz="1"/>
+              <w:left w:val="single" w:color="AAAAAA" w:sz="1"/>
+              <w:bottom w:val="single" w:color="AAAAAA" w:sz="1"/>
+              <w:right w:val="single" w:color="AAAAAA" w:sz="1"/>
+            </w:tcBorders>
+            <w:shd w:fill="D9E2F3" w:val="clear"/>
+            <w:vAlign w:val="center"/>
+          </w:tcPr>
+          <w:p>
+            <w:pPr>
+              <w:spacing w:after="40" w:before="40"/>
+              <w:jc w:val="center"/>
+            </w:pPr>
+            <w:r>
+              <w:rPr>
+                <w:rFonts w:ascii="맑은 고딕" w:cs="맑은 고딕" w:eastAsia="맑은 고딕" w:hAnsi="맑은 고딕"/>
+                <w:b/>
+                <w:bCs/>
+                <w:color w:val="000000"/>
+                <w:sz w:val="18"/>
+                <w:szCs w:val="18"/>
+              </w:rPr>
+              <w:t xml:space="preserve">평균 대기시간</w:t>
+            </w:r>
+          </w:p>
+        </w:tc>
+      </w:tr>
+      <w:tr>
+        <w:tc>
+          <w:tcPr>
+            <w:tcW w:type="dxa" w:w="2644"/>
+            <w:tcBorders>
+              <w:top w:val="single" w:color="AAAAAA" w:sz="1"/>
+              <w:left w:val="single" w:color="AAAAAA" w:sz="1"/>
+              <w:bottom w:val="single" w:color="AAAAAA" w:sz="1"/>
+              <w:right w:val="single" w:color="AAAAAA" w:sz="1"/>
+            </w:tcBorders>
+            <w:vAlign w:val="center"/>
+          </w:tcPr>
+          <w:p>
+            <w:pPr>
+              <w:spacing w:after="40" w:before="40"/>
+              <w:jc w:val="left"/>
+            </w:pPr>
+            <w:r>
+              <w:rPr>
+                <w:rFonts w:ascii="맑은 고딕" w:cs="맑은 고딕" w:eastAsia="맑은 고딕" w:hAnsi="맑은 고딕"/>
+                <w:b w:val="false"/>
+                <w:bCs w:val="false"/>
+                <w:color w:val="000000"/>
+                <w:sz w:val="18"/>
+                <w:szCs w:val="18"/>
+              </w:rPr>
+              <w:t xml:space="preserve">Enterprise</w:t>
+            </w:r>
+          </w:p>
+        </w:tc>
+        <w:tc>
+          <w:tcPr>
+            <w:tcW w:type="dxa" w:w="2644"/>
+            <w:tcBorders>
+              <w:top w:val="single" w:color="AAAAAA" w:sz="1"/>
+              <w:left w:val="single" w:color="AAAAAA" w:sz="1"/>
+              <w:bottom w:val="single" w:color="AAAAAA" w:sz="1"/>
+              <w:right w:val="single" w:color="AAAAAA" w:sz="1"/>
+            </w:tcBorders>
+            <w:vAlign w:val="center"/>
+          </w:tcPr>
+          <w:p>
+            <w:pPr>
+              <w:spacing w:after="40" w:before="40"/>
+              <w:jc w:val="left"/>
+            </w:pPr>
+            <w:r>
+              <w:rPr>
+                <w:rFonts w:ascii="맑은 고딕" w:cs="맑은 고딕" w:eastAsia="맑은 고딕" w:hAnsi="맑은 고딕"/>
+                <w:b w:val="false"/>
+                <w:bCs w:val="false"/>
+                <w:color w:val="000000"/>
+                <w:sz w:val="18"/>
+                <w:szCs w:val="18"/>
+              </w:rPr>
+              <w:t xml:space="preserve">100</w:t>
+            </w:r>
+          </w:p>
+        </w:tc>
+        <w:tc>
+          <w:tcPr>
+            <w:tcW w:type="dxa" w:w="2644"/>
+            <w:tcBorders>
+              <w:top w:val="single" w:color="AAAAAA" w:sz="1"/>
+              <w:left w:val="single" w:color="AAAAAA" w:sz="1"/>
+              <w:bottom w:val="single" w:color="AAAAAA" w:sz="1"/>
+              <w:right w:val="single" w:color="AAAAAA" w:sz="1"/>
+            </w:tcBorders>
+            <w:vAlign w:val="center"/>
+          </w:tcPr>
+          <w:p>
+            <w:pPr>
+              <w:spacing w:after="40" w:before="40"/>
+              <w:jc w:val="left"/>
+            </w:pPr>
+            <w:r>
+              <w:rPr>
+                <w:rFonts w:ascii="맑은 고딕" w:cs="맑은 고딕" w:eastAsia="맑은 고딕" w:hAnsi="맑은 고딕"/>
+                <w:b w:val="false"/>
+                <w:bCs w:val="false"/>
+                <w:color w:val="000000"/>
+                <w:sz w:val="18"/>
+                <w:szCs w:val="18"/>
+              </w:rPr>
+              <w:t xml:space="preserve">약 1,862ms</w:t>
+            </w:r>
+          </w:p>
+        </w:tc>
+      </w:tr>
+      <w:tr>
+        <w:tc>
+          <w:tcPr>
+            <w:tcW w:type="dxa" w:w="2644"/>
+            <w:tcBorders>
+              <w:top w:val="single" w:color="AAAAAA" w:sz="1"/>
+              <w:left w:val="single" w:color="AAAAAA" w:sz="1"/>
+              <w:bottom w:val="single" w:color="AAAAAA" w:sz="1"/>
+              <w:right w:val="single" w:color="AAAAAA" w:sz="1"/>
+            </w:tcBorders>
+            <w:vAlign w:val="center"/>
+          </w:tcPr>
+          <w:p>
+            <w:pPr>
+              <w:spacing w:after="40" w:before="40"/>
+              <w:jc w:val="left"/>
+            </w:pPr>
+            <w:r>
+              <w:rPr>
+                <w:rFonts w:ascii="맑은 고딕" w:cs="맑은 고딕" w:eastAsia="맑은 고딕" w:hAnsi="맑은 고딕"/>
+                <w:b w:val="false"/>
+                <w:bCs w:val="false"/>
+                <w:color w:val="000000"/>
+                <w:sz w:val="18"/>
+                <w:szCs w:val="18"/>
+              </w:rPr>
+              <w:t xml:space="preserve">Premium</w:t>
+            </w:r>
+          </w:p>
+        </w:tc>
+        <w:tc>
+          <w:tcPr>
+            <w:tcW w:type="dxa" w:w="2644"/>
+            <w:tcBorders>
+              <w:top w:val="single" w:color="AAAAAA" w:sz="1"/>
+              <w:left w:val="single" w:color="AAAAAA" w:sz="1"/>
+              <w:bottom w:val="single" w:color="AAAAAA" w:sz="1"/>
+              <w:right w:val="single" w:color="AAAAAA" w:sz="1"/>
+            </w:tcBorders>
+            <w:vAlign w:val="center"/>
+          </w:tcPr>
+          <w:p>
+            <w:pPr>
+              <w:spacing w:after="40" w:before="40"/>
+              <w:jc w:val="left"/>
+            </w:pPr>
+            <w:r>
+              <w:rPr>
+                <w:rFonts w:ascii="맑은 고딕" w:cs="맑은 고딕" w:eastAsia="맑은 고딕" w:hAnsi="맑은 고딕"/>
+                <w:b w:val="false"/>
+                <w:bCs w:val="false"/>
+                <w:color w:val="000000"/>
+                <w:sz w:val="18"/>
+                <w:szCs w:val="18"/>
+              </w:rPr>
+              <w:t xml:space="preserve">50</w:t>
+            </w:r>
+          </w:p>
+        </w:tc>
+        <w:tc>
+          <w:tcPr>
+            <w:tcW w:type="dxa" w:w="2644"/>
+            <w:tcBorders>
+              <w:top w:val="single" w:color="AAAAAA" w:sz="1"/>
+              <w:left w:val="single" w:color="AAAAAA" w:sz="1"/>
+              <w:bottom w:val="single" w:color="AAAAAA" w:sz="1"/>
+              <w:right w:val="single" w:color="AAAAAA" w:sz="1"/>
+            </w:tcBorders>
+            <w:vAlign w:val="center"/>
+          </w:tcPr>
+          <w:p>
+            <w:pPr>
+              <w:spacing w:after="40" w:before="40"/>
+              <w:jc w:val="left"/>
+            </w:pPr>
+            <w:r>
+              <w:rPr>
+                <w:rFonts w:ascii="맑은 고딕" w:cs="맑은 고딕" w:eastAsia="맑은 고딕" w:hAnsi="맑은 고딕"/>
+                <w:b w:val="false"/>
+                <w:bCs w:val="false"/>
+                <w:color w:val="000000"/>
+                <w:sz w:val="18"/>
+                <w:szCs w:val="18"/>
+              </w:rPr>
+              <w:t xml:space="preserve">약 8,384ms</w:t>
+            </w:r>
+          </w:p>
+        </w:tc>
+      </w:tr>
+      <w:tr>
+        <w:tc>
+          <w:tcPr>
+            <w:tcW w:type="dxa" w:w="2644"/>
+            <w:tcBorders>
+              <w:top w:val="single" w:color="AAAAAA" w:sz="1"/>
+              <w:left w:val="single" w:color="AAAAAA" w:sz="1"/>
+              <w:bottom w:val="single" w:color="AAAAAA" w:sz="1"/>
+              <w:right w:val="single" w:color="AAAAAA" w:sz="1"/>
+            </w:tcBorders>
+            <w:vAlign w:val="center"/>
+          </w:tcPr>
+          <w:p>
+            <w:pPr>
+              <w:spacing w:after="40" w:before="40"/>
+              <w:jc w:val="left"/>
+            </w:pPr>
+            <w:r>
+              <w:rPr>
+                <w:rFonts w:ascii="맑은 고딕" w:cs="맑은 고딕" w:eastAsia="맑은 고딕" w:hAnsi="맑은 고딕"/>
+                <w:b w:val="false"/>
+                <w:bCs w:val="false"/>
+                <w:color w:val="000000"/>
+                <w:sz w:val="18"/>
+                <w:szCs w:val="18"/>
+              </w:rPr>
+              <w:t xml:space="preserve">Standard</w:t>
+            </w:r>
+          </w:p>
+        </w:tc>
+        <w:tc>
+          <w:tcPr>
+            <w:tcW w:type="dxa" w:w="2644"/>
+            <w:tcBorders>
+              <w:top w:val="single" w:color="AAAAAA" w:sz="1"/>
+              <w:left w:val="single" w:color="AAAAAA" w:sz="1"/>
+              <w:bottom w:val="single" w:color="AAAAAA" w:sz="1"/>
+              <w:right w:val="single" w:color="AAAAAA" w:sz="1"/>
+            </w:tcBorders>
+            <w:vAlign w:val="center"/>
+          </w:tcPr>
+          <w:p>
+            <w:pPr>
+              <w:spacing w:after="40" w:before="40"/>
+              <w:jc w:val="left"/>
+            </w:pPr>
+            <w:r>
+              <w:rPr>
+                <w:rFonts w:ascii="맑은 고딕" w:cs="맑은 고딕" w:eastAsia="맑은 고딕" w:hAnsi="맑은 고딕"/>
+                <w:b w:val="false"/>
+                <w:bCs w:val="false"/>
+                <w:color w:val="000000"/>
+                <w:sz w:val="18"/>
+                <w:szCs w:val="18"/>
+              </w:rPr>
+              <w:t xml:space="preserve">10</w:t>
+            </w:r>
+          </w:p>
+        </w:tc>
+        <w:tc>
+          <w:tcPr>
+            <w:tcW w:type="dxa" w:w="2644"/>
+            <w:tcBorders>
+              <w:top w:val="single" w:color="AAAAAA" w:sz="1"/>
+              <w:left w:val="single" w:color="AAAAAA" w:sz="1"/>
+              <w:bottom w:val="single" w:color="AAAAAA" w:sz="1"/>
+              <w:right w:val="single" w:color="AAAAAA" w:sz="1"/>
+            </w:tcBorders>
+            <w:vAlign w:val="center"/>
+          </w:tcPr>
+          <w:p>
+            <w:pPr>
+              <w:spacing w:after="40" w:before="40"/>
+              <w:jc w:val="left"/>
+            </w:pPr>
+            <w:r>
+              <w:rPr>
+                <w:rFonts w:ascii="맑은 고딕" w:cs="맑은 고딕" w:eastAsia="맑은 고딕" w:hAnsi="맑은 고딕"/>
+                <w:b w:val="false"/>
+                <w:bCs w:val="false"/>
+                <w:color w:val="000000"/>
+                <w:sz w:val="18"/>
+                <w:szCs w:val="18"/>
+              </w:rPr>
+              <w:t xml:space="preserve">약 15,109ms</w:t>
+            </w:r>
+          </w:p>
+        </w:tc>
+      </w:tr>
+      <w:tr>
+        <w:tc>
+          <w:tcPr>
+            <w:tcW w:type="dxa" w:w="2644"/>
+            <w:tcBorders>
+              <w:top w:val="single" w:color="AAAAAA" w:sz="1"/>
+              <w:left w:val="single" w:color="AAAAAA" w:sz="1"/>
+              <w:bottom w:val="single" w:color="AAAAAA" w:sz="1"/>
+              <w:right w:val="single" w:color="AAAAAA" w:sz="1"/>
+            </w:tcBorders>
+            <w:vAlign w:val="center"/>
+          </w:tcPr>
+          <w:p>
+            <w:pPr>
+              <w:spacing w:after="40" w:before="40"/>
+              <w:jc w:val="left"/>
+            </w:pPr>
+            <w:r>
+              <w:rPr>
+                <w:rFonts w:ascii="맑은 고딕" w:cs="맑은 고딕" w:eastAsia="맑은 고딕" w:hAnsi="맑은 고딕"/>
+                <w:b w:val="false"/>
+                <w:bCs w:val="false"/>
+                <w:color w:val="000000"/>
+                <w:sz w:val="18"/>
+                <w:szCs w:val="18"/>
+              </w:rPr>
+              <w:t xml:space="preserve">Free</w:t>
+            </w:r>
+          </w:p>
+        </w:tc>
+        <w:tc>
+          <w:tcPr>
+            <w:tcW w:type="dxa" w:w="2644"/>
+            <w:tcBorders>
+              <w:top w:val="single" w:color="AAAAAA" w:sz="1"/>
+              <w:left w:val="single" w:color="AAAAAA" w:sz="1"/>
+              <w:bottom w:val="single" w:color="AAAAAA" w:sz="1"/>
+              <w:right w:val="single" w:color="AAAAAA" w:sz="1"/>
+            </w:tcBorders>
+            <w:vAlign w:val="center"/>
+          </w:tcPr>
+          <w:p>
+            <w:pPr>
+              <w:spacing w:after="40" w:before="40"/>
+              <w:jc w:val="left"/>
+            </w:pPr>
+            <w:r>
+              <w:rPr>
+                <w:rFonts w:ascii="맑은 고딕" w:cs="맑은 고딕" w:eastAsia="맑은 고딕" w:hAnsi="맑은 고딕"/>
+                <w:b w:val="false"/>
+                <w:bCs w:val="false"/>
+                <w:color w:val="000000"/>
+                <w:sz w:val="18"/>
+                <w:szCs w:val="18"/>
+              </w:rPr>
+              <w:t xml:space="preserve">1</w:t>
+            </w:r>
+          </w:p>
+        </w:tc>
+        <w:tc>
+          <w:tcPr>
+            <w:tcW w:type="dxa" w:w="2644"/>
+            <w:tcBorders>
+              <w:top w:val="single" w:color="AAAAAA" w:sz="1"/>
+              <w:left w:val="single" w:color="AAAAAA" w:sz="1"/>
+              <w:bottom w:val="single" w:color="AAAAAA" w:sz="1"/>
+              <w:right w:val="single" w:color="AAAAAA" w:sz="1"/>
+            </w:tcBorders>
+            <w:vAlign w:val="center"/>
+          </w:tcPr>
+          <w:p>
+            <w:pPr>
+              <w:spacing w:after="40" w:before="40"/>
+              <w:jc w:val="left"/>
+            </w:pPr>
+            <w:r>
+              <w:rPr>
+                <w:rFonts w:ascii="맑은 고딕" w:cs="맑은 고딕" w:eastAsia="맑은 고딕" w:hAnsi="맑은 고딕"/>
+                <w:b w:val="false"/>
+                <w:bCs w:val="false"/>
+                <w:color w:val="000000"/>
+                <w:sz w:val="18"/>
+                <w:szCs w:val="18"/>
+              </w:rPr>
+              <w:t xml:space="preserve">약 22,029ms</w:t>
+            </w:r>
+          </w:p>
+        </w:tc>
+      </w:tr>
+    </w:tbl>
+    <w:p>
+      <w:pPr>
+        <w:spacing w:after="80"/>
+      </w:pPr>
+    </w:p>
+    <w:p>
+      <w:pPr>
+        <w:spacing w:after="120" w:line="240"/>
+      </w:pPr>
+      <w:r>
+        <w:rPr>
+          <w:rFonts w:ascii="맑은 고딕" w:cs="맑은 고딕" w:eastAsia="맑은 고딕" w:hAnsi="맑은 고딕"/>
+          <w:color w:val="000000"/>
+          <w:sz w:val="20"/>
+          <w:szCs w:val="20"/>
+        </w:rPr>
+        <w:t xml:space="preserve">Enterprise의 대기시간은 Free의 약 1/12 수준으로, 가중치에 비례한 차등 서비스가 확인되었다. 100:1의 극단적 차이까지 벌어지지 않은 것은 요청이 대기열에 순차 도착하는 실험 설계 때문이다.</w:t>
+      </w:r>
+    </w:p>
+    <w:p>
+      <w:pPr>
+        <w:spacing w:after="130" w:before="220" w:line="240"/>
+      </w:pPr>
+      <w:r>
+        <w:rPr>
+          <w:rFonts w:ascii="맑은 고딕" w:cs="맑은 고딕" w:eastAsia="맑은 고딕" w:hAnsi="맑은 고딕"/>
+          <w:b/>
+          <w:bCs/>
+          <w:color w:val="333333"/>
+          <w:sz w:val="24"/>
+          <w:szCs w:val="24"/>
+        </w:rPr>
+        <w:t xml:space="preserve">5.3 MLFQ 선점형 실험</w:t>
+      </w:r>
+    </w:p>
+    <w:p>
+      <w:pPr>
+        <w:spacing w:after="120" w:line="240"/>
+      </w:pPr>
+      <w:r>
+        <w:rPr>
+          <w:rFonts w:ascii="맑은 고딕" w:cs="맑은 고딕" w:eastAsia="맑은 고딕" w:hAnsi="맑은 고딕"/>
+          <w:color w:val="000000"/>
+          <w:sz w:val="20"/>
+          <w:szCs w:val="20"/>
+        </w:rPr>
+        <w:t xml:space="preserve">비선점형 MLFQ가 FCFS와 같은 결과를 보였기 때문에, MLFQ의 이론적 효과를 따로 확인하려고 선점형 시뮬레이션을 추가하였다. 요청 500건, 처리 시간 최대 10초, 버스트 도착 구조로 5개 시드에 걸쳐 반복하였다. 지표는 응답시간(도착부터 완료까지)을 사용한다. 요청 유형별 응답시간 비교 결과는 표 9 및 그림 4와 같다.</w:t>
+      </w:r>
+    </w:p>
+    <w:p>
+      <w:pPr>
+        <w:spacing w:after="80" w:line="240"/>
+      </w:pPr>
+      <w:r>
+        <w:rPr>
+          <w:rFonts w:ascii="맑은 고딕" w:cs="맑은 고딕" w:eastAsia="맑은 고딕" w:hAnsi="맑은 고딕"/>
+          <w:b/>
+          <w:bCs/>
+          <w:color w:val="000000"/>
+          <w:sz w:val="20"/>
+          <w:szCs w:val="20"/>
+        </w:rPr>
+        <w:t xml:space="preserve">표 9. MLFQ 선점형 vs FCFS 비교 (요청 유형별, 5시드 평균, 지표: 응답시간 기준)</w:t>
+      </w:r>
+    </w:p>
+    <w:tbl>
+      <w:tblPr>
+        <w:tblW w:type="auto" w:w="100"/>
+        <w:tblBorders>
+          <w:top w:val="single" w:color="auto" w:sz="4"/>
+          <w:left w:val="single" w:color="auto" w:sz="4"/>
+          <w:bottom w:val="single" w:color="auto" w:sz="4"/>
+          <w:right w:val="single" w:color="auto" w:sz="4"/>
+          <w:insideH w:val="single" w:color="auto" w:sz="4"/>
+          <w:insideV w:val="single" w:color="auto" w:sz="4"/>
+        </w:tblBorders>
+      </w:tblPr>
+      <w:tblGrid>
+        <w:gridCol w:w="1586"/>
+        <w:gridCol w:w="1586"/>
+        <w:gridCol w:w="1586"/>
+        <w:gridCol w:w="1586"/>
+        <w:gridCol w:w="1586"/>
+      </w:tblGrid>
+      <w:tr>
+        <w:tc>
+          <w:tcPr>
+            <w:tcW w:type="dxa" w:w="1586"/>
+            <w:tcBorders>
+              <w:top w:val="single" w:color="AAAAAA" w:sz="1"/>
+              <w:left w:val="single" w:color="AAAAAA" w:sz="1"/>
+              <w:bottom w:val="single" w:color="AAAAAA" w:sz="1"/>
+              <w:right w:val="single" w:color="AAAAAA" w:sz="1"/>
+            </w:tcBorders>
+            <w:shd w:fill="D9E2F3" w:val="clear"/>
+            <w:vAlign w:val="center"/>
+          </w:tcPr>
+          <w:p>
+            <w:pPr>
+              <w:spacing w:after="40" w:before="40"/>
+              <w:jc w:val="center"/>
+            </w:pPr>
+            <w:r>
+              <w:rPr>
+                <w:rFonts w:ascii="맑은 고딕" w:cs="맑은 고딕" w:eastAsia="맑은 고딕" w:hAnsi="맑은 고딕"/>
+                <w:b/>
+                <w:bCs/>
+                <w:color w:val="000000"/>
+                <w:sz w:val="18"/>
+                <w:szCs w:val="18"/>
+              </w:rPr>
+              <w:t xml:space="preserve">요청 유형</w:t>
+            </w:r>
+          </w:p>
+        </w:tc>
+        <w:tc>
+          <w:tcPr>
+            <w:tcW w:type="dxa" w:w="1586"/>
+            <w:tcBorders>
+              <w:top w:val="single" w:color="AAAAAA" w:sz="1"/>
+              <w:left w:val="single" w:color="AAAAAA" w:sz="1"/>
+              <w:bottom w:val="single" w:color="AAAAAA" w:sz="1"/>
+              <w:right w:val="single" w:color="AAAAAA" w:sz="1"/>
+            </w:tcBorders>
+            <w:shd w:fill="D9E2F3" w:val="clear"/>
+            <w:vAlign w:val="center"/>
+          </w:tcPr>
+          <w:p>
+            <w:pPr>
+              <w:spacing w:after="40" w:before="40"/>
+              <w:jc w:val="center"/>
+            </w:pPr>
+            <w:r>
+              <w:rPr>
+                <w:rFonts w:ascii="맑은 고딕" w:cs="맑은 고딕" w:eastAsia="맑은 고딕" w:hAnsi="맑은 고딕"/>
+                <w:b/>
+                <w:bCs/>
+                <w:color w:val="000000"/>
+                <w:sz w:val="18"/>
+                <w:szCs w:val="18"/>
+              </w:rPr>
+              <w:t xml:space="preserve">처리 시간 범위</w:t>
+            </w:r>
+          </w:p>
+        </w:tc>
+        <w:tc>
+          <w:tcPr>
+            <w:tcW w:type="dxa" w:w="1586"/>
+            <w:tcBorders>
+              <w:top w:val="single" w:color="AAAAAA" w:sz="1"/>
+              <w:left w:val="single" w:color="AAAAAA" w:sz="1"/>
+              <w:bottom w:val="single" w:color="AAAAAA" w:sz="1"/>
+              <w:right w:val="single" w:color="AAAAAA" w:sz="1"/>
+            </w:tcBorders>
+            <w:shd w:fill="D9E2F3" w:val="clear"/>
+            <w:vAlign w:val="center"/>
+          </w:tcPr>
+          <w:p>
+            <w:pPr>
+              <w:spacing w:after="40" w:before="40"/>
+              <w:jc w:val="center"/>
+            </w:pPr>
+            <w:r>
+              <w:rPr>
+                <w:rFonts w:ascii="맑은 고딕" w:cs="맑은 고딕" w:eastAsia="맑은 고딕" w:hAnsi="맑은 고딕"/>
+                <w:b/>
+                <w:bCs/>
+                <w:color w:val="000000"/>
+                <w:sz w:val="18"/>
+                <w:szCs w:val="18"/>
+              </w:rPr>
+              <w:t xml:space="preserve">FCFS 응답시간</w:t>
+            </w:r>
+          </w:p>
+        </w:tc>
+        <w:tc>
+          <w:tcPr>
+            <w:tcW w:type="dxa" w:w="1586"/>
+            <w:tcBorders>
+              <w:top w:val="single" w:color="AAAAAA" w:sz="1"/>
+              <w:left w:val="single" w:color="AAAAAA" w:sz="1"/>
+              <w:bottom w:val="single" w:color="AAAAAA" w:sz="1"/>
+              <w:right w:val="single" w:color="AAAAAA" w:sz="1"/>
+            </w:tcBorders>
+            <w:shd w:fill="D9E2F3" w:val="clear"/>
+            <w:vAlign w:val="center"/>
+          </w:tcPr>
+          <w:p>
+            <w:pPr>
+              <w:spacing w:after="40" w:before="40"/>
+              <w:jc w:val="center"/>
+            </w:pPr>
+            <w:r>
+              <w:rPr>
+                <w:rFonts w:ascii="맑은 고딕" w:cs="맑은 고딕" w:eastAsia="맑은 고딕" w:hAnsi="맑은 고딕"/>
+                <w:b/>
+                <w:bCs/>
+                <w:color w:val="000000"/>
+                <w:sz w:val="18"/>
+                <w:szCs w:val="18"/>
+              </w:rPr>
+              <w:t xml:space="preserve">MLFQ (선점형) 응답시간</w:t>
+            </w:r>
+          </w:p>
+        </w:tc>
+        <w:tc>
+          <w:tcPr>
+            <w:tcW w:type="dxa" w:w="1586"/>
+            <w:tcBorders>
+              <w:top w:val="single" w:color="AAAAAA" w:sz="1"/>
+              <w:left w:val="single" w:color="AAAAAA" w:sz="1"/>
+              <w:bottom w:val="single" w:color="AAAAAA" w:sz="1"/>
+              <w:right w:val="single" w:color="AAAAAA" w:sz="1"/>
+            </w:tcBorders>
+            <w:shd w:fill="D9E2F3" w:val="clear"/>
+            <w:vAlign w:val="center"/>
+          </w:tcPr>
+          <w:p>
+            <w:pPr>
+              <w:spacing w:after="40" w:before="40"/>
+              <w:jc w:val="center"/>
+            </w:pPr>
+            <w:r>
+              <w:rPr>
+                <w:rFonts w:ascii="맑은 고딕" w:cs="맑은 고딕" w:eastAsia="맑은 고딕" w:hAnsi="맑은 고딕"/>
+                <w:b/>
+                <w:bCs/>
+                <w:color w:val="000000"/>
+                <w:sz w:val="18"/>
+                <w:szCs w:val="18"/>
+              </w:rPr>
+              <w:t xml:space="preserve">변화</w:t>
+            </w:r>
+          </w:p>
+        </w:tc>
+      </w:tr>
+      <w:tr>
+        <w:tc>
+          <w:tcPr>
+            <w:tcW w:type="dxa" w:w="1586"/>
+            <w:tcBorders>
+              <w:top w:val="single" w:color="AAAAAA" w:sz="1"/>
+              <w:left w:val="single" w:color="AAAAAA" w:sz="1"/>
+              <w:bottom w:val="single" w:color="AAAAAA" w:sz="1"/>
+              <w:right w:val="single" w:color="AAAAAA" w:sz="1"/>
+            </w:tcBorders>
+            <w:vAlign w:val="center"/>
+          </w:tcPr>
+          <w:p>
+            <w:pPr>
+              <w:spacing w:after="40" w:before="40"/>
+              <w:jc w:val="left"/>
+            </w:pPr>
+            <w:r>
+              <w:rPr>
+                <w:rFonts w:ascii="맑은 고딕" w:cs="맑은 고딕" w:eastAsia="맑은 고딕" w:hAnsi="맑은 고딕"/>
+                <w:b w:val="false"/>
+                <w:bCs w:val="false"/>
+                <w:color w:val="000000"/>
+                <w:sz w:val="18"/>
+                <w:szCs w:val="18"/>
+              </w:rPr>
+              <w:t xml:space="preserve">Short</w:t>
+            </w:r>
+          </w:p>
+        </w:tc>
+        <w:tc>
+          <w:tcPr>
+            <w:tcW w:type="dxa" w:w="1586"/>
+            <w:tcBorders>
+              <w:top w:val="single" w:color="AAAAAA" w:sz="1"/>
+              <w:left w:val="single" w:color="AAAAAA" w:sz="1"/>
+              <w:bottom w:val="single" w:color="AAAAAA" w:sz="1"/>
+              <w:right w:val="single" w:color="AAAAAA" w:sz="1"/>
+            </w:tcBorders>
+            <w:vAlign w:val="center"/>
+          </w:tcPr>
+          <w:p>
+            <w:pPr>
+              <w:spacing w:after="40" w:before="40"/>
+              <w:jc w:val="left"/>
+            </w:pPr>
+            <w:r>
+              <w:rPr>
+                <w:rFonts w:ascii="맑은 고딕" w:cs="맑은 고딕" w:eastAsia="맑은 고딕" w:hAnsi="맑은 고딕"/>
+                <w:b w:val="false"/>
+                <w:bCs w:val="false"/>
+                <w:color w:val="000000"/>
+                <w:sz w:val="18"/>
+                <w:szCs w:val="18"/>
+              </w:rPr>
+              <w:t xml:space="preserve">100~800ms</w:t>
+            </w:r>
+          </w:p>
+        </w:tc>
+        <w:tc>
+          <w:tcPr>
+            <w:tcW w:type="dxa" w:w="1586"/>
+            <w:tcBorders>
+              <w:top w:val="single" w:color="AAAAAA" w:sz="1"/>
+              <w:left w:val="single" w:color="AAAAAA" w:sz="1"/>
+              <w:bottom w:val="single" w:color="AAAAAA" w:sz="1"/>
+              <w:right w:val="single" w:color="AAAAAA" w:sz="1"/>
+            </w:tcBorders>
+            <w:vAlign w:val="center"/>
+          </w:tcPr>
+          <w:p>
+            <w:pPr>
+              <w:spacing w:after="40" w:before="40"/>
+              <w:jc w:val="left"/>
+            </w:pPr>
+            <w:r>
+              <w:rPr>
+                <w:rFonts w:ascii="맑은 고딕" w:cs="맑은 고딕" w:eastAsia="맑은 고딕" w:hAnsi="맑은 고딕"/>
+                <w:b w:val="false"/>
+                <w:bCs w:val="false"/>
+                <w:color w:val="000000"/>
+                <w:sz w:val="18"/>
+                <w:szCs w:val="18"/>
+              </w:rPr>
+              <w:t xml:space="preserve">약 635초</w:t>
+            </w:r>
+          </w:p>
+        </w:tc>
+        <w:tc>
+          <w:tcPr>
+            <w:tcW w:type="dxa" w:w="1586"/>
+            <w:tcBorders>
+              <w:top w:val="single" w:color="AAAAAA" w:sz="1"/>
+              <w:left w:val="single" w:color="AAAAAA" w:sz="1"/>
+              <w:bottom w:val="single" w:color="AAAAAA" w:sz="1"/>
+              <w:right w:val="single" w:color="AAAAAA" w:sz="1"/>
+            </w:tcBorders>
+            <w:vAlign w:val="center"/>
+          </w:tcPr>
+          <w:p>
+            <w:pPr>
+              <w:spacing w:after="40" w:before="40"/>
+              <w:jc w:val="left"/>
+            </w:pPr>
+            <w:r>
+              <w:rPr>
+                <w:rFonts w:ascii="맑은 고딕" w:cs="맑은 고딕" w:eastAsia="맑은 고딕" w:hAnsi="맑은 고딕"/>
+                <w:b w:val="false"/>
+                <w:bCs w:val="false"/>
+                <w:color w:val="000000"/>
+                <w:sz w:val="18"/>
+                <w:szCs w:val="18"/>
+              </w:rPr>
+              <w:t xml:space="preserve">약 170초</w:t>
+            </w:r>
+          </w:p>
+        </w:tc>
+        <w:tc>
+          <w:tcPr>
+            <w:tcW w:type="dxa" w:w="1586"/>
+            <w:tcBorders>
+              <w:top w:val="single" w:color="AAAAAA" w:sz="1"/>
+              <w:left w:val="single" w:color="AAAAAA" w:sz="1"/>
+              <w:bottom w:val="single" w:color="AAAAAA" w:sz="1"/>
+              <w:right w:val="single" w:color="AAAAAA" w:sz="1"/>
+            </w:tcBorders>
+            <w:vAlign w:val="center"/>
+          </w:tcPr>
+          <w:p>
+            <w:pPr>
+              <w:spacing w:after="40" w:before="40"/>
+              <w:jc w:val="left"/>
+            </w:pPr>
+            <w:r>
+              <w:rPr>
+                <w:rFonts w:ascii="맑은 고딕" w:cs="맑은 고딕" w:eastAsia="맑은 고딕" w:hAnsi="맑은 고딕"/>
+                <w:b w:val="false"/>
+                <w:bCs w:val="false"/>
+                <w:color w:val="000000"/>
+                <w:sz w:val="18"/>
+                <w:szCs w:val="18"/>
+              </w:rPr>
+              <w:t xml:space="preserve">약 73% 감소</w:t>
+            </w:r>
+          </w:p>
+        </w:tc>
+      </w:tr>
+      <w:tr>
+        <w:tc>
+          <w:tcPr>
+            <w:tcW w:type="dxa" w:w="1586"/>
+            <w:tcBorders>
+              <w:top w:val="single" w:color="AAAAAA" w:sz="1"/>
+              <w:left w:val="single" w:color="AAAAAA" w:sz="1"/>
+              <w:bottom w:val="single" w:color="AAAAAA" w:sz="1"/>
+              <w:right w:val="single" w:color="AAAAAA" w:sz="1"/>
+            </w:tcBorders>
+            <w:vAlign w:val="center"/>
+          </w:tcPr>
+          <w:p>
+            <w:pPr>
+              <w:spacing w:after="40" w:before="40"/>
+              <w:jc w:val="left"/>
+            </w:pPr>
+            <w:r>
+              <w:rPr>
+                <w:rFonts w:ascii="맑은 고딕" w:cs="맑은 고딕" w:eastAsia="맑은 고딕" w:hAnsi="맑은 고딕"/>
+                <w:b w:val="false"/>
+                <w:bCs w:val="false"/>
+                <w:color w:val="000000"/>
+                <w:sz w:val="18"/>
+                <w:szCs w:val="18"/>
+              </w:rPr>
+              <w:t xml:space="preserve">Medium</w:t>
+            </w:r>
+          </w:p>
+        </w:tc>
+        <w:tc>
+          <w:tcPr>
+            <w:tcW w:type="dxa" w:w="1586"/>
+            <w:tcBorders>
+              <w:top w:val="single" w:color="AAAAAA" w:sz="1"/>
+              <w:left w:val="single" w:color="AAAAAA" w:sz="1"/>
+              <w:bottom w:val="single" w:color="AAAAAA" w:sz="1"/>
+              <w:right w:val="single" w:color="AAAAAA" w:sz="1"/>
+            </w:tcBorders>
+            <w:vAlign w:val="center"/>
+          </w:tcPr>
+          <w:p>
+            <w:pPr>
+              <w:spacing w:after="40" w:before="40"/>
+              <w:jc w:val="left"/>
+            </w:pPr>
+            <w:r>
+              <w:rPr>
+                <w:rFonts w:ascii="맑은 고딕" w:cs="맑은 고딕" w:eastAsia="맑은 고딕" w:hAnsi="맑은 고딕"/>
+                <w:b w:val="false"/>
+                <w:bCs w:val="false"/>
+                <w:color w:val="000000"/>
+                <w:sz w:val="18"/>
+                <w:szCs w:val="18"/>
+              </w:rPr>
+              <w:t xml:space="preserve">1,200~4,000ms</w:t>
+            </w:r>
+          </w:p>
+        </w:tc>
+        <w:tc>
+          <w:tcPr>
+            <w:tcW w:type="dxa" w:w="1586"/>
+            <w:tcBorders>
+              <w:top w:val="single" w:color="AAAAAA" w:sz="1"/>
+              <w:left w:val="single" w:color="AAAAAA" w:sz="1"/>
+              <w:bottom w:val="single" w:color="AAAAAA" w:sz="1"/>
+              <w:right w:val="single" w:color="AAAAAA" w:sz="1"/>
+            </w:tcBorders>
+            <w:vAlign w:val="center"/>
+          </w:tcPr>
+          <w:p>
+            <w:pPr>
+              <w:spacing w:after="40" w:before="40"/>
+              <w:jc w:val="left"/>
+            </w:pPr>
+            <w:r>
+              <w:rPr>
+                <w:rFonts w:ascii="맑은 고딕" w:cs="맑은 고딕" w:eastAsia="맑은 고딕" w:hAnsi="맑은 고딕"/>
+                <w:b w:val="false"/>
+                <w:bCs w:val="false"/>
+                <w:color w:val="000000"/>
+                <w:sz w:val="18"/>
+                <w:szCs w:val="18"/>
+              </w:rPr>
+              <w:t xml:space="preserve">약 645초</w:t>
+            </w:r>
+          </w:p>
+        </w:tc>
+        <w:tc>
+          <w:tcPr>
+            <w:tcW w:type="dxa" w:w="1586"/>
+            <w:tcBorders>
+              <w:top w:val="single" w:color="AAAAAA" w:sz="1"/>
+              <w:left w:val="single" w:color="AAAAAA" w:sz="1"/>
+              <w:bottom w:val="single" w:color="AAAAAA" w:sz="1"/>
+              <w:right w:val="single" w:color="AAAAAA" w:sz="1"/>
+            </w:tcBorders>
+            <w:vAlign w:val="center"/>
+          </w:tcPr>
+          <w:p>
+            <w:pPr>
+              <w:spacing w:after="40" w:before="40"/>
+              <w:jc w:val="left"/>
+            </w:pPr>
+            <w:r>
+              <w:rPr>
+                <w:rFonts w:ascii="맑은 고딕" w:cs="맑은 고딕" w:eastAsia="맑은 고딕" w:hAnsi="맑은 고딕"/>
+                <w:b w:val="false"/>
+                <w:bCs w:val="false"/>
+                <w:color w:val="000000"/>
+                <w:sz w:val="18"/>
+                <w:szCs w:val="18"/>
+              </w:rPr>
+              <w:t xml:space="preserve">약 729초</w:t>
+            </w:r>
+          </w:p>
+        </w:tc>
+        <w:tc>
+          <w:tcPr>
+            <w:tcW w:type="dxa" w:w="1586"/>
+            <w:tcBorders>
+              <w:top w:val="single" w:color="AAAAAA" w:sz="1"/>
+              <w:left w:val="single" w:color="AAAAAA" w:sz="1"/>
+              <w:bottom w:val="single" w:color="AAAAAA" w:sz="1"/>
+              <w:right w:val="single" w:color="AAAAAA" w:sz="1"/>
+            </w:tcBorders>
+            <w:vAlign w:val="center"/>
+          </w:tcPr>
+          <w:p>
+            <w:pPr>
+              <w:spacing w:after="40" w:before="40"/>
+              <w:jc w:val="left"/>
+            </w:pPr>
+            <w:r>
+              <w:rPr>
+                <w:rFonts w:ascii="맑은 고딕" w:cs="맑은 고딕" w:eastAsia="맑은 고딕" w:hAnsi="맑은 고딕"/>
+                <w:b w:val="false"/>
+                <w:bCs w:val="false"/>
+                <w:color w:val="000000"/>
+                <w:sz w:val="18"/>
+                <w:szCs w:val="18"/>
+              </w:rPr>
+              <w:t xml:space="preserve">약 13% 증가</w:t>
+            </w:r>
+          </w:p>
+        </w:tc>
+      </w:tr>
+      <w:tr>
+        <w:tc>
+          <w:tcPr>
+            <w:tcW w:type="dxa" w:w="1586"/>
+            <w:tcBorders>
+              <w:top w:val="single" w:color="AAAAAA" w:sz="1"/>
+              <w:left w:val="single" w:color="AAAAAA" w:sz="1"/>
+              <w:bottom w:val="single" w:color="AAAAAA" w:sz="1"/>
+              <w:right w:val="single" w:color="AAAAAA" w:sz="1"/>
+            </w:tcBorders>
+            <w:vAlign w:val="center"/>
+          </w:tcPr>
+          <w:p>
+            <w:pPr>
+              <w:spacing w:after="40" w:before="40"/>
+              <w:jc w:val="left"/>
+            </w:pPr>
+            <w:r>
+              <w:rPr>
+                <w:rFonts w:ascii="맑은 고딕" w:cs="맑은 고딕" w:eastAsia="맑은 고딕" w:hAnsi="맑은 고딕"/>
+                <w:b w:val="false"/>
+                <w:bCs w:val="false"/>
+                <w:color w:val="000000"/>
+                <w:sz w:val="18"/>
+                <w:szCs w:val="18"/>
+              </w:rPr>
+              <w:t xml:space="preserve">Long</w:t>
+            </w:r>
+          </w:p>
+        </w:tc>
+        <w:tc>
+          <w:tcPr>
+            <w:tcW w:type="dxa" w:w="1586"/>
+            <w:tcBorders>
+              <w:top w:val="single" w:color="AAAAAA" w:sz="1"/>
+              <w:left w:val="single" w:color="AAAAAA" w:sz="1"/>
+              <w:bottom w:val="single" w:color="AAAAAA" w:sz="1"/>
+              <w:right w:val="single" w:color="AAAAAA" w:sz="1"/>
+            </w:tcBorders>
+            <w:vAlign w:val="center"/>
+          </w:tcPr>
+          <w:p>
+            <w:pPr>
+              <w:spacing w:after="40" w:before="40"/>
+              <w:jc w:val="left"/>
+            </w:pPr>
+            <w:r>
+              <w:rPr>
+                <w:rFonts w:ascii="맑은 고딕" w:cs="맑은 고딕" w:eastAsia="맑은 고딕" w:hAnsi="맑은 고딕"/>
+                <w:b w:val="false"/>
+                <w:bCs w:val="false"/>
+                <w:color w:val="000000"/>
+                <w:sz w:val="18"/>
+                <w:szCs w:val="18"/>
+              </w:rPr>
+              <w:t xml:space="preserve">5,000~10,000ms</w:t>
+            </w:r>
+          </w:p>
+        </w:tc>
+        <w:tc>
+          <w:tcPr>
+            <w:tcW w:type="dxa" w:w="1586"/>
+            <w:tcBorders>
+              <w:top w:val="single" w:color="AAAAAA" w:sz="1"/>
+              <w:left w:val="single" w:color="AAAAAA" w:sz="1"/>
+              <w:bottom w:val="single" w:color="AAAAAA" w:sz="1"/>
+              <w:right w:val="single" w:color="AAAAAA" w:sz="1"/>
+            </w:tcBorders>
+            <w:vAlign w:val="center"/>
+          </w:tcPr>
+          <w:p>
+            <w:pPr>
+              <w:spacing w:after="40" w:before="40"/>
+              <w:jc w:val="left"/>
+            </w:pPr>
+            <w:r>
+              <w:rPr>
+                <w:rFonts w:ascii="맑은 고딕" w:cs="맑은 고딕" w:eastAsia="맑은 고딕" w:hAnsi="맑은 고딕"/>
+                <w:b w:val="false"/>
+                <w:bCs w:val="false"/>
+                <w:color w:val="000000"/>
+                <w:sz w:val="18"/>
+                <w:szCs w:val="18"/>
+              </w:rPr>
+              <w:t xml:space="preserve">약 650초</w:t>
+            </w:r>
+          </w:p>
+        </w:tc>
+        <w:tc>
+          <w:tcPr>
+            <w:tcW w:type="dxa" w:w="1586"/>
+            <w:tcBorders>
+              <w:top w:val="single" w:color="AAAAAA" w:sz="1"/>
+              <w:left w:val="single" w:color="AAAAAA" w:sz="1"/>
+              <w:bottom w:val="single" w:color="AAAAAA" w:sz="1"/>
+              <w:right w:val="single" w:color="AAAAAA" w:sz="1"/>
+            </w:tcBorders>
+            <w:vAlign w:val="center"/>
+          </w:tcPr>
+          <w:p>
+            <w:pPr>
+              <w:spacing w:after="40" w:before="40"/>
+              <w:jc w:val="left"/>
+            </w:pPr>
+            <w:r>
+              <w:rPr>
+                <w:rFonts w:ascii="맑은 고딕" w:cs="맑은 고딕" w:eastAsia="맑은 고딕" w:hAnsi="맑은 고딕"/>
+                <w:b w:val="false"/>
+                <w:bCs w:val="false"/>
+                <w:color w:val="000000"/>
+                <w:sz w:val="18"/>
+                <w:szCs w:val="18"/>
+              </w:rPr>
+              <w:t xml:space="preserve">약 1,226초</w:t>
+            </w:r>
+          </w:p>
+        </w:tc>
+        <w:tc>
+          <w:tcPr>
+            <w:tcW w:type="dxa" w:w="1586"/>
+            <w:tcBorders>
+              <w:top w:val="single" w:color="AAAAAA" w:sz="1"/>
+              <w:left w:val="single" w:color="AAAAAA" w:sz="1"/>
+              <w:bottom w:val="single" w:color="AAAAAA" w:sz="1"/>
+              <w:right w:val="single" w:color="AAAAAA" w:sz="1"/>
+            </w:tcBorders>
+            <w:vAlign w:val="center"/>
+          </w:tcPr>
+          <w:p>
+            <w:pPr>
+              <w:spacing w:after="40" w:before="40"/>
+              <w:jc w:val="left"/>
+            </w:pPr>
+            <w:r>
+              <w:rPr>
+                <w:rFonts w:ascii="맑은 고딕" w:cs="맑은 고딕" w:eastAsia="맑은 고딕" w:hAnsi="맑은 고딕"/>
+                <w:b w:val="false"/>
+                <w:bCs w:val="false"/>
+                <w:color w:val="000000"/>
+                <w:sz w:val="18"/>
+                <w:szCs w:val="18"/>
+              </w:rPr>
+              <w:t xml:space="preserve">약 89% 증가</w:t>
+            </w:r>
+          </w:p>
+        </w:tc>
+      </w:tr>
+    </w:tbl>
+    <w:p>
+      <w:pPr>
+        <w:spacing w:after="80"/>
+      </w:pPr>
+    </w:p>
+    <w:p>
+      <w:pPr>
         <w:spacing w:after="80"/>
       </w:pPr>
     </w:p>
@@ -6921,7 +8140,7 @@
       <w:r>
         <w:drawing>
           <wp:inline distT="0" distB="0" distL="0" distR="0">
-            <wp:extent cx="5400675" cy="2533650"/>
+            <wp:extent cx="5400675" cy="2409825"/>
             <wp:effectExtent t="0" r="0" b="0" l="0"/>
             <wp:docPr id="1" name="" descr="" title=""/>
             <wp:cNvGraphicFramePr>
@@ -6946,7 +8165,7 @@
                   <pic:spPr bwMode="auto">
                     <a:xfrm>
                       <a:off x="0" y="0"/>
-                      <a:ext cx="5400675" cy="2533650"/>
+                      <a:ext cx="5400675" cy="2409825"/>
                     </a:xfrm>
                     <a:prstGeom prst="rect">
                       <a:avLst/>
@@ -6973,7 +8192,7 @@
           <w:sz w:val="18"/>
           <w:szCs w:val="18"/>
         </w:rPr>
-        <w:t xml:space="preserve">[그림 4] 알고리즘별 평균 대기시간 비교</w:t>
+        <w:t xml:space="preserve">[그림 4] MLFQ 선점형 vs FCFS 요청 유형별 응답시간</w:t>
       </w:r>
     </w:p>
     <w:p>
@@ -6992,8 +8211,13 @@
           <w:sz w:val="20"/>
           <w:szCs w:val="20"/>
         </w:rPr>
-        <w:t xml:space="preserve">FCFS에서는 도착 순서대로 처리되어 네 명이 대기시간을 고르게 부담하였다 (JFI = 1.000). Priority는 처리 순서가 바뀌었지만 전체 평균은 FCFS와 거의 같았다. 처리 시간이 짧아(10~100ms) 에이징이 작동하기 전에 처리가 끝나서 우선순위 효과 자체는 거의 드러나지 않았다. </w:t>
-      </w:r>
+        <w:t xml:space="preserve">Short는 Q0 안에 완료되어 강등 없이 처리되므로 응답시간이 FCFS 대비 약 73% 감소하였다. 반면 Long은 하위 큐로 밀려 약 89% 증가, Medium은 약 13% 증가하였다. 부스팅(Rule 5, 5초 주기)으로 Long의 기아 상태는 방지된다.</w:t>
+      </w:r>
+    </w:p>
+    <w:p>
+      <w:pPr>
+        <w:spacing w:after="120" w:line="240"/>
+      </w:pPr>
       <w:r>
         <w:rPr>
           <w:rFonts w:ascii="맑은 고딕" w:cs="맑은 고딕" w:eastAsia="맑은 고딕" w:hAnsi="맑은 고딕"/>
@@ -7003,36 +8227,46 @@
           <w:sz w:val="20"/>
           <w:szCs w:val="20"/>
         </w:rPr>
-        <w:t xml:space="preserve">MLFQ(비선점형)</w:t>
-      </w:r>
-      <w:r>
-        <w:rPr>
-          <w:rFonts w:ascii="맑은 고딕" w:cs="맑은 고딕" w:eastAsia="맑은 고딕" w:hAnsi="맑은 고딕"/>
-          <w:color w:val="000000"/>
-          <w:sz w:val="20"/>
-          <w:szCs w:val="20"/>
-        </w:rPr>
-        <w:t xml:space="preserve">의 결과는 FCFS와 같았다. 모든 요청이 Q0 할당량(1,000ms) 안에 완료되어 하위 큐로 내려갈 일이 없었고, 비선점형 특성상 요청이 도착 순서대로 처리된 탓이다. 이론적 효과를 따로 확인하려고 5.3절에서 선점형 실험을 추가하였다. </w:t>
-      </w:r>
+        <w:t xml:space="preserve">재현성 확인</w:t>
+      </w:r>
+      <w:r>
+        <w:rPr>
+          <w:rFonts w:ascii="맑은 고딕" w:cs="맑은 고딕" w:eastAsia="맑은 고딕" w:hAnsi="맑은 고딕"/>
+          <w:color w:val="000000"/>
+          <w:sz w:val="20"/>
+          <w:szCs w:val="20"/>
+        </w:rPr>
+        <w:t xml:space="preserve">: 5개 시드에서 Short 개선율이 71.8~74.3%의 좁은 범위에 모였고 평균은 약 73%였다. 시드를 바꿔 다섯 번 반복해도 비슷한 개선율이 나왔다는 점은 이 효과가 특정 시드 때문에 우연히 나타난 결과가 아니라는 뜻이다. 다만 5개 시드의 제한된 반복이라 실제 트래픽 패턴에서는 효과가 달라질 수 있다. 시드별 결과는 부록 B에 정리하였다.</w:t>
+      </w:r>
+    </w:p>
+    <w:p>
+      <w:pPr>
+        <w:spacing w:after="130" w:before="220" w:line="240"/>
+      </w:pPr>
       <w:r>
         <w:rPr>
           <w:rFonts w:ascii="맑은 고딕" w:cs="맑은 고딕" w:eastAsia="맑은 고딕" w:hAnsi="맑은 고딕"/>
           <w:b/>
           <w:bCs/>
-          <w:color w:val="000000"/>
-          <w:sz w:val="20"/>
-          <w:szCs w:val="20"/>
-        </w:rPr>
-        <w:t xml:space="preserve">WFQ</w:t>
-      </w:r>
-      <w:r>
-        <w:rPr>
-          <w:rFonts w:ascii="맑은 고딕" w:cs="맑은 고딕" w:eastAsia="맑은 고딕" w:hAnsi="맑은 고딕"/>
-          <w:color w:val="000000"/>
-          <w:sz w:val="20"/>
-          <w:szCs w:val="20"/>
-        </w:rPr>
-        <w:t xml:space="preserve">는 전체 평균이 가장 낮았으나 구독 등급별 차이가 컸다 (표 8). JFI = 0.316은 5.5절에서 분석한다.</w:t>
+          <w:color w:val="333333"/>
+          <w:sz w:val="24"/>
+          <w:szCs w:val="24"/>
+        </w:rPr>
+        <w:t xml:space="preserve">5.4 실서버 실험</w:t>
+      </w:r>
+    </w:p>
+    <w:p>
+      <w:pPr>
+        <w:spacing w:after="120" w:line="240"/>
+      </w:pPr>
+      <w:r>
+        <w:rPr>
+          <w:rFonts w:ascii="맑은 고딕" w:cs="맑은 고딕" w:eastAsia="맑은 고딕" w:hAnsi="맑은 고딕"/>
+          <w:color w:val="000000"/>
+          <w:sz w:val="20"/>
+          <w:szCs w:val="20"/>
+        </w:rPr>
+        <w:t xml:space="preserve">시뮬레이션에서 확인한 스케줄링 순서 차이가 실제 LLM 환경에서도 재현되는지 보고자 Ollama로 실서버 실험을 진행하였다. 사용 모델은 2026년 4월 공개된 Google Gemma 4 계열의 `gemma4:e4b`이며, 약 40억 개 파라미터(Parameter, 모델이 학습해 가진 가중치 값)를 가진 중형 모델로 로컬 Ollama 서버에서 실행하였다. 출력은 최대 20토큰으로 제한하였다. 총 20건(등급별 5건)을 동시에 큐에 넣은 뒤 FCFS, Priority, WFQ 세 알고리즘을 비교하였다(비선점형 MLFQ는 5.2절에서 FCFS와 같음이 확인되어 제외하였다). 전체 결과는 표 10, 구독 등급별 세부는 표 11 및 그림 5에 정리하였다.</w:t>
       </w:r>
     </w:p>
     <w:p>
@@ -7048,7 +8282,7 @@
           <w:sz w:val="20"/>
           <w:szCs w:val="20"/>
         </w:rPr>
-        <w:t xml:space="preserve">표 8. WFQ 구독 등급별 평균 대기시간</w:t>
+        <w:t xml:space="preserve">표 10. 실서버 실험 결과</w:t>
       </w:r>
     </w:p>
     <w:tbl>
@@ -7064,14 +8298,15 @@
         </w:tblBorders>
       </w:tblPr>
       <w:tblGrid>
-        <w:gridCol w:w="2644"/>
-        <w:gridCol w:w="2644"/>
-        <w:gridCol w:w="2644"/>
+        <w:gridCol w:w="1983"/>
+        <w:gridCol w:w="1983"/>
+        <w:gridCol w:w="1983"/>
+        <w:gridCol w:w="1983"/>
       </w:tblGrid>
       <w:tr>
         <w:tc>
           <w:tcPr>
-            <w:tcW w:type="dxa" w:w="2644"/>
+            <w:tcW w:type="dxa" w:w="1983"/>
             <w:tcBorders>
               <w:top w:val="single" w:color="AAAAAA" w:sz="1"/>
               <w:left w:val="single" w:color="AAAAAA" w:sz="1"/>
@@ -7095,13 +8330,13 @@
                 <w:sz w:val="18"/>
                 <w:szCs w:val="18"/>
               </w:rPr>
-              <w:t xml:space="preserve">구독 등급</w:t>
-            </w:r>
-          </w:p>
-        </w:tc>
-        <w:tc>
-          <w:tcPr>
-            <w:tcW w:type="dxa" w:w="2644"/>
+              <w:t xml:space="preserve">스케줄러</w:t>
+            </w:r>
+          </w:p>
+        </w:tc>
+        <w:tc>
+          <w:tcPr>
+            <w:tcW w:type="dxa" w:w="1983"/>
             <w:tcBorders>
               <w:top w:val="single" w:color="AAAAAA" w:sz="1"/>
               <w:left w:val="single" w:color="AAAAAA" w:sz="1"/>
@@ -7125,13 +8360,13 @@
                 <w:sz w:val="18"/>
                 <w:szCs w:val="18"/>
               </w:rPr>
-              <w:t xml:space="preserve">가중치</w:t>
-            </w:r>
-          </w:p>
-        </w:tc>
-        <w:tc>
-          <w:tcPr>
-            <w:tcW w:type="dxa" w:w="2644"/>
+              <w:t xml:space="preserve">평균 대기시간</w:t>
+            </w:r>
+          </w:p>
+        </w:tc>
+        <w:tc>
+          <w:tcPr>
+            <w:tcW w:type="dxa" w:w="1983"/>
             <w:tcBorders>
               <w:top w:val="single" w:color="AAAAAA" w:sz="1"/>
               <w:left w:val="single" w:color="AAAAAA" w:sz="1"/>
@@ -7155,7 +8390,37 @@
                 <w:sz w:val="18"/>
                 <w:szCs w:val="18"/>
               </w:rPr>
-              <w:t xml:space="preserve">평균 대기시간</w:t>
+              <w:t xml:space="preserve">평균 처리 시간</w:t>
+            </w:r>
+          </w:p>
+        </w:tc>
+        <w:tc>
+          <w:tcPr>
+            <w:tcW w:type="dxa" w:w="1983"/>
+            <w:tcBorders>
+              <w:top w:val="single" w:color="AAAAAA" w:sz="1"/>
+              <w:left w:val="single" w:color="AAAAAA" w:sz="1"/>
+              <w:bottom w:val="single" w:color="AAAAAA" w:sz="1"/>
+              <w:right w:val="single" w:color="AAAAAA" w:sz="1"/>
+            </w:tcBorders>
+            <w:shd w:fill="D9E2F3" w:val="clear"/>
+            <w:vAlign w:val="center"/>
+          </w:tcPr>
+          <w:p>
+            <w:pPr>
+              <w:spacing w:after="40" w:before="40"/>
+              <w:jc w:val="center"/>
+            </w:pPr>
+            <w:r>
+              <w:rPr>
+                <w:rFonts w:ascii="맑은 고딕" w:cs="맑은 고딕" w:eastAsia="맑은 고딕" w:hAnsi="맑은 고딕"/>
+                <w:b/>
+                <w:bCs/>
+                <w:color w:val="000000"/>
+                <w:sz w:val="18"/>
+                <w:szCs w:val="18"/>
+              </w:rPr>
+              <w:t xml:space="preserve">전체 소요 시간</w:t>
             </w:r>
           </w:p>
         </w:tc>
@@ -7163,88 +8428,117 @@
       <w:tr>
         <w:tc>
           <w:tcPr>
-            <w:tcW w:type="dxa" w:w="2644"/>
-            <w:tcBorders>
-              <w:top w:val="single" w:color="AAAAAA" w:sz="1"/>
-              <w:left w:val="single" w:color="AAAAAA" w:sz="1"/>
-              <w:bottom w:val="single" w:color="AAAAAA" w:sz="1"/>
-              <w:right w:val="single" w:color="AAAAAA" w:sz="1"/>
-            </w:tcBorders>
-            <w:vAlign w:val="center"/>
-          </w:tcPr>
-          <w:p>
-            <w:pPr>
-              <w:spacing w:after="40" w:before="40"/>
-              <w:jc w:val="left"/>
-            </w:pPr>
-            <w:r>
-              <w:rPr>
-                <w:rFonts w:ascii="맑은 고딕" w:cs="맑은 고딕" w:eastAsia="맑은 고딕" w:hAnsi="맑은 고딕"/>
-                <w:b w:val="false"/>
-                <w:bCs w:val="false"/>
-                <w:color w:val="000000"/>
-                <w:sz w:val="18"/>
-                <w:szCs w:val="18"/>
-              </w:rPr>
-              <w:t xml:space="preserve">Enterprise</w:t>
-            </w:r>
-          </w:p>
-        </w:tc>
-        <w:tc>
-          <w:tcPr>
-            <w:tcW w:type="dxa" w:w="2644"/>
-            <w:tcBorders>
-              <w:top w:val="single" w:color="AAAAAA" w:sz="1"/>
-              <w:left w:val="single" w:color="AAAAAA" w:sz="1"/>
-              <w:bottom w:val="single" w:color="AAAAAA" w:sz="1"/>
-              <w:right w:val="single" w:color="AAAAAA" w:sz="1"/>
-            </w:tcBorders>
-            <w:vAlign w:val="center"/>
-          </w:tcPr>
-          <w:p>
-            <w:pPr>
-              <w:spacing w:after="40" w:before="40"/>
-              <w:jc w:val="left"/>
-            </w:pPr>
-            <w:r>
-              <w:rPr>
-                <w:rFonts w:ascii="맑은 고딕" w:cs="맑은 고딕" w:eastAsia="맑은 고딕" w:hAnsi="맑은 고딕"/>
-                <w:b w:val="false"/>
-                <w:bCs w:val="false"/>
-                <w:color w:val="000000"/>
-                <w:sz w:val="18"/>
-                <w:szCs w:val="18"/>
-              </w:rPr>
-              <w:t xml:space="preserve">100</w:t>
-            </w:r>
-          </w:p>
-        </w:tc>
-        <w:tc>
-          <w:tcPr>
-            <w:tcW w:type="dxa" w:w="2644"/>
-            <w:tcBorders>
-              <w:top w:val="single" w:color="AAAAAA" w:sz="1"/>
-              <w:left w:val="single" w:color="AAAAAA" w:sz="1"/>
-              <w:bottom w:val="single" w:color="AAAAAA" w:sz="1"/>
-              <w:right w:val="single" w:color="AAAAAA" w:sz="1"/>
-            </w:tcBorders>
-            <w:vAlign w:val="center"/>
-          </w:tcPr>
-          <w:p>
-            <w:pPr>
-              <w:spacing w:after="40" w:before="40"/>
-              <w:jc w:val="left"/>
-            </w:pPr>
-            <w:r>
-              <w:rPr>
-                <w:rFonts w:ascii="맑은 고딕" w:cs="맑은 고딕" w:eastAsia="맑은 고딕" w:hAnsi="맑은 고딕"/>
-                <w:b w:val="false"/>
-                <w:bCs w:val="false"/>
-                <w:color w:val="000000"/>
-                <w:sz w:val="18"/>
-                <w:szCs w:val="18"/>
-              </w:rPr>
-              <w:t xml:space="preserve">약 1,862ms</w:t>
+            <w:tcW w:type="dxa" w:w="1983"/>
+            <w:tcBorders>
+              <w:top w:val="single" w:color="AAAAAA" w:sz="1"/>
+              <w:left w:val="single" w:color="AAAAAA" w:sz="1"/>
+              <w:bottom w:val="single" w:color="AAAAAA" w:sz="1"/>
+              <w:right w:val="single" w:color="AAAAAA" w:sz="1"/>
+            </w:tcBorders>
+            <w:vAlign w:val="center"/>
+          </w:tcPr>
+          <w:p>
+            <w:pPr>
+              <w:spacing w:after="40" w:before="40"/>
+              <w:jc w:val="left"/>
+            </w:pPr>
+            <w:r>
+              <w:rPr>
+                <w:rFonts w:ascii="맑은 고딕" w:cs="맑은 고딕" w:eastAsia="맑은 고딕" w:hAnsi="맑은 고딕"/>
+                <w:b w:val="false"/>
+                <w:bCs w:val="false"/>
+                <w:color w:val="000000"/>
+                <w:sz w:val="18"/>
+                <w:szCs w:val="18"/>
+              </w:rPr>
+              <w:t xml:space="preserve">FCFS</w:t>
+            </w:r>
+          </w:p>
+        </w:tc>
+        <w:tc>
+          <w:tcPr>
+            <w:tcW w:type="dxa" w:w="1983"/>
+            <w:tcBorders>
+              <w:top w:val="single" w:color="AAAAAA" w:sz="1"/>
+              <w:left w:val="single" w:color="AAAAAA" w:sz="1"/>
+              <w:bottom w:val="single" w:color="AAAAAA" w:sz="1"/>
+              <w:right w:val="single" w:color="AAAAAA" w:sz="1"/>
+            </w:tcBorders>
+            <w:vAlign w:val="center"/>
+          </w:tcPr>
+          <w:p>
+            <w:pPr>
+              <w:spacing w:after="40" w:before="40"/>
+              <w:jc w:val="left"/>
+            </w:pPr>
+            <w:r>
+              <w:rPr>
+                <w:rFonts w:ascii="맑은 고딕" w:cs="맑은 고딕" w:eastAsia="맑은 고딕" w:hAnsi="맑은 고딕"/>
+                <w:b w:val="false"/>
+                <w:bCs w:val="false"/>
+                <w:color w:val="000000"/>
+                <w:sz w:val="18"/>
+                <w:szCs w:val="18"/>
+              </w:rPr>
+              <w:t xml:space="preserve">약 1,998ms</w:t>
+            </w:r>
+          </w:p>
+        </w:tc>
+        <w:tc>
+          <w:tcPr>
+            <w:tcW w:type="dxa" w:w="1983"/>
+            <w:tcBorders>
+              <w:top w:val="single" w:color="AAAAAA" w:sz="1"/>
+              <w:left w:val="single" w:color="AAAAAA" w:sz="1"/>
+              <w:bottom w:val="single" w:color="AAAAAA" w:sz="1"/>
+              <w:right w:val="single" w:color="AAAAAA" w:sz="1"/>
+            </w:tcBorders>
+            <w:vAlign w:val="center"/>
+          </w:tcPr>
+          <w:p>
+            <w:pPr>
+              <w:spacing w:after="40" w:before="40"/>
+              <w:jc w:val="left"/>
+            </w:pPr>
+            <w:r>
+              <w:rPr>
+                <w:rFonts w:ascii="맑은 고딕" w:cs="맑은 고딕" w:eastAsia="맑은 고딕" w:hAnsi="맑은 고딕"/>
+                <w:b w:val="false"/>
+                <w:bCs w:val="false"/>
+                <w:color w:val="000000"/>
+                <w:sz w:val="18"/>
+                <w:szCs w:val="18"/>
+              </w:rPr>
+              <w:t xml:space="preserve">약 209ms</w:t>
+            </w:r>
+          </w:p>
+        </w:tc>
+        <w:tc>
+          <w:tcPr>
+            <w:tcW w:type="dxa" w:w="1983"/>
+            <w:tcBorders>
+              <w:top w:val="single" w:color="AAAAAA" w:sz="1"/>
+              <w:left w:val="single" w:color="AAAAAA" w:sz="1"/>
+              <w:bottom w:val="single" w:color="AAAAAA" w:sz="1"/>
+              <w:right w:val="single" w:color="AAAAAA" w:sz="1"/>
+            </w:tcBorders>
+            <w:vAlign w:val="center"/>
+          </w:tcPr>
+          <w:p>
+            <w:pPr>
+              <w:spacing w:after="40" w:before="40"/>
+              <w:jc w:val="left"/>
+            </w:pPr>
+            <w:r>
+              <w:rPr>
+                <w:rFonts w:ascii="맑은 고딕" w:cs="맑은 고딕" w:eastAsia="맑은 고딕" w:hAnsi="맑은 고딕"/>
+                <w:b w:val="false"/>
+                <w:bCs w:val="false"/>
+                <w:color w:val="000000"/>
+                <w:sz w:val="18"/>
+                <w:szCs w:val="18"/>
+              </w:rPr>
+              <w:t xml:space="preserve">약 4,178ms</w:t>
             </w:r>
           </w:p>
         </w:tc>
@@ -7252,88 +8546,117 @@
       <w:tr>
         <w:tc>
           <w:tcPr>
-            <w:tcW w:type="dxa" w:w="2644"/>
-            <w:tcBorders>
-              <w:top w:val="single" w:color="AAAAAA" w:sz="1"/>
-              <w:left w:val="single" w:color="AAAAAA" w:sz="1"/>
-              <w:bottom w:val="single" w:color="AAAAAA" w:sz="1"/>
-              <w:right w:val="single" w:color="AAAAAA" w:sz="1"/>
-            </w:tcBorders>
-            <w:vAlign w:val="center"/>
-          </w:tcPr>
-          <w:p>
-            <w:pPr>
-              <w:spacing w:after="40" w:before="40"/>
-              <w:jc w:val="left"/>
-            </w:pPr>
-            <w:r>
-              <w:rPr>
-                <w:rFonts w:ascii="맑은 고딕" w:cs="맑은 고딕" w:eastAsia="맑은 고딕" w:hAnsi="맑은 고딕"/>
-                <w:b w:val="false"/>
-                <w:bCs w:val="false"/>
-                <w:color w:val="000000"/>
-                <w:sz w:val="18"/>
-                <w:szCs w:val="18"/>
-              </w:rPr>
-              <w:t xml:space="preserve">Premium</w:t>
-            </w:r>
-          </w:p>
-        </w:tc>
-        <w:tc>
-          <w:tcPr>
-            <w:tcW w:type="dxa" w:w="2644"/>
-            <w:tcBorders>
-              <w:top w:val="single" w:color="AAAAAA" w:sz="1"/>
-              <w:left w:val="single" w:color="AAAAAA" w:sz="1"/>
-              <w:bottom w:val="single" w:color="AAAAAA" w:sz="1"/>
-              <w:right w:val="single" w:color="AAAAAA" w:sz="1"/>
-            </w:tcBorders>
-            <w:vAlign w:val="center"/>
-          </w:tcPr>
-          <w:p>
-            <w:pPr>
-              <w:spacing w:after="40" w:before="40"/>
-              <w:jc w:val="left"/>
-            </w:pPr>
-            <w:r>
-              <w:rPr>
-                <w:rFonts w:ascii="맑은 고딕" w:cs="맑은 고딕" w:eastAsia="맑은 고딕" w:hAnsi="맑은 고딕"/>
-                <w:b w:val="false"/>
-                <w:bCs w:val="false"/>
-                <w:color w:val="000000"/>
-                <w:sz w:val="18"/>
-                <w:szCs w:val="18"/>
-              </w:rPr>
-              <w:t xml:space="preserve">50</w:t>
-            </w:r>
-          </w:p>
-        </w:tc>
-        <w:tc>
-          <w:tcPr>
-            <w:tcW w:type="dxa" w:w="2644"/>
-            <w:tcBorders>
-              <w:top w:val="single" w:color="AAAAAA" w:sz="1"/>
-              <w:left w:val="single" w:color="AAAAAA" w:sz="1"/>
-              <w:bottom w:val="single" w:color="AAAAAA" w:sz="1"/>
-              <w:right w:val="single" w:color="AAAAAA" w:sz="1"/>
-            </w:tcBorders>
-            <w:vAlign w:val="center"/>
-          </w:tcPr>
-          <w:p>
-            <w:pPr>
-              <w:spacing w:after="40" w:before="40"/>
-              <w:jc w:val="left"/>
-            </w:pPr>
-            <w:r>
-              <w:rPr>
-                <w:rFonts w:ascii="맑은 고딕" w:cs="맑은 고딕" w:eastAsia="맑은 고딕" w:hAnsi="맑은 고딕"/>
-                <w:b w:val="false"/>
-                <w:bCs w:val="false"/>
-                <w:color w:val="000000"/>
-                <w:sz w:val="18"/>
-                <w:szCs w:val="18"/>
-              </w:rPr>
-              <w:t xml:space="preserve">약 8,384ms</w:t>
+            <w:tcW w:type="dxa" w:w="1983"/>
+            <w:tcBorders>
+              <w:top w:val="single" w:color="AAAAAA" w:sz="1"/>
+              <w:left w:val="single" w:color="AAAAAA" w:sz="1"/>
+              <w:bottom w:val="single" w:color="AAAAAA" w:sz="1"/>
+              <w:right w:val="single" w:color="AAAAAA" w:sz="1"/>
+            </w:tcBorders>
+            <w:vAlign w:val="center"/>
+          </w:tcPr>
+          <w:p>
+            <w:pPr>
+              <w:spacing w:after="40" w:before="40"/>
+              <w:jc w:val="left"/>
+            </w:pPr>
+            <w:r>
+              <w:rPr>
+                <w:rFonts w:ascii="맑은 고딕" w:cs="맑은 고딕" w:eastAsia="맑은 고딕" w:hAnsi="맑은 고딕"/>
+                <w:b w:val="false"/>
+                <w:bCs w:val="false"/>
+                <w:color w:val="000000"/>
+                <w:sz w:val="18"/>
+                <w:szCs w:val="18"/>
+              </w:rPr>
+              <w:t xml:space="preserve">Priority</w:t>
+            </w:r>
+          </w:p>
+        </w:tc>
+        <w:tc>
+          <w:tcPr>
+            <w:tcW w:type="dxa" w:w="1983"/>
+            <w:tcBorders>
+              <w:top w:val="single" w:color="AAAAAA" w:sz="1"/>
+              <w:left w:val="single" w:color="AAAAAA" w:sz="1"/>
+              <w:bottom w:val="single" w:color="AAAAAA" w:sz="1"/>
+              <w:right w:val="single" w:color="AAAAAA" w:sz="1"/>
+            </w:tcBorders>
+            <w:vAlign w:val="center"/>
+          </w:tcPr>
+          <w:p>
+            <w:pPr>
+              <w:spacing w:after="40" w:before="40"/>
+              <w:jc w:val="left"/>
+            </w:pPr>
+            <w:r>
+              <w:rPr>
+                <w:rFonts w:ascii="맑은 고딕" w:cs="맑은 고딕" w:eastAsia="맑은 고딕" w:hAnsi="맑은 고딕"/>
+                <w:b w:val="false"/>
+                <w:bCs w:val="false"/>
+                <w:color w:val="000000"/>
+                <w:sz w:val="18"/>
+                <w:szCs w:val="18"/>
+              </w:rPr>
+              <w:t xml:space="preserve">약 1,977ms</w:t>
+            </w:r>
+          </w:p>
+        </w:tc>
+        <w:tc>
+          <w:tcPr>
+            <w:tcW w:type="dxa" w:w="1983"/>
+            <w:tcBorders>
+              <w:top w:val="single" w:color="AAAAAA" w:sz="1"/>
+              <w:left w:val="single" w:color="AAAAAA" w:sz="1"/>
+              <w:bottom w:val="single" w:color="AAAAAA" w:sz="1"/>
+              <w:right w:val="single" w:color="AAAAAA" w:sz="1"/>
+            </w:tcBorders>
+            <w:vAlign w:val="center"/>
+          </w:tcPr>
+          <w:p>
+            <w:pPr>
+              <w:spacing w:after="40" w:before="40"/>
+              <w:jc w:val="left"/>
+            </w:pPr>
+            <w:r>
+              <w:rPr>
+                <w:rFonts w:ascii="맑은 고딕" w:cs="맑은 고딕" w:eastAsia="맑은 고딕" w:hAnsi="맑은 고딕"/>
+                <w:b w:val="false"/>
+                <w:bCs w:val="false"/>
+                <w:color w:val="000000"/>
+                <w:sz w:val="18"/>
+                <w:szCs w:val="18"/>
+              </w:rPr>
+              <w:t xml:space="preserve">약 208ms</w:t>
+            </w:r>
+          </w:p>
+        </w:tc>
+        <w:tc>
+          <w:tcPr>
+            <w:tcW w:type="dxa" w:w="1983"/>
+            <w:tcBorders>
+              <w:top w:val="single" w:color="AAAAAA" w:sz="1"/>
+              <w:left w:val="single" w:color="AAAAAA" w:sz="1"/>
+              <w:bottom w:val="single" w:color="AAAAAA" w:sz="1"/>
+              <w:right w:val="single" w:color="AAAAAA" w:sz="1"/>
+            </w:tcBorders>
+            <w:vAlign w:val="center"/>
+          </w:tcPr>
+          <w:p>
+            <w:pPr>
+              <w:spacing w:after="40" w:before="40"/>
+              <w:jc w:val="left"/>
+            </w:pPr>
+            <w:r>
+              <w:rPr>
+                <w:rFonts w:ascii="맑은 고딕" w:cs="맑은 고딕" w:eastAsia="맑은 고딕" w:hAnsi="맑은 고딕"/>
+                <w:b w:val="false"/>
+                <w:bCs w:val="false"/>
+                <w:color w:val="000000"/>
+                <w:sz w:val="18"/>
+                <w:szCs w:val="18"/>
+              </w:rPr>
+              <w:t xml:space="preserve">약 4,154ms</w:t>
             </w:r>
           </w:p>
         </w:tc>
@@ -7341,177 +8664,117 @@
       <w:tr>
         <w:tc>
           <w:tcPr>
-            <w:tcW w:type="dxa" w:w="2644"/>
-            <w:tcBorders>
-              <w:top w:val="single" w:color="AAAAAA" w:sz="1"/>
-              <w:left w:val="single" w:color="AAAAAA" w:sz="1"/>
-              <w:bottom w:val="single" w:color="AAAAAA" w:sz="1"/>
-              <w:right w:val="single" w:color="AAAAAA" w:sz="1"/>
-            </w:tcBorders>
-            <w:vAlign w:val="center"/>
-          </w:tcPr>
-          <w:p>
-            <w:pPr>
-              <w:spacing w:after="40" w:before="40"/>
-              <w:jc w:val="left"/>
-            </w:pPr>
-            <w:r>
-              <w:rPr>
-                <w:rFonts w:ascii="맑은 고딕" w:cs="맑은 고딕" w:eastAsia="맑은 고딕" w:hAnsi="맑은 고딕"/>
-                <w:b w:val="false"/>
-                <w:bCs w:val="false"/>
-                <w:color w:val="000000"/>
-                <w:sz w:val="18"/>
-                <w:szCs w:val="18"/>
-              </w:rPr>
-              <w:t xml:space="preserve">Standard</w:t>
-            </w:r>
-          </w:p>
-        </w:tc>
-        <w:tc>
-          <w:tcPr>
-            <w:tcW w:type="dxa" w:w="2644"/>
-            <w:tcBorders>
-              <w:top w:val="single" w:color="AAAAAA" w:sz="1"/>
-              <w:left w:val="single" w:color="AAAAAA" w:sz="1"/>
-              <w:bottom w:val="single" w:color="AAAAAA" w:sz="1"/>
-              <w:right w:val="single" w:color="AAAAAA" w:sz="1"/>
-            </w:tcBorders>
-            <w:vAlign w:val="center"/>
-          </w:tcPr>
-          <w:p>
-            <w:pPr>
-              <w:spacing w:after="40" w:before="40"/>
-              <w:jc w:val="left"/>
-            </w:pPr>
-            <w:r>
-              <w:rPr>
-                <w:rFonts w:ascii="맑은 고딕" w:cs="맑은 고딕" w:eastAsia="맑은 고딕" w:hAnsi="맑은 고딕"/>
-                <w:b w:val="false"/>
-                <w:bCs w:val="false"/>
-                <w:color w:val="000000"/>
-                <w:sz w:val="18"/>
-                <w:szCs w:val="18"/>
-              </w:rPr>
-              <w:t xml:space="preserve">10</w:t>
-            </w:r>
-          </w:p>
-        </w:tc>
-        <w:tc>
-          <w:tcPr>
-            <w:tcW w:type="dxa" w:w="2644"/>
-            <w:tcBorders>
-              <w:top w:val="single" w:color="AAAAAA" w:sz="1"/>
-              <w:left w:val="single" w:color="AAAAAA" w:sz="1"/>
-              <w:bottom w:val="single" w:color="AAAAAA" w:sz="1"/>
-              <w:right w:val="single" w:color="AAAAAA" w:sz="1"/>
-            </w:tcBorders>
-            <w:vAlign w:val="center"/>
-          </w:tcPr>
-          <w:p>
-            <w:pPr>
-              <w:spacing w:after="40" w:before="40"/>
-              <w:jc w:val="left"/>
-            </w:pPr>
-            <w:r>
-              <w:rPr>
-                <w:rFonts w:ascii="맑은 고딕" w:cs="맑은 고딕" w:eastAsia="맑은 고딕" w:hAnsi="맑은 고딕"/>
-                <w:b w:val="false"/>
-                <w:bCs w:val="false"/>
-                <w:color w:val="000000"/>
-                <w:sz w:val="18"/>
-                <w:szCs w:val="18"/>
-              </w:rPr>
-              <w:t xml:space="preserve">약 15,109ms</w:t>
-            </w:r>
-          </w:p>
-        </w:tc>
-      </w:tr>
-      <w:tr>
-        <w:tc>
-          <w:tcPr>
-            <w:tcW w:type="dxa" w:w="2644"/>
-            <w:tcBorders>
-              <w:top w:val="single" w:color="AAAAAA" w:sz="1"/>
-              <w:left w:val="single" w:color="AAAAAA" w:sz="1"/>
-              <w:bottom w:val="single" w:color="AAAAAA" w:sz="1"/>
-              <w:right w:val="single" w:color="AAAAAA" w:sz="1"/>
-            </w:tcBorders>
-            <w:vAlign w:val="center"/>
-          </w:tcPr>
-          <w:p>
-            <w:pPr>
-              <w:spacing w:after="40" w:before="40"/>
-              <w:jc w:val="left"/>
-            </w:pPr>
-            <w:r>
-              <w:rPr>
-                <w:rFonts w:ascii="맑은 고딕" w:cs="맑은 고딕" w:eastAsia="맑은 고딕" w:hAnsi="맑은 고딕"/>
-                <w:b w:val="false"/>
-                <w:bCs w:val="false"/>
-                <w:color w:val="000000"/>
-                <w:sz w:val="18"/>
-                <w:szCs w:val="18"/>
-              </w:rPr>
-              <w:t xml:space="preserve">Free</w:t>
-            </w:r>
-          </w:p>
-        </w:tc>
-        <w:tc>
-          <w:tcPr>
-            <w:tcW w:type="dxa" w:w="2644"/>
-            <w:tcBorders>
-              <w:top w:val="single" w:color="AAAAAA" w:sz="1"/>
-              <w:left w:val="single" w:color="AAAAAA" w:sz="1"/>
-              <w:bottom w:val="single" w:color="AAAAAA" w:sz="1"/>
-              <w:right w:val="single" w:color="AAAAAA" w:sz="1"/>
-            </w:tcBorders>
-            <w:vAlign w:val="center"/>
-          </w:tcPr>
-          <w:p>
-            <w:pPr>
-              <w:spacing w:after="40" w:before="40"/>
-              <w:jc w:val="left"/>
-            </w:pPr>
-            <w:r>
-              <w:rPr>
-                <w:rFonts w:ascii="맑은 고딕" w:cs="맑은 고딕" w:eastAsia="맑은 고딕" w:hAnsi="맑은 고딕"/>
-                <w:b w:val="false"/>
-                <w:bCs w:val="false"/>
-                <w:color w:val="000000"/>
-                <w:sz w:val="18"/>
-                <w:szCs w:val="18"/>
-              </w:rPr>
-              <w:t xml:space="preserve">1</w:t>
-            </w:r>
-          </w:p>
-        </w:tc>
-        <w:tc>
-          <w:tcPr>
-            <w:tcW w:type="dxa" w:w="2644"/>
-            <w:tcBorders>
-              <w:top w:val="single" w:color="AAAAAA" w:sz="1"/>
-              <w:left w:val="single" w:color="AAAAAA" w:sz="1"/>
-              <w:bottom w:val="single" w:color="AAAAAA" w:sz="1"/>
-              <w:right w:val="single" w:color="AAAAAA" w:sz="1"/>
-            </w:tcBorders>
-            <w:vAlign w:val="center"/>
-          </w:tcPr>
-          <w:p>
-            <w:pPr>
-              <w:spacing w:after="40" w:before="40"/>
-              <w:jc w:val="left"/>
-            </w:pPr>
-            <w:r>
-              <w:rPr>
-                <w:rFonts w:ascii="맑은 고딕" w:cs="맑은 고딕" w:eastAsia="맑은 고딕" w:hAnsi="맑은 고딕"/>
-                <w:b w:val="false"/>
-                <w:bCs w:val="false"/>
-                <w:color w:val="000000"/>
-                <w:sz w:val="18"/>
-                <w:szCs w:val="18"/>
-              </w:rPr>
-              <w:t xml:space="preserve">약 22,029ms</w:t>
+            <w:tcW w:type="dxa" w:w="1983"/>
+            <w:tcBorders>
+              <w:top w:val="single" w:color="AAAAAA" w:sz="1"/>
+              <w:left w:val="single" w:color="AAAAAA" w:sz="1"/>
+              <w:bottom w:val="single" w:color="AAAAAA" w:sz="1"/>
+              <w:right w:val="single" w:color="AAAAAA" w:sz="1"/>
+            </w:tcBorders>
+            <w:vAlign w:val="center"/>
+          </w:tcPr>
+          <w:p>
+            <w:pPr>
+              <w:spacing w:after="40" w:before="40"/>
+              <w:jc w:val="left"/>
+            </w:pPr>
+            <w:r>
+              <w:rPr>
+                <w:rFonts w:ascii="맑은 고딕" w:cs="맑은 고딕" w:eastAsia="맑은 고딕" w:hAnsi="맑은 고딕"/>
+                <w:b w:val="false"/>
+                <w:bCs w:val="false"/>
+                <w:color w:val="000000"/>
+                <w:sz w:val="18"/>
+                <w:szCs w:val="18"/>
+              </w:rPr>
+              <w:t xml:space="preserve">WFQ</w:t>
+            </w:r>
+          </w:p>
+        </w:tc>
+        <w:tc>
+          <w:tcPr>
+            <w:tcW w:type="dxa" w:w="1983"/>
+            <w:tcBorders>
+              <w:top w:val="single" w:color="AAAAAA" w:sz="1"/>
+              <w:left w:val="single" w:color="AAAAAA" w:sz="1"/>
+              <w:bottom w:val="single" w:color="AAAAAA" w:sz="1"/>
+              <w:right w:val="single" w:color="AAAAAA" w:sz="1"/>
+            </w:tcBorders>
+            <w:vAlign w:val="center"/>
+          </w:tcPr>
+          <w:p>
+            <w:pPr>
+              <w:spacing w:after="40" w:before="40"/>
+              <w:jc w:val="left"/>
+            </w:pPr>
+            <w:r>
+              <w:rPr>
+                <w:rFonts w:ascii="맑은 고딕" w:cs="맑은 고딕" w:eastAsia="맑은 고딕" w:hAnsi="맑은 고딕"/>
+                <w:b w:val="false"/>
+                <w:bCs w:val="false"/>
+                <w:color w:val="000000"/>
+                <w:sz w:val="18"/>
+                <w:szCs w:val="18"/>
+              </w:rPr>
+              <w:t xml:space="preserve">약 1,976ms</w:t>
+            </w:r>
+          </w:p>
+        </w:tc>
+        <w:tc>
+          <w:tcPr>
+            <w:tcW w:type="dxa" w:w="1983"/>
+            <w:tcBorders>
+              <w:top w:val="single" w:color="AAAAAA" w:sz="1"/>
+              <w:left w:val="single" w:color="AAAAAA" w:sz="1"/>
+              <w:bottom w:val="single" w:color="AAAAAA" w:sz="1"/>
+              <w:right w:val="single" w:color="AAAAAA" w:sz="1"/>
+            </w:tcBorders>
+            <w:vAlign w:val="center"/>
+          </w:tcPr>
+          <w:p>
+            <w:pPr>
+              <w:spacing w:after="40" w:before="40"/>
+              <w:jc w:val="left"/>
+            </w:pPr>
+            <w:r>
+              <w:rPr>
+                <w:rFonts w:ascii="맑은 고딕" w:cs="맑은 고딕" w:eastAsia="맑은 고딕" w:hAnsi="맑은 고딕"/>
+                <w:b w:val="false"/>
+                <w:bCs w:val="false"/>
+                <w:color w:val="000000"/>
+                <w:sz w:val="18"/>
+                <w:szCs w:val="18"/>
+              </w:rPr>
+              <w:t xml:space="preserve">약 208ms</w:t>
+            </w:r>
+          </w:p>
+        </w:tc>
+        <w:tc>
+          <w:tcPr>
+            <w:tcW w:type="dxa" w:w="1983"/>
+            <w:tcBorders>
+              <w:top w:val="single" w:color="AAAAAA" w:sz="1"/>
+              <w:left w:val="single" w:color="AAAAAA" w:sz="1"/>
+              <w:bottom w:val="single" w:color="AAAAAA" w:sz="1"/>
+              <w:right w:val="single" w:color="AAAAAA" w:sz="1"/>
+            </w:tcBorders>
+            <w:vAlign w:val="center"/>
+          </w:tcPr>
+          <w:p>
+            <w:pPr>
+              <w:spacing w:after="40" w:before="40"/>
+              <w:jc w:val="left"/>
+            </w:pPr>
+            <w:r>
+              <w:rPr>
+                <w:rFonts w:ascii="맑은 고딕" w:cs="맑은 고딕" w:eastAsia="맑은 고딕" w:hAnsi="맑은 고딕"/>
+                <w:b w:val="false"/>
+                <w:bCs w:val="false"/>
+                <w:color w:val="000000"/>
+                <w:sz w:val="18"/>
+                <w:szCs w:val="18"/>
+              </w:rPr>
+              <w:t xml:space="preserve">약 4,167ms</w:t>
             </w:r>
           </w:p>
         </w:tc>
@@ -7524,62 +8787,18 @@
     </w:p>
     <w:p>
       <w:pPr>
-        <w:spacing w:after="120" w:line="240"/>
-      </w:pPr>
-      <w:r>
-        <w:rPr>
-          <w:rFonts w:ascii="맑은 고딕" w:cs="맑은 고딕" w:eastAsia="맑은 고딕" w:hAnsi="맑은 고딕"/>
-          <w:color w:val="000000"/>
-          <w:sz w:val="20"/>
-          <w:szCs w:val="20"/>
-        </w:rPr>
-        <w:t xml:space="preserve">Enterprise의 대기시간은 Free의 약 1/12 수준으로, 가중치에 비례한 차등 서비스가 확인되었다. 100:1의 극단적 차이까지 벌어지지 않은 것은 요청이 대기열에 순차 도착하는 실험 설계 때문이다.</w:t>
-      </w:r>
-    </w:p>
-    <w:p>
-      <w:pPr>
-        <w:spacing w:after="130" w:before="220" w:line="240"/>
+        <w:spacing w:after="80" w:line="240"/>
       </w:pPr>
       <w:r>
         <w:rPr>
           <w:rFonts w:ascii="맑은 고딕" w:cs="맑은 고딕" w:eastAsia="맑은 고딕" w:hAnsi="맑은 고딕"/>
           <w:b/>
           <w:bCs/>
-          <w:color w:val="333333"/>
-          <w:sz w:val="24"/>
-          <w:szCs w:val="24"/>
-        </w:rPr>
-        <w:t xml:space="preserve">5.3 MLFQ 선점형 실험</w:t>
-      </w:r>
-    </w:p>
-    <w:p>
-      <w:pPr>
-        <w:spacing w:after="120" w:line="240"/>
-      </w:pPr>
-      <w:r>
-        <w:rPr>
-          <w:rFonts w:ascii="맑은 고딕" w:cs="맑은 고딕" w:eastAsia="맑은 고딕" w:hAnsi="맑은 고딕"/>
-          <w:color w:val="000000"/>
-          <w:sz w:val="20"/>
-          <w:szCs w:val="20"/>
-        </w:rPr>
-        <w:t xml:space="preserve">비선점형 MLFQ가 FCFS와 같은 결과를 보였기 때문에, MLFQ의 이론적 효과를 따로 확인하려고 선점형 시뮬레이션을 추가하였다. 요청 500건, 처리 시간 최대 10초, 버스트 도착 구조로 5개 시드에 걸쳐 반복하였다. 지표는 응답시간(도착부터 완료까지)을 사용한다. 요청 유형별 응답시간 비교 결과는 표 9 및 그림 5와 같다.</w:t>
-      </w:r>
-    </w:p>
-    <w:p>
-      <w:pPr>
-        <w:spacing w:after="80" w:line="240"/>
-      </w:pPr>
-      <w:r>
-        <w:rPr>
-          <w:rFonts w:ascii="맑은 고딕" w:cs="맑은 고딕" w:eastAsia="맑은 고딕" w:hAnsi="맑은 고딕"/>
-          <w:b/>
-          <w:bCs/>
-          <w:color w:val="000000"/>
-          <w:sz w:val="20"/>
-          <w:szCs w:val="20"/>
-        </w:rPr>
-        <w:t xml:space="preserve">표 9. MLFQ 선점형 vs FCFS 비교 (요청 유형별, 5시드 평균, 지표: 응답시간 기준)</w:t>
+          <w:color w:val="000000"/>
+          <w:sz w:val="20"/>
+          <w:szCs w:val="20"/>
+        </w:rPr>
+        <w:t xml:space="preserve">표 11. 실서버 구독 등급별 평균 대기시간</w:t>
       </w:r>
     </w:p>
     <w:tbl>
@@ -7595,16 +8814,15 @@
         </w:tblBorders>
       </w:tblPr>
       <w:tblGrid>
-        <w:gridCol w:w="1586"/>
-        <w:gridCol w:w="1586"/>
-        <w:gridCol w:w="1586"/>
-        <w:gridCol w:w="1586"/>
-        <w:gridCol w:w="1586"/>
+        <w:gridCol w:w="1983"/>
+        <w:gridCol w:w="1983"/>
+        <w:gridCol w:w="1983"/>
+        <w:gridCol w:w="1983"/>
       </w:tblGrid>
       <w:tr>
         <w:tc>
           <w:tcPr>
-            <w:tcW w:type="dxa" w:w="1586"/>
+            <w:tcW w:type="dxa" w:w="1983"/>
             <w:tcBorders>
               <w:top w:val="single" w:color="AAAAAA" w:sz="1"/>
               <w:left w:val="single" w:color="AAAAAA" w:sz="1"/>
@@ -7628,13 +8846,13 @@
                 <w:sz w:val="18"/>
                 <w:szCs w:val="18"/>
               </w:rPr>
-              <w:t xml:space="preserve">요청 유형</w:t>
-            </w:r>
-          </w:p>
-        </w:tc>
-        <w:tc>
-          <w:tcPr>
-            <w:tcW w:type="dxa" w:w="1586"/>
+              <w:t xml:space="preserve">구독 등급</w:t>
+            </w:r>
+          </w:p>
+        </w:tc>
+        <w:tc>
+          <w:tcPr>
+            <w:tcW w:type="dxa" w:w="1983"/>
             <w:tcBorders>
               <w:top w:val="single" w:color="AAAAAA" w:sz="1"/>
               <w:left w:val="single" w:color="AAAAAA" w:sz="1"/>
@@ -7658,13 +8876,13 @@
                 <w:sz w:val="18"/>
                 <w:szCs w:val="18"/>
               </w:rPr>
-              <w:t xml:space="preserve">처리 시간 범위</w:t>
-            </w:r>
-          </w:p>
-        </w:tc>
-        <w:tc>
-          <w:tcPr>
-            <w:tcW w:type="dxa" w:w="1586"/>
+              <w:t xml:space="preserve">FCFS</w:t>
+            </w:r>
+          </w:p>
+        </w:tc>
+        <w:tc>
+          <w:tcPr>
+            <w:tcW w:type="dxa" w:w="1983"/>
             <w:tcBorders>
               <w:top w:val="single" w:color="AAAAAA" w:sz="1"/>
               <w:left w:val="single" w:color="AAAAAA" w:sz="1"/>
@@ -7688,13 +8906,13 @@
                 <w:sz w:val="18"/>
                 <w:szCs w:val="18"/>
               </w:rPr>
-              <w:t xml:space="preserve">FCFS 응답시간</w:t>
-            </w:r>
-          </w:p>
-        </w:tc>
-        <w:tc>
-          <w:tcPr>
-            <w:tcW w:type="dxa" w:w="1586"/>
+              <w:t xml:space="preserve">Priority</w:t>
+            </w:r>
+          </w:p>
+        </w:tc>
+        <w:tc>
+          <w:tcPr>
+            <w:tcW w:type="dxa" w:w="1983"/>
             <w:tcBorders>
               <w:top w:val="single" w:color="AAAAAA" w:sz="1"/>
               <w:left w:val="single" w:color="AAAAAA" w:sz="1"/>
@@ -7718,37 +8936,7 @@
                 <w:sz w:val="18"/>
                 <w:szCs w:val="18"/>
               </w:rPr>
-              <w:t xml:space="preserve">MLFQ (선점형) 응답시간</w:t>
-            </w:r>
-          </w:p>
-        </w:tc>
-        <w:tc>
-          <w:tcPr>
-            <w:tcW w:type="dxa" w:w="1586"/>
-            <w:tcBorders>
-              <w:top w:val="single" w:color="AAAAAA" w:sz="1"/>
-              <w:left w:val="single" w:color="AAAAAA" w:sz="1"/>
-              <w:bottom w:val="single" w:color="AAAAAA" w:sz="1"/>
-              <w:right w:val="single" w:color="AAAAAA" w:sz="1"/>
-            </w:tcBorders>
-            <w:shd w:fill="D9E2F3" w:val="clear"/>
-            <w:vAlign w:val="center"/>
-          </w:tcPr>
-          <w:p>
-            <w:pPr>
-              <w:spacing w:after="40" w:before="40"/>
-              <w:jc w:val="center"/>
-            </w:pPr>
-            <w:r>
-              <w:rPr>
-                <w:rFonts w:ascii="맑은 고딕" w:cs="맑은 고딕" w:eastAsia="맑은 고딕" w:hAnsi="맑은 고딕"/>
-                <w:b/>
-                <w:bCs/>
-                <w:color w:val="000000"/>
-                <w:sz w:val="18"/>
-                <w:szCs w:val="18"/>
-              </w:rPr>
-              <w:t xml:space="preserve">변화</w:t>
+              <w:t xml:space="preserve">WFQ</w:t>
             </w:r>
           </w:p>
         </w:tc>
@@ -7756,146 +8944,117 @@
       <w:tr>
         <w:tc>
           <w:tcPr>
-            <w:tcW w:type="dxa" w:w="1586"/>
-            <w:tcBorders>
-              <w:top w:val="single" w:color="AAAAAA" w:sz="1"/>
-              <w:left w:val="single" w:color="AAAAAA" w:sz="1"/>
-              <w:bottom w:val="single" w:color="AAAAAA" w:sz="1"/>
-              <w:right w:val="single" w:color="AAAAAA" w:sz="1"/>
-            </w:tcBorders>
-            <w:vAlign w:val="center"/>
-          </w:tcPr>
-          <w:p>
-            <w:pPr>
-              <w:spacing w:after="40" w:before="40"/>
-              <w:jc w:val="left"/>
-            </w:pPr>
-            <w:r>
-              <w:rPr>
-                <w:rFonts w:ascii="맑은 고딕" w:cs="맑은 고딕" w:eastAsia="맑은 고딕" w:hAnsi="맑은 고딕"/>
-                <w:b w:val="false"/>
-                <w:bCs w:val="false"/>
-                <w:color w:val="000000"/>
-                <w:sz w:val="18"/>
-                <w:szCs w:val="18"/>
-              </w:rPr>
-              <w:t xml:space="preserve">Short</w:t>
-            </w:r>
-          </w:p>
-        </w:tc>
-        <w:tc>
-          <w:tcPr>
-            <w:tcW w:type="dxa" w:w="1586"/>
-            <w:tcBorders>
-              <w:top w:val="single" w:color="AAAAAA" w:sz="1"/>
-              <w:left w:val="single" w:color="AAAAAA" w:sz="1"/>
-              <w:bottom w:val="single" w:color="AAAAAA" w:sz="1"/>
-              <w:right w:val="single" w:color="AAAAAA" w:sz="1"/>
-            </w:tcBorders>
-            <w:vAlign w:val="center"/>
-          </w:tcPr>
-          <w:p>
-            <w:pPr>
-              <w:spacing w:after="40" w:before="40"/>
-              <w:jc w:val="left"/>
-            </w:pPr>
-            <w:r>
-              <w:rPr>
-                <w:rFonts w:ascii="맑은 고딕" w:cs="맑은 고딕" w:eastAsia="맑은 고딕" w:hAnsi="맑은 고딕"/>
-                <w:b w:val="false"/>
-                <w:bCs w:val="false"/>
-                <w:color w:val="000000"/>
-                <w:sz w:val="18"/>
-                <w:szCs w:val="18"/>
-              </w:rPr>
-              <w:t xml:space="preserve">100~800ms</w:t>
-            </w:r>
-          </w:p>
-        </w:tc>
-        <w:tc>
-          <w:tcPr>
-            <w:tcW w:type="dxa" w:w="1586"/>
-            <w:tcBorders>
-              <w:top w:val="single" w:color="AAAAAA" w:sz="1"/>
-              <w:left w:val="single" w:color="AAAAAA" w:sz="1"/>
-              <w:bottom w:val="single" w:color="AAAAAA" w:sz="1"/>
-              <w:right w:val="single" w:color="AAAAAA" w:sz="1"/>
-            </w:tcBorders>
-            <w:vAlign w:val="center"/>
-          </w:tcPr>
-          <w:p>
-            <w:pPr>
-              <w:spacing w:after="40" w:before="40"/>
-              <w:jc w:val="left"/>
-            </w:pPr>
-            <w:r>
-              <w:rPr>
-                <w:rFonts w:ascii="맑은 고딕" w:cs="맑은 고딕" w:eastAsia="맑은 고딕" w:hAnsi="맑은 고딕"/>
-                <w:b w:val="false"/>
-                <w:bCs w:val="false"/>
-                <w:color w:val="000000"/>
-                <w:sz w:val="18"/>
-                <w:szCs w:val="18"/>
-              </w:rPr>
-              <w:t xml:space="preserve">약 635초</w:t>
-            </w:r>
-          </w:p>
-        </w:tc>
-        <w:tc>
-          <w:tcPr>
-            <w:tcW w:type="dxa" w:w="1586"/>
-            <w:tcBorders>
-              <w:top w:val="single" w:color="AAAAAA" w:sz="1"/>
-              <w:left w:val="single" w:color="AAAAAA" w:sz="1"/>
-              <w:bottom w:val="single" w:color="AAAAAA" w:sz="1"/>
-              <w:right w:val="single" w:color="AAAAAA" w:sz="1"/>
-            </w:tcBorders>
-            <w:vAlign w:val="center"/>
-          </w:tcPr>
-          <w:p>
-            <w:pPr>
-              <w:spacing w:after="40" w:before="40"/>
-              <w:jc w:val="left"/>
-            </w:pPr>
-            <w:r>
-              <w:rPr>
-                <w:rFonts w:ascii="맑은 고딕" w:cs="맑은 고딕" w:eastAsia="맑은 고딕" w:hAnsi="맑은 고딕"/>
-                <w:b w:val="false"/>
-                <w:bCs w:val="false"/>
-                <w:color w:val="000000"/>
-                <w:sz w:val="18"/>
-                <w:szCs w:val="18"/>
-              </w:rPr>
-              <w:t xml:space="preserve">약 170초</w:t>
-            </w:r>
-          </w:p>
-        </w:tc>
-        <w:tc>
-          <w:tcPr>
-            <w:tcW w:type="dxa" w:w="1586"/>
-            <w:tcBorders>
-              <w:top w:val="single" w:color="AAAAAA" w:sz="1"/>
-              <w:left w:val="single" w:color="AAAAAA" w:sz="1"/>
-              <w:bottom w:val="single" w:color="AAAAAA" w:sz="1"/>
-              <w:right w:val="single" w:color="AAAAAA" w:sz="1"/>
-            </w:tcBorders>
-            <w:vAlign w:val="center"/>
-          </w:tcPr>
-          <w:p>
-            <w:pPr>
-              <w:spacing w:after="40" w:before="40"/>
-              <w:jc w:val="left"/>
-            </w:pPr>
-            <w:r>
-              <w:rPr>
-                <w:rFonts w:ascii="맑은 고딕" w:cs="맑은 고딕" w:eastAsia="맑은 고딕" w:hAnsi="맑은 고딕"/>
-                <w:b w:val="false"/>
-                <w:bCs w:val="false"/>
-                <w:color w:val="000000"/>
-                <w:sz w:val="18"/>
-                <w:szCs w:val="18"/>
-              </w:rPr>
-              <w:t xml:space="preserve">약 73% 감소</w:t>
+            <w:tcW w:type="dxa" w:w="1983"/>
+            <w:tcBorders>
+              <w:top w:val="single" w:color="AAAAAA" w:sz="1"/>
+              <w:left w:val="single" w:color="AAAAAA" w:sz="1"/>
+              <w:bottom w:val="single" w:color="AAAAAA" w:sz="1"/>
+              <w:right w:val="single" w:color="AAAAAA" w:sz="1"/>
+            </w:tcBorders>
+            <w:vAlign w:val="center"/>
+          </w:tcPr>
+          <w:p>
+            <w:pPr>
+              <w:spacing w:after="40" w:before="40"/>
+              <w:jc w:val="left"/>
+            </w:pPr>
+            <w:r>
+              <w:rPr>
+                <w:rFonts w:ascii="맑은 고딕" w:cs="맑은 고딕" w:eastAsia="맑은 고딕" w:hAnsi="맑은 고딕"/>
+                <w:b w:val="false"/>
+                <w:bCs w:val="false"/>
+                <w:color w:val="000000"/>
+                <w:sz w:val="18"/>
+                <w:szCs w:val="18"/>
+              </w:rPr>
+              <w:t xml:space="preserve">Enterprise</w:t>
+            </w:r>
+          </w:p>
+        </w:tc>
+        <w:tc>
+          <w:tcPr>
+            <w:tcW w:type="dxa" w:w="1983"/>
+            <w:tcBorders>
+              <w:top w:val="single" w:color="AAAAAA" w:sz="1"/>
+              <w:left w:val="single" w:color="AAAAAA" w:sz="1"/>
+              <w:bottom w:val="single" w:color="AAAAAA" w:sz="1"/>
+              <w:right w:val="single" w:color="AAAAAA" w:sz="1"/>
+            </w:tcBorders>
+            <w:vAlign w:val="center"/>
+          </w:tcPr>
+          <w:p>
+            <w:pPr>
+              <w:spacing w:after="40" w:before="40"/>
+              <w:jc w:val="left"/>
+            </w:pPr>
+            <w:r>
+              <w:rPr>
+                <w:rFonts w:ascii="맑은 고딕" w:cs="맑은 고딕" w:eastAsia="맑은 고딕" w:hAnsi="맑은 고딕"/>
+                <w:b w:val="false"/>
+                <w:bCs w:val="false"/>
+                <w:color w:val="000000"/>
+                <w:sz w:val="18"/>
+                <w:szCs w:val="18"/>
+              </w:rPr>
+              <w:t xml:space="preserve">약 432ms</w:t>
+            </w:r>
+          </w:p>
+        </w:tc>
+        <w:tc>
+          <w:tcPr>
+            <w:tcW w:type="dxa" w:w="1983"/>
+            <w:tcBorders>
+              <w:top w:val="single" w:color="AAAAAA" w:sz="1"/>
+              <w:left w:val="single" w:color="AAAAAA" w:sz="1"/>
+              <w:bottom w:val="single" w:color="AAAAAA" w:sz="1"/>
+              <w:right w:val="single" w:color="AAAAAA" w:sz="1"/>
+            </w:tcBorders>
+            <w:vAlign w:val="center"/>
+          </w:tcPr>
+          <w:p>
+            <w:pPr>
+              <w:spacing w:after="40" w:before="40"/>
+              <w:jc w:val="left"/>
+            </w:pPr>
+            <w:r>
+              <w:rPr>
+                <w:rFonts w:ascii="맑은 고딕" w:cs="맑은 고딕" w:eastAsia="맑은 고딕" w:hAnsi="맑은 고딕"/>
+                <w:b w:val="false"/>
+                <w:bCs w:val="false"/>
+                <w:color w:val="000000"/>
+                <w:sz w:val="18"/>
+                <w:szCs w:val="18"/>
+              </w:rPr>
+              <w:t xml:space="preserve">약 664ms</w:t>
+            </w:r>
+          </w:p>
+        </w:tc>
+        <w:tc>
+          <w:tcPr>
+            <w:tcW w:type="dxa" w:w="1983"/>
+            <w:tcBorders>
+              <w:top w:val="single" w:color="AAAAAA" w:sz="1"/>
+              <w:left w:val="single" w:color="AAAAAA" w:sz="1"/>
+              <w:bottom w:val="single" w:color="AAAAAA" w:sz="1"/>
+              <w:right w:val="single" w:color="AAAAAA" w:sz="1"/>
+            </w:tcBorders>
+            <w:vAlign w:val="center"/>
+          </w:tcPr>
+          <w:p>
+            <w:pPr>
+              <w:spacing w:after="40" w:before="40"/>
+              <w:jc w:val="left"/>
+            </w:pPr>
+            <w:r>
+              <w:rPr>
+                <w:rFonts w:ascii="맑은 고딕" w:cs="맑은 고딕" w:eastAsia="맑은 고딕" w:hAnsi="맑은 고딕"/>
+                <w:b w:val="false"/>
+                <w:bCs w:val="false"/>
+                <w:color w:val="000000"/>
+                <w:sz w:val="18"/>
+                <w:szCs w:val="18"/>
+              </w:rPr>
+              <w:t xml:space="preserve">약 410ms</w:t>
             </w:r>
           </w:p>
         </w:tc>
@@ -7903,146 +9062,117 @@
       <w:tr>
         <w:tc>
           <w:tcPr>
-            <w:tcW w:type="dxa" w:w="1586"/>
-            <w:tcBorders>
-              <w:top w:val="single" w:color="AAAAAA" w:sz="1"/>
-              <w:left w:val="single" w:color="AAAAAA" w:sz="1"/>
-              <w:bottom w:val="single" w:color="AAAAAA" w:sz="1"/>
-              <w:right w:val="single" w:color="AAAAAA" w:sz="1"/>
-            </w:tcBorders>
-            <w:vAlign w:val="center"/>
-          </w:tcPr>
-          <w:p>
-            <w:pPr>
-              <w:spacing w:after="40" w:before="40"/>
-              <w:jc w:val="left"/>
-            </w:pPr>
-            <w:r>
-              <w:rPr>
-                <w:rFonts w:ascii="맑은 고딕" w:cs="맑은 고딕" w:eastAsia="맑은 고딕" w:hAnsi="맑은 고딕"/>
-                <w:b w:val="false"/>
-                <w:bCs w:val="false"/>
-                <w:color w:val="000000"/>
-                <w:sz w:val="18"/>
-                <w:szCs w:val="18"/>
-              </w:rPr>
-              <w:t xml:space="preserve">Medium</w:t>
-            </w:r>
-          </w:p>
-        </w:tc>
-        <w:tc>
-          <w:tcPr>
-            <w:tcW w:type="dxa" w:w="1586"/>
-            <w:tcBorders>
-              <w:top w:val="single" w:color="AAAAAA" w:sz="1"/>
-              <w:left w:val="single" w:color="AAAAAA" w:sz="1"/>
-              <w:bottom w:val="single" w:color="AAAAAA" w:sz="1"/>
-              <w:right w:val="single" w:color="AAAAAA" w:sz="1"/>
-            </w:tcBorders>
-            <w:vAlign w:val="center"/>
-          </w:tcPr>
-          <w:p>
-            <w:pPr>
-              <w:spacing w:after="40" w:before="40"/>
-              <w:jc w:val="left"/>
-            </w:pPr>
-            <w:r>
-              <w:rPr>
-                <w:rFonts w:ascii="맑은 고딕" w:cs="맑은 고딕" w:eastAsia="맑은 고딕" w:hAnsi="맑은 고딕"/>
-                <w:b w:val="false"/>
-                <w:bCs w:val="false"/>
-                <w:color w:val="000000"/>
-                <w:sz w:val="18"/>
-                <w:szCs w:val="18"/>
-              </w:rPr>
-              <w:t xml:space="preserve">1,200~4,000ms</w:t>
-            </w:r>
-          </w:p>
-        </w:tc>
-        <w:tc>
-          <w:tcPr>
-            <w:tcW w:type="dxa" w:w="1586"/>
-            <w:tcBorders>
-              <w:top w:val="single" w:color="AAAAAA" w:sz="1"/>
-              <w:left w:val="single" w:color="AAAAAA" w:sz="1"/>
-              <w:bottom w:val="single" w:color="AAAAAA" w:sz="1"/>
-              <w:right w:val="single" w:color="AAAAAA" w:sz="1"/>
-            </w:tcBorders>
-            <w:vAlign w:val="center"/>
-          </w:tcPr>
-          <w:p>
-            <w:pPr>
-              <w:spacing w:after="40" w:before="40"/>
-              <w:jc w:val="left"/>
-            </w:pPr>
-            <w:r>
-              <w:rPr>
-                <w:rFonts w:ascii="맑은 고딕" w:cs="맑은 고딕" w:eastAsia="맑은 고딕" w:hAnsi="맑은 고딕"/>
-                <w:b w:val="false"/>
-                <w:bCs w:val="false"/>
-                <w:color w:val="000000"/>
-                <w:sz w:val="18"/>
-                <w:szCs w:val="18"/>
-              </w:rPr>
-              <w:t xml:space="preserve">약 645초</w:t>
-            </w:r>
-          </w:p>
-        </w:tc>
-        <w:tc>
-          <w:tcPr>
-            <w:tcW w:type="dxa" w:w="1586"/>
-            <w:tcBorders>
-              <w:top w:val="single" w:color="AAAAAA" w:sz="1"/>
-              <w:left w:val="single" w:color="AAAAAA" w:sz="1"/>
-              <w:bottom w:val="single" w:color="AAAAAA" w:sz="1"/>
-              <w:right w:val="single" w:color="AAAAAA" w:sz="1"/>
-            </w:tcBorders>
-            <w:vAlign w:val="center"/>
-          </w:tcPr>
-          <w:p>
-            <w:pPr>
-              <w:spacing w:after="40" w:before="40"/>
-              <w:jc w:val="left"/>
-            </w:pPr>
-            <w:r>
-              <w:rPr>
-                <w:rFonts w:ascii="맑은 고딕" w:cs="맑은 고딕" w:eastAsia="맑은 고딕" w:hAnsi="맑은 고딕"/>
-                <w:b w:val="false"/>
-                <w:bCs w:val="false"/>
-                <w:color w:val="000000"/>
-                <w:sz w:val="18"/>
-                <w:szCs w:val="18"/>
-              </w:rPr>
-              <w:t xml:space="preserve">약 729초</w:t>
-            </w:r>
-          </w:p>
-        </w:tc>
-        <w:tc>
-          <w:tcPr>
-            <w:tcW w:type="dxa" w:w="1586"/>
-            <w:tcBorders>
-              <w:top w:val="single" w:color="AAAAAA" w:sz="1"/>
-              <w:left w:val="single" w:color="AAAAAA" w:sz="1"/>
-              <w:bottom w:val="single" w:color="AAAAAA" w:sz="1"/>
-              <w:right w:val="single" w:color="AAAAAA" w:sz="1"/>
-            </w:tcBorders>
-            <w:vAlign w:val="center"/>
-          </w:tcPr>
-          <w:p>
-            <w:pPr>
-              <w:spacing w:after="40" w:before="40"/>
-              <w:jc w:val="left"/>
-            </w:pPr>
-            <w:r>
-              <w:rPr>
-                <w:rFonts w:ascii="맑은 고딕" w:cs="맑은 고딕" w:eastAsia="맑은 고딕" w:hAnsi="맑은 고딕"/>
-                <w:b w:val="false"/>
-                <w:bCs w:val="false"/>
-                <w:color w:val="000000"/>
-                <w:sz w:val="18"/>
-                <w:szCs w:val="18"/>
-              </w:rPr>
-              <w:t xml:space="preserve">약 13% 증가</w:t>
+            <w:tcW w:type="dxa" w:w="1983"/>
+            <w:tcBorders>
+              <w:top w:val="single" w:color="AAAAAA" w:sz="1"/>
+              <w:left w:val="single" w:color="AAAAAA" w:sz="1"/>
+              <w:bottom w:val="single" w:color="AAAAAA" w:sz="1"/>
+              <w:right w:val="single" w:color="AAAAAA" w:sz="1"/>
+            </w:tcBorders>
+            <w:vAlign w:val="center"/>
+          </w:tcPr>
+          <w:p>
+            <w:pPr>
+              <w:spacing w:after="40" w:before="40"/>
+              <w:jc w:val="left"/>
+            </w:pPr>
+            <w:r>
+              <w:rPr>
+                <w:rFonts w:ascii="맑은 고딕" w:cs="맑은 고딕" w:eastAsia="맑은 고딕" w:hAnsi="맑은 고딕"/>
+                <w:b w:val="false"/>
+                <w:bCs w:val="false"/>
+                <w:color w:val="000000"/>
+                <w:sz w:val="18"/>
+                <w:szCs w:val="18"/>
+              </w:rPr>
+              <w:t xml:space="preserve">Premium</w:t>
+            </w:r>
+          </w:p>
+        </w:tc>
+        <w:tc>
+          <w:tcPr>
+            <w:tcW w:type="dxa" w:w="1983"/>
+            <w:tcBorders>
+              <w:top w:val="single" w:color="AAAAAA" w:sz="1"/>
+              <w:left w:val="single" w:color="AAAAAA" w:sz="1"/>
+              <w:bottom w:val="single" w:color="AAAAAA" w:sz="1"/>
+              <w:right w:val="single" w:color="AAAAAA" w:sz="1"/>
+            </w:tcBorders>
+            <w:vAlign w:val="center"/>
+          </w:tcPr>
+          <w:p>
+            <w:pPr>
+              <w:spacing w:after="40" w:before="40"/>
+              <w:jc w:val="left"/>
+            </w:pPr>
+            <w:r>
+              <w:rPr>
+                <w:rFonts w:ascii="맑은 고딕" w:cs="맑은 고딕" w:eastAsia="맑은 고딕" w:hAnsi="맑은 고딕"/>
+                <w:b w:val="false"/>
+                <w:bCs w:val="false"/>
+                <w:color w:val="000000"/>
+                <w:sz w:val="18"/>
+                <w:szCs w:val="18"/>
+              </w:rPr>
+              <w:t xml:space="preserve">약 1,480ms</w:t>
+            </w:r>
+          </w:p>
+        </w:tc>
+        <w:tc>
+          <w:tcPr>
+            <w:tcW w:type="dxa" w:w="1983"/>
+            <w:tcBorders>
+              <w:top w:val="single" w:color="AAAAAA" w:sz="1"/>
+              <w:left w:val="single" w:color="AAAAAA" w:sz="1"/>
+              <w:bottom w:val="single" w:color="AAAAAA" w:sz="1"/>
+              <w:right w:val="single" w:color="AAAAAA" w:sz="1"/>
+            </w:tcBorders>
+            <w:vAlign w:val="center"/>
+          </w:tcPr>
+          <w:p>
+            <w:pPr>
+              <w:spacing w:after="40" w:before="40"/>
+              <w:jc w:val="left"/>
+            </w:pPr>
+            <w:r>
+              <w:rPr>
+                <w:rFonts w:ascii="맑은 고딕" w:cs="맑은 고딕" w:eastAsia="맑은 고딕" w:hAnsi="맑은 고딕"/>
+                <w:b w:val="false"/>
+                <w:bCs w:val="false"/>
+                <w:color w:val="000000"/>
+                <w:sz w:val="18"/>
+                <w:szCs w:val="18"/>
+              </w:rPr>
+              <w:t xml:space="preserve">약 1,333ms</w:t>
+            </w:r>
+          </w:p>
+        </w:tc>
+        <w:tc>
+          <w:tcPr>
+            <w:tcW w:type="dxa" w:w="1983"/>
+            <w:tcBorders>
+              <w:top w:val="single" w:color="AAAAAA" w:sz="1"/>
+              <w:left w:val="single" w:color="AAAAAA" w:sz="1"/>
+              <w:bottom w:val="single" w:color="AAAAAA" w:sz="1"/>
+              <w:right w:val="single" w:color="AAAAAA" w:sz="1"/>
+            </w:tcBorders>
+            <w:vAlign w:val="center"/>
+          </w:tcPr>
+          <w:p>
+            <w:pPr>
+              <w:spacing w:after="40" w:before="40"/>
+              <w:jc w:val="left"/>
+            </w:pPr>
+            <w:r>
+              <w:rPr>
+                <w:rFonts w:ascii="맑은 고딕" w:cs="맑은 고딕" w:eastAsia="맑은 고딕" w:hAnsi="맑은 고딕"/>
+                <w:b w:val="false"/>
+                <w:bCs w:val="false"/>
+                <w:color w:val="000000"/>
+                <w:sz w:val="18"/>
+                <w:szCs w:val="18"/>
+              </w:rPr>
+              <w:t xml:space="preserve">약 1,458ms</w:t>
             </w:r>
           </w:p>
         </w:tc>
@@ -8050,146 +9180,235 @@
       <w:tr>
         <w:tc>
           <w:tcPr>
-            <w:tcW w:type="dxa" w:w="1586"/>
-            <w:tcBorders>
-              <w:top w:val="single" w:color="AAAAAA" w:sz="1"/>
-              <w:left w:val="single" w:color="AAAAAA" w:sz="1"/>
-              <w:bottom w:val="single" w:color="AAAAAA" w:sz="1"/>
-              <w:right w:val="single" w:color="AAAAAA" w:sz="1"/>
-            </w:tcBorders>
-            <w:vAlign w:val="center"/>
-          </w:tcPr>
-          <w:p>
-            <w:pPr>
-              <w:spacing w:after="40" w:before="40"/>
-              <w:jc w:val="left"/>
-            </w:pPr>
-            <w:r>
-              <w:rPr>
-                <w:rFonts w:ascii="맑은 고딕" w:cs="맑은 고딕" w:eastAsia="맑은 고딕" w:hAnsi="맑은 고딕"/>
-                <w:b w:val="false"/>
-                <w:bCs w:val="false"/>
-                <w:color w:val="000000"/>
-                <w:sz w:val="18"/>
-                <w:szCs w:val="18"/>
-              </w:rPr>
-              <w:t xml:space="preserve">Long</w:t>
-            </w:r>
-          </w:p>
-        </w:tc>
-        <w:tc>
-          <w:tcPr>
-            <w:tcW w:type="dxa" w:w="1586"/>
-            <w:tcBorders>
-              <w:top w:val="single" w:color="AAAAAA" w:sz="1"/>
-              <w:left w:val="single" w:color="AAAAAA" w:sz="1"/>
-              <w:bottom w:val="single" w:color="AAAAAA" w:sz="1"/>
-              <w:right w:val="single" w:color="AAAAAA" w:sz="1"/>
-            </w:tcBorders>
-            <w:vAlign w:val="center"/>
-          </w:tcPr>
-          <w:p>
-            <w:pPr>
-              <w:spacing w:after="40" w:before="40"/>
-              <w:jc w:val="left"/>
-            </w:pPr>
-            <w:r>
-              <w:rPr>
-                <w:rFonts w:ascii="맑은 고딕" w:cs="맑은 고딕" w:eastAsia="맑은 고딕" w:hAnsi="맑은 고딕"/>
-                <w:b w:val="false"/>
-                <w:bCs w:val="false"/>
-                <w:color w:val="000000"/>
-                <w:sz w:val="18"/>
-                <w:szCs w:val="18"/>
-              </w:rPr>
-              <w:t xml:space="preserve">5,000~10,000ms</w:t>
-            </w:r>
-          </w:p>
-        </w:tc>
-        <w:tc>
-          <w:tcPr>
-            <w:tcW w:type="dxa" w:w="1586"/>
-            <w:tcBorders>
-              <w:top w:val="single" w:color="AAAAAA" w:sz="1"/>
-              <w:left w:val="single" w:color="AAAAAA" w:sz="1"/>
-              <w:bottom w:val="single" w:color="AAAAAA" w:sz="1"/>
-              <w:right w:val="single" w:color="AAAAAA" w:sz="1"/>
-            </w:tcBorders>
-            <w:vAlign w:val="center"/>
-          </w:tcPr>
-          <w:p>
-            <w:pPr>
-              <w:spacing w:after="40" w:before="40"/>
-              <w:jc w:val="left"/>
-            </w:pPr>
-            <w:r>
-              <w:rPr>
-                <w:rFonts w:ascii="맑은 고딕" w:cs="맑은 고딕" w:eastAsia="맑은 고딕" w:hAnsi="맑은 고딕"/>
-                <w:b w:val="false"/>
-                <w:bCs w:val="false"/>
-                <w:color w:val="000000"/>
-                <w:sz w:val="18"/>
-                <w:szCs w:val="18"/>
-              </w:rPr>
-              <w:t xml:space="preserve">약 650초</w:t>
-            </w:r>
-          </w:p>
-        </w:tc>
-        <w:tc>
-          <w:tcPr>
-            <w:tcW w:type="dxa" w:w="1586"/>
-            <w:tcBorders>
-              <w:top w:val="single" w:color="AAAAAA" w:sz="1"/>
-              <w:left w:val="single" w:color="AAAAAA" w:sz="1"/>
-              <w:bottom w:val="single" w:color="AAAAAA" w:sz="1"/>
-              <w:right w:val="single" w:color="AAAAAA" w:sz="1"/>
-            </w:tcBorders>
-            <w:vAlign w:val="center"/>
-          </w:tcPr>
-          <w:p>
-            <w:pPr>
-              <w:spacing w:after="40" w:before="40"/>
-              <w:jc w:val="left"/>
-            </w:pPr>
-            <w:r>
-              <w:rPr>
-                <w:rFonts w:ascii="맑은 고딕" w:cs="맑은 고딕" w:eastAsia="맑은 고딕" w:hAnsi="맑은 고딕"/>
-                <w:b w:val="false"/>
-                <w:bCs w:val="false"/>
-                <w:color w:val="000000"/>
-                <w:sz w:val="18"/>
-                <w:szCs w:val="18"/>
-              </w:rPr>
-              <w:t xml:space="preserve">약 1,226초</w:t>
-            </w:r>
-          </w:p>
-        </w:tc>
-        <w:tc>
-          <w:tcPr>
-            <w:tcW w:type="dxa" w:w="1586"/>
-            <w:tcBorders>
-              <w:top w:val="single" w:color="AAAAAA" w:sz="1"/>
-              <w:left w:val="single" w:color="AAAAAA" w:sz="1"/>
-              <w:bottom w:val="single" w:color="AAAAAA" w:sz="1"/>
-              <w:right w:val="single" w:color="AAAAAA" w:sz="1"/>
-            </w:tcBorders>
-            <w:vAlign w:val="center"/>
-          </w:tcPr>
-          <w:p>
-            <w:pPr>
-              <w:spacing w:after="40" w:before="40"/>
-              <w:jc w:val="left"/>
-            </w:pPr>
-            <w:r>
-              <w:rPr>
-                <w:rFonts w:ascii="맑은 고딕" w:cs="맑은 고딕" w:eastAsia="맑은 고딕" w:hAnsi="맑은 고딕"/>
-                <w:b w:val="false"/>
-                <w:bCs w:val="false"/>
-                <w:color w:val="000000"/>
-                <w:sz w:val="18"/>
-                <w:szCs w:val="18"/>
-              </w:rPr>
-              <w:t xml:space="preserve">약 89% 증가</w:t>
+            <w:tcW w:type="dxa" w:w="1983"/>
+            <w:tcBorders>
+              <w:top w:val="single" w:color="AAAAAA" w:sz="1"/>
+              <w:left w:val="single" w:color="AAAAAA" w:sz="1"/>
+              <w:bottom w:val="single" w:color="AAAAAA" w:sz="1"/>
+              <w:right w:val="single" w:color="AAAAAA" w:sz="1"/>
+            </w:tcBorders>
+            <w:vAlign w:val="center"/>
+          </w:tcPr>
+          <w:p>
+            <w:pPr>
+              <w:spacing w:after="40" w:before="40"/>
+              <w:jc w:val="left"/>
+            </w:pPr>
+            <w:r>
+              <w:rPr>
+                <w:rFonts w:ascii="맑은 고딕" w:cs="맑은 고딕" w:eastAsia="맑은 고딕" w:hAnsi="맑은 고딕"/>
+                <w:b w:val="false"/>
+                <w:bCs w:val="false"/>
+                <w:color w:val="000000"/>
+                <w:sz w:val="18"/>
+                <w:szCs w:val="18"/>
+              </w:rPr>
+              <w:t xml:space="preserve">Standard</w:t>
+            </w:r>
+          </w:p>
+        </w:tc>
+        <w:tc>
+          <w:tcPr>
+            <w:tcW w:type="dxa" w:w="1983"/>
+            <w:tcBorders>
+              <w:top w:val="single" w:color="AAAAAA" w:sz="1"/>
+              <w:left w:val="single" w:color="AAAAAA" w:sz="1"/>
+              <w:bottom w:val="single" w:color="AAAAAA" w:sz="1"/>
+              <w:right w:val="single" w:color="AAAAAA" w:sz="1"/>
+            </w:tcBorders>
+            <w:vAlign w:val="center"/>
+          </w:tcPr>
+          <w:p>
+            <w:pPr>
+              <w:spacing w:after="40" w:before="40"/>
+              <w:jc w:val="left"/>
+            </w:pPr>
+            <w:r>
+              <w:rPr>
+                <w:rFonts w:ascii="맑은 고딕" w:cs="맑은 고딕" w:eastAsia="맑은 고딕" w:hAnsi="맑은 고딕"/>
+                <w:b w:val="false"/>
+                <w:bCs w:val="false"/>
+                <w:color w:val="000000"/>
+                <w:sz w:val="18"/>
+                <w:szCs w:val="18"/>
+              </w:rPr>
+              <w:t xml:space="preserve">약 2,522ms</w:t>
+            </w:r>
+          </w:p>
+        </w:tc>
+        <w:tc>
+          <w:tcPr>
+            <w:tcW w:type="dxa" w:w="1983"/>
+            <w:tcBorders>
+              <w:top w:val="single" w:color="AAAAAA" w:sz="1"/>
+              <w:left w:val="single" w:color="AAAAAA" w:sz="1"/>
+              <w:bottom w:val="single" w:color="AAAAAA" w:sz="1"/>
+              <w:right w:val="single" w:color="AAAAAA" w:sz="1"/>
+            </w:tcBorders>
+            <w:vAlign w:val="center"/>
+          </w:tcPr>
+          <w:p>
+            <w:pPr>
+              <w:spacing w:after="40" w:before="40"/>
+              <w:jc w:val="left"/>
+            </w:pPr>
+            <w:r>
+              <w:rPr>
+                <w:rFonts w:ascii="맑은 고딕" w:cs="맑은 고딕" w:eastAsia="맑은 고딕" w:hAnsi="맑은 고딕"/>
+                <w:b w:val="false"/>
+                <w:bCs w:val="false"/>
+                <w:color w:val="000000"/>
+                <w:sz w:val="18"/>
+                <w:szCs w:val="18"/>
+              </w:rPr>
+              <w:t xml:space="preserve">약 2,541ms</w:t>
+            </w:r>
+          </w:p>
+        </w:tc>
+        <w:tc>
+          <w:tcPr>
+            <w:tcW w:type="dxa" w:w="1983"/>
+            <w:tcBorders>
+              <w:top w:val="single" w:color="AAAAAA" w:sz="1"/>
+              <w:left w:val="single" w:color="AAAAAA" w:sz="1"/>
+              <w:bottom w:val="single" w:color="AAAAAA" w:sz="1"/>
+              <w:right w:val="single" w:color="AAAAAA" w:sz="1"/>
+            </w:tcBorders>
+            <w:vAlign w:val="center"/>
+          </w:tcPr>
+          <w:p>
+            <w:pPr>
+              <w:spacing w:after="40" w:before="40"/>
+              <w:jc w:val="left"/>
+            </w:pPr>
+            <w:r>
+              <w:rPr>
+                <w:rFonts w:ascii="맑은 고딕" w:cs="맑은 고딕" w:eastAsia="맑은 고딕" w:hAnsi="맑은 고딕"/>
+                <w:b w:val="false"/>
+                <w:bCs w:val="false"/>
+                <w:color w:val="000000"/>
+                <w:sz w:val="18"/>
+                <w:szCs w:val="18"/>
+              </w:rPr>
+              <w:t xml:space="preserve">약 2,496ms</w:t>
+            </w:r>
+          </w:p>
+        </w:tc>
+      </w:tr>
+      <w:tr>
+        <w:tc>
+          <w:tcPr>
+            <w:tcW w:type="dxa" w:w="1983"/>
+            <w:tcBorders>
+              <w:top w:val="single" w:color="AAAAAA" w:sz="1"/>
+              <w:left w:val="single" w:color="AAAAAA" w:sz="1"/>
+              <w:bottom w:val="single" w:color="AAAAAA" w:sz="1"/>
+              <w:right w:val="single" w:color="AAAAAA" w:sz="1"/>
+            </w:tcBorders>
+            <w:vAlign w:val="center"/>
+          </w:tcPr>
+          <w:p>
+            <w:pPr>
+              <w:spacing w:after="40" w:before="40"/>
+              <w:jc w:val="left"/>
+            </w:pPr>
+            <w:r>
+              <w:rPr>
+                <w:rFonts w:ascii="맑은 고딕" w:cs="맑은 고딕" w:eastAsia="맑은 고딕" w:hAnsi="맑은 고딕"/>
+                <w:b w:val="false"/>
+                <w:bCs w:val="false"/>
+                <w:color w:val="000000"/>
+                <w:sz w:val="18"/>
+                <w:szCs w:val="18"/>
+              </w:rPr>
+              <w:t xml:space="preserve">Free</w:t>
+            </w:r>
+          </w:p>
+        </w:tc>
+        <w:tc>
+          <w:tcPr>
+            <w:tcW w:type="dxa" w:w="1983"/>
+            <w:tcBorders>
+              <w:top w:val="single" w:color="AAAAAA" w:sz="1"/>
+              <w:left w:val="single" w:color="AAAAAA" w:sz="1"/>
+              <w:bottom w:val="single" w:color="AAAAAA" w:sz="1"/>
+              <w:right w:val="single" w:color="AAAAAA" w:sz="1"/>
+            </w:tcBorders>
+            <w:vAlign w:val="center"/>
+          </w:tcPr>
+          <w:p>
+            <w:pPr>
+              <w:spacing w:after="40" w:before="40"/>
+              <w:jc w:val="left"/>
+            </w:pPr>
+            <w:r>
+              <w:rPr>
+                <w:rFonts w:ascii="맑은 고딕" w:cs="맑은 고딕" w:eastAsia="맑은 고딕" w:hAnsi="맑은 고딕"/>
+                <w:b w:val="false"/>
+                <w:bCs w:val="false"/>
+                <w:color w:val="000000"/>
+                <w:sz w:val="18"/>
+                <w:szCs w:val="18"/>
+              </w:rPr>
+              <w:t xml:space="preserve">약 3,561ms</w:t>
+            </w:r>
+          </w:p>
+        </w:tc>
+        <w:tc>
+          <w:tcPr>
+            <w:tcW w:type="dxa" w:w="1983"/>
+            <w:tcBorders>
+              <w:top w:val="single" w:color="AAAAAA" w:sz="1"/>
+              <w:left w:val="single" w:color="AAAAAA" w:sz="1"/>
+              <w:bottom w:val="single" w:color="AAAAAA" w:sz="1"/>
+              <w:right w:val="single" w:color="AAAAAA" w:sz="1"/>
+            </w:tcBorders>
+            <w:vAlign w:val="center"/>
+          </w:tcPr>
+          <w:p>
+            <w:pPr>
+              <w:spacing w:after="40" w:before="40"/>
+              <w:jc w:val="left"/>
+            </w:pPr>
+            <w:r>
+              <w:rPr>
+                <w:rFonts w:ascii="맑은 고딕" w:cs="맑은 고딕" w:eastAsia="맑은 고딕" w:hAnsi="맑은 고딕"/>
+                <w:b w:val="false"/>
+                <w:bCs w:val="false"/>
+                <w:color w:val="000000"/>
+                <w:sz w:val="18"/>
+                <w:szCs w:val="18"/>
+              </w:rPr>
+              <w:t xml:space="preserve">약 3,371ms</w:t>
+            </w:r>
+          </w:p>
+        </w:tc>
+        <w:tc>
+          <w:tcPr>
+            <w:tcW w:type="dxa" w:w="1983"/>
+            <w:tcBorders>
+              <w:top w:val="single" w:color="AAAAAA" w:sz="1"/>
+              <w:left w:val="single" w:color="AAAAAA" w:sz="1"/>
+              <w:bottom w:val="single" w:color="AAAAAA" w:sz="1"/>
+              <w:right w:val="single" w:color="AAAAAA" w:sz="1"/>
+            </w:tcBorders>
+            <w:vAlign w:val="center"/>
+          </w:tcPr>
+          <w:p>
+            <w:pPr>
+              <w:spacing w:after="40" w:before="40"/>
+              <w:jc w:val="left"/>
+            </w:pPr>
+            <w:r>
+              <w:rPr>
+                <w:rFonts w:ascii="맑은 고딕" w:cs="맑은 고딕" w:eastAsia="맑은 고딕" w:hAnsi="맑은 고딕"/>
+                <w:b w:val="false"/>
+                <w:bCs w:val="false"/>
+                <w:color w:val="000000"/>
+                <w:sz w:val="18"/>
+                <w:szCs w:val="18"/>
+              </w:rPr>
+              <w:t xml:space="preserve">약 3,542ms</w:t>
             </w:r>
           </w:p>
         </w:tc>
@@ -8213,7 +9432,7 @@
       <w:r>
         <w:drawing>
           <wp:inline distT="0" distB="0" distL="0" distR="0">
-            <wp:extent cx="5400675" cy="2409825"/>
+            <wp:extent cx="5400675" cy="2257425"/>
             <wp:effectExtent t="0" r="0" b="0" l="0"/>
             <wp:docPr id="1" name="" descr="" title=""/>
             <wp:cNvGraphicFramePr>
@@ -8238,7 +9457,7 @@
                   <pic:spPr bwMode="auto">
                     <a:xfrm>
                       <a:off x="0" y="0"/>
-                      <a:ext cx="5400675" cy="2409825"/>
+                      <a:ext cx="5400675" cy="2257425"/>
                     </a:xfrm>
                     <a:prstGeom prst="rect">
                       <a:avLst/>
@@ -8265,7 +9484,7 @@
           <w:sz w:val="18"/>
           <w:szCs w:val="18"/>
         </w:rPr>
-        <w:t xml:space="preserve">[그림 5] MLFQ 선점형 vs FCFS 요청 유형별 응답시간</w:t>
+        <w:t xml:space="preserve">[그림 5] 실서버 구독 등급별 평균 대기시간 비교</w:t>
       </w:r>
     </w:p>
     <w:p>
@@ -8284,13 +9503,8 @@
           <w:sz w:val="20"/>
           <w:szCs w:val="20"/>
         </w:rPr>
-        <w:t xml:space="preserve">Short는 Q0 안에 완료되어 강등 없이 처리되므로 응답시간이 FCFS 대비 약 73% 감소하였다. 반면 Long은 하위 큐로 밀려 약 89% 증가, Medium은 약 13% 증가하였다. 부스팅(Rule 5, 5초 주기)으로 Long의 기아 상태는 방지된다.</w:t>
-      </w:r>
-    </w:p>
-    <w:p>
-      <w:pPr>
-        <w:spacing w:after="120" w:line="240"/>
-      </w:pPr>
+        <w:t xml:space="preserve">세 알고리즘의 평균 처리 시간이 모두 약 208~209ms로 거의 같았다. 스케줄러는 "누구를 먼저 처리할지"만 정할 뿐 LLM 추론 속도를 바꾸지 못한다. FCFS에서는 도착 순서대로 처리되어 Enterprise → Free 순으로 대기시간이 늘었다(Enterprise를 먼저 보냄). Priority의 경우 구독 등급과 요청 우선순위가 독립적임을 드러내고자 등급별로 서로 다른 우선순위를 혼합 배정하였다(배정 내역은 부록 표 B.2 참조). 그 결과 Enterprise의 NORMAL 요청이 Premium의 URGENT 요청에 밀려 Enterprise 평균 대기시간은 FCFS 대비 증가하였다(432 → 664ms). 반면 Free의 NORMAL 요청은 Standard의 LOW 요청보다 먼저 처리되어 Free 평균 대기시간은 오히려 감소하였다(3,561 → 3,371ms). </w:t>
+      </w:r>
       <w:r>
         <w:rPr>
           <w:rFonts w:ascii="맑은 고딕" w:cs="맑은 고딕" w:eastAsia="맑은 고딕" w:hAnsi="맑은 고딕"/>
@@ -8300,16 +9514,16 @@
           <w:sz w:val="20"/>
           <w:szCs w:val="20"/>
         </w:rPr>
-        <w:t xml:space="preserve">재현성 확인</w:t>
-      </w:r>
-      <w:r>
-        <w:rPr>
-          <w:rFonts w:ascii="맑은 고딕" w:cs="맑은 고딕" w:eastAsia="맑은 고딕" w:hAnsi="맑은 고딕"/>
-          <w:color w:val="000000"/>
-          <w:sz w:val="20"/>
-          <w:szCs w:val="20"/>
-        </w:rPr>
-        <w:t xml:space="preserve">: 5개 시드에서 Short 개선율이 71.8~74.3%의 좁은 범위에 모였고 평균은 약 73%였다. 시드를 바꿔 다섯 번 반복해도 비슷한 개선율이 나왔다는 점은 이 효과가 특정 시드 때문에 우연히 나타난 결과가 아니라는 뜻이다. 다만 5개 시드의 제한된 반복이라 실제 트래픽 패턴에서는 효과가 달라질 수 있다. 시드별 결과는 부록 B에 정리하였다.</w:t>
+        <w:t xml:space="preserve">WFQ</w:t>
+      </w:r>
+      <w:r>
+        <w:rPr>
+          <w:rFonts w:ascii="맑은 고딕" w:cs="맑은 고딕" w:eastAsia="맑은 고딕" w:hAnsi="맑은 고딕"/>
+          <w:color w:val="000000"/>
+          <w:sz w:val="20"/>
+          <w:szCs w:val="20"/>
+        </w:rPr>
+        <w:t xml:space="preserve">는 가중치에 따라 Enterprise가 먼저 처리되었다. 요청 수가 적어 등급별 극단적 차이까지는 드러나지 않았으나 시뮬레이션과 같은 패턴이 나타났다.</w:t>
       </w:r>
     </w:p>
     <w:p>
@@ -8325,27 +9539,44 @@
           <w:sz w:val="24"/>
           <w:szCs w:val="24"/>
         </w:rPr>
-        <w:t xml:space="preserve">5.4 실서버 실험</w:t>
+        <w:t xml:space="preserve">5.5 공정성 분석</w:t>
       </w:r>
     </w:p>
     <w:p>
       <w:pPr>
         <w:spacing w:after="120" w:line="240"/>
-      </w:pPr>
-      <w:r>
-        <w:rPr>
-          <w:rFonts w:ascii="맑은 고딕" w:cs="맑은 고딕" w:eastAsia="맑은 고딕" w:hAnsi="맑은 고딕"/>
-          <w:color w:val="000000"/>
-          <w:sz w:val="20"/>
-          <w:szCs w:val="20"/>
-        </w:rPr>
-        <w:t xml:space="preserve">시뮬레이션에서 확인한 스케줄링 순서 차이가 실제 LLM 환경에서도 재현되는지 보고자 Ollama로 실서버 실험을 진행하였다. 사용 모델은 2026년 4월 공개된 Google Gemma 4 계열의 `gemma4:e4b`이며, 약 40억 개 파라미터(Parameter, 모델이 학습해 가진 가중치 값)를 가진 중형 모델로 로컬 Ollama 서버에서 실행하였다. 출력은 최대 20토큰으로 제한하였다. 총 20건(등급별 5건)을 동시에 큐에 넣은 뒤 FCFS, Priority, WFQ 세 알고리즘을 비교하였다(비선점형 MLFQ는 5.2절에서 FCFS와 같음이 확인되어 제외하였다). 전체 결과는 표 10, 구독 등급별 세부는 표 11 및 그림 6에 정리하였다.</w:t>
-      </w:r>
-    </w:p>
-    <w:p>
-      <w:pPr>
+        <w:ind w:left="360"/>
+      </w:pPr>
+      <w:r>
+        <w:rPr>
+          <w:rFonts w:ascii="맑은 고딕" w:cs="맑은 고딕" w:eastAsia="맑은 고딕" w:hAnsi="맑은 고딕"/>
+          <w:i/>
+          <w:iCs/>
+          <w:color w:val="333333"/>
+          <w:sz w:val="20"/>
+          <w:szCs w:val="20"/>
+        </w:rPr>
+        <w:t xml:space="preserve">JFI 계산 방식의 차이부터 짚어둔다. 이 분석에서는 두 가지 기준을 실험 목적에 맞게 구분해 사용하였다.</w:t>
+      </w:r>
+    </w:p>
+    <w:p>
+      <w:pPr>
+        <w:pStyle w:val="ListParagraph"/>
+        <w:numPr>
+          <w:ilvl w:val="0"/>
+          <w:numId w:val="3"/>
+        </w:numPr>
         <w:spacing w:after="80" w:line="240"/>
       </w:pPr>
+      <w:r>
+        <w:rPr>
+          <w:rFonts w:ascii="맑은 고딕" w:cs="맑은 고딕" w:eastAsia="맑은 고딕" w:hAnsi="맑은 고딕"/>
+          <w:color w:val="000000"/>
+          <w:sz w:val="20"/>
+          <w:szCs w:val="20"/>
+        </w:rPr>
+        <w:t xml:space="preserve">FCFS, Priority, MLFQ: 등급 간 대기시간 차이 측정 → </w:t>
+      </w:r>
       <w:r>
         <w:rPr>
           <w:rFonts w:ascii="맑은 고딕" w:cs="맑은 고딕" w:eastAsia="맑은 고딕" w:hAnsi="맑은 고딕"/>
@@ -8355,7 +9586,85 @@
           <w:sz w:val="20"/>
           <w:szCs w:val="20"/>
         </w:rPr>
-        <w:t xml:space="preserve">표 10. 실서버 실험 결과</w:t>
+        <w:t xml:space="preserve">대기시간 기반 JFI</w:t>
+      </w:r>
+      <w:r>
+        <w:rPr>
+          <w:rFonts w:ascii="맑은 고딕" w:cs="맑은 고딕" w:eastAsia="맑은 고딕" w:hAnsi="맑은 고딕"/>
+          <w:color w:val="000000"/>
+          <w:sz w:val="20"/>
+          <w:szCs w:val="20"/>
+        </w:rPr>
+        <w:t xml:space="preserve"> (값이 1에 가까울수록 균등)</w:t>
+      </w:r>
+    </w:p>
+    <w:p>
+      <w:pPr>
+        <w:pStyle w:val="ListParagraph"/>
+        <w:numPr>
+          <w:ilvl w:val="0"/>
+          <w:numId w:val="3"/>
+        </w:numPr>
+        <w:spacing w:after="80" w:line="240"/>
+      </w:pPr>
+      <w:r>
+        <w:rPr>
+          <w:rFonts w:ascii="맑은 고딕" w:cs="맑은 고딕" w:eastAsia="맑은 고딕" w:hAnsi="맑은 고딕"/>
+          <w:color w:val="000000"/>
+          <w:sz w:val="20"/>
+          <w:szCs w:val="20"/>
+        </w:rPr>
+        <w:t xml:space="preserve">WFQ: 가중치 비례 처리량 배분 측정 → WFQScheduler 내장의 </w:t>
+      </w:r>
+      <w:r>
+        <w:rPr>
+          <w:rFonts w:ascii="맑은 고딕" w:cs="맑은 고딕" w:eastAsia="맑은 고딕" w:hAnsi="맑은 고딕"/>
+          <w:b/>
+          <w:bCs/>
+          <w:color w:val="000000"/>
+          <w:sz w:val="20"/>
+          <w:szCs w:val="20"/>
+        </w:rPr>
+        <w:t xml:space="preserve">처리량 기반 JFI</w:t>
+      </w:r>
+      <w:r>
+        <w:rPr>
+          <w:rFonts w:ascii="맑은 고딕" w:cs="맑은 고딕" w:eastAsia="맑은 고딕" w:hAnsi="맑은 고딕"/>
+          <w:color w:val="000000"/>
+          <w:sz w:val="20"/>
+          <w:szCs w:val="20"/>
+        </w:rPr>
+        <w:t xml:space="preserve"> (가중치에 정확히 비례하면 1에 가까워짐)</w:t>
+      </w:r>
+    </w:p>
+    <w:p>
+      <w:pPr>
+        <w:spacing w:after="120" w:line="240"/>
+      </w:pPr>
+      <w:r>
+        <w:rPr>
+          <w:rFonts w:ascii="맑은 고딕" w:cs="맑은 고딕" w:eastAsia="맑은 고딕" w:hAnsi="맑은 고딕"/>
+          <w:color w:val="000000"/>
+          <w:sz w:val="20"/>
+          <w:szCs w:val="20"/>
+        </w:rPr>
+        <w:t xml:space="preserve">표 12의 0.316과 1.000은 계산 기준이 달라 직접 비교하지 않는다. 각 값의 의미는 아래에서 따로 해석한다.</w:t>
+      </w:r>
+    </w:p>
+    <w:p>
+      <w:pPr>
+        <w:spacing w:after="80" w:line="240"/>
+      </w:pPr>
+      <w:r>
+        <w:rPr>
+          <w:rFonts w:ascii="맑은 고딕" w:cs="맑은 고딕" w:eastAsia="맑은 고딕" w:hAnsi="맑은 고딕"/>
+          <w:b/>
+          <w:bCs/>
+          <w:color w:val="000000"/>
+          <w:sz w:val="20"/>
+          <w:szCs w:val="20"/>
+        </w:rPr>
+        <w:t xml:space="preserve">표 12. 알고리즘별 JFI 비교 (기본 실험, 500건)</w:t>
       </w:r>
     </w:p>
     <w:tbl>
@@ -8433,7 +9742,7 @@
                 <w:sz w:val="18"/>
                 <w:szCs w:val="18"/>
               </w:rPr>
-              <w:t xml:space="preserve">평균 대기시간</w:t>
+              <w:t xml:space="preserve">JFI</w:t>
             </w:r>
           </w:p>
         </w:tc>
@@ -8463,7 +9772,7 @@
                 <w:sz w:val="18"/>
                 <w:szCs w:val="18"/>
               </w:rPr>
-              <w:t xml:space="preserve">평균 처리 시간</w:t>
+              <w:t xml:space="preserve">계산 방식</w:t>
             </w:r>
           </w:p>
         </w:tc>
@@ -8493,7 +9802,7 @@
                 <w:sz w:val="18"/>
                 <w:szCs w:val="18"/>
               </w:rPr>
-              <w:t xml:space="preserve">전체 소요 시간</w:t>
+              <w:t xml:space="preserve">해석</w:t>
             </w:r>
           </w:p>
         </w:tc>
@@ -8553,65 +9862,65 @@
                 <w:sz w:val="18"/>
                 <w:szCs w:val="18"/>
               </w:rPr>
-              <w:t xml:space="preserve">약 1,998ms</w:t>
-            </w:r>
-          </w:p>
-        </w:tc>
-        <w:tc>
-          <w:tcPr>
-            <w:tcW w:type="dxa" w:w="1983"/>
-            <w:tcBorders>
-              <w:top w:val="single" w:color="AAAAAA" w:sz="1"/>
-              <w:left w:val="single" w:color="AAAAAA" w:sz="1"/>
-              <w:bottom w:val="single" w:color="AAAAAA" w:sz="1"/>
-              <w:right w:val="single" w:color="AAAAAA" w:sz="1"/>
-            </w:tcBorders>
-            <w:vAlign w:val="center"/>
-          </w:tcPr>
-          <w:p>
-            <w:pPr>
-              <w:spacing w:after="40" w:before="40"/>
-              <w:jc w:val="left"/>
-            </w:pPr>
-            <w:r>
-              <w:rPr>
-                <w:rFonts w:ascii="맑은 고딕" w:cs="맑은 고딕" w:eastAsia="맑은 고딕" w:hAnsi="맑은 고딕"/>
-                <w:b w:val="false"/>
-                <w:bCs w:val="false"/>
-                <w:color w:val="000000"/>
-                <w:sz w:val="18"/>
-                <w:szCs w:val="18"/>
-              </w:rPr>
-              <w:t xml:space="preserve">약 209ms</w:t>
-            </w:r>
-          </w:p>
-        </w:tc>
-        <w:tc>
-          <w:tcPr>
-            <w:tcW w:type="dxa" w:w="1983"/>
-            <w:tcBorders>
-              <w:top w:val="single" w:color="AAAAAA" w:sz="1"/>
-              <w:left w:val="single" w:color="AAAAAA" w:sz="1"/>
-              <w:bottom w:val="single" w:color="AAAAAA" w:sz="1"/>
-              <w:right w:val="single" w:color="AAAAAA" w:sz="1"/>
-            </w:tcBorders>
-            <w:vAlign w:val="center"/>
-          </w:tcPr>
-          <w:p>
-            <w:pPr>
-              <w:spacing w:after="40" w:before="40"/>
-              <w:jc w:val="left"/>
-            </w:pPr>
-            <w:r>
-              <w:rPr>
-                <w:rFonts w:ascii="맑은 고딕" w:cs="맑은 고딕" w:eastAsia="맑은 고딕" w:hAnsi="맑은 고딕"/>
-                <w:b w:val="false"/>
-                <w:bCs w:val="false"/>
-                <w:color w:val="000000"/>
-                <w:sz w:val="18"/>
-                <w:szCs w:val="18"/>
-              </w:rPr>
-              <w:t xml:space="preserve">약 4,178ms</w:t>
+              <w:t xml:space="preserve">1.000</w:t>
+            </w:r>
+          </w:p>
+        </w:tc>
+        <w:tc>
+          <w:tcPr>
+            <w:tcW w:type="dxa" w:w="1983"/>
+            <w:tcBorders>
+              <w:top w:val="single" w:color="AAAAAA" w:sz="1"/>
+              <w:left w:val="single" w:color="AAAAAA" w:sz="1"/>
+              <w:bottom w:val="single" w:color="AAAAAA" w:sz="1"/>
+              <w:right w:val="single" w:color="AAAAAA" w:sz="1"/>
+            </w:tcBorders>
+            <w:vAlign w:val="center"/>
+          </w:tcPr>
+          <w:p>
+            <w:pPr>
+              <w:spacing w:after="40" w:before="40"/>
+              <w:jc w:val="left"/>
+            </w:pPr>
+            <w:r>
+              <w:rPr>
+                <w:rFonts w:ascii="맑은 고딕" w:cs="맑은 고딕" w:eastAsia="맑은 고딕" w:hAnsi="맑은 고딕"/>
+                <w:b w:val="false"/>
+                <w:bCs w:val="false"/>
+                <w:color w:val="000000"/>
+                <w:sz w:val="18"/>
+                <w:szCs w:val="18"/>
+              </w:rPr>
+              <w:t xml:space="preserve">대기시간 기반</w:t>
+            </w:r>
+          </w:p>
+        </w:tc>
+        <w:tc>
+          <w:tcPr>
+            <w:tcW w:type="dxa" w:w="1983"/>
+            <w:tcBorders>
+              <w:top w:val="single" w:color="AAAAAA" w:sz="1"/>
+              <w:left w:val="single" w:color="AAAAAA" w:sz="1"/>
+              <w:bottom w:val="single" w:color="AAAAAA" w:sz="1"/>
+              <w:right w:val="single" w:color="AAAAAA" w:sz="1"/>
+            </w:tcBorders>
+            <w:vAlign w:val="center"/>
+          </w:tcPr>
+          <w:p>
+            <w:pPr>
+              <w:spacing w:after="40" w:before="40"/>
+              <w:jc w:val="left"/>
+            </w:pPr>
+            <w:r>
+              <w:rPr>
+                <w:rFonts w:ascii="맑은 고딕" w:cs="맑은 고딕" w:eastAsia="맑은 고딕" w:hAnsi="맑은 고딕"/>
+                <w:b w:val="false"/>
+                <w:bCs w:val="false"/>
+                <w:color w:val="000000"/>
+                <w:sz w:val="18"/>
+                <w:szCs w:val="18"/>
+              </w:rPr>
+              <w:t xml:space="preserve">완전 공정 (도착 순서대로 처리)</w:t>
             </w:r>
           </w:p>
         </w:tc>
@@ -8671,65 +9980,65 @@
                 <w:sz w:val="18"/>
                 <w:szCs w:val="18"/>
               </w:rPr>
-              <w:t xml:space="preserve">약 1,977ms</w:t>
-            </w:r>
-          </w:p>
-        </w:tc>
-        <w:tc>
-          <w:tcPr>
-            <w:tcW w:type="dxa" w:w="1983"/>
-            <w:tcBorders>
-              <w:top w:val="single" w:color="AAAAAA" w:sz="1"/>
-              <w:left w:val="single" w:color="AAAAAA" w:sz="1"/>
-              <w:bottom w:val="single" w:color="AAAAAA" w:sz="1"/>
-              <w:right w:val="single" w:color="AAAAAA" w:sz="1"/>
-            </w:tcBorders>
-            <w:vAlign w:val="center"/>
-          </w:tcPr>
-          <w:p>
-            <w:pPr>
-              <w:spacing w:after="40" w:before="40"/>
-              <w:jc w:val="left"/>
-            </w:pPr>
-            <w:r>
-              <w:rPr>
-                <w:rFonts w:ascii="맑은 고딕" w:cs="맑은 고딕" w:eastAsia="맑은 고딕" w:hAnsi="맑은 고딕"/>
-                <w:b w:val="false"/>
-                <w:bCs w:val="false"/>
-                <w:color w:val="000000"/>
-                <w:sz w:val="18"/>
-                <w:szCs w:val="18"/>
-              </w:rPr>
-              <w:t xml:space="preserve">약 208ms</w:t>
-            </w:r>
-          </w:p>
-        </w:tc>
-        <w:tc>
-          <w:tcPr>
-            <w:tcW w:type="dxa" w:w="1983"/>
-            <w:tcBorders>
-              <w:top w:val="single" w:color="AAAAAA" w:sz="1"/>
-              <w:left w:val="single" w:color="AAAAAA" w:sz="1"/>
-              <w:bottom w:val="single" w:color="AAAAAA" w:sz="1"/>
-              <w:right w:val="single" w:color="AAAAAA" w:sz="1"/>
-            </w:tcBorders>
-            <w:vAlign w:val="center"/>
-          </w:tcPr>
-          <w:p>
-            <w:pPr>
-              <w:spacing w:after="40" w:before="40"/>
-              <w:jc w:val="left"/>
-            </w:pPr>
-            <w:r>
-              <w:rPr>
-                <w:rFonts w:ascii="맑은 고딕" w:cs="맑은 고딕" w:eastAsia="맑은 고딕" w:hAnsi="맑은 고딕"/>
-                <w:b w:val="false"/>
-                <w:bCs w:val="false"/>
-                <w:color w:val="000000"/>
-                <w:sz w:val="18"/>
-                <w:szCs w:val="18"/>
-              </w:rPr>
-              <w:t xml:space="preserve">약 4,154ms</w:t>
+              <w:t xml:space="preserve">1.000</w:t>
+            </w:r>
+          </w:p>
+        </w:tc>
+        <w:tc>
+          <w:tcPr>
+            <w:tcW w:type="dxa" w:w="1983"/>
+            <w:tcBorders>
+              <w:top w:val="single" w:color="AAAAAA" w:sz="1"/>
+              <w:left w:val="single" w:color="AAAAAA" w:sz="1"/>
+              <w:bottom w:val="single" w:color="AAAAAA" w:sz="1"/>
+              <w:right w:val="single" w:color="AAAAAA" w:sz="1"/>
+            </w:tcBorders>
+            <w:vAlign w:val="center"/>
+          </w:tcPr>
+          <w:p>
+            <w:pPr>
+              <w:spacing w:after="40" w:before="40"/>
+              <w:jc w:val="left"/>
+            </w:pPr>
+            <w:r>
+              <w:rPr>
+                <w:rFonts w:ascii="맑은 고딕" w:cs="맑은 고딕" w:eastAsia="맑은 고딕" w:hAnsi="맑은 고딕"/>
+                <w:b w:val="false"/>
+                <w:bCs w:val="false"/>
+                <w:color w:val="000000"/>
+                <w:sz w:val="18"/>
+                <w:szCs w:val="18"/>
+              </w:rPr>
+              <w:t xml:space="preserve">대기시간 기반</w:t>
+            </w:r>
+          </w:p>
+        </w:tc>
+        <w:tc>
+          <w:tcPr>
+            <w:tcW w:type="dxa" w:w="1983"/>
+            <w:tcBorders>
+              <w:top w:val="single" w:color="AAAAAA" w:sz="1"/>
+              <w:left w:val="single" w:color="AAAAAA" w:sz="1"/>
+              <w:bottom w:val="single" w:color="AAAAAA" w:sz="1"/>
+              <w:right w:val="single" w:color="AAAAAA" w:sz="1"/>
+            </w:tcBorders>
+            <w:vAlign w:val="center"/>
+          </w:tcPr>
+          <w:p>
+            <w:pPr>
+              <w:spacing w:after="40" w:before="40"/>
+              <w:jc w:val="left"/>
+            </w:pPr>
+            <w:r>
+              <w:rPr>
+                <w:rFonts w:ascii="맑은 고딕" w:cs="맑은 고딕" w:eastAsia="맑은 고딕" w:hAnsi="맑은 고딕"/>
+                <w:b w:val="false"/>
+                <w:bCs w:val="false"/>
+                <w:color w:val="000000"/>
+                <w:sz w:val="18"/>
+                <w:szCs w:val="18"/>
+              </w:rPr>
+              <w:t xml:space="preserve">사용자 간 공정 (우선순위는 요청 단위)</w:t>
             </w:r>
           </w:p>
         </w:tc>
@@ -8760,6 +10069,124 @@
                 <w:sz w:val="18"/>
                 <w:szCs w:val="18"/>
               </w:rPr>
+              <w:t xml:space="preserve">MLFQ (비선점형)</w:t>
+            </w:r>
+          </w:p>
+        </w:tc>
+        <w:tc>
+          <w:tcPr>
+            <w:tcW w:type="dxa" w:w="1983"/>
+            <w:tcBorders>
+              <w:top w:val="single" w:color="AAAAAA" w:sz="1"/>
+              <w:left w:val="single" w:color="AAAAAA" w:sz="1"/>
+              <w:bottom w:val="single" w:color="AAAAAA" w:sz="1"/>
+              <w:right w:val="single" w:color="AAAAAA" w:sz="1"/>
+            </w:tcBorders>
+            <w:vAlign w:val="center"/>
+          </w:tcPr>
+          <w:p>
+            <w:pPr>
+              <w:spacing w:after="40" w:before="40"/>
+              <w:jc w:val="left"/>
+            </w:pPr>
+            <w:r>
+              <w:rPr>
+                <w:rFonts w:ascii="맑은 고딕" w:cs="맑은 고딕" w:eastAsia="맑은 고딕" w:hAnsi="맑은 고딕"/>
+                <w:b w:val="false"/>
+                <w:bCs w:val="false"/>
+                <w:color w:val="000000"/>
+                <w:sz w:val="18"/>
+                <w:szCs w:val="18"/>
+              </w:rPr>
+              <w:t xml:space="preserve">1.000</w:t>
+            </w:r>
+          </w:p>
+        </w:tc>
+        <w:tc>
+          <w:tcPr>
+            <w:tcW w:type="dxa" w:w="1983"/>
+            <w:tcBorders>
+              <w:top w:val="single" w:color="AAAAAA" w:sz="1"/>
+              <w:left w:val="single" w:color="AAAAAA" w:sz="1"/>
+              <w:bottom w:val="single" w:color="AAAAAA" w:sz="1"/>
+              <w:right w:val="single" w:color="AAAAAA" w:sz="1"/>
+            </w:tcBorders>
+            <w:vAlign w:val="center"/>
+          </w:tcPr>
+          <w:p>
+            <w:pPr>
+              <w:spacing w:after="40" w:before="40"/>
+              <w:jc w:val="left"/>
+            </w:pPr>
+            <w:r>
+              <w:rPr>
+                <w:rFonts w:ascii="맑은 고딕" w:cs="맑은 고딕" w:eastAsia="맑은 고딕" w:hAnsi="맑은 고딕"/>
+                <w:b w:val="false"/>
+                <w:bCs w:val="false"/>
+                <w:color w:val="000000"/>
+                <w:sz w:val="18"/>
+                <w:szCs w:val="18"/>
+              </w:rPr>
+              <w:t xml:space="preserve">대기시간 기반</w:t>
+            </w:r>
+          </w:p>
+        </w:tc>
+        <w:tc>
+          <w:tcPr>
+            <w:tcW w:type="dxa" w:w="1983"/>
+            <w:tcBorders>
+              <w:top w:val="single" w:color="AAAAAA" w:sz="1"/>
+              <w:left w:val="single" w:color="AAAAAA" w:sz="1"/>
+              <w:bottom w:val="single" w:color="AAAAAA" w:sz="1"/>
+              <w:right w:val="single" w:color="AAAAAA" w:sz="1"/>
+            </w:tcBorders>
+            <w:vAlign w:val="center"/>
+          </w:tcPr>
+          <w:p>
+            <w:pPr>
+              <w:spacing w:after="40" w:before="40"/>
+              <w:jc w:val="left"/>
+            </w:pPr>
+            <w:r>
+              <w:rPr>
+                <w:rFonts w:ascii="맑은 고딕" w:cs="맑은 고딕" w:eastAsia="맑은 고딕" w:hAnsi="맑은 고딕"/>
+                <w:b w:val="false"/>
+                <w:bCs w:val="false"/>
+                <w:color w:val="000000"/>
+                <w:sz w:val="18"/>
+                <w:szCs w:val="18"/>
+              </w:rPr>
+              <w:t xml:space="preserve">완전 공정 (FCFS와 동일)</w:t>
+            </w:r>
+          </w:p>
+        </w:tc>
+      </w:tr>
+      <w:tr>
+        <w:tc>
+          <w:tcPr>
+            <w:tcW w:type="dxa" w:w="1983"/>
+            <w:tcBorders>
+              <w:top w:val="single" w:color="AAAAAA" w:sz="1"/>
+              <w:left w:val="single" w:color="AAAAAA" w:sz="1"/>
+              <w:bottom w:val="single" w:color="AAAAAA" w:sz="1"/>
+              <w:right w:val="single" w:color="AAAAAA" w:sz="1"/>
+            </w:tcBorders>
+            <w:vAlign w:val="center"/>
+          </w:tcPr>
+          <w:p>
+            <w:pPr>
+              <w:spacing w:after="40" w:before="40"/>
+              <w:jc w:val="left"/>
+            </w:pPr>
+            <w:r>
+              <w:rPr>
+                <w:rFonts w:ascii="맑은 고딕" w:cs="맑은 고딕" w:eastAsia="맑은 고딕" w:hAnsi="맑은 고딕"/>
+                <w:b w:val="false"/>
+                <w:bCs w:val="false"/>
+                <w:color w:val="000000"/>
+                <w:sz w:val="18"/>
+                <w:szCs w:val="18"/>
+              </w:rPr>
               <w:t xml:space="preserve">WFQ</w:t>
             </w:r>
           </w:p>
@@ -8789,1643 +10216,70 @@
                 <w:sz w:val="18"/>
                 <w:szCs w:val="18"/>
               </w:rPr>
-              <w:t xml:space="preserve">약 1,976ms</w:t>
-            </w:r>
-          </w:p>
-        </w:tc>
-        <w:tc>
-          <w:tcPr>
-            <w:tcW w:type="dxa" w:w="1983"/>
-            <w:tcBorders>
-              <w:top w:val="single" w:color="AAAAAA" w:sz="1"/>
-              <w:left w:val="single" w:color="AAAAAA" w:sz="1"/>
-              <w:bottom w:val="single" w:color="AAAAAA" w:sz="1"/>
-              <w:right w:val="single" w:color="AAAAAA" w:sz="1"/>
-            </w:tcBorders>
-            <w:vAlign w:val="center"/>
-          </w:tcPr>
-          <w:p>
-            <w:pPr>
-              <w:spacing w:after="40" w:before="40"/>
-              <w:jc w:val="left"/>
-            </w:pPr>
-            <w:r>
-              <w:rPr>
-                <w:rFonts w:ascii="맑은 고딕" w:cs="맑은 고딕" w:eastAsia="맑은 고딕" w:hAnsi="맑은 고딕"/>
-                <w:b w:val="false"/>
-                <w:bCs w:val="false"/>
-                <w:color w:val="000000"/>
-                <w:sz w:val="18"/>
-                <w:szCs w:val="18"/>
-              </w:rPr>
-              <w:t xml:space="preserve">약 208ms</w:t>
-            </w:r>
-          </w:p>
-        </w:tc>
-        <w:tc>
-          <w:tcPr>
-            <w:tcW w:type="dxa" w:w="1983"/>
-            <w:tcBorders>
-              <w:top w:val="single" w:color="AAAAAA" w:sz="1"/>
-              <w:left w:val="single" w:color="AAAAAA" w:sz="1"/>
-              <w:bottom w:val="single" w:color="AAAAAA" w:sz="1"/>
-              <w:right w:val="single" w:color="AAAAAA" w:sz="1"/>
-            </w:tcBorders>
-            <w:vAlign w:val="center"/>
-          </w:tcPr>
-          <w:p>
-            <w:pPr>
-              <w:spacing w:after="40" w:before="40"/>
-              <w:jc w:val="left"/>
-            </w:pPr>
-            <w:r>
-              <w:rPr>
-                <w:rFonts w:ascii="맑은 고딕" w:cs="맑은 고딕" w:eastAsia="맑은 고딕" w:hAnsi="맑은 고딕"/>
-                <w:b w:val="false"/>
-                <w:bCs w:val="false"/>
-                <w:color w:val="000000"/>
-                <w:sz w:val="18"/>
-                <w:szCs w:val="18"/>
-              </w:rPr>
-              <w:t xml:space="preserve">약 4,167ms</w:t>
+              <w:t xml:space="preserve">0.316</w:t>
+            </w:r>
+          </w:p>
+        </w:tc>
+        <w:tc>
+          <w:tcPr>
+            <w:tcW w:type="dxa" w:w="1983"/>
+            <w:tcBorders>
+              <w:top w:val="single" w:color="AAAAAA" w:sz="1"/>
+              <w:left w:val="single" w:color="AAAAAA" w:sz="1"/>
+              <w:bottom w:val="single" w:color="AAAAAA" w:sz="1"/>
+              <w:right w:val="single" w:color="AAAAAA" w:sz="1"/>
+            </w:tcBorders>
+            <w:vAlign w:val="center"/>
+          </w:tcPr>
+          <w:p>
+            <w:pPr>
+              <w:spacing w:after="40" w:before="40"/>
+              <w:jc w:val="left"/>
+            </w:pPr>
+            <w:r>
+              <w:rPr>
+                <w:rFonts w:ascii="맑은 고딕" w:cs="맑은 고딕" w:eastAsia="맑은 고딕" w:hAnsi="맑은 고딕"/>
+                <w:b w:val="false"/>
+                <w:bCs w:val="false"/>
+                <w:color w:val="000000"/>
+                <w:sz w:val="18"/>
+                <w:szCs w:val="18"/>
+              </w:rPr>
+              <w:t xml:space="preserve">처리량 기반</w:t>
+            </w:r>
+          </w:p>
+        </w:tc>
+        <w:tc>
+          <w:tcPr>
+            <w:tcW w:type="dxa" w:w="1983"/>
+            <w:tcBorders>
+              <w:top w:val="single" w:color="AAAAAA" w:sz="1"/>
+              <w:left w:val="single" w:color="AAAAAA" w:sz="1"/>
+              <w:bottom w:val="single" w:color="AAAAAA" w:sz="1"/>
+              <w:right w:val="single" w:color="AAAAAA" w:sz="1"/>
+            </w:tcBorders>
+            <w:vAlign w:val="center"/>
+          </w:tcPr>
+          <w:p>
+            <w:pPr>
+              <w:spacing w:after="40" w:before="40"/>
+              <w:jc w:val="left"/>
+            </w:pPr>
+            <w:r>
+              <w:rPr>
+                <w:rFonts w:ascii="맑은 고딕" w:cs="맑은 고딕" w:eastAsia="맑은 고딕" w:hAnsi="맑은 고딕"/>
+                <w:b w:val="false"/>
+                <w:bCs w:val="false"/>
+                <w:color w:val="000000"/>
+                <w:sz w:val="18"/>
+                <w:szCs w:val="18"/>
+              </w:rPr>
+              <w:t xml:space="preserve">의도적 차등 (가중치 기반)</w:t>
             </w:r>
           </w:p>
         </w:tc>
       </w:tr>
     </w:tbl>
-    <w:p>
-      <w:pPr>
-        <w:spacing w:after="80"/>
-      </w:pPr>
-    </w:p>
-    <w:p>
-      <w:pPr>
-        <w:spacing w:after="80" w:line="240"/>
-      </w:pPr>
-      <w:r>
-        <w:rPr>
-          <w:rFonts w:ascii="맑은 고딕" w:cs="맑은 고딕" w:eastAsia="맑은 고딕" w:hAnsi="맑은 고딕"/>
-          <w:b/>
-          <w:bCs/>
-          <w:color w:val="000000"/>
-          <w:sz w:val="20"/>
-          <w:szCs w:val="20"/>
-        </w:rPr>
-        <w:t xml:space="preserve">표 11. 실서버 구독 등급별 평균 대기시간</w:t>
-      </w:r>
-    </w:p>
-    <w:tbl>
-      <w:tblPr>
-        <w:tblW w:type="auto" w:w="100"/>
-        <w:tblBorders>
-          <w:top w:val="single" w:color="auto" w:sz="4"/>
-          <w:left w:val="single" w:color="auto" w:sz="4"/>
-          <w:bottom w:val="single" w:color="auto" w:sz="4"/>
-          <w:right w:val="single" w:color="auto" w:sz="4"/>
-          <w:insideH w:val="single" w:color="auto" w:sz="4"/>
-          <w:insideV w:val="single" w:color="auto" w:sz="4"/>
-        </w:tblBorders>
-      </w:tblPr>
-      <w:tblGrid>
-        <w:gridCol w:w="1983"/>
-        <w:gridCol w:w="1983"/>
-        <w:gridCol w:w="1983"/>
-        <w:gridCol w:w="1983"/>
-      </w:tblGrid>
-      <w:tr>
-        <w:tc>
-          <w:tcPr>
-            <w:tcW w:type="dxa" w:w="1983"/>
-            <w:tcBorders>
-              <w:top w:val="single" w:color="AAAAAA" w:sz="1"/>
-              <w:left w:val="single" w:color="AAAAAA" w:sz="1"/>
-              <w:bottom w:val="single" w:color="AAAAAA" w:sz="1"/>
-              <w:right w:val="single" w:color="AAAAAA" w:sz="1"/>
-            </w:tcBorders>
-            <w:shd w:fill="D9E2F3" w:val="clear"/>
-            <w:vAlign w:val="center"/>
-          </w:tcPr>
-          <w:p>
-            <w:pPr>
-              <w:spacing w:after="40" w:before="40"/>
-              <w:jc w:val="center"/>
-            </w:pPr>
-            <w:r>
-              <w:rPr>
-                <w:rFonts w:ascii="맑은 고딕" w:cs="맑은 고딕" w:eastAsia="맑은 고딕" w:hAnsi="맑은 고딕"/>
-                <w:b/>
-                <w:bCs/>
-                <w:color w:val="000000"/>
-                <w:sz w:val="18"/>
-                <w:szCs w:val="18"/>
-              </w:rPr>
-              <w:t xml:space="preserve">구독 등급</w:t>
-            </w:r>
-          </w:p>
-        </w:tc>
-        <w:tc>
-          <w:tcPr>
-            <w:tcW w:type="dxa" w:w="1983"/>
-            <w:tcBorders>
-              <w:top w:val="single" w:color="AAAAAA" w:sz="1"/>
-              <w:left w:val="single" w:color="AAAAAA" w:sz="1"/>
-              <w:bottom w:val="single" w:color="AAAAAA" w:sz="1"/>
-              <w:right w:val="single" w:color="AAAAAA" w:sz="1"/>
-            </w:tcBorders>
-            <w:shd w:fill="D9E2F3" w:val="clear"/>
-            <w:vAlign w:val="center"/>
-          </w:tcPr>
-          <w:p>
-            <w:pPr>
-              <w:spacing w:after="40" w:before="40"/>
-              <w:jc w:val="center"/>
-            </w:pPr>
-            <w:r>
-              <w:rPr>
-                <w:rFonts w:ascii="맑은 고딕" w:cs="맑은 고딕" w:eastAsia="맑은 고딕" w:hAnsi="맑은 고딕"/>
-                <w:b/>
-                <w:bCs/>
-                <w:color w:val="000000"/>
-                <w:sz w:val="18"/>
-                <w:szCs w:val="18"/>
-              </w:rPr>
-              <w:t xml:space="preserve">FCFS</w:t>
-            </w:r>
-          </w:p>
-        </w:tc>
-        <w:tc>
-          <w:tcPr>
-            <w:tcW w:type="dxa" w:w="1983"/>
-            <w:tcBorders>
-              <w:top w:val="single" w:color="AAAAAA" w:sz="1"/>
-              <w:left w:val="single" w:color="AAAAAA" w:sz="1"/>
-              <w:bottom w:val="single" w:color="AAAAAA" w:sz="1"/>
-              <w:right w:val="single" w:color="AAAAAA" w:sz="1"/>
-            </w:tcBorders>
-            <w:shd w:fill="D9E2F3" w:val="clear"/>
-            <w:vAlign w:val="center"/>
-          </w:tcPr>
-          <w:p>
-            <w:pPr>
-              <w:spacing w:after="40" w:before="40"/>
-              <w:jc w:val="center"/>
-            </w:pPr>
-            <w:r>
-              <w:rPr>
-                <w:rFonts w:ascii="맑은 고딕" w:cs="맑은 고딕" w:eastAsia="맑은 고딕" w:hAnsi="맑은 고딕"/>
-                <w:b/>
-                <w:bCs/>
-                <w:color w:val="000000"/>
-                <w:sz w:val="18"/>
-                <w:szCs w:val="18"/>
-              </w:rPr>
-              <w:t xml:space="preserve">Priority</w:t>
-            </w:r>
-          </w:p>
-        </w:tc>
-        <w:tc>
-          <w:tcPr>
-            <w:tcW w:type="dxa" w:w="1983"/>
-            <w:tcBorders>
-              <w:top w:val="single" w:color="AAAAAA" w:sz="1"/>
-              <w:left w:val="single" w:color="AAAAAA" w:sz="1"/>
-              <w:bottom w:val="single" w:color="AAAAAA" w:sz="1"/>
-              <w:right w:val="single" w:color="AAAAAA" w:sz="1"/>
-            </w:tcBorders>
-            <w:shd w:fill="D9E2F3" w:val="clear"/>
-            <w:vAlign w:val="center"/>
-          </w:tcPr>
-          <w:p>
-            <w:pPr>
-              <w:spacing w:after="40" w:before="40"/>
-              <w:jc w:val="center"/>
-            </w:pPr>
-            <w:r>
-              <w:rPr>
-                <w:rFonts w:ascii="맑은 고딕" w:cs="맑은 고딕" w:eastAsia="맑은 고딕" w:hAnsi="맑은 고딕"/>
-                <w:b/>
-                <w:bCs/>
-                <w:color w:val="000000"/>
-                <w:sz w:val="18"/>
-                <w:szCs w:val="18"/>
-              </w:rPr>
-              <w:t xml:space="preserve">WFQ</w:t>
-            </w:r>
-          </w:p>
-        </w:tc>
-      </w:tr>
-      <w:tr>
-        <w:tc>
-          <w:tcPr>
-            <w:tcW w:type="dxa" w:w="1983"/>
-            <w:tcBorders>
-              <w:top w:val="single" w:color="AAAAAA" w:sz="1"/>
-              <w:left w:val="single" w:color="AAAAAA" w:sz="1"/>
-              <w:bottom w:val="single" w:color="AAAAAA" w:sz="1"/>
-              <w:right w:val="single" w:color="AAAAAA" w:sz="1"/>
-            </w:tcBorders>
-            <w:vAlign w:val="center"/>
-          </w:tcPr>
-          <w:p>
-            <w:pPr>
-              <w:spacing w:after="40" w:before="40"/>
-              <w:jc w:val="left"/>
-            </w:pPr>
-            <w:r>
-              <w:rPr>
-                <w:rFonts w:ascii="맑은 고딕" w:cs="맑은 고딕" w:eastAsia="맑은 고딕" w:hAnsi="맑은 고딕"/>
-                <w:b w:val="false"/>
-                <w:bCs w:val="false"/>
-                <w:color w:val="000000"/>
-                <w:sz w:val="18"/>
-                <w:szCs w:val="18"/>
-              </w:rPr>
-              <w:t xml:space="preserve">Enterprise</w:t>
-            </w:r>
-          </w:p>
-        </w:tc>
-        <w:tc>
-          <w:tcPr>
-            <w:tcW w:type="dxa" w:w="1983"/>
-            <w:tcBorders>
-              <w:top w:val="single" w:color="AAAAAA" w:sz="1"/>
-              <w:left w:val="single" w:color="AAAAAA" w:sz="1"/>
-              <w:bottom w:val="single" w:color="AAAAAA" w:sz="1"/>
-              <w:right w:val="single" w:color="AAAAAA" w:sz="1"/>
-            </w:tcBorders>
-            <w:vAlign w:val="center"/>
-          </w:tcPr>
-          <w:p>
-            <w:pPr>
-              <w:spacing w:after="40" w:before="40"/>
-              <w:jc w:val="left"/>
-            </w:pPr>
-            <w:r>
-              <w:rPr>
-                <w:rFonts w:ascii="맑은 고딕" w:cs="맑은 고딕" w:eastAsia="맑은 고딕" w:hAnsi="맑은 고딕"/>
-                <w:b w:val="false"/>
-                <w:bCs w:val="false"/>
-                <w:color w:val="000000"/>
-                <w:sz w:val="18"/>
-                <w:szCs w:val="18"/>
-              </w:rPr>
-              <w:t xml:space="preserve">약 432ms</w:t>
-            </w:r>
-          </w:p>
-        </w:tc>
-        <w:tc>
-          <w:tcPr>
-            <w:tcW w:type="dxa" w:w="1983"/>
-            <w:tcBorders>
-              <w:top w:val="single" w:color="AAAAAA" w:sz="1"/>
-              <w:left w:val="single" w:color="AAAAAA" w:sz="1"/>
-              <w:bottom w:val="single" w:color="AAAAAA" w:sz="1"/>
-              <w:right w:val="single" w:color="AAAAAA" w:sz="1"/>
-            </w:tcBorders>
-            <w:vAlign w:val="center"/>
-          </w:tcPr>
-          <w:p>
-            <w:pPr>
-              <w:spacing w:after="40" w:before="40"/>
-              <w:jc w:val="left"/>
-            </w:pPr>
-            <w:r>
-              <w:rPr>
-                <w:rFonts w:ascii="맑은 고딕" w:cs="맑은 고딕" w:eastAsia="맑은 고딕" w:hAnsi="맑은 고딕"/>
-                <w:b w:val="false"/>
-                <w:bCs w:val="false"/>
-                <w:color w:val="000000"/>
-                <w:sz w:val="18"/>
-                <w:szCs w:val="18"/>
-              </w:rPr>
-              <w:t xml:space="preserve">약 664ms</w:t>
-            </w:r>
-          </w:p>
-        </w:tc>
-        <w:tc>
-          <w:tcPr>
-            <w:tcW w:type="dxa" w:w="1983"/>
-            <w:tcBorders>
-              <w:top w:val="single" w:color="AAAAAA" w:sz="1"/>
-              <w:left w:val="single" w:color="AAAAAA" w:sz="1"/>
-              <w:bottom w:val="single" w:color="AAAAAA" w:sz="1"/>
-              <w:right w:val="single" w:color="AAAAAA" w:sz="1"/>
-            </w:tcBorders>
-            <w:vAlign w:val="center"/>
-          </w:tcPr>
-          <w:p>
-            <w:pPr>
-              <w:spacing w:after="40" w:before="40"/>
-              <w:jc w:val="left"/>
-            </w:pPr>
-            <w:r>
-              <w:rPr>
-                <w:rFonts w:ascii="맑은 고딕" w:cs="맑은 고딕" w:eastAsia="맑은 고딕" w:hAnsi="맑은 고딕"/>
-                <w:b w:val="false"/>
-                <w:bCs w:val="false"/>
-                <w:color w:val="000000"/>
-                <w:sz w:val="18"/>
-                <w:szCs w:val="18"/>
-              </w:rPr>
-              <w:t xml:space="preserve">약 410ms</w:t>
-            </w:r>
-          </w:p>
-        </w:tc>
-      </w:tr>
-      <w:tr>
-        <w:tc>
-          <w:tcPr>
-            <w:tcW w:type="dxa" w:w="1983"/>
-            <w:tcBorders>
-              <w:top w:val="single" w:color="AAAAAA" w:sz="1"/>
-              <w:left w:val="single" w:color="AAAAAA" w:sz="1"/>
-              <w:bottom w:val="single" w:color="AAAAAA" w:sz="1"/>
-              <w:right w:val="single" w:color="AAAAAA" w:sz="1"/>
-            </w:tcBorders>
-            <w:vAlign w:val="center"/>
-          </w:tcPr>
-          <w:p>
-            <w:pPr>
-              <w:spacing w:after="40" w:before="40"/>
-              <w:jc w:val="left"/>
-            </w:pPr>
-            <w:r>
-              <w:rPr>
-                <w:rFonts w:ascii="맑은 고딕" w:cs="맑은 고딕" w:eastAsia="맑은 고딕" w:hAnsi="맑은 고딕"/>
-                <w:b w:val="false"/>
-                <w:bCs w:val="false"/>
-                <w:color w:val="000000"/>
-                <w:sz w:val="18"/>
-                <w:szCs w:val="18"/>
-              </w:rPr>
-              <w:t xml:space="preserve">Premium</w:t>
-            </w:r>
-          </w:p>
-        </w:tc>
-        <w:tc>
-          <w:tcPr>
-            <w:tcW w:type="dxa" w:w="1983"/>
-            <w:tcBorders>
-              <w:top w:val="single" w:color="AAAAAA" w:sz="1"/>
-              <w:left w:val="single" w:color="AAAAAA" w:sz="1"/>
-              <w:bottom w:val="single" w:color="AAAAAA" w:sz="1"/>
-              <w:right w:val="single" w:color="AAAAAA" w:sz="1"/>
-            </w:tcBorders>
-            <w:vAlign w:val="center"/>
-          </w:tcPr>
-          <w:p>
-            <w:pPr>
-              <w:spacing w:after="40" w:before="40"/>
-              <w:jc w:val="left"/>
-            </w:pPr>
-            <w:r>
-              <w:rPr>
-                <w:rFonts w:ascii="맑은 고딕" w:cs="맑은 고딕" w:eastAsia="맑은 고딕" w:hAnsi="맑은 고딕"/>
-                <w:b w:val="false"/>
-                <w:bCs w:val="false"/>
-                <w:color w:val="000000"/>
-                <w:sz w:val="18"/>
-                <w:szCs w:val="18"/>
-              </w:rPr>
-              <w:t xml:space="preserve">약 1,480ms</w:t>
-            </w:r>
-          </w:p>
-        </w:tc>
-        <w:tc>
-          <w:tcPr>
-            <w:tcW w:type="dxa" w:w="1983"/>
-            <w:tcBorders>
-              <w:top w:val="single" w:color="AAAAAA" w:sz="1"/>
-              <w:left w:val="single" w:color="AAAAAA" w:sz="1"/>
-              <w:bottom w:val="single" w:color="AAAAAA" w:sz="1"/>
-              <w:right w:val="single" w:color="AAAAAA" w:sz="1"/>
-            </w:tcBorders>
-            <w:vAlign w:val="center"/>
-          </w:tcPr>
-          <w:p>
-            <w:pPr>
-              <w:spacing w:after="40" w:before="40"/>
-              <w:jc w:val="left"/>
-            </w:pPr>
-            <w:r>
-              <w:rPr>
-                <w:rFonts w:ascii="맑은 고딕" w:cs="맑은 고딕" w:eastAsia="맑은 고딕" w:hAnsi="맑은 고딕"/>
-                <w:b w:val="false"/>
-                <w:bCs w:val="false"/>
-                <w:color w:val="000000"/>
-                <w:sz w:val="18"/>
-                <w:szCs w:val="18"/>
-              </w:rPr>
-              <w:t xml:space="preserve">약 1,333ms</w:t>
-            </w:r>
-          </w:p>
-        </w:tc>
-        <w:tc>
-          <w:tcPr>
-            <w:tcW w:type="dxa" w:w="1983"/>
-            <w:tcBorders>
-              <w:top w:val="single" w:color="AAAAAA" w:sz="1"/>
-              <w:left w:val="single" w:color="AAAAAA" w:sz="1"/>
-              <w:bottom w:val="single" w:color="AAAAAA" w:sz="1"/>
-              <w:right w:val="single" w:color="AAAAAA" w:sz="1"/>
-            </w:tcBorders>
-            <w:vAlign w:val="center"/>
-          </w:tcPr>
-          <w:p>
-            <w:pPr>
-              <w:spacing w:after="40" w:before="40"/>
-              <w:jc w:val="left"/>
-            </w:pPr>
-            <w:r>
-              <w:rPr>
-                <w:rFonts w:ascii="맑은 고딕" w:cs="맑은 고딕" w:eastAsia="맑은 고딕" w:hAnsi="맑은 고딕"/>
-                <w:b w:val="false"/>
-                <w:bCs w:val="false"/>
-                <w:color w:val="000000"/>
-                <w:sz w:val="18"/>
-                <w:szCs w:val="18"/>
-              </w:rPr>
-              <w:t xml:space="preserve">약 1,458ms</w:t>
-            </w:r>
-          </w:p>
-        </w:tc>
-      </w:tr>
-      <w:tr>
-        <w:tc>
-          <w:tcPr>
-            <w:tcW w:type="dxa" w:w="1983"/>
-            <w:tcBorders>
-              <w:top w:val="single" w:color="AAAAAA" w:sz="1"/>
-              <w:left w:val="single" w:color="AAAAAA" w:sz="1"/>
-              <w:bottom w:val="single" w:color="AAAAAA" w:sz="1"/>
-              <w:right w:val="single" w:color="AAAAAA" w:sz="1"/>
-            </w:tcBorders>
-            <w:vAlign w:val="center"/>
-          </w:tcPr>
-          <w:p>
-            <w:pPr>
-              <w:spacing w:after="40" w:before="40"/>
-              <w:jc w:val="left"/>
-            </w:pPr>
-            <w:r>
-              <w:rPr>
-                <w:rFonts w:ascii="맑은 고딕" w:cs="맑은 고딕" w:eastAsia="맑은 고딕" w:hAnsi="맑은 고딕"/>
-                <w:b w:val="false"/>
-                <w:bCs w:val="false"/>
-                <w:color w:val="000000"/>
-                <w:sz w:val="18"/>
-                <w:szCs w:val="18"/>
-              </w:rPr>
-              <w:t xml:space="preserve">Standard</w:t>
-            </w:r>
-          </w:p>
-        </w:tc>
-        <w:tc>
-          <w:tcPr>
-            <w:tcW w:type="dxa" w:w="1983"/>
-            <w:tcBorders>
-              <w:top w:val="single" w:color="AAAAAA" w:sz="1"/>
-              <w:left w:val="single" w:color="AAAAAA" w:sz="1"/>
-              <w:bottom w:val="single" w:color="AAAAAA" w:sz="1"/>
-              <w:right w:val="single" w:color="AAAAAA" w:sz="1"/>
-            </w:tcBorders>
-            <w:vAlign w:val="center"/>
-          </w:tcPr>
-          <w:p>
-            <w:pPr>
-              <w:spacing w:after="40" w:before="40"/>
-              <w:jc w:val="left"/>
-            </w:pPr>
-            <w:r>
-              <w:rPr>
-                <w:rFonts w:ascii="맑은 고딕" w:cs="맑은 고딕" w:eastAsia="맑은 고딕" w:hAnsi="맑은 고딕"/>
-                <w:b w:val="false"/>
-                <w:bCs w:val="false"/>
-                <w:color w:val="000000"/>
-                <w:sz w:val="18"/>
-                <w:szCs w:val="18"/>
-              </w:rPr>
-              <w:t xml:space="preserve">약 2,522ms</w:t>
-            </w:r>
-          </w:p>
-        </w:tc>
-        <w:tc>
-          <w:tcPr>
-            <w:tcW w:type="dxa" w:w="1983"/>
-            <w:tcBorders>
-              <w:top w:val="single" w:color="AAAAAA" w:sz="1"/>
-              <w:left w:val="single" w:color="AAAAAA" w:sz="1"/>
-              <w:bottom w:val="single" w:color="AAAAAA" w:sz="1"/>
-              <w:right w:val="single" w:color="AAAAAA" w:sz="1"/>
-            </w:tcBorders>
-            <w:vAlign w:val="center"/>
-          </w:tcPr>
-          <w:p>
-            <w:pPr>
-              <w:spacing w:after="40" w:before="40"/>
-              <w:jc w:val="left"/>
-            </w:pPr>
-            <w:r>
-              <w:rPr>
-                <w:rFonts w:ascii="맑은 고딕" w:cs="맑은 고딕" w:eastAsia="맑은 고딕" w:hAnsi="맑은 고딕"/>
-                <w:b w:val="false"/>
-                <w:bCs w:val="false"/>
-                <w:color w:val="000000"/>
-                <w:sz w:val="18"/>
-                <w:szCs w:val="18"/>
-              </w:rPr>
-              <w:t xml:space="preserve">약 2,541ms</w:t>
-            </w:r>
-          </w:p>
-        </w:tc>
-        <w:tc>
-          <w:tcPr>
-            <w:tcW w:type="dxa" w:w="1983"/>
-            <w:tcBorders>
-              <w:top w:val="single" w:color="AAAAAA" w:sz="1"/>
-              <w:left w:val="single" w:color="AAAAAA" w:sz="1"/>
-              <w:bottom w:val="single" w:color="AAAAAA" w:sz="1"/>
-              <w:right w:val="single" w:color="AAAAAA" w:sz="1"/>
-            </w:tcBorders>
-            <w:vAlign w:val="center"/>
-          </w:tcPr>
-          <w:p>
-            <w:pPr>
-              <w:spacing w:after="40" w:before="40"/>
-              <w:jc w:val="left"/>
-            </w:pPr>
-            <w:r>
-              <w:rPr>
-                <w:rFonts w:ascii="맑은 고딕" w:cs="맑은 고딕" w:eastAsia="맑은 고딕" w:hAnsi="맑은 고딕"/>
-                <w:b w:val="false"/>
-                <w:bCs w:val="false"/>
-                <w:color w:val="000000"/>
-                <w:sz w:val="18"/>
-                <w:szCs w:val="18"/>
-              </w:rPr>
-              <w:t xml:space="preserve">약 2,496ms</w:t>
-            </w:r>
-          </w:p>
-        </w:tc>
-      </w:tr>
-      <w:tr>
-        <w:tc>
-          <w:tcPr>
-            <w:tcW w:type="dxa" w:w="1983"/>
-            <w:tcBorders>
-              <w:top w:val="single" w:color="AAAAAA" w:sz="1"/>
-              <w:left w:val="single" w:color="AAAAAA" w:sz="1"/>
-              <w:bottom w:val="single" w:color="AAAAAA" w:sz="1"/>
-              <w:right w:val="single" w:color="AAAAAA" w:sz="1"/>
-            </w:tcBorders>
-            <w:vAlign w:val="center"/>
-          </w:tcPr>
-          <w:p>
-            <w:pPr>
-              <w:spacing w:after="40" w:before="40"/>
-              <w:jc w:val="left"/>
-            </w:pPr>
-            <w:r>
-              <w:rPr>
-                <w:rFonts w:ascii="맑은 고딕" w:cs="맑은 고딕" w:eastAsia="맑은 고딕" w:hAnsi="맑은 고딕"/>
-                <w:b w:val="false"/>
-                <w:bCs w:val="false"/>
-                <w:color w:val="000000"/>
-                <w:sz w:val="18"/>
-                <w:szCs w:val="18"/>
-              </w:rPr>
-              <w:t xml:space="preserve">Free</w:t>
-            </w:r>
-          </w:p>
-        </w:tc>
-        <w:tc>
-          <w:tcPr>
-            <w:tcW w:type="dxa" w:w="1983"/>
-            <w:tcBorders>
-              <w:top w:val="single" w:color="AAAAAA" w:sz="1"/>
-              <w:left w:val="single" w:color="AAAAAA" w:sz="1"/>
-              <w:bottom w:val="single" w:color="AAAAAA" w:sz="1"/>
-              <w:right w:val="single" w:color="AAAAAA" w:sz="1"/>
-            </w:tcBorders>
-            <w:vAlign w:val="center"/>
-          </w:tcPr>
-          <w:p>
-            <w:pPr>
-              <w:spacing w:after="40" w:before="40"/>
-              <w:jc w:val="left"/>
-            </w:pPr>
-            <w:r>
-              <w:rPr>
-                <w:rFonts w:ascii="맑은 고딕" w:cs="맑은 고딕" w:eastAsia="맑은 고딕" w:hAnsi="맑은 고딕"/>
-                <w:b w:val="false"/>
-                <w:bCs w:val="false"/>
-                <w:color w:val="000000"/>
-                <w:sz w:val="18"/>
-                <w:szCs w:val="18"/>
-              </w:rPr>
-              <w:t xml:space="preserve">약 3,561ms</w:t>
-            </w:r>
-          </w:p>
-        </w:tc>
-        <w:tc>
-          <w:tcPr>
-            <w:tcW w:type="dxa" w:w="1983"/>
-            <w:tcBorders>
-              <w:top w:val="single" w:color="AAAAAA" w:sz="1"/>
-              <w:left w:val="single" w:color="AAAAAA" w:sz="1"/>
-              <w:bottom w:val="single" w:color="AAAAAA" w:sz="1"/>
-              <w:right w:val="single" w:color="AAAAAA" w:sz="1"/>
-            </w:tcBorders>
-            <w:vAlign w:val="center"/>
-          </w:tcPr>
-          <w:p>
-            <w:pPr>
-              <w:spacing w:after="40" w:before="40"/>
-              <w:jc w:val="left"/>
-            </w:pPr>
-            <w:r>
-              <w:rPr>
-                <w:rFonts w:ascii="맑은 고딕" w:cs="맑은 고딕" w:eastAsia="맑은 고딕" w:hAnsi="맑은 고딕"/>
-                <w:b w:val="false"/>
-                <w:bCs w:val="false"/>
-                <w:color w:val="000000"/>
-                <w:sz w:val="18"/>
-                <w:szCs w:val="18"/>
-              </w:rPr>
-              <w:t xml:space="preserve">약 3,371ms</w:t>
-            </w:r>
-          </w:p>
-        </w:tc>
-        <w:tc>
-          <w:tcPr>
-            <w:tcW w:type="dxa" w:w="1983"/>
-            <w:tcBorders>
-              <w:top w:val="single" w:color="AAAAAA" w:sz="1"/>
-              <w:left w:val="single" w:color="AAAAAA" w:sz="1"/>
-              <w:bottom w:val="single" w:color="AAAAAA" w:sz="1"/>
-              <w:right w:val="single" w:color="AAAAAA" w:sz="1"/>
-            </w:tcBorders>
-            <w:vAlign w:val="center"/>
-          </w:tcPr>
-          <w:p>
-            <w:pPr>
-              <w:spacing w:after="40" w:before="40"/>
-              <w:jc w:val="left"/>
-            </w:pPr>
-            <w:r>
-              <w:rPr>
-                <w:rFonts w:ascii="맑은 고딕" w:cs="맑은 고딕" w:eastAsia="맑은 고딕" w:hAnsi="맑은 고딕"/>
-                <w:b w:val="false"/>
-                <w:bCs w:val="false"/>
-                <w:color w:val="000000"/>
-                <w:sz w:val="18"/>
-                <w:szCs w:val="18"/>
-              </w:rPr>
-              <w:t xml:space="preserve">약 3,542ms</w:t>
-            </w:r>
-          </w:p>
-        </w:tc>
-      </w:tr>
-    </w:tbl>
-    <w:p>
-      <w:pPr>
-        <w:spacing w:after="80"/>
-      </w:pPr>
-    </w:p>
-    <w:p>
-      <w:pPr>
-        <w:spacing w:after="80"/>
-      </w:pPr>
-    </w:p>
-    <w:p>
-      <w:pPr>
-        <w:spacing w:after="100" w:before="100"/>
-        <w:jc w:val="center"/>
-      </w:pPr>
-      <w:r>
-        <w:drawing>
-          <wp:inline distT="0" distB="0" distL="0" distR="0">
-            <wp:extent cx="5400675" cy="2257425"/>
-            <wp:effectExtent t="0" r="0" b="0" l="0"/>
-            <wp:docPr id="1" name="" descr="" title=""/>
-            <wp:cNvGraphicFramePr>
-              <a:graphicFrameLocks xmlns:a="http://schemas.openxmlformats.org/drawingml/2006/main" noChangeAspect="1"/>
-            </wp:cNvGraphicFramePr>
-            <a:graphic xmlns:a="http://schemas.openxmlformats.org/drawingml/2006/main">
-              <a:graphicData uri="http://schemas.openxmlformats.org/drawingml/2006/picture">
-                <pic:pic xmlns:pic="http://schemas.openxmlformats.org/drawingml/2006/picture">
-                  <pic:nvPicPr>
-                    <pic:cNvPr id="0" name="" descr=""/>
-                    <pic:cNvPicPr>
-                      <a:picLocks noChangeAspect="1" noChangeArrowheads="1"/>
-                    </pic:cNvPicPr>
-                  </pic:nvPicPr>
-                  <pic:blipFill>
-                    <a:blip r:embed="rId14" cstate="none"/>
-                    <a:srcRect/>
-                    <a:stretch>
-                      <a:fillRect/>
-                    </a:stretch>
-                  </pic:blipFill>
-                  <pic:spPr bwMode="auto">
-                    <a:xfrm>
-                      <a:off x="0" y="0"/>
-                      <a:ext cx="5400675" cy="2257425"/>
-                    </a:xfrm>
-                    <a:prstGeom prst="rect">
-                      <a:avLst/>
-                    </a:prstGeom>
-                  </pic:spPr>
-                </pic:pic>
-              </a:graphicData>
-            </a:graphic>
-          </wp:inline>
-        </w:drawing>
-      </w:r>
-    </w:p>
-    <w:p>
-      <w:pPr>
-        <w:spacing w:after="120" w:line="240"/>
-        <w:jc w:val="center"/>
-      </w:pPr>
-      <w:r>
-        <w:rPr>
-          <w:rFonts w:ascii="맑은 고딕" w:cs="맑은 고딕" w:eastAsia="맑은 고딕" w:hAnsi="맑은 고딕"/>
-          <w:i/>
-          <w:iCs/>
-          <w:color w:val="666666"/>
-          <w:sz w:val="18"/>
-          <w:szCs w:val="18"/>
-        </w:rPr>
-        <w:t xml:space="preserve">[그림 6] 실서버 구독 등급별 평균 대기시간 비교</w:t>
-      </w:r>
-    </w:p>
-    <w:p>
-      <w:pPr>
-        <w:spacing w:after="80"/>
-      </w:pPr>
-    </w:p>
-    <w:p>
-      <w:pPr>
-        <w:spacing w:after="120" w:line="240"/>
-      </w:pPr>
-      <w:r>
-        <w:rPr>
-          <w:rFonts w:ascii="맑은 고딕" w:cs="맑은 고딕" w:eastAsia="맑은 고딕" w:hAnsi="맑은 고딕"/>
-          <w:color w:val="000000"/>
-          <w:sz w:val="20"/>
-          <w:szCs w:val="20"/>
-        </w:rPr>
-        <w:t xml:space="preserve">세 알고리즘의 평균 처리 시간이 모두 약 208~209ms로 거의 같았다. 스케줄러는 "누구를 먼저 처리할지"만 정할 뿐 LLM 추론 속도를 바꾸지 못한다. FCFS에서는 도착 순서대로 처리되어 Enterprise → Free 순으로 대기시간이 늘었다(Enterprise를 먼저 보냄). Priority의 경우 구독 등급과 요청 우선순위가 독립적임을 드러내고자 등급별로 서로 다른 우선순위를 혼합 배정하였다(배정 내역은 부록 표 B.2 참조). 그 결과 Enterprise의 NORMAL 요청이 Premium의 URGENT 요청에 밀려 Enterprise 평균 대기시간은 FCFS 대비 증가하였다(432 → 664ms). 반면 Free의 NORMAL 요청은 Standard의 LOW 요청보다 먼저 처리되어 Free 평균 대기시간은 오히려 감소하였다(3,561 → 3,371ms). </w:t>
-      </w:r>
-      <w:r>
-        <w:rPr>
-          <w:rFonts w:ascii="맑은 고딕" w:cs="맑은 고딕" w:eastAsia="맑은 고딕" w:hAnsi="맑은 고딕"/>
-          <w:b/>
-          <w:bCs/>
-          <w:color w:val="000000"/>
-          <w:sz w:val="20"/>
-          <w:szCs w:val="20"/>
-        </w:rPr>
-        <w:t xml:space="preserve">WFQ</w:t>
-      </w:r>
-      <w:r>
-        <w:rPr>
-          <w:rFonts w:ascii="맑은 고딕" w:cs="맑은 고딕" w:eastAsia="맑은 고딕" w:hAnsi="맑은 고딕"/>
-          <w:color w:val="000000"/>
-          <w:sz w:val="20"/>
-          <w:szCs w:val="20"/>
-        </w:rPr>
-        <w:t xml:space="preserve">는 가중치에 따라 Enterprise가 먼저 처리되었다. 요청 수가 적어 등급별 극단적 차이까지는 드러나지 않았으나 시뮬레이션과 같은 패턴이 나타났다.</w:t>
-      </w:r>
-    </w:p>
-    <w:p>
-      <w:pPr>
-        <w:spacing w:after="130" w:before="220" w:line="240"/>
-      </w:pPr>
-      <w:r>
-        <w:rPr>
-          <w:rFonts w:ascii="맑은 고딕" w:cs="맑은 고딕" w:eastAsia="맑은 고딕" w:hAnsi="맑은 고딕"/>
-          <w:b/>
-          <w:bCs/>
-          <w:color w:val="333333"/>
-          <w:sz w:val="24"/>
-          <w:szCs w:val="24"/>
-        </w:rPr>
-        <w:t xml:space="preserve">5.5 공정성 분석</w:t>
-      </w:r>
-    </w:p>
-    <w:p>
-      <w:pPr>
-        <w:spacing w:after="120" w:line="240"/>
-        <w:ind w:left="360"/>
-      </w:pPr>
-      <w:r>
-        <w:rPr>
-          <w:rFonts w:ascii="맑은 고딕" w:cs="맑은 고딕" w:eastAsia="맑은 고딕" w:hAnsi="맑은 고딕"/>
-          <w:i/>
-          <w:iCs/>
-          <w:color w:val="333333"/>
-          <w:sz w:val="20"/>
-          <w:szCs w:val="20"/>
-        </w:rPr>
-        <w:t xml:space="preserve">JFI 계산 방식의 차이부터 짚어둔다. 이 분석에서는 두 가지 기준을 실험 목적에 맞게 구분해 사용하였다.</w:t>
-      </w:r>
-    </w:p>
-    <w:p>
-      <w:pPr>
-        <w:pStyle w:val="ListParagraph"/>
-        <w:numPr>
-          <w:ilvl w:val="0"/>
-          <w:numId w:val="3"/>
-        </w:numPr>
-        <w:spacing w:after="80" w:line="240"/>
-      </w:pPr>
-      <w:r>
-        <w:rPr>
-          <w:rFonts w:ascii="맑은 고딕" w:cs="맑은 고딕" w:eastAsia="맑은 고딕" w:hAnsi="맑은 고딕"/>
-          <w:color w:val="000000"/>
-          <w:sz w:val="20"/>
-          <w:szCs w:val="20"/>
-        </w:rPr>
-        <w:t xml:space="preserve">FCFS, Priority, MLFQ: 등급 간 대기시간 차이 측정 → </w:t>
-      </w:r>
-      <w:r>
-        <w:rPr>
-          <w:rFonts w:ascii="맑은 고딕" w:cs="맑은 고딕" w:eastAsia="맑은 고딕" w:hAnsi="맑은 고딕"/>
-          <w:b/>
-          <w:bCs/>
-          <w:color w:val="000000"/>
-          <w:sz w:val="20"/>
-          <w:szCs w:val="20"/>
-        </w:rPr>
-        <w:t xml:space="preserve">대기시간 기반 JFI</w:t>
-      </w:r>
-      <w:r>
-        <w:rPr>
-          <w:rFonts w:ascii="맑은 고딕" w:cs="맑은 고딕" w:eastAsia="맑은 고딕" w:hAnsi="맑은 고딕"/>
-          <w:color w:val="000000"/>
-          <w:sz w:val="20"/>
-          <w:szCs w:val="20"/>
-        </w:rPr>
-        <w:t xml:space="preserve"> (값이 1에 가까울수록 균등)</w:t>
-      </w:r>
-    </w:p>
-    <w:p>
-      <w:pPr>
-        <w:pStyle w:val="ListParagraph"/>
-        <w:numPr>
-          <w:ilvl w:val="0"/>
-          <w:numId w:val="3"/>
-        </w:numPr>
-        <w:spacing w:after="80" w:line="240"/>
-      </w:pPr>
-      <w:r>
-        <w:rPr>
-          <w:rFonts w:ascii="맑은 고딕" w:cs="맑은 고딕" w:eastAsia="맑은 고딕" w:hAnsi="맑은 고딕"/>
-          <w:color w:val="000000"/>
-          <w:sz w:val="20"/>
-          <w:szCs w:val="20"/>
-        </w:rPr>
-        <w:t xml:space="preserve">WFQ: 가중치 비례 처리량 배분 측정 → WFQScheduler 내장의 </w:t>
-      </w:r>
-      <w:r>
-        <w:rPr>
-          <w:rFonts w:ascii="맑은 고딕" w:cs="맑은 고딕" w:eastAsia="맑은 고딕" w:hAnsi="맑은 고딕"/>
-          <w:b/>
-          <w:bCs/>
-          <w:color w:val="000000"/>
-          <w:sz w:val="20"/>
-          <w:szCs w:val="20"/>
-        </w:rPr>
-        <w:t xml:space="preserve">처리량 기반 JFI</w:t>
-      </w:r>
-      <w:r>
-        <w:rPr>
-          <w:rFonts w:ascii="맑은 고딕" w:cs="맑은 고딕" w:eastAsia="맑은 고딕" w:hAnsi="맑은 고딕"/>
-          <w:color w:val="000000"/>
-          <w:sz w:val="20"/>
-          <w:szCs w:val="20"/>
-        </w:rPr>
-        <w:t xml:space="preserve"> (가중치에 정확히 비례하면 1에 가까워짐)</w:t>
-      </w:r>
-    </w:p>
-    <w:p>
-      <w:pPr>
-        <w:spacing w:after="120" w:line="240"/>
-      </w:pPr>
-      <w:r>
-        <w:rPr>
-          <w:rFonts w:ascii="맑은 고딕" w:cs="맑은 고딕" w:eastAsia="맑은 고딕" w:hAnsi="맑은 고딕"/>
-          <w:color w:val="000000"/>
-          <w:sz w:val="20"/>
-          <w:szCs w:val="20"/>
-        </w:rPr>
-        <w:t xml:space="preserve">표 12 및 그림 7의 0.316과 1.000은 계산 기준이 달라 직접 비교하지 않는다. 각 값의 의미는 아래에서 따로 해석한다.</w:t>
-      </w:r>
-    </w:p>
-    <w:p>
-      <w:pPr>
-        <w:spacing w:after="80" w:line="240"/>
-      </w:pPr>
-      <w:r>
-        <w:rPr>
-          <w:rFonts w:ascii="맑은 고딕" w:cs="맑은 고딕" w:eastAsia="맑은 고딕" w:hAnsi="맑은 고딕"/>
-          <w:b/>
-          <w:bCs/>
-          <w:color w:val="000000"/>
-          <w:sz w:val="20"/>
-          <w:szCs w:val="20"/>
-        </w:rPr>
-        <w:t xml:space="preserve">표 12. 알고리즘별 JFI 비교 (기본 실험, 500건)</w:t>
-      </w:r>
-    </w:p>
-    <w:tbl>
-      <w:tblPr>
-        <w:tblW w:type="auto" w:w="100"/>
-        <w:tblBorders>
-          <w:top w:val="single" w:color="auto" w:sz="4"/>
-          <w:left w:val="single" w:color="auto" w:sz="4"/>
-          <w:bottom w:val="single" w:color="auto" w:sz="4"/>
-          <w:right w:val="single" w:color="auto" w:sz="4"/>
-          <w:insideH w:val="single" w:color="auto" w:sz="4"/>
-          <w:insideV w:val="single" w:color="auto" w:sz="4"/>
-        </w:tblBorders>
-      </w:tblPr>
-      <w:tblGrid>
-        <w:gridCol w:w="1983"/>
-        <w:gridCol w:w="1983"/>
-        <w:gridCol w:w="1983"/>
-        <w:gridCol w:w="1983"/>
-      </w:tblGrid>
-      <w:tr>
-        <w:tc>
-          <w:tcPr>
-            <w:tcW w:type="dxa" w:w="1983"/>
-            <w:tcBorders>
-              <w:top w:val="single" w:color="AAAAAA" w:sz="1"/>
-              <w:left w:val="single" w:color="AAAAAA" w:sz="1"/>
-              <w:bottom w:val="single" w:color="AAAAAA" w:sz="1"/>
-              <w:right w:val="single" w:color="AAAAAA" w:sz="1"/>
-            </w:tcBorders>
-            <w:shd w:fill="D9E2F3" w:val="clear"/>
-            <w:vAlign w:val="center"/>
-          </w:tcPr>
-          <w:p>
-            <w:pPr>
-              <w:spacing w:after="40" w:before="40"/>
-              <w:jc w:val="center"/>
-            </w:pPr>
-            <w:r>
-              <w:rPr>
-                <w:rFonts w:ascii="맑은 고딕" w:cs="맑은 고딕" w:eastAsia="맑은 고딕" w:hAnsi="맑은 고딕"/>
-                <w:b/>
-                <w:bCs/>
-                <w:color w:val="000000"/>
-                <w:sz w:val="18"/>
-                <w:szCs w:val="18"/>
-              </w:rPr>
-              <w:t xml:space="preserve">스케줄러</w:t>
-            </w:r>
-          </w:p>
-        </w:tc>
-        <w:tc>
-          <w:tcPr>
-            <w:tcW w:type="dxa" w:w="1983"/>
-            <w:tcBorders>
-              <w:top w:val="single" w:color="AAAAAA" w:sz="1"/>
-              <w:left w:val="single" w:color="AAAAAA" w:sz="1"/>
-              <w:bottom w:val="single" w:color="AAAAAA" w:sz="1"/>
-              <w:right w:val="single" w:color="AAAAAA" w:sz="1"/>
-            </w:tcBorders>
-            <w:shd w:fill="D9E2F3" w:val="clear"/>
-            <w:vAlign w:val="center"/>
-          </w:tcPr>
-          <w:p>
-            <w:pPr>
-              <w:spacing w:after="40" w:before="40"/>
-              <w:jc w:val="center"/>
-            </w:pPr>
-            <w:r>
-              <w:rPr>
-                <w:rFonts w:ascii="맑은 고딕" w:cs="맑은 고딕" w:eastAsia="맑은 고딕" w:hAnsi="맑은 고딕"/>
-                <w:b/>
-                <w:bCs/>
-                <w:color w:val="000000"/>
-                <w:sz w:val="18"/>
-                <w:szCs w:val="18"/>
-              </w:rPr>
-              <w:t xml:space="preserve">JFI</w:t>
-            </w:r>
-          </w:p>
-        </w:tc>
-        <w:tc>
-          <w:tcPr>
-            <w:tcW w:type="dxa" w:w="1983"/>
-            <w:tcBorders>
-              <w:top w:val="single" w:color="AAAAAA" w:sz="1"/>
-              <w:left w:val="single" w:color="AAAAAA" w:sz="1"/>
-              <w:bottom w:val="single" w:color="AAAAAA" w:sz="1"/>
-              <w:right w:val="single" w:color="AAAAAA" w:sz="1"/>
-            </w:tcBorders>
-            <w:shd w:fill="D9E2F3" w:val="clear"/>
-            <w:vAlign w:val="center"/>
-          </w:tcPr>
-          <w:p>
-            <w:pPr>
-              <w:spacing w:after="40" w:before="40"/>
-              <w:jc w:val="center"/>
-            </w:pPr>
-            <w:r>
-              <w:rPr>
-                <w:rFonts w:ascii="맑은 고딕" w:cs="맑은 고딕" w:eastAsia="맑은 고딕" w:hAnsi="맑은 고딕"/>
-                <w:b/>
-                <w:bCs/>
-                <w:color w:val="000000"/>
-                <w:sz w:val="18"/>
-                <w:szCs w:val="18"/>
-              </w:rPr>
-              <w:t xml:space="preserve">계산 방식</w:t>
-            </w:r>
-          </w:p>
-        </w:tc>
-        <w:tc>
-          <w:tcPr>
-            <w:tcW w:type="dxa" w:w="1983"/>
-            <w:tcBorders>
-              <w:top w:val="single" w:color="AAAAAA" w:sz="1"/>
-              <w:left w:val="single" w:color="AAAAAA" w:sz="1"/>
-              <w:bottom w:val="single" w:color="AAAAAA" w:sz="1"/>
-              <w:right w:val="single" w:color="AAAAAA" w:sz="1"/>
-            </w:tcBorders>
-            <w:shd w:fill="D9E2F3" w:val="clear"/>
-            <w:vAlign w:val="center"/>
-          </w:tcPr>
-          <w:p>
-            <w:pPr>
-              <w:spacing w:after="40" w:before="40"/>
-              <w:jc w:val="center"/>
-            </w:pPr>
-            <w:r>
-              <w:rPr>
-                <w:rFonts w:ascii="맑은 고딕" w:cs="맑은 고딕" w:eastAsia="맑은 고딕" w:hAnsi="맑은 고딕"/>
-                <w:b/>
-                <w:bCs/>
-                <w:color w:val="000000"/>
-                <w:sz w:val="18"/>
-                <w:szCs w:val="18"/>
-              </w:rPr>
-              <w:t xml:space="preserve">해석</w:t>
-            </w:r>
-          </w:p>
-        </w:tc>
-      </w:tr>
-      <w:tr>
-        <w:tc>
-          <w:tcPr>
-            <w:tcW w:type="dxa" w:w="1983"/>
-            <w:tcBorders>
-              <w:top w:val="single" w:color="AAAAAA" w:sz="1"/>
-              <w:left w:val="single" w:color="AAAAAA" w:sz="1"/>
-              <w:bottom w:val="single" w:color="AAAAAA" w:sz="1"/>
-              <w:right w:val="single" w:color="AAAAAA" w:sz="1"/>
-            </w:tcBorders>
-            <w:vAlign w:val="center"/>
-          </w:tcPr>
-          <w:p>
-            <w:pPr>
-              <w:spacing w:after="40" w:before="40"/>
-              <w:jc w:val="left"/>
-            </w:pPr>
-            <w:r>
-              <w:rPr>
-                <w:rFonts w:ascii="맑은 고딕" w:cs="맑은 고딕" w:eastAsia="맑은 고딕" w:hAnsi="맑은 고딕"/>
-                <w:b w:val="false"/>
-                <w:bCs w:val="false"/>
-                <w:color w:val="000000"/>
-                <w:sz w:val="18"/>
-                <w:szCs w:val="18"/>
-              </w:rPr>
-              <w:t xml:space="preserve">FCFS</w:t>
-            </w:r>
-          </w:p>
-        </w:tc>
-        <w:tc>
-          <w:tcPr>
-            <w:tcW w:type="dxa" w:w="1983"/>
-            <w:tcBorders>
-              <w:top w:val="single" w:color="AAAAAA" w:sz="1"/>
-              <w:left w:val="single" w:color="AAAAAA" w:sz="1"/>
-              <w:bottom w:val="single" w:color="AAAAAA" w:sz="1"/>
-              <w:right w:val="single" w:color="AAAAAA" w:sz="1"/>
-            </w:tcBorders>
-            <w:vAlign w:val="center"/>
-          </w:tcPr>
-          <w:p>
-            <w:pPr>
-              <w:spacing w:after="40" w:before="40"/>
-              <w:jc w:val="left"/>
-            </w:pPr>
-            <w:r>
-              <w:rPr>
-                <w:rFonts w:ascii="맑은 고딕" w:cs="맑은 고딕" w:eastAsia="맑은 고딕" w:hAnsi="맑은 고딕"/>
-                <w:b w:val="false"/>
-                <w:bCs w:val="false"/>
-                <w:color w:val="000000"/>
-                <w:sz w:val="18"/>
-                <w:szCs w:val="18"/>
-              </w:rPr>
-              <w:t xml:space="preserve">1.000</w:t>
-            </w:r>
-          </w:p>
-        </w:tc>
-        <w:tc>
-          <w:tcPr>
-            <w:tcW w:type="dxa" w:w="1983"/>
-            <w:tcBorders>
-              <w:top w:val="single" w:color="AAAAAA" w:sz="1"/>
-              <w:left w:val="single" w:color="AAAAAA" w:sz="1"/>
-              <w:bottom w:val="single" w:color="AAAAAA" w:sz="1"/>
-              <w:right w:val="single" w:color="AAAAAA" w:sz="1"/>
-            </w:tcBorders>
-            <w:vAlign w:val="center"/>
-          </w:tcPr>
-          <w:p>
-            <w:pPr>
-              <w:spacing w:after="40" w:before="40"/>
-              <w:jc w:val="left"/>
-            </w:pPr>
-            <w:r>
-              <w:rPr>
-                <w:rFonts w:ascii="맑은 고딕" w:cs="맑은 고딕" w:eastAsia="맑은 고딕" w:hAnsi="맑은 고딕"/>
-                <w:b w:val="false"/>
-                <w:bCs w:val="false"/>
-                <w:color w:val="000000"/>
-                <w:sz w:val="18"/>
-                <w:szCs w:val="18"/>
-              </w:rPr>
-              <w:t xml:space="preserve">대기시간 기반</w:t>
-            </w:r>
-          </w:p>
-        </w:tc>
-        <w:tc>
-          <w:tcPr>
-            <w:tcW w:type="dxa" w:w="1983"/>
-            <w:tcBorders>
-              <w:top w:val="single" w:color="AAAAAA" w:sz="1"/>
-              <w:left w:val="single" w:color="AAAAAA" w:sz="1"/>
-              <w:bottom w:val="single" w:color="AAAAAA" w:sz="1"/>
-              <w:right w:val="single" w:color="AAAAAA" w:sz="1"/>
-            </w:tcBorders>
-            <w:vAlign w:val="center"/>
-          </w:tcPr>
-          <w:p>
-            <w:pPr>
-              <w:spacing w:after="40" w:before="40"/>
-              <w:jc w:val="left"/>
-            </w:pPr>
-            <w:r>
-              <w:rPr>
-                <w:rFonts w:ascii="맑은 고딕" w:cs="맑은 고딕" w:eastAsia="맑은 고딕" w:hAnsi="맑은 고딕"/>
-                <w:b w:val="false"/>
-                <w:bCs w:val="false"/>
-                <w:color w:val="000000"/>
-                <w:sz w:val="18"/>
-                <w:szCs w:val="18"/>
-              </w:rPr>
-              <w:t xml:space="preserve">완전 공정 (도착 순서대로 처리)</w:t>
-            </w:r>
-          </w:p>
-        </w:tc>
-      </w:tr>
-      <w:tr>
-        <w:tc>
-          <w:tcPr>
-            <w:tcW w:type="dxa" w:w="1983"/>
-            <w:tcBorders>
-              <w:top w:val="single" w:color="AAAAAA" w:sz="1"/>
-              <w:left w:val="single" w:color="AAAAAA" w:sz="1"/>
-              <w:bottom w:val="single" w:color="AAAAAA" w:sz="1"/>
-              <w:right w:val="single" w:color="AAAAAA" w:sz="1"/>
-            </w:tcBorders>
-            <w:vAlign w:val="center"/>
-          </w:tcPr>
-          <w:p>
-            <w:pPr>
-              <w:spacing w:after="40" w:before="40"/>
-              <w:jc w:val="left"/>
-            </w:pPr>
-            <w:r>
-              <w:rPr>
-                <w:rFonts w:ascii="맑은 고딕" w:cs="맑은 고딕" w:eastAsia="맑은 고딕" w:hAnsi="맑은 고딕"/>
-                <w:b w:val="false"/>
-                <w:bCs w:val="false"/>
-                <w:color w:val="000000"/>
-                <w:sz w:val="18"/>
-                <w:szCs w:val="18"/>
-              </w:rPr>
-              <w:t xml:space="preserve">Priority</w:t>
-            </w:r>
-          </w:p>
-        </w:tc>
-        <w:tc>
-          <w:tcPr>
-            <w:tcW w:type="dxa" w:w="1983"/>
-            <w:tcBorders>
-              <w:top w:val="single" w:color="AAAAAA" w:sz="1"/>
-              <w:left w:val="single" w:color="AAAAAA" w:sz="1"/>
-              <w:bottom w:val="single" w:color="AAAAAA" w:sz="1"/>
-              <w:right w:val="single" w:color="AAAAAA" w:sz="1"/>
-            </w:tcBorders>
-            <w:vAlign w:val="center"/>
-          </w:tcPr>
-          <w:p>
-            <w:pPr>
-              <w:spacing w:after="40" w:before="40"/>
-              <w:jc w:val="left"/>
-            </w:pPr>
-            <w:r>
-              <w:rPr>
-                <w:rFonts w:ascii="맑은 고딕" w:cs="맑은 고딕" w:eastAsia="맑은 고딕" w:hAnsi="맑은 고딕"/>
-                <w:b w:val="false"/>
-                <w:bCs w:val="false"/>
-                <w:color w:val="000000"/>
-                <w:sz w:val="18"/>
-                <w:szCs w:val="18"/>
-              </w:rPr>
-              <w:t xml:space="preserve">1.000</w:t>
-            </w:r>
-          </w:p>
-        </w:tc>
-        <w:tc>
-          <w:tcPr>
-            <w:tcW w:type="dxa" w:w="1983"/>
-            <w:tcBorders>
-              <w:top w:val="single" w:color="AAAAAA" w:sz="1"/>
-              <w:left w:val="single" w:color="AAAAAA" w:sz="1"/>
-              <w:bottom w:val="single" w:color="AAAAAA" w:sz="1"/>
-              <w:right w:val="single" w:color="AAAAAA" w:sz="1"/>
-            </w:tcBorders>
-            <w:vAlign w:val="center"/>
-          </w:tcPr>
-          <w:p>
-            <w:pPr>
-              <w:spacing w:after="40" w:before="40"/>
-              <w:jc w:val="left"/>
-            </w:pPr>
-            <w:r>
-              <w:rPr>
-                <w:rFonts w:ascii="맑은 고딕" w:cs="맑은 고딕" w:eastAsia="맑은 고딕" w:hAnsi="맑은 고딕"/>
-                <w:b w:val="false"/>
-                <w:bCs w:val="false"/>
-                <w:color w:val="000000"/>
-                <w:sz w:val="18"/>
-                <w:szCs w:val="18"/>
-              </w:rPr>
-              <w:t xml:space="preserve">대기시간 기반</w:t>
-            </w:r>
-          </w:p>
-        </w:tc>
-        <w:tc>
-          <w:tcPr>
-            <w:tcW w:type="dxa" w:w="1983"/>
-            <w:tcBorders>
-              <w:top w:val="single" w:color="AAAAAA" w:sz="1"/>
-              <w:left w:val="single" w:color="AAAAAA" w:sz="1"/>
-              <w:bottom w:val="single" w:color="AAAAAA" w:sz="1"/>
-              <w:right w:val="single" w:color="AAAAAA" w:sz="1"/>
-            </w:tcBorders>
-            <w:vAlign w:val="center"/>
-          </w:tcPr>
-          <w:p>
-            <w:pPr>
-              <w:spacing w:after="40" w:before="40"/>
-              <w:jc w:val="left"/>
-            </w:pPr>
-            <w:r>
-              <w:rPr>
-                <w:rFonts w:ascii="맑은 고딕" w:cs="맑은 고딕" w:eastAsia="맑은 고딕" w:hAnsi="맑은 고딕"/>
-                <w:b w:val="false"/>
-                <w:bCs w:val="false"/>
-                <w:color w:val="000000"/>
-                <w:sz w:val="18"/>
-                <w:szCs w:val="18"/>
-              </w:rPr>
-              <w:t xml:space="preserve">사용자 간 공정 (우선순위는 요청 단위)</w:t>
-            </w:r>
-          </w:p>
-        </w:tc>
-      </w:tr>
-      <w:tr>
-        <w:tc>
-          <w:tcPr>
-            <w:tcW w:type="dxa" w:w="1983"/>
-            <w:tcBorders>
-              <w:top w:val="single" w:color="AAAAAA" w:sz="1"/>
-              <w:left w:val="single" w:color="AAAAAA" w:sz="1"/>
-              <w:bottom w:val="single" w:color="AAAAAA" w:sz="1"/>
-              <w:right w:val="single" w:color="AAAAAA" w:sz="1"/>
-            </w:tcBorders>
-            <w:vAlign w:val="center"/>
-          </w:tcPr>
-          <w:p>
-            <w:pPr>
-              <w:spacing w:after="40" w:before="40"/>
-              <w:jc w:val="left"/>
-            </w:pPr>
-            <w:r>
-              <w:rPr>
-                <w:rFonts w:ascii="맑은 고딕" w:cs="맑은 고딕" w:eastAsia="맑은 고딕" w:hAnsi="맑은 고딕"/>
-                <w:b w:val="false"/>
-                <w:bCs w:val="false"/>
-                <w:color w:val="000000"/>
-                <w:sz w:val="18"/>
-                <w:szCs w:val="18"/>
-              </w:rPr>
-              <w:t xml:space="preserve">MLFQ (비선점형)</w:t>
-            </w:r>
-          </w:p>
-        </w:tc>
-        <w:tc>
-          <w:tcPr>
-            <w:tcW w:type="dxa" w:w="1983"/>
-            <w:tcBorders>
-              <w:top w:val="single" w:color="AAAAAA" w:sz="1"/>
-              <w:left w:val="single" w:color="AAAAAA" w:sz="1"/>
-              <w:bottom w:val="single" w:color="AAAAAA" w:sz="1"/>
-              <w:right w:val="single" w:color="AAAAAA" w:sz="1"/>
-            </w:tcBorders>
-            <w:vAlign w:val="center"/>
-          </w:tcPr>
-          <w:p>
-            <w:pPr>
-              <w:spacing w:after="40" w:before="40"/>
-              <w:jc w:val="left"/>
-            </w:pPr>
-            <w:r>
-              <w:rPr>
-                <w:rFonts w:ascii="맑은 고딕" w:cs="맑은 고딕" w:eastAsia="맑은 고딕" w:hAnsi="맑은 고딕"/>
-                <w:b w:val="false"/>
-                <w:bCs w:val="false"/>
-                <w:color w:val="000000"/>
-                <w:sz w:val="18"/>
-                <w:szCs w:val="18"/>
-              </w:rPr>
-              <w:t xml:space="preserve">1.000</w:t>
-            </w:r>
-          </w:p>
-        </w:tc>
-        <w:tc>
-          <w:tcPr>
-            <w:tcW w:type="dxa" w:w="1983"/>
-            <w:tcBorders>
-              <w:top w:val="single" w:color="AAAAAA" w:sz="1"/>
-              <w:left w:val="single" w:color="AAAAAA" w:sz="1"/>
-              <w:bottom w:val="single" w:color="AAAAAA" w:sz="1"/>
-              <w:right w:val="single" w:color="AAAAAA" w:sz="1"/>
-            </w:tcBorders>
-            <w:vAlign w:val="center"/>
-          </w:tcPr>
-          <w:p>
-            <w:pPr>
-              <w:spacing w:after="40" w:before="40"/>
-              <w:jc w:val="left"/>
-            </w:pPr>
-            <w:r>
-              <w:rPr>
-                <w:rFonts w:ascii="맑은 고딕" w:cs="맑은 고딕" w:eastAsia="맑은 고딕" w:hAnsi="맑은 고딕"/>
-                <w:b w:val="false"/>
-                <w:bCs w:val="false"/>
-                <w:color w:val="000000"/>
-                <w:sz w:val="18"/>
-                <w:szCs w:val="18"/>
-              </w:rPr>
-              <w:t xml:space="preserve">대기시간 기반</w:t>
-            </w:r>
-          </w:p>
-        </w:tc>
-        <w:tc>
-          <w:tcPr>
-            <w:tcW w:type="dxa" w:w="1983"/>
-            <w:tcBorders>
-              <w:top w:val="single" w:color="AAAAAA" w:sz="1"/>
-              <w:left w:val="single" w:color="AAAAAA" w:sz="1"/>
-              <w:bottom w:val="single" w:color="AAAAAA" w:sz="1"/>
-              <w:right w:val="single" w:color="AAAAAA" w:sz="1"/>
-            </w:tcBorders>
-            <w:vAlign w:val="center"/>
-          </w:tcPr>
-          <w:p>
-            <w:pPr>
-              <w:spacing w:after="40" w:before="40"/>
-              <w:jc w:val="left"/>
-            </w:pPr>
-            <w:r>
-              <w:rPr>
-                <w:rFonts w:ascii="맑은 고딕" w:cs="맑은 고딕" w:eastAsia="맑은 고딕" w:hAnsi="맑은 고딕"/>
-                <w:b w:val="false"/>
-                <w:bCs w:val="false"/>
-                <w:color w:val="000000"/>
-                <w:sz w:val="18"/>
-                <w:szCs w:val="18"/>
-              </w:rPr>
-              <w:t xml:space="preserve">완전 공정 (FCFS와 동일)</w:t>
-            </w:r>
-          </w:p>
-        </w:tc>
-      </w:tr>
-      <w:tr>
-        <w:tc>
-          <w:tcPr>
-            <w:tcW w:type="dxa" w:w="1983"/>
-            <w:tcBorders>
-              <w:top w:val="single" w:color="AAAAAA" w:sz="1"/>
-              <w:left w:val="single" w:color="AAAAAA" w:sz="1"/>
-              <w:bottom w:val="single" w:color="AAAAAA" w:sz="1"/>
-              <w:right w:val="single" w:color="AAAAAA" w:sz="1"/>
-            </w:tcBorders>
-            <w:vAlign w:val="center"/>
-          </w:tcPr>
-          <w:p>
-            <w:pPr>
-              <w:spacing w:after="40" w:before="40"/>
-              <w:jc w:val="left"/>
-            </w:pPr>
-            <w:r>
-              <w:rPr>
-                <w:rFonts w:ascii="맑은 고딕" w:cs="맑은 고딕" w:eastAsia="맑은 고딕" w:hAnsi="맑은 고딕"/>
-                <w:b w:val="false"/>
-                <w:bCs w:val="false"/>
-                <w:color w:val="000000"/>
-                <w:sz w:val="18"/>
-                <w:szCs w:val="18"/>
-              </w:rPr>
-              <w:t xml:space="preserve">WFQ</w:t>
-            </w:r>
-          </w:p>
-        </w:tc>
-        <w:tc>
-          <w:tcPr>
-            <w:tcW w:type="dxa" w:w="1983"/>
-            <w:tcBorders>
-              <w:top w:val="single" w:color="AAAAAA" w:sz="1"/>
-              <w:left w:val="single" w:color="AAAAAA" w:sz="1"/>
-              <w:bottom w:val="single" w:color="AAAAAA" w:sz="1"/>
-              <w:right w:val="single" w:color="AAAAAA" w:sz="1"/>
-            </w:tcBorders>
-            <w:vAlign w:val="center"/>
-          </w:tcPr>
-          <w:p>
-            <w:pPr>
-              <w:spacing w:after="40" w:before="40"/>
-              <w:jc w:val="left"/>
-            </w:pPr>
-            <w:r>
-              <w:rPr>
-                <w:rFonts w:ascii="맑은 고딕" w:cs="맑은 고딕" w:eastAsia="맑은 고딕" w:hAnsi="맑은 고딕"/>
-                <w:b w:val="false"/>
-                <w:bCs w:val="false"/>
-                <w:color w:val="000000"/>
-                <w:sz w:val="18"/>
-                <w:szCs w:val="18"/>
-              </w:rPr>
-              <w:t xml:space="preserve">0.316</w:t>
-            </w:r>
-          </w:p>
-        </w:tc>
-        <w:tc>
-          <w:tcPr>
-            <w:tcW w:type="dxa" w:w="1983"/>
-            <w:tcBorders>
-              <w:top w:val="single" w:color="AAAAAA" w:sz="1"/>
-              <w:left w:val="single" w:color="AAAAAA" w:sz="1"/>
-              <w:bottom w:val="single" w:color="AAAAAA" w:sz="1"/>
-              <w:right w:val="single" w:color="AAAAAA" w:sz="1"/>
-            </w:tcBorders>
-            <w:vAlign w:val="center"/>
-          </w:tcPr>
-          <w:p>
-            <w:pPr>
-              <w:spacing w:after="40" w:before="40"/>
-              <w:jc w:val="left"/>
-            </w:pPr>
-            <w:r>
-              <w:rPr>
-                <w:rFonts w:ascii="맑은 고딕" w:cs="맑은 고딕" w:eastAsia="맑은 고딕" w:hAnsi="맑은 고딕"/>
-                <w:b w:val="false"/>
-                <w:bCs w:val="false"/>
-                <w:color w:val="000000"/>
-                <w:sz w:val="18"/>
-                <w:szCs w:val="18"/>
-              </w:rPr>
-              <w:t xml:space="preserve">처리량 기반</w:t>
-            </w:r>
-          </w:p>
-        </w:tc>
-        <w:tc>
-          <w:tcPr>
-            <w:tcW w:type="dxa" w:w="1983"/>
-            <w:tcBorders>
-              <w:top w:val="single" w:color="AAAAAA" w:sz="1"/>
-              <w:left w:val="single" w:color="AAAAAA" w:sz="1"/>
-              <w:bottom w:val="single" w:color="AAAAAA" w:sz="1"/>
-              <w:right w:val="single" w:color="AAAAAA" w:sz="1"/>
-            </w:tcBorders>
-            <w:vAlign w:val="center"/>
-          </w:tcPr>
-          <w:p>
-            <w:pPr>
-              <w:spacing w:after="40" w:before="40"/>
-              <w:jc w:val="left"/>
-            </w:pPr>
-            <w:r>
-              <w:rPr>
-                <w:rFonts w:ascii="맑은 고딕" w:cs="맑은 고딕" w:eastAsia="맑은 고딕" w:hAnsi="맑은 고딕"/>
-                <w:b w:val="false"/>
-                <w:bCs w:val="false"/>
-                <w:color w:val="000000"/>
-                <w:sz w:val="18"/>
-                <w:szCs w:val="18"/>
-              </w:rPr>
-              <w:t xml:space="preserve">의도적 차등 (가중치 기반)</w:t>
-            </w:r>
-          </w:p>
-        </w:tc>
-      </w:tr>
-    </w:tbl>
-    <w:p>
-      <w:pPr>
-        <w:spacing w:after="80"/>
-      </w:pPr>
-    </w:p>
-    <w:p>
-      <w:pPr>
-        <w:spacing w:after="80"/>
-      </w:pPr>
-    </w:p>
-    <w:p>
-      <w:pPr>
-        <w:spacing w:after="100" w:before="100"/>
-        <w:jc w:val="center"/>
-      </w:pPr>
-      <w:r>
-        <w:drawing>
-          <wp:inline distT="0" distB="0" distL="0" distR="0">
-            <wp:extent cx="5400675" cy="2400300"/>
-            <wp:effectExtent t="0" r="0" b="0" l="0"/>
-            <wp:docPr id="1" name="" descr="" title=""/>
-            <wp:cNvGraphicFramePr>
-              <a:graphicFrameLocks xmlns:a="http://schemas.openxmlformats.org/drawingml/2006/main" noChangeAspect="1"/>
-            </wp:cNvGraphicFramePr>
-            <a:graphic xmlns:a="http://schemas.openxmlformats.org/drawingml/2006/main">
-              <a:graphicData uri="http://schemas.openxmlformats.org/drawingml/2006/picture">
-                <pic:pic xmlns:pic="http://schemas.openxmlformats.org/drawingml/2006/picture">
-                  <pic:nvPicPr>
-                    <pic:cNvPr id="0" name="" descr=""/>
-                    <pic:cNvPicPr>
-                      <a:picLocks noChangeAspect="1" noChangeArrowheads="1"/>
-                    </pic:cNvPicPr>
-                  </pic:nvPicPr>
-                  <pic:blipFill>
-                    <a:blip r:embed="rId15" cstate="none"/>
-                    <a:srcRect/>
-                    <a:stretch>
-                      <a:fillRect/>
-                    </a:stretch>
-                  </pic:blipFill>
-                  <pic:spPr bwMode="auto">
-                    <a:xfrm>
-                      <a:off x="0" y="0"/>
-                      <a:ext cx="5400675" cy="2400300"/>
-                    </a:xfrm>
-                    <a:prstGeom prst="rect">
-                      <a:avLst/>
-                    </a:prstGeom>
-                  </pic:spPr>
-                </pic:pic>
-              </a:graphicData>
-            </a:graphic>
-          </wp:inline>
-        </w:drawing>
-      </w:r>
-    </w:p>
-    <w:p>
-      <w:pPr>
-        <w:spacing w:after="120" w:line="240"/>
-        <w:jc w:val="center"/>
-      </w:pPr>
-      <w:r>
-        <w:rPr>
-          <w:rFonts w:ascii="맑은 고딕" w:cs="맑은 고딕" w:eastAsia="맑은 고딕" w:hAnsi="맑은 고딕"/>
-          <w:i/>
-          <w:iCs/>
-          <w:color w:val="666666"/>
-          <w:sz w:val="18"/>
-          <w:szCs w:val="18"/>
-        </w:rPr>
-        <w:t xml:space="preserve">[그림 7] 알고리즘별 Jain's Fairness Index(JFI) 비교</w:t>
-      </w:r>
-    </w:p>
     <w:p>
       <w:pPr>
         <w:spacing w:after="80"/>

--- a/06-final-report/final/final-report.docx
+++ b/06-final-report/final/final-report.docx
@@ -4459,7 +4459,7 @@
           <w:sz w:val="20"/>
           <w:szCs w:val="20"/>
         </w:rPr>
-        <w:t xml:space="preserve">실험은 세 가지로 나누어 진행하였다. 기본 실험, MLFQ 선점형 실험, 실서버 실험이다. 실험별 주요 설정은 표 5에 정리하였다. 앞의 두 실험은 시간 기반 시뮬레이션이고, 실서버 실험은 Ollama로 실제 LLM을 호출해 진행하였다. 기본 실험은 짧은 요청을 차례로 보내서 4개 알고리즘을 같은 조건에서 비교하였고, MLFQ 선점형 실험은 처리 시간이 다양한 요청을 한꺼번에 몰아 보내서 MLFQ의 강등과 선점 효과를 따로 확인하였다. 시뮬레이션은 각 요청에 처리 시간을 미리 정해 두고, 스케줄러가 정한 순서대로 한 건씩 처리하는 방식이다. 네트워크 지연이나 LLM 응답 시간의 변동이 없어서 알고리즘 자체의 특성만 비교할 수 있다. 반복 실험에서는 고정 시드(Seed, 난수의 시작값이라 같은 시드로 실행하면 같은 요청 패턴을 다시 만들 수 있다)를 써서 같은 결과를 다시 얻을 수 있도록 하였다.</w:t>
+        <w:t xml:space="preserve">실험은 세 가지로 나누어 진행하였다. 기본 실험, MLFQ 선점형 실험, 실서버 실험이다. 실험별 주요 설정은 표 5에 정리하였다. 앞의 두 실험은 시간 기반 시뮬레이션이고, 실서버 실험은 Ollama로 실제 LLM을 호출해 진행하였다. 기본 실험은 짧은 요청을 차례로 보내서 4개 알고리즘을 같은 조건에서 비교하였고, MLFQ 선점형 실험은 처리 시간이 다양한 요청을 한꺼번에 몰아 보내서 MLFQ의 강등과 선점 효과를 따로 확인하였다. 시뮬레이션은 각 요청에 처리 시간을 미리 정해 두고, 스케줄러가 정한 순서대로 한 건씩 처리하는 방식이다. 네트워크 지연이나 LLM 응답 시간의 변동이 없어서 알고리즘 자체의 특성만 비교할 수 있다. 시드 정책은 실험마다 다른데, 기본 실험은 처리 시간 폭이 좁아서(10~100ms) 고정 시드(Seed, 난수의 시작값이라 같은 시드로 실행하면 같은 요청 패턴을 다시 만들 수 있다)를 한 번 써도 결과가 일관되게 나온다. 반면 MLFQ 선점형 실험은 처리 시간이 100ms~10초로 폭이 넓고 시드에 따라 어떤 요청이 짧거나 긴 요청이 될지 달라지므로, 5개 시드로 반복해 개선율이 특정 시드에 의존하지 않는지 확인하였다. 실서버 실험은 우선순위 배정과 프롬프트가 고정되어 있어 시드를 따로 쓰지 않았다.</w:t>
       </w:r>
     </w:p>
     <w:p>

--- a/06-final-report/final/final-report.docx
+++ b/06-final-report/final/final-report.docx
@@ -3649,7 +3649,7 @@
           <w:sz w:val="20"/>
           <w:szCs w:val="20"/>
         </w:rPr>
-        <w:t xml:space="preserve">실서버는 위 dequeue로 꺼낸 요청을 끝까지 처리하는 비선점형 흐름을 사용한다. 클래스에는 선점 메서드(`checkPreemption`, `preempt`)도 함께 정의되어 있으며, 시뮬레이션 스크립트(`run-multi-seed.js`, 5개 시드로 반복하는 다중 시드 실험기)가 이를 호출해 선점형 동작을 확인한다. 시뮬레이션은 500ms 타임 슬라이스 단위로 누적 사용 시간을 점검해 할당량을 넘기면 하위 큐로 강등하고, 5초 주기 부스팅으로 하위 큐의 기아를 막는다.</w:t>
+        <w:t xml:space="preserve">실서버는 위 dequeue로 꺼낸 요청을 끝까지 처리하는 비선점형 흐름을 사용한다. 클래스에는 선점 메서드(`checkPreemption`, `preempt`)도 함께 정의되어 있으며, 기본 실험(`run-extended.js`)과 5개 시드로 반복하는 선점형 시뮬레이션(`run-multi-seed.js`) 모두 이를 호출하지만, 처리 시간 폭이 넓은 후자에서만 실제 강등과 선점이 다수 발생한다. 시뮬레이션은 500ms 타임 슬라이스 단위로 누적 사용 시간을 점검해 할당량을 넘기면 하위 큐로 강등하고, 5초 주기 부스팅으로 하위 큐의 기아를 막는다.</w:t>
       </w:r>
     </w:p>
     <w:p>
@@ -4459,7 +4459,21 @@
           <w:sz w:val="20"/>
           <w:szCs w:val="20"/>
         </w:rPr>
-        <w:t xml:space="preserve">실험은 세 가지로 나누어 진행하였다. 기본 실험, MLFQ 선점형 실험, 실서버 실험이다. 실험별 주요 설정은 표 5에 정리하였다. 앞의 두 실험은 시간 기반 시뮬레이션이고, 실서버 실험은 Ollama로 실제 LLM을 호출해 진행하였다. 기본 실험은 짧은 요청을 차례로 보내서 4개 알고리즘을 같은 조건에서 비교하였고, MLFQ 선점형 실험은 처리 시간이 다양한 요청을 한꺼번에 몰아 보내서 MLFQ의 강등과 선점 효과를 따로 확인하였다. 시뮬레이션은 각 요청에 처리 시간을 미리 정해 두고, 스케줄러가 정한 순서대로 한 건씩 처리하는 방식이다. 네트워크 지연이나 LLM 응답 시간의 변동이 없어서 알고리즘 자체의 특성만 비교할 수 있다. 시드 정책은 실험마다 다른데, 기본 실험은 처리 시간 폭이 좁아서(10~100ms) 고정 시드(Seed, 난수의 시작값이라 같은 시드로 실행하면 같은 요청 패턴을 다시 만들 수 있다)를 한 번 써도 결과가 일관되게 나온다. 반면 MLFQ 선점형 실험은 처리 시간이 100ms~10초로 폭이 넓고 시드에 따라 어떤 요청이 짧거나 긴 요청이 될지 달라지므로, 5개 시드로 반복해 개선율이 특정 시드에 의존하지 않는지 확인하였다. 실서버 실험은 우선순위 배정과 프롬프트가 고정되어 있어 시드를 따로 쓰지 않았다.</w:t>
+        <w:t xml:space="preserve">실험은 세 가지로 나누어 진행하였다. 기본 실험, MLFQ 선점형 실험, 실서버 실험이다. 실험별 주요 설정은 표 5에 정리하였다. 앞의 두 실험은 시간 기반 시뮬레이션이고, 실서버 실험은 Ollama로 실제 LLM을 호출해 진행하였다. 기본 실험은 짧은 요청을 차례로 보내서 4개 알고리즘을 같은 조건에서 비교하였고, MLFQ 선점형 실험은 처리 시간이 다양한 요청을 한꺼번에 몰아 보내서 MLFQ의 강등과 선점 효과를 따로 확인하였다. 시뮬레이션은 각 요청에 처리 시간을 미리 정해 두고, 스케줄러가 정한 순서대로 한 건씩 처리하는 방식이다. 네트워크 지연이나 LLM 응답 시간의 변동이 없어서 알고리즘 자체의 특성만 비교할 수 있다.</w:t>
+      </w:r>
+    </w:p>
+    <w:p>
+      <w:pPr>
+        <w:spacing w:after="120" w:line="240"/>
+      </w:pPr>
+      <w:r>
+        <w:rPr>
+          <w:rFonts w:ascii="맑은 고딕" w:cs="맑은 고딕" w:eastAsia="맑은 고딕" w:hAnsi="맑은 고딕"/>
+          <w:color w:val="000000"/>
+          <w:sz w:val="20"/>
+          <w:szCs w:val="20"/>
+        </w:rPr>
+        <w:t xml:space="preserve">시드(Seed) 정책은 실험마다 다른데, 기본 실험은 처리 시간 폭이 좁아서(10~100ms) 시드를 바꿔도 결과가 크게 달라지지 않을 것으로 보고 고정 시드(42)만 사용하였다. 반면 MLFQ 선점형 실험은 처리 시간이 100ms~10초로 폭이 넓고 시드에 따라 어떤 요청이 짧거나 긴 요청이 될지 달라지므로, 5개 시드로 반복해 개선율이 특정 시드에 의존하지 않는지 확인하였다. 실서버 실험은 우선순위 배정과 프롬프트가 고정되어 있어 시드를 따로 쓰지 않았다.</w:t>
       </w:r>
     </w:p>
     <w:p>
@@ -5381,7 +5395,7 @@
                 <w:sz w:val="18"/>
                 <w:szCs w:val="18"/>
               </w:rPr>
-              <w:t xml:space="preserve">비선점형</w:t>
+              <w:t xml:space="preserve">선점형 (강등 미발생)</w:t>
             </w:r>
           </w:p>
         </w:tc>
@@ -5646,7 +5660,7 @@
                 <w:sz w:val="18"/>
                 <w:szCs w:val="18"/>
               </w:rPr>
-              <w:t xml:space="preserve">5개 랜덤 시드</w:t>
+              <w:t xml:space="preserve">5개 시드</w:t>
             </w:r>
           </w:p>
         </w:tc>
@@ -6678,7 +6692,7 @@
                 <w:sz w:val="18"/>
                 <w:szCs w:val="18"/>
               </w:rPr>
-              <w:t xml:space="preserve">MLFQ (비선점형)</w:t>
+              <w:t xml:space="preserve">MLFQ</w:t>
             </w:r>
           </w:p>
         </w:tc>
@@ -6930,16 +6944,16 @@
           <w:sz w:val="20"/>
           <w:szCs w:val="20"/>
         </w:rPr>
-        <w:t xml:space="preserve">MLFQ(비선점형)</w:t>
-      </w:r>
-      <w:r>
-        <w:rPr>
-          <w:rFonts w:ascii="맑은 고딕" w:cs="맑은 고딕" w:eastAsia="맑은 고딕" w:hAnsi="맑은 고딕"/>
-          <w:color w:val="000000"/>
-          <w:sz w:val="20"/>
-          <w:szCs w:val="20"/>
-        </w:rPr>
-        <w:t xml:space="preserve">의 결과는 FCFS와 같았다. 모든 요청이 Q0 할당량(1,000ms) 안에 완료되어 하위 큐로 내려갈 일이 없었고, 비선점형 특성상 요청이 도착 순서대로 처리된 탓이다. 이론적 효과를 따로 확인하려고 5.3절에서 선점형 실험을 추가하였다. </w:t>
+        <w:t xml:space="preserve">MLFQ</w:t>
+      </w:r>
+      <w:r>
+        <w:rPr>
+          <w:rFonts w:ascii="맑은 고딕" w:cs="맑은 고딕" w:eastAsia="맑은 고딕" w:hAnsi="맑은 고딕"/>
+          <w:color w:val="000000"/>
+          <w:sz w:val="20"/>
+          <w:szCs w:val="20"/>
+        </w:rPr>
+        <w:t xml:space="preserve">의 결과는 FCFS와 같았다. 모든 요청이 Q0 할당량(1,000ms) 안에 완료되어 하위 큐로 내려갈 일이 없었고, 강등이 일어나지 않아 결과적으로 도착 순서대로 처리되었다. 이론적 효과를 따로 확인하려고 5.3절에서 선점형 실험을 추가하였다. </w:t>
       </w:r>
       <w:r>
         <w:rPr>
@@ -10069,7 +10083,7 @@
                 <w:sz w:val="18"/>
                 <w:szCs w:val="18"/>
               </w:rPr>
-              <w:t xml:space="preserve">MLFQ (비선점형)</w:t>
+              <w:t xml:space="preserve">MLFQ</w:t>
             </w:r>
           </w:p>
         </w:tc>
@@ -10296,7 +10310,7 @@
           <w:sz w:val="20"/>
           <w:szCs w:val="20"/>
         </w:rPr>
-        <w:t xml:space="preserve">FCFS, Priority, MLFQ(비선점형)의 JFI 1.000은 세 알고리즘이 구독 등급을 고려하지 않기 때문이다. Priority는 처리 순서는 바뀌지만 우선순위가 요청 단위로 배정되어 사용자 간 차이는 없다.</w:t>
+        <w:t xml:space="preserve">FCFS, Priority, MLFQ의 JFI 1.000은 세 알고리즘이 구독 등급을 고려하지 않기 때문이다. Priority는 처리 순서는 바뀌지만 우선순위가 요청 단위로 배정되어 사용자 간 차이는 없다.</w:t>
       </w:r>
     </w:p>
     <w:p>
@@ -11798,7 +11812,7 @@
           <w:sz w:val="20"/>
           <w:szCs w:val="20"/>
         </w:rPr>
-        <w:t xml:space="preserve">: FCFS, Priority, MLFQ(비선점형)의 JFI는 모두 1.000으로 균등 배분이 이루어졌다. WFQ의 시스템 수준 JFI는 0.316이었으나, 이는 가중치 기반 의도적 차등의 결과이다. Enterprise의 대기시간이 Free보다 약 12배 짧아 가중치 순서에 대응하는 차등 서비스가 확인되었다.</w:t>
+        <w:t xml:space="preserve">: FCFS, Priority, MLFQ의 JFI는 모두 1.000으로 균등 배분이 이루어졌다. WFQ의 시스템 수준 JFI는 0.316이었으나, 이는 가중치 기반 의도적 차등의 결과이다. Enterprise의 대기시간이 Free보다 약 12배 짧아 가중치 순서에 대응하는 차등 서비스가 확인되었다.</w:t>
       </w:r>
     </w:p>
     <w:p>

--- a/06-final-report/final/final-report.docx
+++ b/06-final-report/final/final-report.docx
@@ -4459,7 +4459,7 @@
           <w:sz w:val="20"/>
           <w:szCs w:val="20"/>
         </w:rPr>
-        <w:t xml:space="preserve">실험은 세 가지로 나누어 진행하였다. 기본 실험, MLFQ 선점형 실험, 실서버 실험이다. 실험별 주요 설정은 표 5에 정리하였다. 앞의 두 실험은 시간 기반 시뮬레이션이고, 실서버 실험은 Ollama로 실제 LLM을 호출해 진행하였다. 기본 실험은 짧은 요청을 차례로 보내서 4개 알고리즘을 같은 조건에서 비교하였고, MLFQ 선점형 실험은 처리 시간이 다양한 요청을 한꺼번에 몰아 보내서 MLFQ의 강등과 선점 효과를 따로 확인하였다. 시뮬레이션은 각 요청에 처리 시간을 미리 정해 두고, 스케줄러가 정한 순서대로 한 건씩 처리하는 방식이다. 네트워크 지연이나 LLM 응답 시간의 변동이 없어서 알고리즘 자체의 특성만 비교할 수 있다.</w:t>
+        <w:t xml:space="preserve">실험은 세 가지로 나누어 진행하였다. 기본 실험, MLFQ 선점형 실험, 실서버 실험이다. 실험별 주요 설정은 표 5에 정리하였다. 앞의 두 실험은 시간 기반 시뮬레이션이고, 실서버 실험은 Ollama로 실제 LLM을 호출해 진행하였다. 기본 실험은 짧은 요청을 차례로 보내서 4개 알고리즘을 같은 조건에서 비교하였고, MLFQ 선점형 실험은 처리 시간이 다양한 요청을 한꺼번에 몰아 보내는 버스트(Burst, 짧은 시간에 여러 요청이 동시에 몰리는 상황) 도착으로 MLFQ의 강등과 선점 효과를 따로 확인하였다. 시뮬레이션은 각 요청에 처리 시간을 미리 정해 두고, 스케줄러가 정한 순서대로 한 건씩 처리하는 방식이다. 네트워크 지연이나 LLM 응답 시간의 변동이 없어서 알고리즘 자체의 특성만 비교할 수 있다.</w:t>
       </w:r>
     </w:p>
     <w:p>
@@ -5306,7 +5306,7 @@
                 <w:sz w:val="18"/>
                 <w:szCs w:val="18"/>
               </w:rPr>
-              <w:t xml:space="preserve">버스트 (20건 동시 × 25회)</w:t>
+              <w:t xml:space="preserve">버스트 (20건 동시 × 25회, 2초 간격)</w:t>
             </w:r>
           </w:p>
         </w:tc>
@@ -5336,124 +5336,6 @@
                 <w:szCs w:val="18"/>
               </w:rPr>
               <w:t xml:space="preserve">버스트 (20건 동시)</w:t>
-            </w:r>
-          </w:p>
-        </w:tc>
-      </w:tr>
-      <w:tr>
-        <w:tc>
-          <w:tcPr>
-            <w:tcW w:type="dxa" w:w="1983"/>
-            <w:tcBorders>
-              <w:top w:val="single" w:color="AAAAAA" w:sz="1"/>
-              <w:left w:val="single" w:color="AAAAAA" w:sz="1"/>
-              <w:bottom w:val="single" w:color="AAAAAA" w:sz="1"/>
-              <w:right w:val="single" w:color="AAAAAA" w:sz="1"/>
-            </w:tcBorders>
-            <w:vAlign w:val="center"/>
-          </w:tcPr>
-          <w:p>
-            <w:pPr>
-              <w:spacing w:after="40" w:before="40"/>
-              <w:jc w:val="left"/>
-            </w:pPr>
-            <w:r>
-              <w:rPr>
-                <w:rFonts w:ascii="맑은 고딕" w:cs="맑은 고딕" w:eastAsia="맑은 고딕" w:hAnsi="맑은 고딕"/>
-                <w:b w:val="false"/>
-                <w:bCs w:val="false"/>
-                <w:color w:val="000000"/>
-                <w:sz w:val="18"/>
-                <w:szCs w:val="18"/>
-              </w:rPr>
-              <w:t xml:space="preserve">MLFQ 모드</w:t>
-            </w:r>
-          </w:p>
-        </w:tc>
-        <w:tc>
-          <w:tcPr>
-            <w:tcW w:type="dxa" w:w="1983"/>
-            <w:tcBorders>
-              <w:top w:val="single" w:color="AAAAAA" w:sz="1"/>
-              <w:left w:val="single" w:color="AAAAAA" w:sz="1"/>
-              <w:bottom w:val="single" w:color="AAAAAA" w:sz="1"/>
-              <w:right w:val="single" w:color="AAAAAA" w:sz="1"/>
-            </w:tcBorders>
-            <w:vAlign w:val="center"/>
-          </w:tcPr>
-          <w:p>
-            <w:pPr>
-              <w:spacing w:after="40" w:before="40"/>
-              <w:jc w:val="left"/>
-            </w:pPr>
-            <w:r>
-              <w:rPr>
-                <w:rFonts w:ascii="맑은 고딕" w:cs="맑은 고딕" w:eastAsia="맑은 고딕" w:hAnsi="맑은 고딕"/>
-                <w:b w:val="false"/>
-                <w:bCs w:val="false"/>
-                <w:color w:val="000000"/>
-                <w:sz w:val="18"/>
-                <w:szCs w:val="18"/>
-              </w:rPr>
-              <w:t xml:space="preserve">선점형 (강등 미발생)</w:t>
-            </w:r>
-          </w:p>
-        </w:tc>
-        <w:tc>
-          <w:tcPr>
-            <w:tcW w:type="dxa" w:w="1983"/>
-            <w:tcBorders>
-              <w:top w:val="single" w:color="AAAAAA" w:sz="1"/>
-              <w:left w:val="single" w:color="AAAAAA" w:sz="1"/>
-              <w:bottom w:val="single" w:color="AAAAAA" w:sz="1"/>
-              <w:right w:val="single" w:color="AAAAAA" w:sz="1"/>
-            </w:tcBorders>
-            <w:vAlign w:val="center"/>
-          </w:tcPr>
-          <w:p>
-            <w:pPr>
-              <w:spacing w:after="40" w:before="40"/>
-              <w:jc w:val="left"/>
-            </w:pPr>
-            <w:r>
-              <w:rPr>
-                <w:rFonts w:ascii="맑은 고딕" w:cs="맑은 고딕" w:eastAsia="맑은 고딕" w:hAnsi="맑은 고딕"/>
-                <w:b w:val="false"/>
-                <w:bCs w:val="false"/>
-                <w:color w:val="000000"/>
-                <w:sz w:val="18"/>
-                <w:szCs w:val="18"/>
-              </w:rPr>
-              <w:t xml:space="preserve">선점형 (500ms 간격)</w:t>
-            </w:r>
-          </w:p>
-        </w:tc>
-        <w:tc>
-          <w:tcPr>
-            <w:tcW w:type="dxa" w:w="1983"/>
-            <w:tcBorders>
-              <w:top w:val="single" w:color="AAAAAA" w:sz="1"/>
-              <w:left w:val="single" w:color="AAAAAA" w:sz="1"/>
-              <w:bottom w:val="single" w:color="AAAAAA" w:sz="1"/>
-              <w:right w:val="single" w:color="AAAAAA" w:sz="1"/>
-            </w:tcBorders>
-            <w:vAlign w:val="center"/>
-          </w:tcPr>
-          <w:p>
-            <w:pPr>
-              <w:spacing w:after="40" w:before="40"/>
-              <w:jc w:val="left"/>
-            </w:pPr>
-            <w:r>
-              <w:rPr>
-                <w:rFonts w:ascii="맑은 고딕" w:cs="맑은 고딕" w:eastAsia="맑은 고딕" w:hAnsi="맑은 고딕"/>
-                <w:b w:val="false"/>
-                <w:bCs w:val="false"/>
-                <w:color w:val="000000"/>
-                <w:sz w:val="18"/>
-                <w:szCs w:val="18"/>
-              </w:rPr>
-              <w:t xml:space="preserve">비선점형</w:t>
             </w:r>
           </w:p>
         </w:tc>
@@ -6241,7 +6123,7 @@
           <w:sz w:val="20"/>
           <w:szCs w:val="20"/>
         </w:rPr>
-        <w:t xml:space="preserve">Short는 최상위 큐에서 완료되고 Medium과 Long은 시간 할당량 초과로 하위 큐로 강등되도록 설계하였다. 버스트(Burst, 짧은 시간에 여러 요청이 동시에 몰리는 상황) 도착 패턴은 대기열에 요청이 쌓인 상태에서 스케줄러가 순서를 정하도록 유도한다. 이를 위해 20건씩 동시에 큐에 넣었다. 모든 실험에서 요청은 1건씩 순차 처리된다. JFI 계산 방식의 차이는 5.5절에서 다루며, 대규모 환경은 향후 연구 과제로 남긴다 (7.2절).</w:t>
+        <w:t xml:space="preserve">Short는 최상위 큐에서 완료되고 Medium과 Long은 시간 할당량 초과로 하위 큐로 강등되도록 설계하였다. 버스트 도착 패턴은 대기열에 요청이 쌓인 상태에서 스케줄러가 순서를 정하도록 유도한다. 이를 위해 20건씩 동시에 큐에 넣었다. 모든 실험에서 요청은 1건씩 순차 처리된다. JFI 계산 방식의 차이는 5.5절에서 다루며, 대규모 환경은 향후 연구 과제로 남긴다 (7.2절).</w:t>
       </w:r>
     </w:p>
     <w:p>

--- a/06-final-report/final/final-report.docx
+++ b/06-final-report/final/final-report.docx
@@ -6123,7 +6123,7 @@
           <w:sz w:val="20"/>
           <w:szCs w:val="20"/>
         </w:rPr>
-        <w:t xml:space="preserve">Short는 최상위 큐에서 완료되고 Medium과 Long은 시간 할당량 초과로 하위 큐로 강등되도록 설계하였다. 버스트 도착 패턴은 대기열에 요청이 쌓인 상태에서 스케줄러가 순서를 정하도록 유도한다. 이를 위해 20건씩 동시에 큐에 넣었다. 모든 실험에서 요청은 1건씩 순차 처리된다. JFI 계산 방식의 차이는 5.5절에서 다루며, 대규모 환경은 향후 연구 과제로 남긴다 (7.2절).</w:t>
+        <w:t xml:space="preserve">Short는 최상위 큐에서 완료되고 Medium과 Long은 시간 할당량 초과로 하위 큐로 강등되도록 설계하였다. 요청이 한 건씩 순차로 도착하면 큐에 한두 건만 있어 스케줄러가 정렬할 대상이 부족하므로, 버스트 도착 패턴으로 20건씩 한꺼번에 큐에 넣어 스케줄러가 어떤 요청을 먼저 처리할지 결정하도록 하였다. 모든 실험에서 요청은 1건씩 순차 처리된다. JFI 계산 방식의 차이는 5.5절에서 다루며, 대규모 환경은 향후 연구 과제로 남긴다 (7.2절).</w:t>
       </w:r>
     </w:p>
     <w:p>

--- a/06-final-report/final/final-report.docx
+++ b/06-final-report/final/final-report.docx
@@ -6801,7 +6801,7 @@
           <w:sz w:val="20"/>
           <w:szCs w:val="20"/>
         </w:rPr>
-        <w:t xml:space="preserve">"대기시간(wait time)"은 요청이 대기열에 들어간 시점부터 처리가 시작된 시점까지이다. 단, 5.3절의 선점형 MLFQ 비교에서는 처리가 여러 번 중단되었다가 다시 시작되므로 "응답시간(도착부터 완료까지)"으로 단위를 바꾼다.</w:t>
+        <w:t xml:space="preserve">"대기시간(wait time)"은 요청이 대기열에 들어간 시점부터 처리가 시작된 시점까지이다. 단, 5.3절의 선점형 MLFQ 비교에서는 처리가 여러 번 중단되었다가 다시 시작되므로 "응답시간(도착부터 완료까지)"으로 단위를 변경하였다.</w:t>
       </w:r>
     </w:p>
     <w:p>

--- a/06-final-report/final/final-report.docx
+++ b/06-final-report/final/final-report.docx
@@ -6815,7 +6815,7 @@
           <w:sz w:val="20"/>
           <w:szCs w:val="20"/>
         </w:rPr>
-        <w:t xml:space="preserve">FCFS에서는 도착 순서대로 처리되어 네 명이 대기시간을 고르게 부담하였다 (JFI = 1.000). Priority는 처리 순서가 바뀌었지만 전체 평균은 FCFS와 거의 같았다. 처리 시간이 짧아(10~100ms) 에이징이 작동하기 전에 처리가 끝나서 우선순위 효과 자체는 거의 드러나지 않았다. </w:t>
+        <w:t xml:space="preserve">FCFS는 요청을 도착 순서대로 처리하므로 사용자 간 대기시간 차이가 없었다 (JFI = 1.000). Priority는 처리 순서가 바뀌었지만 전체 평균은 FCFS와 거의 같았다. 처리 시간이 짧아(10~100ms) 에이징이 작동하기 전에 처리가 끝나서 우선순위 효과 자체는 거의 드러나지 않았다. </w:t>
       </w:r>
       <w:r>
         <w:rPr>
@@ -6855,7 +6855,7 @@
           <w:sz w:val="20"/>
           <w:szCs w:val="20"/>
         </w:rPr>
-        <w:t xml:space="preserve">는 전체 평균이 가장 낮았으나 구독 등급별 차이가 컸다 (표 8). JFI = 0.316은 5.5절에서 분석한다.</w:t>
+        <w:t xml:space="preserve">는 전체 평균이 가장 낮았으나 구독 등급별 차이가 컸다 (표 8). JFI(0.316)는 5.5절에서 분석한다.</w:t>
       </w:r>
     </w:p>
     <w:p>
@@ -7356,7 +7356,7 @@
           <w:sz w:val="20"/>
           <w:szCs w:val="20"/>
         </w:rPr>
-        <w:t xml:space="preserve">Enterprise의 대기시간은 Free의 약 1/12 수준으로, 가중치에 비례한 차등 서비스가 확인되었다. 100:1의 극단적 차이까지 벌어지지 않은 것은 요청이 대기열에 순차 도착하는 실험 설계 때문이다.</w:t>
+        <w:t xml:space="preserve">Enterprise의 대기시간은 Free의 약 1/12 수준으로, 가중치에 비례한 차등 서비스가 확인되었다. 100:1은 가중치(처리량) 비율이므로 대기시간 비율은 그보다 평탄하게 나타난다.</w:t>
       </w:r>
     </w:p>
     <w:p>
@@ -7386,7 +7386,7 @@
           <w:sz w:val="20"/>
           <w:szCs w:val="20"/>
         </w:rPr>
-        <w:t xml:space="preserve">비선점형 MLFQ가 FCFS와 같은 결과를 보였기 때문에, MLFQ의 이론적 효과를 따로 확인하려고 선점형 시뮬레이션을 추가하였다. 요청 500건, 처리 시간 최대 10초, 버스트 도착 구조로 5개 시드에 걸쳐 반복하였다. 지표는 응답시간(도착부터 완료까지)을 사용한다. 요청 유형별 응답시간 비교 결과는 표 9 및 그림 4와 같다.</w:t>
+        <w:t xml:space="preserve">비선점형 MLFQ가 FCFS와 같은 결과를 보였기 때문에, MLFQ의 이론적 효과를 따로 확인하려고 선점형 시뮬레이션을 추가하였다. 요청 500건, 처리 시간 최대 10초, 버스트 도착 구조로 5개 시드에 걸쳐 반복하였다. 지표는 응답시간을 사용하였다. 요청 유형별 응답시간 비교 결과는 표 9와 같다.</w:t>
       </w:r>
     </w:p>
     <w:p>
@@ -8025,6 +8025,1225 @@
     </w:p>
     <w:p>
       <w:pPr>
+        <w:spacing w:after="120" w:line="240"/>
+      </w:pPr>
+      <w:r>
+        <w:rPr>
+          <w:rFonts w:ascii="맑은 고딕" w:cs="맑은 고딕" w:eastAsia="맑은 고딕" w:hAnsi="맑은 고딕"/>
+          <w:color w:val="000000"/>
+          <w:sz w:val="20"/>
+          <w:szCs w:val="20"/>
+        </w:rPr>
+        <w:t xml:space="preserve">Short는 Q0 안에 완료되어 강등 없이 처리되므로 응답시간이 FCFS 대비 약 73% 감소하였다. 반면 Long은 하위 큐로 밀려 약 89% 증가, Medium은 약 13% 증가하였다. 부스팅(Rule 5, 5초 주기)으로 Long의 기아 상태는 방지된다.</w:t>
+      </w:r>
+    </w:p>
+    <w:p>
+      <w:pPr>
+        <w:spacing w:after="120" w:line="240"/>
+      </w:pPr>
+      <w:r>
+        <w:rPr>
+          <w:rFonts w:ascii="맑은 고딕" w:cs="맑은 고딕" w:eastAsia="맑은 고딕" w:hAnsi="맑은 고딕"/>
+          <w:b/>
+          <w:bCs/>
+          <w:color w:val="000000"/>
+          <w:sz w:val="20"/>
+          <w:szCs w:val="20"/>
+        </w:rPr>
+        <w:t xml:space="preserve">재현성 확인</w:t>
+      </w:r>
+      <w:r>
+        <w:rPr>
+          <w:rFonts w:ascii="맑은 고딕" w:cs="맑은 고딕" w:eastAsia="맑은 고딕" w:hAnsi="맑은 고딕"/>
+          <w:color w:val="000000"/>
+          <w:sz w:val="20"/>
+          <w:szCs w:val="20"/>
+        </w:rPr>
+        <w:t xml:space="preserve">: 5개 시드에서 Short 개선율이 71.8~74.3%의 좁은 범위에 모였고 평균은 약 73%였다. 따라서 이 개선이 특정 시드에 의존하지 않음을 확인하였다. 다만 5개 시드의 제한된 반복이라 실제 트래픽 패턴에서는 효과가 달라질 수 있다.</w:t>
+      </w:r>
+    </w:p>
+    <w:p>
+      <w:pPr>
+        <w:spacing w:after="130" w:before="220" w:line="240"/>
+      </w:pPr>
+      <w:r>
+        <w:rPr>
+          <w:rFonts w:ascii="맑은 고딕" w:cs="맑은 고딕" w:eastAsia="맑은 고딕" w:hAnsi="맑은 고딕"/>
+          <w:b/>
+          <w:bCs/>
+          <w:color w:val="333333"/>
+          <w:sz w:val="24"/>
+          <w:szCs w:val="24"/>
+        </w:rPr>
+        <w:t xml:space="preserve">5.4 실서버 실험</w:t>
+      </w:r>
+    </w:p>
+    <w:p>
+      <w:pPr>
+        <w:spacing w:after="120" w:line="240"/>
+      </w:pPr>
+      <w:r>
+        <w:rPr>
+          <w:rFonts w:ascii="맑은 고딕" w:cs="맑은 고딕" w:eastAsia="맑은 고딕" w:hAnsi="맑은 고딕"/>
+          <w:color w:val="000000"/>
+          <w:sz w:val="20"/>
+          <w:szCs w:val="20"/>
+        </w:rPr>
+        <w:t xml:space="preserve">시뮬레이션에서 확인한 스케줄링 순서 차이가 실제 LLM 환경에서도 재현되는지 보고자 Ollama로 실서버 실험을 진행하였다. 사용 모델은 2026년 4월 공개된 Google Gemma 4 계열의 `gemma4:e4b`이며, 약 40억 개 파라미터(Parameter, 모델이 학습해 가진 가중치 값)를 가진 중형 모델로 로컬 Ollama 서버에서 실행하였다. 출력은 최대 20토큰으로 제한하였다. 총 20건(등급별 5건)을 동시에 큐에 넣은 뒤 FCFS, Priority, WFQ 세 알고리즘을 비교하였다(비선점형 MLFQ는 5.2절에서 FCFS와 같음이 확인되어 제외하였다). 전체 결과는 표 10, 구독 등급별 세부는 표 11 및 그림 4에 정리하였다.</w:t>
+      </w:r>
+    </w:p>
+    <w:p>
+      <w:pPr>
+        <w:spacing w:after="80" w:line="240"/>
+      </w:pPr>
+      <w:r>
+        <w:rPr>
+          <w:rFonts w:ascii="맑은 고딕" w:cs="맑은 고딕" w:eastAsia="맑은 고딕" w:hAnsi="맑은 고딕"/>
+          <w:b/>
+          <w:bCs/>
+          <w:color w:val="000000"/>
+          <w:sz w:val="20"/>
+          <w:szCs w:val="20"/>
+        </w:rPr>
+        <w:t xml:space="preserve">표 10. 실서버 실험 결과</w:t>
+      </w:r>
+    </w:p>
+    <w:tbl>
+      <w:tblPr>
+        <w:tblW w:type="auto" w:w="100"/>
+        <w:tblBorders>
+          <w:top w:val="single" w:color="auto" w:sz="4"/>
+          <w:left w:val="single" w:color="auto" w:sz="4"/>
+          <w:bottom w:val="single" w:color="auto" w:sz="4"/>
+          <w:right w:val="single" w:color="auto" w:sz="4"/>
+          <w:insideH w:val="single" w:color="auto" w:sz="4"/>
+          <w:insideV w:val="single" w:color="auto" w:sz="4"/>
+        </w:tblBorders>
+      </w:tblPr>
+      <w:tblGrid>
+        <w:gridCol w:w="1983"/>
+        <w:gridCol w:w="1983"/>
+        <w:gridCol w:w="1983"/>
+        <w:gridCol w:w="1983"/>
+      </w:tblGrid>
+      <w:tr>
+        <w:tc>
+          <w:tcPr>
+            <w:tcW w:type="dxa" w:w="1983"/>
+            <w:tcBorders>
+              <w:top w:val="single" w:color="AAAAAA" w:sz="1"/>
+              <w:left w:val="single" w:color="AAAAAA" w:sz="1"/>
+              <w:bottom w:val="single" w:color="AAAAAA" w:sz="1"/>
+              <w:right w:val="single" w:color="AAAAAA" w:sz="1"/>
+            </w:tcBorders>
+            <w:shd w:fill="D9E2F3" w:val="clear"/>
+            <w:vAlign w:val="center"/>
+          </w:tcPr>
+          <w:p>
+            <w:pPr>
+              <w:spacing w:after="40" w:before="40"/>
+              <w:jc w:val="center"/>
+            </w:pPr>
+            <w:r>
+              <w:rPr>
+                <w:rFonts w:ascii="맑은 고딕" w:cs="맑은 고딕" w:eastAsia="맑은 고딕" w:hAnsi="맑은 고딕"/>
+                <w:b/>
+                <w:bCs/>
+                <w:color w:val="000000"/>
+                <w:sz w:val="18"/>
+                <w:szCs w:val="18"/>
+              </w:rPr>
+              <w:t xml:space="preserve">스케줄러</w:t>
+            </w:r>
+          </w:p>
+        </w:tc>
+        <w:tc>
+          <w:tcPr>
+            <w:tcW w:type="dxa" w:w="1983"/>
+            <w:tcBorders>
+              <w:top w:val="single" w:color="AAAAAA" w:sz="1"/>
+              <w:left w:val="single" w:color="AAAAAA" w:sz="1"/>
+              <w:bottom w:val="single" w:color="AAAAAA" w:sz="1"/>
+              <w:right w:val="single" w:color="AAAAAA" w:sz="1"/>
+            </w:tcBorders>
+            <w:shd w:fill="D9E2F3" w:val="clear"/>
+            <w:vAlign w:val="center"/>
+          </w:tcPr>
+          <w:p>
+            <w:pPr>
+              <w:spacing w:after="40" w:before="40"/>
+              <w:jc w:val="center"/>
+            </w:pPr>
+            <w:r>
+              <w:rPr>
+                <w:rFonts w:ascii="맑은 고딕" w:cs="맑은 고딕" w:eastAsia="맑은 고딕" w:hAnsi="맑은 고딕"/>
+                <w:b/>
+                <w:bCs/>
+                <w:color w:val="000000"/>
+                <w:sz w:val="18"/>
+                <w:szCs w:val="18"/>
+              </w:rPr>
+              <w:t xml:space="preserve">평균 대기시간</w:t>
+            </w:r>
+          </w:p>
+        </w:tc>
+        <w:tc>
+          <w:tcPr>
+            <w:tcW w:type="dxa" w:w="1983"/>
+            <w:tcBorders>
+              <w:top w:val="single" w:color="AAAAAA" w:sz="1"/>
+              <w:left w:val="single" w:color="AAAAAA" w:sz="1"/>
+              <w:bottom w:val="single" w:color="AAAAAA" w:sz="1"/>
+              <w:right w:val="single" w:color="AAAAAA" w:sz="1"/>
+            </w:tcBorders>
+            <w:shd w:fill="D9E2F3" w:val="clear"/>
+            <w:vAlign w:val="center"/>
+          </w:tcPr>
+          <w:p>
+            <w:pPr>
+              <w:spacing w:after="40" w:before="40"/>
+              <w:jc w:val="center"/>
+            </w:pPr>
+            <w:r>
+              <w:rPr>
+                <w:rFonts w:ascii="맑은 고딕" w:cs="맑은 고딕" w:eastAsia="맑은 고딕" w:hAnsi="맑은 고딕"/>
+                <w:b/>
+                <w:bCs/>
+                <w:color w:val="000000"/>
+                <w:sz w:val="18"/>
+                <w:szCs w:val="18"/>
+              </w:rPr>
+              <w:t xml:space="preserve">평균 처리 시간</w:t>
+            </w:r>
+          </w:p>
+        </w:tc>
+        <w:tc>
+          <w:tcPr>
+            <w:tcW w:type="dxa" w:w="1983"/>
+            <w:tcBorders>
+              <w:top w:val="single" w:color="AAAAAA" w:sz="1"/>
+              <w:left w:val="single" w:color="AAAAAA" w:sz="1"/>
+              <w:bottom w:val="single" w:color="AAAAAA" w:sz="1"/>
+              <w:right w:val="single" w:color="AAAAAA" w:sz="1"/>
+            </w:tcBorders>
+            <w:shd w:fill="D9E2F3" w:val="clear"/>
+            <w:vAlign w:val="center"/>
+          </w:tcPr>
+          <w:p>
+            <w:pPr>
+              <w:spacing w:after="40" w:before="40"/>
+              <w:jc w:val="center"/>
+            </w:pPr>
+            <w:r>
+              <w:rPr>
+                <w:rFonts w:ascii="맑은 고딕" w:cs="맑은 고딕" w:eastAsia="맑은 고딕" w:hAnsi="맑은 고딕"/>
+                <w:b/>
+                <w:bCs/>
+                <w:color w:val="000000"/>
+                <w:sz w:val="18"/>
+                <w:szCs w:val="18"/>
+              </w:rPr>
+              <w:t xml:space="preserve">전체 소요 시간</w:t>
+            </w:r>
+          </w:p>
+        </w:tc>
+      </w:tr>
+      <w:tr>
+        <w:tc>
+          <w:tcPr>
+            <w:tcW w:type="dxa" w:w="1983"/>
+            <w:tcBorders>
+              <w:top w:val="single" w:color="AAAAAA" w:sz="1"/>
+              <w:left w:val="single" w:color="AAAAAA" w:sz="1"/>
+              <w:bottom w:val="single" w:color="AAAAAA" w:sz="1"/>
+              <w:right w:val="single" w:color="AAAAAA" w:sz="1"/>
+            </w:tcBorders>
+            <w:vAlign w:val="center"/>
+          </w:tcPr>
+          <w:p>
+            <w:pPr>
+              <w:spacing w:after="40" w:before="40"/>
+              <w:jc w:val="left"/>
+            </w:pPr>
+            <w:r>
+              <w:rPr>
+                <w:rFonts w:ascii="맑은 고딕" w:cs="맑은 고딕" w:eastAsia="맑은 고딕" w:hAnsi="맑은 고딕"/>
+                <w:b w:val="false"/>
+                <w:bCs w:val="false"/>
+                <w:color w:val="000000"/>
+                <w:sz w:val="18"/>
+                <w:szCs w:val="18"/>
+              </w:rPr>
+              <w:t xml:space="preserve">FCFS</w:t>
+            </w:r>
+          </w:p>
+        </w:tc>
+        <w:tc>
+          <w:tcPr>
+            <w:tcW w:type="dxa" w:w="1983"/>
+            <w:tcBorders>
+              <w:top w:val="single" w:color="AAAAAA" w:sz="1"/>
+              <w:left w:val="single" w:color="AAAAAA" w:sz="1"/>
+              <w:bottom w:val="single" w:color="AAAAAA" w:sz="1"/>
+              <w:right w:val="single" w:color="AAAAAA" w:sz="1"/>
+            </w:tcBorders>
+            <w:vAlign w:val="center"/>
+          </w:tcPr>
+          <w:p>
+            <w:pPr>
+              <w:spacing w:after="40" w:before="40"/>
+              <w:jc w:val="left"/>
+            </w:pPr>
+            <w:r>
+              <w:rPr>
+                <w:rFonts w:ascii="맑은 고딕" w:cs="맑은 고딕" w:eastAsia="맑은 고딕" w:hAnsi="맑은 고딕"/>
+                <w:b w:val="false"/>
+                <w:bCs w:val="false"/>
+                <w:color w:val="000000"/>
+                <w:sz w:val="18"/>
+                <w:szCs w:val="18"/>
+              </w:rPr>
+              <w:t xml:space="preserve">약 1,998ms</w:t>
+            </w:r>
+          </w:p>
+        </w:tc>
+        <w:tc>
+          <w:tcPr>
+            <w:tcW w:type="dxa" w:w="1983"/>
+            <w:tcBorders>
+              <w:top w:val="single" w:color="AAAAAA" w:sz="1"/>
+              <w:left w:val="single" w:color="AAAAAA" w:sz="1"/>
+              <w:bottom w:val="single" w:color="AAAAAA" w:sz="1"/>
+              <w:right w:val="single" w:color="AAAAAA" w:sz="1"/>
+            </w:tcBorders>
+            <w:vAlign w:val="center"/>
+          </w:tcPr>
+          <w:p>
+            <w:pPr>
+              <w:spacing w:after="40" w:before="40"/>
+              <w:jc w:val="left"/>
+            </w:pPr>
+            <w:r>
+              <w:rPr>
+                <w:rFonts w:ascii="맑은 고딕" w:cs="맑은 고딕" w:eastAsia="맑은 고딕" w:hAnsi="맑은 고딕"/>
+                <w:b w:val="false"/>
+                <w:bCs w:val="false"/>
+                <w:color w:val="000000"/>
+                <w:sz w:val="18"/>
+                <w:szCs w:val="18"/>
+              </w:rPr>
+              <w:t xml:space="preserve">약 209ms</w:t>
+            </w:r>
+          </w:p>
+        </w:tc>
+        <w:tc>
+          <w:tcPr>
+            <w:tcW w:type="dxa" w:w="1983"/>
+            <w:tcBorders>
+              <w:top w:val="single" w:color="AAAAAA" w:sz="1"/>
+              <w:left w:val="single" w:color="AAAAAA" w:sz="1"/>
+              <w:bottom w:val="single" w:color="AAAAAA" w:sz="1"/>
+              <w:right w:val="single" w:color="AAAAAA" w:sz="1"/>
+            </w:tcBorders>
+            <w:vAlign w:val="center"/>
+          </w:tcPr>
+          <w:p>
+            <w:pPr>
+              <w:spacing w:after="40" w:before="40"/>
+              <w:jc w:val="left"/>
+            </w:pPr>
+            <w:r>
+              <w:rPr>
+                <w:rFonts w:ascii="맑은 고딕" w:cs="맑은 고딕" w:eastAsia="맑은 고딕" w:hAnsi="맑은 고딕"/>
+                <w:b w:val="false"/>
+                <w:bCs w:val="false"/>
+                <w:color w:val="000000"/>
+                <w:sz w:val="18"/>
+                <w:szCs w:val="18"/>
+              </w:rPr>
+              <w:t xml:space="preserve">약 4,178ms</w:t>
+            </w:r>
+          </w:p>
+        </w:tc>
+      </w:tr>
+      <w:tr>
+        <w:tc>
+          <w:tcPr>
+            <w:tcW w:type="dxa" w:w="1983"/>
+            <w:tcBorders>
+              <w:top w:val="single" w:color="AAAAAA" w:sz="1"/>
+              <w:left w:val="single" w:color="AAAAAA" w:sz="1"/>
+              <w:bottom w:val="single" w:color="AAAAAA" w:sz="1"/>
+              <w:right w:val="single" w:color="AAAAAA" w:sz="1"/>
+            </w:tcBorders>
+            <w:vAlign w:val="center"/>
+          </w:tcPr>
+          <w:p>
+            <w:pPr>
+              <w:spacing w:after="40" w:before="40"/>
+              <w:jc w:val="left"/>
+            </w:pPr>
+            <w:r>
+              <w:rPr>
+                <w:rFonts w:ascii="맑은 고딕" w:cs="맑은 고딕" w:eastAsia="맑은 고딕" w:hAnsi="맑은 고딕"/>
+                <w:b w:val="false"/>
+                <w:bCs w:val="false"/>
+                <w:color w:val="000000"/>
+                <w:sz w:val="18"/>
+                <w:szCs w:val="18"/>
+              </w:rPr>
+              <w:t xml:space="preserve">Priority</w:t>
+            </w:r>
+          </w:p>
+        </w:tc>
+        <w:tc>
+          <w:tcPr>
+            <w:tcW w:type="dxa" w:w="1983"/>
+            <w:tcBorders>
+              <w:top w:val="single" w:color="AAAAAA" w:sz="1"/>
+              <w:left w:val="single" w:color="AAAAAA" w:sz="1"/>
+              <w:bottom w:val="single" w:color="AAAAAA" w:sz="1"/>
+              <w:right w:val="single" w:color="AAAAAA" w:sz="1"/>
+            </w:tcBorders>
+            <w:vAlign w:val="center"/>
+          </w:tcPr>
+          <w:p>
+            <w:pPr>
+              <w:spacing w:after="40" w:before="40"/>
+              <w:jc w:val="left"/>
+            </w:pPr>
+            <w:r>
+              <w:rPr>
+                <w:rFonts w:ascii="맑은 고딕" w:cs="맑은 고딕" w:eastAsia="맑은 고딕" w:hAnsi="맑은 고딕"/>
+                <w:b w:val="false"/>
+                <w:bCs w:val="false"/>
+                <w:color w:val="000000"/>
+                <w:sz w:val="18"/>
+                <w:szCs w:val="18"/>
+              </w:rPr>
+              <w:t xml:space="preserve">약 1,977ms</w:t>
+            </w:r>
+          </w:p>
+        </w:tc>
+        <w:tc>
+          <w:tcPr>
+            <w:tcW w:type="dxa" w:w="1983"/>
+            <w:tcBorders>
+              <w:top w:val="single" w:color="AAAAAA" w:sz="1"/>
+              <w:left w:val="single" w:color="AAAAAA" w:sz="1"/>
+              <w:bottom w:val="single" w:color="AAAAAA" w:sz="1"/>
+              <w:right w:val="single" w:color="AAAAAA" w:sz="1"/>
+            </w:tcBorders>
+            <w:vAlign w:val="center"/>
+          </w:tcPr>
+          <w:p>
+            <w:pPr>
+              <w:spacing w:after="40" w:before="40"/>
+              <w:jc w:val="left"/>
+            </w:pPr>
+            <w:r>
+              <w:rPr>
+                <w:rFonts w:ascii="맑은 고딕" w:cs="맑은 고딕" w:eastAsia="맑은 고딕" w:hAnsi="맑은 고딕"/>
+                <w:b w:val="false"/>
+                <w:bCs w:val="false"/>
+                <w:color w:val="000000"/>
+                <w:sz w:val="18"/>
+                <w:szCs w:val="18"/>
+              </w:rPr>
+              <w:t xml:space="preserve">약 208ms</w:t>
+            </w:r>
+          </w:p>
+        </w:tc>
+        <w:tc>
+          <w:tcPr>
+            <w:tcW w:type="dxa" w:w="1983"/>
+            <w:tcBorders>
+              <w:top w:val="single" w:color="AAAAAA" w:sz="1"/>
+              <w:left w:val="single" w:color="AAAAAA" w:sz="1"/>
+              <w:bottom w:val="single" w:color="AAAAAA" w:sz="1"/>
+              <w:right w:val="single" w:color="AAAAAA" w:sz="1"/>
+            </w:tcBorders>
+            <w:vAlign w:val="center"/>
+          </w:tcPr>
+          <w:p>
+            <w:pPr>
+              <w:spacing w:after="40" w:before="40"/>
+              <w:jc w:val="left"/>
+            </w:pPr>
+            <w:r>
+              <w:rPr>
+                <w:rFonts w:ascii="맑은 고딕" w:cs="맑은 고딕" w:eastAsia="맑은 고딕" w:hAnsi="맑은 고딕"/>
+                <w:b w:val="false"/>
+                <w:bCs w:val="false"/>
+                <w:color w:val="000000"/>
+                <w:sz w:val="18"/>
+                <w:szCs w:val="18"/>
+              </w:rPr>
+              <w:t xml:space="preserve">약 4,154ms</w:t>
+            </w:r>
+          </w:p>
+        </w:tc>
+      </w:tr>
+      <w:tr>
+        <w:tc>
+          <w:tcPr>
+            <w:tcW w:type="dxa" w:w="1983"/>
+            <w:tcBorders>
+              <w:top w:val="single" w:color="AAAAAA" w:sz="1"/>
+              <w:left w:val="single" w:color="AAAAAA" w:sz="1"/>
+              <w:bottom w:val="single" w:color="AAAAAA" w:sz="1"/>
+              <w:right w:val="single" w:color="AAAAAA" w:sz="1"/>
+            </w:tcBorders>
+            <w:vAlign w:val="center"/>
+          </w:tcPr>
+          <w:p>
+            <w:pPr>
+              <w:spacing w:after="40" w:before="40"/>
+              <w:jc w:val="left"/>
+            </w:pPr>
+            <w:r>
+              <w:rPr>
+                <w:rFonts w:ascii="맑은 고딕" w:cs="맑은 고딕" w:eastAsia="맑은 고딕" w:hAnsi="맑은 고딕"/>
+                <w:b w:val="false"/>
+                <w:bCs w:val="false"/>
+                <w:color w:val="000000"/>
+                <w:sz w:val="18"/>
+                <w:szCs w:val="18"/>
+              </w:rPr>
+              <w:t xml:space="preserve">WFQ</w:t>
+            </w:r>
+          </w:p>
+        </w:tc>
+        <w:tc>
+          <w:tcPr>
+            <w:tcW w:type="dxa" w:w="1983"/>
+            <w:tcBorders>
+              <w:top w:val="single" w:color="AAAAAA" w:sz="1"/>
+              <w:left w:val="single" w:color="AAAAAA" w:sz="1"/>
+              <w:bottom w:val="single" w:color="AAAAAA" w:sz="1"/>
+              <w:right w:val="single" w:color="AAAAAA" w:sz="1"/>
+            </w:tcBorders>
+            <w:vAlign w:val="center"/>
+          </w:tcPr>
+          <w:p>
+            <w:pPr>
+              <w:spacing w:after="40" w:before="40"/>
+              <w:jc w:val="left"/>
+            </w:pPr>
+            <w:r>
+              <w:rPr>
+                <w:rFonts w:ascii="맑은 고딕" w:cs="맑은 고딕" w:eastAsia="맑은 고딕" w:hAnsi="맑은 고딕"/>
+                <w:b w:val="false"/>
+                <w:bCs w:val="false"/>
+                <w:color w:val="000000"/>
+                <w:sz w:val="18"/>
+                <w:szCs w:val="18"/>
+              </w:rPr>
+              <w:t xml:space="preserve">약 1,976ms</w:t>
+            </w:r>
+          </w:p>
+        </w:tc>
+        <w:tc>
+          <w:tcPr>
+            <w:tcW w:type="dxa" w:w="1983"/>
+            <w:tcBorders>
+              <w:top w:val="single" w:color="AAAAAA" w:sz="1"/>
+              <w:left w:val="single" w:color="AAAAAA" w:sz="1"/>
+              <w:bottom w:val="single" w:color="AAAAAA" w:sz="1"/>
+              <w:right w:val="single" w:color="AAAAAA" w:sz="1"/>
+            </w:tcBorders>
+            <w:vAlign w:val="center"/>
+          </w:tcPr>
+          <w:p>
+            <w:pPr>
+              <w:spacing w:after="40" w:before="40"/>
+              <w:jc w:val="left"/>
+            </w:pPr>
+            <w:r>
+              <w:rPr>
+                <w:rFonts w:ascii="맑은 고딕" w:cs="맑은 고딕" w:eastAsia="맑은 고딕" w:hAnsi="맑은 고딕"/>
+                <w:b w:val="false"/>
+                <w:bCs w:val="false"/>
+                <w:color w:val="000000"/>
+                <w:sz w:val="18"/>
+                <w:szCs w:val="18"/>
+              </w:rPr>
+              <w:t xml:space="preserve">약 208ms</w:t>
+            </w:r>
+          </w:p>
+        </w:tc>
+        <w:tc>
+          <w:tcPr>
+            <w:tcW w:type="dxa" w:w="1983"/>
+            <w:tcBorders>
+              <w:top w:val="single" w:color="AAAAAA" w:sz="1"/>
+              <w:left w:val="single" w:color="AAAAAA" w:sz="1"/>
+              <w:bottom w:val="single" w:color="AAAAAA" w:sz="1"/>
+              <w:right w:val="single" w:color="AAAAAA" w:sz="1"/>
+            </w:tcBorders>
+            <w:vAlign w:val="center"/>
+          </w:tcPr>
+          <w:p>
+            <w:pPr>
+              <w:spacing w:after="40" w:before="40"/>
+              <w:jc w:val="left"/>
+            </w:pPr>
+            <w:r>
+              <w:rPr>
+                <w:rFonts w:ascii="맑은 고딕" w:cs="맑은 고딕" w:eastAsia="맑은 고딕" w:hAnsi="맑은 고딕"/>
+                <w:b w:val="false"/>
+                <w:bCs w:val="false"/>
+                <w:color w:val="000000"/>
+                <w:sz w:val="18"/>
+                <w:szCs w:val="18"/>
+              </w:rPr>
+              <w:t xml:space="preserve">약 4,167ms</w:t>
+            </w:r>
+          </w:p>
+        </w:tc>
+      </w:tr>
+    </w:tbl>
+    <w:p>
+      <w:pPr>
+        <w:spacing w:after="80"/>
+      </w:pPr>
+    </w:p>
+    <w:p>
+      <w:pPr>
+        <w:spacing w:after="80" w:line="240"/>
+      </w:pPr>
+      <w:r>
+        <w:rPr>
+          <w:rFonts w:ascii="맑은 고딕" w:cs="맑은 고딕" w:eastAsia="맑은 고딕" w:hAnsi="맑은 고딕"/>
+          <w:b/>
+          <w:bCs/>
+          <w:color w:val="000000"/>
+          <w:sz w:val="20"/>
+          <w:szCs w:val="20"/>
+        </w:rPr>
+        <w:t xml:space="preserve">표 11. 실서버 구독 등급별 평균 대기시간</w:t>
+      </w:r>
+    </w:p>
+    <w:tbl>
+      <w:tblPr>
+        <w:tblW w:type="auto" w:w="100"/>
+        <w:tblBorders>
+          <w:top w:val="single" w:color="auto" w:sz="4"/>
+          <w:left w:val="single" w:color="auto" w:sz="4"/>
+          <w:bottom w:val="single" w:color="auto" w:sz="4"/>
+          <w:right w:val="single" w:color="auto" w:sz="4"/>
+          <w:insideH w:val="single" w:color="auto" w:sz="4"/>
+          <w:insideV w:val="single" w:color="auto" w:sz="4"/>
+        </w:tblBorders>
+      </w:tblPr>
+      <w:tblGrid>
+        <w:gridCol w:w="1983"/>
+        <w:gridCol w:w="1983"/>
+        <w:gridCol w:w="1983"/>
+        <w:gridCol w:w="1983"/>
+      </w:tblGrid>
+      <w:tr>
+        <w:tc>
+          <w:tcPr>
+            <w:tcW w:type="dxa" w:w="1983"/>
+            <w:tcBorders>
+              <w:top w:val="single" w:color="AAAAAA" w:sz="1"/>
+              <w:left w:val="single" w:color="AAAAAA" w:sz="1"/>
+              <w:bottom w:val="single" w:color="AAAAAA" w:sz="1"/>
+              <w:right w:val="single" w:color="AAAAAA" w:sz="1"/>
+            </w:tcBorders>
+            <w:shd w:fill="D9E2F3" w:val="clear"/>
+            <w:vAlign w:val="center"/>
+          </w:tcPr>
+          <w:p>
+            <w:pPr>
+              <w:spacing w:after="40" w:before="40"/>
+              <w:jc w:val="center"/>
+            </w:pPr>
+            <w:r>
+              <w:rPr>
+                <w:rFonts w:ascii="맑은 고딕" w:cs="맑은 고딕" w:eastAsia="맑은 고딕" w:hAnsi="맑은 고딕"/>
+                <w:b/>
+                <w:bCs/>
+                <w:color w:val="000000"/>
+                <w:sz w:val="18"/>
+                <w:szCs w:val="18"/>
+              </w:rPr>
+              <w:t xml:space="preserve">구독 등급</w:t>
+            </w:r>
+          </w:p>
+        </w:tc>
+        <w:tc>
+          <w:tcPr>
+            <w:tcW w:type="dxa" w:w="1983"/>
+            <w:tcBorders>
+              <w:top w:val="single" w:color="AAAAAA" w:sz="1"/>
+              <w:left w:val="single" w:color="AAAAAA" w:sz="1"/>
+              <w:bottom w:val="single" w:color="AAAAAA" w:sz="1"/>
+              <w:right w:val="single" w:color="AAAAAA" w:sz="1"/>
+            </w:tcBorders>
+            <w:shd w:fill="D9E2F3" w:val="clear"/>
+            <w:vAlign w:val="center"/>
+          </w:tcPr>
+          <w:p>
+            <w:pPr>
+              <w:spacing w:after="40" w:before="40"/>
+              <w:jc w:val="center"/>
+            </w:pPr>
+            <w:r>
+              <w:rPr>
+                <w:rFonts w:ascii="맑은 고딕" w:cs="맑은 고딕" w:eastAsia="맑은 고딕" w:hAnsi="맑은 고딕"/>
+                <w:b/>
+                <w:bCs/>
+                <w:color w:val="000000"/>
+                <w:sz w:val="18"/>
+                <w:szCs w:val="18"/>
+              </w:rPr>
+              <w:t xml:space="preserve">FCFS</w:t>
+            </w:r>
+          </w:p>
+        </w:tc>
+        <w:tc>
+          <w:tcPr>
+            <w:tcW w:type="dxa" w:w="1983"/>
+            <w:tcBorders>
+              <w:top w:val="single" w:color="AAAAAA" w:sz="1"/>
+              <w:left w:val="single" w:color="AAAAAA" w:sz="1"/>
+              <w:bottom w:val="single" w:color="AAAAAA" w:sz="1"/>
+              <w:right w:val="single" w:color="AAAAAA" w:sz="1"/>
+            </w:tcBorders>
+            <w:shd w:fill="D9E2F3" w:val="clear"/>
+            <w:vAlign w:val="center"/>
+          </w:tcPr>
+          <w:p>
+            <w:pPr>
+              <w:spacing w:after="40" w:before="40"/>
+              <w:jc w:val="center"/>
+            </w:pPr>
+            <w:r>
+              <w:rPr>
+                <w:rFonts w:ascii="맑은 고딕" w:cs="맑은 고딕" w:eastAsia="맑은 고딕" w:hAnsi="맑은 고딕"/>
+                <w:b/>
+                <w:bCs/>
+                <w:color w:val="000000"/>
+                <w:sz w:val="18"/>
+                <w:szCs w:val="18"/>
+              </w:rPr>
+              <w:t xml:space="preserve">Priority</w:t>
+            </w:r>
+          </w:p>
+        </w:tc>
+        <w:tc>
+          <w:tcPr>
+            <w:tcW w:type="dxa" w:w="1983"/>
+            <w:tcBorders>
+              <w:top w:val="single" w:color="AAAAAA" w:sz="1"/>
+              <w:left w:val="single" w:color="AAAAAA" w:sz="1"/>
+              <w:bottom w:val="single" w:color="AAAAAA" w:sz="1"/>
+              <w:right w:val="single" w:color="AAAAAA" w:sz="1"/>
+            </w:tcBorders>
+            <w:shd w:fill="D9E2F3" w:val="clear"/>
+            <w:vAlign w:val="center"/>
+          </w:tcPr>
+          <w:p>
+            <w:pPr>
+              <w:spacing w:after="40" w:before="40"/>
+              <w:jc w:val="center"/>
+            </w:pPr>
+            <w:r>
+              <w:rPr>
+                <w:rFonts w:ascii="맑은 고딕" w:cs="맑은 고딕" w:eastAsia="맑은 고딕" w:hAnsi="맑은 고딕"/>
+                <w:b/>
+                <w:bCs/>
+                <w:color w:val="000000"/>
+                <w:sz w:val="18"/>
+                <w:szCs w:val="18"/>
+              </w:rPr>
+              <w:t xml:space="preserve">WFQ</w:t>
+            </w:r>
+          </w:p>
+        </w:tc>
+      </w:tr>
+      <w:tr>
+        <w:tc>
+          <w:tcPr>
+            <w:tcW w:type="dxa" w:w="1983"/>
+            <w:tcBorders>
+              <w:top w:val="single" w:color="AAAAAA" w:sz="1"/>
+              <w:left w:val="single" w:color="AAAAAA" w:sz="1"/>
+              <w:bottom w:val="single" w:color="AAAAAA" w:sz="1"/>
+              <w:right w:val="single" w:color="AAAAAA" w:sz="1"/>
+            </w:tcBorders>
+            <w:vAlign w:val="center"/>
+          </w:tcPr>
+          <w:p>
+            <w:pPr>
+              <w:spacing w:after="40" w:before="40"/>
+              <w:jc w:val="left"/>
+            </w:pPr>
+            <w:r>
+              <w:rPr>
+                <w:rFonts w:ascii="맑은 고딕" w:cs="맑은 고딕" w:eastAsia="맑은 고딕" w:hAnsi="맑은 고딕"/>
+                <w:b w:val="false"/>
+                <w:bCs w:val="false"/>
+                <w:color w:val="000000"/>
+                <w:sz w:val="18"/>
+                <w:szCs w:val="18"/>
+              </w:rPr>
+              <w:t xml:space="preserve">Enterprise</w:t>
+            </w:r>
+          </w:p>
+        </w:tc>
+        <w:tc>
+          <w:tcPr>
+            <w:tcW w:type="dxa" w:w="1983"/>
+            <w:tcBorders>
+              <w:top w:val="single" w:color="AAAAAA" w:sz="1"/>
+              <w:left w:val="single" w:color="AAAAAA" w:sz="1"/>
+              <w:bottom w:val="single" w:color="AAAAAA" w:sz="1"/>
+              <w:right w:val="single" w:color="AAAAAA" w:sz="1"/>
+            </w:tcBorders>
+            <w:vAlign w:val="center"/>
+          </w:tcPr>
+          <w:p>
+            <w:pPr>
+              <w:spacing w:after="40" w:before="40"/>
+              <w:jc w:val="left"/>
+            </w:pPr>
+            <w:r>
+              <w:rPr>
+                <w:rFonts w:ascii="맑은 고딕" w:cs="맑은 고딕" w:eastAsia="맑은 고딕" w:hAnsi="맑은 고딕"/>
+                <w:b w:val="false"/>
+                <w:bCs w:val="false"/>
+                <w:color w:val="000000"/>
+                <w:sz w:val="18"/>
+                <w:szCs w:val="18"/>
+              </w:rPr>
+              <w:t xml:space="preserve">약 432ms</w:t>
+            </w:r>
+          </w:p>
+        </w:tc>
+        <w:tc>
+          <w:tcPr>
+            <w:tcW w:type="dxa" w:w="1983"/>
+            <w:tcBorders>
+              <w:top w:val="single" w:color="AAAAAA" w:sz="1"/>
+              <w:left w:val="single" w:color="AAAAAA" w:sz="1"/>
+              <w:bottom w:val="single" w:color="AAAAAA" w:sz="1"/>
+              <w:right w:val="single" w:color="AAAAAA" w:sz="1"/>
+            </w:tcBorders>
+            <w:vAlign w:val="center"/>
+          </w:tcPr>
+          <w:p>
+            <w:pPr>
+              <w:spacing w:after="40" w:before="40"/>
+              <w:jc w:val="left"/>
+            </w:pPr>
+            <w:r>
+              <w:rPr>
+                <w:rFonts w:ascii="맑은 고딕" w:cs="맑은 고딕" w:eastAsia="맑은 고딕" w:hAnsi="맑은 고딕"/>
+                <w:b w:val="false"/>
+                <w:bCs w:val="false"/>
+                <w:color w:val="000000"/>
+                <w:sz w:val="18"/>
+                <w:szCs w:val="18"/>
+              </w:rPr>
+              <w:t xml:space="preserve">약 664ms</w:t>
+            </w:r>
+          </w:p>
+        </w:tc>
+        <w:tc>
+          <w:tcPr>
+            <w:tcW w:type="dxa" w:w="1983"/>
+            <w:tcBorders>
+              <w:top w:val="single" w:color="AAAAAA" w:sz="1"/>
+              <w:left w:val="single" w:color="AAAAAA" w:sz="1"/>
+              <w:bottom w:val="single" w:color="AAAAAA" w:sz="1"/>
+              <w:right w:val="single" w:color="AAAAAA" w:sz="1"/>
+            </w:tcBorders>
+            <w:vAlign w:val="center"/>
+          </w:tcPr>
+          <w:p>
+            <w:pPr>
+              <w:spacing w:after="40" w:before="40"/>
+              <w:jc w:val="left"/>
+            </w:pPr>
+            <w:r>
+              <w:rPr>
+                <w:rFonts w:ascii="맑은 고딕" w:cs="맑은 고딕" w:eastAsia="맑은 고딕" w:hAnsi="맑은 고딕"/>
+                <w:b w:val="false"/>
+                <w:bCs w:val="false"/>
+                <w:color w:val="000000"/>
+                <w:sz w:val="18"/>
+                <w:szCs w:val="18"/>
+              </w:rPr>
+              <w:t xml:space="preserve">약 410ms</w:t>
+            </w:r>
+          </w:p>
+        </w:tc>
+      </w:tr>
+      <w:tr>
+        <w:tc>
+          <w:tcPr>
+            <w:tcW w:type="dxa" w:w="1983"/>
+            <w:tcBorders>
+              <w:top w:val="single" w:color="AAAAAA" w:sz="1"/>
+              <w:left w:val="single" w:color="AAAAAA" w:sz="1"/>
+              <w:bottom w:val="single" w:color="AAAAAA" w:sz="1"/>
+              <w:right w:val="single" w:color="AAAAAA" w:sz="1"/>
+            </w:tcBorders>
+            <w:vAlign w:val="center"/>
+          </w:tcPr>
+          <w:p>
+            <w:pPr>
+              <w:spacing w:after="40" w:before="40"/>
+              <w:jc w:val="left"/>
+            </w:pPr>
+            <w:r>
+              <w:rPr>
+                <w:rFonts w:ascii="맑은 고딕" w:cs="맑은 고딕" w:eastAsia="맑은 고딕" w:hAnsi="맑은 고딕"/>
+                <w:b w:val="false"/>
+                <w:bCs w:val="false"/>
+                <w:color w:val="000000"/>
+                <w:sz w:val="18"/>
+                <w:szCs w:val="18"/>
+              </w:rPr>
+              <w:t xml:space="preserve">Premium</w:t>
+            </w:r>
+          </w:p>
+        </w:tc>
+        <w:tc>
+          <w:tcPr>
+            <w:tcW w:type="dxa" w:w="1983"/>
+            <w:tcBorders>
+              <w:top w:val="single" w:color="AAAAAA" w:sz="1"/>
+              <w:left w:val="single" w:color="AAAAAA" w:sz="1"/>
+              <w:bottom w:val="single" w:color="AAAAAA" w:sz="1"/>
+              <w:right w:val="single" w:color="AAAAAA" w:sz="1"/>
+            </w:tcBorders>
+            <w:vAlign w:val="center"/>
+          </w:tcPr>
+          <w:p>
+            <w:pPr>
+              <w:spacing w:after="40" w:before="40"/>
+              <w:jc w:val="left"/>
+            </w:pPr>
+            <w:r>
+              <w:rPr>
+                <w:rFonts w:ascii="맑은 고딕" w:cs="맑은 고딕" w:eastAsia="맑은 고딕" w:hAnsi="맑은 고딕"/>
+                <w:b w:val="false"/>
+                <w:bCs w:val="false"/>
+                <w:color w:val="000000"/>
+                <w:sz w:val="18"/>
+                <w:szCs w:val="18"/>
+              </w:rPr>
+              <w:t xml:space="preserve">약 1,480ms</w:t>
+            </w:r>
+          </w:p>
+        </w:tc>
+        <w:tc>
+          <w:tcPr>
+            <w:tcW w:type="dxa" w:w="1983"/>
+            <w:tcBorders>
+              <w:top w:val="single" w:color="AAAAAA" w:sz="1"/>
+              <w:left w:val="single" w:color="AAAAAA" w:sz="1"/>
+              <w:bottom w:val="single" w:color="AAAAAA" w:sz="1"/>
+              <w:right w:val="single" w:color="AAAAAA" w:sz="1"/>
+            </w:tcBorders>
+            <w:vAlign w:val="center"/>
+          </w:tcPr>
+          <w:p>
+            <w:pPr>
+              <w:spacing w:after="40" w:before="40"/>
+              <w:jc w:val="left"/>
+            </w:pPr>
+            <w:r>
+              <w:rPr>
+                <w:rFonts w:ascii="맑은 고딕" w:cs="맑은 고딕" w:eastAsia="맑은 고딕" w:hAnsi="맑은 고딕"/>
+                <w:b w:val="false"/>
+                <w:bCs w:val="false"/>
+                <w:color w:val="000000"/>
+                <w:sz w:val="18"/>
+                <w:szCs w:val="18"/>
+              </w:rPr>
+              <w:t xml:space="preserve">약 1,333ms</w:t>
+            </w:r>
+          </w:p>
+        </w:tc>
+        <w:tc>
+          <w:tcPr>
+            <w:tcW w:type="dxa" w:w="1983"/>
+            <w:tcBorders>
+              <w:top w:val="single" w:color="AAAAAA" w:sz="1"/>
+              <w:left w:val="single" w:color="AAAAAA" w:sz="1"/>
+              <w:bottom w:val="single" w:color="AAAAAA" w:sz="1"/>
+              <w:right w:val="single" w:color="AAAAAA" w:sz="1"/>
+            </w:tcBorders>
+            <w:vAlign w:val="center"/>
+          </w:tcPr>
+          <w:p>
+            <w:pPr>
+              <w:spacing w:after="40" w:before="40"/>
+              <w:jc w:val="left"/>
+            </w:pPr>
+            <w:r>
+              <w:rPr>
+                <w:rFonts w:ascii="맑은 고딕" w:cs="맑은 고딕" w:eastAsia="맑은 고딕" w:hAnsi="맑은 고딕"/>
+                <w:b w:val="false"/>
+                <w:bCs w:val="false"/>
+                <w:color w:val="000000"/>
+                <w:sz w:val="18"/>
+                <w:szCs w:val="18"/>
+              </w:rPr>
+              <w:t xml:space="preserve">약 1,458ms</w:t>
+            </w:r>
+          </w:p>
+        </w:tc>
+      </w:tr>
+      <w:tr>
+        <w:tc>
+          <w:tcPr>
+            <w:tcW w:type="dxa" w:w="1983"/>
+            <w:tcBorders>
+              <w:top w:val="single" w:color="AAAAAA" w:sz="1"/>
+              <w:left w:val="single" w:color="AAAAAA" w:sz="1"/>
+              <w:bottom w:val="single" w:color="AAAAAA" w:sz="1"/>
+              <w:right w:val="single" w:color="AAAAAA" w:sz="1"/>
+            </w:tcBorders>
+            <w:vAlign w:val="center"/>
+          </w:tcPr>
+          <w:p>
+            <w:pPr>
+              <w:spacing w:after="40" w:before="40"/>
+              <w:jc w:val="left"/>
+            </w:pPr>
+            <w:r>
+              <w:rPr>
+                <w:rFonts w:ascii="맑은 고딕" w:cs="맑은 고딕" w:eastAsia="맑은 고딕" w:hAnsi="맑은 고딕"/>
+                <w:b w:val="false"/>
+                <w:bCs w:val="false"/>
+                <w:color w:val="000000"/>
+                <w:sz w:val="18"/>
+                <w:szCs w:val="18"/>
+              </w:rPr>
+              <w:t xml:space="preserve">Standard</w:t>
+            </w:r>
+          </w:p>
+        </w:tc>
+        <w:tc>
+          <w:tcPr>
+            <w:tcW w:type="dxa" w:w="1983"/>
+            <w:tcBorders>
+              <w:top w:val="single" w:color="AAAAAA" w:sz="1"/>
+              <w:left w:val="single" w:color="AAAAAA" w:sz="1"/>
+              <w:bottom w:val="single" w:color="AAAAAA" w:sz="1"/>
+              <w:right w:val="single" w:color="AAAAAA" w:sz="1"/>
+            </w:tcBorders>
+            <w:vAlign w:val="center"/>
+          </w:tcPr>
+          <w:p>
+            <w:pPr>
+              <w:spacing w:after="40" w:before="40"/>
+              <w:jc w:val="left"/>
+            </w:pPr>
+            <w:r>
+              <w:rPr>
+                <w:rFonts w:ascii="맑은 고딕" w:cs="맑은 고딕" w:eastAsia="맑은 고딕" w:hAnsi="맑은 고딕"/>
+                <w:b w:val="false"/>
+                <w:bCs w:val="false"/>
+                <w:color w:val="000000"/>
+                <w:sz w:val="18"/>
+                <w:szCs w:val="18"/>
+              </w:rPr>
+              <w:t xml:space="preserve">약 2,522ms</w:t>
+            </w:r>
+          </w:p>
+        </w:tc>
+        <w:tc>
+          <w:tcPr>
+            <w:tcW w:type="dxa" w:w="1983"/>
+            <w:tcBorders>
+              <w:top w:val="single" w:color="AAAAAA" w:sz="1"/>
+              <w:left w:val="single" w:color="AAAAAA" w:sz="1"/>
+              <w:bottom w:val="single" w:color="AAAAAA" w:sz="1"/>
+              <w:right w:val="single" w:color="AAAAAA" w:sz="1"/>
+            </w:tcBorders>
+            <w:vAlign w:val="center"/>
+          </w:tcPr>
+          <w:p>
+            <w:pPr>
+              <w:spacing w:after="40" w:before="40"/>
+              <w:jc w:val="left"/>
+            </w:pPr>
+            <w:r>
+              <w:rPr>
+                <w:rFonts w:ascii="맑은 고딕" w:cs="맑은 고딕" w:eastAsia="맑은 고딕" w:hAnsi="맑은 고딕"/>
+                <w:b w:val="false"/>
+                <w:bCs w:val="false"/>
+                <w:color w:val="000000"/>
+                <w:sz w:val="18"/>
+                <w:szCs w:val="18"/>
+              </w:rPr>
+              <w:t xml:space="preserve">약 2,541ms</w:t>
+            </w:r>
+          </w:p>
+        </w:tc>
+        <w:tc>
+          <w:tcPr>
+            <w:tcW w:type="dxa" w:w="1983"/>
+            <w:tcBorders>
+              <w:top w:val="single" w:color="AAAAAA" w:sz="1"/>
+              <w:left w:val="single" w:color="AAAAAA" w:sz="1"/>
+              <w:bottom w:val="single" w:color="AAAAAA" w:sz="1"/>
+              <w:right w:val="single" w:color="AAAAAA" w:sz="1"/>
+            </w:tcBorders>
+            <w:vAlign w:val="center"/>
+          </w:tcPr>
+          <w:p>
+            <w:pPr>
+              <w:spacing w:after="40" w:before="40"/>
+              <w:jc w:val="left"/>
+            </w:pPr>
+            <w:r>
+              <w:rPr>
+                <w:rFonts w:ascii="맑은 고딕" w:cs="맑은 고딕" w:eastAsia="맑은 고딕" w:hAnsi="맑은 고딕"/>
+                <w:b w:val="false"/>
+                <w:bCs w:val="false"/>
+                <w:color w:val="000000"/>
+                <w:sz w:val="18"/>
+                <w:szCs w:val="18"/>
+              </w:rPr>
+              <w:t xml:space="preserve">약 2,496ms</w:t>
+            </w:r>
+          </w:p>
+        </w:tc>
+      </w:tr>
+      <w:tr>
+        <w:tc>
+          <w:tcPr>
+            <w:tcW w:type="dxa" w:w="1983"/>
+            <w:tcBorders>
+              <w:top w:val="single" w:color="AAAAAA" w:sz="1"/>
+              <w:left w:val="single" w:color="AAAAAA" w:sz="1"/>
+              <w:bottom w:val="single" w:color="AAAAAA" w:sz="1"/>
+              <w:right w:val="single" w:color="AAAAAA" w:sz="1"/>
+            </w:tcBorders>
+            <w:vAlign w:val="center"/>
+          </w:tcPr>
+          <w:p>
+            <w:pPr>
+              <w:spacing w:after="40" w:before="40"/>
+              <w:jc w:val="left"/>
+            </w:pPr>
+            <w:r>
+              <w:rPr>
+                <w:rFonts w:ascii="맑은 고딕" w:cs="맑은 고딕" w:eastAsia="맑은 고딕" w:hAnsi="맑은 고딕"/>
+                <w:b w:val="false"/>
+                <w:bCs w:val="false"/>
+                <w:color w:val="000000"/>
+                <w:sz w:val="18"/>
+                <w:szCs w:val="18"/>
+              </w:rPr>
+              <w:t xml:space="preserve">Free</w:t>
+            </w:r>
+          </w:p>
+        </w:tc>
+        <w:tc>
+          <w:tcPr>
+            <w:tcW w:type="dxa" w:w="1983"/>
+            <w:tcBorders>
+              <w:top w:val="single" w:color="AAAAAA" w:sz="1"/>
+              <w:left w:val="single" w:color="AAAAAA" w:sz="1"/>
+              <w:bottom w:val="single" w:color="AAAAAA" w:sz="1"/>
+              <w:right w:val="single" w:color="AAAAAA" w:sz="1"/>
+            </w:tcBorders>
+            <w:vAlign w:val="center"/>
+          </w:tcPr>
+          <w:p>
+            <w:pPr>
+              <w:spacing w:after="40" w:before="40"/>
+              <w:jc w:val="left"/>
+            </w:pPr>
+            <w:r>
+              <w:rPr>
+                <w:rFonts w:ascii="맑은 고딕" w:cs="맑은 고딕" w:eastAsia="맑은 고딕" w:hAnsi="맑은 고딕"/>
+                <w:b w:val="false"/>
+                <w:bCs w:val="false"/>
+                <w:color w:val="000000"/>
+                <w:sz w:val="18"/>
+                <w:szCs w:val="18"/>
+              </w:rPr>
+              <w:t xml:space="preserve">약 3,561ms</w:t>
+            </w:r>
+          </w:p>
+        </w:tc>
+        <w:tc>
+          <w:tcPr>
+            <w:tcW w:type="dxa" w:w="1983"/>
+            <w:tcBorders>
+              <w:top w:val="single" w:color="AAAAAA" w:sz="1"/>
+              <w:left w:val="single" w:color="AAAAAA" w:sz="1"/>
+              <w:bottom w:val="single" w:color="AAAAAA" w:sz="1"/>
+              <w:right w:val="single" w:color="AAAAAA" w:sz="1"/>
+            </w:tcBorders>
+            <w:vAlign w:val="center"/>
+          </w:tcPr>
+          <w:p>
+            <w:pPr>
+              <w:spacing w:after="40" w:before="40"/>
+              <w:jc w:val="left"/>
+            </w:pPr>
+            <w:r>
+              <w:rPr>
+                <w:rFonts w:ascii="맑은 고딕" w:cs="맑은 고딕" w:eastAsia="맑은 고딕" w:hAnsi="맑은 고딕"/>
+                <w:b w:val="false"/>
+                <w:bCs w:val="false"/>
+                <w:color w:val="000000"/>
+                <w:sz w:val="18"/>
+                <w:szCs w:val="18"/>
+              </w:rPr>
+              <w:t xml:space="preserve">약 3,371ms</w:t>
+            </w:r>
+          </w:p>
+        </w:tc>
+        <w:tc>
+          <w:tcPr>
+            <w:tcW w:type="dxa" w:w="1983"/>
+            <w:tcBorders>
+              <w:top w:val="single" w:color="AAAAAA" w:sz="1"/>
+              <w:left w:val="single" w:color="AAAAAA" w:sz="1"/>
+              <w:bottom w:val="single" w:color="AAAAAA" w:sz="1"/>
+              <w:right w:val="single" w:color="AAAAAA" w:sz="1"/>
+            </w:tcBorders>
+            <w:vAlign w:val="center"/>
+          </w:tcPr>
+          <w:p>
+            <w:pPr>
+              <w:spacing w:after="40" w:before="40"/>
+              <w:jc w:val="left"/>
+            </w:pPr>
+            <w:r>
+              <w:rPr>
+                <w:rFonts w:ascii="맑은 고딕" w:cs="맑은 고딕" w:eastAsia="맑은 고딕" w:hAnsi="맑은 고딕"/>
+                <w:b w:val="false"/>
+                <w:bCs w:val="false"/>
+                <w:color w:val="000000"/>
+                <w:sz w:val="18"/>
+                <w:szCs w:val="18"/>
+              </w:rPr>
+              <w:t xml:space="preserve">약 3,542ms</w:t>
+            </w:r>
+          </w:p>
+        </w:tc>
+      </w:tr>
+    </w:tbl>
+    <w:p>
+      <w:pPr>
+        <w:spacing w:after="80"/>
+      </w:pPr>
+    </w:p>
+    <w:p>
+      <w:pPr>
         <w:spacing w:after="80"/>
       </w:pPr>
     </w:p>
@@ -8036,7 +9255,7 @@
       <w:r>
         <w:drawing>
           <wp:inline distT="0" distB="0" distL="0" distR="0">
-            <wp:extent cx="5400675" cy="2409825"/>
+            <wp:extent cx="5400675" cy="2257425"/>
             <wp:effectExtent t="0" r="0" b="0" l="0"/>
             <wp:docPr id="1" name="" descr="" title=""/>
             <wp:cNvGraphicFramePr>
@@ -8061,1298 +9280,6 @@
                   <pic:spPr bwMode="auto">
                     <a:xfrm>
                       <a:off x="0" y="0"/>
-                      <a:ext cx="5400675" cy="2409825"/>
-                    </a:xfrm>
-                    <a:prstGeom prst="rect">
-                      <a:avLst/>
-                    </a:prstGeom>
-                  </pic:spPr>
-                </pic:pic>
-              </a:graphicData>
-            </a:graphic>
-          </wp:inline>
-        </w:drawing>
-      </w:r>
-    </w:p>
-    <w:p>
-      <w:pPr>
-        <w:spacing w:after="120" w:line="240"/>
-        <w:jc w:val="center"/>
-      </w:pPr>
-      <w:r>
-        <w:rPr>
-          <w:rFonts w:ascii="맑은 고딕" w:cs="맑은 고딕" w:eastAsia="맑은 고딕" w:hAnsi="맑은 고딕"/>
-          <w:i/>
-          <w:iCs/>
-          <w:color w:val="666666"/>
-          <w:sz w:val="18"/>
-          <w:szCs w:val="18"/>
-        </w:rPr>
-        <w:t xml:space="preserve">[그림 4] MLFQ 선점형 vs FCFS 요청 유형별 응답시간</w:t>
-      </w:r>
-    </w:p>
-    <w:p>
-      <w:pPr>
-        <w:spacing w:after="80"/>
-      </w:pPr>
-    </w:p>
-    <w:p>
-      <w:pPr>
-        <w:spacing w:after="120" w:line="240"/>
-      </w:pPr>
-      <w:r>
-        <w:rPr>
-          <w:rFonts w:ascii="맑은 고딕" w:cs="맑은 고딕" w:eastAsia="맑은 고딕" w:hAnsi="맑은 고딕"/>
-          <w:color w:val="000000"/>
-          <w:sz w:val="20"/>
-          <w:szCs w:val="20"/>
-        </w:rPr>
-        <w:t xml:space="preserve">Short는 Q0 안에 완료되어 강등 없이 처리되므로 응답시간이 FCFS 대비 약 73% 감소하였다. 반면 Long은 하위 큐로 밀려 약 89% 증가, Medium은 약 13% 증가하였다. 부스팅(Rule 5, 5초 주기)으로 Long의 기아 상태는 방지된다.</w:t>
-      </w:r>
-    </w:p>
-    <w:p>
-      <w:pPr>
-        <w:spacing w:after="120" w:line="240"/>
-      </w:pPr>
-      <w:r>
-        <w:rPr>
-          <w:rFonts w:ascii="맑은 고딕" w:cs="맑은 고딕" w:eastAsia="맑은 고딕" w:hAnsi="맑은 고딕"/>
-          <w:b/>
-          <w:bCs/>
-          <w:color w:val="000000"/>
-          <w:sz w:val="20"/>
-          <w:szCs w:val="20"/>
-        </w:rPr>
-        <w:t xml:space="preserve">재현성 확인</w:t>
-      </w:r>
-      <w:r>
-        <w:rPr>
-          <w:rFonts w:ascii="맑은 고딕" w:cs="맑은 고딕" w:eastAsia="맑은 고딕" w:hAnsi="맑은 고딕"/>
-          <w:color w:val="000000"/>
-          <w:sz w:val="20"/>
-          <w:szCs w:val="20"/>
-        </w:rPr>
-        <w:t xml:space="preserve">: 5개 시드에서 Short 개선율이 71.8~74.3%의 좁은 범위에 모였고 평균은 약 73%였다. 시드를 바꿔 다섯 번 반복해도 비슷한 개선율이 나왔다는 점은 이 효과가 특정 시드 때문에 우연히 나타난 결과가 아니라는 뜻이다. 다만 5개 시드의 제한된 반복이라 실제 트래픽 패턴에서는 효과가 달라질 수 있다. 시드별 결과는 부록 B에 정리하였다.</w:t>
-      </w:r>
-    </w:p>
-    <w:p>
-      <w:pPr>
-        <w:spacing w:after="130" w:before="220" w:line="240"/>
-      </w:pPr>
-      <w:r>
-        <w:rPr>
-          <w:rFonts w:ascii="맑은 고딕" w:cs="맑은 고딕" w:eastAsia="맑은 고딕" w:hAnsi="맑은 고딕"/>
-          <w:b/>
-          <w:bCs/>
-          <w:color w:val="333333"/>
-          <w:sz w:val="24"/>
-          <w:szCs w:val="24"/>
-        </w:rPr>
-        <w:t xml:space="preserve">5.4 실서버 실험</w:t>
-      </w:r>
-    </w:p>
-    <w:p>
-      <w:pPr>
-        <w:spacing w:after="120" w:line="240"/>
-      </w:pPr>
-      <w:r>
-        <w:rPr>
-          <w:rFonts w:ascii="맑은 고딕" w:cs="맑은 고딕" w:eastAsia="맑은 고딕" w:hAnsi="맑은 고딕"/>
-          <w:color w:val="000000"/>
-          <w:sz w:val="20"/>
-          <w:szCs w:val="20"/>
-        </w:rPr>
-        <w:t xml:space="preserve">시뮬레이션에서 확인한 스케줄링 순서 차이가 실제 LLM 환경에서도 재현되는지 보고자 Ollama로 실서버 실험을 진행하였다. 사용 모델은 2026년 4월 공개된 Google Gemma 4 계열의 `gemma4:e4b`이며, 약 40억 개 파라미터(Parameter, 모델이 학습해 가진 가중치 값)를 가진 중형 모델로 로컬 Ollama 서버에서 실행하였다. 출력은 최대 20토큰으로 제한하였다. 총 20건(등급별 5건)을 동시에 큐에 넣은 뒤 FCFS, Priority, WFQ 세 알고리즘을 비교하였다(비선점형 MLFQ는 5.2절에서 FCFS와 같음이 확인되어 제외하였다). 전체 결과는 표 10, 구독 등급별 세부는 표 11 및 그림 5에 정리하였다.</w:t>
-      </w:r>
-    </w:p>
-    <w:p>
-      <w:pPr>
-        <w:spacing w:after="80" w:line="240"/>
-      </w:pPr>
-      <w:r>
-        <w:rPr>
-          <w:rFonts w:ascii="맑은 고딕" w:cs="맑은 고딕" w:eastAsia="맑은 고딕" w:hAnsi="맑은 고딕"/>
-          <w:b/>
-          <w:bCs/>
-          <w:color w:val="000000"/>
-          <w:sz w:val="20"/>
-          <w:szCs w:val="20"/>
-        </w:rPr>
-        <w:t xml:space="preserve">표 10. 실서버 실험 결과</w:t>
-      </w:r>
-    </w:p>
-    <w:tbl>
-      <w:tblPr>
-        <w:tblW w:type="auto" w:w="100"/>
-        <w:tblBorders>
-          <w:top w:val="single" w:color="auto" w:sz="4"/>
-          <w:left w:val="single" w:color="auto" w:sz="4"/>
-          <w:bottom w:val="single" w:color="auto" w:sz="4"/>
-          <w:right w:val="single" w:color="auto" w:sz="4"/>
-          <w:insideH w:val="single" w:color="auto" w:sz="4"/>
-          <w:insideV w:val="single" w:color="auto" w:sz="4"/>
-        </w:tblBorders>
-      </w:tblPr>
-      <w:tblGrid>
-        <w:gridCol w:w="1983"/>
-        <w:gridCol w:w="1983"/>
-        <w:gridCol w:w="1983"/>
-        <w:gridCol w:w="1983"/>
-      </w:tblGrid>
-      <w:tr>
-        <w:tc>
-          <w:tcPr>
-            <w:tcW w:type="dxa" w:w="1983"/>
-            <w:tcBorders>
-              <w:top w:val="single" w:color="AAAAAA" w:sz="1"/>
-              <w:left w:val="single" w:color="AAAAAA" w:sz="1"/>
-              <w:bottom w:val="single" w:color="AAAAAA" w:sz="1"/>
-              <w:right w:val="single" w:color="AAAAAA" w:sz="1"/>
-            </w:tcBorders>
-            <w:shd w:fill="D9E2F3" w:val="clear"/>
-            <w:vAlign w:val="center"/>
-          </w:tcPr>
-          <w:p>
-            <w:pPr>
-              <w:spacing w:after="40" w:before="40"/>
-              <w:jc w:val="center"/>
-            </w:pPr>
-            <w:r>
-              <w:rPr>
-                <w:rFonts w:ascii="맑은 고딕" w:cs="맑은 고딕" w:eastAsia="맑은 고딕" w:hAnsi="맑은 고딕"/>
-                <w:b/>
-                <w:bCs/>
-                <w:color w:val="000000"/>
-                <w:sz w:val="18"/>
-                <w:szCs w:val="18"/>
-              </w:rPr>
-              <w:t xml:space="preserve">스케줄러</w:t>
-            </w:r>
-          </w:p>
-        </w:tc>
-        <w:tc>
-          <w:tcPr>
-            <w:tcW w:type="dxa" w:w="1983"/>
-            <w:tcBorders>
-              <w:top w:val="single" w:color="AAAAAA" w:sz="1"/>
-              <w:left w:val="single" w:color="AAAAAA" w:sz="1"/>
-              <w:bottom w:val="single" w:color="AAAAAA" w:sz="1"/>
-              <w:right w:val="single" w:color="AAAAAA" w:sz="1"/>
-            </w:tcBorders>
-            <w:shd w:fill="D9E2F3" w:val="clear"/>
-            <w:vAlign w:val="center"/>
-          </w:tcPr>
-          <w:p>
-            <w:pPr>
-              <w:spacing w:after="40" w:before="40"/>
-              <w:jc w:val="center"/>
-            </w:pPr>
-            <w:r>
-              <w:rPr>
-                <w:rFonts w:ascii="맑은 고딕" w:cs="맑은 고딕" w:eastAsia="맑은 고딕" w:hAnsi="맑은 고딕"/>
-                <w:b/>
-                <w:bCs/>
-                <w:color w:val="000000"/>
-                <w:sz w:val="18"/>
-                <w:szCs w:val="18"/>
-              </w:rPr>
-              <w:t xml:space="preserve">평균 대기시간</w:t>
-            </w:r>
-          </w:p>
-        </w:tc>
-        <w:tc>
-          <w:tcPr>
-            <w:tcW w:type="dxa" w:w="1983"/>
-            <w:tcBorders>
-              <w:top w:val="single" w:color="AAAAAA" w:sz="1"/>
-              <w:left w:val="single" w:color="AAAAAA" w:sz="1"/>
-              <w:bottom w:val="single" w:color="AAAAAA" w:sz="1"/>
-              <w:right w:val="single" w:color="AAAAAA" w:sz="1"/>
-            </w:tcBorders>
-            <w:shd w:fill="D9E2F3" w:val="clear"/>
-            <w:vAlign w:val="center"/>
-          </w:tcPr>
-          <w:p>
-            <w:pPr>
-              <w:spacing w:after="40" w:before="40"/>
-              <w:jc w:val="center"/>
-            </w:pPr>
-            <w:r>
-              <w:rPr>
-                <w:rFonts w:ascii="맑은 고딕" w:cs="맑은 고딕" w:eastAsia="맑은 고딕" w:hAnsi="맑은 고딕"/>
-                <w:b/>
-                <w:bCs/>
-                <w:color w:val="000000"/>
-                <w:sz w:val="18"/>
-                <w:szCs w:val="18"/>
-              </w:rPr>
-              <w:t xml:space="preserve">평균 처리 시간</w:t>
-            </w:r>
-          </w:p>
-        </w:tc>
-        <w:tc>
-          <w:tcPr>
-            <w:tcW w:type="dxa" w:w="1983"/>
-            <w:tcBorders>
-              <w:top w:val="single" w:color="AAAAAA" w:sz="1"/>
-              <w:left w:val="single" w:color="AAAAAA" w:sz="1"/>
-              <w:bottom w:val="single" w:color="AAAAAA" w:sz="1"/>
-              <w:right w:val="single" w:color="AAAAAA" w:sz="1"/>
-            </w:tcBorders>
-            <w:shd w:fill="D9E2F3" w:val="clear"/>
-            <w:vAlign w:val="center"/>
-          </w:tcPr>
-          <w:p>
-            <w:pPr>
-              <w:spacing w:after="40" w:before="40"/>
-              <w:jc w:val="center"/>
-            </w:pPr>
-            <w:r>
-              <w:rPr>
-                <w:rFonts w:ascii="맑은 고딕" w:cs="맑은 고딕" w:eastAsia="맑은 고딕" w:hAnsi="맑은 고딕"/>
-                <w:b/>
-                <w:bCs/>
-                <w:color w:val="000000"/>
-                <w:sz w:val="18"/>
-                <w:szCs w:val="18"/>
-              </w:rPr>
-              <w:t xml:space="preserve">전체 소요 시간</w:t>
-            </w:r>
-          </w:p>
-        </w:tc>
-      </w:tr>
-      <w:tr>
-        <w:tc>
-          <w:tcPr>
-            <w:tcW w:type="dxa" w:w="1983"/>
-            <w:tcBorders>
-              <w:top w:val="single" w:color="AAAAAA" w:sz="1"/>
-              <w:left w:val="single" w:color="AAAAAA" w:sz="1"/>
-              <w:bottom w:val="single" w:color="AAAAAA" w:sz="1"/>
-              <w:right w:val="single" w:color="AAAAAA" w:sz="1"/>
-            </w:tcBorders>
-            <w:vAlign w:val="center"/>
-          </w:tcPr>
-          <w:p>
-            <w:pPr>
-              <w:spacing w:after="40" w:before="40"/>
-              <w:jc w:val="left"/>
-            </w:pPr>
-            <w:r>
-              <w:rPr>
-                <w:rFonts w:ascii="맑은 고딕" w:cs="맑은 고딕" w:eastAsia="맑은 고딕" w:hAnsi="맑은 고딕"/>
-                <w:b w:val="false"/>
-                <w:bCs w:val="false"/>
-                <w:color w:val="000000"/>
-                <w:sz w:val="18"/>
-                <w:szCs w:val="18"/>
-              </w:rPr>
-              <w:t xml:space="preserve">FCFS</w:t>
-            </w:r>
-          </w:p>
-        </w:tc>
-        <w:tc>
-          <w:tcPr>
-            <w:tcW w:type="dxa" w:w="1983"/>
-            <w:tcBorders>
-              <w:top w:val="single" w:color="AAAAAA" w:sz="1"/>
-              <w:left w:val="single" w:color="AAAAAA" w:sz="1"/>
-              <w:bottom w:val="single" w:color="AAAAAA" w:sz="1"/>
-              <w:right w:val="single" w:color="AAAAAA" w:sz="1"/>
-            </w:tcBorders>
-            <w:vAlign w:val="center"/>
-          </w:tcPr>
-          <w:p>
-            <w:pPr>
-              <w:spacing w:after="40" w:before="40"/>
-              <w:jc w:val="left"/>
-            </w:pPr>
-            <w:r>
-              <w:rPr>
-                <w:rFonts w:ascii="맑은 고딕" w:cs="맑은 고딕" w:eastAsia="맑은 고딕" w:hAnsi="맑은 고딕"/>
-                <w:b w:val="false"/>
-                <w:bCs w:val="false"/>
-                <w:color w:val="000000"/>
-                <w:sz w:val="18"/>
-                <w:szCs w:val="18"/>
-              </w:rPr>
-              <w:t xml:space="preserve">약 1,998ms</w:t>
-            </w:r>
-          </w:p>
-        </w:tc>
-        <w:tc>
-          <w:tcPr>
-            <w:tcW w:type="dxa" w:w="1983"/>
-            <w:tcBorders>
-              <w:top w:val="single" w:color="AAAAAA" w:sz="1"/>
-              <w:left w:val="single" w:color="AAAAAA" w:sz="1"/>
-              <w:bottom w:val="single" w:color="AAAAAA" w:sz="1"/>
-              <w:right w:val="single" w:color="AAAAAA" w:sz="1"/>
-            </w:tcBorders>
-            <w:vAlign w:val="center"/>
-          </w:tcPr>
-          <w:p>
-            <w:pPr>
-              <w:spacing w:after="40" w:before="40"/>
-              <w:jc w:val="left"/>
-            </w:pPr>
-            <w:r>
-              <w:rPr>
-                <w:rFonts w:ascii="맑은 고딕" w:cs="맑은 고딕" w:eastAsia="맑은 고딕" w:hAnsi="맑은 고딕"/>
-                <w:b w:val="false"/>
-                <w:bCs w:val="false"/>
-                <w:color w:val="000000"/>
-                <w:sz w:val="18"/>
-                <w:szCs w:val="18"/>
-              </w:rPr>
-              <w:t xml:space="preserve">약 209ms</w:t>
-            </w:r>
-          </w:p>
-        </w:tc>
-        <w:tc>
-          <w:tcPr>
-            <w:tcW w:type="dxa" w:w="1983"/>
-            <w:tcBorders>
-              <w:top w:val="single" w:color="AAAAAA" w:sz="1"/>
-              <w:left w:val="single" w:color="AAAAAA" w:sz="1"/>
-              <w:bottom w:val="single" w:color="AAAAAA" w:sz="1"/>
-              <w:right w:val="single" w:color="AAAAAA" w:sz="1"/>
-            </w:tcBorders>
-            <w:vAlign w:val="center"/>
-          </w:tcPr>
-          <w:p>
-            <w:pPr>
-              <w:spacing w:after="40" w:before="40"/>
-              <w:jc w:val="left"/>
-            </w:pPr>
-            <w:r>
-              <w:rPr>
-                <w:rFonts w:ascii="맑은 고딕" w:cs="맑은 고딕" w:eastAsia="맑은 고딕" w:hAnsi="맑은 고딕"/>
-                <w:b w:val="false"/>
-                <w:bCs w:val="false"/>
-                <w:color w:val="000000"/>
-                <w:sz w:val="18"/>
-                <w:szCs w:val="18"/>
-              </w:rPr>
-              <w:t xml:space="preserve">약 4,178ms</w:t>
-            </w:r>
-          </w:p>
-        </w:tc>
-      </w:tr>
-      <w:tr>
-        <w:tc>
-          <w:tcPr>
-            <w:tcW w:type="dxa" w:w="1983"/>
-            <w:tcBorders>
-              <w:top w:val="single" w:color="AAAAAA" w:sz="1"/>
-              <w:left w:val="single" w:color="AAAAAA" w:sz="1"/>
-              <w:bottom w:val="single" w:color="AAAAAA" w:sz="1"/>
-              <w:right w:val="single" w:color="AAAAAA" w:sz="1"/>
-            </w:tcBorders>
-            <w:vAlign w:val="center"/>
-          </w:tcPr>
-          <w:p>
-            <w:pPr>
-              <w:spacing w:after="40" w:before="40"/>
-              <w:jc w:val="left"/>
-            </w:pPr>
-            <w:r>
-              <w:rPr>
-                <w:rFonts w:ascii="맑은 고딕" w:cs="맑은 고딕" w:eastAsia="맑은 고딕" w:hAnsi="맑은 고딕"/>
-                <w:b w:val="false"/>
-                <w:bCs w:val="false"/>
-                <w:color w:val="000000"/>
-                <w:sz w:val="18"/>
-                <w:szCs w:val="18"/>
-              </w:rPr>
-              <w:t xml:space="preserve">Priority</w:t>
-            </w:r>
-          </w:p>
-        </w:tc>
-        <w:tc>
-          <w:tcPr>
-            <w:tcW w:type="dxa" w:w="1983"/>
-            <w:tcBorders>
-              <w:top w:val="single" w:color="AAAAAA" w:sz="1"/>
-              <w:left w:val="single" w:color="AAAAAA" w:sz="1"/>
-              <w:bottom w:val="single" w:color="AAAAAA" w:sz="1"/>
-              <w:right w:val="single" w:color="AAAAAA" w:sz="1"/>
-            </w:tcBorders>
-            <w:vAlign w:val="center"/>
-          </w:tcPr>
-          <w:p>
-            <w:pPr>
-              <w:spacing w:after="40" w:before="40"/>
-              <w:jc w:val="left"/>
-            </w:pPr>
-            <w:r>
-              <w:rPr>
-                <w:rFonts w:ascii="맑은 고딕" w:cs="맑은 고딕" w:eastAsia="맑은 고딕" w:hAnsi="맑은 고딕"/>
-                <w:b w:val="false"/>
-                <w:bCs w:val="false"/>
-                <w:color w:val="000000"/>
-                <w:sz w:val="18"/>
-                <w:szCs w:val="18"/>
-              </w:rPr>
-              <w:t xml:space="preserve">약 1,977ms</w:t>
-            </w:r>
-          </w:p>
-        </w:tc>
-        <w:tc>
-          <w:tcPr>
-            <w:tcW w:type="dxa" w:w="1983"/>
-            <w:tcBorders>
-              <w:top w:val="single" w:color="AAAAAA" w:sz="1"/>
-              <w:left w:val="single" w:color="AAAAAA" w:sz="1"/>
-              <w:bottom w:val="single" w:color="AAAAAA" w:sz="1"/>
-              <w:right w:val="single" w:color="AAAAAA" w:sz="1"/>
-            </w:tcBorders>
-            <w:vAlign w:val="center"/>
-          </w:tcPr>
-          <w:p>
-            <w:pPr>
-              <w:spacing w:after="40" w:before="40"/>
-              <w:jc w:val="left"/>
-            </w:pPr>
-            <w:r>
-              <w:rPr>
-                <w:rFonts w:ascii="맑은 고딕" w:cs="맑은 고딕" w:eastAsia="맑은 고딕" w:hAnsi="맑은 고딕"/>
-                <w:b w:val="false"/>
-                <w:bCs w:val="false"/>
-                <w:color w:val="000000"/>
-                <w:sz w:val="18"/>
-                <w:szCs w:val="18"/>
-              </w:rPr>
-              <w:t xml:space="preserve">약 208ms</w:t>
-            </w:r>
-          </w:p>
-        </w:tc>
-        <w:tc>
-          <w:tcPr>
-            <w:tcW w:type="dxa" w:w="1983"/>
-            <w:tcBorders>
-              <w:top w:val="single" w:color="AAAAAA" w:sz="1"/>
-              <w:left w:val="single" w:color="AAAAAA" w:sz="1"/>
-              <w:bottom w:val="single" w:color="AAAAAA" w:sz="1"/>
-              <w:right w:val="single" w:color="AAAAAA" w:sz="1"/>
-            </w:tcBorders>
-            <w:vAlign w:val="center"/>
-          </w:tcPr>
-          <w:p>
-            <w:pPr>
-              <w:spacing w:after="40" w:before="40"/>
-              <w:jc w:val="left"/>
-            </w:pPr>
-            <w:r>
-              <w:rPr>
-                <w:rFonts w:ascii="맑은 고딕" w:cs="맑은 고딕" w:eastAsia="맑은 고딕" w:hAnsi="맑은 고딕"/>
-                <w:b w:val="false"/>
-                <w:bCs w:val="false"/>
-                <w:color w:val="000000"/>
-                <w:sz w:val="18"/>
-                <w:szCs w:val="18"/>
-              </w:rPr>
-              <w:t xml:space="preserve">약 4,154ms</w:t>
-            </w:r>
-          </w:p>
-        </w:tc>
-      </w:tr>
-      <w:tr>
-        <w:tc>
-          <w:tcPr>
-            <w:tcW w:type="dxa" w:w="1983"/>
-            <w:tcBorders>
-              <w:top w:val="single" w:color="AAAAAA" w:sz="1"/>
-              <w:left w:val="single" w:color="AAAAAA" w:sz="1"/>
-              <w:bottom w:val="single" w:color="AAAAAA" w:sz="1"/>
-              <w:right w:val="single" w:color="AAAAAA" w:sz="1"/>
-            </w:tcBorders>
-            <w:vAlign w:val="center"/>
-          </w:tcPr>
-          <w:p>
-            <w:pPr>
-              <w:spacing w:after="40" w:before="40"/>
-              <w:jc w:val="left"/>
-            </w:pPr>
-            <w:r>
-              <w:rPr>
-                <w:rFonts w:ascii="맑은 고딕" w:cs="맑은 고딕" w:eastAsia="맑은 고딕" w:hAnsi="맑은 고딕"/>
-                <w:b w:val="false"/>
-                <w:bCs w:val="false"/>
-                <w:color w:val="000000"/>
-                <w:sz w:val="18"/>
-                <w:szCs w:val="18"/>
-              </w:rPr>
-              <w:t xml:space="preserve">WFQ</w:t>
-            </w:r>
-          </w:p>
-        </w:tc>
-        <w:tc>
-          <w:tcPr>
-            <w:tcW w:type="dxa" w:w="1983"/>
-            <w:tcBorders>
-              <w:top w:val="single" w:color="AAAAAA" w:sz="1"/>
-              <w:left w:val="single" w:color="AAAAAA" w:sz="1"/>
-              <w:bottom w:val="single" w:color="AAAAAA" w:sz="1"/>
-              <w:right w:val="single" w:color="AAAAAA" w:sz="1"/>
-            </w:tcBorders>
-            <w:vAlign w:val="center"/>
-          </w:tcPr>
-          <w:p>
-            <w:pPr>
-              <w:spacing w:after="40" w:before="40"/>
-              <w:jc w:val="left"/>
-            </w:pPr>
-            <w:r>
-              <w:rPr>
-                <w:rFonts w:ascii="맑은 고딕" w:cs="맑은 고딕" w:eastAsia="맑은 고딕" w:hAnsi="맑은 고딕"/>
-                <w:b w:val="false"/>
-                <w:bCs w:val="false"/>
-                <w:color w:val="000000"/>
-                <w:sz w:val="18"/>
-                <w:szCs w:val="18"/>
-              </w:rPr>
-              <w:t xml:space="preserve">약 1,976ms</w:t>
-            </w:r>
-          </w:p>
-        </w:tc>
-        <w:tc>
-          <w:tcPr>
-            <w:tcW w:type="dxa" w:w="1983"/>
-            <w:tcBorders>
-              <w:top w:val="single" w:color="AAAAAA" w:sz="1"/>
-              <w:left w:val="single" w:color="AAAAAA" w:sz="1"/>
-              <w:bottom w:val="single" w:color="AAAAAA" w:sz="1"/>
-              <w:right w:val="single" w:color="AAAAAA" w:sz="1"/>
-            </w:tcBorders>
-            <w:vAlign w:val="center"/>
-          </w:tcPr>
-          <w:p>
-            <w:pPr>
-              <w:spacing w:after="40" w:before="40"/>
-              <w:jc w:val="left"/>
-            </w:pPr>
-            <w:r>
-              <w:rPr>
-                <w:rFonts w:ascii="맑은 고딕" w:cs="맑은 고딕" w:eastAsia="맑은 고딕" w:hAnsi="맑은 고딕"/>
-                <w:b w:val="false"/>
-                <w:bCs w:val="false"/>
-                <w:color w:val="000000"/>
-                <w:sz w:val="18"/>
-                <w:szCs w:val="18"/>
-              </w:rPr>
-              <w:t xml:space="preserve">약 208ms</w:t>
-            </w:r>
-          </w:p>
-        </w:tc>
-        <w:tc>
-          <w:tcPr>
-            <w:tcW w:type="dxa" w:w="1983"/>
-            <w:tcBorders>
-              <w:top w:val="single" w:color="AAAAAA" w:sz="1"/>
-              <w:left w:val="single" w:color="AAAAAA" w:sz="1"/>
-              <w:bottom w:val="single" w:color="AAAAAA" w:sz="1"/>
-              <w:right w:val="single" w:color="AAAAAA" w:sz="1"/>
-            </w:tcBorders>
-            <w:vAlign w:val="center"/>
-          </w:tcPr>
-          <w:p>
-            <w:pPr>
-              <w:spacing w:after="40" w:before="40"/>
-              <w:jc w:val="left"/>
-            </w:pPr>
-            <w:r>
-              <w:rPr>
-                <w:rFonts w:ascii="맑은 고딕" w:cs="맑은 고딕" w:eastAsia="맑은 고딕" w:hAnsi="맑은 고딕"/>
-                <w:b w:val="false"/>
-                <w:bCs w:val="false"/>
-                <w:color w:val="000000"/>
-                <w:sz w:val="18"/>
-                <w:szCs w:val="18"/>
-              </w:rPr>
-              <w:t xml:space="preserve">약 4,167ms</w:t>
-            </w:r>
-          </w:p>
-        </w:tc>
-      </w:tr>
-    </w:tbl>
-    <w:p>
-      <w:pPr>
-        <w:spacing w:after="80"/>
-      </w:pPr>
-    </w:p>
-    <w:p>
-      <w:pPr>
-        <w:spacing w:after="80" w:line="240"/>
-      </w:pPr>
-      <w:r>
-        <w:rPr>
-          <w:rFonts w:ascii="맑은 고딕" w:cs="맑은 고딕" w:eastAsia="맑은 고딕" w:hAnsi="맑은 고딕"/>
-          <w:b/>
-          <w:bCs/>
-          <w:color w:val="000000"/>
-          <w:sz w:val="20"/>
-          <w:szCs w:val="20"/>
-        </w:rPr>
-        <w:t xml:space="preserve">표 11. 실서버 구독 등급별 평균 대기시간</w:t>
-      </w:r>
-    </w:p>
-    <w:tbl>
-      <w:tblPr>
-        <w:tblW w:type="auto" w:w="100"/>
-        <w:tblBorders>
-          <w:top w:val="single" w:color="auto" w:sz="4"/>
-          <w:left w:val="single" w:color="auto" w:sz="4"/>
-          <w:bottom w:val="single" w:color="auto" w:sz="4"/>
-          <w:right w:val="single" w:color="auto" w:sz="4"/>
-          <w:insideH w:val="single" w:color="auto" w:sz="4"/>
-          <w:insideV w:val="single" w:color="auto" w:sz="4"/>
-        </w:tblBorders>
-      </w:tblPr>
-      <w:tblGrid>
-        <w:gridCol w:w="1983"/>
-        <w:gridCol w:w="1983"/>
-        <w:gridCol w:w="1983"/>
-        <w:gridCol w:w="1983"/>
-      </w:tblGrid>
-      <w:tr>
-        <w:tc>
-          <w:tcPr>
-            <w:tcW w:type="dxa" w:w="1983"/>
-            <w:tcBorders>
-              <w:top w:val="single" w:color="AAAAAA" w:sz="1"/>
-              <w:left w:val="single" w:color="AAAAAA" w:sz="1"/>
-              <w:bottom w:val="single" w:color="AAAAAA" w:sz="1"/>
-              <w:right w:val="single" w:color="AAAAAA" w:sz="1"/>
-            </w:tcBorders>
-            <w:shd w:fill="D9E2F3" w:val="clear"/>
-            <w:vAlign w:val="center"/>
-          </w:tcPr>
-          <w:p>
-            <w:pPr>
-              <w:spacing w:after="40" w:before="40"/>
-              <w:jc w:val="center"/>
-            </w:pPr>
-            <w:r>
-              <w:rPr>
-                <w:rFonts w:ascii="맑은 고딕" w:cs="맑은 고딕" w:eastAsia="맑은 고딕" w:hAnsi="맑은 고딕"/>
-                <w:b/>
-                <w:bCs/>
-                <w:color w:val="000000"/>
-                <w:sz w:val="18"/>
-                <w:szCs w:val="18"/>
-              </w:rPr>
-              <w:t xml:space="preserve">구독 등급</w:t>
-            </w:r>
-          </w:p>
-        </w:tc>
-        <w:tc>
-          <w:tcPr>
-            <w:tcW w:type="dxa" w:w="1983"/>
-            <w:tcBorders>
-              <w:top w:val="single" w:color="AAAAAA" w:sz="1"/>
-              <w:left w:val="single" w:color="AAAAAA" w:sz="1"/>
-              <w:bottom w:val="single" w:color="AAAAAA" w:sz="1"/>
-              <w:right w:val="single" w:color="AAAAAA" w:sz="1"/>
-            </w:tcBorders>
-            <w:shd w:fill="D9E2F3" w:val="clear"/>
-            <w:vAlign w:val="center"/>
-          </w:tcPr>
-          <w:p>
-            <w:pPr>
-              <w:spacing w:after="40" w:before="40"/>
-              <w:jc w:val="center"/>
-            </w:pPr>
-            <w:r>
-              <w:rPr>
-                <w:rFonts w:ascii="맑은 고딕" w:cs="맑은 고딕" w:eastAsia="맑은 고딕" w:hAnsi="맑은 고딕"/>
-                <w:b/>
-                <w:bCs/>
-                <w:color w:val="000000"/>
-                <w:sz w:val="18"/>
-                <w:szCs w:val="18"/>
-              </w:rPr>
-              <w:t xml:space="preserve">FCFS</w:t>
-            </w:r>
-          </w:p>
-        </w:tc>
-        <w:tc>
-          <w:tcPr>
-            <w:tcW w:type="dxa" w:w="1983"/>
-            <w:tcBorders>
-              <w:top w:val="single" w:color="AAAAAA" w:sz="1"/>
-              <w:left w:val="single" w:color="AAAAAA" w:sz="1"/>
-              <w:bottom w:val="single" w:color="AAAAAA" w:sz="1"/>
-              <w:right w:val="single" w:color="AAAAAA" w:sz="1"/>
-            </w:tcBorders>
-            <w:shd w:fill="D9E2F3" w:val="clear"/>
-            <w:vAlign w:val="center"/>
-          </w:tcPr>
-          <w:p>
-            <w:pPr>
-              <w:spacing w:after="40" w:before="40"/>
-              <w:jc w:val="center"/>
-            </w:pPr>
-            <w:r>
-              <w:rPr>
-                <w:rFonts w:ascii="맑은 고딕" w:cs="맑은 고딕" w:eastAsia="맑은 고딕" w:hAnsi="맑은 고딕"/>
-                <w:b/>
-                <w:bCs/>
-                <w:color w:val="000000"/>
-                <w:sz w:val="18"/>
-                <w:szCs w:val="18"/>
-              </w:rPr>
-              <w:t xml:space="preserve">Priority</w:t>
-            </w:r>
-          </w:p>
-        </w:tc>
-        <w:tc>
-          <w:tcPr>
-            <w:tcW w:type="dxa" w:w="1983"/>
-            <w:tcBorders>
-              <w:top w:val="single" w:color="AAAAAA" w:sz="1"/>
-              <w:left w:val="single" w:color="AAAAAA" w:sz="1"/>
-              <w:bottom w:val="single" w:color="AAAAAA" w:sz="1"/>
-              <w:right w:val="single" w:color="AAAAAA" w:sz="1"/>
-            </w:tcBorders>
-            <w:shd w:fill="D9E2F3" w:val="clear"/>
-            <w:vAlign w:val="center"/>
-          </w:tcPr>
-          <w:p>
-            <w:pPr>
-              <w:spacing w:after="40" w:before="40"/>
-              <w:jc w:val="center"/>
-            </w:pPr>
-            <w:r>
-              <w:rPr>
-                <w:rFonts w:ascii="맑은 고딕" w:cs="맑은 고딕" w:eastAsia="맑은 고딕" w:hAnsi="맑은 고딕"/>
-                <w:b/>
-                <w:bCs/>
-                <w:color w:val="000000"/>
-                <w:sz w:val="18"/>
-                <w:szCs w:val="18"/>
-              </w:rPr>
-              <w:t xml:space="preserve">WFQ</w:t>
-            </w:r>
-          </w:p>
-        </w:tc>
-      </w:tr>
-      <w:tr>
-        <w:tc>
-          <w:tcPr>
-            <w:tcW w:type="dxa" w:w="1983"/>
-            <w:tcBorders>
-              <w:top w:val="single" w:color="AAAAAA" w:sz="1"/>
-              <w:left w:val="single" w:color="AAAAAA" w:sz="1"/>
-              <w:bottom w:val="single" w:color="AAAAAA" w:sz="1"/>
-              <w:right w:val="single" w:color="AAAAAA" w:sz="1"/>
-            </w:tcBorders>
-            <w:vAlign w:val="center"/>
-          </w:tcPr>
-          <w:p>
-            <w:pPr>
-              <w:spacing w:after="40" w:before="40"/>
-              <w:jc w:val="left"/>
-            </w:pPr>
-            <w:r>
-              <w:rPr>
-                <w:rFonts w:ascii="맑은 고딕" w:cs="맑은 고딕" w:eastAsia="맑은 고딕" w:hAnsi="맑은 고딕"/>
-                <w:b w:val="false"/>
-                <w:bCs w:val="false"/>
-                <w:color w:val="000000"/>
-                <w:sz w:val="18"/>
-                <w:szCs w:val="18"/>
-              </w:rPr>
-              <w:t xml:space="preserve">Enterprise</w:t>
-            </w:r>
-          </w:p>
-        </w:tc>
-        <w:tc>
-          <w:tcPr>
-            <w:tcW w:type="dxa" w:w="1983"/>
-            <w:tcBorders>
-              <w:top w:val="single" w:color="AAAAAA" w:sz="1"/>
-              <w:left w:val="single" w:color="AAAAAA" w:sz="1"/>
-              <w:bottom w:val="single" w:color="AAAAAA" w:sz="1"/>
-              <w:right w:val="single" w:color="AAAAAA" w:sz="1"/>
-            </w:tcBorders>
-            <w:vAlign w:val="center"/>
-          </w:tcPr>
-          <w:p>
-            <w:pPr>
-              <w:spacing w:after="40" w:before="40"/>
-              <w:jc w:val="left"/>
-            </w:pPr>
-            <w:r>
-              <w:rPr>
-                <w:rFonts w:ascii="맑은 고딕" w:cs="맑은 고딕" w:eastAsia="맑은 고딕" w:hAnsi="맑은 고딕"/>
-                <w:b w:val="false"/>
-                <w:bCs w:val="false"/>
-                <w:color w:val="000000"/>
-                <w:sz w:val="18"/>
-                <w:szCs w:val="18"/>
-              </w:rPr>
-              <w:t xml:space="preserve">약 432ms</w:t>
-            </w:r>
-          </w:p>
-        </w:tc>
-        <w:tc>
-          <w:tcPr>
-            <w:tcW w:type="dxa" w:w="1983"/>
-            <w:tcBorders>
-              <w:top w:val="single" w:color="AAAAAA" w:sz="1"/>
-              <w:left w:val="single" w:color="AAAAAA" w:sz="1"/>
-              <w:bottom w:val="single" w:color="AAAAAA" w:sz="1"/>
-              <w:right w:val="single" w:color="AAAAAA" w:sz="1"/>
-            </w:tcBorders>
-            <w:vAlign w:val="center"/>
-          </w:tcPr>
-          <w:p>
-            <w:pPr>
-              <w:spacing w:after="40" w:before="40"/>
-              <w:jc w:val="left"/>
-            </w:pPr>
-            <w:r>
-              <w:rPr>
-                <w:rFonts w:ascii="맑은 고딕" w:cs="맑은 고딕" w:eastAsia="맑은 고딕" w:hAnsi="맑은 고딕"/>
-                <w:b w:val="false"/>
-                <w:bCs w:val="false"/>
-                <w:color w:val="000000"/>
-                <w:sz w:val="18"/>
-                <w:szCs w:val="18"/>
-              </w:rPr>
-              <w:t xml:space="preserve">약 664ms</w:t>
-            </w:r>
-          </w:p>
-        </w:tc>
-        <w:tc>
-          <w:tcPr>
-            <w:tcW w:type="dxa" w:w="1983"/>
-            <w:tcBorders>
-              <w:top w:val="single" w:color="AAAAAA" w:sz="1"/>
-              <w:left w:val="single" w:color="AAAAAA" w:sz="1"/>
-              <w:bottom w:val="single" w:color="AAAAAA" w:sz="1"/>
-              <w:right w:val="single" w:color="AAAAAA" w:sz="1"/>
-            </w:tcBorders>
-            <w:vAlign w:val="center"/>
-          </w:tcPr>
-          <w:p>
-            <w:pPr>
-              <w:spacing w:after="40" w:before="40"/>
-              <w:jc w:val="left"/>
-            </w:pPr>
-            <w:r>
-              <w:rPr>
-                <w:rFonts w:ascii="맑은 고딕" w:cs="맑은 고딕" w:eastAsia="맑은 고딕" w:hAnsi="맑은 고딕"/>
-                <w:b w:val="false"/>
-                <w:bCs w:val="false"/>
-                <w:color w:val="000000"/>
-                <w:sz w:val="18"/>
-                <w:szCs w:val="18"/>
-              </w:rPr>
-              <w:t xml:space="preserve">약 410ms</w:t>
-            </w:r>
-          </w:p>
-        </w:tc>
-      </w:tr>
-      <w:tr>
-        <w:tc>
-          <w:tcPr>
-            <w:tcW w:type="dxa" w:w="1983"/>
-            <w:tcBorders>
-              <w:top w:val="single" w:color="AAAAAA" w:sz="1"/>
-              <w:left w:val="single" w:color="AAAAAA" w:sz="1"/>
-              <w:bottom w:val="single" w:color="AAAAAA" w:sz="1"/>
-              <w:right w:val="single" w:color="AAAAAA" w:sz="1"/>
-            </w:tcBorders>
-            <w:vAlign w:val="center"/>
-          </w:tcPr>
-          <w:p>
-            <w:pPr>
-              <w:spacing w:after="40" w:before="40"/>
-              <w:jc w:val="left"/>
-            </w:pPr>
-            <w:r>
-              <w:rPr>
-                <w:rFonts w:ascii="맑은 고딕" w:cs="맑은 고딕" w:eastAsia="맑은 고딕" w:hAnsi="맑은 고딕"/>
-                <w:b w:val="false"/>
-                <w:bCs w:val="false"/>
-                <w:color w:val="000000"/>
-                <w:sz w:val="18"/>
-                <w:szCs w:val="18"/>
-              </w:rPr>
-              <w:t xml:space="preserve">Premium</w:t>
-            </w:r>
-          </w:p>
-        </w:tc>
-        <w:tc>
-          <w:tcPr>
-            <w:tcW w:type="dxa" w:w="1983"/>
-            <w:tcBorders>
-              <w:top w:val="single" w:color="AAAAAA" w:sz="1"/>
-              <w:left w:val="single" w:color="AAAAAA" w:sz="1"/>
-              <w:bottom w:val="single" w:color="AAAAAA" w:sz="1"/>
-              <w:right w:val="single" w:color="AAAAAA" w:sz="1"/>
-            </w:tcBorders>
-            <w:vAlign w:val="center"/>
-          </w:tcPr>
-          <w:p>
-            <w:pPr>
-              <w:spacing w:after="40" w:before="40"/>
-              <w:jc w:val="left"/>
-            </w:pPr>
-            <w:r>
-              <w:rPr>
-                <w:rFonts w:ascii="맑은 고딕" w:cs="맑은 고딕" w:eastAsia="맑은 고딕" w:hAnsi="맑은 고딕"/>
-                <w:b w:val="false"/>
-                <w:bCs w:val="false"/>
-                <w:color w:val="000000"/>
-                <w:sz w:val="18"/>
-                <w:szCs w:val="18"/>
-              </w:rPr>
-              <w:t xml:space="preserve">약 1,480ms</w:t>
-            </w:r>
-          </w:p>
-        </w:tc>
-        <w:tc>
-          <w:tcPr>
-            <w:tcW w:type="dxa" w:w="1983"/>
-            <w:tcBorders>
-              <w:top w:val="single" w:color="AAAAAA" w:sz="1"/>
-              <w:left w:val="single" w:color="AAAAAA" w:sz="1"/>
-              <w:bottom w:val="single" w:color="AAAAAA" w:sz="1"/>
-              <w:right w:val="single" w:color="AAAAAA" w:sz="1"/>
-            </w:tcBorders>
-            <w:vAlign w:val="center"/>
-          </w:tcPr>
-          <w:p>
-            <w:pPr>
-              <w:spacing w:after="40" w:before="40"/>
-              <w:jc w:val="left"/>
-            </w:pPr>
-            <w:r>
-              <w:rPr>
-                <w:rFonts w:ascii="맑은 고딕" w:cs="맑은 고딕" w:eastAsia="맑은 고딕" w:hAnsi="맑은 고딕"/>
-                <w:b w:val="false"/>
-                <w:bCs w:val="false"/>
-                <w:color w:val="000000"/>
-                <w:sz w:val="18"/>
-                <w:szCs w:val="18"/>
-              </w:rPr>
-              <w:t xml:space="preserve">약 1,333ms</w:t>
-            </w:r>
-          </w:p>
-        </w:tc>
-        <w:tc>
-          <w:tcPr>
-            <w:tcW w:type="dxa" w:w="1983"/>
-            <w:tcBorders>
-              <w:top w:val="single" w:color="AAAAAA" w:sz="1"/>
-              <w:left w:val="single" w:color="AAAAAA" w:sz="1"/>
-              <w:bottom w:val="single" w:color="AAAAAA" w:sz="1"/>
-              <w:right w:val="single" w:color="AAAAAA" w:sz="1"/>
-            </w:tcBorders>
-            <w:vAlign w:val="center"/>
-          </w:tcPr>
-          <w:p>
-            <w:pPr>
-              <w:spacing w:after="40" w:before="40"/>
-              <w:jc w:val="left"/>
-            </w:pPr>
-            <w:r>
-              <w:rPr>
-                <w:rFonts w:ascii="맑은 고딕" w:cs="맑은 고딕" w:eastAsia="맑은 고딕" w:hAnsi="맑은 고딕"/>
-                <w:b w:val="false"/>
-                <w:bCs w:val="false"/>
-                <w:color w:val="000000"/>
-                <w:sz w:val="18"/>
-                <w:szCs w:val="18"/>
-              </w:rPr>
-              <w:t xml:space="preserve">약 1,458ms</w:t>
-            </w:r>
-          </w:p>
-        </w:tc>
-      </w:tr>
-      <w:tr>
-        <w:tc>
-          <w:tcPr>
-            <w:tcW w:type="dxa" w:w="1983"/>
-            <w:tcBorders>
-              <w:top w:val="single" w:color="AAAAAA" w:sz="1"/>
-              <w:left w:val="single" w:color="AAAAAA" w:sz="1"/>
-              <w:bottom w:val="single" w:color="AAAAAA" w:sz="1"/>
-              <w:right w:val="single" w:color="AAAAAA" w:sz="1"/>
-            </w:tcBorders>
-            <w:vAlign w:val="center"/>
-          </w:tcPr>
-          <w:p>
-            <w:pPr>
-              <w:spacing w:after="40" w:before="40"/>
-              <w:jc w:val="left"/>
-            </w:pPr>
-            <w:r>
-              <w:rPr>
-                <w:rFonts w:ascii="맑은 고딕" w:cs="맑은 고딕" w:eastAsia="맑은 고딕" w:hAnsi="맑은 고딕"/>
-                <w:b w:val="false"/>
-                <w:bCs w:val="false"/>
-                <w:color w:val="000000"/>
-                <w:sz w:val="18"/>
-                <w:szCs w:val="18"/>
-              </w:rPr>
-              <w:t xml:space="preserve">Standard</w:t>
-            </w:r>
-          </w:p>
-        </w:tc>
-        <w:tc>
-          <w:tcPr>
-            <w:tcW w:type="dxa" w:w="1983"/>
-            <w:tcBorders>
-              <w:top w:val="single" w:color="AAAAAA" w:sz="1"/>
-              <w:left w:val="single" w:color="AAAAAA" w:sz="1"/>
-              <w:bottom w:val="single" w:color="AAAAAA" w:sz="1"/>
-              <w:right w:val="single" w:color="AAAAAA" w:sz="1"/>
-            </w:tcBorders>
-            <w:vAlign w:val="center"/>
-          </w:tcPr>
-          <w:p>
-            <w:pPr>
-              <w:spacing w:after="40" w:before="40"/>
-              <w:jc w:val="left"/>
-            </w:pPr>
-            <w:r>
-              <w:rPr>
-                <w:rFonts w:ascii="맑은 고딕" w:cs="맑은 고딕" w:eastAsia="맑은 고딕" w:hAnsi="맑은 고딕"/>
-                <w:b w:val="false"/>
-                <w:bCs w:val="false"/>
-                <w:color w:val="000000"/>
-                <w:sz w:val="18"/>
-                <w:szCs w:val="18"/>
-              </w:rPr>
-              <w:t xml:space="preserve">약 2,522ms</w:t>
-            </w:r>
-          </w:p>
-        </w:tc>
-        <w:tc>
-          <w:tcPr>
-            <w:tcW w:type="dxa" w:w="1983"/>
-            <w:tcBorders>
-              <w:top w:val="single" w:color="AAAAAA" w:sz="1"/>
-              <w:left w:val="single" w:color="AAAAAA" w:sz="1"/>
-              <w:bottom w:val="single" w:color="AAAAAA" w:sz="1"/>
-              <w:right w:val="single" w:color="AAAAAA" w:sz="1"/>
-            </w:tcBorders>
-            <w:vAlign w:val="center"/>
-          </w:tcPr>
-          <w:p>
-            <w:pPr>
-              <w:spacing w:after="40" w:before="40"/>
-              <w:jc w:val="left"/>
-            </w:pPr>
-            <w:r>
-              <w:rPr>
-                <w:rFonts w:ascii="맑은 고딕" w:cs="맑은 고딕" w:eastAsia="맑은 고딕" w:hAnsi="맑은 고딕"/>
-                <w:b w:val="false"/>
-                <w:bCs w:val="false"/>
-                <w:color w:val="000000"/>
-                <w:sz w:val="18"/>
-                <w:szCs w:val="18"/>
-              </w:rPr>
-              <w:t xml:space="preserve">약 2,541ms</w:t>
-            </w:r>
-          </w:p>
-        </w:tc>
-        <w:tc>
-          <w:tcPr>
-            <w:tcW w:type="dxa" w:w="1983"/>
-            <w:tcBorders>
-              <w:top w:val="single" w:color="AAAAAA" w:sz="1"/>
-              <w:left w:val="single" w:color="AAAAAA" w:sz="1"/>
-              <w:bottom w:val="single" w:color="AAAAAA" w:sz="1"/>
-              <w:right w:val="single" w:color="AAAAAA" w:sz="1"/>
-            </w:tcBorders>
-            <w:vAlign w:val="center"/>
-          </w:tcPr>
-          <w:p>
-            <w:pPr>
-              <w:spacing w:after="40" w:before="40"/>
-              <w:jc w:val="left"/>
-            </w:pPr>
-            <w:r>
-              <w:rPr>
-                <w:rFonts w:ascii="맑은 고딕" w:cs="맑은 고딕" w:eastAsia="맑은 고딕" w:hAnsi="맑은 고딕"/>
-                <w:b w:val="false"/>
-                <w:bCs w:val="false"/>
-                <w:color w:val="000000"/>
-                <w:sz w:val="18"/>
-                <w:szCs w:val="18"/>
-              </w:rPr>
-              <w:t xml:space="preserve">약 2,496ms</w:t>
-            </w:r>
-          </w:p>
-        </w:tc>
-      </w:tr>
-      <w:tr>
-        <w:tc>
-          <w:tcPr>
-            <w:tcW w:type="dxa" w:w="1983"/>
-            <w:tcBorders>
-              <w:top w:val="single" w:color="AAAAAA" w:sz="1"/>
-              <w:left w:val="single" w:color="AAAAAA" w:sz="1"/>
-              <w:bottom w:val="single" w:color="AAAAAA" w:sz="1"/>
-              <w:right w:val="single" w:color="AAAAAA" w:sz="1"/>
-            </w:tcBorders>
-            <w:vAlign w:val="center"/>
-          </w:tcPr>
-          <w:p>
-            <w:pPr>
-              <w:spacing w:after="40" w:before="40"/>
-              <w:jc w:val="left"/>
-            </w:pPr>
-            <w:r>
-              <w:rPr>
-                <w:rFonts w:ascii="맑은 고딕" w:cs="맑은 고딕" w:eastAsia="맑은 고딕" w:hAnsi="맑은 고딕"/>
-                <w:b w:val="false"/>
-                <w:bCs w:val="false"/>
-                <w:color w:val="000000"/>
-                <w:sz w:val="18"/>
-                <w:szCs w:val="18"/>
-              </w:rPr>
-              <w:t xml:space="preserve">Free</w:t>
-            </w:r>
-          </w:p>
-        </w:tc>
-        <w:tc>
-          <w:tcPr>
-            <w:tcW w:type="dxa" w:w="1983"/>
-            <w:tcBorders>
-              <w:top w:val="single" w:color="AAAAAA" w:sz="1"/>
-              <w:left w:val="single" w:color="AAAAAA" w:sz="1"/>
-              <w:bottom w:val="single" w:color="AAAAAA" w:sz="1"/>
-              <w:right w:val="single" w:color="AAAAAA" w:sz="1"/>
-            </w:tcBorders>
-            <w:vAlign w:val="center"/>
-          </w:tcPr>
-          <w:p>
-            <w:pPr>
-              <w:spacing w:after="40" w:before="40"/>
-              <w:jc w:val="left"/>
-            </w:pPr>
-            <w:r>
-              <w:rPr>
-                <w:rFonts w:ascii="맑은 고딕" w:cs="맑은 고딕" w:eastAsia="맑은 고딕" w:hAnsi="맑은 고딕"/>
-                <w:b w:val="false"/>
-                <w:bCs w:val="false"/>
-                <w:color w:val="000000"/>
-                <w:sz w:val="18"/>
-                <w:szCs w:val="18"/>
-              </w:rPr>
-              <w:t xml:space="preserve">약 3,561ms</w:t>
-            </w:r>
-          </w:p>
-        </w:tc>
-        <w:tc>
-          <w:tcPr>
-            <w:tcW w:type="dxa" w:w="1983"/>
-            <w:tcBorders>
-              <w:top w:val="single" w:color="AAAAAA" w:sz="1"/>
-              <w:left w:val="single" w:color="AAAAAA" w:sz="1"/>
-              <w:bottom w:val="single" w:color="AAAAAA" w:sz="1"/>
-              <w:right w:val="single" w:color="AAAAAA" w:sz="1"/>
-            </w:tcBorders>
-            <w:vAlign w:val="center"/>
-          </w:tcPr>
-          <w:p>
-            <w:pPr>
-              <w:spacing w:after="40" w:before="40"/>
-              <w:jc w:val="left"/>
-            </w:pPr>
-            <w:r>
-              <w:rPr>
-                <w:rFonts w:ascii="맑은 고딕" w:cs="맑은 고딕" w:eastAsia="맑은 고딕" w:hAnsi="맑은 고딕"/>
-                <w:b w:val="false"/>
-                <w:bCs w:val="false"/>
-                <w:color w:val="000000"/>
-                <w:sz w:val="18"/>
-                <w:szCs w:val="18"/>
-              </w:rPr>
-              <w:t xml:space="preserve">약 3,371ms</w:t>
-            </w:r>
-          </w:p>
-        </w:tc>
-        <w:tc>
-          <w:tcPr>
-            <w:tcW w:type="dxa" w:w="1983"/>
-            <w:tcBorders>
-              <w:top w:val="single" w:color="AAAAAA" w:sz="1"/>
-              <w:left w:val="single" w:color="AAAAAA" w:sz="1"/>
-              <w:bottom w:val="single" w:color="AAAAAA" w:sz="1"/>
-              <w:right w:val="single" w:color="AAAAAA" w:sz="1"/>
-            </w:tcBorders>
-            <w:vAlign w:val="center"/>
-          </w:tcPr>
-          <w:p>
-            <w:pPr>
-              <w:spacing w:after="40" w:before="40"/>
-              <w:jc w:val="left"/>
-            </w:pPr>
-            <w:r>
-              <w:rPr>
-                <w:rFonts w:ascii="맑은 고딕" w:cs="맑은 고딕" w:eastAsia="맑은 고딕" w:hAnsi="맑은 고딕"/>
-                <w:b w:val="false"/>
-                <w:bCs w:val="false"/>
-                <w:color w:val="000000"/>
-                <w:sz w:val="18"/>
-                <w:szCs w:val="18"/>
-              </w:rPr>
-              <w:t xml:space="preserve">약 3,542ms</w:t>
-            </w:r>
-          </w:p>
-        </w:tc>
-      </w:tr>
-    </w:tbl>
-    <w:p>
-      <w:pPr>
-        <w:spacing w:after="80"/>
-      </w:pPr>
-    </w:p>
-    <w:p>
-      <w:pPr>
-        <w:spacing w:after="80"/>
-      </w:pPr>
-    </w:p>
-    <w:p>
-      <w:pPr>
-        <w:spacing w:after="100" w:before="100"/>
-        <w:jc w:val="center"/>
-      </w:pPr>
-      <w:r>
-        <w:drawing>
-          <wp:inline distT="0" distB="0" distL="0" distR="0">
-            <wp:extent cx="5400675" cy="2257425"/>
-            <wp:effectExtent t="0" r="0" b="0" l="0"/>
-            <wp:docPr id="1" name="" descr="" title=""/>
-            <wp:cNvGraphicFramePr>
-              <a:graphicFrameLocks xmlns:a="http://schemas.openxmlformats.org/drawingml/2006/main" noChangeAspect="1"/>
-            </wp:cNvGraphicFramePr>
-            <a:graphic xmlns:a="http://schemas.openxmlformats.org/drawingml/2006/main">
-              <a:graphicData uri="http://schemas.openxmlformats.org/drawingml/2006/picture">
-                <pic:pic xmlns:pic="http://schemas.openxmlformats.org/drawingml/2006/picture">
-                  <pic:nvPicPr>
-                    <pic:cNvPr id="0" name="" descr=""/>
-                    <pic:cNvPicPr>
-                      <a:picLocks noChangeAspect="1" noChangeArrowheads="1"/>
-                    </pic:cNvPicPr>
-                  </pic:nvPicPr>
-                  <pic:blipFill>
-                    <a:blip r:embed="rId13" cstate="none"/>
-                    <a:srcRect/>
-                    <a:stretch>
-                      <a:fillRect/>
-                    </a:stretch>
-                  </pic:blipFill>
-                  <pic:spPr bwMode="auto">
-                    <a:xfrm>
-                      <a:off x="0" y="0"/>
                       <a:ext cx="5400675" cy="2257425"/>
                     </a:xfrm>
                     <a:prstGeom prst="rect">
@@ -9380,7 +9307,7 @@
           <w:sz w:val="18"/>
           <w:szCs w:val="18"/>
         </w:rPr>
-        <w:t xml:space="preserve">[그림 5] 실서버 구독 등급별 평균 대기시간 비교</w:t>
+        <w:t xml:space="preserve">[그림 4] 실서버 구독 등급별 평균 대기시간 비교</w:t>
       </w:r>
     </w:p>
     <w:p>
@@ -9399,8 +9326,13 @@
           <w:sz w:val="20"/>
           <w:szCs w:val="20"/>
         </w:rPr>
-        <w:t xml:space="preserve">세 알고리즘의 평균 처리 시간이 모두 약 208~209ms로 거의 같았다. 스케줄러는 "누구를 먼저 처리할지"만 정할 뿐 LLM 추론 속도를 바꾸지 못한다. FCFS에서는 도착 순서대로 처리되어 Enterprise → Free 순으로 대기시간이 늘었다(Enterprise를 먼저 보냄). Priority의 경우 구독 등급과 요청 우선순위가 독립적임을 드러내고자 등급별로 서로 다른 우선순위를 혼합 배정하였다(배정 내역은 부록 표 B.2 참조). 그 결과 Enterprise의 NORMAL 요청이 Premium의 URGENT 요청에 밀려 Enterprise 평균 대기시간은 FCFS 대비 증가하였다(432 → 664ms). 반면 Free의 NORMAL 요청은 Standard의 LOW 요청보다 먼저 처리되어 Free 평균 대기시간은 오히려 감소하였다(3,561 → 3,371ms). </w:t>
-      </w:r>
+        <w:t xml:space="preserve">세 알고리즘의 평균 처리 시간이 모두 약 208~209ms로 거의 같았다. 스케줄러는 "누구를 먼저 처리할지"만 정할 뿐 LLM 추론 속도를 바꾸지 못한다. FCFS에서는 도착 순서대로 처리되어 Enterprise → Free 순으로 대기시간이 늘었다(Enterprise를 먼저 보냄). Priority의 경우 구독 등급과 요청 우선순위가 독립적임을 드러내고자 등급별로 서로 다른 우선순위를 혼합 배정하였다(표 12). 상위 등급일수록 URGENT와 HIGH 비율을 높이되, 모든 등급에 여러 우선순위가 섞이도록 하였다.</w:t>
+      </w:r>
+    </w:p>
+    <w:p>
+      <w:pPr>
+        <w:spacing w:after="80" w:line="240"/>
+      </w:pPr>
       <w:r>
         <w:rPr>
           <w:rFonts w:ascii="맑은 고딕" w:cs="맑은 고딕" w:eastAsia="맑은 고딕" w:hAnsi="맑은 고딕"/>
@@ -9410,4670 +9342,7 @@
           <w:sz w:val="20"/>
           <w:szCs w:val="20"/>
         </w:rPr>
-        <w:t xml:space="preserve">WFQ</w:t>
-      </w:r>
-      <w:r>
-        <w:rPr>
-          <w:rFonts w:ascii="맑은 고딕" w:cs="맑은 고딕" w:eastAsia="맑은 고딕" w:hAnsi="맑은 고딕"/>
-          <w:color w:val="000000"/>
-          <w:sz w:val="20"/>
-          <w:szCs w:val="20"/>
-        </w:rPr>
-        <w:t xml:space="preserve">는 가중치에 따라 Enterprise가 먼저 처리되었다. 요청 수가 적어 등급별 극단적 차이까지는 드러나지 않았으나 시뮬레이션과 같은 패턴이 나타났다.</w:t>
-      </w:r>
-    </w:p>
-    <w:p>
-      <w:pPr>
-        <w:spacing w:after="130" w:before="220" w:line="240"/>
-      </w:pPr>
-      <w:r>
-        <w:rPr>
-          <w:rFonts w:ascii="맑은 고딕" w:cs="맑은 고딕" w:eastAsia="맑은 고딕" w:hAnsi="맑은 고딕"/>
-          <w:b/>
-          <w:bCs/>
-          <w:color w:val="333333"/>
-          <w:sz w:val="24"/>
-          <w:szCs w:val="24"/>
-        </w:rPr>
-        <w:t xml:space="preserve">5.5 공정성 분석</w:t>
-      </w:r>
-    </w:p>
-    <w:p>
-      <w:pPr>
-        <w:spacing w:after="120" w:line="240"/>
-        <w:ind w:left="360"/>
-      </w:pPr>
-      <w:r>
-        <w:rPr>
-          <w:rFonts w:ascii="맑은 고딕" w:cs="맑은 고딕" w:eastAsia="맑은 고딕" w:hAnsi="맑은 고딕"/>
-          <w:i/>
-          <w:iCs/>
-          <w:color w:val="333333"/>
-          <w:sz w:val="20"/>
-          <w:szCs w:val="20"/>
-        </w:rPr>
-        <w:t xml:space="preserve">JFI 계산 방식의 차이부터 짚어둔다. 이 분석에서는 두 가지 기준을 실험 목적에 맞게 구분해 사용하였다.</w:t>
-      </w:r>
-    </w:p>
-    <w:p>
-      <w:pPr>
-        <w:pStyle w:val="ListParagraph"/>
-        <w:numPr>
-          <w:ilvl w:val="0"/>
-          <w:numId w:val="3"/>
-        </w:numPr>
-        <w:spacing w:after="80" w:line="240"/>
-      </w:pPr>
-      <w:r>
-        <w:rPr>
-          <w:rFonts w:ascii="맑은 고딕" w:cs="맑은 고딕" w:eastAsia="맑은 고딕" w:hAnsi="맑은 고딕"/>
-          <w:color w:val="000000"/>
-          <w:sz w:val="20"/>
-          <w:szCs w:val="20"/>
-        </w:rPr>
-        <w:t xml:space="preserve">FCFS, Priority, MLFQ: 등급 간 대기시간 차이 측정 → </w:t>
-      </w:r>
-      <w:r>
-        <w:rPr>
-          <w:rFonts w:ascii="맑은 고딕" w:cs="맑은 고딕" w:eastAsia="맑은 고딕" w:hAnsi="맑은 고딕"/>
-          <w:b/>
-          <w:bCs/>
-          <w:color w:val="000000"/>
-          <w:sz w:val="20"/>
-          <w:szCs w:val="20"/>
-        </w:rPr>
-        <w:t xml:space="preserve">대기시간 기반 JFI</w:t>
-      </w:r>
-      <w:r>
-        <w:rPr>
-          <w:rFonts w:ascii="맑은 고딕" w:cs="맑은 고딕" w:eastAsia="맑은 고딕" w:hAnsi="맑은 고딕"/>
-          <w:color w:val="000000"/>
-          <w:sz w:val="20"/>
-          <w:szCs w:val="20"/>
-        </w:rPr>
-        <w:t xml:space="preserve"> (값이 1에 가까울수록 균등)</w:t>
-      </w:r>
-    </w:p>
-    <w:p>
-      <w:pPr>
-        <w:pStyle w:val="ListParagraph"/>
-        <w:numPr>
-          <w:ilvl w:val="0"/>
-          <w:numId w:val="3"/>
-        </w:numPr>
-        <w:spacing w:after="80" w:line="240"/>
-      </w:pPr>
-      <w:r>
-        <w:rPr>
-          <w:rFonts w:ascii="맑은 고딕" w:cs="맑은 고딕" w:eastAsia="맑은 고딕" w:hAnsi="맑은 고딕"/>
-          <w:color w:val="000000"/>
-          <w:sz w:val="20"/>
-          <w:szCs w:val="20"/>
-        </w:rPr>
-        <w:t xml:space="preserve">WFQ: 가중치 비례 처리량 배분 측정 → WFQScheduler 내장의 </w:t>
-      </w:r>
-      <w:r>
-        <w:rPr>
-          <w:rFonts w:ascii="맑은 고딕" w:cs="맑은 고딕" w:eastAsia="맑은 고딕" w:hAnsi="맑은 고딕"/>
-          <w:b/>
-          <w:bCs/>
-          <w:color w:val="000000"/>
-          <w:sz w:val="20"/>
-          <w:szCs w:val="20"/>
-        </w:rPr>
-        <w:t xml:space="preserve">처리량 기반 JFI</w:t>
-      </w:r>
-      <w:r>
-        <w:rPr>
-          <w:rFonts w:ascii="맑은 고딕" w:cs="맑은 고딕" w:eastAsia="맑은 고딕" w:hAnsi="맑은 고딕"/>
-          <w:color w:val="000000"/>
-          <w:sz w:val="20"/>
-          <w:szCs w:val="20"/>
-        </w:rPr>
-        <w:t xml:space="preserve"> (가중치에 정확히 비례하면 1에 가까워짐)</w:t>
-      </w:r>
-    </w:p>
-    <w:p>
-      <w:pPr>
-        <w:spacing w:after="120" w:line="240"/>
-      </w:pPr>
-      <w:r>
-        <w:rPr>
-          <w:rFonts w:ascii="맑은 고딕" w:cs="맑은 고딕" w:eastAsia="맑은 고딕" w:hAnsi="맑은 고딕"/>
-          <w:color w:val="000000"/>
-          <w:sz w:val="20"/>
-          <w:szCs w:val="20"/>
-        </w:rPr>
-        <w:t xml:space="preserve">표 12의 0.316과 1.000은 계산 기준이 달라 직접 비교하지 않는다. 각 값의 의미는 아래에서 따로 해석한다.</w:t>
-      </w:r>
-    </w:p>
-    <w:p>
-      <w:pPr>
-        <w:spacing w:after="80" w:line="240"/>
-      </w:pPr>
-      <w:r>
-        <w:rPr>
-          <w:rFonts w:ascii="맑은 고딕" w:cs="맑은 고딕" w:eastAsia="맑은 고딕" w:hAnsi="맑은 고딕"/>
-          <w:b/>
-          <w:bCs/>
-          <w:color w:val="000000"/>
-          <w:sz w:val="20"/>
-          <w:szCs w:val="20"/>
-        </w:rPr>
-        <w:t xml:space="preserve">표 12. 알고리즘별 JFI 비교 (기본 실험, 500건)</w:t>
-      </w:r>
-    </w:p>
-    <w:tbl>
-      <w:tblPr>
-        <w:tblW w:type="auto" w:w="100"/>
-        <w:tblBorders>
-          <w:top w:val="single" w:color="auto" w:sz="4"/>
-          <w:left w:val="single" w:color="auto" w:sz="4"/>
-          <w:bottom w:val="single" w:color="auto" w:sz="4"/>
-          <w:right w:val="single" w:color="auto" w:sz="4"/>
-          <w:insideH w:val="single" w:color="auto" w:sz="4"/>
-          <w:insideV w:val="single" w:color="auto" w:sz="4"/>
-        </w:tblBorders>
-      </w:tblPr>
-      <w:tblGrid>
-        <w:gridCol w:w="1983"/>
-        <w:gridCol w:w="1983"/>
-        <w:gridCol w:w="1983"/>
-        <w:gridCol w:w="1983"/>
-      </w:tblGrid>
-      <w:tr>
-        <w:tc>
-          <w:tcPr>
-            <w:tcW w:type="dxa" w:w="1983"/>
-            <w:tcBorders>
-              <w:top w:val="single" w:color="AAAAAA" w:sz="1"/>
-              <w:left w:val="single" w:color="AAAAAA" w:sz="1"/>
-              <w:bottom w:val="single" w:color="AAAAAA" w:sz="1"/>
-              <w:right w:val="single" w:color="AAAAAA" w:sz="1"/>
-            </w:tcBorders>
-            <w:shd w:fill="D9E2F3" w:val="clear"/>
-            <w:vAlign w:val="center"/>
-          </w:tcPr>
-          <w:p>
-            <w:pPr>
-              <w:spacing w:after="40" w:before="40"/>
-              <w:jc w:val="center"/>
-            </w:pPr>
-            <w:r>
-              <w:rPr>
-                <w:rFonts w:ascii="맑은 고딕" w:cs="맑은 고딕" w:eastAsia="맑은 고딕" w:hAnsi="맑은 고딕"/>
-                <w:b/>
-                <w:bCs/>
-                <w:color w:val="000000"/>
-                <w:sz w:val="18"/>
-                <w:szCs w:val="18"/>
-              </w:rPr>
-              <w:t xml:space="preserve">스케줄러</w:t>
-            </w:r>
-          </w:p>
-        </w:tc>
-        <w:tc>
-          <w:tcPr>
-            <w:tcW w:type="dxa" w:w="1983"/>
-            <w:tcBorders>
-              <w:top w:val="single" w:color="AAAAAA" w:sz="1"/>
-              <w:left w:val="single" w:color="AAAAAA" w:sz="1"/>
-              <w:bottom w:val="single" w:color="AAAAAA" w:sz="1"/>
-              <w:right w:val="single" w:color="AAAAAA" w:sz="1"/>
-            </w:tcBorders>
-            <w:shd w:fill="D9E2F3" w:val="clear"/>
-            <w:vAlign w:val="center"/>
-          </w:tcPr>
-          <w:p>
-            <w:pPr>
-              <w:spacing w:after="40" w:before="40"/>
-              <w:jc w:val="center"/>
-            </w:pPr>
-            <w:r>
-              <w:rPr>
-                <w:rFonts w:ascii="맑은 고딕" w:cs="맑은 고딕" w:eastAsia="맑은 고딕" w:hAnsi="맑은 고딕"/>
-                <w:b/>
-                <w:bCs/>
-                <w:color w:val="000000"/>
-                <w:sz w:val="18"/>
-                <w:szCs w:val="18"/>
-              </w:rPr>
-              <w:t xml:space="preserve">JFI</w:t>
-            </w:r>
-          </w:p>
-        </w:tc>
-        <w:tc>
-          <w:tcPr>
-            <w:tcW w:type="dxa" w:w="1983"/>
-            <w:tcBorders>
-              <w:top w:val="single" w:color="AAAAAA" w:sz="1"/>
-              <w:left w:val="single" w:color="AAAAAA" w:sz="1"/>
-              <w:bottom w:val="single" w:color="AAAAAA" w:sz="1"/>
-              <w:right w:val="single" w:color="AAAAAA" w:sz="1"/>
-            </w:tcBorders>
-            <w:shd w:fill="D9E2F3" w:val="clear"/>
-            <w:vAlign w:val="center"/>
-          </w:tcPr>
-          <w:p>
-            <w:pPr>
-              <w:spacing w:after="40" w:before="40"/>
-              <w:jc w:val="center"/>
-            </w:pPr>
-            <w:r>
-              <w:rPr>
-                <w:rFonts w:ascii="맑은 고딕" w:cs="맑은 고딕" w:eastAsia="맑은 고딕" w:hAnsi="맑은 고딕"/>
-                <w:b/>
-                <w:bCs/>
-                <w:color w:val="000000"/>
-                <w:sz w:val="18"/>
-                <w:szCs w:val="18"/>
-              </w:rPr>
-              <w:t xml:space="preserve">계산 방식</w:t>
-            </w:r>
-          </w:p>
-        </w:tc>
-        <w:tc>
-          <w:tcPr>
-            <w:tcW w:type="dxa" w:w="1983"/>
-            <w:tcBorders>
-              <w:top w:val="single" w:color="AAAAAA" w:sz="1"/>
-              <w:left w:val="single" w:color="AAAAAA" w:sz="1"/>
-              <w:bottom w:val="single" w:color="AAAAAA" w:sz="1"/>
-              <w:right w:val="single" w:color="AAAAAA" w:sz="1"/>
-            </w:tcBorders>
-            <w:shd w:fill="D9E2F3" w:val="clear"/>
-            <w:vAlign w:val="center"/>
-          </w:tcPr>
-          <w:p>
-            <w:pPr>
-              <w:spacing w:after="40" w:before="40"/>
-              <w:jc w:val="center"/>
-            </w:pPr>
-            <w:r>
-              <w:rPr>
-                <w:rFonts w:ascii="맑은 고딕" w:cs="맑은 고딕" w:eastAsia="맑은 고딕" w:hAnsi="맑은 고딕"/>
-                <w:b/>
-                <w:bCs/>
-                <w:color w:val="000000"/>
-                <w:sz w:val="18"/>
-                <w:szCs w:val="18"/>
-              </w:rPr>
-              <w:t xml:space="preserve">해석</w:t>
-            </w:r>
-          </w:p>
-        </w:tc>
-      </w:tr>
-      <w:tr>
-        <w:tc>
-          <w:tcPr>
-            <w:tcW w:type="dxa" w:w="1983"/>
-            <w:tcBorders>
-              <w:top w:val="single" w:color="AAAAAA" w:sz="1"/>
-              <w:left w:val="single" w:color="AAAAAA" w:sz="1"/>
-              <w:bottom w:val="single" w:color="AAAAAA" w:sz="1"/>
-              <w:right w:val="single" w:color="AAAAAA" w:sz="1"/>
-            </w:tcBorders>
-            <w:vAlign w:val="center"/>
-          </w:tcPr>
-          <w:p>
-            <w:pPr>
-              <w:spacing w:after="40" w:before="40"/>
-              <w:jc w:val="left"/>
-            </w:pPr>
-            <w:r>
-              <w:rPr>
-                <w:rFonts w:ascii="맑은 고딕" w:cs="맑은 고딕" w:eastAsia="맑은 고딕" w:hAnsi="맑은 고딕"/>
-                <w:b w:val="false"/>
-                <w:bCs w:val="false"/>
-                <w:color w:val="000000"/>
-                <w:sz w:val="18"/>
-                <w:szCs w:val="18"/>
-              </w:rPr>
-              <w:t xml:space="preserve">FCFS</w:t>
-            </w:r>
-          </w:p>
-        </w:tc>
-        <w:tc>
-          <w:tcPr>
-            <w:tcW w:type="dxa" w:w="1983"/>
-            <w:tcBorders>
-              <w:top w:val="single" w:color="AAAAAA" w:sz="1"/>
-              <w:left w:val="single" w:color="AAAAAA" w:sz="1"/>
-              <w:bottom w:val="single" w:color="AAAAAA" w:sz="1"/>
-              <w:right w:val="single" w:color="AAAAAA" w:sz="1"/>
-            </w:tcBorders>
-            <w:vAlign w:val="center"/>
-          </w:tcPr>
-          <w:p>
-            <w:pPr>
-              <w:spacing w:after="40" w:before="40"/>
-              <w:jc w:val="left"/>
-            </w:pPr>
-            <w:r>
-              <w:rPr>
-                <w:rFonts w:ascii="맑은 고딕" w:cs="맑은 고딕" w:eastAsia="맑은 고딕" w:hAnsi="맑은 고딕"/>
-                <w:b w:val="false"/>
-                <w:bCs w:val="false"/>
-                <w:color w:val="000000"/>
-                <w:sz w:val="18"/>
-                <w:szCs w:val="18"/>
-              </w:rPr>
-              <w:t xml:space="preserve">1.000</w:t>
-            </w:r>
-          </w:p>
-        </w:tc>
-        <w:tc>
-          <w:tcPr>
-            <w:tcW w:type="dxa" w:w="1983"/>
-            <w:tcBorders>
-              <w:top w:val="single" w:color="AAAAAA" w:sz="1"/>
-              <w:left w:val="single" w:color="AAAAAA" w:sz="1"/>
-              <w:bottom w:val="single" w:color="AAAAAA" w:sz="1"/>
-              <w:right w:val="single" w:color="AAAAAA" w:sz="1"/>
-            </w:tcBorders>
-            <w:vAlign w:val="center"/>
-          </w:tcPr>
-          <w:p>
-            <w:pPr>
-              <w:spacing w:after="40" w:before="40"/>
-              <w:jc w:val="left"/>
-            </w:pPr>
-            <w:r>
-              <w:rPr>
-                <w:rFonts w:ascii="맑은 고딕" w:cs="맑은 고딕" w:eastAsia="맑은 고딕" w:hAnsi="맑은 고딕"/>
-                <w:b w:val="false"/>
-                <w:bCs w:val="false"/>
-                <w:color w:val="000000"/>
-                <w:sz w:val="18"/>
-                <w:szCs w:val="18"/>
-              </w:rPr>
-              <w:t xml:space="preserve">대기시간 기반</w:t>
-            </w:r>
-          </w:p>
-        </w:tc>
-        <w:tc>
-          <w:tcPr>
-            <w:tcW w:type="dxa" w:w="1983"/>
-            <w:tcBorders>
-              <w:top w:val="single" w:color="AAAAAA" w:sz="1"/>
-              <w:left w:val="single" w:color="AAAAAA" w:sz="1"/>
-              <w:bottom w:val="single" w:color="AAAAAA" w:sz="1"/>
-              <w:right w:val="single" w:color="AAAAAA" w:sz="1"/>
-            </w:tcBorders>
-            <w:vAlign w:val="center"/>
-          </w:tcPr>
-          <w:p>
-            <w:pPr>
-              <w:spacing w:after="40" w:before="40"/>
-              <w:jc w:val="left"/>
-            </w:pPr>
-            <w:r>
-              <w:rPr>
-                <w:rFonts w:ascii="맑은 고딕" w:cs="맑은 고딕" w:eastAsia="맑은 고딕" w:hAnsi="맑은 고딕"/>
-                <w:b w:val="false"/>
-                <w:bCs w:val="false"/>
-                <w:color w:val="000000"/>
-                <w:sz w:val="18"/>
-                <w:szCs w:val="18"/>
-              </w:rPr>
-              <w:t xml:space="preserve">완전 공정 (도착 순서대로 처리)</w:t>
-            </w:r>
-          </w:p>
-        </w:tc>
-      </w:tr>
-      <w:tr>
-        <w:tc>
-          <w:tcPr>
-            <w:tcW w:type="dxa" w:w="1983"/>
-            <w:tcBorders>
-              <w:top w:val="single" w:color="AAAAAA" w:sz="1"/>
-              <w:left w:val="single" w:color="AAAAAA" w:sz="1"/>
-              <w:bottom w:val="single" w:color="AAAAAA" w:sz="1"/>
-              <w:right w:val="single" w:color="AAAAAA" w:sz="1"/>
-            </w:tcBorders>
-            <w:vAlign w:val="center"/>
-          </w:tcPr>
-          <w:p>
-            <w:pPr>
-              <w:spacing w:after="40" w:before="40"/>
-              <w:jc w:val="left"/>
-            </w:pPr>
-            <w:r>
-              <w:rPr>
-                <w:rFonts w:ascii="맑은 고딕" w:cs="맑은 고딕" w:eastAsia="맑은 고딕" w:hAnsi="맑은 고딕"/>
-                <w:b w:val="false"/>
-                <w:bCs w:val="false"/>
-                <w:color w:val="000000"/>
-                <w:sz w:val="18"/>
-                <w:szCs w:val="18"/>
-              </w:rPr>
-              <w:t xml:space="preserve">Priority</w:t>
-            </w:r>
-          </w:p>
-        </w:tc>
-        <w:tc>
-          <w:tcPr>
-            <w:tcW w:type="dxa" w:w="1983"/>
-            <w:tcBorders>
-              <w:top w:val="single" w:color="AAAAAA" w:sz="1"/>
-              <w:left w:val="single" w:color="AAAAAA" w:sz="1"/>
-              <w:bottom w:val="single" w:color="AAAAAA" w:sz="1"/>
-              <w:right w:val="single" w:color="AAAAAA" w:sz="1"/>
-            </w:tcBorders>
-            <w:vAlign w:val="center"/>
-          </w:tcPr>
-          <w:p>
-            <w:pPr>
-              <w:spacing w:after="40" w:before="40"/>
-              <w:jc w:val="left"/>
-            </w:pPr>
-            <w:r>
-              <w:rPr>
-                <w:rFonts w:ascii="맑은 고딕" w:cs="맑은 고딕" w:eastAsia="맑은 고딕" w:hAnsi="맑은 고딕"/>
-                <w:b w:val="false"/>
-                <w:bCs w:val="false"/>
-                <w:color w:val="000000"/>
-                <w:sz w:val="18"/>
-                <w:szCs w:val="18"/>
-              </w:rPr>
-              <w:t xml:space="preserve">1.000</w:t>
-            </w:r>
-          </w:p>
-        </w:tc>
-        <w:tc>
-          <w:tcPr>
-            <w:tcW w:type="dxa" w:w="1983"/>
-            <w:tcBorders>
-              <w:top w:val="single" w:color="AAAAAA" w:sz="1"/>
-              <w:left w:val="single" w:color="AAAAAA" w:sz="1"/>
-              <w:bottom w:val="single" w:color="AAAAAA" w:sz="1"/>
-              <w:right w:val="single" w:color="AAAAAA" w:sz="1"/>
-            </w:tcBorders>
-            <w:vAlign w:val="center"/>
-          </w:tcPr>
-          <w:p>
-            <w:pPr>
-              <w:spacing w:after="40" w:before="40"/>
-              <w:jc w:val="left"/>
-            </w:pPr>
-            <w:r>
-              <w:rPr>
-                <w:rFonts w:ascii="맑은 고딕" w:cs="맑은 고딕" w:eastAsia="맑은 고딕" w:hAnsi="맑은 고딕"/>
-                <w:b w:val="false"/>
-                <w:bCs w:val="false"/>
-                <w:color w:val="000000"/>
-                <w:sz w:val="18"/>
-                <w:szCs w:val="18"/>
-              </w:rPr>
-              <w:t xml:space="preserve">대기시간 기반</w:t>
-            </w:r>
-          </w:p>
-        </w:tc>
-        <w:tc>
-          <w:tcPr>
-            <w:tcW w:type="dxa" w:w="1983"/>
-            <w:tcBorders>
-              <w:top w:val="single" w:color="AAAAAA" w:sz="1"/>
-              <w:left w:val="single" w:color="AAAAAA" w:sz="1"/>
-              <w:bottom w:val="single" w:color="AAAAAA" w:sz="1"/>
-              <w:right w:val="single" w:color="AAAAAA" w:sz="1"/>
-            </w:tcBorders>
-            <w:vAlign w:val="center"/>
-          </w:tcPr>
-          <w:p>
-            <w:pPr>
-              <w:spacing w:after="40" w:before="40"/>
-              <w:jc w:val="left"/>
-            </w:pPr>
-            <w:r>
-              <w:rPr>
-                <w:rFonts w:ascii="맑은 고딕" w:cs="맑은 고딕" w:eastAsia="맑은 고딕" w:hAnsi="맑은 고딕"/>
-                <w:b w:val="false"/>
-                <w:bCs w:val="false"/>
-                <w:color w:val="000000"/>
-                <w:sz w:val="18"/>
-                <w:szCs w:val="18"/>
-              </w:rPr>
-              <w:t xml:space="preserve">사용자 간 공정 (우선순위는 요청 단위)</w:t>
-            </w:r>
-          </w:p>
-        </w:tc>
-      </w:tr>
-      <w:tr>
-        <w:tc>
-          <w:tcPr>
-            <w:tcW w:type="dxa" w:w="1983"/>
-            <w:tcBorders>
-              <w:top w:val="single" w:color="AAAAAA" w:sz="1"/>
-              <w:left w:val="single" w:color="AAAAAA" w:sz="1"/>
-              <w:bottom w:val="single" w:color="AAAAAA" w:sz="1"/>
-              <w:right w:val="single" w:color="AAAAAA" w:sz="1"/>
-            </w:tcBorders>
-            <w:vAlign w:val="center"/>
-          </w:tcPr>
-          <w:p>
-            <w:pPr>
-              <w:spacing w:after="40" w:before="40"/>
-              <w:jc w:val="left"/>
-            </w:pPr>
-            <w:r>
-              <w:rPr>
-                <w:rFonts w:ascii="맑은 고딕" w:cs="맑은 고딕" w:eastAsia="맑은 고딕" w:hAnsi="맑은 고딕"/>
-                <w:b w:val="false"/>
-                <w:bCs w:val="false"/>
-                <w:color w:val="000000"/>
-                <w:sz w:val="18"/>
-                <w:szCs w:val="18"/>
-              </w:rPr>
-              <w:t xml:space="preserve">MLFQ</w:t>
-            </w:r>
-          </w:p>
-        </w:tc>
-        <w:tc>
-          <w:tcPr>
-            <w:tcW w:type="dxa" w:w="1983"/>
-            <w:tcBorders>
-              <w:top w:val="single" w:color="AAAAAA" w:sz="1"/>
-              <w:left w:val="single" w:color="AAAAAA" w:sz="1"/>
-              <w:bottom w:val="single" w:color="AAAAAA" w:sz="1"/>
-              <w:right w:val="single" w:color="AAAAAA" w:sz="1"/>
-            </w:tcBorders>
-            <w:vAlign w:val="center"/>
-          </w:tcPr>
-          <w:p>
-            <w:pPr>
-              <w:spacing w:after="40" w:before="40"/>
-              <w:jc w:val="left"/>
-            </w:pPr>
-            <w:r>
-              <w:rPr>
-                <w:rFonts w:ascii="맑은 고딕" w:cs="맑은 고딕" w:eastAsia="맑은 고딕" w:hAnsi="맑은 고딕"/>
-                <w:b w:val="false"/>
-                <w:bCs w:val="false"/>
-                <w:color w:val="000000"/>
-                <w:sz w:val="18"/>
-                <w:szCs w:val="18"/>
-              </w:rPr>
-              <w:t xml:space="preserve">1.000</w:t>
-            </w:r>
-          </w:p>
-        </w:tc>
-        <w:tc>
-          <w:tcPr>
-            <w:tcW w:type="dxa" w:w="1983"/>
-            <w:tcBorders>
-              <w:top w:val="single" w:color="AAAAAA" w:sz="1"/>
-              <w:left w:val="single" w:color="AAAAAA" w:sz="1"/>
-              <w:bottom w:val="single" w:color="AAAAAA" w:sz="1"/>
-              <w:right w:val="single" w:color="AAAAAA" w:sz="1"/>
-            </w:tcBorders>
-            <w:vAlign w:val="center"/>
-          </w:tcPr>
-          <w:p>
-            <w:pPr>
-              <w:spacing w:after="40" w:before="40"/>
-              <w:jc w:val="left"/>
-            </w:pPr>
-            <w:r>
-              <w:rPr>
-                <w:rFonts w:ascii="맑은 고딕" w:cs="맑은 고딕" w:eastAsia="맑은 고딕" w:hAnsi="맑은 고딕"/>
-                <w:b w:val="false"/>
-                <w:bCs w:val="false"/>
-                <w:color w:val="000000"/>
-                <w:sz w:val="18"/>
-                <w:szCs w:val="18"/>
-              </w:rPr>
-              <w:t xml:space="preserve">대기시간 기반</w:t>
-            </w:r>
-          </w:p>
-        </w:tc>
-        <w:tc>
-          <w:tcPr>
-            <w:tcW w:type="dxa" w:w="1983"/>
-            <w:tcBorders>
-              <w:top w:val="single" w:color="AAAAAA" w:sz="1"/>
-              <w:left w:val="single" w:color="AAAAAA" w:sz="1"/>
-              <w:bottom w:val="single" w:color="AAAAAA" w:sz="1"/>
-              <w:right w:val="single" w:color="AAAAAA" w:sz="1"/>
-            </w:tcBorders>
-            <w:vAlign w:val="center"/>
-          </w:tcPr>
-          <w:p>
-            <w:pPr>
-              <w:spacing w:after="40" w:before="40"/>
-              <w:jc w:val="left"/>
-            </w:pPr>
-            <w:r>
-              <w:rPr>
-                <w:rFonts w:ascii="맑은 고딕" w:cs="맑은 고딕" w:eastAsia="맑은 고딕" w:hAnsi="맑은 고딕"/>
-                <w:b w:val="false"/>
-                <w:bCs w:val="false"/>
-                <w:color w:val="000000"/>
-                <w:sz w:val="18"/>
-                <w:szCs w:val="18"/>
-              </w:rPr>
-              <w:t xml:space="preserve">완전 공정 (FCFS와 동일)</w:t>
-            </w:r>
-          </w:p>
-        </w:tc>
-      </w:tr>
-      <w:tr>
-        <w:tc>
-          <w:tcPr>
-            <w:tcW w:type="dxa" w:w="1983"/>
-            <w:tcBorders>
-              <w:top w:val="single" w:color="AAAAAA" w:sz="1"/>
-              <w:left w:val="single" w:color="AAAAAA" w:sz="1"/>
-              <w:bottom w:val="single" w:color="AAAAAA" w:sz="1"/>
-              <w:right w:val="single" w:color="AAAAAA" w:sz="1"/>
-            </w:tcBorders>
-            <w:vAlign w:val="center"/>
-          </w:tcPr>
-          <w:p>
-            <w:pPr>
-              <w:spacing w:after="40" w:before="40"/>
-              <w:jc w:val="left"/>
-            </w:pPr>
-            <w:r>
-              <w:rPr>
-                <w:rFonts w:ascii="맑은 고딕" w:cs="맑은 고딕" w:eastAsia="맑은 고딕" w:hAnsi="맑은 고딕"/>
-                <w:b w:val="false"/>
-                <w:bCs w:val="false"/>
-                <w:color w:val="000000"/>
-                <w:sz w:val="18"/>
-                <w:szCs w:val="18"/>
-              </w:rPr>
-              <w:t xml:space="preserve">WFQ</w:t>
-            </w:r>
-          </w:p>
-        </w:tc>
-        <w:tc>
-          <w:tcPr>
-            <w:tcW w:type="dxa" w:w="1983"/>
-            <w:tcBorders>
-              <w:top w:val="single" w:color="AAAAAA" w:sz="1"/>
-              <w:left w:val="single" w:color="AAAAAA" w:sz="1"/>
-              <w:bottom w:val="single" w:color="AAAAAA" w:sz="1"/>
-              <w:right w:val="single" w:color="AAAAAA" w:sz="1"/>
-            </w:tcBorders>
-            <w:vAlign w:val="center"/>
-          </w:tcPr>
-          <w:p>
-            <w:pPr>
-              <w:spacing w:after="40" w:before="40"/>
-              <w:jc w:val="left"/>
-            </w:pPr>
-            <w:r>
-              <w:rPr>
-                <w:rFonts w:ascii="맑은 고딕" w:cs="맑은 고딕" w:eastAsia="맑은 고딕" w:hAnsi="맑은 고딕"/>
-                <w:b w:val="false"/>
-                <w:bCs w:val="false"/>
-                <w:color w:val="000000"/>
-                <w:sz w:val="18"/>
-                <w:szCs w:val="18"/>
-              </w:rPr>
-              <w:t xml:space="preserve">0.316</w:t>
-            </w:r>
-          </w:p>
-        </w:tc>
-        <w:tc>
-          <w:tcPr>
-            <w:tcW w:type="dxa" w:w="1983"/>
-            <w:tcBorders>
-              <w:top w:val="single" w:color="AAAAAA" w:sz="1"/>
-              <w:left w:val="single" w:color="AAAAAA" w:sz="1"/>
-              <w:bottom w:val="single" w:color="AAAAAA" w:sz="1"/>
-              <w:right w:val="single" w:color="AAAAAA" w:sz="1"/>
-            </w:tcBorders>
-            <w:vAlign w:val="center"/>
-          </w:tcPr>
-          <w:p>
-            <w:pPr>
-              <w:spacing w:after="40" w:before="40"/>
-              <w:jc w:val="left"/>
-            </w:pPr>
-            <w:r>
-              <w:rPr>
-                <w:rFonts w:ascii="맑은 고딕" w:cs="맑은 고딕" w:eastAsia="맑은 고딕" w:hAnsi="맑은 고딕"/>
-                <w:b w:val="false"/>
-                <w:bCs w:val="false"/>
-                <w:color w:val="000000"/>
-                <w:sz w:val="18"/>
-                <w:szCs w:val="18"/>
-              </w:rPr>
-              <w:t xml:space="preserve">처리량 기반</w:t>
-            </w:r>
-          </w:p>
-        </w:tc>
-        <w:tc>
-          <w:tcPr>
-            <w:tcW w:type="dxa" w:w="1983"/>
-            <w:tcBorders>
-              <w:top w:val="single" w:color="AAAAAA" w:sz="1"/>
-              <w:left w:val="single" w:color="AAAAAA" w:sz="1"/>
-              <w:bottom w:val="single" w:color="AAAAAA" w:sz="1"/>
-              <w:right w:val="single" w:color="AAAAAA" w:sz="1"/>
-            </w:tcBorders>
-            <w:vAlign w:val="center"/>
-          </w:tcPr>
-          <w:p>
-            <w:pPr>
-              <w:spacing w:after="40" w:before="40"/>
-              <w:jc w:val="left"/>
-            </w:pPr>
-            <w:r>
-              <w:rPr>
-                <w:rFonts w:ascii="맑은 고딕" w:cs="맑은 고딕" w:eastAsia="맑은 고딕" w:hAnsi="맑은 고딕"/>
-                <w:b w:val="false"/>
-                <w:bCs w:val="false"/>
-                <w:color w:val="000000"/>
-                <w:sz w:val="18"/>
-                <w:szCs w:val="18"/>
-              </w:rPr>
-              <w:t xml:space="preserve">의도적 차등 (가중치 기반)</w:t>
-            </w:r>
-          </w:p>
-        </w:tc>
-      </w:tr>
-    </w:tbl>
-    <w:p>
-      <w:pPr>
-        <w:spacing w:after="80"/>
-      </w:pPr>
-    </w:p>
-    <w:p>
-      <w:pPr>
-        <w:spacing w:after="120" w:line="240"/>
-      </w:pPr>
-      <w:r>
-        <w:rPr>
-          <w:rFonts w:ascii="맑은 고딕" w:cs="맑은 고딕" w:eastAsia="맑은 고딕" w:hAnsi="맑은 고딕"/>
-          <w:color w:val="000000"/>
-          <w:sz w:val="20"/>
-          <w:szCs w:val="20"/>
-        </w:rPr>
-        <w:t xml:space="preserve">FCFS, Priority, MLFQ의 JFI 1.000은 세 알고리즘이 구독 등급을 고려하지 않기 때문이다. Priority는 처리 순서는 바뀌지만 우선순위가 요청 단위로 배정되어 사용자 간 차이는 없다.</w:t>
-      </w:r>
-    </w:p>
-    <w:p>
-      <w:pPr>
-        <w:spacing w:after="120" w:line="240"/>
-      </w:pPr>
-      <w:r>
-        <w:rPr>
-          <w:rFonts w:ascii="맑은 고딕" w:cs="맑은 고딕" w:eastAsia="맑은 고딕" w:hAnsi="맑은 고딕"/>
-          <w:color w:val="000000"/>
-          <w:sz w:val="20"/>
-          <w:szCs w:val="20"/>
-        </w:rPr>
-        <w:t xml:space="preserve">WFQ의 공정성은 두 관점에서 본다. 첫째, </w:t>
-      </w:r>
-      <w:r>
-        <w:rPr>
-          <w:rFonts w:ascii="맑은 고딕" w:cs="맑은 고딕" w:eastAsia="맑은 고딕" w:hAnsi="맑은 고딕"/>
-          <w:b/>
-          <w:bCs/>
-          <w:color w:val="000000"/>
-          <w:sz w:val="20"/>
-          <w:szCs w:val="20"/>
-        </w:rPr>
-        <w:t xml:space="preserve">처리량 기반 JFI = 0.316</w:t>
-      </w:r>
-      <w:r>
-        <w:rPr>
-          <w:rFonts w:ascii="맑은 고딕" w:cs="맑은 고딕" w:eastAsia="맑은 고딕" w:hAnsi="맑은 고딕"/>
-          <w:color w:val="000000"/>
-          <w:sz w:val="20"/>
-          <w:szCs w:val="20"/>
-        </w:rPr>
-        <w:t xml:space="preserve">은 WFQScheduler가 "처리 요청 수 ÷ 가중치"로 계산한 값이다. 사용자당 125건씩 동일 배정했으므로 Free(가중치 1)의 비율이 커지고 Enterprise(100)는 작아져 JFI가 1에서 멀어진다. 이 값 자체가 WFQ가 가중치를 반영해 처리했다는 것을 보여준다. 둘째, 등급 간 대기시간을 보면 Enterprise(약 1,862ms)가 Free(약 22,029ms) 대비 약 12배 짧아 가중치 비율(100:1)에 대응한다. 등급당 1명만 배치한 구성이라 같은 등급 내 공정성은 향후 연구 과제로 남긴다.</w:t>
-      </w:r>
-    </w:p>
-    <w:p>
-      <w:pPr>
-        <w:spacing w:after="130" w:before="220" w:line="240"/>
-      </w:pPr>
-      <w:r>
-        <w:rPr>
-          <w:rFonts w:ascii="맑은 고딕" w:cs="맑은 고딕" w:eastAsia="맑은 고딕" w:hAnsi="맑은 고딕"/>
-          <w:b/>
-          <w:bCs/>
-          <w:color w:val="333333"/>
-          <w:sz w:val="24"/>
-          <w:szCs w:val="24"/>
-        </w:rPr>
-        <w:t xml:space="preserve">5.6 결과 종합</w:t>
-      </w:r>
-    </w:p>
-    <w:p>
-      <w:pPr>
-        <w:spacing w:after="120" w:line="240"/>
-      </w:pPr>
-      <w:r>
-        <w:rPr>
-          <w:rFonts w:ascii="맑은 고딕" w:cs="맑은 고딕" w:eastAsia="맑은 고딕" w:hAnsi="맑은 고딕"/>
-          <w:color w:val="000000"/>
-          <w:sz w:val="20"/>
-          <w:szCs w:val="20"/>
-        </w:rPr>
-        <w:t xml:space="preserve">앞서 제시한 실험 결과를 종합하면 네 알고리즘의 처리 순서 기준, 성능 특성, 공정성 양상을 표 13과 같이 한눈에 비교할 수 있다.</w:t>
-      </w:r>
-    </w:p>
-    <w:p>
-      <w:pPr>
-        <w:spacing w:after="80" w:line="240"/>
-      </w:pPr>
-      <w:r>
-        <w:rPr>
-          <w:rFonts w:ascii="맑은 고딕" w:cs="맑은 고딕" w:eastAsia="맑은 고딕" w:hAnsi="맑은 고딕"/>
-          <w:b/>
-          <w:bCs/>
-          <w:color w:val="000000"/>
-          <w:sz w:val="20"/>
-          <w:szCs w:val="20"/>
-        </w:rPr>
-        <w:t xml:space="preserve">표 13. 알고리즘 특성 비교 종합</w:t>
-      </w:r>
-    </w:p>
-    <w:tbl>
-      <w:tblPr>
-        <w:tblW w:type="auto" w:w="100"/>
-        <w:tblBorders>
-          <w:top w:val="single" w:color="auto" w:sz="4"/>
-          <w:left w:val="single" w:color="auto" w:sz="4"/>
-          <w:bottom w:val="single" w:color="auto" w:sz="4"/>
-          <w:right w:val="single" w:color="auto" w:sz="4"/>
-          <w:insideH w:val="single" w:color="auto" w:sz="4"/>
-          <w:insideV w:val="single" w:color="auto" w:sz="4"/>
-        </w:tblBorders>
-      </w:tblPr>
-      <w:tblGrid>
-        <w:gridCol w:w="1586"/>
-        <w:gridCol w:w="1586"/>
-        <w:gridCol w:w="1586"/>
-        <w:gridCol w:w="1586"/>
-        <w:gridCol w:w="1586"/>
-      </w:tblGrid>
-      <w:tr>
-        <w:tc>
-          <w:tcPr>
-            <w:tcW w:type="dxa" w:w="1586"/>
-            <w:tcBorders>
-              <w:top w:val="single" w:color="AAAAAA" w:sz="1"/>
-              <w:left w:val="single" w:color="AAAAAA" w:sz="1"/>
-              <w:bottom w:val="single" w:color="AAAAAA" w:sz="1"/>
-              <w:right w:val="single" w:color="AAAAAA" w:sz="1"/>
-            </w:tcBorders>
-            <w:shd w:fill="D9E2F3" w:val="clear"/>
-            <w:vAlign w:val="center"/>
-          </w:tcPr>
-          <w:p>
-            <w:pPr>
-              <w:spacing w:after="40" w:before="40"/>
-              <w:jc w:val="center"/>
-            </w:pPr>
-            <w:r>
-              <w:rPr>
-                <w:rFonts w:ascii="맑은 고딕" w:cs="맑은 고딕" w:eastAsia="맑은 고딕" w:hAnsi="맑은 고딕"/>
-                <w:b/>
-                <w:bCs/>
-                <w:color w:val="000000"/>
-                <w:sz w:val="18"/>
-                <w:szCs w:val="18"/>
-              </w:rPr>
-              <w:t xml:space="preserve">특성</w:t>
-            </w:r>
-          </w:p>
-        </w:tc>
-        <w:tc>
-          <w:tcPr>
-            <w:tcW w:type="dxa" w:w="1586"/>
-            <w:tcBorders>
-              <w:top w:val="single" w:color="AAAAAA" w:sz="1"/>
-              <w:left w:val="single" w:color="AAAAAA" w:sz="1"/>
-              <w:bottom w:val="single" w:color="AAAAAA" w:sz="1"/>
-              <w:right w:val="single" w:color="AAAAAA" w:sz="1"/>
-            </w:tcBorders>
-            <w:shd w:fill="D9E2F3" w:val="clear"/>
-            <w:vAlign w:val="center"/>
-          </w:tcPr>
-          <w:p>
-            <w:pPr>
-              <w:spacing w:after="40" w:before="40"/>
-              <w:jc w:val="center"/>
-            </w:pPr>
-            <w:r>
-              <w:rPr>
-                <w:rFonts w:ascii="맑은 고딕" w:cs="맑은 고딕" w:eastAsia="맑은 고딕" w:hAnsi="맑은 고딕"/>
-                <w:b/>
-                <w:bCs/>
-                <w:color w:val="000000"/>
-                <w:sz w:val="18"/>
-                <w:szCs w:val="18"/>
-              </w:rPr>
-              <w:t xml:space="preserve">FCFS</w:t>
-            </w:r>
-          </w:p>
-        </w:tc>
-        <w:tc>
-          <w:tcPr>
-            <w:tcW w:type="dxa" w:w="1586"/>
-            <w:tcBorders>
-              <w:top w:val="single" w:color="AAAAAA" w:sz="1"/>
-              <w:left w:val="single" w:color="AAAAAA" w:sz="1"/>
-              <w:bottom w:val="single" w:color="AAAAAA" w:sz="1"/>
-              <w:right w:val="single" w:color="AAAAAA" w:sz="1"/>
-            </w:tcBorders>
-            <w:shd w:fill="D9E2F3" w:val="clear"/>
-            <w:vAlign w:val="center"/>
-          </w:tcPr>
-          <w:p>
-            <w:pPr>
-              <w:spacing w:after="40" w:before="40"/>
-              <w:jc w:val="center"/>
-            </w:pPr>
-            <w:r>
-              <w:rPr>
-                <w:rFonts w:ascii="맑은 고딕" w:cs="맑은 고딕" w:eastAsia="맑은 고딕" w:hAnsi="맑은 고딕"/>
-                <w:b/>
-                <w:bCs/>
-                <w:color w:val="000000"/>
-                <w:sz w:val="18"/>
-                <w:szCs w:val="18"/>
-              </w:rPr>
-              <w:t xml:space="preserve">Priority</w:t>
-            </w:r>
-          </w:p>
-        </w:tc>
-        <w:tc>
-          <w:tcPr>
-            <w:tcW w:type="dxa" w:w="1586"/>
-            <w:tcBorders>
-              <w:top w:val="single" w:color="AAAAAA" w:sz="1"/>
-              <w:left w:val="single" w:color="AAAAAA" w:sz="1"/>
-              <w:bottom w:val="single" w:color="AAAAAA" w:sz="1"/>
-              <w:right w:val="single" w:color="AAAAAA" w:sz="1"/>
-            </w:tcBorders>
-            <w:shd w:fill="D9E2F3" w:val="clear"/>
-            <w:vAlign w:val="center"/>
-          </w:tcPr>
-          <w:p>
-            <w:pPr>
-              <w:spacing w:after="40" w:before="40"/>
-              <w:jc w:val="center"/>
-            </w:pPr>
-            <w:r>
-              <w:rPr>
-                <w:rFonts w:ascii="맑은 고딕" w:cs="맑은 고딕" w:eastAsia="맑은 고딕" w:hAnsi="맑은 고딕"/>
-                <w:b/>
-                <w:bCs/>
-                <w:color w:val="000000"/>
-                <w:sz w:val="18"/>
-                <w:szCs w:val="18"/>
-              </w:rPr>
-              <w:t xml:space="preserve">MLFQ (선점형)</w:t>
-            </w:r>
-          </w:p>
-        </w:tc>
-        <w:tc>
-          <w:tcPr>
-            <w:tcW w:type="dxa" w:w="1586"/>
-            <w:tcBorders>
-              <w:top w:val="single" w:color="AAAAAA" w:sz="1"/>
-              <w:left w:val="single" w:color="AAAAAA" w:sz="1"/>
-              <w:bottom w:val="single" w:color="AAAAAA" w:sz="1"/>
-              <w:right w:val="single" w:color="AAAAAA" w:sz="1"/>
-            </w:tcBorders>
-            <w:shd w:fill="D9E2F3" w:val="clear"/>
-            <w:vAlign w:val="center"/>
-          </w:tcPr>
-          <w:p>
-            <w:pPr>
-              <w:spacing w:after="40" w:before="40"/>
-              <w:jc w:val="center"/>
-            </w:pPr>
-            <w:r>
-              <w:rPr>
-                <w:rFonts w:ascii="맑은 고딕" w:cs="맑은 고딕" w:eastAsia="맑은 고딕" w:hAnsi="맑은 고딕"/>
-                <w:b/>
-                <w:bCs/>
-                <w:color w:val="000000"/>
-                <w:sz w:val="18"/>
-                <w:szCs w:val="18"/>
-              </w:rPr>
-              <w:t xml:space="preserve">WFQ</w:t>
-            </w:r>
-          </w:p>
-        </w:tc>
-      </w:tr>
-      <w:tr>
-        <w:tc>
-          <w:tcPr>
-            <w:tcW w:type="dxa" w:w="1586"/>
-            <w:tcBorders>
-              <w:top w:val="single" w:color="AAAAAA" w:sz="1"/>
-              <w:left w:val="single" w:color="AAAAAA" w:sz="1"/>
-              <w:bottom w:val="single" w:color="AAAAAA" w:sz="1"/>
-              <w:right w:val="single" w:color="AAAAAA" w:sz="1"/>
-            </w:tcBorders>
-            <w:vAlign w:val="center"/>
-          </w:tcPr>
-          <w:p>
-            <w:pPr>
-              <w:spacing w:after="40" w:before="40"/>
-              <w:jc w:val="left"/>
-            </w:pPr>
-            <w:r>
-              <w:rPr>
-                <w:rFonts w:ascii="맑은 고딕" w:cs="맑은 고딕" w:eastAsia="맑은 고딕" w:hAnsi="맑은 고딕"/>
-                <w:b w:val="false"/>
-                <w:bCs w:val="false"/>
-                <w:color w:val="000000"/>
-                <w:sz w:val="18"/>
-                <w:szCs w:val="18"/>
-              </w:rPr>
-              <w:t xml:space="preserve">처리 순서 기준</w:t>
-            </w:r>
-          </w:p>
-        </w:tc>
-        <w:tc>
-          <w:tcPr>
-            <w:tcW w:type="dxa" w:w="1586"/>
-            <w:tcBorders>
-              <w:top w:val="single" w:color="AAAAAA" w:sz="1"/>
-              <w:left w:val="single" w:color="AAAAAA" w:sz="1"/>
-              <w:bottom w:val="single" w:color="AAAAAA" w:sz="1"/>
-              <w:right w:val="single" w:color="AAAAAA" w:sz="1"/>
-            </w:tcBorders>
-            <w:vAlign w:val="center"/>
-          </w:tcPr>
-          <w:p>
-            <w:pPr>
-              <w:spacing w:after="40" w:before="40"/>
-              <w:jc w:val="left"/>
-            </w:pPr>
-            <w:r>
-              <w:rPr>
-                <w:rFonts w:ascii="맑은 고딕" w:cs="맑은 고딕" w:eastAsia="맑은 고딕" w:hAnsi="맑은 고딕"/>
-                <w:b w:val="false"/>
-                <w:bCs w:val="false"/>
-                <w:color w:val="000000"/>
-                <w:sz w:val="18"/>
-                <w:szCs w:val="18"/>
-              </w:rPr>
-              <w:t xml:space="preserve">도착 순서</w:t>
-            </w:r>
-          </w:p>
-        </w:tc>
-        <w:tc>
-          <w:tcPr>
-            <w:tcW w:type="dxa" w:w="1586"/>
-            <w:tcBorders>
-              <w:top w:val="single" w:color="AAAAAA" w:sz="1"/>
-              <w:left w:val="single" w:color="AAAAAA" w:sz="1"/>
-              <w:bottom w:val="single" w:color="AAAAAA" w:sz="1"/>
-              <w:right w:val="single" w:color="AAAAAA" w:sz="1"/>
-            </w:tcBorders>
-            <w:vAlign w:val="center"/>
-          </w:tcPr>
-          <w:p>
-            <w:pPr>
-              <w:spacing w:after="40" w:before="40"/>
-              <w:jc w:val="left"/>
-            </w:pPr>
-            <w:r>
-              <w:rPr>
-                <w:rFonts w:ascii="맑은 고딕" w:cs="맑은 고딕" w:eastAsia="맑은 고딕" w:hAnsi="맑은 고딕"/>
-                <w:b w:val="false"/>
-                <w:bCs w:val="false"/>
-                <w:color w:val="000000"/>
-                <w:sz w:val="18"/>
-                <w:szCs w:val="18"/>
-              </w:rPr>
-              <w:t xml:space="preserve">요청 우선순위</w:t>
-            </w:r>
-          </w:p>
-        </w:tc>
-        <w:tc>
-          <w:tcPr>
-            <w:tcW w:type="dxa" w:w="1586"/>
-            <w:tcBorders>
-              <w:top w:val="single" w:color="AAAAAA" w:sz="1"/>
-              <w:left w:val="single" w:color="AAAAAA" w:sz="1"/>
-              <w:bottom w:val="single" w:color="AAAAAA" w:sz="1"/>
-              <w:right w:val="single" w:color="AAAAAA" w:sz="1"/>
-            </w:tcBorders>
-            <w:vAlign w:val="center"/>
-          </w:tcPr>
-          <w:p>
-            <w:pPr>
-              <w:spacing w:after="40" w:before="40"/>
-              <w:jc w:val="left"/>
-            </w:pPr>
-            <w:r>
-              <w:rPr>
-                <w:rFonts w:ascii="맑은 고딕" w:cs="맑은 고딕" w:eastAsia="맑은 고딕" w:hAnsi="맑은 고딕"/>
-                <w:b w:val="false"/>
-                <w:bCs w:val="false"/>
-                <w:color w:val="000000"/>
-                <w:sz w:val="18"/>
-                <w:szCs w:val="18"/>
-              </w:rPr>
-              <w:t xml:space="preserve">큐 레벨 (실행 시간)</w:t>
-            </w:r>
-          </w:p>
-        </w:tc>
-        <w:tc>
-          <w:tcPr>
-            <w:tcW w:type="dxa" w:w="1586"/>
-            <w:tcBorders>
-              <w:top w:val="single" w:color="AAAAAA" w:sz="1"/>
-              <w:left w:val="single" w:color="AAAAAA" w:sz="1"/>
-              <w:bottom w:val="single" w:color="AAAAAA" w:sz="1"/>
-              <w:right w:val="single" w:color="AAAAAA" w:sz="1"/>
-            </w:tcBorders>
-            <w:vAlign w:val="center"/>
-          </w:tcPr>
-          <w:p>
-            <w:pPr>
-              <w:spacing w:after="40" w:before="40"/>
-              <w:jc w:val="left"/>
-            </w:pPr>
-            <w:r>
-              <w:rPr>
-                <w:rFonts w:ascii="맑은 고딕" w:cs="맑은 고딕" w:eastAsia="맑은 고딕" w:hAnsi="맑은 고딕"/>
-                <w:b w:val="false"/>
-                <w:bCs w:val="false"/>
-                <w:color w:val="000000"/>
-                <w:sz w:val="18"/>
-                <w:szCs w:val="18"/>
-              </w:rPr>
-              <w:t xml:space="preserve">구독 등급 가중치</w:t>
-            </w:r>
-          </w:p>
-        </w:tc>
-      </w:tr>
-      <w:tr>
-        <w:tc>
-          <w:tcPr>
-            <w:tcW w:type="dxa" w:w="1586"/>
-            <w:tcBorders>
-              <w:top w:val="single" w:color="AAAAAA" w:sz="1"/>
-              <w:left w:val="single" w:color="AAAAAA" w:sz="1"/>
-              <w:bottom w:val="single" w:color="AAAAAA" w:sz="1"/>
-              <w:right w:val="single" w:color="AAAAAA" w:sz="1"/>
-            </w:tcBorders>
-            <w:vAlign w:val="center"/>
-          </w:tcPr>
-          <w:p>
-            <w:pPr>
-              <w:spacing w:after="40" w:before="40"/>
-              <w:jc w:val="left"/>
-            </w:pPr>
-            <w:r>
-              <w:rPr>
-                <w:rFonts w:ascii="맑은 고딕" w:cs="맑은 고딕" w:eastAsia="맑은 고딕" w:hAnsi="맑은 고딕"/>
-                <w:b w:val="false"/>
-                <w:bCs w:val="false"/>
-                <w:color w:val="000000"/>
-                <w:sz w:val="18"/>
-                <w:szCs w:val="18"/>
-              </w:rPr>
-              <w:t xml:space="preserve">짧은 요청 우대</w:t>
-            </w:r>
-          </w:p>
-        </w:tc>
-        <w:tc>
-          <w:tcPr>
-            <w:tcW w:type="dxa" w:w="1586"/>
-            <w:tcBorders>
-              <w:top w:val="single" w:color="AAAAAA" w:sz="1"/>
-              <w:left w:val="single" w:color="AAAAAA" w:sz="1"/>
-              <w:bottom w:val="single" w:color="AAAAAA" w:sz="1"/>
-              <w:right w:val="single" w:color="AAAAAA" w:sz="1"/>
-            </w:tcBorders>
-            <w:vAlign w:val="center"/>
-          </w:tcPr>
-          <w:p>
-            <w:pPr>
-              <w:spacing w:after="40" w:before="40"/>
-              <w:jc w:val="left"/>
-            </w:pPr>
-            <w:r>
-              <w:rPr>
-                <w:rFonts w:ascii="맑은 고딕" w:cs="맑은 고딕" w:eastAsia="맑은 고딕" w:hAnsi="맑은 고딕"/>
-                <w:b w:val="false"/>
-                <w:bCs w:val="false"/>
-                <w:color w:val="000000"/>
-                <w:sz w:val="18"/>
-                <w:szCs w:val="18"/>
-              </w:rPr>
-              <w:t xml:space="preserve">없음</w:t>
-            </w:r>
-          </w:p>
-        </w:tc>
-        <w:tc>
-          <w:tcPr>
-            <w:tcW w:type="dxa" w:w="1586"/>
-            <w:tcBorders>
-              <w:top w:val="single" w:color="AAAAAA" w:sz="1"/>
-              <w:left w:val="single" w:color="AAAAAA" w:sz="1"/>
-              <w:bottom w:val="single" w:color="AAAAAA" w:sz="1"/>
-              <w:right w:val="single" w:color="AAAAAA" w:sz="1"/>
-            </w:tcBorders>
-            <w:vAlign w:val="center"/>
-          </w:tcPr>
-          <w:p>
-            <w:pPr>
-              <w:spacing w:after="40" w:before="40"/>
-              <w:jc w:val="left"/>
-            </w:pPr>
-            <w:r>
-              <w:rPr>
-                <w:rFonts w:ascii="맑은 고딕" w:cs="맑은 고딕" w:eastAsia="맑은 고딕" w:hAnsi="맑은 고딕"/>
-                <w:b w:val="false"/>
-                <w:bCs w:val="false"/>
-                <w:color w:val="000000"/>
-                <w:sz w:val="18"/>
-                <w:szCs w:val="18"/>
-              </w:rPr>
-              <w:t xml:space="preserve">없음</w:t>
-            </w:r>
-          </w:p>
-        </w:tc>
-        <w:tc>
-          <w:tcPr>
-            <w:tcW w:type="dxa" w:w="1586"/>
-            <w:tcBorders>
-              <w:top w:val="single" w:color="AAAAAA" w:sz="1"/>
-              <w:left w:val="single" w:color="AAAAAA" w:sz="1"/>
-              <w:bottom w:val="single" w:color="AAAAAA" w:sz="1"/>
-              <w:right w:val="single" w:color="AAAAAA" w:sz="1"/>
-            </w:tcBorders>
-            <w:vAlign w:val="center"/>
-          </w:tcPr>
-          <w:p>
-            <w:pPr>
-              <w:spacing w:after="40" w:before="40"/>
-              <w:jc w:val="left"/>
-            </w:pPr>
-            <w:r>
-              <w:rPr>
-                <w:rFonts w:ascii="맑은 고딕" w:cs="맑은 고딕" w:eastAsia="맑은 고딕" w:hAnsi="맑은 고딕"/>
-                <w:b w:val="false"/>
-                <w:bCs w:val="false"/>
-                <w:color w:val="000000"/>
-                <w:sz w:val="18"/>
-                <w:szCs w:val="18"/>
-              </w:rPr>
-              <w:t xml:space="preserve">있음 (약 73% 개선)</w:t>
-            </w:r>
-          </w:p>
-        </w:tc>
-        <w:tc>
-          <w:tcPr>
-            <w:tcW w:type="dxa" w:w="1586"/>
-            <w:tcBorders>
-              <w:top w:val="single" w:color="AAAAAA" w:sz="1"/>
-              <w:left w:val="single" w:color="AAAAAA" w:sz="1"/>
-              <w:bottom w:val="single" w:color="AAAAAA" w:sz="1"/>
-              <w:right w:val="single" w:color="AAAAAA" w:sz="1"/>
-            </w:tcBorders>
-            <w:vAlign w:val="center"/>
-          </w:tcPr>
-          <w:p>
-            <w:pPr>
-              <w:spacing w:after="40" w:before="40"/>
-              <w:jc w:val="left"/>
-            </w:pPr>
-            <w:r>
-              <w:rPr>
-                <w:rFonts w:ascii="맑은 고딕" w:cs="맑은 고딕" w:eastAsia="맑은 고딕" w:hAnsi="맑은 고딕"/>
-                <w:b w:val="false"/>
-                <w:bCs w:val="false"/>
-                <w:color w:val="000000"/>
-                <w:sz w:val="18"/>
-                <w:szCs w:val="18"/>
-              </w:rPr>
-              <w:t xml:space="preserve">없음</w:t>
-            </w:r>
-          </w:p>
-        </w:tc>
-      </w:tr>
-      <w:tr>
-        <w:tc>
-          <w:tcPr>
-            <w:tcW w:type="dxa" w:w="1586"/>
-            <w:tcBorders>
-              <w:top w:val="single" w:color="AAAAAA" w:sz="1"/>
-              <w:left w:val="single" w:color="AAAAAA" w:sz="1"/>
-              <w:bottom w:val="single" w:color="AAAAAA" w:sz="1"/>
-              <w:right w:val="single" w:color="AAAAAA" w:sz="1"/>
-            </w:tcBorders>
-            <w:vAlign w:val="center"/>
-          </w:tcPr>
-          <w:p>
-            <w:pPr>
-              <w:spacing w:after="40" w:before="40"/>
-              <w:jc w:val="left"/>
-            </w:pPr>
-            <w:r>
-              <w:rPr>
-                <w:rFonts w:ascii="맑은 고딕" w:cs="맑은 고딕" w:eastAsia="맑은 고딕" w:hAnsi="맑은 고딕"/>
-                <w:b w:val="false"/>
-                <w:bCs w:val="false"/>
-                <w:color w:val="000000"/>
-                <w:sz w:val="18"/>
-                <w:szCs w:val="18"/>
-              </w:rPr>
-              <w:t xml:space="preserve">차등 서비스</w:t>
-            </w:r>
-          </w:p>
-        </w:tc>
-        <w:tc>
-          <w:tcPr>
-            <w:tcW w:type="dxa" w:w="1586"/>
-            <w:tcBorders>
-              <w:top w:val="single" w:color="AAAAAA" w:sz="1"/>
-              <w:left w:val="single" w:color="AAAAAA" w:sz="1"/>
-              <w:bottom w:val="single" w:color="AAAAAA" w:sz="1"/>
-              <w:right w:val="single" w:color="AAAAAA" w:sz="1"/>
-            </w:tcBorders>
-            <w:vAlign w:val="center"/>
-          </w:tcPr>
-          <w:p>
-            <w:pPr>
-              <w:spacing w:after="40" w:before="40"/>
-              <w:jc w:val="left"/>
-            </w:pPr>
-            <w:r>
-              <w:rPr>
-                <w:rFonts w:ascii="맑은 고딕" w:cs="맑은 고딕" w:eastAsia="맑은 고딕" w:hAnsi="맑은 고딕"/>
-                <w:b w:val="false"/>
-                <w:bCs w:val="false"/>
-                <w:color w:val="000000"/>
-                <w:sz w:val="18"/>
-                <w:szCs w:val="18"/>
-              </w:rPr>
-              <w:t xml:space="preserve">없음</w:t>
-            </w:r>
-          </w:p>
-        </w:tc>
-        <w:tc>
-          <w:tcPr>
-            <w:tcW w:type="dxa" w:w="1586"/>
-            <w:tcBorders>
-              <w:top w:val="single" w:color="AAAAAA" w:sz="1"/>
-              <w:left w:val="single" w:color="AAAAAA" w:sz="1"/>
-              <w:bottom w:val="single" w:color="AAAAAA" w:sz="1"/>
-              <w:right w:val="single" w:color="AAAAAA" w:sz="1"/>
-            </w:tcBorders>
-            <w:vAlign w:val="center"/>
-          </w:tcPr>
-          <w:p>
-            <w:pPr>
-              <w:spacing w:after="40" w:before="40"/>
-              <w:jc w:val="left"/>
-            </w:pPr>
-            <w:r>
-              <w:rPr>
-                <w:rFonts w:ascii="맑은 고딕" w:cs="맑은 고딕" w:eastAsia="맑은 고딕" w:hAnsi="맑은 고딕"/>
-                <w:b w:val="false"/>
-                <w:bCs w:val="false"/>
-                <w:color w:val="000000"/>
-                <w:sz w:val="18"/>
-                <w:szCs w:val="18"/>
-              </w:rPr>
-              <w:t xml:space="preserve">요청 단위</w:t>
-            </w:r>
-          </w:p>
-        </w:tc>
-        <w:tc>
-          <w:tcPr>
-            <w:tcW w:type="dxa" w:w="1586"/>
-            <w:tcBorders>
-              <w:top w:val="single" w:color="AAAAAA" w:sz="1"/>
-              <w:left w:val="single" w:color="AAAAAA" w:sz="1"/>
-              <w:bottom w:val="single" w:color="AAAAAA" w:sz="1"/>
-              <w:right w:val="single" w:color="AAAAAA" w:sz="1"/>
-            </w:tcBorders>
-            <w:vAlign w:val="center"/>
-          </w:tcPr>
-          <w:p>
-            <w:pPr>
-              <w:spacing w:after="40" w:before="40"/>
-              <w:jc w:val="left"/>
-            </w:pPr>
-            <w:r>
-              <w:rPr>
-                <w:rFonts w:ascii="맑은 고딕" w:cs="맑은 고딕" w:eastAsia="맑은 고딕" w:hAnsi="맑은 고딕"/>
-                <w:b w:val="false"/>
-                <w:bCs w:val="false"/>
-                <w:color w:val="000000"/>
-                <w:sz w:val="18"/>
-                <w:szCs w:val="18"/>
-              </w:rPr>
-              <w:t xml:space="preserve">없음</w:t>
-            </w:r>
-          </w:p>
-        </w:tc>
-        <w:tc>
-          <w:tcPr>
-            <w:tcW w:type="dxa" w:w="1586"/>
-            <w:tcBorders>
-              <w:top w:val="single" w:color="AAAAAA" w:sz="1"/>
-              <w:left w:val="single" w:color="AAAAAA" w:sz="1"/>
-              <w:bottom w:val="single" w:color="AAAAAA" w:sz="1"/>
-              <w:right w:val="single" w:color="AAAAAA" w:sz="1"/>
-            </w:tcBorders>
-            <w:vAlign w:val="center"/>
-          </w:tcPr>
-          <w:p>
-            <w:pPr>
-              <w:spacing w:after="40" w:before="40"/>
-              <w:jc w:val="left"/>
-            </w:pPr>
-            <w:r>
-              <w:rPr>
-                <w:rFonts w:ascii="맑은 고딕" w:cs="맑은 고딕" w:eastAsia="맑은 고딕" w:hAnsi="맑은 고딕"/>
-                <w:b w:val="false"/>
-                <w:bCs w:val="false"/>
-                <w:color w:val="000000"/>
-                <w:sz w:val="18"/>
-                <w:szCs w:val="18"/>
-              </w:rPr>
-              <w:t xml:space="preserve">구독 등급 단위</w:t>
-            </w:r>
-          </w:p>
-        </w:tc>
-      </w:tr>
-      <w:tr>
-        <w:tc>
-          <w:tcPr>
-            <w:tcW w:type="dxa" w:w="1586"/>
-            <w:tcBorders>
-              <w:top w:val="single" w:color="AAAAAA" w:sz="1"/>
-              <w:left w:val="single" w:color="AAAAAA" w:sz="1"/>
-              <w:bottom w:val="single" w:color="AAAAAA" w:sz="1"/>
-              <w:right w:val="single" w:color="AAAAAA" w:sz="1"/>
-            </w:tcBorders>
-            <w:vAlign w:val="center"/>
-          </w:tcPr>
-          <w:p>
-            <w:pPr>
-              <w:spacing w:after="40" w:before="40"/>
-              <w:jc w:val="left"/>
-            </w:pPr>
-            <w:r>
-              <w:rPr>
-                <w:rFonts w:ascii="맑은 고딕" w:cs="맑은 고딕" w:eastAsia="맑은 고딕" w:hAnsi="맑은 고딕"/>
-                <w:b w:val="false"/>
-                <w:bCs w:val="false"/>
-                <w:color w:val="000000"/>
-                <w:sz w:val="18"/>
-                <w:szCs w:val="18"/>
-              </w:rPr>
-              <w:t xml:space="preserve">JFI</w:t>
-            </w:r>
-          </w:p>
-        </w:tc>
-        <w:tc>
-          <w:tcPr>
-            <w:tcW w:type="dxa" w:w="1586"/>
-            <w:tcBorders>
-              <w:top w:val="single" w:color="AAAAAA" w:sz="1"/>
-              <w:left w:val="single" w:color="AAAAAA" w:sz="1"/>
-              <w:bottom w:val="single" w:color="AAAAAA" w:sz="1"/>
-              <w:right w:val="single" w:color="AAAAAA" w:sz="1"/>
-            </w:tcBorders>
-            <w:vAlign w:val="center"/>
-          </w:tcPr>
-          <w:p>
-            <w:pPr>
-              <w:spacing w:after="40" w:before="40"/>
-              <w:jc w:val="left"/>
-            </w:pPr>
-            <w:r>
-              <w:rPr>
-                <w:rFonts w:ascii="맑은 고딕" w:cs="맑은 고딕" w:eastAsia="맑은 고딕" w:hAnsi="맑은 고딕"/>
-                <w:b w:val="false"/>
-                <w:bCs w:val="false"/>
-                <w:color w:val="000000"/>
-                <w:sz w:val="18"/>
-                <w:szCs w:val="18"/>
-              </w:rPr>
-              <w:t xml:space="preserve">1.000</w:t>
-            </w:r>
-          </w:p>
-        </w:tc>
-        <w:tc>
-          <w:tcPr>
-            <w:tcW w:type="dxa" w:w="1586"/>
-            <w:tcBorders>
-              <w:top w:val="single" w:color="AAAAAA" w:sz="1"/>
-              <w:left w:val="single" w:color="AAAAAA" w:sz="1"/>
-              <w:bottom w:val="single" w:color="AAAAAA" w:sz="1"/>
-              <w:right w:val="single" w:color="AAAAAA" w:sz="1"/>
-            </w:tcBorders>
-            <w:vAlign w:val="center"/>
-          </w:tcPr>
-          <w:p>
-            <w:pPr>
-              <w:spacing w:after="40" w:before="40"/>
-              <w:jc w:val="left"/>
-            </w:pPr>
-            <w:r>
-              <w:rPr>
-                <w:rFonts w:ascii="맑은 고딕" w:cs="맑은 고딕" w:eastAsia="맑은 고딕" w:hAnsi="맑은 고딕"/>
-                <w:b w:val="false"/>
-                <w:bCs w:val="false"/>
-                <w:color w:val="000000"/>
-                <w:sz w:val="18"/>
-                <w:szCs w:val="18"/>
-              </w:rPr>
-              <w:t xml:space="preserve">1.000</w:t>
-            </w:r>
-          </w:p>
-        </w:tc>
-        <w:tc>
-          <w:tcPr>
-            <w:tcW w:type="dxa" w:w="1586"/>
-            <w:tcBorders>
-              <w:top w:val="single" w:color="AAAAAA" w:sz="1"/>
-              <w:left w:val="single" w:color="AAAAAA" w:sz="1"/>
-              <w:bottom w:val="single" w:color="AAAAAA" w:sz="1"/>
-              <w:right w:val="single" w:color="AAAAAA" w:sz="1"/>
-            </w:tcBorders>
-            <w:vAlign w:val="center"/>
-          </w:tcPr>
-          <w:p>
-            <w:pPr>
-              <w:spacing w:after="40" w:before="40"/>
-              <w:jc w:val="left"/>
-            </w:pPr>
-            <w:r>
-              <w:rPr>
-                <w:rFonts w:ascii="맑은 고딕" w:cs="맑은 고딕" w:eastAsia="맑은 고딕" w:hAnsi="맑은 고딕"/>
-                <w:b w:val="false"/>
-                <w:bCs w:val="false"/>
-                <w:color w:val="000000"/>
-                <w:sz w:val="18"/>
-                <w:szCs w:val="18"/>
-              </w:rPr>
-              <w:t xml:space="preserve">1.000 (비선점)</w:t>
-            </w:r>
-          </w:p>
-        </w:tc>
-        <w:tc>
-          <w:tcPr>
-            <w:tcW w:type="dxa" w:w="1586"/>
-            <w:tcBorders>
-              <w:top w:val="single" w:color="AAAAAA" w:sz="1"/>
-              <w:left w:val="single" w:color="AAAAAA" w:sz="1"/>
-              <w:bottom w:val="single" w:color="AAAAAA" w:sz="1"/>
-              <w:right w:val="single" w:color="AAAAAA" w:sz="1"/>
-            </w:tcBorders>
-            <w:vAlign w:val="center"/>
-          </w:tcPr>
-          <w:p>
-            <w:pPr>
-              <w:spacing w:after="40" w:before="40"/>
-              <w:jc w:val="left"/>
-            </w:pPr>
-            <w:r>
-              <w:rPr>
-                <w:rFonts w:ascii="맑은 고딕" w:cs="맑은 고딕" w:eastAsia="맑은 고딕" w:hAnsi="맑은 고딕"/>
-                <w:b w:val="false"/>
-                <w:bCs w:val="false"/>
-                <w:color w:val="000000"/>
-                <w:sz w:val="18"/>
-                <w:szCs w:val="18"/>
-              </w:rPr>
-              <w:t xml:space="preserve">0.316 (의도적 차등)</w:t>
-            </w:r>
-          </w:p>
-        </w:tc>
-      </w:tr>
-      <w:tr>
-        <w:tc>
-          <w:tcPr>
-            <w:tcW w:type="dxa" w:w="1586"/>
-            <w:tcBorders>
-              <w:top w:val="single" w:color="AAAAAA" w:sz="1"/>
-              <w:left w:val="single" w:color="AAAAAA" w:sz="1"/>
-              <w:bottom w:val="single" w:color="AAAAAA" w:sz="1"/>
-              <w:right w:val="single" w:color="AAAAAA" w:sz="1"/>
-            </w:tcBorders>
-            <w:vAlign w:val="center"/>
-          </w:tcPr>
-          <w:p>
-            <w:pPr>
-              <w:spacing w:after="40" w:before="40"/>
-              <w:jc w:val="left"/>
-            </w:pPr>
-            <w:r>
-              <w:rPr>
-                <w:rFonts w:ascii="맑은 고딕" w:cs="맑은 고딕" w:eastAsia="맑은 고딕" w:hAnsi="맑은 고딕"/>
-                <w:b w:val="false"/>
-                <w:bCs w:val="false"/>
-                <w:color w:val="000000"/>
-                <w:sz w:val="18"/>
-                <w:szCs w:val="18"/>
-              </w:rPr>
-              <w:t xml:space="preserve">기아 방지</w:t>
-            </w:r>
-          </w:p>
-        </w:tc>
-        <w:tc>
-          <w:tcPr>
-            <w:tcW w:type="dxa" w:w="1586"/>
-            <w:tcBorders>
-              <w:top w:val="single" w:color="AAAAAA" w:sz="1"/>
-              <w:left w:val="single" w:color="AAAAAA" w:sz="1"/>
-              <w:bottom w:val="single" w:color="AAAAAA" w:sz="1"/>
-              <w:right w:val="single" w:color="AAAAAA" w:sz="1"/>
-            </w:tcBorders>
-            <w:vAlign w:val="center"/>
-          </w:tcPr>
-          <w:p>
-            <w:pPr>
-              <w:spacing w:after="40" w:before="40"/>
-              <w:jc w:val="left"/>
-            </w:pPr>
-            <w:r>
-              <w:rPr>
-                <w:rFonts w:ascii="맑은 고딕" w:cs="맑은 고딕" w:eastAsia="맑은 고딕" w:hAnsi="맑은 고딕"/>
-                <w:b w:val="false"/>
-                <w:bCs w:val="false"/>
-                <w:color w:val="000000"/>
-                <w:sz w:val="18"/>
-                <w:szCs w:val="18"/>
-              </w:rPr>
-              <w:t xml:space="preserve">불필요</w:t>
-            </w:r>
-          </w:p>
-        </w:tc>
-        <w:tc>
-          <w:tcPr>
-            <w:tcW w:type="dxa" w:w="1586"/>
-            <w:tcBorders>
-              <w:top w:val="single" w:color="AAAAAA" w:sz="1"/>
-              <w:left w:val="single" w:color="AAAAAA" w:sz="1"/>
-              <w:bottom w:val="single" w:color="AAAAAA" w:sz="1"/>
-              <w:right w:val="single" w:color="AAAAAA" w:sz="1"/>
-            </w:tcBorders>
-            <w:vAlign w:val="center"/>
-          </w:tcPr>
-          <w:p>
-            <w:pPr>
-              <w:spacing w:after="40" w:before="40"/>
-              <w:jc w:val="left"/>
-            </w:pPr>
-            <w:r>
-              <w:rPr>
-                <w:rFonts w:ascii="맑은 고딕" w:cs="맑은 고딕" w:eastAsia="맑은 고딕" w:hAnsi="맑은 고딕"/>
-                <w:b w:val="false"/>
-                <w:bCs w:val="false"/>
-                <w:color w:val="000000"/>
-                <w:sz w:val="18"/>
-                <w:szCs w:val="18"/>
-              </w:rPr>
-              <w:t xml:space="preserve">에이징</w:t>
-            </w:r>
-          </w:p>
-        </w:tc>
-        <w:tc>
-          <w:tcPr>
-            <w:tcW w:type="dxa" w:w="1586"/>
-            <w:tcBorders>
-              <w:top w:val="single" w:color="AAAAAA" w:sz="1"/>
-              <w:left w:val="single" w:color="AAAAAA" w:sz="1"/>
-              <w:bottom w:val="single" w:color="AAAAAA" w:sz="1"/>
-              <w:right w:val="single" w:color="AAAAAA" w:sz="1"/>
-            </w:tcBorders>
-            <w:vAlign w:val="center"/>
-          </w:tcPr>
-          <w:p>
-            <w:pPr>
-              <w:spacing w:after="40" w:before="40"/>
-              <w:jc w:val="left"/>
-            </w:pPr>
-            <w:r>
-              <w:rPr>
-                <w:rFonts w:ascii="맑은 고딕" w:cs="맑은 고딕" w:eastAsia="맑은 고딕" w:hAnsi="맑은 고딕"/>
-                <w:b w:val="false"/>
-                <w:bCs w:val="false"/>
-                <w:color w:val="000000"/>
-                <w:sz w:val="18"/>
-                <w:szCs w:val="18"/>
-              </w:rPr>
-              <w:t xml:space="preserve">부스팅</w:t>
-            </w:r>
-          </w:p>
-        </w:tc>
-        <w:tc>
-          <w:tcPr>
-            <w:tcW w:type="dxa" w:w="1586"/>
-            <w:tcBorders>
-              <w:top w:val="single" w:color="AAAAAA" w:sz="1"/>
-              <w:left w:val="single" w:color="AAAAAA" w:sz="1"/>
-              <w:bottom w:val="single" w:color="AAAAAA" w:sz="1"/>
-              <w:right w:val="single" w:color="AAAAAA" w:sz="1"/>
-            </w:tcBorders>
-            <w:vAlign w:val="center"/>
-          </w:tcPr>
-          <w:p>
-            <w:pPr>
-              <w:spacing w:after="40" w:before="40"/>
-              <w:jc w:val="left"/>
-            </w:pPr>
-            <w:r>
-              <w:rPr>
-                <w:rFonts w:ascii="맑은 고딕" w:cs="맑은 고딕" w:eastAsia="맑은 고딕" w:hAnsi="맑은 고딕"/>
-                <w:b w:val="false"/>
-                <w:bCs w:val="false"/>
-                <w:color w:val="000000"/>
-                <w:sz w:val="18"/>
-                <w:szCs w:val="18"/>
-              </w:rPr>
-              <w:t xml:space="preserve">VFT 구조상 불필요</w:t>
-            </w:r>
-          </w:p>
-        </w:tc>
-      </w:tr>
-      <w:tr>
-        <w:tc>
-          <w:tcPr>
-            <w:tcW w:type="dxa" w:w="1586"/>
-            <w:tcBorders>
-              <w:top w:val="single" w:color="AAAAAA" w:sz="1"/>
-              <w:left w:val="single" w:color="AAAAAA" w:sz="1"/>
-              <w:bottom w:val="single" w:color="AAAAAA" w:sz="1"/>
-              <w:right w:val="single" w:color="AAAAAA" w:sz="1"/>
-            </w:tcBorders>
-            <w:vAlign w:val="center"/>
-          </w:tcPr>
-          <w:p>
-            <w:pPr>
-              <w:spacing w:after="40" w:before="40"/>
-              <w:jc w:val="left"/>
-            </w:pPr>
-            <w:r>
-              <w:rPr>
-                <w:rFonts w:ascii="맑은 고딕" w:cs="맑은 고딕" w:eastAsia="맑은 고딕" w:hAnsi="맑은 고딕"/>
-                <w:b w:val="false"/>
-                <w:bCs w:val="false"/>
-                <w:color w:val="000000"/>
-                <w:sz w:val="18"/>
-                <w:szCs w:val="18"/>
-              </w:rPr>
-              <w:t xml:space="preserve">실서버 적용</w:t>
-            </w:r>
-          </w:p>
-        </w:tc>
-        <w:tc>
-          <w:tcPr>
-            <w:tcW w:type="dxa" w:w="1586"/>
-            <w:tcBorders>
-              <w:top w:val="single" w:color="AAAAAA" w:sz="1"/>
-              <w:left w:val="single" w:color="AAAAAA" w:sz="1"/>
-              <w:bottom w:val="single" w:color="AAAAAA" w:sz="1"/>
-              <w:right w:val="single" w:color="AAAAAA" w:sz="1"/>
-            </w:tcBorders>
-            <w:vAlign w:val="center"/>
-          </w:tcPr>
-          <w:p>
-            <w:pPr>
-              <w:spacing w:after="40" w:before="40"/>
-              <w:jc w:val="left"/>
-            </w:pPr>
-            <w:r>
-              <w:rPr>
-                <w:rFonts w:ascii="맑은 고딕" w:cs="맑은 고딕" w:eastAsia="맑은 고딕" w:hAnsi="맑은 고딕"/>
-                <w:b w:val="false"/>
-                <w:bCs w:val="false"/>
-                <w:color w:val="000000"/>
-                <w:sz w:val="18"/>
-                <w:szCs w:val="18"/>
-              </w:rPr>
-              <w:t xml:space="preserve">가능</w:t>
-            </w:r>
-          </w:p>
-        </w:tc>
-        <w:tc>
-          <w:tcPr>
-            <w:tcW w:type="dxa" w:w="1586"/>
-            <w:tcBorders>
-              <w:top w:val="single" w:color="AAAAAA" w:sz="1"/>
-              <w:left w:val="single" w:color="AAAAAA" w:sz="1"/>
-              <w:bottom w:val="single" w:color="AAAAAA" w:sz="1"/>
-              <w:right w:val="single" w:color="AAAAAA" w:sz="1"/>
-            </w:tcBorders>
-            <w:vAlign w:val="center"/>
-          </w:tcPr>
-          <w:p>
-            <w:pPr>
-              <w:spacing w:after="40" w:before="40"/>
-              <w:jc w:val="left"/>
-            </w:pPr>
-            <w:r>
-              <w:rPr>
-                <w:rFonts w:ascii="맑은 고딕" w:cs="맑은 고딕" w:eastAsia="맑은 고딕" w:hAnsi="맑은 고딕"/>
-                <w:b w:val="false"/>
-                <w:bCs w:val="false"/>
-                <w:color w:val="000000"/>
-                <w:sz w:val="18"/>
-                <w:szCs w:val="18"/>
-              </w:rPr>
-              <w:t xml:space="preserve">가능</w:t>
-            </w:r>
-          </w:p>
-        </w:tc>
-        <w:tc>
-          <w:tcPr>
-            <w:tcW w:type="dxa" w:w="1586"/>
-            <w:tcBorders>
-              <w:top w:val="single" w:color="AAAAAA" w:sz="1"/>
-              <w:left w:val="single" w:color="AAAAAA" w:sz="1"/>
-              <w:bottom w:val="single" w:color="AAAAAA" w:sz="1"/>
-              <w:right w:val="single" w:color="AAAAAA" w:sz="1"/>
-            </w:tcBorders>
-            <w:vAlign w:val="center"/>
-          </w:tcPr>
-          <w:p>
-            <w:pPr>
-              <w:spacing w:after="40" w:before="40"/>
-              <w:jc w:val="left"/>
-            </w:pPr>
-            <w:r>
-              <w:rPr>
-                <w:rFonts w:ascii="맑은 고딕" w:cs="맑은 고딕" w:eastAsia="맑은 고딕" w:hAnsi="맑은 고딕"/>
-                <w:b w:val="false"/>
-                <w:bCs w:val="false"/>
-                <w:color w:val="000000"/>
-                <w:sz w:val="18"/>
-                <w:szCs w:val="18"/>
-              </w:rPr>
-              <w:t xml:space="preserve">비선점형만 가능</w:t>
-            </w:r>
-          </w:p>
-        </w:tc>
-        <w:tc>
-          <w:tcPr>
-            <w:tcW w:type="dxa" w:w="1586"/>
-            <w:tcBorders>
-              <w:top w:val="single" w:color="AAAAAA" w:sz="1"/>
-              <w:left w:val="single" w:color="AAAAAA" w:sz="1"/>
-              <w:bottom w:val="single" w:color="AAAAAA" w:sz="1"/>
-              <w:right w:val="single" w:color="AAAAAA" w:sz="1"/>
-            </w:tcBorders>
-            <w:vAlign w:val="center"/>
-          </w:tcPr>
-          <w:p>
-            <w:pPr>
-              <w:spacing w:after="40" w:before="40"/>
-              <w:jc w:val="left"/>
-            </w:pPr>
-            <w:r>
-              <w:rPr>
-                <w:rFonts w:ascii="맑은 고딕" w:cs="맑은 고딕" w:eastAsia="맑은 고딕" w:hAnsi="맑은 고딕"/>
-                <w:b w:val="false"/>
-                <w:bCs w:val="false"/>
-                <w:color w:val="000000"/>
-                <w:sz w:val="18"/>
-                <w:szCs w:val="18"/>
-              </w:rPr>
-              <w:t xml:space="preserve">가능</w:t>
-            </w:r>
-          </w:p>
-        </w:tc>
-      </w:tr>
-    </w:tbl>
-    <w:p>
-      <w:pPr>
-        <w:spacing w:after="80"/>
-      </w:pPr>
-    </w:p>
-    <w:p>
-      <w:r>
-        <w:br w:type="page"/>
-      </w:r>
-    </w:p>
-    <w:p>
-      <w:pPr>
-        <w:spacing w:after="150" w:before="300" w:line="240"/>
-      </w:pPr>
-      <w:r>
-        <w:rPr>
-          <w:rFonts w:ascii="맑은 고딕" w:cs="맑은 고딕" w:eastAsia="맑은 고딕" w:hAnsi="맑은 고딕"/>
-          <w:b/>
-          <w:bCs/>
-          <w:color w:val="000000"/>
-          <w:sz w:val="28"/>
-          <w:szCs w:val="28"/>
-        </w:rPr>
-        <w:t xml:space="preserve">6. 논의</w:t>
-      </w:r>
-    </w:p>
-    <w:p>
-      <w:pPr>
-        <w:spacing w:after="130" w:before="220" w:line="240"/>
-      </w:pPr>
-      <w:r>
-        <w:rPr>
-          <w:rFonts w:ascii="맑은 고딕" w:cs="맑은 고딕" w:eastAsia="맑은 고딕" w:hAnsi="맑은 고딕"/>
-          <w:b/>
-          <w:bCs/>
-          <w:color w:val="333333"/>
-          <w:sz w:val="24"/>
-          <w:szCs w:val="24"/>
-        </w:rPr>
-        <w:t xml:space="preserve">6.1 시뮬레이션 환경의 한계</w:t>
-      </w:r>
-    </w:p>
-    <w:p>
-      <w:pPr>
-        <w:spacing w:after="120" w:line="240"/>
-      </w:pPr>
-      <w:r>
-        <w:rPr>
-          <w:rFonts w:ascii="맑은 고딕" w:cs="맑은 고딕" w:eastAsia="맑은 고딕" w:hAnsi="맑은 고딕"/>
-          <w:color w:val="000000"/>
-          <w:sz w:val="20"/>
-          <w:szCs w:val="20"/>
-        </w:rPr>
-        <w:t xml:space="preserve">이 시뮬레이션은 알고리즘 특성을 비교하기에는 적합하지만, 실제 LLM 서빙 환경과 비교하면 몇 가지 한계가 있다. 첫 번째 한계는 </w:t>
-      </w:r>
-      <w:r>
-        <w:rPr>
-          <w:rFonts w:ascii="맑은 고딕" w:cs="맑은 고딕" w:eastAsia="맑은 고딕" w:hAnsi="맑은 고딕"/>
-          <w:b/>
-          <w:bCs/>
-          <w:color w:val="000000"/>
-          <w:sz w:val="20"/>
-          <w:szCs w:val="20"/>
-        </w:rPr>
-        <w:t xml:space="preserve">선점형 MLFQ를 실서버에 적용하기가 어렵다</w:t>
-      </w:r>
-      <w:r>
-        <w:rPr>
-          <w:rFonts w:ascii="맑은 고딕" w:cs="맑은 고딕" w:eastAsia="맑은 고딕" w:hAnsi="맑은 고딕"/>
-          <w:color w:val="000000"/>
-          <w:sz w:val="20"/>
-          <w:szCs w:val="20"/>
-        </w:rPr>
-        <w:t xml:space="preserve">는 점이다. Ollama를 비롯한 대부분의 LLM 서빙 도구는 추론 중단을 지원하지 않으므로, 5.3절에서 확인한 Short 약 73% 개선은 시뮬레이션 안에서만 가능하다. 다음으로 처리 시간 분포가 실제와 다르다. 기본 실험은 10~100ms 범위였으나, 실제 LLM 추론은 입력 길이, 토큰 수, 모델 크기에 따라 수백 ms에서 수십 초까지 폭이 넓고, 길어질수록 Priority 에이징 효과나 FCFS 호위 효과의 영향이 커진다. 또한 동시 처리도 고려하지 못하였다. 한 번에 1건씩 처리하였으나 실제 LLM 서빙(vLLM, TGI)은 연속 배치로 여러 요청을 동시 처리한다. 한 배치 내부에서는 순서가 영향을 주지 않으므로 WFQ와 Priority의 차등 효과는 약해질 수 있다. 끝으로 실서버 실험 규모가 20건으로 제한적이다. 대기열 경합이나 극단적인 트래픽은 재현하지 못하였으며, 실무에 적용하려면 대규모 부하 시험이 필요하다.</w:t>
-      </w:r>
-    </w:p>
-    <w:p>
-      <w:pPr>
-        <w:spacing w:after="130" w:before="220" w:line="240"/>
-      </w:pPr>
-      <w:r>
-        <w:rPr>
-          <w:rFonts w:ascii="맑은 고딕" w:cs="맑은 고딕" w:eastAsia="맑은 고딕" w:hAnsi="맑은 고딕"/>
-          <w:b/>
-          <w:bCs/>
-          <w:color w:val="333333"/>
-          <w:sz w:val="24"/>
-          <w:szCs w:val="24"/>
-        </w:rPr>
-        <w:t xml:space="preserve">6.2 알고리즘별 적합 상황</w:t>
-      </w:r>
-    </w:p>
-    <w:p>
-      <w:pPr>
-        <w:pStyle w:val="ListParagraph"/>
-        <w:numPr>
-          <w:ilvl w:val="0"/>
-          <w:numId w:val="3"/>
-        </w:numPr>
-        <w:spacing w:after="80" w:line="240"/>
-      </w:pPr>
-      <w:r>
-        <w:rPr>
-          <w:rFonts w:ascii="맑은 고딕" w:cs="맑은 고딕" w:eastAsia="맑은 고딕" w:hAnsi="맑은 고딕"/>
-          <w:b/>
-          <w:bCs/>
-          <w:color w:val="000000"/>
-          <w:sz w:val="20"/>
-          <w:szCs w:val="20"/>
-        </w:rPr>
-        <w:t xml:space="preserve">FCFS</w:t>
-      </w:r>
-      <w:r>
-        <w:rPr>
-          <w:rFonts w:ascii="맑은 고딕" w:cs="맑은 고딕" w:eastAsia="맑은 고딕" w:hAnsi="맑은 고딕"/>
-          <w:color w:val="000000"/>
-          <w:sz w:val="20"/>
-          <w:szCs w:val="20"/>
-        </w:rPr>
-        <w:t xml:space="preserve">: 모든 사용자와 요청을 동등하게 처리하는 가장 단순한 방식이다. 만들기도 쉬워서 기본 정책으로 쓰기 좋다.</w:t>
-      </w:r>
-    </w:p>
-    <w:p>
-      <w:pPr>
-        <w:pStyle w:val="ListParagraph"/>
-        <w:numPr>
-          <w:ilvl w:val="0"/>
-          <w:numId w:val="3"/>
-        </w:numPr>
-        <w:spacing w:after="80" w:line="240"/>
-      </w:pPr>
-      <w:r>
-        <w:rPr>
-          <w:rFonts w:ascii="맑은 고딕" w:cs="맑은 고딕" w:eastAsia="맑은 고딕" w:hAnsi="맑은 고딕"/>
-          <w:b/>
-          <w:bCs/>
-          <w:color w:val="000000"/>
-          <w:sz w:val="20"/>
-          <w:szCs w:val="20"/>
-        </w:rPr>
-        <w:t xml:space="preserve">Priority Scheduling</w:t>
-      </w:r>
-      <w:r>
-        <w:rPr>
-          <w:rFonts w:ascii="맑은 고딕" w:cs="맑은 고딕" w:eastAsia="맑은 고딕" w:hAnsi="맑은 고딕"/>
-          <w:color w:val="000000"/>
-          <w:sz w:val="20"/>
-          <w:szCs w:val="20"/>
-        </w:rPr>
-        <w:t xml:space="preserve">: 긴급도를 직접 지정할 수 있는 환경에 적합하다. 다만 에이징 효과가 나타나려면 처리 시간이 어느 정도 길어야 한다.</w:t>
-      </w:r>
-    </w:p>
-    <w:p>
-      <w:pPr>
-        <w:pStyle w:val="ListParagraph"/>
-        <w:numPr>
-          <w:ilvl w:val="0"/>
-          <w:numId w:val="3"/>
-        </w:numPr>
-        <w:spacing w:after="80" w:line="240"/>
-      </w:pPr>
-      <w:r>
-        <w:rPr>
-          <w:rFonts w:ascii="맑은 고딕" w:cs="맑은 고딕" w:eastAsia="맑은 고딕" w:hAnsi="맑은 고딕"/>
-          <w:b/>
-          <w:bCs/>
-          <w:color w:val="000000"/>
-          <w:sz w:val="20"/>
-          <w:szCs w:val="20"/>
-        </w:rPr>
-        <w:t xml:space="preserve">MLFQ</w:t>
-      </w:r>
-      <w:r>
-        <w:rPr>
-          <w:rFonts w:ascii="맑은 고딕" w:cs="맑은 고딕" w:eastAsia="맑은 고딕" w:hAnsi="맑은 고딕"/>
-          <w:color w:val="000000"/>
-          <w:sz w:val="20"/>
-          <w:szCs w:val="20"/>
-        </w:rPr>
-        <w:t xml:space="preserve">: 짧은 요청 우대 효과가 뛰어나지만 선점형이 필요한 만큼, 지금 LLM 서빙 환경에서는 쓸 수 있는 데가 많지 않다. 추론 중단과 재개 기능이 생긴다면 쓰임새가 넓어질 것이다.</w:t>
-      </w:r>
-    </w:p>
-    <w:p>
-      <w:pPr>
-        <w:pStyle w:val="ListParagraph"/>
-        <w:numPr>
-          <w:ilvl w:val="0"/>
-          <w:numId w:val="3"/>
-        </w:numPr>
-        <w:spacing w:after="80" w:line="240"/>
-      </w:pPr>
-      <w:r>
-        <w:rPr>
-          <w:rFonts w:ascii="맑은 고딕" w:cs="맑은 고딕" w:eastAsia="맑은 고딕" w:hAnsi="맑은 고딕"/>
-          <w:b/>
-          <w:bCs/>
-          <w:color w:val="000000"/>
-          <w:sz w:val="20"/>
-          <w:szCs w:val="20"/>
-        </w:rPr>
-        <w:t xml:space="preserve">WFQ</w:t>
-      </w:r>
-      <w:r>
-        <w:rPr>
-          <w:rFonts w:ascii="맑은 고딕" w:cs="맑은 고딕" w:eastAsia="맑은 고딕" w:hAnsi="맑은 고딕"/>
-          <w:color w:val="000000"/>
-          <w:sz w:val="20"/>
-          <w:szCs w:val="20"/>
-        </w:rPr>
-        <w:t xml:space="preserve">: 구독 등급별 차등 배분이 필요한 유료 서비스에 적합하다. 비선점형에서도 잘 동작하여 실서버 적용이 가능하다.</w:t>
-      </w:r>
-    </w:p>
-    <w:p>
-      <w:pPr>
-        <w:spacing w:after="130" w:before="220" w:line="240"/>
-      </w:pPr>
-      <w:r>
-        <w:rPr>
-          <w:rFonts w:ascii="맑은 고딕" w:cs="맑은 고딕" w:eastAsia="맑은 고딕" w:hAnsi="맑은 고딕"/>
-          <w:b/>
-          <w:bCs/>
-          <w:color w:val="333333"/>
-          <w:sz w:val="24"/>
-          <w:szCs w:val="24"/>
-        </w:rPr>
-        <w:t xml:space="preserve">6.3 프로젝트의 의의</w:t>
-      </w:r>
-    </w:p>
-    <w:p>
-      <w:pPr>
-        <w:spacing w:after="120" w:line="240"/>
-      </w:pPr>
-      <w:r>
-        <w:rPr>
-          <w:rFonts w:ascii="맑은 고딕" w:cs="맑은 고딕" w:eastAsia="맑은 고딕" w:hAnsi="맑은 고딕"/>
-          <w:color w:val="000000"/>
-          <w:sz w:val="20"/>
-          <w:szCs w:val="20"/>
-        </w:rPr>
-        <w:t xml:space="preserve">이 프로젝트는 두 가지 면에서 의의가 있다. 우선 CPU 스케줄링(FCFS, Priority, MLFQ)과 네트워크 자원 배분(WFQ) 알고리즘을 LLM API 환경에 적용해 운영체제 이론을 실제 문제에 응용해 본 점이다. 또한 vLLM과 TGI 같은 기존 LLM 서빙 도구가 전체 처리량 최적화에 집중하느라 사용자별 공정성이나 우선순위 관리를 제공하지 않는다는 점을 확인하고, 이 부분에 스케줄링 이론을 적용해 알고리즘별 효과를 비교했다는 점도 의미가 있다. 특히 WFQ의 가중치 비례 차등 서비스는 유료 LLM 서비스의 구독 등급 관리에 쓸 수 있는 가능성을 보여준다. 다만 세 실험을 합산해도 총 3,020건 규모이므로, 대규모 운영 환경에서도 같은 결과가 나올지는 추가 확인이 필요하다.</w:t>
-      </w:r>
-    </w:p>
-    <w:p>
-      <w:r>
-        <w:br w:type="page"/>
-      </w:r>
-    </w:p>
-    <w:p>
-      <w:pPr>
-        <w:spacing w:after="150" w:before="300" w:line="240"/>
-      </w:pPr>
-      <w:r>
-        <w:rPr>
-          <w:rFonts w:ascii="맑은 고딕" w:cs="맑은 고딕" w:eastAsia="맑은 고딕" w:hAnsi="맑은 고딕"/>
-          <w:b/>
-          <w:bCs/>
-          <w:color w:val="000000"/>
-          <w:sz w:val="28"/>
-          <w:szCs w:val="28"/>
-        </w:rPr>
-        <w:t xml:space="preserve">7. 결론 및 향후 연구</w:t>
-      </w:r>
-    </w:p>
-    <w:p>
-      <w:pPr>
-        <w:spacing w:after="130" w:before="220" w:line="240"/>
-      </w:pPr>
-      <w:r>
-        <w:rPr>
-          <w:rFonts w:ascii="맑은 고딕" w:cs="맑은 고딕" w:eastAsia="맑은 고딕" w:hAnsi="맑은 고딕"/>
-          <w:b/>
-          <w:bCs/>
-          <w:color w:val="333333"/>
-          <w:sz w:val="24"/>
-          <w:szCs w:val="24"/>
-        </w:rPr>
-        <w:t xml:space="preserve">7.1 결론</w:t>
-      </w:r>
-    </w:p>
-    <w:p>
-      <w:pPr>
-        <w:spacing w:after="120" w:line="240"/>
-      </w:pPr>
-      <w:r>
-        <w:rPr>
-          <w:rFonts w:ascii="맑은 고딕" w:cs="맑은 고딕" w:eastAsia="맑은 고딕" w:hAnsi="맑은 고딕"/>
-          <w:color w:val="000000"/>
-          <w:sz w:val="20"/>
-          <w:szCs w:val="20"/>
-        </w:rPr>
-        <w:t xml:space="preserve">이 프로젝트에서는 운영체제 분야의 세 가지 프로세스 스케줄링 알고리즘(FCFS, Priority Scheduling, MLFQ)과 네트워크 분야의 자원 배분 알고리즘(WFQ)을 다중 사용자 LLM API 요청 관리에 적용하고, 시뮬레이션 및 실서버 실험으로 성능과 공정성을 비교하였다.</w:t>
-      </w:r>
-    </w:p>
-    <w:p>
-      <w:pPr>
-        <w:spacing w:after="120" w:line="240"/>
-      </w:pPr>
-      <w:r>
-        <w:rPr>
-          <w:rFonts w:ascii="맑은 고딕" w:cs="맑은 고딕" w:eastAsia="맑은 고딕" w:hAnsi="맑은 고딕"/>
-          <w:b/>
-          <w:bCs/>
-          <w:color w:val="000000"/>
-          <w:sz w:val="20"/>
-          <w:szCs w:val="20"/>
-        </w:rPr>
-        <w:t xml:space="preserve">적용 가능성</w:t>
-      </w:r>
-      <w:r>
-        <w:rPr>
-          <w:rFonts w:ascii="맑은 고딕" w:cs="맑은 고딕" w:eastAsia="맑은 고딕" w:hAnsi="맑은 고딕"/>
-          <w:color w:val="000000"/>
-          <w:sz w:val="20"/>
-          <w:szCs w:val="20"/>
-        </w:rPr>
-        <w:t xml:space="preserve">: 네 알고리즘을 공통 인터페이스(enqueue/dequeue)로 구현하여 환경변수만으로 전환할 수 있게 하였다. MLFQ 선점형 모드는 실제 LLM 환경에서 적용이 어렵다는 한계를 확인하였다.</w:t>
-      </w:r>
-    </w:p>
-    <w:p>
-      <w:pPr>
-        <w:spacing w:after="120" w:line="240"/>
-      </w:pPr>
-      <w:r>
-        <w:rPr>
-          <w:rFonts w:ascii="맑은 고딕" w:cs="맑은 고딕" w:eastAsia="맑은 고딕" w:hAnsi="맑은 고딕"/>
-          <w:b/>
-          <w:bCs/>
-          <w:color w:val="000000"/>
-          <w:sz w:val="20"/>
-          <w:szCs w:val="20"/>
-        </w:rPr>
-        <w:t xml:space="preserve">성능 비교</w:t>
-      </w:r>
-      <w:r>
-        <w:rPr>
-          <w:rFonts w:ascii="맑은 고딕" w:cs="맑은 고딕" w:eastAsia="맑은 고딕" w:hAnsi="맑은 고딕"/>
-          <w:color w:val="000000"/>
-          <w:sz w:val="20"/>
-          <w:szCs w:val="20"/>
-        </w:rPr>
-        <w:t xml:space="preserve">: 비선점형 환경에서 네 알고리즘의 전체 처리량은 거의 같았다. 스케줄러는 순서만 정할 뿐 처리 속도 자체를 바꾸지 못하기 때문이다. 선점형 MLFQ에서는 짧은 요청 응답시간이 약 73% 감소, 긴 요청은 약 89% 증가하였다. 개선 효과는 5개 시드에서 71.8~74.3% 범위로 일관되게 재현되었다 (시드별 결과는 부록 B). WFQ에서는 Enterprise의 평균 대기시간이 Free의 약 1/12 수준으로 나타났다.</w:t>
-      </w:r>
-    </w:p>
-    <w:p>
-      <w:pPr>
-        <w:spacing w:after="120" w:line="240"/>
-      </w:pPr>
-      <w:r>
-        <w:rPr>
-          <w:rFonts w:ascii="맑은 고딕" w:cs="맑은 고딕" w:eastAsia="맑은 고딕" w:hAnsi="맑은 고딕"/>
-          <w:b/>
-          <w:bCs/>
-          <w:color w:val="000000"/>
-          <w:sz w:val="20"/>
-          <w:szCs w:val="20"/>
-        </w:rPr>
-        <w:t xml:space="preserve">공정성 분석</w:t>
-      </w:r>
-      <w:r>
-        <w:rPr>
-          <w:rFonts w:ascii="맑은 고딕" w:cs="맑은 고딕" w:eastAsia="맑은 고딕" w:hAnsi="맑은 고딕"/>
-          <w:color w:val="000000"/>
-          <w:sz w:val="20"/>
-          <w:szCs w:val="20"/>
-        </w:rPr>
-        <w:t xml:space="preserve">: FCFS, Priority, MLFQ의 JFI는 모두 1.000으로 균등 배분이 이루어졌다. WFQ의 시스템 수준 JFI는 0.316이었으나, 이는 가중치 기반 의도적 차등의 결과이다. Enterprise의 대기시간이 Free보다 약 12배 짧아 가중치 순서에 대응하는 차등 서비스가 확인되었다.</w:t>
-      </w:r>
-    </w:p>
-    <w:p>
-      <w:pPr>
-        <w:spacing w:after="130" w:before="220" w:line="240"/>
-      </w:pPr>
-      <w:r>
-        <w:rPr>
-          <w:rFonts w:ascii="맑은 고딕" w:cs="맑은 고딕" w:eastAsia="맑은 고딕" w:hAnsi="맑은 고딕"/>
-          <w:b/>
-          <w:bCs/>
-          <w:color w:val="333333"/>
-          <w:sz w:val="24"/>
-          <w:szCs w:val="24"/>
-        </w:rPr>
-        <w:t xml:space="preserve">7.2 향후 연구</w:t>
-      </w:r>
-    </w:p>
-    <w:p>
-      <w:pPr>
-        <w:pStyle w:val="ListParagraph"/>
-        <w:numPr>
-          <w:ilvl w:val="0"/>
-          <w:numId w:val="3"/>
-        </w:numPr>
-        <w:spacing w:after="80" w:line="240"/>
-      </w:pPr>
-      <w:r>
-        <w:rPr>
-          <w:rFonts w:ascii="맑은 고딕" w:cs="맑은 고딕" w:eastAsia="맑은 고딕" w:hAnsi="맑은 고딕"/>
-          <w:b/>
-          <w:bCs/>
-          <w:color w:val="000000"/>
-          <w:sz w:val="20"/>
-          <w:szCs w:val="20"/>
-        </w:rPr>
-        <w:t xml:space="preserve">토큰 기반 비용 모델</w:t>
-      </w:r>
-      <w:r>
-        <w:rPr>
-          <w:rFonts w:ascii="맑은 고딕" w:cs="맑은 고딕" w:eastAsia="맑은 고딕" w:hAnsi="맑은 고딕"/>
-          <w:color w:val="000000"/>
-          <w:sz w:val="20"/>
-          <w:szCs w:val="20"/>
-        </w:rPr>
-        <w:t xml:space="preserve">: 현재 WFQ의 VFT 계산은 처리 비용을 요청 1건당 1로 고정하였다. 입출력 토큰 수를 반영한 가변 비용 모델을 적용하면 더 정밀한 자원 배분이 가능하지만, 출력 토큰 수 추정 방법에 대한 추가 연구가 필요하다.</w:t>
-      </w:r>
-    </w:p>
-    <w:p>
-      <w:pPr>
-        <w:pStyle w:val="ListParagraph"/>
-        <w:numPr>
-          <w:ilvl w:val="0"/>
-          <w:numId w:val="3"/>
-        </w:numPr>
-        <w:spacing w:after="80" w:line="240"/>
-      </w:pPr>
-      <w:r>
-        <w:rPr>
-          <w:rFonts w:ascii="맑은 고딕" w:cs="맑은 고딕" w:eastAsia="맑은 고딕" w:hAnsi="맑은 고딕"/>
-          <w:b/>
-          <w:bCs/>
-          <w:color w:val="000000"/>
-          <w:sz w:val="20"/>
-          <w:szCs w:val="20"/>
-        </w:rPr>
-        <w:t xml:space="preserve">대시보드 고도화</w:t>
-      </w:r>
-      <w:r>
-        <w:rPr>
-          <w:rFonts w:ascii="맑은 고딕" w:cs="맑은 고딕" w:eastAsia="맑은 고딕" w:hAnsi="맑은 고딕"/>
-          <w:color w:val="000000"/>
-          <w:sz w:val="20"/>
-          <w:szCs w:val="20"/>
-        </w:rPr>
-        <w:t xml:space="preserve">: 현재 대시보드는 주기적 조회(폴링) 방식으로 상태를 갱신한다. WebSocket(서버가 클라이언트에 실시간으로 알림을 보낼 수 있는 웹 통신 방식) 기반 푸시 갱신, 사용자 인증, JFI 추이 그래프 등을 더하면 운영 환경 모니터링 도구로 확장할 수 있다.</w:t>
-      </w:r>
-    </w:p>
-    <w:p>
-      <w:pPr>
-        <w:pStyle w:val="ListParagraph"/>
-        <w:numPr>
-          <w:ilvl w:val="0"/>
-          <w:numId w:val="3"/>
-        </w:numPr>
-        <w:spacing w:after="80" w:line="240"/>
-      </w:pPr>
-      <w:r>
-        <w:rPr>
-          <w:rFonts w:ascii="맑은 고딕" w:cs="맑은 고딕" w:eastAsia="맑은 고딕" w:hAnsi="맑은 고딕"/>
-          <w:b/>
-          <w:bCs/>
-          <w:color w:val="000000"/>
-          <w:sz w:val="20"/>
-          <w:szCs w:val="20"/>
-        </w:rPr>
-        <w:t xml:space="preserve">동일 등급 내 공정성 검증</w:t>
-      </w:r>
-      <w:r>
-        <w:rPr>
-          <w:rFonts w:ascii="맑은 고딕" w:cs="맑은 고딕" w:eastAsia="맑은 고딕" w:hAnsi="맑은 고딕"/>
-          <w:color w:val="000000"/>
-          <w:sz w:val="20"/>
-          <w:szCs w:val="20"/>
-        </w:rPr>
-        <w:t xml:space="preserve">: 이번 실험은 등급당 1명씩 배치한 구성이었다 (5.5절). 같은 등급에 여러 사용자가 있을 때의 균등 배분(등급 내 JFI)을 확인하려면 등급당 N명을 동시에 배치한 반복 실험이 필요하다.</w:t>
-      </w:r>
-    </w:p>
-    <w:p>
-      <w:pPr>
-        <w:pStyle w:val="ListParagraph"/>
-        <w:numPr>
-          <w:ilvl w:val="0"/>
-          <w:numId w:val="3"/>
-        </w:numPr>
-        <w:spacing w:after="80" w:line="240"/>
-      </w:pPr>
-      <w:r>
-        <w:rPr>
-          <w:rFonts w:ascii="맑은 고딕" w:cs="맑은 고딕" w:eastAsia="맑은 고딕" w:hAnsi="맑은 고딕"/>
-          <w:b/>
-          <w:bCs/>
-          <w:color w:val="000000"/>
-          <w:sz w:val="20"/>
-          <w:szCs w:val="20"/>
-        </w:rPr>
-        <w:t xml:space="preserve">대규모 실험</w:t>
-      </w:r>
-      <w:r>
-        <w:rPr>
-          <w:rFonts w:ascii="맑은 고딕" w:cs="맑은 고딕" w:eastAsia="맑은 고딕" w:hAnsi="맑은 고딕"/>
-          <w:color w:val="000000"/>
-          <w:sz w:val="20"/>
-          <w:szCs w:val="20"/>
-        </w:rPr>
-        <w:t xml:space="preserve">: 수천 건 이상의 요청, 더 많은 사용자, 더 긴 처리 시간 환경에서 각 알고리즘의 특성을 추가로 확인할 수 있다.</w:t>
-      </w:r>
-    </w:p>
-    <w:p>
-      <w:r>
-        <w:br w:type="page"/>
-      </w:r>
-    </w:p>
-    <w:p>
-      <w:pPr>
-        <w:spacing w:after="150" w:before="300" w:line="240"/>
-      </w:pPr>
-      <w:r>
-        <w:rPr>
-          <w:rFonts w:ascii="맑은 고딕" w:cs="맑은 고딕" w:eastAsia="맑은 고딕" w:hAnsi="맑은 고딕"/>
-          <w:b/>
-          <w:bCs/>
-          <w:color w:val="000000"/>
-          <w:sz w:val="28"/>
-          <w:szCs w:val="28"/>
-        </w:rPr>
-        <w:t xml:space="preserve">참고문헌</w:t>
-      </w:r>
-    </w:p>
-    <w:p>
-      <w:pPr>
-        <w:spacing w:after="100" w:line="240"/>
-        <w:ind w:left="480" w:hanging="480"/>
-      </w:pPr>
-      <w:r>
-        <w:rPr>
-          <w:rFonts w:ascii="맑은 고딕" w:cs="맑은 고딕" w:eastAsia="맑은 고딕" w:hAnsi="맑은 고딕"/>
-          <w:color w:val="000000"/>
-          <w:sz w:val="20"/>
-          <w:szCs w:val="20"/>
-        </w:rPr>
-        <w:t xml:space="preserve">[1] OpenAI, "Rate limits," OpenAI API Documentation. [온라인] Available: https://platform.openai.com/docs/guides/rate-limits (접속: 2026-03-14)</w:t>
-      </w:r>
-    </w:p>
-    <w:p>
-      <w:pPr>
-        <w:spacing w:after="100" w:line="240"/>
-        <w:ind w:left="480" w:hanging="480"/>
-      </w:pPr>
-      <w:r>
-        <w:rPr>
-          <w:rFonts w:ascii="맑은 고딕" w:cs="맑은 고딕" w:eastAsia="맑은 고딕" w:hAnsi="맑은 고딕"/>
-          <w:color w:val="000000"/>
-          <w:sz w:val="20"/>
-          <w:szCs w:val="20"/>
-        </w:rPr>
-        <w:t xml:space="preserve">[2] Anthropic, "Rate limits," Anthropic API Documentation. [온라인] Available: https://docs.anthropic.com/en/api/rate-limits (접속: 2026-03-14)</w:t>
-      </w:r>
-    </w:p>
-    <w:p>
-      <w:pPr>
-        <w:spacing w:after="100" w:line="240"/>
-        <w:ind w:left="480" w:hanging="480"/>
-      </w:pPr>
-      <w:r>
-        <w:rPr>
-          <w:rFonts w:ascii="맑은 고딕" w:cs="맑은 고딕" w:eastAsia="맑은 고딕" w:hAnsi="맑은 고딕"/>
-          <w:color w:val="000000"/>
-          <w:sz w:val="20"/>
-          <w:szCs w:val="20"/>
-        </w:rPr>
-        <w:t xml:space="preserve">[3] R. H. Arpaci-Dusseau and A. C. Arpaci-Dusseau, "Operating Systems: Three Easy Pieces," v1.10, Arpaci-Dusseau Books, 2023. [온라인] Available: https://pages.cs.wisc.edu/~remzi/OSTEP/</w:t>
-      </w:r>
-    </w:p>
-    <w:p>
-      <w:pPr>
-        <w:spacing w:after="100" w:line="240"/>
-        <w:ind w:left="480" w:hanging="480"/>
-      </w:pPr>
-      <w:r>
-        <w:rPr>
-          <w:rFonts w:ascii="맑은 고딕" w:cs="맑은 고딕" w:eastAsia="맑은 고딕" w:hAnsi="맑은 고딕"/>
-          <w:color w:val="000000"/>
-          <w:sz w:val="20"/>
-          <w:szCs w:val="20"/>
-        </w:rPr>
-        <w:t xml:space="preserve">[4] L. Peterson and B. Davie, "Computer Networks: A Systems Approach," 6th ed., Systems Approach LLC, 2022. [온라인] Available: https://book.systemsapproach.org/ (접속: 2026-04-19)</w:t>
-      </w:r>
-    </w:p>
-    <w:p>
-      <w:pPr>
-        <w:spacing w:after="100" w:line="240"/>
-        <w:ind w:left="480" w:hanging="480"/>
-      </w:pPr>
-      <w:r>
-        <w:rPr>
-          <w:rFonts w:ascii="맑은 고딕" w:cs="맑은 고딕" w:eastAsia="맑은 고딕" w:hAnsi="맑은 고딕"/>
-          <w:color w:val="000000"/>
-          <w:sz w:val="20"/>
-          <w:szCs w:val="20"/>
-        </w:rPr>
-        <w:t xml:space="preserve">[5] vLLM Project, "vLLM: Easy, Fast, and Cheap LLM Serving," GitHub. [온라인] Available: https://github.com/vllm-project/vllm (접속: 2026-03-14)</w:t>
-      </w:r>
-    </w:p>
-    <w:p>
-      <w:pPr>
-        <w:spacing w:after="100" w:line="240"/>
-        <w:ind w:left="480" w:hanging="480"/>
-      </w:pPr>
-      <w:r>
-        <w:rPr>
-          <w:rFonts w:ascii="맑은 고딕" w:cs="맑은 고딕" w:eastAsia="맑은 고딕" w:hAnsi="맑은 고딕"/>
-          <w:color w:val="000000"/>
-          <w:sz w:val="20"/>
-          <w:szCs w:val="20"/>
-        </w:rPr>
-        <w:t xml:space="preserve">[6] Hugging Face, "Text Generation Inference (TGI)." [온라인] Available: https://huggingface.co/docs/text-generation-inference/ (접속: 2026-03-14)</w:t>
-      </w:r>
-    </w:p>
-    <w:p>
-      <w:pPr>
-        <w:spacing w:after="100" w:line="240"/>
-        <w:ind w:left="480" w:hanging="480"/>
-      </w:pPr>
-      <w:r>
-        <w:rPr>
-          <w:rFonts w:ascii="맑은 고딕" w:cs="맑은 고딕" w:eastAsia="맑은 고딕" w:hAnsi="맑은 고딕"/>
-          <w:color w:val="000000"/>
-          <w:sz w:val="20"/>
-          <w:szCs w:val="20"/>
-        </w:rPr>
-        <w:t xml:space="preserve">[7] Wikipedia, "Fairness measure -- Jain's fairness index." [온라인] Available: https://en.wikipedia.org/wiki/Fairness_measure (접속: 2026-04-09)</w:t>
-      </w:r>
-    </w:p>
-    <w:p>
-      <w:pPr>
-        <w:spacing w:after="100" w:line="240"/>
-        <w:ind w:left="480" w:hanging="480"/>
-      </w:pPr>
-      <w:r>
-        <w:rPr>
-          <w:rFonts w:ascii="맑은 고딕" w:cs="맑은 고딕" w:eastAsia="맑은 고딕" w:hAnsi="맑은 고딕"/>
-          <w:color w:val="000000"/>
-          <w:sz w:val="20"/>
-          <w:szCs w:val="20"/>
-        </w:rPr>
-        <w:t xml:space="preserve">[8] Express.js, "Express - Node.js Web Application Framework." [온라인] Available: https://expressjs.com/ (접속: 2026-03-14)</w:t>
-      </w:r>
-    </w:p>
-    <w:p>
-      <w:pPr>
-        <w:spacing w:after="100" w:line="240"/>
-        <w:ind w:left="480" w:hanging="480"/>
-      </w:pPr>
-      <w:r>
-        <w:rPr>
-          <w:rFonts w:ascii="맑은 고딕" w:cs="맑은 고딕" w:eastAsia="맑은 고딕" w:hAnsi="맑은 고딕"/>
-          <w:color w:val="000000"/>
-          <w:sz w:val="20"/>
-          <w:szCs w:val="20"/>
-        </w:rPr>
-        <w:t xml:space="preserve">[9] Node.js Foundation, "Node.js Documentation." [온라인] Available: https://nodejs.org/docs/latest-v22.x/api/ (접속: 2026-03-14)</w:t>
-      </w:r>
-    </w:p>
-    <w:p>
-      <w:pPr>
-        <w:spacing w:after="100" w:line="240"/>
-        <w:ind w:left="480" w:hanging="480"/>
-      </w:pPr>
-      <w:r>
-        <w:rPr>
-          <w:rFonts w:ascii="맑은 고딕" w:cs="맑은 고딕" w:eastAsia="맑은 고딕" w:hAnsi="맑은 고딕"/>
-          <w:color w:val="000000"/>
-          <w:sz w:val="20"/>
-          <w:szCs w:val="20"/>
-        </w:rPr>
-        <w:t xml:space="preserve">[10] Ollama, "Ollama Documentation." [온라인] Available: https://ollama.com/ (접속: 2026-03-14)</w:t>
-      </w:r>
-    </w:p>
-    <w:p>
-      <w:pPr>
-        <w:spacing w:after="100" w:line="240"/>
-        <w:ind w:left="480" w:hanging="480"/>
-      </w:pPr>
-      <w:r>
-        <w:rPr>
-          <w:rFonts w:ascii="맑은 고딕" w:cs="맑은 고딕" w:eastAsia="맑은 고딕" w:hAnsi="맑은 고딕"/>
-          <w:color w:val="000000"/>
-          <w:sz w:val="20"/>
-          <w:szCs w:val="20"/>
-        </w:rPr>
-        <w:t xml:space="preserve">[11] MDN Web Docs, "HTTP 429 Too Many Requests," Mozilla Developer Network. [온라인] Available: https://developer.mozilla.org/en-US/docs/Web/HTTP/Status/429 (접속: 2026-04-09)</w:t>
-      </w:r>
-    </w:p>
-    <w:p>
-      <w:r>
-        <w:br w:type="page"/>
-      </w:r>
-    </w:p>
-    <w:p>
-      <w:pPr>
-        <w:spacing w:after="150" w:before="300" w:line="240"/>
-      </w:pPr>
-      <w:r>
-        <w:rPr>
-          <w:rFonts w:ascii="맑은 고딕" w:cs="맑은 고딕" w:eastAsia="맑은 고딕" w:hAnsi="맑은 고딕"/>
-          <w:b/>
-          <w:bCs/>
-          <w:color w:val="000000"/>
-          <w:sz w:val="28"/>
-          <w:szCs w:val="28"/>
-        </w:rPr>
-        <w:t xml:space="preserve">부록</w:t>
-      </w:r>
-    </w:p>
-    <w:p>
-      <w:pPr>
-        <w:spacing w:after="130" w:before="220" w:line="240"/>
-      </w:pPr>
-      <w:r>
-        <w:rPr>
-          <w:rFonts w:ascii="맑은 고딕" w:cs="맑은 고딕" w:eastAsia="맑은 고딕" w:hAnsi="맑은 고딕"/>
-          <w:b/>
-          <w:bCs/>
-          <w:color w:val="333333"/>
-          <w:sz w:val="24"/>
-          <w:szCs w:val="24"/>
-        </w:rPr>
-        <w:t xml:space="preserve">A. 소스 코드 파일 목록</w:t>
-      </w:r>
-    </w:p>
-    <w:p>
-      <w:pPr>
-        <w:spacing w:after="120" w:line="240"/>
-      </w:pPr>
-      <w:r>
-        <w:rPr>
-          <w:rFonts w:ascii="맑은 고딕" w:cs="맑은 고딕" w:eastAsia="맑은 고딕" w:hAnsi="맑은 고딕"/>
-          <w:b/>
-          <w:bCs/>
-          <w:color w:val="000000"/>
-          <w:sz w:val="20"/>
-          <w:szCs w:val="20"/>
-        </w:rPr>
-        <w:t xml:space="preserve">표 A.1. 핵심 소스 코드 파일</w:t>
-      </w:r>
-    </w:p>
-    <w:tbl>
-      <w:tblPr>
-        <w:tblW w:type="auto" w:w="100"/>
-        <w:tblBorders>
-          <w:top w:val="single" w:color="auto" w:sz="4"/>
-          <w:left w:val="single" w:color="auto" w:sz="4"/>
-          <w:bottom w:val="single" w:color="auto" w:sz="4"/>
-          <w:right w:val="single" w:color="auto" w:sz="4"/>
-          <w:insideH w:val="single" w:color="auto" w:sz="4"/>
-          <w:insideV w:val="single" w:color="auto" w:sz="4"/>
-        </w:tblBorders>
-      </w:tblPr>
-      <w:tblGrid>
-        <w:gridCol w:w="3967"/>
-        <w:gridCol w:w="3967"/>
-      </w:tblGrid>
-      <w:tr>
-        <w:tc>
-          <w:tcPr>
-            <w:tcW w:type="dxa" w:w="3967"/>
-            <w:tcBorders>
-              <w:top w:val="single" w:color="AAAAAA" w:sz="1"/>
-              <w:left w:val="single" w:color="AAAAAA" w:sz="1"/>
-              <w:bottom w:val="single" w:color="AAAAAA" w:sz="1"/>
-              <w:right w:val="single" w:color="AAAAAA" w:sz="1"/>
-            </w:tcBorders>
-            <w:shd w:fill="D9E2F3" w:val="clear"/>
-            <w:vAlign w:val="center"/>
-          </w:tcPr>
-          <w:p>
-            <w:pPr>
-              <w:spacing w:after="40" w:before="40"/>
-              <w:jc w:val="center"/>
-            </w:pPr>
-            <w:r>
-              <w:rPr>
-                <w:rFonts w:ascii="맑은 고딕" w:cs="맑은 고딕" w:eastAsia="맑은 고딕" w:hAnsi="맑은 고딕"/>
-                <w:b/>
-                <w:bCs/>
-                <w:color w:val="000000"/>
-                <w:sz w:val="18"/>
-                <w:szCs w:val="18"/>
-              </w:rPr>
-              <w:t xml:space="preserve">파일 경로</w:t>
-            </w:r>
-          </w:p>
-        </w:tc>
-        <w:tc>
-          <w:tcPr>
-            <w:tcW w:type="dxa" w:w="3967"/>
-            <w:tcBorders>
-              <w:top w:val="single" w:color="AAAAAA" w:sz="1"/>
-              <w:left w:val="single" w:color="AAAAAA" w:sz="1"/>
-              <w:bottom w:val="single" w:color="AAAAAA" w:sz="1"/>
-              <w:right w:val="single" w:color="AAAAAA" w:sz="1"/>
-            </w:tcBorders>
-            <w:shd w:fill="D9E2F3" w:val="clear"/>
-            <w:vAlign w:val="center"/>
-          </w:tcPr>
-          <w:p>
-            <w:pPr>
-              <w:spacing w:after="40" w:before="40"/>
-              <w:jc w:val="center"/>
-            </w:pPr>
-            <w:r>
-              <w:rPr>
-                <w:rFonts w:ascii="맑은 고딕" w:cs="맑은 고딕" w:eastAsia="맑은 고딕" w:hAnsi="맑은 고딕"/>
-                <w:b/>
-                <w:bCs/>
-                <w:color w:val="000000"/>
-                <w:sz w:val="18"/>
-                <w:szCs w:val="18"/>
-              </w:rPr>
-              <w:t xml:space="preserve">역할</w:t>
-            </w:r>
-          </w:p>
-        </w:tc>
-      </w:tr>
-      <w:tr>
-        <w:tc>
-          <w:tcPr>
-            <w:tcW w:type="dxa" w:w="3967"/>
-            <w:tcBorders>
-              <w:top w:val="single" w:color="AAAAAA" w:sz="1"/>
-              <w:left w:val="single" w:color="AAAAAA" w:sz="1"/>
-              <w:bottom w:val="single" w:color="AAAAAA" w:sz="1"/>
-              <w:right w:val="single" w:color="AAAAAA" w:sz="1"/>
-            </w:tcBorders>
-            <w:vAlign w:val="center"/>
-          </w:tcPr>
-          <w:p>
-            <w:pPr>
-              <w:spacing w:after="40" w:before="40"/>
-              <w:jc w:val="left"/>
-            </w:pPr>
-            <w:r>
-              <w:rPr>
-                <w:rFonts w:ascii="맑은 고딕" w:cs="맑은 고딕" w:eastAsia="맑은 고딕" w:hAnsi="맑은 고딕"/>
-                <w:b w:val="false"/>
-                <w:bCs w:val="false"/>
-                <w:color w:val="000000"/>
-                <w:sz w:val="18"/>
-                <w:szCs w:val="18"/>
-              </w:rPr>
-              <w:t xml:space="preserve">index.js</w:t>
-            </w:r>
-          </w:p>
-        </w:tc>
-        <w:tc>
-          <w:tcPr>
-            <w:tcW w:type="dxa" w:w="3967"/>
-            <w:tcBorders>
-              <w:top w:val="single" w:color="AAAAAA" w:sz="1"/>
-              <w:left w:val="single" w:color="AAAAAA" w:sz="1"/>
-              <w:bottom w:val="single" w:color="AAAAAA" w:sz="1"/>
-              <w:right w:val="single" w:color="AAAAAA" w:sz="1"/>
-            </w:tcBorders>
-            <w:vAlign w:val="center"/>
-          </w:tcPr>
-          <w:p>
-            <w:pPr>
-              <w:spacing w:after="40" w:before="40"/>
-              <w:jc w:val="left"/>
-            </w:pPr>
-            <w:r>
-              <w:rPr>
-                <w:rFonts w:ascii="맑은 고딕" w:cs="맑은 고딕" w:eastAsia="맑은 고딕" w:hAnsi="맑은 고딕"/>
-                <w:b w:val="false"/>
-                <w:bCs w:val="false"/>
-                <w:color w:val="000000"/>
-                <w:sz w:val="18"/>
-                <w:szCs w:val="18"/>
-              </w:rPr>
-              <w:t xml:space="preserve">메인 진입점 (npm start 실행 대상)</w:t>
-            </w:r>
-          </w:p>
-        </w:tc>
-      </w:tr>
-      <w:tr>
-        <w:tc>
-          <w:tcPr>
-            <w:tcW w:type="dxa" w:w="3967"/>
-            <w:tcBorders>
-              <w:top w:val="single" w:color="AAAAAA" w:sz="1"/>
-              <w:left w:val="single" w:color="AAAAAA" w:sz="1"/>
-              <w:bottom w:val="single" w:color="AAAAAA" w:sz="1"/>
-              <w:right w:val="single" w:color="AAAAAA" w:sz="1"/>
-            </w:tcBorders>
-            <w:vAlign w:val="center"/>
-          </w:tcPr>
-          <w:p>
-            <w:pPr>
-              <w:spacing w:after="40" w:before="40"/>
-              <w:jc w:val="left"/>
-            </w:pPr>
-            <w:r>
-              <w:rPr>
-                <w:rFonts w:ascii="맑은 고딕" w:cs="맑은 고딕" w:eastAsia="맑은 고딕" w:hAnsi="맑은 고딕"/>
-                <w:b w:val="false"/>
-                <w:bCs w:val="false"/>
-                <w:color w:val="000000"/>
-                <w:sz w:val="18"/>
-                <w:szCs w:val="18"/>
-              </w:rPr>
-              <w:t xml:space="preserve">server.js</w:t>
-            </w:r>
-          </w:p>
-        </w:tc>
-        <w:tc>
-          <w:tcPr>
-            <w:tcW w:type="dxa" w:w="3967"/>
-            <w:tcBorders>
-              <w:top w:val="single" w:color="AAAAAA" w:sz="1"/>
-              <w:left w:val="single" w:color="AAAAAA" w:sz="1"/>
-              <w:bottom w:val="single" w:color="AAAAAA" w:sz="1"/>
-              <w:right w:val="single" w:color="AAAAAA" w:sz="1"/>
-            </w:tcBorders>
-            <w:vAlign w:val="center"/>
-          </w:tcPr>
-          <w:p>
-            <w:pPr>
-              <w:spacing w:after="40" w:before="40"/>
-              <w:jc w:val="left"/>
-            </w:pPr>
-            <w:r>
-              <w:rPr>
-                <w:rFonts w:ascii="맑은 고딕" w:cs="맑은 고딕" w:eastAsia="맑은 고딕" w:hAnsi="맑은 고딕"/>
-                <w:b w:val="false"/>
-                <w:bCs w:val="false"/>
-                <w:color w:val="000000"/>
-                <w:sz w:val="18"/>
-                <w:szCs w:val="18"/>
-              </w:rPr>
-              <w:t xml:space="preserve">Express 서버 구성 모듈</w:t>
-            </w:r>
-          </w:p>
-        </w:tc>
-      </w:tr>
-      <w:tr>
-        <w:tc>
-          <w:tcPr>
-            <w:tcW w:type="dxa" w:w="3967"/>
-            <w:tcBorders>
-              <w:top w:val="single" w:color="AAAAAA" w:sz="1"/>
-              <w:left w:val="single" w:color="AAAAAA" w:sz="1"/>
-              <w:bottom w:val="single" w:color="AAAAAA" w:sz="1"/>
-              <w:right w:val="single" w:color="AAAAAA" w:sz="1"/>
-            </w:tcBorders>
-            <w:vAlign w:val="center"/>
-          </w:tcPr>
-          <w:p>
-            <w:pPr>
-              <w:spacing w:after="40" w:before="40"/>
-              <w:jc w:val="left"/>
-            </w:pPr>
-            <w:r>
-              <w:rPr>
-                <w:rFonts w:ascii="맑은 고딕" w:cs="맑은 고딕" w:eastAsia="맑은 고딕" w:hAnsi="맑은 고딕"/>
-                <w:b w:val="false"/>
-                <w:bCs w:val="false"/>
-                <w:color w:val="000000"/>
-                <w:sz w:val="18"/>
-                <w:szCs w:val="18"/>
-              </w:rPr>
-              <w:t xml:space="preserve">api/routes.js</w:t>
-            </w:r>
-          </w:p>
-        </w:tc>
-        <w:tc>
-          <w:tcPr>
-            <w:tcW w:type="dxa" w:w="3967"/>
-            <w:tcBorders>
-              <w:top w:val="single" w:color="AAAAAA" w:sz="1"/>
-              <w:left w:val="single" w:color="AAAAAA" w:sz="1"/>
-              <w:bottom w:val="single" w:color="AAAAAA" w:sz="1"/>
-              <w:right w:val="single" w:color="AAAAAA" w:sz="1"/>
-            </w:tcBorders>
-            <w:vAlign w:val="center"/>
-          </w:tcPr>
-          <w:p>
-            <w:pPr>
-              <w:spacing w:after="40" w:before="40"/>
-              <w:jc w:val="left"/>
-            </w:pPr>
-            <w:r>
-              <w:rPr>
-                <w:rFonts w:ascii="맑은 고딕" w:cs="맑은 고딕" w:eastAsia="맑은 고딕" w:hAnsi="맑은 고딕"/>
-                <w:b w:val="false"/>
-                <w:bCs w:val="false"/>
-                <w:color w:val="000000"/>
-                <w:sz w:val="18"/>
-                <w:szCs w:val="18"/>
-              </w:rPr>
-              <w:t xml:space="preserve">REST API 라우팅</w:t>
-            </w:r>
-          </w:p>
-        </w:tc>
-      </w:tr>
-      <w:tr>
-        <w:tc>
-          <w:tcPr>
-            <w:tcW w:type="dxa" w:w="3967"/>
-            <w:tcBorders>
-              <w:top w:val="single" w:color="AAAAAA" w:sz="1"/>
-              <w:left w:val="single" w:color="AAAAAA" w:sz="1"/>
-              <w:bottom w:val="single" w:color="AAAAAA" w:sz="1"/>
-              <w:right w:val="single" w:color="AAAAAA" w:sz="1"/>
-            </w:tcBorders>
-            <w:vAlign w:val="center"/>
-          </w:tcPr>
-          <w:p>
-            <w:pPr>
-              <w:spacing w:after="40" w:before="40"/>
-              <w:jc w:val="left"/>
-            </w:pPr>
-            <w:r>
-              <w:rPr>
-                <w:rFonts w:ascii="맑은 고딕" w:cs="맑은 고딕" w:eastAsia="맑은 고딕" w:hAnsi="맑은 고딕"/>
-                <w:b w:val="false"/>
-                <w:bCs w:val="false"/>
-                <w:color w:val="000000"/>
-                <w:sz w:val="18"/>
-                <w:szCs w:val="18"/>
-              </w:rPr>
-              <w:t xml:space="preserve">schedulers/BaseScheduler.js</w:t>
-            </w:r>
-          </w:p>
-        </w:tc>
-        <w:tc>
-          <w:tcPr>
-            <w:tcW w:type="dxa" w:w="3967"/>
-            <w:tcBorders>
-              <w:top w:val="single" w:color="AAAAAA" w:sz="1"/>
-              <w:left w:val="single" w:color="AAAAAA" w:sz="1"/>
-              <w:bottom w:val="single" w:color="AAAAAA" w:sz="1"/>
-              <w:right w:val="single" w:color="AAAAAA" w:sz="1"/>
-            </w:tcBorders>
-            <w:vAlign w:val="center"/>
-          </w:tcPr>
-          <w:p>
-            <w:pPr>
-              <w:spacing w:after="40" w:before="40"/>
-              <w:jc w:val="left"/>
-            </w:pPr>
-            <w:r>
-              <w:rPr>
-                <w:rFonts w:ascii="맑은 고딕" w:cs="맑은 고딕" w:eastAsia="맑은 고딕" w:hAnsi="맑은 고딕"/>
-                <w:b w:val="false"/>
-                <w:bCs w:val="false"/>
-                <w:color w:val="000000"/>
-                <w:sz w:val="18"/>
-                <w:szCs w:val="18"/>
-              </w:rPr>
-              <w:t xml:space="preserve">enqueue/dequeue 공통 인터페이스</w:t>
-            </w:r>
-          </w:p>
-        </w:tc>
-      </w:tr>
-      <w:tr>
-        <w:tc>
-          <w:tcPr>
-            <w:tcW w:type="dxa" w:w="3967"/>
-            <w:tcBorders>
-              <w:top w:val="single" w:color="AAAAAA" w:sz="1"/>
-              <w:left w:val="single" w:color="AAAAAA" w:sz="1"/>
-              <w:bottom w:val="single" w:color="AAAAAA" w:sz="1"/>
-              <w:right w:val="single" w:color="AAAAAA" w:sz="1"/>
-            </w:tcBorders>
-            <w:vAlign w:val="center"/>
-          </w:tcPr>
-          <w:p>
-            <w:pPr>
-              <w:spacing w:after="40" w:before="40"/>
-              <w:jc w:val="left"/>
-            </w:pPr>
-            <w:r>
-              <w:rPr>
-                <w:rFonts w:ascii="맑은 고딕" w:cs="맑은 고딕" w:eastAsia="맑은 고딕" w:hAnsi="맑은 고딕"/>
-                <w:b w:val="false"/>
-                <w:bCs w:val="false"/>
-                <w:color w:val="000000"/>
-                <w:sz w:val="18"/>
-                <w:szCs w:val="18"/>
-              </w:rPr>
-              <w:t xml:space="preserve">schedulers/FCFSScheduler.js</w:t>
-            </w:r>
-          </w:p>
-        </w:tc>
-        <w:tc>
-          <w:tcPr>
-            <w:tcW w:type="dxa" w:w="3967"/>
-            <w:tcBorders>
-              <w:top w:val="single" w:color="AAAAAA" w:sz="1"/>
-              <w:left w:val="single" w:color="AAAAAA" w:sz="1"/>
-              <w:bottom w:val="single" w:color="AAAAAA" w:sz="1"/>
-              <w:right w:val="single" w:color="AAAAAA" w:sz="1"/>
-            </w:tcBorders>
-            <w:vAlign w:val="center"/>
-          </w:tcPr>
-          <w:p>
-            <w:pPr>
-              <w:spacing w:after="40" w:before="40"/>
-              <w:jc w:val="left"/>
-            </w:pPr>
-            <w:r>
-              <w:rPr>
-                <w:rFonts w:ascii="맑은 고딕" w:cs="맑은 고딕" w:eastAsia="맑은 고딕" w:hAnsi="맑은 고딕"/>
-                <w:b w:val="false"/>
-                <w:bCs w:val="false"/>
-                <w:color w:val="000000"/>
-                <w:sz w:val="18"/>
-                <w:szCs w:val="18"/>
-              </w:rPr>
-              <w:t xml:space="preserve">FCFS (FIFO)</w:t>
-            </w:r>
-          </w:p>
-        </w:tc>
-      </w:tr>
-      <w:tr>
-        <w:tc>
-          <w:tcPr>
-            <w:tcW w:type="dxa" w:w="3967"/>
-            <w:tcBorders>
-              <w:top w:val="single" w:color="AAAAAA" w:sz="1"/>
-              <w:left w:val="single" w:color="AAAAAA" w:sz="1"/>
-              <w:bottom w:val="single" w:color="AAAAAA" w:sz="1"/>
-              <w:right w:val="single" w:color="AAAAAA" w:sz="1"/>
-            </w:tcBorders>
-            <w:vAlign w:val="center"/>
-          </w:tcPr>
-          <w:p>
-            <w:pPr>
-              <w:spacing w:after="40" w:before="40"/>
-              <w:jc w:val="left"/>
-            </w:pPr>
-            <w:r>
-              <w:rPr>
-                <w:rFonts w:ascii="맑은 고딕" w:cs="맑은 고딕" w:eastAsia="맑은 고딕" w:hAnsi="맑은 고딕"/>
-                <w:b w:val="false"/>
-                <w:bCs w:val="false"/>
-                <w:color w:val="000000"/>
-                <w:sz w:val="18"/>
-                <w:szCs w:val="18"/>
-              </w:rPr>
-              <w:t xml:space="preserve">schedulers/PriorityScheduler.js</w:t>
-            </w:r>
-          </w:p>
-        </w:tc>
-        <w:tc>
-          <w:tcPr>
-            <w:tcW w:type="dxa" w:w="3967"/>
-            <w:tcBorders>
-              <w:top w:val="single" w:color="AAAAAA" w:sz="1"/>
-              <w:left w:val="single" w:color="AAAAAA" w:sz="1"/>
-              <w:bottom w:val="single" w:color="AAAAAA" w:sz="1"/>
-              <w:right w:val="single" w:color="AAAAAA" w:sz="1"/>
-            </w:tcBorders>
-            <w:vAlign w:val="center"/>
-          </w:tcPr>
-          <w:p>
-            <w:pPr>
-              <w:spacing w:after="40" w:before="40"/>
-              <w:jc w:val="left"/>
-            </w:pPr>
-            <w:r>
-              <w:rPr>
-                <w:rFonts w:ascii="맑은 고딕" w:cs="맑은 고딕" w:eastAsia="맑은 고딕" w:hAnsi="맑은 고딕"/>
-                <w:b w:val="false"/>
-                <w:bCs w:val="false"/>
-                <w:color w:val="000000"/>
-                <w:sz w:val="18"/>
-                <w:szCs w:val="18"/>
-              </w:rPr>
-              <w:t xml:space="preserve">Priority (에이징)</w:t>
-            </w:r>
-          </w:p>
-        </w:tc>
-      </w:tr>
-      <w:tr>
-        <w:tc>
-          <w:tcPr>
-            <w:tcW w:type="dxa" w:w="3967"/>
-            <w:tcBorders>
-              <w:top w:val="single" w:color="AAAAAA" w:sz="1"/>
-              <w:left w:val="single" w:color="AAAAAA" w:sz="1"/>
-              <w:bottom w:val="single" w:color="AAAAAA" w:sz="1"/>
-              <w:right w:val="single" w:color="AAAAAA" w:sz="1"/>
-            </w:tcBorders>
-            <w:vAlign w:val="center"/>
-          </w:tcPr>
-          <w:p>
-            <w:pPr>
-              <w:spacing w:after="40" w:before="40"/>
-              <w:jc w:val="left"/>
-            </w:pPr>
-            <w:r>
-              <w:rPr>
-                <w:rFonts w:ascii="맑은 고딕" w:cs="맑은 고딕" w:eastAsia="맑은 고딕" w:hAnsi="맑은 고딕"/>
-                <w:b w:val="false"/>
-                <w:bCs w:val="false"/>
-                <w:color w:val="000000"/>
-                <w:sz w:val="18"/>
-                <w:szCs w:val="18"/>
-              </w:rPr>
-              <w:t xml:space="preserve">schedulers/MLFQScheduler.js</w:t>
-            </w:r>
-          </w:p>
-        </w:tc>
-        <w:tc>
-          <w:tcPr>
-            <w:tcW w:type="dxa" w:w="3967"/>
-            <w:tcBorders>
-              <w:top w:val="single" w:color="AAAAAA" w:sz="1"/>
-              <w:left w:val="single" w:color="AAAAAA" w:sz="1"/>
-              <w:bottom w:val="single" w:color="AAAAAA" w:sz="1"/>
-              <w:right w:val="single" w:color="AAAAAA" w:sz="1"/>
-            </w:tcBorders>
-            <w:vAlign w:val="center"/>
-          </w:tcPr>
-          <w:p>
-            <w:pPr>
-              <w:spacing w:after="40" w:before="40"/>
-              <w:jc w:val="left"/>
-            </w:pPr>
-            <w:r>
-              <w:rPr>
-                <w:rFonts w:ascii="맑은 고딕" w:cs="맑은 고딕" w:eastAsia="맑은 고딕" w:hAnsi="맑은 고딕"/>
-                <w:b w:val="false"/>
-                <w:bCs w:val="false"/>
-                <w:color w:val="000000"/>
-                <w:sz w:val="18"/>
-                <w:szCs w:val="18"/>
-              </w:rPr>
-              <w:t xml:space="preserve">MLFQ (4단계 큐, 강등)</w:t>
-            </w:r>
-          </w:p>
-        </w:tc>
-      </w:tr>
-      <w:tr>
-        <w:tc>
-          <w:tcPr>
-            <w:tcW w:type="dxa" w:w="3967"/>
-            <w:tcBorders>
-              <w:top w:val="single" w:color="AAAAAA" w:sz="1"/>
-              <w:left w:val="single" w:color="AAAAAA" w:sz="1"/>
-              <w:bottom w:val="single" w:color="AAAAAA" w:sz="1"/>
-              <w:right w:val="single" w:color="AAAAAA" w:sz="1"/>
-            </w:tcBorders>
-            <w:vAlign w:val="center"/>
-          </w:tcPr>
-          <w:p>
-            <w:pPr>
-              <w:spacing w:after="40" w:before="40"/>
-              <w:jc w:val="left"/>
-            </w:pPr>
-            <w:r>
-              <w:rPr>
-                <w:rFonts w:ascii="맑은 고딕" w:cs="맑은 고딕" w:eastAsia="맑은 고딕" w:hAnsi="맑은 고딕"/>
-                <w:b w:val="false"/>
-                <w:bCs w:val="false"/>
-                <w:color w:val="000000"/>
-                <w:sz w:val="18"/>
-                <w:szCs w:val="18"/>
-              </w:rPr>
-              <w:t xml:space="preserve">schedulers/WFQScheduler.js</w:t>
-            </w:r>
-          </w:p>
-        </w:tc>
-        <w:tc>
-          <w:tcPr>
-            <w:tcW w:type="dxa" w:w="3967"/>
-            <w:tcBorders>
-              <w:top w:val="single" w:color="AAAAAA" w:sz="1"/>
-              <w:left w:val="single" w:color="AAAAAA" w:sz="1"/>
-              <w:bottom w:val="single" w:color="AAAAAA" w:sz="1"/>
-              <w:right w:val="single" w:color="AAAAAA" w:sz="1"/>
-            </w:tcBorders>
-            <w:vAlign w:val="center"/>
-          </w:tcPr>
-          <w:p>
-            <w:pPr>
-              <w:spacing w:after="40" w:before="40"/>
-              <w:jc w:val="left"/>
-            </w:pPr>
-            <w:r>
-              <w:rPr>
-                <w:rFonts w:ascii="맑은 고딕" w:cs="맑은 고딕" w:eastAsia="맑은 고딕" w:hAnsi="맑은 고딕"/>
-                <w:b w:val="false"/>
-                <w:bCs w:val="false"/>
-                <w:color w:val="000000"/>
-                <w:sz w:val="18"/>
-                <w:szCs w:val="18"/>
-              </w:rPr>
-              <w:t xml:space="preserve">WFQ (VFT, 가중치)</w:t>
-            </w:r>
-          </w:p>
-        </w:tc>
-      </w:tr>
-      <w:tr>
-        <w:tc>
-          <w:tcPr>
-            <w:tcW w:type="dxa" w:w="3967"/>
-            <w:tcBorders>
-              <w:top w:val="single" w:color="AAAAAA" w:sz="1"/>
-              <w:left w:val="single" w:color="AAAAAA" w:sz="1"/>
-              <w:bottom w:val="single" w:color="AAAAAA" w:sz="1"/>
-              <w:right w:val="single" w:color="AAAAAA" w:sz="1"/>
-            </w:tcBorders>
-            <w:vAlign w:val="center"/>
-          </w:tcPr>
-          <w:p>
-            <w:pPr>
-              <w:spacing w:after="40" w:before="40"/>
-              <w:jc w:val="left"/>
-            </w:pPr>
-            <w:r>
-              <w:rPr>
-                <w:rFonts w:ascii="맑은 고딕" w:cs="맑은 고딕" w:eastAsia="맑은 고딕" w:hAnsi="맑은 고딕"/>
-                <w:b w:val="false"/>
-                <w:bCs w:val="false"/>
-                <w:color w:val="000000"/>
-                <w:sz w:val="18"/>
-                <w:szCs w:val="18"/>
-              </w:rPr>
-              <w:t xml:space="preserve">utils/rateLimiter.js</w:t>
-            </w:r>
-          </w:p>
-        </w:tc>
-        <w:tc>
-          <w:tcPr>
-            <w:tcW w:type="dxa" w:w="3967"/>
-            <w:tcBorders>
-              <w:top w:val="single" w:color="AAAAAA" w:sz="1"/>
-              <w:left w:val="single" w:color="AAAAAA" w:sz="1"/>
-              <w:bottom w:val="single" w:color="AAAAAA" w:sz="1"/>
-              <w:right w:val="single" w:color="AAAAAA" w:sz="1"/>
-            </w:tcBorders>
-            <w:vAlign w:val="center"/>
-          </w:tcPr>
-          <w:p>
-            <w:pPr>
-              <w:spacing w:after="40" w:before="40"/>
-              <w:jc w:val="left"/>
-            </w:pPr>
-            <w:r>
-              <w:rPr>
-                <w:rFonts w:ascii="맑은 고딕" w:cs="맑은 고딕" w:eastAsia="맑은 고딕" w:hAnsi="맑은 고딕"/>
-                <w:b w:val="false"/>
-                <w:bCs w:val="false"/>
-                <w:color w:val="000000"/>
-                <w:sz w:val="18"/>
-                <w:szCs w:val="18"/>
-              </w:rPr>
-              <w:t xml:space="preserve">토큰 버킷 Rate Limiter</w:t>
-            </w:r>
-          </w:p>
-        </w:tc>
-      </w:tr>
-      <w:tr>
-        <w:tc>
-          <w:tcPr>
-            <w:tcW w:type="dxa" w:w="3967"/>
-            <w:tcBorders>
-              <w:top w:val="single" w:color="AAAAAA" w:sz="1"/>
-              <w:left w:val="single" w:color="AAAAAA" w:sz="1"/>
-              <w:bottom w:val="single" w:color="AAAAAA" w:sz="1"/>
-              <w:right w:val="single" w:color="AAAAAA" w:sz="1"/>
-            </w:tcBorders>
-            <w:vAlign w:val="center"/>
-          </w:tcPr>
-          <w:p>
-            <w:pPr>
-              <w:spacing w:after="40" w:before="40"/>
-              <w:jc w:val="left"/>
-            </w:pPr>
-            <w:r>
-              <w:rPr>
-                <w:rFonts w:ascii="맑은 고딕" w:cs="맑은 고딕" w:eastAsia="맑은 고딕" w:hAnsi="맑은 고딕"/>
-                <w:b w:val="false"/>
-                <w:bCs w:val="false"/>
-                <w:color w:val="000000"/>
-                <w:sz w:val="18"/>
-                <w:szCs w:val="18"/>
-              </w:rPr>
-              <w:t xml:space="preserve">llm/OllamaClient.js</w:t>
-            </w:r>
-          </w:p>
-        </w:tc>
-        <w:tc>
-          <w:tcPr>
-            <w:tcW w:type="dxa" w:w="3967"/>
-            <w:tcBorders>
-              <w:top w:val="single" w:color="AAAAAA" w:sz="1"/>
-              <w:left w:val="single" w:color="AAAAAA" w:sz="1"/>
-              <w:bottom w:val="single" w:color="AAAAAA" w:sz="1"/>
-              <w:right w:val="single" w:color="AAAAAA" w:sz="1"/>
-            </w:tcBorders>
-            <w:vAlign w:val="center"/>
-          </w:tcPr>
-          <w:p>
-            <w:pPr>
-              <w:spacing w:after="40" w:before="40"/>
-              <w:jc w:val="left"/>
-            </w:pPr>
-            <w:r>
-              <w:rPr>
-                <w:rFonts w:ascii="맑은 고딕" w:cs="맑은 고딕" w:eastAsia="맑은 고딕" w:hAnsi="맑은 고딕"/>
-                <w:b w:val="false"/>
-                <w:bCs w:val="false"/>
-                <w:color w:val="000000"/>
-                <w:sz w:val="18"/>
-                <w:szCs w:val="18"/>
-              </w:rPr>
-              <w:t xml:space="preserve">Ollama API 클라이언트</w:t>
-            </w:r>
-          </w:p>
-        </w:tc>
-      </w:tr>
-    </w:tbl>
-    <w:p>
-      <w:pPr>
-        <w:spacing w:after="80"/>
-      </w:pPr>
-    </w:p>
-    <w:p>
-      <w:pPr>
-        <w:spacing w:after="120" w:line="240"/>
-      </w:pPr>
-      <w:r>
-        <w:rPr>
-          <w:rFonts w:ascii="맑은 고딕" w:cs="맑은 고딕" w:eastAsia="맑은 고딕" w:hAnsi="맑은 고딕"/>
-          <w:color w:val="000000"/>
-          <w:sz w:val="20"/>
-          <w:szCs w:val="20"/>
-        </w:rPr>
-        <w:t xml:space="preserve">전체 소스는 `02-implementation/src-simple/`, 외부 의존성은 Express.js 1개이다. 실험 스크립트는 `02-implementation/experiments-simple/`에 있다.</w:t>
-      </w:r>
-    </w:p>
-    <w:p>
-      <w:pPr>
-        <w:spacing w:after="120" w:line="240"/>
-      </w:pPr>
-      <w:r>
-        <w:rPr>
-          <w:rFonts w:ascii="맑은 고딕" w:cs="맑은 고딕" w:eastAsia="맑은 고딕" w:hAnsi="맑은 고딕"/>
-          <w:b/>
-          <w:bCs/>
-          <w:color w:val="000000"/>
-          <w:sz w:val="20"/>
-          <w:szCs w:val="20"/>
-        </w:rPr>
-        <w:t xml:space="preserve">표 A.2. 실험 스크립트 목록</w:t>
-      </w:r>
-    </w:p>
-    <w:tbl>
-      <w:tblPr>
-        <w:tblW w:type="auto" w:w="100"/>
-        <w:tblBorders>
-          <w:top w:val="single" w:color="auto" w:sz="4"/>
-          <w:left w:val="single" w:color="auto" w:sz="4"/>
-          <w:bottom w:val="single" w:color="auto" w:sz="4"/>
-          <w:right w:val="single" w:color="auto" w:sz="4"/>
-          <w:insideH w:val="single" w:color="auto" w:sz="4"/>
-          <w:insideV w:val="single" w:color="auto" w:sz="4"/>
-        </w:tblBorders>
-      </w:tblPr>
-      <w:tblGrid>
-        <w:gridCol w:w="3967"/>
-        <w:gridCol w:w="3967"/>
-      </w:tblGrid>
-      <w:tr>
-        <w:tc>
-          <w:tcPr>
-            <w:tcW w:type="dxa" w:w="3967"/>
-            <w:tcBorders>
-              <w:top w:val="single" w:color="AAAAAA" w:sz="1"/>
-              <w:left w:val="single" w:color="AAAAAA" w:sz="1"/>
-              <w:bottom w:val="single" w:color="AAAAAA" w:sz="1"/>
-              <w:right w:val="single" w:color="AAAAAA" w:sz="1"/>
-            </w:tcBorders>
-            <w:shd w:fill="D9E2F3" w:val="clear"/>
-            <w:vAlign w:val="center"/>
-          </w:tcPr>
-          <w:p>
-            <w:pPr>
-              <w:spacing w:after="40" w:before="40"/>
-              <w:jc w:val="center"/>
-            </w:pPr>
-            <w:r>
-              <w:rPr>
-                <w:rFonts w:ascii="맑은 고딕" w:cs="맑은 고딕" w:eastAsia="맑은 고딕" w:hAnsi="맑은 고딕"/>
-                <w:b/>
-                <w:bCs/>
-                <w:color w:val="000000"/>
-                <w:sz w:val="18"/>
-                <w:szCs w:val="18"/>
-              </w:rPr>
-              <w:t xml:space="preserve">파일</w:t>
-            </w:r>
-          </w:p>
-        </w:tc>
-        <w:tc>
-          <w:tcPr>
-            <w:tcW w:type="dxa" w:w="3967"/>
-            <w:tcBorders>
-              <w:top w:val="single" w:color="AAAAAA" w:sz="1"/>
-              <w:left w:val="single" w:color="AAAAAA" w:sz="1"/>
-              <w:bottom w:val="single" w:color="AAAAAA" w:sz="1"/>
-              <w:right w:val="single" w:color="AAAAAA" w:sz="1"/>
-            </w:tcBorders>
-            <w:shd w:fill="D9E2F3" w:val="clear"/>
-            <w:vAlign w:val="center"/>
-          </w:tcPr>
-          <w:p>
-            <w:pPr>
-              <w:spacing w:after="40" w:before="40"/>
-              <w:jc w:val="center"/>
-            </w:pPr>
-            <w:r>
-              <w:rPr>
-                <w:rFonts w:ascii="맑은 고딕" w:cs="맑은 고딕" w:eastAsia="맑은 고딕" w:hAnsi="맑은 고딕"/>
-                <w:b/>
-                <w:bCs/>
-                <w:color w:val="000000"/>
-                <w:sz w:val="18"/>
-                <w:szCs w:val="18"/>
-              </w:rPr>
-              <w:t xml:space="preserve">용도</w:t>
-            </w:r>
-          </w:p>
-        </w:tc>
-      </w:tr>
-      <w:tr>
-        <w:tc>
-          <w:tcPr>
-            <w:tcW w:type="dxa" w:w="3967"/>
-            <w:tcBorders>
-              <w:top w:val="single" w:color="AAAAAA" w:sz="1"/>
-              <w:left w:val="single" w:color="AAAAAA" w:sz="1"/>
-              <w:bottom w:val="single" w:color="AAAAAA" w:sz="1"/>
-              <w:right w:val="single" w:color="AAAAAA" w:sz="1"/>
-            </w:tcBorders>
-            <w:vAlign w:val="center"/>
-          </w:tcPr>
-          <w:p>
-            <w:pPr>
-              <w:spacing w:after="40" w:before="40"/>
-              <w:jc w:val="left"/>
-            </w:pPr>
-            <w:r>
-              <w:rPr>
-                <w:rFonts w:ascii="맑은 고딕" w:cs="맑은 고딕" w:eastAsia="맑은 고딕" w:hAnsi="맑은 고딕"/>
-                <w:b w:val="false"/>
-                <w:bCs w:val="false"/>
-                <w:color w:val="000000"/>
-                <w:sz w:val="18"/>
-                <w:szCs w:val="18"/>
-              </w:rPr>
-              <w:t xml:space="preserve">run-extended.js</w:t>
-            </w:r>
-          </w:p>
-        </w:tc>
-        <w:tc>
-          <w:tcPr>
-            <w:tcW w:type="dxa" w:w="3967"/>
-            <w:tcBorders>
-              <w:top w:val="single" w:color="AAAAAA" w:sz="1"/>
-              <w:left w:val="single" w:color="AAAAAA" w:sz="1"/>
-              <w:bottom w:val="single" w:color="AAAAAA" w:sz="1"/>
-              <w:right w:val="single" w:color="AAAAAA" w:sz="1"/>
-            </w:tcBorders>
-            <w:vAlign w:val="center"/>
-          </w:tcPr>
-          <w:p>
-            <w:pPr>
-              <w:spacing w:after="40" w:before="40"/>
-              <w:jc w:val="left"/>
-            </w:pPr>
-            <w:r>
-              <w:rPr>
-                <w:rFonts w:ascii="맑은 고딕" w:cs="맑은 고딕" w:eastAsia="맑은 고딕" w:hAnsi="맑은 고딕"/>
-                <w:b w:val="false"/>
-                <w:bCs w:val="false"/>
-                <w:color w:val="000000"/>
-                <w:sz w:val="18"/>
-                <w:szCs w:val="18"/>
-              </w:rPr>
-              <w:t xml:space="preserve">기본 실험 (500건, 4 스케줄러, 5.2절, 5.5절)</w:t>
-            </w:r>
-          </w:p>
-        </w:tc>
-      </w:tr>
-      <w:tr>
-        <w:tc>
-          <w:tcPr>
-            <w:tcW w:type="dxa" w:w="3967"/>
-            <w:tcBorders>
-              <w:top w:val="single" w:color="AAAAAA" w:sz="1"/>
-              <w:left w:val="single" w:color="AAAAAA" w:sz="1"/>
-              <w:bottom w:val="single" w:color="AAAAAA" w:sz="1"/>
-              <w:right w:val="single" w:color="AAAAAA" w:sz="1"/>
-            </w:tcBorders>
-            <w:vAlign w:val="center"/>
-          </w:tcPr>
-          <w:p>
-            <w:pPr>
-              <w:spacing w:after="40" w:before="40"/>
-              <w:jc w:val="left"/>
-            </w:pPr>
-            <w:r>
-              <w:rPr>
-                <w:rFonts w:ascii="맑은 고딕" w:cs="맑은 고딕" w:eastAsia="맑은 고딕" w:hAnsi="맑은 고딕"/>
-                <w:b w:val="false"/>
-                <w:bCs w:val="false"/>
-                <w:color w:val="000000"/>
-                <w:sz w:val="18"/>
-                <w:szCs w:val="18"/>
-              </w:rPr>
-              <w:t xml:space="preserve">run-multi-seed.js</w:t>
-            </w:r>
-          </w:p>
-        </w:tc>
-        <w:tc>
-          <w:tcPr>
-            <w:tcW w:type="dxa" w:w="3967"/>
-            <w:tcBorders>
-              <w:top w:val="single" w:color="AAAAAA" w:sz="1"/>
-              <w:left w:val="single" w:color="AAAAAA" w:sz="1"/>
-              <w:bottom w:val="single" w:color="AAAAAA" w:sz="1"/>
-              <w:right w:val="single" w:color="AAAAAA" w:sz="1"/>
-            </w:tcBorders>
-            <w:vAlign w:val="center"/>
-          </w:tcPr>
-          <w:p>
-            <w:pPr>
-              <w:spacing w:after="40" w:before="40"/>
-              <w:jc w:val="left"/>
-            </w:pPr>
-            <w:r>
-              <w:rPr>
-                <w:rFonts w:ascii="맑은 고딕" w:cs="맑은 고딕" w:eastAsia="맑은 고딕" w:hAnsi="맑은 고딕"/>
-                <w:b w:val="false"/>
-                <w:bCs w:val="false"/>
-                <w:color w:val="000000"/>
-                <w:sz w:val="18"/>
-                <w:szCs w:val="18"/>
-              </w:rPr>
-              <w:t xml:space="preserve">MLFQ 선점형 실험 (500건 × 5 시드, 5.3절)</w:t>
-            </w:r>
-          </w:p>
-        </w:tc>
-      </w:tr>
-      <w:tr>
-        <w:tc>
-          <w:tcPr>
-            <w:tcW w:type="dxa" w:w="3967"/>
-            <w:tcBorders>
-              <w:top w:val="single" w:color="AAAAAA" w:sz="1"/>
-              <w:left w:val="single" w:color="AAAAAA" w:sz="1"/>
-              <w:bottom w:val="single" w:color="AAAAAA" w:sz="1"/>
-              <w:right w:val="single" w:color="AAAAAA" w:sz="1"/>
-            </w:tcBorders>
-            <w:vAlign w:val="center"/>
-          </w:tcPr>
-          <w:p>
-            <w:pPr>
-              <w:spacing w:after="40" w:before="40"/>
-              <w:jc w:val="left"/>
-            </w:pPr>
-            <w:r>
-              <w:rPr>
-                <w:rFonts w:ascii="맑은 고딕" w:cs="맑은 고딕" w:eastAsia="맑은 고딕" w:hAnsi="맑은 고딕"/>
-                <w:b w:val="false"/>
-                <w:bCs w:val="false"/>
-                <w:color w:val="000000"/>
-                <w:sz w:val="18"/>
-                <w:szCs w:val="18"/>
-              </w:rPr>
-              <w:t xml:space="preserve">run-ollama-experiment.js</w:t>
-            </w:r>
-          </w:p>
-        </w:tc>
-        <w:tc>
-          <w:tcPr>
-            <w:tcW w:type="dxa" w:w="3967"/>
-            <w:tcBorders>
-              <w:top w:val="single" w:color="AAAAAA" w:sz="1"/>
-              <w:left w:val="single" w:color="AAAAAA" w:sz="1"/>
-              <w:bottom w:val="single" w:color="AAAAAA" w:sz="1"/>
-              <w:right w:val="single" w:color="AAAAAA" w:sz="1"/>
-            </w:tcBorders>
-            <w:vAlign w:val="center"/>
-          </w:tcPr>
-          <w:p>
-            <w:pPr>
-              <w:spacing w:after="40" w:before="40"/>
-              <w:jc w:val="left"/>
-            </w:pPr>
-            <w:r>
-              <w:rPr>
-                <w:rFonts w:ascii="맑은 고딕" w:cs="맑은 고딕" w:eastAsia="맑은 고딕" w:hAnsi="맑은 고딕"/>
-                <w:b w:val="false"/>
-                <w:bCs w:val="false"/>
-                <w:color w:val="000000"/>
-                <w:sz w:val="18"/>
-                <w:szCs w:val="18"/>
-              </w:rPr>
-              <w:t xml:space="preserve">실서버 실험 (20건, Ollama, 5.4절)</w:t>
-            </w:r>
-          </w:p>
-        </w:tc>
-      </w:tr>
-      <w:tr>
-        <w:tc>
-          <w:tcPr>
-            <w:tcW w:type="dxa" w:w="3967"/>
-            <w:tcBorders>
-              <w:top w:val="single" w:color="AAAAAA" w:sz="1"/>
-              <w:left w:val="single" w:color="AAAAAA" w:sz="1"/>
-              <w:bottom w:val="single" w:color="AAAAAA" w:sz="1"/>
-              <w:right w:val="single" w:color="AAAAAA" w:sz="1"/>
-            </w:tcBorders>
-            <w:vAlign w:val="center"/>
-          </w:tcPr>
-          <w:p>
-            <w:pPr>
-              <w:spacing w:after="40" w:before="40"/>
-              <w:jc w:val="left"/>
-            </w:pPr>
-            <w:r>
-              <w:rPr>
-                <w:rFonts w:ascii="맑은 고딕" w:cs="맑은 고딕" w:eastAsia="맑은 고딕" w:hAnsi="맑은 고딕"/>
-                <w:b w:val="false"/>
-                <w:bCs w:val="false"/>
-                <w:color w:val="000000"/>
-                <w:sz w:val="18"/>
-                <w:szCs w:val="18"/>
-              </w:rPr>
-              <w:t xml:space="preserve">compute-stats.js</w:t>
-            </w:r>
-          </w:p>
-        </w:tc>
-        <w:tc>
-          <w:tcPr>
-            <w:tcW w:type="dxa" w:w="3967"/>
-            <w:tcBorders>
-              <w:top w:val="single" w:color="AAAAAA" w:sz="1"/>
-              <w:left w:val="single" w:color="AAAAAA" w:sz="1"/>
-              <w:bottom w:val="single" w:color="AAAAAA" w:sz="1"/>
-              <w:right w:val="single" w:color="AAAAAA" w:sz="1"/>
-            </w:tcBorders>
-            <w:vAlign w:val="center"/>
-          </w:tcPr>
-          <w:p>
-            <w:pPr>
-              <w:spacing w:after="40" w:before="40"/>
-              <w:jc w:val="left"/>
-            </w:pPr>
-            <w:r>
-              <w:rPr>
-                <w:rFonts w:ascii="맑은 고딕" w:cs="맑은 고딕" w:eastAsia="맑은 고딕" w:hAnsi="맑은 고딕"/>
-                <w:b w:val="false"/>
-                <w:bCs w:val="false"/>
-                <w:color w:val="000000"/>
-                <w:sz w:val="18"/>
-                <w:szCs w:val="18"/>
-              </w:rPr>
-              <w:t xml:space="preserve">시드별 개선율 재현 확인 (부록 B)</w:t>
-            </w:r>
-          </w:p>
-        </w:tc>
-      </w:tr>
-    </w:tbl>
-    <w:p>
-      <w:pPr>
-        <w:spacing w:after="80"/>
-      </w:pPr>
-    </w:p>
-    <w:p>
-      <w:pPr>
-        <w:spacing w:after="130" w:before="220" w:line="240"/>
-      </w:pPr>
-      <w:r>
-        <w:rPr>
-          <w:rFonts w:ascii="맑은 고딕" w:cs="맑은 고딕" w:eastAsia="맑은 고딕" w:hAnsi="맑은 고딕"/>
-          <w:b/>
-          <w:bCs/>
-          <w:color w:val="333333"/>
-          <w:sz w:val="24"/>
-          <w:szCs w:val="24"/>
-        </w:rPr>
-        <w:t xml:space="preserve">B. 실험 구성 상세</w:t>
-      </w:r>
-    </w:p>
-    <w:p>
-      <w:pPr>
-        <w:spacing w:after="120" w:line="240"/>
-      </w:pPr>
-      <w:r>
-        <w:rPr>
-          <w:rFonts w:ascii="맑은 고딕" w:cs="맑은 고딕" w:eastAsia="맑은 고딕" w:hAnsi="맑은 고딕"/>
-          <w:b/>
-          <w:bCs/>
-          <w:color w:val="000000"/>
-          <w:sz w:val="20"/>
-          <w:szCs w:val="20"/>
-        </w:rPr>
-        <w:t xml:space="preserve">표 B.1. MLFQ 선점형 실험 시드별 결과 (지표: Short 요청 응답시간)</w:t>
-      </w:r>
-    </w:p>
-    <w:tbl>
-      <w:tblPr>
-        <w:tblW w:type="auto" w:w="100"/>
-        <w:tblBorders>
-          <w:top w:val="single" w:color="auto" w:sz="4"/>
-          <w:left w:val="single" w:color="auto" w:sz="4"/>
-          <w:bottom w:val="single" w:color="auto" w:sz="4"/>
-          <w:right w:val="single" w:color="auto" w:sz="4"/>
-          <w:insideH w:val="single" w:color="auto" w:sz="4"/>
-          <w:insideV w:val="single" w:color="auto" w:sz="4"/>
-        </w:tblBorders>
-      </w:tblPr>
-      <w:tblGrid>
-        <w:gridCol w:w="1983"/>
-        <w:gridCol w:w="1983"/>
-        <w:gridCol w:w="1983"/>
-        <w:gridCol w:w="1983"/>
-      </w:tblGrid>
-      <w:tr>
-        <w:tc>
-          <w:tcPr>
-            <w:tcW w:type="dxa" w:w="1983"/>
-            <w:tcBorders>
-              <w:top w:val="single" w:color="AAAAAA" w:sz="1"/>
-              <w:left w:val="single" w:color="AAAAAA" w:sz="1"/>
-              <w:bottom w:val="single" w:color="AAAAAA" w:sz="1"/>
-              <w:right w:val="single" w:color="AAAAAA" w:sz="1"/>
-            </w:tcBorders>
-            <w:shd w:fill="D9E2F3" w:val="clear"/>
-            <w:vAlign w:val="center"/>
-          </w:tcPr>
-          <w:p>
-            <w:pPr>
-              <w:spacing w:after="40" w:before="40"/>
-              <w:jc w:val="center"/>
-            </w:pPr>
-            <w:r>
-              <w:rPr>
-                <w:rFonts w:ascii="맑은 고딕" w:cs="맑은 고딕" w:eastAsia="맑은 고딕" w:hAnsi="맑은 고딕"/>
-                <w:b/>
-                <w:bCs/>
-                <w:color w:val="000000"/>
-                <w:sz w:val="18"/>
-                <w:szCs w:val="18"/>
-              </w:rPr>
-              <w:t xml:space="preserve">시드</w:t>
-            </w:r>
-          </w:p>
-        </w:tc>
-        <w:tc>
-          <w:tcPr>
-            <w:tcW w:type="dxa" w:w="1983"/>
-            <w:tcBorders>
-              <w:top w:val="single" w:color="AAAAAA" w:sz="1"/>
-              <w:left w:val="single" w:color="AAAAAA" w:sz="1"/>
-              <w:bottom w:val="single" w:color="AAAAAA" w:sz="1"/>
-              <w:right w:val="single" w:color="AAAAAA" w:sz="1"/>
-            </w:tcBorders>
-            <w:shd w:fill="D9E2F3" w:val="clear"/>
-            <w:vAlign w:val="center"/>
-          </w:tcPr>
-          <w:p>
-            <w:pPr>
-              <w:spacing w:after="40" w:before="40"/>
-              <w:jc w:val="center"/>
-            </w:pPr>
-            <w:r>
-              <w:rPr>
-                <w:rFonts w:ascii="맑은 고딕" w:cs="맑은 고딕" w:eastAsia="맑은 고딕" w:hAnsi="맑은 고딕"/>
-                <w:b/>
-                <w:bCs/>
-                <w:color w:val="000000"/>
-                <w:sz w:val="18"/>
-                <w:szCs w:val="18"/>
-              </w:rPr>
-              <w:t xml:space="preserve">FCFS Short 응답시간</w:t>
-            </w:r>
-          </w:p>
-        </w:tc>
-        <w:tc>
-          <w:tcPr>
-            <w:tcW w:type="dxa" w:w="1983"/>
-            <w:tcBorders>
-              <w:top w:val="single" w:color="AAAAAA" w:sz="1"/>
-              <w:left w:val="single" w:color="AAAAAA" w:sz="1"/>
-              <w:bottom w:val="single" w:color="AAAAAA" w:sz="1"/>
-              <w:right w:val="single" w:color="AAAAAA" w:sz="1"/>
-            </w:tcBorders>
-            <w:shd w:fill="D9E2F3" w:val="clear"/>
-            <w:vAlign w:val="center"/>
-          </w:tcPr>
-          <w:p>
-            <w:pPr>
-              <w:spacing w:after="40" w:before="40"/>
-              <w:jc w:val="center"/>
-            </w:pPr>
-            <w:r>
-              <w:rPr>
-                <w:rFonts w:ascii="맑은 고딕" w:cs="맑은 고딕" w:eastAsia="맑은 고딕" w:hAnsi="맑은 고딕"/>
-                <w:b/>
-                <w:bCs/>
-                <w:color w:val="000000"/>
-                <w:sz w:val="18"/>
-                <w:szCs w:val="18"/>
-              </w:rPr>
-              <w:t xml:space="preserve">MLFQ Short 응답시간</w:t>
-            </w:r>
-          </w:p>
-        </w:tc>
-        <w:tc>
-          <w:tcPr>
-            <w:tcW w:type="dxa" w:w="1983"/>
-            <w:tcBorders>
-              <w:top w:val="single" w:color="AAAAAA" w:sz="1"/>
-              <w:left w:val="single" w:color="AAAAAA" w:sz="1"/>
-              <w:bottom w:val="single" w:color="AAAAAA" w:sz="1"/>
-              <w:right w:val="single" w:color="AAAAAA" w:sz="1"/>
-            </w:tcBorders>
-            <w:shd w:fill="D9E2F3" w:val="clear"/>
-            <w:vAlign w:val="center"/>
-          </w:tcPr>
-          <w:p>
-            <w:pPr>
-              <w:spacing w:after="40" w:before="40"/>
-              <w:jc w:val="center"/>
-            </w:pPr>
-            <w:r>
-              <w:rPr>
-                <w:rFonts w:ascii="맑은 고딕" w:cs="맑은 고딕" w:eastAsia="맑은 고딕" w:hAnsi="맑은 고딕"/>
-                <w:b/>
-                <w:bCs/>
-                <w:color w:val="000000"/>
-                <w:sz w:val="18"/>
-                <w:szCs w:val="18"/>
-              </w:rPr>
-              <w:t xml:space="preserve">개선율</w:t>
-            </w:r>
-          </w:p>
-        </w:tc>
-      </w:tr>
-      <w:tr>
-        <w:tc>
-          <w:tcPr>
-            <w:tcW w:type="dxa" w:w="1983"/>
-            <w:tcBorders>
-              <w:top w:val="single" w:color="AAAAAA" w:sz="1"/>
-              <w:left w:val="single" w:color="AAAAAA" w:sz="1"/>
-              <w:bottom w:val="single" w:color="AAAAAA" w:sz="1"/>
-              <w:right w:val="single" w:color="AAAAAA" w:sz="1"/>
-            </w:tcBorders>
-            <w:vAlign w:val="center"/>
-          </w:tcPr>
-          <w:p>
-            <w:pPr>
-              <w:spacing w:after="40" w:before="40"/>
-              <w:jc w:val="left"/>
-            </w:pPr>
-            <w:r>
-              <w:rPr>
-                <w:rFonts w:ascii="맑은 고딕" w:cs="맑은 고딕" w:eastAsia="맑은 고딕" w:hAnsi="맑은 고딕"/>
-                <w:b w:val="false"/>
-                <w:bCs w:val="false"/>
-                <w:color w:val="000000"/>
-                <w:sz w:val="18"/>
-                <w:szCs w:val="18"/>
-              </w:rPr>
-              <w:t xml:space="preserve">12345</w:t>
-            </w:r>
-          </w:p>
-        </w:tc>
-        <w:tc>
-          <w:tcPr>
-            <w:tcW w:type="dxa" w:w="1983"/>
-            <w:tcBorders>
-              <w:top w:val="single" w:color="AAAAAA" w:sz="1"/>
-              <w:left w:val="single" w:color="AAAAAA" w:sz="1"/>
-              <w:bottom w:val="single" w:color="AAAAAA" w:sz="1"/>
-              <w:right w:val="single" w:color="AAAAAA" w:sz="1"/>
-            </w:tcBorders>
-            <w:vAlign w:val="center"/>
-          </w:tcPr>
-          <w:p>
-            <w:pPr>
-              <w:spacing w:after="40" w:before="40"/>
-              <w:jc w:val="left"/>
-            </w:pPr>
-            <w:r>
-              <w:rPr>
-                <w:rFonts w:ascii="맑은 고딕" w:cs="맑은 고딕" w:eastAsia="맑은 고딕" w:hAnsi="맑은 고딕"/>
-                <w:b w:val="false"/>
-                <w:bCs w:val="false"/>
-                <w:color w:val="000000"/>
-                <w:sz w:val="18"/>
-                <w:szCs w:val="18"/>
-              </w:rPr>
-              <w:t xml:space="preserve">약 634,201ms</w:t>
-            </w:r>
-          </w:p>
-        </w:tc>
-        <w:tc>
-          <w:tcPr>
-            <w:tcW w:type="dxa" w:w="1983"/>
-            <w:tcBorders>
-              <w:top w:val="single" w:color="AAAAAA" w:sz="1"/>
-              <w:left w:val="single" w:color="AAAAAA" w:sz="1"/>
-              <w:bottom w:val="single" w:color="AAAAAA" w:sz="1"/>
-              <w:right w:val="single" w:color="AAAAAA" w:sz="1"/>
-            </w:tcBorders>
-            <w:vAlign w:val="center"/>
-          </w:tcPr>
-          <w:p>
-            <w:pPr>
-              <w:spacing w:after="40" w:before="40"/>
-              <w:jc w:val="left"/>
-            </w:pPr>
-            <w:r>
-              <w:rPr>
-                <w:rFonts w:ascii="맑은 고딕" w:cs="맑은 고딕" w:eastAsia="맑은 고딕" w:hAnsi="맑은 고딕"/>
-                <w:b w:val="false"/>
-                <w:bCs w:val="false"/>
-                <w:color w:val="000000"/>
-                <w:sz w:val="18"/>
-                <w:szCs w:val="18"/>
-              </w:rPr>
-              <w:t xml:space="preserve">약 179,071ms</w:t>
-            </w:r>
-          </w:p>
-        </w:tc>
-        <w:tc>
-          <w:tcPr>
-            <w:tcW w:type="dxa" w:w="1983"/>
-            <w:tcBorders>
-              <w:top w:val="single" w:color="AAAAAA" w:sz="1"/>
-              <w:left w:val="single" w:color="AAAAAA" w:sz="1"/>
-              <w:bottom w:val="single" w:color="AAAAAA" w:sz="1"/>
-              <w:right w:val="single" w:color="AAAAAA" w:sz="1"/>
-            </w:tcBorders>
-            <w:vAlign w:val="center"/>
-          </w:tcPr>
-          <w:p>
-            <w:pPr>
-              <w:spacing w:after="40" w:before="40"/>
-              <w:jc w:val="left"/>
-            </w:pPr>
-            <w:r>
-              <w:rPr>
-                <w:rFonts w:ascii="맑은 고딕" w:cs="맑은 고딕" w:eastAsia="맑은 고딕" w:hAnsi="맑은 고딕"/>
-                <w:b w:val="false"/>
-                <w:bCs w:val="false"/>
-                <w:color w:val="000000"/>
-                <w:sz w:val="18"/>
-                <w:szCs w:val="18"/>
-              </w:rPr>
-              <w:t xml:space="preserve">71.8%</w:t>
-            </w:r>
-          </w:p>
-        </w:tc>
-      </w:tr>
-      <w:tr>
-        <w:tc>
-          <w:tcPr>
-            <w:tcW w:type="dxa" w:w="1983"/>
-            <w:tcBorders>
-              <w:top w:val="single" w:color="AAAAAA" w:sz="1"/>
-              <w:left w:val="single" w:color="AAAAAA" w:sz="1"/>
-              <w:bottom w:val="single" w:color="AAAAAA" w:sz="1"/>
-              <w:right w:val="single" w:color="AAAAAA" w:sz="1"/>
-            </w:tcBorders>
-            <w:vAlign w:val="center"/>
-          </w:tcPr>
-          <w:p>
-            <w:pPr>
-              <w:spacing w:after="40" w:before="40"/>
-              <w:jc w:val="left"/>
-            </w:pPr>
-            <w:r>
-              <w:rPr>
-                <w:rFonts w:ascii="맑은 고딕" w:cs="맑은 고딕" w:eastAsia="맑은 고딕" w:hAnsi="맑은 고딕"/>
-                <w:b w:val="false"/>
-                <w:bCs w:val="false"/>
-                <w:color w:val="000000"/>
-                <w:sz w:val="18"/>
-                <w:szCs w:val="18"/>
-              </w:rPr>
-              <w:t xml:space="preserve">23456</w:t>
-            </w:r>
-          </w:p>
-        </w:tc>
-        <w:tc>
-          <w:tcPr>
-            <w:tcW w:type="dxa" w:w="1983"/>
-            <w:tcBorders>
-              <w:top w:val="single" w:color="AAAAAA" w:sz="1"/>
-              <w:left w:val="single" w:color="AAAAAA" w:sz="1"/>
-              <w:bottom w:val="single" w:color="AAAAAA" w:sz="1"/>
-              <w:right w:val="single" w:color="AAAAAA" w:sz="1"/>
-            </w:tcBorders>
-            <w:vAlign w:val="center"/>
-          </w:tcPr>
-          <w:p>
-            <w:pPr>
-              <w:spacing w:after="40" w:before="40"/>
-              <w:jc w:val="left"/>
-            </w:pPr>
-            <w:r>
-              <w:rPr>
-                <w:rFonts w:ascii="맑은 고딕" w:cs="맑은 고딕" w:eastAsia="맑은 고딕" w:hAnsi="맑은 고딕"/>
-                <w:b w:val="false"/>
-                <w:bCs w:val="false"/>
-                <w:color w:val="000000"/>
-                <w:sz w:val="18"/>
-                <w:szCs w:val="18"/>
-              </w:rPr>
-              <w:t xml:space="preserve">약 666,730ms</w:t>
-            </w:r>
-          </w:p>
-        </w:tc>
-        <w:tc>
-          <w:tcPr>
-            <w:tcW w:type="dxa" w:w="1983"/>
-            <w:tcBorders>
-              <w:top w:val="single" w:color="AAAAAA" w:sz="1"/>
-              <w:left w:val="single" w:color="AAAAAA" w:sz="1"/>
-              <w:bottom w:val="single" w:color="AAAAAA" w:sz="1"/>
-              <w:right w:val="single" w:color="AAAAAA" w:sz="1"/>
-            </w:tcBorders>
-            <w:vAlign w:val="center"/>
-          </w:tcPr>
-          <w:p>
-            <w:pPr>
-              <w:spacing w:after="40" w:before="40"/>
-              <w:jc w:val="left"/>
-            </w:pPr>
-            <w:r>
-              <w:rPr>
-                <w:rFonts w:ascii="맑은 고딕" w:cs="맑은 고딕" w:eastAsia="맑은 고딕" w:hAnsi="맑은 고딕"/>
-                <w:b w:val="false"/>
-                <w:bCs w:val="false"/>
-                <w:color w:val="000000"/>
-                <w:sz w:val="18"/>
-                <w:szCs w:val="18"/>
-              </w:rPr>
-              <w:t xml:space="preserve">약 171,319ms</w:t>
-            </w:r>
-          </w:p>
-        </w:tc>
-        <w:tc>
-          <w:tcPr>
-            <w:tcW w:type="dxa" w:w="1983"/>
-            <w:tcBorders>
-              <w:top w:val="single" w:color="AAAAAA" w:sz="1"/>
-              <w:left w:val="single" w:color="AAAAAA" w:sz="1"/>
-              <w:bottom w:val="single" w:color="AAAAAA" w:sz="1"/>
-              <w:right w:val="single" w:color="AAAAAA" w:sz="1"/>
-            </w:tcBorders>
-            <w:vAlign w:val="center"/>
-          </w:tcPr>
-          <w:p>
-            <w:pPr>
-              <w:spacing w:after="40" w:before="40"/>
-              <w:jc w:val="left"/>
-            </w:pPr>
-            <w:r>
-              <w:rPr>
-                <w:rFonts w:ascii="맑은 고딕" w:cs="맑은 고딕" w:eastAsia="맑은 고딕" w:hAnsi="맑은 고딕"/>
-                <w:b w:val="false"/>
-                <w:bCs w:val="false"/>
-                <w:color w:val="000000"/>
-                <w:sz w:val="18"/>
-                <w:szCs w:val="18"/>
-              </w:rPr>
-              <w:t xml:space="preserve">74.3%</w:t>
-            </w:r>
-          </w:p>
-        </w:tc>
-      </w:tr>
-      <w:tr>
-        <w:tc>
-          <w:tcPr>
-            <w:tcW w:type="dxa" w:w="1983"/>
-            <w:tcBorders>
-              <w:top w:val="single" w:color="AAAAAA" w:sz="1"/>
-              <w:left w:val="single" w:color="AAAAAA" w:sz="1"/>
-              <w:bottom w:val="single" w:color="AAAAAA" w:sz="1"/>
-              <w:right w:val="single" w:color="AAAAAA" w:sz="1"/>
-            </w:tcBorders>
-            <w:vAlign w:val="center"/>
-          </w:tcPr>
-          <w:p>
-            <w:pPr>
-              <w:spacing w:after="40" w:before="40"/>
-              <w:jc w:val="left"/>
-            </w:pPr>
-            <w:r>
-              <w:rPr>
-                <w:rFonts w:ascii="맑은 고딕" w:cs="맑은 고딕" w:eastAsia="맑은 고딕" w:hAnsi="맑은 고딕"/>
-                <w:b w:val="false"/>
-                <w:bCs w:val="false"/>
-                <w:color w:val="000000"/>
-                <w:sz w:val="18"/>
-                <w:szCs w:val="18"/>
-              </w:rPr>
-              <w:t xml:space="preserve">34567</w:t>
-            </w:r>
-          </w:p>
-        </w:tc>
-        <w:tc>
-          <w:tcPr>
-            <w:tcW w:type="dxa" w:w="1983"/>
-            <w:tcBorders>
-              <w:top w:val="single" w:color="AAAAAA" w:sz="1"/>
-              <w:left w:val="single" w:color="AAAAAA" w:sz="1"/>
-              <w:bottom w:val="single" w:color="AAAAAA" w:sz="1"/>
-              <w:right w:val="single" w:color="AAAAAA" w:sz="1"/>
-            </w:tcBorders>
-            <w:vAlign w:val="center"/>
-          </w:tcPr>
-          <w:p>
-            <w:pPr>
-              <w:spacing w:after="40" w:before="40"/>
-              <w:jc w:val="left"/>
-            </w:pPr>
-            <w:r>
-              <w:rPr>
-                <w:rFonts w:ascii="맑은 고딕" w:cs="맑은 고딕" w:eastAsia="맑은 고딕" w:hAnsi="맑은 고딕"/>
-                <w:b w:val="false"/>
-                <w:bCs w:val="false"/>
-                <w:color w:val="000000"/>
-                <w:sz w:val="18"/>
-                <w:szCs w:val="18"/>
-              </w:rPr>
-              <w:t xml:space="preserve">약 630,038ms</w:t>
-            </w:r>
-          </w:p>
-        </w:tc>
-        <w:tc>
-          <w:tcPr>
-            <w:tcW w:type="dxa" w:w="1983"/>
-            <w:tcBorders>
-              <w:top w:val="single" w:color="AAAAAA" w:sz="1"/>
-              <w:left w:val="single" w:color="AAAAAA" w:sz="1"/>
-              <w:bottom w:val="single" w:color="AAAAAA" w:sz="1"/>
-              <w:right w:val="single" w:color="AAAAAA" w:sz="1"/>
-            </w:tcBorders>
-            <w:vAlign w:val="center"/>
-          </w:tcPr>
-          <w:p>
-            <w:pPr>
-              <w:spacing w:after="40" w:before="40"/>
-              <w:jc w:val="left"/>
-            </w:pPr>
-            <w:r>
-              <w:rPr>
-                <w:rFonts w:ascii="맑은 고딕" w:cs="맑은 고딕" w:eastAsia="맑은 고딕" w:hAnsi="맑은 고딕"/>
-                <w:b w:val="false"/>
-                <w:bCs w:val="false"/>
-                <w:color w:val="000000"/>
-                <w:sz w:val="18"/>
-                <w:szCs w:val="18"/>
-              </w:rPr>
-              <w:t xml:space="preserve">약 164,213ms</w:t>
-            </w:r>
-          </w:p>
-        </w:tc>
-        <w:tc>
-          <w:tcPr>
-            <w:tcW w:type="dxa" w:w="1983"/>
-            <w:tcBorders>
-              <w:top w:val="single" w:color="AAAAAA" w:sz="1"/>
-              <w:left w:val="single" w:color="AAAAAA" w:sz="1"/>
-              <w:bottom w:val="single" w:color="AAAAAA" w:sz="1"/>
-              <w:right w:val="single" w:color="AAAAAA" w:sz="1"/>
-            </w:tcBorders>
-            <w:vAlign w:val="center"/>
-          </w:tcPr>
-          <w:p>
-            <w:pPr>
-              <w:spacing w:after="40" w:before="40"/>
-              <w:jc w:val="left"/>
-            </w:pPr>
-            <w:r>
-              <w:rPr>
-                <w:rFonts w:ascii="맑은 고딕" w:cs="맑은 고딕" w:eastAsia="맑은 고딕" w:hAnsi="맑은 고딕"/>
-                <w:b w:val="false"/>
-                <w:bCs w:val="false"/>
-                <w:color w:val="000000"/>
-                <w:sz w:val="18"/>
-                <w:szCs w:val="18"/>
-              </w:rPr>
-              <w:t xml:space="preserve">73.9%</w:t>
-            </w:r>
-          </w:p>
-        </w:tc>
-      </w:tr>
-      <w:tr>
-        <w:tc>
-          <w:tcPr>
-            <w:tcW w:type="dxa" w:w="1983"/>
-            <w:tcBorders>
-              <w:top w:val="single" w:color="AAAAAA" w:sz="1"/>
-              <w:left w:val="single" w:color="AAAAAA" w:sz="1"/>
-              <w:bottom w:val="single" w:color="AAAAAA" w:sz="1"/>
-              <w:right w:val="single" w:color="AAAAAA" w:sz="1"/>
-            </w:tcBorders>
-            <w:vAlign w:val="center"/>
-          </w:tcPr>
-          <w:p>
-            <w:pPr>
-              <w:spacing w:after="40" w:before="40"/>
-              <w:jc w:val="left"/>
-            </w:pPr>
-            <w:r>
-              <w:rPr>
-                <w:rFonts w:ascii="맑은 고딕" w:cs="맑은 고딕" w:eastAsia="맑은 고딕" w:hAnsi="맑은 고딕"/>
-                <w:b w:val="false"/>
-                <w:bCs w:val="false"/>
-                <w:color w:val="000000"/>
-                <w:sz w:val="18"/>
-                <w:szCs w:val="18"/>
-              </w:rPr>
-              <w:t xml:space="preserve">45678</w:t>
-            </w:r>
-          </w:p>
-        </w:tc>
-        <w:tc>
-          <w:tcPr>
-            <w:tcW w:type="dxa" w:w="1983"/>
-            <w:tcBorders>
-              <w:top w:val="single" w:color="AAAAAA" w:sz="1"/>
-              <w:left w:val="single" w:color="AAAAAA" w:sz="1"/>
-              <w:bottom w:val="single" w:color="AAAAAA" w:sz="1"/>
-              <w:right w:val="single" w:color="AAAAAA" w:sz="1"/>
-            </w:tcBorders>
-            <w:vAlign w:val="center"/>
-          </w:tcPr>
-          <w:p>
-            <w:pPr>
-              <w:spacing w:after="40" w:before="40"/>
-              <w:jc w:val="left"/>
-            </w:pPr>
-            <w:r>
-              <w:rPr>
-                <w:rFonts w:ascii="맑은 고딕" w:cs="맑은 고딕" w:eastAsia="맑은 고딕" w:hAnsi="맑은 고딕"/>
-                <w:b w:val="false"/>
-                <w:bCs w:val="false"/>
-                <w:color w:val="000000"/>
-                <w:sz w:val="18"/>
-                <w:szCs w:val="18"/>
-              </w:rPr>
-              <w:t xml:space="preserve">약 598,388ms</w:t>
-            </w:r>
-          </w:p>
-        </w:tc>
-        <w:tc>
-          <w:tcPr>
-            <w:tcW w:type="dxa" w:w="1983"/>
-            <w:tcBorders>
-              <w:top w:val="single" w:color="AAAAAA" w:sz="1"/>
-              <w:left w:val="single" w:color="AAAAAA" w:sz="1"/>
-              <w:bottom w:val="single" w:color="AAAAAA" w:sz="1"/>
-              <w:right w:val="single" w:color="AAAAAA" w:sz="1"/>
-            </w:tcBorders>
-            <w:vAlign w:val="center"/>
-          </w:tcPr>
-          <w:p>
-            <w:pPr>
-              <w:spacing w:after="40" w:before="40"/>
-              <w:jc w:val="left"/>
-            </w:pPr>
-            <w:r>
-              <w:rPr>
-                <w:rFonts w:ascii="맑은 고딕" w:cs="맑은 고딕" w:eastAsia="맑은 고딕" w:hAnsi="맑은 고딕"/>
-                <w:b w:val="false"/>
-                <w:bCs w:val="false"/>
-                <w:color w:val="000000"/>
-                <w:sz w:val="18"/>
-                <w:szCs w:val="18"/>
-              </w:rPr>
-              <w:t xml:space="preserve">약 164,665ms</w:t>
-            </w:r>
-          </w:p>
-        </w:tc>
-        <w:tc>
-          <w:tcPr>
-            <w:tcW w:type="dxa" w:w="1983"/>
-            <w:tcBorders>
-              <w:top w:val="single" w:color="AAAAAA" w:sz="1"/>
-              <w:left w:val="single" w:color="AAAAAA" w:sz="1"/>
-              <w:bottom w:val="single" w:color="AAAAAA" w:sz="1"/>
-              <w:right w:val="single" w:color="AAAAAA" w:sz="1"/>
-            </w:tcBorders>
-            <w:vAlign w:val="center"/>
-          </w:tcPr>
-          <w:p>
-            <w:pPr>
-              <w:spacing w:after="40" w:before="40"/>
-              <w:jc w:val="left"/>
-            </w:pPr>
-            <w:r>
-              <w:rPr>
-                <w:rFonts w:ascii="맑은 고딕" w:cs="맑은 고딕" w:eastAsia="맑은 고딕" w:hAnsi="맑은 고딕"/>
-                <w:b w:val="false"/>
-                <w:bCs w:val="false"/>
-                <w:color w:val="000000"/>
-                <w:sz w:val="18"/>
-                <w:szCs w:val="18"/>
-              </w:rPr>
-              <w:t xml:space="preserve">72.5%</w:t>
-            </w:r>
-          </w:p>
-        </w:tc>
-      </w:tr>
-      <w:tr>
-        <w:tc>
-          <w:tcPr>
-            <w:tcW w:type="dxa" w:w="1983"/>
-            <w:tcBorders>
-              <w:top w:val="single" w:color="AAAAAA" w:sz="1"/>
-              <w:left w:val="single" w:color="AAAAAA" w:sz="1"/>
-              <w:bottom w:val="single" w:color="AAAAAA" w:sz="1"/>
-              <w:right w:val="single" w:color="AAAAAA" w:sz="1"/>
-            </w:tcBorders>
-            <w:vAlign w:val="center"/>
-          </w:tcPr>
-          <w:p>
-            <w:pPr>
-              <w:spacing w:after="40" w:before="40"/>
-              <w:jc w:val="left"/>
-            </w:pPr>
-            <w:r>
-              <w:rPr>
-                <w:rFonts w:ascii="맑은 고딕" w:cs="맑은 고딕" w:eastAsia="맑은 고딕" w:hAnsi="맑은 고딕"/>
-                <w:b w:val="false"/>
-                <w:bCs w:val="false"/>
-                <w:color w:val="000000"/>
-                <w:sz w:val="18"/>
-                <w:szCs w:val="18"/>
-              </w:rPr>
-              <w:t xml:space="preserve">56789</w:t>
-            </w:r>
-          </w:p>
-        </w:tc>
-        <w:tc>
-          <w:tcPr>
-            <w:tcW w:type="dxa" w:w="1983"/>
-            <w:tcBorders>
-              <w:top w:val="single" w:color="AAAAAA" w:sz="1"/>
-              <w:left w:val="single" w:color="AAAAAA" w:sz="1"/>
-              <w:bottom w:val="single" w:color="AAAAAA" w:sz="1"/>
-              <w:right w:val="single" w:color="AAAAAA" w:sz="1"/>
-            </w:tcBorders>
-            <w:vAlign w:val="center"/>
-          </w:tcPr>
-          <w:p>
-            <w:pPr>
-              <w:spacing w:after="40" w:before="40"/>
-              <w:jc w:val="left"/>
-            </w:pPr>
-            <w:r>
-              <w:rPr>
-                <w:rFonts w:ascii="맑은 고딕" w:cs="맑은 고딕" w:eastAsia="맑은 고딕" w:hAnsi="맑은 고딕"/>
-                <w:b w:val="false"/>
-                <w:bCs w:val="false"/>
-                <w:color w:val="000000"/>
-                <w:sz w:val="18"/>
-                <w:szCs w:val="18"/>
-              </w:rPr>
-              <w:t xml:space="preserve">약 644,441ms</w:t>
-            </w:r>
-          </w:p>
-        </w:tc>
-        <w:tc>
-          <w:tcPr>
-            <w:tcW w:type="dxa" w:w="1983"/>
-            <w:tcBorders>
-              <w:top w:val="single" w:color="AAAAAA" w:sz="1"/>
-              <w:left w:val="single" w:color="AAAAAA" w:sz="1"/>
-              <w:bottom w:val="single" w:color="AAAAAA" w:sz="1"/>
-              <w:right w:val="single" w:color="AAAAAA" w:sz="1"/>
-            </w:tcBorders>
-            <w:vAlign w:val="center"/>
-          </w:tcPr>
-          <w:p>
-            <w:pPr>
-              <w:spacing w:after="40" w:before="40"/>
-              <w:jc w:val="left"/>
-            </w:pPr>
-            <w:r>
-              <w:rPr>
-                <w:rFonts w:ascii="맑은 고딕" w:cs="맑은 고딕" w:eastAsia="맑은 고딕" w:hAnsi="맑은 고딕"/>
-                <w:b w:val="false"/>
-                <w:bCs w:val="false"/>
-                <w:color w:val="000000"/>
-                <w:sz w:val="18"/>
-                <w:szCs w:val="18"/>
-              </w:rPr>
-              <w:t xml:space="preserve">약 170,603ms</w:t>
-            </w:r>
-          </w:p>
-        </w:tc>
-        <w:tc>
-          <w:tcPr>
-            <w:tcW w:type="dxa" w:w="1983"/>
-            <w:tcBorders>
-              <w:top w:val="single" w:color="AAAAAA" w:sz="1"/>
-              <w:left w:val="single" w:color="AAAAAA" w:sz="1"/>
-              <w:bottom w:val="single" w:color="AAAAAA" w:sz="1"/>
-              <w:right w:val="single" w:color="AAAAAA" w:sz="1"/>
-            </w:tcBorders>
-            <w:vAlign w:val="center"/>
-          </w:tcPr>
-          <w:p>
-            <w:pPr>
-              <w:spacing w:after="40" w:before="40"/>
-              <w:jc w:val="left"/>
-            </w:pPr>
-            <w:r>
-              <w:rPr>
-                <w:rFonts w:ascii="맑은 고딕" w:cs="맑은 고딕" w:eastAsia="맑은 고딕" w:hAnsi="맑은 고딕"/>
-                <w:b w:val="false"/>
-                <w:bCs w:val="false"/>
-                <w:color w:val="000000"/>
-                <w:sz w:val="18"/>
-                <w:szCs w:val="18"/>
-              </w:rPr>
-              <w:t xml:space="preserve">73.5%</w:t>
-            </w:r>
-          </w:p>
-        </w:tc>
-      </w:tr>
-      <w:tr>
-        <w:tc>
-          <w:tcPr>
-            <w:tcW w:type="dxa" w:w="1983"/>
-            <w:tcBorders>
-              <w:top w:val="single" w:color="AAAAAA" w:sz="1"/>
-              <w:left w:val="single" w:color="AAAAAA" w:sz="1"/>
-              <w:bottom w:val="single" w:color="AAAAAA" w:sz="1"/>
-              <w:right w:val="single" w:color="AAAAAA" w:sz="1"/>
-            </w:tcBorders>
-            <w:vAlign w:val="center"/>
-          </w:tcPr>
-          <w:p>
-            <w:pPr>
-              <w:spacing w:after="40" w:before="40"/>
-              <w:jc w:val="left"/>
-            </w:pPr>
-            <w:r>
-              <w:rPr>
-                <w:rFonts w:ascii="맑은 고딕" w:cs="맑은 고딕" w:eastAsia="맑은 고딕" w:hAnsi="맑은 고딕"/>
-                <w:b w:val="false"/>
-                <w:bCs w:val="false"/>
-                <w:color w:val="000000"/>
-                <w:sz w:val="18"/>
-                <w:szCs w:val="18"/>
-              </w:rPr>
-              <w:t xml:space="preserve">평균</w:t>
-            </w:r>
-          </w:p>
-        </w:tc>
-        <w:tc>
-          <w:tcPr>
-            <w:tcW w:type="dxa" w:w="1983"/>
-            <w:tcBorders>
-              <w:top w:val="single" w:color="AAAAAA" w:sz="1"/>
-              <w:left w:val="single" w:color="AAAAAA" w:sz="1"/>
-              <w:bottom w:val="single" w:color="AAAAAA" w:sz="1"/>
-              <w:right w:val="single" w:color="AAAAAA" w:sz="1"/>
-            </w:tcBorders>
-            <w:vAlign w:val="center"/>
-          </w:tcPr>
-          <w:p>
-            <w:pPr>
-              <w:spacing w:after="40" w:before="40"/>
-              <w:jc w:val="left"/>
-            </w:pPr>
-            <w:r>
-              <w:rPr>
-                <w:rFonts w:ascii="맑은 고딕" w:cs="맑은 고딕" w:eastAsia="맑은 고딕" w:hAnsi="맑은 고딕"/>
-                <w:b w:val="false"/>
-                <w:bCs w:val="false"/>
-                <w:color w:val="000000"/>
-                <w:sz w:val="18"/>
-                <w:szCs w:val="18"/>
-              </w:rPr>
-              <w:t xml:space="preserve">약 634,759ms</w:t>
-            </w:r>
-          </w:p>
-        </w:tc>
-        <w:tc>
-          <w:tcPr>
-            <w:tcW w:type="dxa" w:w="1983"/>
-            <w:tcBorders>
-              <w:top w:val="single" w:color="AAAAAA" w:sz="1"/>
-              <w:left w:val="single" w:color="AAAAAA" w:sz="1"/>
-              <w:bottom w:val="single" w:color="AAAAAA" w:sz="1"/>
-              <w:right w:val="single" w:color="AAAAAA" w:sz="1"/>
-            </w:tcBorders>
-            <w:vAlign w:val="center"/>
-          </w:tcPr>
-          <w:p>
-            <w:pPr>
-              <w:spacing w:after="40" w:before="40"/>
-              <w:jc w:val="left"/>
-            </w:pPr>
-            <w:r>
-              <w:rPr>
-                <w:rFonts